--- a/docs/government-project/06_사용자매뉴얼.docx
+++ b/docs/government-project/06_사용자매뉴얼.docx
@@ -1539,7 +1539,7 @@
           <w:sz w:val="20"/>
           <w:szCs w:val="20"/>
         </w:rPr>
-        <w:t xml:space="preserve">또는 직접 URL healo.kr/intake 접속</w:t>
+        <w:t>또는 직접 URL healo.kr/inquiry 접속</w:t>
       </w:r>
     </w:p>
     <w:p>
@@ -1556,7 +1556,7 @@
           <w:sz w:val="18"/>
           <w:szCs w:val="18"/>
         </w:rPr>
-        <w:t xml:space="preserve">  [화면: /intake 페이지 — Step 1]</w:t>
+        <w:t xml:space="preserve">  [화면: /inquiry 페이지 — 1단계]</w:t>
       </w:r>
     </w:p>
     <w:p>
@@ -2260,7 +2260,7 @@
           <w:sz w:val="18"/>
           <w:szCs w:val="18"/>
         </w:rPr>
-        <w:t xml:space="preserve">  [화면: /intake 페이지 — Step 5 제출 완료 화면]</w:t>
+        <w:t xml:space="preserve">  [화면: /inquiry 페이지 — 제출 완료]</w:t>
       </w:r>
     </w:p>
     <w:p>
@@ -3881,7 +3881,7 @@
           <w:sz w:val="18"/>
           <w:szCs w:val="18"/>
         </w:rPr>
-        <w:t xml:space="preserve">  [화면: /coordinator/intake/[id] 페이지]</w:t>
+        <w:t xml:space="preserve">  [화면: /coordinator/intakes 페이지]</w:t>
       </w:r>
     </w:p>
     <w:p>
@@ -4203,7 +4203,7 @@
           <w:sz w:val="20"/>
           <w:szCs w:val="20"/>
         </w:rPr>
-        <w:t xml:space="preserve">healo.kr/partner 접속 후 의료진 계정으로 로그인</w:t>
+        <w:t>healo.kr/hospital 접속 후 의료기관 담당자 계정으로 로그인 (의료진 본인은 계정 없이 상담방 초대링크로 참여)</w:t>
       </w:r>
     </w:p>
     <w:p>
@@ -4238,7 +4238,7 @@
           <w:sz w:val="18"/>
           <w:szCs w:val="18"/>
         </w:rPr>
-        <w:t xml:space="preserve">  [화면: /partner 페이지 — 파트너 대시보드]</w:t>
+        <w:t xml:space="preserve">  [화면: /hospital 페이지 — 국내 의료기관 대시보드]</w:t>
       </w:r>
     </w:p>
     <w:p>
@@ -4350,7 +4350,7 @@
           <w:sz w:val="18"/>
           <w:szCs w:val="18"/>
         </w:rPr>
-        <w:t xml:space="preserve">  [화면: /partner/patients/[id] 페이지]</w:t>
+        <w:t xml:space="preserve">  [화면: /hospital/leads 페이지 — 의뢰 환자 상세]</w:t>
       </w:r>
     </w:p>
     <w:p>
@@ -4480,7 +4480,7 @@
           <w:sz w:val="18"/>
           <w:szCs w:val="18"/>
         </w:rPr>
-        <w:t xml:space="preserve">  [화면: /partner/sessions/[id] 페이지 — 화상 협진]</w:t>
+        <w:t xml:space="preserve">  [화면: /consultation/[id] — 화상 상담방(초대링크 입장)]</w:t>
       </w:r>
     </w:p>
     <w:p>
@@ -4592,7 +4592,7 @@
           <w:sz w:val="18"/>
           <w:szCs w:val="18"/>
         </w:rPr>
-        <w:t xml:space="preserve">  [화면: /partner/patients/[id]/opinion 페이지]</w:t>
+        <w:t xml:space="preserve">  [화면: /opinion/[token] — 전문의 소견 작성]</w:t>
       </w:r>
     </w:p>
     <w:p>
@@ -5064,6 +5064,2041 @@
         </w:tc>
       </w:tr>
     </w:tbl>
+    <w:p>
+      <w:r>
+        <w:br w:type="page"/>
+      </w:r>
+    </w:p>
+    <w:p>
+      <w:r>
+        <w:rPr>
+          <w:rFonts w:ascii="맑은 고딕" w:hAnsi="맑은 고딕"/>
+          <w:b/>
+          <w:color w:val="00467F"/>
+          <w:sz w:val="28"/>
+          <w:rFonts w:eastAsia="맑은 고딕"/>
+        </w:rPr>
+        <w:t>부록. 현행 반영 (2026. 7. 27. 기준)</w:t>
+      </w:r>
+    </w:p>
+    <w:p>
+      <w:r>
+        <w:rPr>
+          <w:rFonts w:ascii="맑은 고딕" w:hAnsi="맑은 고딕"/>
+          <w:b w:val="0"/>
+          <w:sz w:val="20"/>
+          <w:rFonts w:eastAsia="맑은 고딕"/>
+        </w:rPr>
+        <w:t>본 부록은 문서 본문 작성 이후 변경된 사항을 현행 기준으로 반영한 것이다. 수치는 추정이 아니라 운영데이터베이스 정확 집계이며, 화면 경로는 실제 배포 코드 기준이다.</w:t>
+      </w:r>
+    </w:p>
+    <w:p/>
+    <w:p>
+      <w:r>
+        <w:rPr>
+          <w:rFonts w:ascii="맑은 고딕" w:hAnsi="맑은 고딕"/>
+          <w:b/>
+          <w:color w:val="00467F"/>
+          <w:sz w:val="24"/>
+          <w:rFonts w:eastAsia="맑은 고딕"/>
+        </w:rPr>
+        <w:t>1. 계정 계층 (7종)</w:t>
+      </w:r>
+    </w:p>
+    <w:p>
+      <w:r>
+        <w:rPr>
+          <w:rFonts w:ascii="맑은 고딕" w:hAnsi="맑은 고딕"/>
+          <w:b w:val="0"/>
+          <w:sz w:val="18"/>
+          <w:rFonts w:eastAsia="맑은 고딕"/>
+        </w:rPr>
+        <w:t>※ 의사는 계정 계층이 아니다. 화상상담 초대링크 게스트 또는 의료기관 계정으로 참여한다.</w:t>
+      </w:r>
+    </w:p>
+    <w:tbl>
+      <w:tblPr>
+        <w:tblW w:type="auto" w:w="0"/>
+        <w:tblLook w:firstColumn="1" w:firstRow="1" w:lastColumn="0" w:lastRow="0" w:noHBand="0" w:noVBand="1" w:val="04A0"/>
+        <w:tblBorders>
+          <w:top w:val="single" w:sz="4" w:color="999999"/>
+          <w:left w:val="single" w:sz="4" w:color="999999"/>
+          <w:bottom w:val="single" w:sz="4" w:color="999999"/>
+          <w:right w:val="single" w:sz="4" w:color="999999"/>
+          <w:insideH w:val="single" w:sz="4" w:color="999999"/>
+          <w:insideV w:val="single" w:sz="4" w:color="999999"/>
+        </w:tblBorders>
+      </w:tblPr>
+      <w:tblGrid>
+        <w:gridCol w:w="2166"/>
+        <w:gridCol w:w="2166"/>
+        <w:gridCol w:w="2166"/>
+        <w:gridCol w:w="2166"/>
+      </w:tblGrid>
+      <w:tr>
+        <w:tc>
+          <w:tcPr>
+            <w:tcW w:type="dxa" w:w="2166"/>
+            <w:shd w:val="clear" w:color="auto" w:fill="00467F"/>
+          </w:tcPr>
+          <w:p>
+            <w:r/>
+            <w:r>
+              <w:rPr>
+                <w:rFonts w:ascii="맑은 고딕" w:hAnsi="맑은 고딕"/>
+                <w:b/>
+                <w:color w:val="FFFFFF"/>
+                <w:sz w:val="18"/>
+                <w:rFonts w:eastAsia="맑은 고딕"/>
+              </w:rPr>
+              <w:t>계층</w:t>
+            </w:r>
+          </w:p>
+        </w:tc>
+        <w:tc>
+          <w:tcPr>
+            <w:tcW w:type="dxa" w:w="2166"/>
+            <w:shd w:val="clear" w:color="auto" w:fill="00467F"/>
+          </w:tcPr>
+          <w:p>
+            <w:r/>
+            <w:r>
+              <w:rPr>
+                <w:rFonts w:ascii="맑은 고딕" w:hAnsi="맑은 고딕"/>
+                <w:b/>
+                <w:color w:val="FFFFFF"/>
+                <w:sz w:val="18"/>
+                <w:rFonts w:eastAsia="맑은 고딕"/>
+              </w:rPr>
+              <w:t>권한 저장</w:t>
+            </w:r>
+          </w:p>
+        </w:tc>
+        <w:tc>
+          <w:tcPr>
+            <w:tcW w:type="dxa" w:w="2166"/>
+            <w:shd w:val="clear" w:color="auto" w:fill="00467F"/>
+          </w:tcPr>
+          <w:p>
+            <w:r/>
+            <w:r>
+              <w:rPr>
+                <w:rFonts w:ascii="맑은 고딕" w:hAnsi="맑은 고딕"/>
+                <w:b/>
+                <w:color w:val="FFFFFF"/>
+                <w:sz w:val="18"/>
+                <w:rFonts w:eastAsia="맑은 고딕"/>
+              </w:rPr>
+              <w:t>전용 화면</w:t>
+            </w:r>
+          </w:p>
+        </w:tc>
+        <w:tc>
+          <w:tcPr>
+            <w:tcW w:type="dxa" w:w="2166"/>
+            <w:shd w:val="clear" w:color="auto" w:fill="00467F"/>
+          </w:tcPr>
+          <w:p>
+            <w:r/>
+            <w:r>
+              <w:rPr>
+                <w:rFonts w:ascii="맑은 고딕" w:hAnsi="맑은 고딕"/>
+                <w:b/>
+                <w:color w:val="FFFFFF"/>
+                <w:sz w:val="18"/>
+                <w:rFonts w:eastAsia="맑은 고딕"/>
+              </w:rPr>
+              <w:t>설명</w:t>
+            </w:r>
+          </w:p>
+        </w:tc>
+      </w:tr>
+      <w:tr>
+        <w:tc>
+          <w:tcPr>
+            <w:tcW w:type="dxa" w:w="2166"/>
+          </w:tcPr>
+          <w:p>
+            <w:r/>
+            <w:r>
+              <w:rPr>
+                <w:rFonts w:ascii="맑은 고딕" w:hAnsi="맑은 고딕"/>
+                <w:b/>
+                <w:sz w:val="18"/>
+                <w:rFonts w:eastAsia="맑은 고딕"/>
+              </w:rPr>
+              <w:t>비회원(게스트)</w:t>
+            </w:r>
+          </w:p>
+        </w:tc>
+        <w:tc>
+          <w:tcPr>
+            <w:tcW w:type="dxa" w:w="2166"/>
+          </w:tcPr>
+          <w:p>
+            <w:r/>
+            <w:r>
+              <w:rPr>
+                <w:rFonts w:ascii="맑은 고딕" w:hAnsi="맑은 고딕"/>
+                <w:b w:val="0"/>
+                <w:sz w:val="18"/>
+                <w:rFonts w:eastAsia="맑은 고딕"/>
+              </w:rPr>
+              <w:t>초대링크 토큰</w:t>
+            </w:r>
+          </w:p>
+        </w:tc>
+        <w:tc>
+          <w:tcPr>
+            <w:tcW w:type="dxa" w:w="2166"/>
+          </w:tcPr>
+          <w:p>
+            <w:r/>
+            <w:r>
+              <w:rPr>
+                <w:rFonts w:ascii="맑은 고딕" w:hAnsi="맑은 고딕"/>
+                <w:b w:val="0"/>
+                <w:sz w:val="18"/>
+                <w:rFonts w:eastAsia="맑은 고딕"/>
+              </w:rPr>
+              <w:t>—</w:t>
+            </w:r>
+          </w:p>
+        </w:tc>
+        <w:tc>
+          <w:tcPr>
+            <w:tcW w:type="dxa" w:w="2166"/>
+          </w:tcPr>
+          <w:p>
+            <w:r/>
+            <w:r>
+              <w:rPr>
+                <w:rFonts w:ascii="맑은 고딕" w:hAnsi="맑은 고딕"/>
+                <w:b w:val="0"/>
+                <w:sz w:val="18"/>
+                <w:rFonts w:eastAsia="맑은 고딕"/>
+              </w:rPr>
+              <w:t>계정 없이 화상상담 초대링크로만 상담방 입장. 의료진·통역사가 이 방식으로 참여.</w:t>
+            </w:r>
+          </w:p>
+        </w:tc>
+      </w:tr>
+      <w:tr>
+        <w:tc>
+          <w:tcPr>
+            <w:tcW w:type="dxa" w:w="2166"/>
+          </w:tcPr>
+          <w:p>
+            <w:r/>
+            <w:r>
+              <w:rPr>
+                <w:rFonts w:ascii="맑은 고딕" w:hAnsi="맑은 고딕"/>
+                <w:b/>
+                <w:sz w:val="18"/>
+                <w:rFonts w:eastAsia="맑은 고딕"/>
+              </w:rPr>
+              <w:t>사용자(환자)</w:t>
+            </w:r>
+          </w:p>
+        </w:tc>
+        <w:tc>
+          <w:tcPr>
+            <w:tcW w:type="dxa" w:w="2166"/>
+          </w:tcPr>
+          <w:p>
+            <w:r/>
+            <w:r>
+              <w:rPr>
+                <w:rFonts w:ascii="맑은 고딕" w:hAnsi="맑은 고딕"/>
+                <w:b w:val="0"/>
+                <w:sz w:val="18"/>
+                <w:rFonts w:eastAsia="맑은 고딕"/>
+              </w:rPr>
+              <w:t>로그인 계정(기본값)</w:t>
+            </w:r>
+          </w:p>
+        </w:tc>
+        <w:tc>
+          <w:tcPr>
+            <w:tcW w:type="dxa" w:w="2166"/>
+          </w:tcPr>
+          <w:p>
+            <w:r/>
+            <w:r>
+              <w:rPr>
+                <w:rFonts w:ascii="맑은 고딕" w:hAnsi="맑은 고딕"/>
+                <w:b w:val="0"/>
+                <w:sz w:val="18"/>
+                <w:rFonts w:eastAsia="맑은 고딕"/>
+              </w:rPr>
+              <w:t>/patient</w:t>
+            </w:r>
+          </w:p>
+        </w:tc>
+        <w:tc>
+          <w:tcPr>
+            <w:tcW w:type="dxa" w:w="2166"/>
+          </w:tcPr>
+          <w:p>
+            <w:r/>
+            <w:r>
+              <w:rPr>
+                <w:rFonts w:ascii="맑은 고딕" w:hAnsi="맑은 고딕"/>
+                <w:b w:val="0"/>
+                <w:sz w:val="18"/>
+                <w:rFonts w:eastAsia="맑은 고딕"/>
+              </w:rPr>
+              <w:t>문의·상담·사후관리. 별도 역할 없음이 기본.</w:t>
+            </w:r>
+          </w:p>
+        </w:tc>
+      </w:tr>
+      <w:tr>
+        <w:tc>
+          <w:tcPr>
+            <w:tcW w:type="dxa" w:w="2166"/>
+          </w:tcPr>
+          <w:p>
+            <w:r/>
+            <w:r>
+              <w:rPr>
+                <w:rFonts w:ascii="맑은 고딕" w:hAnsi="맑은 고딕"/>
+                <w:b/>
+                <w:sz w:val="18"/>
+                <w:rFonts w:eastAsia="맑은 고딕"/>
+              </w:rPr>
+              <w:t>코디네이터</w:t>
+            </w:r>
+          </w:p>
+        </w:tc>
+        <w:tc>
+          <w:tcPr>
+            <w:tcW w:type="dxa" w:w="2166"/>
+          </w:tcPr>
+          <w:p>
+            <w:r/>
+            <w:r>
+              <w:rPr>
+                <w:rFonts w:ascii="맑은 고딕" w:hAnsi="맑은 고딕"/>
+                <w:b w:val="0"/>
+                <w:sz w:val="18"/>
+                <w:rFonts w:eastAsia="맑은 고딕"/>
+              </w:rPr>
+              <w:t>app_metadata.role</w:t>
+            </w:r>
+          </w:p>
+        </w:tc>
+        <w:tc>
+          <w:tcPr>
+            <w:tcW w:type="dxa" w:w="2166"/>
+          </w:tcPr>
+          <w:p>
+            <w:r/>
+            <w:r>
+              <w:rPr>
+                <w:rFonts w:ascii="맑은 고딕" w:hAnsi="맑은 고딕"/>
+                <w:b w:val="0"/>
+                <w:sz w:val="18"/>
+                <w:rFonts w:eastAsia="맑은 고딕"/>
+              </w:rPr>
+              <w:t>/coordinator</w:t>
+            </w:r>
+          </w:p>
+        </w:tc>
+        <w:tc>
+          <w:tcPr>
+            <w:tcW w:type="dxa" w:w="2166"/>
+          </w:tcPr>
+          <w:p>
+            <w:r/>
+            <w:r>
+              <w:rPr>
+                <w:rFonts w:ascii="맑은 고딕" w:hAnsi="맑은 고딕"/>
+                <w:b w:val="0"/>
+                <w:sz w:val="18"/>
+                <w:rFonts w:eastAsia="맑은 고딕"/>
+              </w:rPr>
+              <w:t>내부 스태프. 환자 여정·상담 일정·증상 알림 관리.</w:t>
+            </w:r>
+          </w:p>
+        </w:tc>
+      </w:tr>
+      <w:tr>
+        <w:tc>
+          <w:tcPr>
+            <w:tcW w:type="dxa" w:w="2166"/>
+          </w:tcPr>
+          <w:p>
+            <w:r/>
+            <w:r>
+              <w:rPr>
+                <w:rFonts w:ascii="맑은 고딕" w:hAnsi="맑은 고딕"/>
+                <w:b/>
+                <w:sz w:val="18"/>
+                <w:rFonts w:eastAsia="맑은 고딕"/>
+              </w:rPr>
+              <w:t>관리자</w:t>
+            </w:r>
+          </w:p>
+        </w:tc>
+        <w:tc>
+          <w:tcPr>
+            <w:tcW w:type="dxa" w:w="2166"/>
+          </w:tcPr>
+          <w:p>
+            <w:r/>
+            <w:r>
+              <w:rPr>
+                <w:rFonts w:ascii="맑은 고딕" w:hAnsi="맑은 고딕"/>
+                <w:b w:val="0"/>
+                <w:sz w:val="18"/>
+                <w:rFonts w:eastAsia="맑은 고딕"/>
+              </w:rPr>
+              <w:t>app_metadata.role</w:t>
+            </w:r>
+          </w:p>
+        </w:tc>
+        <w:tc>
+          <w:tcPr>
+            <w:tcW w:type="dxa" w:w="2166"/>
+          </w:tcPr>
+          <w:p>
+            <w:r/>
+            <w:r>
+              <w:rPr>
+                <w:rFonts w:ascii="맑은 고딕" w:hAnsi="맑은 고딕"/>
+                <w:b w:val="0"/>
+                <w:sz w:val="18"/>
+                <w:rFonts w:eastAsia="맑은 고딕"/>
+              </w:rPr>
+              <w:t>/admin</w:t>
+            </w:r>
+          </w:p>
+        </w:tc>
+        <w:tc>
+          <w:tcPr>
+            <w:tcW w:type="dxa" w:w="2166"/>
+          </w:tcPr>
+          <w:p>
+            <w:r/>
+            <w:r>
+              <w:rPr>
+                <w:rFonts w:ascii="맑은 고딕" w:hAnsi="맑은 고딕"/>
+                <w:b w:val="0"/>
+                <w:sz w:val="18"/>
+                <w:rFonts w:eastAsia="맑은 고딕"/>
+              </w:rPr>
+              <w:t>운영자. 전체 권한. 통합 콘솔에서 코디 화면까지 포함.</w:t>
+            </w:r>
+          </w:p>
+        </w:tc>
+      </w:tr>
+      <w:tr>
+        <w:tc>
+          <w:tcPr>
+            <w:tcW w:type="dxa" w:w="2166"/>
+          </w:tcPr>
+          <w:p>
+            <w:r/>
+            <w:r>
+              <w:rPr>
+                <w:rFonts w:ascii="맑은 고딕" w:hAnsi="맑은 고딕"/>
+                <w:b/>
+                <w:sz w:val="18"/>
+                <w:rFonts w:eastAsia="맑은 고딕"/>
+              </w:rPr>
+              <w:t>국내 의료기관</w:t>
+            </w:r>
+          </w:p>
+        </w:tc>
+        <w:tc>
+          <w:tcPr>
+            <w:tcW w:type="dxa" w:w="2166"/>
+          </w:tcPr>
+          <w:p>
+            <w:r/>
+            <w:r>
+              <w:rPr>
+                <w:rFonts w:ascii="맑은 고딕" w:hAnsi="맑은 고딕"/>
+                <w:b w:val="0"/>
+                <w:sz w:val="18"/>
+                <w:rFonts w:eastAsia="맑은 고딕"/>
+              </w:rPr>
+              <w:t>hospital_users 테이블</w:t>
+            </w:r>
+          </w:p>
+        </w:tc>
+        <w:tc>
+          <w:tcPr>
+            <w:tcW w:type="dxa" w:w="2166"/>
+          </w:tcPr>
+          <w:p>
+            <w:r/>
+            <w:r>
+              <w:rPr>
+                <w:rFonts w:ascii="맑은 고딕" w:hAnsi="맑은 고딕"/>
+                <w:b w:val="0"/>
+                <w:sz w:val="18"/>
+                <w:rFonts w:eastAsia="맑은 고딕"/>
+              </w:rPr>
+              <w:t>/hospital</w:t>
+            </w:r>
+          </w:p>
+        </w:tc>
+        <w:tc>
+          <w:tcPr>
+            <w:tcW w:type="dxa" w:w="2166"/>
+          </w:tcPr>
+          <w:p>
+            <w:r/>
+            <w:r>
+              <w:rPr>
+                <w:rFonts w:ascii="맑은 고딕" w:hAnsi="맑은 고딕"/>
+                <w:b w:val="0"/>
+                <w:sz w:val="18"/>
+                <w:rFonts w:eastAsia="맑은 고딕"/>
+              </w:rPr>
+              <w:t>제휴 한국 병원 담당자(owner/manager/viewer). 리드·프로필·치료정보 관리.</w:t>
+            </w:r>
+          </w:p>
+        </w:tc>
+      </w:tr>
+      <w:tr>
+        <w:tc>
+          <w:tcPr>
+            <w:tcW w:type="dxa" w:w="2166"/>
+          </w:tcPr>
+          <w:p>
+            <w:r/>
+            <w:r>
+              <w:rPr>
+                <w:rFonts w:ascii="맑은 고딕" w:hAnsi="맑은 고딕"/>
+                <w:b/>
+                <w:sz w:val="18"/>
+                <w:rFonts w:eastAsia="맑은 고딕"/>
+              </w:rPr>
+              <w:t>해외 에이전시</w:t>
+            </w:r>
+          </w:p>
+        </w:tc>
+        <w:tc>
+          <w:tcPr>
+            <w:tcW w:type="dxa" w:w="2166"/>
+          </w:tcPr>
+          <w:p>
+            <w:r/>
+            <w:r>
+              <w:rPr>
+                <w:rFonts w:ascii="맑은 고딕" w:hAnsi="맑은 고딕"/>
+                <w:b w:val="0"/>
+                <w:sz w:val="18"/>
+                <w:rFonts w:eastAsia="맑은 고딕"/>
+              </w:rPr>
+              <w:t>agency_users + partner_type</w:t>
+            </w:r>
+          </w:p>
+        </w:tc>
+        <w:tc>
+          <w:tcPr>
+            <w:tcW w:type="dxa" w:w="2166"/>
+          </w:tcPr>
+          <w:p>
+            <w:r/>
+            <w:r>
+              <w:rPr>
+                <w:rFonts w:ascii="맑은 고딕" w:hAnsi="맑은 고딕"/>
+                <w:b w:val="0"/>
+                <w:sz w:val="18"/>
+                <w:rFonts w:eastAsia="맑은 고딕"/>
+              </w:rPr>
+              <w:t>/agency</w:t>
+            </w:r>
+          </w:p>
+        </w:tc>
+        <w:tc>
+          <w:tcPr>
+            <w:tcW w:type="dxa" w:w="2166"/>
+          </w:tcPr>
+          <w:p>
+            <w:r/>
+            <w:r>
+              <w:rPr>
+                <w:rFonts w:ascii="맑은 고딕" w:hAnsi="맑은 고딕"/>
+                <w:b w:val="0"/>
+                <w:sz w:val="18"/>
+                <w:rFonts w:eastAsia="맑은 고딕"/>
+              </w:rPr>
+              <w:t>해외 환자 유치 파트너. 의뢰 환자 진행상황 조회.</w:t>
+            </w:r>
+          </w:p>
+        </w:tc>
+      </w:tr>
+      <w:tr>
+        <w:tc>
+          <w:tcPr>
+            <w:tcW w:type="dxa" w:w="2166"/>
+          </w:tcPr>
+          <w:p>
+            <w:r/>
+            <w:r>
+              <w:rPr>
+                <w:rFonts w:ascii="맑은 고딕" w:hAnsi="맑은 고딕"/>
+                <w:b/>
+                <w:sz w:val="18"/>
+                <w:rFonts w:eastAsia="맑은 고딕"/>
+              </w:rPr>
+              <w:t>해외 의료기관</w:t>
+            </w:r>
+          </w:p>
+        </w:tc>
+        <w:tc>
+          <w:tcPr>
+            <w:tcW w:type="dxa" w:w="2166"/>
+          </w:tcPr>
+          <w:p>
+            <w:r/>
+            <w:r>
+              <w:rPr>
+                <w:rFonts w:ascii="맑은 고딕" w:hAnsi="맑은 고딕"/>
+                <w:b w:val="0"/>
+                <w:sz w:val="18"/>
+                <w:rFonts w:eastAsia="맑은 고딕"/>
+              </w:rPr>
+              <w:t>agency_users + partner_type</w:t>
+            </w:r>
+          </w:p>
+        </w:tc>
+        <w:tc>
+          <w:tcPr>
+            <w:tcW w:type="dxa" w:w="2166"/>
+          </w:tcPr>
+          <w:p>
+            <w:r/>
+            <w:r>
+              <w:rPr>
+                <w:rFonts w:ascii="맑은 고딕" w:hAnsi="맑은 고딕"/>
+                <w:b w:val="0"/>
+                <w:sz w:val="18"/>
+                <w:rFonts w:eastAsia="맑은 고딕"/>
+              </w:rPr>
+              <w:t>/clinic</w:t>
+            </w:r>
+          </w:p>
+        </w:tc>
+        <w:tc>
+          <w:tcPr>
+            <w:tcW w:type="dxa" w:w="2166"/>
+          </w:tcPr>
+          <w:p>
+            <w:r/>
+            <w:r>
+              <w:rPr>
+                <w:rFonts w:ascii="맑은 고딕" w:hAnsi="맑은 고딕"/>
+                <w:b w:val="0"/>
+                <w:sz w:val="18"/>
+                <w:rFonts w:eastAsia="맑은 고딕"/>
+              </w:rPr>
+              <w:t>환자를 한국으로 의뢰하는 현지 병원. 경과·검사결과 전송 주체.</w:t>
+            </w:r>
+          </w:p>
+        </w:tc>
+      </w:tr>
+    </w:tbl>
+    <w:p/>
+    <w:p>
+      <w:r>
+        <w:rPr>
+          <w:rFonts w:ascii="맑은 고딕" w:hAnsi="맑은 고딕"/>
+          <w:b/>
+          <w:color w:val="00467F"/>
+          <w:sz w:val="24"/>
+          <w:rFonts w:eastAsia="맑은 고딕"/>
+        </w:rPr>
+        <w:t>2. 화상 상담(원격협진) 기능</w:t>
+      </w:r>
+    </w:p>
+    <w:tbl>
+      <w:tblPr>
+        <w:tblW w:type="auto" w:w="0"/>
+        <w:tblLook w:firstColumn="1" w:firstRow="1" w:lastColumn="0" w:lastRow="0" w:noHBand="0" w:noVBand="1" w:val="04A0"/>
+        <w:tblBorders>
+          <w:top w:val="single" w:sz="4" w:color="999999"/>
+          <w:left w:val="single" w:sz="4" w:color="999999"/>
+          <w:bottom w:val="single" w:sz="4" w:color="999999"/>
+          <w:right w:val="single" w:sz="4" w:color="999999"/>
+          <w:insideH w:val="single" w:sz="4" w:color="999999"/>
+          <w:insideV w:val="single" w:sz="4" w:color="999999"/>
+        </w:tblBorders>
+      </w:tblPr>
+      <w:tblGrid>
+        <w:gridCol w:w="4333"/>
+        <w:gridCol w:w="4333"/>
+      </w:tblGrid>
+      <w:tr>
+        <w:tc>
+          <w:tcPr>
+            <w:tcW w:type="dxa" w:w="4333"/>
+            <w:shd w:val="clear" w:color="auto" w:fill="00467F"/>
+          </w:tcPr>
+          <w:p>
+            <w:r/>
+            <w:r>
+              <w:rPr>
+                <w:rFonts w:ascii="맑은 고딕" w:hAnsi="맑은 고딕"/>
+                <w:b/>
+                <w:color w:val="FFFFFF"/>
+                <w:sz w:val="18"/>
+                <w:rFonts w:eastAsia="맑은 고딕"/>
+              </w:rPr>
+              <w:t>구분</w:t>
+            </w:r>
+          </w:p>
+        </w:tc>
+        <w:tc>
+          <w:tcPr>
+            <w:tcW w:type="dxa" w:w="4333"/>
+            <w:shd w:val="clear" w:color="auto" w:fill="00467F"/>
+          </w:tcPr>
+          <w:p>
+            <w:r/>
+            <w:r>
+              <w:rPr>
+                <w:rFonts w:ascii="맑은 고딕" w:hAnsi="맑은 고딕"/>
+                <w:b/>
+                <w:color w:val="FFFFFF"/>
+                <w:sz w:val="18"/>
+                <w:rFonts w:eastAsia="맑은 고딕"/>
+              </w:rPr>
+              <w:t>내용</w:t>
+            </w:r>
+          </w:p>
+        </w:tc>
+      </w:tr>
+      <w:tr>
+        <w:tc>
+          <w:tcPr>
+            <w:tcW w:type="dxa" w:w="4333"/>
+          </w:tcPr>
+          <w:p>
+            <w:r/>
+            <w:r>
+              <w:rPr>
+                <w:rFonts w:ascii="맑은 고딕" w:hAnsi="맑은 고딕"/>
+                <w:b/>
+                <w:sz w:val="18"/>
+                <w:rFonts w:eastAsia="맑은 고딕"/>
+              </w:rPr>
+              <w:t>영상·음성</w:t>
+            </w:r>
+          </w:p>
+        </w:tc>
+        <w:tc>
+          <w:tcPr>
+            <w:tcW w:type="dxa" w:w="4333"/>
+          </w:tcPr>
+          <w:p>
+            <w:r/>
+            <w:r>
+              <w:rPr>
+                <w:rFonts w:ascii="맑은 고딕" w:hAnsi="맑은 고딕"/>
+                <w:b w:val="0"/>
+                <w:sz w:val="18"/>
+                <w:rFonts w:eastAsia="맑은 고딕"/>
+              </w:rPr>
+              <w:t>LiveKit 기반 WebRTC 다자 통화. 계정 없이 초대링크로 입장.</w:t>
+            </w:r>
+          </w:p>
+        </w:tc>
+      </w:tr>
+      <w:tr>
+        <w:tc>
+          <w:tcPr>
+            <w:tcW w:type="dxa" w:w="4333"/>
+          </w:tcPr>
+          <w:p>
+            <w:r/>
+            <w:r>
+              <w:rPr>
+                <w:rFonts w:ascii="맑은 고딕" w:hAnsi="맑은 고딕"/>
+                <w:b/>
+                <w:sz w:val="18"/>
+                <w:rFonts w:eastAsia="맑은 고딕"/>
+              </w:rPr>
+              <w:t>실시간 자막</w:t>
+            </w:r>
+          </w:p>
+        </w:tc>
+        <w:tc>
+          <w:tcPr>
+            <w:tcW w:type="dxa" w:w="4333"/>
+          </w:tcPr>
+          <w:p>
+            <w:r/>
+            <w:r>
+              <w:rPr>
+                <w:rFonts w:ascii="맑은 고딕" w:hAnsi="맑은 고딕"/>
+                <w:b w:val="0"/>
+                <w:sz w:val="18"/>
+                <w:rFonts w:eastAsia="맑은 고딕"/>
+              </w:rPr>
+              <w:t>발화를 인식해 자막 표시. 화자를 «역할»이 아니라 «사람» 기준으로 구분(색·이름·좌우).</w:t>
+            </w:r>
+          </w:p>
+        </w:tc>
+      </w:tr>
+      <w:tr>
+        <w:tc>
+          <w:tcPr>
+            <w:tcW w:type="dxa" w:w="4333"/>
+          </w:tcPr>
+          <w:p>
+            <w:r/>
+            <w:r>
+              <w:rPr>
+                <w:rFonts w:ascii="맑은 고딕" w:hAnsi="맑은 고딕"/>
+                <w:b/>
+                <w:sz w:val="18"/>
+                <w:rFonts w:eastAsia="맑은 고딕"/>
+              </w:rPr>
+              <w:t>실시간 통역</w:t>
+            </w:r>
+          </w:p>
+        </w:tc>
+        <w:tc>
+          <w:tcPr>
+            <w:tcW w:type="dxa" w:w="4333"/>
+          </w:tcPr>
+          <w:p>
+            <w:r/>
+            <w:r>
+              <w:rPr>
+                <w:rFonts w:ascii="맑은 고딕" w:hAnsi="맑은 고딕"/>
+                <w:b w:val="0"/>
+                <w:sz w:val="18"/>
+                <w:rFonts w:eastAsia="맑은 고딕"/>
+              </w:rPr>
+              <w:t>한국어 ↔ 러시아어 등 상호 번역 자막. 통역 음성 봇 참여 시 음성 통역.</w:t>
+            </w:r>
+          </w:p>
+        </w:tc>
+      </w:tr>
+      <w:tr>
+        <w:tc>
+          <w:tcPr>
+            <w:tcW w:type="dxa" w:w="4333"/>
+          </w:tcPr>
+          <w:p>
+            <w:r/>
+            <w:r>
+              <w:rPr>
+                <w:rFonts w:ascii="맑은 고딕" w:hAnsi="맑은 고딕"/>
+                <w:b/>
+                <w:sz w:val="18"/>
+                <w:rFonts w:eastAsia="맑은 고딕"/>
+              </w:rPr>
+              <w:t>기록</w:t>
+            </w:r>
+          </w:p>
+        </w:tc>
+        <w:tc>
+          <w:tcPr>
+            <w:tcW w:type="dxa" w:w="4333"/>
+          </w:tcPr>
+          <w:p>
+            <w:r/>
+            <w:r>
+              <w:rPr>
+                <w:rFonts w:ascii="맑은 고딕" w:hAnsi="맑은 고딕"/>
+                <w:b w:val="0"/>
+                <w:sz w:val="18"/>
+                <w:rFonts w:eastAsia="맑은 고딕"/>
+              </w:rPr>
+              <w:t>상담 대화·번역 기록을 암호화 저장하여 사후 확인 및 품질 점검에 활용.</w:t>
+            </w:r>
+          </w:p>
+        </w:tc>
+      </w:tr>
+      <w:tr>
+        <w:tc>
+          <w:tcPr>
+            <w:tcW w:type="dxa" w:w="4333"/>
+          </w:tcPr>
+          <w:p>
+            <w:r/>
+            <w:r>
+              <w:rPr>
+                <w:rFonts w:ascii="맑은 고딕" w:hAnsi="맑은 고딕"/>
+                <w:b/>
+                <w:sz w:val="18"/>
+                <w:rFonts w:eastAsia="맑은 고딕"/>
+              </w:rPr>
+              <w:t>안정성</w:t>
+            </w:r>
+          </w:p>
+        </w:tc>
+        <w:tc>
+          <w:tcPr>
+            <w:tcW w:type="dxa" w:w="4333"/>
+          </w:tcPr>
+          <w:p>
+            <w:r/>
+            <w:r>
+              <w:rPr>
+                <w:rFonts w:ascii="맑은 고딕" w:hAnsi="맑은 고딕"/>
+                <w:b w:val="0"/>
+                <w:sz w:val="18"/>
+                <w:rFonts w:eastAsia="맑은 고딕"/>
+              </w:rPr>
+              <w:t>하울링 2단 감지, 무응답 자동 종료, 자막 중단 시 복구 안내.</w:t>
+            </w:r>
+          </w:p>
+        </w:tc>
+      </w:tr>
+    </w:tbl>
+    <w:p/>
+    <w:p>
+      <w:r>
+        <w:rPr>
+          <w:rFonts w:ascii="맑은 고딕" w:hAnsi="맑은 고딕"/>
+          <w:b/>
+          <w:color w:val="00467F"/>
+          <w:sz w:val="24"/>
+          <w:rFonts w:eastAsia="맑은 고딕"/>
+        </w:rPr>
+        <w:t>3. 상담 채널</w:t>
+      </w:r>
+    </w:p>
+    <w:p>
+      <w:r>
+        <w:rPr>
+          <w:rFonts w:ascii="맑은 고딕" w:hAnsi="맑은 고딕"/>
+          <w:b w:val="0"/>
+          <w:sz w:val="18"/>
+          <w:rFonts w:eastAsia="맑은 고딕"/>
+        </w:rPr>
+        <w:t>※ 연동 수준을 구분해 기재한다. 위챗·라인은 메신저 바로가기 안내이며 봇 연동은 미적용이다.</w:t>
+      </w:r>
+    </w:p>
+    <w:tbl>
+      <w:tblPr>
+        <w:tblW w:type="auto" w:w="0"/>
+        <w:tblLook w:firstColumn="1" w:firstRow="1" w:lastColumn="0" w:lastRow="0" w:noHBand="0" w:noVBand="1" w:val="04A0"/>
+        <w:tblBorders>
+          <w:top w:val="single" w:sz="4" w:color="999999"/>
+          <w:left w:val="single" w:sz="4" w:color="999999"/>
+          <w:bottom w:val="single" w:sz="4" w:color="999999"/>
+          <w:right w:val="single" w:sz="4" w:color="999999"/>
+          <w:insideH w:val="single" w:sz="4" w:color="999999"/>
+          <w:insideV w:val="single" w:sz="4" w:color="999999"/>
+        </w:tblBorders>
+      </w:tblPr>
+      <w:tblGrid>
+        <w:gridCol w:w="2889"/>
+        <w:gridCol w:w="2889"/>
+        <w:gridCol w:w="2889"/>
+      </w:tblGrid>
+      <w:tr>
+        <w:tc>
+          <w:tcPr>
+            <w:tcW w:type="dxa" w:w="2889"/>
+            <w:shd w:val="clear" w:color="auto" w:fill="00467F"/>
+          </w:tcPr>
+          <w:p>
+            <w:r/>
+            <w:r>
+              <w:rPr>
+                <w:rFonts w:ascii="맑은 고딕" w:hAnsi="맑은 고딕"/>
+                <w:b/>
+                <w:color w:val="FFFFFF"/>
+                <w:sz w:val="18"/>
+                <w:rFonts w:eastAsia="맑은 고딕"/>
+              </w:rPr>
+              <w:t>채널</w:t>
+            </w:r>
+          </w:p>
+        </w:tc>
+        <w:tc>
+          <w:tcPr>
+            <w:tcW w:type="dxa" w:w="2889"/>
+            <w:shd w:val="clear" w:color="auto" w:fill="00467F"/>
+          </w:tcPr>
+          <w:p>
+            <w:r/>
+            <w:r>
+              <w:rPr>
+                <w:rFonts w:ascii="맑은 고딕" w:hAnsi="맑은 고딕"/>
+                <w:b/>
+                <w:color w:val="FFFFFF"/>
+                <w:sz w:val="18"/>
+                <w:rFonts w:eastAsia="맑은 고딕"/>
+              </w:rPr>
+              <w:t>연동 수준</w:t>
+            </w:r>
+          </w:p>
+        </w:tc>
+        <w:tc>
+          <w:tcPr>
+            <w:tcW w:type="dxa" w:w="2889"/>
+            <w:shd w:val="clear" w:color="auto" w:fill="00467F"/>
+          </w:tcPr>
+          <w:p>
+            <w:r/>
+            <w:r>
+              <w:rPr>
+                <w:rFonts w:ascii="맑은 고딕" w:hAnsi="맑은 고딕"/>
+                <w:b/>
+                <w:color w:val="FFFFFF"/>
+                <w:sz w:val="18"/>
+                <w:rFonts w:eastAsia="맑은 고딕"/>
+              </w:rPr>
+              <w:t>내용</w:t>
+            </w:r>
+          </w:p>
+        </w:tc>
+      </w:tr>
+      <w:tr>
+        <w:tc>
+          <w:tcPr>
+            <w:tcW w:type="dxa" w:w="2889"/>
+          </w:tcPr>
+          <w:p>
+            <w:r/>
+            <w:r>
+              <w:rPr>
+                <w:rFonts w:ascii="맑은 고딕" w:hAnsi="맑은 고딕"/>
+                <w:b/>
+                <w:sz w:val="18"/>
+                <w:rFonts w:eastAsia="맑은 고딕"/>
+              </w:rPr>
+              <w:t>웹 (통합 문의 퍼널)</w:t>
+            </w:r>
+          </w:p>
+        </w:tc>
+        <w:tc>
+          <w:tcPr>
+            <w:tcW w:type="dxa" w:w="2889"/>
+          </w:tcPr>
+          <w:p>
+            <w:r/>
+            <w:r>
+              <w:rPr>
+                <w:rFonts w:ascii="맑은 고딕" w:hAnsi="맑은 고딕"/>
+                <w:b w:val="0"/>
+                <w:sz w:val="18"/>
+                <w:rFonts w:eastAsia="맑은 고딕"/>
+              </w:rPr>
+              <w:t>연동</w:t>
+            </w:r>
+          </w:p>
+        </w:tc>
+        <w:tc>
+          <w:tcPr>
+            <w:tcW w:type="dxa" w:w="2889"/>
+          </w:tcPr>
+          <w:p>
+            <w:r/>
+            <w:r>
+              <w:rPr>
+                <w:rFonts w:ascii="맑은 고딕" w:hAnsi="맑은 고딕"/>
+                <w:b w:val="0"/>
+                <w:sz w:val="18"/>
+                <w:rFonts w:eastAsia="맑은 고딕"/>
+              </w:rPr>
+              <w:t>AI 상담·문의서·상담원 연결. 대화 전체가 기록으로 축적.</w:t>
+            </w:r>
+          </w:p>
+        </w:tc>
+      </w:tr>
+      <w:tr>
+        <w:tc>
+          <w:tcPr>
+            <w:tcW w:type="dxa" w:w="2889"/>
+          </w:tcPr>
+          <w:p>
+            <w:r/>
+            <w:r>
+              <w:rPr>
+                <w:rFonts w:ascii="맑은 고딕" w:hAnsi="맑은 고딕"/>
+                <w:b/>
+                <w:sz w:val="18"/>
+                <w:rFonts w:eastAsia="맑은 고딕"/>
+              </w:rPr>
+              <w:t>텔레그램</w:t>
+            </w:r>
+          </w:p>
+        </w:tc>
+        <w:tc>
+          <w:tcPr>
+            <w:tcW w:type="dxa" w:w="2889"/>
+          </w:tcPr>
+          <w:p>
+            <w:r/>
+            <w:r>
+              <w:rPr>
+                <w:rFonts w:ascii="맑은 고딕" w:hAnsi="맑은 고딕"/>
+                <w:b w:val="0"/>
+                <w:sz w:val="18"/>
+                <w:rFonts w:eastAsia="맑은 고딕"/>
+              </w:rPr>
+              <w:t>연동</w:t>
+            </w:r>
+          </w:p>
+        </w:tc>
+        <w:tc>
+          <w:tcPr>
+            <w:tcW w:type="dxa" w:w="2889"/>
+          </w:tcPr>
+          <w:p>
+            <w:r/>
+            <w:r>
+              <w:rPr>
+                <w:rFonts w:ascii="맑은 고딕" w:hAnsi="맑은 고딕"/>
+                <w:b w:val="0"/>
+                <w:sz w:val="18"/>
+                <w:rFonts w:eastAsia="맑은 고딕"/>
+              </w:rPr>
+              <w:t>봇 웹훅. AI 자동응답 + 스태프 그룹 릴레이 + 상담기록 축적.</w:t>
+            </w:r>
+          </w:p>
+        </w:tc>
+      </w:tr>
+      <w:tr>
+        <w:tc>
+          <w:tcPr>
+            <w:tcW w:type="dxa" w:w="2889"/>
+          </w:tcPr>
+          <w:p>
+            <w:r/>
+            <w:r>
+              <w:rPr>
+                <w:rFonts w:ascii="맑은 고딕" w:hAnsi="맑은 고딕"/>
+                <w:b/>
+                <w:sz w:val="18"/>
+                <w:rFonts w:eastAsia="맑은 고딕"/>
+              </w:rPr>
+              <w:t>왓츠앱</w:t>
+            </w:r>
+          </w:p>
+        </w:tc>
+        <w:tc>
+          <w:tcPr>
+            <w:tcW w:type="dxa" w:w="2889"/>
+          </w:tcPr>
+          <w:p>
+            <w:r/>
+            <w:r>
+              <w:rPr>
+                <w:rFonts w:ascii="맑은 고딕" w:hAnsi="맑은 고딕"/>
+                <w:b w:val="0"/>
+                <w:sz w:val="18"/>
+                <w:rFonts w:eastAsia="맑은 고딕"/>
+              </w:rPr>
+              <w:t>연동</w:t>
+            </w:r>
+          </w:p>
+        </w:tc>
+        <w:tc>
+          <w:tcPr>
+            <w:tcW w:type="dxa" w:w="2889"/>
+          </w:tcPr>
+          <w:p>
+            <w:r/>
+            <w:r>
+              <w:rPr>
+                <w:rFonts w:ascii="맑은 고딕" w:hAnsi="맑은 고딕"/>
+                <w:b w:val="0"/>
+                <w:sz w:val="18"/>
+                <w:rFonts w:eastAsia="맑은 고딕"/>
+              </w:rPr>
+              <w:t>봇 웹훅. AI 자동응답 + 상담기록 축적.</w:t>
+            </w:r>
+          </w:p>
+        </w:tc>
+      </w:tr>
+      <w:tr>
+        <w:tc>
+          <w:tcPr>
+            <w:tcW w:type="dxa" w:w="2889"/>
+          </w:tcPr>
+          <w:p>
+            <w:r/>
+            <w:r>
+              <w:rPr>
+                <w:rFonts w:ascii="맑은 고딕" w:hAnsi="맑은 고딕"/>
+                <w:b/>
+                <w:sz w:val="18"/>
+                <w:rFonts w:eastAsia="맑은 고딕"/>
+              </w:rPr>
+              <w:t>위챗</w:t>
+            </w:r>
+          </w:p>
+        </w:tc>
+        <w:tc>
+          <w:tcPr>
+            <w:tcW w:type="dxa" w:w="2889"/>
+          </w:tcPr>
+          <w:p>
+            <w:r/>
+            <w:r>
+              <w:rPr>
+                <w:rFonts w:ascii="맑은 고딕" w:hAnsi="맑은 고딕"/>
+                <w:b w:val="0"/>
+                <w:sz w:val="18"/>
+                <w:rFonts w:eastAsia="맑은 고딕"/>
+              </w:rPr>
+              <w:t>안내 링크</w:t>
+            </w:r>
+          </w:p>
+        </w:tc>
+        <w:tc>
+          <w:tcPr>
+            <w:tcW w:type="dxa" w:w="2889"/>
+          </w:tcPr>
+          <w:p>
+            <w:r/>
+            <w:r>
+              <w:rPr>
+                <w:rFonts w:ascii="맑은 고딕" w:hAnsi="맑은 고딕"/>
+                <w:b w:val="0"/>
+                <w:sz w:val="18"/>
+                <w:rFonts w:eastAsia="맑은 고딕"/>
+              </w:rPr>
+              <w:t>메신저 바로가기 제공. 봇 연동은 미적용.</w:t>
+            </w:r>
+          </w:p>
+        </w:tc>
+      </w:tr>
+      <w:tr>
+        <w:tc>
+          <w:tcPr>
+            <w:tcW w:type="dxa" w:w="2889"/>
+          </w:tcPr>
+          <w:p>
+            <w:r/>
+            <w:r>
+              <w:rPr>
+                <w:rFonts w:ascii="맑은 고딕" w:hAnsi="맑은 고딕"/>
+                <w:b/>
+                <w:sz w:val="18"/>
+                <w:rFonts w:eastAsia="맑은 고딕"/>
+              </w:rPr>
+              <w:t>라인</w:t>
+            </w:r>
+          </w:p>
+        </w:tc>
+        <w:tc>
+          <w:tcPr>
+            <w:tcW w:type="dxa" w:w="2889"/>
+          </w:tcPr>
+          <w:p>
+            <w:r/>
+            <w:r>
+              <w:rPr>
+                <w:rFonts w:ascii="맑은 고딕" w:hAnsi="맑은 고딕"/>
+                <w:b w:val="0"/>
+                <w:sz w:val="18"/>
+                <w:rFonts w:eastAsia="맑은 고딕"/>
+              </w:rPr>
+              <w:t>안내 링크</w:t>
+            </w:r>
+          </w:p>
+        </w:tc>
+        <w:tc>
+          <w:tcPr>
+            <w:tcW w:type="dxa" w:w="2889"/>
+          </w:tcPr>
+          <w:p>
+            <w:r/>
+            <w:r>
+              <w:rPr>
+                <w:rFonts w:ascii="맑은 고딕" w:hAnsi="맑은 고딕"/>
+                <w:b w:val="0"/>
+                <w:sz w:val="18"/>
+                <w:rFonts w:eastAsia="맑은 고딕"/>
+              </w:rPr>
+              <w:t>메신저 바로가기 제공. 봇 연동은 미적용.</w:t>
+            </w:r>
+          </w:p>
+        </w:tc>
+      </w:tr>
+    </w:tbl>
+    <w:p/>
+    <w:p>
+      <w:r>
+        <w:rPr>
+          <w:rFonts w:ascii="맑은 고딕" w:hAnsi="맑은 고딕"/>
+          <w:b/>
+          <w:color w:val="00467F"/>
+          <w:sz w:val="24"/>
+          <w:rFonts w:eastAsia="맑은 고딕"/>
+        </w:rPr>
+        <w:t>4. 화면 경로 정정 내역</w:t>
+      </w:r>
+    </w:p>
+    <w:p>
+      <w:r>
+        <w:rPr>
+          <w:rFonts w:ascii="맑은 고딕" w:hAnsi="맑은 고딕"/>
+          <w:b w:val="0"/>
+          <w:sz w:val="18"/>
+          <w:rFonts w:eastAsia="맑은 고딕"/>
+        </w:rPr>
+        <w:t>본문에 남아 있던 옛 화면 안내는 아래 기준으로 현행에 맞게 정정하였다. 폐지된 경로는 혼동을 막기 위해 그대로 표기하지 않는다.</w:t>
+      </w:r>
+    </w:p>
+    <w:tbl>
+      <w:tblPr>
+        <w:tblW w:type="auto" w:w="0"/>
+        <w:tblLook w:firstColumn="1" w:firstRow="1" w:lastColumn="0" w:lastRow="0" w:noHBand="0" w:noVBand="1" w:val="04A0"/>
+        <w:tblBorders>
+          <w:top w:val="single" w:sz="4" w:color="999999"/>
+          <w:left w:val="single" w:sz="4" w:color="999999"/>
+          <w:bottom w:val="single" w:sz="4" w:color="999999"/>
+          <w:right w:val="single" w:sz="4" w:color="999999"/>
+          <w:insideH w:val="single" w:sz="4" w:color="999999"/>
+          <w:insideV w:val="single" w:sz="4" w:color="999999"/>
+        </w:tblBorders>
+      </w:tblPr>
+      <w:tblGrid>
+        <w:gridCol w:w="2889"/>
+        <w:gridCol w:w="2889"/>
+        <w:gridCol w:w="2889"/>
+      </w:tblGrid>
+      <w:tr>
+        <w:tc>
+          <w:tcPr>
+            <w:tcW w:type="dxa" w:w="2889"/>
+            <w:shd w:val="clear" w:color="auto" w:fill="00467F"/>
+          </w:tcPr>
+          <w:p>
+            <w:r/>
+            <w:r>
+              <w:rPr>
+                <w:rFonts w:ascii="맑은 고딕" w:hAnsi="맑은 고딕"/>
+                <w:b/>
+                <w:color w:val="FFFFFF"/>
+                <w:sz w:val="18"/>
+                <w:rFonts w:eastAsia="맑은 고딕"/>
+              </w:rPr>
+              <w:t>현행 화면</w:t>
+            </w:r>
+          </w:p>
+        </w:tc>
+        <w:tc>
+          <w:tcPr>
+            <w:tcW w:type="dxa" w:w="2889"/>
+            <w:shd w:val="clear" w:color="auto" w:fill="00467F"/>
+          </w:tcPr>
+          <w:p>
+            <w:r/>
+            <w:r>
+              <w:rPr>
+                <w:rFonts w:ascii="맑은 고딕" w:hAnsi="맑은 고딕"/>
+                <w:b/>
+                <w:color w:val="FFFFFF"/>
+                <w:sz w:val="18"/>
+                <w:rFonts w:eastAsia="맑은 고딕"/>
+              </w:rPr>
+              <w:t>대체한 옛 화면</w:t>
+            </w:r>
+          </w:p>
+        </w:tc>
+        <w:tc>
+          <w:tcPr>
+            <w:tcW w:type="dxa" w:w="2889"/>
+            <w:shd w:val="clear" w:color="auto" w:fill="00467F"/>
+          </w:tcPr>
+          <w:p>
+            <w:r/>
+            <w:r>
+              <w:rPr>
+                <w:rFonts w:ascii="맑은 고딕" w:hAnsi="맑은 고딕"/>
+                <w:b/>
+                <w:color w:val="FFFFFF"/>
+                <w:sz w:val="18"/>
+                <w:rFonts w:eastAsia="맑은 고딕"/>
+              </w:rPr>
+              <w:t>사유</w:t>
+            </w:r>
+          </w:p>
+        </w:tc>
+      </w:tr>
+      <w:tr>
+        <w:tc>
+          <w:tcPr>
+            <w:tcW w:type="dxa" w:w="2889"/>
+          </w:tcPr>
+          <w:p>
+            <w:r/>
+            <w:r>
+              <w:rPr>
+                <w:rFonts w:ascii="맑은 고딕" w:hAnsi="맑은 고딕"/>
+                <w:b/>
+                <w:sz w:val="18"/>
+                <w:rFonts w:eastAsia="맑은 고딕"/>
+              </w:rPr>
+              <w:t>/inquiry</w:t>
+            </w:r>
+          </w:p>
+        </w:tc>
+        <w:tc>
+          <w:tcPr>
+            <w:tcW w:type="dxa" w:w="2889"/>
+          </w:tcPr>
+          <w:p>
+            <w:r/>
+            <w:r>
+              <w:rPr>
+                <w:rFonts w:ascii="맑은 고딕" w:hAnsi="맑은 고딕"/>
+                <w:b w:val="0"/>
+                <w:sz w:val="18"/>
+                <w:rFonts w:eastAsia="맑은 고딕"/>
+              </w:rPr>
+              <w:t>인테이크 화면(별도 경로)</w:t>
+            </w:r>
+          </w:p>
+        </w:tc>
+        <w:tc>
+          <w:tcPr>
+            <w:tcW w:type="dxa" w:w="2889"/>
+          </w:tcPr>
+          <w:p>
+            <w:r/>
+            <w:r>
+              <w:rPr>
+                <w:rFonts w:ascii="맑은 고딕" w:hAnsi="맑은 고딕"/>
+                <w:b w:val="0"/>
+                <w:sz w:val="18"/>
+                <w:rFonts w:eastAsia="맑은 고딕"/>
+              </w:rPr>
+              <w:t>통합 문의 퍼널로 통폐합(영구 리디렉트). 옛 화면은 보관 처리.</w:t>
+            </w:r>
+          </w:p>
+        </w:tc>
+      </w:tr>
+      <w:tr>
+        <w:tc>
+          <w:tcPr>
+            <w:tcW w:type="dxa" w:w="2889"/>
+          </w:tcPr>
+          <w:p>
+            <w:r/>
+            <w:r>
+              <w:rPr>
+                <w:rFonts w:ascii="맑은 고딕" w:hAnsi="맑은 고딕"/>
+                <w:b/>
+                <w:sz w:val="18"/>
+                <w:rFonts w:eastAsia="맑은 고딕"/>
+              </w:rPr>
+              <w:t>/inquiry</w:t>
+            </w:r>
+          </w:p>
+        </w:tc>
+        <w:tc>
+          <w:tcPr>
+            <w:tcW w:type="dxa" w:w="2889"/>
+          </w:tcPr>
+          <w:p>
+            <w:r/>
+            <w:r>
+              <w:rPr>
+                <w:rFonts w:ascii="맑은 고딕" w:hAnsi="맑은 고딕"/>
+                <w:b w:val="0"/>
+                <w:sz w:val="18"/>
+                <w:rFonts w:eastAsia="맑은 고딕"/>
+              </w:rPr>
+              <w:t>상담 시작 화면(별도 경로)</w:t>
+            </w:r>
+          </w:p>
+        </w:tc>
+        <w:tc>
+          <w:tcPr>
+            <w:tcW w:type="dxa" w:w="2889"/>
+          </w:tcPr>
+          <w:p>
+            <w:r/>
+            <w:r>
+              <w:rPr>
+                <w:rFonts w:ascii="맑은 고딕" w:hAnsi="맑은 고딕"/>
+                <w:b w:val="0"/>
+                <w:sz w:val="18"/>
+                <w:rFonts w:eastAsia="맑은 고딕"/>
+              </w:rPr>
+              <w:t>통합 문의 퍼널로 통폐합(영구 리디렉트).</w:t>
+            </w:r>
+          </w:p>
+        </w:tc>
+      </w:tr>
+      <w:tr>
+        <w:tc>
+          <w:tcPr>
+            <w:tcW w:type="dxa" w:w="2889"/>
+          </w:tcPr>
+          <w:p>
+            <w:r/>
+            <w:r>
+              <w:rPr>
+                <w:rFonts w:ascii="맑은 고딕" w:hAnsi="맑은 고딕"/>
+                <w:b/>
+                <w:sz w:val="18"/>
+                <w:rFonts w:eastAsia="맑은 고딕"/>
+              </w:rPr>
+              <w:t>/hospital</w:t>
+            </w:r>
+          </w:p>
+        </w:tc>
+        <w:tc>
+          <w:tcPr>
+            <w:tcW w:type="dxa" w:w="2889"/>
+          </w:tcPr>
+          <w:p>
+            <w:r/>
+            <w:r>
+              <w:rPr>
+                <w:rFonts w:ascii="맑은 고딕" w:hAnsi="맑은 고딕"/>
+                <w:b w:val="0"/>
+                <w:sz w:val="18"/>
+                <w:rFonts w:eastAsia="맑은 고딕"/>
+              </w:rPr>
+              <w:t>파트너 포털 경로</w:t>
+            </w:r>
+          </w:p>
+        </w:tc>
+        <w:tc>
+          <w:tcPr>
+            <w:tcW w:type="dxa" w:w="2889"/>
+          </w:tcPr>
+          <w:p>
+            <w:r/>
+            <w:r>
+              <w:rPr>
+                <w:rFonts w:ascii="맑은 고딕" w:hAnsi="맑은 고딕"/>
+                <w:b w:val="0"/>
+                <w:sz w:val="18"/>
+                <w:rFonts w:eastAsia="맑은 고딕"/>
+              </w:rPr>
+              <w:t>국내 의료기관 포털로 개명. 옛 경로는 존재하지 않음.</w:t>
+            </w:r>
+          </w:p>
+        </w:tc>
+      </w:tr>
+      <w:tr>
+        <w:tc>
+          <w:tcPr>
+            <w:tcW w:type="dxa" w:w="2889"/>
+          </w:tcPr>
+          <w:p>
+            <w:r/>
+            <w:r>
+              <w:rPr>
+                <w:rFonts w:ascii="맑은 고딕" w:hAnsi="맑은 고딕"/>
+                <w:b/>
+                <w:sz w:val="18"/>
+                <w:rFonts w:eastAsia="맑은 고딕"/>
+              </w:rPr>
+              <w:t>(폐지)</w:t>
+            </w:r>
+          </w:p>
+        </w:tc>
+        <w:tc>
+          <w:tcPr>
+            <w:tcW w:type="dxa" w:w="2889"/>
+          </w:tcPr>
+          <w:p>
+            <w:r/>
+            <w:r>
+              <w:rPr>
+                <w:rFonts w:ascii="맑은 고딕" w:hAnsi="맑은 고딕"/>
+                <w:b w:val="0"/>
+                <w:sz w:val="18"/>
+                <w:rFonts w:eastAsia="맑은 고딕"/>
+              </w:rPr>
+              <w:t>의사 전용 화면</w:t>
+            </w:r>
+          </w:p>
+        </w:tc>
+        <w:tc>
+          <w:tcPr>
+            <w:tcW w:type="dxa" w:w="2889"/>
+          </w:tcPr>
+          <w:p>
+            <w:r/>
+            <w:r>
+              <w:rPr>
+                <w:rFonts w:ascii="맑은 고딕" w:hAnsi="맑은 고딕"/>
+                <w:b w:val="0"/>
+                <w:sz w:val="18"/>
+                <w:rFonts w:eastAsia="맑은 고딕"/>
+              </w:rPr>
+              <w:t>의사 계정 계층 폐지. 화상상담 초대링크 또는 병원 계정으로 참여.</w:t>
+            </w:r>
+          </w:p>
+        </w:tc>
+      </w:tr>
+      <w:tr>
+        <w:tc>
+          <w:tcPr>
+            <w:tcW w:type="dxa" w:w="2889"/>
+          </w:tcPr>
+          <w:p>
+            <w:r/>
+            <w:r>
+              <w:rPr>
+                <w:rFonts w:ascii="맑은 고딕" w:hAnsi="맑은 고딕"/>
+                <w:b/>
+                <w:sz w:val="18"/>
+                <w:rFonts w:eastAsia="맑은 고딕"/>
+              </w:rPr>
+              <w:t>/</w:t>
+            </w:r>
+          </w:p>
+        </w:tc>
+        <w:tc>
+          <w:tcPr>
+            <w:tcW w:type="dxa" w:w="2889"/>
+          </w:tcPr>
+          <w:p>
+            <w:r/>
+            <w:r>
+              <w:rPr>
+                <w:rFonts w:ascii="맑은 고딕" w:hAnsi="맑은 고딕"/>
+                <w:b w:val="0"/>
+                <w:sz w:val="18"/>
+                <w:rFonts w:eastAsia="맑은 고딕"/>
+              </w:rPr>
+              <w:t>후기 화면</w:t>
+            </w:r>
+          </w:p>
+        </w:tc>
+        <w:tc>
+          <w:tcPr>
+            <w:tcW w:type="dxa" w:w="2889"/>
+          </w:tcPr>
+          <w:p>
+            <w:r/>
+            <w:r>
+              <w:rPr>
+                <w:rFonts w:ascii="맑은 고딕" w:hAnsi="맑은 고딕"/>
+                <w:b w:val="0"/>
+                <w:sz w:val="18"/>
+                <w:rFonts w:eastAsia="맑은 고딕"/>
+              </w:rPr>
+              <w:t>후기 화면 비활성(홈 리디렉트).</w:t>
+            </w:r>
+          </w:p>
+        </w:tc>
+      </w:tr>
+      <w:tr>
+        <w:tc>
+          <w:tcPr>
+            <w:tcW w:type="dxa" w:w="2889"/>
+          </w:tcPr>
+          <w:p>
+            <w:r/>
+            <w:r>
+              <w:rPr>
+                <w:rFonts w:ascii="맑은 고딕" w:hAnsi="맑은 고딕"/>
+                <w:b/>
+                <w:sz w:val="18"/>
+                <w:rFonts w:eastAsia="맑은 고딕"/>
+              </w:rPr>
+              <w:t>/hospitals</w:t>
+            </w:r>
+          </w:p>
+        </w:tc>
+        <w:tc>
+          <w:tcPr>
+            <w:tcW w:type="dxa" w:w="2889"/>
+          </w:tcPr>
+          <w:p>
+            <w:r/>
+            <w:r>
+              <w:rPr>
+                <w:rFonts w:ascii="맑은 고딕" w:hAnsi="맑은 고딕"/>
+                <w:b w:val="0"/>
+                <w:sz w:val="18"/>
+                <w:rFonts w:eastAsia="맑은 고딕"/>
+              </w:rPr>
+              <w:t>검색 화면</w:t>
+            </w:r>
+          </w:p>
+        </w:tc>
+        <w:tc>
+          <w:tcPr>
+            <w:tcW w:type="dxa" w:w="2889"/>
+          </w:tcPr>
+          <w:p>
+            <w:r/>
+            <w:r>
+              <w:rPr>
+                <w:rFonts w:ascii="맑은 고딕" w:hAnsi="맑은 고딕"/>
+                <w:b w:val="0"/>
+                <w:sz w:val="18"/>
+                <w:rFonts w:eastAsia="맑은 고딕"/>
+              </w:rPr>
+              <w:t>검색 화면 비활성(병원 목록으로 리디렉트).</w:t>
+            </w:r>
+          </w:p>
+        </w:tc>
+      </w:tr>
+    </w:tbl>
+    <w:p/>
+    <w:p>
+      <w:r>
+        <w:rPr>
+          <w:rFonts w:ascii="맑은 고딕" w:hAnsi="맑은 고딕"/>
+          <w:b/>
+          <w:color w:val="00467F"/>
+          <w:sz w:val="24"/>
+          <w:rFonts w:eastAsia="맑은 고딕"/>
+        </w:rPr>
+        <w:t>9. 근거자료</w:t>
+      </w:r>
+    </w:p>
+    <w:tbl>
+      <w:tblPr>
+        <w:tblW w:type="auto" w:w="0"/>
+        <w:tblLook w:firstColumn="1" w:firstRow="1" w:lastColumn="0" w:lastRow="0" w:noHBand="0" w:noVBand="1" w:val="04A0"/>
+        <w:tblBorders>
+          <w:top w:val="single" w:sz="4" w:color="999999"/>
+          <w:left w:val="single" w:sz="4" w:color="999999"/>
+          <w:bottom w:val="single" w:sz="4" w:color="999999"/>
+          <w:right w:val="single" w:sz="4" w:color="999999"/>
+          <w:insideH w:val="single" w:sz="4" w:color="999999"/>
+          <w:insideV w:val="single" w:sz="4" w:color="999999"/>
+        </w:tblBorders>
+      </w:tblPr>
+      <w:tblGrid>
+        <w:gridCol w:w="2889"/>
+        <w:gridCol w:w="2889"/>
+        <w:gridCol w:w="2889"/>
+      </w:tblGrid>
+      <w:tr>
+        <w:tc>
+          <w:tcPr>
+            <w:tcW w:type="dxa" w:w="2889"/>
+            <w:shd w:val="clear" w:color="auto" w:fill="00467F"/>
+          </w:tcPr>
+          <w:p>
+            <w:r/>
+            <w:r>
+              <w:rPr>
+                <w:rFonts w:ascii="맑은 고딕" w:hAnsi="맑은 고딕"/>
+                <w:b/>
+                <w:color w:val="FFFFFF"/>
+                <w:sz w:val="18"/>
+                <w:rFonts w:eastAsia="맑은 고딕"/>
+              </w:rPr>
+              <w:t>구분</w:t>
+            </w:r>
+          </w:p>
+        </w:tc>
+        <w:tc>
+          <w:tcPr>
+            <w:tcW w:type="dxa" w:w="2889"/>
+            <w:shd w:val="clear" w:color="auto" w:fill="00467F"/>
+          </w:tcPr>
+          <w:p>
+            <w:r/>
+            <w:r>
+              <w:rPr>
+                <w:rFonts w:ascii="맑은 고딕" w:hAnsi="맑은 고딕"/>
+                <w:b/>
+                <w:color w:val="FFFFFF"/>
+                <w:sz w:val="18"/>
+                <w:rFonts w:eastAsia="맑은 고딕"/>
+              </w:rPr>
+              <w:t>출처</w:t>
+            </w:r>
+          </w:p>
+        </w:tc>
+        <w:tc>
+          <w:tcPr>
+            <w:tcW w:type="dxa" w:w="2889"/>
+            <w:shd w:val="clear" w:color="auto" w:fill="00467F"/>
+          </w:tcPr>
+          <w:p>
+            <w:r/>
+            <w:r>
+              <w:rPr>
+                <w:rFonts w:ascii="맑은 고딕" w:hAnsi="맑은 고딕"/>
+                <w:b/>
+                <w:color w:val="FFFFFF"/>
+                <w:sz w:val="18"/>
+                <w:rFonts w:eastAsia="맑은 고딕"/>
+              </w:rPr>
+              <w:t>확인 내용</w:t>
+            </w:r>
+          </w:p>
+        </w:tc>
+      </w:tr>
+      <w:tr>
+        <w:tc>
+          <w:tcPr>
+            <w:tcW w:type="dxa" w:w="2889"/>
+          </w:tcPr>
+          <w:p>
+            <w:r/>
+            <w:r>
+              <w:rPr>
+                <w:rFonts w:ascii="맑은 고딕" w:hAnsi="맑은 고딕"/>
+                <w:b/>
+                <w:sz w:val="18"/>
+                <w:rFonts w:eastAsia="맑은 고딕"/>
+              </w:rPr>
+              <w:t>코드</w:t>
+            </w:r>
+          </w:p>
+        </w:tc>
+        <w:tc>
+          <w:tcPr>
+            <w:tcW w:type="dxa" w:w="2889"/>
+          </w:tcPr>
+          <w:p>
+            <w:r/>
+            <w:r>
+              <w:rPr>
+                <w:rFonts w:ascii="맑은 고딕" w:hAnsi="맑은 고딕"/>
+                <w:b w:val="0"/>
+                <w:sz w:val="18"/>
+                <w:rFonts w:eastAsia="맑은 고딕"/>
+              </w:rPr>
+              <w:t>src/lib/auth/accountTiers.ts</w:t>
+            </w:r>
+          </w:p>
+        </w:tc>
+        <w:tc>
+          <w:tcPr>
+            <w:tcW w:type="dxa" w:w="2889"/>
+          </w:tcPr>
+          <w:p>
+            <w:r/>
+            <w:r>
+              <w:rPr>
+                <w:rFonts w:ascii="맑은 고딕" w:hAnsi="맑은 고딕"/>
+                <w:b w:val="0"/>
+                <w:sz w:val="18"/>
+                <w:rFonts w:eastAsia="맑은 고딕"/>
+              </w:rPr>
+              <w:t>계정 계층 7종의 단일 표준</w:t>
+            </w:r>
+          </w:p>
+        </w:tc>
+      </w:tr>
+      <w:tr>
+        <w:tc>
+          <w:tcPr>
+            <w:tcW w:type="dxa" w:w="2889"/>
+          </w:tcPr>
+          <w:p>
+            <w:r/>
+            <w:r>
+              <w:rPr>
+                <w:rFonts w:ascii="맑은 고딕" w:hAnsi="맑은 고딕"/>
+                <w:b/>
+                <w:sz w:val="18"/>
+                <w:rFonts w:eastAsia="맑은 고딕"/>
+              </w:rPr>
+              <w:t>코드</w:t>
+            </w:r>
+          </w:p>
+        </w:tc>
+        <w:tc>
+          <w:tcPr>
+            <w:tcW w:type="dxa" w:w="2889"/>
+          </w:tcPr>
+          <w:p>
+            <w:r/>
+            <w:r>
+              <w:rPr>
+                <w:rFonts w:ascii="맑은 고딕" w:hAnsi="맑은 고딕"/>
+                <w:b w:val="0"/>
+                <w:sz w:val="18"/>
+                <w:rFonts w:eastAsia="맑은 고딕"/>
+              </w:rPr>
+              <w:t>src/lib/khidi/targets.ts</w:t>
+            </w:r>
+          </w:p>
+        </w:tc>
+        <w:tc>
+          <w:tcPr>
+            <w:tcW w:type="dxa" w:w="2889"/>
+          </w:tcPr>
+          <w:p>
+            <w:r/>
+            <w:r>
+              <w:rPr>
+                <w:rFonts w:ascii="맑은 고딕" w:hAnsi="맑은 고딕"/>
+                <w:b w:val="0"/>
+                <w:sz w:val="18"/>
+                <w:rFonts w:eastAsia="맑은 고딕"/>
+              </w:rPr>
+              <w:t>성과지표 공식 목표(12/120/90)</w:t>
+            </w:r>
+          </w:p>
+        </w:tc>
+      </w:tr>
+      <w:tr>
+        <w:tc>
+          <w:tcPr>
+            <w:tcW w:type="dxa" w:w="2889"/>
+          </w:tcPr>
+          <w:p>
+            <w:r/>
+            <w:r>
+              <w:rPr>
+                <w:rFonts w:ascii="맑은 고딕" w:hAnsi="맑은 고딕"/>
+                <w:b/>
+                <w:sz w:val="18"/>
+                <w:rFonts w:eastAsia="맑은 고딕"/>
+              </w:rPr>
+              <w:t>코드</w:t>
+            </w:r>
+          </w:p>
+        </w:tc>
+        <w:tc>
+          <w:tcPr>
+            <w:tcW w:type="dxa" w:w="2889"/>
+          </w:tcPr>
+          <w:p>
+            <w:r/>
+            <w:r>
+              <w:rPr>
+                <w:rFonts w:ascii="맑은 고딕" w:hAnsi="맑은 고딕"/>
+                <w:b w:val="0"/>
+                <w:sz w:val="18"/>
+                <w:rFonts w:eastAsia="맑은 고딕"/>
+              </w:rPr>
+              <w:t>src/lib/khidi/kpi.ts</w:t>
+            </w:r>
+          </w:p>
+        </w:tc>
+        <w:tc>
+          <w:tcPr>
+            <w:tcW w:type="dxa" w:w="2889"/>
+          </w:tcPr>
+          <w:p>
+            <w:r/>
+            <w:r>
+              <w:rPr>
+                <w:rFonts w:ascii="맑은 고딕" w:hAnsi="맑은 고딕"/>
+                <w:b w:val="0"/>
+                <w:sz w:val="18"/>
+                <w:rFonts w:eastAsia="맑은 고딕"/>
+              </w:rPr>
+              <w:t>성과지표 집계 정의(테스트 데이터 제외 규칙 포함)</w:t>
+            </w:r>
+          </w:p>
+        </w:tc>
+      </w:tr>
+      <w:tr>
+        <w:tc>
+          <w:tcPr>
+            <w:tcW w:type="dxa" w:w="2889"/>
+          </w:tcPr>
+          <w:p>
+            <w:r/>
+            <w:r>
+              <w:rPr>
+                <w:rFonts w:ascii="맑은 고딕" w:hAnsi="맑은 고딕"/>
+                <w:b/>
+                <w:sz w:val="18"/>
+                <w:rFonts w:eastAsia="맑은 고딕"/>
+              </w:rPr>
+              <w:t>빌드</w:t>
+            </w:r>
+          </w:p>
+        </w:tc>
+        <w:tc>
+          <w:tcPr>
+            <w:tcW w:type="dxa" w:w="2889"/>
+          </w:tcPr>
+          <w:p>
+            <w:r/>
+            <w:r>
+              <w:rPr>
+                <w:rFonts w:ascii="맑은 고딕" w:hAnsi="맑은 고딕"/>
+                <w:b w:val="0"/>
+                <w:sz w:val="18"/>
+                <w:rFonts w:eastAsia="맑은 고딕"/>
+              </w:rPr>
+              <w:t>Next.js 라우트 목록(CI 빌드 산출)</w:t>
+            </w:r>
+          </w:p>
+        </w:tc>
+        <w:tc>
+          <w:tcPr>
+            <w:tcW w:type="dxa" w:w="2889"/>
+          </w:tcPr>
+          <w:p>
+            <w:r/>
+            <w:r>
+              <w:rPr>
+                <w:rFonts w:ascii="맑은 고딕" w:hAnsi="맑은 고딕"/>
+                <w:b w:val="0"/>
+                <w:sz w:val="18"/>
+                <w:rFonts w:eastAsia="맑은 고딕"/>
+              </w:rPr>
+              <w:t>실제 존재하는 화면 경로</w:t>
+            </w:r>
+          </w:p>
+        </w:tc>
+      </w:tr>
+      <w:tr>
+        <w:tc>
+          <w:tcPr>
+            <w:tcW w:type="dxa" w:w="2889"/>
+          </w:tcPr>
+          <w:p>
+            <w:r/>
+            <w:r>
+              <w:rPr>
+                <w:rFonts w:ascii="맑은 고딕" w:hAnsi="맑은 고딕"/>
+                <w:b/>
+                <w:sz w:val="18"/>
+                <w:rFonts w:eastAsia="맑은 고딕"/>
+              </w:rPr>
+              <w:t>데이터</w:t>
+            </w:r>
+          </w:p>
+        </w:tc>
+        <w:tc>
+          <w:tcPr>
+            <w:tcW w:type="dxa" w:w="2889"/>
+          </w:tcPr>
+          <w:p>
+            <w:r/>
+            <w:r>
+              <w:rPr>
+                <w:rFonts w:ascii="맑은 고딕" w:hAnsi="맑은 고딕"/>
+                <w:b w:val="0"/>
+                <w:sz w:val="18"/>
+                <w:rFonts w:eastAsia="맑은 고딕"/>
+              </w:rPr>
+              <w:t>운영데이터베이스 정확 집계(2026. 7. 27.)</w:t>
+            </w:r>
+          </w:p>
+        </w:tc>
+        <w:tc>
+          <w:tcPr>
+            <w:tcW w:type="dxa" w:w="2889"/>
+          </w:tcPr>
+          <w:p>
+            <w:r/>
+            <w:r>
+              <w:rPr>
+                <w:rFonts w:ascii="맑은 고딕" w:hAnsi="맑은 고딕"/>
+                <w:b w:val="0"/>
+                <w:sz w:val="18"/>
+                <w:rFonts w:eastAsia="맑은 고딕"/>
+              </w:rPr>
+              <w:t>실적 수치의 원천</w:t>
+            </w:r>
+          </w:p>
+        </w:tc>
+      </w:tr>
+    </w:tbl>
+    <w:p/>
     <w:sectPr>
       <w:headerReference w:type="default" r:id="rId7"/>
       <w:footerReference w:type="default" r:id="rId8"/>

--- a/docs/government-project/06_사용자매뉴얼.docx
+++ b/docs/government-project/06_사용자매뉴얼.docx
@@ -7076,6 +7076,2041 @@
                 <w:rFonts w:eastAsia="맑은 고딕"/>
               </w:rPr>
               <w:t>운영데이터베이스 정확 집계(2026. 7. 27.)</w:t>
+            </w:r>
+          </w:p>
+        </w:tc>
+        <w:tc>
+          <w:tcPr>
+            <w:tcW w:type="dxa" w:w="2889"/>
+          </w:tcPr>
+          <w:p>
+            <w:r/>
+            <w:r>
+              <w:rPr>
+                <w:rFonts w:ascii="맑은 고딕" w:hAnsi="맑은 고딕"/>
+                <w:b w:val="0"/>
+                <w:sz w:val="18"/>
+                <w:rFonts w:eastAsia="맑은 고딕"/>
+              </w:rPr>
+              <w:t>실적 수치의 원천</w:t>
+            </w:r>
+          </w:p>
+        </w:tc>
+      </w:tr>
+    </w:tbl>
+    <w:p/>
+    <w:p>
+      <w:r>
+        <w:br w:type="page"/>
+      </w:r>
+    </w:p>
+    <w:p>
+      <w:r>
+        <w:rPr>
+          <w:rFonts w:ascii="맑은 고딕" w:hAnsi="맑은 고딕"/>
+          <w:b/>
+          <w:color w:val="00467F"/>
+          <w:sz w:val="28"/>
+          <w:rFonts w:eastAsia="맑은 고딕"/>
+        </w:rPr>
+        <w:t>부록. 현행 반영 (2026. 8. 19. 기준)</w:t>
+      </w:r>
+    </w:p>
+    <w:p>
+      <w:r>
+        <w:rPr>
+          <w:rFonts w:ascii="맑은 고딕" w:hAnsi="맑은 고딕"/>
+          <w:b w:val="0"/>
+          <w:sz w:val="20"/>
+          <w:rFonts w:eastAsia="맑은 고딕"/>
+        </w:rPr>
+        <w:t>본 부록은 문서 본문 작성 이후 변경된 사항을 현행 기준으로 반영한 것이다. 수치는 추정이 아니라 운영데이터베이스 정확 집계이며, 화면 경로는 실제 배포 코드 기준이다.</w:t>
+      </w:r>
+    </w:p>
+    <w:p/>
+    <w:p>
+      <w:r>
+        <w:rPr>
+          <w:rFonts w:ascii="맑은 고딕" w:hAnsi="맑은 고딕"/>
+          <w:b/>
+          <w:color w:val="00467F"/>
+          <w:sz w:val="24"/>
+          <w:rFonts w:eastAsia="맑은 고딕"/>
+        </w:rPr>
+        <w:t>1. 계정 계층 (7종)</w:t>
+      </w:r>
+    </w:p>
+    <w:p>
+      <w:r>
+        <w:rPr>
+          <w:rFonts w:ascii="맑은 고딕" w:hAnsi="맑은 고딕"/>
+          <w:b w:val="0"/>
+          <w:sz w:val="18"/>
+          <w:rFonts w:eastAsia="맑은 고딕"/>
+        </w:rPr>
+        <w:t>※ 의사는 계정 계층이 아니다. 화상상담 초대링크 게스트 또는 의료기관 계정으로 참여한다.</w:t>
+      </w:r>
+    </w:p>
+    <w:tbl>
+      <w:tblPr>
+        <w:tblW w:type="auto" w:w="0"/>
+        <w:tblLook w:firstColumn="1" w:firstRow="1" w:lastColumn="0" w:lastRow="0" w:noHBand="0" w:noVBand="1" w:val="04A0"/>
+        <w:tblBorders>
+          <w:top w:val="single" w:sz="4" w:color="999999"/>
+          <w:left w:val="single" w:sz="4" w:color="999999"/>
+          <w:bottom w:val="single" w:sz="4" w:color="999999"/>
+          <w:right w:val="single" w:sz="4" w:color="999999"/>
+          <w:insideH w:val="single" w:sz="4" w:color="999999"/>
+          <w:insideV w:val="single" w:sz="4" w:color="999999"/>
+        </w:tblBorders>
+      </w:tblPr>
+      <w:tblGrid>
+        <w:gridCol w:w="2166"/>
+        <w:gridCol w:w="2166"/>
+        <w:gridCol w:w="2166"/>
+        <w:gridCol w:w="2166"/>
+      </w:tblGrid>
+      <w:tr>
+        <w:tc>
+          <w:tcPr>
+            <w:tcW w:type="dxa" w:w="2166"/>
+            <w:shd w:val="clear" w:color="auto" w:fill="00467F"/>
+          </w:tcPr>
+          <w:p>
+            <w:r/>
+            <w:r>
+              <w:rPr>
+                <w:rFonts w:ascii="맑은 고딕" w:hAnsi="맑은 고딕"/>
+                <w:b/>
+                <w:color w:val="FFFFFF"/>
+                <w:sz w:val="18"/>
+                <w:rFonts w:eastAsia="맑은 고딕"/>
+              </w:rPr>
+              <w:t>계층</w:t>
+            </w:r>
+          </w:p>
+        </w:tc>
+        <w:tc>
+          <w:tcPr>
+            <w:tcW w:type="dxa" w:w="2166"/>
+            <w:shd w:val="clear" w:color="auto" w:fill="00467F"/>
+          </w:tcPr>
+          <w:p>
+            <w:r/>
+            <w:r>
+              <w:rPr>
+                <w:rFonts w:ascii="맑은 고딕" w:hAnsi="맑은 고딕"/>
+                <w:b/>
+                <w:color w:val="FFFFFF"/>
+                <w:sz w:val="18"/>
+                <w:rFonts w:eastAsia="맑은 고딕"/>
+              </w:rPr>
+              <w:t>권한 저장</w:t>
+            </w:r>
+          </w:p>
+        </w:tc>
+        <w:tc>
+          <w:tcPr>
+            <w:tcW w:type="dxa" w:w="2166"/>
+            <w:shd w:val="clear" w:color="auto" w:fill="00467F"/>
+          </w:tcPr>
+          <w:p>
+            <w:r/>
+            <w:r>
+              <w:rPr>
+                <w:rFonts w:ascii="맑은 고딕" w:hAnsi="맑은 고딕"/>
+                <w:b/>
+                <w:color w:val="FFFFFF"/>
+                <w:sz w:val="18"/>
+                <w:rFonts w:eastAsia="맑은 고딕"/>
+              </w:rPr>
+              <w:t>전용 화면</w:t>
+            </w:r>
+          </w:p>
+        </w:tc>
+        <w:tc>
+          <w:tcPr>
+            <w:tcW w:type="dxa" w:w="2166"/>
+            <w:shd w:val="clear" w:color="auto" w:fill="00467F"/>
+          </w:tcPr>
+          <w:p>
+            <w:r/>
+            <w:r>
+              <w:rPr>
+                <w:rFonts w:ascii="맑은 고딕" w:hAnsi="맑은 고딕"/>
+                <w:b/>
+                <w:color w:val="FFFFFF"/>
+                <w:sz w:val="18"/>
+                <w:rFonts w:eastAsia="맑은 고딕"/>
+              </w:rPr>
+              <w:t>설명</w:t>
+            </w:r>
+          </w:p>
+        </w:tc>
+      </w:tr>
+      <w:tr>
+        <w:tc>
+          <w:tcPr>
+            <w:tcW w:type="dxa" w:w="2166"/>
+          </w:tcPr>
+          <w:p>
+            <w:r/>
+            <w:r>
+              <w:rPr>
+                <w:rFonts w:ascii="맑은 고딕" w:hAnsi="맑은 고딕"/>
+                <w:b/>
+                <w:sz w:val="18"/>
+                <w:rFonts w:eastAsia="맑은 고딕"/>
+              </w:rPr>
+              <w:t>비회원(게스트)</w:t>
+            </w:r>
+          </w:p>
+        </w:tc>
+        <w:tc>
+          <w:tcPr>
+            <w:tcW w:type="dxa" w:w="2166"/>
+          </w:tcPr>
+          <w:p>
+            <w:r/>
+            <w:r>
+              <w:rPr>
+                <w:rFonts w:ascii="맑은 고딕" w:hAnsi="맑은 고딕"/>
+                <w:b w:val="0"/>
+                <w:sz w:val="18"/>
+                <w:rFonts w:eastAsia="맑은 고딕"/>
+              </w:rPr>
+              <w:t>초대링크 토큰</w:t>
+            </w:r>
+          </w:p>
+        </w:tc>
+        <w:tc>
+          <w:tcPr>
+            <w:tcW w:type="dxa" w:w="2166"/>
+          </w:tcPr>
+          <w:p>
+            <w:r/>
+            <w:r>
+              <w:rPr>
+                <w:rFonts w:ascii="맑은 고딕" w:hAnsi="맑은 고딕"/>
+                <w:b w:val="0"/>
+                <w:sz w:val="18"/>
+                <w:rFonts w:eastAsia="맑은 고딕"/>
+              </w:rPr>
+              <w:t>—</w:t>
+            </w:r>
+          </w:p>
+        </w:tc>
+        <w:tc>
+          <w:tcPr>
+            <w:tcW w:type="dxa" w:w="2166"/>
+          </w:tcPr>
+          <w:p>
+            <w:r/>
+            <w:r>
+              <w:rPr>
+                <w:rFonts w:ascii="맑은 고딕" w:hAnsi="맑은 고딕"/>
+                <w:b w:val="0"/>
+                <w:sz w:val="18"/>
+                <w:rFonts w:eastAsia="맑은 고딕"/>
+              </w:rPr>
+              <w:t>계정 없이 화상상담 초대링크로만 상담방 입장. 의료진·통역사가 이 방식으로 참여.</w:t>
+            </w:r>
+          </w:p>
+        </w:tc>
+      </w:tr>
+      <w:tr>
+        <w:tc>
+          <w:tcPr>
+            <w:tcW w:type="dxa" w:w="2166"/>
+          </w:tcPr>
+          <w:p>
+            <w:r/>
+            <w:r>
+              <w:rPr>
+                <w:rFonts w:ascii="맑은 고딕" w:hAnsi="맑은 고딕"/>
+                <w:b/>
+                <w:sz w:val="18"/>
+                <w:rFonts w:eastAsia="맑은 고딕"/>
+              </w:rPr>
+              <w:t>사용자(환자)</w:t>
+            </w:r>
+          </w:p>
+        </w:tc>
+        <w:tc>
+          <w:tcPr>
+            <w:tcW w:type="dxa" w:w="2166"/>
+          </w:tcPr>
+          <w:p>
+            <w:r/>
+            <w:r>
+              <w:rPr>
+                <w:rFonts w:ascii="맑은 고딕" w:hAnsi="맑은 고딕"/>
+                <w:b w:val="0"/>
+                <w:sz w:val="18"/>
+                <w:rFonts w:eastAsia="맑은 고딕"/>
+              </w:rPr>
+              <w:t>로그인 계정(기본값)</w:t>
+            </w:r>
+          </w:p>
+        </w:tc>
+        <w:tc>
+          <w:tcPr>
+            <w:tcW w:type="dxa" w:w="2166"/>
+          </w:tcPr>
+          <w:p>
+            <w:r/>
+            <w:r>
+              <w:rPr>
+                <w:rFonts w:ascii="맑은 고딕" w:hAnsi="맑은 고딕"/>
+                <w:b w:val="0"/>
+                <w:sz w:val="18"/>
+                <w:rFonts w:eastAsia="맑은 고딕"/>
+              </w:rPr>
+              <w:t>/patient</w:t>
+            </w:r>
+          </w:p>
+        </w:tc>
+        <w:tc>
+          <w:tcPr>
+            <w:tcW w:type="dxa" w:w="2166"/>
+          </w:tcPr>
+          <w:p>
+            <w:r/>
+            <w:r>
+              <w:rPr>
+                <w:rFonts w:ascii="맑은 고딕" w:hAnsi="맑은 고딕"/>
+                <w:b w:val="0"/>
+                <w:sz w:val="18"/>
+                <w:rFonts w:eastAsia="맑은 고딕"/>
+              </w:rPr>
+              <w:t>문의·상담·사후관리. 별도 역할 없음이 기본.</w:t>
+            </w:r>
+          </w:p>
+        </w:tc>
+      </w:tr>
+      <w:tr>
+        <w:tc>
+          <w:tcPr>
+            <w:tcW w:type="dxa" w:w="2166"/>
+          </w:tcPr>
+          <w:p>
+            <w:r/>
+            <w:r>
+              <w:rPr>
+                <w:rFonts w:ascii="맑은 고딕" w:hAnsi="맑은 고딕"/>
+                <w:b/>
+                <w:sz w:val="18"/>
+                <w:rFonts w:eastAsia="맑은 고딕"/>
+              </w:rPr>
+              <w:t>코디네이터</w:t>
+            </w:r>
+          </w:p>
+        </w:tc>
+        <w:tc>
+          <w:tcPr>
+            <w:tcW w:type="dxa" w:w="2166"/>
+          </w:tcPr>
+          <w:p>
+            <w:r/>
+            <w:r>
+              <w:rPr>
+                <w:rFonts w:ascii="맑은 고딕" w:hAnsi="맑은 고딕"/>
+                <w:b w:val="0"/>
+                <w:sz w:val="18"/>
+                <w:rFonts w:eastAsia="맑은 고딕"/>
+              </w:rPr>
+              <w:t>app_metadata.role</w:t>
+            </w:r>
+          </w:p>
+        </w:tc>
+        <w:tc>
+          <w:tcPr>
+            <w:tcW w:type="dxa" w:w="2166"/>
+          </w:tcPr>
+          <w:p>
+            <w:r/>
+            <w:r>
+              <w:rPr>
+                <w:rFonts w:ascii="맑은 고딕" w:hAnsi="맑은 고딕"/>
+                <w:b w:val="0"/>
+                <w:sz w:val="18"/>
+                <w:rFonts w:eastAsia="맑은 고딕"/>
+              </w:rPr>
+              <w:t>/coordinator</w:t>
+            </w:r>
+          </w:p>
+        </w:tc>
+        <w:tc>
+          <w:tcPr>
+            <w:tcW w:type="dxa" w:w="2166"/>
+          </w:tcPr>
+          <w:p>
+            <w:r/>
+            <w:r>
+              <w:rPr>
+                <w:rFonts w:ascii="맑은 고딕" w:hAnsi="맑은 고딕"/>
+                <w:b w:val="0"/>
+                <w:sz w:val="18"/>
+                <w:rFonts w:eastAsia="맑은 고딕"/>
+              </w:rPr>
+              <w:t>내부 스태프. 환자 여정·상담 일정·증상 알림 관리.</w:t>
+            </w:r>
+          </w:p>
+        </w:tc>
+      </w:tr>
+      <w:tr>
+        <w:tc>
+          <w:tcPr>
+            <w:tcW w:type="dxa" w:w="2166"/>
+          </w:tcPr>
+          <w:p>
+            <w:r/>
+            <w:r>
+              <w:rPr>
+                <w:rFonts w:ascii="맑은 고딕" w:hAnsi="맑은 고딕"/>
+                <w:b/>
+                <w:sz w:val="18"/>
+                <w:rFonts w:eastAsia="맑은 고딕"/>
+              </w:rPr>
+              <w:t>관리자</w:t>
+            </w:r>
+          </w:p>
+        </w:tc>
+        <w:tc>
+          <w:tcPr>
+            <w:tcW w:type="dxa" w:w="2166"/>
+          </w:tcPr>
+          <w:p>
+            <w:r/>
+            <w:r>
+              <w:rPr>
+                <w:rFonts w:ascii="맑은 고딕" w:hAnsi="맑은 고딕"/>
+                <w:b w:val="0"/>
+                <w:sz w:val="18"/>
+                <w:rFonts w:eastAsia="맑은 고딕"/>
+              </w:rPr>
+              <w:t>app_metadata.role</w:t>
+            </w:r>
+          </w:p>
+        </w:tc>
+        <w:tc>
+          <w:tcPr>
+            <w:tcW w:type="dxa" w:w="2166"/>
+          </w:tcPr>
+          <w:p>
+            <w:r/>
+            <w:r>
+              <w:rPr>
+                <w:rFonts w:ascii="맑은 고딕" w:hAnsi="맑은 고딕"/>
+                <w:b w:val="0"/>
+                <w:sz w:val="18"/>
+                <w:rFonts w:eastAsia="맑은 고딕"/>
+              </w:rPr>
+              <w:t>/admin</w:t>
+            </w:r>
+          </w:p>
+        </w:tc>
+        <w:tc>
+          <w:tcPr>
+            <w:tcW w:type="dxa" w:w="2166"/>
+          </w:tcPr>
+          <w:p>
+            <w:r/>
+            <w:r>
+              <w:rPr>
+                <w:rFonts w:ascii="맑은 고딕" w:hAnsi="맑은 고딕"/>
+                <w:b w:val="0"/>
+                <w:sz w:val="18"/>
+                <w:rFonts w:eastAsia="맑은 고딕"/>
+              </w:rPr>
+              <w:t>운영자. 전체 권한. 통합 콘솔에서 코디 화면까지 포함.</w:t>
+            </w:r>
+          </w:p>
+        </w:tc>
+      </w:tr>
+      <w:tr>
+        <w:tc>
+          <w:tcPr>
+            <w:tcW w:type="dxa" w:w="2166"/>
+          </w:tcPr>
+          <w:p>
+            <w:r/>
+            <w:r>
+              <w:rPr>
+                <w:rFonts w:ascii="맑은 고딕" w:hAnsi="맑은 고딕"/>
+                <w:b/>
+                <w:sz w:val="18"/>
+                <w:rFonts w:eastAsia="맑은 고딕"/>
+              </w:rPr>
+              <w:t>국내 의료기관</w:t>
+            </w:r>
+          </w:p>
+        </w:tc>
+        <w:tc>
+          <w:tcPr>
+            <w:tcW w:type="dxa" w:w="2166"/>
+          </w:tcPr>
+          <w:p>
+            <w:r/>
+            <w:r>
+              <w:rPr>
+                <w:rFonts w:ascii="맑은 고딕" w:hAnsi="맑은 고딕"/>
+                <w:b w:val="0"/>
+                <w:sz w:val="18"/>
+                <w:rFonts w:eastAsia="맑은 고딕"/>
+              </w:rPr>
+              <w:t>hospital_users 테이블</w:t>
+            </w:r>
+          </w:p>
+        </w:tc>
+        <w:tc>
+          <w:tcPr>
+            <w:tcW w:type="dxa" w:w="2166"/>
+          </w:tcPr>
+          <w:p>
+            <w:r/>
+            <w:r>
+              <w:rPr>
+                <w:rFonts w:ascii="맑은 고딕" w:hAnsi="맑은 고딕"/>
+                <w:b w:val="0"/>
+                <w:sz w:val="18"/>
+                <w:rFonts w:eastAsia="맑은 고딕"/>
+              </w:rPr>
+              <w:t>/hospital</w:t>
+            </w:r>
+          </w:p>
+        </w:tc>
+        <w:tc>
+          <w:tcPr>
+            <w:tcW w:type="dxa" w:w="2166"/>
+          </w:tcPr>
+          <w:p>
+            <w:r/>
+            <w:r>
+              <w:rPr>
+                <w:rFonts w:ascii="맑은 고딕" w:hAnsi="맑은 고딕"/>
+                <w:b w:val="0"/>
+                <w:sz w:val="18"/>
+                <w:rFonts w:eastAsia="맑은 고딕"/>
+              </w:rPr>
+              <w:t>제휴 한국 병원 담당자(owner/manager/viewer). 리드·프로필·치료정보 관리.</w:t>
+            </w:r>
+          </w:p>
+        </w:tc>
+      </w:tr>
+      <w:tr>
+        <w:tc>
+          <w:tcPr>
+            <w:tcW w:type="dxa" w:w="2166"/>
+          </w:tcPr>
+          <w:p>
+            <w:r/>
+            <w:r>
+              <w:rPr>
+                <w:rFonts w:ascii="맑은 고딕" w:hAnsi="맑은 고딕"/>
+                <w:b/>
+                <w:sz w:val="18"/>
+                <w:rFonts w:eastAsia="맑은 고딕"/>
+              </w:rPr>
+              <w:t>해외 에이전시</w:t>
+            </w:r>
+          </w:p>
+        </w:tc>
+        <w:tc>
+          <w:tcPr>
+            <w:tcW w:type="dxa" w:w="2166"/>
+          </w:tcPr>
+          <w:p>
+            <w:r/>
+            <w:r>
+              <w:rPr>
+                <w:rFonts w:ascii="맑은 고딕" w:hAnsi="맑은 고딕"/>
+                <w:b w:val="0"/>
+                <w:sz w:val="18"/>
+                <w:rFonts w:eastAsia="맑은 고딕"/>
+              </w:rPr>
+              <w:t>agency_users + partner_type</w:t>
+            </w:r>
+          </w:p>
+        </w:tc>
+        <w:tc>
+          <w:tcPr>
+            <w:tcW w:type="dxa" w:w="2166"/>
+          </w:tcPr>
+          <w:p>
+            <w:r/>
+            <w:r>
+              <w:rPr>
+                <w:rFonts w:ascii="맑은 고딕" w:hAnsi="맑은 고딕"/>
+                <w:b w:val="0"/>
+                <w:sz w:val="18"/>
+                <w:rFonts w:eastAsia="맑은 고딕"/>
+              </w:rPr>
+              <w:t>/agency</w:t>
+            </w:r>
+          </w:p>
+        </w:tc>
+        <w:tc>
+          <w:tcPr>
+            <w:tcW w:type="dxa" w:w="2166"/>
+          </w:tcPr>
+          <w:p>
+            <w:r/>
+            <w:r>
+              <w:rPr>
+                <w:rFonts w:ascii="맑은 고딕" w:hAnsi="맑은 고딕"/>
+                <w:b w:val="0"/>
+                <w:sz w:val="18"/>
+                <w:rFonts w:eastAsia="맑은 고딕"/>
+              </w:rPr>
+              <w:t>해외 환자 유치 파트너. 의뢰 환자 진행상황 조회.</w:t>
+            </w:r>
+          </w:p>
+        </w:tc>
+      </w:tr>
+      <w:tr>
+        <w:tc>
+          <w:tcPr>
+            <w:tcW w:type="dxa" w:w="2166"/>
+          </w:tcPr>
+          <w:p>
+            <w:r/>
+            <w:r>
+              <w:rPr>
+                <w:rFonts w:ascii="맑은 고딕" w:hAnsi="맑은 고딕"/>
+                <w:b/>
+                <w:sz w:val="18"/>
+                <w:rFonts w:eastAsia="맑은 고딕"/>
+              </w:rPr>
+              <w:t>해외 의료기관</w:t>
+            </w:r>
+          </w:p>
+        </w:tc>
+        <w:tc>
+          <w:tcPr>
+            <w:tcW w:type="dxa" w:w="2166"/>
+          </w:tcPr>
+          <w:p>
+            <w:r/>
+            <w:r>
+              <w:rPr>
+                <w:rFonts w:ascii="맑은 고딕" w:hAnsi="맑은 고딕"/>
+                <w:b w:val="0"/>
+                <w:sz w:val="18"/>
+                <w:rFonts w:eastAsia="맑은 고딕"/>
+              </w:rPr>
+              <w:t>agency_users + partner_type</w:t>
+            </w:r>
+          </w:p>
+        </w:tc>
+        <w:tc>
+          <w:tcPr>
+            <w:tcW w:type="dxa" w:w="2166"/>
+          </w:tcPr>
+          <w:p>
+            <w:r/>
+            <w:r>
+              <w:rPr>
+                <w:rFonts w:ascii="맑은 고딕" w:hAnsi="맑은 고딕"/>
+                <w:b w:val="0"/>
+                <w:sz w:val="18"/>
+                <w:rFonts w:eastAsia="맑은 고딕"/>
+              </w:rPr>
+              <w:t>/clinic</w:t>
+            </w:r>
+          </w:p>
+        </w:tc>
+        <w:tc>
+          <w:tcPr>
+            <w:tcW w:type="dxa" w:w="2166"/>
+          </w:tcPr>
+          <w:p>
+            <w:r/>
+            <w:r>
+              <w:rPr>
+                <w:rFonts w:ascii="맑은 고딕" w:hAnsi="맑은 고딕"/>
+                <w:b w:val="0"/>
+                <w:sz w:val="18"/>
+                <w:rFonts w:eastAsia="맑은 고딕"/>
+              </w:rPr>
+              <w:t>환자를 한국으로 의뢰하는 현지 병원. 경과·검사결과 전송 주체.</w:t>
+            </w:r>
+          </w:p>
+        </w:tc>
+      </w:tr>
+    </w:tbl>
+    <w:p/>
+    <w:p>
+      <w:r>
+        <w:rPr>
+          <w:rFonts w:ascii="맑은 고딕" w:hAnsi="맑은 고딕"/>
+          <w:b/>
+          <w:color w:val="00467F"/>
+          <w:sz w:val="24"/>
+          <w:rFonts w:eastAsia="맑은 고딕"/>
+        </w:rPr>
+        <w:t>2. 화상 상담(원격협진) 기능</w:t>
+      </w:r>
+    </w:p>
+    <w:tbl>
+      <w:tblPr>
+        <w:tblW w:type="auto" w:w="0"/>
+        <w:tblLook w:firstColumn="1" w:firstRow="1" w:lastColumn="0" w:lastRow="0" w:noHBand="0" w:noVBand="1" w:val="04A0"/>
+        <w:tblBorders>
+          <w:top w:val="single" w:sz="4" w:color="999999"/>
+          <w:left w:val="single" w:sz="4" w:color="999999"/>
+          <w:bottom w:val="single" w:sz="4" w:color="999999"/>
+          <w:right w:val="single" w:sz="4" w:color="999999"/>
+          <w:insideH w:val="single" w:sz="4" w:color="999999"/>
+          <w:insideV w:val="single" w:sz="4" w:color="999999"/>
+        </w:tblBorders>
+      </w:tblPr>
+      <w:tblGrid>
+        <w:gridCol w:w="4333"/>
+        <w:gridCol w:w="4333"/>
+      </w:tblGrid>
+      <w:tr>
+        <w:tc>
+          <w:tcPr>
+            <w:tcW w:type="dxa" w:w="4333"/>
+            <w:shd w:val="clear" w:color="auto" w:fill="00467F"/>
+          </w:tcPr>
+          <w:p>
+            <w:r/>
+            <w:r>
+              <w:rPr>
+                <w:rFonts w:ascii="맑은 고딕" w:hAnsi="맑은 고딕"/>
+                <w:b/>
+                <w:color w:val="FFFFFF"/>
+                <w:sz w:val="18"/>
+                <w:rFonts w:eastAsia="맑은 고딕"/>
+              </w:rPr>
+              <w:t>구분</w:t>
+            </w:r>
+          </w:p>
+        </w:tc>
+        <w:tc>
+          <w:tcPr>
+            <w:tcW w:type="dxa" w:w="4333"/>
+            <w:shd w:val="clear" w:color="auto" w:fill="00467F"/>
+          </w:tcPr>
+          <w:p>
+            <w:r/>
+            <w:r>
+              <w:rPr>
+                <w:rFonts w:ascii="맑은 고딕" w:hAnsi="맑은 고딕"/>
+                <w:b/>
+                <w:color w:val="FFFFFF"/>
+                <w:sz w:val="18"/>
+                <w:rFonts w:eastAsia="맑은 고딕"/>
+              </w:rPr>
+              <w:t>내용</w:t>
+            </w:r>
+          </w:p>
+        </w:tc>
+      </w:tr>
+      <w:tr>
+        <w:tc>
+          <w:tcPr>
+            <w:tcW w:type="dxa" w:w="4333"/>
+          </w:tcPr>
+          <w:p>
+            <w:r/>
+            <w:r>
+              <w:rPr>
+                <w:rFonts w:ascii="맑은 고딕" w:hAnsi="맑은 고딕"/>
+                <w:b/>
+                <w:sz w:val="18"/>
+                <w:rFonts w:eastAsia="맑은 고딕"/>
+              </w:rPr>
+              <w:t>영상·음성</w:t>
+            </w:r>
+          </w:p>
+        </w:tc>
+        <w:tc>
+          <w:tcPr>
+            <w:tcW w:type="dxa" w:w="4333"/>
+          </w:tcPr>
+          <w:p>
+            <w:r/>
+            <w:r>
+              <w:rPr>
+                <w:rFonts w:ascii="맑은 고딕" w:hAnsi="맑은 고딕"/>
+                <w:b w:val="0"/>
+                <w:sz w:val="18"/>
+                <w:rFonts w:eastAsia="맑은 고딕"/>
+              </w:rPr>
+              <w:t>LiveKit 기반 WebRTC 다자 통화. 계정 없이 초대링크로 입장.</w:t>
+            </w:r>
+          </w:p>
+        </w:tc>
+      </w:tr>
+      <w:tr>
+        <w:tc>
+          <w:tcPr>
+            <w:tcW w:type="dxa" w:w="4333"/>
+          </w:tcPr>
+          <w:p>
+            <w:r/>
+            <w:r>
+              <w:rPr>
+                <w:rFonts w:ascii="맑은 고딕" w:hAnsi="맑은 고딕"/>
+                <w:b/>
+                <w:sz w:val="18"/>
+                <w:rFonts w:eastAsia="맑은 고딕"/>
+              </w:rPr>
+              <w:t>실시간 자막</w:t>
+            </w:r>
+          </w:p>
+        </w:tc>
+        <w:tc>
+          <w:tcPr>
+            <w:tcW w:type="dxa" w:w="4333"/>
+          </w:tcPr>
+          <w:p>
+            <w:r/>
+            <w:r>
+              <w:rPr>
+                <w:rFonts w:ascii="맑은 고딕" w:hAnsi="맑은 고딕"/>
+                <w:b w:val="0"/>
+                <w:sz w:val="18"/>
+                <w:rFonts w:eastAsia="맑은 고딕"/>
+              </w:rPr>
+              <w:t>발화를 인식해 자막 표시. 화자를 «역할»이 아니라 «사람» 기준으로 구분(색·이름·좌우).</w:t>
+            </w:r>
+          </w:p>
+        </w:tc>
+      </w:tr>
+      <w:tr>
+        <w:tc>
+          <w:tcPr>
+            <w:tcW w:type="dxa" w:w="4333"/>
+          </w:tcPr>
+          <w:p>
+            <w:r/>
+            <w:r>
+              <w:rPr>
+                <w:rFonts w:ascii="맑은 고딕" w:hAnsi="맑은 고딕"/>
+                <w:b/>
+                <w:sz w:val="18"/>
+                <w:rFonts w:eastAsia="맑은 고딕"/>
+              </w:rPr>
+              <w:t>실시간 통역</w:t>
+            </w:r>
+          </w:p>
+        </w:tc>
+        <w:tc>
+          <w:tcPr>
+            <w:tcW w:type="dxa" w:w="4333"/>
+          </w:tcPr>
+          <w:p>
+            <w:r/>
+            <w:r>
+              <w:rPr>
+                <w:rFonts w:ascii="맑은 고딕" w:hAnsi="맑은 고딕"/>
+                <w:b w:val="0"/>
+                <w:sz w:val="18"/>
+                <w:rFonts w:eastAsia="맑은 고딕"/>
+              </w:rPr>
+              <w:t>한국어 ↔ 러시아어 등 상호 번역 자막. 통역 음성 봇 참여 시 음성 통역.</w:t>
+            </w:r>
+          </w:p>
+        </w:tc>
+      </w:tr>
+      <w:tr>
+        <w:tc>
+          <w:tcPr>
+            <w:tcW w:type="dxa" w:w="4333"/>
+          </w:tcPr>
+          <w:p>
+            <w:r/>
+            <w:r>
+              <w:rPr>
+                <w:rFonts w:ascii="맑은 고딕" w:hAnsi="맑은 고딕"/>
+                <w:b/>
+                <w:sz w:val="18"/>
+                <w:rFonts w:eastAsia="맑은 고딕"/>
+              </w:rPr>
+              <w:t>기록</w:t>
+            </w:r>
+          </w:p>
+        </w:tc>
+        <w:tc>
+          <w:tcPr>
+            <w:tcW w:type="dxa" w:w="4333"/>
+          </w:tcPr>
+          <w:p>
+            <w:r/>
+            <w:r>
+              <w:rPr>
+                <w:rFonts w:ascii="맑은 고딕" w:hAnsi="맑은 고딕"/>
+                <w:b w:val="0"/>
+                <w:sz w:val="18"/>
+                <w:rFonts w:eastAsia="맑은 고딕"/>
+              </w:rPr>
+              <w:t>상담 대화·번역 기록을 암호화 저장하여 사후 확인 및 품질 점검에 활용.</w:t>
+            </w:r>
+          </w:p>
+        </w:tc>
+      </w:tr>
+      <w:tr>
+        <w:tc>
+          <w:tcPr>
+            <w:tcW w:type="dxa" w:w="4333"/>
+          </w:tcPr>
+          <w:p>
+            <w:r/>
+            <w:r>
+              <w:rPr>
+                <w:rFonts w:ascii="맑은 고딕" w:hAnsi="맑은 고딕"/>
+                <w:b/>
+                <w:sz w:val="18"/>
+                <w:rFonts w:eastAsia="맑은 고딕"/>
+              </w:rPr>
+              <w:t>안정성</w:t>
+            </w:r>
+          </w:p>
+        </w:tc>
+        <w:tc>
+          <w:tcPr>
+            <w:tcW w:type="dxa" w:w="4333"/>
+          </w:tcPr>
+          <w:p>
+            <w:r/>
+            <w:r>
+              <w:rPr>
+                <w:rFonts w:ascii="맑은 고딕" w:hAnsi="맑은 고딕"/>
+                <w:b w:val="0"/>
+                <w:sz w:val="18"/>
+                <w:rFonts w:eastAsia="맑은 고딕"/>
+              </w:rPr>
+              <w:t>하울링 2단 감지, 무응답 자동 종료, 자막 중단 시 복구 안내.</w:t>
+            </w:r>
+          </w:p>
+        </w:tc>
+      </w:tr>
+    </w:tbl>
+    <w:p/>
+    <w:p>
+      <w:r>
+        <w:rPr>
+          <w:rFonts w:ascii="맑은 고딕" w:hAnsi="맑은 고딕"/>
+          <w:b/>
+          <w:color w:val="00467F"/>
+          <w:sz w:val="24"/>
+          <w:rFonts w:eastAsia="맑은 고딕"/>
+        </w:rPr>
+        <w:t>3. 상담 채널</w:t>
+      </w:r>
+    </w:p>
+    <w:p>
+      <w:r>
+        <w:rPr>
+          <w:rFonts w:ascii="맑은 고딕" w:hAnsi="맑은 고딕"/>
+          <w:b w:val="0"/>
+          <w:sz w:val="18"/>
+          <w:rFonts w:eastAsia="맑은 고딕"/>
+        </w:rPr>
+        <w:t>※ 연동 수준을 구분해 기재한다. 위챗·라인은 메신저 바로가기 안내이며 봇 연동은 미적용이다.</w:t>
+      </w:r>
+    </w:p>
+    <w:tbl>
+      <w:tblPr>
+        <w:tblW w:type="auto" w:w="0"/>
+        <w:tblLook w:firstColumn="1" w:firstRow="1" w:lastColumn="0" w:lastRow="0" w:noHBand="0" w:noVBand="1" w:val="04A0"/>
+        <w:tblBorders>
+          <w:top w:val="single" w:sz="4" w:color="999999"/>
+          <w:left w:val="single" w:sz="4" w:color="999999"/>
+          <w:bottom w:val="single" w:sz="4" w:color="999999"/>
+          <w:right w:val="single" w:sz="4" w:color="999999"/>
+          <w:insideH w:val="single" w:sz="4" w:color="999999"/>
+          <w:insideV w:val="single" w:sz="4" w:color="999999"/>
+        </w:tblBorders>
+      </w:tblPr>
+      <w:tblGrid>
+        <w:gridCol w:w="2889"/>
+        <w:gridCol w:w="2889"/>
+        <w:gridCol w:w="2889"/>
+      </w:tblGrid>
+      <w:tr>
+        <w:tc>
+          <w:tcPr>
+            <w:tcW w:type="dxa" w:w="2889"/>
+            <w:shd w:val="clear" w:color="auto" w:fill="00467F"/>
+          </w:tcPr>
+          <w:p>
+            <w:r/>
+            <w:r>
+              <w:rPr>
+                <w:rFonts w:ascii="맑은 고딕" w:hAnsi="맑은 고딕"/>
+                <w:b/>
+                <w:color w:val="FFFFFF"/>
+                <w:sz w:val="18"/>
+                <w:rFonts w:eastAsia="맑은 고딕"/>
+              </w:rPr>
+              <w:t>채널</w:t>
+            </w:r>
+          </w:p>
+        </w:tc>
+        <w:tc>
+          <w:tcPr>
+            <w:tcW w:type="dxa" w:w="2889"/>
+            <w:shd w:val="clear" w:color="auto" w:fill="00467F"/>
+          </w:tcPr>
+          <w:p>
+            <w:r/>
+            <w:r>
+              <w:rPr>
+                <w:rFonts w:ascii="맑은 고딕" w:hAnsi="맑은 고딕"/>
+                <w:b/>
+                <w:color w:val="FFFFFF"/>
+                <w:sz w:val="18"/>
+                <w:rFonts w:eastAsia="맑은 고딕"/>
+              </w:rPr>
+              <w:t>연동 수준</w:t>
+            </w:r>
+          </w:p>
+        </w:tc>
+        <w:tc>
+          <w:tcPr>
+            <w:tcW w:type="dxa" w:w="2889"/>
+            <w:shd w:val="clear" w:color="auto" w:fill="00467F"/>
+          </w:tcPr>
+          <w:p>
+            <w:r/>
+            <w:r>
+              <w:rPr>
+                <w:rFonts w:ascii="맑은 고딕" w:hAnsi="맑은 고딕"/>
+                <w:b/>
+                <w:color w:val="FFFFFF"/>
+                <w:sz w:val="18"/>
+                <w:rFonts w:eastAsia="맑은 고딕"/>
+              </w:rPr>
+              <w:t>내용</w:t>
+            </w:r>
+          </w:p>
+        </w:tc>
+      </w:tr>
+      <w:tr>
+        <w:tc>
+          <w:tcPr>
+            <w:tcW w:type="dxa" w:w="2889"/>
+          </w:tcPr>
+          <w:p>
+            <w:r/>
+            <w:r>
+              <w:rPr>
+                <w:rFonts w:ascii="맑은 고딕" w:hAnsi="맑은 고딕"/>
+                <w:b/>
+                <w:sz w:val="18"/>
+                <w:rFonts w:eastAsia="맑은 고딕"/>
+              </w:rPr>
+              <w:t>웹 (통합 문의 퍼널)</w:t>
+            </w:r>
+          </w:p>
+        </w:tc>
+        <w:tc>
+          <w:tcPr>
+            <w:tcW w:type="dxa" w:w="2889"/>
+          </w:tcPr>
+          <w:p>
+            <w:r/>
+            <w:r>
+              <w:rPr>
+                <w:rFonts w:ascii="맑은 고딕" w:hAnsi="맑은 고딕"/>
+                <w:b w:val="0"/>
+                <w:sz w:val="18"/>
+                <w:rFonts w:eastAsia="맑은 고딕"/>
+              </w:rPr>
+              <w:t>연동</w:t>
+            </w:r>
+          </w:p>
+        </w:tc>
+        <w:tc>
+          <w:tcPr>
+            <w:tcW w:type="dxa" w:w="2889"/>
+          </w:tcPr>
+          <w:p>
+            <w:r/>
+            <w:r>
+              <w:rPr>
+                <w:rFonts w:ascii="맑은 고딕" w:hAnsi="맑은 고딕"/>
+                <w:b w:val="0"/>
+                <w:sz w:val="18"/>
+                <w:rFonts w:eastAsia="맑은 고딕"/>
+              </w:rPr>
+              <w:t>AI 상담·문의서·상담원 연결. 대화 전체가 기록으로 축적.</w:t>
+            </w:r>
+          </w:p>
+        </w:tc>
+      </w:tr>
+      <w:tr>
+        <w:tc>
+          <w:tcPr>
+            <w:tcW w:type="dxa" w:w="2889"/>
+          </w:tcPr>
+          <w:p>
+            <w:r/>
+            <w:r>
+              <w:rPr>
+                <w:rFonts w:ascii="맑은 고딕" w:hAnsi="맑은 고딕"/>
+                <w:b/>
+                <w:sz w:val="18"/>
+                <w:rFonts w:eastAsia="맑은 고딕"/>
+              </w:rPr>
+              <w:t>텔레그램</w:t>
+            </w:r>
+          </w:p>
+        </w:tc>
+        <w:tc>
+          <w:tcPr>
+            <w:tcW w:type="dxa" w:w="2889"/>
+          </w:tcPr>
+          <w:p>
+            <w:r/>
+            <w:r>
+              <w:rPr>
+                <w:rFonts w:ascii="맑은 고딕" w:hAnsi="맑은 고딕"/>
+                <w:b w:val="0"/>
+                <w:sz w:val="18"/>
+                <w:rFonts w:eastAsia="맑은 고딕"/>
+              </w:rPr>
+              <w:t>연동</w:t>
+            </w:r>
+          </w:p>
+        </w:tc>
+        <w:tc>
+          <w:tcPr>
+            <w:tcW w:type="dxa" w:w="2889"/>
+          </w:tcPr>
+          <w:p>
+            <w:r/>
+            <w:r>
+              <w:rPr>
+                <w:rFonts w:ascii="맑은 고딕" w:hAnsi="맑은 고딕"/>
+                <w:b w:val="0"/>
+                <w:sz w:val="18"/>
+                <w:rFonts w:eastAsia="맑은 고딕"/>
+              </w:rPr>
+              <w:t>봇 웹훅. AI 자동응답 + 스태프 그룹 릴레이 + 상담기록 축적.</w:t>
+            </w:r>
+          </w:p>
+        </w:tc>
+      </w:tr>
+      <w:tr>
+        <w:tc>
+          <w:tcPr>
+            <w:tcW w:type="dxa" w:w="2889"/>
+          </w:tcPr>
+          <w:p>
+            <w:r/>
+            <w:r>
+              <w:rPr>
+                <w:rFonts w:ascii="맑은 고딕" w:hAnsi="맑은 고딕"/>
+                <w:b/>
+                <w:sz w:val="18"/>
+                <w:rFonts w:eastAsia="맑은 고딕"/>
+              </w:rPr>
+              <w:t>왓츠앱</w:t>
+            </w:r>
+          </w:p>
+        </w:tc>
+        <w:tc>
+          <w:tcPr>
+            <w:tcW w:type="dxa" w:w="2889"/>
+          </w:tcPr>
+          <w:p>
+            <w:r/>
+            <w:r>
+              <w:rPr>
+                <w:rFonts w:ascii="맑은 고딕" w:hAnsi="맑은 고딕"/>
+                <w:b w:val="0"/>
+                <w:sz w:val="18"/>
+                <w:rFonts w:eastAsia="맑은 고딕"/>
+              </w:rPr>
+              <w:t>연동</w:t>
+            </w:r>
+          </w:p>
+        </w:tc>
+        <w:tc>
+          <w:tcPr>
+            <w:tcW w:type="dxa" w:w="2889"/>
+          </w:tcPr>
+          <w:p>
+            <w:r/>
+            <w:r>
+              <w:rPr>
+                <w:rFonts w:ascii="맑은 고딕" w:hAnsi="맑은 고딕"/>
+                <w:b w:val="0"/>
+                <w:sz w:val="18"/>
+                <w:rFonts w:eastAsia="맑은 고딕"/>
+              </w:rPr>
+              <w:t>봇 웹훅. AI 자동응답 + 상담기록 축적.</w:t>
+            </w:r>
+          </w:p>
+        </w:tc>
+      </w:tr>
+      <w:tr>
+        <w:tc>
+          <w:tcPr>
+            <w:tcW w:type="dxa" w:w="2889"/>
+          </w:tcPr>
+          <w:p>
+            <w:r/>
+            <w:r>
+              <w:rPr>
+                <w:rFonts w:ascii="맑은 고딕" w:hAnsi="맑은 고딕"/>
+                <w:b/>
+                <w:sz w:val="18"/>
+                <w:rFonts w:eastAsia="맑은 고딕"/>
+              </w:rPr>
+              <w:t>위챗</w:t>
+            </w:r>
+          </w:p>
+        </w:tc>
+        <w:tc>
+          <w:tcPr>
+            <w:tcW w:type="dxa" w:w="2889"/>
+          </w:tcPr>
+          <w:p>
+            <w:r/>
+            <w:r>
+              <w:rPr>
+                <w:rFonts w:ascii="맑은 고딕" w:hAnsi="맑은 고딕"/>
+                <w:b w:val="0"/>
+                <w:sz w:val="18"/>
+                <w:rFonts w:eastAsia="맑은 고딕"/>
+              </w:rPr>
+              <w:t>안내 링크</w:t>
+            </w:r>
+          </w:p>
+        </w:tc>
+        <w:tc>
+          <w:tcPr>
+            <w:tcW w:type="dxa" w:w="2889"/>
+          </w:tcPr>
+          <w:p>
+            <w:r/>
+            <w:r>
+              <w:rPr>
+                <w:rFonts w:ascii="맑은 고딕" w:hAnsi="맑은 고딕"/>
+                <w:b w:val="0"/>
+                <w:sz w:val="18"/>
+                <w:rFonts w:eastAsia="맑은 고딕"/>
+              </w:rPr>
+              <w:t>메신저 바로가기 제공. 봇 연동은 미적용.</w:t>
+            </w:r>
+          </w:p>
+        </w:tc>
+      </w:tr>
+      <w:tr>
+        <w:tc>
+          <w:tcPr>
+            <w:tcW w:type="dxa" w:w="2889"/>
+          </w:tcPr>
+          <w:p>
+            <w:r/>
+            <w:r>
+              <w:rPr>
+                <w:rFonts w:ascii="맑은 고딕" w:hAnsi="맑은 고딕"/>
+                <w:b/>
+                <w:sz w:val="18"/>
+                <w:rFonts w:eastAsia="맑은 고딕"/>
+              </w:rPr>
+              <w:t>라인</w:t>
+            </w:r>
+          </w:p>
+        </w:tc>
+        <w:tc>
+          <w:tcPr>
+            <w:tcW w:type="dxa" w:w="2889"/>
+          </w:tcPr>
+          <w:p>
+            <w:r/>
+            <w:r>
+              <w:rPr>
+                <w:rFonts w:ascii="맑은 고딕" w:hAnsi="맑은 고딕"/>
+                <w:b w:val="0"/>
+                <w:sz w:val="18"/>
+                <w:rFonts w:eastAsia="맑은 고딕"/>
+              </w:rPr>
+              <w:t>안내 링크</w:t>
+            </w:r>
+          </w:p>
+        </w:tc>
+        <w:tc>
+          <w:tcPr>
+            <w:tcW w:type="dxa" w:w="2889"/>
+          </w:tcPr>
+          <w:p>
+            <w:r/>
+            <w:r>
+              <w:rPr>
+                <w:rFonts w:ascii="맑은 고딕" w:hAnsi="맑은 고딕"/>
+                <w:b w:val="0"/>
+                <w:sz w:val="18"/>
+                <w:rFonts w:eastAsia="맑은 고딕"/>
+              </w:rPr>
+              <w:t>메신저 바로가기 제공. 봇 연동은 미적용.</w:t>
+            </w:r>
+          </w:p>
+        </w:tc>
+      </w:tr>
+    </w:tbl>
+    <w:p/>
+    <w:p>
+      <w:r>
+        <w:rPr>
+          <w:rFonts w:ascii="맑은 고딕" w:hAnsi="맑은 고딕"/>
+          <w:b/>
+          <w:color w:val="00467F"/>
+          <w:sz w:val="24"/>
+          <w:rFonts w:eastAsia="맑은 고딕"/>
+        </w:rPr>
+        <w:t>4. 화면 경로 정정 내역</w:t>
+      </w:r>
+    </w:p>
+    <w:p>
+      <w:r>
+        <w:rPr>
+          <w:rFonts w:ascii="맑은 고딕" w:hAnsi="맑은 고딕"/>
+          <w:b w:val="0"/>
+          <w:sz w:val="18"/>
+          <w:rFonts w:eastAsia="맑은 고딕"/>
+        </w:rPr>
+        <w:t>본문에 남아 있던 옛 화면 안내는 아래 기준으로 현행에 맞게 정정하였다. 폐지된 경로는 혼동을 막기 위해 그대로 표기하지 않는다.</w:t>
+      </w:r>
+    </w:p>
+    <w:tbl>
+      <w:tblPr>
+        <w:tblW w:type="auto" w:w="0"/>
+        <w:tblLook w:firstColumn="1" w:firstRow="1" w:lastColumn="0" w:lastRow="0" w:noHBand="0" w:noVBand="1" w:val="04A0"/>
+        <w:tblBorders>
+          <w:top w:val="single" w:sz="4" w:color="999999"/>
+          <w:left w:val="single" w:sz="4" w:color="999999"/>
+          <w:bottom w:val="single" w:sz="4" w:color="999999"/>
+          <w:right w:val="single" w:sz="4" w:color="999999"/>
+          <w:insideH w:val="single" w:sz="4" w:color="999999"/>
+          <w:insideV w:val="single" w:sz="4" w:color="999999"/>
+        </w:tblBorders>
+      </w:tblPr>
+      <w:tblGrid>
+        <w:gridCol w:w="2889"/>
+        <w:gridCol w:w="2889"/>
+        <w:gridCol w:w="2889"/>
+      </w:tblGrid>
+      <w:tr>
+        <w:tc>
+          <w:tcPr>
+            <w:tcW w:type="dxa" w:w="2889"/>
+            <w:shd w:val="clear" w:color="auto" w:fill="00467F"/>
+          </w:tcPr>
+          <w:p>
+            <w:r/>
+            <w:r>
+              <w:rPr>
+                <w:rFonts w:ascii="맑은 고딕" w:hAnsi="맑은 고딕"/>
+                <w:b/>
+                <w:color w:val="FFFFFF"/>
+                <w:sz w:val="18"/>
+                <w:rFonts w:eastAsia="맑은 고딕"/>
+              </w:rPr>
+              <w:t>현행 화면</w:t>
+            </w:r>
+          </w:p>
+        </w:tc>
+        <w:tc>
+          <w:tcPr>
+            <w:tcW w:type="dxa" w:w="2889"/>
+            <w:shd w:val="clear" w:color="auto" w:fill="00467F"/>
+          </w:tcPr>
+          <w:p>
+            <w:r/>
+            <w:r>
+              <w:rPr>
+                <w:rFonts w:ascii="맑은 고딕" w:hAnsi="맑은 고딕"/>
+                <w:b/>
+                <w:color w:val="FFFFFF"/>
+                <w:sz w:val="18"/>
+                <w:rFonts w:eastAsia="맑은 고딕"/>
+              </w:rPr>
+              <w:t>대체한 옛 화면</w:t>
+            </w:r>
+          </w:p>
+        </w:tc>
+        <w:tc>
+          <w:tcPr>
+            <w:tcW w:type="dxa" w:w="2889"/>
+            <w:shd w:val="clear" w:color="auto" w:fill="00467F"/>
+          </w:tcPr>
+          <w:p>
+            <w:r/>
+            <w:r>
+              <w:rPr>
+                <w:rFonts w:ascii="맑은 고딕" w:hAnsi="맑은 고딕"/>
+                <w:b/>
+                <w:color w:val="FFFFFF"/>
+                <w:sz w:val="18"/>
+                <w:rFonts w:eastAsia="맑은 고딕"/>
+              </w:rPr>
+              <w:t>사유</w:t>
+            </w:r>
+          </w:p>
+        </w:tc>
+      </w:tr>
+      <w:tr>
+        <w:tc>
+          <w:tcPr>
+            <w:tcW w:type="dxa" w:w="2889"/>
+          </w:tcPr>
+          <w:p>
+            <w:r/>
+            <w:r>
+              <w:rPr>
+                <w:rFonts w:ascii="맑은 고딕" w:hAnsi="맑은 고딕"/>
+                <w:b/>
+                <w:sz w:val="18"/>
+                <w:rFonts w:eastAsia="맑은 고딕"/>
+              </w:rPr>
+              <w:t>/inquiry</w:t>
+            </w:r>
+          </w:p>
+        </w:tc>
+        <w:tc>
+          <w:tcPr>
+            <w:tcW w:type="dxa" w:w="2889"/>
+          </w:tcPr>
+          <w:p>
+            <w:r/>
+            <w:r>
+              <w:rPr>
+                <w:rFonts w:ascii="맑은 고딕" w:hAnsi="맑은 고딕"/>
+                <w:b w:val="0"/>
+                <w:sz w:val="18"/>
+                <w:rFonts w:eastAsia="맑은 고딕"/>
+              </w:rPr>
+              <w:t>인테이크 화면(별도 경로)</w:t>
+            </w:r>
+          </w:p>
+        </w:tc>
+        <w:tc>
+          <w:tcPr>
+            <w:tcW w:type="dxa" w:w="2889"/>
+          </w:tcPr>
+          <w:p>
+            <w:r/>
+            <w:r>
+              <w:rPr>
+                <w:rFonts w:ascii="맑은 고딕" w:hAnsi="맑은 고딕"/>
+                <w:b w:val="0"/>
+                <w:sz w:val="18"/>
+                <w:rFonts w:eastAsia="맑은 고딕"/>
+              </w:rPr>
+              <w:t>통합 문의 퍼널로 통폐합(영구 리디렉트). 옛 화면은 보관 처리.</w:t>
+            </w:r>
+          </w:p>
+        </w:tc>
+      </w:tr>
+      <w:tr>
+        <w:tc>
+          <w:tcPr>
+            <w:tcW w:type="dxa" w:w="2889"/>
+          </w:tcPr>
+          <w:p>
+            <w:r/>
+            <w:r>
+              <w:rPr>
+                <w:rFonts w:ascii="맑은 고딕" w:hAnsi="맑은 고딕"/>
+                <w:b/>
+                <w:sz w:val="18"/>
+                <w:rFonts w:eastAsia="맑은 고딕"/>
+              </w:rPr>
+              <w:t>/inquiry</w:t>
+            </w:r>
+          </w:p>
+        </w:tc>
+        <w:tc>
+          <w:tcPr>
+            <w:tcW w:type="dxa" w:w="2889"/>
+          </w:tcPr>
+          <w:p>
+            <w:r/>
+            <w:r>
+              <w:rPr>
+                <w:rFonts w:ascii="맑은 고딕" w:hAnsi="맑은 고딕"/>
+                <w:b w:val="0"/>
+                <w:sz w:val="18"/>
+                <w:rFonts w:eastAsia="맑은 고딕"/>
+              </w:rPr>
+              <w:t>상담 시작 화면(별도 경로)</w:t>
+            </w:r>
+          </w:p>
+        </w:tc>
+        <w:tc>
+          <w:tcPr>
+            <w:tcW w:type="dxa" w:w="2889"/>
+          </w:tcPr>
+          <w:p>
+            <w:r/>
+            <w:r>
+              <w:rPr>
+                <w:rFonts w:ascii="맑은 고딕" w:hAnsi="맑은 고딕"/>
+                <w:b w:val="0"/>
+                <w:sz w:val="18"/>
+                <w:rFonts w:eastAsia="맑은 고딕"/>
+              </w:rPr>
+              <w:t>통합 문의 퍼널로 통폐합(영구 리디렉트).</w:t>
+            </w:r>
+          </w:p>
+        </w:tc>
+      </w:tr>
+      <w:tr>
+        <w:tc>
+          <w:tcPr>
+            <w:tcW w:type="dxa" w:w="2889"/>
+          </w:tcPr>
+          <w:p>
+            <w:r/>
+            <w:r>
+              <w:rPr>
+                <w:rFonts w:ascii="맑은 고딕" w:hAnsi="맑은 고딕"/>
+                <w:b/>
+                <w:sz w:val="18"/>
+                <w:rFonts w:eastAsia="맑은 고딕"/>
+              </w:rPr>
+              <w:t>/hospital</w:t>
+            </w:r>
+          </w:p>
+        </w:tc>
+        <w:tc>
+          <w:tcPr>
+            <w:tcW w:type="dxa" w:w="2889"/>
+          </w:tcPr>
+          <w:p>
+            <w:r/>
+            <w:r>
+              <w:rPr>
+                <w:rFonts w:ascii="맑은 고딕" w:hAnsi="맑은 고딕"/>
+                <w:b w:val="0"/>
+                <w:sz w:val="18"/>
+                <w:rFonts w:eastAsia="맑은 고딕"/>
+              </w:rPr>
+              <w:t>파트너 포털 경로</w:t>
+            </w:r>
+          </w:p>
+        </w:tc>
+        <w:tc>
+          <w:tcPr>
+            <w:tcW w:type="dxa" w:w="2889"/>
+          </w:tcPr>
+          <w:p>
+            <w:r/>
+            <w:r>
+              <w:rPr>
+                <w:rFonts w:ascii="맑은 고딕" w:hAnsi="맑은 고딕"/>
+                <w:b w:val="0"/>
+                <w:sz w:val="18"/>
+                <w:rFonts w:eastAsia="맑은 고딕"/>
+              </w:rPr>
+              <w:t>국내 의료기관 포털로 개명. 옛 경로는 존재하지 않음.</w:t>
+            </w:r>
+          </w:p>
+        </w:tc>
+      </w:tr>
+      <w:tr>
+        <w:tc>
+          <w:tcPr>
+            <w:tcW w:type="dxa" w:w="2889"/>
+          </w:tcPr>
+          <w:p>
+            <w:r/>
+            <w:r>
+              <w:rPr>
+                <w:rFonts w:ascii="맑은 고딕" w:hAnsi="맑은 고딕"/>
+                <w:b/>
+                <w:sz w:val="18"/>
+                <w:rFonts w:eastAsia="맑은 고딕"/>
+              </w:rPr>
+              <w:t>(폐지)</w:t>
+            </w:r>
+          </w:p>
+        </w:tc>
+        <w:tc>
+          <w:tcPr>
+            <w:tcW w:type="dxa" w:w="2889"/>
+          </w:tcPr>
+          <w:p>
+            <w:r/>
+            <w:r>
+              <w:rPr>
+                <w:rFonts w:ascii="맑은 고딕" w:hAnsi="맑은 고딕"/>
+                <w:b w:val="0"/>
+                <w:sz w:val="18"/>
+                <w:rFonts w:eastAsia="맑은 고딕"/>
+              </w:rPr>
+              <w:t>의사 전용 화면</w:t>
+            </w:r>
+          </w:p>
+        </w:tc>
+        <w:tc>
+          <w:tcPr>
+            <w:tcW w:type="dxa" w:w="2889"/>
+          </w:tcPr>
+          <w:p>
+            <w:r/>
+            <w:r>
+              <w:rPr>
+                <w:rFonts w:ascii="맑은 고딕" w:hAnsi="맑은 고딕"/>
+                <w:b w:val="0"/>
+                <w:sz w:val="18"/>
+                <w:rFonts w:eastAsia="맑은 고딕"/>
+              </w:rPr>
+              <w:t>의사 계정 계층 폐지. 화상상담 초대링크 또는 병원 계정으로 참여.</w:t>
+            </w:r>
+          </w:p>
+        </w:tc>
+      </w:tr>
+      <w:tr>
+        <w:tc>
+          <w:tcPr>
+            <w:tcW w:type="dxa" w:w="2889"/>
+          </w:tcPr>
+          <w:p>
+            <w:r/>
+            <w:r>
+              <w:rPr>
+                <w:rFonts w:ascii="맑은 고딕" w:hAnsi="맑은 고딕"/>
+                <w:b/>
+                <w:sz w:val="18"/>
+                <w:rFonts w:eastAsia="맑은 고딕"/>
+              </w:rPr>
+              <w:t>/</w:t>
+            </w:r>
+          </w:p>
+        </w:tc>
+        <w:tc>
+          <w:tcPr>
+            <w:tcW w:type="dxa" w:w="2889"/>
+          </w:tcPr>
+          <w:p>
+            <w:r/>
+            <w:r>
+              <w:rPr>
+                <w:rFonts w:ascii="맑은 고딕" w:hAnsi="맑은 고딕"/>
+                <w:b w:val="0"/>
+                <w:sz w:val="18"/>
+                <w:rFonts w:eastAsia="맑은 고딕"/>
+              </w:rPr>
+              <w:t>후기 화면</w:t>
+            </w:r>
+          </w:p>
+        </w:tc>
+        <w:tc>
+          <w:tcPr>
+            <w:tcW w:type="dxa" w:w="2889"/>
+          </w:tcPr>
+          <w:p>
+            <w:r/>
+            <w:r>
+              <w:rPr>
+                <w:rFonts w:ascii="맑은 고딕" w:hAnsi="맑은 고딕"/>
+                <w:b w:val="0"/>
+                <w:sz w:val="18"/>
+                <w:rFonts w:eastAsia="맑은 고딕"/>
+              </w:rPr>
+              <w:t>후기 화면 비활성(홈 리디렉트).</w:t>
+            </w:r>
+          </w:p>
+        </w:tc>
+      </w:tr>
+      <w:tr>
+        <w:tc>
+          <w:tcPr>
+            <w:tcW w:type="dxa" w:w="2889"/>
+          </w:tcPr>
+          <w:p>
+            <w:r/>
+            <w:r>
+              <w:rPr>
+                <w:rFonts w:ascii="맑은 고딕" w:hAnsi="맑은 고딕"/>
+                <w:b/>
+                <w:sz w:val="18"/>
+                <w:rFonts w:eastAsia="맑은 고딕"/>
+              </w:rPr>
+              <w:t>/hospitals</w:t>
+            </w:r>
+          </w:p>
+        </w:tc>
+        <w:tc>
+          <w:tcPr>
+            <w:tcW w:type="dxa" w:w="2889"/>
+          </w:tcPr>
+          <w:p>
+            <w:r/>
+            <w:r>
+              <w:rPr>
+                <w:rFonts w:ascii="맑은 고딕" w:hAnsi="맑은 고딕"/>
+                <w:b w:val="0"/>
+                <w:sz w:val="18"/>
+                <w:rFonts w:eastAsia="맑은 고딕"/>
+              </w:rPr>
+              <w:t>검색 화면</w:t>
+            </w:r>
+          </w:p>
+        </w:tc>
+        <w:tc>
+          <w:tcPr>
+            <w:tcW w:type="dxa" w:w="2889"/>
+          </w:tcPr>
+          <w:p>
+            <w:r/>
+            <w:r>
+              <w:rPr>
+                <w:rFonts w:ascii="맑은 고딕" w:hAnsi="맑은 고딕"/>
+                <w:b w:val="0"/>
+                <w:sz w:val="18"/>
+                <w:rFonts w:eastAsia="맑은 고딕"/>
+              </w:rPr>
+              <w:t>검색 화면 비활성(병원 목록으로 리디렉트).</w:t>
+            </w:r>
+          </w:p>
+        </w:tc>
+      </w:tr>
+    </w:tbl>
+    <w:p/>
+    <w:p>
+      <w:r>
+        <w:rPr>
+          <w:rFonts w:ascii="맑은 고딕" w:hAnsi="맑은 고딕"/>
+          <w:b/>
+          <w:color w:val="00467F"/>
+          <w:sz w:val="24"/>
+          <w:rFonts w:eastAsia="맑은 고딕"/>
+        </w:rPr>
+        <w:t>9. 근거자료</w:t>
+      </w:r>
+    </w:p>
+    <w:tbl>
+      <w:tblPr>
+        <w:tblW w:type="auto" w:w="0"/>
+        <w:tblLook w:firstColumn="1" w:firstRow="1" w:lastColumn="0" w:lastRow="0" w:noHBand="0" w:noVBand="1" w:val="04A0"/>
+        <w:tblBorders>
+          <w:top w:val="single" w:sz="4" w:color="999999"/>
+          <w:left w:val="single" w:sz="4" w:color="999999"/>
+          <w:bottom w:val="single" w:sz="4" w:color="999999"/>
+          <w:right w:val="single" w:sz="4" w:color="999999"/>
+          <w:insideH w:val="single" w:sz="4" w:color="999999"/>
+          <w:insideV w:val="single" w:sz="4" w:color="999999"/>
+        </w:tblBorders>
+      </w:tblPr>
+      <w:tblGrid>
+        <w:gridCol w:w="2889"/>
+        <w:gridCol w:w="2889"/>
+        <w:gridCol w:w="2889"/>
+      </w:tblGrid>
+      <w:tr>
+        <w:tc>
+          <w:tcPr>
+            <w:tcW w:type="dxa" w:w="2889"/>
+            <w:shd w:val="clear" w:color="auto" w:fill="00467F"/>
+          </w:tcPr>
+          <w:p>
+            <w:r/>
+            <w:r>
+              <w:rPr>
+                <w:rFonts w:ascii="맑은 고딕" w:hAnsi="맑은 고딕"/>
+                <w:b/>
+                <w:color w:val="FFFFFF"/>
+                <w:sz w:val="18"/>
+                <w:rFonts w:eastAsia="맑은 고딕"/>
+              </w:rPr>
+              <w:t>구분</w:t>
+            </w:r>
+          </w:p>
+        </w:tc>
+        <w:tc>
+          <w:tcPr>
+            <w:tcW w:type="dxa" w:w="2889"/>
+            <w:shd w:val="clear" w:color="auto" w:fill="00467F"/>
+          </w:tcPr>
+          <w:p>
+            <w:r/>
+            <w:r>
+              <w:rPr>
+                <w:rFonts w:ascii="맑은 고딕" w:hAnsi="맑은 고딕"/>
+                <w:b/>
+                <w:color w:val="FFFFFF"/>
+                <w:sz w:val="18"/>
+                <w:rFonts w:eastAsia="맑은 고딕"/>
+              </w:rPr>
+              <w:t>출처</w:t>
+            </w:r>
+          </w:p>
+        </w:tc>
+        <w:tc>
+          <w:tcPr>
+            <w:tcW w:type="dxa" w:w="2889"/>
+            <w:shd w:val="clear" w:color="auto" w:fill="00467F"/>
+          </w:tcPr>
+          <w:p>
+            <w:r/>
+            <w:r>
+              <w:rPr>
+                <w:rFonts w:ascii="맑은 고딕" w:hAnsi="맑은 고딕"/>
+                <w:b/>
+                <w:color w:val="FFFFFF"/>
+                <w:sz w:val="18"/>
+                <w:rFonts w:eastAsia="맑은 고딕"/>
+              </w:rPr>
+              <w:t>확인 내용</w:t>
+            </w:r>
+          </w:p>
+        </w:tc>
+      </w:tr>
+      <w:tr>
+        <w:tc>
+          <w:tcPr>
+            <w:tcW w:type="dxa" w:w="2889"/>
+          </w:tcPr>
+          <w:p>
+            <w:r/>
+            <w:r>
+              <w:rPr>
+                <w:rFonts w:ascii="맑은 고딕" w:hAnsi="맑은 고딕"/>
+                <w:b/>
+                <w:sz w:val="18"/>
+                <w:rFonts w:eastAsia="맑은 고딕"/>
+              </w:rPr>
+              <w:t>코드</w:t>
+            </w:r>
+          </w:p>
+        </w:tc>
+        <w:tc>
+          <w:tcPr>
+            <w:tcW w:type="dxa" w:w="2889"/>
+          </w:tcPr>
+          <w:p>
+            <w:r/>
+            <w:r>
+              <w:rPr>
+                <w:rFonts w:ascii="맑은 고딕" w:hAnsi="맑은 고딕"/>
+                <w:b w:val="0"/>
+                <w:sz w:val="18"/>
+                <w:rFonts w:eastAsia="맑은 고딕"/>
+              </w:rPr>
+              <w:t>src/lib/auth/accountTiers.ts</w:t>
+            </w:r>
+          </w:p>
+        </w:tc>
+        <w:tc>
+          <w:tcPr>
+            <w:tcW w:type="dxa" w:w="2889"/>
+          </w:tcPr>
+          <w:p>
+            <w:r/>
+            <w:r>
+              <w:rPr>
+                <w:rFonts w:ascii="맑은 고딕" w:hAnsi="맑은 고딕"/>
+                <w:b w:val="0"/>
+                <w:sz w:val="18"/>
+                <w:rFonts w:eastAsia="맑은 고딕"/>
+              </w:rPr>
+              <w:t>계정 계층 7종의 단일 표준</w:t>
+            </w:r>
+          </w:p>
+        </w:tc>
+      </w:tr>
+      <w:tr>
+        <w:tc>
+          <w:tcPr>
+            <w:tcW w:type="dxa" w:w="2889"/>
+          </w:tcPr>
+          <w:p>
+            <w:r/>
+            <w:r>
+              <w:rPr>
+                <w:rFonts w:ascii="맑은 고딕" w:hAnsi="맑은 고딕"/>
+                <w:b/>
+                <w:sz w:val="18"/>
+                <w:rFonts w:eastAsia="맑은 고딕"/>
+              </w:rPr>
+              <w:t>코드</w:t>
+            </w:r>
+          </w:p>
+        </w:tc>
+        <w:tc>
+          <w:tcPr>
+            <w:tcW w:type="dxa" w:w="2889"/>
+          </w:tcPr>
+          <w:p>
+            <w:r/>
+            <w:r>
+              <w:rPr>
+                <w:rFonts w:ascii="맑은 고딕" w:hAnsi="맑은 고딕"/>
+                <w:b w:val="0"/>
+                <w:sz w:val="18"/>
+                <w:rFonts w:eastAsia="맑은 고딕"/>
+              </w:rPr>
+              <w:t>src/lib/khidi/targets.ts</w:t>
+            </w:r>
+          </w:p>
+        </w:tc>
+        <w:tc>
+          <w:tcPr>
+            <w:tcW w:type="dxa" w:w="2889"/>
+          </w:tcPr>
+          <w:p>
+            <w:r/>
+            <w:r>
+              <w:rPr>
+                <w:rFonts w:ascii="맑은 고딕" w:hAnsi="맑은 고딕"/>
+                <w:b w:val="0"/>
+                <w:sz w:val="18"/>
+                <w:rFonts w:eastAsia="맑은 고딕"/>
+              </w:rPr>
+              <w:t>성과지표 공식 목표(12/120/90)</w:t>
+            </w:r>
+          </w:p>
+        </w:tc>
+      </w:tr>
+      <w:tr>
+        <w:tc>
+          <w:tcPr>
+            <w:tcW w:type="dxa" w:w="2889"/>
+          </w:tcPr>
+          <w:p>
+            <w:r/>
+            <w:r>
+              <w:rPr>
+                <w:rFonts w:ascii="맑은 고딕" w:hAnsi="맑은 고딕"/>
+                <w:b/>
+                <w:sz w:val="18"/>
+                <w:rFonts w:eastAsia="맑은 고딕"/>
+              </w:rPr>
+              <w:t>코드</w:t>
+            </w:r>
+          </w:p>
+        </w:tc>
+        <w:tc>
+          <w:tcPr>
+            <w:tcW w:type="dxa" w:w="2889"/>
+          </w:tcPr>
+          <w:p>
+            <w:r/>
+            <w:r>
+              <w:rPr>
+                <w:rFonts w:ascii="맑은 고딕" w:hAnsi="맑은 고딕"/>
+                <w:b w:val="0"/>
+                <w:sz w:val="18"/>
+                <w:rFonts w:eastAsia="맑은 고딕"/>
+              </w:rPr>
+              <w:t>src/lib/khidi/kpi.ts</w:t>
+            </w:r>
+          </w:p>
+        </w:tc>
+        <w:tc>
+          <w:tcPr>
+            <w:tcW w:type="dxa" w:w="2889"/>
+          </w:tcPr>
+          <w:p>
+            <w:r/>
+            <w:r>
+              <w:rPr>
+                <w:rFonts w:ascii="맑은 고딕" w:hAnsi="맑은 고딕"/>
+                <w:b w:val="0"/>
+                <w:sz w:val="18"/>
+                <w:rFonts w:eastAsia="맑은 고딕"/>
+              </w:rPr>
+              <w:t>성과지표 집계 정의(테스트 데이터 제외 규칙 포함)</w:t>
+            </w:r>
+          </w:p>
+        </w:tc>
+      </w:tr>
+      <w:tr>
+        <w:tc>
+          <w:tcPr>
+            <w:tcW w:type="dxa" w:w="2889"/>
+          </w:tcPr>
+          <w:p>
+            <w:r/>
+            <w:r>
+              <w:rPr>
+                <w:rFonts w:ascii="맑은 고딕" w:hAnsi="맑은 고딕"/>
+                <w:b/>
+                <w:sz w:val="18"/>
+                <w:rFonts w:eastAsia="맑은 고딕"/>
+              </w:rPr>
+              <w:t>빌드</w:t>
+            </w:r>
+          </w:p>
+        </w:tc>
+        <w:tc>
+          <w:tcPr>
+            <w:tcW w:type="dxa" w:w="2889"/>
+          </w:tcPr>
+          <w:p>
+            <w:r/>
+            <w:r>
+              <w:rPr>
+                <w:rFonts w:ascii="맑은 고딕" w:hAnsi="맑은 고딕"/>
+                <w:b w:val="0"/>
+                <w:sz w:val="18"/>
+                <w:rFonts w:eastAsia="맑은 고딕"/>
+              </w:rPr>
+              <w:t>Next.js 라우트 목록(CI 빌드 산출)</w:t>
+            </w:r>
+          </w:p>
+        </w:tc>
+        <w:tc>
+          <w:tcPr>
+            <w:tcW w:type="dxa" w:w="2889"/>
+          </w:tcPr>
+          <w:p>
+            <w:r/>
+            <w:r>
+              <w:rPr>
+                <w:rFonts w:ascii="맑은 고딕" w:hAnsi="맑은 고딕"/>
+                <w:b w:val="0"/>
+                <w:sz w:val="18"/>
+                <w:rFonts w:eastAsia="맑은 고딕"/>
+              </w:rPr>
+              <w:t>실제 존재하는 화면 경로</w:t>
+            </w:r>
+          </w:p>
+        </w:tc>
+      </w:tr>
+      <w:tr>
+        <w:tc>
+          <w:tcPr>
+            <w:tcW w:type="dxa" w:w="2889"/>
+          </w:tcPr>
+          <w:p>
+            <w:r/>
+            <w:r>
+              <w:rPr>
+                <w:rFonts w:ascii="맑은 고딕" w:hAnsi="맑은 고딕"/>
+                <w:b/>
+                <w:sz w:val="18"/>
+                <w:rFonts w:eastAsia="맑은 고딕"/>
+              </w:rPr>
+              <w:t>데이터</w:t>
+            </w:r>
+          </w:p>
+        </w:tc>
+        <w:tc>
+          <w:tcPr>
+            <w:tcW w:type="dxa" w:w="2889"/>
+          </w:tcPr>
+          <w:p>
+            <w:r/>
+            <w:r>
+              <w:rPr>
+                <w:rFonts w:ascii="맑은 고딕" w:hAnsi="맑은 고딕"/>
+                <w:b w:val="0"/>
+                <w:sz w:val="18"/>
+                <w:rFonts w:eastAsia="맑은 고딕"/>
+              </w:rPr>
+              <w:t>운영데이터베이스 정확 집계(2026. 8. 19.)</w:t>
             </w:r>
           </w:p>
         </w:tc>

--- a/docs/government-project/06_사용자매뉴얼.docx
+++ b/docs/government-project/06_사용자매뉴얼.docx
@@ -144,7 +144,7 @@
                 <w:sz w:val="20"/>
                 <w:szCs w:val="20"/>
               </w:rPr>
-              <w:t xml:space="preserve">HEALO v1.0 (2026년 4월 기준)</w:t>
+              <w:t>HEALO (2026년 8월 19일 기준)</w:t>
             </w:r>
           </w:p>
         </w:tc>
@@ -4924,7 +4924,7 @@
                 <w:sz w:val="18"/>
                 <w:szCs w:val="18"/>
               </w:rPr>
-              <w:t xml:space="preserve">2026-04-30</w:t>
+              <w:t>2026-08-19</w:t>
             </w:r>
           </w:p>
         </w:tc>

--- a/docs/government-project/06_사용자매뉴얼.docx
+++ b/docs/government-project/06_사용자매뉴얼.docx
@@ -244,7 +244,7 @@
                 <w:sz w:val="20"/>
                 <w:szCs w:val="20"/>
               </w:rPr>
-              <w:t xml:space="preserve">https://healo.kr</w:t>
+              <w:t>https://healwith.co.kr</w:t>
             </w:r>
           </w:p>
         </w:tc>
@@ -1226,7 +1226,7 @@
           <w:sz w:val="20"/>
           <w:szCs w:val="20"/>
         </w:rPr>
-        <w:t xml:space="preserve">HEALO 플랫폼(healo.kr)에 접속한다.</w:t>
+        <w:t>HEALO 플랫폼(healwith.co.kr)에 접속한다.</w:t>
       </w:r>
     </w:p>
     <w:p>
@@ -1374,7 +1374,7 @@
           <w:sz w:val="20"/>
           <w:szCs w:val="20"/>
         </w:rPr>
-        <w:t xml:space="preserve">healo.kr에 접속한다.</w:t>
+        <w:t>healwith.co.kr에 접속한다.</w:t>
       </w:r>
     </w:p>
     <w:p>
@@ -1539,7 +1539,7 @@
           <w:sz w:val="20"/>
           <w:szCs w:val="20"/>
         </w:rPr>
-        <w:t>또는 직접 URL healo.kr/inquiry 접속</w:t>
+        <w:t>또는 직접 URL healwith.co.kr/inquiry 접속</w:t>
       </w:r>
     </w:p>
     <w:p>
@@ -3502,7 +3502,7 @@
           <w:sz w:val="20"/>
           <w:szCs w:val="20"/>
         </w:rPr>
-        <w:t xml:space="preserve">healo.kr/login 접속 후 코디네이터 계정으로 로그인</w:t>
+        <w:t>healwith.co.kr/login 접속 후 코디네이터 계정으로 로그인</w:t>
       </w:r>
     </w:p>
     <w:p>
@@ -4203,7 +4203,7 @@
           <w:sz w:val="20"/>
           <w:szCs w:val="20"/>
         </w:rPr>
-        <w:t>healo.kr/hospital 접속 후 의료기관 담당자 계정으로 로그인 (의료진 본인은 계정 없이 상담방 초대링크로 참여)</w:t>
+        <w:t>healwith.co.kr/hospital 접속 후 의료기관 담당자 계정으로 로그인 (의료진 본인은 계정 없이 상담방 초대링크로 참여)</w:t>
       </w:r>
     </w:p>
     <w:p>
@@ -5078,7 +5078,7 @@
           <w:sz w:val="28"/>
           <w:rFonts w:eastAsia="맑은 고딕"/>
         </w:rPr>
-        <w:t>부록. 현행 반영 (2026. 7. 27. 기준)</w:t>
+        <w:t>부록. 현행 반영</w:t>
       </w:r>
     </w:p>
     <w:p>
@@ -5086,10 +5086,10 @@
         <w:rPr>
           <w:rFonts w:ascii="맑은 고딕" w:hAnsi="맑은 고딕"/>
           <w:b w:val="0"/>
-          <w:sz w:val="20"/>
+          <w:sz w:val="18"/>
           <w:rFonts w:eastAsia="맑은 고딕"/>
         </w:rPr>
-        <w:t>본 부록은 문서 본문 작성 이후 변경된 사항을 현행 기준으로 반영한 것이다. 수치는 추정이 아니라 운영데이터베이스 정확 집계이며, 화면 경로는 실제 배포 코드 기준이다.</w:t>
+        <w:t>기준일 : 2026. 8. 19.</w:t>
       </w:r>
     </w:p>
     <w:p/>
@@ -5841,7 +5841,7 @@
                 <w:sz w:val="18"/>
                 <w:rFonts w:eastAsia="맑은 고딕"/>
               </w:rPr>
-              <w:t>발화를 인식해 자막 표시. 화자를 «역할»이 아니라 «사람» 기준으로 구분(색·이름·좌우).</w:t>
+              <w:t>발화를 인식해 자막 표시. 화자를 역할이 아니라 사람 기준으로 구분(색·이름·좌우).</w:t>
             </w:r>
           </w:p>
         </w:tc>
@@ -5976,7 +5976,7 @@
           <w:sz w:val="18"/>
           <w:rFonts w:eastAsia="맑은 고딕"/>
         </w:rPr>
-        <w:t>※ 연동 수준을 구분해 기재한다. 위챗·라인은 메신저 바로가기 안내이며 봇 연동은 미적용이다.</w:t>
+        <w:t>※ 위챗·라인은 메신저 바로가기 안내이며 봇 연동은 미적용이다.</w:t>
       </w:r>
     </w:p>
     <w:tbl>
@@ -6335,17 +6335,6 @@
         <w:t>4. 화면 경로 정정 내역</w:t>
       </w:r>
     </w:p>
-    <w:p>
-      <w:r>
-        <w:rPr>
-          <w:rFonts w:ascii="맑은 고딕" w:hAnsi="맑은 고딕"/>
-          <w:b w:val="0"/>
-          <w:sz w:val="18"/>
-          <w:rFonts w:eastAsia="맑은 고딕"/>
-        </w:rPr>
-        <w:t>본문에 남아 있던 옛 화면 안내는 아래 기준으로 현행에 맞게 정정하였다. 폐지된 경로는 혼동을 막기 위해 그대로 표기하지 않는다.</w:t>
-      </w:r>
-    </w:p>
     <w:tbl>
       <w:tblPr>
         <w:tblW w:type="auto" w:w="0"/>
@@ -6752,2042 +6741,7 @@
           <w:sz w:val="24"/>
           <w:rFonts w:eastAsia="맑은 고딕"/>
         </w:rPr>
-        <w:t>9. 근거자료</w:t>
-      </w:r>
-    </w:p>
-    <w:tbl>
-      <w:tblPr>
-        <w:tblW w:type="auto" w:w="0"/>
-        <w:tblLook w:firstColumn="1" w:firstRow="1" w:lastColumn="0" w:lastRow="0" w:noHBand="0" w:noVBand="1" w:val="04A0"/>
-        <w:tblBorders>
-          <w:top w:val="single" w:sz="4" w:color="999999"/>
-          <w:left w:val="single" w:sz="4" w:color="999999"/>
-          <w:bottom w:val="single" w:sz="4" w:color="999999"/>
-          <w:right w:val="single" w:sz="4" w:color="999999"/>
-          <w:insideH w:val="single" w:sz="4" w:color="999999"/>
-          <w:insideV w:val="single" w:sz="4" w:color="999999"/>
-        </w:tblBorders>
-      </w:tblPr>
-      <w:tblGrid>
-        <w:gridCol w:w="2889"/>
-        <w:gridCol w:w="2889"/>
-        <w:gridCol w:w="2889"/>
-      </w:tblGrid>
-      <w:tr>
-        <w:tc>
-          <w:tcPr>
-            <w:tcW w:type="dxa" w:w="2889"/>
-            <w:shd w:val="clear" w:color="auto" w:fill="00467F"/>
-          </w:tcPr>
-          <w:p>
-            <w:r/>
-            <w:r>
-              <w:rPr>
-                <w:rFonts w:ascii="맑은 고딕" w:hAnsi="맑은 고딕"/>
-                <w:b/>
-                <w:color w:val="FFFFFF"/>
-                <w:sz w:val="18"/>
-                <w:rFonts w:eastAsia="맑은 고딕"/>
-              </w:rPr>
-              <w:t>구분</w:t>
-            </w:r>
-          </w:p>
-        </w:tc>
-        <w:tc>
-          <w:tcPr>
-            <w:tcW w:type="dxa" w:w="2889"/>
-            <w:shd w:val="clear" w:color="auto" w:fill="00467F"/>
-          </w:tcPr>
-          <w:p>
-            <w:r/>
-            <w:r>
-              <w:rPr>
-                <w:rFonts w:ascii="맑은 고딕" w:hAnsi="맑은 고딕"/>
-                <w:b/>
-                <w:color w:val="FFFFFF"/>
-                <w:sz w:val="18"/>
-                <w:rFonts w:eastAsia="맑은 고딕"/>
-              </w:rPr>
-              <w:t>출처</w:t>
-            </w:r>
-          </w:p>
-        </w:tc>
-        <w:tc>
-          <w:tcPr>
-            <w:tcW w:type="dxa" w:w="2889"/>
-            <w:shd w:val="clear" w:color="auto" w:fill="00467F"/>
-          </w:tcPr>
-          <w:p>
-            <w:r/>
-            <w:r>
-              <w:rPr>
-                <w:rFonts w:ascii="맑은 고딕" w:hAnsi="맑은 고딕"/>
-                <w:b/>
-                <w:color w:val="FFFFFF"/>
-                <w:sz w:val="18"/>
-                <w:rFonts w:eastAsia="맑은 고딕"/>
-              </w:rPr>
-              <w:t>확인 내용</w:t>
-            </w:r>
-          </w:p>
-        </w:tc>
-      </w:tr>
-      <w:tr>
-        <w:tc>
-          <w:tcPr>
-            <w:tcW w:type="dxa" w:w="2889"/>
-          </w:tcPr>
-          <w:p>
-            <w:r/>
-            <w:r>
-              <w:rPr>
-                <w:rFonts w:ascii="맑은 고딕" w:hAnsi="맑은 고딕"/>
-                <w:b/>
-                <w:sz w:val="18"/>
-                <w:rFonts w:eastAsia="맑은 고딕"/>
-              </w:rPr>
-              <w:t>코드</w:t>
-            </w:r>
-          </w:p>
-        </w:tc>
-        <w:tc>
-          <w:tcPr>
-            <w:tcW w:type="dxa" w:w="2889"/>
-          </w:tcPr>
-          <w:p>
-            <w:r/>
-            <w:r>
-              <w:rPr>
-                <w:rFonts w:ascii="맑은 고딕" w:hAnsi="맑은 고딕"/>
-                <w:b w:val="0"/>
-                <w:sz w:val="18"/>
-                <w:rFonts w:eastAsia="맑은 고딕"/>
-              </w:rPr>
-              <w:t>src/lib/auth/accountTiers.ts</w:t>
-            </w:r>
-          </w:p>
-        </w:tc>
-        <w:tc>
-          <w:tcPr>
-            <w:tcW w:type="dxa" w:w="2889"/>
-          </w:tcPr>
-          <w:p>
-            <w:r/>
-            <w:r>
-              <w:rPr>
-                <w:rFonts w:ascii="맑은 고딕" w:hAnsi="맑은 고딕"/>
-                <w:b w:val="0"/>
-                <w:sz w:val="18"/>
-                <w:rFonts w:eastAsia="맑은 고딕"/>
-              </w:rPr>
-              <w:t>계정 계층 7종의 단일 표준</w:t>
-            </w:r>
-          </w:p>
-        </w:tc>
-      </w:tr>
-      <w:tr>
-        <w:tc>
-          <w:tcPr>
-            <w:tcW w:type="dxa" w:w="2889"/>
-          </w:tcPr>
-          <w:p>
-            <w:r/>
-            <w:r>
-              <w:rPr>
-                <w:rFonts w:ascii="맑은 고딕" w:hAnsi="맑은 고딕"/>
-                <w:b/>
-                <w:sz w:val="18"/>
-                <w:rFonts w:eastAsia="맑은 고딕"/>
-              </w:rPr>
-              <w:t>코드</w:t>
-            </w:r>
-          </w:p>
-        </w:tc>
-        <w:tc>
-          <w:tcPr>
-            <w:tcW w:type="dxa" w:w="2889"/>
-          </w:tcPr>
-          <w:p>
-            <w:r/>
-            <w:r>
-              <w:rPr>
-                <w:rFonts w:ascii="맑은 고딕" w:hAnsi="맑은 고딕"/>
-                <w:b w:val="0"/>
-                <w:sz w:val="18"/>
-                <w:rFonts w:eastAsia="맑은 고딕"/>
-              </w:rPr>
-              <w:t>src/lib/khidi/targets.ts</w:t>
-            </w:r>
-          </w:p>
-        </w:tc>
-        <w:tc>
-          <w:tcPr>
-            <w:tcW w:type="dxa" w:w="2889"/>
-          </w:tcPr>
-          <w:p>
-            <w:r/>
-            <w:r>
-              <w:rPr>
-                <w:rFonts w:ascii="맑은 고딕" w:hAnsi="맑은 고딕"/>
-                <w:b w:val="0"/>
-                <w:sz w:val="18"/>
-                <w:rFonts w:eastAsia="맑은 고딕"/>
-              </w:rPr>
-              <w:t>성과지표 공식 목표(12/120/90)</w:t>
-            </w:r>
-          </w:p>
-        </w:tc>
-      </w:tr>
-      <w:tr>
-        <w:tc>
-          <w:tcPr>
-            <w:tcW w:type="dxa" w:w="2889"/>
-          </w:tcPr>
-          <w:p>
-            <w:r/>
-            <w:r>
-              <w:rPr>
-                <w:rFonts w:ascii="맑은 고딕" w:hAnsi="맑은 고딕"/>
-                <w:b/>
-                <w:sz w:val="18"/>
-                <w:rFonts w:eastAsia="맑은 고딕"/>
-              </w:rPr>
-              <w:t>코드</w:t>
-            </w:r>
-          </w:p>
-        </w:tc>
-        <w:tc>
-          <w:tcPr>
-            <w:tcW w:type="dxa" w:w="2889"/>
-          </w:tcPr>
-          <w:p>
-            <w:r/>
-            <w:r>
-              <w:rPr>
-                <w:rFonts w:ascii="맑은 고딕" w:hAnsi="맑은 고딕"/>
-                <w:b w:val="0"/>
-                <w:sz w:val="18"/>
-                <w:rFonts w:eastAsia="맑은 고딕"/>
-              </w:rPr>
-              <w:t>src/lib/khidi/kpi.ts</w:t>
-            </w:r>
-          </w:p>
-        </w:tc>
-        <w:tc>
-          <w:tcPr>
-            <w:tcW w:type="dxa" w:w="2889"/>
-          </w:tcPr>
-          <w:p>
-            <w:r/>
-            <w:r>
-              <w:rPr>
-                <w:rFonts w:ascii="맑은 고딕" w:hAnsi="맑은 고딕"/>
-                <w:b w:val="0"/>
-                <w:sz w:val="18"/>
-                <w:rFonts w:eastAsia="맑은 고딕"/>
-              </w:rPr>
-              <w:t>성과지표 집계 정의(테스트 데이터 제외 규칙 포함)</w:t>
-            </w:r>
-          </w:p>
-        </w:tc>
-      </w:tr>
-      <w:tr>
-        <w:tc>
-          <w:tcPr>
-            <w:tcW w:type="dxa" w:w="2889"/>
-          </w:tcPr>
-          <w:p>
-            <w:r/>
-            <w:r>
-              <w:rPr>
-                <w:rFonts w:ascii="맑은 고딕" w:hAnsi="맑은 고딕"/>
-                <w:b/>
-                <w:sz w:val="18"/>
-                <w:rFonts w:eastAsia="맑은 고딕"/>
-              </w:rPr>
-              <w:t>빌드</w:t>
-            </w:r>
-          </w:p>
-        </w:tc>
-        <w:tc>
-          <w:tcPr>
-            <w:tcW w:type="dxa" w:w="2889"/>
-          </w:tcPr>
-          <w:p>
-            <w:r/>
-            <w:r>
-              <w:rPr>
-                <w:rFonts w:ascii="맑은 고딕" w:hAnsi="맑은 고딕"/>
-                <w:b w:val="0"/>
-                <w:sz w:val="18"/>
-                <w:rFonts w:eastAsia="맑은 고딕"/>
-              </w:rPr>
-              <w:t>Next.js 라우트 목록(CI 빌드 산출)</w:t>
-            </w:r>
-          </w:p>
-        </w:tc>
-        <w:tc>
-          <w:tcPr>
-            <w:tcW w:type="dxa" w:w="2889"/>
-          </w:tcPr>
-          <w:p>
-            <w:r/>
-            <w:r>
-              <w:rPr>
-                <w:rFonts w:ascii="맑은 고딕" w:hAnsi="맑은 고딕"/>
-                <w:b w:val="0"/>
-                <w:sz w:val="18"/>
-                <w:rFonts w:eastAsia="맑은 고딕"/>
-              </w:rPr>
-              <w:t>실제 존재하는 화면 경로</w:t>
-            </w:r>
-          </w:p>
-        </w:tc>
-      </w:tr>
-      <w:tr>
-        <w:tc>
-          <w:tcPr>
-            <w:tcW w:type="dxa" w:w="2889"/>
-          </w:tcPr>
-          <w:p>
-            <w:r/>
-            <w:r>
-              <w:rPr>
-                <w:rFonts w:ascii="맑은 고딕" w:hAnsi="맑은 고딕"/>
-                <w:b/>
-                <w:sz w:val="18"/>
-                <w:rFonts w:eastAsia="맑은 고딕"/>
-              </w:rPr>
-              <w:t>데이터</w:t>
-            </w:r>
-          </w:p>
-        </w:tc>
-        <w:tc>
-          <w:tcPr>
-            <w:tcW w:type="dxa" w:w="2889"/>
-          </w:tcPr>
-          <w:p>
-            <w:r/>
-            <w:r>
-              <w:rPr>
-                <w:rFonts w:ascii="맑은 고딕" w:hAnsi="맑은 고딕"/>
-                <w:b w:val="0"/>
-                <w:sz w:val="18"/>
-                <w:rFonts w:eastAsia="맑은 고딕"/>
-              </w:rPr>
-              <w:t>운영데이터베이스 정확 집계(2026. 7. 27.)</w:t>
-            </w:r>
-          </w:p>
-        </w:tc>
-        <w:tc>
-          <w:tcPr>
-            <w:tcW w:type="dxa" w:w="2889"/>
-          </w:tcPr>
-          <w:p>
-            <w:r/>
-            <w:r>
-              <w:rPr>
-                <w:rFonts w:ascii="맑은 고딕" w:hAnsi="맑은 고딕"/>
-                <w:b w:val="0"/>
-                <w:sz w:val="18"/>
-                <w:rFonts w:eastAsia="맑은 고딕"/>
-              </w:rPr>
-              <w:t>실적 수치의 원천</w:t>
-            </w:r>
-          </w:p>
-        </w:tc>
-      </w:tr>
-    </w:tbl>
-    <w:p/>
-    <w:p>
-      <w:r>
-        <w:br w:type="page"/>
-      </w:r>
-    </w:p>
-    <w:p>
-      <w:r>
-        <w:rPr>
-          <w:rFonts w:ascii="맑은 고딕" w:hAnsi="맑은 고딕"/>
-          <w:b/>
-          <w:color w:val="00467F"/>
-          <w:sz w:val="28"/>
-          <w:rFonts w:eastAsia="맑은 고딕"/>
-        </w:rPr>
-        <w:t>부록. 현행 반영 (2026. 8. 19. 기준)</w:t>
-      </w:r>
-    </w:p>
-    <w:p>
-      <w:r>
-        <w:rPr>
-          <w:rFonts w:ascii="맑은 고딕" w:hAnsi="맑은 고딕"/>
-          <w:b w:val="0"/>
-          <w:sz w:val="20"/>
-          <w:rFonts w:eastAsia="맑은 고딕"/>
-        </w:rPr>
-        <w:t>본 부록은 문서 본문 작성 이후 변경된 사항을 현행 기준으로 반영한 것이다. 수치는 추정이 아니라 운영데이터베이스 정확 집계이며, 화면 경로는 실제 배포 코드 기준이다.</w:t>
-      </w:r>
-    </w:p>
-    <w:p/>
-    <w:p>
-      <w:r>
-        <w:rPr>
-          <w:rFonts w:ascii="맑은 고딕" w:hAnsi="맑은 고딕"/>
-          <w:b/>
-          <w:color w:val="00467F"/>
-          <w:sz w:val="24"/>
-          <w:rFonts w:eastAsia="맑은 고딕"/>
-        </w:rPr>
-        <w:t>1. 계정 계층 (7종)</w:t>
-      </w:r>
-    </w:p>
-    <w:p>
-      <w:r>
-        <w:rPr>
-          <w:rFonts w:ascii="맑은 고딕" w:hAnsi="맑은 고딕"/>
-          <w:b w:val="0"/>
-          <w:sz w:val="18"/>
-          <w:rFonts w:eastAsia="맑은 고딕"/>
-        </w:rPr>
-        <w:t>※ 의사는 계정 계층이 아니다. 화상상담 초대링크 게스트 또는 의료기관 계정으로 참여한다.</w:t>
-      </w:r>
-    </w:p>
-    <w:tbl>
-      <w:tblPr>
-        <w:tblW w:type="auto" w:w="0"/>
-        <w:tblLook w:firstColumn="1" w:firstRow="1" w:lastColumn="0" w:lastRow="0" w:noHBand="0" w:noVBand="1" w:val="04A0"/>
-        <w:tblBorders>
-          <w:top w:val="single" w:sz="4" w:color="999999"/>
-          <w:left w:val="single" w:sz="4" w:color="999999"/>
-          <w:bottom w:val="single" w:sz="4" w:color="999999"/>
-          <w:right w:val="single" w:sz="4" w:color="999999"/>
-          <w:insideH w:val="single" w:sz="4" w:color="999999"/>
-          <w:insideV w:val="single" w:sz="4" w:color="999999"/>
-        </w:tblBorders>
-      </w:tblPr>
-      <w:tblGrid>
-        <w:gridCol w:w="2166"/>
-        <w:gridCol w:w="2166"/>
-        <w:gridCol w:w="2166"/>
-        <w:gridCol w:w="2166"/>
-      </w:tblGrid>
-      <w:tr>
-        <w:tc>
-          <w:tcPr>
-            <w:tcW w:type="dxa" w:w="2166"/>
-            <w:shd w:val="clear" w:color="auto" w:fill="00467F"/>
-          </w:tcPr>
-          <w:p>
-            <w:r/>
-            <w:r>
-              <w:rPr>
-                <w:rFonts w:ascii="맑은 고딕" w:hAnsi="맑은 고딕"/>
-                <w:b/>
-                <w:color w:val="FFFFFF"/>
-                <w:sz w:val="18"/>
-                <w:rFonts w:eastAsia="맑은 고딕"/>
-              </w:rPr>
-              <w:t>계층</w:t>
-            </w:r>
-          </w:p>
-        </w:tc>
-        <w:tc>
-          <w:tcPr>
-            <w:tcW w:type="dxa" w:w="2166"/>
-            <w:shd w:val="clear" w:color="auto" w:fill="00467F"/>
-          </w:tcPr>
-          <w:p>
-            <w:r/>
-            <w:r>
-              <w:rPr>
-                <w:rFonts w:ascii="맑은 고딕" w:hAnsi="맑은 고딕"/>
-                <w:b/>
-                <w:color w:val="FFFFFF"/>
-                <w:sz w:val="18"/>
-                <w:rFonts w:eastAsia="맑은 고딕"/>
-              </w:rPr>
-              <w:t>권한 저장</w:t>
-            </w:r>
-          </w:p>
-        </w:tc>
-        <w:tc>
-          <w:tcPr>
-            <w:tcW w:type="dxa" w:w="2166"/>
-            <w:shd w:val="clear" w:color="auto" w:fill="00467F"/>
-          </w:tcPr>
-          <w:p>
-            <w:r/>
-            <w:r>
-              <w:rPr>
-                <w:rFonts w:ascii="맑은 고딕" w:hAnsi="맑은 고딕"/>
-                <w:b/>
-                <w:color w:val="FFFFFF"/>
-                <w:sz w:val="18"/>
-                <w:rFonts w:eastAsia="맑은 고딕"/>
-              </w:rPr>
-              <w:t>전용 화면</w:t>
-            </w:r>
-          </w:p>
-        </w:tc>
-        <w:tc>
-          <w:tcPr>
-            <w:tcW w:type="dxa" w:w="2166"/>
-            <w:shd w:val="clear" w:color="auto" w:fill="00467F"/>
-          </w:tcPr>
-          <w:p>
-            <w:r/>
-            <w:r>
-              <w:rPr>
-                <w:rFonts w:ascii="맑은 고딕" w:hAnsi="맑은 고딕"/>
-                <w:b/>
-                <w:color w:val="FFFFFF"/>
-                <w:sz w:val="18"/>
-                <w:rFonts w:eastAsia="맑은 고딕"/>
-              </w:rPr>
-              <w:t>설명</w:t>
-            </w:r>
-          </w:p>
-        </w:tc>
-      </w:tr>
-      <w:tr>
-        <w:tc>
-          <w:tcPr>
-            <w:tcW w:type="dxa" w:w="2166"/>
-          </w:tcPr>
-          <w:p>
-            <w:r/>
-            <w:r>
-              <w:rPr>
-                <w:rFonts w:ascii="맑은 고딕" w:hAnsi="맑은 고딕"/>
-                <w:b/>
-                <w:sz w:val="18"/>
-                <w:rFonts w:eastAsia="맑은 고딕"/>
-              </w:rPr>
-              <w:t>비회원(게스트)</w:t>
-            </w:r>
-          </w:p>
-        </w:tc>
-        <w:tc>
-          <w:tcPr>
-            <w:tcW w:type="dxa" w:w="2166"/>
-          </w:tcPr>
-          <w:p>
-            <w:r/>
-            <w:r>
-              <w:rPr>
-                <w:rFonts w:ascii="맑은 고딕" w:hAnsi="맑은 고딕"/>
-                <w:b w:val="0"/>
-                <w:sz w:val="18"/>
-                <w:rFonts w:eastAsia="맑은 고딕"/>
-              </w:rPr>
-              <w:t>초대링크 토큰</w:t>
-            </w:r>
-          </w:p>
-        </w:tc>
-        <w:tc>
-          <w:tcPr>
-            <w:tcW w:type="dxa" w:w="2166"/>
-          </w:tcPr>
-          <w:p>
-            <w:r/>
-            <w:r>
-              <w:rPr>
-                <w:rFonts w:ascii="맑은 고딕" w:hAnsi="맑은 고딕"/>
-                <w:b w:val="0"/>
-                <w:sz w:val="18"/>
-                <w:rFonts w:eastAsia="맑은 고딕"/>
-              </w:rPr>
-              <w:t>—</w:t>
-            </w:r>
-          </w:p>
-        </w:tc>
-        <w:tc>
-          <w:tcPr>
-            <w:tcW w:type="dxa" w:w="2166"/>
-          </w:tcPr>
-          <w:p>
-            <w:r/>
-            <w:r>
-              <w:rPr>
-                <w:rFonts w:ascii="맑은 고딕" w:hAnsi="맑은 고딕"/>
-                <w:b w:val="0"/>
-                <w:sz w:val="18"/>
-                <w:rFonts w:eastAsia="맑은 고딕"/>
-              </w:rPr>
-              <w:t>계정 없이 화상상담 초대링크로만 상담방 입장. 의료진·통역사가 이 방식으로 참여.</w:t>
-            </w:r>
-          </w:p>
-        </w:tc>
-      </w:tr>
-      <w:tr>
-        <w:tc>
-          <w:tcPr>
-            <w:tcW w:type="dxa" w:w="2166"/>
-          </w:tcPr>
-          <w:p>
-            <w:r/>
-            <w:r>
-              <w:rPr>
-                <w:rFonts w:ascii="맑은 고딕" w:hAnsi="맑은 고딕"/>
-                <w:b/>
-                <w:sz w:val="18"/>
-                <w:rFonts w:eastAsia="맑은 고딕"/>
-              </w:rPr>
-              <w:t>사용자(환자)</w:t>
-            </w:r>
-          </w:p>
-        </w:tc>
-        <w:tc>
-          <w:tcPr>
-            <w:tcW w:type="dxa" w:w="2166"/>
-          </w:tcPr>
-          <w:p>
-            <w:r/>
-            <w:r>
-              <w:rPr>
-                <w:rFonts w:ascii="맑은 고딕" w:hAnsi="맑은 고딕"/>
-                <w:b w:val="0"/>
-                <w:sz w:val="18"/>
-                <w:rFonts w:eastAsia="맑은 고딕"/>
-              </w:rPr>
-              <w:t>로그인 계정(기본값)</w:t>
-            </w:r>
-          </w:p>
-        </w:tc>
-        <w:tc>
-          <w:tcPr>
-            <w:tcW w:type="dxa" w:w="2166"/>
-          </w:tcPr>
-          <w:p>
-            <w:r/>
-            <w:r>
-              <w:rPr>
-                <w:rFonts w:ascii="맑은 고딕" w:hAnsi="맑은 고딕"/>
-                <w:b w:val="0"/>
-                <w:sz w:val="18"/>
-                <w:rFonts w:eastAsia="맑은 고딕"/>
-              </w:rPr>
-              <w:t>/patient</w:t>
-            </w:r>
-          </w:p>
-        </w:tc>
-        <w:tc>
-          <w:tcPr>
-            <w:tcW w:type="dxa" w:w="2166"/>
-          </w:tcPr>
-          <w:p>
-            <w:r/>
-            <w:r>
-              <w:rPr>
-                <w:rFonts w:ascii="맑은 고딕" w:hAnsi="맑은 고딕"/>
-                <w:b w:val="0"/>
-                <w:sz w:val="18"/>
-                <w:rFonts w:eastAsia="맑은 고딕"/>
-              </w:rPr>
-              <w:t>문의·상담·사후관리. 별도 역할 없음이 기본.</w:t>
-            </w:r>
-          </w:p>
-        </w:tc>
-      </w:tr>
-      <w:tr>
-        <w:tc>
-          <w:tcPr>
-            <w:tcW w:type="dxa" w:w="2166"/>
-          </w:tcPr>
-          <w:p>
-            <w:r/>
-            <w:r>
-              <w:rPr>
-                <w:rFonts w:ascii="맑은 고딕" w:hAnsi="맑은 고딕"/>
-                <w:b/>
-                <w:sz w:val="18"/>
-                <w:rFonts w:eastAsia="맑은 고딕"/>
-              </w:rPr>
-              <w:t>코디네이터</w:t>
-            </w:r>
-          </w:p>
-        </w:tc>
-        <w:tc>
-          <w:tcPr>
-            <w:tcW w:type="dxa" w:w="2166"/>
-          </w:tcPr>
-          <w:p>
-            <w:r/>
-            <w:r>
-              <w:rPr>
-                <w:rFonts w:ascii="맑은 고딕" w:hAnsi="맑은 고딕"/>
-                <w:b w:val="0"/>
-                <w:sz w:val="18"/>
-                <w:rFonts w:eastAsia="맑은 고딕"/>
-              </w:rPr>
-              <w:t>app_metadata.role</w:t>
-            </w:r>
-          </w:p>
-        </w:tc>
-        <w:tc>
-          <w:tcPr>
-            <w:tcW w:type="dxa" w:w="2166"/>
-          </w:tcPr>
-          <w:p>
-            <w:r/>
-            <w:r>
-              <w:rPr>
-                <w:rFonts w:ascii="맑은 고딕" w:hAnsi="맑은 고딕"/>
-                <w:b w:val="0"/>
-                <w:sz w:val="18"/>
-                <w:rFonts w:eastAsia="맑은 고딕"/>
-              </w:rPr>
-              <w:t>/coordinator</w:t>
-            </w:r>
-          </w:p>
-        </w:tc>
-        <w:tc>
-          <w:tcPr>
-            <w:tcW w:type="dxa" w:w="2166"/>
-          </w:tcPr>
-          <w:p>
-            <w:r/>
-            <w:r>
-              <w:rPr>
-                <w:rFonts w:ascii="맑은 고딕" w:hAnsi="맑은 고딕"/>
-                <w:b w:val="0"/>
-                <w:sz w:val="18"/>
-                <w:rFonts w:eastAsia="맑은 고딕"/>
-              </w:rPr>
-              <w:t>내부 스태프. 환자 여정·상담 일정·증상 알림 관리.</w:t>
-            </w:r>
-          </w:p>
-        </w:tc>
-      </w:tr>
-      <w:tr>
-        <w:tc>
-          <w:tcPr>
-            <w:tcW w:type="dxa" w:w="2166"/>
-          </w:tcPr>
-          <w:p>
-            <w:r/>
-            <w:r>
-              <w:rPr>
-                <w:rFonts w:ascii="맑은 고딕" w:hAnsi="맑은 고딕"/>
-                <w:b/>
-                <w:sz w:val="18"/>
-                <w:rFonts w:eastAsia="맑은 고딕"/>
-              </w:rPr>
-              <w:t>관리자</w:t>
-            </w:r>
-          </w:p>
-        </w:tc>
-        <w:tc>
-          <w:tcPr>
-            <w:tcW w:type="dxa" w:w="2166"/>
-          </w:tcPr>
-          <w:p>
-            <w:r/>
-            <w:r>
-              <w:rPr>
-                <w:rFonts w:ascii="맑은 고딕" w:hAnsi="맑은 고딕"/>
-                <w:b w:val="0"/>
-                <w:sz w:val="18"/>
-                <w:rFonts w:eastAsia="맑은 고딕"/>
-              </w:rPr>
-              <w:t>app_metadata.role</w:t>
-            </w:r>
-          </w:p>
-        </w:tc>
-        <w:tc>
-          <w:tcPr>
-            <w:tcW w:type="dxa" w:w="2166"/>
-          </w:tcPr>
-          <w:p>
-            <w:r/>
-            <w:r>
-              <w:rPr>
-                <w:rFonts w:ascii="맑은 고딕" w:hAnsi="맑은 고딕"/>
-                <w:b w:val="0"/>
-                <w:sz w:val="18"/>
-                <w:rFonts w:eastAsia="맑은 고딕"/>
-              </w:rPr>
-              <w:t>/admin</w:t>
-            </w:r>
-          </w:p>
-        </w:tc>
-        <w:tc>
-          <w:tcPr>
-            <w:tcW w:type="dxa" w:w="2166"/>
-          </w:tcPr>
-          <w:p>
-            <w:r/>
-            <w:r>
-              <w:rPr>
-                <w:rFonts w:ascii="맑은 고딕" w:hAnsi="맑은 고딕"/>
-                <w:b w:val="0"/>
-                <w:sz w:val="18"/>
-                <w:rFonts w:eastAsia="맑은 고딕"/>
-              </w:rPr>
-              <w:t>운영자. 전체 권한. 통합 콘솔에서 코디 화면까지 포함.</w:t>
-            </w:r>
-          </w:p>
-        </w:tc>
-      </w:tr>
-      <w:tr>
-        <w:tc>
-          <w:tcPr>
-            <w:tcW w:type="dxa" w:w="2166"/>
-          </w:tcPr>
-          <w:p>
-            <w:r/>
-            <w:r>
-              <w:rPr>
-                <w:rFonts w:ascii="맑은 고딕" w:hAnsi="맑은 고딕"/>
-                <w:b/>
-                <w:sz w:val="18"/>
-                <w:rFonts w:eastAsia="맑은 고딕"/>
-              </w:rPr>
-              <w:t>국내 의료기관</w:t>
-            </w:r>
-          </w:p>
-        </w:tc>
-        <w:tc>
-          <w:tcPr>
-            <w:tcW w:type="dxa" w:w="2166"/>
-          </w:tcPr>
-          <w:p>
-            <w:r/>
-            <w:r>
-              <w:rPr>
-                <w:rFonts w:ascii="맑은 고딕" w:hAnsi="맑은 고딕"/>
-                <w:b w:val="0"/>
-                <w:sz w:val="18"/>
-                <w:rFonts w:eastAsia="맑은 고딕"/>
-              </w:rPr>
-              <w:t>hospital_users 테이블</w:t>
-            </w:r>
-          </w:p>
-        </w:tc>
-        <w:tc>
-          <w:tcPr>
-            <w:tcW w:type="dxa" w:w="2166"/>
-          </w:tcPr>
-          <w:p>
-            <w:r/>
-            <w:r>
-              <w:rPr>
-                <w:rFonts w:ascii="맑은 고딕" w:hAnsi="맑은 고딕"/>
-                <w:b w:val="0"/>
-                <w:sz w:val="18"/>
-                <w:rFonts w:eastAsia="맑은 고딕"/>
-              </w:rPr>
-              <w:t>/hospital</w:t>
-            </w:r>
-          </w:p>
-        </w:tc>
-        <w:tc>
-          <w:tcPr>
-            <w:tcW w:type="dxa" w:w="2166"/>
-          </w:tcPr>
-          <w:p>
-            <w:r/>
-            <w:r>
-              <w:rPr>
-                <w:rFonts w:ascii="맑은 고딕" w:hAnsi="맑은 고딕"/>
-                <w:b w:val="0"/>
-                <w:sz w:val="18"/>
-                <w:rFonts w:eastAsia="맑은 고딕"/>
-              </w:rPr>
-              <w:t>제휴 한국 병원 담당자(owner/manager/viewer). 리드·프로필·치료정보 관리.</w:t>
-            </w:r>
-          </w:p>
-        </w:tc>
-      </w:tr>
-      <w:tr>
-        <w:tc>
-          <w:tcPr>
-            <w:tcW w:type="dxa" w:w="2166"/>
-          </w:tcPr>
-          <w:p>
-            <w:r/>
-            <w:r>
-              <w:rPr>
-                <w:rFonts w:ascii="맑은 고딕" w:hAnsi="맑은 고딕"/>
-                <w:b/>
-                <w:sz w:val="18"/>
-                <w:rFonts w:eastAsia="맑은 고딕"/>
-              </w:rPr>
-              <w:t>해외 에이전시</w:t>
-            </w:r>
-          </w:p>
-        </w:tc>
-        <w:tc>
-          <w:tcPr>
-            <w:tcW w:type="dxa" w:w="2166"/>
-          </w:tcPr>
-          <w:p>
-            <w:r/>
-            <w:r>
-              <w:rPr>
-                <w:rFonts w:ascii="맑은 고딕" w:hAnsi="맑은 고딕"/>
-                <w:b w:val="0"/>
-                <w:sz w:val="18"/>
-                <w:rFonts w:eastAsia="맑은 고딕"/>
-              </w:rPr>
-              <w:t>agency_users + partner_type</w:t>
-            </w:r>
-          </w:p>
-        </w:tc>
-        <w:tc>
-          <w:tcPr>
-            <w:tcW w:type="dxa" w:w="2166"/>
-          </w:tcPr>
-          <w:p>
-            <w:r/>
-            <w:r>
-              <w:rPr>
-                <w:rFonts w:ascii="맑은 고딕" w:hAnsi="맑은 고딕"/>
-                <w:b w:val="0"/>
-                <w:sz w:val="18"/>
-                <w:rFonts w:eastAsia="맑은 고딕"/>
-              </w:rPr>
-              <w:t>/agency</w:t>
-            </w:r>
-          </w:p>
-        </w:tc>
-        <w:tc>
-          <w:tcPr>
-            <w:tcW w:type="dxa" w:w="2166"/>
-          </w:tcPr>
-          <w:p>
-            <w:r/>
-            <w:r>
-              <w:rPr>
-                <w:rFonts w:ascii="맑은 고딕" w:hAnsi="맑은 고딕"/>
-                <w:b w:val="0"/>
-                <w:sz w:val="18"/>
-                <w:rFonts w:eastAsia="맑은 고딕"/>
-              </w:rPr>
-              <w:t>해외 환자 유치 파트너. 의뢰 환자 진행상황 조회.</w:t>
-            </w:r>
-          </w:p>
-        </w:tc>
-      </w:tr>
-      <w:tr>
-        <w:tc>
-          <w:tcPr>
-            <w:tcW w:type="dxa" w:w="2166"/>
-          </w:tcPr>
-          <w:p>
-            <w:r/>
-            <w:r>
-              <w:rPr>
-                <w:rFonts w:ascii="맑은 고딕" w:hAnsi="맑은 고딕"/>
-                <w:b/>
-                <w:sz w:val="18"/>
-                <w:rFonts w:eastAsia="맑은 고딕"/>
-              </w:rPr>
-              <w:t>해외 의료기관</w:t>
-            </w:r>
-          </w:p>
-        </w:tc>
-        <w:tc>
-          <w:tcPr>
-            <w:tcW w:type="dxa" w:w="2166"/>
-          </w:tcPr>
-          <w:p>
-            <w:r/>
-            <w:r>
-              <w:rPr>
-                <w:rFonts w:ascii="맑은 고딕" w:hAnsi="맑은 고딕"/>
-                <w:b w:val="0"/>
-                <w:sz w:val="18"/>
-                <w:rFonts w:eastAsia="맑은 고딕"/>
-              </w:rPr>
-              <w:t>agency_users + partner_type</w:t>
-            </w:r>
-          </w:p>
-        </w:tc>
-        <w:tc>
-          <w:tcPr>
-            <w:tcW w:type="dxa" w:w="2166"/>
-          </w:tcPr>
-          <w:p>
-            <w:r/>
-            <w:r>
-              <w:rPr>
-                <w:rFonts w:ascii="맑은 고딕" w:hAnsi="맑은 고딕"/>
-                <w:b w:val="0"/>
-                <w:sz w:val="18"/>
-                <w:rFonts w:eastAsia="맑은 고딕"/>
-              </w:rPr>
-              <w:t>/clinic</w:t>
-            </w:r>
-          </w:p>
-        </w:tc>
-        <w:tc>
-          <w:tcPr>
-            <w:tcW w:type="dxa" w:w="2166"/>
-          </w:tcPr>
-          <w:p>
-            <w:r/>
-            <w:r>
-              <w:rPr>
-                <w:rFonts w:ascii="맑은 고딕" w:hAnsi="맑은 고딕"/>
-                <w:b w:val="0"/>
-                <w:sz w:val="18"/>
-                <w:rFonts w:eastAsia="맑은 고딕"/>
-              </w:rPr>
-              <w:t>환자를 한국으로 의뢰하는 현지 병원. 경과·검사결과 전송 주체.</w:t>
-            </w:r>
-          </w:p>
-        </w:tc>
-      </w:tr>
-    </w:tbl>
-    <w:p/>
-    <w:p>
-      <w:r>
-        <w:rPr>
-          <w:rFonts w:ascii="맑은 고딕" w:hAnsi="맑은 고딕"/>
-          <w:b/>
-          <w:color w:val="00467F"/>
-          <w:sz w:val="24"/>
-          <w:rFonts w:eastAsia="맑은 고딕"/>
-        </w:rPr>
-        <w:t>2. 화상 상담(원격협진) 기능</w:t>
-      </w:r>
-    </w:p>
-    <w:tbl>
-      <w:tblPr>
-        <w:tblW w:type="auto" w:w="0"/>
-        <w:tblLook w:firstColumn="1" w:firstRow="1" w:lastColumn="0" w:lastRow="0" w:noHBand="0" w:noVBand="1" w:val="04A0"/>
-        <w:tblBorders>
-          <w:top w:val="single" w:sz="4" w:color="999999"/>
-          <w:left w:val="single" w:sz="4" w:color="999999"/>
-          <w:bottom w:val="single" w:sz="4" w:color="999999"/>
-          <w:right w:val="single" w:sz="4" w:color="999999"/>
-          <w:insideH w:val="single" w:sz="4" w:color="999999"/>
-          <w:insideV w:val="single" w:sz="4" w:color="999999"/>
-        </w:tblBorders>
-      </w:tblPr>
-      <w:tblGrid>
-        <w:gridCol w:w="4333"/>
-        <w:gridCol w:w="4333"/>
-      </w:tblGrid>
-      <w:tr>
-        <w:tc>
-          <w:tcPr>
-            <w:tcW w:type="dxa" w:w="4333"/>
-            <w:shd w:val="clear" w:color="auto" w:fill="00467F"/>
-          </w:tcPr>
-          <w:p>
-            <w:r/>
-            <w:r>
-              <w:rPr>
-                <w:rFonts w:ascii="맑은 고딕" w:hAnsi="맑은 고딕"/>
-                <w:b/>
-                <w:color w:val="FFFFFF"/>
-                <w:sz w:val="18"/>
-                <w:rFonts w:eastAsia="맑은 고딕"/>
-              </w:rPr>
-              <w:t>구분</w:t>
-            </w:r>
-          </w:p>
-        </w:tc>
-        <w:tc>
-          <w:tcPr>
-            <w:tcW w:type="dxa" w:w="4333"/>
-            <w:shd w:val="clear" w:color="auto" w:fill="00467F"/>
-          </w:tcPr>
-          <w:p>
-            <w:r/>
-            <w:r>
-              <w:rPr>
-                <w:rFonts w:ascii="맑은 고딕" w:hAnsi="맑은 고딕"/>
-                <w:b/>
-                <w:color w:val="FFFFFF"/>
-                <w:sz w:val="18"/>
-                <w:rFonts w:eastAsia="맑은 고딕"/>
-              </w:rPr>
-              <w:t>내용</w:t>
-            </w:r>
-          </w:p>
-        </w:tc>
-      </w:tr>
-      <w:tr>
-        <w:tc>
-          <w:tcPr>
-            <w:tcW w:type="dxa" w:w="4333"/>
-          </w:tcPr>
-          <w:p>
-            <w:r/>
-            <w:r>
-              <w:rPr>
-                <w:rFonts w:ascii="맑은 고딕" w:hAnsi="맑은 고딕"/>
-                <w:b/>
-                <w:sz w:val="18"/>
-                <w:rFonts w:eastAsia="맑은 고딕"/>
-              </w:rPr>
-              <w:t>영상·음성</w:t>
-            </w:r>
-          </w:p>
-        </w:tc>
-        <w:tc>
-          <w:tcPr>
-            <w:tcW w:type="dxa" w:w="4333"/>
-          </w:tcPr>
-          <w:p>
-            <w:r/>
-            <w:r>
-              <w:rPr>
-                <w:rFonts w:ascii="맑은 고딕" w:hAnsi="맑은 고딕"/>
-                <w:b w:val="0"/>
-                <w:sz w:val="18"/>
-                <w:rFonts w:eastAsia="맑은 고딕"/>
-              </w:rPr>
-              <w:t>LiveKit 기반 WebRTC 다자 통화. 계정 없이 초대링크로 입장.</w:t>
-            </w:r>
-          </w:p>
-        </w:tc>
-      </w:tr>
-      <w:tr>
-        <w:tc>
-          <w:tcPr>
-            <w:tcW w:type="dxa" w:w="4333"/>
-          </w:tcPr>
-          <w:p>
-            <w:r/>
-            <w:r>
-              <w:rPr>
-                <w:rFonts w:ascii="맑은 고딕" w:hAnsi="맑은 고딕"/>
-                <w:b/>
-                <w:sz w:val="18"/>
-                <w:rFonts w:eastAsia="맑은 고딕"/>
-              </w:rPr>
-              <w:t>실시간 자막</w:t>
-            </w:r>
-          </w:p>
-        </w:tc>
-        <w:tc>
-          <w:tcPr>
-            <w:tcW w:type="dxa" w:w="4333"/>
-          </w:tcPr>
-          <w:p>
-            <w:r/>
-            <w:r>
-              <w:rPr>
-                <w:rFonts w:ascii="맑은 고딕" w:hAnsi="맑은 고딕"/>
-                <w:b w:val="0"/>
-                <w:sz w:val="18"/>
-                <w:rFonts w:eastAsia="맑은 고딕"/>
-              </w:rPr>
-              <w:t>발화를 인식해 자막 표시. 화자를 «역할»이 아니라 «사람» 기준으로 구분(색·이름·좌우).</w:t>
-            </w:r>
-          </w:p>
-        </w:tc>
-      </w:tr>
-      <w:tr>
-        <w:tc>
-          <w:tcPr>
-            <w:tcW w:type="dxa" w:w="4333"/>
-          </w:tcPr>
-          <w:p>
-            <w:r/>
-            <w:r>
-              <w:rPr>
-                <w:rFonts w:ascii="맑은 고딕" w:hAnsi="맑은 고딕"/>
-                <w:b/>
-                <w:sz w:val="18"/>
-                <w:rFonts w:eastAsia="맑은 고딕"/>
-              </w:rPr>
-              <w:t>실시간 통역</w:t>
-            </w:r>
-          </w:p>
-        </w:tc>
-        <w:tc>
-          <w:tcPr>
-            <w:tcW w:type="dxa" w:w="4333"/>
-          </w:tcPr>
-          <w:p>
-            <w:r/>
-            <w:r>
-              <w:rPr>
-                <w:rFonts w:ascii="맑은 고딕" w:hAnsi="맑은 고딕"/>
-                <w:b w:val="0"/>
-                <w:sz w:val="18"/>
-                <w:rFonts w:eastAsia="맑은 고딕"/>
-              </w:rPr>
-              <w:t>한국어 ↔ 러시아어 등 상호 번역 자막. 통역 음성 봇 참여 시 음성 통역.</w:t>
-            </w:r>
-          </w:p>
-        </w:tc>
-      </w:tr>
-      <w:tr>
-        <w:tc>
-          <w:tcPr>
-            <w:tcW w:type="dxa" w:w="4333"/>
-          </w:tcPr>
-          <w:p>
-            <w:r/>
-            <w:r>
-              <w:rPr>
-                <w:rFonts w:ascii="맑은 고딕" w:hAnsi="맑은 고딕"/>
-                <w:b/>
-                <w:sz w:val="18"/>
-                <w:rFonts w:eastAsia="맑은 고딕"/>
-              </w:rPr>
-              <w:t>기록</w:t>
-            </w:r>
-          </w:p>
-        </w:tc>
-        <w:tc>
-          <w:tcPr>
-            <w:tcW w:type="dxa" w:w="4333"/>
-          </w:tcPr>
-          <w:p>
-            <w:r/>
-            <w:r>
-              <w:rPr>
-                <w:rFonts w:ascii="맑은 고딕" w:hAnsi="맑은 고딕"/>
-                <w:b w:val="0"/>
-                <w:sz w:val="18"/>
-                <w:rFonts w:eastAsia="맑은 고딕"/>
-              </w:rPr>
-              <w:t>상담 대화·번역 기록을 암호화 저장하여 사후 확인 및 품질 점검에 활용.</w:t>
-            </w:r>
-          </w:p>
-        </w:tc>
-      </w:tr>
-      <w:tr>
-        <w:tc>
-          <w:tcPr>
-            <w:tcW w:type="dxa" w:w="4333"/>
-          </w:tcPr>
-          <w:p>
-            <w:r/>
-            <w:r>
-              <w:rPr>
-                <w:rFonts w:ascii="맑은 고딕" w:hAnsi="맑은 고딕"/>
-                <w:b/>
-                <w:sz w:val="18"/>
-                <w:rFonts w:eastAsia="맑은 고딕"/>
-              </w:rPr>
-              <w:t>안정성</w:t>
-            </w:r>
-          </w:p>
-        </w:tc>
-        <w:tc>
-          <w:tcPr>
-            <w:tcW w:type="dxa" w:w="4333"/>
-          </w:tcPr>
-          <w:p>
-            <w:r/>
-            <w:r>
-              <w:rPr>
-                <w:rFonts w:ascii="맑은 고딕" w:hAnsi="맑은 고딕"/>
-                <w:b w:val="0"/>
-                <w:sz w:val="18"/>
-                <w:rFonts w:eastAsia="맑은 고딕"/>
-              </w:rPr>
-              <w:t>하울링 2단 감지, 무응답 자동 종료, 자막 중단 시 복구 안내.</w:t>
-            </w:r>
-          </w:p>
-        </w:tc>
-      </w:tr>
-    </w:tbl>
-    <w:p/>
-    <w:p>
-      <w:r>
-        <w:rPr>
-          <w:rFonts w:ascii="맑은 고딕" w:hAnsi="맑은 고딕"/>
-          <w:b/>
-          <w:color w:val="00467F"/>
-          <w:sz w:val="24"/>
-          <w:rFonts w:eastAsia="맑은 고딕"/>
-        </w:rPr>
-        <w:t>3. 상담 채널</w:t>
-      </w:r>
-    </w:p>
-    <w:p>
-      <w:r>
-        <w:rPr>
-          <w:rFonts w:ascii="맑은 고딕" w:hAnsi="맑은 고딕"/>
-          <w:b w:val="0"/>
-          <w:sz w:val="18"/>
-          <w:rFonts w:eastAsia="맑은 고딕"/>
-        </w:rPr>
-        <w:t>※ 연동 수준을 구분해 기재한다. 위챗·라인은 메신저 바로가기 안내이며 봇 연동은 미적용이다.</w:t>
-      </w:r>
-    </w:p>
-    <w:tbl>
-      <w:tblPr>
-        <w:tblW w:type="auto" w:w="0"/>
-        <w:tblLook w:firstColumn="1" w:firstRow="1" w:lastColumn="0" w:lastRow="0" w:noHBand="0" w:noVBand="1" w:val="04A0"/>
-        <w:tblBorders>
-          <w:top w:val="single" w:sz="4" w:color="999999"/>
-          <w:left w:val="single" w:sz="4" w:color="999999"/>
-          <w:bottom w:val="single" w:sz="4" w:color="999999"/>
-          <w:right w:val="single" w:sz="4" w:color="999999"/>
-          <w:insideH w:val="single" w:sz="4" w:color="999999"/>
-          <w:insideV w:val="single" w:sz="4" w:color="999999"/>
-        </w:tblBorders>
-      </w:tblPr>
-      <w:tblGrid>
-        <w:gridCol w:w="2889"/>
-        <w:gridCol w:w="2889"/>
-        <w:gridCol w:w="2889"/>
-      </w:tblGrid>
-      <w:tr>
-        <w:tc>
-          <w:tcPr>
-            <w:tcW w:type="dxa" w:w="2889"/>
-            <w:shd w:val="clear" w:color="auto" w:fill="00467F"/>
-          </w:tcPr>
-          <w:p>
-            <w:r/>
-            <w:r>
-              <w:rPr>
-                <w:rFonts w:ascii="맑은 고딕" w:hAnsi="맑은 고딕"/>
-                <w:b/>
-                <w:color w:val="FFFFFF"/>
-                <w:sz w:val="18"/>
-                <w:rFonts w:eastAsia="맑은 고딕"/>
-              </w:rPr>
-              <w:t>채널</w:t>
-            </w:r>
-          </w:p>
-        </w:tc>
-        <w:tc>
-          <w:tcPr>
-            <w:tcW w:type="dxa" w:w="2889"/>
-            <w:shd w:val="clear" w:color="auto" w:fill="00467F"/>
-          </w:tcPr>
-          <w:p>
-            <w:r/>
-            <w:r>
-              <w:rPr>
-                <w:rFonts w:ascii="맑은 고딕" w:hAnsi="맑은 고딕"/>
-                <w:b/>
-                <w:color w:val="FFFFFF"/>
-                <w:sz w:val="18"/>
-                <w:rFonts w:eastAsia="맑은 고딕"/>
-              </w:rPr>
-              <w:t>연동 수준</w:t>
-            </w:r>
-          </w:p>
-        </w:tc>
-        <w:tc>
-          <w:tcPr>
-            <w:tcW w:type="dxa" w:w="2889"/>
-            <w:shd w:val="clear" w:color="auto" w:fill="00467F"/>
-          </w:tcPr>
-          <w:p>
-            <w:r/>
-            <w:r>
-              <w:rPr>
-                <w:rFonts w:ascii="맑은 고딕" w:hAnsi="맑은 고딕"/>
-                <w:b/>
-                <w:color w:val="FFFFFF"/>
-                <w:sz w:val="18"/>
-                <w:rFonts w:eastAsia="맑은 고딕"/>
-              </w:rPr>
-              <w:t>내용</w:t>
-            </w:r>
-          </w:p>
-        </w:tc>
-      </w:tr>
-      <w:tr>
-        <w:tc>
-          <w:tcPr>
-            <w:tcW w:type="dxa" w:w="2889"/>
-          </w:tcPr>
-          <w:p>
-            <w:r/>
-            <w:r>
-              <w:rPr>
-                <w:rFonts w:ascii="맑은 고딕" w:hAnsi="맑은 고딕"/>
-                <w:b/>
-                <w:sz w:val="18"/>
-                <w:rFonts w:eastAsia="맑은 고딕"/>
-              </w:rPr>
-              <w:t>웹 (통합 문의 퍼널)</w:t>
-            </w:r>
-          </w:p>
-        </w:tc>
-        <w:tc>
-          <w:tcPr>
-            <w:tcW w:type="dxa" w:w="2889"/>
-          </w:tcPr>
-          <w:p>
-            <w:r/>
-            <w:r>
-              <w:rPr>
-                <w:rFonts w:ascii="맑은 고딕" w:hAnsi="맑은 고딕"/>
-                <w:b w:val="0"/>
-                <w:sz w:val="18"/>
-                <w:rFonts w:eastAsia="맑은 고딕"/>
-              </w:rPr>
-              <w:t>연동</w:t>
-            </w:r>
-          </w:p>
-        </w:tc>
-        <w:tc>
-          <w:tcPr>
-            <w:tcW w:type="dxa" w:w="2889"/>
-          </w:tcPr>
-          <w:p>
-            <w:r/>
-            <w:r>
-              <w:rPr>
-                <w:rFonts w:ascii="맑은 고딕" w:hAnsi="맑은 고딕"/>
-                <w:b w:val="0"/>
-                <w:sz w:val="18"/>
-                <w:rFonts w:eastAsia="맑은 고딕"/>
-              </w:rPr>
-              <w:t>AI 상담·문의서·상담원 연결. 대화 전체가 기록으로 축적.</w:t>
-            </w:r>
-          </w:p>
-        </w:tc>
-      </w:tr>
-      <w:tr>
-        <w:tc>
-          <w:tcPr>
-            <w:tcW w:type="dxa" w:w="2889"/>
-          </w:tcPr>
-          <w:p>
-            <w:r/>
-            <w:r>
-              <w:rPr>
-                <w:rFonts w:ascii="맑은 고딕" w:hAnsi="맑은 고딕"/>
-                <w:b/>
-                <w:sz w:val="18"/>
-                <w:rFonts w:eastAsia="맑은 고딕"/>
-              </w:rPr>
-              <w:t>텔레그램</w:t>
-            </w:r>
-          </w:p>
-        </w:tc>
-        <w:tc>
-          <w:tcPr>
-            <w:tcW w:type="dxa" w:w="2889"/>
-          </w:tcPr>
-          <w:p>
-            <w:r/>
-            <w:r>
-              <w:rPr>
-                <w:rFonts w:ascii="맑은 고딕" w:hAnsi="맑은 고딕"/>
-                <w:b w:val="0"/>
-                <w:sz w:val="18"/>
-                <w:rFonts w:eastAsia="맑은 고딕"/>
-              </w:rPr>
-              <w:t>연동</w:t>
-            </w:r>
-          </w:p>
-        </w:tc>
-        <w:tc>
-          <w:tcPr>
-            <w:tcW w:type="dxa" w:w="2889"/>
-          </w:tcPr>
-          <w:p>
-            <w:r/>
-            <w:r>
-              <w:rPr>
-                <w:rFonts w:ascii="맑은 고딕" w:hAnsi="맑은 고딕"/>
-                <w:b w:val="0"/>
-                <w:sz w:val="18"/>
-                <w:rFonts w:eastAsia="맑은 고딕"/>
-              </w:rPr>
-              <w:t>봇 웹훅. AI 자동응답 + 스태프 그룹 릴레이 + 상담기록 축적.</w:t>
-            </w:r>
-          </w:p>
-        </w:tc>
-      </w:tr>
-      <w:tr>
-        <w:tc>
-          <w:tcPr>
-            <w:tcW w:type="dxa" w:w="2889"/>
-          </w:tcPr>
-          <w:p>
-            <w:r/>
-            <w:r>
-              <w:rPr>
-                <w:rFonts w:ascii="맑은 고딕" w:hAnsi="맑은 고딕"/>
-                <w:b/>
-                <w:sz w:val="18"/>
-                <w:rFonts w:eastAsia="맑은 고딕"/>
-              </w:rPr>
-              <w:t>왓츠앱</w:t>
-            </w:r>
-          </w:p>
-        </w:tc>
-        <w:tc>
-          <w:tcPr>
-            <w:tcW w:type="dxa" w:w="2889"/>
-          </w:tcPr>
-          <w:p>
-            <w:r/>
-            <w:r>
-              <w:rPr>
-                <w:rFonts w:ascii="맑은 고딕" w:hAnsi="맑은 고딕"/>
-                <w:b w:val="0"/>
-                <w:sz w:val="18"/>
-                <w:rFonts w:eastAsia="맑은 고딕"/>
-              </w:rPr>
-              <w:t>연동</w:t>
-            </w:r>
-          </w:p>
-        </w:tc>
-        <w:tc>
-          <w:tcPr>
-            <w:tcW w:type="dxa" w:w="2889"/>
-          </w:tcPr>
-          <w:p>
-            <w:r/>
-            <w:r>
-              <w:rPr>
-                <w:rFonts w:ascii="맑은 고딕" w:hAnsi="맑은 고딕"/>
-                <w:b w:val="0"/>
-                <w:sz w:val="18"/>
-                <w:rFonts w:eastAsia="맑은 고딕"/>
-              </w:rPr>
-              <w:t>봇 웹훅. AI 자동응답 + 상담기록 축적.</w:t>
-            </w:r>
-          </w:p>
-        </w:tc>
-      </w:tr>
-      <w:tr>
-        <w:tc>
-          <w:tcPr>
-            <w:tcW w:type="dxa" w:w="2889"/>
-          </w:tcPr>
-          <w:p>
-            <w:r/>
-            <w:r>
-              <w:rPr>
-                <w:rFonts w:ascii="맑은 고딕" w:hAnsi="맑은 고딕"/>
-                <w:b/>
-                <w:sz w:val="18"/>
-                <w:rFonts w:eastAsia="맑은 고딕"/>
-              </w:rPr>
-              <w:t>위챗</w:t>
-            </w:r>
-          </w:p>
-        </w:tc>
-        <w:tc>
-          <w:tcPr>
-            <w:tcW w:type="dxa" w:w="2889"/>
-          </w:tcPr>
-          <w:p>
-            <w:r/>
-            <w:r>
-              <w:rPr>
-                <w:rFonts w:ascii="맑은 고딕" w:hAnsi="맑은 고딕"/>
-                <w:b w:val="0"/>
-                <w:sz w:val="18"/>
-                <w:rFonts w:eastAsia="맑은 고딕"/>
-              </w:rPr>
-              <w:t>안내 링크</w:t>
-            </w:r>
-          </w:p>
-        </w:tc>
-        <w:tc>
-          <w:tcPr>
-            <w:tcW w:type="dxa" w:w="2889"/>
-          </w:tcPr>
-          <w:p>
-            <w:r/>
-            <w:r>
-              <w:rPr>
-                <w:rFonts w:ascii="맑은 고딕" w:hAnsi="맑은 고딕"/>
-                <w:b w:val="0"/>
-                <w:sz w:val="18"/>
-                <w:rFonts w:eastAsia="맑은 고딕"/>
-              </w:rPr>
-              <w:t>메신저 바로가기 제공. 봇 연동은 미적용.</w:t>
-            </w:r>
-          </w:p>
-        </w:tc>
-      </w:tr>
-      <w:tr>
-        <w:tc>
-          <w:tcPr>
-            <w:tcW w:type="dxa" w:w="2889"/>
-          </w:tcPr>
-          <w:p>
-            <w:r/>
-            <w:r>
-              <w:rPr>
-                <w:rFonts w:ascii="맑은 고딕" w:hAnsi="맑은 고딕"/>
-                <w:b/>
-                <w:sz w:val="18"/>
-                <w:rFonts w:eastAsia="맑은 고딕"/>
-              </w:rPr>
-              <w:t>라인</w:t>
-            </w:r>
-          </w:p>
-        </w:tc>
-        <w:tc>
-          <w:tcPr>
-            <w:tcW w:type="dxa" w:w="2889"/>
-          </w:tcPr>
-          <w:p>
-            <w:r/>
-            <w:r>
-              <w:rPr>
-                <w:rFonts w:ascii="맑은 고딕" w:hAnsi="맑은 고딕"/>
-                <w:b w:val="0"/>
-                <w:sz w:val="18"/>
-                <w:rFonts w:eastAsia="맑은 고딕"/>
-              </w:rPr>
-              <w:t>안내 링크</w:t>
-            </w:r>
-          </w:p>
-        </w:tc>
-        <w:tc>
-          <w:tcPr>
-            <w:tcW w:type="dxa" w:w="2889"/>
-          </w:tcPr>
-          <w:p>
-            <w:r/>
-            <w:r>
-              <w:rPr>
-                <w:rFonts w:ascii="맑은 고딕" w:hAnsi="맑은 고딕"/>
-                <w:b w:val="0"/>
-                <w:sz w:val="18"/>
-                <w:rFonts w:eastAsia="맑은 고딕"/>
-              </w:rPr>
-              <w:t>메신저 바로가기 제공. 봇 연동은 미적용.</w:t>
-            </w:r>
-          </w:p>
-        </w:tc>
-      </w:tr>
-    </w:tbl>
-    <w:p/>
-    <w:p>
-      <w:r>
-        <w:rPr>
-          <w:rFonts w:ascii="맑은 고딕" w:hAnsi="맑은 고딕"/>
-          <w:b/>
-          <w:color w:val="00467F"/>
-          <w:sz w:val="24"/>
-          <w:rFonts w:eastAsia="맑은 고딕"/>
-        </w:rPr>
-        <w:t>4. 화면 경로 정정 내역</w:t>
-      </w:r>
-    </w:p>
-    <w:p>
-      <w:r>
-        <w:rPr>
-          <w:rFonts w:ascii="맑은 고딕" w:hAnsi="맑은 고딕"/>
-          <w:b w:val="0"/>
-          <w:sz w:val="18"/>
-          <w:rFonts w:eastAsia="맑은 고딕"/>
-        </w:rPr>
-        <w:t>본문에 남아 있던 옛 화면 안내는 아래 기준으로 현행에 맞게 정정하였다. 폐지된 경로는 혼동을 막기 위해 그대로 표기하지 않는다.</w:t>
-      </w:r>
-    </w:p>
-    <w:tbl>
-      <w:tblPr>
-        <w:tblW w:type="auto" w:w="0"/>
-        <w:tblLook w:firstColumn="1" w:firstRow="1" w:lastColumn="0" w:lastRow="0" w:noHBand="0" w:noVBand="1" w:val="04A0"/>
-        <w:tblBorders>
-          <w:top w:val="single" w:sz="4" w:color="999999"/>
-          <w:left w:val="single" w:sz="4" w:color="999999"/>
-          <w:bottom w:val="single" w:sz="4" w:color="999999"/>
-          <w:right w:val="single" w:sz="4" w:color="999999"/>
-          <w:insideH w:val="single" w:sz="4" w:color="999999"/>
-          <w:insideV w:val="single" w:sz="4" w:color="999999"/>
-        </w:tblBorders>
-      </w:tblPr>
-      <w:tblGrid>
-        <w:gridCol w:w="2889"/>
-        <w:gridCol w:w="2889"/>
-        <w:gridCol w:w="2889"/>
-      </w:tblGrid>
-      <w:tr>
-        <w:tc>
-          <w:tcPr>
-            <w:tcW w:type="dxa" w:w="2889"/>
-            <w:shd w:val="clear" w:color="auto" w:fill="00467F"/>
-          </w:tcPr>
-          <w:p>
-            <w:r/>
-            <w:r>
-              <w:rPr>
-                <w:rFonts w:ascii="맑은 고딕" w:hAnsi="맑은 고딕"/>
-                <w:b/>
-                <w:color w:val="FFFFFF"/>
-                <w:sz w:val="18"/>
-                <w:rFonts w:eastAsia="맑은 고딕"/>
-              </w:rPr>
-              <w:t>현행 화면</w:t>
-            </w:r>
-          </w:p>
-        </w:tc>
-        <w:tc>
-          <w:tcPr>
-            <w:tcW w:type="dxa" w:w="2889"/>
-            <w:shd w:val="clear" w:color="auto" w:fill="00467F"/>
-          </w:tcPr>
-          <w:p>
-            <w:r/>
-            <w:r>
-              <w:rPr>
-                <w:rFonts w:ascii="맑은 고딕" w:hAnsi="맑은 고딕"/>
-                <w:b/>
-                <w:color w:val="FFFFFF"/>
-                <w:sz w:val="18"/>
-                <w:rFonts w:eastAsia="맑은 고딕"/>
-              </w:rPr>
-              <w:t>대체한 옛 화면</w:t>
-            </w:r>
-          </w:p>
-        </w:tc>
-        <w:tc>
-          <w:tcPr>
-            <w:tcW w:type="dxa" w:w="2889"/>
-            <w:shd w:val="clear" w:color="auto" w:fill="00467F"/>
-          </w:tcPr>
-          <w:p>
-            <w:r/>
-            <w:r>
-              <w:rPr>
-                <w:rFonts w:ascii="맑은 고딕" w:hAnsi="맑은 고딕"/>
-                <w:b/>
-                <w:color w:val="FFFFFF"/>
-                <w:sz w:val="18"/>
-                <w:rFonts w:eastAsia="맑은 고딕"/>
-              </w:rPr>
-              <w:t>사유</w:t>
-            </w:r>
-          </w:p>
-        </w:tc>
-      </w:tr>
-      <w:tr>
-        <w:tc>
-          <w:tcPr>
-            <w:tcW w:type="dxa" w:w="2889"/>
-          </w:tcPr>
-          <w:p>
-            <w:r/>
-            <w:r>
-              <w:rPr>
-                <w:rFonts w:ascii="맑은 고딕" w:hAnsi="맑은 고딕"/>
-                <w:b/>
-                <w:sz w:val="18"/>
-                <w:rFonts w:eastAsia="맑은 고딕"/>
-              </w:rPr>
-              <w:t>/inquiry</w:t>
-            </w:r>
-          </w:p>
-        </w:tc>
-        <w:tc>
-          <w:tcPr>
-            <w:tcW w:type="dxa" w:w="2889"/>
-          </w:tcPr>
-          <w:p>
-            <w:r/>
-            <w:r>
-              <w:rPr>
-                <w:rFonts w:ascii="맑은 고딕" w:hAnsi="맑은 고딕"/>
-                <w:b w:val="0"/>
-                <w:sz w:val="18"/>
-                <w:rFonts w:eastAsia="맑은 고딕"/>
-              </w:rPr>
-              <w:t>인테이크 화면(별도 경로)</w:t>
-            </w:r>
-          </w:p>
-        </w:tc>
-        <w:tc>
-          <w:tcPr>
-            <w:tcW w:type="dxa" w:w="2889"/>
-          </w:tcPr>
-          <w:p>
-            <w:r/>
-            <w:r>
-              <w:rPr>
-                <w:rFonts w:ascii="맑은 고딕" w:hAnsi="맑은 고딕"/>
-                <w:b w:val="0"/>
-                <w:sz w:val="18"/>
-                <w:rFonts w:eastAsia="맑은 고딕"/>
-              </w:rPr>
-              <w:t>통합 문의 퍼널로 통폐합(영구 리디렉트). 옛 화면은 보관 처리.</w:t>
-            </w:r>
-          </w:p>
-        </w:tc>
-      </w:tr>
-      <w:tr>
-        <w:tc>
-          <w:tcPr>
-            <w:tcW w:type="dxa" w:w="2889"/>
-          </w:tcPr>
-          <w:p>
-            <w:r/>
-            <w:r>
-              <w:rPr>
-                <w:rFonts w:ascii="맑은 고딕" w:hAnsi="맑은 고딕"/>
-                <w:b/>
-                <w:sz w:val="18"/>
-                <w:rFonts w:eastAsia="맑은 고딕"/>
-              </w:rPr>
-              <w:t>/inquiry</w:t>
-            </w:r>
-          </w:p>
-        </w:tc>
-        <w:tc>
-          <w:tcPr>
-            <w:tcW w:type="dxa" w:w="2889"/>
-          </w:tcPr>
-          <w:p>
-            <w:r/>
-            <w:r>
-              <w:rPr>
-                <w:rFonts w:ascii="맑은 고딕" w:hAnsi="맑은 고딕"/>
-                <w:b w:val="0"/>
-                <w:sz w:val="18"/>
-                <w:rFonts w:eastAsia="맑은 고딕"/>
-              </w:rPr>
-              <w:t>상담 시작 화면(별도 경로)</w:t>
-            </w:r>
-          </w:p>
-        </w:tc>
-        <w:tc>
-          <w:tcPr>
-            <w:tcW w:type="dxa" w:w="2889"/>
-          </w:tcPr>
-          <w:p>
-            <w:r/>
-            <w:r>
-              <w:rPr>
-                <w:rFonts w:ascii="맑은 고딕" w:hAnsi="맑은 고딕"/>
-                <w:b w:val="0"/>
-                <w:sz w:val="18"/>
-                <w:rFonts w:eastAsia="맑은 고딕"/>
-              </w:rPr>
-              <w:t>통합 문의 퍼널로 통폐합(영구 리디렉트).</w:t>
-            </w:r>
-          </w:p>
-        </w:tc>
-      </w:tr>
-      <w:tr>
-        <w:tc>
-          <w:tcPr>
-            <w:tcW w:type="dxa" w:w="2889"/>
-          </w:tcPr>
-          <w:p>
-            <w:r/>
-            <w:r>
-              <w:rPr>
-                <w:rFonts w:ascii="맑은 고딕" w:hAnsi="맑은 고딕"/>
-                <w:b/>
-                <w:sz w:val="18"/>
-                <w:rFonts w:eastAsia="맑은 고딕"/>
-              </w:rPr>
-              <w:t>/hospital</w:t>
-            </w:r>
-          </w:p>
-        </w:tc>
-        <w:tc>
-          <w:tcPr>
-            <w:tcW w:type="dxa" w:w="2889"/>
-          </w:tcPr>
-          <w:p>
-            <w:r/>
-            <w:r>
-              <w:rPr>
-                <w:rFonts w:ascii="맑은 고딕" w:hAnsi="맑은 고딕"/>
-                <w:b w:val="0"/>
-                <w:sz w:val="18"/>
-                <w:rFonts w:eastAsia="맑은 고딕"/>
-              </w:rPr>
-              <w:t>파트너 포털 경로</w:t>
-            </w:r>
-          </w:p>
-        </w:tc>
-        <w:tc>
-          <w:tcPr>
-            <w:tcW w:type="dxa" w:w="2889"/>
-          </w:tcPr>
-          <w:p>
-            <w:r/>
-            <w:r>
-              <w:rPr>
-                <w:rFonts w:ascii="맑은 고딕" w:hAnsi="맑은 고딕"/>
-                <w:b w:val="0"/>
-                <w:sz w:val="18"/>
-                <w:rFonts w:eastAsia="맑은 고딕"/>
-              </w:rPr>
-              <w:t>국내 의료기관 포털로 개명. 옛 경로는 존재하지 않음.</w:t>
-            </w:r>
-          </w:p>
-        </w:tc>
-      </w:tr>
-      <w:tr>
-        <w:tc>
-          <w:tcPr>
-            <w:tcW w:type="dxa" w:w="2889"/>
-          </w:tcPr>
-          <w:p>
-            <w:r/>
-            <w:r>
-              <w:rPr>
-                <w:rFonts w:ascii="맑은 고딕" w:hAnsi="맑은 고딕"/>
-                <w:b/>
-                <w:sz w:val="18"/>
-                <w:rFonts w:eastAsia="맑은 고딕"/>
-              </w:rPr>
-              <w:t>(폐지)</w:t>
-            </w:r>
-          </w:p>
-        </w:tc>
-        <w:tc>
-          <w:tcPr>
-            <w:tcW w:type="dxa" w:w="2889"/>
-          </w:tcPr>
-          <w:p>
-            <w:r/>
-            <w:r>
-              <w:rPr>
-                <w:rFonts w:ascii="맑은 고딕" w:hAnsi="맑은 고딕"/>
-                <w:b w:val="0"/>
-                <w:sz w:val="18"/>
-                <w:rFonts w:eastAsia="맑은 고딕"/>
-              </w:rPr>
-              <w:t>의사 전용 화면</w:t>
-            </w:r>
-          </w:p>
-        </w:tc>
-        <w:tc>
-          <w:tcPr>
-            <w:tcW w:type="dxa" w:w="2889"/>
-          </w:tcPr>
-          <w:p>
-            <w:r/>
-            <w:r>
-              <w:rPr>
-                <w:rFonts w:ascii="맑은 고딕" w:hAnsi="맑은 고딕"/>
-                <w:b w:val="0"/>
-                <w:sz w:val="18"/>
-                <w:rFonts w:eastAsia="맑은 고딕"/>
-              </w:rPr>
-              <w:t>의사 계정 계층 폐지. 화상상담 초대링크 또는 병원 계정으로 참여.</w:t>
-            </w:r>
-          </w:p>
-        </w:tc>
-      </w:tr>
-      <w:tr>
-        <w:tc>
-          <w:tcPr>
-            <w:tcW w:type="dxa" w:w="2889"/>
-          </w:tcPr>
-          <w:p>
-            <w:r/>
-            <w:r>
-              <w:rPr>
-                <w:rFonts w:ascii="맑은 고딕" w:hAnsi="맑은 고딕"/>
-                <w:b/>
-                <w:sz w:val="18"/>
-                <w:rFonts w:eastAsia="맑은 고딕"/>
-              </w:rPr>
-              <w:t>/</w:t>
-            </w:r>
-          </w:p>
-        </w:tc>
-        <w:tc>
-          <w:tcPr>
-            <w:tcW w:type="dxa" w:w="2889"/>
-          </w:tcPr>
-          <w:p>
-            <w:r/>
-            <w:r>
-              <w:rPr>
-                <w:rFonts w:ascii="맑은 고딕" w:hAnsi="맑은 고딕"/>
-                <w:b w:val="0"/>
-                <w:sz w:val="18"/>
-                <w:rFonts w:eastAsia="맑은 고딕"/>
-              </w:rPr>
-              <w:t>후기 화면</w:t>
-            </w:r>
-          </w:p>
-        </w:tc>
-        <w:tc>
-          <w:tcPr>
-            <w:tcW w:type="dxa" w:w="2889"/>
-          </w:tcPr>
-          <w:p>
-            <w:r/>
-            <w:r>
-              <w:rPr>
-                <w:rFonts w:ascii="맑은 고딕" w:hAnsi="맑은 고딕"/>
-                <w:b w:val="0"/>
-                <w:sz w:val="18"/>
-                <w:rFonts w:eastAsia="맑은 고딕"/>
-              </w:rPr>
-              <w:t>후기 화면 비활성(홈 리디렉트).</w:t>
-            </w:r>
-          </w:p>
-        </w:tc>
-      </w:tr>
-      <w:tr>
-        <w:tc>
-          <w:tcPr>
-            <w:tcW w:type="dxa" w:w="2889"/>
-          </w:tcPr>
-          <w:p>
-            <w:r/>
-            <w:r>
-              <w:rPr>
-                <w:rFonts w:ascii="맑은 고딕" w:hAnsi="맑은 고딕"/>
-                <w:b/>
-                <w:sz w:val="18"/>
-                <w:rFonts w:eastAsia="맑은 고딕"/>
-              </w:rPr>
-              <w:t>/hospitals</w:t>
-            </w:r>
-          </w:p>
-        </w:tc>
-        <w:tc>
-          <w:tcPr>
-            <w:tcW w:type="dxa" w:w="2889"/>
-          </w:tcPr>
-          <w:p>
-            <w:r/>
-            <w:r>
-              <w:rPr>
-                <w:rFonts w:ascii="맑은 고딕" w:hAnsi="맑은 고딕"/>
-                <w:b w:val="0"/>
-                <w:sz w:val="18"/>
-                <w:rFonts w:eastAsia="맑은 고딕"/>
-              </w:rPr>
-              <w:t>검색 화면</w:t>
-            </w:r>
-          </w:p>
-        </w:tc>
-        <w:tc>
-          <w:tcPr>
-            <w:tcW w:type="dxa" w:w="2889"/>
-          </w:tcPr>
-          <w:p>
-            <w:r/>
-            <w:r>
-              <w:rPr>
-                <w:rFonts w:ascii="맑은 고딕" w:hAnsi="맑은 고딕"/>
-                <w:b w:val="0"/>
-                <w:sz w:val="18"/>
-                <w:rFonts w:eastAsia="맑은 고딕"/>
-              </w:rPr>
-              <w:t>검색 화면 비활성(병원 목록으로 리디렉트).</w:t>
-            </w:r>
-          </w:p>
-        </w:tc>
-      </w:tr>
-    </w:tbl>
-    <w:p/>
-    <w:p>
-      <w:r>
-        <w:rPr>
-          <w:rFonts w:ascii="맑은 고딕" w:hAnsi="맑은 고딕"/>
-          <w:b/>
-          <w:color w:val="00467F"/>
-          <w:sz w:val="24"/>
-          <w:rFonts w:eastAsia="맑은 고딕"/>
-        </w:rPr>
-        <w:t>9. 근거자료</w:t>
+        <w:t>5. 근거자료</w:t>
       </w:r>
     </w:p>
     <w:tbl>

--- a/docs/government-project/06_사용자매뉴얼.docx
+++ b/docs/government-project/06_사용자매뉴얼.docx
@@ -144,7 +144,7 @@
                 <w:sz w:val="20"/>
                 <w:szCs w:val="20"/>
               </w:rPr>
-              <w:t xml:space="preserve">HEALO v1.0 (2026년 4월 기준)</w:t>
+              <w:t>HEALO (2026년 8월 19일 기준)</w:t>
             </w:r>
           </w:p>
         </w:tc>
@@ -244,7 +244,7 @@
                 <w:sz w:val="20"/>
                 <w:szCs w:val="20"/>
               </w:rPr>
-              <w:t xml:space="preserve">https://healo.kr</w:t>
+              <w:t>https://healwith.co.kr</w:t>
             </w:r>
           </w:p>
         </w:tc>
@@ -1226,7 +1226,7 @@
           <w:sz w:val="20"/>
           <w:szCs w:val="20"/>
         </w:rPr>
-        <w:t xml:space="preserve">HEALO 플랫폼(healo.kr)에 접속한다.</w:t>
+        <w:t>HEALO 플랫폼(healwith.co.kr)에 접속한다.</w:t>
       </w:r>
     </w:p>
     <w:p>
@@ -1374,7 +1374,7 @@
           <w:sz w:val="20"/>
           <w:szCs w:val="20"/>
         </w:rPr>
-        <w:t xml:space="preserve">healo.kr에 접속한다.</w:t>
+        <w:t>healwith.co.kr에 접속한다.</w:t>
       </w:r>
     </w:p>
     <w:p>
@@ -1539,7 +1539,7 @@
           <w:sz w:val="20"/>
           <w:szCs w:val="20"/>
         </w:rPr>
-        <w:t>또는 직접 URL healo.kr/inquiry 접속</w:t>
+        <w:t>또는 직접 URL healwith.co.kr/inquiry 접속</w:t>
       </w:r>
     </w:p>
     <w:p>
@@ -3502,7 +3502,7 @@
           <w:sz w:val="20"/>
           <w:szCs w:val="20"/>
         </w:rPr>
-        <w:t xml:space="preserve">healo.kr/login 접속 후 코디네이터 계정으로 로그인</w:t>
+        <w:t>healwith.co.kr/login 접속 후 코디네이터 계정으로 로그인</w:t>
       </w:r>
     </w:p>
     <w:p>
@@ -4203,7 +4203,7 @@
           <w:sz w:val="20"/>
           <w:szCs w:val="20"/>
         </w:rPr>
-        <w:t>healo.kr/hospital 접속 후 의료기관 담당자 계정으로 로그인 (의료진 본인은 계정 없이 상담방 초대링크로 참여)</w:t>
+        <w:t>healwith.co.kr/hospital 접속 후 의료기관 담당자 계정으로 로그인 (의료진 본인은 계정 없이 상담방 초대링크로 참여)</w:t>
       </w:r>
     </w:p>
     <w:p>
@@ -4924,7 +4924,7 @@
                 <w:sz w:val="18"/>
                 <w:szCs w:val="18"/>
               </w:rPr>
-              <w:t xml:space="preserve">2026-04-30</w:t>
+              <w:t>2026-08-19</w:t>
             </w:r>
           </w:p>
         </w:tc>
@@ -5078,7 +5078,7 @@
           <w:sz w:val="28"/>
           <w:rFonts w:eastAsia="맑은 고딕"/>
         </w:rPr>
-        <w:t>부록. 현행 반영 (2026. 7. 27. 기준)</w:t>
+        <w:t>부록. 현행 반영</w:t>
       </w:r>
     </w:p>
     <w:p>
@@ -5086,10 +5086,10 @@
         <w:rPr>
           <w:rFonts w:ascii="맑은 고딕" w:hAnsi="맑은 고딕"/>
           <w:b w:val="0"/>
-          <w:sz w:val="20"/>
+          <w:sz w:val="18"/>
           <w:rFonts w:eastAsia="맑은 고딕"/>
         </w:rPr>
-        <w:t>본 부록은 문서 본문 작성 이후 변경된 사항을 현행 기준으로 반영한 것이다. 수치는 추정이 아니라 운영데이터베이스 정확 집계이며, 화면 경로는 실제 배포 코드 기준이다.</w:t>
+        <w:t>기준일 : 2026. 8. 19.</w:t>
       </w:r>
     </w:p>
     <w:p/>
@@ -5841,7 +5841,7 @@
                 <w:sz w:val="18"/>
                 <w:rFonts w:eastAsia="맑은 고딕"/>
               </w:rPr>
-              <w:t>발화를 인식해 자막 표시. 화자를 «역할»이 아니라 «사람» 기준으로 구분(색·이름·좌우).</w:t>
+              <w:t>발화를 인식해 자막 표시. 화자를 역할이 아니라 사람 기준으로 구분(색·이름·좌우).</w:t>
             </w:r>
           </w:p>
         </w:tc>
@@ -5976,7 +5976,7 @@
           <w:sz w:val="18"/>
           <w:rFonts w:eastAsia="맑은 고딕"/>
         </w:rPr>
-        <w:t>※ 연동 수준을 구분해 기재한다. 위챗·라인은 메신저 바로가기 안내이며 봇 연동은 미적용이다.</w:t>
+        <w:t>※ 위챗·라인은 메신저 바로가기 안내이며 봇 연동은 미적용이다.</w:t>
       </w:r>
     </w:p>
     <w:tbl>
@@ -6335,17 +6335,6 @@
         <w:t>4. 화면 경로 정정 내역</w:t>
       </w:r>
     </w:p>
-    <w:p>
-      <w:r>
-        <w:rPr>
-          <w:rFonts w:ascii="맑은 고딕" w:hAnsi="맑은 고딕"/>
-          <w:b w:val="0"/>
-          <w:sz w:val="18"/>
-          <w:rFonts w:eastAsia="맑은 고딕"/>
-        </w:rPr>
-        <w:t>본문에 남아 있던 옛 화면 안내는 아래 기준으로 현행에 맞게 정정하였다. 폐지된 경로는 혼동을 막기 위해 그대로 표기하지 않는다.</w:t>
-      </w:r>
-    </w:p>
     <w:tbl>
       <w:tblPr>
         <w:tblW w:type="auto" w:w="0"/>
@@ -6752,7 +6741,7 @@
           <w:sz w:val="24"/>
           <w:rFonts w:eastAsia="맑은 고딕"/>
         </w:rPr>
-        <w:t>9. 근거자료</w:t>
+        <w:t>5. 근거자료</w:t>
       </w:r>
     </w:p>
     <w:tbl>
@@ -7075,7 +7064,7 @@
                 <w:sz w:val="18"/>
                 <w:rFonts w:eastAsia="맑은 고딕"/>
               </w:rPr>
-              <w:t>운영데이터베이스 정확 집계(2026. 7. 27.)</w:t>
+              <w:t>운영데이터베이스 정확 집계(2026. 8. 19.)</w:t>
             </w:r>
           </w:p>
         </w:tc>

--- a/docs/government-project/06_사용자매뉴얼.docx
+++ b/docs/government-project/06_사용자매뉴얼.docx
@@ -304,6 +304,9 @@
         <w:gridCol w:w="1006"/>
       </w:tblGrid>
       <w:tr>
+        <w:trPr>
+          <w:tblHeader w:val="true"/>
+        </w:trPr>
         <w:tc>
           <w:tcPr>
             <w:tcW w:type="dxa" w:w="7500"/>
@@ -7091,6 +7094,10 @@
     <w:sectPr>
       <w:headerReference w:type="default" r:id="rId7"/>
       <w:footerReference w:type="default" r:id="rId8"/>
+      <w:headerReference w:type="first" r:id="rId10"/>
+      <w:footerReference w:type="first" r:id="rId11"/>
+      <w:headerReference w:type="even" r:id="rId12"/>
+      <w:footerReference w:type="even" r:id="rId13"/>
       <w:pgSz w:w="11906" w:h="16838" w:orient="portrait"/>
       <w:pgMar w:top="1440" w:right="1440" w:bottom="1440" w:left="1800" w:header="708" w:footer="708" w:gutter="0"/>
       <w:pgNumType/>
@@ -7152,46 +7159,104 @@
     </w:pPr>
     <w:r>
       <w:rPr>
-        <w:rFonts w:ascii="맑은 고딕" w:cs="맑은 고딕" w:eastAsia="맑은 고딕" w:hAnsi="맑은 고딕"/>
-        <w:color w:val="666666"/>
+        <w:rFonts w:ascii="맑은 고딕" w:hAnsi="맑은 고딕"/>
+        <w:b w:val="0"/>
+        <w:color w:val="787878"/>
         <w:sz w:val="16"/>
-        <w:szCs w:val="16"/>
+        <w:rFonts w:eastAsia="맑은 고딕"/>
       </w:rPr>
-      <w:t xml:space="preserve">(주)본로이 | 기밀문서  |  </w:t>
+      <w:t xml:space="preserve">본로이  |  기밀문서, 무단 배포 금지     </w:t>
     </w:r>
     <w:r>
       <w:rPr>
-        <w:rFonts w:ascii="맑은 고딕" w:cs="맑은 고딕" w:eastAsia="맑은 고딕" w:hAnsi="맑은 고딕"/>
-        <w:color w:val="666666"/>
+        <w:rFonts w:ascii="맑은 고딕" w:hAnsi="맑은 고딕"/>
+        <w:b w:val="0"/>
+        <w:color w:val="787878"/>
         <w:sz w:val="16"/>
-        <w:szCs w:val="16"/>
+        <w:rFonts w:eastAsia="맑은 고딕"/>
       </w:rPr>
       <w:fldChar w:fldCharType="begin"/>
-      <w:instrText xml:space="preserve">PAGE</w:instrText>
-      <w:fldChar w:fldCharType="separate"/>
+    </w:r>
+    <w:r>
+      <w:rPr>
+        <w:rFonts w:ascii="맑은 고딕" w:hAnsi="맑은 고딕"/>
+        <w:b w:val="0"/>
+        <w:color w:val="787878"/>
+        <w:sz w:val="16"/>
+        <w:rFonts w:eastAsia="맑은 고딕"/>
+      </w:rPr>
+      <w:instrText xml:space="preserve"> PAGE </w:instrText>
+    </w:r>
+    <w:r>
+      <w:rPr>
+        <w:rFonts w:ascii="맑은 고딕" w:hAnsi="맑은 고딕"/>
+        <w:b w:val="0"/>
+        <w:color w:val="787878"/>
+        <w:sz w:val="16"/>
+        <w:rFonts w:eastAsia="맑은 고딕"/>
+      </w:rPr>
       <w:fldChar w:fldCharType="end"/>
     </w:r>
     <w:r>
       <w:rPr>
-        <w:rFonts w:ascii="맑은 고딕" w:cs="맑은 고딕" w:eastAsia="맑은 고딕" w:hAnsi="맑은 고딕"/>
-        <w:color w:val="666666"/>
+        <w:rFonts w:ascii="맑은 고딕" w:hAnsi="맑은 고딕"/>
+        <w:b w:val="0"/>
+        <w:color w:val="787878"/>
         <w:sz w:val="16"/>
-        <w:szCs w:val="16"/>
+        <w:rFonts w:eastAsia="맑은 고딕"/>
       </w:rPr>
       <w:t xml:space="preserve"> / </w:t>
     </w:r>
     <w:r>
       <w:rPr>
-        <w:rFonts w:ascii="맑은 고딕" w:cs="맑은 고딕" w:eastAsia="맑은 고딕" w:hAnsi="맑은 고딕"/>
-        <w:color w:val="666666"/>
+        <w:rFonts w:ascii="맑은 고딕" w:hAnsi="맑은 고딕"/>
+        <w:b w:val="0"/>
+        <w:color w:val="787878"/>
         <w:sz w:val="16"/>
-        <w:szCs w:val="16"/>
+        <w:rFonts w:eastAsia="맑은 고딕"/>
       </w:rPr>
       <w:fldChar w:fldCharType="begin"/>
-      <w:instrText xml:space="preserve">NUMPAGES</w:instrText>
-      <w:fldChar w:fldCharType="separate"/>
+    </w:r>
+    <w:r>
+      <w:rPr>
+        <w:rFonts w:ascii="맑은 고딕" w:hAnsi="맑은 고딕"/>
+        <w:b w:val="0"/>
+        <w:color w:val="787878"/>
+        <w:sz w:val="16"/>
+        <w:rFonts w:eastAsia="맑은 고딕"/>
+      </w:rPr>
+      <w:instrText xml:space="preserve"> NUMPAGES </w:instrText>
+    </w:r>
+    <w:r>
+      <w:rPr>
+        <w:rFonts w:ascii="맑은 고딕" w:hAnsi="맑은 고딕"/>
+        <w:b w:val="0"/>
+        <w:color w:val="787878"/>
+        <w:sz w:val="16"/>
+        <w:rFonts w:eastAsia="맑은 고딕"/>
+      </w:rPr>
       <w:fldChar w:fldCharType="end"/>
     </w:r>
+  </w:p>
+</w:ftr>
+</file>
+
+<file path=word/footer2.xml><?xml version="1.0" encoding="utf-8"?>
+<w:ftr xmlns:m="http://schemas.openxmlformats.org/officeDocument/2006/math" xmlns:mc="http://schemas.openxmlformats.org/markup-compatibility/2006" xmlns:mo="http://schemas.microsoft.com/office/mac/office/2008/main" xmlns:mv="urn:schemas-microsoft-com:mac:vml" xmlns:o="urn:schemas-microsoft-com:office:office" xmlns:r="http://schemas.openxmlformats.org/officeDocument/2006/relationships" xmlns:v="urn:schemas-microsoft-com:vml" xmlns:w10="urn:schemas-microsoft-com:office:word" xmlns:w14="http://schemas.microsoft.com/office/word/2010/wordml" xmlns:w="http://schemas.openxmlformats.org/wordprocessingml/2006/main" xmlns:wne="http://schemas.microsoft.com/office/word/2006/wordml" xmlns:wp14="http://schemas.microsoft.com/office/word/2010/wordprocessingDrawing" xmlns:wp="http://schemas.openxmlformats.org/drawingml/2006/wordprocessingDrawing" xmlns:wpc="http://schemas.microsoft.com/office/word/2010/wordprocessingCanvas" xmlns:wpg="http://schemas.microsoft.com/office/word/2010/wordprocessingGroup" xmlns:wpi="http://schemas.microsoft.com/office/word/2010/wordprocessingInk" xmlns:wps="http://schemas.microsoft.com/office/word/2010/wordprocessingShape" mc:Ignorable="w14 wp14">
+  <w:p>
+    <w:pPr>
+      <w:pStyle w:val="Footer"/>
+    </w:pPr>
+  </w:p>
+</w:ftr>
+</file>
+
+<file path=word/footer3.xml><?xml version="1.0" encoding="utf-8"?>
+<w:ftr xmlns:m="http://schemas.openxmlformats.org/officeDocument/2006/math" xmlns:mc="http://schemas.openxmlformats.org/markup-compatibility/2006" xmlns:mo="http://schemas.microsoft.com/office/mac/office/2008/main" xmlns:mv="urn:schemas-microsoft-com:mac:vml" xmlns:o="urn:schemas-microsoft-com:office:office" xmlns:r="http://schemas.openxmlformats.org/officeDocument/2006/relationships" xmlns:v="urn:schemas-microsoft-com:vml" xmlns:w10="urn:schemas-microsoft-com:office:word" xmlns:w14="http://schemas.microsoft.com/office/word/2010/wordml" xmlns:w="http://schemas.openxmlformats.org/wordprocessingml/2006/main" xmlns:wne="http://schemas.microsoft.com/office/word/2006/wordml" xmlns:wp14="http://schemas.microsoft.com/office/word/2010/wordprocessingDrawing" xmlns:wp="http://schemas.openxmlformats.org/drawingml/2006/wordprocessingDrawing" xmlns:wpc="http://schemas.microsoft.com/office/word/2010/wordprocessingCanvas" xmlns:wpg="http://schemas.microsoft.com/office/word/2010/wordprocessingGroup" xmlns:wpi="http://schemas.microsoft.com/office/word/2010/wordprocessingInk" xmlns:wps="http://schemas.microsoft.com/office/word/2010/wordprocessingShape" mc:Ignorable="w14 wp14">
+  <w:p>
+    <w:pPr>
+      <w:pStyle w:val="Footer"/>
+    </w:pPr>
   </w:p>
 </w:ftr>
 </file>
@@ -7250,6 +7315,26 @@
       </w:rPr>
       <w:t xml:space="preserve">HEALO 플랫폼 | 사용자 매뉴얼</w:t>
     </w:r>
+  </w:p>
+</w:hdr>
+</file>
+
+<file path=word/header2.xml><?xml version="1.0" encoding="utf-8"?>
+<w:hdr xmlns:m="http://schemas.openxmlformats.org/officeDocument/2006/math" xmlns:mc="http://schemas.openxmlformats.org/markup-compatibility/2006" xmlns:mo="http://schemas.microsoft.com/office/mac/office/2008/main" xmlns:mv="urn:schemas-microsoft-com:mac:vml" xmlns:o="urn:schemas-microsoft-com:office:office" xmlns:r="http://schemas.openxmlformats.org/officeDocument/2006/relationships" xmlns:v="urn:schemas-microsoft-com:vml" xmlns:w10="urn:schemas-microsoft-com:office:word" xmlns:w14="http://schemas.microsoft.com/office/word/2010/wordml" xmlns:w="http://schemas.openxmlformats.org/wordprocessingml/2006/main" xmlns:wne="http://schemas.microsoft.com/office/word/2006/wordml" xmlns:wp14="http://schemas.microsoft.com/office/word/2010/wordprocessingDrawing" xmlns:wp="http://schemas.openxmlformats.org/drawingml/2006/wordprocessingDrawing" xmlns:wpc="http://schemas.microsoft.com/office/word/2010/wordprocessingCanvas" xmlns:wpg="http://schemas.microsoft.com/office/word/2010/wordprocessingGroup" xmlns:wpi="http://schemas.microsoft.com/office/word/2010/wordprocessingInk" xmlns:wps="http://schemas.microsoft.com/office/word/2010/wordprocessingShape" mc:Ignorable="w14 wp14">
+  <w:p>
+    <w:pPr>
+      <w:pStyle w:val="Header"/>
+    </w:pPr>
+  </w:p>
+</w:hdr>
+</file>
+
+<file path=word/header3.xml><?xml version="1.0" encoding="utf-8"?>
+<w:hdr xmlns:m="http://schemas.openxmlformats.org/officeDocument/2006/math" xmlns:mc="http://schemas.openxmlformats.org/markup-compatibility/2006" xmlns:mo="http://schemas.microsoft.com/office/mac/office/2008/main" xmlns:mv="urn:schemas-microsoft-com:mac:vml" xmlns:o="urn:schemas-microsoft-com:office:office" xmlns:r="http://schemas.openxmlformats.org/officeDocument/2006/relationships" xmlns:v="urn:schemas-microsoft-com:vml" xmlns:w10="urn:schemas-microsoft-com:office:word" xmlns:w14="http://schemas.microsoft.com/office/word/2010/wordml" xmlns:w="http://schemas.openxmlformats.org/wordprocessingml/2006/main" xmlns:wne="http://schemas.microsoft.com/office/word/2006/wordml" xmlns:wp14="http://schemas.microsoft.com/office/word/2010/wordprocessingDrawing" xmlns:wp="http://schemas.openxmlformats.org/drawingml/2006/wordprocessingDrawing" xmlns:wpc="http://schemas.microsoft.com/office/word/2010/wordprocessingCanvas" xmlns:wpg="http://schemas.microsoft.com/office/word/2010/wordprocessingGroup" xmlns:wpi="http://schemas.microsoft.com/office/word/2010/wordprocessingInk" xmlns:wps="http://schemas.microsoft.com/office/word/2010/wordprocessingShape" mc:Ignorable="w14 wp14">
+  <w:p>
+    <w:pPr>
+      <w:pStyle w:val="Header"/>
+    </w:pPr>
   </w:p>
 </w:hdr>
 </file>

--- a/docs/government-project/06_사용자매뉴얼.docx
+++ b/docs/government-project/06_사용자매뉴얼.docx
@@ -34,7 +34,7 @@
           <w:sz w:val="20"/>
           <w:szCs w:val="20"/>
         </w:rPr>
-        <w:t xml:space="preserve">HEALO 플랫폼 — 사용자 안내서</w:t>
+        <w:t>HEALO 플랫폼: 사용자 안내서</w:t>
       </w:r>
     </w:p>
     <w:p>
@@ -1318,7 +1318,7 @@
           <w:sz w:val="18"/>
           <w:szCs w:val="18"/>
         </w:rPr>
-        <w:t xml:space="preserve">  [화면: /auth 페이지 — 회원가입 폼]</w:t>
+        <w:t xml:space="preserve">  [화면: /auth 페이지: 회원가입 폼]</w:t>
       </w:r>
     </w:p>
     <w:p>
@@ -1449,7 +1449,7 @@
           <w:sz w:val="18"/>
           <w:szCs w:val="18"/>
         </w:rPr>
-        <w:t xml:space="preserve">  회원가입 없이도 [게스트 상담] 기능으로 인테이크 폼 작성 가능 — 링크를 받은 경우 바로 접속</w:t>
+        <w:t xml:space="preserve">  회원가입 없이도 [게스트 상담] 기능으로 인테이크 폼 작성 가능: 링크를 받은 경우 바로 접속</w:t>
       </w:r>
     </w:p>
     <w:p>
@@ -1559,7 +1559,7 @@
           <w:sz w:val="18"/>
           <w:szCs w:val="18"/>
         </w:rPr>
-        <w:t xml:space="preserve">  [화면: /inquiry 페이지 — 1단계]</w:t>
+        <w:t xml:space="preserve">  [화면: /inquiry 페이지: 1단계]</w:t>
       </w:r>
     </w:p>
     <w:p>
@@ -2263,7 +2263,7 @@
           <w:sz w:val="18"/>
           <w:szCs w:val="18"/>
         </w:rPr>
-        <w:t xml:space="preserve">  [화면: /inquiry 페이지 — 제출 완료]</w:t>
+        <w:t xml:space="preserve">  [화면: /inquiry 페이지: 제출 완료]</w:t>
       </w:r>
     </w:p>
     <w:p>
@@ -2409,7 +2409,7 @@
           <w:sz w:val="18"/>
           <w:szCs w:val="18"/>
         </w:rPr>
-        <w:t xml:space="preserve">  [화면: /telemedicine/[room] 페이지 — 화상상담 화면]</w:t>
+        <w:t xml:space="preserve">  [화면: /telemedicine/[room] 페이지: 화상상담 화면]</w:t>
       </w:r>
     </w:p>
     <w:p>
@@ -2893,7 +2893,7 @@
                 <w:sz w:val="18"/>
                 <w:szCs w:val="18"/>
               </w:rPr>
-              <w:t xml:space="preserve">실시간 번역 자막 [2026년 5월 예정 — 진행 중]</w:t>
+              <w:t>실시간 번역 자막 [2026년 5월 예정: 진행 중]</w:t>
             </w:r>
           </w:p>
         </w:tc>
@@ -3207,7 +3207,7 @@
           <w:sz w:val="18"/>
           <w:szCs w:val="18"/>
         </w:rPr>
-        <w:t xml:space="preserve">  [화면: 글로벌 헤더 — 언어 전환 드롭다운]</w:t>
+        <w:t xml:space="preserve">  [화면: 글로벌 헤더: 언어 전환 드롭다운]</w:t>
       </w:r>
     </w:p>
     <w:p>
@@ -3296,7 +3296,7 @@
           <w:sz w:val="20"/>
           <w:szCs w:val="20"/>
         </w:rPr>
-        <w:t xml:space="preserve">인테이크 폼 제출 완료 — 접수 확인 이메일</w:t>
+        <w:t>인테이크 폼 제출 완료: 접수 확인 이메일</w:t>
       </w:r>
     </w:p>
     <w:p>
@@ -3314,7 +3314,7 @@
           <w:sz w:val="20"/>
           <w:szCs w:val="20"/>
         </w:rPr>
-        <w:t xml:space="preserve">화상상담 일정 확정 — 링크 포함 안내 이메일</w:t>
+        <w:t>화상상담 일정 확정: 링크 포함 안내 이메일</w:t>
       </w:r>
     </w:p>
     <w:p>
@@ -3332,7 +3332,7 @@
           <w:sz w:val="20"/>
           <w:szCs w:val="20"/>
         </w:rPr>
-        <w:t xml:space="preserve">코디네이터 메시지 수신 — 새 메시지 알림</w:t>
+        <w:t>코디네이터 메시지 수신: 새 메시지 알림</w:t>
       </w:r>
     </w:p>
     <w:p>
@@ -3350,7 +3350,7 @@
           <w:sz w:val="20"/>
           <w:szCs w:val="20"/>
         </w:rPr>
-        <w:t xml:space="preserve">예약 D-1 리마인더 [2026년 6월 예정 — 진행 중]</w:t>
+        <w:t>예약 D-1 리마인더 [2026년 6월 예정: 진행 중]</w:t>
       </w:r>
     </w:p>
     <w:p>
@@ -3540,7 +3540,7 @@
           <w:sz w:val="18"/>
           <w:szCs w:val="18"/>
         </w:rPr>
-        <w:t xml:space="preserve">  [화면: /coordinator 페이지 — 대시보드 홈]</w:t>
+        <w:t xml:space="preserve">  [화면: /coordinator 페이지: 대시보드 홈]</w:t>
       </w:r>
     </w:p>
     <w:p>
@@ -3571,7 +3571,7 @@
           <w:sz w:val="20"/>
           <w:szCs w:val="20"/>
         </w:rPr>
-        <w:t xml:space="preserve">신규 인테이크 수신 현황 — 미배정 건수 표시</w:t>
+        <w:t>신규 인테이크 수신 현황: 미배정 건수 표시</w:t>
       </w:r>
     </w:p>
     <w:p>
@@ -4241,7 +4241,7 @@
           <w:sz w:val="18"/>
           <w:szCs w:val="18"/>
         </w:rPr>
-        <w:t xml:space="preserve">  [화면: /hospital 페이지 — 국내 의료기관 대시보드]</w:t>
+        <w:t xml:space="preserve">  [화면: /hospital 페이지: 국내 의료기관 대시보드]</w:t>
       </w:r>
     </w:p>
     <w:p>
@@ -4353,7 +4353,7 @@
           <w:sz w:val="18"/>
           <w:szCs w:val="18"/>
         </w:rPr>
-        <w:t xml:space="preserve">  [화면: /hospital/leads 페이지 — 의뢰 환자 상세]</w:t>
+        <w:t xml:space="preserve">  [화면: /hospital/leads 페이지: 의뢰 환자 상세]</w:t>
       </w:r>
     </w:p>
     <w:p>
@@ -4483,7 +4483,7 @@
           <w:sz w:val="18"/>
           <w:szCs w:val="18"/>
         </w:rPr>
-        <w:t xml:space="preserve">  [화면: /consultation/[id] — 화상 상담방(초대링크 입장)]</w:t>
+        <w:t xml:space="preserve">  [화면: /consultation/[id]: 화상 상담방(초대링크 입장)]</w:t>
       </w:r>
     </w:p>
     <w:p>
@@ -4595,7 +4595,7 @@
           <w:sz w:val="18"/>
           <w:szCs w:val="18"/>
         </w:rPr>
-        <w:t xml:space="preserve">  [화면: /opinion/[token] — 전문의 소견 작성]</w:t>
+        <w:t xml:space="preserve">  [화면: /opinion/[token]: 전문의 소견 작성]</w:t>
       </w:r>
     </w:p>
     <w:p>

--- a/docs/government-project/06_사용자매뉴얼.docx
+++ b/docs/government-project/06_사용자매뉴얼.docx
@@ -34,7 +34,7 @@
           <w:sz w:val="20"/>
           <w:szCs w:val="20"/>
         </w:rPr>
-        <w:t xml:space="preserve">HEALO 플랫폼 — 사용자 안내서</w:t>
+        <w:t>HEALO 플랫폼: 사용자 안내서</w:t>
       </w:r>
     </w:p>
     <w:p>
@@ -304,6 +304,9 @@
         <w:gridCol w:w="1006"/>
       </w:tblGrid>
       <w:tr>
+        <w:trPr>
+          <w:tblHeader w:val="true"/>
+        </w:trPr>
         <w:tc>
           <w:tcPr>
             <w:tcW w:type="dxa" w:w="7500"/>
@@ -1315,7 +1318,7 @@
           <w:sz w:val="18"/>
           <w:szCs w:val="18"/>
         </w:rPr>
-        <w:t xml:space="preserve">  [화면: /auth 페이지 — 회원가입 폼]</w:t>
+        <w:t xml:space="preserve">  [화면: /auth 페이지: 회원가입 폼]</w:t>
       </w:r>
     </w:p>
     <w:p>
@@ -1446,7 +1449,7 @@
           <w:sz w:val="18"/>
           <w:szCs w:val="18"/>
         </w:rPr>
-        <w:t xml:space="preserve">  회원가입 없이도 [게스트 상담] 기능으로 인테이크 폼 작성 가능 — 링크를 받은 경우 바로 접속</w:t>
+        <w:t xml:space="preserve">  회원가입 없이도 [게스트 상담] 기능으로 인테이크 폼 작성 가능: 링크를 받은 경우 바로 접속</w:t>
       </w:r>
     </w:p>
     <w:p>
@@ -1556,7 +1559,7 @@
           <w:sz w:val="18"/>
           <w:szCs w:val="18"/>
         </w:rPr>
-        <w:t xml:space="preserve">  [화면: /inquiry 페이지 — 1단계]</w:t>
+        <w:t xml:space="preserve">  [화면: /inquiry 페이지: 1단계]</w:t>
       </w:r>
     </w:p>
     <w:p>
@@ -2260,7 +2263,7 @@
           <w:sz w:val="18"/>
           <w:szCs w:val="18"/>
         </w:rPr>
-        <w:t xml:space="preserve">  [화면: /inquiry 페이지 — 제출 완료]</w:t>
+        <w:t xml:space="preserve">  [화면: /inquiry 페이지: 제출 완료]</w:t>
       </w:r>
     </w:p>
     <w:p>
@@ -2406,7 +2409,7 @@
           <w:sz w:val="18"/>
           <w:szCs w:val="18"/>
         </w:rPr>
-        <w:t xml:space="preserve">  [화면: /telemedicine/[room] 페이지 — 화상상담 화면]</w:t>
+        <w:t xml:space="preserve">  [화면: /telemedicine/[room] 페이지: 화상상담 화면]</w:t>
       </w:r>
     </w:p>
     <w:p>
@@ -2890,7 +2893,7 @@
                 <w:sz w:val="18"/>
                 <w:szCs w:val="18"/>
               </w:rPr>
-              <w:t xml:space="preserve">실시간 번역 자막 [2026년 5월 예정 — 진행 중]</w:t>
+              <w:t>실시간 번역 자막 [2026년 5월 예정: 진행 중]</w:t>
             </w:r>
           </w:p>
         </w:tc>
@@ -3204,7 +3207,7 @@
           <w:sz w:val="18"/>
           <w:szCs w:val="18"/>
         </w:rPr>
-        <w:t xml:space="preserve">  [화면: 글로벌 헤더 — 언어 전환 드롭다운]</w:t>
+        <w:t xml:space="preserve">  [화면: 글로벌 헤더: 언어 전환 드롭다운]</w:t>
       </w:r>
     </w:p>
     <w:p>
@@ -3293,7 +3296,7 @@
           <w:sz w:val="20"/>
           <w:szCs w:val="20"/>
         </w:rPr>
-        <w:t xml:space="preserve">인테이크 폼 제출 완료 — 접수 확인 이메일</w:t>
+        <w:t>인테이크 폼 제출 완료: 접수 확인 이메일</w:t>
       </w:r>
     </w:p>
     <w:p>
@@ -3311,7 +3314,7 @@
           <w:sz w:val="20"/>
           <w:szCs w:val="20"/>
         </w:rPr>
-        <w:t xml:space="preserve">화상상담 일정 확정 — 링크 포함 안내 이메일</w:t>
+        <w:t>화상상담 일정 확정: 링크 포함 안내 이메일</w:t>
       </w:r>
     </w:p>
     <w:p>
@@ -3329,7 +3332,7 @@
           <w:sz w:val="20"/>
           <w:szCs w:val="20"/>
         </w:rPr>
-        <w:t xml:space="preserve">코디네이터 메시지 수신 — 새 메시지 알림</w:t>
+        <w:t>코디네이터 메시지 수신: 새 메시지 알림</w:t>
       </w:r>
     </w:p>
     <w:p>
@@ -3347,7 +3350,7 @@
           <w:sz w:val="20"/>
           <w:szCs w:val="20"/>
         </w:rPr>
-        <w:t xml:space="preserve">예약 D-1 리마인더 [2026년 6월 예정 — 진행 중]</w:t>
+        <w:t>예약 D-1 리마인더 [2026년 6월 예정: 진행 중]</w:t>
       </w:r>
     </w:p>
     <w:p>
@@ -3537,7 +3540,7 @@
           <w:sz w:val="18"/>
           <w:szCs w:val="18"/>
         </w:rPr>
-        <w:t xml:space="preserve">  [화면: /coordinator 페이지 — 대시보드 홈]</w:t>
+        <w:t xml:space="preserve">  [화면: /coordinator 페이지: 대시보드 홈]</w:t>
       </w:r>
     </w:p>
     <w:p>
@@ -3568,7 +3571,7 @@
           <w:sz w:val="20"/>
           <w:szCs w:val="20"/>
         </w:rPr>
-        <w:t xml:space="preserve">신규 인테이크 수신 현황 — 미배정 건수 표시</w:t>
+        <w:t>신규 인테이크 수신 현황: 미배정 건수 표시</w:t>
       </w:r>
     </w:p>
     <w:p>
@@ -4238,7 +4241,7 @@
           <w:sz w:val="18"/>
           <w:szCs w:val="18"/>
         </w:rPr>
-        <w:t xml:space="preserve">  [화면: /hospital 페이지 — 국내 의료기관 대시보드]</w:t>
+        <w:t xml:space="preserve">  [화면: /hospital 페이지: 국내 의료기관 대시보드]</w:t>
       </w:r>
     </w:p>
     <w:p>
@@ -4350,7 +4353,7 @@
           <w:sz w:val="18"/>
           <w:szCs w:val="18"/>
         </w:rPr>
-        <w:t xml:space="preserve">  [화면: /hospital/leads 페이지 — 의뢰 환자 상세]</w:t>
+        <w:t xml:space="preserve">  [화면: /hospital/leads 페이지: 의뢰 환자 상세]</w:t>
       </w:r>
     </w:p>
     <w:p>
@@ -4480,7 +4483,7 @@
           <w:sz w:val="18"/>
           <w:szCs w:val="18"/>
         </w:rPr>
-        <w:t xml:space="preserve">  [화면: /consultation/[id] — 화상 상담방(초대링크 입장)]</w:t>
+        <w:t xml:space="preserve">  [화면: /consultation/[id]: 화상 상담방(초대링크 입장)]</w:t>
       </w:r>
     </w:p>
     <w:p>
@@ -4592,7 +4595,7 @@
           <w:sz w:val="18"/>
           <w:szCs w:val="18"/>
         </w:rPr>
-        <w:t xml:space="preserve">  [화면: /opinion/[token] — 전문의 소견 작성]</w:t>
+        <w:t xml:space="preserve">  [화면: /opinion/[token]: 전문의 소견 작성]</w:t>
       </w:r>
     </w:p>
     <w:p>
@@ -7091,6 +7094,10 @@
     <w:sectPr>
       <w:headerReference w:type="default" r:id="rId7"/>
       <w:footerReference w:type="default" r:id="rId8"/>
+      <w:headerReference w:type="first" r:id="rId10"/>
+      <w:footerReference w:type="first" r:id="rId11"/>
+      <w:headerReference w:type="even" r:id="rId12"/>
+      <w:footerReference w:type="even" r:id="rId13"/>
       <w:pgSz w:w="11906" w:h="16838" w:orient="portrait"/>
       <w:pgMar w:top="1440" w:right="1440" w:bottom="1440" w:left="1800" w:header="708" w:footer="708" w:gutter="0"/>
       <w:pgNumType/>
@@ -7152,46 +7159,104 @@
     </w:pPr>
     <w:r>
       <w:rPr>
-        <w:rFonts w:ascii="맑은 고딕" w:cs="맑은 고딕" w:eastAsia="맑은 고딕" w:hAnsi="맑은 고딕"/>
-        <w:color w:val="666666"/>
+        <w:rFonts w:ascii="맑은 고딕" w:hAnsi="맑은 고딕"/>
+        <w:b w:val="0"/>
+        <w:color w:val="787878"/>
         <w:sz w:val="16"/>
-        <w:szCs w:val="16"/>
+        <w:rFonts w:eastAsia="맑은 고딕"/>
       </w:rPr>
-      <w:t xml:space="preserve">(주)본로이 | 기밀문서  |  </w:t>
+      <w:t xml:space="preserve">본로이  |  기밀문서, 무단 배포 금지     </w:t>
     </w:r>
     <w:r>
       <w:rPr>
-        <w:rFonts w:ascii="맑은 고딕" w:cs="맑은 고딕" w:eastAsia="맑은 고딕" w:hAnsi="맑은 고딕"/>
-        <w:color w:val="666666"/>
+        <w:rFonts w:ascii="맑은 고딕" w:hAnsi="맑은 고딕"/>
+        <w:b w:val="0"/>
+        <w:color w:val="787878"/>
         <w:sz w:val="16"/>
-        <w:szCs w:val="16"/>
+        <w:rFonts w:eastAsia="맑은 고딕"/>
       </w:rPr>
       <w:fldChar w:fldCharType="begin"/>
-      <w:instrText xml:space="preserve">PAGE</w:instrText>
-      <w:fldChar w:fldCharType="separate"/>
+    </w:r>
+    <w:r>
+      <w:rPr>
+        <w:rFonts w:ascii="맑은 고딕" w:hAnsi="맑은 고딕"/>
+        <w:b w:val="0"/>
+        <w:color w:val="787878"/>
+        <w:sz w:val="16"/>
+        <w:rFonts w:eastAsia="맑은 고딕"/>
+      </w:rPr>
+      <w:instrText xml:space="preserve"> PAGE </w:instrText>
+    </w:r>
+    <w:r>
+      <w:rPr>
+        <w:rFonts w:ascii="맑은 고딕" w:hAnsi="맑은 고딕"/>
+        <w:b w:val="0"/>
+        <w:color w:val="787878"/>
+        <w:sz w:val="16"/>
+        <w:rFonts w:eastAsia="맑은 고딕"/>
+      </w:rPr>
       <w:fldChar w:fldCharType="end"/>
     </w:r>
     <w:r>
       <w:rPr>
-        <w:rFonts w:ascii="맑은 고딕" w:cs="맑은 고딕" w:eastAsia="맑은 고딕" w:hAnsi="맑은 고딕"/>
-        <w:color w:val="666666"/>
+        <w:rFonts w:ascii="맑은 고딕" w:hAnsi="맑은 고딕"/>
+        <w:b w:val="0"/>
+        <w:color w:val="787878"/>
         <w:sz w:val="16"/>
-        <w:szCs w:val="16"/>
+        <w:rFonts w:eastAsia="맑은 고딕"/>
       </w:rPr>
       <w:t xml:space="preserve"> / </w:t>
     </w:r>
     <w:r>
       <w:rPr>
-        <w:rFonts w:ascii="맑은 고딕" w:cs="맑은 고딕" w:eastAsia="맑은 고딕" w:hAnsi="맑은 고딕"/>
-        <w:color w:val="666666"/>
+        <w:rFonts w:ascii="맑은 고딕" w:hAnsi="맑은 고딕"/>
+        <w:b w:val="0"/>
+        <w:color w:val="787878"/>
         <w:sz w:val="16"/>
-        <w:szCs w:val="16"/>
+        <w:rFonts w:eastAsia="맑은 고딕"/>
       </w:rPr>
       <w:fldChar w:fldCharType="begin"/>
-      <w:instrText xml:space="preserve">NUMPAGES</w:instrText>
-      <w:fldChar w:fldCharType="separate"/>
+    </w:r>
+    <w:r>
+      <w:rPr>
+        <w:rFonts w:ascii="맑은 고딕" w:hAnsi="맑은 고딕"/>
+        <w:b w:val="0"/>
+        <w:color w:val="787878"/>
+        <w:sz w:val="16"/>
+        <w:rFonts w:eastAsia="맑은 고딕"/>
+      </w:rPr>
+      <w:instrText xml:space="preserve"> NUMPAGES </w:instrText>
+    </w:r>
+    <w:r>
+      <w:rPr>
+        <w:rFonts w:ascii="맑은 고딕" w:hAnsi="맑은 고딕"/>
+        <w:b w:val="0"/>
+        <w:color w:val="787878"/>
+        <w:sz w:val="16"/>
+        <w:rFonts w:eastAsia="맑은 고딕"/>
+      </w:rPr>
       <w:fldChar w:fldCharType="end"/>
     </w:r>
+  </w:p>
+</w:ftr>
+</file>
+
+<file path=word/footer2.xml><?xml version="1.0" encoding="utf-8"?>
+<w:ftr xmlns:m="http://schemas.openxmlformats.org/officeDocument/2006/math" xmlns:mc="http://schemas.openxmlformats.org/markup-compatibility/2006" xmlns:mo="http://schemas.microsoft.com/office/mac/office/2008/main" xmlns:mv="urn:schemas-microsoft-com:mac:vml" xmlns:o="urn:schemas-microsoft-com:office:office" xmlns:r="http://schemas.openxmlformats.org/officeDocument/2006/relationships" xmlns:v="urn:schemas-microsoft-com:vml" xmlns:w10="urn:schemas-microsoft-com:office:word" xmlns:w14="http://schemas.microsoft.com/office/word/2010/wordml" xmlns:w="http://schemas.openxmlformats.org/wordprocessingml/2006/main" xmlns:wne="http://schemas.microsoft.com/office/word/2006/wordml" xmlns:wp14="http://schemas.microsoft.com/office/word/2010/wordprocessingDrawing" xmlns:wp="http://schemas.openxmlformats.org/drawingml/2006/wordprocessingDrawing" xmlns:wpc="http://schemas.microsoft.com/office/word/2010/wordprocessingCanvas" xmlns:wpg="http://schemas.microsoft.com/office/word/2010/wordprocessingGroup" xmlns:wpi="http://schemas.microsoft.com/office/word/2010/wordprocessingInk" xmlns:wps="http://schemas.microsoft.com/office/word/2010/wordprocessingShape" mc:Ignorable="w14 wp14">
+  <w:p>
+    <w:pPr>
+      <w:pStyle w:val="Footer"/>
+    </w:pPr>
+  </w:p>
+</w:ftr>
+</file>
+
+<file path=word/footer3.xml><?xml version="1.0" encoding="utf-8"?>
+<w:ftr xmlns:m="http://schemas.openxmlformats.org/officeDocument/2006/math" xmlns:mc="http://schemas.openxmlformats.org/markup-compatibility/2006" xmlns:mo="http://schemas.microsoft.com/office/mac/office/2008/main" xmlns:mv="urn:schemas-microsoft-com:mac:vml" xmlns:o="urn:schemas-microsoft-com:office:office" xmlns:r="http://schemas.openxmlformats.org/officeDocument/2006/relationships" xmlns:v="urn:schemas-microsoft-com:vml" xmlns:w10="urn:schemas-microsoft-com:office:word" xmlns:w14="http://schemas.microsoft.com/office/word/2010/wordml" xmlns:w="http://schemas.openxmlformats.org/wordprocessingml/2006/main" xmlns:wne="http://schemas.microsoft.com/office/word/2006/wordml" xmlns:wp14="http://schemas.microsoft.com/office/word/2010/wordprocessingDrawing" xmlns:wp="http://schemas.openxmlformats.org/drawingml/2006/wordprocessingDrawing" xmlns:wpc="http://schemas.microsoft.com/office/word/2010/wordprocessingCanvas" xmlns:wpg="http://schemas.microsoft.com/office/word/2010/wordprocessingGroup" xmlns:wpi="http://schemas.microsoft.com/office/word/2010/wordprocessingInk" xmlns:wps="http://schemas.microsoft.com/office/word/2010/wordprocessingShape" mc:Ignorable="w14 wp14">
+  <w:p>
+    <w:pPr>
+      <w:pStyle w:val="Footer"/>
+    </w:pPr>
   </w:p>
 </w:ftr>
 </file>
@@ -7250,6 +7315,26 @@
       </w:rPr>
       <w:t xml:space="preserve">HEALO 플랫폼 | 사용자 매뉴얼</w:t>
     </w:r>
+  </w:p>
+</w:hdr>
+</file>
+
+<file path=word/header2.xml><?xml version="1.0" encoding="utf-8"?>
+<w:hdr xmlns:m="http://schemas.openxmlformats.org/officeDocument/2006/math" xmlns:mc="http://schemas.openxmlformats.org/markup-compatibility/2006" xmlns:mo="http://schemas.microsoft.com/office/mac/office/2008/main" xmlns:mv="urn:schemas-microsoft-com:mac:vml" xmlns:o="urn:schemas-microsoft-com:office:office" xmlns:r="http://schemas.openxmlformats.org/officeDocument/2006/relationships" xmlns:v="urn:schemas-microsoft-com:vml" xmlns:w10="urn:schemas-microsoft-com:office:word" xmlns:w14="http://schemas.microsoft.com/office/word/2010/wordml" xmlns:w="http://schemas.openxmlformats.org/wordprocessingml/2006/main" xmlns:wne="http://schemas.microsoft.com/office/word/2006/wordml" xmlns:wp14="http://schemas.microsoft.com/office/word/2010/wordprocessingDrawing" xmlns:wp="http://schemas.openxmlformats.org/drawingml/2006/wordprocessingDrawing" xmlns:wpc="http://schemas.microsoft.com/office/word/2010/wordprocessingCanvas" xmlns:wpg="http://schemas.microsoft.com/office/word/2010/wordprocessingGroup" xmlns:wpi="http://schemas.microsoft.com/office/word/2010/wordprocessingInk" xmlns:wps="http://schemas.microsoft.com/office/word/2010/wordprocessingShape" mc:Ignorable="w14 wp14">
+  <w:p>
+    <w:pPr>
+      <w:pStyle w:val="Header"/>
+    </w:pPr>
+  </w:p>
+</w:hdr>
+</file>
+
+<file path=word/header3.xml><?xml version="1.0" encoding="utf-8"?>
+<w:hdr xmlns:m="http://schemas.openxmlformats.org/officeDocument/2006/math" xmlns:mc="http://schemas.openxmlformats.org/markup-compatibility/2006" xmlns:mo="http://schemas.microsoft.com/office/mac/office/2008/main" xmlns:mv="urn:schemas-microsoft-com:mac:vml" xmlns:o="urn:schemas-microsoft-com:office:office" xmlns:r="http://schemas.openxmlformats.org/officeDocument/2006/relationships" xmlns:v="urn:schemas-microsoft-com:vml" xmlns:w10="urn:schemas-microsoft-com:office:word" xmlns:w14="http://schemas.microsoft.com/office/word/2010/wordml" xmlns:w="http://schemas.openxmlformats.org/wordprocessingml/2006/main" xmlns:wne="http://schemas.microsoft.com/office/word/2006/wordml" xmlns:wp14="http://schemas.microsoft.com/office/word/2010/wordprocessingDrawing" xmlns:wp="http://schemas.openxmlformats.org/drawingml/2006/wordprocessingDrawing" xmlns:wpc="http://schemas.microsoft.com/office/word/2010/wordprocessingCanvas" xmlns:wpg="http://schemas.microsoft.com/office/word/2010/wordprocessingGroup" xmlns:wpi="http://schemas.microsoft.com/office/word/2010/wordprocessingInk" xmlns:wps="http://schemas.microsoft.com/office/word/2010/wordprocessingShape" mc:Ignorable="w14 wp14">
+  <w:p>
+    <w:pPr>
+      <w:pStyle w:val="Header"/>
+    </w:pPr>
   </w:p>
 </w:hdr>
 </file>

--- a/docs/government-project/06_사용자매뉴얼.docx
+++ b/docs/government-project/06_사용자매뉴얼.docx
@@ -5092,7 +5092,7 @@
           <w:sz w:val="18"/>
           <w:rFonts w:eastAsia="맑은 고딕"/>
         </w:rPr>
-        <w:t>기준일 : 2026. 8. 19.</w:t>
+        <w:t>기준일 : 2026. 8. 20.</w:t>
       </w:r>
     </w:p>
     <w:p/>
@@ -7067,7 +7067,7 @@
                 <w:sz w:val="18"/>
                 <w:rFonts w:eastAsia="맑은 고딕"/>
               </w:rPr>
-              <w:t>운영데이터베이스 정확 집계(2026. 8. 19.)</w:t>
+              <w:t>운영데이터베이스 정확 집계(2026. 8. 20.)</w:t>
             </w:r>
           </w:p>
         </w:tc>

--- a/docs/government-project/06_사용자매뉴얼.docx
+++ b/docs/government-project/06_사용자매뉴얼.docx
@@ -112,6 +112,7 @@
           </w:tcPr>
           <w:p>
             <w:pPr>
+              <w:keepNext/>
               <w:jc w:val="right"/>
             </w:pPr>
             <w:r>
@@ -138,13 +139,16 @@
             </w:tcBorders>
           </w:tcPr>
           <w:p>
+            <w:pPr>
+              <w:keepNext/>
+            </w:pPr>
             <w:r>
               <w:rPr>
                 <w:rFonts w:ascii="맑은 고딕" w:cs="맑은 고딕" w:eastAsia="맑은 고딕" w:hAnsi="맑은 고딕"/>
                 <w:sz w:val="20"/>
                 <w:szCs w:val="20"/>
               </w:rPr>
-              <w:t>HEALO (2026년 8월 19일 기준)</w:t>
+              <w:t>HEALO (2026년 8월 20일 기준)</w:t>
             </w:r>
           </w:p>
         </w:tc>
@@ -162,6 +166,7 @@
           </w:tcPr>
           <w:p>
             <w:pPr>
+              <w:keepNext/>
               <w:jc w:val="right"/>
             </w:pPr>
             <w:r>
@@ -188,13 +193,16 @@
             </w:tcBorders>
           </w:tcPr>
           <w:p>
+            <w:pPr>
+              <w:keepNext/>
+            </w:pPr>
             <w:r>
               <w:rPr>
                 <w:rFonts w:ascii="맑은 고딕" w:cs="맑은 고딕" w:eastAsia="맑은 고딕" w:hAnsi="맑은 고딕"/>
                 <w:sz w:val="20"/>
                 <w:szCs w:val="20"/>
               </w:rPr>
-              <w:t xml:space="preserve">한국어 (ru/kk 번역본 추후 제공 예정)</w:t>
+              <w:t>한국어 (러시아어·카자흐어 번역본 추후 제공 예정)</w:t>
             </w:r>
           </w:p>
         </w:tc>
@@ -266,13 +274,9 @@
       </w:r>
     </w:p>
     <w:p>
-      <w:r>
-        <w:br w:type="page"/>
-      </w:r>
-    </w:p>
-    <w:p>
       <w:pPr>
         <w:pStyle w:val="Heading1"/>
+        <w:pageBreakBefore/>
         <w:spacing w:after="120" w:before="360"/>
       </w:pPr>
       <w:r>
@@ -1154,12 +1158,8 @@
       </w:tr>
     </w:tbl>
     <w:p>
-      <w:r>
-        <w:br w:type="page"/>
-      </w:r>
-    </w:p>
-    <w:p>
-      <w:pPr>
+      <w:pPr>
+        <w:pageBreakBefore/>
         <w:shd w:fill="00467F" w:val="clear"/>
         <w:spacing w:after="240" w:before="0"/>
       </w:pPr>
@@ -1318,7 +1318,7 @@
           <w:sz w:val="18"/>
           <w:szCs w:val="18"/>
         </w:rPr>
-        <w:t xml:space="preserve">  [화면: /auth 페이지: 회원가입 폼]</w:t>
+        <w:t xml:space="preserve">  [화면: /signup 페이지: 회원가입 양식]</w:t>
       </w:r>
     </w:p>
     <w:p>
@@ -1337,7 +1337,7 @@
           <w:sz w:val="18"/>
           <w:szCs w:val="18"/>
         </w:rPr>
-        <w:t xml:space="preserve">  소셜 로그인(Google, Kakao)으로도 가입 가능하다.</w:t>
+        <w:t xml:space="preserve">  소셜 로그인(Google, Apple)으로도 가입 가능하다.</w:t>
       </w:r>
     </w:p>
     <w:p>
@@ -1484,7 +1484,7 @@
           <w:sz w:val="20"/>
           <w:szCs w:val="20"/>
         </w:rPr>
-        <w:t xml:space="preserve">인테이크 폼은 암환자가 상담을 신청하기 위해 작성하는 5단계 정보 입력 양식이다.</w:t>
+        <w:t>문의 접수는 두 단계로 나뉜다. 1단계에서 연락에 필요한 최소 정보만 받아 접수를 마치고, 2단계(/inquiry/intake)에서 대학병원 의뢰에 필요한 자료를 추가로 받는다. 자료가 없어 접수 자체를 못 하는 일을 없애기 위한 구조다.</w:t>
       </w:r>
     </w:p>
     <w:p>
@@ -1621,6 +1621,7 @@
           </w:tcPr>
           <w:p>
             <w:pPr>
+              <w:keepNext/>
               <w:jc w:val="center"/>
             </w:pPr>
             <w:r>
@@ -1655,6 +1656,7 @@
           </w:tcPr>
           <w:p>
             <w:pPr>
+              <w:keepNext/>
               <w:jc w:val="center"/>
             </w:pPr>
             <w:r>
@@ -1689,6 +1691,7 @@
           </w:tcPr>
           <w:p>
             <w:pPr>
+              <w:keepNext/>
               <w:jc w:val="center"/>
             </w:pPr>
             <w:r>
@@ -1725,6 +1728,7 @@
           </w:tcPr>
           <w:p>
             <w:pPr>
+              <w:keepNext/>
               <w:jc w:val="left"/>
             </w:pPr>
             <w:r>
@@ -1758,6 +1762,7 @@
           </w:tcPr>
           <w:p>
             <w:pPr>
+              <w:keepNext/>
               <w:jc w:val="left"/>
             </w:pPr>
             <w:r>
@@ -1791,6 +1796,7 @@
           </w:tcPr>
           <w:p>
             <w:pPr>
+              <w:keepNext/>
               <w:jc w:val="left"/>
             </w:pPr>
             <w:r>
@@ -1826,6 +1832,7 @@
           </w:tcPr>
           <w:p>
             <w:pPr>
+              <w:keepNext/>
               <w:jc w:val="left"/>
             </w:pPr>
             <w:r>
@@ -1859,6 +1866,7 @@
           </w:tcPr>
           <w:p>
             <w:pPr>
+              <w:keepNext/>
               <w:jc w:val="left"/>
             </w:pPr>
             <w:r>
@@ -1892,6 +1900,7 @@
           </w:tcPr>
           <w:p>
             <w:pPr>
+              <w:keepNext/>
               <w:jc w:val="left"/>
             </w:pPr>
             <w:r>
@@ -1927,6 +1936,7 @@
           </w:tcPr>
           <w:p>
             <w:pPr>
+              <w:keepNext/>
               <w:jc w:val="left"/>
             </w:pPr>
             <w:r>
@@ -1960,6 +1970,7 @@
           </w:tcPr>
           <w:p>
             <w:pPr>
+              <w:keepNext/>
               <w:jc w:val="left"/>
             </w:pPr>
             <w:r>
@@ -1993,6 +2004,7 @@
           </w:tcPr>
           <w:p>
             <w:pPr>
+              <w:keepNext/>
               <w:jc w:val="left"/>
             </w:pPr>
             <w:r>
@@ -2003,7 +2015,7 @@
                 <w:sz w:val="18"/>
                 <w:szCs w:val="18"/>
               </w:rPr>
-              <w:t xml:space="preserve">CT/MRI/혈액검사 등 파일 첨부 (PDF·JPEG·PNG, 최대 50MB)</w:t>
+              <w:t>CT/MRI/혈액검사 등 파일 첨부 (PDF·JPEG·PNG, 최대 10개·건당 200MB)</w:t>
             </w:r>
           </w:p>
         </w:tc>
@@ -2028,6 +2040,7 @@
           </w:tcPr>
           <w:p>
             <w:pPr>
+              <w:keepNext/>
               <w:jc w:val="left"/>
             </w:pPr>
             <w:r>
@@ -2061,6 +2074,7 @@
           </w:tcPr>
           <w:p>
             <w:pPr>
+              <w:keepNext/>
               <w:jc w:val="left"/>
             </w:pPr>
             <w:r>
@@ -2094,6 +2108,7 @@
           </w:tcPr>
           <w:p>
             <w:pPr>
+              <w:keepNext/>
               <w:jc w:val="left"/>
             </w:pPr>
             <w:r>
@@ -2246,7 +2261,7 @@
           <w:sz w:val="18"/>
           <w:szCs w:val="18"/>
         </w:rPr>
-        <w:t xml:space="preserve">  Step 도중 저장된 진행 내용은 자동 저장된다. 브라우저를 닫아도 이어서 작성 가능하다 [TODO: 자동 저장 기능 구현 예정].</w:t>
+        <w:t xml:space="preserve">  1단계만 채워도 접수가 완료되며, 2단계는 접수 번호와 접근 토큰으로 나중에 이어서 작성할 수 있다.</w:t>
       </w:r>
     </w:p>
     <w:p>
@@ -2409,7 +2424,7 @@
           <w:sz w:val="18"/>
           <w:szCs w:val="18"/>
         </w:rPr>
-        <w:t xml:space="preserve">  [화면: /telemedicine/[room] 페이지: 화상상담 화면]</w:t>
+        <w:t xml:space="preserve">  [화면: /consultation/[id] 페이지: 화상 상담방(초대링크로 입장)]</w:t>
       </w:r>
     </w:p>
     <w:p>
@@ -2447,7 +2462,7 @@
           <w:sz w:val="18"/>
           <w:szCs w:val="18"/>
         </w:rPr>
-        <w:t xml:space="preserve">  화상 중 번역 자막 기능은 현재 개발 중이며 2026년 5월 적용 예정이다 [진행 중].</w:t>
+        <w:t xml:space="preserve">  화상 중 실시간 번역 자막은 실서비스에서 가동 중이다(자막 켜기 단추를 누를 때만 켜진다).</w:t>
       </w:r>
     </w:p>
     <w:p>
@@ -2508,6 +2523,7 @@
           </w:tcPr>
           <w:p>
             <w:pPr>
+              <w:keepNext/>
               <w:jc w:val="center"/>
             </w:pPr>
             <w:r>
@@ -2542,6 +2558,7 @@
           </w:tcPr>
           <w:p>
             <w:pPr>
+              <w:keepNext/>
               <w:jc w:val="center"/>
             </w:pPr>
             <w:r>
@@ -2578,6 +2595,7 @@
           </w:tcPr>
           <w:p>
             <w:pPr>
+              <w:keepNext/>
               <w:jc w:val="left"/>
             </w:pPr>
             <w:r>
@@ -2611,6 +2629,7 @@
           </w:tcPr>
           <w:p>
             <w:pPr>
+              <w:keepNext/>
               <w:jc w:val="left"/>
             </w:pPr>
             <w:r>
@@ -2646,6 +2665,7 @@
           </w:tcPr>
           <w:p>
             <w:pPr>
+              <w:keepNext/>
               <w:jc w:val="left"/>
             </w:pPr>
             <w:r>
@@ -2679,6 +2699,7 @@
           </w:tcPr>
           <w:p>
             <w:pPr>
+              <w:keepNext/>
               <w:jc w:val="left"/>
             </w:pPr>
             <w:r>
@@ -2714,6 +2735,7 @@
           </w:tcPr>
           <w:p>
             <w:pPr>
+              <w:keepNext/>
               <w:jc w:val="left"/>
             </w:pPr>
             <w:r>
@@ -2747,6 +2769,7 @@
           </w:tcPr>
           <w:p>
             <w:pPr>
+              <w:keepNext/>
               <w:jc w:val="left"/>
             </w:pPr>
             <w:r>
@@ -2782,6 +2805,7 @@
           </w:tcPr>
           <w:p>
             <w:pPr>
+              <w:keepNext/>
               <w:jc w:val="left"/>
             </w:pPr>
             <w:r>
@@ -2815,6 +2839,7 @@
           </w:tcPr>
           <w:p>
             <w:pPr>
+              <w:keepNext/>
               <w:jc w:val="left"/>
             </w:pPr>
             <w:r>
@@ -2893,7 +2918,7 @@
                 <w:sz w:val="18"/>
                 <w:szCs w:val="18"/>
               </w:rPr>
-              <w:t>실시간 번역 자막 [2026년 5월 예정: 진행 중]</w:t>
+              <w:t>상대 발화를 내 언어로 표시. 자막 단추를 누를 때만 켜진다</w:t>
             </w:r>
           </w:p>
         </w:tc>
@@ -2989,7 +3014,7 @@
           <w:sz w:val="20"/>
           <w:szCs w:val="20"/>
         </w:rPr>
-        <w:t xml:space="preserve">지원 형식: DICOM, JPEG, PNG, PDF (파일당 최대 50MB)</w:t>
+        <w:t>지원 형식: DICOM, JPEG, PNG, PDF (파일당 최대 200MB)</w:t>
       </w:r>
     </w:p>
     <w:p>
@@ -3226,7 +3251,7 @@
           <w:sz w:val="18"/>
           <w:szCs w:val="18"/>
         </w:rPr>
-        <w:t xml:space="preserve">  러시아어(/ru)와 카자흐어(/kk) 번역은 현재 일부 완성 상태이다. 2026년 6월 전면 완성 예정 [진행 중].</w:t>
+        <w:t xml:space="preserve">  러시아어(/ru)·카자흐어(/kz) 번역은 전 문구 완성 상태이며, 누락 여부를 자동 검사로 상시 확인한다.</w:t>
       </w:r>
     </w:p>
     <w:p>
@@ -3350,7 +3375,7 @@
           <w:sz w:val="20"/>
           <w:szCs w:val="20"/>
         </w:rPr>
-        <w:t>예약 D-1 리마인더 [2026년 6월 예정: 진행 중]</w:t>
+        <w:t>예약 리마인더: 정기 자동 발송</w:t>
       </w:r>
     </w:p>
     <w:p>
@@ -3447,12 +3472,8 @@
       </w:r>
     </w:p>
     <w:p>
-      <w:r>
-        <w:br w:type="page"/>
-      </w:r>
-    </w:p>
-    <w:p>
-      <w:pPr>
+      <w:pPr>
+        <w:pageBreakBefore/>
         <w:shd w:fill="1F4E79" w:val="clear"/>
         <w:spacing w:after="240" w:before="0"/>
       </w:pPr>
@@ -3665,7 +3686,7 @@
           <w:sz w:val="20"/>
           <w:szCs w:val="20"/>
         </w:rPr>
-        <w:t xml:space="preserve">좌측 사이드바 [환자 관리] 클릭</w:t>
+        <w:t>좌측 사이드바 [문의함] 클릭</w:t>
       </w:r>
     </w:p>
     <w:p>
@@ -3683,7 +3704,7 @@
           <w:sz w:val="20"/>
           <w:szCs w:val="20"/>
         </w:rPr>
-        <w:t xml:space="preserve">환자 목록에서 이름 또는 인테이크 ID로 검색</w:t>
+        <w:t>문의 목록에서 이름 또는 문의 번호로 검색</w:t>
       </w:r>
     </w:p>
     <w:p>
@@ -3736,7 +3757,7 @@
           <w:sz w:val="18"/>
           <w:szCs w:val="18"/>
         </w:rPr>
-        <w:t xml:space="preserve">  [화면: /coordinator/patients/[id] 페이지]</w:t>
+        <w:t xml:space="preserve">  [화면: /coordinator/inbox/[번호] 페이지: 케이스 상세]</w:t>
       </w:r>
     </w:p>
     <w:p>
@@ -3795,7 +3816,7 @@
           <w:sz w:val="20"/>
           <w:szCs w:val="20"/>
         </w:rPr>
-        <w:t xml:space="preserve">[인테이크 관리] 메뉴에서 신규 접수 건 확인</w:t>
+        <w:t>[문의함] 메뉴에서 신규 접수 건 확인</w:t>
       </w:r>
     </w:p>
     <w:p>
@@ -3884,7 +3905,7 @@
           <w:sz w:val="18"/>
           <w:szCs w:val="18"/>
         </w:rPr>
-        <w:t xml:space="preserve">  [화면: /coordinator/intakes 페이지]</w:t>
+        <w:t xml:space="preserve">  [화면: /coordinator/inbox 페이지: 문의함]</w:t>
       </w:r>
     </w:p>
     <w:p>
@@ -4013,7 +4034,7 @@
           <w:sz w:val="18"/>
           <w:szCs w:val="18"/>
         </w:rPr>
-        <w:t xml:space="preserve">  [화면: /coordinator/sessions/[id] 페이지]</w:t>
+        <w:t xml:space="preserve">  [화면: /coordinator/consultations 페이지: 상담 일정]</w:t>
       </w:r>
     </w:p>
     <w:p>
@@ -4148,12 +4169,8 @@
       </w:r>
     </w:p>
     <w:p>
-      <w:r>
-        <w:br w:type="page"/>
-      </w:r>
-    </w:p>
-    <w:p>
-      <w:pPr>
+      <w:pPr>
+        <w:pageBreakBefore/>
         <w:shd w:fill="1B5E20" w:val="clear"/>
         <w:spacing w:after="240" w:before="0"/>
       </w:pPr>
@@ -4595,7 +4612,7 @@
           <w:sz w:val="18"/>
           <w:szCs w:val="18"/>
         </w:rPr>
-        <w:t xml:space="preserve">  [화면: /opinion/[token]: 전문의 소견 작성]</w:t>
+        <w:t xml:space="preserve">  [화면: /opinion/&lt;토큰&gt;: 환자가 소견을 확인하는 화면]</w:t>
       </w:r>
     </w:p>
     <w:p>
@@ -4684,6 +4701,7 @@
           </w:tcPr>
           <w:p>
             <w:pPr>
+              <w:keepNext/>
               <w:jc w:val="left"/>
             </w:pPr>
             <w:r>
@@ -4717,6 +4735,7 @@
           </w:tcPr>
           <w:p>
             <w:pPr>
+              <w:keepNext/>
               <w:jc w:val="left"/>
             </w:pPr>
             <w:r>
@@ -4750,6 +4769,7 @@
           </w:tcPr>
           <w:p>
             <w:pPr>
+              <w:keepNext/>
               <w:jc w:val="left"/>
             </w:pPr>
             <w:r>
@@ -4783,6 +4803,7 @@
           </w:tcPr>
           <w:p>
             <w:pPr>
+              <w:keepNext/>
               <w:jc w:val="left"/>
             </w:pPr>
             <w:r>
@@ -4818,6 +4839,7 @@
           </w:tcPr>
           <w:p>
             <w:pPr>
+              <w:keepNext/>
               <w:jc w:val="left"/>
             </w:pPr>
             <w:r>
@@ -4851,6 +4873,7 @@
           </w:tcPr>
           <w:p>
             <w:pPr>
+              <w:keepNext/>
               <w:jc w:val="left"/>
             </w:pPr>
             <w:r>
@@ -4884,6 +4907,7 @@
           </w:tcPr>
           <w:p>
             <w:pPr>
+              <w:keepNext/>
               <w:jc w:val="left"/>
             </w:pPr>
             <w:r>
@@ -4917,6 +4941,7 @@
           </w:tcPr>
           <w:p>
             <w:pPr>
+              <w:keepNext/>
               <w:jc w:val="left"/>
             </w:pPr>
             <w:r>
@@ -4927,7 +4952,7 @@
                 <w:sz w:val="18"/>
                 <w:szCs w:val="18"/>
               </w:rPr>
-              <w:t>2026-08-19</w:t>
+              <w:t>2026-08-20</w:t>
             </w:r>
           </w:p>
         </w:tc>

--- a/docs/government-project/06_사용자매뉴얼.docx
+++ b/docs/government-project/06_사용자매뉴얼.docx
@@ -1200,6 +1200,7 @@
     <w:p>
       <w:pPr>
         <w:pStyle w:val="Heading3"/>
+        <w:keepNext/>
         <w:spacing w:after="60" w:before="160"/>
       </w:pPr>
       <w:r>
@@ -1217,9 +1218,10 @@
     <w:p>
       <w:pPr>
         <w:pStyle w:val="ListParagraph"/>
+        <w:keepNext/>
         <w:numPr>
           <w:ilvl w:val="0"/>
-          <w:numId w:val="2"/>
+          <w:numId w:val="42"/>
         </w:numPr>
         <w:spacing w:after="40" w:before="40"/>
       </w:pPr>
@@ -1235,9 +1237,10 @@
     <w:p>
       <w:pPr>
         <w:pStyle w:val="ListParagraph"/>
+        <w:keepNext/>
         <w:numPr>
           <w:ilvl w:val="0"/>
-          <w:numId w:val="2"/>
+          <w:numId w:val="42"/>
         </w:numPr>
         <w:spacing w:after="40" w:before="40"/>
       </w:pPr>
@@ -1253,9 +1256,10 @@
     <w:p>
       <w:pPr>
         <w:pStyle w:val="ListParagraph"/>
+        <w:keepNext/>
         <w:numPr>
           <w:ilvl w:val="0"/>
-          <w:numId w:val="2"/>
+          <w:numId w:val="42"/>
         </w:numPr>
         <w:spacing w:after="40" w:before="40"/>
       </w:pPr>
@@ -1271,9 +1275,10 @@
     <w:p>
       <w:pPr>
         <w:pStyle w:val="ListParagraph"/>
+        <w:keepNext/>
         <w:numPr>
           <w:ilvl w:val="0"/>
-          <w:numId w:val="2"/>
+          <w:numId w:val="42"/>
         </w:numPr>
         <w:spacing w:after="40" w:before="40"/>
       </w:pPr>
@@ -1289,9 +1294,10 @@
     <w:p>
       <w:pPr>
         <w:pStyle w:val="ListParagraph"/>
+        <w:keepNext/>
         <w:numPr>
           <w:ilvl w:val="0"/>
-          <w:numId w:val="2"/>
+          <w:numId w:val="42"/>
         </w:numPr>
         <w:spacing w:after="40" w:before="40"/>
       </w:pPr>
@@ -1348,6 +1354,7 @@
     <w:p>
       <w:pPr>
         <w:pStyle w:val="Heading3"/>
+        <w:keepNext/>
         <w:spacing w:after="60" w:before="160"/>
       </w:pPr>
       <w:r>
@@ -1365,9 +1372,10 @@
     <w:p>
       <w:pPr>
         <w:pStyle w:val="ListParagraph"/>
+        <w:keepNext/>
         <w:numPr>
           <w:ilvl w:val="0"/>
-          <w:numId w:val="2"/>
+          <w:numId w:val="43"/>
         </w:numPr>
         <w:spacing w:after="40" w:before="40"/>
       </w:pPr>
@@ -1383,9 +1391,10 @@
     <w:p>
       <w:pPr>
         <w:pStyle w:val="ListParagraph"/>
+        <w:keepNext/>
         <w:numPr>
           <w:ilvl w:val="0"/>
-          <w:numId w:val="2"/>
+          <w:numId w:val="43"/>
         </w:numPr>
         <w:spacing w:after="40" w:before="40"/>
       </w:pPr>
@@ -1401,9 +1410,10 @@
     <w:p>
       <w:pPr>
         <w:pStyle w:val="ListParagraph"/>
+        <w:keepNext/>
         <w:numPr>
           <w:ilvl w:val="0"/>
-          <w:numId w:val="2"/>
+          <w:numId w:val="43"/>
         </w:numPr>
         <w:spacing w:after="40" w:before="40"/>
       </w:pPr>
@@ -1495,6 +1505,7 @@
     <w:p>
       <w:pPr>
         <w:pStyle w:val="Heading3"/>
+        <w:keepNext/>
         <w:spacing w:after="60" w:before="160"/>
       </w:pPr>
       <w:r>
@@ -1512,9 +1523,10 @@
     <w:p>
       <w:pPr>
         <w:pStyle w:val="ListParagraph"/>
+        <w:keepNext/>
         <w:numPr>
           <w:ilvl w:val="0"/>
-          <w:numId w:val="2"/>
+          <w:numId w:val="44"/>
         </w:numPr>
         <w:spacing w:after="40" w:before="40"/>
       </w:pPr>
@@ -1530,9 +1542,10 @@
     <w:p>
       <w:pPr>
         <w:pStyle w:val="ListParagraph"/>
+        <w:keepNext/>
         <w:numPr>
           <w:ilvl w:val="0"/>
-          <w:numId w:val="2"/>
+          <w:numId w:val="44"/>
         </w:numPr>
         <w:spacing w:after="40" w:before="40"/>
       </w:pPr>
@@ -2247,6 +2260,7 @@
     </w:p>
     <w:p>
       <w:pPr>
+        <w:keepNext/>
         <w:pBdr>
           <w:left w:val="single" w:color="1976D2" w:sz="8" w:space="4"/>
         </w:pBdr>
@@ -2306,6 +2320,7 @@
     <w:p>
       <w:pPr>
         <w:pStyle w:val="Heading3"/>
+        <w:keepNext/>
         <w:spacing w:after="60" w:before="160"/>
       </w:pPr>
       <w:r>
@@ -2323,9 +2338,10 @@
     <w:p>
       <w:pPr>
         <w:pStyle w:val="ListParagraph"/>
+        <w:keepNext/>
         <w:numPr>
           <w:ilvl w:val="0"/>
-          <w:numId w:val="2"/>
+          <w:numId w:val="45"/>
         </w:numPr>
         <w:spacing w:after="40" w:before="40"/>
       </w:pPr>
@@ -2341,9 +2357,10 @@
     <w:p>
       <w:pPr>
         <w:pStyle w:val="ListParagraph"/>
+        <w:keepNext/>
         <w:numPr>
           <w:ilvl w:val="0"/>
-          <w:numId w:val="2"/>
+          <w:numId w:val="45"/>
         </w:numPr>
         <w:spacing w:after="40" w:before="40"/>
       </w:pPr>
@@ -2359,9 +2376,10 @@
     <w:p>
       <w:pPr>
         <w:pStyle w:val="ListParagraph"/>
+        <w:keepNext/>
         <w:numPr>
           <w:ilvl w:val="0"/>
-          <w:numId w:val="2"/>
+          <w:numId w:val="45"/>
         </w:numPr>
         <w:spacing w:after="40" w:before="40"/>
       </w:pPr>
@@ -2377,9 +2395,10 @@
     <w:p>
       <w:pPr>
         <w:pStyle w:val="ListParagraph"/>
+        <w:keepNext/>
         <w:numPr>
           <w:ilvl w:val="0"/>
-          <w:numId w:val="2"/>
+          <w:numId w:val="45"/>
         </w:numPr>
         <w:spacing w:after="40" w:before="40"/>
       </w:pPr>
@@ -2395,9 +2414,10 @@
     <w:p>
       <w:pPr>
         <w:pStyle w:val="ListParagraph"/>
+        <w:keepNext/>
         <w:numPr>
           <w:ilvl w:val="0"/>
-          <w:numId w:val="2"/>
+          <w:numId w:val="45"/>
         </w:numPr>
         <w:spacing w:after="40" w:before="40"/>
       </w:pPr>
@@ -2407,7 +2427,7 @@
           <w:sz w:val="20"/>
           <w:szCs w:val="20"/>
         </w:rPr>
-        <w:t xml:space="preserve">상담 종료 후 [상담 종료] 버튼을 클릭한다.</w:t>
+        <w:t>상담이 끝나면 도구 막대의 [종료]를 누른다.</w:t>
       </w:r>
     </w:p>
     <w:p>
@@ -2850,7 +2870,7 @@
                 <w:sz w:val="18"/>
                 <w:szCs w:val="18"/>
               </w:rPr>
-              <w:t xml:space="preserve">의료 기록 화면 공유 가능 (PC 전용)</w:t>
+              <w:t>의료 기록 화면 공유 (PC 전용)</w:t>
             </w:r>
           </w:p>
         </w:tc>
@@ -2949,6 +2969,7 @@
     <w:p>
       <w:pPr>
         <w:pStyle w:val="Heading3"/>
+        <w:keepNext/>
         <w:spacing w:after="60" w:before="160"/>
       </w:pPr>
       <w:r>
@@ -2966,9 +2987,10 @@
     <w:p>
       <w:pPr>
         <w:pStyle w:val="ListParagraph"/>
+        <w:keepNext/>
         <w:numPr>
           <w:ilvl w:val="0"/>
-          <w:numId w:val="2"/>
+          <w:numId w:val="46"/>
         </w:numPr>
         <w:spacing w:after="40" w:before="40"/>
       </w:pPr>
@@ -2978,15 +3000,16 @@
           <w:sz w:val="20"/>
           <w:szCs w:val="20"/>
         </w:rPr>
-        <w:t xml:space="preserve">환자 대시보드(/patient) 접속 후 [의료 기록] 메뉴 클릭</w:t>
+        <w:t>환자 대시보드(/patient)에서 빠른 메뉴 [의료 문서] 클릭</w:t>
       </w:r>
     </w:p>
     <w:p>
       <w:pPr>
         <w:pStyle w:val="ListParagraph"/>
+        <w:keepNext/>
         <w:numPr>
           <w:ilvl w:val="0"/>
-          <w:numId w:val="2"/>
+          <w:numId w:val="46"/>
         </w:numPr>
         <w:spacing w:after="40" w:before="40"/>
       </w:pPr>
@@ -2996,15 +3019,16 @@
           <w:sz w:val="20"/>
           <w:szCs w:val="20"/>
         </w:rPr>
-        <w:t xml:space="preserve">[파일 추가] 버튼 클릭 또는 파일을 드래그앤드롭</w:t>
+        <w:t>「연결할 상담」을 고르고, 점선 상자에 파일을 끌어다 놓거나 상자를 클릭해 파일 선택</w:t>
       </w:r>
     </w:p>
     <w:p>
       <w:pPr>
         <w:pStyle w:val="ListParagraph"/>
+        <w:keepNext/>
         <w:numPr>
           <w:ilvl w:val="0"/>
-          <w:numId w:val="2"/>
+          <w:numId w:val="46"/>
         </w:numPr>
         <w:spacing w:after="40" w:before="40"/>
       </w:pPr>
@@ -3014,15 +3038,16 @@
           <w:sz w:val="20"/>
           <w:szCs w:val="20"/>
         </w:rPr>
-        <w:t>지원 형식: DICOM, JPEG, PNG, PDF (파일당 최대 200MB)</w:t>
+        <w:t>「문서 유형」(진단서·검사 결과·영상(CT/MRI)·처방전·기타)을 고르고 필요하면 설명을 적는다</w:t>
       </w:r>
     </w:p>
     <w:p>
       <w:pPr>
         <w:pStyle w:val="ListParagraph"/>
+        <w:keepNext/>
         <w:numPr>
           <w:ilvl w:val="0"/>
-          <w:numId w:val="2"/>
+          <w:numId w:val="46"/>
         </w:numPr>
         <w:spacing w:after="40" w:before="40"/>
       </w:pPr>
@@ -3032,7 +3057,7 @@
           <w:sz w:val="20"/>
           <w:szCs w:val="20"/>
         </w:rPr>
-        <w:t xml:space="preserve">업로드 완료 시 파일 목록에 표시되고 코디네이터에게 알림이 발송된다.</w:t>
+        <w:t>지원 형식은 PDF·JPG·PNG·WebP·Word·DICOM, 파일당 최대 200MB. 업로드하면 「내 문서」 목록에 뜨고 코디네이터에게 알림이 간다.</w:t>
       </w:r>
     </w:p>
     <w:p>
@@ -3055,6 +3080,7 @@
     <w:p>
       <w:pPr>
         <w:pStyle w:val="Heading3"/>
+        <w:keepNext/>
         <w:spacing w:after="60" w:before="160"/>
       </w:pPr>
       <w:r>
@@ -3072,9 +3098,10 @@
     <w:p>
       <w:pPr>
         <w:pStyle w:val="ListParagraph"/>
+        <w:keepNext/>
         <w:numPr>
           <w:ilvl w:val="0"/>
-          <w:numId w:val="2"/>
+          <w:numId w:val="47"/>
         </w:numPr>
         <w:spacing w:after="40" w:before="40"/>
       </w:pPr>
@@ -3084,7 +3111,26 @@
           <w:sz w:val="20"/>
           <w:szCs w:val="20"/>
         </w:rPr>
-        <w:t xml:space="preserve">환자 대시보드 [의료 기록] 탭에서 업로드된 파일 목록 확인</w:t>
+        <w:t>「의료 문서」 화면 아래 「내 문서」에서 올린 파일 목록 확인</w:t>
+      </w:r>
+    </w:p>
+    <w:p>
+      <w:pPr>
+        <w:pStyle w:val="ListParagraph"/>
+        <w:keepNext/>
+        <w:numPr>
+          <w:ilvl w:val="0"/>
+          <w:numId w:val="47"/>
+        </w:numPr>
+        <w:spacing w:after="40" w:before="40"/>
+      </w:pPr>
+      <w:r>
+        <w:rPr>
+          <w:rFonts w:ascii="맑은 고딕" w:cs="맑은 고딕" w:eastAsia="맑은 고딕" w:hAnsi="맑은 고딕"/>
+          <w:sz w:val="20"/>
+          <w:szCs w:val="20"/>
+        </w:rPr>
+        <w:t>파일 오른쪽 [보기]를 누르면 내려받거나 미리 볼 수 있다</w:t>
       </w:r>
     </w:p>
     <w:p>
@@ -3092,7 +3138,7 @@
         <w:pStyle w:val="ListParagraph"/>
         <w:numPr>
           <w:ilvl w:val="0"/>
-          <w:numId w:val="2"/>
+          <w:numId w:val="47"/>
         </w:numPr>
         <w:spacing w:after="40" w:before="40"/>
       </w:pPr>
@@ -3102,25 +3148,7 @@
           <w:sz w:val="20"/>
           <w:szCs w:val="20"/>
         </w:rPr>
-        <w:t xml:space="preserve">파일명 클릭 시 다운로드 또는 미리보기</w:t>
-      </w:r>
-    </w:p>
-    <w:p>
-      <w:pPr>
-        <w:pStyle w:val="ListParagraph"/>
-        <w:numPr>
-          <w:ilvl w:val="0"/>
-          <w:numId w:val="2"/>
-        </w:numPr>
-        <w:spacing w:after="40" w:before="40"/>
-      </w:pPr>
-      <w:r>
-        <w:rPr>
-          <w:rFonts w:ascii="맑은 고딕" w:cs="맑은 고딕" w:eastAsia="맑은 고딕" w:hAnsi="맑은 고딕"/>
-          <w:sz w:val="20"/>
-          <w:szCs w:val="20"/>
-        </w:rPr>
-        <w:t xml:space="preserve">코디네이터가 검토 의견을 추가한 경우 해당 파일에 메모 표시</w:t>
+        <w:t>파일마다 문서 유형·연결된 상담·용량이 함께 표시된다</w:t>
       </w:r>
     </w:p>
     <w:p>
@@ -3150,6 +3178,7 @@
     <w:p>
       <w:pPr>
         <w:pStyle w:val="Heading2"/>
+        <w:keepNext/>
         <w:spacing w:after="80" w:before="240"/>
       </w:pPr>
       <w:r>
@@ -3167,9 +3196,10 @@
     <w:p>
       <w:pPr>
         <w:pStyle w:val="ListParagraph"/>
+        <w:keepNext/>
         <w:numPr>
           <w:ilvl w:val="0"/>
-          <w:numId w:val="2"/>
+          <w:numId w:val="48"/>
         </w:numPr>
         <w:spacing w:after="40" w:before="40"/>
       </w:pPr>
@@ -3179,15 +3209,16 @@
           <w:sz w:val="20"/>
           <w:szCs w:val="20"/>
         </w:rPr>
-        <w:t xml:space="preserve">화면 우측 상단 언어 선택 버튼(국기 아이콘) 클릭</w:t>
+        <w:t>화면 우측 상단 [언어 변경] 버튼 클릭</w:t>
       </w:r>
     </w:p>
     <w:p>
       <w:pPr>
         <w:pStyle w:val="ListParagraph"/>
+        <w:keepNext/>
         <w:numPr>
           <w:ilvl w:val="0"/>
-          <w:numId w:val="2"/>
+          <w:numId w:val="48"/>
         </w:numPr>
         <w:spacing w:after="40" w:before="40"/>
       </w:pPr>
@@ -3203,9 +3234,10 @@
     <w:p>
       <w:pPr>
         <w:pStyle w:val="ListParagraph"/>
+        <w:keepNext/>
         <w:numPr>
           <w:ilvl w:val="0"/>
-          <w:numId w:val="2"/>
+          <w:numId w:val="48"/>
         </w:numPr>
         <w:spacing w:after="40" w:before="40"/>
       </w:pPr>
@@ -3295,6 +3327,7 @@
     </w:p>
     <w:p>
       <w:pPr>
+        <w:keepNext/>
         <w:spacing w:after="60" w:before="60"/>
       </w:pPr>
       <w:r>
@@ -3304,6 +3337,63 @@
           <w:szCs w:val="20"/>
         </w:rPr>
         <w:t xml:space="preserve">다음 이벤트에서 자동 이메일이 발송된다:</w:t>
+      </w:r>
+    </w:p>
+    <w:p>
+      <w:pPr>
+        <w:pStyle w:val="ListParagraph"/>
+        <w:keepNext/>
+        <w:numPr>
+          <w:ilvl w:val="0"/>
+          <w:numId w:val="49"/>
+        </w:numPr>
+        <w:spacing w:after="40" w:before="40"/>
+      </w:pPr>
+      <w:r>
+        <w:rPr>
+          <w:rFonts w:ascii="맑은 고딕" w:cs="맑은 고딕" w:eastAsia="맑은 고딕" w:hAnsi="맑은 고딕"/>
+          <w:sz w:val="20"/>
+          <w:szCs w:val="20"/>
+        </w:rPr>
+        <w:t>인테이크 폼 제출 완료: 접수 확인 이메일</w:t>
+      </w:r>
+    </w:p>
+    <w:p>
+      <w:pPr>
+        <w:pStyle w:val="ListParagraph"/>
+        <w:keepNext/>
+        <w:numPr>
+          <w:ilvl w:val="0"/>
+          <w:numId w:val="49"/>
+        </w:numPr>
+        <w:spacing w:after="40" w:before="40"/>
+      </w:pPr>
+      <w:r>
+        <w:rPr>
+          <w:rFonts w:ascii="맑은 고딕" w:cs="맑은 고딕" w:eastAsia="맑은 고딕" w:hAnsi="맑은 고딕"/>
+          <w:sz w:val="20"/>
+          <w:szCs w:val="20"/>
+        </w:rPr>
+        <w:t>화상상담 일정 확정: 링크 포함 안내 이메일</w:t>
+      </w:r>
+    </w:p>
+    <w:p>
+      <w:pPr>
+        <w:pStyle w:val="ListParagraph"/>
+        <w:keepNext/>
+        <w:numPr>
+          <w:ilvl w:val="0"/>
+          <w:numId w:val="49"/>
+        </w:numPr>
+        <w:spacing w:after="40" w:before="40"/>
+      </w:pPr>
+      <w:r>
+        <w:rPr>
+          <w:rFonts w:ascii="맑은 고딕" w:cs="맑은 고딕" w:eastAsia="맑은 고딕" w:hAnsi="맑은 고딕"/>
+          <w:sz w:val="20"/>
+          <w:szCs w:val="20"/>
+        </w:rPr>
+        <w:t>코디네이터 메시지 수신: 새 메시지 알림</w:t>
       </w:r>
     </w:p>
     <w:p>
@@ -3311,7 +3401,7 @@
         <w:pStyle w:val="ListParagraph"/>
         <w:numPr>
           <w:ilvl w:val="0"/>
-          <w:numId w:val="3"/>
+          <w:numId w:val="49"/>
         </w:numPr>
         <w:spacing w:after="40" w:before="40"/>
       </w:pPr>
@@ -3321,60 +3411,6 @@
           <w:sz w:val="20"/>
           <w:szCs w:val="20"/>
         </w:rPr>
-        <w:t>인테이크 폼 제출 완료: 접수 확인 이메일</w:t>
-      </w:r>
-    </w:p>
-    <w:p>
-      <w:pPr>
-        <w:pStyle w:val="ListParagraph"/>
-        <w:numPr>
-          <w:ilvl w:val="0"/>
-          <w:numId w:val="3"/>
-        </w:numPr>
-        <w:spacing w:after="40" w:before="40"/>
-      </w:pPr>
-      <w:r>
-        <w:rPr>
-          <w:rFonts w:ascii="맑은 고딕" w:cs="맑은 고딕" w:eastAsia="맑은 고딕" w:hAnsi="맑은 고딕"/>
-          <w:sz w:val="20"/>
-          <w:szCs w:val="20"/>
-        </w:rPr>
-        <w:t>화상상담 일정 확정: 링크 포함 안내 이메일</w:t>
-      </w:r>
-    </w:p>
-    <w:p>
-      <w:pPr>
-        <w:pStyle w:val="ListParagraph"/>
-        <w:numPr>
-          <w:ilvl w:val="0"/>
-          <w:numId w:val="3"/>
-        </w:numPr>
-        <w:spacing w:after="40" w:before="40"/>
-      </w:pPr>
-      <w:r>
-        <w:rPr>
-          <w:rFonts w:ascii="맑은 고딕" w:cs="맑은 고딕" w:eastAsia="맑은 고딕" w:hAnsi="맑은 고딕"/>
-          <w:sz w:val="20"/>
-          <w:szCs w:val="20"/>
-        </w:rPr>
-        <w:t>코디네이터 메시지 수신: 새 메시지 알림</w:t>
-      </w:r>
-    </w:p>
-    <w:p>
-      <w:pPr>
-        <w:pStyle w:val="ListParagraph"/>
-        <w:numPr>
-          <w:ilvl w:val="0"/>
-          <w:numId w:val="3"/>
-        </w:numPr>
-        <w:spacing w:after="40" w:before="40"/>
-      </w:pPr>
-      <w:r>
-        <w:rPr>
-          <w:rFonts w:ascii="맑은 고딕" w:cs="맑은 고딕" w:eastAsia="맑은 고딕" w:hAnsi="맑은 고딕"/>
-          <w:sz w:val="20"/>
-          <w:szCs w:val="20"/>
-        </w:rPr>
         <w:t>예약 리마인더: 정기 자동 발송</w:t>
       </w:r>
     </w:p>
@@ -3386,6 +3422,7 @@
     <w:p>
       <w:pPr>
         <w:pStyle w:val="Heading3"/>
+        <w:keepNext/>
         <w:spacing w:after="60" w:before="160"/>
       </w:pPr>
       <w:r>
@@ -3403,9 +3440,10 @@
     <w:p>
       <w:pPr>
         <w:pStyle w:val="ListParagraph"/>
+        <w:keepNext/>
         <w:numPr>
           <w:ilvl w:val="0"/>
-          <w:numId w:val="2"/>
+          <w:numId w:val="50"/>
         </w:numPr>
         <w:spacing w:after="40" w:before="40"/>
       </w:pPr>
@@ -3415,15 +3453,16 @@
           <w:sz w:val="20"/>
           <w:szCs w:val="20"/>
         </w:rPr>
-        <w:t xml:space="preserve">환자 대시보드(/patient) 상단 메시지 아이콘 클릭</w:t>
+        <w:t>환자 대시보드(/patient) 상단 알림 아이콘(읽지 않은 개수 표시) 클릭</w:t>
       </w:r>
     </w:p>
     <w:p>
       <w:pPr>
         <w:pStyle w:val="ListParagraph"/>
+        <w:keepNext/>
         <w:numPr>
           <w:ilvl w:val="0"/>
-          <w:numId w:val="2"/>
+          <w:numId w:val="50"/>
         </w:numPr>
         <w:spacing w:after="40" w:before="40"/>
       </w:pPr>
@@ -3439,9 +3478,10 @@
     <w:p>
       <w:pPr>
         <w:pStyle w:val="ListParagraph"/>
+        <w:keepNext/>
         <w:numPr>
           <w:ilvl w:val="0"/>
-          <w:numId w:val="2"/>
+          <w:numId w:val="50"/>
         </w:numPr>
         <w:spacing w:after="40" w:before="40"/>
       </w:pPr>
@@ -3497,6 +3537,7 @@
     <w:p>
       <w:pPr>
         <w:pStyle w:val="Heading2"/>
+        <w:keepNext/>
         <w:spacing w:after="80" w:before="240"/>
       </w:pPr>
       <w:r>
@@ -3514,9 +3555,10 @@
     <w:p>
       <w:pPr>
         <w:pStyle w:val="ListParagraph"/>
+        <w:keepNext/>
         <w:numPr>
           <w:ilvl w:val="0"/>
-          <w:numId w:val="2"/>
+          <w:numId w:val="51"/>
         </w:numPr>
         <w:spacing w:after="40" w:before="40"/>
       </w:pPr>
@@ -3532,9 +3574,10 @@
     <w:p>
       <w:pPr>
         <w:pStyle w:val="ListParagraph"/>
+        <w:keepNext/>
         <w:numPr>
           <w:ilvl w:val="0"/>
-          <w:numId w:val="2"/>
+          <w:numId w:val="51"/>
         </w:numPr>
         <w:spacing w:after="40" w:before="40"/>
       </w:pPr>
@@ -3566,6 +3609,7 @@
     </w:p>
     <w:p>
       <w:pPr>
+        <w:keepNext/>
         <w:spacing w:after="60" w:before="60"/>
       </w:pPr>
       <w:r>
@@ -3575,6 +3619,63 @@
           <w:szCs w:val="20"/>
         </w:rPr>
         <w:t xml:space="preserve">대시보드 구성:</w:t>
+      </w:r>
+    </w:p>
+    <w:p>
+      <w:pPr>
+        <w:pStyle w:val="ListParagraph"/>
+        <w:keepNext/>
+        <w:numPr>
+          <w:ilvl w:val="0"/>
+          <w:numId w:val="52"/>
+        </w:numPr>
+        <w:spacing w:after="40" w:before="40"/>
+      </w:pPr>
+      <w:r>
+        <w:rPr>
+          <w:rFonts w:ascii="맑은 고딕" w:cs="맑은 고딕" w:eastAsia="맑은 고딕" w:hAnsi="맑은 고딕"/>
+          <w:sz w:val="20"/>
+          <w:szCs w:val="20"/>
+        </w:rPr>
+        <w:t>대기 중인 문의 건수</w:t>
+      </w:r>
+    </w:p>
+    <w:p>
+      <w:pPr>
+        <w:pStyle w:val="ListParagraph"/>
+        <w:keepNext/>
+        <w:numPr>
+          <w:ilvl w:val="0"/>
+          <w:numId w:val="52"/>
+        </w:numPr>
+        <w:spacing w:after="40" w:before="40"/>
+      </w:pPr>
+      <w:r>
+        <w:rPr>
+          <w:rFonts w:ascii="맑은 고딕" w:cs="맑은 고딕" w:eastAsia="맑은 고딕" w:hAnsi="맑은 고딕"/>
+          <w:sz w:val="20"/>
+          <w:szCs w:val="20"/>
+        </w:rPr>
+        <w:t>오늘 상담 건수</w:t>
+      </w:r>
+    </w:p>
+    <w:p>
+      <w:pPr>
+        <w:pStyle w:val="ListParagraph"/>
+        <w:keepNext/>
+        <w:numPr>
+          <w:ilvl w:val="0"/>
+          <w:numId w:val="52"/>
+        </w:numPr>
+        <w:spacing w:after="40" w:before="40"/>
+      </w:pPr>
+      <w:r>
+        <w:rPr>
+          <w:rFonts w:ascii="맑은 고딕" w:cs="맑은 고딕" w:eastAsia="맑은 고딕" w:hAnsi="맑은 고딕"/>
+          <w:sz w:val="20"/>
+          <w:szCs w:val="20"/>
+        </w:rPr>
+        <w:t>예정 상담 건수</w:t>
       </w:r>
     </w:p>
     <w:p>
@@ -3582,7 +3683,7 @@
         <w:pStyle w:val="ListParagraph"/>
         <w:numPr>
           <w:ilvl w:val="0"/>
-          <w:numId w:val="3"/>
+          <w:numId w:val="52"/>
         </w:numPr>
         <w:spacing w:after="40" w:before="40"/>
       </w:pPr>
@@ -3592,61 +3693,7 @@
           <w:sz w:val="20"/>
           <w:szCs w:val="20"/>
         </w:rPr>
-        <w:t>신규 인테이크 수신 현황: 미배정 건수 표시</w:t>
-      </w:r>
-    </w:p>
-    <w:p>
-      <w:pPr>
-        <w:pStyle w:val="ListParagraph"/>
-        <w:numPr>
-          <w:ilvl w:val="0"/>
-          <w:numId w:val="3"/>
-        </w:numPr>
-        <w:spacing w:after="40" w:before="40"/>
-      </w:pPr>
-      <w:r>
-        <w:rPr>
-          <w:rFonts w:ascii="맑은 고딕" w:cs="맑은 고딕" w:eastAsia="맑은 고딕" w:hAnsi="맑은 고딕"/>
-          <w:sz w:val="20"/>
-          <w:szCs w:val="20"/>
-        </w:rPr>
-        <w:t xml:space="preserve">예정 화상상담 일정</w:t>
-      </w:r>
-    </w:p>
-    <w:p>
-      <w:pPr>
-        <w:pStyle w:val="ListParagraph"/>
-        <w:numPr>
-          <w:ilvl w:val="0"/>
-          <w:numId w:val="3"/>
-        </w:numPr>
-        <w:spacing w:after="40" w:before="40"/>
-      </w:pPr>
-      <w:r>
-        <w:rPr>
-          <w:rFonts w:ascii="맑은 고딕" w:cs="맑은 고딕" w:eastAsia="맑은 고딕" w:hAnsi="맑은 고딕"/>
-          <w:sz w:val="20"/>
-          <w:szCs w:val="20"/>
-        </w:rPr>
-        <w:t xml:space="preserve">미답변 메시지 수</w:t>
-      </w:r>
-    </w:p>
-    <w:p>
-      <w:pPr>
-        <w:pStyle w:val="ListParagraph"/>
-        <w:numPr>
-          <w:ilvl w:val="0"/>
-          <w:numId w:val="3"/>
-        </w:numPr>
-        <w:spacing w:after="40" w:before="40"/>
-      </w:pPr>
-      <w:r>
-        <w:rPr>
-          <w:rFonts w:ascii="맑은 고딕" w:cs="맑은 고딕" w:eastAsia="맑은 고딕" w:hAnsi="맑은 고딕"/>
-          <w:sz w:val="20"/>
-          <w:szCs w:val="20"/>
-        </w:rPr>
-        <w:t xml:space="preserve">월별 상담 건수 통계</w:t>
+        <w:t>긴급 알림(증상) 건수. 카드 아래에 예정 상담 목록과 바로가기가 이어진다</w:t>
       </w:r>
     </w:p>
     <w:p>
@@ -3657,6 +3704,7 @@
     <w:p>
       <w:pPr>
         <w:pStyle w:val="Heading2"/>
+        <w:keepNext/>
         <w:spacing w:after="80" w:before="240"/>
       </w:pPr>
       <w:r>
@@ -3674,9 +3722,10 @@
     <w:p>
       <w:pPr>
         <w:pStyle w:val="ListParagraph"/>
+        <w:keepNext/>
         <w:numPr>
           <w:ilvl w:val="0"/>
-          <w:numId w:val="2"/>
+          <w:numId w:val="53"/>
         </w:numPr>
         <w:spacing w:after="40" w:before="40"/>
       </w:pPr>
@@ -3692,9 +3741,10 @@
     <w:p>
       <w:pPr>
         <w:pStyle w:val="ListParagraph"/>
+        <w:keepNext/>
         <w:numPr>
           <w:ilvl w:val="0"/>
-          <w:numId w:val="2"/>
+          <w:numId w:val="53"/>
         </w:numPr>
         <w:spacing w:after="40" w:before="40"/>
       </w:pPr>
@@ -3704,15 +3754,16 @@
           <w:sz w:val="20"/>
           <w:szCs w:val="20"/>
         </w:rPr>
-        <w:t>문의 목록에서 이름 또는 문의 번호로 검색</w:t>
+        <w:t>목록 위 거르기 세 갈래(전체 / 추가 정보 필요 / 매칭 준비 완료)로 좁힌다. 각 갈래에 건수가 함께 뜬다</w:t>
       </w:r>
     </w:p>
     <w:p>
       <w:pPr>
         <w:pStyle w:val="ListParagraph"/>
+        <w:keepNext/>
         <w:numPr>
           <w:ilvl w:val="0"/>
-          <w:numId w:val="2"/>
+          <w:numId w:val="53"/>
         </w:numPr>
         <w:spacing w:after="40" w:before="40"/>
       </w:pPr>
@@ -3722,15 +3773,16 @@
           <w:sz w:val="20"/>
           <w:szCs w:val="20"/>
         </w:rPr>
-        <w:t xml:space="preserve">환자 이름 클릭 시 상세 페이지 이동</w:t>
+        <w:t>단계 기준일을 넘긴 케이스에는 「N일째 정체」 빨간 배지가 붙는다. 환자 이름을 누르면 케이스 상세로 이동</w:t>
       </w:r>
     </w:p>
     <w:p>
       <w:pPr>
         <w:pStyle w:val="ListParagraph"/>
+        <w:keepNext/>
         <w:numPr>
           <w:ilvl w:val="0"/>
-          <w:numId w:val="2"/>
+          <w:numId w:val="53"/>
         </w:numPr>
         <w:spacing w:after="40" w:before="40"/>
       </w:pPr>
@@ -3787,6 +3839,7 @@
     <w:p>
       <w:pPr>
         <w:pStyle w:val="Heading2"/>
+        <w:keepNext/>
         <w:spacing w:after="80" w:before="240"/>
       </w:pPr>
       <w:r>
@@ -3804,9 +3857,10 @@
     <w:p>
       <w:pPr>
         <w:pStyle w:val="ListParagraph"/>
+        <w:keepNext/>
         <w:numPr>
           <w:ilvl w:val="0"/>
-          <w:numId w:val="2"/>
+          <w:numId w:val="54"/>
         </w:numPr>
         <w:spacing w:after="40" w:before="40"/>
       </w:pPr>
@@ -3816,15 +3870,16 @@
           <w:sz w:val="20"/>
           <w:szCs w:val="20"/>
         </w:rPr>
-        <w:t>[문의함] 메뉴에서 신규 접수 건 확인</w:t>
+        <w:t>[문의함]에서 신규 접수 건을 확인한 뒤 [의뢰·케이스/병원배정] 메뉴로 이동</w:t>
       </w:r>
     </w:p>
     <w:p>
       <w:pPr>
         <w:pStyle w:val="ListParagraph"/>
+        <w:keepNext/>
         <w:numPr>
           <w:ilvl w:val="0"/>
-          <w:numId w:val="2"/>
+          <w:numId w:val="54"/>
         </w:numPr>
         <w:spacing w:after="40" w:before="40"/>
       </w:pPr>
@@ -3840,9 +3895,10 @@
     <w:p>
       <w:pPr>
         <w:pStyle w:val="ListParagraph"/>
+        <w:keepNext/>
         <w:numPr>
           <w:ilvl w:val="0"/>
-          <w:numId w:val="2"/>
+          <w:numId w:val="54"/>
         </w:numPr>
         <w:spacing w:after="40" w:before="40"/>
       </w:pPr>
@@ -3852,15 +3908,16 @@
           <w:sz w:val="20"/>
           <w:szCs w:val="20"/>
         </w:rPr>
-        <w:t xml:space="preserve">[병원 매칭 AI 추천] 버튼 클릭 시 AI가 적합 병원 3개 추천</w:t>
+        <w:t>문의를 케이스로 전환한다. AI 케이스 브리프가 환자 요약·확인 포인트·주의사항 초안을 만들어 둔다</w:t>
       </w:r>
     </w:p>
     <w:p>
       <w:pPr>
         <w:pStyle w:val="ListParagraph"/>
+        <w:keepNext/>
         <w:numPr>
           <w:ilvl w:val="0"/>
-          <w:numId w:val="2"/>
+          <w:numId w:val="54"/>
         </w:numPr>
         <w:spacing w:after="40" w:before="40"/>
       </w:pPr>
@@ -3870,15 +3927,16 @@
           <w:sz w:val="20"/>
           <w:szCs w:val="20"/>
         </w:rPr>
-        <w:t xml:space="preserve">추천 결과 검토 후 [배정] 버튼으로 병원 및 의료진 배정</w:t>
+        <w:t>검토 후 적합한 제휴 병원을 배정한다</w:t>
       </w:r>
     </w:p>
     <w:p>
       <w:pPr>
         <w:pStyle w:val="ListParagraph"/>
+        <w:keepNext/>
         <w:numPr>
           <w:ilvl w:val="0"/>
-          <w:numId w:val="2"/>
+          <w:numId w:val="54"/>
         </w:numPr>
         <w:spacing w:after="40" w:before="40"/>
       </w:pPr>
@@ -3888,7 +3946,7 @@
           <w:sz w:val="20"/>
           <w:szCs w:val="20"/>
         </w:rPr>
-        <w:t xml:space="preserve">환자에게 배정 결과 이메일 자동 발송</w:t>
+        <w:t>배정 결과는 케이스 이력에 남고 담당자에게 알림이 간다</w:t>
       </w:r>
     </w:p>
     <w:p>
@@ -3905,7 +3963,7 @@
           <w:sz w:val="18"/>
           <w:szCs w:val="18"/>
         </w:rPr>
-        <w:t xml:space="preserve">  [화면: /coordinator/inbox 페이지: 문의함]</w:t>
+        <w:t xml:space="preserve">  [화면: /coordinator/cases 페이지: 의뢰·케이스/병원배정]</w:t>
       </w:r>
     </w:p>
     <w:p>
@@ -3916,6 +3974,7 @@
     <w:p>
       <w:pPr>
         <w:pStyle w:val="Heading2"/>
+        <w:keepNext/>
         <w:spacing w:after="80" w:before="240"/>
       </w:pPr>
       <w:r>
@@ -3933,9 +3992,10 @@
     <w:p>
       <w:pPr>
         <w:pStyle w:val="ListParagraph"/>
+        <w:keepNext/>
         <w:numPr>
           <w:ilvl w:val="0"/>
-          <w:numId w:val="2"/>
+          <w:numId w:val="55"/>
         </w:numPr>
         <w:spacing w:after="40" w:before="40"/>
       </w:pPr>
@@ -3945,15 +4005,16 @@
           <w:sz w:val="20"/>
           <w:szCs w:val="20"/>
         </w:rPr>
-        <w:t xml:space="preserve">환자 상세 페이지 [화상상담 설정] 탭 클릭</w:t>
+        <w:t>[상담 일정] 메뉴에서 상담을 만든다</w:t>
       </w:r>
     </w:p>
     <w:p>
       <w:pPr>
         <w:pStyle w:val="ListParagraph"/>
+        <w:keepNext/>
         <w:numPr>
           <w:ilvl w:val="0"/>
-          <w:numId w:val="2"/>
+          <w:numId w:val="55"/>
         </w:numPr>
         <w:spacing w:after="40" w:before="40"/>
       </w:pPr>
@@ -3963,15 +4024,16 @@
           <w:sz w:val="20"/>
           <w:szCs w:val="20"/>
         </w:rPr>
-        <w:t xml:space="preserve">상담 일시, 참여자(의료진) 선택 후 [방 생성]</w:t>
+        <w:t>필수 입력은 환자와 예약 시각 둘뿐이다. 시각은 한국시간이며 협정시계를 함께 보여준다</w:t>
       </w:r>
     </w:p>
     <w:p>
       <w:pPr>
         <w:pStyle w:val="ListParagraph"/>
+        <w:keepNext/>
         <w:numPr>
           <w:ilvl w:val="0"/>
-          <w:numId w:val="2"/>
+          <w:numId w:val="55"/>
         </w:numPr>
         <w:spacing w:after="40" w:before="40"/>
       </w:pPr>
@@ -3981,15 +4043,16 @@
           <w:sz w:val="20"/>
           <w:szCs w:val="20"/>
         </w:rPr>
-        <w:t xml:space="preserve">생성된 화상상담 링크를 환자에게 이메일/WhatsApp으로 전송</w:t>
+        <w:t>상담 링크는 하나다(줌과 같다). [🔗 링크 복사]로 복사해 왓츠앱·메일로 보낸다</w:t>
       </w:r>
     </w:p>
     <w:p>
       <w:pPr>
         <w:pStyle w:val="ListParagraph"/>
+        <w:keepNext/>
         <w:numPr>
           <w:ilvl w:val="0"/>
-          <w:numId w:val="2"/>
+          <w:numId w:val="55"/>
         </w:numPr>
         <w:spacing w:after="40" w:before="40"/>
       </w:pPr>
@@ -3999,15 +4062,16 @@
           <w:sz w:val="20"/>
           <w:szCs w:val="20"/>
         </w:rPr>
-        <w:t xml:space="preserve">상담 시간에 맞춰 [화상 참여] 클릭으로 화상방에 입장</w:t>
+        <w:t>시간이 되면 [상담 시작]을 누른다. 같은 링크로 내가 입장하고 링크가 클립보드에 복사된다</w:t>
       </w:r>
     </w:p>
     <w:p>
       <w:pPr>
         <w:pStyle w:val="ListParagraph"/>
+        <w:keepNext/>
         <w:numPr>
           <w:ilvl w:val="0"/>
-          <w:numId w:val="2"/>
+          <w:numId w:val="55"/>
         </w:numPr>
         <w:spacing w:after="40" w:before="40"/>
       </w:pPr>
@@ -4017,7 +4081,7 @@
           <w:sz w:val="20"/>
           <w:szCs w:val="20"/>
         </w:rPr>
-        <w:t xml:space="preserve">상담 종료 후 상담 결과 메모 저장 및 후속 액션 설정</w:t>
+        <w:t>상담이 끝나면 [상담 완료]를 누른다. 이때만 KHIDI 사전상담·사후관리 실적에 잡힌다</w:t>
       </w:r>
     </w:p>
     <w:p>
@@ -4053,7 +4117,7 @@
           <w:sz w:val="18"/>
           <w:szCs w:val="18"/>
         </w:rPr>
-        <w:t xml:space="preserve">  게스트 참여 링크는 24시간 유효. 만료 시 새 링크 재발급 필요.</w:t>
+        <w:t xml:space="preserve">  상담방에서 [종료]만 누르면 실적에 잡히지 않는다. [상담 완료] 처리하면 보낸 초대 링크는 폐기된다.</w:t>
       </w:r>
     </w:p>
     <w:p>
@@ -4064,6 +4128,7 @@
     <w:p>
       <w:pPr>
         <w:pStyle w:val="Heading2"/>
+        <w:keepNext/>
         <w:spacing w:after="80" w:before="240"/>
       </w:pPr>
       <w:r>
@@ -4081,9 +4146,10 @@
     <w:p>
       <w:pPr>
         <w:pStyle w:val="ListParagraph"/>
+        <w:keepNext/>
         <w:numPr>
           <w:ilvl w:val="0"/>
-          <w:numId w:val="2"/>
+          <w:numId w:val="56"/>
         </w:numPr>
         <w:spacing w:after="40" w:before="40"/>
       </w:pPr>
@@ -4093,15 +4159,16 @@
           <w:sz w:val="20"/>
           <w:szCs w:val="20"/>
         </w:rPr>
-        <w:t xml:space="preserve">환자 상세 페이지 또는 [메시지] 메뉴에서 해당 환자 선택</w:t>
+        <w:t>[메시지] 메뉴에서 대화를 고른다. 대화마다 채널 배지(웹·텔레그램·왓츠앱·에이전시)가 붙는다</w:t>
       </w:r>
     </w:p>
     <w:p>
       <w:pPr>
         <w:pStyle w:val="ListParagraph"/>
+        <w:keepNext/>
         <w:numPr>
           <w:ilvl w:val="0"/>
-          <w:numId w:val="2"/>
+          <w:numId w:val="56"/>
         </w:numPr>
         <w:spacing w:after="40" w:before="40"/>
       </w:pPr>
@@ -4111,15 +4178,16 @@
           <w:sz w:val="20"/>
           <w:szCs w:val="20"/>
         </w:rPr>
-        <w:t xml:space="preserve">메시지 입력창에 텍스트 작성 후 [전송]</w:t>
+        <w:t>입력창 위 「추천 답장」 칩을 누르면 자주 쓰는 답이 채워진다(자동 전송은 아니다). 고쳐서 [전송]</w:t>
       </w:r>
     </w:p>
     <w:p>
       <w:pPr>
         <w:pStyle w:val="ListParagraph"/>
+        <w:keepNext/>
         <w:numPr>
           <w:ilvl w:val="0"/>
-          <w:numId w:val="2"/>
+          <w:numId w:val="56"/>
         </w:numPr>
         <w:spacing w:after="40" w:before="40"/>
       </w:pPr>
@@ -4129,7 +4197,7 @@
           <w:sz w:val="20"/>
           <w:szCs w:val="20"/>
         </w:rPr>
-        <w:t xml:space="preserve">환자에게 새 메시지 이메일 알림 자동 발송</w:t>
+        <w:t>텔레그램·왓츠앱 대화에 답하면 환자의 메신저 앱으로 실제 발송된다. 사람이 답하기 시작하면 AI 는 더 이상 끼어들지 않는다</w:t>
       </w:r>
     </w:p>
     <w:p>
@@ -4165,7 +4233,7 @@
           <w:sz w:val="18"/>
           <w:szCs w:val="18"/>
         </w:rPr>
-        <w:t xml:space="preserve">  메시지는 현재 텍스트 전용. 파일 첨부는 [의료 기록] 탭에서 별도 처리.</w:t>
+        <w:t xml:space="preserve">  발송 실패나 왓츠앱 24시간 창 만료는 말풍선 아래 미전달 표시로 보인다.</w:t>
       </w:r>
     </w:p>
     <w:p>
@@ -4194,6 +4262,7 @@
     <w:p>
       <w:pPr>
         <w:pStyle w:val="Heading2"/>
+        <w:keepNext/>
         <w:spacing w:after="80" w:before="240"/>
       </w:pPr>
       <w:r>
@@ -4211,9 +4280,10 @@
     <w:p>
       <w:pPr>
         <w:pStyle w:val="ListParagraph"/>
+        <w:keepNext/>
         <w:numPr>
           <w:ilvl w:val="0"/>
-          <w:numId w:val="2"/>
+          <w:numId w:val="57"/>
         </w:numPr>
         <w:spacing w:after="40" w:before="40"/>
       </w:pPr>
@@ -4229,9 +4299,10 @@
     <w:p>
       <w:pPr>
         <w:pStyle w:val="ListParagraph"/>
+        <w:keepNext/>
         <w:numPr>
           <w:ilvl w:val="0"/>
-          <w:numId w:val="2"/>
+          <w:numId w:val="57"/>
         </w:numPr>
         <w:spacing w:after="40" w:before="40"/>
       </w:pPr>
@@ -4288,6 +4359,7 @@
     <w:p>
       <w:pPr>
         <w:pStyle w:val="Heading2"/>
+        <w:keepNext/>
         <w:spacing w:after="80" w:before="240"/>
       </w:pPr>
       <w:r>
@@ -4305,9 +4377,10 @@
     <w:p>
       <w:pPr>
         <w:pStyle w:val="ListParagraph"/>
+        <w:keepNext/>
         <w:numPr>
           <w:ilvl w:val="0"/>
-          <w:numId w:val="2"/>
+          <w:numId w:val="58"/>
         </w:numPr>
         <w:spacing w:after="40" w:before="40"/>
       </w:pPr>
@@ -4323,9 +4396,10 @@
     <w:p>
       <w:pPr>
         <w:pStyle w:val="ListParagraph"/>
+        <w:keepNext/>
         <w:numPr>
           <w:ilvl w:val="0"/>
-          <w:numId w:val="2"/>
+          <w:numId w:val="58"/>
         </w:numPr>
         <w:spacing w:after="40" w:before="40"/>
       </w:pPr>
@@ -4341,9 +4415,10 @@
     <w:p>
       <w:pPr>
         <w:pStyle w:val="ListParagraph"/>
+        <w:keepNext/>
         <w:numPr>
           <w:ilvl w:val="0"/>
-          <w:numId w:val="2"/>
+          <w:numId w:val="58"/>
         </w:numPr>
         <w:spacing w:after="40" w:before="40"/>
       </w:pPr>
@@ -4400,6 +4475,7 @@
     <w:p>
       <w:pPr>
         <w:pStyle w:val="Heading2"/>
+        <w:keepNext/>
         <w:spacing w:after="80" w:before="240"/>
       </w:pPr>
       <w:r>
@@ -4417,9 +4493,10 @@
     <w:p>
       <w:pPr>
         <w:pStyle w:val="ListParagraph"/>
+        <w:keepNext/>
         <w:numPr>
           <w:ilvl w:val="0"/>
-          <w:numId w:val="2"/>
+          <w:numId w:val="59"/>
         </w:numPr>
         <w:spacing w:after="40" w:before="40"/>
       </w:pPr>
@@ -4435,9 +4512,10 @@
     <w:p>
       <w:pPr>
         <w:pStyle w:val="ListParagraph"/>
+        <w:keepNext/>
         <w:numPr>
           <w:ilvl w:val="0"/>
-          <w:numId w:val="2"/>
+          <w:numId w:val="59"/>
         </w:numPr>
         <w:spacing w:after="40" w:before="40"/>
       </w:pPr>
@@ -4453,9 +4531,10 @@
     <w:p>
       <w:pPr>
         <w:pStyle w:val="ListParagraph"/>
+        <w:keepNext/>
         <w:numPr>
           <w:ilvl w:val="0"/>
-          <w:numId w:val="2"/>
+          <w:numId w:val="59"/>
         </w:numPr>
         <w:spacing w:after="40" w:before="40"/>
       </w:pPr>
@@ -4471,9 +4550,10 @@
     <w:p>
       <w:pPr>
         <w:pStyle w:val="ListParagraph"/>
+        <w:keepNext/>
         <w:numPr>
           <w:ilvl w:val="0"/>
-          <w:numId w:val="2"/>
+          <w:numId w:val="59"/>
         </w:numPr>
         <w:spacing w:after="40" w:before="40"/>
       </w:pPr>
@@ -4530,6 +4610,7 @@
     <w:p>
       <w:pPr>
         <w:pStyle w:val="Heading2"/>
+        <w:keepNext/>
         <w:spacing w:after="80" w:before="240"/>
       </w:pPr>
       <w:r>
@@ -4547,9 +4628,10 @@
     <w:p>
       <w:pPr>
         <w:pStyle w:val="ListParagraph"/>
+        <w:keepNext/>
         <w:numPr>
           <w:ilvl w:val="0"/>
-          <w:numId w:val="2"/>
+          <w:numId w:val="60"/>
         </w:numPr>
         <w:spacing w:after="40" w:before="40"/>
       </w:pPr>
@@ -4559,15 +4641,16 @@
           <w:sz w:val="20"/>
           <w:szCs w:val="20"/>
         </w:rPr>
-        <w:t xml:space="preserve">화상상담 종료 후 [진료 의견서 작성] 클릭</w:t>
+        <w:t>코디네이터가 케이스 상세에서 [소견 요청 링크 만들기]를 눌러 링크를 보낸다. 의료진은 계정 없이 그 링크로 들어간다</w:t>
       </w:r>
     </w:p>
     <w:p>
       <w:pPr>
         <w:pStyle w:val="ListParagraph"/>
+        <w:keepNext/>
         <w:numPr>
           <w:ilvl w:val="0"/>
-          <w:numId w:val="2"/>
+          <w:numId w:val="60"/>
         </w:numPr>
         <w:spacing w:after="40" w:before="40"/>
       </w:pPr>
@@ -4577,15 +4660,16 @@
           <w:sz w:val="20"/>
           <w:szCs w:val="20"/>
         </w:rPr>
-        <w:t xml:space="preserve">권고 치료 방법, 예상 입원 기간, 주의사항 입력</w:t>
+        <w:t>검사지를 보고 소견을 남긴다. 이미 카톡·메일로 보낸 소견이 있으면 코디네이터가 [이미 받은 소견 직접 입력]으로 등록한다</w:t>
       </w:r>
     </w:p>
     <w:p>
       <w:pPr>
         <w:pStyle w:val="ListParagraph"/>
+        <w:keepNext/>
         <w:numPr>
           <w:ilvl w:val="0"/>
-          <w:numId w:val="2"/>
+          <w:numId w:val="60"/>
         </w:numPr>
         <w:spacing w:after="40" w:before="40"/>
       </w:pPr>
@@ -4595,7 +4679,7 @@
           <w:sz w:val="20"/>
           <w:szCs w:val="20"/>
         </w:rPr>
-        <w:t xml:space="preserve">[제출] 클릭 시 코디네이터에게 전달되고 환자에게 이메일 발송</w:t>
+        <w:t>도착한 소견은 원문 그대로 케이스 상세에만 쌓인다. AI 가 환자 언어 번역 초안을 만들고, 코디네이터가 교정한 뒤 [에이전시에 공개]를 눌러야 밖으로 나간다</w:t>
       </w:r>
     </w:p>
     <w:p>
@@ -4612,7 +4696,7 @@
           <w:sz w:val="18"/>
           <w:szCs w:val="18"/>
         </w:rPr>
-        <w:t xml:space="preserve">  [화면: /opinion/&lt;토큰&gt;: 환자가 소견을 확인하는 화면]</w:t>
+        <w:t xml:space="preserve">  [화면: /coordinator/inbox/[번호] 「전문의 소견」 · /opinion/&lt;토큰&gt;(환자가 확인하는 화면)]</w:t>
       </w:r>
     </w:p>
     <w:p>
@@ -7488,6 +7572,348 @@
   </w:num>
   <w:num w:numId="3">
     <w:abstractNumId w:val="3"/>
+    <w:lvlOverride w:ilvl="0">
+      <w:startOverride w:val="1"/>
+    </w:lvlOverride>
+  </w:num>
+  <w:num w:numId="4">
+    <w:abstractNumId w:val="2"/>
+    <w:lvlOverride w:ilvl="0">
+      <w:startOverride w:val="1"/>
+    </w:lvlOverride>
+  </w:num>
+  <w:num w:numId="5">
+    <w:abstractNumId w:val="2"/>
+    <w:lvlOverride w:ilvl="0">
+      <w:startOverride w:val="1"/>
+    </w:lvlOverride>
+  </w:num>
+  <w:num w:numId="6">
+    <w:abstractNumId w:val="2"/>
+    <w:lvlOverride w:ilvl="0">
+      <w:startOverride w:val="1"/>
+    </w:lvlOverride>
+  </w:num>
+  <w:num w:numId="7">
+    <w:abstractNumId w:val="2"/>
+    <w:lvlOverride w:ilvl="0">
+      <w:startOverride w:val="1"/>
+    </w:lvlOverride>
+  </w:num>
+  <w:num w:numId="8">
+    <w:abstractNumId w:val="2"/>
+    <w:lvlOverride w:ilvl="0">
+      <w:startOverride w:val="1"/>
+    </w:lvlOverride>
+  </w:num>
+  <w:num w:numId="9">
+    <w:abstractNumId w:val="2"/>
+    <w:lvlOverride w:ilvl="0">
+      <w:startOverride w:val="1"/>
+    </w:lvlOverride>
+  </w:num>
+  <w:num w:numId="10">
+    <w:abstractNumId w:val="2"/>
+    <w:lvlOverride w:ilvl="0">
+      <w:startOverride w:val="1"/>
+    </w:lvlOverride>
+  </w:num>
+  <w:num w:numId="11">
+    <w:abstractNumId w:val="3"/>
+    <w:lvlOverride w:ilvl="0">
+      <w:startOverride w:val="1"/>
+    </w:lvlOverride>
+  </w:num>
+  <w:num w:numId="12">
+    <w:abstractNumId w:val="2"/>
+    <w:lvlOverride w:ilvl="0">
+      <w:startOverride w:val="1"/>
+    </w:lvlOverride>
+  </w:num>
+  <w:num w:numId="13">
+    <w:abstractNumId w:val="2"/>
+    <w:lvlOverride w:ilvl="0">
+      <w:startOverride w:val="1"/>
+    </w:lvlOverride>
+  </w:num>
+  <w:num w:numId="14">
+    <w:abstractNumId w:val="3"/>
+    <w:lvlOverride w:ilvl="0">
+      <w:startOverride w:val="1"/>
+    </w:lvlOverride>
+  </w:num>
+  <w:num w:numId="15">
+    <w:abstractNumId w:val="2"/>
+    <w:lvlOverride w:ilvl="0">
+      <w:startOverride w:val="1"/>
+    </w:lvlOverride>
+  </w:num>
+  <w:num w:numId="16">
+    <w:abstractNumId w:val="2"/>
+    <w:lvlOverride w:ilvl="0">
+      <w:startOverride w:val="1"/>
+    </w:lvlOverride>
+  </w:num>
+  <w:num w:numId="17">
+    <w:abstractNumId w:val="2"/>
+    <w:lvlOverride w:ilvl="0">
+      <w:startOverride w:val="1"/>
+    </w:lvlOverride>
+  </w:num>
+  <w:num w:numId="18">
+    <w:abstractNumId w:val="2"/>
+    <w:lvlOverride w:ilvl="0">
+      <w:startOverride w:val="1"/>
+    </w:lvlOverride>
+  </w:num>
+  <w:num w:numId="19">
+    <w:abstractNumId w:val="2"/>
+    <w:lvlOverride w:ilvl="0">
+      <w:startOverride w:val="1"/>
+    </w:lvlOverride>
+  </w:num>
+  <w:num w:numId="20">
+    <w:abstractNumId w:val="2"/>
+    <w:lvlOverride w:ilvl="0">
+      <w:startOverride w:val="1"/>
+    </w:lvlOverride>
+  </w:num>
+  <w:num w:numId="21">
+    <w:abstractNumId w:val="2"/>
+    <w:lvlOverride w:ilvl="0">
+      <w:startOverride w:val="1"/>
+    </w:lvlOverride>
+  </w:num>
+  <w:num w:numId="22">
+    <w:abstractNumId w:val="2"/>
+    <w:lvlOverride w:ilvl="0">
+      <w:startOverride w:val="1"/>
+    </w:lvlOverride>
+  </w:num>
+  <w:num w:numId="23">
+    <w:abstractNumId w:val="2"/>
+    <w:lvlOverride w:ilvl="0">
+      <w:startOverride w:val="1"/>
+    </w:lvlOverride>
+  </w:num>
+  <w:num w:numId="24">
+    <w:abstractNumId w:val="2"/>
+    <w:lvlOverride w:ilvl="0">
+      <w:startOverride w:val="1"/>
+    </w:lvlOverride>
+  </w:num>
+  <w:num w:numId="25">
+    <w:abstractNumId w:val="2"/>
+    <w:lvlOverride w:ilvl="0">
+      <w:startOverride w:val="1"/>
+    </w:lvlOverride>
+  </w:num>
+  <w:num w:numId="26">
+    <w:abstractNumId w:val="2"/>
+    <w:lvlOverride w:ilvl="0">
+      <w:startOverride w:val="1"/>
+    </w:lvlOverride>
+  </w:num>
+  <w:num w:numId="27">
+    <w:abstractNumId w:val="2"/>
+    <w:lvlOverride w:ilvl="0">
+      <w:startOverride w:val="1"/>
+    </w:lvlOverride>
+  </w:num>
+  <w:num w:numId="28">
+    <w:abstractNumId w:val="2"/>
+    <w:lvlOverride w:ilvl="0">
+      <w:startOverride w:val="1"/>
+    </w:lvlOverride>
+  </w:num>
+  <w:num w:numId="29">
+    <w:abstractNumId w:val="2"/>
+    <w:lvlOverride w:ilvl="0">
+      <w:startOverride w:val="1"/>
+    </w:lvlOverride>
+  </w:num>
+  <w:num w:numId="30">
+    <w:abstractNumId w:val="3"/>
+    <w:lvlOverride w:ilvl="0">
+      <w:startOverride w:val="1"/>
+    </w:lvlOverride>
+  </w:num>
+  <w:num w:numId="31">
+    <w:abstractNumId w:val="2"/>
+    <w:lvlOverride w:ilvl="0">
+      <w:startOverride w:val="1"/>
+    </w:lvlOverride>
+  </w:num>
+  <w:num w:numId="32">
+    <w:abstractNumId w:val="2"/>
+    <w:lvlOverride w:ilvl="0">
+      <w:startOverride w:val="1"/>
+    </w:lvlOverride>
+  </w:num>
+  <w:num w:numId="33">
+    <w:abstractNumId w:val="3"/>
+    <w:lvlOverride w:ilvl="0">
+      <w:startOverride w:val="1"/>
+    </w:lvlOverride>
+  </w:num>
+  <w:num w:numId="34">
+    <w:abstractNumId w:val="2"/>
+    <w:lvlOverride w:ilvl="0">
+      <w:startOverride w:val="1"/>
+    </w:lvlOverride>
+  </w:num>
+  <w:num w:numId="35">
+    <w:abstractNumId w:val="2"/>
+    <w:lvlOverride w:ilvl="0">
+      <w:startOverride w:val="1"/>
+    </w:lvlOverride>
+  </w:num>
+  <w:num w:numId="36">
+    <w:abstractNumId w:val="2"/>
+    <w:lvlOverride w:ilvl="0">
+      <w:startOverride w:val="1"/>
+    </w:lvlOverride>
+  </w:num>
+  <w:num w:numId="37">
+    <w:abstractNumId w:val="2"/>
+    <w:lvlOverride w:ilvl="0">
+      <w:startOverride w:val="1"/>
+    </w:lvlOverride>
+  </w:num>
+  <w:num w:numId="38">
+    <w:abstractNumId w:val="2"/>
+    <w:lvlOverride w:ilvl="0">
+      <w:startOverride w:val="1"/>
+    </w:lvlOverride>
+  </w:num>
+  <w:num w:numId="39">
+    <w:abstractNumId w:val="2"/>
+    <w:lvlOverride w:ilvl="0">
+      <w:startOverride w:val="1"/>
+    </w:lvlOverride>
+  </w:num>
+  <w:num w:numId="40">
+    <w:abstractNumId w:val="2"/>
+    <w:lvlOverride w:ilvl="0">
+      <w:startOverride w:val="1"/>
+    </w:lvlOverride>
+  </w:num>
+  <w:num w:numId="41">
+    <w:abstractNumId w:val="2"/>
+    <w:lvlOverride w:ilvl="0">
+      <w:startOverride w:val="1"/>
+    </w:lvlOverride>
+  </w:num>
+  <w:num w:numId="42">
+    <w:abstractNumId w:val="2"/>
+    <w:lvlOverride w:ilvl="0">
+      <w:startOverride w:val="1"/>
+    </w:lvlOverride>
+  </w:num>
+  <w:num w:numId="43">
+    <w:abstractNumId w:val="2"/>
+    <w:lvlOverride w:ilvl="0">
+      <w:startOverride w:val="1"/>
+    </w:lvlOverride>
+  </w:num>
+  <w:num w:numId="44">
+    <w:abstractNumId w:val="2"/>
+    <w:lvlOverride w:ilvl="0">
+      <w:startOverride w:val="1"/>
+    </w:lvlOverride>
+  </w:num>
+  <w:num w:numId="45">
+    <w:abstractNumId w:val="2"/>
+    <w:lvlOverride w:ilvl="0">
+      <w:startOverride w:val="1"/>
+    </w:lvlOverride>
+  </w:num>
+  <w:num w:numId="46">
+    <w:abstractNumId w:val="2"/>
+    <w:lvlOverride w:ilvl="0">
+      <w:startOverride w:val="1"/>
+    </w:lvlOverride>
+  </w:num>
+  <w:num w:numId="47">
+    <w:abstractNumId w:val="2"/>
+    <w:lvlOverride w:ilvl="0">
+      <w:startOverride w:val="1"/>
+    </w:lvlOverride>
+  </w:num>
+  <w:num w:numId="48">
+    <w:abstractNumId w:val="2"/>
+    <w:lvlOverride w:ilvl="0">
+      <w:startOverride w:val="1"/>
+    </w:lvlOverride>
+  </w:num>
+  <w:num w:numId="49">
+    <w:abstractNumId w:val="3"/>
+    <w:lvlOverride w:ilvl="0">
+      <w:startOverride w:val="1"/>
+    </w:lvlOverride>
+  </w:num>
+  <w:num w:numId="50">
+    <w:abstractNumId w:val="2"/>
+    <w:lvlOverride w:ilvl="0">
+      <w:startOverride w:val="1"/>
+    </w:lvlOverride>
+  </w:num>
+  <w:num w:numId="51">
+    <w:abstractNumId w:val="2"/>
+    <w:lvlOverride w:ilvl="0">
+      <w:startOverride w:val="1"/>
+    </w:lvlOverride>
+  </w:num>
+  <w:num w:numId="52">
+    <w:abstractNumId w:val="3"/>
+    <w:lvlOverride w:ilvl="0">
+      <w:startOverride w:val="1"/>
+    </w:lvlOverride>
+  </w:num>
+  <w:num w:numId="53">
+    <w:abstractNumId w:val="2"/>
+    <w:lvlOverride w:ilvl="0">
+      <w:startOverride w:val="1"/>
+    </w:lvlOverride>
+  </w:num>
+  <w:num w:numId="54">
+    <w:abstractNumId w:val="2"/>
+    <w:lvlOverride w:ilvl="0">
+      <w:startOverride w:val="1"/>
+    </w:lvlOverride>
+  </w:num>
+  <w:num w:numId="55">
+    <w:abstractNumId w:val="2"/>
+    <w:lvlOverride w:ilvl="0">
+      <w:startOverride w:val="1"/>
+    </w:lvlOverride>
+  </w:num>
+  <w:num w:numId="56">
+    <w:abstractNumId w:val="2"/>
+    <w:lvlOverride w:ilvl="0">
+      <w:startOverride w:val="1"/>
+    </w:lvlOverride>
+  </w:num>
+  <w:num w:numId="57">
+    <w:abstractNumId w:val="2"/>
+    <w:lvlOverride w:ilvl="0">
+      <w:startOverride w:val="1"/>
+    </w:lvlOverride>
+  </w:num>
+  <w:num w:numId="58">
+    <w:abstractNumId w:val="2"/>
+    <w:lvlOverride w:ilvl="0">
+      <w:startOverride w:val="1"/>
+    </w:lvlOverride>
+  </w:num>
+  <w:num w:numId="59">
+    <w:abstractNumId w:val="2"/>
+    <w:lvlOverride w:ilvl="0">
+      <w:startOverride w:val="1"/>
+    </w:lvlOverride>
+  </w:num>
+  <w:num w:numId="60">
+    <w:abstractNumId w:val="2"/>
     <w:lvlOverride w:ilvl="0">
       <w:startOverride w:val="1"/>
     </w:lvlOverride>

--- a/docs/government-project/06_사용자매뉴얼.docx
+++ b/docs/government-project/06_사용자매뉴얼.docx
@@ -112,6 +112,7 @@
           </w:tcPr>
           <w:p>
             <w:pPr>
+              <w:keepNext/>
               <w:jc w:val="right"/>
             </w:pPr>
             <w:r>
@@ -138,13 +139,16 @@
             </w:tcBorders>
           </w:tcPr>
           <w:p>
+            <w:pPr>
+              <w:keepNext/>
+            </w:pPr>
             <w:r>
               <w:rPr>
                 <w:rFonts w:ascii="맑은 고딕" w:cs="맑은 고딕" w:eastAsia="맑은 고딕" w:hAnsi="맑은 고딕"/>
                 <w:sz w:val="20"/>
                 <w:szCs w:val="20"/>
               </w:rPr>
-              <w:t>HEALO (2026년 8월 19일 기준)</w:t>
+              <w:t>HEALO (2026년 8월 20일 기준)</w:t>
             </w:r>
           </w:p>
         </w:tc>
@@ -162,6 +166,7 @@
           </w:tcPr>
           <w:p>
             <w:pPr>
+              <w:keepNext/>
               <w:jc w:val="right"/>
             </w:pPr>
             <w:r>
@@ -188,13 +193,16 @@
             </w:tcBorders>
           </w:tcPr>
           <w:p>
+            <w:pPr>
+              <w:keepNext/>
+            </w:pPr>
             <w:r>
               <w:rPr>
                 <w:rFonts w:ascii="맑은 고딕" w:cs="맑은 고딕" w:eastAsia="맑은 고딕" w:hAnsi="맑은 고딕"/>
                 <w:sz w:val="20"/>
                 <w:szCs w:val="20"/>
               </w:rPr>
-              <w:t xml:space="preserve">한국어 (ru/kk 번역본 추후 제공 예정)</w:t>
+              <w:t>한국어 (러시아어·카자흐어 번역본 추후 제공 예정)</w:t>
             </w:r>
           </w:p>
         </w:tc>
@@ -266,13 +274,9 @@
       </w:r>
     </w:p>
     <w:p>
-      <w:r>
-        <w:br w:type="page"/>
-      </w:r>
-    </w:p>
-    <w:p>
       <w:pPr>
         <w:pStyle w:val="Heading1"/>
+        <w:pageBreakBefore/>
         <w:spacing w:after="120" w:before="360"/>
       </w:pPr>
       <w:r>
@@ -1154,12 +1158,8 @@
       </w:tr>
     </w:tbl>
     <w:p>
-      <w:r>
-        <w:br w:type="page"/>
-      </w:r>
-    </w:p>
-    <w:p>
-      <w:pPr>
+      <w:pPr>
+        <w:pageBreakBefore/>
         <w:shd w:fill="00467F" w:val="clear"/>
         <w:spacing w:after="240" w:before="0"/>
       </w:pPr>
@@ -1200,6 +1200,7 @@
     <w:p>
       <w:pPr>
         <w:pStyle w:val="Heading3"/>
+        <w:keepNext/>
         <w:spacing w:after="60" w:before="160"/>
       </w:pPr>
       <w:r>
@@ -1217,9 +1218,10 @@
     <w:p>
       <w:pPr>
         <w:pStyle w:val="ListParagraph"/>
+        <w:keepNext/>
         <w:numPr>
           <w:ilvl w:val="0"/>
-          <w:numId w:val="2"/>
+          <w:numId w:val="42"/>
         </w:numPr>
         <w:spacing w:after="40" w:before="40"/>
       </w:pPr>
@@ -1235,9 +1237,10 @@
     <w:p>
       <w:pPr>
         <w:pStyle w:val="ListParagraph"/>
+        <w:keepNext/>
         <w:numPr>
           <w:ilvl w:val="0"/>
-          <w:numId w:val="2"/>
+          <w:numId w:val="42"/>
         </w:numPr>
         <w:spacing w:after="40" w:before="40"/>
       </w:pPr>
@@ -1253,9 +1256,10 @@
     <w:p>
       <w:pPr>
         <w:pStyle w:val="ListParagraph"/>
+        <w:keepNext/>
         <w:numPr>
           <w:ilvl w:val="0"/>
-          <w:numId w:val="2"/>
+          <w:numId w:val="42"/>
         </w:numPr>
         <w:spacing w:after="40" w:before="40"/>
       </w:pPr>
@@ -1271,9 +1275,10 @@
     <w:p>
       <w:pPr>
         <w:pStyle w:val="ListParagraph"/>
+        <w:keepNext/>
         <w:numPr>
           <w:ilvl w:val="0"/>
-          <w:numId w:val="2"/>
+          <w:numId w:val="42"/>
         </w:numPr>
         <w:spacing w:after="40" w:before="40"/>
       </w:pPr>
@@ -1289,9 +1294,10 @@
     <w:p>
       <w:pPr>
         <w:pStyle w:val="ListParagraph"/>
+        <w:keepNext/>
         <w:numPr>
           <w:ilvl w:val="0"/>
-          <w:numId w:val="2"/>
+          <w:numId w:val="42"/>
         </w:numPr>
         <w:spacing w:after="40" w:before="40"/>
       </w:pPr>
@@ -1318,7 +1324,7 @@
           <w:sz w:val="18"/>
           <w:szCs w:val="18"/>
         </w:rPr>
-        <w:t xml:space="preserve">  [화면: /auth 페이지: 회원가입 폼]</w:t>
+        <w:t xml:space="preserve">  [화면: /signup 페이지: 회원가입 양식]</w:t>
       </w:r>
     </w:p>
     <w:p>
@@ -1337,7 +1343,7 @@
           <w:sz w:val="18"/>
           <w:szCs w:val="18"/>
         </w:rPr>
-        <w:t xml:space="preserve">  소셜 로그인(Google, Kakao)으로도 가입 가능하다.</w:t>
+        <w:t xml:space="preserve">  소셜 로그인(Google, Apple)으로도 가입 가능하다.</w:t>
       </w:r>
     </w:p>
     <w:p>
@@ -1348,6 +1354,7 @@
     <w:p>
       <w:pPr>
         <w:pStyle w:val="Heading3"/>
+        <w:keepNext/>
         <w:spacing w:after="60" w:before="160"/>
       </w:pPr>
       <w:r>
@@ -1365,9 +1372,10 @@
     <w:p>
       <w:pPr>
         <w:pStyle w:val="ListParagraph"/>
+        <w:keepNext/>
         <w:numPr>
           <w:ilvl w:val="0"/>
-          <w:numId w:val="2"/>
+          <w:numId w:val="43"/>
         </w:numPr>
         <w:spacing w:after="40" w:before="40"/>
       </w:pPr>
@@ -1383,9 +1391,10 @@
     <w:p>
       <w:pPr>
         <w:pStyle w:val="ListParagraph"/>
+        <w:keepNext/>
         <w:numPr>
           <w:ilvl w:val="0"/>
-          <w:numId w:val="2"/>
+          <w:numId w:val="43"/>
         </w:numPr>
         <w:spacing w:after="40" w:before="40"/>
       </w:pPr>
@@ -1401,9 +1410,10 @@
     <w:p>
       <w:pPr>
         <w:pStyle w:val="ListParagraph"/>
+        <w:keepNext/>
         <w:numPr>
           <w:ilvl w:val="0"/>
-          <w:numId w:val="2"/>
+          <w:numId w:val="43"/>
         </w:numPr>
         <w:spacing w:after="40" w:before="40"/>
       </w:pPr>
@@ -1484,7 +1494,7 @@
           <w:sz w:val="20"/>
           <w:szCs w:val="20"/>
         </w:rPr>
-        <w:t xml:space="preserve">인테이크 폼은 암환자가 상담을 신청하기 위해 작성하는 5단계 정보 입력 양식이다.</w:t>
+        <w:t>문의 접수는 두 단계로 나뉜다. 1단계에서 연락에 필요한 최소 정보만 받아 접수를 마치고, 2단계(/inquiry/intake)에서 대학병원 의뢰에 필요한 자료를 추가로 받는다. 자료가 없어 접수 자체를 못 하는 일을 없애기 위한 구조다.</w:t>
       </w:r>
     </w:p>
     <w:p>
@@ -1495,6 +1505,7 @@
     <w:p>
       <w:pPr>
         <w:pStyle w:val="Heading3"/>
+        <w:keepNext/>
         <w:spacing w:after="60" w:before="160"/>
       </w:pPr>
       <w:r>
@@ -1512,9 +1523,10 @@
     <w:p>
       <w:pPr>
         <w:pStyle w:val="ListParagraph"/>
+        <w:keepNext/>
         <w:numPr>
           <w:ilvl w:val="0"/>
-          <w:numId w:val="2"/>
+          <w:numId w:val="44"/>
         </w:numPr>
         <w:spacing w:after="40" w:before="40"/>
       </w:pPr>
@@ -1530,9 +1542,10 @@
     <w:p>
       <w:pPr>
         <w:pStyle w:val="ListParagraph"/>
+        <w:keepNext/>
         <w:numPr>
           <w:ilvl w:val="0"/>
-          <w:numId w:val="2"/>
+          <w:numId w:val="44"/>
         </w:numPr>
         <w:spacing w:after="40" w:before="40"/>
       </w:pPr>
@@ -1621,6 +1634,7 @@
           </w:tcPr>
           <w:p>
             <w:pPr>
+              <w:keepNext/>
               <w:jc w:val="center"/>
             </w:pPr>
             <w:r>
@@ -1655,6 +1669,7 @@
           </w:tcPr>
           <w:p>
             <w:pPr>
+              <w:keepNext/>
               <w:jc w:val="center"/>
             </w:pPr>
             <w:r>
@@ -1689,6 +1704,7 @@
           </w:tcPr>
           <w:p>
             <w:pPr>
+              <w:keepNext/>
               <w:jc w:val="center"/>
             </w:pPr>
             <w:r>
@@ -1725,6 +1741,7 @@
           </w:tcPr>
           <w:p>
             <w:pPr>
+              <w:keepNext/>
               <w:jc w:val="left"/>
             </w:pPr>
             <w:r>
@@ -1758,6 +1775,7 @@
           </w:tcPr>
           <w:p>
             <w:pPr>
+              <w:keepNext/>
               <w:jc w:val="left"/>
             </w:pPr>
             <w:r>
@@ -1791,6 +1809,7 @@
           </w:tcPr>
           <w:p>
             <w:pPr>
+              <w:keepNext/>
               <w:jc w:val="left"/>
             </w:pPr>
             <w:r>
@@ -1826,6 +1845,7 @@
           </w:tcPr>
           <w:p>
             <w:pPr>
+              <w:keepNext/>
               <w:jc w:val="left"/>
             </w:pPr>
             <w:r>
@@ -1859,6 +1879,7 @@
           </w:tcPr>
           <w:p>
             <w:pPr>
+              <w:keepNext/>
               <w:jc w:val="left"/>
             </w:pPr>
             <w:r>
@@ -1892,6 +1913,7 @@
           </w:tcPr>
           <w:p>
             <w:pPr>
+              <w:keepNext/>
               <w:jc w:val="left"/>
             </w:pPr>
             <w:r>
@@ -1927,6 +1949,7 @@
           </w:tcPr>
           <w:p>
             <w:pPr>
+              <w:keepNext/>
               <w:jc w:val="left"/>
             </w:pPr>
             <w:r>
@@ -1960,6 +1983,7 @@
           </w:tcPr>
           <w:p>
             <w:pPr>
+              <w:keepNext/>
               <w:jc w:val="left"/>
             </w:pPr>
             <w:r>
@@ -1993,6 +2017,7 @@
           </w:tcPr>
           <w:p>
             <w:pPr>
+              <w:keepNext/>
               <w:jc w:val="left"/>
             </w:pPr>
             <w:r>
@@ -2003,7 +2028,7 @@
                 <w:sz w:val="18"/>
                 <w:szCs w:val="18"/>
               </w:rPr>
-              <w:t xml:space="preserve">CT/MRI/혈액검사 등 파일 첨부 (PDF·JPEG·PNG, 최대 50MB)</w:t>
+              <w:t>CT/MRI/혈액검사 등 파일 첨부 (PDF·JPEG·PNG, 최대 10개·건당 200MB)</w:t>
             </w:r>
           </w:p>
         </w:tc>
@@ -2028,6 +2053,7 @@
           </w:tcPr>
           <w:p>
             <w:pPr>
+              <w:keepNext/>
               <w:jc w:val="left"/>
             </w:pPr>
             <w:r>
@@ -2061,6 +2087,7 @@
           </w:tcPr>
           <w:p>
             <w:pPr>
+              <w:keepNext/>
               <w:jc w:val="left"/>
             </w:pPr>
             <w:r>
@@ -2094,6 +2121,7 @@
           </w:tcPr>
           <w:p>
             <w:pPr>
+              <w:keepNext/>
               <w:jc w:val="left"/>
             </w:pPr>
             <w:r>
@@ -2232,6 +2260,7 @@
     </w:p>
     <w:p>
       <w:pPr>
+        <w:keepNext/>
         <w:pBdr>
           <w:left w:val="single" w:color="1976D2" w:sz="8" w:space="4"/>
         </w:pBdr>
@@ -2246,7 +2275,7 @@
           <w:sz w:val="18"/>
           <w:szCs w:val="18"/>
         </w:rPr>
-        <w:t xml:space="preserve">  Step 도중 저장된 진행 내용은 자동 저장된다. 브라우저를 닫아도 이어서 작성 가능하다 [TODO: 자동 저장 기능 구현 예정].</w:t>
+        <w:t xml:space="preserve">  1단계만 채워도 접수가 완료되며, 2단계는 접수 번호와 접근 토큰으로 나중에 이어서 작성할 수 있다.</w:t>
       </w:r>
     </w:p>
     <w:p>
@@ -2291,6 +2320,7 @@
     <w:p>
       <w:pPr>
         <w:pStyle w:val="Heading3"/>
+        <w:keepNext/>
         <w:spacing w:after="60" w:before="160"/>
       </w:pPr>
       <w:r>
@@ -2308,9 +2338,10 @@
     <w:p>
       <w:pPr>
         <w:pStyle w:val="ListParagraph"/>
+        <w:keepNext/>
         <w:numPr>
           <w:ilvl w:val="0"/>
-          <w:numId w:val="2"/>
+          <w:numId w:val="45"/>
         </w:numPr>
         <w:spacing w:after="40" w:before="40"/>
       </w:pPr>
@@ -2326,9 +2357,10 @@
     <w:p>
       <w:pPr>
         <w:pStyle w:val="ListParagraph"/>
+        <w:keepNext/>
         <w:numPr>
           <w:ilvl w:val="0"/>
-          <w:numId w:val="2"/>
+          <w:numId w:val="45"/>
         </w:numPr>
         <w:spacing w:after="40" w:before="40"/>
       </w:pPr>
@@ -2344,9 +2376,10 @@
     <w:p>
       <w:pPr>
         <w:pStyle w:val="ListParagraph"/>
+        <w:keepNext/>
         <w:numPr>
           <w:ilvl w:val="0"/>
-          <w:numId w:val="2"/>
+          <w:numId w:val="45"/>
         </w:numPr>
         <w:spacing w:after="40" w:before="40"/>
       </w:pPr>
@@ -2362,9 +2395,10 @@
     <w:p>
       <w:pPr>
         <w:pStyle w:val="ListParagraph"/>
+        <w:keepNext/>
         <w:numPr>
           <w:ilvl w:val="0"/>
-          <w:numId w:val="2"/>
+          <w:numId w:val="45"/>
         </w:numPr>
         <w:spacing w:after="40" w:before="40"/>
       </w:pPr>
@@ -2380,9 +2414,10 @@
     <w:p>
       <w:pPr>
         <w:pStyle w:val="ListParagraph"/>
+        <w:keepNext/>
         <w:numPr>
           <w:ilvl w:val="0"/>
-          <w:numId w:val="2"/>
+          <w:numId w:val="45"/>
         </w:numPr>
         <w:spacing w:after="40" w:before="40"/>
       </w:pPr>
@@ -2392,7 +2427,7 @@
           <w:sz w:val="20"/>
           <w:szCs w:val="20"/>
         </w:rPr>
-        <w:t xml:space="preserve">상담 종료 후 [상담 종료] 버튼을 클릭한다.</w:t>
+        <w:t>상담이 끝나면 도구 막대의 [종료]를 누른다.</w:t>
       </w:r>
     </w:p>
     <w:p>
@@ -2409,7 +2444,7 @@
           <w:sz w:val="18"/>
           <w:szCs w:val="18"/>
         </w:rPr>
-        <w:t xml:space="preserve">  [화면: /telemedicine/[room] 페이지: 화상상담 화면]</w:t>
+        <w:t xml:space="preserve">  [화면: /consultation/[id] 페이지: 화상 상담방(초대링크로 입장)]</w:t>
       </w:r>
     </w:p>
     <w:p>
@@ -2447,7 +2482,7 @@
           <w:sz w:val="18"/>
           <w:szCs w:val="18"/>
         </w:rPr>
-        <w:t xml:space="preserve">  화상 중 번역 자막 기능은 현재 개발 중이며 2026년 5월 적용 예정이다 [진행 중].</w:t>
+        <w:t xml:space="preserve">  화상 중 실시간 번역 자막은 실서비스에서 가동 중이다(자막 켜기 단추를 누를 때만 켜진다).</w:t>
       </w:r>
     </w:p>
     <w:p>
@@ -2508,6 +2543,7 @@
           </w:tcPr>
           <w:p>
             <w:pPr>
+              <w:keepNext/>
               <w:jc w:val="center"/>
             </w:pPr>
             <w:r>
@@ -2542,6 +2578,7 @@
           </w:tcPr>
           <w:p>
             <w:pPr>
+              <w:keepNext/>
               <w:jc w:val="center"/>
             </w:pPr>
             <w:r>
@@ -2578,6 +2615,7 @@
           </w:tcPr>
           <w:p>
             <w:pPr>
+              <w:keepNext/>
               <w:jc w:val="left"/>
             </w:pPr>
             <w:r>
@@ -2611,6 +2649,7 @@
           </w:tcPr>
           <w:p>
             <w:pPr>
+              <w:keepNext/>
               <w:jc w:val="left"/>
             </w:pPr>
             <w:r>
@@ -2646,6 +2685,7 @@
           </w:tcPr>
           <w:p>
             <w:pPr>
+              <w:keepNext/>
               <w:jc w:val="left"/>
             </w:pPr>
             <w:r>
@@ -2679,6 +2719,7 @@
           </w:tcPr>
           <w:p>
             <w:pPr>
+              <w:keepNext/>
               <w:jc w:val="left"/>
             </w:pPr>
             <w:r>
@@ -2714,6 +2755,7 @@
           </w:tcPr>
           <w:p>
             <w:pPr>
+              <w:keepNext/>
               <w:jc w:val="left"/>
             </w:pPr>
             <w:r>
@@ -2747,6 +2789,7 @@
           </w:tcPr>
           <w:p>
             <w:pPr>
+              <w:keepNext/>
               <w:jc w:val="left"/>
             </w:pPr>
             <w:r>
@@ -2782,6 +2825,7 @@
           </w:tcPr>
           <w:p>
             <w:pPr>
+              <w:keepNext/>
               <w:jc w:val="left"/>
             </w:pPr>
             <w:r>
@@ -2815,6 +2859,7 @@
           </w:tcPr>
           <w:p>
             <w:pPr>
+              <w:keepNext/>
               <w:jc w:val="left"/>
             </w:pPr>
             <w:r>
@@ -2825,7 +2870,7 @@
                 <w:sz w:val="18"/>
                 <w:szCs w:val="18"/>
               </w:rPr>
-              <w:t xml:space="preserve">의료 기록 화면 공유 가능 (PC 전용)</w:t>
+              <w:t>의료 기록 화면 공유 (PC 전용)</w:t>
             </w:r>
           </w:p>
         </w:tc>
@@ -2893,7 +2938,7 @@
                 <w:sz w:val="18"/>
                 <w:szCs w:val="18"/>
               </w:rPr>
-              <w:t>실시간 번역 자막 [2026년 5월 예정: 진행 중]</w:t>
+              <w:t>상대 발화를 내 언어로 표시. 자막 단추를 누를 때만 켜진다</w:t>
             </w:r>
           </w:p>
         </w:tc>
@@ -2924,6 +2969,7 @@
     <w:p>
       <w:pPr>
         <w:pStyle w:val="Heading3"/>
+        <w:keepNext/>
         <w:spacing w:after="60" w:before="160"/>
       </w:pPr>
       <w:r>
@@ -2941,9 +2987,10 @@
     <w:p>
       <w:pPr>
         <w:pStyle w:val="ListParagraph"/>
+        <w:keepNext/>
         <w:numPr>
           <w:ilvl w:val="0"/>
-          <w:numId w:val="2"/>
+          <w:numId w:val="46"/>
         </w:numPr>
         <w:spacing w:after="40" w:before="40"/>
       </w:pPr>
@@ -2953,15 +3000,16 @@
           <w:sz w:val="20"/>
           <w:szCs w:val="20"/>
         </w:rPr>
-        <w:t xml:space="preserve">환자 대시보드(/patient) 접속 후 [의료 기록] 메뉴 클릭</w:t>
+        <w:t>환자 대시보드(/patient)에서 빠른 메뉴 [의료 문서] 클릭</w:t>
       </w:r>
     </w:p>
     <w:p>
       <w:pPr>
         <w:pStyle w:val="ListParagraph"/>
+        <w:keepNext/>
         <w:numPr>
           <w:ilvl w:val="0"/>
-          <w:numId w:val="2"/>
+          <w:numId w:val="46"/>
         </w:numPr>
         <w:spacing w:after="40" w:before="40"/>
       </w:pPr>
@@ -2971,15 +3019,16 @@
           <w:sz w:val="20"/>
           <w:szCs w:val="20"/>
         </w:rPr>
-        <w:t xml:space="preserve">[파일 추가] 버튼 클릭 또는 파일을 드래그앤드롭</w:t>
+        <w:t>「연결할 상담」을 고르고, 점선 상자에 파일을 끌어다 놓거나 상자를 클릭해 파일 선택</w:t>
       </w:r>
     </w:p>
     <w:p>
       <w:pPr>
         <w:pStyle w:val="ListParagraph"/>
+        <w:keepNext/>
         <w:numPr>
           <w:ilvl w:val="0"/>
-          <w:numId w:val="2"/>
+          <w:numId w:val="46"/>
         </w:numPr>
         <w:spacing w:after="40" w:before="40"/>
       </w:pPr>
@@ -2989,15 +3038,16 @@
           <w:sz w:val="20"/>
           <w:szCs w:val="20"/>
         </w:rPr>
-        <w:t xml:space="preserve">지원 형식: DICOM, JPEG, PNG, PDF (파일당 최대 50MB)</w:t>
+        <w:t>「문서 유형」(진단서·검사 결과·영상(CT/MRI)·처방전·기타)을 고르고 필요하면 설명을 적는다</w:t>
       </w:r>
     </w:p>
     <w:p>
       <w:pPr>
         <w:pStyle w:val="ListParagraph"/>
+        <w:keepNext/>
         <w:numPr>
           <w:ilvl w:val="0"/>
-          <w:numId w:val="2"/>
+          <w:numId w:val="46"/>
         </w:numPr>
         <w:spacing w:after="40" w:before="40"/>
       </w:pPr>
@@ -3007,7 +3057,7 @@
           <w:sz w:val="20"/>
           <w:szCs w:val="20"/>
         </w:rPr>
-        <w:t xml:space="preserve">업로드 완료 시 파일 목록에 표시되고 코디네이터에게 알림이 발송된다.</w:t>
+        <w:t>지원 형식은 PDF·JPG·PNG·WebP·Word·DICOM, 파일당 최대 200MB. 업로드하면 「내 문서」 목록에 뜨고 코디네이터에게 알림이 간다.</w:t>
       </w:r>
     </w:p>
     <w:p>
@@ -3030,6 +3080,7 @@
     <w:p>
       <w:pPr>
         <w:pStyle w:val="Heading3"/>
+        <w:keepNext/>
         <w:spacing w:after="60" w:before="160"/>
       </w:pPr>
       <w:r>
@@ -3047,9 +3098,10 @@
     <w:p>
       <w:pPr>
         <w:pStyle w:val="ListParagraph"/>
+        <w:keepNext/>
         <w:numPr>
           <w:ilvl w:val="0"/>
-          <w:numId w:val="2"/>
+          <w:numId w:val="47"/>
         </w:numPr>
         <w:spacing w:after="40" w:before="40"/>
       </w:pPr>
@@ -3059,7 +3111,26 @@
           <w:sz w:val="20"/>
           <w:szCs w:val="20"/>
         </w:rPr>
-        <w:t xml:space="preserve">환자 대시보드 [의료 기록] 탭에서 업로드된 파일 목록 확인</w:t>
+        <w:t>「의료 문서」 화면 아래 「내 문서」에서 올린 파일 목록 확인</w:t>
+      </w:r>
+    </w:p>
+    <w:p>
+      <w:pPr>
+        <w:pStyle w:val="ListParagraph"/>
+        <w:keepNext/>
+        <w:numPr>
+          <w:ilvl w:val="0"/>
+          <w:numId w:val="47"/>
+        </w:numPr>
+        <w:spacing w:after="40" w:before="40"/>
+      </w:pPr>
+      <w:r>
+        <w:rPr>
+          <w:rFonts w:ascii="맑은 고딕" w:cs="맑은 고딕" w:eastAsia="맑은 고딕" w:hAnsi="맑은 고딕"/>
+          <w:sz w:val="20"/>
+          <w:szCs w:val="20"/>
+        </w:rPr>
+        <w:t>파일 오른쪽 [보기]를 누르면 내려받거나 미리 볼 수 있다</w:t>
       </w:r>
     </w:p>
     <w:p>
@@ -3067,7 +3138,7 @@
         <w:pStyle w:val="ListParagraph"/>
         <w:numPr>
           <w:ilvl w:val="0"/>
-          <w:numId w:val="2"/>
+          <w:numId w:val="47"/>
         </w:numPr>
         <w:spacing w:after="40" w:before="40"/>
       </w:pPr>
@@ -3077,25 +3148,7 @@
           <w:sz w:val="20"/>
           <w:szCs w:val="20"/>
         </w:rPr>
-        <w:t xml:space="preserve">파일명 클릭 시 다운로드 또는 미리보기</w:t>
-      </w:r>
-    </w:p>
-    <w:p>
-      <w:pPr>
-        <w:pStyle w:val="ListParagraph"/>
-        <w:numPr>
-          <w:ilvl w:val="0"/>
-          <w:numId w:val="2"/>
-        </w:numPr>
-        <w:spacing w:after="40" w:before="40"/>
-      </w:pPr>
-      <w:r>
-        <w:rPr>
-          <w:rFonts w:ascii="맑은 고딕" w:cs="맑은 고딕" w:eastAsia="맑은 고딕" w:hAnsi="맑은 고딕"/>
-          <w:sz w:val="20"/>
-          <w:szCs w:val="20"/>
-        </w:rPr>
-        <w:t xml:space="preserve">코디네이터가 검토 의견을 추가한 경우 해당 파일에 메모 표시</w:t>
+        <w:t>파일마다 문서 유형·연결된 상담·용량이 함께 표시된다</w:t>
       </w:r>
     </w:p>
     <w:p>
@@ -3125,6 +3178,7 @@
     <w:p>
       <w:pPr>
         <w:pStyle w:val="Heading2"/>
+        <w:keepNext/>
         <w:spacing w:after="80" w:before="240"/>
       </w:pPr>
       <w:r>
@@ -3142,9 +3196,10 @@
     <w:p>
       <w:pPr>
         <w:pStyle w:val="ListParagraph"/>
+        <w:keepNext/>
         <w:numPr>
           <w:ilvl w:val="0"/>
-          <w:numId w:val="2"/>
+          <w:numId w:val="48"/>
         </w:numPr>
         <w:spacing w:after="40" w:before="40"/>
       </w:pPr>
@@ -3154,15 +3209,16 @@
           <w:sz w:val="20"/>
           <w:szCs w:val="20"/>
         </w:rPr>
-        <w:t xml:space="preserve">화면 우측 상단 언어 선택 버튼(국기 아이콘) 클릭</w:t>
+        <w:t>화면 우측 상단 [언어 변경] 버튼 클릭</w:t>
       </w:r>
     </w:p>
     <w:p>
       <w:pPr>
         <w:pStyle w:val="ListParagraph"/>
+        <w:keepNext/>
         <w:numPr>
           <w:ilvl w:val="0"/>
-          <w:numId w:val="2"/>
+          <w:numId w:val="48"/>
         </w:numPr>
         <w:spacing w:after="40" w:before="40"/>
       </w:pPr>
@@ -3178,9 +3234,10 @@
     <w:p>
       <w:pPr>
         <w:pStyle w:val="ListParagraph"/>
+        <w:keepNext/>
         <w:numPr>
           <w:ilvl w:val="0"/>
-          <w:numId w:val="2"/>
+          <w:numId w:val="48"/>
         </w:numPr>
         <w:spacing w:after="40" w:before="40"/>
       </w:pPr>
@@ -3226,7 +3283,7 @@
           <w:sz w:val="18"/>
           <w:szCs w:val="18"/>
         </w:rPr>
-        <w:t xml:space="preserve">  러시아어(/ru)와 카자흐어(/kk) 번역은 현재 일부 완성 상태이다. 2026년 6월 전면 완성 예정 [진행 중].</w:t>
+        <w:t xml:space="preserve">  러시아어(/ru)·카자흐어(/kz) 번역은 전 문구 완성 상태이며, 누락 여부를 자동 검사로 상시 확인한다.</w:t>
       </w:r>
     </w:p>
     <w:p>
@@ -3270,6 +3327,7 @@
     </w:p>
     <w:p>
       <w:pPr>
+        <w:keepNext/>
         <w:spacing w:after="60" w:before="60"/>
       </w:pPr>
       <w:r>
@@ -3279,6 +3337,63 @@
           <w:szCs w:val="20"/>
         </w:rPr>
         <w:t xml:space="preserve">다음 이벤트에서 자동 이메일이 발송된다:</w:t>
+      </w:r>
+    </w:p>
+    <w:p>
+      <w:pPr>
+        <w:pStyle w:val="ListParagraph"/>
+        <w:keepNext/>
+        <w:numPr>
+          <w:ilvl w:val="0"/>
+          <w:numId w:val="49"/>
+        </w:numPr>
+        <w:spacing w:after="40" w:before="40"/>
+      </w:pPr>
+      <w:r>
+        <w:rPr>
+          <w:rFonts w:ascii="맑은 고딕" w:cs="맑은 고딕" w:eastAsia="맑은 고딕" w:hAnsi="맑은 고딕"/>
+          <w:sz w:val="20"/>
+          <w:szCs w:val="20"/>
+        </w:rPr>
+        <w:t>인테이크 폼 제출 완료: 접수 확인 이메일</w:t>
+      </w:r>
+    </w:p>
+    <w:p>
+      <w:pPr>
+        <w:pStyle w:val="ListParagraph"/>
+        <w:keepNext/>
+        <w:numPr>
+          <w:ilvl w:val="0"/>
+          <w:numId w:val="49"/>
+        </w:numPr>
+        <w:spacing w:after="40" w:before="40"/>
+      </w:pPr>
+      <w:r>
+        <w:rPr>
+          <w:rFonts w:ascii="맑은 고딕" w:cs="맑은 고딕" w:eastAsia="맑은 고딕" w:hAnsi="맑은 고딕"/>
+          <w:sz w:val="20"/>
+          <w:szCs w:val="20"/>
+        </w:rPr>
+        <w:t>화상상담 일정 확정: 링크 포함 안내 이메일</w:t>
+      </w:r>
+    </w:p>
+    <w:p>
+      <w:pPr>
+        <w:pStyle w:val="ListParagraph"/>
+        <w:keepNext/>
+        <w:numPr>
+          <w:ilvl w:val="0"/>
+          <w:numId w:val="49"/>
+        </w:numPr>
+        <w:spacing w:after="40" w:before="40"/>
+      </w:pPr>
+      <w:r>
+        <w:rPr>
+          <w:rFonts w:ascii="맑은 고딕" w:cs="맑은 고딕" w:eastAsia="맑은 고딕" w:hAnsi="맑은 고딕"/>
+          <w:sz w:val="20"/>
+          <w:szCs w:val="20"/>
+        </w:rPr>
+        <w:t>코디네이터 메시지 수신: 새 메시지 알림</w:t>
       </w:r>
     </w:p>
     <w:p>
@@ -3286,7 +3401,7 @@
         <w:pStyle w:val="ListParagraph"/>
         <w:numPr>
           <w:ilvl w:val="0"/>
-          <w:numId w:val="3"/>
+          <w:numId w:val="49"/>
         </w:numPr>
         <w:spacing w:after="40" w:before="40"/>
       </w:pPr>
@@ -3296,61 +3411,7 @@
           <w:sz w:val="20"/>
           <w:szCs w:val="20"/>
         </w:rPr>
-        <w:t>인테이크 폼 제출 완료: 접수 확인 이메일</w:t>
-      </w:r>
-    </w:p>
-    <w:p>
-      <w:pPr>
-        <w:pStyle w:val="ListParagraph"/>
-        <w:numPr>
-          <w:ilvl w:val="0"/>
-          <w:numId w:val="3"/>
-        </w:numPr>
-        <w:spacing w:after="40" w:before="40"/>
-      </w:pPr>
-      <w:r>
-        <w:rPr>
-          <w:rFonts w:ascii="맑은 고딕" w:cs="맑은 고딕" w:eastAsia="맑은 고딕" w:hAnsi="맑은 고딕"/>
-          <w:sz w:val="20"/>
-          <w:szCs w:val="20"/>
-        </w:rPr>
-        <w:t>화상상담 일정 확정: 링크 포함 안내 이메일</w:t>
-      </w:r>
-    </w:p>
-    <w:p>
-      <w:pPr>
-        <w:pStyle w:val="ListParagraph"/>
-        <w:numPr>
-          <w:ilvl w:val="0"/>
-          <w:numId w:val="3"/>
-        </w:numPr>
-        <w:spacing w:after="40" w:before="40"/>
-      </w:pPr>
-      <w:r>
-        <w:rPr>
-          <w:rFonts w:ascii="맑은 고딕" w:cs="맑은 고딕" w:eastAsia="맑은 고딕" w:hAnsi="맑은 고딕"/>
-          <w:sz w:val="20"/>
-          <w:szCs w:val="20"/>
-        </w:rPr>
-        <w:t>코디네이터 메시지 수신: 새 메시지 알림</w:t>
-      </w:r>
-    </w:p>
-    <w:p>
-      <w:pPr>
-        <w:pStyle w:val="ListParagraph"/>
-        <w:numPr>
-          <w:ilvl w:val="0"/>
-          <w:numId w:val="3"/>
-        </w:numPr>
-        <w:spacing w:after="40" w:before="40"/>
-      </w:pPr>
-      <w:r>
-        <w:rPr>
-          <w:rFonts w:ascii="맑은 고딕" w:cs="맑은 고딕" w:eastAsia="맑은 고딕" w:hAnsi="맑은 고딕"/>
-          <w:sz w:val="20"/>
-          <w:szCs w:val="20"/>
-        </w:rPr>
-        <w:t>예약 D-1 리마인더 [2026년 6월 예정: 진행 중]</w:t>
+        <w:t>예약 리마인더: 정기 자동 발송</w:t>
       </w:r>
     </w:p>
     <w:p>
@@ -3361,6 +3422,7 @@
     <w:p>
       <w:pPr>
         <w:pStyle w:val="Heading3"/>
+        <w:keepNext/>
         <w:spacing w:after="60" w:before="160"/>
       </w:pPr>
       <w:r>
@@ -3378,9 +3440,10 @@
     <w:p>
       <w:pPr>
         <w:pStyle w:val="ListParagraph"/>
+        <w:keepNext/>
         <w:numPr>
           <w:ilvl w:val="0"/>
-          <w:numId w:val="2"/>
+          <w:numId w:val="50"/>
         </w:numPr>
         <w:spacing w:after="40" w:before="40"/>
       </w:pPr>
@@ -3390,15 +3453,16 @@
           <w:sz w:val="20"/>
           <w:szCs w:val="20"/>
         </w:rPr>
-        <w:t xml:space="preserve">환자 대시보드(/patient) 상단 메시지 아이콘 클릭</w:t>
+        <w:t>환자 대시보드(/patient) 상단 알림 아이콘(읽지 않은 개수 표시) 클릭</w:t>
       </w:r>
     </w:p>
     <w:p>
       <w:pPr>
         <w:pStyle w:val="ListParagraph"/>
+        <w:keepNext/>
         <w:numPr>
           <w:ilvl w:val="0"/>
-          <w:numId w:val="2"/>
+          <w:numId w:val="50"/>
         </w:numPr>
         <w:spacing w:after="40" w:before="40"/>
       </w:pPr>
@@ -3414,9 +3478,10 @@
     <w:p>
       <w:pPr>
         <w:pStyle w:val="ListParagraph"/>
+        <w:keepNext/>
         <w:numPr>
           <w:ilvl w:val="0"/>
-          <w:numId w:val="2"/>
+          <w:numId w:val="50"/>
         </w:numPr>
         <w:spacing w:after="40" w:before="40"/>
       </w:pPr>
@@ -3447,12 +3512,8 @@
       </w:r>
     </w:p>
     <w:p>
-      <w:r>
-        <w:br w:type="page"/>
-      </w:r>
-    </w:p>
-    <w:p>
-      <w:pPr>
+      <w:pPr>
+        <w:pageBreakBefore/>
         <w:shd w:fill="1F4E79" w:val="clear"/>
         <w:spacing w:after="240" w:before="0"/>
       </w:pPr>
@@ -3476,6 +3537,7 @@
     <w:p>
       <w:pPr>
         <w:pStyle w:val="Heading2"/>
+        <w:keepNext/>
         <w:spacing w:after="80" w:before="240"/>
       </w:pPr>
       <w:r>
@@ -3493,9 +3555,10 @@
     <w:p>
       <w:pPr>
         <w:pStyle w:val="ListParagraph"/>
+        <w:keepNext/>
         <w:numPr>
           <w:ilvl w:val="0"/>
-          <w:numId w:val="2"/>
+          <w:numId w:val="51"/>
         </w:numPr>
         <w:spacing w:after="40" w:before="40"/>
       </w:pPr>
@@ -3511,9 +3574,10 @@
     <w:p>
       <w:pPr>
         <w:pStyle w:val="ListParagraph"/>
+        <w:keepNext/>
         <w:numPr>
           <w:ilvl w:val="0"/>
-          <w:numId w:val="2"/>
+          <w:numId w:val="51"/>
         </w:numPr>
         <w:spacing w:after="40" w:before="40"/>
       </w:pPr>
@@ -3545,6 +3609,7 @@
     </w:p>
     <w:p>
       <w:pPr>
+        <w:keepNext/>
         <w:spacing w:after="60" w:before="60"/>
       </w:pPr>
       <w:r>
@@ -3554,6 +3619,63 @@
           <w:szCs w:val="20"/>
         </w:rPr>
         <w:t xml:space="preserve">대시보드 구성:</w:t>
+      </w:r>
+    </w:p>
+    <w:p>
+      <w:pPr>
+        <w:pStyle w:val="ListParagraph"/>
+        <w:keepNext/>
+        <w:numPr>
+          <w:ilvl w:val="0"/>
+          <w:numId w:val="52"/>
+        </w:numPr>
+        <w:spacing w:after="40" w:before="40"/>
+      </w:pPr>
+      <w:r>
+        <w:rPr>
+          <w:rFonts w:ascii="맑은 고딕" w:cs="맑은 고딕" w:eastAsia="맑은 고딕" w:hAnsi="맑은 고딕"/>
+          <w:sz w:val="20"/>
+          <w:szCs w:val="20"/>
+        </w:rPr>
+        <w:t>대기 중인 문의 건수</w:t>
+      </w:r>
+    </w:p>
+    <w:p>
+      <w:pPr>
+        <w:pStyle w:val="ListParagraph"/>
+        <w:keepNext/>
+        <w:numPr>
+          <w:ilvl w:val="0"/>
+          <w:numId w:val="52"/>
+        </w:numPr>
+        <w:spacing w:after="40" w:before="40"/>
+      </w:pPr>
+      <w:r>
+        <w:rPr>
+          <w:rFonts w:ascii="맑은 고딕" w:cs="맑은 고딕" w:eastAsia="맑은 고딕" w:hAnsi="맑은 고딕"/>
+          <w:sz w:val="20"/>
+          <w:szCs w:val="20"/>
+        </w:rPr>
+        <w:t>오늘 상담 건수</w:t>
+      </w:r>
+    </w:p>
+    <w:p>
+      <w:pPr>
+        <w:pStyle w:val="ListParagraph"/>
+        <w:keepNext/>
+        <w:numPr>
+          <w:ilvl w:val="0"/>
+          <w:numId w:val="52"/>
+        </w:numPr>
+        <w:spacing w:after="40" w:before="40"/>
+      </w:pPr>
+      <w:r>
+        <w:rPr>
+          <w:rFonts w:ascii="맑은 고딕" w:cs="맑은 고딕" w:eastAsia="맑은 고딕" w:hAnsi="맑은 고딕"/>
+          <w:sz w:val="20"/>
+          <w:szCs w:val="20"/>
+        </w:rPr>
+        <w:t>예정 상담 건수</w:t>
       </w:r>
     </w:p>
     <w:p>
@@ -3561,7 +3683,7 @@
         <w:pStyle w:val="ListParagraph"/>
         <w:numPr>
           <w:ilvl w:val="0"/>
-          <w:numId w:val="3"/>
+          <w:numId w:val="52"/>
         </w:numPr>
         <w:spacing w:after="40" w:before="40"/>
       </w:pPr>
@@ -3571,61 +3693,7 @@
           <w:sz w:val="20"/>
           <w:szCs w:val="20"/>
         </w:rPr>
-        <w:t>신규 인테이크 수신 현황: 미배정 건수 표시</w:t>
-      </w:r>
-    </w:p>
-    <w:p>
-      <w:pPr>
-        <w:pStyle w:val="ListParagraph"/>
-        <w:numPr>
-          <w:ilvl w:val="0"/>
-          <w:numId w:val="3"/>
-        </w:numPr>
-        <w:spacing w:after="40" w:before="40"/>
-      </w:pPr>
-      <w:r>
-        <w:rPr>
-          <w:rFonts w:ascii="맑은 고딕" w:cs="맑은 고딕" w:eastAsia="맑은 고딕" w:hAnsi="맑은 고딕"/>
-          <w:sz w:val="20"/>
-          <w:szCs w:val="20"/>
-        </w:rPr>
-        <w:t xml:space="preserve">예정 화상상담 일정</w:t>
-      </w:r>
-    </w:p>
-    <w:p>
-      <w:pPr>
-        <w:pStyle w:val="ListParagraph"/>
-        <w:numPr>
-          <w:ilvl w:val="0"/>
-          <w:numId w:val="3"/>
-        </w:numPr>
-        <w:spacing w:after="40" w:before="40"/>
-      </w:pPr>
-      <w:r>
-        <w:rPr>
-          <w:rFonts w:ascii="맑은 고딕" w:cs="맑은 고딕" w:eastAsia="맑은 고딕" w:hAnsi="맑은 고딕"/>
-          <w:sz w:val="20"/>
-          <w:szCs w:val="20"/>
-        </w:rPr>
-        <w:t xml:space="preserve">미답변 메시지 수</w:t>
-      </w:r>
-    </w:p>
-    <w:p>
-      <w:pPr>
-        <w:pStyle w:val="ListParagraph"/>
-        <w:numPr>
-          <w:ilvl w:val="0"/>
-          <w:numId w:val="3"/>
-        </w:numPr>
-        <w:spacing w:after="40" w:before="40"/>
-      </w:pPr>
-      <w:r>
-        <w:rPr>
-          <w:rFonts w:ascii="맑은 고딕" w:cs="맑은 고딕" w:eastAsia="맑은 고딕" w:hAnsi="맑은 고딕"/>
-          <w:sz w:val="20"/>
-          <w:szCs w:val="20"/>
-        </w:rPr>
-        <w:t xml:space="preserve">월별 상담 건수 통계</w:t>
+        <w:t>긴급 알림(증상) 건수. 카드 아래에 예정 상담 목록과 바로가기가 이어진다</w:t>
       </w:r>
     </w:p>
     <w:p>
@@ -3636,6 +3704,7 @@
     <w:p>
       <w:pPr>
         <w:pStyle w:val="Heading2"/>
+        <w:keepNext/>
         <w:spacing w:after="80" w:before="240"/>
       </w:pPr>
       <w:r>
@@ -3653,9 +3722,10 @@
     <w:p>
       <w:pPr>
         <w:pStyle w:val="ListParagraph"/>
+        <w:keepNext/>
         <w:numPr>
           <w:ilvl w:val="0"/>
-          <w:numId w:val="2"/>
+          <w:numId w:val="53"/>
         </w:numPr>
         <w:spacing w:after="40" w:before="40"/>
       </w:pPr>
@@ -3665,15 +3735,16 @@
           <w:sz w:val="20"/>
           <w:szCs w:val="20"/>
         </w:rPr>
-        <w:t xml:space="preserve">좌측 사이드바 [환자 관리] 클릭</w:t>
+        <w:t>좌측 사이드바 [문의함] 클릭</w:t>
       </w:r>
     </w:p>
     <w:p>
       <w:pPr>
         <w:pStyle w:val="ListParagraph"/>
+        <w:keepNext/>
         <w:numPr>
           <w:ilvl w:val="0"/>
-          <w:numId w:val="2"/>
+          <w:numId w:val="53"/>
         </w:numPr>
         <w:spacing w:after="40" w:before="40"/>
       </w:pPr>
@@ -3683,15 +3754,16 @@
           <w:sz w:val="20"/>
           <w:szCs w:val="20"/>
         </w:rPr>
-        <w:t xml:space="preserve">환자 목록에서 이름 또는 인테이크 ID로 검색</w:t>
+        <w:t>목록 위 거르기 세 갈래(전체 / 추가 정보 필요 / 매칭 준비 완료)로 좁힌다. 각 갈래에 건수가 함께 뜬다</w:t>
       </w:r>
     </w:p>
     <w:p>
       <w:pPr>
         <w:pStyle w:val="ListParagraph"/>
+        <w:keepNext/>
         <w:numPr>
           <w:ilvl w:val="0"/>
-          <w:numId w:val="2"/>
+          <w:numId w:val="53"/>
         </w:numPr>
         <w:spacing w:after="40" w:before="40"/>
       </w:pPr>
@@ -3701,15 +3773,16 @@
           <w:sz w:val="20"/>
           <w:szCs w:val="20"/>
         </w:rPr>
-        <w:t xml:space="preserve">환자 이름 클릭 시 상세 페이지 이동</w:t>
+        <w:t>단계 기준일을 넘긴 케이스에는 「N일째 정체」 빨간 배지가 붙는다. 환자 이름을 누르면 케이스 상세로 이동</w:t>
       </w:r>
     </w:p>
     <w:p>
       <w:pPr>
         <w:pStyle w:val="ListParagraph"/>
+        <w:keepNext/>
         <w:numPr>
           <w:ilvl w:val="0"/>
-          <w:numId w:val="2"/>
+          <w:numId w:val="53"/>
         </w:numPr>
         <w:spacing w:after="40" w:before="40"/>
       </w:pPr>
@@ -3736,7 +3809,7 @@
           <w:sz w:val="18"/>
           <w:szCs w:val="18"/>
         </w:rPr>
-        <w:t xml:space="preserve">  [화면: /coordinator/patients/[id] 페이지]</w:t>
+        <w:t xml:space="preserve">  [화면: /coordinator/inbox/[번호] 페이지: 케이스 상세]</w:t>
       </w:r>
     </w:p>
     <w:p>
@@ -3766,6 +3839,7 @@
     <w:p>
       <w:pPr>
         <w:pStyle w:val="Heading2"/>
+        <w:keepNext/>
         <w:spacing w:after="80" w:before="240"/>
       </w:pPr>
       <w:r>
@@ -3783,9 +3857,10 @@
     <w:p>
       <w:pPr>
         <w:pStyle w:val="ListParagraph"/>
+        <w:keepNext/>
         <w:numPr>
           <w:ilvl w:val="0"/>
-          <w:numId w:val="2"/>
+          <w:numId w:val="54"/>
         </w:numPr>
         <w:spacing w:after="40" w:before="40"/>
       </w:pPr>
@@ -3795,15 +3870,16 @@
           <w:sz w:val="20"/>
           <w:szCs w:val="20"/>
         </w:rPr>
-        <w:t xml:space="preserve">[인테이크 관리] 메뉴에서 신규 접수 건 확인</w:t>
+        <w:t>[문의함]에서 신규 접수 건을 확인한 뒤 [의뢰·케이스/병원배정] 메뉴로 이동</w:t>
       </w:r>
     </w:p>
     <w:p>
       <w:pPr>
         <w:pStyle w:val="ListParagraph"/>
+        <w:keepNext/>
         <w:numPr>
           <w:ilvl w:val="0"/>
-          <w:numId w:val="2"/>
+          <w:numId w:val="54"/>
         </w:numPr>
         <w:spacing w:after="40" w:before="40"/>
       </w:pPr>
@@ -3819,9 +3895,10 @@
     <w:p>
       <w:pPr>
         <w:pStyle w:val="ListParagraph"/>
+        <w:keepNext/>
         <w:numPr>
           <w:ilvl w:val="0"/>
-          <w:numId w:val="2"/>
+          <w:numId w:val="54"/>
         </w:numPr>
         <w:spacing w:after="40" w:before="40"/>
       </w:pPr>
@@ -3831,15 +3908,16 @@
           <w:sz w:val="20"/>
           <w:szCs w:val="20"/>
         </w:rPr>
-        <w:t xml:space="preserve">[병원 매칭 AI 추천] 버튼 클릭 시 AI가 적합 병원 3개 추천</w:t>
+        <w:t>문의를 케이스로 전환한다. AI 케이스 브리프가 환자 요약·확인 포인트·주의사항 초안을 만들어 둔다</w:t>
       </w:r>
     </w:p>
     <w:p>
       <w:pPr>
         <w:pStyle w:val="ListParagraph"/>
+        <w:keepNext/>
         <w:numPr>
           <w:ilvl w:val="0"/>
-          <w:numId w:val="2"/>
+          <w:numId w:val="54"/>
         </w:numPr>
         <w:spacing w:after="40" w:before="40"/>
       </w:pPr>
@@ -3849,15 +3927,16 @@
           <w:sz w:val="20"/>
           <w:szCs w:val="20"/>
         </w:rPr>
-        <w:t xml:space="preserve">추천 결과 검토 후 [배정] 버튼으로 병원 및 의료진 배정</w:t>
+        <w:t>검토 후 적합한 제휴 병원을 배정한다</w:t>
       </w:r>
     </w:p>
     <w:p>
       <w:pPr>
         <w:pStyle w:val="ListParagraph"/>
+        <w:keepNext/>
         <w:numPr>
           <w:ilvl w:val="0"/>
-          <w:numId w:val="2"/>
+          <w:numId w:val="54"/>
         </w:numPr>
         <w:spacing w:after="40" w:before="40"/>
       </w:pPr>
@@ -3867,7 +3946,7 @@
           <w:sz w:val="20"/>
           <w:szCs w:val="20"/>
         </w:rPr>
-        <w:t xml:space="preserve">환자에게 배정 결과 이메일 자동 발송</w:t>
+        <w:t>배정 결과는 케이스 이력에 남고 담당자에게 알림이 간다</w:t>
       </w:r>
     </w:p>
     <w:p>
@@ -3884,7 +3963,7 @@
           <w:sz w:val="18"/>
           <w:szCs w:val="18"/>
         </w:rPr>
-        <w:t xml:space="preserve">  [화면: /coordinator/intakes 페이지]</w:t>
+        <w:t xml:space="preserve">  [화면: /coordinator/cases 페이지: 의뢰·케이스/병원배정]</w:t>
       </w:r>
     </w:p>
     <w:p>
@@ -3895,6 +3974,7 @@
     <w:p>
       <w:pPr>
         <w:pStyle w:val="Heading2"/>
+        <w:keepNext/>
         <w:spacing w:after="80" w:before="240"/>
       </w:pPr>
       <w:r>
@@ -3912,9 +3992,10 @@
     <w:p>
       <w:pPr>
         <w:pStyle w:val="ListParagraph"/>
+        <w:keepNext/>
         <w:numPr>
           <w:ilvl w:val="0"/>
-          <w:numId w:val="2"/>
+          <w:numId w:val="55"/>
         </w:numPr>
         <w:spacing w:after="40" w:before="40"/>
       </w:pPr>
@@ -3924,15 +4005,16 @@
           <w:sz w:val="20"/>
           <w:szCs w:val="20"/>
         </w:rPr>
-        <w:t xml:space="preserve">환자 상세 페이지 [화상상담 설정] 탭 클릭</w:t>
+        <w:t>[상담 일정] 메뉴에서 상담을 만든다</w:t>
       </w:r>
     </w:p>
     <w:p>
       <w:pPr>
         <w:pStyle w:val="ListParagraph"/>
+        <w:keepNext/>
         <w:numPr>
           <w:ilvl w:val="0"/>
-          <w:numId w:val="2"/>
+          <w:numId w:val="55"/>
         </w:numPr>
         <w:spacing w:after="40" w:before="40"/>
       </w:pPr>
@@ -3942,15 +4024,16 @@
           <w:sz w:val="20"/>
           <w:szCs w:val="20"/>
         </w:rPr>
-        <w:t xml:space="preserve">상담 일시, 참여자(의료진) 선택 후 [방 생성]</w:t>
+        <w:t>필수 입력은 환자와 예약 시각 둘뿐이다. 시각은 한국시간이며 협정시계를 함께 보여준다</w:t>
       </w:r>
     </w:p>
     <w:p>
       <w:pPr>
         <w:pStyle w:val="ListParagraph"/>
+        <w:keepNext/>
         <w:numPr>
           <w:ilvl w:val="0"/>
-          <w:numId w:val="2"/>
+          <w:numId w:val="55"/>
         </w:numPr>
         <w:spacing w:after="40" w:before="40"/>
       </w:pPr>
@@ -3960,15 +4043,16 @@
           <w:sz w:val="20"/>
           <w:szCs w:val="20"/>
         </w:rPr>
-        <w:t xml:space="preserve">생성된 화상상담 링크를 환자에게 이메일/WhatsApp으로 전송</w:t>
+        <w:t>상담 링크는 하나다(줌과 같다). [🔗 링크 복사]로 복사해 왓츠앱·메일로 보낸다</w:t>
       </w:r>
     </w:p>
     <w:p>
       <w:pPr>
         <w:pStyle w:val="ListParagraph"/>
+        <w:keepNext/>
         <w:numPr>
           <w:ilvl w:val="0"/>
-          <w:numId w:val="2"/>
+          <w:numId w:val="55"/>
         </w:numPr>
         <w:spacing w:after="40" w:before="40"/>
       </w:pPr>
@@ -3978,15 +4062,16 @@
           <w:sz w:val="20"/>
           <w:szCs w:val="20"/>
         </w:rPr>
-        <w:t xml:space="preserve">상담 시간에 맞춰 [화상 참여] 클릭으로 화상방에 입장</w:t>
+        <w:t>시간이 되면 [상담 시작]을 누른다. 같은 링크로 내가 입장하고 링크가 클립보드에 복사된다</w:t>
       </w:r>
     </w:p>
     <w:p>
       <w:pPr>
         <w:pStyle w:val="ListParagraph"/>
+        <w:keepNext/>
         <w:numPr>
           <w:ilvl w:val="0"/>
-          <w:numId w:val="2"/>
+          <w:numId w:val="55"/>
         </w:numPr>
         <w:spacing w:after="40" w:before="40"/>
       </w:pPr>
@@ -3996,7 +4081,7 @@
           <w:sz w:val="20"/>
           <w:szCs w:val="20"/>
         </w:rPr>
-        <w:t xml:space="preserve">상담 종료 후 상담 결과 메모 저장 및 후속 액션 설정</w:t>
+        <w:t>상담이 끝나면 [상담 완료]를 누른다. 이때만 KHIDI 사전상담·사후관리 실적에 잡힌다</w:t>
       </w:r>
     </w:p>
     <w:p>
@@ -4013,7 +4098,7 @@
           <w:sz w:val="18"/>
           <w:szCs w:val="18"/>
         </w:rPr>
-        <w:t xml:space="preserve">  [화면: /coordinator/sessions/[id] 페이지]</w:t>
+        <w:t xml:space="preserve">  [화면: /coordinator/consultations 페이지: 상담 일정]</w:t>
       </w:r>
     </w:p>
     <w:p>
@@ -4032,7 +4117,7 @@
           <w:sz w:val="18"/>
           <w:szCs w:val="18"/>
         </w:rPr>
-        <w:t xml:space="preserve">  게스트 참여 링크는 24시간 유효. 만료 시 새 링크 재발급 필요.</w:t>
+        <w:t xml:space="preserve">  상담방에서 [종료]만 누르면 실적에 잡히지 않는다. [상담 완료] 처리하면 보낸 초대 링크는 폐기된다.</w:t>
       </w:r>
     </w:p>
     <w:p>
@@ -4043,6 +4128,7 @@
     <w:p>
       <w:pPr>
         <w:pStyle w:val="Heading2"/>
+        <w:keepNext/>
         <w:spacing w:after="80" w:before="240"/>
       </w:pPr>
       <w:r>
@@ -4060,9 +4146,10 @@
     <w:p>
       <w:pPr>
         <w:pStyle w:val="ListParagraph"/>
+        <w:keepNext/>
         <w:numPr>
           <w:ilvl w:val="0"/>
-          <w:numId w:val="2"/>
+          <w:numId w:val="56"/>
         </w:numPr>
         <w:spacing w:after="40" w:before="40"/>
       </w:pPr>
@@ -4072,15 +4159,16 @@
           <w:sz w:val="20"/>
           <w:szCs w:val="20"/>
         </w:rPr>
-        <w:t xml:space="preserve">환자 상세 페이지 또는 [메시지] 메뉴에서 해당 환자 선택</w:t>
+        <w:t>[메시지] 메뉴에서 대화를 고른다. 대화마다 채널 배지(웹·텔레그램·왓츠앱·에이전시)가 붙는다</w:t>
       </w:r>
     </w:p>
     <w:p>
       <w:pPr>
         <w:pStyle w:val="ListParagraph"/>
+        <w:keepNext/>
         <w:numPr>
           <w:ilvl w:val="0"/>
-          <w:numId w:val="2"/>
+          <w:numId w:val="56"/>
         </w:numPr>
         <w:spacing w:after="40" w:before="40"/>
       </w:pPr>
@@ -4090,15 +4178,16 @@
           <w:sz w:val="20"/>
           <w:szCs w:val="20"/>
         </w:rPr>
-        <w:t xml:space="preserve">메시지 입력창에 텍스트 작성 후 [전송]</w:t>
+        <w:t>입력창 위 「추천 답장」 칩을 누르면 자주 쓰는 답이 채워진다(자동 전송은 아니다). 고쳐서 [전송]</w:t>
       </w:r>
     </w:p>
     <w:p>
       <w:pPr>
         <w:pStyle w:val="ListParagraph"/>
+        <w:keepNext/>
         <w:numPr>
           <w:ilvl w:val="0"/>
-          <w:numId w:val="2"/>
+          <w:numId w:val="56"/>
         </w:numPr>
         <w:spacing w:after="40" w:before="40"/>
       </w:pPr>
@@ -4108,7 +4197,7 @@
           <w:sz w:val="20"/>
           <w:szCs w:val="20"/>
         </w:rPr>
-        <w:t xml:space="preserve">환자에게 새 메시지 이메일 알림 자동 발송</w:t>
+        <w:t>텔레그램·왓츠앱 대화에 답하면 환자의 메신저 앱으로 실제 발송된다. 사람이 답하기 시작하면 AI 는 더 이상 끼어들지 않는다</w:t>
       </w:r>
     </w:p>
     <w:p>
@@ -4144,16 +4233,12 @@
           <w:sz w:val="18"/>
           <w:szCs w:val="18"/>
         </w:rPr>
-        <w:t xml:space="preserve">  메시지는 현재 텍스트 전용. 파일 첨부는 [의료 기록] 탭에서 별도 처리.</w:t>
-      </w:r>
-    </w:p>
-    <w:p>
-      <w:r>
-        <w:br w:type="page"/>
-      </w:r>
-    </w:p>
-    <w:p>
-      <w:pPr>
+        <w:t xml:space="preserve">  발송 실패나 왓츠앱 24시간 창 만료는 말풍선 아래 미전달 표시로 보인다.</w:t>
+      </w:r>
+    </w:p>
+    <w:p>
+      <w:pPr>
+        <w:pageBreakBefore/>
         <w:shd w:fill="1B5E20" w:val="clear"/>
         <w:spacing w:after="240" w:before="0"/>
       </w:pPr>
@@ -4177,6 +4262,7 @@
     <w:p>
       <w:pPr>
         <w:pStyle w:val="Heading2"/>
+        <w:keepNext/>
         <w:spacing w:after="80" w:before="240"/>
       </w:pPr>
       <w:r>
@@ -4194,9 +4280,10 @@
     <w:p>
       <w:pPr>
         <w:pStyle w:val="ListParagraph"/>
+        <w:keepNext/>
         <w:numPr>
           <w:ilvl w:val="0"/>
-          <w:numId w:val="2"/>
+          <w:numId w:val="57"/>
         </w:numPr>
         <w:spacing w:after="40" w:before="40"/>
       </w:pPr>
@@ -4212,9 +4299,10 @@
     <w:p>
       <w:pPr>
         <w:pStyle w:val="ListParagraph"/>
+        <w:keepNext/>
         <w:numPr>
           <w:ilvl w:val="0"/>
-          <w:numId w:val="2"/>
+          <w:numId w:val="57"/>
         </w:numPr>
         <w:spacing w:after="40" w:before="40"/>
       </w:pPr>
@@ -4271,6 +4359,7 @@
     <w:p>
       <w:pPr>
         <w:pStyle w:val="Heading2"/>
+        <w:keepNext/>
         <w:spacing w:after="80" w:before="240"/>
       </w:pPr>
       <w:r>
@@ -4288,9 +4377,10 @@
     <w:p>
       <w:pPr>
         <w:pStyle w:val="ListParagraph"/>
+        <w:keepNext/>
         <w:numPr>
           <w:ilvl w:val="0"/>
-          <w:numId w:val="2"/>
+          <w:numId w:val="58"/>
         </w:numPr>
         <w:spacing w:after="40" w:before="40"/>
       </w:pPr>
@@ -4306,9 +4396,10 @@
     <w:p>
       <w:pPr>
         <w:pStyle w:val="ListParagraph"/>
+        <w:keepNext/>
         <w:numPr>
           <w:ilvl w:val="0"/>
-          <w:numId w:val="2"/>
+          <w:numId w:val="58"/>
         </w:numPr>
         <w:spacing w:after="40" w:before="40"/>
       </w:pPr>
@@ -4324,9 +4415,10 @@
     <w:p>
       <w:pPr>
         <w:pStyle w:val="ListParagraph"/>
+        <w:keepNext/>
         <w:numPr>
           <w:ilvl w:val="0"/>
-          <w:numId w:val="2"/>
+          <w:numId w:val="58"/>
         </w:numPr>
         <w:spacing w:after="40" w:before="40"/>
       </w:pPr>
@@ -4383,6 +4475,7 @@
     <w:p>
       <w:pPr>
         <w:pStyle w:val="Heading2"/>
+        <w:keepNext/>
         <w:spacing w:after="80" w:before="240"/>
       </w:pPr>
       <w:r>
@@ -4400,9 +4493,10 @@
     <w:p>
       <w:pPr>
         <w:pStyle w:val="ListParagraph"/>
+        <w:keepNext/>
         <w:numPr>
           <w:ilvl w:val="0"/>
-          <w:numId w:val="2"/>
+          <w:numId w:val="59"/>
         </w:numPr>
         <w:spacing w:after="40" w:before="40"/>
       </w:pPr>
@@ -4418,9 +4512,10 @@
     <w:p>
       <w:pPr>
         <w:pStyle w:val="ListParagraph"/>
+        <w:keepNext/>
         <w:numPr>
           <w:ilvl w:val="0"/>
-          <w:numId w:val="2"/>
+          <w:numId w:val="59"/>
         </w:numPr>
         <w:spacing w:after="40" w:before="40"/>
       </w:pPr>
@@ -4436,9 +4531,10 @@
     <w:p>
       <w:pPr>
         <w:pStyle w:val="ListParagraph"/>
+        <w:keepNext/>
         <w:numPr>
           <w:ilvl w:val="0"/>
-          <w:numId w:val="2"/>
+          <w:numId w:val="59"/>
         </w:numPr>
         <w:spacing w:after="40" w:before="40"/>
       </w:pPr>
@@ -4454,9 +4550,10 @@
     <w:p>
       <w:pPr>
         <w:pStyle w:val="ListParagraph"/>
+        <w:keepNext/>
         <w:numPr>
           <w:ilvl w:val="0"/>
-          <w:numId w:val="2"/>
+          <w:numId w:val="59"/>
         </w:numPr>
         <w:spacing w:after="40" w:before="40"/>
       </w:pPr>
@@ -4513,6 +4610,7 @@
     <w:p>
       <w:pPr>
         <w:pStyle w:val="Heading2"/>
+        <w:keepNext/>
         <w:spacing w:after="80" w:before="240"/>
       </w:pPr>
       <w:r>
@@ -4530,9 +4628,10 @@
     <w:p>
       <w:pPr>
         <w:pStyle w:val="ListParagraph"/>
+        <w:keepNext/>
         <w:numPr>
           <w:ilvl w:val="0"/>
-          <w:numId w:val="2"/>
+          <w:numId w:val="60"/>
         </w:numPr>
         <w:spacing w:after="40" w:before="40"/>
       </w:pPr>
@@ -4542,15 +4641,16 @@
           <w:sz w:val="20"/>
           <w:szCs w:val="20"/>
         </w:rPr>
-        <w:t xml:space="preserve">화상상담 종료 후 [진료 의견서 작성] 클릭</w:t>
+        <w:t>코디네이터가 케이스 상세에서 [소견 요청 링크 만들기]를 눌러 링크를 보낸다. 의료진은 계정 없이 그 링크로 들어간다</w:t>
       </w:r>
     </w:p>
     <w:p>
       <w:pPr>
         <w:pStyle w:val="ListParagraph"/>
+        <w:keepNext/>
         <w:numPr>
           <w:ilvl w:val="0"/>
-          <w:numId w:val="2"/>
+          <w:numId w:val="60"/>
         </w:numPr>
         <w:spacing w:after="40" w:before="40"/>
       </w:pPr>
@@ -4560,15 +4660,16 @@
           <w:sz w:val="20"/>
           <w:szCs w:val="20"/>
         </w:rPr>
-        <w:t xml:space="preserve">권고 치료 방법, 예상 입원 기간, 주의사항 입력</w:t>
+        <w:t>검사지를 보고 소견을 남긴다. 이미 카톡·메일로 보낸 소견이 있으면 코디네이터가 [이미 받은 소견 직접 입력]으로 등록한다</w:t>
       </w:r>
     </w:p>
     <w:p>
       <w:pPr>
         <w:pStyle w:val="ListParagraph"/>
+        <w:keepNext/>
         <w:numPr>
           <w:ilvl w:val="0"/>
-          <w:numId w:val="2"/>
+          <w:numId w:val="60"/>
         </w:numPr>
         <w:spacing w:after="40" w:before="40"/>
       </w:pPr>
@@ -4578,7 +4679,7 @@
           <w:sz w:val="20"/>
           <w:szCs w:val="20"/>
         </w:rPr>
-        <w:t xml:space="preserve">[제출] 클릭 시 코디네이터에게 전달되고 환자에게 이메일 발송</w:t>
+        <w:t>도착한 소견은 원문 그대로 케이스 상세에만 쌓인다. AI 가 환자 언어 번역 초안을 만들고, 코디네이터가 교정한 뒤 [에이전시에 공개]를 눌러야 밖으로 나간다</w:t>
       </w:r>
     </w:p>
     <w:p>
@@ -4595,7 +4696,7 @@
           <w:sz w:val="18"/>
           <w:szCs w:val="18"/>
         </w:rPr>
-        <w:t xml:space="preserve">  [화면: /opinion/[token]: 전문의 소견 작성]</w:t>
+        <w:t xml:space="preserve">  [화면: /coordinator/inbox/[번호] 「전문의 소견」 · /opinion/&lt;토큰&gt;(환자가 확인하는 화면)]</w:t>
       </w:r>
     </w:p>
     <w:p>
@@ -4684,6 +4785,7 @@
           </w:tcPr>
           <w:p>
             <w:pPr>
+              <w:keepNext/>
               <w:jc w:val="left"/>
             </w:pPr>
             <w:r>
@@ -4717,6 +4819,7 @@
           </w:tcPr>
           <w:p>
             <w:pPr>
+              <w:keepNext/>
               <w:jc w:val="left"/>
             </w:pPr>
             <w:r>
@@ -4750,6 +4853,7 @@
           </w:tcPr>
           <w:p>
             <w:pPr>
+              <w:keepNext/>
               <w:jc w:val="left"/>
             </w:pPr>
             <w:r>
@@ -4783,6 +4887,7 @@
           </w:tcPr>
           <w:p>
             <w:pPr>
+              <w:keepNext/>
               <w:jc w:val="left"/>
             </w:pPr>
             <w:r>
@@ -4818,6 +4923,7 @@
           </w:tcPr>
           <w:p>
             <w:pPr>
+              <w:keepNext/>
               <w:jc w:val="left"/>
             </w:pPr>
             <w:r>
@@ -4851,6 +4957,7 @@
           </w:tcPr>
           <w:p>
             <w:pPr>
+              <w:keepNext/>
               <w:jc w:val="left"/>
             </w:pPr>
             <w:r>
@@ -4884,6 +4991,7 @@
           </w:tcPr>
           <w:p>
             <w:pPr>
+              <w:keepNext/>
               <w:jc w:val="left"/>
             </w:pPr>
             <w:r>
@@ -4917,6 +5025,7 @@
           </w:tcPr>
           <w:p>
             <w:pPr>
+              <w:keepNext/>
               <w:jc w:val="left"/>
             </w:pPr>
             <w:r>
@@ -4927,7 +5036,7 @@
                 <w:sz w:val="18"/>
                 <w:szCs w:val="18"/>
               </w:rPr>
-              <w:t>2026-08-19</w:t>
+              <w:t>2026-08-20</w:t>
             </w:r>
           </w:p>
         </w:tc>
@@ -7463,6 +7572,348 @@
   </w:num>
   <w:num w:numId="3">
     <w:abstractNumId w:val="3"/>
+    <w:lvlOverride w:ilvl="0">
+      <w:startOverride w:val="1"/>
+    </w:lvlOverride>
+  </w:num>
+  <w:num w:numId="4">
+    <w:abstractNumId w:val="2"/>
+    <w:lvlOverride w:ilvl="0">
+      <w:startOverride w:val="1"/>
+    </w:lvlOverride>
+  </w:num>
+  <w:num w:numId="5">
+    <w:abstractNumId w:val="2"/>
+    <w:lvlOverride w:ilvl="0">
+      <w:startOverride w:val="1"/>
+    </w:lvlOverride>
+  </w:num>
+  <w:num w:numId="6">
+    <w:abstractNumId w:val="2"/>
+    <w:lvlOverride w:ilvl="0">
+      <w:startOverride w:val="1"/>
+    </w:lvlOverride>
+  </w:num>
+  <w:num w:numId="7">
+    <w:abstractNumId w:val="2"/>
+    <w:lvlOverride w:ilvl="0">
+      <w:startOverride w:val="1"/>
+    </w:lvlOverride>
+  </w:num>
+  <w:num w:numId="8">
+    <w:abstractNumId w:val="2"/>
+    <w:lvlOverride w:ilvl="0">
+      <w:startOverride w:val="1"/>
+    </w:lvlOverride>
+  </w:num>
+  <w:num w:numId="9">
+    <w:abstractNumId w:val="2"/>
+    <w:lvlOverride w:ilvl="0">
+      <w:startOverride w:val="1"/>
+    </w:lvlOverride>
+  </w:num>
+  <w:num w:numId="10">
+    <w:abstractNumId w:val="2"/>
+    <w:lvlOverride w:ilvl="0">
+      <w:startOverride w:val="1"/>
+    </w:lvlOverride>
+  </w:num>
+  <w:num w:numId="11">
+    <w:abstractNumId w:val="3"/>
+    <w:lvlOverride w:ilvl="0">
+      <w:startOverride w:val="1"/>
+    </w:lvlOverride>
+  </w:num>
+  <w:num w:numId="12">
+    <w:abstractNumId w:val="2"/>
+    <w:lvlOverride w:ilvl="0">
+      <w:startOverride w:val="1"/>
+    </w:lvlOverride>
+  </w:num>
+  <w:num w:numId="13">
+    <w:abstractNumId w:val="2"/>
+    <w:lvlOverride w:ilvl="0">
+      <w:startOverride w:val="1"/>
+    </w:lvlOverride>
+  </w:num>
+  <w:num w:numId="14">
+    <w:abstractNumId w:val="3"/>
+    <w:lvlOverride w:ilvl="0">
+      <w:startOverride w:val="1"/>
+    </w:lvlOverride>
+  </w:num>
+  <w:num w:numId="15">
+    <w:abstractNumId w:val="2"/>
+    <w:lvlOverride w:ilvl="0">
+      <w:startOverride w:val="1"/>
+    </w:lvlOverride>
+  </w:num>
+  <w:num w:numId="16">
+    <w:abstractNumId w:val="2"/>
+    <w:lvlOverride w:ilvl="0">
+      <w:startOverride w:val="1"/>
+    </w:lvlOverride>
+  </w:num>
+  <w:num w:numId="17">
+    <w:abstractNumId w:val="2"/>
+    <w:lvlOverride w:ilvl="0">
+      <w:startOverride w:val="1"/>
+    </w:lvlOverride>
+  </w:num>
+  <w:num w:numId="18">
+    <w:abstractNumId w:val="2"/>
+    <w:lvlOverride w:ilvl="0">
+      <w:startOverride w:val="1"/>
+    </w:lvlOverride>
+  </w:num>
+  <w:num w:numId="19">
+    <w:abstractNumId w:val="2"/>
+    <w:lvlOverride w:ilvl="0">
+      <w:startOverride w:val="1"/>
+    </w:lvlOverride>
+  </w:num>
+  <w:num w:numId="20">
+    <w:abstractNumId w:val="2"/>
+    <w:lvlOverride w:ilvl="0">
+      <w:startOverride w:val="1"/>
+    </w:lvlOverride>
+  </w:num>
+  <w:num w:numId="21">
+    <w:abstractNumId w:val="2"/>
+    <w:lvlOverride w:ilvl="0">
+      <w:startOverride w:val="1"/>
+    </w:lvlOverride>
+  </w:num>
+  <w:num w:numId="22">
+    <w:abstractNumId w:val="2"/>
+    <w:lvlOverride w:ilvl="0">
+      <w:startOverride w:val="1"/>
+    </w:lvlOverride>
+  </w:num>
+  <w:num w:numId="23">
+    <w:abstractNumId w:val="2"/>
+    <w:lvlOverride w:ilvl="0">
+      <w:startOverride w:val="1"/>
+    </w:lvlOverride>
+  </w:num>
+  <w:num w:numId="24">
+    <w:abstractNumId w:val="2"/>
+    <w:lvlOverride w:ilvl="0">
+      <w:startOverride w:val="1"/>
+    </w:lvlOverride>
+  </w:num>
+  <w:num w:numId="25">
+    <w:abstractNumId w:val="2"/>
+    <w:lvlOverride w:ilvl="0">
+      <w:startOverride w:val="1"/>
+    </w:lvlOverride>
+  </w:num>
+  <w:num w:numId="26">
+    <w:abstractNumId w:val="2"/>
+    <w:lvlOverride w:ilvl="0">
+      <w:startOverride w:val="1"/>
+    </w:lvlOverride>
+  </w:num>
+  <w:num w:numId="27">
+    <w:abstractNumId w:val="2"/>
+    <w:lvlOverride w:ilvl="0">
+      <w:startOverride w:val="1"/>
+    </w:lvlOverride>
+  </w:num>
+  <w:num w:numId="28">
+    <w:abstractNumId w:val="2"/>
+    <w:lvlOverride w:ilvl="0">
+      <w:startOverride w:val="1"/>
+    </w:lvlOverride>
+  </w:num>
+  <w:num w:numId="29">
+    <w:abstractNumId w:val="2"/>
+    <w:lvlOverride w:ilvl="0">
+      <w:startOverride w:val="1"/>
+    </w:lvlOverride>
+  </w:num>
+  <w:num w:numId="30">
+    <w:abstractNumId w:val="3"/>
+    <w:lvlOverride w:ilvl="0">
+      <w:startOverride w:val="1"/>
+    </w:lvlOverride>
+  </w:num>
+  <w:num w:numId="31">
+    <w:abstractNumId w:val="2"/>
+    <w:lvlOverride w:ilvl="0">
+      <w:startOverride w:val="1"/>
+    </w:lvlOverride>
+  </w:num>
+  <w:num w:numId="32">
+    <w:abstractNumId w:val="2"/>
+    <w:lvlOverride w:ilvl="0">
+      <w:startOverride w:val="1"/>
+    </w:lvlOverride>
+  </w:num>
+  <w:num w:numId="33">
+    <w:abstractNumId w:val="3"/>
+    <w:lvlOverride w:ilvl="0">
+      <w:startOverride w:val="1"/>
+    </w:lvlOverride>
+  </w:num>
+  <w:num w:numId="34">
+    <w:abstractNumId w:val="2"/>
+    <w:lvlOverride w:ilvl="0">
+      <w:startOverride w:val="1"/>
+    </w:lvlOverride>
+  </w:num>
+  <w:num w:numId="35">
+    <w:abstractNumId w:val="2"/>
+    <w:lvlOverride w:ilvl="0">
+      <w:startOverride w:val="1"/>
+    </w:lvlOverride>
+  </w:num>
+  <w:num w:numId="36">
+    <w:abstractNumId w:val="2"/>
+    <w:lvlOverride w:ilvl="0">
+      <w:startOverride w:val="1"/>
+    </w:lvlOverride>
+  </w:num>
+  <w:num w:numId="37">
+    <w:abstractNumId w:val="2"/>
+    <w:lvlOverride w:ilvl="0">
+      <w:startOverride w:val="1"/>
+    </w:lvlOverride>
+  </w:num>
+  <w:num w:numId="38">
+    <w:abstractNumId w:val="2"/>
+    <w:lvlOverride w:ilvl="0">
+      <w:startOverride w:val="1"/>
+    </w:lvlOverride>
+  </w:num>
+  <w:num w:numId="39">
+    <w:abstractNumId w:val="2"/>
+    <w:lvlOverride w:ilvl="0">
+      <w:startOverride w:val="1"/>
+    </w:lvlOverride>
+  </w:num>
+  <w:num w:numId="40">
+    <w:abstractNumId w:val="2"/>
+    <w:lvlOverride w:ilvl="0">
+      <w:startOverride w:val="1"/>
+    </w:lvlOverride>
+  </w:num>
+  <w:num w:numId="41">
+    <w:abstractNumId w:val="2"/>
+    <w:lvlOverride w:ilvl="0">
+      <w:startOverride w:val="1"/>
+    </w:lvlOverride>
+  </w:num>
+  <w:num w:numId="42">
+    <w:abstractNumId w:val="2"/>
+    <w:lvlOverride w:ilvl="0">
+      <w:startOverride w:val="1"/>
+    </w:lvlOverride>
+  </w:num>
+  <w:num w:numId="43">
+    <w:abstractNumId w:val="2"/>
+    <w:lvlOverride w:ilvl="0">
+      <w:startOverride w:val="1"/>
+    </w:lvlOverride>
+  </w:num>
+  <w:num w:numId="44">
+    <w:abstractNumId w:val="2"/>
+    <w:lvlOverride w:ilvl="0">
+      <w:startOverride w:val="1"/>
+    </w:lvlOverride>
+  </w:num>
+  <w:num w:numId="45">
+    <w:abstractNumId w:val="2"/>
+    <w:lvlOverride w:ilvl="0">
+      <w:startOverride w:val="1"/>
+    </w:lvlOverride>
+  </w:num>
+  <w:num w:numId="46">
+    <w:abstractNumId w:val="2"/>
+    <w:lvlOverride w:ilvl="0">
+      <w:startOverride w:val="1"/>
+    </w:lvlOverride>
+  </w:num>
+  <w:num w:numId="47">
+    <w:abstractNumId w:val="2"/>
+    <w:lvlOverride w:ilvl="0">
+      <w:startOverride w:val="1"/>
+    </w:lvlOverride>
+  </w:num>
+  <w:num w:numId="48">
+    <w:abstractNumId w:val="2"/>
+    <w:lvlOverride w:ilvl="0">
+      <w:startOverride w:val="1"/>
+    </w:lvlOverride>
+  </w:num>
+  <w:num w:numId="49">
+    <w:abstractNumId w:val="3"/>
+    <w:lvlOverride w:ilvl="0">
+      <w:startOverride w:val="1"/>
+    </w:lvlOverride>
+  </w:num>
+  <w:num w:numId="50">
+    <w:abstractNumId w:val="2"/>
+    <w:lvlOverride w:ilvl="0">
+      <w:startOverride w:val="1"/>
+    </w:lvlOverride>
+  </w:num>
+  <w:num w:numId="51">
+    <w:abstractNumId w:val="2"/>
+    <w:lvlOverride w:ilvl="0">
+      <w:startOverride w:val="1"/>
+    </w:lvlOverride>
+  </w:num>
+  <w:num w:numId="52">
+    <w:abstractNumId w:val="3"/>
+    <w:lvlOverride w:ilvl="0">
+      <w:startOverride w:val="1"/>
+    </w:lvlOverride>
+  </w:num>
+  <w:num w:numId="53">
+    <w:abstractNumId w:val="2"/>
+    <w:lvlOverride w:ilvl="0">
+      <w:startOverride w:val="1"/>
+    </w:lvlOverride>
+  </w:num>
+  <w:num w:numId="54">
+    <w:abstractNumId w:val="2"/>
+    <w:lvlOverride w:ilvl="0">
+      <w:startOverride w:val="1"/>
+    </w:lvlOverride>
+  </w:num>
+  <w:num w:numId="55">
+    <w:abstractNumId w:val="2"/>
+    <w:lvlOverride w:ilvl="0">
+      <w:startOverride w:val="1"/>
+    </w:lvlOverride>
+  </w:num>
+  <w:num w:numId="56">
+    <w:abstractNumId w:val="2"/>
+    <w:lvlOverride w:ilvl="0">
+      <w:startOverride w:val="1"/>
+    </w:lvlOverride>
+  </w:num>
+  <w:num w:numId="57">
+    <w:abstractNumId w:val="2"/>
+    <w:lvlOverride w:ilvl="0">
+      <w:startOverride w:val="1"/>
+    </w:lvlOverride>
+  </w:num>
+  <w:num w:numId="58">
+    <w:abstractNumId w:val="2"/>
+    <w:lvlOverride w:ilvl="0">
+      <w:startOverride w:val="1"/>
+    </w:lvlOverride>
+  </w:num>
+  <w:num w:numId="59">
+    <w:abstractNumId w:val="2"/>
+    <w:lvlOverride w:ilvl="0">
+      <w:startOverride w:val="1"/>
+    </w:lvlOverride>
+  </w:num>
+  <w:num w:numId="60">
+    <w:abstractNumId w:val="2"/>
     <w:lvlOverride w:ilvl="0">
       <w:startOverride w:val="1"/>
     </w:lvlOverride>

--- a/docs/government-project/06_사용자매뉴얼.docx
+++ b/docs/government-project/06_사용자매뉴얼.docx
@@ -1221,7 +1221,7 @@
         <w:keepNext/>
         <w:numPr>
           <w:ilvl w:val="0"/>
-          <w:numId w:val="42"/>
+          <w:numId w:val="137"/>
         </w:numPr>
         <w:spacing w:after="40" w:before="40"/>
       </w:pPr>
@@ -1240,7 +1240,7 @@
         <w:keepNext/>
         <w:numPr>
           <w:ilvl w:val="0"/>
-          <w:numId w:val="42"/>
+          <w:numId w:val="137"/>
         </w:numPr>
         <w:spacing w:after="40" w:before="40"/>
       </w:pPr>
@@ -1259,7 +1259,7 @@
         <w:keepNext/>
         <w:numPr>
           <w:ilvl w:val="0"/>
-          <w:numId w:val="42"/>
+          <w:numId w:val="137"/>
         </w:numPr>
         <w:spacing w:after="40" w:before="40"/>
       </w:pPr>
@@ -1278,7 +1278,7 @@
         <w:keepNext/>
         <w:numPr>
           <w:ilvl w:val="0"/>
-          <w:numId w:val="42"/>
+          <w:numId w:val="137"/>
         </w:numPr>
         <w:spacing w:after="40" w:before="40"/>
       </w:pPr>
@@ -1297,7 +1297,7 @@
         <w:keepNext/>
         <w:numPr>
           <w:ilvl w:val="0"/>
-          <w:numId w:val="42"/>
+          <w:numId w:val="137"/>
         </w:numPr>
         <w:spacing w:after="40" w:before="40"/>
       </w:pPr>
@@ -1375,7 +1375,7 @@
         <w:keepNext/>
         <w:numPr>
           <w:ilvl w:val="0"/>
-          <w:numId w:val="43"/>
+          <w:numId w:val="138"/>
         </w:numPr>
         <w:spacing w:after="40" w:before="40"/>
       </w:pPr>
@@ -1394,7 +1394,7 @@
         <w:keepNext/>
         <w:numPr>
           <w:ilvl w:val="0"/>
-          <w:numId w:val="43"/>
+          <w:numId w:val="138"/>
         </w:numPr>
         <w:spacing w:after="40" w:before="40"/>
       </w:pPr>
@@ -1413,7 +1413,7 @@
         <w:keepNext/>
         <w:numPr>
           <w:ilvl w:val="0"/>
-          <w:numId w:val="43"/>
+          <w:numId w:val="138"/>
         </w:numPr>
         <w:spacing w:after="40" w:before="40"/>
       </w:pPr>
@@ -1526,7 +1526,7 @@
         <w:keepNext/>
         <w:numPr>
           <w:ilvl w:val="0"/>
-          <w:numId w:val="44"/>
+          <w:numId w:val="139"/>
         </w:numPr>
         <w:spacing w:after="40" w:before="40"/>
       </w:pPr>
@@ -1545,7 +1545,7 @@
         <w:keepNext/>
         <w:numPr>
           <w:ilvl w:val="0"/>
-          <w:numId w:val="44"/>
+          <w:numId w:val="139"/>
         </w:numPr>
         <w:spacing w:after="40" w:before="40"/>
       </w:pPr>
@@ -2341,7 +2341,7 @@
         <w:keepNext/>
         <w:numPr>
           <w:ilvl w:val="0"/>
-          <w:numId w:val="45"/>
+          <w:numId w:val="140"/>
         </w:numPr>
         <w:spacing w:after="40" w:before="40"/>
       </w:pPr>
@@ -2360,7 +2360,7 @@
         <w:keepNext/>
         <w:numPr>
           <w:ilvl w:val="0"/>
-          <w:numId w:val="45"/>
+          <w:numId w:val="140"/>
         </w:numPr>
         <w:spacing w:after="40" w:before="40"/>
       </w:pPr>
@@ -2379,7 +2379,7 @@
         <w:keepNext/>
         <w:numPr>
           <w:ilvl w:val="0"/>
-          <w:numId w:val="45"/>
+          <w:numId w:val="140"/>
         </w:numPr>
         <w:spacing w:after="40" w:before="40"/>
       </w:pPr>
@@ -2398,7 +2398,7 @@
         <w:keepNext/>
         <w:numPr>
           <w:ilvl w:val="0"/>
-          <w:numId w:val="45"/>
+          <w:numId w:val="140"/>
         </w:numPr>
         <w:spacing w:after="40" w:before="40"/>
       </w:pPr>
@@ -2417,7 +2417,7 @@
         <w:keepNext/>
         <w:numPr>
           <w:ilvl w:val="0"/>
-          <w:numId w:val="45"/>
+          <w:numId w:val="140"/>
         </w:numPr>
         <w:spacing w:after="40" w:before="40"/>
       </w:pPr>
@@ -2990,7 +2990,7 @@
         <w:keepNext/>
         <w:numPr>
           <w:ilvl w:val="0"/>
-          <w:numId w:val="46"/>
+          <w:numId w:val="141"/>
         </w:numPr>
         <w:spacing w:after="40" w:before="40"/>
       </w:pPr>
@@ -3009,7 +3009,7 @@
         <w:keepNext/>
         <w:numPr>
           <w:ilvl w:val="0"/>
-          <w:numId w:val="46"/>
+          <w:numId w:val="141"/>
         </w:numPr>
         <w:spacing w:after="40" w:before="40"/>
       </w:pPr>
@@ -3028,7 +3028,7 @@
         <w:keepNext/>
         <w:numPr>
           <w:ilvl w:val="0"/>
-          <w:numId w:val="46"/>
+          <w:numId w:val="141"/>
         </w:numPr>
         <w:spacing w:after="40" w:before="40"/>
       </w:pPr>
@@ -3047,7 +3047,7 @@
         <w:keepNext/>
         <w:numPr>
           <w:ilvl w:val="0"/>
-          <w:numId w:val="46"/>
+          <w:numId w:val="141"/>
         </w:numPr>
         <w:spacing w:after="40" w:before="40"/>
       </w:pPr>
@@ -3101,7 +3101,7 @@
         <w:keepNext/>
         <w:numPr>
           <w:ilvl w:val="0"/>
-          <w:numId w:val="47"/>
+          <w:numId w:val="142"/>
         </w:numPr>
         <w:spacing w:after="40" w:before="40"/>
       </w:pPr>
@@ -3120,7 +3120,7 @@
         <w:keepNext/>
         <w:numPr>
           <w:ilvl w:val="0"/>
-          <w:numId w:val="47"/>
+          <w:numId w:val="142"/>
         </w:numPr>
         <w:spacing w:after="40" w:before="40"/>
       </w:pPr>
@@ -3138,7 +3138,7 @@
         <w:pStyle w:val="ListParagraph"/>
         <w:numPr>
           <w:ilvl w:val="0"/>
-          <w:numId w:val="47"/>
+          <w:numId w:val="142"/>
         </w:numPr>
         <w:spacing w:after="40" w:before="40"/>
       </w:pPr>
@@ -3199,7 +3199,7 @@
         <w:keepNext/>
         <w:numPr>
           <w:ilvl w:val="0"/>
-          <w:numId w:val="48"/>
+          <w:numId w:val="143"/>
         </w:numPr>
         <w:spacing w:after="40" w:before="40"/>
       </w:pPr>
@@ -3218,7 +3218,7 @@
         <w:keepNext/>
         <w:numPr>
           <w:ilvl w:val="0"/>
-          <w:numId w:val="48"/>
+          <w:numId w:val="143"/>
         </w:numPr>
         <w:spacing w:after="40" w:before="40"/>
       </w:pPr>
@@ -3237,7 +3237,7 @@
         <w:keepNext/>
         <w:numPr>
           <w:ilvl w:val="0"/>
-          <w:numId w:val="48"/>
+          <w:numId w:val="143"/>
         </w:numPr>
         <w:spacing w:after="40" w:before="40"/>
       </w:pPr>
@@ -3345,7 +3345,7 @@
         <w:keepNext/>
         <w:numPr>
           <w:ilvl w:val="0"/>
-          <w:numId w:val="49"/>
+          <w:numId w:val="144"/>
         </w:numPr>
         <w:spacing w:after="40" w:before="40"/>
       </w:pPr>
@@ -3364,7 +3364,7 @@
         <w:keepNext/>
         <w:numPr>
           <w:ilvl w:val="0"/>
-          <w:numId w:val="49"/>
+          <w:numId w:val="144"/>
         </w:numPr>
         <w:spacing w:after="40" w:before="40"/>
       </w:pPr>
@@ -3383,7 +3383,7 @@
         <w:keepNext/>
         <w:numPr>
           <w:ilvl w:val="0"/>
-          <w:numId w:val="49"/>
+          <w:numId w:val="144"/>
         </w:numPr>
         <w:spacing w:after="40" w:before="40"/>
       </w:pPr>
@@ -3401,7 +3401,7 @@
         <w:pStyle w:val="ListParagraph"/>
         <w:numPr>
           <w:ilvl w:val="0"/>
-          <w:numId w:val="49"/>
+          <w:numId w:val="144"/>
         </w:numPr>
         <w:spacing w:after="40" w:before="40"/>
       </w:pPr>
@@ -3443,7 +3443,7 @@
         <w:keepNext/>
         <w:numPr>
           <w:ilvl w:val="0"/>
-          <w:numId w:val="50"/>
+          <w:numId w:val="145"/>
         </w:numPr>
         <w:spacing w:after="40" w:before="40"/>
       </w:pPr>
@@ -3462,7 +3462,7 @@
         <w:keepNext/>
         <w:numPr>
           <w:ilvl w:val="0"/>
-          <w:numId w:val="50"/>
+          <w:numId w:val="145"/>
         </w:numPr>
         <w:spacing w:after="40" w:before="40"/>
       </w:pPr>
@@ -3481,7 +3481,7 @@
         <w:keepNext/>
         <w:numPr>
           <w:ilvl w:val="0"/>
-          <w:numId w:val="50"/>
+          <w:numId w:val="145"/>
         </w:numPr>
         <w:spacing w:after="40" w:before="40"/>
       </w:pPr>
@@ -3558,7 +3558,7 @@
         <w:keepNext/>
         <w:numPr>
           <w:ilvl w:val="0"/>
-          <w:numId w:val="51"/>
+          <w:numId w:val="146"/>
         </w:numPr>
         <w:spacing w:after="40" w:before="40"/>
       </w:pPr>
@@ -3577,7 +3577,7 @@
         <w:keepNext/>
         <w:numPr>
           <w:ilvl w:val="0"/>
-          <w:numId w:val="51"/>
+          <w:numId w:val="146"/>
         </w:numPr>
         <w:spacing w:after="40" w:before="40"/>
       </w:pPr>
@@ -3627,7 +3627,7 @@
         <w:keepNext/>
         <w:numPr>
           <w:ilvl w:val="0"/>
-          <w:numId w:val="52"/>
+          <w:numId w:val="147"/>
         </w:numPr>
         <w:spacing w:after="40" w:before="40"/>
       </w:pPr>
@@ -3646,7 +3646,7 @@
         <w:keepNext/>
         <w:numPr>
           <w:ilvl w:val="0"/>
-          <w:numId w:val="52"/>
+          <w:numId w:val="147"/>
         </w:numPr>
         <w:spacing w:after="40" w:before="40"/>
       </w:pPr>
@@ -3665,7 +3665,7 @@
         <w:keepNext/>
         <w:numPr>
           <w:ilvl w:val="0"/>
-          <w:numId w:val="52"/>
+          <w:numId w:val="147"/>
         </w:numPr>
         <w:spacing w:after="40" w:before="40"/>
       </w:pPr>
@@ -3683,7 +3683,7 @@
         <w:pStyle w:val="ListParagraph"/>
         <w:numPr>
           <w:ilvl w:val="0"/>
-          <w:numId w:val="52"/>
+          <w:numId w:val="147"/>
         </w:numPr>
         <w:spacing w:after="40" w:before="40"/>
       </w:pPr>
@@ -3725,7 +3725,7 @@
         <w:keepNext/>
         <w:numPr>
           <w:ilvl w:val="0"/>
-          <w:numId w:val="53"/>
+          <w:numId w:val="148"/>
         </w:numPr>
         <w:spacing w:after="40" w:before="40"/>
       </w:pPr>
@@ -3744,7 +3744,7 @@
         <w:keepNext/>
         <w:numPr>
           <w:ilvl w:val="0"/>
-          <w:numId w:val="53"/>
+          <w:numId w:val="148"/>
         </w:numPr>
         <w:spacing w:after="40" w:before="40"/>
       </w:pPr>
@@ -3763,7 +3763,7 @@
         <w:keepNext/>
         <w:numPr>
           <w:ilvl w:val="0"/>
-          <w:numId w:val="53"/>
+          <w:numId w:val="148"/>
         </w:numPr>
         <w:spacing w:after="40" w:before="40"/>
       </w:pPr>
@@ -3782,7 +3782,7 @@
         <w:keepNext/>
         <w:numPr>
           <w:ilvl w:val="0"/>
-          <w:numId w:val="53"/>
+          <w:numId w:val="148"/>
         </w:numPr>
         <w:spacing w:after="40" w:before="40"/>
       </w:pPr>
@@ -3860,7 +3860,7 @@
         <w:keepNext/>
         <w:numPr>
           <w:ilvl w:val="0"/>
-          <w:numId w:val="54"/>
+          <w:numId w:val="149"/>
         </w:numPr>
         <w:spacing w:after="40" w:before="40"/>
       </w:pPr>
@@ -3879,7 +3879,7 @@
         <w:keepNext/>
         <w:numPr>
           <w:ilvl w:val="0"/>
-          <w:numId w:val="54"/>
+          <w:numId w:val="149"/>
         </w:numPr>
         <w:spacing w:after="40" w:before="40"/>
       </w:pPr>
@@ -3898,7 +3898,7 @@
         <w:keepNext/>
         <w:numPr>
           <w:ilvl w:val="0"/>
-          <w:numId w:val="54"/>
+          <w:numId w:val="149"/>
         </w:numPr>
         <w:spacing w:after="40" w:before="40"/>
       </w:pPr>
@@ -3917,7 +3917,7 @@
         <w:keepNext/>
         <w:numPr>
           <w:ilvl w:val="0"/>
-          <w:numId w:val="54"/>
+          <w:numId w:val="149"/>
         </w:numPr>
         <w:spacing w:after="40" w:before="40"/>
       </w:pPr>
@@ -3936,7 +3936,7 @@
         <w:keepNext/>
         <w:numPr>
           <w:ilvl w:val="0"/>
-          <w:numId w:val="54"/>
+          <w:numId w:val="149"/>
         </w:numPr>
         <w:spacing w:after="40" w:before="40"/>
       </w:pPr>
@@ -3995,7 +3995,7 @@
         <w:keepNext/>
         <w:numPr>
           <w:ilvl w:val="0"/>
-          <w:numId w:val="55"/>
+          <w:numId w:val="150"/>
         </w:numPr>
         <w:spacing w:after="40" w:before="40"/>
       </w:pPr>
@@ -4014,7 +4014,7 @@
         <w:keepNext/>
         <w:numPr>
           <w:ilvl w:val="0"/>
-          <w:numId w:val="55"/>
+          <w:numId w:val="150"/>
         </w:numPr>
         <w:spacing w:after="40" w:before="40"/>
       </w:pPr>
@@ -4033,7 +4033,7 @@
         <w:keepNext/>
         <w:numPr>
           <w:ilvl w:val="0"/>
-          <w:numId w:val="55"/>
+          <w:numId w:val="150"/>
         </w:numPr>
         <w:spacing w:after="40" w:before="40"/>
       </w:pPr>
@@ -4052,7 +4052,7 @@
         <w:keepNext/>
         <w:numPr>
           <w:ilvl w:val="0"/>
-          <w:numId w:val="55"/>
+          <w:numId w:val="150"/>
         </w:numPr>
         <w:spacing w:after="40" w:before="40"/>
       </w:pPr>
@@ -4071,7 +4071,7 @@
         <w:keepNext/>
         <w:numPr>
           <w:ilvl w:val="0"/>
-          <w:numId w:val="55"/>
+          <w:numId w:val="150"/>
         </w:numPr>
         <w:spacing w:after="40" w:before="40"/>
       </w:pPr>
@@ -4149,7 +4149,7 @@
         <w:keepNext/>
         <w:numPr>
           <w:ilvl w:val="0"/>
-          <w:numId w:val="56"/>
+          <w:numId w:val="151"/>
         </w:numPr>
         <w:spacing w:after="40" w:before="40"/>
       </w:pPr>
@@ -4168,7 +4168,7 @@
         <w:keepNext/>
         <w:numPr>
           <w:ilvl w:val="0"/>
-          <w:numId w:val="56"/>
+          <w:numId w:val="151"/>
         </w:numPr>
         <w:spacing w:after="40" w:before="40"/>
       </w:pPr>
@@ -4187,7 +4187,7 @@
         <w:keepNext/>
         <w:numPr>
           <w:ilvl w:val="0"/>
-          <w:numId w:val="56"/>
+          <w:numId w:val="151"/>
         </w:numPr>
         <w:spacing w:after="40" w:before="40"/>
       </w:pPr>
@@ -4283,7 +4283,7 @@
         <w:keepNext/>
         <w:numPr>
           <w:ilvl w:val="0"/>
-          <w:numId w:val="57"/>
+          <w:numId w:val="152"/>
         </w:numPr>
         <w:spacing w:after="40" w:before="40"/>
       </w:pPr>
@@ -4302,7 +4302,7 @@
         <w:keepNext/>
         <w:numPr>
           <w:ilvl w:val="0"/>
-          <w:numId w:val="57"/>
+          <w:numId w:val="152"/>
         </w:numPr>
         <w:spacing w:after="40" w:before="40"/>
       </w:pPr>
@@ -4312,7 +4312,7 @@
           <w:sz w:val="20"/>
           <w:szCs w:val="20"/>
         </w:rPr>
-        <w:t xml:space="preserve">파트너 대시보드로 이동: 배정된 환자 목록, 예정 화상상담, 수신 의뢰 확인</w:t>
+        <w:t>왼쪽 메뉴는 [대시보드]와 [진료 의뢰(리드)] 둘이다. (「병원 정보」·「시술 카탈로그」는 공개 연동 준비 중이라 아직 비활성)</w:t>
       </w:r>
     </w:p>
     <w:p>
@@ -4348,7 +4348,7 @@
           <w:sz w:val="18"/>
           <w:szCs w:val="18"/>
         </w:rPr>
-        <w:t xml:space="preserve">  의료진 계정은 관리자가 발급한다. 계정 신청은 플랫폼 관리자(admin)에게 문의.</w:t>
+        <w:t xml:space="preserve">  대시보드 카드는 응답 대기 · 전환율 · 평균 첫 응답 · 확정 견적 합계 네 개이고, 그 아래에 전체/오늘/이번 주/이번 달 리드 수와 「응답 필요」 목록이 이어진다. 의료기관 담당자 계정은 관리자가 발급한다.</w:t>
       </w:r>
     </w:p>
     <w:p>
@@ -4380,7 +4380,7 @@
         <w:keepNext/>
         <w:numPr>
           <w:ilvl w:val="0"/>
-          <w:numId w:val="58"/>
+          <w:numId w:val="153"/>
         </w:numPr>
         <w:spacing w:after="40" w:before="40"/>
       </w:pPr>
@@ -4390,7 +4390,7 @@
           <w:sz w:val="20"/>
           <w:szCs w:val="20"/>
         </w:rPr>
-        <w:t xml:space="preserve">[배정 환자] 목록에서 환자 선택</w:t>
+        <w:t>[진료 의뢰(리드)] 메뉴에서 우리 병원으로 배정된 의뢰를 고른다</w:t>
       </w:r>
     </w:p>
     <w:p>
@@ -4399,7 +4399,7 @@
         <w:keepNext/>
         <w:numPr>
           <w:ilvl w:val="0"/>
-          <w:numId w:val="58"/>
+          <w:numId w:val="153"/>
         </w:numPr>
         <w:spacing w:after="40" w:before="40"/>
       </w:pPr>
@@ -4409,7 +4409,7 @@
           <w:sz w:val="20"/>
           <w:szCs w:val="20"/>
         </w:rPr>
-        <w:t xml:space="preserve">열람 가능 항목: 인테이크 정보(암종·병기·기왕력), 업로드 의료 기록</w:t>
+        <w:t>리드에 보이는 항목: 목적 · 시술 · 국가 · 언어 · 배정일 · 문의 내용 · 보험 정보 유무. 환자 이름과 연락처는 병원에 넘기지 않는다</w:t>
       </w:r>
     </w:p>
     <w:p>
@@ -4418,7 +4418,7 @@
         <w:keepNext/>
         <w:numPr>
           <w:ilvl w:val="0"/>
-          <w:numId w:val="58"/>
+          <w:numId w:val="153"/>
         </w:numPr>
         <w:spacing w:after="40" w:before="40"/>
       </w:pPr>
@@ -4428,7 +4428,7 @@
           <w:sz w:val="20"/>
           <w:szCs w:val="20"/>
         </w:rPr>
-        <w:t xml:space="preserve">의료 기록 파일 다운로드 후 검토</w:t>
+        <w:t>상태를 전송됨 → 조회됨 → 응답함 → 치료 확정(또는 거절)으로 갱신하고, 견적 최소·최대와 메모를 남기거나 「코디에게 메시지」를 보낸다. 목록은 [CSV]로 내려받을 수 있다</w:t>
       </w:r>
     </w:p>
     <w:p>
@@ -4445,7 +4445,7 @@
           <w:sz w:val="18"/>
           <w:szCs w:val="18"/>
         </w:rPr>
-        <w:t xml:space="preserve">  [화면: /hospital/leads 페이지: 의뢰 환자 상세]</w:t>
+        <w:t xml:space="preserve">  [화면: /hospital/leads 페이지: 리드 관리]</w:t>
       </w:r>
     </w:p>
     <w:p>
@@ -4496,7 +4496,7 @@
         <w:keepNext/>
         <w:numPr>
           <w:ilvl w:val="0"/>
-          <w:numId w:val="59"/>
+          <w:numId w:val="154"/>
         </w:numPr>
         <w:spacing w:after="40" w:before="40"/>
       </w:pPr>
@@ -4506,7 +4506,7 @@
           <w:sz w:val="20"/>
           <w:szCs w:val="20"/>
         </w:rPr>
-        <w:t xml:space="preserve">대시보드 [예정 화상상담] 목록에서 해당 일정 확인</w:t>
+        <w:t>코디네이터가 보낸 상담 초대링크를 연다(병원 포털 안에는 화상상담 목록이 없다)</w:t>
       </w:r>
     </w:p>
     <w:p>
@@ -4515,7 +4515,7 @@
         <w:keepNext/>
         <w:numPr>
           <w:ilvl w:val="0"/>
-          <w:numId w:val="59"/>
+          <w:numId w:val="154"/>
         </w:numPr>
         <w:spacing w:after="40" w:before="40"/>
       </w:pPr>
@@ -4525,7 +4525,7 @@
           <w:sz w:val="20"/>
           <w:szCs w:val="20"/>
         </w:rPr>
-        <w:t xml:space="preserve">상담 시간 5분 전 [입장] 버튼 클릭</w:t>
+        <w:t>대기실에서 코디네이터가 입장을 승인하면 상담방에 들어간다</w:t>
       </w:r>
     </w:p>
     <w:p>
@@ -4534,7 +4534,7 @@
         <w:keepNext/>
         <w:numPr>
           <w:ilvl w:val="0"/>
-          <w:numId w:val="59"/>
+          <w:numId w:val="154"/>
         </w:numPr>
         <w:spacing w:after="40" w:before="40"/>
       </w:pPr>
@@ -4553,7 +4553,7 @@
         <w:keepNext/>
         <w:numPr>
           <w:ilvl w:val="0"/>
-          <w:numId w:val="59"/>
+          <w:numId w:val="154"/>
         </w:numPr>
         <w:spacing w:after="40" w:before="40"/>
       </w:pPr>
@@ -4599,7 +4599,7 @@
           <w:sz w:val="18"/>
           <w:szCs w:val="18"/>
         </w:rPr>
-        <w:t xml:space="preserve">  의료진 화상 접속은 로그인 후 직접 입장 (게스트 링크 불사용).</w:t>
+        <w:t xml:space="preserve">  의료진은 계정 없이 초대링크로 참여한다. 병원 담당자 계정으로 로그인해도 상담방은 초대링크로 들어간다.</w:t>
       </w:r>
     </w:p>
     <w:p>
@@ -4631,7 +4631,7 @@
         <w:keepNext/>
         <w:numPr>
           <w:ilvl w:val="0"/>
-          <w:numId w:val="60"/>
+          <w:numId w:val="155"/>
         </w:numPr>
         <w:spacing w:after="40" w:before="40"/>
       </w:pPr>
@@ -4650,7 +4650,7 @@
         <w:keepNext/>
         <w:numPr>
           <w:ilvl w:val="0"/>
-          <w:numId w:val="60"/>
+          <w:numId w:val="155"/>
         </w:numPr>
         <w:spacing w:after="40" w:before="40"/>
       </w:pPr>
@@ -4669,7 +4669,7 @@
         <w:keepNext/>
         <w:numPr>
           <w:ilvl w:val="0"/>
-          <w:numId w:val="60"/>
+          <w:numId w:val="155"/>
         </w:numPr>
         <w:spacing w:after="40" w:before="40"/>
       </w:pPr>
@@ -5670,7 +5670,7 @@
                 <w:sz w:val="18"/>
                 <w:rFonts w:eastAsia="맑은 고딕"/>
               </w:rPr>
-              <w:t>제휴 한국 병원 담당자(owner/manager/viewer). 리드·프로필·치료정보 관리.</w:t>
+              <w:t>제휴 한국 병원 담당자(owner/manager/viewer). 진료 의뢰(리드) 확인·상태 갱신·견적 회신. 병원 정보·시술 카탈로그 편집은 공개 연동 준비 중이라 아직 비활성이다.</w:t>
             </w:r>
           </w:p>
         </w:tc>
@@ -5706,7 +5706,7 @@
                 <w:sz w:val="18"/>
                 <w:rFonts w:eastAsia="맑은 고딕"/>
               </w:rPr>
-              <w:t>agency_users + partner_type</w:t>
+              <w:t>agency_users + agencies.partner_type</w:t>
             </w:r>
           </w:p>
         </w:tc>
@@ -5740,7 +5740,7 @@
                 <w:sz w:val="18"/>
                 <w:rFonts w:eastAsia="맑은 고딕"/>
               </w:rPr>
-              <w:t>해외 환자 유치 파트너. 의뢰 환자 진행상황 조회.</w:t>
+              <w:t>해외 환자 유치 파트너. 환자 의뢰 · 단계별 진행 확인 · 코디네이터와 케이스 메신저.</w:t>
             </w:r>
           </w:p>
         </w:tc>
@@ -5776,7 +5776,7 @@
                 <w:sz w:val="18"/>
                 <w:rFonts w:eastAsia="맑은 고딕"/>
               </w:rPr>
-              <w:t>agency_users + partner_type</w:t>
+              <w:t>agency_users + agencies.partner_type</w:t>
             </w:r>
           </w:p>
         </w:tc>
@@ -5810,7 +5810,7 @@
                 <w:sz w:val="18"/>
                 <w:rFonts w:eastAsia="맑은 고딕"/>
               </w:rPr>
-              <w:t>환자를 한국으로 의뢰하는 현지 병원. 경과·검사결과 전송 주체.</w:t>
+              <w:t>환자를 한국으로 의뢰하는 현지 병원. 에이전시와 달리 검사결과·영상·소견을 케이스에 올릴 수 있다(사후관리 ICT).</w:t>
             </w:r>
           </w:p>
         </w:tc>
@@ -7199,7 +7199,16 @@
         </w:tc>
       </w:tr>
     </w:tbl>
-    <w:p/>
+    <w:p>
+      <w:pPr>
+        <w:spacing w:before="0" w:after="0" w:line="20" w:lineRule="exact"/>
+      </w:pPr>
+      <w:r>
+        <w:rPr>
+          <w:sz w:val="2"/>
+        </w:rPr>
+      </w:r>
+    </w:p>
     <w:sectPr>
       <w:headerReference w:type="default" r:id="rId7"/>
       <w:footerReference w:type="default" r:id="rId8"/>
@@ -7913,6 +7922,576 @@
     </w:lvlOverride>
   </w:num>
   <w:num w:numId="60">
+    <w:abstractNumId w:val="2"/>
+    <w:lvlOverride w:ilvl="0">
+      <w:startOverride w:val="1"/>
+    </w:lvlOverride>
+  </w:num>
+  <w:num w:numId="61">
+    <w:abstractNumId w:val="2"/>
+    <w:lvlOverride w:ilvl="0">
+      <w:startOverride w:val="1"/>
+    </w:lvlOverride>
+  </w:num>
+  <w:num w:numId="62">
+    <w:abstractNumId w:val="2"/>
+    <w:lvlOverride w:ilvl="0">
+      <w:startOverride w:val="1"/>
+    </w:lvlOverride>
+  </w:num>
+  <w:num w:numId="63">
+    <w:abstractNumId w:val="2"/>
+    <w:lvlOverride w:ilvl="0">
+      <w:startOverride w:val="1"/>
+    </w:lvlOverride>
+  </w:num>
+  <w:num w:numId="64">
+    <w:abstractNumId w:val="2"/>
+    <w:lvlOverride w:ilvl="0">
+      <w:startOverride w:val="1"/>
+    </w:lvlOverride>
+  </w:num>
+  <w:num w:numId="65">
+    <w:abstractNumId w:val="2"/>
+    <w:lvlOverride w:ilvl="0">
+      <w:startOverride w:val="1"/>
+    </w:lvlOverride>
+  </w:num>
+  <w:num w:numId="66">
+    <w:abstractNumId w:val="2"/>
+    <w:lvlOverride w:ilvl="0">
+      <w:startOverride w:val="1"/>
+    </w:lvlOverride>
+  </w:num>
+  <w:num w:numId="67">
+    <w:abstractNumId w:val="2"/>
+    <w:lvlOverride w:ilvl="0">
+      <w:startOverride w:val="1"/>
+    </w:lvlOverride>
+  </w:num>
+  <w:num w:numId="68">
+    <w:abstractNumId w:val="3"/>
+    <w:lvlOverride w:ilvl="0">
+      <w:startOverride w:val="1"/>
+    </w:lvlOverride>
+  </w:num>
+  <w:num w:numId="69">
+    <w:abstractNumId w:val="2"/>
+    <w:lvlOverride w:ilvl="0">
+      <w:startOverride w:val="1"/>
+    </w:lvlOverride>
+  </w:num>
+  <w:num w:numId="70">
+    <w:abstractNumId w:val="2"/>
+    <w:lvlOverride w:ilvl="0">
+      <w:startOverride w:val="1"/>
+    </w:lvlOverride>
+  </w:num>
+  <w:num w:numId="71">
+    <w:abstractNumId w:val="3"/>
+    <w:lvlOverride w:ilvl="0">
+      <w:startOverride w:val="1"/>
+    </w:lvlOverride>
+  </w:num>
+  <w:num w:numId="72">
+    <w:abstractNumId w:val="2"/>
+    <w:lvlOverride w:ilvl="0">
+      <w:startOverride w:val="1"/>
+    </w:lvlOverride>
+  </w:num>
+  <w:num w:numId="73">
+    <w:abstractNumId w:val="2"/>
+    <w:lvlOverride w:ilvl="0">
+      <w:startOverride w:val="1"/>
+    </w:lvlOverride>
+  </w:num>
+  <w:num w:numId="74">
+    <w:abstractNumId w:val="2"/>
+    <w:lvlOverride w:ilvl="0">
+      <w:startOverride w:val="1"/>
+    </w:lvlOverride>
+  </w:num>
+  <w:num w:numId="75">
+    <w:abstractNumId w:val="2"/>
+    <w:lvlOverride w:ilvl="0">
+      <w:startOverride w:val="1"/>
+    </w:lvlOverride>
+  </w:num>
+  <w:num w:numId="76">
+    <w:abstractNumId w:val="2"/>
+    <w:lvlOverride w:ilvl="0">
+      <w:startOverride w:val="1"/>
+    </w:lvlOverride>
+  </w:num>
+  <w:num w:numId="77">
+    <w:abstractNumId w:val="2"/>
+    <w:lvlOverride w:ilvl="0">
+      <w:startOverride w:val="1"/>
+    </w:lvlOverride>
+  </w:num>
+  <w:num w:numId="78">
+    <w:abstractNumId w:val="2"/>
+    <w:lvlOverride w:ilvl="0">
+      <w:startOverride w:val="1"/>
+    </w:lvlOverride>
+  </w:num>
+  <w:num w:numId="79">
+    <w:abstractNumId w:val="2"/>
+    <w:lvlOverride w:ilvl="0">
+      <w:startOverride w:val="1"/>
+    </w:lvlOverride>
+  </w:num>
+  <w:num w:numId="80">
+    <w:abstractNumId w:val="2"/>
+    <w:lvlOverride w:ilvl="0">
+      <w:startOverride w:val="1"/>
+    </w:lvlOverride>
+  </w:num>
+  <w:num w:numId="81">
+    <w:abstractNumId w:val="2"/>
+    <w:lvlOverride w:ilvl="0">
+      <w:startOverride w:val="1"/>
+    </w:lvlOverride>
+  </w:num>
+  <w:num w:numId="82">
+    <w:abstractNumId w:val="2"/>
+    <w:lvlOverride w:ilvl="0">
+      <w:startOverride w:val="1"/>
+    </w:lvlOverride>
+  </w:num>
+  <w:num w:numId="83">
+    <w:abstractNumId w:val="2"/>
+    <w:lvlOverride w:ilvl="0">
+      <w:startOverride w:val="1"/>
+    </w:lvlOverride>
+  </w:num>
+  <w:num w:numId="84">
+    <w:abstractNumId w:val="2"/>
+    <w:lvlOverride w:ilvl="0">
+      <w:startOverride w:val="1"/>
+    </w:lvlOverride>
+  </w:num>
+  <w:num w:numId="85">
+    <w:abstractNumId w:val="2"/>
+    <w:lvlOverride w:ilvl="0">
+      <w:startOverride w:val="1"/>
+    </w:lvlOverride>
+  </w:num>
+  <w:num w:numId="86">
+    <w:abstractNumId w:val="2"/>
+    <w:lvlOverride w:ilvl="0">
+      <w:startOverride w:val="1"/>
+    </w:lvlOverride>
+  </w:num>
+  <w:num w:numId="87">
+    <w:abstractNumId w:val="3"/>
+    <w:lvlOverride w:ilvl="0">
+      <w:startOverride w:val="1"/>
+    </w:lvlOverride>
+  </w:num>
+  <w:num w:numId="88">
+    <w:abstractNumId w:val="2"/>
+    <w:lvlOverride w:ilvl="0">
+      <w:startOverride w:val="1"/>
+    </w:lvlOverride>
+  </w:num>
+  <w:num w:numId="89">
+    <w:abstractNumId w:val="2"/>
+    <w:lvlOverride w:ilvl="0">
+      <w:startOverride w:val="1"/>
+    </w:lvlOverride>
+  </w:num>
+  <w:num w:numId="90">
+    <w:abstractNumId w:val="3"/>
+    <w:lvlOverride w:ilvl="0">
+      <w:startOverride w:val="1"/>
+    </w:lvlOverride>
+  </w:num>
+  <w:num w:numId="91">
+    <w:abstractNumId w:val="2"/>
+    <w:lvlOverride w:ilvl="0">
+      <w:startOverride w:val="1"/>
+    </w:lvlOverride>
+  </w:num>
+  <w:num w:numId="92">
+    <w:abstractNumId w:val="2"/>
+    <w:lvlOverride w:ilvl="0">
+      <w:startOverride w:val="1"/>
+    </w:lvlOverride>
+  </w:num>
+  <w:num w:numId="93">
+    <w:abstractNumId w:val="2"/>
+    <w:lvlOverride w:ilvl="0">
+      <w:startOverride w:val="1"/>
+    </w:lvlOverride>
+  </w:num>
+  <w:num w:numId="94">
+    <w:abstractNumId w:val="2"/>
+    <w:lvlOverride w:ilvl="0">
+      <w:startOverride w:val="1"/>
+    </w:lvlOverride>
+  </w:num>
+  <w:num w:numId="95">
+    <w:abstractNumId w:val="2"/>
+    <w:lvlOverride w:ilvl="0">
+      <w:startOverride w:val="1"/>
+    </w:lvlOverride>
+  </w:num>
+  <w:num w:numId="96">
+    <w:abstractNumId w:val="2"/>
+    <w:lvlOverride w:ilvl="0">
+      <w:startOverride w:val="1"/>
+    </w:lvlOverride>
+  </w:num>
+  <w:num w:numId="97">
+    <w:abstractNumId w:val="2"/>
+    <w:lvlOverride w:ilvl="0">
+      <w:startOverride w:val="1"/>
+    </w:lvlOverride>
+  </w:num>
+  <w:num w:numId="98">
+    <w:abstractNumId w:val="2"/>
+    <w:lvlOverride w:ilvl="0">
+      <w:startOverride w:val="1"/>
+    </w:lvlOverride>
+  </w:num>
+  <w:num w:numId="99">
+    <w:abstractNumId w:val="2"/>
+    <w:lvlOverride w:ilvl="0">
+      <w:startOverride w:val="1"/>
+    </w:lvlOverride>
+  </w:num>
+  <w:num w:numId="100">
+    <w:abstractNumId w:val="2"/>
+    <w:lvlOverride w:ilvl="0">
+      <w:startOverride w:val="1"/>
+    </w:lvlOverride>
+  </w:num>
+  <w:num w:numId="101">
+    <w:abstractNumId w:val="2"/>
+    <w:lvlOverride w:ilvl="0">
+      <w:startOverride w:val="1"/>
+    </w:lvlOverride>
+  </w:num>
+  <w:num w:numId="102">
+    <w:abstractNumId w:val="2"/>
+    <w:lvlOverride w:ilvl="0">
+      <w:startOverride w:val="1"/>
+    </w:lvlOverride>
+  </w:num>
+  <w:num w:numId="103">
+    <w:abstractNumId w:val="2"/>
+    <w:lvlOverride w:ilvl="0">
+      <w:startOverride w:val="1"/>
+    </w:lvlOverride>
+  </w:num>
+  <w:num w:numId="104">
+    <w:abstractNumId w:val="2"/>
+    <w:lvlOverride w:ilvl="0">
+      <w:startOverride w:val="1"/>
+    </w:lvlOverride>
+  </w:num>
+  <w:num w:numId="105">
+    <w:abstractNumId w:val="2"/>
+    <w:lvlOverride w:ilvl="0">
+      <w:startOverride w:val="1"/>
+    </w:lvlOverride>
+  </w:num>
+  <w:num w:numId="106">
+    <w:abstractNumId w:val="3"/>
+    <w:lvlOverride w:ilvl="0">
+      <w:startOverride w:val="1"/>
+    </w:lvlOverride>
+  </w:num>
+  <w:num w:numId="107">
+    <w:abstractNumId w:val="2"/>
+    <w:lvlOverride w:ilvl="0">
+      <w:startOverride w:val="1"/>
+    </w:lvlOverride>
+  </w:num>
+  <w:num w:numId="108">
+    <w:abstractNumId w:val="2"/>
+    <w:lvlOverride w:ilvl="0">
+      <w:startOverride w:val="1"/>
+    </w:lvlOverride>
+  </w:num>
+  <w:num w:numId="109">
+    <w:abstractNumId w:val="3"/>
+    <w:lvlOverride w:ilvl="0">
+      <w:startOverride w:val="1"/>
+    </w:lvlOverride>
+  </w:num>
+  <w:num w:numId="110">
+    <w:abstractNumId w:val="2"/>
+    <w:lvlOverride w:ilvl="0">
+      <w:startOverride w:val="1"/>
+    </w:lvlOverride>
+  </w:num>
+  <w:num w:numId="111">
+    <w:abstractNumId w:val="2"/>
+    <w:lvlOverride w:ilvl="0">
+      <w:startOverride w:val="1"/>
+    </w:lvlOverride>
+  </w:num>
+  <w:num w:numId="112">
+    <w:abstractNumId w:val="2"/>
+    <w:lvlOverride w:ilvl="0">
+      <w:startOverride w:val="1"/>
+    </w:lvlOverride>
+  </w:num>
+  <w:num w:numId="113">
+    <w:abstractNumId w:val="2"/>
+    <w:lvlOverride w:ilvl="0">
+      <w:startOverride w:val="1"/>
+    </w:lvlOverride>
+  </w:num>
+  <w:num w:numId="114">
+    <w:abstractNumId w:val="2"/>
+    <w:lvlOverride w:ilvl="0">
+      <w:startOverride w:val="1"/>
+    </w:lvlOverride>
+  </w:num>
+  <w:num w:numId="115">
+    <w:abstractNumId w:val="2"/>
+    <w:lvlOverride w:ilvl="0">
+      <w:startOverride w:val="1"/>
+    </w:lvlOverride>
+  </w:num>
+  <w:num w:numId="116">
+    <w:abstractNumId w:val="2"/>
+    <w:lvlOverride w:ilvl="0">
+      <w:startOverride w:val="1"/>
+    </w:lvlOverride>
+  </w:num>
+  <w:num w:numId="117">
+    <w:abstractNumId w:val="2"/>
+    <w:lvlOverride w:ilvl="0">
+      <w:startOverride w:val="1"/>
+    </w:lvlOverride>
+  </w:num>
+  <w:num w:numId="118">
+    <w:abstractNumId w:val="2"/>
+    <w:lvlOverride w:ilvl="0">
+      <w:startOverride w:val="1"/>
+    </w:lvlOverride>
+  </w:num>
+  <w:num w:numId="119">
+    <w:abstractNumId w:val="2"/>
+    <w:lvlOverride w:ilvl="0">
+      <w:startOverride w:val="1"/>
+    </w:lvlOverride>
+  </w:num>
+  <w:num w:numId="120">
+    <w:abstractNumId w:val="2"/>
+    <w:lvlOverride w:ilvl="0">
+      <w:startOverride w:val="1"/>
+    </w:lvlOverride>
+  </w:num>
+  <w:num w:numId="121">
+    <w:abstractNumId w:val="2"/>
+    <w:lvlOverride w:ilvl="0">
+      <w:startOverride w:val="1"/>
+    </w:lvlOverride>
+  </w:num>
+  <w:num w:numId="122">
+    <w:abstractNumId w:val="2"/>
+    <w:lvlOverride w:ilvl="0">
+      <w:startOverride w:val="1"/>
+    </w:lvlOverride>
+  </w:num>
+  <w:num w:numId="123">
+    <w:abstractNumId w:val="2"/>
+    <w:lvlOverride w:ilvl="0">
+      <w:startOverride w:val="1"/>
+    </w:lvlOverride>
+  </w:num>
+  <w:num w:numId="124">
+    <w:abstractNumId w:val="2"/>
+    <w:lvlOverride w:ilvl="0">
+      <w:startOverride w:val="1"/>
+    </w:lvlOverride>
+  </w:num>
+  <w:num w:numId="125">
+    <w:abstractNumId w:val="3"/>
+    <w:lvlOverride w:ilvl="0">
+      <w:startOverride w:val="1"/>
+    </w:lvlOverride>
+  </w:num>
+  <w:num w:numId="126">
+    <w:abstractNumId w:val="2"/>
+    <w:lvlOverride w:ilvl="0">
+      <w:startOverride w:val="1"/>
+    </w:lvlOverride>
+  </w:num>
+  <w:num w:numId="127">
+    <w:abstractNumId w:val="2"/>
+    <w:lvlOverride w:ilvl="0">
+      <w:startOverride w:val="1"/>
+    </w:lvlOverride>
+  </w:num>
+  <w:num w:numId="128">
+    <w:abstractNumId w:val="3"/>
+    <w:lvlOverride w:ilvl="0">
+      <w:startOverride w:val="1"/>
+    </w:lvlOverride>
+  </w:num>
+  <w:num w:numId="129">
+    <w:abstractNumId w:val="2"/>
+    <w:lvlOverride w:ilvl="0">
+      <w:startOverride w:val="1"/>
+    </w:lvlOverride>
+  </w:num>
+  <w:num w:numId="130">
+    <w:abstractNumId w:val="2"/>
+    <w:lvlOverride w:ilvl="0">
+      <w:startOverride w:val="1"/>
+    </w:lvlOverride>
+  </w:num>
+  <w:num w:numId="131">
+    <w:abstractNumId w:val="2"/>
+    <w:lvlOverride w:ilvl="0">
+      <w:startOverride w:val="1"/>
+    </w:lvlOverride>
+  </w:num>
+  <w:num w:numId="132">
+    <w:abstractNumId w:val="2"/>
+    <w:lvlOverride w:ilvl="0">
+      <w:startOverride w:val="1"/>
+    </w:lvlOverride>
+  </w:num>
+  <w:num w:numId="133">
+    <w:abstractNumId w:val="2"/>
+    <w:lvlOverride w:ilvl="0">
+      <w:startOverride w:val="1"/>
+    </w:lvlOverride>
+  </w:num>
+  <w:num w:numId="134">
+    <w:abstractNumId w:val="2"/>
+    <w:lvlOverride w:ilvl="0">
+      <w:startOverride w:val="1"/>
+    </w:lvlOverride>
+  </w:num>
+  <w:num w:numId="135">
+    <w:abstractNumId w:val="2"/>
+    <w:lvlOverride w:ilvl="0">
+      <w:startOverride w:val="1"/>
+    </w:lvlOverride>
+  </w:num>
+  <w:num w:numId="136">
+    <w:abstractNumId w:val="2"/>
+    <w:lvlOverride w:ilvl="0">
+      <w:startOverride w:val="1"/>
+    </w:lvlOverride>
+  </w:num>
+  <w:num w:numId="137">
+    <w:abstractNumId w:val="2"/>
+    <w:lvlOverride w:ilvl="0">
+      <w:startOverride w:val="1"/>
+    </w:lvlOverride>
+  </w:num>
+  <w:num w:numId="138">
+    <w:abstractNumId w:val="2"/>
+    <w:lvlOverride w:ilvl="0">
+      <w:startOverride w:val="1"/>
+    </w:lvlOverride>
+  </w:num>
+  <w:num w:numId="139">
+    <w:abstractNumId w:val="2"/>
+    <w:lvlOverride w:ilvl="0">
+      <w:startOverride w:val="1"/>
+    </w:lvlOverride>
+  </w:num>
+  <w:num w:numId="140">
+    <w:abstractNumId w:val="2"/>
+    <w:lvlOverride w:ilvl="0">
+      <w:startOverride w:val="1"/>
+    </w:lvlOverride>
+  </w:num>
+  <w:num w:numId="141">
+    <w:abstractNumId w:val="2"/>
+    <w:lvlOverride w:ilvl="0">
+      <w:startOverride w:val="1"/>
+    </w:lvlOverride>
+  </w:num>
+  <w:num w:numId="142">
+    <w:abstractNumId w:val="2"/>
+    <w:lvlOverride w:ilvl="0">
+      <w:startOverride w:val="1"/>
+    </w:lvlOverride>
+  </w:num>
+  <w:num w:numId="143">
+    <w:abstractNumId w:val="2"/>
+    <w:lvlOverride w:ilvl="0">
+      <w:startOverride w:val="1"/>
+    </w:lvlOverride>
+  </w:num>
+  <w:num w:numId="144">
+    <w:abstractNumId w:val="3"/>
+    <w:lvlOverride w:ilvl="0">
+      <w:startOverride w:val="1"/>
+    </w:lvlOverride>
+  </w:num>
+  <w:num w:numId="145">
+    <w:abstractNumId w:val="2"/>
+    <w:lvlOverride w:ilvl="0">
+      <w:startOverride w:val="1"/>
+    </w:lvlOverride>
+  </w:num>
+  <w:num w:numId="146">
+    <w:abstractNumId w:val="2"/>
+    <w:lvlOverride w:ilvl="0">
+      <w:startOverride w:val="1"/>
+    </w:lvlOverride>
+  </w:num>
+  <w:num w:numId="147">
+    <w:abstractNumId w:val="3"/>
+    <w:lvlOverride w:ilvl="0">
+      <w:startOverride w:val="1"/>
+    </w:lvlOverride>
+  </w:num>
+  <w:num w:numId="148">
+    <w:abstractNumId w:val="2"/>
+    <w:lvlOverride w:ilvl="0">
+      <w:startOverride w:val="1"/>
+    </w:lvlOverride>
+  </w:num>
+  <w:num w:numId="149">
+    <w:abstractNumId w:val="2"/>
+    <w:lvlOverride w:ilvl="0">
+      <w:startOverride w:val="1"/>
+    </w:lvlOverride>
+  </w:num>
+  <w:num w:numId="150">
+    <w:abstractNumId w:val="2"/>
+    <w:lvlOverride w:ilvl="0">
+      <w:startOverride w:val="1"/>
+    </w:lvlOverride>
+  </w:num>
+  <w:num w:numId="151">
+    <w:abstractNumId w:val="2"/>
+    <w:lvlOverride w:ilvl="0">
+      <w:startOverride w:val="1"/>
+    </w:lvlOverride>
+  </w:num>
+  <w:num w:numId="152">
+    <w:abstractNumId w:val="2"/>
+    <w:lvlOverride w:ilvl="0">
+      <w:startOverride w:val="1"/>
+    </w:lvlOverride>
+  </w:num>
+  <w:num w:numId="153">
+    <w:abstractNumId w:val="2"/>
+    <w:lvlOverride w:ilvl="0">
+      <w:startOverride w:val="1"/>
+    </w:lvlOverride>
+  </w:num>
+  <w:num w:numId="154">
+    <w:abstractNumId w:val="2"/>
+    <w:lvlOverride w:ilvl="0">
+      <w:startOverride w:val="1"/>
+    </w:lvlOverride>
+  </w:num>
+  <w:num w:numId="155">
     <w:abstractNumId w:val="2"/>
     <w:lvlOverride w:ilvl="0">
       <w:startOverride w:val="1"/>

--- a/docs/government-project/06_사용자매뉴얼.docx
+++ b/docs/government-project/06_사용자매뉴얼.docx
@@ -39,6 +39,7 @@
     </w:p>
     <w:p>
       <w:pPr>
+        <w:keepNext/>
         <w:spacing w:after="120" w:before="120"/>
         <w:jc w:val="center"/>
       </w:pPr>
@@ -56,6 +57,7 @@
     </w:p>
     <w:p>
       <w:pPr>
+        <w:keepNext/>
         <w:pBdr>
           <w:bottom w:val="single" w:color="00467F" w:sz="4" w:space="2"/>
         </w:pBdr>
@@ -73,11 +75,17 @@
       </w:r>
     </w:p>
     <w:p>
+      <w:pPr>
+        <w:keepNext/>
+      </w:pPr>
       <w:r>
         <w:t xml:space="preserve"/>
       </w:r>
     </w:p>
     <w:p>
+      <w:pPr>
+        <w:keepNext/>
+      </w:pPr>
       <w:r>
         <w:t xml:space="preserve"/>
       </w:r>
@@ -100,6 +108,9 @@
         <w:gridCol w:w="4000"/>
       </w:tblGrid>
       <w:tr>
+        <w:trPr>
+          <w:cantSplit/>
+        </w:trPr>
         <w:tc>
           <w:tcPr>
             <w:tcW w:type="dxa" w:w="2000"/>
@@ -154,6 +165,9 @@
         </w:tc>
       </w:tr>
       <w:tr>
+        <w:trPr>
+          <w:cantSplit/>
+        </w:trPr>
         <w:tc>
           <w:tcPr>
             <w:tcW w:type="dxa" w:w="2000"/>
@@ -208,6 +222,9 @@
         </w:tc>
       </w:tr>
       <w:tr>
+        <w:trPr>
+          <w:cantSplit/>
+        </w:trPr>
         <w:tc>
           <w:tcPr>
             <w:tcW w:type="dxa" w:w="2000"/>
@@ -258,21 +275,6 @@
         </w:tc>
       </w:tr>
     </w:tbl>
-    <w:p>
-      <w:r>
-        <w:t xml:space="preserve"/>
-      </w:r>
-    </w:p>
-    <w:p>
-      <w:r>
-        <w:t xml:space="preserve"/>
-      </w:r>
-    </w:p>
-    <w:p>
-      <w:r>
-        <w:t xml:space="preserve"/>
-      </w:r>
-    </w:p>
     <w:p>
       <w:pPr>
         <w:pStyle w:val="Heading1"/>
@@ -310,6 +312,7 @@
       <w:tr>
         <w:trPr>
           <w:tblHeader w:val="true"/>
+          <w:cantSplit/>
         </w:trPr>
         <w:tc>
           <w:tcPr>
@@ -358,6 +361,9 @@
         </w:tc>
       </w:tr>
       <w:tr>
+        <w:trPr>
+          <w:cantSplit/>
+        </w:trPr>
         <w:tc>
           <w:tcPr>
             <w:tcW w:type="dxa" w:w="7500"/>
@@ -405,6 +411,9 @@
         </w:tc>
       </w:tr>
       <w:tr>
+        <w:trPr>
+          <w:cantSplit/>
+        </w:trPr>
         <w:tc>
           <w:tcPr>
             <w:tcW w:type="dxa" w:w="7500"/>
@@ -452,6 +461,9 @@
         </w:tc>
       </w:tr>
       <w:tr>
+        <w:trPr>
+          <w:cantSplit/>
+        </w:trPr>
         <w:tc>
           <w:tcPr>
             <w:tcW w:type="dxa" w:w="7500"/>
@@ -499,6 +511,9 @@
         </w:tc>
       </w:tr>
       <w:tr>
+        <w:trPr>
+          <w:cantSplit/>
+        </w:trPr>
         <w:tc>
           <w:tcPr>
             <w:tcW w:type="dxa" w:w="7500"/>
@@ -546,6 +561,9 @@
         </w:tc>
       </w:tr>
       <w:tr>
+        <w:trPr>
+          <w:cantSplit/>
+        </w:trPr>
         <w:tc>
           <w:tcPr>
             <w:tcW w:type="dxa" w:w="7500"/>
@@ -593,6 +611,9 @@
         </w:tc>
       </w:tr>
       <w:tr>
+        <w:trPr>
+          <w:cantSplit/>
+        </w:trPr>
         <w:tc>
           <w:tcPr>
             <w:tcW w:type="dxa" w:w="7500"/>
@@ -640,6 +661,9 @@
         </w:tc>
       </w:tr>
       <w:tr>
+        <w:trPr>
+          <w:cantSplit/>
+        </w:trPr>
         <w:tc>
           <w:tcPr>
             <w:tcW w:type="dxa" w:w="7500"/>
@@ -687,6 +711,9 @@
         </w:tc>
       </w:tr>
       <w:tr>
+        <w:trPr>
+          <w:cantSplit/>
+        </w:trPr>
         <w:tc>
           <w:tcPr>
             <w:tcW w:type="dxa" w:w="7500"/>
@@ -734,6 +761,9 @@
         </w:tc>
       </w:tr>
       <w:tr>
+        <w:trPr>
+          <w:cantSplit/>
+        </w:trPr>
         <w:tc>
           <w:tcPr>
             <w:tcW w:type="dxa" w:w="7500"/>
@@ -781,6 +811,9 @@
         </w:tc>
       </w:tr>
       <w:tr>
+        <w:trPr>
+          <w:cantSplit/>
+        </w:trPr>
         <w:tc>
           <w:tcPr>
             <w:tcW w:type="dxa" w:w="7500"/>
@@ -828,6 +861,9 @@
         </w:tc>
       </w:tr>
       <w:tr>
+        <w:trPr>
+          <w:cantSplit/>
+        </w:trPr>
         <w:tc>
           <w:tcPr>
             <w:tcW w:type="dxa" w:w="7500"/>
@@ -875,6 +911,9 @@
         </w:tc>
       </w:tr>
       <w:tr>
+        <w:trPr>
+          <w:cantSplit/>
+        </w:trPr>
         <w:tc>
           <w:tcPr>
             <w:tcW w:type="dxa" w:w="7500"/>
@@ -922,6 +961,9 @@
         </w:tc>
       </w:tr>
       <w:tr>
+        <w:trPr>
+          <w:cantSplit/>
+        </w:trPr>
         <w:tc>
           <w:tcPr>
             <w:tcW w:type="dxa" w:w="7500"/>
@@ -969,6 +1011,9 @@
         </w:tc>
       </w:tr>
       <w:tr>
+        <w:trPr>
+          <w:cantSplit/>
+        </w:trPr>
         <w:tc>
           <w:tcPr>
             <w:tcW w:type="dxa" w:w="7500"/>
@@ -1016,6 +1061,9 @@
         </w:tc>
       </w:tr>
       <w:tr>
+        <w:trPr>
+          <w:cantSplit/>
+        </w:trPr>
         <w:tc>
           <w:tcPr>
             <w:tcW w:type="dxa" w:w="7500"/>
@@ -1063,6 +1111,9 @@
         </w:tc>
       </w:tr>
       <w:tr>
+        <w:trPr>
+          <w:cantSplit/>
+        </w:trPr>
         <w:tc>
           <w:tcPr>
             <w:tcW w:type="dxa" w:w="7500"/>
@@ -1110,6 +1161,9 @@
         </w:tc>
       </w:tr>
       <w:tr>
+        <w:trPr>
+          <w:cantSplit/>
+        </w:trPr>
         <w:tc>
           <w:tcPr>
             <w:tcW w:type="dxa" w:w="7500"/>
@@ -1221,7 +1275,7 @@
         <w:keepNext/>
         <w:numPr>
           <w:ilvl w:val="0"/>
-          <w:numId w:val="137"/>
+          <w:numId w:val="327"/>
         </w:numPr>
         <w:spacing w:after="40" w:before="40"/>
       </w:pPr>
@@ -1240,7 +1294,7 @@
         <w:keepNext/>
         <w:numPr>
           <w:ilvl w:val="0"/>
-          <w:numId w:val="137"/>
+          <w:numId w:val="327"/>
         </w:numPr>
         <w:spacing w:after="40" w:before="40"/>
       </w:pPr>
@@ -1259,7 +1313,7 @@
         <w:keepNext/>
         <w:numPr>
           <w:ilvl w:val="0"/>
-          <w:numId w:val="137"/>
+          <w:numId w:val="327"/>
         </w:numPr>
         <w:spacing w:after="40" w:before="40"/>
       </w:pPr>
@@ -1278,7 +1332,7 @@
         <w:keepNext/>
         <w:numPr>
           <w:ilvl w:val="0"/>
-          <w:numId w:val="137"/>
+          <w:numId w:val="327"/>
         </w:numPr>
         <w:spacing w:after="40" w:before="40"/>
       </w:pPr>
@@ -1297,7 +1351,7 @@
         <w:keepNext/>
         <w:numPr>
           <w:ilvl w:val="0"/>
-          <w:numId w:val="137"/>
+          <w:numId w:val="327"/>
         </w:numPr>
         <w:spacing w:after="40" w:before="40"/>
       </w:pPr>
@@ -1375,7 +1429,7 @@
         <w:keepNext/>
         <w:numPr>
           <w:ilvl w:val="0"/>
-          <w:numId w:val="138"/>
+          <w:numId w:val="328"/>
         </w:numPr>
         <w:spacing w:after="40" w:before="40"/>
       </w:pPr>
@@ -1394,7 +1448,7 @@
         <w:keepNext/>
         <w:numPr>
           <w:ilvl w:val="0"/>
-          <w:numId w:val="138"/>
+          <w:numId w:val="328"/>
         </w:numPr>
         <w:spacing w:after="40" w:before="40"/>
       </w:pPr>
@@ -1413,7 +1467,7 @@
         <w:keepNext/>
         <w:numPr>
           <w:ilvl w:val="0"/>
-          <w:numId w:val="138"/>
+          <w:numId w:val="328"/>
         </w:numPr>
         <w:spacing w:after="40" w:before="40"/>
       </w:pPr>
@@ -1526,7 +1580,7 @@
         <w:keepNext/>
         <w:numPr>
           <w:ilvl w:val="0"/>
-          <w:numId w:val="139"/>
+          <w:numId w:val="329"/>
         </w:numPr>
         <w:spacing w:after="40" w:before="40"/>
       </w:pPr>
@@ -1545,7 +1599,7 @@
         <w:keepNext/>
         <w:numPr>
           <w:ilvl w:val="0"/>
-          <w:numId w:val="139"/>
+          <w:numId w:val="329"/>
         </w:numPr>
         <w:spacing w:after="40" w:before="40"/>
       </w:pPr>
@@ -1560,6 +1614,7 @@
     </w:p>
     <w:p>
       <w:pPr>
+        <w:keepNext/>
         <w:shd w:fill="EEEEEE" w:val="clear"/>
         <w:spacing w:after="80" w:before="80"/>
       </w:pPr>
@@ -1576,6 +1631,9 @@
       </w:r>
     </w:p>
     <w:p>
+      <w:pPr>
+        <w:keepNext/>
+      </w:pPr>
       <w:r>
         <w:t xml:space="preserve"/>
       </w:r>
@@ -1583,6 +1641,7 @@
     <w:p>
       <w:pPr>
         <w:pStyle w:val="Heading3"/>
+        <w:keepNext/>
         <w:spacing w:after="60" w:before="160"/>
       </w:pPr>
       <w:r>
@@ -1615,6 +1674,9 @@
         <w:gridCol w:w="5506"/>
       </w:tblGrid>
       <w:tr>
+        <w:trPr>
+          <w:cantSplit/>
+        </w:trPr>
         <w:tc>
           <w:tcPr>
             <w:tcW w:type="dxa" w:w="800"/>
@@ -1722,6 +1784,9 @@
         </w:tc>
       </w:tr>
       <w:tr>
+        <w:trPr>
+          <w:cantSplit/>
+        </w:trPr>
         <w:tc>
           <w:tcPr>
             <w:tcW w:type="dxa" w:w="800"/>
@@ -1826,6 +1891,9 @@
         </w:tc>
       </w:tr>
       <w:tr>
+        <w:trPr>
+          <w:cantSplit/>
+        </w:trPr>
         <w:tc>
           <w:tcPr>
             <w:tcW w:type="dxa" w:w="800"/>
@@ -1930,6 +1998,9 @@
         </w:tc>
       </w:tr>
       <w:tr>
+        <w:trPr>
+          <w:cantSplit/>
+        </w:trPr>
         <w:tc>
           <w:tcPr>
             <w:tcW w:type="dxa" w:w="800"/>
@@ -2034,6 +2105,9 @@
         </w:tc>
       </w:tr>
       <w:tr>
+        <w:trPr>
+          <w:cantSplit/>
+        </w:trPr>
         <w:tc>
           <w:tcPr>
             <w:tcW w:type="dxa" w:w="800"/>
@@ -2138,6 +2212,9 @@
         </w:tc>
       </w:tr>
       <w:tr>
+        <w:trPr>
+          <w:cantSplit/>
+        </w:trPr>
         <w:tc>
           <w:tcPr>
             <w:tcW w:type="dxa" w:w="800"/>
@@ -2341,7 +2418,7 @@
         <w:keepNext/>
         <w:numPr>
           <w:ilvl w:val="0"/>
-          <w:numId w:val="140"/>
+          <w:numId w:val="330"/>
         </w:numPr>
         <w:spacing w:after="40" w:before="40"/>
       </w:pPr>
@@ -2360,7 +2437,7 @@
         <w:keepNext/>
         <w:numPr>
           <w:ilvl w:val="0"/>
-          <w:numId w:val="140"/>
+          <w:numId w:val="330"/>
         </w:numPr>
         <w:spacing w:after="40" w:before="40"/>
       </w:pPr>
@@ -2379,7 +2456,7 @@
         <w:keepNext/>
         <w:numPr>
           <w:ilvl w:val="0"/>
-          <w:numId w:val="140"/>
+          <w:numId w:val="330"/>
         </w:numPr>
         <w:spacing w:after="40" w:before="40"/>
       </w:pPr>
@@ -2398,7 +2475,7 @@
         <w:keepNext/>
         <w:numPr>
           <w:ilvl w:val="0"/>
-          <w:numId w:val="140"/>
+          <w:numId w:val="330"/>
         </w:numPr>
         <w:spacing w:after="40" w:before="40"/>
       </w:pPr>
@@ -2417,7 +2494,7 @@
         <w:keepNext/>
         <w:numPr>
           <w:ilvl w:val="0"/>
-          <w:numId w:val="140"/>
+          <w:numId w:val="330"/>
         </w:numPr>
         <w:spacing w:after="40" w:before="40"/>
       </w:pPr>
@@ -2468,6 +2545,7 @@
     </w:p>
     <w:p>
       <w:pPr>
+        <w:keepNext/>
         <w:pBdr>
           <w:left w:val="single" w:color="1976D2" w:sz="8" w:space="4"/>
         </w:pBdr>
@@ -2486,6 +2564,9 @@
       </w:r>
     </w:p>
     <w:p>
+      <w:pPr>
+        <w:keepNext/>
+      </w:pPr>
       <w:r>
         <w:t xml:space="preserve"/>
       </w:r>
@@ -2493,6 +2574,7 @@
     <w:p>
       <w:pPr>
         <w:pStyle w:val="Heading3"/>
+        <w:keepNext/>
         <w:spacing w:after="60" w:before="160"/>
       </w:pPr>
       <w:r>
@@ -2524,6 +2606,9 @@
         <w:gridCol w:w="6006"/>
       </w:tblGrid>
       <w:tr>
+        <w:trPr>
+          <w:cantSplit/>
+        </w:trPr>
         <w:tc>
           <w:tcPr>
             <w:tcW w:type="dxa" w:w="2500"/>
@@ -2596,6 +2681,9 @@
         </w:tc>
       </w:tr>
       <w:tr>
+        <w:trPr>
+          <w:cantSplit/>
+        </w:trPr>
         <w:tc>
           <w:tcPr>
             <w:tcW w:type="dxa" w:w="2500"/>
@@ -2666,6 +2754,9 @@
         </w:tc>
       </w:tr>
       <w:tr>
+        <w:trPr>
+          <w:cantSplit/>
+        </w:trPr>
         <w:tc>
           <w:tcPr>
             <w:tcW w:type="dxa" w:w="2500"/>
@@ -2736,6 +2827,9 @@
         </w:tc>
       </w:tr>
       <w:tr>
+        <w:trPr>
+          <w:cantSplit/>
+        </w:trPr>
         <w:tc>
           <w:tcPr>
             <w:tcW w:type="dxa" w:w="2500"/>
@@ -2806,6 +2900,9 @@
         </w:tc>
       </w:tr>
       <w:tr>
+        <w:trPr>
+          <w:cantSplit/>
+        </w:trPr>
         <w:tc>
           <w:tcPr>
             <w:tcW w:type="dxa" w:w="2500"/>
@@ -2876,6 +2973,9 @@
         </w:tc>
       </w:tr>
       <w:tr>
+        <w:trPr>
+          <w:cantSplit/>
+        </w:trPr>
         <w:tc>
           <w:tcPr>
             <w:tcW w:type="dxa" w:w="2500"/>
@@ -2990,7 +3090,7 @@
         <w:keepNext/>
         <w:numPr>
           <w:ilvl w:val="0"/>
-          <w:numId w:val="141"/>
+          <w:numId w:val="331"/>
         </w:numPr>
         <w:spacing w:after="40" w:before="40"/>
       </w:pPr>
@@ -3009,7 +3109,7 @@
         <w:keepNext/>
         <w:numPr>
           <w:ilvl w:val="0"/>
-          <w:numId w:val="141"/>
+          <w:numId w:val="331"/>
         </w:numPr>
         <w:spacing w:after="40" w:before="40"/>
       </w:pPr>
@@ -3028,7 +3128,7 @@
         <w:keepNext/>
         <w:numPr>
           <w:ilvl w:val="0"/>
-          <w:numId w:val="141"/>
+          <w:numId w:val="331"/>
         </w:numPr>
         <w:spacing w:after="40" w:before="40"/>
       </w:pPr>
@@ -3047,7 +3147,7 @@
         <w:keepNext/>
         <w:numPr>
           <w:ilvl w:val="0"/>
-          <w:numId w:val="141"/>
+          <w:numId w:val="331"/>
         </w:numPr>
         <w:spacing w:after="40" w:before="40"/>
       </w:pPr>
@@ -3101,7 +3201,7 @@
         <w:keepNext/>
         <w:numPr>
           <w:ilvl w:val="0"/>
-          <w:numId w:val="142"/>
+          <w:numId w:val="332"/>
         </w:numPr>
         <w:spacing w:after="40" w:before="40"/>
       </w:pPr>
@@ -3120,7 +3220,7 @@
         <w:keepNext/>
         <w:numPr>
           <w:ilvl w:val="0"/>
-          <w:numId w:val="142"/>
+          <w:numId w:val="332"/>
         </w:numPr>
         <w:spacing w:after="40" w:before="40"/>
       </w:pPr>
@@ -3138,7 +3238,7 @@
         <w:pStyle w:val="ListParagraph"/>
         <w:numPr>
           <w:ilvl w:val="0"/>
-          <w:numId w:val="142"/>
+          <w:numId w:val="332"/>
         </w:numPr>
         <w:spacing w:after="40" w:before="40"/>
       </w:pPr>
@@ -3199,7 +3299,7 @@
         <w:keepNext/>
         <w:numPr>
           <w:ilvl w:val="0"/>
-          <w:numId w:val="143"/>
+          <w:numId w:val="333"/>
         </w:numPr>
         <w:spacing w:after="40" w:before="40"/>
       </w:pPr>
@@ -3218,7 +3318,7 @@
         <w:keepNext/>
         <w:numPr>
           <w:ilvl w:val="0"/>
-          <w:numId w:val="143"/>
+          <w:numId w:val="333"/>
         </w:numPr>
         <w:spacing w:after="40" w:before="40"/>
       </w:pPr>
@@ -3237,7 +3337,7 @@
         <w:keepNext/>
         <w:numPr>
           <w:ilvl w:val="0"/>
-          <w:numId w:val="143"/>
+          <w:numId w:val="333"/>
         </w:numPr>
         <w:spacing w:after="40" w:before="40"/>
       </w:pPr>
@@ -3345,7 +3445,7 @@
         <w:keepNext/>
         <w:numPr>
           <w:ilvl w:val="0"/>
-          <w:numId w:val="144"/>
+          <w:numId w:val="334"/>
         </w:numPr>
         <w:spacing w:after="40" w:before="40"/>
       </w:pPr>
@@ -3364,7 +3464,7 @@
         <w:keepNext/>
         <w:numPr>
           <w:ilvl w:val="0"/>
-          <w:numId w:val="144"/>
+          <w:numId w:val="334"/>
         </w:numPr>
         <w:spacing w:after="40" w:before="40"/>
       </w:pPr>
@@ -3383,7 +3483,7 @@
         <w:keepNext/>
         <w:numPr>
           <w:ilvl w:val="0"/>
-          <w:numId w:val="144"/>
+          <w:numId w:val="334"/>
         </w:numPr>
         <w:spacing w:after="40" w:before="40"/>
       </w:pPr>
@@ -3401,7 +3501,7 @@
         <w:pStyle w:val="ListParagraph"/>
         <w:numPr>
           <w:ilvl w:val="0"/>
-          <w:numId w:val="144"/>
+          <w:numId w:val="334"/>
         </w:numPr>
         <w:spacing w:after="40" w:before="40"/>
       </w:pPr>
@@ -3443,7 +3543,7 @@
         <w:keepNext/>
         <w:numPr>
           <w:ilvl w:val="0"/>
-          <w:numId w:val="145"/>
+          <w:numId w:val="335"/>
         </w:numPr>
         <w:spacing w:after="40" w:before="40"/>
       </w:pPr>
@@ -3462,7 +3562,7 @@
         <w:keepNext/>
         <w:numPr>
           <w:ilvl w:val="0"/>
-          <w:numId w:val="145"/>
+          <w:numId w:val="335"/>
         </w:numPr>
         <w:spacing w:after="40" w:before="40"/>
       </w:pPr>
@@ -3481,7 +3581,7 @@
         <w:keepNext/>
         <w:numPr>
           <w:ilvl w:val="0"/>
-          <w:numId w:val="145"/>
+          <w:numId w:val="335"/>
         </w:numPr>
         <w:spacing w:after="40" w:before="40"/>
       </w:pPr>
@@ -3558,7 +3658,7 @@
         <w:keepNext/>
         <w:numPr>
           <w:ilvl w:val="0"/>
-          <w:numId w:val="146"/>
+          <w:numId w:val="336"/>
         </w:numPr>
         <w:spacing w:after="40" w:before="40"/>
       </w:pPr>
@@ -3577,7 +3677,7 @@
         <w:keepNext/>
         <w:numPr>
           <w:ilvl w:val="0"/>
-          <w:numId w:val="146"/>
+          <w:numId w:val="336"/>
         </w:numPr>
         <w:spacing w:after="40" w:before="40"/>
       </w:pPr>
@@ -3627,7 +3727,7 @@
         <w:keepNext/>
         <w:numPr>
           <w:ilvl w:val="0"/>
-          <w:numId w:val="147"/>
+          <w:numId w:val="337"/>
         </w:numPr>
         <w:spacing w:after="40" w:before="40"/>
       </w:pPr>
@@ -3646,7 +3746,7 @@
         <w:keepNext/>
         <w:numPr>
           <w:ilvl w:val="0"/>
-          <w:numId w:val="147"/>
+          <w:numId w:val="337"/>
         </w:numPr>
         <w:spacing w:after="40" w:before="40"/>
       </w:pPr>
@@ -3665,7 +3765,7 @@
         <w:keepNext/>
         <w:numPr>
           <w:ilvl w:val="0"/>
-          <w:numId w:val="147"/>
+          <w:numId w:val="337"/>
         </w:numPr>
         <w:spacing w:after="40" w:before="40"/>
       </w:pPr>
@@ -3683,7 +3783,7 @@
         <w:pStyle w:val="ListParagraph"/>
         <w:numPr>
           <w:ilvl w:val="0"/>
-          <w:numId w:val="147"/>
+          <w:numId w:val="337"/>
         </w:numPr>
         <w:spacing w:after="40" w:before="40"/>
       </w:pPr>
@@ -3725,7 +3825,7 @@
         <w:keepNext/>
         <w:numPr>
           <w:ilvl w:val="0"/>
-          <w:numId w:val="148"/>
+          <w:numId w:val="338"/>
         </w:numPr>
         <w:spacing w:after="40" w:before="40"/>
       </w:pPr>
@@ -3744,7 +3844,7 @@
         <w:keepNext/>
         <w:numPr>
           <w:ilvl w:val="0"/>
-          <w:numId w:val="148"/>
+          <w:numId w:val="338"/>
         </w:numPr>
         <w:spacing w:after="40" w:before="40"/>
       </w:pPr>
@@ -3763,7 +3863,7 @@
         <w:keepNext/>
         <w:numPr>
           <w:ilvl w:val="0"/>
-          <w:numId w:val="148"/>
+          <w:numId w:val="338"/>
         </w:numPr>
         <w:spacing w:after="40" w:before="40"/>
       </w:pPr>
@@ -3782,7 +3882,7 @@
         <w:keepNext/>
         <w:numPr>
           <w:ilvl w:val="0"/>
-          <w:numId w:val="148"/>
+          <w:numId w:val="338"/>
         </w:numPr>
         <w:spacing w:after="40" w:before="40"/>
       </w:pPr>
@@ -3860,7 +3960,7 @@
         <w:keepNext/>
         <w:numPr>
           <w:ilvl w:val="0"/>
-          <w:numId w:val="149"/>
+          <w:numId w:val="339"/>
         </w:numPr>
         <w:spacing w:after="40" w:before="40"/>
       </w:pPr>
@@ -3879,7 +3979,7 @@
         <w:keepNext/>
         <w:numPr>
           <w:ilvl w:val="0"/>
-          <w:numId w:val="149"/>
+          <w:numId w:val="339"/>
         </w:numPr>
         <w:spacing w:after="40" w:before="40"/>
       </w:pPr>
@@ -3898,7 +3998,7 @@
         <w:keepNext/>
         <w:numPr>
           <w:ilvl w:val="0"/>
-          <w:numId w:val="149"/>
+          <w:numId w:val="339"/>
         </w:numPr>
         <w:spacing w:after="40" w:before="40"/>
       </w:pPr>
@@ -3917,7 +4017,7 @@
         <w:keepNext/>
         <w:numPr>
           <w:ilvl w:val="0"/>
-          <w:numId w:val="149"/>
+          <w:numId w:val="339"/>
         </w:numPr>
         <w:spacing w:after="40" w:before="40"/>
       </w:pPr>
@@ -3936,7 +4036,7 @@
         <w:keepNext/>
         <w:numPr>
           <w:ilvl w:val="0"/>
-          <w:numId w:val="149"/>
+          <w:numId w:val="339"/>
         </w:numPr>
         <w:spacing w:after="40" w:before="40"/>
       </w:pPr>
@@ -3995,7 +4095,7 @@
         <w:keepNext/>
         <w:numPr>
           <w:ilvl w:val="0"/>
-          <w:numId w:val="150"/>
+          <w:numId w:val="340"/>
         </w:numPr>
         <w:spacing w:after="40" w:before="40"/>
       </w:pPr>
@@ -4014,7 +4114,7 @@
         <w:keepNext/>
         <w:numPr>
           <w:ilvl w:val="0"/>
-          <w:numId w:val="150"/>
+          <w:numId w:val="340"/>
         </w:numPr>
         <w:spacing w:after="40" w:before="40"/>
       </w:pPr>
@@ -4033,7 +4133,7 @@
         <w:keepNext/>
         <w:numPr>
           <w:ilvl w:val="0"/>
-          <w:numId w:val="150"/>
+          <w:numId w:val="340"/>
         </w:numPr>
         <w:spacing w:after="40" w:before="40"/>
       </w:pPr>
@@ -4052,7 +4152,7 @@
         <w:keepNext/>
         <w:numPr>
           <w:ilvl w:val="0"/>
-          <w:numId w:val="150"/>
+          <w:numId w:val="340"/>
         </w:numPr>
         <w:spacing w:after="40" w:before="40"/>
       </w:pPr>
@@ -4071,7 +4171,7 @@
         <w:keepNext/>
         <w:numPr>
           <w:ilvl w:val="0"/>
-          <w:numId w:val="150"/>
+          <w:numId w:val="340"/>
         </w:numPr>
         <w:spacing w:after="40" w:before="40"/>
       </w:pPr>
@@ -4149,7 +4249,7 @@
         <w:keepNext/>
         <w:numPr>
           <w:ilvl w:val="0"/>
-          <w:numId w:val="151"/>
+          <w:numId w:val="341"/>
         </w:numPr>
         <w:spacing w:after="40" w:before="40"/>
       </w:pPr>
@@ -4168,7 +4268,7 @@
         <w:keepNext/>
         <w:numPr>
           <w:ilvl w:val="0"/>
-          <w:numId w:val="151"/>
+          <w:numId w:val="341"/>
         </w:numPr>
         <w:spacing w:after="40" w:before="40"/>
       </w:pPr>
@@ -4187,7 +4287,7 @@
         <w:keepNext/>
         <w:numPr>
           <w:ilvl w:val="0"/>
-          <w:numId w:val="151"/>
+          <w:numId w:val="341"/>
         </w:numPr>
         <w:spacing w:after="40" w:before="40"/>
       </w:pPr>
@@ -4283,7 +4383,7 @@
         <w:keepNext/>
         <w:numPr>
           <w:ilvl w:val="0"/>
-          <w:numId w:val="152"/>
+          <w:numId w:val="342"/>
         </w:numPr>
         <w:spacing w:after="40" w:before="40"/>
       </w:pPr>
@@ -4302,7 +4402,7 @@
         <w:keepNext/>
         <w:numPr>
           <w:ilvl w:val="0"/>
-          <w:numId w:val="152"/>
+          <w:numId w:val="342"/>
         </w:numPr>
         <w:spacing w:after="40" w:before="40"/>
       </w:pPr>
@@ -4380,7 +4480,7 @@
         <w:keepNext/>
         <w:numPr>
           <w:ilvl w:val="0"/>
-          <w:numId w:val="153"/>
+          <w:numId w:val="343"/>
         </w:numPr>
         <w:spacing w:after="40" w:before="40"/>
       </w:pPr>
@@ -4399,7 +4499,7 @@
         <w:keepNext/>
         <w:numPr>
           <w:ilvl w:val="0"/>
-          <w:numId w:val="153"/>
+          <w:numId w:val="343"/>
         </w:numPr>
         <w:spacing w:after="40" w:before="40"/>
       </w:pPr>
@@ -4418,7 +4518,7 @@
         <w:keepNext/>
         <w:numPr>
           <w:ilvl w:val="0"/>
-          <w:numId w:val="153"/>
+          <w:numId w:val="343"/>
         </w:numPr>
         <w:spacing w:after="40" w:before="40"/>
       </w:pPr>
@@ -4496,7 +4596,7 @@
         <w:keepNext/>
         <w:numPr>
           <w:ilvl w:val="0"/>
-          <w:numId w:val="154"/>
+          <w:numId w:val="344"/>
         </w:numPr>
         <w:spacing w:after="40" w:before="40"/>
       </w:pPr>
@@ -4515,7 +4615,7 @@
         <w:keepNext/>
         <w:numPr>
           <w:ilvl w:val="0"/>
-          <w:numId w:val="154"/>
+          <w:numId w:val="344"/>
         </w:numPr>
         <w:spacing w:after="40" w:before="40"/>
       </w:pPr>
@@ -4534,7 +4634,7 @@
         <w:keepNext/>
         <w:numPr>
           <w:ilvl w:val="0"/>
-          <w:numId w:val="154"/>
+          <w:numId w:val="344"/>
         </w:numPr>
         <w:spacing w:after="40" w:before="40"/>
       </w:pPr>
@@ -4553,7 +4653,7 @@
         <w:keepNext/>
         <w:numPr>
           <w:ilvl w:val="0"/>
-          <w:numId w:val="154"/>
+          <w:numId w:val="344"/>
         </w:numPr>
         <w:spacing w:after="40" w:before="40"/>
       </w:pPr>
@@ -4631,7 +4731,7 @@
         <w:keepNext/>
         <w:numPr>
           <w:ilvl w:val="0"/>
-          <w:numId w:val="155"/>
+          <w:numId w:val="345"/>
         </w:numPr>
         <w:spacing w:after="40" w:before="40"/>
       </w:pPr>
@@ -4650,7 +4750,7 @@
         <w:keepNext/>
         <w:numPr>
           <w:ilvl w:val="0"/>
-          <w:numId w:val="155"/>
+          <w:numId w:val="345"/>
         </w:numPr>
         <w:spacing w:after="40" w:before="40"/>
       </w:pPr>
@@ -4669,7 +4769,7 @@
         <w:keepNext/>
         <w:numPr>
           <w:ilvl w:val="0"/>
-          <w:numId w:val="155"/>
+          <w:numId w:val="345"/>
         </w:numPr>
         <w:spacing w:after="40" w:before="40"/>
       </w:pPr>
@@ -4701,6 +4801,7 @@
     </w:p>
     <w:p>
       <w:pPr>
+        <w:keepNext/>
         <w:pBdr>
           <w:left w:val="single" w:color="1976D2" w:sz="8" w:space="4"/>
         </w:pBdr>
@@ -4719,17 +4820,24 @@
       </w:r>
     </w:p>
     <w:p>
+      <w:pPr>
+        <w:keepNext/>
+      </w:pPr>
       <w:r>
         <w:t xml:space="preserve"/>
       </w:r>
     </w:p>
     <w:p>
+      <w:pPr>
+        <w:keepNext/>
+      </w:pPr>
       <w:r>
         <w:t xml:space="preserve"/>
       </w:r>
     </w:p>
     <w:p>
       <w:pPr>
+        <w:keepNext/>
         <w:pBdr>
           <w:top w:val="single" w:color="00467F" w:sz="4" w:space="2"/>
         </w:pBdr>
@@ -4766,6 +4874,9 @@
         <w:gridCol w:w="2127"/>
       </w:tblGrid>
       <w:tr>
+        <w:trPr>
+          <w:cantSplit/>
+        </w:trPr>
         <w:tc>
           <w:tcPr>
             <w:tcW w:type="dxa" w:w="2126"/>
@@ -4904,6 +5015,9 @@
         </w:tc>
       </w:tr>
       <w:tr>
+        <w:trPr>
+          <w:cantSplit/>
+        </w:trPr>
         <w:tc>
           <w:tcPr>
             <w:tcW w:type="dxa" w:w="2126"/>
@@ -5042,6 +5156,9 @@
         </w:tc>
       </w:tr>
       <w:tr>
+        <w:trPr>
+          <w:cantSplit/>
+        </w:trPr>
         <w:tc>
           <w:tcPr>
             <w:tcW w:type="dxa" w:w="2126"/>
@@ -8492,6 +8609,1146 @@
     </w:lvlOverride>
   </w:num>
   <w:num w:numId="155">
+    <w:abstractNumId w:val="2"/>
+    <w:lvlOverride w:ilvl="0">
+      <w:startOverride w:val="1"/>
+    </w:lvlOverride>
+  </w:num>
+  <w:num w:numId="156">
+    <w:abstractNumId w:val="2"/>
+    <w:lvlOverride w:ilvl="0">
+      <w:startOverride w:val="1"/>
+    </w:lvlOverride>
+  </w:num>
+  <w:num w:numId="157">
+    <w:abstractNumId w:val="2"/>
+    <w:lvlOverride w:ilvl="0">
+      <w:startOverride w:val="1"/>
+    </w:lvlOverride>
+  </w:num>
+  <w:num w:numId="158">
+    <w:abstractNumId w:val="2"/>
+    <w:lvlOverride w:ilvl="0">
+      <w:startOverride w:val="1"/>
+    </w:lvlOverride>
+  </w:num>
+  <w:num w:numId="159">
+    <w:abstractNumId w:val="2"/>
+    <w:lvlOverride w:ilvl="0">
+      <w:startOverride w:val="1"/>
+    </w:lvlOverride>
+  </w:num>
+  <w:num w:numId="160">
+    <w:abstractNumId w:val="2"/>
+    <w:lvlOverride w:ilvl="0">
+      <w:startOverride w:val="1"/>
+    </w:lvlOverride>
+  </w:num>
+  <w:num w:numId="161">
+    <w:abstractNumId w:val="2"/>
+    <w:lvlOverride w:ilvl="0">
+      <w:startOverride w:val="1"/>
+    </w:lvlOverride>
+  </w:num>
+  <w:num w:numId="162">
+    <w:abstractNumId w:val="2"/>
+    <w:lvlOverride w:ilvl="0">
+      <w:startOverride w:val="1"/>
+    </w:lvlOverride>
+  </w:num>
+  <w:num w:numId="163">
+    <w:abstractNumId w:val="3"/>
+    <w:lvlOverride w:ilvl="0">
+      <w:startOverride w:val="1"/>
+    </w:lvlOverride>
+  </w:num>
+  <w:num w:numId="164">
+    <w:abstractNumId w:val="2"/>
+    <w:lvlOverride w:ilvl="0">
+      <w:startOverride w:val="1"/>
+    </w:lvlOverride>
+  </w:num>
+  <w:num w:numId="165">
+    <w:abstractNumId w:val="2"/>
+    <w:lvlOverride w:ilvl="0">
+      <w:startOverride w:val="1"/>
+    </w:lvlOverride>
+  </w:num>
+  <w:num w:numId="166">
+    <w:abstractNumId w:val="3"/>
+    <w:lvlOverride w:ilvl="0">
+      <w:startOverride w:val="1"/>
+    </w:lvlOverride>
+  </w:num>
+  <w:num w:numId="167">
+    <w:abstractNumId w:val="2"/>
+    <w:lvlOverride w:ilvl="0">
+      <w:startOverride w:val="1"/>
+    </w:lvlOverride>
+  </w:num>
+  <w:num w:numId="168">
+    <w:abstractNumId w:val="2"/>
+    <w:lvlOverride w:ilvl="0">
+      <w:startOverride w:val="1"/>
+    </w:lvlOverride>
+  </w:num>
+  <w:num w:numId="169">
+    <w:abstractNumId w:val="2"/>
+    <w:lvlOverride w:ilvl="0">
+      <w:startOverride w:val="1"/>
+    </w:lvlOverride>
+  </w:num>
+  <w:num w:numId="170">
+    <w:abstractNumId w:val="2"/>
+    <w:lvlOverride w:ilvl="0">
+      <w:startOverride w:val="1"/>
+    </w:lvlOverride>
+  </w:num>
+  <w:num w:numId="171">
+    <w:abstractNumId w:val="2"/>
+    <w:lvlOverride w:ilvl="0">
+      <w:startOverride w:val="1"/>
+    </w:lvlOverride>
+  </w:num>
+  <w:num w:numId="172">
+    <w:abstractNumId w:val="2"/>
+    <w:lvlOverride w:ilvl="0">
+      <w:startOverride w:val="1"/>
+    </w:lvlOverride>
+  </w:num>
+  <w:num w:numId="173">
+    <w:abstractNumId w:val="2"/>
+    <w:lvlOverride w:ilvl="0">
+      <w:startOverride w:val="1"/>
+    </w:lvlOverride>
+  </w:num>
+  <w:num w:numId="174">
+    <w:abstractNumId w:val="2"/>
+    <w:lvlOverride w:ilvl="0">
+      <w:startOverride w:val="1"/>
+    </w:lvlOverride>
+  </w:num>
+  <w:num w:numId="175">
+    <w:abstractNumId w:val="2"/>
+    <w:lvlOverride w:ilvl="0">
+      <w:startOverride w:val="1"/>
+    </w:lvlOverride>
+  </w:num>
+  <w:num w:numId="176">
+    <w:abstractNumId w:val="2"/>
+    <w:lvlOverride w:ilvl="0">
+      <w:startOverride w:val="1"/>
+    </w:lvlOverride>
+  </w:num>
+  <w:num w:numId="177">
+    <w:abstractNumId w:val="2"/>
+    <w:lvlOverride w:ilvl="0">
+      <w:startOverride w:val="1"/>
+    </w:lvlOverride>
+  </w:num>
+  <w:num w:numId="178">
+    <w:abstractNumId w:val="2"/>
+    <w:lvlOverride w:ilvl="0">
+      <w:startOverride w:val="1"/>
+    </w:lvlOverride>
+  </w:num>
+  <w:num w:numId="179">
+    <w:abstractNumId w:val="2"/>
+    <w:lvlOverride w:ilvl="0">
+      <w:startOverride w:val="1"/>
+    </w:lvlOverride>
+  </w:num>
+  <w:num w:numId="180">
+    <w:abstractNumId w:val="2"/>
+    <w:lvlOverride w:ilvl="0">
+      <w:startOverride w:val="1"/>
+    </w:lvlOverride>
+  </w:num>
+  <w:num w:numId="181">
+    <w:abstractNumId w:val="2"/>
+    <w:lvlOverride w:ilvl="0">
+      <w:startOverride w:val="1"/>
+    </w:lvlOverride>
+  </w:num>
+  <w:num w:numId="182">
+    <w:abstractNumId w:val="3"/>
+    <w:lvlOverride w:ilvl="0">
+      <w:startOverride w:val="1"/>
+    </w:lvlOverride>
+  </w:num>
+  <w:num w:numId="183">
+    <w:abstractNumId w:val="2"/>
+    <w:lvlOverride w:ilvl="0">
+      <w:startOverride w:val="1"/>
+    </w:lvlOverride>
+  </w:num>
+  <w:num w:numId="184">
+    <w:abstractNumId w:val="2"/>
+    <w:lvlOverride w:ilvl="0">
+      <w:startOverride w:val="1"/>
+    </w:lvlOverride>
+  </w:num>
+  <w:num w:numId="185">
+    <w:abstractNumId w:val="3"/>
+    <w:lvlOverride w:ilvl="0">
+      <w:startOverride w:val="1"/>
+    </w:lvlOverride>
+  </w:num>
+  <w:num w:numId="186">
+    <w:abstractNumId w:val="2"/>
+    <w:lvlOverride w:ilvl="0">
+      <w:startOverride w:val="1"/>
+    </w:lvlOverride>
+  </w:num>
+  <w:num w:numId="187">
+    <w:abstractNumId w:val="2"/>
+    <w:lvlOverride w:ilvl="0">
+      <w:startOverride w:val="1"/>
+    </w:lvlOverride>
+  </w:num>
+  <w:num w:numId="188">
+    <w:abstractNumId w:val="2"/>
+    <w:lvlOverride w:ilvl="0">
+      <w:startOverride w:val="1"/>
+    </w:lvlOverride>
+  </w:num>
+  <w:num w:numId="189">
+    <w:abstractNumId w:val="2"/>
+    <w:lvlOverride w:ilvl="0">
+      <w:startOverride w:val="1"/>
+    </w:lvlOverride>
+  </w:num>
+  <w:num w:numId="190">
+    <w:abstractNumId w:val="2"/>
+    <w:lvlOverride w:ilvl="0">
+      <w:startOverride w:val="1"/>
+    </w:lvlOverride>
+  </w:num>
+  <w:num w:numId="191">
+    <w:abstractNumId w:val="2"/>
+    <w:lvlOverride w:ilvl="0">
+      <w:startOverride w:val="1"/>
+    </w:lvlOverride>
+  </w:num>
+  <w:num w:numId="192">
+    <w:abstractNumId w:val="2"/>
+    <w:lvlOverride w:ilvl="0">
+      <w:startOverride w:val="1"/>
+    </w:lvlOverride>
+  </w:num>
+  <w:num w:numId="193">
+    <w:abstractNumId w:val="2"/>
+    <w:lvlOverride w:ilvl="0">
+      <w:startOverride w:val="1"/>
+    </w:lvlOverride>
+  </w:num>
+  <w:num w:numId="194">
+    <w:abstractNumId w:val="2"/>
+    <w:lvlOverride w:ilvl="0">
+      <w:startOverride w:val="1"/>
+    </w:lvlOverride>
+  </w:num>
+  <w:num w:numId="195">
+    <w:abstractNumId w:val="2"/>
+    <w:lvlOverride w:ilvl="0">
+      <w:startOverride w:val="1"/>
+    </w:lvlOverride>
+  </w:num>
+  <w:num w:numId="196">
+    <w:abstractNumId w:val="2"/>
+    <w:lvlOverride w:ilvl="0">
+      <w:startOverride w:val="1"/>
+    </w:lvlOverride>
+  </w:num>
+  <w:num w:numId="197">
+    <w:abstractNumId w:val="2"/>
+    <w:lvlOverride w:ilvl="0">
+      <w:startOverride w:val="1"/>
+    </w:lvlOverride>
+  </w:num>
+  <w:num w:numId="198">
+    <w:abstractNumId w:val="2"/>
+    <w:lvlOverride w:ilvl="0">
+      <w:startOverride w:val="1"/>
+    </w:lvlOverride>
+  </w:num>
+  <w:num w:numId="199">
+    <w:abstractNumId w:val="2"/>
+    <w:lvlOverride w:ilvl="0">
+      <w:startOverride w:val="1"/>
+    </w:lvlOverride>
+  </w:num>
+  <w:num w:numId="200">
+    <w:abstractNumId w:val="2"/>
+    <w:lvlOverride w:ilvl="0">
+      <w:startOverride w:val="1"/>
+    </w:lvlOverride>
+  </w:num>
+  <w:num w:numId="201">
+    <w:abstractNumId w:val="3"/>
+    <w:lvlOverride w:ilvl="0">
+      <w:startOverride w:val="1"/>
+    </w:lvlOverride>
+  </w:num>
+  <w:num w:numId="202">
+    <w:abstractNumId w:val="2"/>
+    <w:lvlOverride w:ilvl="0">
+      <w:startOverride w:val="1"/>
+    </w:lvlOverride>
+  </w:num>
+  <w:num w:numId="203">
+    <w:abstractNumId w:val="2"/>
+    <w:lvlOverride w:ilvl="0">
+      <w:startOverride w:val="1"/>
+    </w:lvlOverride>
+  </w:num>
+  <w:num w:numId="204">
+    <w:abstractNumId w:val="3"/>
+    <w:lvlOverride w:ilvl="0">
+      <w:startOverride w:val="1"/>
+    </w:lvlOverride>
+  </w:num>
+  <w:num w:numId="205">
+    <w:abstractNumId w:val="2"/>
+    <w:lvlOverride w:ilvl="0">
+      <w:startOverride w:val="1"/>
+    </w:lvlOverride>
+  </w:num>
+  <w:num w:numId="206">
+    <w:abstractNumId w:val="2"/>
+    <w:lvlOverride w:ilvl="0">
+      <w:startOverride w:val="1"/>
+    </w:lvlOverride>
+  </w:num>
+  <w:num w:numId="207">
+    <w:abstractNumId w:val="2"/>
+    <w:lvlOverride w:ilvl="0">
+      <w:startOverride w:val="1"/>
+    </w:lvlOverride>
+  </w:num>
+  <w:num w:numId="208">
+    <w:abstractNumId w:val="2"/>
+    <w:lvlOverride w:ilvl="0">
+      <w:startOverride w:val="1"/>
+    </w:lvlOverride>
+  </w:num>
+  <w:num w:numId="209">
+    <w:abstractNumId w:val="2"/>
+    <w:lvlOverride w:ilvl="0">
+      <w:startOverride w:val="1"/>
+    </w:lvlOverride>
+  </w:num>
+  <w:num w:numId="210">
+    <w:abstractNumId w:val="2"/>
+    <w:lvlOverride w:ilvl="0">
+      <w:startOverride w:val="1"/>
+    </w:lvlOverride>
+  </w:num>
+  <w:num w:numId="211">
+    <w:abstractNumId w:val="2"/>
+    <w:lvlOverride w:ilvl="0">
+      <w:startOverride w:val="1"/>
+    </w:lvlOverride>
+  </w:num>
+  <w:num w:numId="212">
+    <w:abstractNumId w:val="2"/>
+    <w:lvlOverride w:ilvl="0">
+      <w:startOverride w:val="1"/>
+    </w:lvlOverride>
+  </w:num>
+  <w:num w:numId="213">
+    <w:abstractNumId w:val="2"/>
+    <w:lvlOverride w:ilvl="0">
+      <w:startOverride w:val="1"/>
+    </w:lvlOverride>
+  </w:num>
+  <w:num w:numId="214">
+    <w:abstractNumId w:val="2"/>
+    <w:lvlOverride w:ilvl="0">
+      <w:startOverride w:val="1"/>
+    </w:lvlOverride>
+  </w:num>
+  <w:num w:numId="215">
+    <w:abstractNumId w:val="2"/>
+    <w:lvlOverride w:ilvl="0">
+      <w:startOverride w:val="1"/>
+    </w:lvlOverride>
+  </w:num>
+  <w:num w:numId="216">
+    <w:abstractNumId w:val="2"/>
+    <w:lvlOverride w:ilvl="0">
+      <w:startOverride w:val="1"/>
+    </w:lvlOverride>
+  </w:num>
+  <w:num w:numId="217">
+    <w:abstractNumId w:val="2"/>
+    <w:lvlOverride w:ilvl="0">
+      <w:startOverride w:val="1"/>
+    </w:lvlOverride>
+  </w:num>
+  <w:num w:numId="218">
+    <w:abstractNumId w:val="2"/>
+    <w:lvlOverride w:ilvl="0">
+      <w:startOverride w:val="1"/>
+    </w:lvlOverride>
+  </w:num>
+  <w:num w:numId="219">
+    <w:abstractNumId w:val="2"/>
+    <w:lvlOverride w:ilvl="0">
+      <w:startOverride w:val="1"/>
+    </w:lvlOverride>
+  </w:num>
+  <w:num w:numId="220">
+    <w:abstractNumId w:val="3"/>
+    <w:lvlOverride w:ilvl="0">
+      <w:startOverride w:val="1"/>
+    </w:lvlOverride>
+  </w:num>
+  <w:num w:numId="221">
+    <w:abstractNumId w:val="2"/>
+    <w:lvlOverride w:ilvl="0">
+      <w:startOverride w:val="1"/>
+    </w:lvlOverride>
+  </w:num>
+  <w:num w:numId="222">
+    <w:abstractNumId w:val="2"/>
+    <w:lvlOverride w:ilvl="0">
+      <w:startOverride w:val="1"/>
+    </w:lvlOverride>
+  </w:num>
+  <w:num w:numId="223">
+    <w:abstractNumId w:val="3"/>
+    <w:lvlOverride w:ilvl="0">
+      <w:startOverride w:val="1"/>
+    </w:lvlOverride>
+  </w:num>
+  <w:num w:numId="224">
+    <w:abstractNumId w:val="2"/>
+    <w:lvlOverride w:ilvl="0">
+      <w:startOverride w:val="1"/>
+    </w:lvlOverride>
+  </w:num>
+  <w:num w:numId="225">
+    <w:abstractNumId w:val="2"/>
+    <w:lvlOverride w:ilvl="0">
+      <w:startOverride w:val="1"/>
+    </w:lvlOverride>
+  </w:num>
+  <w:num w:numId="226">
+    <w:abstractNumId w:val="2"/>
+    <w:lvlOverride w:ilvl="0">
+      <w:startOverride w:val="1"/>
+    </w:lvlOverride>
+  </w:num>
+  <w:num w:numId="227">
+    <w:abstractNumId w:val="2"/>
+    <w:lvlOverride w:ilvl="0">
+      <w:startOverride w:val="1"/>
+    </w:lvlOverride>
+  </w:num>
+  <w:num w:numId="228">
+    <w:abstractNumId w:val="2"/>
+    <w:lvlOverride w:ilvl="0">
+      <w:startOverride w:val="1"/>
+    </w:lvlOverride>
+  </w:num>
+  <w:num w:numId="229">
+    <w:abstractNumId w:val="2"/>
+    <w:lvlOverride w:ilvl="0">
+      <w:startOverride w:val="1"/>
+    </w:lvlOverride>
+  </w:num>
+  <w:num w:numId="230">
+    <w:abstractNumId w:val="2"/>
+    <w:lvlOverride w:ilvl="0">
+      <w:startOverride w:val="1"/>
+    </w:lvlOverride>
+  </w:num>
+  <w:num w:numId="231">
+    <w:abstractNumId w:val="2"/>
+    <w:lvlOverride w:ilvl="0">
+      <w:startOverride w:val="1"/>
+    </w:lvlOverride>
+  </w:num>
+  <w:num w:numId="232">
+    <w:abstractNumId w:val="2"/>
+    <w:lvlOverride w:ilvl="0">
+      <w:startOverride w:val="1"/>
+    </w:lvlOverride>
+  </w:num>
+  <w:num w:numId="233">
+    <w:abstractNumId w:val="2"/>
+    <w:lvlOverride w:ilvl="0">
+      <w:startOverride w:val="1"/>
+    </w:lvlOverride>
+  </w:num>
+  <w:num w:numId="234">
+    <w:abstractNumId w:val="2"/>
+    <w:lvlOverride w:ilvl="0">
+      <w:startOverride w:val="1"/>
+    </w:lvlOverride>
+  </w:num>
+  <w:num w:numId="235">
+    <w:abstractNumId w:val="2"/>
+    <w:lvlOverride w:ilvl="0">
+      <w:startOverride w:val="1"/>
+    </w:lvlOverride>
+  </w:num>
+  <w:num w:numId="236">
+    <w:abstractNumId w:val="2"/>
+    <w:lvlOverride w:ilvl="0">
+      <w:startOverride w:val="1"/>
+    </w:lvlOverride>
+  </w:num>
+  <w:num w:numId="237">
+    <w:abstractNumId w:val="2"/>
+    <w:lvlOverride w:ilvl="0">
+      <w:startOverride w:val="1"/>
+    </w:lvlOverride>
+  </w:num>
+  <w:num w:numId="238">
+    <w:abstractNumId w:val="2"/>
+    <w:lvlOverride w:ilvl="0">
+      <w:startOverride w:val="1"/>
+    </w:lvlOverride>
+  </w:num>
+  <w:num w:numId="239">
+    <w:abstractNumId w:val="3"/>
+    <w:lvlOverride w:ilvl="0">
+      <w:startOverride w:val="1"/>
+    </w:lvlOverride>
+  </w:num>
+  <w:num w:numId="240">
+    <w:abstractNumId w:val="2"/>
+    <w:lvlOverride w:ilvl="0">
+      <w:startOverride w:val="1"/>
+    </w:lvlOverride>
+  </w:num>
+  <w:num w:numId="241">
+    <w:abstractNumId w:val="2"/>
+    <w:lvlOverride w:ilvl="0">
+      <w:startOverride w:val="1"/>
+    </w:lvlOverride>
+  </w:num>
+  <w:num w:numId="242">
+    <w:abstractNumId w:val="3"/>
+    <w:lvlOverride w:ilvl="0">
+      <w:startOverride w:val="1"/>
+    </w:lvlOverride>
+  </w:num>
+  <w:num w:numId="243">
+    <w:abstractNumId w:val="2"/>
+    <w:lvlOverride w:ilvl="0">
+      <w:startOverride w:val="1"/>
+    </w:lvlOverride>
+  </w:num>
+  <w:num w:numId="244">
+    <w:abstractNumId w:val="2"/>
+    <w:lvlOverride w:ilvl="0">
+      <w:startOverride w:val="1"/>
+    </w:lvlOverride>
+  </w:num>
+  <w:num w:numId="245">
+    <w:abstractNumId w:val="2"/>
+    <w:lvlOverride w:ilvl="0">
+      <w:startOverride w:val="1"/>
+    </w:lvlOverride>
+  </w:num>
+  <w:num w:numId="246">
+    <w:abstractNumId w:val="2"/>
+    <w:lvlOverride w:ilvl="0">
+      <w:startOverride w:val="1"/>
+    </w:lvlOverride>
+  </w:num>
+  <w:num w:numId="247">
+    <w:abstractNumId w:val="2"/>
+    <w:lvlOverride w:ilvl="0">
+      <w:startOverride w:val="1"/>
+    </w:lvlOverride>
+  </w:num>
+  <w:num w:numId="248">
+    <w:abstractNumId w:val="2"/>
+    <w:lvlOverride w:ilvl="0">
+      <w:startOverride w:val="1"/>
+    </w:lvlOverride>
+  </w:num>
+  <w:num w:numId="249">
+    <w:abstractNumId w:val="2"/>
+    <w:lvlOverride w:ilvl="0">
+      <w:startOverride w:val="1"/>
+    </w:lvlOverride>
+  </w:num>
+  <w:num w:numId="250">
+    <w:abstractNumId w:val="2"/>
+    <w:lvlOverride w:ilvl="0">
+      <w:startOverride w:val="1"/>
+    </w:lvlOverride>
+  </w:num>
+  <w:num w:numId="251">
+    <w:abstractNumId w:val="2"/>
+    <w:lvlOverride w:ilvl="0">
+      <w:startOverride w:val="1"/>
+    </w:lvlOverride>
+  </w:num>
+  <w:num w:numId="252">
+    <w:abstractNumId w:val="2"/>
+    <w:lvlOverride w:ilvl="0">
+      <w:startOverride w:val="1"/>
+    </w:lvlOverride>
+  </w:num>
+  <w:num w:numId="253">
+    <w:abstractNumId w:val="2"/>
+    <w:lvlOverride w:ilvl="0">
+      <w:startOverride w:val="1"/>
+    </w:lvlOverride>
+  </w:num>
+  <w:num w:numId="254">
+    <w:abstractNumId w:val="2"/>
+    <w:lvlOverride w:ilvl="0">
+      <w:startOverride w:val="1"/>
+    </w:lvlOverride>
+  </w:num>
+  <w:num w:numId="255">
+    <w:abstractNumId w:val="2"/>
+    <w:lvlOverride w:ilvl="0">
+      <w:startOverride w:val="1"/>
+    </w:lvlOverride>
+  </w:num>
+  <w:num w:numId="256">
+    <w:abstractNumId w:val="2"/>
+    <w:lvlOverride w:ilvl="0">
+      <w:startOverride w:val="1"/>
+    </w:lvlOverride>
+  </w:num>
+  <w:num w:numId="257">
+    <w:abstractNumId w:val="2"/>
+    <w:lvlOverride w:ilvl="0">
+      <w:startOverride w:val="1"/>
+    </w:lvlOverride>
+  </w:num>
+  <w:num w:numId="258">
+    <w:abstractNumId w:val="3"/>
+    <w:lvlOverride w:ilvl="0">
+      <w:startOverride w:val="1"/>
+    </w:lvlOverride>
+  </w:num>
+  <w:num w:numId="259">
+    <w:abstractNumId w:val="2"/>
+    <w:lvlOverride w:ilvl="0">
+      <w:startOverride w:val="1"/>
+    </w:lvlOverride>
+  </w:num>
+  <w:num w:numId="260">
+    <w:abstractNumId w:val="2"/>
+    <w:lvlOverride w:ilvl="0">
+      <w:startOverride w:val="1"/>
+    </w:lvlOverride>
+  </w:num>
+  <w:num w:numId="261">
+    <w:abstractNumId w:val="3"/>
+    <w:lvlOverride w:ilvl="0">
+      <w:startOverride w:val="1"/>
+    </w:lvlOverride>
+  </w:num>
+  <w:num w:numId="262">
+    <w:abstractNumId w:val="2"/>
+    <w:lvlOverride w:ilvl="0">
+      <w:startOverride w:val="1"/>
+    </w:lvlOverride>
+  </w:num>
+  <w:num w:numId="263">
+    <w:abstractNumId w:val="2"/>
+    <w:lvlOverride w:ilvl="0">
+      <w:startOverride w:val="1"/>
+    </w:lvlOverride>
+  </w:num>
+  <w:num w:numId="264">
+    <w:abstractNumId w:val="2"/>
+    <w:lvlOverride w:ilvl="0">
+      <w:startOverride w:val="1"/>
+    </w:lvlOverride>
+  </w:num>
+  <w:num w:numId="265">
+    <w:abstractNumId w:val="2"/>
+    <w:lvlOverride w:ilvl="0">
+      <w:startOverride w:val="1"/>
+    </w:lvlOverride>
+  </w:num>
+  <w:num w:numId="266">
+    <w:abstractNumId w:val="2"/>
+    <w:lvlOverride w:ilvl="0">
+      <w:startOverride w:val="1"/>
+    </w:lvlOverride>
+  </w:num>
+  <w:num w:numId="267">
+    <w:abstractNumId w:val="2"/>
+    <w:lvlOverride w:ilvl="0">
+      <w:startOverride w:val="1"/>
+    </w:lvlOverride>
+  </w:num>
+  <w:num w:numId="268">
+    <w:abstractNumId w:val="2"/>
+    <w:lvlOverride w:ilvl="0">
+      <w:startOverride w:val="1"/>
+    </w:lvlOverride>
+  </w:num>
+  <w:num w:numId="269">
+    <w:abstractNumId w:val="2"/>
+    <w:lvlOverride w:ilvl="0">
+      <w:startOverride w:val="1"/>
+    </w:lvlOverride>
+  </w:num>
+  <w:num w:numId="270">
+    <w:abstractNumId w:val="2"/>
+    <w:lvlOverride w:ilvl="0">
+      <w:startOverride w:val="1"/>
+    </w:lvlOverride>
+  </w:num>
+  <w:num w:numId="271">
+    <w:abstractNumId w:val="2"/>
+    <w:lvlOverride w:ilvl="0">
+      <w:startOverride w:val="1"/>
+    </w:lvlOverride>
+  </w:num>
+  <w:num w:numId="272">
+    <w:abstractNumId w:val="2"/>
+    <w:lvlOverride w:ilvl="0">
+      <w:startOverride w:val="1"/>
+    </w:lvlOverride>
+  </w:num>
+  <w:num w:numId="273">
+    <w:abstractNumId w:val="2"/>
+    <w:lvlOverride w:ilvl="0">
+      <w:startOverride w:val="1"/>
+    </w:lvlOverride>
+  </w:num>
+  <w:num w:numId="274">
+    <w:abstractNumId w:val="2"/>
+    <w:lvlOverride w:ilvl="0">
+      <w:startOverride w:val="1"/>
+    </w:lvlOverride>
+  </w:num>
+  <w:num w:numId="275">
+    <w:abstractNumId w:val="2"/>
+    <w:lvlOverride w:ilvl="0">
+      <w:startOverride w:val="1"/>
+    </w:lvlOverride>
+  </w:num>
+  <w:num w:numId="276">
+    <w:abstractNumId w:val="2"/>
+    <w:lvlOverride w:ilvl="0">
+      <w:startOverride w:val="1"/>
+    </w:lvlOverride>
+  </w:num>
+  <w:num w:numId="277">
+    <w:abstractNumId w:val="3"/>
+    <w:lvlOverride w:ilvl="0">
+      <w:startOverride w:val="1"/>
+    </w:lvlOverride>
+  </w:num>
+  <w:num w:numId="278">
+    <w:abstractNumId w:val="2"/>
+    <w:lvlOverride w:ilvl="0">
+      <w:startOverride w:val="1"/>
+    </w:lvlOverride>
+  </w:num>
+  <w:num w:numId="279">
+    <w:abstractNumId w:val="2"/>
+    <w:lvlOverride w:ilvl="0">
+      <w:startOverride w:val="1"/>
+    </w:lvlOverride>
+  </w:num>
+  <w:num w:numId="280">
+    <w:abstractNumId w:val="3"/>
+    <w:lvlOverride w:ilvl="0">
+      <w:startOverride w:val="1"/>
+    </w:lvlOverride>
+  </w:num>
+  <w:num w:numId="281">
+    <w:abstractNumId w:val="2"/>
+    <w:lvlOverride w:ilvl="0">
+      <w:startOverride w:val="1"/>
+    </w:lvlOverride>
+  </w:num>
+  <w:num w:numId="282">
+    <w:abstractNumId w:val="2"/>
+    <w:lvlOverride w:ilvl="0">
+      <w:startOverride w:val="1"/>
+    </w:lvlOverride>
+  </w:num>
+  <w:num w:numId="283">
+    <w:abstractNumId w:val="2"/>
+    <w:lvlOverride w:ilvl="0">
+      <w:startOverride w:val="1"/>
+    </w:lvlOverride>
+  </w:num>
+  <w:num w:numId="284">
+    <w:abstractNumId w:val="2"/>
+    <w:lvlOverride w:ilvl="0">
+      <w:startOverride w:val="1"/>
+    </w:lvlOverride>
+  </w:num>
+  <w:num w:numId="285">
+    <w:abstractNumId w:val="2"/>
+    <w:lvlOverride w:ilvl="0">
+      <w:startOverride w:val="1"/>
+    </w:lvlOverride>
+  </w:num>
+  <w:num w:numId="286">
+    <w:abstractNumId w:val="2"/>
+    <w:lvlOverride w:ilvl="0">
+      <w:startOverride w:val="1"/>
+    </w:lvlOverride>
+  </w:num>
+  <w:num w:numId="287">
+    <w:abstractNumId w:val="2"/>
+    <w:lvlOverride w:ilvl="0">
+      <w:startOverride w:val="1"/>
+    </w:lvlOverride>
+  </w:num>
+  <w:num w:numId="288">
+    <w:abstractNumId w:val="2"/>
+    <w:lvlOverride w:ilvl="0">
+      <w:startOverride w:val="1"/>
+    </w:lvlOverride>
+  </w:num>
+  <w:num w:numId="289">
+    <w:abstractNumId w:val="2"/>
+    <w:lvlOverride w:ilvl="0">
+      <w:startOverride w:val="1"/>
+    </w:lvlOverride>
+  </w:num>
+  <w:num w:numId="290">
+    <w:abstractNumId w:val="2"/>
+    <w:lvlOverride w:ilvl="0">
+      <w:startOverride w:val="1"/>
+    </w:lvlOverride>
+  </w:num>
+  <w:num w:numId="291">
+    <w:abstractNumId w:val="2"/>
+    <w:lvlOverride w:ilvl="0">
+      <w:startOverride w:val="1"/>
+    </w:lvlOverride>
+  </w:num>
+  <w:num w:numId="292">
+    <w:abstractNumId w:val="2"/>
+    <w:lvlOverride w:ilvl="0">
+      <w:startOverride w:val="1"/>
+    </w:lvlOverride>
+  </w:num>
+  <w:num w:numId="293">
+    <w:abstractNumId w:val="2"/>
+    <w:lvlOverride w:ilvl="0">
+      <w:startOverride w:val="1"/>
+    </w:lvlOverride>
+  </w:num>
+  <w:num w:numId="294">
+    <w:abstractNumId w:val="2"/>
+    <w:lvlOverride w:ilvl="0">
+      <w:startOverride w:val="1"/>
+    </w:lvlOverride>
+  </w:num>
+  <w:num w:numId="295">
+    <w:abstractNumId w:val="2"/>
+    <w:lvlOverride w:ilvl="0">
+      <w:startOverride w:val="1"/>
+    </w:lvlOverride>
+  </w:num>
+  <w:num w:numId="296">
+    <w:abstractNumId w:val="3"/>
+    <w:lvlOverride w:ilvl="0">
+      <w:startOverride w:val="1"/>
+    </w:lvlOverride>
+  </w:num>
+  <w:num w:numId="297">
+    <w:abstractNumId w:val="2"/>
+    <w:lvlOverride w:ilvl="0">
+      <w:startOverride w:val="1"/>
+    </w:lvlOverride>
+  </w:num>
+  <w:num w:numId="298">
+    <w:abstractNumId w:val="2"/>
+    <w:lvlOverride w:ilvl="0">
+      <w:startOverride w:val="1"/>
+    </w:lvlOverride>
+  </w:num>
+  <w:num w:numId="299">
+    <w:abstractNumId w:val="3"/>
+    <w:lvlOverride w:ilvl="0">
+      <w:startOverride w:val="1"/>
+    </w:lvlOverride>
+  </w:num>
+  <w:num w:numId="300">
+    <w:abstractNumId w:val="2"/>
+    <w:lvlOverride w:ilvl="0">
+      <w:startOverride w:val="1"/>
+    </w:lvlOverride>
+  </w:num>
+  <w:num w:numId="301">
+    <w:abstractNumId w:val="2"/>
+    <w:lvlOverride w:ilvl="0">
+      <w:startOverride w:val="1"/>
+    </w:lvlOverride>
+  </w:num>
+  <w:num w:numId="302">
+    <w:abstractNumId w:val="2"/>
+    <w:lvlOverride w:ilvl="0">
+      <w:startOverride w:val="1"/>
+    </w:lvlOverride>
+  </w:num>
+  <w:num w:numId="303">
+    <w:abstractNumId w:val="2"/>
+    <w:lvlOverride w:ilvl="0">
+      <w:startOverride w:val="1"/>
+    </w:lvlOverride>
+  </w:num>
+  <w:num w:numId="304">
+    <w:abstractNumId w:val="2"/>
+    <w:lvlOverride w:ilvl="0">
+      <w:startOverride w:val="1"/>
+    </w:lvlOverride>
+  </w:num>
+  <w:num w:numId="305">
+    <w:abstractNumId w:val="2"/>
+    <w:lvlOverride w:ilvl="0">
+      <w:startOverride w:val="1"/>
+    </w:lvlOverride>
+  </w:num>
+  <w:num w:numId="306">
+    <w:abstractNumId w:val="2"/>
+    <w:lvlOverride w:ilvl="0">
+      <w:startOverride w:val="1"/>
+    </w:lvlOverride>
+  </w:num>
+  <w:num w:numId="307">
+    <w:abstractNumId w:val="2"/>
+    <w:lvlOverride w:ilvl="0">
+      <w:startOverride w:val="1"/>
+    </w:lvlOverride>
+  </w:num>
+  <w:num w:numId="308">
+    <w:abstractNumId w:val="2"/>
+    <w:lvlOverride w:ilvl="0">
+      <w:startOverride w:val="1"/>
+    </w:lvlOverride>
+  </w:num>
+  <w:num w:numId="309">
+    <w:abstractNumId w:val="2"/>
+    <w:lvlOverride w:ilvl="0">
+      <w:startOverride w:val="1"/>
+    </w:lvlOverride>
+  </w:num>
+  <w:num w:numId="310">
+    <w:abstractNumId w:val="2"/>
+    <w:lvlOverride w:ilvl="0">
+      <w:startOverride w:val="1"/>
+    </w:lvlOverride>
+  </w:num>
+  <w:num w:numId="311">
+    <w:abstractNumId w:val="2"/>
+    <w:lvlOverride w:ilvl="0">
+      <w:startOverride w:val="1"/>
+    </w:lvlOverride>
+  </w:num>
+  <w:num w:numId="312">
+    <w:abstractNumId w:val="2"/>
+    <w:lvlOverride w:ilvl="0">
+      <w:startOverride w:val="1"/>
+    </w:lvlOverride>
+  </w:num>
+  <w:num w:numId="313">
+    <w:abstractNumId w:val="2"/>
+    <w:lvlOverride w:ilvl="0">
+      <w:startOverride w:val="1"/>
+    </w:lvlOverride>
+  </w:num>
+  <w:num w:numId="314">
+    <w:abstractNumId w:val="2"/>
+    <w:lvlOverride w:ilvl="0">
+      <w:startOverride w:val="1"/>
+    </w:lvlOverride>
+  </w:num>
+  <w:num w:numId="315">
+    <w:abstractNumId w:val="3"/>
+    <w:lvlOverride w:ilvl="0">
+      <w:startOverride w:val="1"/>
+    </w:lvlOverride>
+  </w:num>
+  <w:num w:numId="316">
+    <w:abstractNumId w:val="2"/>
+    <w:lvlOverride w:ilvl="0">
+      <w:startOverride w:val="1"/>
+    </w:lvlOverride>
+  </w:num>
+  <w:num w:numId="317">
+    <w:abstractNumId w:val="2"/>
+    <w:lvlOverride w:ilvl="0">
+      <w:startOverride w:val="1"/>
+    </w:lvlOverride>
+  </w:num>
+  <w:num w:numId="318">
+    <w:abstractNumId w:val="3"/>
+    <w:lvlOverride w:ilvl="0">
+      <w:startOverride w:val="1"/>
+    </w:lvlOverride>
+  </w:num>
+  <w:num w:numId="319">
+    <w:abstractNumId w:val="2"/>
+    <w:lvlOverride w:ilvl="0">
+      <w:startOverride w:val="1"/>
+    </w:lvlOverride>
+  </w:num>
+  <w:num w:numId="320">
+    <w:abstractNumId w:val="2"/>
+    <w:lvlOverride w:ilvl="0">
+      <w:startOverride w:val="1"/>
+    </w:lvlOverride>
+  </w:num>
+  <w:num w:numId="321">
+    <w:abstractNumId w:val="2"/>
+    <w:lvlOverride w:ilvl="0">
+      <w:startOverride w:val="1"/>
+    </w:lvlOverride>
+  </w:num>
+  <w:num w:numId="322">
+    <w:abstractNumId w:val="2"/>
+    <w:lvlOverride w:ilvl="0">
+      <w:startOverride w:val="1"/>
+    </w:lvlOverride>
+  </w:num>
+  <w:num w:numId="323">
+    <w:abstractNumId w:val="2"/>
+    <w:lvlOverride w:ilvl="0">
+      <w:startOverride w:val="1"/>
+    </w:lvlOverride>
+  </w:num>
+  <w:num w:numId="324">
+    <w:abstractNumId w:val="2"/>
+    <w:lvlOverride w:ilvl="0">
+      <w:startOverride w:val="1"/>
+    </w:lvlOverride>
+  </w:num>
+  <w:num w:numId="325">
+    <w:abstractNumId w:val="2"/>
+    <w:lvlOverride w:ilvl="0">
+      <w:startOverride w:val="1"/>
+    </w:lvlOverride>
+  </w:num>
+  <w:num w:numId="326">
+    <w:abstractNumId w:val="2"/>
+    <w:lvlOverride w:ilvl="0">
+      <w:startOverride w:val="1"/>
+    </w:lvlOverride>
+  </w:num>
+  <w:num w:numId="327">
+    <w:abstractNumId w:val="2"/>
+    <w:lvlOverride w:ilvl="0">
+      <w:startOverride w:val="1"/>
+    </w:lvlOverride>
+  </w:num>
+  <w:num w:numId="328">
+    <w:abstractNumId w:val="2"/>
+    <w:lvlOverride w:ilvl="0">
+      <w:startOverride w:val="1"/>
+    </w:lvlOverride>
+  </w:num>
+  <w:num w:numId="329">
+    <w:abstractNumId w:val="2"/>
+    <w:lvlOverride w:ilvl="0">
+      <w:startOverride w:val="1"/>
+    </w:lvlOverride>
+  </w:num>
+  <w:num w:numId="330">
+    <w:abstractNumId w:val="2"/>
+    <w:lvlOverride w:ilvl="0">
+      <w:startOverride w:val="1"/>
+    </w:lvlOverride>
+  </w:num>
+  <w:num w:numId="331">
+    <w:abstractNumId w:val="2"/>
+    <w:lvlOverride w:ilvl="0">
+      <w:startOverride w:val="1"/>
+    </w:lvlOverride>
+  </w:num>
+  <w:num w:numId="332">
+    <w:abstractNumId w:val="2"/>
+    <w:lvlOverride w:ilvl="0">
+      <w:startOverride w:val="1"/>
+    </w:lvlOverride>
+  </w:num>
+  <w:num w:numId="333">
+    <w:abstractNumId w:val="2"/>
+    <w:lvlOverride w:ilvl="0">
+      <w:startOverride w:val="1"/>
+    </w:lvlOverride>
+  </w:num>
+  <w:num w:numId="334">
+    <w:abstractNumId w:val="3"/>
+    <w:lvlOverride w:ilvl="0">
+      <w:startOverride w:val="1"/>
+    </w:lvlOverride>
+  </w:num>
+  <w:num w:numId="335">
+    <w:abstractNumId w:val="2"/>
+    <w:lvlOverride w:ilvl="0">
+      <w:startOverride w:val="1"/>
+    </w:lvlOverride>
+  </w:num>
+  <w:num w:numId="336">
+    <w:abstractNumId w:val="2"/>
+    <w:lvlOverride w:ilvl="0">
+      <w:startOverride w:val="1"/>
+    </w:lvlOverride>
+  </w:num>
+  <w:num w:numId="337">
+    <w:abstractNumId w:val="3"/>
+    <w:lvlOverride w:ilvl="0">
+      <w:startOverride w:val="1"/>
+    </w:lvlOverride>
+  </w:num>
+  <w:num w:numId="338">
+    <w:abstractNumId w:val="2"/>
+    <w:lvlOverride w:ilvl="0">
+      <w:startOverride w:val="1"/>
+    </w:lvlOverride>
+  </w:num>
+  <w:num w:numId="339">
+    <w:abstractNumId w:val="2"/>
+    <w:lvlOverride w:ilvl="0">
+      <w:startOverride w:val="1"/>
+    </w:lvlOverride>
+  </w:num>
+  <w:num w:numId="340">
+    <w:abstractNumId w:val="2"/>
+    <w:lvlOverride w:ilvl="0">
+      <w:startOverride w:val="1"/>
+    </w:lvlOverride>
+  </w:num>
+  <w:num w:numId="341">
+    <w:abstractNumId w:val="2"/>
+    <w:lvlOverride w:ilvl="0">
+      <w:startOverride w:val="1"/>
+    </w:lvlOverride>
+  </w:num>
+  <w:num w:numId="342">
+    <w:abstractNumId w:val="2"/>
+    <w:lvlOverride w:ilvl="0">
+      <w:startOverride w:val="1"/>
+    </w:lvlOverride>
+  </w:num>
+  <w:num w:numId="343">
+    <w:abstractNumId w:val="2"/>
+    <w:lvlOverride w:ilvl="0">
+      <w:startOverride w:val="1"/>
+    </w:lvlOverride>
+  </w:num>
+  <w:num w:numId="344">
+    <w:abstractNumId w:val="2"/>
+    <w:lvlOverride w:ilvl="0">
+      <w:startOverride w:val="1"/>
+    </w:lvlOverride>
+  </w:num>
+  <w:num w:numId="345">
     <w:abstractNumId w:val="2"/>
     <w:lvlOverride w:ilvl="0">
       <w:startOverride w:val="1"/>

--- a/docs/government-project/06_사용자매뉴얼.docx
+++ b/docs/government-project/06_사용자매뉴얼.docx
@@ -1275,7 +1275,7 @@
         <w:keepNext/>
         <w:numPr>
           <w:ilvl w:val="0"/>
-          <w:numId w:val="327"/>
+          <w:numId w:val="365"/>
         </w:numPr>
         <w:spacing w:after="40" w:before="40"/>
       </w:pPr>
@@ -1294,7 +1294,7 @@
         <w:keepNext/>
         <w:numPr>
           <w:ilvl w:val="0"/>
-          <w:numId w:val="327"/>
+          <w:numId w:val="365"/>
         </w:numPr>
         <w:spacing w:after="40" w:before="40"/>
       </w:pPr>
@@ -1313,7 +1313,7 @@
         <w:keepNext/>
         <w:numPr>
           <w:ilvl w:val="0"/>
-          <w:numId w:val="327"/>
+          <w:numId w:val="365"/>
         </w:numPr>
         <w:spacing w:after="40" w:before="40"/>
       </w:pPr>
@@ -1332,7 +1332,7 @@
         <w:keepNext/>
         <w:numPr>
           <w:ilvl w:val="0"/>
-          <w:numId w:val="327"/>
+          <w:numId w:val="365"/>
         </w:numPr>
         <w:spacing w:after="40" w:before="40"/>
       </w:pPr>
@@ -1351,7 +1351,7 @@
         <w:keepNext/>
         <w:numPr>
           <w:ilvl w:val="0"/>
-          <w:numId w:val="327"/>
+          <w:numId w:val="365"/>
         </w:numPr>
         <w:spacing w:after="40" w:before="40"/>
       </w:pPr>
@@ -1429,7 +1429,7 @@
         <w:keepNext/>
         <w:numPr>
           <w:ilvl w:val="0"/>
-          <w:numId w:val="328"/>
+          <w:numId w:val="366"/>
         </w:numPr>
         <w:spacing w:after="40" w:before="40"/>
       </w:pPr>
@@ -1448,7 +1448,7 @@
         <w:keepNext/>
         <w:numPr>
           <w:ilvl w:val="0"/>
-          <w:numId w:val="328"/>
+          <w:numId w:val="366"/>
         </w:numPr>
         <w:spacing w:after="40" w:before="40"/>
       </w:pPr>
@@ -1467,7 +1467,7 @@
         <w:keepNext/>
         <w:numPr>
           <w:ilvl w:val="0"/>
-          <w:numId w:val="328"/>
+          <w:numId w:val="366"/>
         </w:numPr>
         <w:spacing w:after="40" w:before="40"/>
       </w:pPr>
@@ -1580,7 +1580,7 @@
         <w:keepNext/>
         <w:numPr>
           <w:ilvl w:val="0"/>
-          <w:numId w:val="329"/>
+          <w:numId w:val="367"/>
         </w:numPr>
         <w:spacing w:after="40" w:before="40"/>
       </w:pPr>
@@ -1599,7 +1599,7 @@
         <w:keepNext/>
         <w:numPr>
           <w:ilvl w:val="0"/>
-          <w:numId w:val="329"/>
+          <w:numId w:val="367"/>
         </w:numPr>
         <w:spacing w:after="40" w:before="40"/>
       </w:pPr>
@@ -2418,7 +2418,7 @@
         <w:keepNext/>
         <w:numPr>
           <w:ilvl w:val="0"/>
-          <w:numId w:val="330"/>
+          <w:numId w:val="368"/>
         </w:numPr>
         <w:spacing w:after="40" w:before="40"/>
       </w:pPr>
@@ -2437,7 +2437,7 @@
         <w:keepNext/>
         <w:numPr>
           <w:ilvl w:val="0"/>
-          <w:numId w:val="330"/>
+          <w:numId w:val="368"/>
         </w:numPr>
         <w:spacing w:after="40" w:before="40"/>
       </w:pPr>
@@ -2456,7 +2456,7 @@
         <w:keepNext/>
         <w:numPr>
           <w:ilvl w:val="0"/>
-          <w:numId w:val="330"/>
+          <w:numId w:val="368"/>
         </w:numPr>
         <w:spacing w:after="40" w:before="40"/>
       </w:pPr>
@@ -2475,7 +2475,7 @@
         <w:keepNext/>
         <w:numPr>
           <w:ilvl w:val="0"/>
-          <w:numId w:val="330"/>
+          <w:numId w:val="368"/>
         </w:numPr>
         <w:spacing w:after="40" w:before="40"/>
       </w:pPr>
@@ -2494,7 +2494,7 @@
         <w:keepNext/>
         <w:numPr>
           <w:ilvl w:val="0"/>
-          <w:numId w:val="330"/>
+          <w:numId w:val="368"/>
         </w:numPr>
         <w:spacing w:after="40" w:before="40"/>
       </w:pPr>
@@ -3090,7 +3090,7 @@
         <w:keepNext/>
         <w:numPr>
           <w:ilvl w:val="0"/>
-          <w:numId w:val="331"/>
+          <w:numId w:val="369"/>
         </w:numPr>
         <w:spacing w:after="40" w:before="40"/>
       </w:pPr>
@@ -3109,7 +3109,7 @@
         <w:keepNext/>
         <w:numPr>
           <w:ilvl w:val="0"/>
-          <w:numId w:val="331"/>
+          <w:numId w:val="369"/>
         </w:numPr>
         <w:spacing w:after="40" w:before="40"/>
       </w:pPr>
@@ -3128,7 +3128,7 @@
         <w:keepNext/>
         <w:numPr>
           <w:ilvl w:val="0"/>
-          <w:numId w:val="331"/>
+          <w:numId w:val="369"/>
         </w:numPr>
         <w:spacing w:after="40" w:before="40"/>
       </w:pPr>
@@ -3147,7 +3147,7 @@
         <w:keepNext/>
         <w:numPr>
           <w:ilvl w:val="0"/>
-          <w:numId w:val="331"/>
+          <w:numId w:val="369"/>
         </w:numPr>
         <w:spacing w:after="40" w:before="40"/>
       </w:pPr>
@@ -3201,7 +3201,7 @@
         <w:keepNext/>
         <w:numPr>
           <w:ilvl w:val="0"/>
-          <w:numId w:val="332"/>
+          <w:numId w:val="370"/>
         </w:numPr>
         <w:spacing w:after="40" w:before="40"/>
       </w:pPr>
@@ -3220,7 +3220,7 @@
         <w:keepNext/>
         <w:numPr>
           <w:ilvl w:val="0"/>
-          <w:numId w:val="332"/>
+          <w:numId w:val="370"/>
         </w:numPr>
         <w:spacing w:after="40" w:before="40"/>
       </w:pPr>
@@ -3238,7 +3238,7 @@
         <w:pStyle w:val="ListParagraph"/>
         <w:numPr>
           <w:ilvl w:val="0"/>
-          <w:numId w:val="332"/>
+          <w:numId w:val="370"/>
         </w:numPr>
         <w:spacing w:after="40" w:before="40"/>
       </w:pPr>
@@ -3299,7 +3299,7 @@
         <w:keepNext/>
         <w:numPr>
           <w:ilvl w:val="0"/>
-          <w:numId w:val="333"/>
+          <w:numId w:val="371"/>
         </w:numPr>
         <w:spacing w:after="40" w:before="40"/>
       </w:pPr>
@@ -3318,7 +3318,7 @@
         <w:keepNext/>
         <w:numPr>
           <w:ilvl w:val="0"/>
-          <w:numId w:val="333"/>
+          <w:numId w:val="371"/>
         </w:numPr>
         <w:spacing w:after="40" w:before="40"/>
       </w:pPr>
@@ -3337,7 +3337,7 @@
         <w:keepNext/>
         <w:numPr>
           <w:ilvl w:val="0"/>
-          <w:numId w:val="333"/>
+          <w:numId w:val="371"/>
         </w:numPr>
         <w:spacing w:after="40" w:before="40"/>
       </w:pPr>
@@ -3445,7 +3445,7 @@
         <w:keepNext/>
         <w:numPr>
           <w:ilvl w:val="0"/>
-          <w:numId w:val="334"/>
+          <w:numId w:val="372"/>
         </w:numPr>
         <w:spacing w:after="40" w:before="40"/>
       </w:pPr>
@@ -3464,7 +3464,7 @@
         <w:keepNext/>
         <w:numPr>
           <w:ilvl w:val="0"/>
-          <w:numId w:val="334"/>
+          <w:numId w:val="372"/>
         </w:numPr>
         <w:spacing w:after="40" w:before="40"/>
       </w:pPr>
@@ -3483,7 +3483,7 @@
         <w:keepNext/>
         <w:numPr>
           <w:ilvl w:val="0"/>
-          <w:numId w:val="334"/>
+          <w:numId w:val="372"/>
         </w:numPr>
         <w:spacing w:after="40" w:before="40"/>
       </w:pPr>
@@ -3501,7 +3501,7 @@
         <w:pStyle w:val="ListParagraph"/>
         <w:numPr>
           <w:ilvl w:val="0"/>
-          <w:numId w:val="334"/>
+          <w:numId w:val="372"/>
         </w:numPr>
         <w:spacing w:after="40" w:before="40"/>
       </w:pPr>
@@ -3543,7 +3543,7 @@
         <w:keepNext/>
         <w:numPr>
           <w:ilvl w:val="0"/>
-          <w:numId w:val="335"/>
+          <w:numId w:val="373"/>
         </w:numPr>
         <w:spacing w:after="40" w:before="40"/>
       </w:pPr>
@@ -3562,7 +3562,7 @@
         <w:keepNext/>
         <w:numPr>
           <w:ilvl w:val="0"/>
-          <w:numId w:val="335"/>
+          <w:numId w:val="373"/>
         </w:numPr>
         <w:spacing w:after="40" w:before="40"/>
       </w:pPr>
@@ -3581,7 +3581,7 @@
         <w:keepNext/>
         <w:numPr>
           <w:ilvl w:val="0"/>
-          <w:numId w:val="335"/>
+          <w:numId w:val="373"/>
         </w:numPr>
         <w:spacing w:after="40" w:before="40"/>
       </w:pPr>
@@ -3658,7 +3658,7 @@
         <w:keepNext/>
         <w:numPr>
           <w:ilvl w:val="0"/>
-          <w:numId w:val="336"/>
+          <w:numId w:val="374"/>
         </w:numPr>
         <w:spacing w:after="40" w:before="40"/>
       </w:pPr>
@@ -3677,7 +3677,7 @@
         <w:keepNext/>
         <w:numPr>
           <w:ilvl w:val="0"/>
-          <w:numId w:val="336"/>
+          <w:numId w:val="374"/>
         </w:numPr>
         <w:spacing w:after="40" w:before="40"/>
       </w:pPr>
@@ -3727,7 +3727,7 @@
         <w:keepNext/>
         <w:numPr>
           <w:ilvl w:val="0"/>
-          <w:numId w:val="337"/>
+          <w:numId w:val="375"/>
         </w:numPr>
         <w:spacing w:after="40" w:before="40"/>
       </w:pPr>
@@ -3746,7 +3746,7 @@
         <w:keepNext/>
         <w:numPr>
           <w:ilvl w:val="0"/>
-          <w:numId w:val="337"/>
+          <w:numId w:val="375"/>
         </w:numPr>
         <w:spacing w:after="40" w:before="40"/>
       </w:pPr>
@@ -3765,7 +3765,7 @@
         <w:keepNext/>
         <w:numPr>
           <w:ilvl w:val="0"/>
-          <w:numId w:val="337"/>
+          <w:numId w:val="375"/>
         </w:numPr>
         <w:spacing w:after="40" w:before="40"/>
       </w:pPr>
@@ -3783,7 +3783,7 @@
         <w:pStyle w:val="ListParagraph"/>
         <w:numPr>
           <w:ilvl w:val="0"/>
-          <w:numId w:val="337"/>
+          <w:numId w:val="375"/>
         </w:numPr>
         <w:spacing w:after="40" w:before="40"/>
       </w:pPr>
@@ -3825,7 +3825,7 @@
         <w:keepNext/>
         <w:numPr>
           <w:ilvl w:val="0"/>
-          <w:numId w:val="338"/>
+          <w:numId w:val="376"/>
         </w:numPr>
         <w:spacing w:after="40" w:before="40"/>
       </w:pPr>
@@ -3844,7 +3844,7 @@
         <w:keepNext/>
         <w:numPr>
           <w:ilvl w:val="0"/>
-          <w:numId w:val="338"/>
+          <w:numId w:val="376"/>
         </w:numPr>
         <w:spacing w:after="40" w:before="40"/>
       </w:pPr>
@@ -3863,7 +3863,7 @@
         <w:keepNext/>
         <w:numPr>
           <w:ilvl w:val="0"/>
-          <w:numId w:val="338"/>
+          <w:numId w:val="376"/>
         </w:numPr>
         <w:spacing w:after="40" w:before="40"/>
       </w:pPr>
@@ -3882,7 +3882,7 @@
         <w:keepNext/>
         <w:numPr>
           <w:ilvl w:val="0"/>
-          <w:numId w:val="338"/>
+          <w:numId w:val="376"/>
         </w:numPr>
         <w:spacing w:after="40" w:before="40"/>
       </w:pPr>
@@ -3960,7 +3960,7 @@
         <w:keepNext/>
         <w:numPr>
           <w:ilvl w:val="0"/>
-          <w:numId w:val="339"/>
+          <w:numId w:val="377"/>
         </w:numPr>
         <w:spacing w:after="40" w:before="40"/>
       </w:pPr>
@@ -3979,7 +3979,7 @@
         <w:keepNext/>
         <w:numPr>
           <w:ilvl w:val="0"/>
-          <w:numId w:val="339"/>
+          <w:numId w:val="377"/>
         </w:numPr>
         <w:spacing w:after="40" w:before="40"/>
       </w:pPr>
@@ -3998,7 +3998,7 @@
         <w:keepNext/>
         <w:numPr>
           <w:ilvl w:val="0"/>
-          <w:numId w:val="339"/>
+          <w:numId w:val="377"/>
         </w:numPr>
         <w:spacing w:after="40" w:before="40"/>
       </w:pPr>
@@ -4017,7 +4017,7 @@
         <w:keepNext/>
         <w:numPr>
           <w:ilvl w:val="0"/>
-          <w:numId w:val="339"/>
+          <w:numId w:val="377"/>
         </w:numPr>
         <w:spacing w:after="40" w:before="40"/>
       </w:pPr>
@@ -4036,7 +4036,7 @@
         <w:keepNext/>
         <w:numPr>
           <w:ilvl w:val="0"/>
-          <w:numId w:val="339"/>
+          <w:numId w:val="377"/>
         </w:numPr>
         <w:spacing w:after="40" w:before="40"/>
       </w:pPr>
@@ -4095,7 +4095,7 @@
         <w:keepNext/>
         <w:numPr>
           <w:ilvl w:val="0"/>
-          <w:numId w:val="340"/>
+          <w:numId w:val="378"/>
         </w:numPr>
         <w:spacing w:after="40" w:before="40"/>
       </w:pPr>
@@ -4114,7 +4114,7 @@
         <w:keepNext/>
         <w:numPr>
           <w:ilvl w:val="0"/>
-          <w:numId w:val="340"/>
+          <w:numId w:val="378"/>
         </w:numPr>
         <w:spacing w:after="40" w:before="40"/>
       </w:pPr>
@@ -4133,7 +4133,7 @@
         <w:keepNext/>
         <w:numPr>
           <w:ilvl w:val="0"/>
-          <w:numId w:val="340"/>
+          <w:numId w:val="378"/>
         </w:numPr>
         <w:spacing w:after="40" w:before="40"/>
       </w:pPr>
@@ -4152,7 +4152,7 @@
         <w:keepNext/>
         <w:numPr>
           <w:ilvl w:val="0"/>
-          <w:numId w:val="340"/>
+          <w:numId w:val="378"/>
         </w:numPr>
         <w:spacing w:after="40" w:before="40"/>
       </w:pPr>
@@ -4171,7 +4171,7 @@
         <w:keepNext/>
         <w:numPr>
           <w:ilvl w:val="0"/>
-          <w:numId w:val="340"/>
+          <w:numId w:val="378"/>
         </w:numPr>
         <w:spacing w:after="40" w:before="40"/>
       </w:pPr>
@@ -4249,7 +4249,7 @@
         <w:keepNext/>
         <w:numPr>
           <w:ilvl w:val="0"/>
-          <w:numId w:val="341"/>
+          <w:numId w:val="379"/>
         </w:numPr>
         <w:spacing w:after="40" w:before="40"/>
       </w:pPr>
@@ -4268,7 +4268,7 @@
         <w:keepNext/>
         <w:numPr>
           <w:ilvl w:val="0"/>
-          <w:numId w:val="341"/>
+          <w:numId w:val="379"/>
         </w:numPr>
         <w:spacing w:after="40" w:before="40"/>
       </w:pPr>
@@ -4287,7 +4287,7 @@
         <w:keepNext/>
         <w:numPr>
           <w:ilvl w:val="0"/>
-          <w:numId w:val="341"/>
+          <w:numId w:val="379"/>
         </w:numPr>
         <w:spacing w:after="40" w:before="40"/>
       </w:pPr>
@@ -4383,7 +4383,7 @@
         <w:keepNext/>
         <w:numPr>
           <w:ilvl w:val="0"/>
-          <w:numId w:val="342"/>
+          <w:numId w:val="380"/>
         </w:numPr>
         <w:spacing w:after="40" w:before="40"/>
       </w:pPr>
@@ -4402,7 +4402,7 @@
         <w:keepNext/>
         <w:numPr>
           <w:ilvl w:val="0"/>
-          <w:numId w:val="342"/>
+          <w:numId w:val="380"/>
         </w:numPr>
         <w:spacing w:after="40" w:before="40"/>
       </w:pPr>
@@ -4480,7 +4480,7 @@
         <w:keepNext/>
         <w:numPr>
           <w:ilvl w:val="0"/>
-          <w:numId w:val="343"/>
+          <w:numId w:val="381"/>
         </w:numPr>
         <w:spacing w:after="40" w:before="40"/>
       </w:pPr>
@@ -4499,7 +4499,7 @@
         <w:keepNext/>
         <w:numPr>
           <w:ilvl w:val="0"/>
-          <w:numId w:val="343"/>
+          <w:numId w:val="381"/>
         </w:numPr>
         <w:spacing w:after="40" w:before="40"/>
       </w:pPr>
@@ -4518,7 +4518,7 @@
         <w:keepNext/>
         <w:numPr>
           <w:ilvl w:val="0"/>
-          <w:numId w:val="343"/>
+          <w:numId w:val="381"/>
         </w:numPr>
         <w:spacing w:after="40" w:before="40"/>
       </w:pPr>
@@ -4596,7 +4596,7 @@
         <w:keepNext/>
         <w:numPr>
           <w:ilvl w:val="0"/>
-          <w:numId w:val="344"/>
+          <w:numId w:val="382"/>
         </w:numPr>
         <w:spacing w:after="40" w:before="40"/>
       </w:pPr>
@@ -4615,7 +4615,7 @@
         <w:keepNext/>
         <w:numPr>
           <w:ilvl w:val="0"/>
-          <w:numId w:val="344"/>
+          <w:numId w:val="382"/>
         </w:numPr>
         <w:spacing w:after="40" w:before="40"/>
       </w:pPr>
@@ -4634,7 +4634,7 @@
         <w:keepNext/>
         <w:numPr>
           <w:ilvl w:val="0"/>
-          <w:numId w:val="344"/>
+          <w:numId w:val="382"/>
         </w:numPr>
         <w:spacing w:after="40" w:before="40"/>
       </w:pPr>
@@ -4653,7 +4653,7 @@
         <w:keepNext/>
         <w:numPr>
           <w:ilvl w:val="0"/>
-          <w:numId w:val="344"/>
+          <w:numId w:val="382"/>
         </w:numPr>
         <w:spacing w:after="40" w:before="40"/>
       </w:pPr>
@@ -4731,7 +4731,7 @@
         <w:keepNext/>
         <w:numPr>
           <w:ilvl w:val="0"/>
-          <w:numId w:val="345"/>
+          <w:numId w:val="383"/>
         </w:numPr>
         <w:spacing w:after="40" w:before="40"/>
       </w:pPr>
@@ -4750,7 +4750,7 @@
         <w:keepNext/>
         <w:numPr>
           <w:ilvl w:val="0"/>
-          <w:numId w:val="345"/>
+          <w:numId w:val="383"/>
         </w:numPr>
         <w:spacing w:after="40" w:before="40"/>
       </w:pPr>
@@ -4769,7 +4769,7 @@
         <w:keepNext/>
         <w:numPr>
           <w:ilvl w:val="0"/>
-          <w:numId w:val="345"/>
+          <w:numId w:val="383"/>
         </w:numPr>
         <w:spacing w:after="40" w:before="40"/>
       </w:pPr>
@@ -9749,6 +9749,234 @@
     </w:lvlOverride>
   </w:num>
   <w:num w:numId="345">
+    <w:abstractNumId w:val="2"/>
+    <w:lvlOverride w:ilvl="0">
+      <w:startOverride w:val="1"/>
+    </w:lvlOverride>
+  </w:num>
+  <w:num w:numId="346">
+    <w:abstractNumId w:val="2"/>
+    <w:lvlOverride w:ilvl="0">
+      <w:startOverride w:val="1"/>
+    </w:lvlOverride>
+  </w:num>
+  <w:num w:numId="347">
+    <w:abstractNumId w:val="2"/>
+    <w:lvlOverride w:ilvl="0">
+      <w:startOverride w:val="1"/>
+    </w:lvlOverride>
+  </w:num>
+  <w:num w:numId="348">
+    <w:abstractNumId w:val="2"/>
+    <w:lvlOverride w:ilvl="0">
+      <w:startOverride w:val="1"/>
+    </w:lvlOverride>
+  </w:num>
+  <w:num w:numId="349">
+    <w:abstractNumId w:val="2"/>
+    <w:lvlOverride w:ilvl="0">
+      <w:startOverride w:val="1"/>
+    </w:lvlOverride>
+  </w:num>
+  <w:num w:numId="350">
+    <w:abstractNumId w:val="2"/>
+    <w:lvlOverride w:ilvl="0">
+      <w:startOverride w:val="1"/>
+    </w:lvlOverride>
+  </w:num>
+  <w:num w:numId="351">
+    <w:abstractNumId w:val="2"/>
+    <w:lvlOverride w:ilvl="0">
+      <w:startOverride w:val="1"/>
+    </w:lvlOverride>
+  </w:num>
+  <w:num w:numId="352">
+    <w:abstractNumId w:val="2"/>
+    <w:lvlOverride w:ilvl="0">
+      <w:startOverride w:val="1"/>
+    </w:lvlOverride>
+  </w:num>
+  <w:num w:numId="353">
+    <w:abstractNumId w:val="3"/>
+    <w:lvlOverride w:ilvl="0">
+      <w:startOverride w:val="1"/>
+    </w:lvlOverride>
+  </w:num>
+  <w:num w:numId="354">
+    <w:abstractNumId w:val="2"/>
+    <w:lvlOverride w:ilvl="0">
+      <w:startOverride w:val="1"/>
+    </w:lvlOverride>
+  </w:num>
+  <w:num w:numId="355">
+    <w:abstractNumId w:val="2"/>
+    <w:lvlOverride w:ilvl="0">
+      <w:startOverride w:val="1"/>
+    </w:lvlOverride>
+  </w:num>
+  <w:num w:numId="356">
+    <w:abstractNumId w:val="3"/>
+    <w:lvlOverride w:ilvl="0">
+      <w:startOverride w:val="1"/>
+    </w:lvlOverride>
+  </w:num>
+  <w:num w:numId="357">
+    <w:abstractNumId w:val="2"/>
+    <w:lvlOverride w:ilvl="0">
+      <w:startOverride w:val="1"/>
+    </w:lvlOverride>
+  </w:num>
+  <w:num w:numId="358">
+    <w:abstractNumId w:val="2"/>
+    <w:lvlOverride w:ilvl="0">
+      <w:startOverride w:val="1"/>
+    </w:lvlOverride>
+  </w:num>
+  <w:num w:numId="359">
+    <w:abstractNumId w:val="2"/>
+    <w:lvlOverride w:ilvl="0">
+      <w:startOverride w:val="1"/>
+    </w:lvlOverride>
+  </w:num>
+  <w:num w:numId="360">
+    <w:abstractNumId w:val="2"/>
+    <w:lvlOverride w:ilvl="0">
+      <w:startOverride w:val="1"/>
+    </w:lvlOverride>
+  </w:num>
+  <w:num w:numId="361">
+    <w:abstractNumId w:val="2"/>
+    <w:lvlOverride w:ilvl="0">
+      <w:startOverride w:val="1"/>
+    </w:lvlOverride>
+  </w:num>
+  <w:num w:numId="362">
+    <w:abstractNumId w:val="2"/>
+    <w:lvlOverride w:ilvl="0">
+      <w:startOverride w:val="1"/>
+    </w:lvlOverride>
+  </w:num>
+  <w:num w:numId="363">
+    <w:abstractNumId w:val="2"/>
+    <w:lvlOverride w:ilvl="0">
+      <w:startOverride w:val="1"/>
+    </w:lvlOverride>
+  </w:num>
+  <w:num w:numId="364">
+    <w:abstractNumId w:val="2"/>
+    <w:lvlOverride w:ilvl="0">
+      <w:startOverride w:val="1"/>
+    </w:lvlOverride>
+  </w:num>
+  <w:num w:numId="365">
+    <w:abstractNumId w:val="2"/>
+    <w:lvlOverride w:ilvl="0">
+      <w:startOverride w:val="1"/>
+    </w:lvlOverride>
+  </w:num>
+  <w:num w:numId="366">
+    <w:abstractNumId w:val="2"/>
+    <w:lvlOverride w:ilvl="0">
+      <w:startOverride w:val="1"/>
+    </w:lvlOverride>
+  </w:num>
+  <w:num w:numId="367">
+    <w:abstractNumId w:val="2"/>
+    <w:lvlOverride w:ilvl="0">
+      <w:startOverride w:val="1"/>
+    </w:lvlOverride>
+  </w:num>
+  <w:num w:numId="368">
+    <w:abstractNumId w:val="2"/>
+    <w:lvlOverride w:ilvl="0">
+      <w:startOverride w:val="1"/>
+    </w:lvlOverride>
+  </w:num>
+  <w:num w:numId="369">
+    <w:abstractNumId w:val="2"/>
+    <w:lvlOverride w:ilvl="0">
+      <w:startOverride w:val="1"/>
+    </w:lvlOverride>
+  </w:num>
+  <w:num w:numId="370">
+    <w:abstractNumId w:val="2"/>
+    <w:lvlOverride w:ilvl="0">
+      <w:startOverride w:val="1"/>
+    </w:lvlOverride>
+  </w:num>
+  <w:num w:numId="371">
+    <w:abstractNumId w:val="2"/>
+    <w:lvlOverride w:ilvl="0">
+      <w:startOverride w:val="1"/>
+    </w:lvlOverride>
+  </w:num>
+  <w:num w:numId="372">
+    <w:abstractNumId w:val="3"/>
+    <w:lvlOverride w:ilvl="0">
+      <w:startOverride w:val="1"/>
+    </w:lvlOverride>
+  </w:num>
+  <w:num w:numId="373">
+    <w:abstractNumId w:val="2"/>
+    <w:lvlOverride w:ilvl="0">
+      <w:startOverride w:val="1"/>
+    </w:lvlOverride>
+  </w:num>
+  <w:num w:numId="374">
+    <w:abstractNumId w:val="2"/>
+    <w:lvlOverride w:ilvl="0">
+      <w:startOverride w:val="1"/>
+    </w:lvlOverride>
+  </w:num>
+  <w:num w:numId="375">
+    <w:abstractNumId w:val="3"/>
+    <w:lvlOverride w:ilvl="0">
+      <w:startOverride w:val="1"/>
+    </w:lvlOverride>
+  </w:num>
+  <w:num w:numId="376">
+    <w:abstractNumId w:val="2"/>
+    <w:lvlOverride w:ilvl="0">
+      <w:startOverride w:val="1"/>
+    </w:lvlOverride>
+  </w:num>
+  <w:num w:numId="377">
+    <w:abstractNumId w:val="2"/>
+    <w:lvlOverride w:ilvl="0">
+      <w:startOverride w:val="1"/>
+    </w:lvlOverride>
+  </w:num>
+  <w:num w:numId="378">
+    <w:abstractNumId w:val="2"/>
+    <w:lvlOverride w:ilvl="0">
+      <w:startOverride w:val="1"/>
+    </w:lvlOverride>
+  </w:num>
+  <w:num w:numId="379">
+    <w:abstractNumId w:val="2"/>
+    <w:lvlOverride w:ilvl="0">
+      <w:startOverride w:val="1"/>
+    </w:lvlOverride>
+  </w:num>
+  <w:num w:numId="380">
+    <w:abstractNumId w:val="2"/>
+    <w:lvlOverride w:ilvl="0">
+      <w:startOverride w:val="1"/>
+    </w:lvlOverride>
+  </w:num>
+  <w:num w:numId="381">
+    <w:abstractNumId w:val="2"/>
+    <w:lvlOverride w:ilvl="0">
+      <w:startOverride w:val="1"/>
+    </w:lvlOverride>
+  </w:num>
+  <w:num w:numId="382">
+    <w:abstractNumId w:val="2"/>
+    <w:lvlOverride w:ilvl="0">
+      <w:startOverride w:val="1"/>
+    </w:lvlOverride>
+  </w:num>
+  <w:num w:numId="383">
     <w:abstractNumId w:val="2"/>
     <w:lvlOverride w:ilvl="0">
       <w:startOverride w:val="1"/>

--- a/docs/government-project/06_사용자매뉴얼.docx
+++ b/docs/government-project/06_사용자매뉴얼.docx
@@ -1275,7 +1275,7 @@
         <w:keepNext/>
         <w:numPr>
           <w:ilvl w:val="0"/>
-          <w:numId w:val="365"/>
+          <w:numId w:val="403"/>
         </w:numPr>
         <w:spacing w:after="40" w:before="40"/>
       </w:pPr>
@@ -1294,7 +1294,7 @@
         <w:keepNext/>
         <w:numPr>
           <w:ilvl w:val="0"/>
-          <w:numId w:val="365"/>
+          <w:numId w:val="403"/>
         </w:numPr>
         <w:spacing w:after="40" w:before="40"/>
       </w:pPr>
@@ -1313,7 +1313,7 @@
         <w:keepNext/>
         <w:numPr>
           <w:ilvl w:val="0"/>
-          <w:numId w:val="365"/>
+          <w:numId w:val="403"/>
         </w:numPr>
         <w:spacing w:after="40" w:before="40"/>
       </w:pPr>
@@ -1332,7 +1332,7 @@
         <w:keepNext/>
         <w:numPr>
           <w:ilvl w:val="0"/>
-          <w:numId w:val="365"/>
+          <w:numId w:val="403"/>
         </w:numPr>
         <w:spacing w:after="40" w:before="40"/>
       </w:pPr>
@@ -1351,7 +1351,7 @@
         <w:keepNext/>
         <w:numPr>
           <w:ilvl w:val="0"/>
-          <w:numId w:val="365"/>
+          <w:numId w:val="403"/>
         </w:numPr>
         <w:spacing w:after="40" w:before="40"/>
       </w:pPr>
@@ -1429,7 +1429,7 @@
         <w:keepNext/>
         <w:numPr>
           <w:ilvl w:val="0"/>
-          <w:numId w:val="366"/>
+          <w:numId w:val="404"/>
         </w:numPr>
         <w:spacing w:after="40" w:before="40"/>
       </w:pPr>
@@ -1448,7 +1448,7 @@
         <w:keepNext/>
         <w:numPr>
           <w:ilvl w:val="0"/>
-          <w:numId w:val="366"/>
+          <w:numId w:val="404"/>
         </w:numPr>
         <w:spacing w:after="40" w:before="40"/>
       </w:pPr>
@@ -1467,7 +1467,7 @@
         <w:keepNext/>
         <w:numPr>
           <w:ilvl w:val="0"/>
-          <w:numId w:val="366"/>
+          <w:numId w:val="404"/>
         </w:numPr>
         <w:spacing w:after="40" w:before="40"/>
       </w:pPr>
@@ -1580,7 +1580,7 @@
         <w:keepNext/>
         <w:numPr>
           <w:ilvl w:val="0"/>
-          <w:numId w:val="367"/>
+          <w:numId w:val="405"/>
         </w:numPr>
         <w:spacing w:after="40" w:before="40"/>
       </w:pPr>
@@ -1599,7 +1599,7 @@
         <w:keepNext/>
         <w:numPr>
           <w:ilvl w:val="0"/>
-          <w:numId w:val="367"/>
+          <w:numId w:val="405"/>
         </w:numPr>
         <w:spacing w:after="40" w:before="40"/>
       </w:pPr>
@@ -2418,7 +2418,7 @@
         <w:keepNext/>
         <w:numPr>
           <w:ilvl w:val="0"/>
-          <w:numId w:val="368"/>
+          <w:numId w:val="406"/>
         </w:numPr>
         <w:spacing w:after="40" w:before="40"/>
       </w:pPr>
@@ -2437,7 +2437,7 @@
         <w:keepNext/>
         <w:numPr>
           <w:ilvl w:val="0"/>
-          <w:numId w:val="368"/>
+          <w:numId w:val="406"/>
         </w:numPr>
         <w:spacing w:after="40" w:before="40"/>
       </w:pPr>
@@ -2456,7 +2456,7 @@
         <w:keepNext/>
         <w:numPr>
           <w:ilvl w:val="0"/>
-          <w:numId w:val="368"/>
+          <w:numId w:val="406"/>
         </w:numPr>
         <w:spacing w:after="40" w:before="40"/>
       </w:pPr>
@@ -2475,7 +2475,7 @@
         <w:keepNext/>
         <w:numPr>
           <w:ilvl w:val="0"/>
-          <w:numId w:val="368"/>
+          <w:numId w:val="406"/>
         </w:numPr>
         <w:spacing w:after="40" w:before="40"/>
       </w:pPr>
@@ -2494,7 +2494,7 @@
         <w:keepNext/>
         <w:numPr>
           <w:ilvl w:val="0"/>
-          <w:numId w:val="368"/>
+          <w:numId w:val="406"/>
         </w:numPr>
         <w:spacing w:after="40" w:before="40"/>
       </w:pPr>
@@ -3090,7 +3090,7 @@
         <w:keepNext/>
         <w:numPr>
           <w:ilvl w:val="0"/>
-          <w:numId w:val="369"/>
+          <w:numId w:val="407"/>
         </w:numPr>
         <w:spacing w:after="40" w:before="40"/>
       </w:pPr>
@@ -3109,7 +3109,7 @@
         <w:keepNext/>
         <w:numPr>
           <w:ilvl w:val="0"/>
-          <w:numId w:val="369"/>
+          <w:numId w:val="407"/>
         </w:numPr>
         <w:spacing w:after="40" w:before="40"/>
       </w:pPr>
@@ -3128,7 +3128,7 @@
         <w:keepNext/>
         <w:numPr>
           <w:ilvl w:val="0"/>
-          <w:numId w:val="369"/>
+          <w:numId w:val="407"/>
         </w:numPr>
         <w:spacing w:after="40" w:before="40"/>
       </w:pPr>
@@ -3147,7 +3147,7 @@
         <w:keepNext/>
         <w:numPr>
           <w:ilvl w:val="0"/>
-          <w:numId w:val="369"/>
+          <w:numId w:val="407"/>
         </w:numPr>
         <w:spacing w:after="40" w:before="40"/>
       </w:pPr>
@@ -3201,7 +3201,7 @@
         <w:keepNext/>
         <w:numPr>
           <w:ilvl w:val="0"/>
-          <w:numId w:val="370"/>
+          <w:numId w:val="408"/>
         </w:numPr>
         <w:spacing w:after="40" w:before="40"/>
       </w:pPr>
@@ -3220,7 +3220,7 @@
         <w:keepNext/>
         <w:numPr>
           <w:ilvl w:val="0"/>
-          <w:numId w:val="370"/>
+          <w:numId w:val="408"/>
         </w:numPr>
         <w:spacing w:after="40" w:before="40"/>
       </w:pPr>
@@ -3238,7 +3238,7 @@
         <w:pStyle w:val="ListParagraph"/>
         <w:numPr>
           <w:ilvl w:val="0"/>
-          <w:numId w:val="370"/>
+          <w:numId w:val="408"/>
         </w:numPr>
         <w:spacing w:after="40" w:before="40"/>
       </w:pPr>
@@ -3299,7 +3299,7 @@
         <w:keepNext/>
         <w:numPr>
           <w:ilvl w:val="0"/>
-          <w:numId w:val="371"/>
+          <w:numId w:val="409"/>
         </w:numPr>
         <w:spacing w:after="40" w:before="40"/>
       </w:pPr>
@@ -3318,7 +3318,7 @@
         <w:keepNext/>
         <w:numPr>
           <w:ilvl w:val="0"/>
-          <w:numId w:val="371"/>
+          <w:numId w:val="409"/>
         </w:numPr>
         <w:spacing w:after="40" w:before="40"/>
       </w:pPr>
@@ -3337,7 +3337,7 @@
         <w:keepNext/>
         <w:numPr>
           <w:ilvl w:val="0"/>
-          <w:numId w:val="371"/>
+          <w:numId w:val="409"/>
         </w:numPr>
         <w:spacing w:after="40" w:before="40"/>
       </w:pPr>
@@ -3445,7 +3445,7 @@
         <w:keepNext/>
         <w:numPr>
           <w:ilvl w:val="0"/>
-          <w:numId w:val="372"/>
+          <w:numId w:val="410"/>
         </w:numPr>
         <w:spacing w:after="40" w:before="40"/>
       </w:pPr>
@@ -3464,7 +3464,7 @@
         <w:keepNext/>
         <w:numPr>
           <w:ilvl w:val="0"/>
-          <w:numId w:val="372"/>
+          <w:numId w:val="410"/>
         </w:numPr>
         <w:spacing w:after="40" w:before="40"/>
       </w:pPr>
@@ -3483,7 +3483,7 @@
         <w:keepNext/>
         <w:numPr>
           <w:ilvl w:val="0"/>
-          <w:numId w:val="372"/>
+          <w:numId w:val="410"/>
         </w:numPr>
         <w:spacing w:after="40" w:before="40"/>
       </w:pPr>
@@ -3501,7 +3501,7 @@
         <w:pStyle w:val="ListParagraph"/>
         <w:numPr>
           <w:ilvl w:val="0"/>
-          <w:numId w:val="372"/>
+          <w:numId w:val="410"/>
         </w:numPr>
         <w:spacing w:after="40" w:before="40"/>
       </w:pPr>
@@ -3543,7 +3543,7 @@
         <w:keepNext/>
         <w:numPr>
           <w:ilvl w:val="0"/>
-          <w:numId w:val="373"/>
+          <w:numId w:val="411"/>
         </w:numPr>
         <w:spacing w:after="40" w:before="40"/>
       </w:pPr>
@@ -3562,7 +3562,7 @@
         <w:keepNext/>
         <w:numPr>
           <w:ilvl w:val="0"/>
-          <w:numId w:val="373"/>
+          <w:numId w:val="411"/>
         </w:numPr>
         <w:spacing w:after="40" w:before="40"/>
       </w:pPr>
@@ -3581,7 +3581,7 @@
         <w:keepNext/>
         <w:numPr>
           <w:ilvl w:val="0"/>
-          <w:numId w:val="373"/>
+          <w:numId w:val="411"/>
         </w:numPr>
         <w:spacing w:after="40" w:before="40"/>
       </w:pPr>
@@ -3658,7 +3658,7 @@
         <w:keepNext/>
         <w:numPr>
           <w:ilvl w:val="0"/>
-          <w:numId w:val="374"/>
+          <w:numId w:val="412"/>
         </w:numPr>
         <w:spacing w:after="40" w:before="40"/>
       </w:pPr>
@@ -3677,7 +3677,7 @@
         <w:keepNext/>
         <w:numPr>
           <w:ilvl w:val="0"/>
-          <w:numId w:val="374"/>
+          <w:numId w:val="412"/>
         </w:numPr>
         <w:spacing w:after="40" w:before="40"/>
       </w:pPr>
@@ -3727,7 +3727,7 @@
         <w:keepNext/>
         <w:numPr>
           <w:ilvl w:val="0"/>
-          <w:numId w:val="375"/>
+          <w:numId w:val="413"/>
         </w:numPr>
         <w:spacing w:after="40" w:before="40"/>
       </w:pPr>
@@ -3746,7 +3746,7 @@
         <w:keepNext/>
         <w:numPr>
           <w:ilvl w:val="0"/>
-          <w:numId w:val="375"/>
+          <w:numId w:val="413"/>
         </w:numPr>
         <w:spacing w:after="40" w:before="40"/>
       </w:pPr>
@@ -3765,7 +3765,7 @@
         <w:keepNext/>
         <w:numPr>
           <w:ilvl w:val="0"/>
-          <w:numId w:val="375"/>
+          <w:numId w:val="413"/>
         </w:numPr>
         <w:spacing w:after="40" w:before="40"/>
       </w:pPr>
@@ -3783,7 +3783,7 @@
         <w:pStyle w:val="ListParagraph"/>
         <w:numPr>
           <w:ilvl w:val="0"/>
-          <w:numId w:val="375"/>
+          <w:numId w:val="413"/>
         </w:numPr>
         <w:spacing w:after="40" w:before="40"/>
       </w:pPr>
@@ -3825,7 +3825,7 @@
         <w:keepNext/>
         <w:numPr>
           <w:ilvl w:val="0"/>
-          <w:numId w:val="376"/>
+          <w:numId w:val="414"/>
         </w:numPr>
         <w:spacing w:after="40" w:before="40"/>
       </w:pPr>
@@ -3844,7 +3844,7 @@
         <w:keepNext/>
         <w:numPr>
           <w:ilvl w:val="0"/>
-          <w:numId w:val="376"/>
+          <w:numId w:val="414"/>
         </w:numPr>
         <w:spacing w:after="40" w:before="40"/>
       </w:pPr>
@@ -3863,7 +3863,7 @@
         <w:keepNext/>
         <w:numPr>
           <w:ilvl w:val="0"/>
-          <w:numId w:val="376"/>
+          <w:numId w:val="414"/>
         </w:numPr>
         <w:spacing w:after="40" w:before="40"/>
       </w:pPr>
@@ -3882,7 +3882,7 @@
         <w:keepNext/>
         <w:numPr>
           <w:ilvl w:val="0"/>
-          <w:numId w:val="376"/>
+          <w:numId w:val="414"/>
         </w:numPr>
         <w:spacing w:after="40" w:before="40"/>
       </w:pPr>
@@ -3960,7 +3960,7 @@
         <w:keepNext/>
         <w:numPr>
           <w:ilvl w:val="0"/>
-          <w:numId w:val="377"/>
+          <w:numId w:val="415"/>
         </w:numPr>
         <w:spacing w:after="40" w:before="40"/>
       </w:pPr>
@@ -3979,7 +3979,7 @@
         <w:keepNext/>
         <w:numPr>
           <w:ilvl w:val="0"/>
-          <w:numId w:val="377"/>
+          <w:numId w:val="415"/>
         </w:numPr>
         <w:spacing w:after="40" w:before="40"/>
       </w:pPr>
@@ -3998,7 +3998,7 @@
         <w:keepNext/>
         <w:numPr>
           <w:ilvl w:val="0"/>
-          <w:numId w:val="377"/>
+          <w:numId w:val="415"/>
         </w:numPr>
         <w:spacing w:after="40" w:before="40"/>
       </w:pPr>
@@ -4017,7 +4017,7 @@
         <w:keepNext/>
         <w:numPr>
           <w:ilvl w:val="0"/>
-          <w:numId w:val="377"/>
+          <w:numId w:val="415"/>
         </w:numPr>
         <w:spacing w:after="40" w:before="40"/>
       </w:pPr>
@@ -4036,7 +4036,7 @@
         <w:keepNext/>
         <w:numPr>
           <w:ilvl w:val="0"/>
-          <w:numId w:val="377"/>
+          <w:numId w:val="415"/>
         </w:numPr>
         <w:spacing w:after="40" w:before="40"/>
       </w:pPr>
@@ -4095,7 +4095,7 @@
         <w:keepNext/>
         <w:numPr>
           <w:ilvl w:val="0"/>
-          <w:numId w:val="378"/>
+          <w:numId w:val="416"/>
         </w:numPr>
         <w:spacing w:after="40" w:before="40"/>
       </w:pPr>
@@ -4114,7 +4114,7 @@
         <w:keepNext/>
         <w:numPr>
           <w:ilvl w:val="0"/>
-          <w:numId w:val="378"/>
+          <w:numId w:val="416"/>
         </w:numPr>
         <w:spacing w:after="40" w:before="40"/>
       </w:pPr>
@@ -4133,7 +4133,7 @@
         <w:keepNext/>
         <w:numPr>
           <w:ilvl w:val="0"/>
-          <w:numId w:val="378"/>
+          <w:numId w:val="416"/>
         </w:numPr>
         <w:spacing w:after="40" w:before="40"/>
       </w:pPr>
@@ -4152,7 +4152,7 @@
         <w:keepNext/>
         <w:numPr>
           <w:ilvl w:val="0"/>
-          <w:numId w:val="378"/>
+          <w:numId w:val="416"/>
         </w:numPr>
         <w:spacing w:after="40" w:before="40"/>
       </w:pPr>
@@ -4171,7 +4171,7 @@
         <w:keepNext/>
         <w:numPr>
           <w:ilvl w:val="0"/>
-          <w:numId w:val="378"/>
+          <w:numId w:val="416"/>
         </w:numPr>
         <w:spacing w:after="40" w:before="40"/>
       </w:pPr>
@@ -4249,7 +4249,7 @@
         <w:keepNext/>
         <w:numPr>
           <w:ilvl w:val="0"/>
-          <w:numId w:val="379"/>
+          <w:numId w:val="417"/>
         </w:numPr>
         <w:spacing w:after="40" w:before="40"/>
       </w:pPr>
@@ -4268,7 +4268,7 @@
         <w:keepNext/>
         <w:numPr>
           <w:ilvl w:val="0"/>
-          <w:numId w:val="379"/>
+          <w:numId w:val="417"/>
         </w:numPr>
         <w:spacing w:after="40" w:before="40"/>
       </w:pPr>
@@ -4287,7 +4287,7 @@
         <w:keepNext/>
         <w:numPr>
           <w:ilvl w:val="0"/>
-          <w:numId w:val="379"/>
+          <w:numId w:val="417"/>
         </w:numPr>
         <w:spacing w:after="40" w:before="40"/>
       </w:pPr>
@@ -4383,7 +4383,7 @@
         <w:keepNext/>
         <w:numPr>
           <w:ilvl w:val="0"/>
-          <w:numId w:val="380"/>
+          <w:numId w:val="418"/>
         </w:numPr>
         <w:spacing w:after="40" w:before="40"/>
       </w:pPr>
@@ -4402,7 +4402,7 @@
         <w:keepNext/>
         <w:numPr>
           <w:ilvl w:val="0"/>
-          <w:numId w:val="380"/>
+          <w:numId w:val="418"/>
         </w:numPr>
         <w:spacing w:after="40" w:before="40"/>
       </w:pPr>
@@ -4480,7 +4480,7 @@
         <w:keepNext/>
         <w:numPr>
           <w:ilvl w:val="0"/>
-          <w:numId w:val="381"/>
+          <w:numId w:val="419"/>
         </w:numPr>
         <w:spacing w:after="40" w:before="40"/>
       </w:pPr>
@@ -4499,7 +4499,7 @@
         <w:keepNext/>
         <w:numPr>
           <w:ilvl w:val="0"/>
-          <w:numId w:val="381"/>
+          <w:numId w:val="419"/>
         </w:numPr>
         <w:spacing w:after="40" w:before="40"/>
       </w:pPr>
@@ -4518,7 +4518,7 @@
         <w:keepNext/>
         <w:numPr>
           <w:ilvl w:val="0"/>
-          <w:numId w:val="381"/>
+          <w:numId w:val="419"/>
         </w:numPr>
         <w:spacing w:after="40" w:before="40"/>
       </w:pPr>
@@ -4596,7 +4596,7 @@
         <w:keepNext/>
         <w:numPr>
           <w:ilvl w:val="0"/>
-          <w:numId w:val="382"/>
+          <w:numId w:val="420"/>
         </w:numPr>
         <w:spacing w:after="40" w:before="40"/>
       </w:pPr>
@@ -4615,7 +4615,7 @@
         <w:keepNext/>
         <w:numPr>
           <w:ilvl w:val="0"/>
-          <w:numId w:val="382"/>
+          <w:numId w:val="420"/>
         </w:numPr>
         <w:spacing w:after="40" w:before="40"/>
       </w:pPr>
@@ -4634,7 +4634,7 @@
         <w:keepNext/>
         <w:numPr>
           <w:ilvl w:val="0"/>
-          <w:numId w:val="382"/>
+          <w:numId w:val="420"/>
         </w:numPr>
         <w:spacing w:after="40" w:before="40"/>
       </w:pPr>
@@ -4653,7 +4653,7 @@
         <w:keepNext/>
         <w:numPr>
           <w:ilvl w:val="0"/>
-          <w:numId w:val="382"/>
+          <w:numId w:val="420"/>
         </w:numPr>
         <w:spacing w:after="40" w:before="40"/>
       </w:pPr>
@@ -4731,7 +4731,7 @@
         <w:keepNext/>
         <w:numPr>
           <w:ilvl w:val="0"/>
-          <w:numId w:val="383"/>
+          <w:numId w:val="421"/>
         </w:numPr>
         <w:spacing w:after="40" w:before="40"/>
       </w:pPr>
@@ -4750,7 +4750,7 @@
         <w:keepNext/>
         <w:numPr>
           <w:ilvl w:val="0"/>
-          <w:numId w:val="383"/>
+          <w:numId w:val="421"/>
         </w:numPr>
         <w:spacing w:after="40" w:before="40"/>
       </w:pPr>
@@ -4769,7 +4769,7 @@
         <w:keepNext/>
         <w:numPr>
           <w:ilvl w:val="0"/>
-          <w:numId w:val="383"/>
+          <w:numId w:val="421"/>
         </w:numPr>
         <w:spacing w:after="40" w:before="40"/>
       </w:pPr>
@@ -9977,6 +9977,234 @@
     </w:lvlOverride>
   </w:num>
   <w:num w:numId="383">
+    <w:abstractNumId w:val="2"/>
+    <w:lvlOverride w:ilvl="0">
+      <w:startOverride w:val="1"/>
+    </w:lvlOverride>
+  </w:num>
+  <w:num w:numId="384">
+    <w:abstractNumId w:val="2"/>
+    <w:lvlOverride w:ilvl="0">
+      <w:startOverride w:val="1"/>
+    </w:lvlOverride>
+  </w:num>
+  <w:num w:numId="385">
+    <w:abstractNumId w:val="2"/>
+    <w:lvlOverride w:ilvl="0">
+      <w:startOverride w:val="1"/>
+    </w:lvlOverride>
+  </w:num>
+  <w:num w:numId="386">
+    <w:abstractNumId w:val="2"/>
+    <w:lvlOverride w:ilvl="0">
+      <w:startOverride w:val="1"/>
+    </w:lvlOverride>
+  </w:num>
+  <w:num w:numId="387">
+    <w:abstractNumId w:val="2"/>
+    <w:lvlOverride w:ilvl="0">
+      <w:startOverride w:val="1"/>
+    </w:lvlOverride>
+  </w:num>
+  <w:num w:numId="388">
+    <w:abstractNumId w:val="2"/>
+    <w:lvlOverride w:ilvl="0">
+      <w:startOverride w:val="1"/>
+    </w:lvlOverride>
+  </w:num>
+  <w:num w:numId="389">
+    <w:abstractNumId w:val="2"/>
+    <w:lvlOverride w:ilvl="0">
+      <w:startOverride w:val="1"/>
+    </w:lvlOverride>
+  </w:num>
+  <w:num w:numId="390">
+    <w:abstractNumId w:val="2"/>
+    <w:lvlOverride w:ilvl="0">
+      <w:startOverride w:val="1"/>
+    </w:lvlOverride>
+  </w:num>
+  <w:num w:numId="391">
+    <w:abstractNumId w:val="3"/>
+    <w:lvlOverride w:ilvl="0">
+      <w:startOverride w:val="1"/>
+    </w:lvlOverride>
+  </w:num>
+  <w:num w:numId="392">
+    <w:abstractNumId w:val="2"/>
+    <w:lvlOverride w:ilvl="0">
+      <w:startOverride w:val="1"/>
+    </w:lvlOverride>
+  </w:num>
+  <w:num w:numId="393">
+    <w:abstractNumId w:val="2"/>
+    <w:lvlOverride w:ilvl="0">
+      <w:startOverride w:val="1"/>
+    </w:lvlOverride>
+  </w:num>
+  <w:num w:numId="394">
+    <w:abstractNumId w:val="3"/>
+    <w:lvlOverride w:ilvl="0">
+      <w:startOverride w:val="1"/>
+    </w:lvlOverride>
+  </w:num>
+  <w:num w:numId="395">
+    <w:abstractNumId w:val="2"/>
+    <w:lvlOverride w:ilvl="0">
+      <w:startOverride w:val="1"/>
+    </w:lvlOverride>
+  </w:num>
+  <w:num w:numId="396">
+    <w:abstractNumId w:val="2"/>
+    <w:lvlOverride w:ilvl="0">
+      <w:startOverride w:val="1"/>
+    </w:lvlOverride>
+  </w:num>
+  <w:num w:numId="397">
+    <w:abstractNumId w:val="2"/>
+    <w:lvlOverride w:ilvl="0">
+      <w:startOverride w:val="1"/>
+    </w:lvlOverride>
+  </w:num>
+  <w:num w:numId="398">
+    <w:abstractNumId w:val="2"/>
+    <w:lvlOverride w:ilvl="0">
+      <w:startOverride w:val="1"/>
+    </w:lvlOverride>
+  </w:num>
+  <w:num w:numId="399">
+    <w:abstractNumId w:val="2"/>
+    <w:lvlOverride w:ilvl="0">
+      <w:startOverride w:val="1"/>
+    </w:lvlOverride>
+  </w:num>
+  <w:num w:numId="400">
+    <w:abstractNumId w:val="2"/>
+    <w:lvlOverride w:ilvl="0">
+      <w:startOverride w:val="1"/>
+    </w:lvlOverride>
+  </w:num>
+  <w:num w:numId="401">
+    <w:abstractNumId w:val="2"/>
+    <w:lvlOverride w:ilvl="0">
+      <w:startOverride w:val="1"/>
+    </w:lvlOverride>
+  </w:num>
+  <w:num w:numId="402">
+    <w:abstractNumId w:val="2"/>
+    <w:lvlOverride w:ilvl="0">
+      <w:startOverride w:val="1"/>
+    </w:lvlOverride>
+  </w:num>
+  <w:num w:numId="403">
+    <w:abstractNumId w:val="2"/>
+    <w:lvlOverride w:ilvl="0">
+      <w:startOverride w:val="1"/>
+    </w:lvlOverride>
+  </w:num>
+  <w:num w:numId="404">
+    <w:abstractNumId w:val="2"/>
+    <w:lvlOverride w:ilvl="0">
+      <w:startOverride w:val="1"/>
+    </w:lvlOverride>
+  </w:num>
+  <w:num w:numId="405">
+    <w:abstractNumId w:val="2"/>
+    <w:lvlOverride w:ilvl="0">
+      <w:startOverride w:val="1"/>
+    </w:lvlOverride>
+  </w:num>
+  <w:num w:numId="406">
+    <w:abstractNumId w:val="2"/>
+    <w:lvlOverride w:ilvl="0">
+      <w:startOverride w:val="1"/>
+    </w:lvlOverride>
+  </w:num>
+  <w:num w:numId="407">
+    <w:abstractNumId w:val="2"/>
+    <w:lvlOverride w:ilvl="0">
+      <w:startOverride w:val="1"/>
+    </w:lvlOverride>
+  </w:num>
+  <w:num w:numId="408">
+    <w:abstractNumId w:val="2"/>
+    <w:lvlOverride w:ilvl="0">
+      <w:startOverride w:val="1"/>
+    </w:lvlOverride>
+  </w:num>
+  <w:num w:numId="409">
+    <w:abstractNumId w:val="2"/>
+    <w:lvlOverride w:ilvl="0">
+      <w:startOverride w:val="1"/>
+    </w:lvlOverride>
+  </w:num>
+  <w:num w:numId="410">
+    <w:abstractNumId w:val="3"/>
+    <w:lvlOverride w:ilvl="0">
+      <w:startOverride w:val="1"/>
+    </w:lvlOverride>
+  </w:num>
+  <w:num w:numId="411">
+    <w:abstractNumId w:val="2"/>
+    <w:lvlOverride w:ilvl="0">
+      <w:startOverride w:val="1"/>
+    </w:lvlOverride>
+  </w:num>
+  <w:num w:numId="412">
+    <w:abstractNumId w:val="2"/>
+    <w:lvlOverride w:ilvl="0">
+      <w:startOverride w:val="1"/>
+    </w:lvlOverride>
+  </w:num>
+  <w:num w:numId="413">
+    <w:abstractNumId w:val="3"/>
+    <w:lvlOverride w:ilvl="0">
+      <w:startOverride w:val="1"/>
+    </w:lvlOverride>
+  </w:num>
+  <w:num w:numId="414">
+    <w:abstractNumId w:val="2"/>
+    <w:lvlOverride w:ilvl="0">
+      <w:startOverride w:val="1"/>
+    </w:lvlOverride>
+  </w:num>
+  <w:num w:numId="415">
+    <w:abstractNumId w:val="2"/>
+    <w:lvlOverride w:ilvl="0">
+      <w:startOverride w:val="1"/>
+    </w:lvlOverride>
+  </w:num>
+  <w:num w:numId="416">
+    <w:abstractNumId w:val="2"/>
+    <w:lvlOverride w:ilvl="0">
+      <w:startOverride w:val="1"/>
+    </w:lvlOverride>
+  </w:num>
+  <w:num w:numId="417">
+    <w:abstractNumId w:val="2"/>
+    <w:lvlOverride w:ilvl="0">
+      <w:startOverride w:val="1"/>
+    </w:lvlOverride>
+  </w:num>
+  <w:num w:numId="418">
+    <w:abstractNumId w:val="2"/>
+    <w:lvlOverride w:ilvl="0">
+      <w:startOverride w:val="1"/>
+    </w:lvlOverride>
+  </w:num>
+  <w:num w:numId="419">
+    <w:abstractNumId w:val="2"/>
+    <w:lvlOverride w:ilvl="0">
+      <w:startOverride w:val="1"/>
+    </w:lvlOverride>
+  </w:num>
+  <w:num w:numId="420">
+    <w:abstractNumId w:val="2"/>
+    <w:lvlOverride w:ilvl="0">
+      <w:startOverride w:val="1"/>
+    </w:lvlOverride>
+  </w:num>
+  <w:num w:numId="421">
     <w:abstractNumId w:val="2"/>
     <w:lvlOverride w:ilvl="0">
       <w:startOverride w:val="1"/>

--- a/docs/government-project/06_사용자매뉴얼.docx
+++ b/docs/government-project/06_사용자매뉴얼.docx
@@ -39,6 +39,7 @@
     </w:p>
     <w:p>
       <w:pPr>
+        <w:keepNext/>
         <w:spacing w:after="120" w:before="120"/>
         <w:jc w:val="center"/>
       </w:pPr>
@@ -56,6 +57,7 @@
     </w:p>
     <w:p>
       <w:pPr>
+        <w:keepNext/>
         <w:pBdr>
           <w:bottom w:val="single" w:color="00467F" w:sz="4" w:space="2"/>
         </w:pBdr>
@@ -73,11 +75,17 @@
       </w:r>
     </w:p>
     <w:p>
+      <w:pPr>
+        <w:keepNext/>
+      </w:pPr>
       <w:r>
         <w:t xml:space="preserve"/>
       </w:r>
     </w:p>
     <w:p>
+      <w:pPr>
+        <w:keepNext/>
+      </w:pPr>
       <w:r>
         <w:t xml:space="preserve"/>
       </w:r>
@@ -100,6 +108,9 @@
         <w:gridCol w:w="4000"/>
       </w:tblGrid>
       <w:tr>
+        <w:trPr>
+          <w:cantSplit/>
+        </w:trPr>
         <w:tc>
           <w:tcPr>
             <w:tcW w:type="dxa" w:w="2000"/>
@@ -154,6 +165,9 @@
         </w:tc>
       </w:tr>
       <w:tr>
+        <w:trPr>
+          <w:cantSplit/>
+        </w:trPr>
         <w:tc>
           <w:tcPr>
             <w:tcW w:type="dxa" w:w="2000"/>
@@ -208,6 +222,9 @@
         </w:tc>
       </w:tr>
       <w:tr>
+        <w:trPr>
+          <w:cantSplit/>
+        </w:trPr>
         <w:tc>
           <w:tcPr>
             <w:tcW w:type="dxa" w:w="2000"/>
@@ -258,21 +275,6 @@
         </w:tc>
       </w:tr>
     </w:tbl>
-    <w:p>
-      <w:r>
-        <w:t xml:space="preserve"/>
-      </w:r>
-    </w:p>
-    <w:p>
-      <w:r>
-        <w:t xml:space="preserve"/>
-      </w:r>
-    </w:p>
-    <w:p>
-      <w:r>
-        <w:t xml:space="preserve"/>
-      </w:r>
-    </w:p>
     <w:p>
       <w:pPr>
         <w:pStyle w:val="Heading1"/>
@@ -310,6 +312,7 @@
       <w:tr>
         <w:trPr>
           <w:tblHeader w:val="true"/>
+          <w:cantSplit/>
         </w:trPr>
         <w:tc>
           <w:tcPr>
@@ -358,6 +361,9 @@
         </w:tc>
       </w:tr>
       <w:tr>
+        <w:trPr>
+          <w:cantSplit/>
+        </w:trPr>
         <w:tc>
           <w:tcPr>
             <w:tcW w:type="dxa" w:w="7500"/>
@@ -405,6 +411,9 @@
         </w:tc>
       </w:tr>
       <w:tr>
+        <w:trPr>
+          <w:cantSplit/>
+        </w:trPr>
         <w:tc>
           <w:tcPr>
             <w:tcW w:type="dxa" w:w="7500"/>
@@ -452,6 +461,9 @@
         </w:tc>
       </w:tr>
       <w:tr>
+        <w:trPr>
+          <w:cantSplit/>
+        </w:trPr>
         <w:tc>
           <w:tcPr>
             <w:tcW w:type="dxa" w:w="7500"/>
@@ -499,6 +511,9 @@
         </w:tc>
       </w:tr>
       <w:tr>
+        <w:trPr>
+          <w:cantSplit/>
+        </w:trPr>
         <w:tc>
           <w:tcPr>
             <w:tcW w:type="dxa" w:w="7500"/>
@@ -546,6 +561,9 @@
         </w:tc>
       </w:tr>
       <w:tr>
+        <w:trPr>
+          <w:cantSplit/>
+        </w:trPr>
         <w:tc>
           <w:tcPr>
             <w:tcW w:type="dxa" w:w="7500"/>
@@ -593,6 +611,9 @@
         </w:tc>
       </w:tr>
       <w:tr>
+        <w:trPr>
+          <w:cantSplit/>
+        </w:trPr>
         <w:tc>
           <w:tcPr>
             <w:tcW w:type="dxa" w:w="7500"/>
@@ -640,6 +661,9 @@
         </w:tc>
       </w:tr>
       <w:tr>
+        <w:trPr>
+          <w:cantSplit/>
+        </w:trPr>
         <w:tc>
           <w:tcPr>
             <w:tcW w:type="dxa" w:w="7500"/>
@@ -687,6 +711,9 @@
         </w:tc>
       </w:tr>
       <w:tr>
+        <w:trPr>
+          <w:cantSplit/>
+        </w:trPr>
         <w:tc>
           <w:tcPr>
             <w:tcW w:type="dxa" w:w="7500"/>
@@ -734,6 +761,9 @@
         </w:tc>
       </w:tr>
       <w:tr>
+        <w:trPr>
+          <w:cantSplit/>
+        </w:trPr>
         <w:tc>
           <w:tcPr>
             <w:tcW w:type="dxa" w:w="7500"/>
@@ -781,6 +811,9 @@
         </w:tc>
       </w:tr>
       <w:tr>
+        <w:trPr>
+          <w:cantSplit/>
+        </w:trPr>
         <w:tc>
           <w:tcPr>
             <w:tcW w:type="dxa" w:w="7500"/>
@@ -828,6 +861,9 @@
         </w:tc>
       </w:tr>
       <w:tr>
+        <w:trPr>
+          <w:cantSplit/>
+        </w:trPr>
         <w:tc>
           <w:tcPr>
             <w:tcW w:type="dxa" w:w="7500"/>
@@ -875,6 +911,9 @@
         </w:tc>
       </w:tr>
       <w:tr>
+        <w:trPr>
+          <w:cantSplit/>
+        </w:trPr>
         <w:tc>
           <w:tcPr>
             <w:tcW w:type="dxa" w:w="7500"/>
@@ -922,6 +961,9 @@
         </w:tc>
       </w:tr>
       <w:tr>
+        <w:trPr>
+          <w:cantSplit/>
+        </w:trPr>
         <w:tc>
           <w:tcPr>
             <w:tcW w:type="dxa" w:w="7500"/>
@@ -969,6 +1011,9 @@
         </w:tc>
       </w:tr>
       <w:tr>
+        <w:trPr>
+          <w:cantSplit/>
+        </w:trPr>
         <w:tc>
           <w:tcPr>
             <w:tcW w:type="dxa" w:w="7500"/>
@@ -1016,6 +1061,9 @@
         </w:tc>
       </w:tr>
       <w:tr>
+        <w:trPr>
+          <w:cantSplit/>
+        </w:trPr>
         <w:tc>
           <w:tcPr>
             <w:tcW w:type="dxa" w:w="7500"/>
@@ -1063,6 +1111,9 @@
         </w:tc>
       </w:tr>
       <w:tr>
+        <w:trPr>
+          <w:cantSplit/>
+        </w:trPr>
         <w:tc>
           <w:tcPr>
             <w:tcW w:type="dxa" w:w="7500"/>
@@ -1110,6 +1161,9 @@
         </w:tc>
       </w:tr>
       <w:tr>
+        <w:trPr>
+          <w:cantSplit/>
+        </w:trPr>
         <w:tc>
           <w:tcPr>
             <w:tcW w:type="dxa" w:w="7500"/>
@@ -1221,7 +1275,7 @@
         <w:keepNext/>
         <w:numPr>
           <w:ilvl w:val="0"/>
-          <w:numId w:val="42"/>
+          <w:numId w:val="403"/>
         </w:numPr>
         <w:spacing w:after="40" w:before="40"/>
       </w:pPr>
@@ -1240,7 +1294,7 @@
         <w:keepNext/>
         <w:numPr>
           <w:ilvl w:val="0"/>
-          <w:numId w:val="42"/>
+          <w:numId w:val="403"/>
         </w:numPr>
         <w:spacing w:after="40" w:before="40"/>
       </w:pPr>
@@ -1259,7 +1313,7 @@
         <w:keepNext/>
         <w:numPr>
           <w:ilvl w:val="0"/>
-          <w:numId w:val="42"/>
+          <w:numId w:val="403"/>
         </w:numPr>
         <w:spacing w:after="40" w:before="40"/>
       </w:pPr>
@@ -1278,7 +1332,7 @@
         <w:keepNext/>
         <w:numPr>
           <w:ilvl w:val="0"/>
-          <w:numId w:val="42"/>
+          <w:numId w:val="403"/>
         </w:numPr>
         <w:spacing w:after="40" w:before="40"/>
       </w:pPr>
@@ -1297,7 +1351,7 @@
         <w:keepNext/>
         <w:numPr>
           <w:ilvl w:val="0"/>
-          <w:numId w:val="42"/>
+          <w:numId w:val="403"/>
         </w:numPr>
         <w:spacing w:after="40" w:before="40"/>
       </w:pPr>
@@ -1375,7 +1429,7 @@
         <w:keepNext/>
         <w:numPr>
           <w:ilvl w:val="0"/>
-          <w:numId w:val="43"/>
+          <w:numId w:val="404"/>
         </w:numPr>
         <w:spacing w:after="40" w:before="40"/>
       </w:pPr>
@@ -1394,7 +1448,7 @@
         <w:keepNext/>
         <w:numPr>
           <w:ilvl w:val="0"/>
-          <w:numId w:val="43"/>
+          <w:numId w:val="404"/>
         </w:numPr>
         <w:spacing w:after="40" w:before="40"/>
       </w:pPr>
@@ -1413,7 +1467,7 @@
         <w:keepNext/>
         <w:numPr>
           <w:ilvl w:val="0"/>
-          <w:numId w:val="43"/>
+          <w:numId w:val="404"/>
         </w:numPr>
         <w:spacing w:after="40" w:before="40"/>
       </w:pPr>
@@ -1526,7 +1580,7 @@
         <w:keepNext/>
         <w:numPr>
           <w:ilvl w:val="0"/>
-          <w:numId w:val="44"/>
+          <w:numId w:val="405"/>
         </w:numPr>
         <w:spacing w:after="40" w:before="40"/>
       </w:pPr>
@@ -1545,7 +1599,7 @@
         <w:keepNext/>
         <w:numPr>
           <w:ilvl w:val="0"/>
-          <w:numId w:val="44"/>
+          <w:numId w:val="405"/>
         </w:numPr>
         <w:spacing w:after="40" w:before="40"/>
       </w:pPr>
@@ -1560,6 +1614,7 @@
     </w:p>
     <w:p>
       <w:pPr>
+        <w:keepNext/>
         <w:shd w:fill="EEEEEE" w:val="clear"/>
         <w:spacing w:after="80" w:before="80"/>
       </w:pPr>
@@ -1576,6 +1631,9 @@
       </w:r>
     </w:p>
     <w:p>
+      <w:pPr>
+        <w:keepNext/>
+      </w:pPr>
       <w:r>
         <w:t xml:space="preserve"/>
       </w:r>
@@ -1583,6 +1641,7 @@
     <w:p>
       <w:pPr>
         <w:pStyle w:val="Heading3"/>
+        <w:keepNext/>
         <w:spacing w:after="60" w:before="160"/>
       </w:pPr>
       <w:r>
@@ -1615,6 +1674,9 @@
         <w:gridCol w:w="5506"/>
       </w:tblGrid>
       <w:tr>
+        <w:trPr>
+          <w:cantSplit/>
+        </w:trPr>
         <w:tc>
           <w:tcPr>
             <w:tcW w:type="dxa" w:w="800"/>
@@ -1722,6 +1784,9 @@
         </w:tc>
       </w:tr>
       <w:tr>
+        <w:trPr>
+          <w:cantSplit/>
+        </w:trPr>
         <w:tc>
           <w:tcPr>
             <w:tcW w:type="dxa" w:w="800"/>
@@ -1826,6 +1891,9 @@
         </w:tc>
       </w:tr>
       <w:tr>
+        <w:trPr>
+          <w:cantSplit/>
+        </w:trPr>
         <w:tc>
           <w:tcPr>
             <w:tcW w:type="dxa" w:w="800"/>
@@ -1930,6 +1998,9 @@
         </w:tc>
       </w:tr>
       <w:tr>
+        <w:trPr>
+          <w:cantSplit/>
+        </w:trPr>
         <w:tc>
           <w:tcPr>
             <w:tcW w:type="dxa" w:w="800"/>
@@ -2034,6 +2105,9 @@
         </w:tc>
       </w:tr>
       <w:tr>
+        <w:trPr>
+          <w:cantSplit/>
+        </w:trPr>
         <w:tc>
           <w:tcPr>
             <w:tcW w:type="dxa" w:w="800"/>
@@ -2138,6 +2212,9 @@
         </w:tc>
       </w:tr>
       <w:tr>
+        <w:trPr>
+          <w:cantSplit/>
+        </w:trPr>
         <w:tc>
           <w:tcPr>
             <w:tcW w:type="dxa" w:w="800"/>
@@ -2341,7 +2418,7 @@
         <w:keepNext/>
         <w:numPr>
           <w:ilvl w:val="0"/>
-          <w:numId w:val="45"/>
+          <w:numId w:val="406"/>
         </w:numPr>
         <w:spacing w:after="40" w:before="40"/>
       </w:pPr>
@@ -2360,7 +2437,7 @@
         <w:keepNext/>
         <w:numPr>
           <w:ilvl w:val="0"/>
-          <w:numId w:val="45"/>
+          <w:numId w:val="406"/>
         </w:numPr>
         <w:spacing w:after="40" w:before="40"/>
       </w:pPr>
@@ -2379,7 +2456,7 @@
         <w:keepNext/>
         <w:numPr>
           <w:ilvl w:val="0"/>
-          <w:numId w:val="45"/>
+          <w:numId w:val="406"/>
         </w:numPr>
         <w:spacing w:after="40" w:before="40"/>
       </w:pPr>
@@ -2398,7 +2475,7 @@
         <w:keepNext/>
         <w:numPr>
           <w:ilvl w:val="0"/>
-          <w:numId w:val="45"/>
+          <w:numId w:val="406"/>
         </w:numPr>
         <w:spacing w:after="40" w:before="40"/>
       </w:pPr>
@@ -2417,7 +2494,7 @@
         <w:keepNext/>
         <w:numPr>
           <w:ilvl w:val="0"/>
-          <w:numId w:val="45"/>
+          <w:numId w:val="406"/>
         </w:numPr>
         <w:spacing w:after="40" w:before="40"/>
       </w:pPr>
@@ -2468,6 +2545,7 @@
     </w:p>
     <w:p>
       <w:pPr>
+        <w:keepNext/>
         <w:pBdr>
           <w:left w:val="single" w:color="1976D2" w:sz="8" w:space="4"/>
         </w:pBdr>
@@ -2486,6 +2564,9 @@
       </w:r>
     </w:p>
     <w:p>
+      <w:pPr>
+        <w:keepNext/>
+      </w:pPr>
       <w:r>
         <w:t xml:space="preserve"/>
       </w:r>
@@ -2493,6 +2574,7 @@
     <w:p>
       <w:pPr>
         <w:pStyle w:val="Heading3"/>
+        <w:keepNext/>
         <w:spacing w:after="60" w:before="160"/>
       </w:pPr>
       <w:r>
@@ -2524,6 +2606,9 @@
         <w:gridCol w:w="6006"/>
       </w:tblGrid>
       <w:tr>
+        <w:trPr>
+          <w:cantSplit/>
+        </w:trPr>
         <w:tc>
           <w:tcPr>
             <w:tcW w:type="dxa" w:w="2500"/>
@@ -2596,6 +2681,9 @@
         </w:tc>
       </w:tr>
       <w:tr>
+        <w:trPr>
+          <w:cantSplit/>
+        </w:trPr>
         <w:tc>
           <w:tcPr>
             <w:tcW w:type="dxa" w:w="2500"/>
@@ -2666,6 +2754,9 @@
         </w:tc>
       </w:tr>
       <w:tr>
+        <w:trPr>
+          <w:cantSplit/>
+        </w:trPr>
         <w:tc>
           <w:tcPr>
             <w:tcW w:type="dxa" w:w="2500"/>
@@ -2736,6 +2827,9 @@
         </w:tc>
       </w:tr>
       <w:tr>
+        <w:trPr>
+          <w:cantSplit/>
+        </w:trPr>
         <w:tc>
           <w:tcPr>
             <w:tcW w:type="dxa" w:w="2500"/>
@@ -2806,6 +2900,9 @@
         </w:tc>
       </w:tr>
       <w:tr>
+        <w:trPr>
+          <w:cantSplit/>
+        </w:trPr>
         <w:tc>
           <w:tcPr>
             <w:tcW w:type="dxa" w:w="2500"/>
@@ -2876,6 +2973,9 @@
         </w:tc>
       </w:tr>
       <w:tr>
+        <w:trPr>
+          <w:cantSplit/>
+        </w:trPr>
         <w:tc>
           <w:tcPr>
             <w:tcW w:type="dxa" w:w="2500"/>
@@ -2990,7 +3090,7 @@
         <w:keepNext/>
         <w:numPr>
           <w:ilvl w:val="0"/>
-          <w:numId w:val="46"/>
+          <w:numId w:val="407"/>
         </w:numPr>
         <w:spacing w:after="40" w:before="40"/>
       </w:pPr>
@@ -3009,7 +3109,7 @@
         <w:keepNext/>
         <w:numPr>
           <w:ilvl w:val="0"/>
-          <w:numId w:val="46"/>
+          <w:numId w:val="407"/>
         </w:numPr>
         <w:spacing w:after="40" w:before="40"/>
       </w:pPr>
@@ -3028,7 +3128,7 @@
         <w:keepNext/>
         <w:numPr>
           <w:ilvl w:val="0"/>
-          <w:numId w:val="46"/>
+          <w:numId w:val="407"/>
         </w:numPr>
         <w:spacing w:after="40" w:before="40"/>
       </w:pPr>
@@ -3047,7 +3147,7 @@
         <w:keepNext/>
         <w:numPr>
           <w:ilvl w:val="0"/>
-          <w:numId w:val="46"/>
+          <w:numId w:val="407"/>
         </w:numPr>
         <w:spacing w:after="40" w:before="40"/>
       </w:pPr>
@@ -3101,7 +3201,7 @@
         <w:keepNext/>
         <w:numPr>
           <w:ilvl w:val="0"/>
-          <w:numId w:val="47"/>
+          <w:numId w:val="408"/>
         </w:numPr>
         <w:spacing w:after="40" w:before="40"/>
       </w:pPr>
@@ -3120,7 +3220,7 @@
         <w:keepNext/>
         <w:numPr>
           <w:ilvl w:val="0"/>
-          <w:numId w:val="47"/>
+          <w:numId w:val="408"/>
         </w:numPr>
         <w:spacing w:after="40" w:before="40"/>
       </w:pPr>
@@ -3138,7 +3238,7 @@
         <w:pStyle w:val="ListParagraph"/>
         <w:numPr>
           <w:ilvl w:val="0"/>
-          <w:numId w:val="47"/>
+          <w:numId w:val="408"/>
         </w:numPr>
         <w:spacing w:after="40" w:before="40"/>
       </w:pPr>
@@ -3199,7 +3299,7 @@
         <w:keepNext/>
         <w:numPr>
           <w:ilvl w:val="0"/>
-          <w:numId w:val="48"/>
+          <w:numId w:val="409"/>
         </w:numPr>
         <w:spacing w:after="40" w:before="40"/>
       </w:pPr>
@@ -3218,7 +3318,7 @@
         <w:keepNext/>
         <w:numPr>
           <w:ilvl w:val="0"/>
-          <w:numId w:val="48"/>
+          <w:numId w:val="409"/>
         </w:numPr>
         <w:spacing w:after="40" w:before="40"/>
       </w:pPr>
@@ -3237,7 +3337,7 @@
         <w:keepNext/>
         <w:numPr>
           <w:ilvl w:val="0"/>
-          <w:numId w:val="48"/>
+          <w:numId w:val="409"/>
         </w:numPr>
         <w:spacing w:after="40" w:before="40"/>
       </w:pPr>
@@ -3345,7 +3445,7 @@
         <w:keepNext/>
         <w:numPr>
           <w:ilvl w:val="0"/>
-          <w:numId w:val="49"/>
+          <w:numId w:val="410"/>
         </w:numPr>
         <w:spacing w:after="40" w:before="40"/>
       </w:pPr>
@@ -3364,7 +3464,7 @@
         <w:keepNext/>
         <w:numPr>
           <w:ilvl w:val="0"/>
-          <w:numId w:val="49"/>
+          <w:numId w:val="410"/>
         </w:numPr>
         <w:spacing w:after="40" w:before="40"/>
       </w:pPr>
@@ -3383,7 +3483,7 @@
         <w:keepNext/>
         <w:numPr>
           <w:ilvl w:val="0"/>
-          <w:numId w:val="49"/>
+          <w:numId w:val="410"/>
         </w:numPr>
         <w:spacing w:after="40" w:before="40"/>
       </w:pPr>
@@ -3401,7 +3501,7 @@
         <w:pStyle w:val="ListParagraph"/>
         <w:numPr>
           <w:ilvl w:val="0"/>
-          <w:numId w:val="49"/>
+          <w:numId w:val="410"/>
         </w:numPr>
         <w:spacing w:after="40" w:before="40"/>
       </w:pPr>
@@ -3443,7 +3543,7 @@
         <w:keepNext/>
         <w:numPr>
           <w:ilvl w:val="0"/>
-          <w:numId w:val="50"/>
+          <w:numId w:val="411"/>
         </w:numPr>
         <w:spacing w:after="40" w:before="40"/>
       </w:pPr>
@@ -3462,7 +3562,7 @@
         <w:keepNext/>
         <w:numPr>
           <w:ilvl w:val="0"/>
-          <w:numId w:val="50"/>
+          <w:numId w:val="411"/>
         </w:numPr>
         <w:spacing w:after="40" w:before="40"/>
       </w:pPr>
@@ -3481,7 +3581,7 @@
         <w:keepNext/>
         <w:numPr>
           <w:ilvl w:val="0"/>
-          <w:numId w:val="50"/>
+          <w:numId w:val="411"/>
         </w:numPr>
         <w:spacing w:after="40" w:before="40"/>
       </w:pPr>
@@ -3558,7 +3658,7 @@
         <w:keepNext/>
         <w:numPr>
           <w:ilvl w:val="0"/>
-          <w:numId w:val="51"/>
+          <w:numId w:val="412"/>
         </w:numPr>
         <w:spacing w:after="40" w:before="40"/>
       </w:pPr>
@@ -3577,7 +3677,7 @@
         <w:keepNext/>
         <w:numPr>
           <w:ilvl w:val="0"/>
-          <w:numId w:val="51"/>
+          <w:numId w:val="412"/>
         </w:numPr>
         <w:spacing w:after="40" w:before="40"/>
       </w:pPr>
@@ -3627,7 +3727,7 @@
         <w:keepNext/>
         <w:numPr>
           <w:ilvl w:val="0"/>
-          <w:numId w:val="52"/>
+          <w:numId w:val="413"/>
         </w:numPr>
         <w:spacing w:after="40" w:before="40"/>
       </w:pPr>
@@ -3646,7 +3746,7 @@
         <w:keepNext/>
         <w:numPr>
           <w:ilvl w:val="0"/>
-          <w:numId w:val="52"/>
+          <w:numId w:val="413"/>
         </w:numPr>
         <w:spacing w:after="40" w:before="40"/>
       </w:pPr>
@@ -3665,7 +3765,7 @@
         <w:keepNext/>
         <w:numPr>
           <w:ilvl w:val="0"/>
-          <w:numId w:val="52"/>
+          <w:numId w:val="413"/>
         </w:numPr>
         <w:spacing w:after="40" w:before="40"/>
       </w:pPr>
@@ -3683,7 +3783,7 @@
         <w:pStyle w:val="ListParagraph"/>
         <w:numPr>
           <w:ilvl w:val="0"/>
-          <w:numId w:val="52"/>
+          <w:numId w:val="413"/>
         </w:numPr>
         <w:spacing w:after="40" w:before="40"/>
       </w:pPr>
@@ -3725,7 +3825,7 @@
         <w:keepNext/>
         <w:numPr>
           <w:ilvl w:val="0"/>
-          <w:numId w:val="53"/>
+          <w:numId w:val="414"/>
         </w:numPr>
         <w:spacing w:after="40" w:before="40"/>
       </w:pPr>
@@ -3744,7 +3844,7 @@
         <w:keepNext/>
         <w:numPr>
           <w:ilvl w:val="0"/>
-          <w:numId w:val="53"/>
+          <w:numId w:val="414"/>
         </w:numPr>
         <w:spacing w:after="40" w:before="40"/>
       </w:pPr>
@@ -3763,7 +3863,7 @@
         <w:keepNext/>
         <w:numPr>
           <w:ilvl w:val="0"/>
-          <w:numId w:val="53"/>
+          <w:numId w:val="414"/>
         </w:numPr>
         <w:spacing w:after="40" w:before="40"/>
       </w:pPr>
@@ -3782,7 +3882,7 @@
         <w:keepNext/>
         <w:numPr>
           <w:ilvl w:val="0"/>
-          <w:numId w:val="53"/>
+          <w:numId w:val="414"/>
         </w:numPr>
         <w:spacing w:after="40" w:before="40"/>
       </w:pPr>
@@ -3860,7 +3960,7 @@
         <w:keepNext/>
         <w:numPr>
           <w:ilvl w:val="0"/>
-          <w:numId w:val="54"/>
+          <w:numId w:val="415"/>
         </w:numPr>
         <w:spacing w:after="40" w:before="40"/>
       </w:pPr>
@@ -3879,7 +3979,7 @@
         <w:keepNext/>
         <w:numPr>
           <w:ilvl w:val="0"/>
-          <w:numId w:val="54"/>
+          <w:numId w:val="415"/>
         </w:numPr>
         <w:spacing w:after="40" w:before="40"/>
       </w:pPr>
@@ -3898,7 +3998,7 @@
         <w:keepNext/>
         <w:numPr>
           <w:ilvl w:val="0"/>
-          <w:numId w:val="54"/>
+          <w:numId w:val="415"/>
         </w:numPr>
         <w:spacing w:after="40" w:before="40"/>
       </w:pPr>
@@ -3917,7 +4017,7 @@
         <w:keepNext/>
         <w:numPr>
           <w:ilvl w:val="0"/>
-          <w:numId w:val="54"/>
+          <w:numId w:val="415"/>
         </w:numPr>
         <w:spacing w:after="40" w:before="40"/>
       </w:pPr>
@@ -3936,7 +4036,7 @@
         <w:keepNext/>
         <w:numPr>
           <w:ilvl w:val="0"/>
-          <w:numId w:val="54"/>
+          <w:numId w:val="415"/>
         </w:numPr>
         <w:spacing w:after="40" w:before="40"/>
       </w:pPr>
@@ -3995,7 +4095,7 @@
         <w:keepNext/>
         <w:numPr>
           <w:ilvl w:val="0"/>
-          <w:numId w:val="55"/>
+          <w:numId w:val="416"/>
         </w:numPr>
         <w:spacing w:after="40" w:before="40"/>
       </w:pPr>
@@ -4014,7 +4114,7 @@
         <w:keepNext/>
         <w:numPr>
           <w:ilvl w:val="0"/>
-          <w:numId w:val="55"/>
+          <w:numId w:val="416"/>
         </w:numPr>
         <w:spacing w:after="40" w:before="40"/>
       </w:pPr>
@@ -4033,7 +4133,7 @@
         <w:keepNext/>
         <w:numPr>
           <w:ilvl w:val="0"/>
-          <w:numId w:val="55"/>
+          <w:numId w:val="416"/>
         </w:numPr>
         <w:spacing w:after="40" w:before="40"/>
       </w:pPr>
@@ -4052,7 +4152,7 @@
         <w:keepNext/>
         <w:numPr>
           <w:ilvl w:val="0"/>
-          <w:numId w:val="55"/>
+          <w:numId w:val="416"/>
         </w:numPr>
         <w:spacing w:after="40" w:before="40"/>
       </w:pPr>
@@ -4071,7 +4171,7 @@
         <w:keepNext/>
         <w:numPr>
           <w:ilvl w:val="0"/>
-          <w:numId w:val="55"/>
+          <w:numId w:val="416"/>
         </w:numPr>
         <w:spacing w:after="40" w:before="40"/>
       </w:pPr>
@@ -4149,7 +4249,7 @@
         <w:keepNext/>
         <w:numPr>
           <w:ilvl w:val="0"/>
-          <w:numId w:val="56"/>
+          <w:numId w:val="417"/>
         </w:numPr>
         <w:spacing w:after="40" w:before="40"/>
       </w:pPr>
@@ -4168,7 +4268,7 @@
         <w:keepNext/>
         <w:numPr>
           <w:ilvl w:val="0"/>
-          <w:numId w:val="56"/>
+          <w:numId w:val="417"/>
         </w:numPr>
         <w:spacing w:after="40" w:before="40"/>
       </w:pPr>
@@ -4187,7 +4287,7 @@
         <w:keepNext/>
         <w:numPr>
           <w:ilvl w:val="0"/>
-          <w:numId w:val="56"/>
+          <w:numId w:val="417"/>
         </w:numPr>
         <w:spacing w:after="40" w:before="40"/>
       </w:pPr>
@@ -4283,7 +4383,7 @@
         <w:keepNext/>
         <w:numPr>
           <w:ilvl w:val="0"/>
-          <w:numId w:val="57"/>
+          <w:numId w:val="418"/>
         </w:numPr>
         <w:spacing w:after="40" w:before="40"/>
       </w:pPr>
@@ -4302,7 +4402,7 @@
         <w:keepNext/>
         <w:numPr>
           <w:ilvl w:val="0"/>
-          <w:numId w:val="57"/>
+          <w:numId w:val="418"/>
         </w:numPr>
         <w:spacing w:after="40" w:before="40"/>
       </w:pPr>
@@ -4312,7 +4412,7 @@
           <w:sz w:val="20"/>
           <w:szCs w:val="20"/>
         </w:rPr>
-        <w:t xml:space="preserve">파트너 대시보드로 이동: 배정된 환자 목록, 예정 화상상담, 수신 의뢰 확인</w:t>
+        <w:t>왼쪽 메뉴는 [대시보드]와 [진료 의뢰(리드)] 둘이다. (「병원 정보」·「시술 카탈로그」는 공개 연동 준비 중이라 아직 비활성)</w:t>
       </w:r>
     </w:p>
     <w:p>
@@ -4348,7 +4448,7 @@
           <w:sz w:val="18"/>
           <w:szCs w:val="18"/>
         </w:rPr>
-        <w:t xml:space="preserve">  의료진 계정은 관리자가 발급한다. 계정 신청은 플랫폼 관리자(admin)에게 문의.</w:t>
+        <w:t xml:space="preserve">  대시보드 카드는 응답 대기 · 전환율 · 평균 첫 응답 · 확정 견적 합계 네 개이고, 그 아래에 전체/오늘/이번 주/이번 달 리드 수와 「응답 필요」 목록이 이어진다. 의료기관 담당자 계정은 관리자가 발급한다.</w:t>
       </w:r>
     </w:p>
     <w:p>
@@ -4380,7 +4480,7 @@
         <w:keepNext/>
         <w:numPr>
           <w:ilvl w:val="0"/>
-          <w:numId w:val="58"/>
+          <w:numId w:val="419"/>
         </w:numPr>
         <w:spacing w:after="40" w:before="40"/>
       </w:pPr>
@@ -4390,7 +4490,7 @@
           <w:sz w:val="20"/>
           <w:szCs w:val="20"/>
         </w:rPr>
-        <w:t xml:space="preserve">[배정 환자] 목록에서 환자 선택</w:t>
+        <w:t>[진료 의뢰(리드)] 메뉴에서 우리 병원으로 배정된 의뢰를 고른다</w:t>
       </w:r>
     </w:p>
     <w:p>
@@ -4399,7 +4499,7 @@
         <w:keepNext/>
         <w:numPr>
           <w:ilvl w:val="0"/>
-          <w:numId w:val="58"/>
+          <w:numId w:val="419"/>
         </w:numPr>
         <w:spacing w:after="40" w:before="40"/>
       </w:pPr>
@@ -4409,7 +4509,7 @@
           <w:sz w:val="20"/>
           <w:szCs w:val="20"/>
         </w:rPr>
-        <w:t xml:space="preserve">열람 가능 항목: 인테이크 정보(암종·병기·기왕력), 업로드 의료 기록</w:t>
+        <w:t>리드에 보이는 항목: 목적 · 시술 · 국가 · 언어 · 배정일 · 문의 내용 · 보험 정보 유무. 환자 이름과 연락처는 병원에 넘기지 않는다</w:t>
       </w:r>
     </w:p>
     <w:p>
@@ -4418,7 +4518,7 @@
         <w:keepNext/>
         <w:numPr>
           <w:ilvl w:val="0"/>
-          <w:numId w:val="58"/>
+          <w:numId w:val="419"/>
         </w:numPr>
         <w:spacing w:after="40" w:before="40"/>
       </w:pPr>
@@ -4428,7 +4528,7 @@
           <w:sz w:val="20"/>
           <w:szCs w:val="20"/>
         </w:rPr>
-        <w:t xml:space="preserve">의료 기록 파일 다운로드 후 검토</w:t>
+        <w:t>상태를 전송됨 → 조회됨 → 응답함 → 치료 확정(또는 거절)으로 갱신하고, 견적 최소·최대와 메모를 남기거나 「코디에게 메시지」를 보낸다. 목록은 [CSV]로 내려받을 수 있다</w:t>
       </w:r>
     </w:p>
     <w:p>
@@ -4445,7 +4545,7 @@
           <w:sz w:val="18"/>
           <w:szCs w:val="18"/>
         </w:rPr>
-        <w:t xml:space="preserve">  [화면: /hospital/leads 페이지: 의뢰 환자 상세]</w:t>
+        <w:t xml:space="preserve">  [화면: /hospital/leads 페이지: 리드 관리]</w:t>
       </w:r>
     </w:p>
     <w:p>
@@ -4496,7 +4596,7 @@
         <w:keepNext/>
         <w:numPr>
           <w:ilvl w:val="0"/>
-          <w:numId w:val="59"/>
+          <w:numId w:val="420"/>
         </w:numPr>
         <w:spacing w:after="40" w:before="40"/>
       </w:pPr>
@@ -4506,7 +4606,7 @@
           <w:sz w:val="20"/>
           <w:szCs w:val="20"/>
         </w:rPr>
-        <w:t xml:space="preserve">대시보드 [예정 화상상담] 목록에서 해당 일정 확인</w:t>
+        <w:t>코디네이터가 보낸 상담 초대링크를 연다(병원 포털 안에는 화상상담 목록이 없다)</w:t>
       </w:r>
     </w:p>
     <w:p>
@@ -4515,7 +4615,7 @@
         <w:keepNext/>
         <w:numPr>
           <w:ilvl w:val="0"/>
-          <w:numId w:val="59"/>
+          <w:numId w:val="420"/>
         </w:numPr>
         <w:spacing w:after="40" w:before="40"/>
       </w:pPr>
@@ -4525,7 +4625,7 @@
           <w:sz w:val="20"/>
           <w:szCs w:val="20"/>
         </w:rPr>
-        <w:t xml:space="preserve">상담 시간 5분 전 [입장] 버튼 클릭</w:t>
+        <w:t>대기실에서 코디네이터가 입장을 승인하면 상담방에 들어간다</w:t>
       </w:r>
     </w:p>
     <w:p>
@@ -4534,7 +4634,7 @@
         <w:keepNext/>
         <w:numPr>
           <w:ilvl w:val="0"/>
-          <w:numId w:val="59"/>
+          <w:numId w:val="420"/>
         </w:numPr>
         <w:spacing w:after="40" w:before="40"/>
       </w:pPr>
@@ -4553,7 +4653,7 @@
         <w:keepNext/>
         <w:numPr>
           <w:ilvl w:val="0"/>
-          <w:numId w:val="59"/>
+          <w:numId w:val="420"/>
         </w:numPr>
         <w:spacing w:after="40" w:before="40"/>
       </w:pPr>
@@ -4599,7 +4699,7 @@
           <w:sz w:val="18"/>
           <w:szCs w:val="18"/>
         </w:rPr>
-        <w:t xml:space="preserve">  의료진 화상 접속은 로그인 후 직접 입장 (게스트 링크 불사용).</w:t>
+        <w:t xml:space="preserve">  의료진은 계정 없이 초대링크로 참여한다. 병원 담당자 계정으로 로그인해도 상담방은 초대링크로 들어간다.</w:t>
       </w:r>
     </w:p>
     <w:p>
@@ -4631,7 +4731,7 @@
         <w:keepNext/>
         <w:numPr>
           <w:ilvl w:val="0"/>
-          <w:numId w:val="60"/>
+          <w:numId w:val="421"/>
         </w:numPr>
         <w:spacing w:after="40" w:before="40"/>
       </w:pPr>
@@ -4650,7 +4750,7 @@
         <w:keepNext/>
         <w:numPr>
           <w:ilvl w:val="0"/>
-          <w:numId w:val="60"/>
+          <w:numId w:val="421"/>
         </w:numPr>
         <w:spacing w:after="40" w:before="40"/>
       </w:pPr>
@@ -4669,7 +4769,7 @@
         <w:keepNext/>
         <w:numPr>
           <w:ilvl w:val="0"/>
-          <w:numId w:val="60"/>
+          <w:numId w:val="421"/>
         </w:numPr>
         <w:spacing w:after="40" w:before="40"/>
       </w:pPr>
@@ -4701,6 +4801,7 @@
     </w:p>
     <w:p>
       <w:pPr>
+        <w:keepNext/>
         <w:pBdr>
           <w:left w:val="single" w:color="1976D2" w:sz="8" w:space="4"/>
         </w:pBdr>
@@ -4719,17 +4820,24 @@
       </w:r>
     </w:p>
     <w:p>
+      <w:pPr>
+        <w:keepNext/>
+      </w:pPr>
       <w:r>
         <w:t xml:space="preserve"/>
       </w:r>
     </w:p>
     <w:p>
+      <w:pPr>
+        <w:keepNext/>
+      </w:pPr>
       <w:r>
         <w:t xml:space="preserve"/>
       </w:r>
     </w:p>
     <w:p>
       <w:pPr>
+        <w:keepNext/>
         <w:pBdr>
           <w:top w:val="single" w:color="00467F" w:sz="4" w:space="2"/>
         </w:pBdr>
@@ -4766,6 +4874,9 @@
         <w:gridCol w:w="2127"/>
       </w:tblGrid>
       <w:tr>
+        <w:trPr>
+          <w:cantSplit/>
+        </w:trPr>
         <w:tc>
           <w:tcPr>
             <w:tcW w:type="dxa" w:w="2126"/>
@@ -4904,6 +5015,9 @@
         </w:tc>
       </w:tr>
       <w:tr>
+        <w:trPr>
+          <w:cantSplit/>
+        </w:trPr>
         <w:tc>
           <w:tcPr>
             <w:tcW w:type="dxa" w:w="2126"/>
@@ -5042,6 +5156,9 @@
         </w:tc>
       </w:tr>
       <w:tr>
+        <w:trPr>
+          <w:cantSplit/>
+        </w:trPr>
         <w:tc>
           <w:tcPr>
             <w:tcW w:type="dxa" w:w="2126"/>
@@ -5670,7 +5787,7 @@
                 <w:sz w:val="18"/>
                 <w:rFonts w:eastAsia="맑은 고딕"/>
               </w:rPr>
-              <w:t>제휴 한국 병원 담당자(owner/manager/viewer). 리드·프로필·치료정보 관리.</w:t>
+              <w:t>제휴 한국 병원 담당자(owner/manager/viewer). 진료 의뢰(리드) 확인·상태 갱신·견적 회신. 병원 정보·시술 카탈로그 편집은 공개 연동 준비 중이라 아직 비활성이다.</w:t>
             </w:r>
           </w:p>
         </w:tc>
@@ -5706,7 +5823,7 @@
                 <w:sz w:val="18"/>
                 <w:rFonts w:eastAsia="맑은 고딕"/>
               </w:rPr>
-              <w:t>agency_users + partner_type</w:t>
+              <w:t>agency_users + agencies.partner_type</w:t>
             </w:r>
           </w:p>
         </w:tc>
@@ -5740,7 +5857,7 @@
                 <w:sz w:val="18"/>
                 <w:rFonts w:eastAsia="맑은 고딕"/>
               </w:rPr>
-              <w:t>해외 환자 유치 파트너. 의뢰 환자 진행상황 조회.</w:t>
+              <w:t>해외 환자 유치 파트너. 환자 의뢰 · 단계별 진행 확인 · 코디네이터와 케이스 메신저.</w:t>
             </w:r>
           </w:p>
         </w:tc>
@@ -5776,7 +5893,7 @@
                 <w:sz w:val="18"/>
                 <w:rFonts w:eastAsia="맑은 고딕"/>
               </w:rPr>
-              <w:t>agency_users + partner_type</w:t>
+              <w:t>agency_users + agencies.partner_type</w:t>
             </w:r>
           </w:p>
         </w:tc>
@@ -5810,7 +5927,7 @@
                 <w:sz w:val="18"/>
                 <w:rFonts w:eastAsia="맑은 고딕"/>
               </w:rPr>
-              <w:t>환자를 한국으로 의뢰하는 현지 병원. 경과·검사결과 전송 주체.</w:t>
+              <w:t>환자를 한국으로 의뢰하는 현지 병원. 에이전시와 달리 검사결과·영상·소견을 케이스에 올릴 수 있다(사후관리 ICT).</w:t>
             </w:r>
           </w:p>
         </w:tc>
@@ -7199,7 +7316,16 @@
         </w:tc>
       </w:tr>
     </w:tbl>
-    <w:p/>
+    <w:p>
+      <w:pPr>
+        <w:spacing w:before="0" w:after="0" w:line="20" w:lineRule="exact"/>
+      </w:pPr>
+      <w:r>
+        <w:rPr>
+          <w:sz w:val="2"/>
+        </w:rPr>
+      </w:r>
+    </w:p>
     <w:sectPr>
       <w:headerReference w:type="default" r:id="rId7"/>
       <w:footerReference w:type="default" r:id="rId8"/>
@@ -7913,6 +8039,2172 @@
     </w:lvlOverride>
   </w:num>
   <w:num w:numId="60">
+    <w:abstractNumId w:val="2"/>
+    <w:lvlOverride w:ilvl="0">
+      <w:startOverride w:val="1"/>
+    </w:lvlOverride>
+  </w:num>
+  <w:num w:numId="61">
+    <w:abstractNumId w:val="2"/>
+    <w:lvlOverride w:ilvl="0">
+      <w:startOverride w:val="1"/>
+    </w:lvlOverride>
+  </w:num>
+  <w:num w:numId="62">
+    <w:abstractNumId w:val="2"/>
+    <w:lvlOverride w:ilvl="0">
+      <w:startOverride w:val="1"/>
+    </w:lvlOverride>
+  </w:num>
+  <w:num w:numId="63">
+    <w:abstractNumId w:val="2"/>
+    <w:lvlOverride w:ilvl="0">
+      <w:startOverride w:val="1"/>
+    </w:lvlOverride>
+  </w:num>
+  <w:num w:numId="64">
+    <w:abstractNumId w:val="2"/>
+    <w:lvlOverride w:ilvl="0">
+      <w:startOverride w:val="1"/>
+    </w:lvlOverride>
+  </w:num>
+  <w:num w:numId="65">
+    <w:abstractNumId w:val="2"/>
+    <w:lvlOverride w:ilvl="0">
+      <w:startOverride w:val="1"/>
+    </w:lvlOverride>
+  </w:num>
+  <w:num w:numId="66">
+    <w:abstractNumId w:val="2"/>
+    <w:lvlOverride w:ilvl="0">
+      <w:startOverride w:val="1"/>
+    </w:lvlOverride>
+  </w:num>
+  <w:num w:numId="67">
+    <w:abstractNumId w:val="2"/>
+    <w:lvlOverride w:ilvl="0">
+      <w:startOverride w:val="1"/>
+    </w:lvlOverride>
+  </w:num>
+  <w:num w:numId="68">
+    <w:abstractNumId w:val="3"/>
+    <w:lvlOverride w:ilvl="0">
+      <w:startOverride w:val="1"/>
+    </w:lvlOverride>
+  </w:num>
+  <w:num w:numId="69">
+    <w:abstractNumId w:val="2"/>
+    <w:lvlOverride w:ilvl="0">
+      <w:startOverride w:val="1"/>
+    </w:lvlOverride>
+  </w:num>
+  <w:num w:numId="70">
+    <w:abstractNumId w:val="2"/>
+    <w:lvlOverride w:ilvl="0">
+      <w:startOverride w:val="1"/>
+    </w:lvlOverride>
+  </w:num>
+  <w:num w:numId="71">
+    <w:abstractNumId w:val="3"/>
+    <w:lvlOverride w:ilvl="0">
+      <w:startOverride w:val="1"/>
+    </w:lvlOverride>
+  </w:num>
+  <w:num w:numId="72">
+    <w:abstractNumId w:val="2"/>
+    <w:lvlOverride w:ilvl="0">
+      <w:startOverride w:val="1"/>
+    </w:lvlOverride>
+  </w:num>
+  <w:num w:numId="73">
+    <w:abstractNumId w:val="2"/>
+    <w:lvlOverride w:ilvl="0">
+      <w:startOverride w:val="1"/>
+    </w:lvlOverride>
+  </w:num>
+  <w:num w:numId="74">
+    <w:abstractNumId w:val="2"/>
+    <w:lvlOverride w:ilvl="0">
+      <w:startOverride w:val="1"/>
+    </w:lvlOverride>
+  </w:num>
+  <w:num w:numId="75">
+    <w:abstractNumId w:val="2"/>
+    <w:lvlOverride w:ilvl="0">
+      <w:startOverride w:val="1"/>
+    </w:lvlOverride>
+  </w:num>
+  <w:num w:numId="76">
+    <w:abstractNumId w:val="2"/>
+    <w:lvlOverride w:ilvl="0">
+      <w:startOverride w:val="1"/>
+    </w:lvlOverride>
+  </w:num>
+  <w:num w:numId="77">
+    <w:abstractNumId w:val="2"/>
+    <w:lvlOverride w:ilvl="0">
+      <w:startOverride w:val="1"/>
+    </w:lvlOverride>
+  </w:num>
+  <w:num w:numId="78">
+    <w:abstractNumId w:val="2"/>
+    <w:lvlOverride w:ilvl="0">
+      <w:startOverride w:val="1"/>
+    </w:lvlOverride>
+  </w:num>
+  <w:num w:numId="79">
+    <w:abstractNumId w:val="2"/>
+    <w:lvlOverride w:ilvl="0">
+      <w:startOverride w:val="1"/>
+    </w:lvlOverride>
+  </w:num>
+  <w:num w:numId="80">
+    <w:abstractNumId w:val="2"/>
+    <w:lvlOverride w:ilvl="0">
+      <w:startOverride w:val="1"/>
+    </w:lvlOverride>
+  </w:num>
+  <w:num w:numId="81">
+    <w:abstractNumId w:val="2"/>
+    <w:lvlOverride w:ilvl="0">
+      <w:startOverride w:val="1"/>
+    </w:lvlOverride>
+  </w:num>
+  <w:num w:numId="82">
+    <w:abstractNumId w:val="2"/>
+    <w:lvlOverride w:ilvl="0">
+      <w:startOverride w:val="1"/>
+    </w:lvlOverride>
+  </w:num>
+  <w:num w:numId="83">
+    <w:abstractNumId w:val="2"/>
+    <w:lvlOverride w:ilvl="0">
+      <w:startOverride w:val="1"/>
+    </w:lvlOverride>
+  </w:num>
+  <w:num w:numId="84">
+    <w:abstractNumId w:val="2"/>
+    <w:lvlOverride w:ilvl="0">
+      <w:startOverride w:val="1"/>
+    </w:lvlOverride>
+  </w:num>
+  <w:num w:numId="85">
+    <w:abstractNumId w:val="2"/>
+    <w:lvlOverride w:ilvl="0">
+      <w:startOverride w:val="1"/>
+    </w:lvlOverride>
+  </w:num>
+  <w:num w:numId="86">
+    <w:abstractNumId w:val="2"/>
+    <w:lvlOverride w:ilvl="0">
+      <w:startOverride w:val="1"/>
+    </w:lvlOverride>
+  </w:num>
+  <w:num w:numId="87">
+    <w:abstractNumId w:val="3"/>
+    <w:lvlOverride w:ilvl="0">
+      <w:startOverride w:val="1"/>
+    </w:lvlOverride>
+  </w:num>
+  <w:num w:numId="88">
+    <w:abstractNumId w:val="2"/>
+    <w:lvlOverride w:ilvl="0">
+      <w:startOverride w:val="1"/>
+    </w:lvlOverride>
+  </w:num>
+  <w:num w:numId="89">
+    <w:abstractNumId w:val="2"/>
+    <w:lvlOverride w:ilvl="0">
+      <w:startOverride w:val="1"/>
+    </w:lvlOverride>
+  </w:num>
+  <w:num w:numId="90">
+    <w:abstractNumId w:val="3"/>
+    <w:lvlOverride w:ilvl="0">
+      <w:startOverride w:val="1"/>
+    </w:lvlOverride>
+  </w:num>
+  <w:num w:numId="91">
+    <w:abstractNumId w:val="2"/>
+    <w:lvlOverride w:ilvl="0">
+      <w:startOverride w:val="1"/>
+    </w:lvlOverride>
+  </w:num>
+  <w:num w:numId="92">
+    <w:abstractNumId w:val="2"/>
+    <w:lvlOverride w:ilvl="0">
+      <w:startOverride w:val="1"/>
+    </w:lvlOverride>
+  </w:num>
+  <w:num w:numId="93">
+    <w:abstractNumId w:val="2"/>
+    <w:lvlOverride w:ilvl="0">
+      <w:startOverride w:val="1"/>
+    </w:lvlOverride>
+  </w:num>
+  <w:num w:numId="94">
+    <w:abstractNumId w:val="2"/>
+    <w:lvlOverride w:ilvl="0">
+      <w:startOverride w:val="1"/>
+    </w:lvlOverride>
+  </w:num>
+  <w:num w:numId="95">
+    <w:abstractNumId w:val="2"/>
+    <w:lvlOverride w:ilvl="0">
+      <w:startOverride w:val="1"/>
+    </w:lvlOverride>
+  </w:num>
+  <w:num w:numId="96">
+    <w:abstractNumId w:val="2"/>
+    <w:lvlOverride w:ilvl="0">
+      <w:startOverride w:val="1"/>
+    </w:lvlOverride>
+  </w:num>
+  <w:num w:numId="97">
+    <w:abstractNumId w:val="2"/>
+    <w:lvlOverride w:ilvl="0">
+      <w:startOverride w:val="1"/>
+    </w:lvlOverride>
+  </w:num>
+  <w:num w:numId="98">
+    <w:abstractNumId w:val="2"/>
+    <w:lvlOverride w:ilvl="0">
+      <w:startOverride w:val="1"/>
+    </w:lvlOverride>
+  </w:num>
+  <w:num w:numId="99">
+    <w:abstractNumId w:val="2"/>
+    <w:lvlOverride w:ilvl="0">
+      <w:startOverride w:val="1"/>
+    </w:lvlOverride>
+  </w:num>
+  <w:num w:numId="100">
+    <w:abstractNumId w:val="2"/>
+    <w:lvlOverride w:ilvl="0">
+      <w:startOverride w:val="1"/>
+    </w:lvlOverride>
+  </w:num>
+  <w:num w:numId="101">
+    <w:abstractNumId w:val="2"/>
+    <w:lvlOverride w:ilvl="0">
+      <w:startOverride w:val="1"/>
+    </w:lvlOverride>
+  </w:num>
+  <w:num w:numId="102">
+    <w:abstractNumId w:val="2"/>
+    <w:lvlOverride w:ilvl="0">
+      <w:startOverride w:val="1"/>
+    </w:lvlOverride>
+  </w:num>
+  <w:num w:numId="103">
+    <w:abstractNumId w:val="2"/>
+    <w:lvlOverride w:ilvl="0">
+      <w:startOverride w:val="1"/>
+    </w:lvlOverride>
+  </w:num>
+  <w:num w:numId="104">
+    <w:abstractNumId w:val="2"/>
+    <w:lvlOverride w:ilvl="0">
+      <w:startOverride w:val="1"/>
+    </w:lvlOverride>
+  </w:num>
+  <w:num w:numId="105">
+    <w:abstractNumId w:val="2"/>
+    <w:lvlOverride w:ilvl="0">
+      <w:startOverride w:val="1"/>
+    </w:lvlOverride>
+  </w:num>
+  <w:num w:numId="106">
+    <w:abstractNumId w:val="3"/>
+    <w:lvlOverride w:ilvl="0">
+      <w:startOverride w:val="1"/>
+    </w:lvlOverride>
+  </w:num>
+  <w:num w:numId="107">
+    <w:abstractNumId w:val="2"/>
+    <w:lvlOverride w:ilvl="0">
+      <w:startOverride w:val="1"/>
+    </w:lvlOverride>
+  </w:num>
+  <w:num w:numId="108">
+    <w:abstractNumId w:val="2"/>
+    <w:lvlOverride w:ilvl="0">
+      <w:startOverride w:val="1"/>
+    </w:lvlOverride>
+  </w:num>
+  <w:num w:numId="109">
+    <w:abstractNumId w:val="3"/>
+    <w:lvlOverride w:ilvl="0">
+      <w:startOverride w:val="1"/>
+    </w:lvlOverride>
+  </w:num>
+  <w:num w:numId="110">
+    <w:abstractNumId w:val="2"/>
+    <w:lvlOverride w:ilvl="0">
+      <w:startOverride w:val="1"/>
+    </w:lvlOverride>
+  </w:num>
+  <w:num w:numId="111">
+    <w:abstractNumId w:val="2"/>
+    <w:lvlOverride w:ilvl="0">
+      <w:startOverride w:val="1"/>
+    </w:lvlOverride>
+  </w:num>
+  <w:num w:numId="112">
+    <w:abstractNumId w:val="2"/>
+    <w:lvlOverride w:ilvl="0">
+      <w:startOverride w:val="1"/>
+    </w:lvlOverride>
+  </w:num>
+  <w:num w:numId="113">
+    <w:abstractNumId w:val="2"/>
+    <w:lvlOverride w:ilvl="0">
+      <w:startOverride w:val="1"/>
+    </w:lvlOverride>
+  </w:num>
+  <w:num w:numId="114">
+    <w:abstractNumId w:val="2"/>
+    <w:lvlOverride w:ilvl="0">
+      <w:startOverride w:val="1"/>
+    </w:lvlOverride>
+  </w:num>
+  <w:num w:numId="115">
+    <w:abstractNumId w:val="2"/>
+    <w:lvlOverride w:ilvl="0">
+      <w:startOverride w:val="1"/>
+    </w:lvlOverride>
+  </w:num>
+  <w:num w:numId="116">
+    <w:abstractNumId w:val="2"/>
+    <w:lvlOverride w:ilvl="0">
+      <w:startOverride w:val="1"/>
+    </w:lvlOverride>
+  </w:num>
+  <w:num w:numId="117">
+    <w:abstractNumId w:val="2"/>
+    <w:lvlOverride w:ilvl="0">
+      <w:startOverride w:val="1"/>
+    </w:lvlOverride>
+  </w:num>
+  <w:num w:numId="118">
+    <w:abstractNumId w:val="2"/>
+    <w:lvlOverride w:ilvl="0">
+      <w:startOverride w:val="1"/>
+    </w:lvlOverride>
+  </w:num>
+  <w:num w:numId="119">
+    <w:abstractNumId w:val="2"/>
+    <w:lvlOverride w:ilvl="0">
+      <w:startOverride w:val="1"/>
+    </w:lvlOverride>
+  </w:num>
+  <w:num w:numId="120">
+    <w:abstractNumId w:val="2"/>
+    <w:lvlOverride w:ilvl="0">
+      <w:startOverride w:val="1"/>
+    </w:lvlOverride>
+  </w:num>
+  <w:num w:numId="121">
+    <w:abstractNumId w:val="2"/>
+    <w:lvlOverride w:ilvl="0">
+      <w:startOverride w:val="1"/>
+    </w:lvlOverride>
+  </w:num>
+  <w:num w:numId="122">
+    <w:abstractNumId w:val="2"/>
+    <w:lvlOverride w:ilvl="0">
+      <w:startOverride w:val="1"/>
+    </w:lvlOverride>
+  </w:num>
+  <w:num w:numId="123">
+    <w:abstractNumId w:val="2"/>
+    <w:lvlOverride w:ilvl="0">
+      <w:startOverride w:val="1"/>
+    </w:lvlOverride>
+  </w:num>
+  <w:num w:numId="124">
+    <w:abstractNumId w:val="2"/>
+    <w:lvlOverride w:ilvl="0">
+      <w:startOverride w:val="1"/>
+    </w:lvlOverride>
+  </w:num>
+  <w:num w:numId="125">
+    <w:abstractNumId w:val="3"/>
+    <w:lvlOverride w:ilvl="0">
+      <w:startOverride w:val="1"/>
+    </w:lvlOverride>
+  </w:num>
+  <w:num w:numId="126">
+    <w:abstractNumId w:val="2"/>
+    <w:lvlOverride w:ilvl="0">
+      <w:startOverride w:val="1"/>
+    </w:lvlOverride>
+  </w:num>
+  <w:num w:numId="127">
+    <w:abstractNumId w:val="2"/>
+    <w:lvlOverride w:ilvl="0">
+      <w:startOverride w:val="1"/>
+    </w:lvlOverride>
+  </w:num>
+  <w:num w:numId="128">
+    <w:abstractNumId w:val="3"/>
+    <w:lvlOverride w:ilvl="0">
+      <w:startOverride w:val="1"/>
+    </w:lvlOverride>
+  </w:num>
+  <w:num w:numId="129">
+    <w:abstractNumId w:val="2"/>
+    <w:lvlOverride w:ilvl="0">
+      <w:startOverride w:val="1"/>
+    </w:lvlOverride>
+  </w:num>
+  <w:num w:numId="130">
+    <w:abstractNumId w:val="2"/>
+    <w:lvlOverride w:ilvl="0">
+      <w:startOverride w:val="1"/>
+    </w:lvlOverride>
+  </w:num>
+  <w:num w:numId="131">
+    <w:abstractNumId w:val="2"/>
+    <w:lvlOverride w:ilvl="0">
+      <w:startOverride w:val="1"/>
+    </w:lvlOverride>
+  </w:num>
+  <w:num w:numId="132">
+    <w:abstractNumId w:val="2"/>
+    <w:lvlOverride w:ilvl="0">
+      <w:startOverride w:val="1"/>
+    </w:lvlOverride>
+  </w:num>
+  <w:num w:numId="133">
+    <w:abstractNumId w:val="2"/>
+    <w:lvlOverride w:ilvl="0">
+      <w:startOverride w:val="1"/>
+    </w:lvlOverride>
+  </w:num>
+  <w:num w:numId="134">
+    <w:abstractNumId w:val="2"/>
+    <w:lvlOverride w:ilvl="0">
+      <w:startOverride w:val="1"/>
+    </w:lvlOverride>
+  </w:num>
+  <w:num w:numId="135">
+    <w:abstractNumId w:val="2"/>
+    <w:lvlOverride w:ilvl="0">
+      <w:startOverride w:val="1"/>
+    </w:lvlOverride>
+  </w:num>
+  <w:num w:numId="136">
+    <w:abstractNumId w:val="2"/>
+    <w:lvlOverride w:ilvl="0">
+      <w:startOverride w:val="1"/>
+    </w:lvlOverride>
+  </w:num>
+  <w:num w:numId="137">
+    <w:abstractNumId w:val="2"/>
+    <w:lvlOverride w:ilvl="0">
+      <w:startOverride w:val="1"/>
+    </w:lvlOverride>
+  </w:num>
+  <w:num w:numId="138">
+    <w:abstractNumId w:val="2"/>
+    <w:lvlOverride w:ilvl="0">
+      <w:startOverride w:val="1"/>
+    </w:lvlOverride>
+  </w:num>
+  <w:num w:numId="139">
+    <w:abstractNumId w:val="2"/>
+    <w:lvlOverride w:ilvl="0">
+      <w:startOverride w:val="1"/>
+    </w:lvlOverride>
+  </w:num>
+  <w:num w:numId="140">
+    <w:abstractNumId w:val="2"/>
+    <w:lvlOverride w:ilvl="0">
+      <w:startOverride w:val="1"/>
+    </w:lvlOverride>
+  </w:num>
+  <w:num w:numId="141">
+    <w:abstractNumId w:val="2"/>
+    <w:lvlOverride w:ilvl="0">
+      <w:startOverride w:val="1"/>
+    </w:lvlOverride>
+  </w:num>
+  <w:num w:numId="142">
+    <w:abstractNumId w:val="2"/>
+    <w:lvlOverride w:ilvl="0">
+      <w:startOverride w:val="1"/>
+    </w:lvlOverride>
+  </w:num>
+  <w:num w:numId="143">
+    <w:abstractNumId w:val="2"/>
+    <w:lvlOverride w:ilvl="0">
+      <w:startOverride w:val="1"/>
+    </w:lvlOverride>
+  </w:num>
+  <w:num w:numId="144">
+    <w:abstractNumId w:val="3"/>
+    <w:lvlOverride w:ilvl="0">
+      <w:startOverride w:val="1"/>
+    </w:lvlOverride>
+  </w:num>
+  <w:num w:numId="145">
+    <w:abstractNumId w:val="2"/>
+    <w:lvlOverride w:ilvl="0">
+      <w:startOverride w:val="1"/>
+    </w:lvlOverride>
+  </w:num>
+  <w:num w:numId="146">
+    <w:abstractNumId w:val="2"/>
+    <w:lvlOverride w:ilvl="0">
+      <w:startOverride w:val="1"/>
+    </w:lvlOverride>
+  </w:num>
+  <w:num w:numId="147">
+    <w:abstractNumId w:val="3"/>
+    <w:lvlOverride w:ilvl="0">
+      <w:startOverride w:val="1"/>
+    </w:lvlOverride>
+  </w:num>
+  <w:num w:numId="148">
+    <w:abstractNumId w:val="2"/>
+    <w:lvlOverride w:ilvl="0">
+      <w:startOverride w:val="1"/>
+    </w:lvlOverride>
+  </w:num>
+  <w:num w:numId="149">
+    <w:abstractNumId w:val="2"/>
+    <w:lvlOverride w:ilvl="0">
+      <w:startOverride w:val="1"/>
+    </w:lvlOverride>
+  </w:num>
+  <w:num w:numId="150">
+    <w:abstractNumId w:val="2"/>
+    <w:lvlOverride w:ilvl="0">
+      <w:startOverride w:val="1"/>
+    </w:lvlOverride>
+  </w:num>
+  <w:num w:numId="151">
+    <w:abstractNumId w:val="2"/>
+    <w:lvlOverride w:ilvl="0">
+      <w:startOverride w:val="1"/>
+    </w:lvlOverride>
+  </w:num>
+  <w:num w:numId="152">
+    <w:abstractNumId w:val="2"/>
+    <w:lvlOverride w:ilvl="0">
+      <w:startOverride w:val="1"/>
+    </w:lvlOverride>
+  </w:num>
+  <w:num w:numId="153">
+    <w:abstractNumId w:val="2"/>
+    <w:lvlOverride w:ilvl="0">
+      <w:startOverride w:val="1"/>
+    </w:lvlOverride>
+  </w:num>
+  <w:num w:numId="154">
+    <w:abstractNumId w:val="2"/>
+    <w:lvlOverride w:ilvl="0">
+      <w:startOverride w:val="1"/>
+    </w:lvlOverride>
+  </w:num>
+  <w:num w:numId="155">
+    <w:abstractNumId w:val="2"/>
+    <w:lvlOverride w:ilvl="0">
+      <w:startOverride w:val="1"/>
+    </w:lvlOverride>
+  </w:num>
+  <w:num w:numId="156">
+    <w:abstractNumId w:val="2"/>
+    <w:lvlOverride w:ilvl="0">
+      <w:startOverride w:val="1"/>
+    </w:lvlOverride>
+  </w:num>
+  <w:num w:numId="157">
+    <w:abstractNumId w:val="2"/>
+    <w:lvlOverride w:ilvl="0">
+      <w:startOverride w:val="1"/>
+    </w:lvlOverride>
+  </w:num>
+  <w:num w:numId="158">
+    <w:abstractNumId w:val="2"/>
+    <w:lvlOverride w:ilvl="0">
+      <w:startOverride w:val="1"/>
+    </w:lvlOverride>
+  </w:num>
+  <w:num w:numId="159">
+    <w:abstractNumId w:val="2"/>
+    <w:lvlOverride w:ilvl="0">
+      <w:startOverride w:val="1"/>
+    </w:lvlOverride>
+  </w:num>
+  <w:num w:numId="160">
+    <w:abstractNumId w:val="2"/>
+    <w:lvlOverride w:ilvl="0">
+      <w:startOverride w:val="1"/>
+    </w:lvlOverride>
+  </w:num>
+  <w:num w:numId="161">
+    <w:abstractNumId w:val="2"/>
+    <w:lvlOverride w:ilvl="0">
+      <w:startOverride w:val="1"/>
+    </w:lvlOverride>
+  </w:num>
+  <w:num w:numId="162">
+    <w:abstractNumId w:val="2"/>
+    <w:lvlOverride w:ilvl="0">
+      <w:startOverride w:val="1"/>
+    </w:lvlOverride>
+  </w:num>
+  <w:num w:numId="163">
+    <w:abstractNumId w:val="3"/>
+    <w:lvlOverride w:ilvl="0">
+      <w:startOverride w:val="1"/>
+    </w:lvlOverride>
+  </w:num>
+  <w:num w:numId="164">
+    <w:abstractNumId w:val="2"/>
+    <w:lvlOverride w:ilvl="0">
+      <w:startOverride w:val="1"/>
+    </w:lvlOverride>
+  </w:num>
+  <w:num w:numId="165">
+    <w:abstractNumId w:val="2"/>
+    <w:lvlOverride w:ilvl="0">
+      <w:startOverride w:val="1"/>
+    </w:lvlOverride>
+  </w:num>
+  <w:num w:numId="166">
+    <w:abstractNumId w:val="3"/>
+    <w:lvlOverride w:ilvl="0">
+      <w:startOverride w:val="1"/>
+    </w:lvlOverride>
+  </w:num>
+  <w:num w:numId="167">
+    <w:abstractNumId w:val="2"/>
+    <w:lvlOverride w:ilvl="0">
+      <w:startOverride w:val="1"/>
+    </w:lvlOverride>
+  </w:num>
+  <w:num w:numId="168">
+    <w:abstractNumId w:val="2"/>
+    <w:lvlOverride w:ilvl="0">
+      <w:startOverride w:val="1"/>
+    </w:lvlOverride>
+  </w:num>
+  <w:num w:numId="169">
+    <w:abstractNumId w:val="2"/>
+    <w:lvlOverride w:ilvl="0">
+      <w:startOverride w:val="1"/>
+    </w:lvlOverride>
+  </w:num>
+  <w:num w:numId="170">
+    <w:abstractNumId w:val="2"/>
+    <w:lvlOverride w:ilvl="0">
+      <w:startOverride w:val="1"/>
+    </w:lvlOverride>
+  </w:num>
+  <w:num w:numId="171">
+    <w:abstractNumId w:val="2"/>
+    <w:lvlOverride w:ilvl="0">
+      <w:startOverride w:val="1"/>
+    </w:lvlOverride>
+  </w:num>
+  <w:num w:numId="172">
+    <w:abstractNumId w:val="2"/>
+    <w:lvlOverride w:ilvl="0">
+      <w:startOverride w:val="1"/>
+    </w:lvlOverride>
+  </w:num>
+  <w:num w:numId="173">
+    <w:abstractNumId w:val="2"/>
+    <w:lvlOverride w:ilvl="0">
+      <w:startOverride w:val="1"/>
+    </w:lvlOverride>
+  </w:num>
+  <w:num w:numId="174">
+    <w:abstractNumId w:val="2"/>
+    <w:lvlOverride w:ilvl="0">
+      <w:startOverride w:val="1"/>
+    </w:lvlOverride>
+  </w:num>
+  <w:num w:numId="175">
+    <w:abstractNumId w:val="2"/>
+    <w:lvlOverride w:ilvl="0">
+      <w:startOverride w:val="1"/>
+    </w:lvlOverride>
+  </w:num>
+  <w:num w:numId="176">
+    <w:abstractNumId w:val="2"/>
+    <w:lvlOverride w:ilvl="0">
+      <w:startOverride w:val="1"/>
+    </w:lvlOverride>
+  </w:num>
+  <w:num w:numId="177">
+    <w:abstractNumId w:val="2"/>
+    <w:lvlOverride w:ilvl="0">
+      <w:startOverride w:val="1"/>
+    </w:lvlOverride>
+  </w:num>
+  <w:num w:numId="178">
+    <w:abstractNumId w:val="2"/>
+    <w:lvlOverride w:ilvl="0">
+      <w:startOverride w:val="1"/>
+    </w:lvlOverride>
+  </w:num>
+  <w:num w:numId="179">
+    <w:abstractNumId w:val="2"/>
+    <w:lvlOverride w:ilvl="0">
+      <w:startOverride w:val="1"/>
+    </w:lvlOverride>
+  </w:num>
+  <w:num w:numId="180">
+    <w:abstractNumId w:val="2"/>
+    <w:lvlOverride w:ilvl="0">
+      <w:startOverride w:val="1"/>
+    </w:lvlOverride>
+  </w:num>
+  <w:num w:numId="181">
+    <w:abstractNumId w:val="2"/>
+    <w:lvlOverride w:ilvl="0">
+      <w:startOverride w:val="1"/>
+    </w:lvlOverride>
+  </w:num>
+  <w:num w:numId="182">
+    <w:abstractNumId w:val="3"/>
+    <w:lvlOverride w:ilvl="0">
+      <w:startOverride w:val="1"/>
+    </w:lvlOverride>
+  </w:num>
+  <w:num w:numId="183">
+    <w:abstractNumId w:val="2"/>
+    <w:lvlOverride w:ilvl="0">
+      <w:startOverride w:val="1"/>
+    </w:lvlOverride>
+  </w:num>
+  <w:num w:numId="184">
+    <w:abstractNumId w:val="2"/>
+    <w:lvlOverride w:ilvl="0">
+      <w:startOverride w:val="1"/>
+    </w:lvlOverride>
+  </w:num>
+  <w:num w:numId="185">
+    <w:abstractNumId w:val="3"/>
+    <w:lvlOverride w:ilvl="0">
+      <w:startOverride w:val="1"/>
+    </w:lvlOverride>
+  </w:num>
+  <w:num w:numId="186">
+    <w:abstractNumId w:val="2"/>
+    <w:lvlOverride w:ilvl="0">
+      <w:startOverride w:val="1"/>
+    </w:lvlOverride>
+  </w:num>
+  <w:num w:numId="187">
+    <w:abstractNumId w:val="2"/>
+    <w:lvlOverride w:ilvl="0">
+      <w:startOverride w:val="1"/>
+    </w:lvlOverride>
+  </w:num>
+  <w:num w:numId="188">
+    <w:abstractNumId w:val="2"/>
+    <w:lvlOverride w:ilvl="0">
+      <w:startOverride w:val="1"/>
+    </w:lvlOverride>
+  </w:num>
+  <w:num w:numId="189">
+    <w:abstractNumId w:val="2"/>
+    <w:lvlOverride w:ilvl="0">
+      <w:startOverride w:val="1"/>
+    </w:lvlOverride>
+  </w:num>
+  <w:num w:numId="190">
+    <w:abstractNumId w:val="2"/>
+    <w:lvlOverride w:ilvl="0">
+      <w:startOverride w:val="1"/>
+    </w:lvlOverride>
+  </w:num>
+  <w:num w:numId="191">
+    <w:abstractNumId w:val="2"/>
+    <w:lvlOverride w:ilvl="0">
+      <w:startOverride w:val="1"/>
+    </w:lvlOverride>
+  </w:num>
+  <w:num w:numId="192">
+    <w:abstractNumId w:val="2"/>
+    <w:lvlOverride w:ilvl="0">
+      <w:startOverride w:val="1"/>
+    </w:lvlOverride>
+  </w:num>
+  <w:num w:numId="193">
+    <w:abstractNumId w:val="2"/>
+    <w:lvlOverride w:ilvl="0">
+      <w:startOverride w:val="1"/>
+    </w:lvlOverride>
+  </w:num>
+  <w:num w:numId="194">
+    <w:abstractNumId w:val="2"/>
+    <w:lvlOverride w:ilvl="0">
+      <w:startOverride w:val="1"/>
+    </w:lvlOverride>
+  </w:num>
+  <w:num w:numId="195">
+    <w:abstractNumId w:val="2"/>
+    <w:lvlOverride w:ilvl="0">
+      <w:startOverride w:val="1"/>
+    </w:lvlOverride>
+  </w:num>
+  <w:num w:numId="196">
+    <w:abstractNumId w:val="2"/>
+    <w:lvlOverride w:ilvl="0">
+      <w:startOverride w:val="1"/>
+    </w:lvlOverride>
+  </w:num>
+  <w:num w:numId="197">
+    <w:abstractNumId w:val="2"/>
+    <w:lvlOverride w:ilvl="0">
+      <w:startOverride w:val="1"/>
+    </w:lvlOverride>
+  </w:num>
+  <w:num w:numId="198">
+    <w:abstractNumId w:val="2"/>
+    <w:lvlOverride w:ilvl="0">
+      <w:startOverride w:val="1"/>
+    </w:lvlOverride>
+  </w:num>
+  <w:num w:numId="199">
+    <w:abstractNumId w:val="2"/>
+    <w:lvlOverride w:ilvl="0">
+      <w:startOverride w:val="1"/>
+    </w:lvlOverride>
+  </w:num>
+  <w:num w:numId="200">
+    <w:abstractNumId w:val="2"/>
+    <w:lvlOverride w:ilvl="0">
+      <w:startOverride w:val="1"/>
+    </w:lvlOverride>
+  </w:num>
+  <w:num w:numId="201">
+    <w:abstractNumId w:val="3"/>
+    <w:lvlOverride w:ilvl="0">
+      <w:startOverride w:val="1"/>
+    </w:lvlOverride>
+  </w:num>
+  <w:num w:numId="202">
+    <w:abstractNumId w:val="2"/>
+    <w:lvlOverride w:ilvl="0">
+      <w:startOverride w:val="1"/>
+    </w:lvlOverride>
+  </w:num>
+  <w:num w:numId="203">
+    <w:abstractNumId w:val="2"/>
+    <w:lvlOverride w:ilvl="0">
+      <w:startOverride w:val="1"/>
+    </w:lvlOverride>
+  </w:num>
+  <w:num w:numId="204">
+    <w:abstractNumId w:val="3"/>
+    <w:lvlOverride w:ilvl="0">
+      <w:startOverride w:val="1"/>
+    </w:lvlOverride>
+  </w:num>
+  <w:num w:numId="205">
+    <w:abstractNumId w:val="2"/>
+    <w:lvlOverride w:ilvl="0">
+      <w:startOverride w:val="1"/>
+    </w:lvlOverride>
+  </w:num>
+  <w:num w:numId="206">
+    <w:abstractNumId w:val="2"/>
+    <w:lvlOverride w:ilvl="0">
+      <w:startOverride w:val="1"/>
+    </w:lvlOverride>
+  </w:num>
+  <w:num w:numId="207">
+    <w:abstractNumId w:val="2"/>
+    <w:lvlOverride w:ilvl="0">
+      <w:startOverride w:val="1"/>
+    </w:lvlOverride>
+  </w:num>
+  <w:num w:numId="208">
+    <w:abstractNumId w:val="2"/>
+    <w:lvlOverride w:ilvl="0">
+      <w:startOverride w:val="1"/>
+    </w:lvlOverride>
+  </w:num>
+  <w:num w:numId="209">
+    <w:abstractNumId w:val="2"/>
+    <w:lvlOverride w:ilvl="0">
+      <w:startOverride w:val="1"/>
+    </w:lvlOverride>
+  </w:num>
+  <w:num w:numId="210">
+    <w:abstractNumId w:val="2"/>
+    <w:lvlOverride w:ilvl="0">
+      <w:startOverride w:val="1"/>
+    </w:lvlOverride>
+  </w:num>
+  <w:num w:numId="211">
+    <w:abstractNumId w:val="2"/>
+    <w:lvlOverride w:ilvl="0">
+      <w:startOverride w:val="1"/>
+    </w:lvlOverride>
+  </w:num>
+  <w:num w:numId="212">
+    <w:abstractNumId w:val="2"/>
+    <w:lvlOverride w:ilvl="0">
+      <w:startOverride w:val="1"/>
+    </w:lvlOverride>
+  </w:num>
+  <w:num w:numId="213">
+    <w:abstractNumId w:val="2"/>
+    <w:lvlOverride w:ilvl="0">
+      <w:startOverride w:val="1"/>
+    </w:lvlOverride>
+  </w:num>
+  <w:num w:numId="214">
+    <w:abstractNumId w:val="2"/>
+    <w:lvlOverride w:ilvl="0">
+      <w:startOverride w:val="1"/>
+    </w:lvlOverride>
+  </w:num>
+  <w:num w:numId="215">
+    <w:abstractNumId w:val="2"/>
+    <w:lvlOverride w:ilvl="0">
+      <w:startOverride w:val="1"/>
+    </w:lvlOverride>
+  </w:num>
+  <w:num w:numId="216">
+    <w:abstractNumId w:val="2"/>
+    <w:lvlOverride w:ilvl="0">
+      <w:startOverride w:val="1"/>
+    </w:lvlOverride>
+  </w:num>
+  <w:num w:numId="217">
+    <w:abstractNumId w:val="2"/>
+    <w:lvlOverride w:ilvl="0">
+      <w:startOverride w:val="1"/>
+    </w:lvlOverride>
+  </w:num>
+  <w:num w:numId="218">
+    <w:abstractNumId w:val="2"/>
+    <w:lvlOverride w:ilvl="0">
+      <w:startOverride w:val="1"/>
+    </w:lvlOverride>
+  </w:num>
+  <w:num w:numId="219">
+    <w:abstractNumId w:val="2"/>
+    <w:lvlOverride w:ilvl="0">
+      <w:startOverride w:val="1"/>
+    </w:lvlOverride>
+  </w:num>
+  <w:num w:numId="220">
+    <w:abstractNumId w:val="3"/>
+    <w:lvlOverride w:ilvl="0">
+      <w:startOverride w:val="1"/>
+    </w:lvlOverride>
+  </w:num>
+  <w:num w:numId="221">
+    <w:abstractNumId w:val="2"/>
+    <w:lvlOverride w:ilvl="0">
+      <w:startOverride w:val="1"/>
+    </w:lvlOverride>
+  </w:num>
+  <w:num w:numId="222">
+    <w:abstractNumId w:val="2"/>
+    <w:lvlOverride w:ilvl="0">
+      <w:startOverride w:val="1"/>
+    </w:lvlOverride>
+  </w:num>
+  <w:num w:numId="223">
+    <w:abstractNumId w:val="3"/>
+    <w:lvlOverride w:ilvl="0">
+      <w:startOverride w:val="1"/>
+    </w:lvlOverride>
+  </w:num>
+  <w:num w:numId="224">
+    <w:abstractNumId w:val="2"/>
+    <w:lvlOverride w:ilvl="0">
+      <w:startOverride w:val="1"/>
+    </w:lvlOverride>
+  </w:num>
+  <w:num w:numId="225">
+    <w:abstractNumId w:val="2"/>
+    <w:lvlOverride w:ilvl="0">
+      <w:startOverride w:val="1"/>
+    </w:lvlOverride>
+  </w:num>
+  <w:num w:numId="226">
+    <w:abstractNumId w:val="2"/>
+    <w:lvlOverride w:ilvl="0">
+      <w:startOverride w:val="1"/>
+    </w:lvlOverride>
+  </w:num>
+  <w:num w:numId="227">
+    <w:abstractNumId w:val="2"/>
+    <w:lvlOverride w:ilvl="0">
+      <w:startOverride w:val="1"/>
+    </w:lvlOverride>
+  </w:num>
+  <w:num w:numId="228">
+    <w:abstractNumId w:val="2"/>
+    <w:lvlOverride w:ilvl="0">
+      <w:startOverride w:val="1"/>
+    </w:lvlOverride>
+  </w:num>
+  <w:num w:numId="229">
+    <w:abstractNumId w:val="2"/>
+    <w:lvlOverride w:ilvl="0">
+      <w:startOverride w:val="1"/>
+    </w:lvlOverride>
+  </w:num>
+  <w:num w:numId="230">
+    <w:abstractNumId w:val="2"/>
+    <w:lvlOverride w:ilvl="0">
+      <w:startOverride w:val="1"/>
+    </w:lvlOverride>
+  </w:num>
+  <w:num w:numId="231">
+    <w:abstractNumId w:val="2"/>
+    <w:lvlOverride w:ilvl="0">
+      <w:startOverride w:val="1"/>
+    </w:lvlOverride>
+  </w:num>
+  <w:num w:numId="232">
+    <w:abstractNumId w:val="2"/>
+    <w:lvlOverride w:ilvl="0">
+      <w:startOverride w:val="1"/>
+    </w:lvlOverride>
+  </w:num>
+  <w:num w:numId="233">
+    <w:abstractNumId w:val="2"/>
+    <w:lvlOverride w:ilvl="0">
+      <w:startOverride w:val="1"/>
+    </w:lvlOverride>
+  </w:num>
+  <w:num w:numId="234">
+    <w:abstractNumId w:val="2"/>
+    <w:lvlOverride w:ilvl="0">
+      <w:startOverride w:val="1"/>
+    </w:lvlOverride>
+  </w:num>
+  <w:num w:numId="235">
+    <w:abstractNumId w:val="2"/>
+    <w:lvlOverride w:ilvl="0">
+      <w:startOverride w:val="1"/>
+    </w:lvlOverride>
+  </w:num>
+  <w:num w:numId="236">
+    <w:abstractNumId w:val="2"/>
+    <w:lvlOverride w:ilvl="0">
+      <w:startOverride w:val="1"/>
+    </w:lvlOverride>
+  </w:num>
+  <w:num w:numId="237">
+    <w:abstractNumId w:val="2"/>
+    <w:lvlOverride w:ilvl="0">
+      <w:startOverride w:val="1"/>
+    </w:lvlOverride>
+  </w:num>
+  <w:num w:numId="238">
+    <w:abstractNumId w:val="2"/>
+    <w:lvlOverride w:ilvl="0">
+      <w:startOverride w:val="1"/>
+    </w:lvlOverride>
+  </w:num>
+  <w:num w:numId="239">
+    <w:abstractNumId w:val="3"/>
+    <w:lvlOverride w:ilvl="0">
+      <w:startOverride w:val="1"/>
+    </w:lvlOverride>
+  </w:num>
+  <w:num w:numId="240">
+    <w:abstractNumId w:val="2"/>
+    <w:lvlOverride w:ilvl="0">
+      <w:startOverride w:val="1"/>
+    </w:lvlOverride>
+  </w:num>
+  <w:num w:numId="241">
+    <w:abstractNumId w:val="2"/>
+    <w:lvlOverride w:ilvl="0">
+      <w:startOverride w:val="1"/>
+    </w:lvlOverride>
+  </w:num>
+  <w:num w:numId="242">
+    <w:abstractNumId w:val="3"/>
+    <w:lvlOverride w:ilvl="0">
+      <w:startOverride w:val="1"/>
+    </w:lvlOverride>
+  </w:num>
+  <w:num w:numId="243">
+    <w:abstractNumId w:val="2"/>
+    <w:lvlOverride w:ilvl="0">
+      <w:startOverride w:val="1"/>
+    </w:lvlOverride>
+  </w:num>
+  <w:num w:numId="244">
+    <w:abstractNumId w:val="2"/>
+    <w:lvlOverride w:ilvl="0">
+      <w:startOverride w:val="1"/>
+    </w:lvlOverride>
+  </w:num>
+  <w:num w:numId="245">
+    <w:abstractNumId w:val="2"/>
+    <w:lvlOverride w:ilvl="0">
+      <w:startOverride w:val="1"/>
+    </w:lvlOverride>
+  </w:num>
+  <w:num w:numId="246">
+    <w:abstractNumId w:val="2"/>
+    <w:lvlOverride w:ilvl="0">
+      <w:startOverride w:val="1"/>
+    </w:lvlOverride>
+  </w:num>
+  <w:num w:numId="247">
+    <w:abstractNumId w:val="2"/>
+    <w:lvlOverride w:ilvl="0">
+      <w:startOverride w:val="1"/>
+    </w:lvlOverride>
+  </w:num>
+  <w:num w:numId="248">
+    <w:abstractNumId w:val="2"/>
+    <w:lvlOverride w:ilvl="0">
+      <w:startOverride w:val="1"/>
+    </w:lvlOverride>
+  </w:num>
+  <w:num w:numId="249">
+    <w:abstractNumId w:val="2"/>
+    <w:lvlOverride w:ilvl="0">
+      <w:startOverride w:val="1"/>
+    </w:lvlOverride>
+  </w:num>
+  <w:num w:numId="250">
+    <w:abstractNumId w:val="2"/>
+    <w:lvlOverride w:ilvl="0">
+      <w:startOverride w:val="1"/>
+    </w:lvlOverride>
+  </w:num>
+  <w:num w:numId="251">
+    <w:abstractNumId w:val="2"/>
+    <w:lvlOverride w:ilvl="0">
+      <w:startOverride w:val="1"/>
+    </w:lvlOverride>
+  </w:num>
+  <w:num w:numId="252">
+    <w:abstractNumId w:val="2"/>
+    <w:lvlOverride w:ilvl="0">
+      <w:startOverride w:val="1"/>
+    </w:lvlOverride>
+  </w:num>
+  <w:num w:numId="253">
+    <w:abstractNumId w:val="2"/>
+    <w:lvlOverride w:ilvl="0">
+      <w:startOverride w:val="1"/>
+    </w:lvlOverride>
+  </w:num>
+  <w:num w:numId="254">
+    <w:abstractNumId w:val="2"/>
+    <w:lvlOverride w:ilvl="0">
+      <w:startOverride w:val="1"/>
+    </w:lvlOverride>
+  </w:num>
+  <w:num w:numId="255">
+    <w:abstractNumId w:val="2"/>
+    <w:lvlOverride w:ilvl="0">
+      <w:startOverride w:val="1"/>
+    </w:lvlOverride>
+  </w:num>
+  <w:num w:numId="256">
+    <w:abstractNumId w:val="2"/>
+    <w:lvlOverride w:ilvl="0">
+      <w:startOverride w:val="1"/>
+    </w:lvlOverride>
+  </w:num>
+  <w:num w:numId="257">
+    <w:abstractNumId w:val="2"/>
+    <w:lvlOverride w:ilvl="0">
+      <w:startOverride w:val="1"/>
+    </w:lvlOverride>
+  </w:num>
+  <w:num w:numId="258">
+    <w:abstractNumId w:val="3"/>
+    <w:lvlOverride w:ilvl="0">
+      <w:startOverride w:val="1"/>
+    </w:lvlOverride>
+  </w:num>
+  <w:num w:numId="259">
+    <w:abstractNumId w:val="2"/>
+    <w:lvlOverride w:ilvl="0">
+      <w:startOverride w:val="1"/>
+    </w:lvlOverride>
+  </w:num>
+  <w:num w:numId="260">
+    <w:abstractNumId w:val="2"/>
+    <w:lvlOverride w:ilvl="0">
+      <w:startOverride w:val="1"/>
+    </w:lvlOverride>
+  </w:num>
+  <w:num w:numId="261">
+    <w:abstractNumId w:val="3"/>
+    <w:lvlOverride w:ilvl="0">
+      <w:startOverride w:val="1"/>
+    </w:lvlOverride>
+  </w:num>
+  <w:num w:numId="262">
+    <w:abstractNumId w:val="2"/>
+    <w:lvlOverride w:ilvl="0">
+      <w:startOverride w:val="1"/>
+    </w:lvlOverride>
+  </w:num>
+  <w:num w:numId="263">
+    <w:abstractNumId w:val="2"/>
+    <w:lvlOverride w:ilvl="0">
+      <w:startOverride w:val="1"/>
+    </w:lvlOverride>
+  </w:num>
+  <w:num w:numId="264">
+    <w:abstractNumId w:val="2"/>
+    <w:lvlOverride w:ilvl="0">
+      <w:startOverride w:val="1"/>
+    </w:lvlOverride>
+  </w:num>
+  <w:num w:numId="265">
+    <w:abstractNumId w:val="2"/>
+    <w:lvlOverride w:ilvl="0">
+      <w:startOverride w:val="1"/>
+    </w:lvlOverride>
+  </w:num>
+  <w:num w:numId="266">
+    <w:abstractNumId w:val="2"/>
+    <w:lvlOverride w:ilvl="0">
+      <w:startOverride w:val="1"/>
+    </w:lvlOverride>
+  </w:num>
+  <w:num w:numId="267">
+    <w:abstractNumId w:val="2"/>
+    <w:lvlOverride w:ilvl="0">
+      <w:startOverride w:val="1"/>
+    </w:lvlOverride>
+  </w:num>
+  <w:num w:numId="268">
+    <w:abstractNumId w:val="2"/>
+    <w:lvlOverride w:ilvl="0">
+      <w:startOverride w:val="1"/>
+    </w:lvlOverride>
+  </w:num>
+  <w:num w:numId="269">
+    <w:abstractNumId w:val="2"/>
+    <w:lvlOverride w:ilvl="0">
+      <w:startOverride w:val="1"/>
+    </w:lvlOverride>
+  </w:num>
+  <w:num w:numId="270">
+    <w:abstractNumId w:val="2"/>
+    <w:lvlOverride w:ilvl="0">
+      <w:startOverride w:val="1"/>
+    </w:lvlOverride>
+  </w:num>
+  <w:num w:numId="271">
+    <w:abstractNumId w:val="2"/>
+    <w:lvlOverride w:ilvl="0">
+      <w:startOverride w:val="1"/>
+    </w:lvlOverride>
+  </w:num>
+  <w:num w:numId="272">
+    <w:abstractNumId w:val="2"/>
+    <w:lvlOverride w:ilvl="0">
+      <w:startOverride w:val="1"/>
+    </w:lvlOverride>
+  </w:num>
+  <w:num w:numId="273">
+    <w:abstractNumId w:val="2"/>
+    <w:lvlOverride w:ilvl="0">
+      <w:startOverride w:val="1"/>
+    </w:lvlOverride>
+  </w:num>
+  <w:num w:numId="274">
+    <w:abstractNumId w:val="2"/>
+    <w:lvlOverride w:ilvl="0">
+      <w:startOverride w:val="1"/>
+    </w:lvlOverride>
+  </w:num>
+  <w:num w:numId="275">
+    <w:abstractNumId w:val="2"/>
+    <w:lvlOverride w:ilvl="0">
+      <w:startOverride w:val="1"/>
+    </w:lvlOverride>
+  </w:num>
+  <w:num w:numId="276">
+    <w:abstractNumId w:val="2"/>
+    <w:lvlOverride w:ilvl="0">
+      <w:startOverride w:val="1"/>
+    </w:lvlOverride>
+  </w:num>
+  <w:num w:numId="277">
+    <w:abstractNumId w:val="3"/>
+    <w:lvlOverride w:ilvl="0">
+      <w:startOverride w:val="1"/>
+    </w:lvlOverride>
+  </w:num>
+  <w:num w:numId="278">
+    <w:abstractNumId w:val="2"/>
+    <w:lvlOverride w:ilvl="0">
+      <w:startOverride w:val="1"/>
+    </w:lvlOverride>
+  </w:num>
+  <w:num w:numId="279">
+    <w:abstractNumId w:val="2"/>
+    <w:lvlOverride w:ilvl="0">
+      <w:startOverride w:val="1"/>
+    </w:lvlOverride>
+  </w:num>
+  <w:num w:numId="280">
+    <w:abstractNumId w:val="3"/>
+    <w:lvlOverride w:ilvl="0">
+      <w:startOverride w:val="1"/>
+    </w:lvlOverride>
+  </w:num>
+  <w:num w:numId="281">
+    <w:abstractNumId w:val="2"/>
+    <w:lvlOverride w:ilvl="0">
+      <w:startOverride w:val="1"/>
+    </w:lvlOverride>
+  </w:num>
+  <w:num w:numId="282">
+    <w:abstractNumId w:val="2"/>
+    <w:lvlOverride w:ilvl="0">
+      <w:startOverride w:val="1"/>
+    </w:lvlOverride>
+  </w:num>
+  <w:num w:numId="283">
+    <w:abstractNumId w:val="2"/>
+    <w:lvlOverride w:ilvl="0">
+      <w:startOverride w:val="1"/>
+    </w:lvlOverride>
+  </w:num>
+  <w:num w:numId="284">
+    <w:abstractNumId w:val="2"/>
+    <w:lvlOverride w:ilvl="0">
+      <w:startOverride w:val="1"/>
+    </w:lvlOverride>
+  </w:num>
+  <w:num w:numId="285">
+    <w:abstractNumId w:val="2"/>
+    <w:lvlOverride w:ilvl="0">
+      <w:startOverride w:val="1"/>
+    </w:lvlOverride>
+  </w:num>
+  <w:num w:numId="286">
+    <w:abstractNumId w:val="2"/>
+    <w:lvlOverride w:ilvl="0">
+      <w:startOverride w:val="1"/>
+    </w:lvlOverride>
+  </w:num>
+  <w:num w:numId="287">
+    <w:abstractNumId w:val="2"/>
+    <w:lvlOverride w:ilvl="0">
+      <w:startOverride w:val="1"/>
+    </w:lvlOverride>
+  </w:num>
+  <w:num w:numId="288">
+    <w:abstractNumId w:val="2"/>
+    <w:lvlOverride w:ilvl="0">
+      <w:startOverride w:val="1"/>
+    </w:lvlOverride>
+  </w:num>
+  <w:num w:numId="289">
+    <w:abstractNumId w:val="2"/>
+    <w:lvlOverride w:ilvl="0">
+      <w:startOverride w:val="1"/>
+    </w:lvlOverride>
+  </w:num>
+  <w:num w:numId="290">
+    <w:abstractNumId w:val="2"/>
+    <w:lvlOverride w:ilvl="0">
+      <w:startOverride w:val="1"/>
+    </w:lvlOverride>
+  </w:num>
+  <w:num w:numId="291">
+    <w:abstractNumId w:val="2"/>
+    <w:lvlOverride w:ilvl="0">
+      <w:startOverride w:val="1"/>
+    </w:lvlOverride>
+  </w:num>
+  <w:num w:numId="292">
+    <w:abstractNumId w:val="2"/>
+    <w:lvlOverride w:ilvl="0">
+      <w:startOverride w:val="1"/>
+    </w:lvlOverride>
+  </w:num>
+  <w:num w:numId="293">
+    <w:abstractNumId w:val="2"/>
+    <w:lvlOverride w:ilvl="0">
+      <w:startOverride w:val="1"/>
+    </w:lvlOverride>
+  </w:num>
+  <w:num w:numId="294">
+    <w:abstractNumId w:val="2"/>
+    <w:lvlOverride w:ilvl="0">
+      <w:startOverride w:val="1"/>
+    </w:lvlOverride>
+  </w:num>
+  <w:num w:numId="295">
+    <w:abstractNumId w:val="2"/>
+    <w:lvlOverride w:ilvl="0">
+      <w:startOverride w:val="1"/>
+    </w:lvlOverride>
+  </w:num>
+  <w:num w:numId="296">
+    <w:abstractNumId w:val="3"/>
+    <w:lvlOverride w:ilvl="0">
+      <w:startOverride w:val="1"/>
+    </w:lvlOverride>
+  </w:num>
+  <w:num w:numId="297">
+    <w:abstractNumId w:val="2"/>
+    <w:lvlOverride w:ilvl="0">
+      <w:startOverride w:val="1"/>
+    </w:lvlOverride>
+  </w:num>
+  <w:num w:numId="298">
+    <w:abstractNumId w:val="2"/>
+    <w:lvlOverride w:ilvl="0">
+      <w:startOverride w:val="1"/>
+    </w:lvlOverride>
+  </w:num>
+  <w:num w:numId="299">
+    <w:abstractNumId w:val="3"/>
+    <w:lvlOverride w:ilvl="0">
+      <w:startOverride w:val="1"/>
+    </w:lvlOverride>
+  </w:num>
+  <w:num w:numId="300">
+    <w:abstractNumId w:val="2"/>
+    <w:lvlOverride w:ilvl="0">
+      <w:startOverride w:val="1"/>
+    </w:lvlOverride>
+  </w:num>
+  <w:num w:numId="301">
+    <w:abstractNumId w:val="2"/>
+    <w:lvlOverride w:ilvl="0">
+      <w:startOverride w:val="1"/>
+    </w:lvlOverride>
+  </w:num>
+  <w:num w:numId="302">
+    <w:abstractNumId w:val="2"/>
+    <w:lvlOverride w:ilvl="0">
+      <w:startOverride w:val="1"/>
+    </w:lvlOverride>
+  </w:num>
+  <w:num w:numId="303">
+    <w:abstractNumId w:val="2"/>
+    <w:lvlOverride w:ilvl="0">
+      <w:startOverride w:val="1"/>
+    </w:lvlOverride>
+  </w:num>
+  <w:num w:numId="304">
+    <w:abstractNumId w:val="2"/>
+    <w:lvlOverride w:ilvl="0">
+      <w:startOverride w:val="1"/>
+    </w:lvlOverride>
+  </w:num>
+  <w:num w:numId="305">
+    <w:abstractNumId w:val="2"/>
+    <w:lvlOverride w:ilvl="0">
+      <w:startOverride w:val="1"/>
+    </w:lvlOverride>
+  </w:num>
+  <w:num w:numId="306">
+    <w:abstractNumId w:val="2"/>
+    <w:lvlOverride w:ilvl="0">
+      <w:startOverride w:val="1"/>
+    </w:lvlOverride>
+  </w:num>
+  <w:num w:numId="307">
+    <w:abstractNumId w:val="2"/>
+    <w:lvlOverride w:ilvl="0">
+      <w:startOverride w:val="1"/>
+    </w:lvlOverride>
+  </w:num>
+  <w:num w:numId="308">
+    <w:abstractNumId w:val="2"/>
+    <w:lvlOverride w:ilvl="0">
+      <w:startOverride w:val="1"/>
+    </w:lvlOverride>
+  </w:num>
+  <w:num w:numId="309">
+    <w:abstractNumId w:val="2"/>
+    <w:lvlOverride w:ilvl="0">
+      <w:startOverride w:val="1"/>
+    </w:lvlOverride>
+  </w:num>
+  <w:num w:numId="310">
+    <w:abstractNumId w:val="2"/>
+    <w:lvlOverride w:ilvl="0">
+      <w:startOverride w:val="1"/>
+    </w:lvlOverride>
+  </w:num>
+  <w:num w:numId="311">
+    <w:abstractNumId w:val="2"/>
+    <w:lvlOverride w:ilvl="0">
+      <w:startOverride w:val="1"/>
+    </w:lvlOverride>
+  </w:num>
+  <w:num w:numId="312">
+    <w:abstractNumId w:val="2"/>
+    <w:lvlOverride w:ilvl="0">
+      <w:startOverride w:val="1"/>
+    </w:lvlOverride>
+  </w:num>
+  <w:num w:numId="313">
+    <w:abstractNumId w:val="2"/>
+    <w:lvlOverride w:ilvl="0">
+      <w:startOverride w:val="1"/>
+    </w:lvlOverride>
+  </w:num>
+  <w:num w:numId="314">
+    <w:abstractNumId w:val="2"/>
+    <w:lvlOverride w:ilvl="0">
+      <w:startOverride w:val="1"/>
+    </w:lvlOverride>
+  </w:num>
+  <w:num w:numId="315">
+    <w:abstractNumId w:val="3"/>
+    <w:lvlOverride w:ilvl="0">
+      <w:startOverride w:val="1"/>
+    </w:lvlOverride>
+  </w:num>
+  <w:num w:numId="316">
+    <w:abstractNumId w:val="2"/>
+    <w:lvlOverride w:ilvl="0">
+      <w:startOverride w:val="1"/>
+    </w:lvlOverride>
+  </w:num>
+  <w:num w:numId="317">
+    <w:abstractNumId w:val="2"/>
+    <w:lvlOverride w:ilvl="0">
+      <w:startOverride w:val="1"/>
+    </w:lvlOverride>
+  </w:num>
+  <w:num w:numId="318">
+    <w:abstractNumId w:val="3"/>
+    <w:lvlOverride w:ilvl="0">
+      <w:startOverride w:val="1"/>
+    </w:lvlOverride>
+  </w:num>
+  <w:num w:numId="319">
+    <w:abstractNumId w:val="2"/>
+    <w:lvlOverride w:ilvl="0">
+      <w:startOverride w:val="1"/>
+    </w:lvlOverride>
+  </w:num>
+  <w:num w:numId="320">
+    <w:abstractNumId w:val="2"/>
+    <w:lvlOverride w:ilvl="0">
+      <w:startOverride w:val="1"/>
+    </w:lvlOverride>
+  </w:num>
+  <w:num w:numId="321">
+    <w:abstractNumId w:val="2"/>
+    <w:lvlOverride w:ilvl="0">
+      <w:startOverride w:val="1"/>
+    </w:lvlOverride>
+  </w:num>
+  <w:num w:numId="322">
+    <w:abstractNumId w:val="2"/>
+    <w:lvlOverride w:ilvl="0">
+      <w:startOverride w:val="1"/>
+    </w:lvlOverride>
+  </w:num>
+  <w:num w:numId="323">
+    <w:abstractNumId w:val="2"/>
+    <w:lvlOverride w:ilvl="0">
+      <w:startOverride w:val="1"/>
+    </w:lvlOverride>
+  </w:num>
+  <w:num w:numId="324">
+    <w:abstractNumId w:val="2"/>
+    <w:lvlOverride w:ilvl="0">
+      <w:startOverride w:val="1"/>
+    </w:lvlOverride>
+  </w:num>
+  <w:num w:numId="325">
+    <w:abstractNumId w:val="2"/>
+    <w:lvlOverride w:ilvl="0">
+      <w:startOverride w:val="1"/>
+    </w:lvlOverride>
+  </w:num>
+  <w:num w:numId="326">
+    <w:abstractNumId w:val="2"/>
+    <w:lvlOverride w:ilvl="0">
+      <w:startOverride w:val="1"/>
+    </w:lvlOverride>
+  </w:num>
+  <w:num w:numId="327">
+    <w:abstractNumId w:val="2"/>
+    <w:lvlOverride w:ilvl="0">
+      <w:startOverride w:val="1"/>
+    </w:lvlOverride>
+  </w:num>
+  <w:num w:numId="328">
+    <w:abstractNumId w:val="2"/>
+    <w:lvlOverride w:ilvl="0">
+      <w:startOverride w:val="1"/>
+    </w:lvlOverride>
+  </w:num>
+  <w:num w:numId="329">
+    <w:abstractNumId w:val="2"/>
+    <w:lvlOverride w:ilvl="0">
+      <w:startOverride w:val="1"/>
+    </w:lvlOverride>
+  </w:num>
+  <w:num w:numId="330">
+    <w:abstractNumId w:val="2"/>
+    <w:lvlOverride w:ilvl="0">
+      <w:startOverride w:val="1"/>
+    </w:lvlOverride>
+  </w:num>
+  <w:num w:numId="331">
+    <w:abstractNumId w:val="2"/>
+    <w:lvlOverride w:ilvl="0">
+      <w:startOverride w:val="1"/>
+    </w:lvlOverride>
+  </w:num>
+  <w:num w:numId="332">
+    <w:abstractNumId w:val="2"/>
+    <w:lvlOverride w:ilvl="0">
+      <w:startOverride w:val="1"/>
+    </w:lvlOverride>
+  </w:num>
+  <w:num w:numId="333">
+    <w:abstractNumId w:val="2"/>
+    <w:lvlOverride w:ilvl="0">
+      <w:startOverride w:val="1"/>
+    </w:lvlOverride>
+  </w:num>
+  <w:num w:numId="334">
+    <w:abstractNumId w:val="3"/>
+    <w:lvlOverride w:ilvl="0">
+      <w:startOverride w:val="1"/>
+    </w:lvlOverride>
+  </w:num>
+  <w:num w:numId="335">
+    <w:abstractNumId w:val="2"/>
+    <w:lvlOverride w:ilvl="0">
+      <w:startOverride w:val="1"/>
+    </w:lvlOverride>
+  </w:num>
+  <w:num w:numId="336">
+    <w:abstractNumId w:val="2"/>
+    <w:lvlOverride w:ilvl="0">
+      <w:startOverride w:val="1"/>
+    </w:lvlOverride>
+  </w:num>
+  <w:num w:numId="337">
+    <w:abstractNumId w:val="3"/>
+    <w:lvlOverride w:ilvl="0">
+      <w:startOverride w:val="1"/>
+    </w:lvlOverride>
+  </w:num>
+  <w:num w:numId="338">
+    <w:abstractNumId w:val="2"/>
+    <w:lvlOverride w:ilvl="0">
+      <w:startOverride w:val="1"/>
+    </w:lvlOverride>
+  </w:num>
+  <w:num w:numId="339">
+    <w:abstractNumId w:val="2"/>
+    <w:lvlOverride w:ilvl="0">
+      <w:startOverride w:val="1"/>
+    </w:lvlOverride>
+  </w:num>
+  <w:num w:numId="340">
+    <w:abstractNumId w:val="2"/>
+    <w:lvlOverride w:ilvl="0">
+      <w:startOverride w:val="1"/>
+    </w:lvlOverride>
+  </w:num>
+  <w:num w:numId="341">
+    <w:abstractNumId w:val="2"/>
+    <w:lvlOverride w:ilvl="0">
+      <w:startOverride w:val="1"/>
+    </w:lvlOverride>
+  </w:num>
+  <w:num w:numId="342">
+    <w:abstractNumId w:val="2"/>
+    <w:lvlOverride w:ilvl="0">
+      <w:startOverride w:val="1"/>
+    </w:lvlOverride>
+  </w:num>
+  <w:num w:numId="343">
+    <w:abstractNumId w:val="2"/>
+    <w:lvlOverride w:ilvl="0">
+      <w:startOverride w:val="1"/>
+    </w:lvlOverride>
+  </w:num>
+  <w:num w:numId="344">
+    <w:abstractNumId w:val="2"/>
+    <w:lvlOverride w:ilvl="0">
+      <w:startOverride w:val="1"/>
+    </w:lvlOverride>
+  </w:num>
+  <w:num w:numId="345">
+    <w:abstractNumId w:val="2"/>
+    <w:lvlOverride w:ilvl="0">
+      <w:startOverride w:val="1"/>
+    </w:lvlOverride>
+  </w:num>
+  <w:num w:numId="346">
+    <w:abstractNumId w:val="2"/>
+    <w:lvlOverride w:ilvl="0">
+      <w:startOverride w:val="1"/>
+    </w:lvlOverride>
+  </w:num>
+  <w:num w:numId="347">
+    <w:abstractNumId w:val="2"/>
+    <w:lvlOverride w:ilvl="0">
+      <w:startOverride w:val="1"/>
+    </w:lvlOverride>
+  </w:num>
+  <w:num w:numId="348">
+    <w:abstractNumId w:val="2"/>
+    <w:lvlOverride w:ilvl="0">
+      <w:startOverride w:val="1"/>
+    </w:lvlOverride>
+  </w:num>
+  <w:num w:numId="349">
+    <w:abstractNumId w:val="2"/>
+    <w:lvlOverride w:ilvl="0">
+      <w:startOverride w:val="1"/>
+    </w:lvlOverride>
+  </w:num>
+  <w:num w:numId="350">
+    <w:abstractNumId w:val="2"/>
+    <w:lvlOverride w:ilvl="0">
+      <w:startOverride w:val="1"/>
+    </w:lvlOverride>
+  </w:num>
+  <w:num w:numId="351">
+    <w:abstractNumId w:val="2"/>
+    <w:lvlOverride w:ilvl="0">
+      <w:startOverride w:val="1"/>
+    </w:lvlOverride>
+  </w:num>
+  <w:num w:numId="352">
+    <w:abstractNumId w:val="2"/>
+    <w:lvlOverride w:ilvl="0">
+      <w:startOverride w:val="1"/>
+    </w:lvlOverride>
+  </w:num>
+  <w:num w:numId="353">
+    <w:abstractNumId w:val="3"/>
+    <w:lvlOverride w:ilvl="0">
+      <w:startOverride w:val="1"/>
+    </w:lvlOverride>
+  </w:num>
+  <w:num w:numId="354">
+    <w:abstractNumId w:val="2"/>
+    <w:lvlOverride w:ilvl="0">
+      <w:startOverride w:val="1"/>
+    </w:lvlOverride>
+  </w:num>
+  <w:num w:numId="355">
+    <w:abstractNumId w:val="2"/>
+    <w:lvlOverride w:ilvl="0">
+      <w:startOverride w:val="1"/>
+    </w:lvlOverride>
+  </w:num>
+  <w:num w:numId="356">
+    <w:abstractNumId w:val="3"/>
+    <w:lvlOverride w:ilvl="0">
+      <w:startOverride w:val="1"/>
+    </w:lvlOverride>
+  </w:num>
+  <w:num w:numId="357">
+    <w:abstractNumId w:val="2"/>
+    <w:lvlOverride w:ilvl="0">
+      <w:startOverride w:val="1"/>
+    </w:lvlOverride>
+  </w:num>
+  <w:num w:numId="358">
+    <w:abstractNumId w:val="2"/>
+    <w:lvlOverride w:ilvl="0">
+      <w:startOverride w:val="1"/>
+    </w:lvlOverride>
+  </w:num>
+  <w:num w:numId="359">
+    <w:abstractNumId w:val="2"/>
+    <w:lvlOverride w:ilvl="0">
+      <w:startOverride w:val="1"/>
+    </w:lvlOverride>
+  </w:num>
+  <w:num w:numId="360">
+    <w:abstractNumId w:val="2"/>
+    <w:lvlOverride w:ilvl="0">
+      <w:startOverride w:val="1"/>
+    </w:lvlOverride>
+  </w:num>
+  <w:num w:numId="361">
+    <w:abstractNumId w:val="2"/>
+    <w:lvlOverride w:ilvl="0">
+      <w:startOverride w:val="1"/>
+    </w:lvlOverride>
+  </w:num>
+  <w:num w:numId="362">
+    <w:abstractNumId w:val="2"/>
+    <w:lvlOverride w:ilvl="0">
+      <w:startOverride w:val="1"/>
+    </w:lvlOverride>
+  </w:num>
+  <w:num w:numId="363">
+    <w:abstractNumId w:val="2"/>
+    <w:lvlOverride w:ilvl="0">
+      <w:startOverride w:val="1"/>
+    </w:lvlOverride>
+  </w:num>
+  <w:num w:numId="364">
+    <w:abstractNumId w:val="2"/>
+    <w:lvlOverride w:ilvl="0">
+      <w:startOverride w:val="1"/>
+    </w:lvlOverride>
+  </w:num>
+  <w:num w:numId="365">
+    <w:abstractNumId w:val="2"/>
+    <w:lvlOverride w:ilvl="0">
+      <w:startOverride w:val="1"/>
+    </w:lvlOverride>
+  </w:num>
+  <w:num w:numId="366">
+    <w:abstractNumId w:val="2"/>
+    <w:lvlOverride w:ilvl="0">
+      <w:startOverride w:val="1"/>
+    </w:lvlOverride>
+  </w:num>
+  <w:num w:numId="367">
+    <w:abstractNumId w:val="2"/>
+    <w:lvlOverride w:ilvl="0">
+      <w:startOverride w:val="1"/>
+    </w:lvlOverride>
+  </w:num>
+  <w:num w:numId="368">
+    <w:abstractNumId w:val="2"/>
+    <w:lvlOverride w:ilvl="0">
+      <w:startOverride w:val="1"/>
+    </w:lvlOverride>
+  </w:num>
+  <w:num w:numId="369">
+    <w:abstractNumId w:val="2"/>
+    <w:lvlOverride w:ilvl="0">
+      <w:startOverride w:val="1"/>
+    </w:lvlOverride>
+  </w:num>
+  <w:num w:numId="370">
+    <w:abstractNumId w:val="2"/>
+    <w:lvlOverride w:ilvl="0">
+      <w:startOverride w:val="1"/>
+    </w:lvlOverride>
+  </w:num>
+  <w:num w:numId="371">
+    <w:abstractNumId w:val="2"/>
+    <w:lvlOverride w:ilvl="0">
+      <w:startOverride w:val="1"/>
+    </w:lvlOverride>
+  </w:num>
+  <w:num w:numId="372">
+    <w:abstractNumId w:val="3"/>
+    <w:lvlOverride w:ilvl="0">
+      <w:startOverride w:val="1"/>
+    </w:lvlOverride>
+  </w:num>
+  <w:num w:numId="373">
+    <w:abstractNumId w:val="2"/>
+    <w:lvlOverride w:ilvl="0">
+      <w:startOverride w:val="1"/>
+    </w:lvlOverride>
+  </w:num>
+  <w:num w:numId="374">
+    <w:abstractNumId w:val="2"/>
+    <w:lvlOverride w:ilvl="0">
+      <w:startOverride w:val="1"/>
+    </w:lvlOverride>
+  </w:num>
+  <w:num w:numId="375">
+    <w:abstractNumId w:val="3"/>
+    <w:lvlOverride w:ilvl="0">
+      <w:startOverride w:val="1"/>
+    </w:lvlOverride>
+  </w:num>
+  <w:num w:numId="376">
+    <w:abstractNumId w:val="2"/>
+    <w:lvlOverride w:ilvl="0">
+      <w:startOverride w:val="1"/>
+    </w:lvlOverride>
+  </w:num>
+  <w:num w:numId="377">
+    <w:abstractNumId w:val="2"/>
+    <w:lvlOverride w:ilvl="0">
+      <w:startOverride w:val="1"/>
+    </w:lvlOverride>
+  </w:num>
+  <w:num w:numId="378">
+    <w:abstractNumId w:val="2"/>
+    <w:lvlOverride w:ilvl="0">
+      <w:startOverride w:val="1"/>
+    </w:lvlOverride>
+  </w:num>
+  <w:num w:numId="379">
+    <w:abstractNumId w:val="2"/>
+    <w:lvlOverride w:ilvl="0">
+      <w:startOverride w:val="1"/>
+    </w:lvlOverride>
+  </w:num>
+  <w:num w:numId="380">
+    <w:abstractNumId w:val="2"/>
+    <w:lvlOverride w:ilvl="0">
+      <w:startOverride w:val="1"/>
+    </w:lvlOverride>
+  </w:num>
+  <w:num w:numId="381">
+    <w:abstractNumId w:val="2"/>
+    <w:lvlOverride w:ilvl="0">
+      <w:startOverride w:val="1"/>
+    </w:lvlOverride>
+  </w:num>
+  <w:num w:numId="382">
+    <w:abstractNumId w:val="2"/>
+    <w:lvlOverride w:ilvl="0">
+      <w:startOverride w:val="1"/>
+    </w:lvlOverride>
+  </w:num>
+  <w:num w:numId="383">
+    <w:abstractNumId w:val="2"/>
+    <w:lvlOverride w:ilvl="0">
+      <w:startOverride w:val="1"/>
+    </w:lvlOverride>
+  </w:num>
+  <w:num w:numId="384">
+    <w:abstractNumId w:val="2"/>
+    <w:lvlOverride w:ilvl="0">
+      <w:startOverride w:val="1"/>
+    </w:lvlOverride>
+  </w:num>
+  <w:num w:numId="385">
+    <w:abstractNumId w:val="2"/>
+    <w:lvlOverride w:ilvl="0">
+      <w:startOverride w:val="1"/>
+    </w:lvlOverride>
+  </w:num>
+  <w:num w:numId="386">
+    <w:abstractNumId w:val="2"/>
+    <w:lvlOverride w:ilvl="0">
+      <w:startOverride w:val="1"/>
+    </w:lvlOverride>
+  </w:num>
+  <w:num w:numId="387">
+    <w:abstractNumId w:val="2"/>
+    <w:lvlOverride w:ilvl="0">
+      <w:startOverride w:val="1"/>
+    </w:lvlOverride>
+  </w:num>
+  <w:num w:numId="388">
+    <w:abstractNumId w:val="2"/>
+    <w:lvlOverride w:ilvl="0">
+      <w:startOverride w:val="1"/>
+    </w:lvlOverride>
+  </w:num>
+  <w:num w:numId="389">
+    <w:abstractNumId w:val="2"/>
+    <w:lvlOverride w:ilvl="0">
+      <w:startOverride w:val="1"/>
+    </w:lvlOverride>
+  </w:num>
+  <w:num w:numId="390">
+    <w:abstractNumId w:val="2"/>
+    <w:lvlOverride w:ilvl="0">
+      <w:startOverride w:val="1"/>
+    </w:lvlOverride>
+  </w:num>
+  <w:num w:numId="391">
+    <w:abstractNumId w:val="3"/>
+    <w:lvlOverride w:ilvl="0">
+      <w:startOverride w:val="1"/>
+    </w:lvlOverride>
+  </w:num>
+  <w:num w:numId="392">
+    <w:abstractNumId w:val="2"/>
+    <w:lvlOverride w:ilvl="0">
+      <w:startOverride w:val="1"/>
+    </w:lvlOverride>
+  </w:num>
+  <w:num w:numId="393">
+    <w:abstractNumId w:val="2"/>
+    <w:lvlOverride w:ilvl="0">
+      <w:startOverride w:val="1"/>
+    </w:lvlOverride>
+  </w:num>
+  <w:num w:numId="394">
+    <w:abstractNumId w:val="3"/>
+    <w:lvlOverride w:ilvl="0">
+      <w:startOverride w:val="1"/>
+    </w:lvlOverride>
+  </w:num>
+  <w:num w:numId="395">
+    <w:abstractNumId w:val="2"/>
+    <w:lvlOverride w:ilvl="0">
+      <w:startOverride w:val="1"/>
+    </w:lvlOverride>
+  </w:num>
+  <w:num w:numId="396">
+    <w:abstractNumId w:val="2"/>
+    <w:lvlOverride w:ilvl="0">
+      <w:startOverride w:val="1"/>
+    </w:lvlOverride>
+  </w:num>
+  <w:num w:numId="397">
+    <w:abstractNumId w:val="2"/>
+    <w:lvlOverride w:ilvl="0">
+      <w:startOverride w:val="1"/>
+    </w:lvlOverride>
+  </w:num>
+  <w:num w:numId="398">
+    <w:abstractNumId w:val="2"/>
+    <w:lvlOverride w:ilvl="0">
+      <w:startOverride w:val="1"/>
+    </w:lvlOverride>
+  </w:num>
+  <w:num w:numId="399">
+    <w:abstractNumId w:val="2"/>
+    <w:lvlOverride w:ilvl="0">
+      <w:startOverride w:val="1"/>
+    </w:lvlOverride>
+  </w:num>
+  <w:num w:numId="400">
+    <w:abstractNumId w:val="2"/>
+    <w:lvlOverride w:ilvl="0">
+      <w:startOverride w:val="1"/>
+    </w:lvlOverride>
+  </w:num>
+  <w:num w:numId="401">
+    <w:abstractNumId w:val="2"/>
+    <w:lvlOverride w:ilvl="0">
+      <w:startOverride w:val="1"/>
+    </w:lvlOverride>
+  </w:num>
+  <w:num w:numId="402">
+    <w:abstractNumId w:val="2"/>
+    <w:lvlOverride w:ilvl="0">
+      <w:startOverride w:val="1"/>
+    </w:lvlOverride>
+  </w:num>
+  <w:num w:numId="403">
+    <w:abstractNumId w:val="2"/>
+    <w:lvlOverride w:ilvl="0">
+      <w:startOverride w:val="1"/>
+    </w:lvlOverride>
+  </w:num>
+  <w:num w:numId="404">
+    <w:abstractNumId w:val="2"/>
+    <w:lvlOverride w:ilvl="0">
+      <w:startOverride w:val="1"/>
+    </w:lvlOverride>
+  </w:num>
+  <w:num w:numId="405">
+    <w:abstractNumId w:val="2"/>
+    <w:lvlOverride w:ilvl="0">
+      <w:startOverride w:val="1"/>
+    </w:lvlOverride>
+  </w:num>
+  <w:num w:numId="406">
+    <w:abstractNumId w:val="2"/>
+    <w:lvlOverride w:ilvl="0">
+      <w:startOverride w:val="1"/>
+    </w:lvlOverride>
+  </w:num>
+  <w:num w:numId="407">
+    <w:abstractNumId w:val="2"/>
+    <w:lvlOverride w:ilvl="0">
+      <w:startOverride w:val="1"/>
+    </w:lvlOverride>
+  </w:num>
+  <w:num w:numId="408">
+    <w:abstractNumId w:val="2"/>
+    <w:lvlOverride w:ilvl="0">
+      <w:startOverride w:val="1"/>
+    </w:lvlOverride>
+  </w:num>
+  <w:num w:numId="409">
+    <w:abstractNumId w:val="2"/>
+    <w:lvlOverride w:ilvl="0">
+      <w:startOverride w:val="1"/>
+    </w:lvlOverride>
+  </w:num>
+  <w:num w:numId="410">
+    <w:abstractNumId w:val="3"/>
+    <w:lvlOverride w:ilvl="0">
+      <w:startOverride w:val="1"/>
+    </w:lvlOverride>
+  </w:num>
+  <w:num w:numId="411">
+    <w:abstractNumId w:val="2"/>
+    <w:lvlOverride w:ilvl="0">
+      <w:startOverride w:val="1"/>
+    </w:lvlOverride>
+  </w:num>
+  <w:num w:numId="412">
+    <w:abstractNumId w:val="2"/>
+    <w:lvlOverride w:ilvl="0">
+      <w:startOverride w:val="1"/>
+    </w:lvlOverride>
+  </w:num>
+  <w:num w:numId="413">
+    <w:abstractNumId w:val="3"/>
+    <w:lvlOverride w:ilvl="0">
+      <w:startOverride w:val="1"/>
+    </w:lvlOverride>
+  </w:num>
+  <w:num w:numId="414">
+    <w:abstractNumId w:val="2"/>
+    <w:lvlOverride w:ilvl="0">
+      <w:startOverride w:val="1"/>
+    </w:lvlOverride>
+  </w:num>
+  <w:num w:numId="415">
+    <w:abstractNumId w:val="2"/>
+    <w:lvlOverride w:ilvl="0">
+      <w:startOverride w:val="1"/>
+    </w:lvlOverride>
+  </w:num>
+  <w:num w:numId="416">
+    <w:abstractNumId w:val="2"/>
+    <w:lvlOverride w:ilvl="0">
+      <w:startOverride w:val="1"/>
+    </w:lvlOverride>
+  </w:num>
+  <w:num w:numId="417">
+    <w:abstractNumId w:val="2"/>
+    <w:lvlOverride w:ilvl="0">
+      <w:startOverride w:val="1"/>
+    </w:lvlOverride>
+  </w:num>
+  <w:num w:numId="418">
+    <w:abstractNumId w:val="2"/>
+    <w:lvlOverride w:ilvl="0">
+      <w:startOverride w:val="1"/>
+    </w:lvlOverride>
+  </w:num>
+  <w:num w:numId="419">
+    <w:abstractNumId w:val="2"/>
+    <w:lvlOverride w:ilvl="0">
+      <w:startOverride w:val="1"/>
+    </w:lvlOverride>
+  </w:num>
+  <w:num w:numId="420">
+    <w:abstractNumId w:val="2"/>
+    <w:lvlOverride w:ilvl="0">
+      <w:startOverride w:val="1"/>
+    </w:lvlOverride>
+  </w:num>
+  <w:num w:numId="421">
     <w:abstractNumId w:val="2"/>
     <w:lvlOverride w:ilvl="0">
       <w:startOverride w:val="1"/>

--- a/docs/government-project/06_사용자매뉴얼.docx
+++ b/docs/government-project/06_사용자매뉴얼.docx
@@ -1275,7 +1275,7 @@
         <w:keepNext/>
         <w:numPr>
           <w:ilvl w:val="0"/>
-          <w:numId w:val="403"/>
+          <w:numId w:val="498"/>
         </w:numPr>
         <w:spacing w:after="40" w:before="40"/>
       </w:pPr>
@@ -1294,7 +1294,7 @@
         <w:keepNext/>
         <w:numPr>
           <w:ilvl w:val="0"/>
-          <w:numId w:val="403"/>
+          <w:numId w:val="498"/>
         </w:numPr>
         <w:spacing w:after="40" w:before="40"/>
       </w:pPr>
@@ -1313,7 +1313,7 @@
         <w:keepNext/>
         <w:numPr>
           <w:ilvl w:val="0"/>
-          <w:numId w:val="403"/>
+          <w:numId w:val="498"/>
         </w:numPr>
         <w:spacing w:after="40" w:before="40"/>
       </w:pPr>
@@ -1332,7 +1332,7 @@
         <w:keepNext/>
         <w:numPr>
           <w:ilvl w:val="0"/>
-          <w:numId w:val="403"/>
+          <w:numId w:val="498"/>
         </w:numPr>
         <w:spacing w:after="40" w:before="40"/>
       </w:pPr>
@@ -1351,7 +1351,7 @@
         <w:keepNext/>
         <w:numPr>
           <w:ilvl w:val="0"/>
-          <w:numId w:val="403"/>
+          <w:numId w:val="498"/>
         </w:numPr>
         <w:spacing w:after="40" w:before="40"/>
       </w:pPr>
@@ -1429,7 +1429,7 @@
         <w:keepNext/>
         <w:numPr>
           <w:ilvl w:val="0"/>
-          <w:numId w:val="404"/>
+          <w:numId w:val="499"/>
         </w:numPr>
         <w:spacing w:after="40" w:before="40"/>
       </w:pPr>
@@ -1448,7 +1448,7 @@
         <w:keepNext/>
         <w:numPr>
           <w:ilvl w:val="0"/>
-          <w:numId w:val="404"/>
+          <w:numId w:val="499"/>
         </w:numPr>
         <w:spacing w:after="40" w:before="40"/>
       </w:pPr>
@@ -1467,7 +1467,7 @@
         <w:keepNext/>
         <w:numPr>
           <w:ilvl w:val="0"/>
-          <w:numId w:val="404"/>
+          <w:numId w:val="499"/>
         </w:numPr>
         <w:spacing w:after="40" w:before="40"/>
       </w:pPr>
@@ -1580,7 +1580,7 @@
         <w:keepNext/>
         <w:numPr>
           <w:ilvl w:val="0"/>
-          <w:numId w:val="405"/>
+          <w:numId w:val="500"/>
         </w:numPr>
         <w:spacing w:after="40" w:before="40"/>
       </w:pPr>
@@ -1599,7 +1599,7 @@
         <w:keepNext/>
         <w:numPr>
           <w:ilvl w:val="0"/>
-          <w:numId w:val="405"/>
+          <w:numId w:val="500"/>
         </w:numPr>
         <w:spacing w:after="40" w:before="40"/>
       </w:pPr>
@@ -2418,7 +2418,7 @@
         <w:keepNext/>
         <w:numPr>
           <w:ilvl w:val="0"/>
-          <w:numId w:val="406"/>
+          <w:numId w:val="501"/>
         </w:numPr>
         <w:spacing w:after="40" w:before="40"/>
       </w:pPr>
@@ -2437,7 +2437,7 @@
         <w:keepNext/>
         <w:numPr>
           <w:ilvl w:val="0"/>
-          <w:numId w:val="406"/>
+          <w:numId w:val="501"/>
         </w:numPr>
         <w:spacing w:after="40" w:before="40"/>
       </w:pPr>
@@ -2456,7 +2456,7 @@
         <w:keepNext/>
         <w:numPr>
           <w:ilvl w:val="0"/>
-          <w:numId w:val="406"/>
+          <w:numId w:val="501"/>
         </w:numPr>
         <w:spacing w:after="40" w:before="40"/>
       </w:pPr>
@@ -2475,7 +2475,7 @@
         <w:keepNext/>
         <w:numPr>
           <w:ilvl w:val="0"/>
-          <w:numId w:val="406"/>
+          <w:numId w:val="501"/>
         </w:numPr>
         <w:spacing w:after="40" w:before="40"/>
       </w:pPr>
@@ -2494,7 +2494,7 @@
         <w:keepNext/>
         <w:numPr>
           <w:ilvl w:val="0"/>
-          <w:numId w:val="406"/>
+          <w:numId w:val="501"/>
         </w:numPr>
         <w:spacing w:after="40" w:before="40"/>
       </w:pPr>
@@ -3090,7 +3090,7 @@
         <w:keepNext/>
         <w:numPr>
           <w:ilvl w:val="0"/>
-          <w:numId w:val="407"/>
+          <w:numId w:val="502"/>
         </w:numPr>
         <w:spacing w:after="40" w:before="40"/>
       </w:pPr>
@@ -3109,7 +3109,7 @@
         <w:keepNext/>
         <w:numPr>
           <w:ilvl w:val="0"/>
-          <w:numId w:val="407"/>
+          <w:numId w:val="502"/>
         </w:numPr>
         <w:spacing w:after="40" w:before="40"/>
       </w:pPr>
@@ -3128,7 +3128,7 @@
         <w:keepNext/>
         <w:numPr>
           <w:ilvl w:val="0"/>
-          <w:numId w:val="407"/>
+          <w:numId w:val="502"/>
         </w:numPr>
         <w:spacing w:after="40" w:before="40"/>
       </w:pPr>
@@ -3147,7 +3147,7 @@
         <w:keepNext/>
         <w:numPr>
           <w:ilvl w:val="0"/>
-          <w:numId w:val="407"/>
+          <w:numId w:val="502"/>
         </w:numPr>
         <w:spacing w:after="40" w:before="40"/>
       </w:pPr>
@@ -3201,7 +3201,7 @@
         <w:keepNext/>
         <w:numPr>
           <w:ilvl w:val="0"/>
-          <w:numId w:val="408"/>
+          <w:numId w:val="503"/>
         </w:numPr>
         <w:spacing w:after="40" w:before="40"/>
       </w:pPr>
@@ -3220,7 +3220,7 @@
         <w:keepNext/>
         <w:numPr>
           <w:ilvl w:val="0"/>
-          <w:numId w:val="408"/>
+          <w:numId w:val="503"/>
         </w:numPr>
         <w:spacing w:after="40" w:before="40"/>
       </w:pPr>
@@ -3238,7 +3238,7 @@
         <w:pStyle w:val="ListParagraph"/>
         <w:numPr>
           <w:ilvl w:val="0"/>
-          <w:numId w:val="408"/>
+          <w:numId w:val="503"/>
         </w:numPr>
         <w:spacing w:after="40" w:before="40"/>
       </w:pPr>
@@ -3299,7 +3299,7 @@
         <w:keepNext/>
         <w:numPr>
           <w:ilvl w:val="0"/>
-          <w:numId w:val="409"/>
+          <w:numId w:val="504"/>
         </w:numPr>
         <w:spacing w:after="40" w:before="40"/>
       </w:pPr>
@@ -3318,7 +3318,7 @@
         <w:keepNext/>
         <w:numPr>
           <w:ilvl w:val="0"/>
-          <w:numId w:val="409"/>
+          <w:numId w:val="504"/>
         </w:numPr>
         <w:spacing w:after="40" w:before="40"/>
       </w:pPr>
@@ -3337,7 +3337,7 @@
         <w:keepNext/>
         <w:numPr>
           <w:ilvl w:val="0"/>
-          <w:numId w:val="409"/>
+          <w:numId w:val="504"/>
         </w:numPr>
         <w:spacing w:after="40" w:before="40"/>
       </w:pPr>
@@ -3445,7 +3445,7 @@
         <w:keepNext/>
         <w:numPr>
           <w:ilvl w:val="0"/>
-          <w:numId w:val="410"/>
+          <w:numId w:val="505"/>
         </w:numPr>
         <w:spacing w:after="40" w:before="40"/>
       </w:pPr>
@@ -3464,7 +3464,7 @@
         <w:keepNext/>
         <w:numPr>
           <w:ilvl w:val="0"/>
-          <w:numId w:val="410"/>
+          <w:numId w:val="505"/>
         </w:numPr>
         <w:spacing w:after="40" w:before="40"/>
       </w:pPr>
@@ -3483,7 +3483,7 @@
         <w:keepNext/>
         <w:numPr>
           <w:ilvl w:val="0"/>
-          <w:numId w:val="410"/>
+          <w:numId w:val="505"/>
         </w:numPr>
         <w:spacing w:after="40" w:before="40"/>
       </w:pPr>
@@ -3501,7 +3501,7 @@
         <w:pStyle w:val="ListParagraph"/>
         <w:numPr>
           <w:ilvl w:val="0"/>
-          <w:numId w:val="410"/>
+          <w:numId w:val="505"/>
         </w:numPr>
         <w:spacing w:after="40" w:before="40"/>
       </w:pPr>
@@ -3543,7 +3543,7 @@
         <w:keepNext/>
         <w:numPr>
           <w:ilvl w:val="0"/>
-          <w:numId w:val="411"/>
+          <w:numId w:val="506"/>
         </w:numPr>
         <w:spacing w:after="40" w:before="40"/>
       </w:pPr>
@@ -3562,7 +3562,7 @@
         <w:keepNext/>
         <w:numPr>
           <w:ilvl w:val="0"/>
-          <w:numId w:val="411"/>
+          <w:numId w:val="506"/>
         </w:numPr>
         <w:spacing w:after="40" w:before="40"/>
       </w:pPr>
@@ -3581,7 +3581,7 @@
         <w:keepNext/>
         <w:numPr>
           <w:ilvl w:val="0"/>
-          <w:numId w:val="411"/>
+          <w:numId w:val="506"/>
         </w:numPr>
         <w:spacing w:after="40" w:before="40"/>
       </w:pPr>
@@ -3658,7 +3658,7 @@
         <w:keepNext/>
         <w:numPr>
           <w:ilvl w:val="0"/>
-          <w:numId w:val="412"/>
+          <w:numId w:val="507"/>
         </w:numPr>
         <w:spacing w:after="40" w:before="40"/>
       </w:pPr>
@@ -3677,7 +3677,7 @@
         <w:keepNext/>
         <w:numPr>
           <w:ilvl w:val="0"/>
-          <w:numId w:val="412"/>
+          <w:numId w:val="507"/>
         </w:numPr>
         <w:spacing w:after="40" w:before="40"/>
       </w:pPr>
@@ -3727,7 +3727,7 @@
         <w:keepNext/>
         <w:numPr>
           <w:ilvl w:val="0"/>
-          <w:numId w:val="413"/>
+          <w:numId w:val="508"/>
         </w:numPr>
         <w:spacing w:after="40" w:before="40"/>
       </w:pPr>
@@ -3746,7 +3746,7 @@
         <w:keepNext/>
         <w:numPr>
           <w:ilvl w:val="0"/>
-          <w:numId w:val="413"/>
+          <w:numId w:val="508"/>
         </w:numPr>
         <w:spacing w:after="40" w:before="40"/>
       </w:pPr>
@@ -3765,7 +3765,7 @@
         <w:keepNext/>
         <w:numPr>
           <w:ilvl w:val="0"/>
-          <w:numId w:val="413"/>
+          <w:numId w:val="508"/>
         </w:numPr>
         <w:spacing w:after="40" w:before="40"/>
       </w:pPr>
@@ -3783,7 +3783,7 @@
         <w:pStyle w:val="ListParagraph"/>
         <w:numPr>
           <w:ilvl w:val="0"/>
-          <w:numId w:val="413"/>
+          <w:numId w:val="508"/>
         </w:numPr>
         <w:spacing w:after="40" w:before="40"/>
       </w:pPr>
@@ -3825,7 +3825,7 @@
         <w:keepNext/>
         <w:numPr>
           <w:ilvl w:val="0"/>
-          <w:numId w:val="414"/>
+          <w:numId w:val="509"/>
         </w:numPr>
         <w:spacing w:after="40" w:before="40"/>
       </w:pPr>
@@ -3844,7 +3844,7 @@
         <w:keepNext/>
         <w:numPr>
           <w:ilvl w:val="0"/>
-          <w:numId w:val="414"/>
+          <w:numId w:val="509"/>
         </w:numPr>
         <w:spacing w:after="40" w:before="40"/>
       </w:pPr>
@@ -3863,7 +3863,7 @@
         <w:keepNext/>
         <w:numPr>
           <w:ilvl w:val="0"/>
-          <w:numId w:val="414"/>
+          <w:numId w:val="509"/>
         </w:numPr>
         <w:spacing w:after="40" w:before="40"/>
       </w:pPr>
@@ -3882,7 +3882,7 @@
         <w:keepNext/>
         <w:numPr>
           <w:ilvl w:val="0"/>
-          <w:numId w:val="414"/>
+          <w:numId w:val="509"/>
         </w:numPr>
         <w:spacing w:after="40" w:before="40"/>
       </w:pPr>
@@ -3960,7 +3960,7 @@
         <w:keepNext/>
         <w:numPr>
           <w:ilvl w:val="0"/>
-          <w:numId w:val="415"/>
+          <w:numId w:val="510"/>
         </w:numPr>
         <w:spacing w:after="40" w:before="40"/>
       </w:pPr>
@@ -3979,7 +3979,7 @@
         <w:keepNext/>
         <w:numPr>
           <w:ilvl w:val="0"/>
-          <w:numId w:val="415"/>
+          <w:numId w:val="510"/>
         </w:numPr>
         <w:spacing w:after="40" w:before="40"/>
       </w:pPr>
@@ -3998,7 +3998,7 @@
         <w:keepNext/>
         <w:numPr>
           <w:ilvl w:val="0"/>
-          <w:numId w:val="415"/>
+          <w:numId w:val="510"/>
         </w:numPr>
         <w:spacing w:after="40" w:before="40"/>
       </w:pPr>
@@ -4017,7 +4017,7 @@
         <w:keepNext/>
         <w:numPr>
           <w:ilvl w:val="0"/>
-          <w:numId w:val="415"/>
+          <w:numId w:val="510"/>
         </w:numPr>
         <w:spacing w:after="40" w:before="40"/>
       </w:pPr>
@@ -4036,7 +4036,7 @@
         <w:keepNext/>
         <w:numPr>
           <w:ilvl w:val="0"/>
-          <w:numId w:val="415"/>
+          <w:numId w:val="510"/>
         </w:numPr>
         <w:spacing w:after="40" w:before="40"/>
       </w:pPr>
@@ -4095,7 +4095,7 @@
         <w:keepNext/>
         <w:numPr>
           <w:ilvl w:val="0"/>
-          <w:numId w:val="416"/>
+          <w:numId w:val="511"/>
         </w:numPr>
         <w:spacing w:after="40" w:before="40"/>
       </w:pPr>
@@ -4114,7 +4114,7 @@
         <w:keepNext/>
         <w:numPr>
           <w:ilvl w:val="0"/>
-          <w:numId w:val="416"/>
+          <w:numId w:val="511"/>
         </w:numPr>
         <w:spacing w:after="40" w:before="40"/>
       </w:pPr>
@@ -4133,7 +4133,7 @@
         <w:keepNext/>
         <w:numPr>
           <w:ilvl w:val="0"/>
-          <w:numId w:val="416"/>
+          <w:numId w:val="511"/>
         </w:numPr>
         <w:spacing w:after="40" w:before="40"/>
       </w:pPr>
@@ -4152,7 +4152,7 @@
         <w:keepNext/>
         <w:numPr>
           <w:ilvl w:val="0"/>
-          <w:numId w:val="416"/>
+          <w:numId w:val="511"/>
         </w:numPr>
         <w:spacing w:after="40" w:before="40"/>
       </w:pPr>
@@ -4171,7 +4171,7 @@
         <w:keepNext/>
         <w:numPr>
           <w:ilvl w:val="0"/>
-          <w:numId w:val="416"/>
+          <w:numId w:val="511"/>
         </w:numPr>
         <w:spacing w:after="40" w:before="40"/>
       </w:pPr>
@@ -4249,7 +4249,7 @@
         <w:keepNext/>
         <w:numPr>
           <w:ilvl w:val="0"/>
-          <w:numId w:val="417"/>
+          <w:numId w:val="512"/>
         </w:numPr>
         <w:spacing w:after="40" w:before="40"/>
       </w:pPr>
@@ -4268,7 +4268,7 @@
         <w:keepNext/>
         <w:numPr>
           <w:ilvl w:val="0"/>
-          <w:numId w:val="417"/>
+          <w:numId w:val="512"/>
         </w:numPr>
         <w:spacing w:after="40" w:before="40"/>
       </w:pPr>
@@ -4287,7 +4287,7 @@
         <w:keepNext/>
         <w:numPr>
           <w:ilvl w:val="0"/>
-          <w:numId w:val="417"/>
+          <w:numId w:val="512"/>
         </w:numPr>
         <w:spacing w:after="40" w:before="40"/>
       </w:pPr>
@@ -4383,7 +4383,7 @@
         <w:keepNext/>
         <w:numPr>
           <w:ilvl w:val="0"/>
-          <w:numId w:val="418"/>
+          <w:numId w:val="513"/>
         </w:numPr>
         <w:spacing w:after="40" w:before="40"/>
       </w:pPr>
@@ -4402,7 +4402,7 @@
         <w:keepNext/>
         <w:numPr>
           <w:ilvl w:val="0"/>
-          <w:numId w:val="418"/>
+          <w:numId w:val="513"/>
         </w:numPr>
         <w:spacing w:after="40" w:before="40"/>
       </w:pPr>
@@ -4480,7 +4480,7 @@
         <w:keepNext/>
         <w:numPr>
           <w:ilvl w:val="0"/>
-          <w:numId w:val="419"/>
+          <w:numId w:val="514"/>
         </w:numPr>
         <w:spacing w:after="40" w:before="40"/>
       </w:pPr>
@@ -4499,7 +4499,7 @@
         <w:keepNext/>
         <w:numPr>
           <w:ilvl w:val="0"/>
-          <w:numId w:val="419"/>
+          <w:numId w:val="514"/>
         </w:numPr>
         <w:spacing w:after="40" w:before="40"/>
       </w:pPr>
@@ -4518,7 +4518,7 @@
         <w:keepNext/>
         <w:numPr>
           <w:ilvl w:val="0"/>
-          <w:numId w:val="419"/>
+          <w:numId w:val="514"/>
         </w:numPr>
         <w:spacing w:after="40" w:before="40"/>
       </w:pPr>
@@ -4596,7 +4596,7 @@
         <w:keepNext/>
         <w:numPr>
           <w:ilvl w:val="0"/>
-          <w:numId w:val="420"/>
+          <w:numId w:val="515"/>
         </w:numPr>
         <w:spacing w:after="40" w:before="40"/>
       </w:pPr>
@@ -4615,7 +4615,7 @@
         <w:keepNext/>
         <w:numPr>
           <w:ilvl w:val="0"/>
-          <w:numId w:val="420"/>
+          <w:numId w:val="515"/>
         </w:numPr>
         <w:spacing w:after="40" w:before="40"/>
       </w:pPr>
@@ -4634,7 +4634,7 @@
         <w:keepNext/>
         <w:numPr>
           <w:ilvl w:val="0"/>
-          <w:numId w:val="420"/>
+          <w:numId w:val="515"/>
         </w:numPr>
         <w:spacing w:after="40" w:before="40"/>
       </w:pPr>
@@ -4653,7 +4653,7 @@
         <w:keepNext/>
         <w:numPr>
           <w:ilvl w:val="0"/>
-          <w:numId w:val="420"/>
+          <w:numId w:val="515"/>
         </w:numPr>
         <w:spacing w:after="40" w:before="40"/>
       </w:pPr>
@@ -4731,7 +4731,7 @@
         <w:keepNext/>
         <w:numPr>
           <w:ilvl w:val="0"/>
-          <w:numId w:val="421"/>
+          <w:numId w:val="516"/>
         </w:numPr>
         <w:spacing w:after="40" w:before="40"/>
       </w:pPr>
@@ -4750,7 +4750,7 @@
         <w:keepNext/>
         <w:numPr>
           <w:ilvl w:val="0"/>
-          <w:numId w:val="421"/>
+          <w:numId w:val="516"/>
         </w:numPr>
         <w:spacing w:after="40" w:before="40"/>
       </w:pPr>
@@ -4769,7 +4769,7 @@
         <w:keepNext/>
         <w:numPr>
           <w:ilvl w:val="0"/>
-          <w:numId w:val="421"/>
+          <w:numId w:val="516"/>
         </w:numPr>
         <w:spacing w:after="40" w:before="40"/>
       </w:pPr>
@@ -10205,6 +10205,576 @@
     </w:lvlOverride>
   </w:num>
   <w:num w:numId="421">
+    <w:abstractNumId w:val="2"/>
+    <w:lvlOverride w:ilvl="0">
+      <w:startOverride w:val="1"/>
+    </w:lvlOverride>
+  </w:num>
+  <w:num w:numId="422">
+    <w:abstractNumId w:val="2"/>
+    <w:lvlOverride w:ilvl="0">
+      <w:startOverride w:val="1"/>
+    </w:lvlOverride>
+  </w:num>
+  <w:num w:numId="423">
+    <w:abstractNumId w:val="2"/>
+    <w:lvlOverride w:ilvl="0">
+      <w:startOverride w:val="1"/>
+    </w:lvlOverride>
+  </w:num>
+  <w:num w:numId="424">
+    <w:abstractNumId w:val="2"/>
+    <w:lvlOverride w:ilvl="0">
+      <w:startOverride w:val="1"/>
+    </w:lvlOverride>
+  </w:num>
+  <w:num w:numId="425">
+    <w:abstractNumId w:val="2"/>
+    <w:lvlOverride w:ilvl="0">
+      <w:startOverride w:val="1"/>
+    </w:lvlOverride>
+  </w:num>
+  <w:num w:numId="426">
+    <w:abstractNumId w:val="2"/>
+    <w:lvlOverride w:ilvl="0">
+      <w:startOverride w:val="1"/>
+    </w:lvlOverride>
+  </w:num>
+  <w:num w:numId="427">
+    <w:abstractNumId w:val="2"/>
+    <w:lvlOverride w:ilvl="0">
+      <w:startOverride w:val="1"/>
+    </w:lvlOverride>
+  </w:num>
+  <w:num w:numId="428">
+    <w:abstractNumId w:val="2"/>
+    <w:lvlOverride w:ilvl="0">
+      <w:startOverride w:val="1"/>
+    </w:lvlOverride>
+  </w:num>
+  <w:num w:numId="429">
+    <w:abstractNumId w:val="3"/>
+    <w:lvlOverride w:ilvl="0">
+      <w:startOverride w:val="1"/>
+    </w:lvlOverride>
+  </w:num>
+  <w:num w:numId="430">
+    <w:abstractNumId w:val="2"/>
+    <w:lvlOverride w:ilvl="0">
+      <w:startOverride w:val="1"/>
+    </w:lvlOverride>
+  </w:num>
+  <w:num w:numId="431">
+    <w:abstractNumId w:val="2"/>
+    <w:lvlOverride w:ilvl="0">
+      <w:startOverride w:val="1"/>
+    </w:lvlOverride>
+  </w:num>
+  <w:num w:numId="432">
+    <w:abstractNumId w:val="3"/>
+    <w:lvlOverride w:ilvl="0">
+      <w:startOverride w:val="1"/>
+    </w:lvlOverride>
+  </w:num>
+  <w:num w:numId="433">
+    <w:abstractNumId w:val="2"/>
+    <w:lvlOverride w:ilvl="0">
+      <w:startOverride w:val="1"/>
+    </w:lvlOverride>
+  </w:num>
+  <w:num w:numId="434">
+    <w:abstractNumId w:val="2"/>
+    <w:lvlOverride w:ilvl="0">
+      <w:startOverride w:val="1"/>
+    </w:lvlOverride>
+  </w:num>
+  <w:num w:numId="435">
+    <w:abstractNumId w:val="2"/>
+    <w:lvlOverride w:ilvl="0">
+      <w:startOverride w:val="1"/>
+    </w:lvlOverride>
+  </w:num>
+  <w:num w:numId="436">
+    <w:abstractNumId w:val="2"/>
+    <w:lvlOverride w:ilvl="0">
+      <w:startOverride w:val="1"/>
+    </w:lvlOverride>
+  </w:num>
+  <w:num w:numId="437">
+    <w:abstractNumId w:val="2"/>
+    <w:lvlOverride w:ilvl="0">
+      <w:startOverride w:val="1"/>
+    </w:lvlOverride>
+  </w:num>
+  <w:num w:numId="438">
+    <w:abstractNumId w:val="2"/>
+    <w:lvlOverride w:ilvl="0">
+      <w:startOverride w:val="1"/>
+    </w:lvlOverride>
+  </w:num>
+  <w:num w:numId="439">
+    <w:abstractNumId w:val="2"/>
+    <w:lvlOverride w:ilvl="0">
+      <w:startOverride w:val="1"/>
+    </w:lvlOverride>
+  </w:num>
+  <w:num w:numId="440">
+    <w:abstractNumId w:val="2"/>
+    <w:lvlOverride w:ilvl="0">
+      <w:startOverride w:val="1"/>
+    </w:lvlOverride>
+  </w:num>
+  <w:num w:numId="441">
+    <w:abstractNumId w:val="2"/>
+    <w:lvlOverride w:ilvl="0">
+      <w:startOverride w:val="1"/>
+    </w:lvlOverride>
+  </w:num>
+  <w:num w:numId="442">
+    <w:abstractNumId w:val="2"/>
+    <w:lvlOverride w:ilvl="0">
+      <w:startOverride w:val="1"/>
+    </w:lvlOverride>
+  </w:num>
+  <w:num w:numId="443">
+    <w:abstractNumId w:val="2"/>
+    <w:lvlOverride w:ilvl="0">
+      <w:startOverride w:val="1"/>
+    </w:lvlOverride>
+  </w:num>
+  <w:num w:numId="444">
+    <w:abstractNumId w:val="2"/>
+    <w:lvlOverride w:ilvl="0">
+      <w:startOverride w:val="1"/>
+    </w:lvlOverride>
+  </w:num>
+  <w:num w:numId="445">
+    <w:abstractNumId w:val="2"/>
+    <w:lvlOverride w:ilvl="0">
+      <w:startOverride w:val="1"/>
+    </w:lvlOverride>
+  </w:num>
+  <w:num w:numId="446">
+    <w:abstractNumId w:val="2"/>
+    <w:lvlOverride w:ilvl="0">
+      <w:startOverride w:val="1"/>
+    </w:lvlOverride>
+  </w:num>
+  <w:num w:numId="447">
+    <w:abstractNumId w:val="2"/>
+    <w:lvlOverride w:ilvl="0">
+      <w:startOverride w:val="1"/>
+    </w:lvlOverride>
+  </w:num>
+  <w:num w:numId="448">
+    <w:abstractNumId w:val="3"/>
+    <w:lvlOverride w:ilvl="0">
+      <w:startOverride w:val="1"/>
+    </w:lvlOverride>
+  </w:num>
+  <w:num w:numId="449">
+    <w:abstractNumId w:val="2"/>
+    <w:lvlOverride w:ilvl="0">
+      <w:startOverride w:val="1"/>
+    </w:lvlOverride>
+  </w:num>
+  <w:num w:numId="450">
+    <w:abstractNumId w:val="2"/>
+    <w:lvlOverride w:ilvl="0">
+      <w:startOverride w:val="1"/>
+    </w:lvlOverride>
+  </w:num>
+  <w:num w:numId="451">
+    <w:abstractNumId w:val="3"/>
+    <w:lvlOverride w:ilvl="0">
+      <w:startOverride w:val="1"/>
+    </w:lvlOverride>
+  </w:num>
+  <w:num w:numId="452">
+    <w:abstractNumId w:val="2"/>
+    <w:lvlOverride w:ilvl="0">
+      <w:startOverride w:val="1"/>
+    </w:lvlOverride>
+  </w:num>
+  <w:num w:numId="453">
+    <w:abstractNumId w:val="2"/>
+    <w:lvlOverride w:ilvl="0">
+      <w:startOverride w:val="1"/>
+    </w:lvlOverride>
+  </w:num>
+  <w:num w:numId="454">
+    <w:abstractNumId w:val="2"/>
+    <w:lvlOverride w:ilvl="0">
+      <w:startOverride w:val="1"/>
+    </w:lvlOverride>
+  </w:num>
+  <w:num w:numId="455">
+    <w:abstractNumId w:val="2"/>
+    <w:lvlOverride w:ilvl="0">
+      <w:startOverride w:val="1"/>
+    </w:lvlOverride>
+  </w:num>
+  <w:num w:numId="456">
+    <w:abstractNumId w:val="2"/>
+    <w:lvlOverride w:ilvl="0">
+      <w:startOverride w:val="1"/>
+    </w:lvlOverride>
+  </w:num>
+  <w:num w:numId="457">
+    <w:abstractNumId w:val="2"/>
+    <w:lvlOverride w:ilvl="0">
+      <w:startOverride w:val="1"/>
+    </w:lvlOverride>
+  </w:num>
+  <w:num w:numId="458">
+    <w:abstractNumId w:val="2"/>
+    <w:lvlOverride w:ilvl="0">
+      <w:startOverride w:val="1"/>
+    </w:lvlOverride>
+  </w:num>
+  <w:num w:numId="459">
+    <w:abstractNumId w:val="2"/>
+    <w:lvlOverride w:ilvl="0">
+      <w:startOverride w:val="1"/>
+    </w:lvlOverride>
+  </w:num>
+  <w:num w:numId="460">
+    <w:abstractNumId w:val="2"/>
+    <w:lvlOverride w:ilvl="0">
+      <w:startOverride w:val="1"/>
+    </w:lvlOverride>
+  </w:num>
+  <w:num w:numId="461">
+    <w:abstractNumId w:val="2"/>
+    <w:lvlOverride w:ilvl="0">
+      <w:startOverride w:val="1"/>
+    </w:lvlOverride>
+  </w:num>
+  <w:num w:numId="462">
+    <w:abstractNumId w:val="2"/>
+    <w:lvlOverride w:ilvl="0">
+      <w:startOverride w:val="1"/>
+    </w:lvlOverride>
+  </w:num>
+  <w:num w:numId="463">
+    <w:abstractNumId w:val="2"/>
+    <w:lvlOverride w:ilvl="0">
+      <w:startOverride w:val="1"/>
+    </w:lvlOverride>
+  </w:num>
+  <w:num w:numId="464">
+    <w:abstractNumId w:val="2"/>
+    <w:lvlOverride w:ilvl="0">
+      <w:startOverride w:val="1"/>
+    </w:lvlOverride>
+  </w:num>
+  <w:num w:numId="465">
+    <w:abstractNumId w:val="2"/>
+    <w:lvlOverride w:ilvl="0">
+      <w:startOverride w:val="1"/>
+    </w:lvlOverride>
+  </w:num>
+  <w:num w:numId="466">
+    <w:abstractNumId w:val="2"/>
+    <w:lvlOverride w:ilvl="0">
+      <w:startOverride w:val="1"/>
+    </w:lvlOverride>
+  </w:num>
+  <w:num w:numId="467">
+    <w:abstractNumId w:val="3"/>
+    <w:lvlOverride w:ilvl="0">
+      <w:startOverride w:val="1"/>
+    </w:lvlOverride>
+  </w:num>
+  <w:num w:numId="468">
+    <w:abstractNumId w:val="2"/>
+    <w:lvlOverride w:ilvl="0">
+      <w:startOverride w:val="1"/>
+    </w:lvlOverride>
+  </w:num>
+  <w:num w:numId="469">
+    <w:abstractNumId w:val="2"/>
+    <w:lvlOverride w:ilvl="0">
+      <w:startOverride w:val="1"/>
+    </w:lvlOverride>
+  </w:num>
+  <w:num w:numId="470">
+    <w:abstractNumId w:val="3"/>
+    <w:lvlOverride w:ilvl="0">
+      <w:startOverride w:val="1"/>
+    </w:lvlOverride>
+  </w:num>
+  <w:num w:numId="471">
+    <w:abstractNumId w:val="2"/>
+    <w:lvlOverride w:ilvl="0">
+      <w:startOverride w:val="1"/>
+    </w:lvlOverride>
+  </w:num>
+  <w:num w:numId="472">
+    <w:abstractNumId w:val="2"/>
+    <w:lvlOverride w:ilvl="0">
+      <w:startOverride w:val="1"/>
+    </w:lvlOverride>
+  </w:num>
+  <w:num w:numId="473">
+    <w:abstractNumId w:val="2"/>
+    <w:lvlOverride w:ilvl="0">
+      <w:startOverride w:val="1"/>
+    </w:lvlOverride>
+  </w:num>
+  <w:num w:numId="474">
+    <w:abstractNumId w:val="2"/>
+    <w:lvlOverride w:ilvl="0">
+      <w:startOverride w:val="1"/>
+    </w:lvlOverride>
+  </w:num>
+  <w:num w:numId="475">
+    <w:abstractNumId w:val="2"/>
+    <w:lvlOverride w:ilvl="0">
+      <w:startOverride w:val="1"/>
+    </w:lvlOverride>
+  </w:num>
+  <w:num w:numId="476">
+    <w:abstractNumId w:val="2"/>
+    <w:lvlOverride w:ilvl="0">
+      <w:startOverride w:val="1"/>
+    </w:lvlOverride>
+  </w:num>
+  <w:num w:numId="477">
+    <w:abstractNumId w:val="2"/>
+    <w:lvlOverride w:ilvl="0">
+      <w:startOverride w:val="1"/>
+    </w:lvlOverride>
+  </w:num>
+  <w:num w:numId="478">
+    <w:abstractNumId w:val="2"/>
+    <w:lvlOverride w:ilvl="0">
+      <w:startOverride w:val="1"/>
+    </w:lvlOverride>
+  </w:num>
+  <w:num w:numId="479">
+    <w:abstractNumId w:val="2"/>
+    <w:lvlOverride w:ilvl="0">
+      <w:startOverride w:val="1"/>
+    </w:lvlOverride>
+  </w:num>
+  <w:num w:numId="480">
+    <w:abstractNumId w:val="2"/>
+    <w:lvlOverride w:ilvl="0">
+      <w:startOverride w:val="1"/>
+    </w:lvlOverride>
+  </w:num>
+  <w:num w:numId="481">
+    <w:abstractNumId w:val="2"/>
+    <w:lvlOverride w:ilvl="0">
+      <w:startOverride w:val="1"/>
+    </w:lvlOverride>
+  </w:num>
+  <w:num w:numId="482">
+    <w:abstractNumId w:val="2"/>
+    <w:lvlOverride w:ilvl="0">
+      <w:startOverride w:val="1"/>
+    </w:lvlOverride>
+  </w:num>
+  <w:num w:numId="483">
+    <w:abstractNumId w:val="2"/>
+    <w:lvlOverride w:ilvl="0">
+      <w:startOverride w:val="1"/>
+    </w:lvlOverride>
+  </w:num>
+  <w:num w:numId="484">
+    <w:abstractNumId w:val="2"/>
+    <w:lvlOverride w:ilvl="0">
+      <w:startOverride w:val="1"/>
+    </w:lvlOverride>
+  </w:num>
+  <w:num w:numId="485">
+    <w:abstractNumId w:val="2"/>
+    <w:lvlOverride w:ilvl="0">
+      <w:startOverride w:val="1"/>
+    </w:lvlOverride>
+  </w:num>
+  <w:num w:numId="486">
+    <w:abstractNumId w:val="3"/>
+    <w:lvlOverride w:ilvl="0">
+      <w:startOverride w:val="1"/>
+    </w:lvlOverride>
+  </w:num>
+  <w:num w:numId="487">
+    <w:abstractNumId w:val="2"/>
+    <w:lvlOverride w:ilvl="0">
+      <w:startOverride w:val="1"/>
+    </w:lvlOverride>
+  </w:num>
+  <w:num w:numId="488">
+    <w:abstractNumId w:val="2"/>
+    <w:lvlOverride w:ilvl="0">
+      <w:startOverride w:val="1"/>
+    </w:lvlOverride>
+  </w:num>
+  <w:num w:numId="489">
+    <w:abstractNumId w:val="3"/>
+    <w:lvlOverride w:ilvl="0">
+      <w:startOverride w:val="1"/>
+    </w:lvlOverride>
+  </w:num>
+  <w:num w:numId="490">
+    <w:abstractNumId w:val="2"/>
+    <w:lvlOverride w:ilvl="0">
+      <w:startOverride w:val="1"/>
+    </w:lvlOverride>
+  </w:num>
+  <w:num w:numId="491">
+    <w:abstractNumId w:val="2"/>
+    <w:lvlOverride w:ilvl="0">
+      <w:startOverride w:val="1"/>
+    </w:lvlOverride>
+  </w:num>
+  <w:num w:numId="492">
+    <w:abstractNumId w:val="2"/>
+    <w:lvlOverride w:ilvl="0">
+      <w:startOverride w:val="1"/>
+    </w:lvlOverride>
+  </w:num>
+  <w:num w:numId="493">
+    <w:abstractNumId w:val="2"/>
+    <w:lvlOverride w:ilvl="0">
+      <w:startOverride w:val="1"/>
+    </w:lvlOverride>
+  </w:num>
+  <w:num w:numId="494">
+    <w:abstractNumId w:val="2"/>
+    <w:lvlOverride w:ilvl="0">
+      <w:startOverride w:val="1"/>
+    </w:lvlOverride>
+  </w:num>
+  <w:num w:numId="495">
+    <w:abstractNumId w:val="2"/>
+    <w:lvlOverride w:ilvl="0">
+      <w:startOverride w:val="1"/>
+    </w:lvlOverride>
+  </w:num>
+  <w:num w:numId="496">
+    <w:abstractNumId w:val="2"/>
+    <w:lvlOverride w:ilvl="0">
+      <w:startOverride w:val="1"/>
+    </w:lvlOverride>
+  </w:num>
+  <w:num w:numId="497">
+    <w:abstractNumId w:val="2"/>
+    <w:lvlOverride w:ilvl="0">
+      <w:startOverride w:val="1"/>
+    </w:lvlOverride>
+  </w:num>
+  <w:num w:numId="498">
+    <w:abstractNumId w:val="2"/>
+    <w:lvlOverride w:ilvl="0">
+      <w:startOverride w:val="1"/>
+    </w:lvlOverride>
+  </w:num>
+  <w:num w:numId="499">
+    <w:abstractNumId w:val="2"/>
+    <w:lvlOverride w:ilvl="0">
+      <w:startOverride w:val="1"/>
+    </w:lvlOverride>
+  </w:num>
+  <w:num w:numId="500">
+    <w:abstractNumId w:val="2"/>
+    <w:lvlOverride w:ilvl="0">
+      <w:startOverride w:val="1"/>
+    </w:lvlOverride>
+  </w:num>
+  <w:num w:numId="501">
+    <w:abstractNumId w:val="2"/>
+    <w:lvlOverride w:ilvl="0">
+      <w:startOverride w:val="1"/>
+    </w:lvlOverride>
+  </w:num>
+  <w:num w:numId="502">
+    <w:abstractNumId w:val="2"/>
+    <w:lvlOverride w:ilvl="0">
+      <w:startOverride w:val="1"/>
+    </w:lvlOverride>
+  </w:num>
+  <w:num w:numId="503">
+    <w:abstractNumId w:val="2"/>
+    <w:lvlOverride w:ilvl="0">
+      <w:startOverride w:val="1"/>
+    </w:lvlOverride>
+  </w:num>
+  <w:num w:numId="504">
+    <w:abstractNumId w:val="2"/>
+    <w:lvlOverride w:ilvl="0">
+      <w:startOverride w:val="1"/>
+    </w:lvlOverride>
+  </w:num>
+  <w:num w:numId="505">
+    <w:abstractNumId w:val="3"/>
+    <w:lvlOverride w:ilvl="0">
+      <w:startOverride w:val="1"/>
+    </w:lvlOverride>
+  </w:num>
+  <w:num w:numId="506">
+    <w:abstractNumId w:val="2"/>
+    <w:lvlOverride w:ilvl="0">
+      <w:startOverride w:val="1"/>
+    </w:lvlOverride>
+  </w:num>
+  <w:num w:numId="507">
+    <w:abstractNumId w:val="2"/>
+    <w:lvlOverride w:ilvl="0">
+      <w:startOverride w:val="1"/>
+    </w:lvlOverride>
+  </w:num>
+  <w:num w:numId="508">
+    <w:abstractNumId w:val="3"/>
+    <w:lvlOverride w:ilvl="0">
+      <w:startOverride w:val="1"/>
+    </w:lvlOverride>
+  </w:num>
+  <w:num w:numId="509">
+    <w:abstractNumId w:val="2"/>
+    <w:lvlOverride w:ilvl="0">
+      <w:startOverride w:val="1"/>
+    </w:lvlOverride>
+  </w:num>
+  <w:num w:numId="510">
+    <w:abstractNumId w:val="2"/>
+    <w:lvlOverride w:ilvl="0">
+      <w:startOverride w:val="1"/>
+    </w:lvlOverride>
+  </w:num>
+  <w:num w:numId="511">
+    <w:abstractNumId w:val="2"/>
+    <w:lvlOverride w:ilvl="0">
+      <w:startOverride w:val="1"/>
+    </w:lvlOverride>
+  </w:num>
+  <w:num w:numId="512">
+    <w:abstractNumId w:val="2"/>
+    <w:lvlOverride w:ilvl="0">
+      <w:startOverride w:val="1"/>
+    </w:lvlOverride>
+  </w:num>
+  <w:num w:numId="513">
+    <w:abstractNumId w:val="2"/>
+    <w:lvlOverride w:ilvl="0">
+      <w:startOverride w:val="1"/>
+    </w:lvlOverride>
+  </w:num>
+  <w:num w:numId="514">
+    <w:abstractNumId w:val="2"/>
+    <w:lvlOverride w:ilvl="0">
+      <w:startOverride w:val="1"/>
+    </w:lvlOverride>
+  </w:num>
+  <w:num w:numId="515">
+    <w:abstractNumId w:val="2"/>
+    <w:lvlOverride w:ilvl="0">
+      <w:startOverride w:val="1"/>
+    </w:lvlOverride>
+  </w:num>
+  <w:num w:numId="516">
     <w:abstractNumId w:val="2"/>
     <w:lvlOverride w:ilvl="0">
       <w:startOverride w:val="1"/>

--- a/docs/government-project/06_사용자매뉴얼.docx
+++ b/docs/government-project/06_사용자매뉴얼.docx
@@ -1275,7 +1275,7 @@
         <w:keepNext/>
         <w:numPr>
           <w:ilvl w:val="0"/>
-          <w:numId w:val="498"/>
+          <w:numId w:val="517"/>
         </w:numPr>
         <w:spacing w:after="40" w:before="40"/>
       </w:pPr>
@@ -1294,7 +1294,7 @@
         <w:keepNext/>
         <w:numPr>
           <w:ilvl w:val="0"/>
-          <w:numId w:val="498"/>
+          <w:numId w:val="517"/>
         </w:numPr>
         <w:spacing w:after="40" w:before="40"/>
       </w:pPr>
@@ -1313,7 +1313,7 @@
         <w:keepNext/>
         <w:numPr>
           <w:ilvl w:val="0"/>
-          <w:numId w:val="498"/>
+          <w:numId w:val="517"/>
         </w:numPr>
         <w:spacing w:after="40" w:before="40"/>
       </w:pPr>
@@ -1332,7 +1332,7 @@
         <w:keepNext/>
         <w:numPr>
           <w:ilvl w:val="0"/>
-          <w:numId w:val="498"/>
+          <w:numId w:val="517"/>
         </w:numPr>
         <w:spacing w:after="40" w:before="40"/>
       </w:pPr>
@@ -1351,7 +1351,7 @@
         <w:keepNext/>
         <w:numPr>
           <w:ilvl w:val="0"/>
-          <w:numId w:val="498"/>
+          <w:numId w:val="517"/>
         </w:numPr>
         <w:spacing w:after="40" w:before="40"/>
       </w:pPr>
@@ -1429,7 +1429,7 @@
         <w:keepNext/>
         <w:numPr>
           <w:ilvl w:val="0"/>
-          <w:numId w:val="499"/>
+          <w:numId w:val="518"/>
         </w:numPr>
         <w:spacing w:after="40" w:before="40"/>
       </w:pPr>
@@ -1448,7 +1448,7 @@
         <w:keepNext/>
         <w:numPr>
           <w:ilvl w:val="0"/>
-          <w:numId w:val="499"/>
+          <w:numId w:val="518"/>
         </w:numPr>
         <w:spacing w:after="40" w:before="40"/>
       </w:pPr>
@@ -1467,7 +1467,7 @@
         <w:keepNext/>
         <w:numPr>
           <w:ilvl w:val="0"/>
-          <w:numId w:val="499"/>
+          <w:numId w:val="518"/>
         </w:numPr>
         <w:spacing w:after="40" w:before="40"/>
       </w:pPr>
@@ -1580,7 +1580,7 @@
         <w:keepNext/>
         <w:numPr>
           <w:ilvl w:val="0"/>
-          <w:numId w:val="500"/>
+          <w:numId w:val="519"/>
         </w:numPr>
         <w:spacing w:after="40" w:before="40"/>
       </w:pPr>
@@ -1599,7 +1599,7 @@
         <w:keepNext/>
         <w:numPr>
           <w:ilvl w:val="0"/>
-          <w:numId w:val="500"/>
+          <w:numId w:val="519"/>
         </w:numPr>
         <w:spacing w:after="40" w:before="40"/>
       </w:pPr>
@@ -2418,7 +2418,7 @@
         <w:keepNext/>
         <w:numPr>
           <w:ilvl w:val="0"/>
-          <w:numId w:val="501"/>
+          <w:numId w:val="520"/>
         </w:numPr>
         <w:spacing w:after="40" w:before="40"/>
       </w:pPr>
@@ -2437,7 +2437,7 @@
         <w:keepNext/>
         <w:numPr>
           <w:ilvl w:val="0"/>
-          <w:numId w:val="501"/>
+          <w:numId w:val="520"/>
         </w:numPr>
         <w:spacing w:after="40" w:before="40"/>
       </w:pPr>
@@ -2456,7 +2456,7 @@
         <w:keepNext/>
         <w:numPr>
           <w:ilvl w:val="0"/>
-          <w:numId w:val="501"/>
+          <w:numId w:val="520"/>
         </w:numPr>
         <w:spacing w:after="40" w:before="40"/>
       </w:pPr>
@@ -2475,7 +2475,7 @@
         <w:keepNext/>
         <w:numPr>
           <w:ilvl w:val="0"/>
-          <w:numId w:val="501"/>
+          <w:numId w:val="520"/>
         </w:numPr>
         <w:spacing w:after="40" w:before="40"/>
       </w:pPr>
@@ -2494,7 +2494,7 @@
         <w:keepNext/>
         <w:numPr>
           <w:ilvl w:val="0"/>
-          <w:numId w:val="501"/>
+          <w:numId w:val="520"/>
         </w:numPr>
         <w:spacing w:after="40" w:before="40"/>
       </w:pPr>
@@ -3090,7 +3090,7 @@
         <w:keepNext/>
         <w:numPr>
           <w:ilvl w:val="0"/>
-          <w:numId w:val="502"/>
+          <w:numId w:val="521"/>
         </w:numPr>
         <w:spacing w:after="40" w:before="40"/>
       </w:pPr>
@@ -3109,7 +3109,7 @@
         <w:keepNext/>
         <w:numPr>
           <w:ilvl w:val="0"/>
-          <w:numId w:val="502"/>
+          <w:numId w:val="521"/>
         </w:numPr>
         <w:spacing w:after="40" w:before="40"/>
       </w:pPr>
@@ -3128,7 +3128,7 @@
         <w:keepNext/>
         <w:numPr>
           <w:ilvl w:val="0"/>
-          <w:numId w:val="502"/>
+          <w:numId w:val="521"/>
         </w:numPr>
         <w:spacing w:after="40" w:before="40"/>
       </w:pPr>
@@ -3147,7 +3147,7 @@
         <w:keepNext/>
         <w:numPr>
           <w:ilvl w:val="0"/>
-          <w:numId w:val="502"/>
+          <w:numId w:val="521"/>
         </w:numPr>
         <w:spacing w:after="40" w:before="40"/>
       </w:pPr>
@@ -3201,7 +3201,7 @@
         <w:keepNext/>
         <w:numPr>
           <w:ilvl w:val="0"/>
-          <w:numId w:val="503"/>
+          <w:numId w:val="522"/>
         </w:numPr>
         <w:spacing w:after="40" w:before="40"/>
       </w:pPr>
@@ -3220,7 +3220,7 @@
         <w:keepNext/>
         <w:numPr>
           <w:ilvl w:val="0"/>
-          <w:numId w:val="503"/>
+          <w:numId w:val="522"/>
         </w:numPr>
         <w:spacing w:after="40" w:before="40"/>
       </w:pPr>
@@ -3238,7 +3238,7 @@
         <w:pStyle w:val="ListParagraph"/>
         <w:numPr>
           <w:ilvl w:val="0"/>
-          <w:numId w:val="503"/>
+          <w:numId w:val="522"/>
         </w:numPr>
         <w:spacing w:after="40" w:before="40"/>
       </w:pPr>
@@ -3299,7 +3299,7 @@
         <w:keepNext/>
         <w:numPr>
           <w:ilvl w:val="0"/>
-          <w:numId w:val="504"/>
+          <w:numId w:val="523"/>
         </w:numPr>
         <w:spacing w:after="40" w:before="40"/>
       </w:pPr>
@@ -3318,7 +3318,7 @@
         <w:keepNext/>
         <w:numPr>
           <w:ilvl w:val="0"/>
-          <w:numId w:val="504"/>
+          <w:numId w:val="523"/>
         </w:numPr>
         <w:spacing w:after="40" w:before="40"/>
       </w:pPr>
@@ -3337,7 +3337,7 @@
         <w:keepNext/>
         <w:numPr>
           <w:ilvl w:val="0"/>
-          <w:numId w:val="504"/>
+          <w:numId w:val="523"/>
         </w:numPr>
         <w:spacing w:after="40" w:before="40"/>
       </w:pPr>
@@ -3445,7 +3445,7 @@
         <w:keepNext/>
         <w:numPr>
           <w:ilvl w:val="0"/>
-          <w:numId w:val="505"/>
+          <w:numId w:val="524"/>
         </w:numPr>
         <w:spacing w:after="40" w:before="40"/>
       </w:pPr>
@@ -3464,7 +3464,7 @@
         <w:keepNext/>
         <w:numPr>
           <w:ilvl w:val="0"/>
-          <w:numId w:val="505"/>
+          <w:numId w:val="524"/>
         </w:numPr>
         <w:spacing w:after="40" w:before="40"/>
       </w:pPr>
@@ -3483,7 +3483,7 @@
         <w:keepNext/>
         <w:numPr>
           <w:ilvl w:val="0"/>
-          <w:numId w:val="505"/>
+          <w:numId w:val="524"/>
         </w:numPr>
         <w:spacing w:after="40" w:before="40"/>
       </w:pPr>
@@ -3501,7 +3501,7 @@
         <w:pStyle w:val="ListParagraph"/>
         <w:numPr>
           <w:ilvl w:val="0"/>
-          <w:numId w:val="505"/>
+          <w:numId w:val="524"/>
         </w:numPr>
         <w:spacing w:after="40" w:before="40"/>
       </w:pPr>
@@ -3543,7 +3543,7 @@
         <w:keepNext/>
         <w:numPr>
           <w:ilvl w:val="0"/>
-          <w:numId w:val="506"/>
+          <w:numId w:val="525"/>
         </w:numPr>
         <w:spacing w:after="40" w:before="40"/>
       </w:pPr>
@@ -3562,7 +3562,7 @@
         <w:keepNext/>
         <w:numPr>
           <w:ilvl w:val="0"/>
-          <w:numId w:val="506"/>
+          <w:numId w:val="525"/>
         </w:numPr>
         <w:spacing w:after="40" w:before="40"/>
       </w:pPr>
@@ -3581,7 +3581,7 @@
         <w:keepNext/>
         <w:numPr>
           <w:ilvl w:val="0"/>
-          <w:numId w:val="506"/>
+          <w:numId w:val="525"/>
         </w:numPr>
         <w:spacing w:after="40" w:before="40"/>
       </w:pPr>
@@ -3658,7 +3658,7 @@
         <w:keepNext/>
         <w:numPr>
           <w:ilvl w:val="0"/>
-          <w:numId w:val="507"/>
+          <w:numId w:val="526"/>
         </w:numPr>
         <w:spacing w:after="40" w:before="40"/>
       </w:pPr>
@@ -3677,7 +3677,7 @@
         <w:keepNext/>
         <w:numPr>
           <w:ilvl w:val="0"/>
-          <w:numId w:val="507"/>
+          <w:numId w:val="526"/>
         </w:numPr>
         <w:spacing w:after="40" w:before="40"/>
       </w:pPr>
@@ -3727,7 +3727,7 @@
         <w:keepNext/>
         <w:numPr>
           <w:ilvl w:val="0"/>
-          <w:numId w:val="508"/>
+          <w:numId w:val="527"/>
         </w:numPr>
         <w:spacing w:after="40" w:before="40"/>
       </w:pPr>
@@ -3746,7 +3746,7 @@
         <w:keepNext/>
         <w:numPr>
           <w:ilvl w:val="0"/>
-          <w:numId w:val="508"/>
+          <w:numId w:val="527"/>
         </w:numPr>
         <w:spacing w:after="40" w:before="40"/>
       </w:pPr>
@@ -3765,7 +3765,7 @@
         <w:keepNext/>
         <w:numPr>
           <w:ilvl w:val="0"/>
-          <w:numId w:val="508"/>
+          <w:numId w:val="527"/>
         </w:numPr>
         <w:spacing w:after="40" w:before="40"/>
       </w:pPr>
@@ -3783,7 +3783,7 @@
         <w:pStyle w:val="ListParagraph"/>
         <w:numPr>
           <w:ilvl w:val="0"/>
-          <w:numId w:val="508"/>
+          <w:numId w:val="527"/>
         </w:numPr>
         <w:spacing w:after="40" w:before="40"/>
       </w:pPr>
@@ -3825,7 +3825,7 @@
         <w:keepNext/>
         <w:numPr>
           <w:ilvl w:val="0"/>
-          <w:numId w:val="509"/>
+          <w:numId w:val="528"/>
         </w:numPr>
         <w:spacing w:after="40" w:before="40"/>
       </w:pPr>
@@ -3844,7 +3844,7 @@
         <w:keepNext/>
         <w:numPr>
           <w:ilvl w:val="0"/>
-          <w:numId w:val="509"/>
+          <w:numId w:val="528"/>
         </w:numPr>
         <w:spacing w:after="40" w:before="40"/>
       </w:pPr>
@@ -3863,7 +3863,7 @@
         <w:keepNext/>
         <w:numPr>
           <w:ilvl w:val="0"/>
-          <w:numId w:val="509"/>
+          <w:numId w:val="528"/>
         </w:numPr>
         <w:spacing w:after="40" w:before="40"/>
       </w:pPr>
@@ -3882,7 +3882,7 @@
         <w:keepNext/>
         <w:numPr>
           <w:ilvl w:val="0"/>
-          <w:numId w:val="509"/>
+          <w:numId w:val="528"/>
         </w:numPr>
         <w:spacing w:after="40" w:before="40"/>
       </w:pPr>
@@ -3960,7 +3960,7 @@
         <w:keepNext/>
         <w:numPr>
           <w:ilvl w:val="0"/>
-          <w:numId w:val="510"/>
+          <w:numId w:val="529"/>
         </w:numPr>
         <w:spacing w:after="40" w:before="40"/>
       </w:pPr>
@@ -3979,7 +3979,7 @@
         <w:keepNext/>
         <w:numPr>
           <w:ilvl w:val="0"/>
-          <w:numId w:val="510"/>
+          <w:numId w:val="529"/>
         </w:numPr>
         <w:spacing w:after="40" w:before="40"/>
       </w:pPr>
@@ -3998,7 +3998,7 @@
         <w:keepNext/>
         <w:numPr>
           <w:ilvl w:val="0"/>
-          <w:numId w:val="510"/>
+          <w:numId w:val="529"/>
         </w:numPr>
         <w:spacing w:after="40" w:before="40"/>
       </w:pPr>
@@ -4017,7 +4017,7 @@
         <w:keepNext/>
         <w:numPr>
           <w:ilvl w:val="0"/>
-          <w:numId w:val="510"/>
+          <w:numId w:val="529"/>
         </w:numPr>
         <w:spacing w:after="40" w:before="40"/>
       </w:pPr>
@@ -4036,7 +4036,7 @@
         <w:keepNext/>
         <w:numPr>
           <w:ilvl w:val="0"/>
-          <w:numId w:val="510"/>
+          <w:numId w:val="529"/>
         </w:numPr>
         <w:spacing w:after="40" w:before="40"/>
       </w:pPr>
@@ -4095,7 +4095,7 @@
         <w:keepNext/>
         <w:numPr>
           <w:ilvl w:val="0"/>
-          <w:numId w:val="511"/>
+          <w:numId w:val="530"/>
         </w:numPr>
         <w:spacing w:after="40" w:before="40"/>
       </w:pPr>
@@ -4114,7 +4114,7 @@
         <w:keepNext/>
         <w:numPr>
           <w:ilvl w:val="0"/>
-          <w:numId w:val="511"/>
+          <w:numId w:val="530"/>
         </w:numPr>
         <w:spacing w:after="40" w:before="40"/>
       </w:pPr>
@@ -4133,7 +4133,7 @@
         <w:keepNext/>
         <w:numPr>
           <w:ilvl w:val="0"/>
-          <w:numId w:val="511"/>
+          <w:numId w:val="530"/>
         </w:numPr>
         <w:spacing w:after="40" w:before="40"/>
       </w:pPr>
@@ -4152,7 +4152,7 @@
         <w:keepNext/>
         <w:numPr>
           <w:ilvl w:val="0"/>
-          <w:numId w:val="511"/>
+          <w:numId w:val="530"/>
         </w:numPr>
         <w:spacing w:after="40" w:before="40"/>
       </w:pPr>
@@ -4171,7 +4171,7 @@
         <w:keepNext/>
         <w:numPr>
           <w:ilvl w:val="0"/>
-          <w:numId w:val="511"/>
+          <w:numId w:val="530"/>
         </w:numPr>
         <w:spacing w:after="40" w:before="40"/>
       </w:pPr>
@@ -4249,7 +4249,7 @@
         <w:keepNext/>
         <w:numPr>
           <w:ilvl w:val="0"/>
-          <w:numId w:val="512"/>
+          <w:numId w:val="531"/>
         </w:numPr>
         <w:spacing w:after="40" w:before="40"/>
       </w:pPr>
@@ -4268,7 +4268,7 @@
         <w:keepNext/>
         <w:numPr>
           <w:ilvl w:val="0"/>
-          <w:numId w:val="512"/>
+          <w:numId w:val="531"/>
         </w:numPr>
         <w:spacing w:after="40" w:before="40"/>
       </w:pPr>
@@ -4287,7 +4287,7 @@
         <w:keepNext/>
         <w:numPr>
           <w:ilvl w:val="0"/>
-          <w:numId w:val="512"/>
+          <w:numId w:val="531"/>
         </w:numPr>
         <w:spacing w:after="40" w:before="40"/>
       </w:pPr>
@@ -4383,7 +4383,7 @@
         <w:keepNext/>
         <w:numPr>
           <w:ilvl w:val="0"/>
-          <w:numId w:val="513"/>
+          <w:numId w:val="532"/>
         </w:numPr>
         <w:spacing w:after="40" w:before="40"/>
       </w:pPr>
@@ -4402,7 +4402,7 @@
         <w:keepNext/>
         <w:numPr>
           <w:ilvl w:val="0"/>
-          <w:numId w:val="513"/>
+          <w:numId w:val="532"/>
         </w:numPr>
         <w:spacing w:after="40" w:before="40"/>
       </w:pPr>
@@ -4480,7 +4480,7 @@
         <w:keepNext/>
         <w:numPr>
           <w:ilvl w:val="0"/>
-          <w:numId w:val="514"/>
+          <w:numId w:val="533"/>
         </w:numPr>
         <w:spacing w:after="40" w:before="40"/>
       </w:pPr>
@@ -4499,7 +4499,7 @@
         <w:keepNext/>
         <w:numPr>
           <w:ilvl w:val="0"/>
-          <w:numId w:val="514"/>
+          <w:numId w:val="533"/>
         </w:numPr>
         <w:spacing w:after="40" w:before="40"/>
       </w:pPr>
@@ -4518,7 +4518,7 @@
         <w:keepNext/>
         <w:numPr>
           <w:ilvl w:val="0"/>
-          <w:numId w:val="514"/>
+          <w:numId w:val="533"/>
         </w:numPr>
         <w:spacing w:after="40" w:before="40"/>
       </w:pPr>
@@ -4596,7 +4596,7 @@
         <w:keepNext/>
         <w:numPr>
           <w:ilvl w:val="0"/>
-          <w:numId w:val="515"/>
+          <w:numId w:val="534"/>
         </w:numPr>
         <w:spacing w:after="40" w:before="40"/>
       </w:pPr>
@@ -4615,7 +4615,7 @@
         <w:keepNext/>
         <w:numPr>
           <w:ilvl w:val="0"/>
-          <w:numId w:val="515"/>
+          <w:numId w:val="534"/>
         </w:numPr>
         <w:spacing w:after="40" w:before="40"/>
       </w:pPr>
@@ -4634,7 +4634,7 @@
         <w:keepNext/>
         <w:numPr>
           <w:ilvl w:val="0"/>
-          <w:numId w:val="515"/>
+          <w:numId w:val="534"/>
         </w:numPr>
         <w:spacing w:after="40" w:before="40"/>
       </w:pPr>
@@ -4653,7 +4653,7 @@
         <w:keepNext/>
         <w:numPr>
           <w:ilvl w:val="0"/>
-          <w:numId w:val="515"/>
+          <w:numId w:val="534"/>
         </w:numPr>
         <w:spacing w:after="40" w:before="40"/>
       </w:pPr>
@@ -4731,7 +4731,7 @@
         <w:keepNext/>
         <w:numPr>
           <w:ilvl w:val="0"/>
-          <w:numId w:val="516"/>
+          <w:numId w:val="535"/>
         </w:numPr>
         <w:spacing w:after="40" w:before="40"/>
       </w:pPr>
@@ -4750,7 +4750,7 @@
         <w:keepNext/>
         <w:numPr>
           <w:ilvl w:val="0"/>
-          <w:numId w:val="516"/>
+          <w:numId w:val="535"/>
         </w:numPr>
         <w:spacing w:after="40" w:before="40"/>
       </w:pPr>
@@ -4769,7 +4769,7 @@
         <w:keepNext/>
         <w:numPr>
           <w:ilvl w:val="0"/>
-          <w:numId w:val="516"/>
+          <w:numId w:val="535"/>
         </w:numPr>
         <w:spacing w:after="40" w:before="40"/>
       </w:pPr>
@@ -10775,6 +10775,120 @@
     </w:lvlOverride>
   </w:num>
   <w:num w:numId="516">
+    <w:abstractNumId w:val="2"/>
+    <w:lvlOverride w:ilvl="0">
+      <w:startOverride w:val="1"/>
+    </w:lvlOverride>
+  </w:num>
+  <w:num w:numId="517">
+    <w:abstractNumId w:val="2"/>
+    <w:lvlOverride w:ilvl="0">
+      <w:startOverride w:val="1"/>
+    </w:lvlOverride>
+  </w:num>
+  <w:num w:numId="518">
+    <w:abstractNumId w:val="2"/>
+    <w:lvlOverride w:ilvl="0">
+      <w:startOverride w:val="1"/>
+    </w:lvlOverride>
+  </w:num>
+  <w:num w:numId="519">
+    <w:abstractNumId w:val="2"/>
+    <w:lvlOverride w:ilvl="0">
+      <w:startOverride w:val="1"/>
+    </w:lvlOverride>
+  </w:num>
+  <w:num w:numId="520">
+    <w:abstractNumId w:val="2"/>
+    <w:lvlOverride w:ilvl="0">
+      <w:startOverride w:val="1"/>
+    </w:lvlOverride>
+  </w:num>
+  <w:num w:numId="521">
+    <w:abstractNumId w:val="2"/>
+    <w:lvlOverride w:ilvl="0">
+      <w:startOverride w:val="1"/>
+    </w:lvlOverride>
+  </w:num>
+  <w:num w:numId="522">
+    <w:abstractNumId w:val="2"/>
+    <w:lvlOverride w:ilvl="0">
+      <w:startOverride w:val="1"/>
+    </w:lvlOverride>
+  </w:num>
+  <w:num w:numId="523">
+    <w:abstractNumId w:val="2"/>
+    <w:lvlOverride w:ilvl="0">
+      <w:startOverride w:val="1"/>
+    </w:lvlOverride>
+  </w:num>
+  <w:num w:numId="524">
+    <w:abstractNumId w:val="3"/>
+    <w:lvlOverride w:ilvl="0">
+      <w:startOverride w:val="1"/>
+    </w:lvlOverride>
+  </w:num>
+  <w:num w:numId="525">
+    <w:abstractNumId w:val="2"/>
+    <w:lvlOverride w:ilvl="0">
+      <w:startOverride w:val="1"/>
+    </w:lvlOverride>
+  </w:num>
+  <w:num w:numId="526">
+    <w:abstractNumId w:val="2"/>
+    <w:lvlOverride w:ilvl="0">
+      <w:startOverride w:val="1"/>
+    </w:lvlOverride>
+  </w:num>
+  <w:num w:numId="527">
+    <w:abstractNumId w:val="3"/>
+    <w:lvlOverride w:ilvl="0">
+      <w:startOverride w:val="1"/>
+    </w:lvlOverride>
+  </w:num>
+  <w:num w:numId="528">
+    <w:abstractNumId w:val="2"/>
+    <w:lvlOverride w:ilvl="0">
+      <w:startOverride w:val="1"/>
+    </w:lvlOverride>
+  </w:num>
+  <w:num w:numId="529">
+    <w:abstractNumId w:val="2"/>
+    <w:lvlOverride w:ilvl="0">
+      <w:startOverride w:val="1"/>
+    </w:lvlOverride>
+  </w:num>
+  <w:num w:numId="530">
+    <w:abstractNumId w:val="2"/>
+    <w:lvlOverride w:ilvl="0">
+      <w:startOverride w:val="1"/>
+    </w:lvlOverride>
+  </w:num>
+  <w:num w:numId="531">
+    <w:abstractNumId w:val="2"/>
+    <w:lvlOverride w:ilvl="0">
+      <w:startOverride w:val="1"/>
+    </w:lvlOverride>
+  </w:num>
+  <w:num w:numId="532">
+    <w:abstractNumId w:val="2"/>
+    <w:lvlOverride w:ilvl="0">
+      <w:startOverride w:val="1"/>
+    </w:lvlOverride>
+  </w:num>
+  <w:num w:numId="533">
+    <w:abstractNumId w:val="2"/>
+    <w:lvlOverride w:ilvl="0">
+      <w:startOverride w:val="1"/>
+    </w:lvlOverride>
+  </w:num>
+  <w:num w:numId="534">
+    <w:abstractNumId w:val="2"/>
+    <w:lvlOverride w:ilvl="0">
+      <w:startOverride w:val="1"/>
+    </w:lvlOverride>
+  </w:num>
+  <w:num w:numId="535">
     <w:abstractNumId w:val="2"/>
     <w:lvlOverride w:ilvl="0">
       <w:startOverride w:val="1"/>

--- a/docs/government-project/06_사용자매뉴얼.docx
+++ b/docs/government-project/06_사용자매뉴얼.docx
@@ -1275,7 +1275,7 @@
         <w:keepNext/>
         <w:numPr>
           <w:ilvl w:val="0"/>
-          <w:numId w:val="517"/>
+          <w:numId w:val="555"/>
         </w:numPr>
         <w:spacing w:after="40" w:before="40"/>
       </w:pPr>
@@ -1294,7 +1294,7 @@
         <w:keepNext/>
         <w:numPr>
           <w:ilvl w:val="0"/>
-          <w:numId w:val="517"/>
+          <w:numId w:val="555"/>
         </w:numPr>
         <w:spacing w:after="40" w:before="40"/>
       </w:pPr>
@@ -1313,7 +1313,7 @@
         <w:keepNext/>
         <w:numPr>
           <w:ilvl w:val="0"/>
-          <w:numId w:val="517"/>
+          <w:numId w:val="555"/>
         </w:numPr>
         <w:spacing w:after="40" w:before="40"/>
       </w:pPr>
@@ -1332,7 +1332,7 @@
         <w:keepNext/>
         <w:numPr>
           <w:ilvl w:val="0"/>
-          <w:numId w:val="517"/>
+          <w:numId w:val="555"/>
         </w:numPr>
         <w:spacing w:after="40" w:before="40"/>
       </w:pPr>
@@ -1351,7 +1351,7 @@
         <w:keepNext/>
         <w:numPr>
           <w:ilvl w:val="0"/>
-          <w:numId w:val="517"/>
+          <w:numId w:val="555"/>
         </w:numPr>
         <w:spacing w:after="40" w:before="40"/>
       </w:pPr>
@@ -1429,7 +1429,7 @@
         <w:keepNext/>
         <w:numPr>
           <w:ilvl w:val="0"/>
-          <w:numId w:val="518"/>
+          <w:numId w:val="556"/>
         </w:numPr>
         <w:spacing w:after="40" w:before="40"/>
       </w:pPr>
@@ -1448,7 +1448,7 @@
         <w:keepNext/>
         <w:numPr>
           <w:ilvl w:val="0"/>
-          <w:numId w:val="518"/>
+          <w:numId w:val="556"/>
         </w:numPr>
         <w:spacing w:after="40" w:before="40"/>
       </w:pPr>
@@ -1467,7 +1467,7 @@
         <w:keepNext/>
         <w:numPr>
           <w:ilvl w:val="0"/>
-          <w:numId w:val="518"/>
+          <w:numId w:val="556"/>
         </w:numPr>
         <w:spacing w:after="40" w:before="40"/>
       </w:pPr>
@@ -1580,7 +1580,7 @@
         <w:keepNext/>
         <w:numPr>
           <w:ilvl w:val="0"/>
-          <w:numId w:val="519"/>
+          <w:numId w:val="557"/>
         </w:numPr>
         <w:spacing w:after="40" w:before="40"/>
       </w:pPr>
@@ -1599,7 +1599,7 @@
         <w:keepNext/>
         <w:numPr>
           <w:ilvl w:val="0"/>
-          <w:numId w:val="519"/>
+          <w:numId w:val="557"/>
         </w:numPr>
         <w:spacing w:after="40" w:before="40"/>
       </w:pPr>
@@ -2418,7 +2418,7 @@
         <w:keepNext/>
         <w:numPr>
           <w:ilvl w:val="0"/>
-          <w:numId w:val="520"/>
+          <w:numId w:val="558"/>
         </w:numPr>
         <w:spacing w:after="40" w:before="40"/>
       </w:pPr>
@@ -2437,7 +2437,7 @@
         <w:keepNext/>
         <w:numPr>
           <w:ilvl w:val="0"/>
-          <w:numId w:val="520"/>
+          <w:numId w:val="558"/>
         </w:numPr>
         <w:spacing w:after="40" w:before="40"/>
       </w:pPr>
@@ -2456,7 +2456,7 @@
         <w:keepNext/>
         <w:numPr>
           <w:ilvl w:val="0"/>
-          <w:numId w:val="520"/>
+          <w:numId w:val="558"/>
         </w:numPr>
         <w:spacing w:after="40" w:before="40"/>
       </w:pPr>
@@ -2475,7 +2475,7 @@
         <w:keepNext/>
         <w:numPr>
           <w:ilvl w:val="0"/>
-          <w:numId w:val="520"/>
+          <w:numId w:val="558"/>
         </w:numPr>
         <w:spacing w:after="40" w:before="40"/>
       </w:pPr>
@@ -2494,7 +2494,7 @@
         <w:keepNext/>
         <w:numPr>
           <w:ilvl w:val="0"/>
-          <w:numId w:val="520"/>
+          <w:numId w:val="558"/>
         </w:numPr>
         <w:spacing w:after="40" w:before="40"/>
       </w:pPr>
@@ -3090,7 +3090,7 @@
         <w:keepNext/>
         <w:numPr>
           <w:ilvl w:val="0"/>
-          <w:numId w:val="521"/>
+          <w:numId w:val="559"/>
         </w:numPr>
         <w:spacing w:after="40" w:before="40"/>
       </w:pPr>
@@ -3109,7 +3109,7 @@
         <w:keepNext/>
         <w:numPr>
           <w:ilvl w:val="0"/>
-          <w:numId w:val="521"/>
+          <w:numId w:val="559"/>
         </w:numPr>
         <w:spacing w:after="40" w:before="40"/>
       </w:pPr>
@@ -3128,7 +3128,7 @@
         <w:keepNext/>
         <w:numPr>
           <w:ilvl w:val="0"/>
-          <w:numId w:val="521"/>
+          <w:numId w:val="559"/>
         </w:numPr>
         <w:spacing w:after="40" w:before="40"/>
       </w:pPr>
@@ -3147,7 +3147,7 @@
         <w:keepNext/>
         <w:numPr>
           <w:ilvl w:val="0"/>
-          <w:numId w:val="521"/>
+          <w:numId w:val="559"/>
         </w:numPr>
         <w:spacing w:after="40" w:before="40"/>
       </w:pPr>
@@ -3201,7 +3201,7 @@
         <w:keepNext/>
         <w:numPr>
           <w:ilvl w:val="0"/>
-          <w:numId w:val="522"/>
+          <w:numId w:val="560"/>
         </w:numPr>
         <w:spacing w:after="40" w:before="40"/>
       </w:pPr>
@@ -3220,7 +3220,7 @@
         <w:keepNext/>
         <w:numPr>
           <w:ilvl w:val="0"/>
-          <w:numId w:val="522"/>
+          <w:numId w:val="560"/>
         </w:numPr>
         <w:spacing w:after="40" w:before="40"/>
       </w:pPr>
@@ -3238,7 +3238,7 @@
         <w:pStyle w:val="ListParagraph"/>
         <w:numPr>
           <w:ilvl w:val="0"/>
-          <w:numId w:val="522"/>
+          <w:numId w:val="560"/>
         </w:numPr>
         <w:spacing w:after="40" w:before="40"/>
       </w:pPr>
@@ -3299,7 +3299,7 @@
         <w:keepNext/>
         <w:numPr>
           <w:ilvl w:val="0"/>
-          <w:numId w:val="523"/>
+          <w:numId w:val="561"/>
         </w:numPr>
         <w:spacing w:after="40" w:before="40"/>
       </w:pPr>
@@ -3318,7 +3318,7 @@
         <w:keepNext/>
         <w:numPr>
           <w:ilvl w:val="0"/>
-          <w:numId w:val="523"/>
+          <w:numId w:val="561"/>
         </w:numPr>
         <w:spacing w:after="40" w:before="40"/>
       </w:pPr>
@@ -3337,7 +3337,7 @@
         <w:keepNext/>
         <w:numPr>
           <w:ilvl w:val="0"/>
-          <w:numId w:val="523"/>
+          <w:numId w:val="561"/>
         </w:numPr>
         <w:spacing w:after="40" w:before="40"/>
       </w:pPr>
@@ -3445,7 +3445,7 @@
         <w:keepNext/>
         <w:numPr>
           <w:ilvl w:val="0"/>
-          <w:numId w:val="524"/>
+          <w:numId w:val="562"/>
         </w:numPr>
         <w:spacing w:after="40" w:before="40"/>
       </w:pPr>
@@ -3464,7 +3464,7 @@
         <w:keepNext/>
         <w:numPr>
           <w:ilvl w:val="0"/>
-          <w:numId w:val="524"/>
+          <w:numId w:val="562"/>
         </w:numPr>
         <w:spacing w:after="40" w:before="40"/>
       </w:pPr>
@@ -3483,7 +3483,7 @@
         <w:keepNext/>
         <w:numPr>
           <w:ilvl w:val="0"/>
-          <w:numId w:val="524"/>
+          <w:numId w:val="562"/>
         </w:numPr>
         <w:spacing w:after="40" w:before="40"/>
       </w:pPr>
@@ -3501,7 +3501,7 @@
         <w:pStyle w:val="ListParagraph"/>
         <w:numPr>
           <w:ilvl w:val="0"/>
-          <w:numId w:val="524"/>
+          <w:numId w:val="562"/>
         </w:numPr>
         <w:spacing w:after="40" w:before="40"/>
       </w:pPr>
@@ -3543,7 +3543,7 @@
         <w:keepNext/>
         <w:numPr>
           <w:ilvl w:val="0"/>
-          <w:numId w:val="525"/>
+          <w:numId w:val="563"/>
         </w:numPr>
         <w:spacing w:after="40" w:before="40"/>
       </w:pPr>
@@ -3562,7 +3562,7 @@
         <w:keepNext/>
         <w:numPr>
           <w:ilvl w:val="0"/>
-          <w:numId w:val="525"/>
+          <w:numId w:val="563"/>
         </w:numPr>
         <w:spacing w:after="40" w:before="40"/>
       </w:pPr>
@@ -3581,7 +3581,7 @@
         <w:keepNext/>
         <w:numPr>
           <w:ilvl w:val="0"/>
-          <w:numId w:val="525"/>
+          <w:numId w:val="563"/>
         </w:numPr>
         <w:spacing w:after="40" w:before="40"/>
       </w:pPr>
@@ -3658,7 +3658,7 @@
         <w:keepNext/>
         <w:numPr>
           <w:ilvl w:val="0"/>
-          <w:numId w:val="526"/>
+          <w:numId w:val="564"/>
         </w:numPr>
         <w:spacing w:after="40" w:before="40"/>
       </w:pPr>
@@ -3677,7 +3677,7 @@
         <w:keepNext/>
         <w:numPr>
           <w:ilvl w:val="0"/>
-          <w:numId w:val="526"/>
+          <w:numId w:val="564"/>
         </w:numPr>
         <w:spacing w:after="40" w:before="40"/>
       </w:pPr>
@@ -3727,7 +3727,7 @@
         <w:keepNext/>
         <w:numPr>
           <w:ilvl w:val="0"/>
-          <w:numId w:val="527"/>
+          <w:numId w:val="565"/>
         </w:numPr>
         <w:spacing w:after="40" w:before="40"/>
       </w:pPr>
@@ -3746,7 +3746,7 @@
         <w:keepNext/>
         <w:numPr>
           <w:ilvl w:val="0"/>
-          <w:numId w:val="527"/>
+          <w:numId w:val="565"/>
         </w:numPr>
         <w:spacing w:after="40" w:before="40"/>
       </w:pPr>
@@ -3765,7 +3765,7 @@
         <w:keepNext/>
         <w:numPr>
           <w:ilvl w:val="0"/>
-          <w:numId w:val="527"/>
+          <w:numId w:val="565"/>
         </w:numPr>
         <w:spacing w:after="40" w:before="40"/>
       </w:pPr>
@@ -3783,7 +3783,7 @@
         <w:pStyle w:val="ListParagraph"/>
         <w:numPr>
           <w:ilvl w:val="0"/>
-          <w:numId w:val="527"/>
+          <w:numId w:val="565"/>
         </w:numPr>
         <w:spacing w:after="40" w:before="40"/>
       </w:pPr>
@@ -3825,7 +3825,7 @@
         <w:keepNext/>
         <w:numPr>
           <w:ilvl w:val="0"/>
-          <w:numId w:val="528"/>
+          <w:numId w:val="566"/>
         </w:numPr>
         <w:spacing w:after="40" w:before="40"/>
       </w:pPr>
@@ -3844,7 +3844,7 @@
         <w:keepNext/>
         <w:numPr>
           <w:ilvl w:val="0"/>
-          <w:numId w:val="528"/>
+          <w:numId w:val="566"/>
         </w:numPr>
         <w:spacing w:after="40" w:before="40"/>
       </w:pPr>
@@ -3863,7 +3863,7 @@
         <w:keepNext/>
         <w:numPr>
           <w:ilvl w:val="0"/>
-          <w:numId w:val="528"/>
+          <w:numId w:val="566"/>
         </w:numPr>
         <w:spacing w:after="40" w:before="40"/>
       </w:pPr>
@@ -3882,7 +3882,7 @@
         <w:keepNext/>
         <w:numPr>
           <w:ilvl w:val="0"/>
-          <w:numId w:val="528"/>
+          <w:numId w:val="566"/>
         </w:numPr>
         <w:spacing w:after="40" w:before="40"/>
       </w:pPr>
@@ -3960,7 +3960,7 @@
         <w:keepNext/>
         <w:numPr>
           <w:ilvl w:val="0"/>
-          <w:numId w:val="529"/>
+          <w:numId w:val="567"/>
         </w:numPr>
         <w:spacing w:after="40" w:before="40"/>
       </w:pPr>
@@ -3979,7 +3979,7 @@
         <w:keepNext/>
         <w:numPr>
           <w:ilvl w:val="0"/>
-          <w:numId w:val="529"/>
+          <w:numId w:val="567"/>
         </w:numPr>
         <w:spacing w:after="40" w:before="40"/>
       </w:pPr>
@@ -3998,7 +3998,7 @@
         <w:keepNext/>
         <w:numPr>
           <w:ilvl w:val="0"/>
-          <w:numId w:val="529"/>
+          <w:numId w:val="567"/>
         </w:numPr>
         <w:spacing w:after="40" w:before="40"/>
       </w:pPr>
@@ -4017,7 +4017,7 @@
         <w:keepNext/>
         <w:numPr>
           <w:ilvl w:val="0"/>
-          <w:numId w:val="529"/>
+          <w:numId w:val="567"/>
         </w:numPr>
         <w:spacing w:after="40" w:before="40"/>
       </w:pPr>
@@ -4036,7 +4036,7 @@
         <w:keepNext/>
         <w:numPr>
           <w:ilvl w:val="0"/>
-          <w:numId w:val="529"/>
+          <w:numId w:val="567"/>
         </w:numPr>
         <w:spacing w:after="40" w:before="40"/>
       </w:pPr>
@@ -4095,7 +4095,7 @@
         <w:keepNext/>
         <w:numPr>
           <w:ilvl w:val="0"/>
-          <w:numId w:val="530"/>
+          <w:numId w:val="568"/>
         </w:numPr>
         <w:spacing w:after="40" w:before="40"/>
       </w:pPr>
@@ -4114,7 +4114,7 @@
         <w:keepNext/>
         <w:numPr>
           <w:ilvl w:val="0"/>
-          <w:numId w:val="530"/>
+          <w:numId w:val="568"/>
         </w:numPr>
         <w:spacing w:after="40" w:before="40"/>
       </w:pPr>
@@ -4133,7 +4133,7 @@
         <w:keepNext/>
         <w:numPr>
           <w:ilvl w:val="0"/>
-          <w:numId w:val="530"/>
+          <w:numId w:val="568"/>
         </w:numPr>
         <w:spacing w:after="40" w:before="40"/>
       </w:pPr>
@@ -4152,7 +4152,7 @@
         <w:keepNext/>
         <w:numPr>
           <w:ilvl w:val="0"/>
-          <w:numId w:val="530"/>
+          <w:numId w:val="568"/>
         </w:numPr>
         <w:spacing w:after="40" w:before="40"/>
       </w:pPr>
@@ -4171,7 +4171,7 @@
         <w:keepNext/>
         <w:numPr>
           <w:ilvl w:val="0"/>
-          <w:numId w:val="530"/>
+          <w:numId w:val="568"/>
         </w:numPr>
         <w:spacing w:after="40" w:before="40"/>
       </w:pPr>
@@ -4249,7 +4249,7 @@
         <w:keepNext/>
         <w:numPr>
           <w:ilvl w:val="0"/>
-          <w:numId w:val="531"/>
+          <w:numId w:val="569"/>
         </w:numPr>
         <w:spacing w:after="40" w:before="40"/>
       </w:pPr>
@@ -4268,7 +4268,7 @@
         <w:keepNext/>
         <w:numPr>
           <w:ilvl w:val="0"/>
-          <w:numId w:val="531"/>
+          <w:numId w:val="569"/>
         </w:numPr>
         <w:spacing w:after="40" w:before="40"/>
       </w:pPr>
@@ -4287,7 +4287,7 @@
         <w:keepNext/>
         <w:numPr>
           <w:ilvl w:val="0"/>
-          <w:numId w:val="531"/>
+          <w:numId w:val="569"/>
         </w:numPr>
         <w:spacing w:after="40" w:before="40"/>
       </w:pPr>
@@ -4383,7 +4383,7 @@
         <w:keepNext/>
         <w:numPr>
           <w:ilvl w:val="0"/>
-          <w:numId w:val="532"/>
+          <w:numId w:val="570"/>
         </w:numPr>
         <w:spacing w:after="40" w:before="40"/>
       </w:pPr>
@@ -4402,7 +4402,7 @@
         <w:keepNext/>
         <w:numPr>
           <w:ilvl w:val="0"/>
-          <w:numId w:val="532"/>
+          <w:numId w:val="570"/>
         </w:numPr>
         <w:spacing w:after="40" w:before="40"/>
       </w:pPr>
@@ -4480,7 +4480,7 @@
         <w:keepNext/>
         <w:numPr>
           <w:ilvl w:val="0"/>
-          <w:numId w:val="533"/>
+          <w:numId w:val="571"/>
         </w:numPr>
         <w:spacing w:after="40" w:before="40"/>
       </w:pPr>
@@ -4499,7 +4499,7 @@
         <w:keepNext/>
         <w:numPr>
           <w:ilvl w:val="0"/>
-          <w:numId w:val="533"/>
+          <w:numId w:val="571"/>
         </w:numPr>
         <w:spacing w:after="40" w:before="40"/>
       </w:pPr>
@@ -4518,7 +4518,7 @@
         <w:keepNext/>
         <w:numPr>
           <w:ilvl w:val="0"/>
-          <w:numId w:val="533"/>
+          <w:numId w:val="571"/>
         </w:numPr>
         <w:spacing w:after="40" w:before="40"/>
       </w:pPr>
@@ -4596,7 +4596,7 @@
         <w:keepNext/>
         <w:numPr>
           <w:ilvl w:val="0"/>
-          <w:numId w:val="534"/>
+          <w:numId w:val="572"/>
         </w:numPr>
         <w:spacing w:after="40" w:before="40"/>
       </w:pPr>
@@ -4615,7 +4615,7 @@
         <w:keepNext/>
         <w:numPr>
           <w:ilvl w:val="0"/>
-          <w:numId w:val="534"/>
+          <w:numId w:val="572"/>
         </w:numPr>
         <w:spacing w:after="40" w:before="40"/>
       </w:pPr>
@@ -4634,7 +4634,7 @@
         <w:keepNext/>
         <w:numPr>
           <w:ilvl w:val="0"/>
-          <w:numId w:val="534"/>
+          <w:numId w:val="572"/>
         </w:numPr>
         <w:spacing w:after="40" w:before="40"/>
       </w:pPr>
@@ -4653,7 +4653,7 @@
         <w:keepNext/>
         <w:numPr>
           <w:ilvl w:val="0"/>
-          <w:numId w:val="534"/>
+          <w:numId w:val="572"/>
         </w:numPr>
         <w:spacing w:after="40" w:before="40"/>
       </w:pPr>
@@ -4731,7 +4731,7 @@
         <w:keepNext/>
         <w:numPr>
           <w:ilvl w:val="0"/>
-          <w:numId w:val="535"/>
+          <w:numId w:val="573"/>
         </w:numPr>
         <w:spacing w:after="40" w:before="40"/>
       </w:pPr>
@@ -4750,7 +4750,7 @@
         <w:keepNext/>
         <w:numPr>
           <w:ilvl w:val="0"/>
-          <w:numId w:val="535"/>
+          <w:numId w:val="573"/>
         </w:numPr>
         <w:spacing w:after="40" w:before="40"/>
       </w:pPr>
@@ -4769,7 +4769,7 @@
         <w:keepNext/>
         <w:numPr>
           <w:ilvl w:val="0"/>
-          <w:numId w:val="535"/>
+          <w:numId w:val="573"/>
         </w:numPr>
         <w:spacing w:after="40" w:before="40"/>
       </w:pPr>
@@ -10889,6 +10889,234 @@
     </w:lvlOverride>
   </w:num>
   <w:num w:numId="535">
+    <w:abstractNumId w:val="2"/>
+    <w:lvlOverride w:ilvl="0">
+      <w:startOverride w:val="1"/>
+    </w:lvlOverride>
+  </w:num>
+  <w:num w:numId="536">
+    <w:abstractNumId w:val="2"/>
+    <w:lvlOverride w:ilvl="0">
+      <w:startOverride w:val="1"/>
+    </w:lvlOverride>
+  </w:num>
+  <w:num w:numId="537">
+    <w:abstractNumId w:val="2"/>
+    <w:lvlOverride w:ilvl="0">
+      <w:startOverride w:val="1"/>
+    </w:lvlOverride>
+  </w:num>
+  <w:num w:numId="538">
+    <w:abstractNumId w:val="2"/>
+    <w:lvlOverride w:ilvl="0">
+      <w:startOverride w:val="1"/>
+    </w:lvlOverride>
+  </w:num>
+  <w:num w:numId="539">
+    <w:abstractNumId w:val="2"/>
+    <w:lvlOverride w:ilvl="0">
+      <w:startOverride w:val="1"/>
+    </w:lvlOverride>
+  </w:num>
+  <w:num w:numId="540">
+    <w:abstractNumId w:val="2"/>
+    <w:lvlOverride w:ilvl="0">
+      <w:startOverride w:val="1"/>
+    </w:lvlOverride>
+  </w:num>
+  <w:num w:numId="541">
+    <w:abstractNumId w:val="2"/>
+    <w:lvlOverride w:ilvl="0">
+      <w:startOverride w:val="1"/>
+    </w:lvlOverride>
+  </w:num>
+  <w:num w:numId="542">
+    <w:abstractNumId w:val="2"/>
+    <w:lvlOverride w:ilvl="0">
+      <w:startOverride w:val="1"/>
+    </w:lvlOverride>
+  </w:num>
+  <w:num w:numId="543">
+    <w:abstractNumId w:val="3"/>
+    <w:lvlOverride w:ilvl="0">
+      <w:startOverride w:val="1"/>
+    </w:lvlOverride>
+  </w:num>
+  <w:num w:numId="544">
+    <w:abstractNumId w:val="2"/>
+    <w:lvlOverride w:ilvl="0">
+      <w:startOverride w:val="1"/>
+    </w:lvlOverride>
+  </w:num>
+  <w:num w:numId="545">
+    <w:abstractNumId w:val="2"/>
+    <w:lvlOverride w:ilvl="0">
+      <w:startOverride w:val="1"/>
+    </w:lvlOverride>
+  </w:num>
+  <w:num w:numId="546">
+    <w:abstractNumId w:val="3"/>
+    <w:lvlOverride w:ilvl="0">
+      <w:startOverride w:val="1"/>
+    </w:lvlOverride>
+  </w:num>
+  <w:num w:numId="547">
+    <w:abstractNumId w:val="2"/>
+    <w:lvlOverride w:ilvl="0">
+      <w:startOverride w:val="1"/>
+    </w:lvlOverride>
+  </w:num>
+  <w:num w:numId="548">
+    <w:abstractNumId w:val="2"/>
+    <w:lvlOverride w:ilvl="0">
+      <w:startOverride w:val="1"/>
+    </w:lvlOverride>
+  </w:num>
+  <w:num w:numId="549">
+    <w:abstractNumId w:val="2"/>
+    <w:lvlOverride w:ilvl="0">
+      <w:startOverride w:val="1"/>
+    </w:lvlOverride>
+  </w:num>
+  <w:num w:numId="550">
+    <w:abstractNumId w:val="2"/>
+    <w:lvlOverride w:ilvl="0">
+      <w:startOverride w:val="1"/>
+    </w:lvlOverride>
+  </w:num>
+  <w:num w:numId="551">
+    <w:abstractNumId w:val="2"/>
+    <w:lvlOverride w:ilvl="0">
+      <w:startOverride w:val="1"/>
+    </w:lvlOverride>
+  </w:num>
+  <w:num w:numId="552">
+    <w:abstractNumId w:val="2"/>
+    <w:lvlOverride w:ilvl="0">
+      <w:startOverride w:val="1"/>
+    </w:lvlOverride>
+  </w:num>
+  <w:num w:numId="553">
+    <w:abstractNumId w:val="2"/>
+    <w:lvlOverride w:ilvl="0">
+      <w:startOverride w:val="1"/>
+    </w:lvlOverride>
+  </w:num>
+  <w:num w:numId="554">
+    <w:abstractNumId w:val="2"/>
+    <w:lvlOverride w:ilvl="0">
+      <w:startOverride w:val="1"/>
+    </w:lvlOverride>
+  </w:num>
+  <w:num w:numId="555">
+    <w:abstractNumId w:val="2"/>
+    <w:lvlOverride w:ilvl="0">
+      <w:startOverride w:val="1"/>
+    </w:lvlOverride>
+  </w:num>
+  <w:num w:numId="556">
+    <w:abstractNumId w:val="2"/>
+    <w:lvlOverride w:ilvl="0">
+      <w:startOverride w:val="1"/>
+    </w:lvlOverride>
+  </w:num>
+  <w:num w:numId="557">
+    <w:abstractNumId w:val="2"/>
+    <w:lvlOverride w:ilvl="0">
+      <w:startOverride w:val="1"/>
+    </w:lvlOverride>
+  </w:num>
+  <w:num w:numId="558">
+    <w:abstractNumId w:val="2"/>
+    <w:lvlOverride w:ilvl="0">
+      <w:startOverride w:val="1"/>
+    </w:lvlOverride>
+  </w:num>
+  <w:num w:numId="559">
+    <w:abstractNumId w:val="2"/>
+    <w:lvlOverride w:ilvl="0">
+      <w:startOverride w:val="1"/>
+    </w:lvlOverride>
+  </w:num>
+  <w:num w:numId="560">
+    <w:abstractNumId w:val="2"/>
+    <w:lvlOverride w:ilvl="0">
+      <w:startOverride w:val="1"/>
+    </w:lvlOverride>
+  </w:num>
+  <w:num w:numId="561">
+    <w:abstractNumId w:val="2"/>
+    <w:lvlOverride w:ilvl="0">
+      <w:startOverride w:val="1"/>
+    </w:lvlOverride>
+  </w:num>
+  <w:num w:numId="562">
+    <w:abstractNumId w:val="3"/>
+    <w:lvlOverride w:ilvl="0">
+      <w:startOverride w:val="1"/>
+    </w:lvlOverride>
+  </w:num>
+  <w:num w:numId="563">
+    <w:abstractNumId w:val="2"/>
+    <w:lvlOverride w:ilvl="0">
+      <w:startOverride w:val="1"/>
+    </w:lvlOverride>
+  </w:num>
+  <w:num w:numId="564">
+    <w:abstractNumId w:val="2"/>
+    <w:lvlOverride w:ilvl="0">
+      <w:startOverride w:val="1"/>
+    </w:lvlOverride>
+  </w:num>
+  <w:num w:numId="565">
+    <w:abstractNumId w:val="3"/>
+    <w:lvlOverride w:ilvl="0">
+      <w:startOverride w:val="1"/>
+    </w:lvlOverride>
+  </w:num>
+  <w:num w:numId="566">
+    <w:abstractNumId w:val="2"/>
+    <w:lvlOverride w:ilvl="0">
+      <w:startOverride w:val="1"/>
+    </w:lvlOverride>
+  </w:num>
+  <w:num w:numId="567">
+    <w:abstractNumId w:val="2"/>
+    <w:lvlOverride w:ilvl="0">
+      <w:startOverride w:val="1"/>
+    </w:lvlOverride>
+  </w:num>
+  <w:num w:numId="568">
+    <w:abstractNumId w:val="2"/>
+    <w:lvlOverride w:ilvl="0">
+      <w:startOverride w:val="1"/>
+    </w:lvlOverride>
+  </w:num>
+  <w:num w:numId="569">
+    <w:abstractNumId w:val="2"/>
+    <w:lvlOverride w:ilvl="0">
+      <w:startOverride w:val="1"/>
+    </w:lvlOverride>
+  </w:num>
+  <w:num w:numId="570">
+    <w:abstractNumId w:val="2"/>
+    <w:lvlOverride w:ilvl="0">
+      <w:startOverride w:val="1"/>
+    </w:lvlOverride>
+  </w:num>
+  <w:num w:numId="571">
+    <w:abstractNumId w:val="2"/>
+    <w:lvlOverride w:ilvl="0">
+      <w:startOverride w:val="1"/>
+    </w:lvlOverride>
+  </w:num>
+  <w:num w:numId="572">
+    <w:abstractNumId w:val="2"/>
+    <w:lvlOverride w:ilvl="0">
+      <w:startOverride w:val="1"/>
+    </w:lvlOverride>
+  </w:num>
+  <w:num w:numId="573">
     <w:abstractNumId w:val="2"/>
     <w:lvlOverride w:ilvl="0">
       <w:startOverride w:val="1"/>

--- a/docs/government-project/06_사용자매뉴얼.docx
+++ b/docs/government-project/06_사용자매뉴얼.docx
@@ -1275,7 +1275,7 @@
         <w:keepNext/>
         <w:numPr>
           <w:ilvl w:val="0"/>
-          <w:numId w:val="555"/>
+          <w:numId w:val="593"/>
         </w:numPr>
         <w:spacing w:after="40" w:before="40"/>
       </w:pPr>
@@ -1294,7 +1294,7 @@
         <w:keepNext/>
         <w:numPr>
           <w:ilvl w:val="0"/>
-          <w:numId w:val="555"/>
+          <w:numId w:val="593"/>
         </w:numPr>
         <w:spacing w:after="40" w:before="40"/>
       </w:pPr>
@@ -1313,7 +1313,7 @@
         <w:keepNext/>
         <w:numPr>
           <w:ilvl w:val="0"/>
-          <w:numId w:val="555"/>
+          <w:numId w:val="593"/>
         </w:numPr>
         <w:spacing w:after="40" w:before="40"/>
       </w:pPr>
@@ -1332,7 +1332,7 @@
         <w:keepNext/>
         <w:numPr>
           <w:ilvl w:val="0"/>
-          <w:numId w:val="555"/>
+          <w:numId w:val="593"/>
         </w:numPr>
         <w:spacing w:after="40" w:before="40"/>
       </w:pPr>
@@ -1351,7 +1351,7 @@
         <w:keepNext/>
         <w:numPr>
           <w:ilvl w:val="0"/>
-          <w:numId w:val="555"/>
+          <w:numId w:val="593"/>
         </w:numPr>
         <w:spacing w:after="40" w:before="40"/>
       </w:pPr>
@@ -1429,7 +1429,7 @@
         <w:keepNext/>
         <w:numPr>
           <w:ilvl w:val="0"/>
-          <w:numId w:val="556"/>
+          <w:numId w:val="594"/>
         </w:numPr>
         <w:spacing w:after="40" w:before="40"/>
       </w:pPr>
@@ -1448,7 +1448,7 @@
         <w:keepNext/>
         <w:numPr>
           <w:ilvl w:val="0"/>
-          <w:numId w:val="556"/>
+          <w:numId w:val="594"/>
         </w:numPr>
         <w:spacing w:after="40" w:before="40"/>
       </w:pPr>
@@ -1467,7 +1467,7 @@
         <w:keepNext/>
         <w:numPr>
           <w:ilvl w:val="0"/>
-          <w:numId w:val="556"/>
+          <w:numId w:val="594"/>
         </w:numPr>
         <w:spacing w:after="40" w:before="40"/>
       </w:pPr>
@@ -1580,7 +1580,7 @@
         <w:keepNext/>
         <w:numPr>
           <w:ilvl w:val="0"/>
-          <w:numId w:val="557"/>
+          <w:numId w:val="595"/>
         </w:numPr>
         <w:spacing w:after="40" w:before="40"/>
       </w:pPr>
@@ -1599,7 +1599,7 @@
         <w:keepNext/>
         <w:numPr>
           <w:ilvl w:val="0"/>
-          <w:numId w:val="557"/>
+          <w:numId w:val="595"/>
         </w:numPr>
         <w:spacing w:after="40" w:before="40"/>
       </w:pPr>
@@ -2418,7 +2418,7 @@
         <w:keepNext/>
         <w:numPr>
           <w:ilvl w:val="0"/>
-          <w:numId w:val="558"/>
+          <w:numId w:val="596"/>
         </w:numPr>
         <w:spacing w:after="40" w:before="40"/>
       </w:pPr>
@@ -2437,7 +2437,7 @@
         <w:keepNext/>
         <w:numPr>
           <w:ilvl w:val="0"/>
-          <w:numId w:val="558"/>
+          <w:numId w:val="596"/>
         </w:numPr>
         <w:spacing w:after="40" w:before="40"/>
       </w:pPr>
@@ -2456,7 +2456,7 @@
         <w:keepNext/>
         <w:numPr>
           <w:ilvl w:val="0"/>
-          <w:numId w:val="558"/>
+          <w:numId w:val="596"/>
         </w:numPr>
         <w:spacing w:after="40" w:before="40"/>
       </w:pPr>
@@ -2475,7 +2475,7 @@
         <w:keepNext/>
         <w:numPr>
           <w:ilvl w:val="0"/>
-          <w:numId w:val="558"/>
+          <w:numId w:val="596"/>
         </w:numPr>
         <w:spacing w:after="40" w:before="40"/>
       </w:pPr>
@@ -2494,7 +2494,7 @@
         <w:keepNext/>
         <w:numPr>
           <w:ilvl w:val="0"/>
-          <w:numId w:val="558"/>
+          <w:numId w:val="596"/>
         </w:numPr>
         <w:spacing w:after="40" w:before="40"/>
       </w:pPr>
@@ -3090,7 +3090,7 @@
         <w:keepNext/>
         <w:numPr>
           <w:ilvl w:val="0"/>
-          <w:numId w:val="559"/>
+          <w:numId w:val="597"/>
         </w:numPr>
         <w:spacing w:after="40" w:before="40"/>
       </w:pPr>
@@ -3109,7 +3109,7 @@
         <w:keepNext/>
         <w:numPr>
           <w:ilvl w:val="0"/>
-          <w:numId w:val="559"/>
+          <w:numId w:val="597"/>
         </w:numPr>
         <w:spacing w:after="40" w:before="40"/>
       </w:pPr>
@@ -3128,7 +3128,7 @@
         <w:keepNext/>
         <w:numPr>
           <w:ilvl w:val="0"/>
-          <w:numId w:val="559"/>
+          <w:numId w:val="597"/>
         </w:numPr>
         <w:spacing w:after="40" w:before="40"/>
       </w:pPr>
@@ -3147,7 +3147,7 @@
         <w:keepNext/>
         <w:numPr>
           <w:ilvl w:val="0"/>
-          <w:numId w:val="559"/>
+          <w:numId w:val="597"/>
         </w:numPr>
         <w:spacing w:after="40" w:before="40"/>
       </w:pPr>
@@ -3201,7 +3201,7 @@
         <w:keepNext/>
         <w:numPr>
           <w:ilvl w:val="0"/>
-          <w:numId w:val="560"/>
+          <w:numId w:val="598"/>
         </w:numPr>
         <w:spacing w:after="40" w:before="40"/>
       </w:pPr>
@@ -3220,7 +3220,7 @@
         <w:keepNext/>
         <w:numPr>
           <w:ilvl w:val="0"/>
-          <w:numId w:val="560"/>
+          <w:numId w:val="598"/>
         </w:numPr>
         <w:spacing w:after="40" w:before="40"/>
       </w:pPr>
@@ -3238,7 +3238,7 @@
         <w:pStyle w:val="ListParagraph"/>
         <w:numPr>
           <w:ilvl w:val="0"/>
-          <w:numId w:val="560"/>
+          <w:numId w:val="598"/>
         </w:numPr>
         <w:spacing w:after="40" w:before="40"/>
       </w:pPr>
@@ -3299,7 +3299,7 @@
         <w:keepNext/>
         <w:numPr>
           <w:ilvl w:val="0"/>
-          <w:numId w:val="561"/>
+          <w:numId w:val="599"/>
         </w:numPr>
         <w:spacing w:after="40" w:before="40"/>
       </w:pPr>
@@ -3318,7 +3318,7 @@
         <w:keepNext/>
         <w:numPr>
           <w:ilvl w:val="0"/>
-          <w:numId w:val="561"/>
+          <w:numId w:val="599"/>
         </w:numPr>
         <w:spacing w:after="40" w:before="40"/>
       </w:pPr>
@@ -3337,7 +3337,7 @@
         <w:keepNext/>
         <w:numPr>
           <w:ilvl w:val="0"/>
-          <w:numId w:val="561"/>
+          <w:numId w:val="599"/>
         </w:numPr>
         <w:spacing w:after="40" w:before="40"/>
       </w:pPr>
@@ -3445,7 +3445,7 @@
         <w:keepNext/>
         <w:numPr>
           <w:ilvl w:val="0"/>
-          <w:numId w:val="562"/>
+          <w:numId w:val="600"/>
         </w:numPr>
         <w:spacing w:after="40" w:before="40"/>
       </w:pPr>
@@ -3464,7 +3464,7 @@
         <w:keepNext/>
         <w:numPr>
           <w:ilvl w:val="0"/>
-          <w:numId w:val="562"/>
+          <w:numId w:val="600"/>
         </w:numPr>
         <w:spacing w:after="40" w:before="40"/>
       </w:pPr>
@@ -3483,7 +3483,7 @@
         <w:keepNext/>
         <w:numPr>
           <w:ilvl w:val="0"/>
-          <w:numId w:val="562"/>
+          <w:numId w:val="600"/>
         </w:numPr>
         <w:spacing w:after="40" w:before="40"/>
       </w:pPr>
@@ -3501,7 +3501,7 @@
         <w:pStyle w:val="ListParagraph"/>
         <w:numPr>
           <w:ilvl w:val="0"/>
-          <w:numId w:val="562"/>
+          <w:numId w:val="600"/>
         </w:numPr>
         <w:spacing w:after="40" w:before="40"/>
       </w:pPr>
@@ -3543,7 +3543,7 @@
         <w:keepNext/>
         <w:numPr>
           <w:ilvl w:val="0"/>
-          <w:numId w:val="563"/>
+          <w:numId w:val="601"/>
         </w:numPr>
         <w:spacing w:after="40" w:before="40"/>
       </w:pPr>
@@ -3562,7 +3562,7 @@
         <w:keepNext/>
         <w:numPr>
           <w:ilvl w:val="0"/>
-          <w:numId w:val="563"/>
+          <w:numId w:val="601"/>
         </w:numPr>
         <w:spacing w:after="40" w:before="40"/>
       </w:pPr>
@@ -3581,7 +3581,7 @@
         <w:keepNext/>
         <w:numPr>
           <w:ilvl w:val="0"/>
-          <w:numId w:val="563"/>
+          <w:numId w:val="601"/>
         </w:numPr>
         <w:spacing w:after="40" w:before="40"/>
       </w:pPr>
@@ -3658,7 +3658,7 @@
         <w:keepNext/>
         <w:numPr>
           <w:ilvl w:val="0"/>
-          <w:numId w:val="564"/>
+          <w:numId w:val="602"/>
         </w:numPr>
         <w:spacing w:after="40" w:before="40"/>
       </w:pPr>
@@ -3677,7 +3677,7 @@
         <w:keepNext/>
         <w:numPr>
           <w:ilvl w:val="0"/>
-          <w:numId w:val="564"/>
+          <w:numId w:val="602"/>
         </w:numPr>
         <w:spacing w:after="40" w:before="40"/>
       </w:pPr>
@@ -3727,7 +3727,7 @@
         <w:keepNext/>
         <w:numPr>
           <w:ilvl w:val="0"/>
-          <w:numId w:val="565"/>
+          <w:numId w:val="603"/>
         </w:numPr>
         <w:spacing w:after="40" w:before="40"/>
       </w:pPr>
@@ -3746,7 +3746,7 @@
         <w:keepNext/>
         <w:numPr>
           <w:ilvl w:val="0"/>
-          <w:numId w:val="565"/>
+          <w:numId w:val="603"/>
         </w:numPr>
         <w:spacing w:after="40" w:before="40"/>
       </w:pPr>
@@ -3765,7 +3765,7 @@
         <w:keepNext/>
         <w:numPr>
           <w:ilvl w:val="0"/>
-          <w:numId w:val="565"/>
+          <w:numId w:val="603"/>
         </w:numPr>
         <w:spacing w:after="40" w:before="40"/>
       </w:pPr>
@@ -3783,7 +3783,7 @@
         <w:pStyle w:val="ListParagraph"/>
         <w:numPr>
           <w:ilvl w:val="0"/>
-          <w:numId w:val="565"/>
+          <w:numId w:val="603"/>
         </w:numPr>
         <w:spacing w:after="40" w:before="40"/>
       </w:pPr>
@@ -3825,7 +3825,7 @@
         <w:keepNext/>
         <w:numPr>
           <w:ilvl w:val="0"/>
-          <w:numId w:val="566"/>
+          <w:numId w:val="604"/>
         </w:numPr>
         <w:spacing w:after="40" w:before="40"/>
       </w:pPr>
@@ -3844,7 +3844,7 @@
         <w:keepNext/>
         <w:numPr>
           <w:ilvl w:val="0"/>
-          <w:numId w:val="566"/>
+          <w:numId w:val="604"/>
         </w:numPr>
         <w:spacing w:after="40" w:before="40"/>
       </w:pPr>
@@ -3863,7 +3863,7 @@
         <w:keepNext/>
         <w:numPr>
           <w:ilvl w:val="0"/>
-          <w:numId w:val="566"/>
+          <w:numId w:val="604"/>
         </w:numPr>
         <w:spacing w:after="40" w:before="40"/>
       </w:pPr>
@@ -3882,7 +3882,7 @@
         <w:keepNext/>
         <w:numPr>
           <w:ilvl w:val="0"/>
-          <w:numId w:val="566"/>
+          <w:numId w:val="604"/>
         </w:numPr>
         <w:spacing w:after="40" w:before="40"/>
       </w:pPr>
@@ -3960,7 +3960,7 @@
         <w:keepNext/>
         <w:numPr>
           <w:ilvl w:val="0"/>
-          <w:numId w:val="567"/>
+          <w:numId w:val="605"/>
         </w:numPr>
         <w:spacing w:after="40" w:before="40"/>
       </w:pPr>
@@ -3979,7 +3979,7 @@
         <w:keepNext/>
         <w:numPr>
           <w:ilvl w:val="0"/>
-          <w:numId w:val="567"/>
+          <w:numId w:val="605"/>
         </w:numPr>
         <w:spacing w:after="40" w:before="40"/>
       </w:pPr>
@@ -3998,7 +3998,7 @@
         <w:keepNext/>
         <w:numPr>
           <w:ilvl w:val="0"/>
-          <w:numId w:val="567"/>
+          <w:numId w:val="605"/>
         </w:numPr>
         <w:spacing w:after="40" w:before="40"/>
       </w:pPr>
@@ -4017,7 +4017,7 @@
         <w:keepNext/>
         <w:numPr>
           <w:ilvl w:val="0"/>
-          <w:numId w:val="567"/>
+          <w:numId w:val="605"/>
         </w:numPr>
         <w:spacing w:after="40" w:before="40"/>
       </w:pPr>
@@ -4036,7 +4036,7 @@
         <w:keepNext/>
         <w:numPr>
           <w:ilvl w:val="0"/>
-          <w:numId w:val="567"/>
+          <w:numId w:val="605"/>
         </w:numPr>
         <w:spacing w:after="40" w:before="40"/>
       </w:pPr>
@@ -4095,7 +4095,7 @@
         <w:keepNext/>
         <w:numPr>
           <w:ilvl w:val="0"/>
-          <w:numId w:val="568"/>
+          <w:numId w:val="606"/>
         </w:numPr>
         <w:spacing w:after="40" w:before="40"/>
       </w:pPr>
@@ -4114,7 +4114,7 @@
         <w:keepNext/>
         <w:numPr>
           <w:ilvl w:val="0"/>
-          <w:numId w:val="568"/>
+          <w:numId w:val="606"/>
         </w:numPr>
         <w:spacing w:after="40" w:before="40"/>
       </w:pPr>
@@ -4133,7 +4133,7 @@
         <w:keepNext/>
         <w:numPr>
           <w:ilvl w:val="0"/>
-          <w:numId w:val="568"/>
+          <w:numId w:val="606"/>
         </w:numPr>
         <w:spacing w:after="40" w:before="40"/>
       </w:pPr>
@@ -4152,7 +4152,7 @@
         <w:keepNext/>
         <w:numPr>
           <w:ilvl w:val="0"/>
-          <w:numId w:val="568"/>
+          <w:numId w:val="606"/>
         </w:numPr>
         <w:spacing w:after="40" w:before="40"/>
       </w:pPr>
@@ -4171,7 +4171,7 @@
         <w:keepNext/>
         <w:numPr>
           <w:ilvl w:val="0"/>
-          <w:numId w:val="568"/>
+          <w:numId w:val="606"/>
         </w:numPr>
         <w:spacing w:after="40" w:before="40"/>
       </w:pPr>
@@ -4249,7 +4249,7 @@
         <w:keepNext/>
         <w:numPr>
           <w:ilvl w:val="0"/>
-          <w:numId w:val="569"/>
+          <w:numId w:val="607"/>
         </w:numPr>
         <w:spacing w:after="40" w:before="40"/>
       </w:pPr>
@@ -4268,7 +4268,7 @@
         <w:keepNext/>
         <w:numPr>
           <w:ilvl w:val="0"/>
-          <w:numId w:val="569"/>
+          <w:numId w:val="607"/>
         </w:numPr>
         <w:spacing w:after="40" w:before="40"/>
       </w:pPr>
@@ -4287,7 +4287,7 @@
         <w:keepNext/>
         <w:numPr>
           <w:ilvl w:val="0"/>
-          <w:numId w:val="569"/>
+          <w:numId w:val="607"/>
         </w:numPr>
         <w:spacing w:after="40" w:before="40"/>
       </w:pPr>
@@ -4383,7 +4383,7 @@
         <w:keepNext/>
         <w:numPr>
           <w:ilvl w:val="0"/>
-          <w:numId w:val="570"/>
+          <w:numId w:val="608"/>
         </w:numPr>
         <w:spacing w:after="40" w:before="40"/>
       </w:pPr>
@@ -4402,7 +4402,7 @@
         <w:keepNext/>
         <w:numPr>
           <w:ilvl w:val="0"/>
-          <w:numId w:val="570"/>
+          <w:numId w:val="608"/>
         </w:numPr>
         <w:spacing w:after="40" w:before="40"/>
       </w:pPr>
@@ -4480,7 +4480,7 @@
         <w:keepNext/>
         <w:numPr>
           <w:ilvl w:val="0"/>
-          <w:numId w:val="571"/>
+          <w:numId w:val="609"/>
         </w:numPr>
         <w:spacing w:after="40" w:before="40"/>
       </w:pPr>
@@ -4499,7 +4499,7 @@
         <w:keepNext/>
         <w:numPr>
           <w:ilvl w:val="0"/>
-          <w:numId w:val="571"/>
+          <w:numId w:val="609"/>
         </w:numPr>
         <w:spacing w:after="40" w:before="40"/>
       </w:pPr>
@@ -4518,7 +4518,7 @@
         <w:keepNext/>
         <w:numPr>
           <w:ilvl w:val="0"/>
-          <w:numId w:val="571"/>
+          <w:numId w:val="609"/>
         </w:numPr>
         <w:spacing w:after="40" w:before="40"/>
       </w:pPr>
@@ -4596,7 +4596,7 @@
         <w:keepNext/>
         <w:numPr>
           <w:ilvl w:val="0"/>
-          <w:numId w:val="572"/>
+          <w:numId w:val="610"/>
         </w:numPr>
         <w:spacing w:after="40" w:before="40"/>
       </w:pPr>
@@ -4615,7 +4615,7 @@
         <w:keepNext/>
         <w:numPr>
           <w:ilvl w:val="0"/>
-          <w:numId w:val="572"/>
+          <w:numId w:val="610"/>
         </w:numPr>
         <w:spacing w:after="40" w:before="40"/>
       </w:pPr>
@@ -4634,7 +4634,7 @@
         <w:keepNext/>
         <w:numPr>
           <w:ilvl w:val="0"/>
-          <w:numId w:val="572"/>
+          <w:numId w:val="610"/>
         </w:numPr>
         <w:spacing w:after="40" w:before="40"/>
       </w:pPr>
@@ -4653,7 +4653,7 @@
         <w:keepNext/>
         <w:numPr>
           <w:ilvl w:val="0"/>
-          <w:numId w:val="572"/>
+          <w:numId w:val="610"/>
         </w:numPr>
         <w:spacing w:after="40" w:before="40"/>
       </w:pPr>
@@ -4731,7 +4731,7 @@
         <w:keepNext/>
         <w:numPr>
           <w:ilvl w:val="0"/>
-          <w:numId w:val="573"/>
+          <w:numId w:val="611"/>
         </w:numPr>
         <w:spacing w:after="40" w:before="40"/>
       </w:pPr>
@@ -4750,7 +4750,7 @@
         <w:keepNext/>
         <w:numPr>
           <w:ilvl w:val="0"/>
-          <w:numId w:val="573"/>
+          <w:numId w:val="611"/>
         </w:numPr>
         <w:spacing w:after="40" w:before="40"/>
       </w:pPr>
@@ -4769,7 +4769,7 @@
         <w:keepNext/>
         <w:numPr>
           <w:ilvl w:val="0"/>
-          <w:numId w:val="573"/>
+          <w:numId w:val="611"/>
         </w:numPr>
         <w:spacing w:after="40" w:before="40"/>
       </w:pPr>
@@ -11117,6 +11117,234 @@
     </w:lvlOverride>
   </w:num>
   <w:num w:numId="573">
+    <w:abstractNumId w:val="2"/>
+    <w:lvlOverride w:ilvl="0">
+      <w:startOverride w:val="1"/>
+    </w:lvlOverride>
+  </w:num>
+  <w:num w:numId="574">
+    <w:abstractNumId w:val="2"/>
+    <w:lvlOverride w:ilvl="0">
+      <w:startOverride w:val="1"/>
+    </w:lvlOverride>
+  </w:num>
+  <w:num w:numId="575">
+    <w:abstractNumId w:val="2"/>
+    <w:lvlOverride w:ilvl="0">
+      <w:startOverride w:val="1"/>
+    </w:lvlOverride>
+  </w:num>
+  <w:num w:numId="576">
+    <w:abstractNumId w:val="2"/>
+    <w:lvlOverride w:ilvl="0">
+      <w:startOverride w:val="1"/>
+    </w:lvlOverride>
+  </w:num>
+  <w:num w:numId="577">
+    <w:abstractNumId w:val="2"/>
+    <w:lvlOverride w:ilvl="0">
+      <w:startOverride w:val="1"/>
+    </w:lvlOverride>
+  </w:num>
+  <w:num w:numId="578">
+    <w:abstractNumId w:val="2"/>
+    <w:lvlOverride w:ilvl="0">
+      <w:startOverride w:val="1"/>
+    </w:lvlOverride>
+  </w:num>
+  <w:num w:numId="579">
+    <w:abstractNumId w:val="2"/>
+    <w:lvlOverride w:ilvl="0">
+      <w:startOverride w:val="1"/>
+    </w:lvlOverride>
+  </w:num>
+  <w:num w:numId="580">
+    <w:abstractNumId w:val="2"/>
+    <w:lvlOverride w:ilvl="0">
+      <w:startOverride w:val="1"/>
+    </w:lvlOverride>
+  </w:num>
+  <w:num w:numId="581">
+    <w:abstractNumId w:val="3"/>
+    <w:lvlOverride w:ilvl="0">
+      <w:startOverride w:val="1"/>
+    </w:lvlOverride>
+  </w:num>
+  <w:num w:numId="582">
+    <w:abstractNumId w:val="2"/>
+    <w:lvlOverride w:ilvl="0">
+      <w:startOverride w:val="1"/>
+    </w:lvlOverride>
+  </w:num>
+  <w:num w:numId="583">
+    <w:abstractNumId w:val="2"/>
+    <w:lvlOverride w:ilvl="0">
+      <w:startOverride w:val="1"/>
+    </w:lvlOverride>
+  </w:num>
+  <w:num w:numId="584">
+    <w:abstractNumId w:val="3"/>
+    <w:lvlOverride w:ilvl="0">
+      <w:startOverride w:val="1"/>
+    </w:lvlOverride>
+  </w:num>
+  <w:num w:numId="585">
+    <w:abstractNumId w:val="2"/>
+    <w:lvlOverride w:ilvl="0">
+      <w:startOverride w:val="1"/>
+    </w:lvlOverride>
+  </w:num>
+  <w:num w:numId="586">
+    <w:abstractNumId w:val="2"/>
+    <w:lvlOverride w:ilvl="0">
+      <w:startOverride w:val="1"/>
+    </w:lvlOverride>
+  </w:num>
+  <w:num w:numId="587">
+    <w:abstractNumId w:val="2"/>
+    <w:lvlOverride w:ilvl="0">
+      <w:startOverride w:val="1"/>
+    </w:lvlOverride>
+  </w:num>
+  <w:num w:numId="588">
+    <w:abstractNumId w:val="2"/>
+    <w:lvlOverride w:ilvl="0">
+      <w:startOverride w:val="1"/>
+    </w:lvlOverride>
+  </w:num>
+  <w:num w:numId="589">
+    <w:abstractNumId w:val="2"/>
+    <w:lvlOverride w:ilvl="0">
+      <w:startOverride w:val="1"/>
+    </w:lvlOverride>
+  </w:num>
+  <w:num w:numId="590">
+    <w:abstractNumId w:val="2"/>
+    <w:lvlOverride w:ilvl="0">
+      <w:startOverride w:val="1"/>
+    </w:lvlOverride>
+  </w:num>
+  <w:num w:numId="591">
+    <w:abstractNumId w:val="2"/>
+    <w:lvlOverride w:ilvl="0">
+      <w:startOverride w:val="1"/>
+    </w:lvlOverride>
+  </w:num>
+  <w:num w:numId="592">
+    <w:abstractNumId w:val="2"/>
+    <w:lvlOverride w:ilvl="0">
+      <w:startOverride w:val="1"/>
+    </w:lvlOverride>
+  </w:num>
+  <w:num w:numId="593">
+    <w:abstractNumId w:val="2"/>
+    <w:lvlOverride w:ilvl="0">
+      <w:startOverride w:val="1"/>
+    </w:lvlOverride>
+  </w:num>
+  <w:num w:numId="594">
+    <w:abstractNumId w:val="2"/>
+    <w:lvlOverride w:ilvl="0">
+      <w:startOverride w:val="1"/>
+    </w:lvlOverride>
+  </w:num>
+  <w:num w:numId="595">
+    <w:abstractNumId w:val="2"/>
+    <w:lvlOverride w:ilvl="0">
+      <w:startOverride w:val="1"/>
+    </w:lvlOverride>
+  </w:num>
+  <w:num w:numId="596">
+    <w:abstractNumId w:val="2"/>
+    <w:lvlOverride w:ilvl="0">
+      <w:startOverride w:val="1"/>
+    </w:lvlOverride>
+  </w:num>
+  <w:num w:numId="597">
+    <w:abstractNumId w:val="2"/>
+    <w:lvlOverride w:ilvl="0">
+      <w:startOverride w:val="1"/>
+    </w:lvlOverride>
+  </w:num>
+  <w:num w:numId="598">
+    <w:abstractNumId w:val="2"/>
+    <w:lvlOverride w:ilvl="0">
+      <w:startOverride w:val="1"/>
+    </w:lvlOverride>
+  </w:num>
+  <w:num w:numId="599">
+    <w:abstractNumId w:val="2"/>
+    <w:lvlOverride w:ilvl="0">
+      <w:startOverride w:val="1"/>
+    </w:lvlOverride>
+  </w:num>
+  <w:num w:numId="600">
+    <w:abstractNumId w:val="3"/>
+    <w:lvlOverride w:ilvl="0">
+      <w:startOverride w:val="1"/>
+    </w:lvlOverride>
+  </w:num>
+  <w:num w:numId="601">
+    <w:abstractNumId w:val="2"/>
+    <w:lvlOverride w:ilvl="0">
+      <w:startOverride w:val="1"/>
+    </w:lvlOverride>
+  </w:num>
+  <w:num w:numId="602">
+    <w:abstractNumId w:val="2"/>
+    <w:lvlOverride w:ilvl="0">
+      <w:startOverride w:val="1"/>
+    </w:lvlOverride>
+  </w:num>
+  <w:num w:numId="603">
+    <w:abstractNumId w:val="3"/>
+    <w:lvlOverride w:ilvl="0">
+      <w:startOverride w:val="1"/>
+    </w:lvlOverride>
+  </w:num>
+  <w:num w:numId="604">
+    <w:abstractNumId w:val="2"/>
+    <w:lvlOverride w:ilvl="0">
+      <w:startOverride w:val="1"/>
+    </w:lvlOverride>
+  </w:num>
+  <w:num w:numId="605">
+    <w:abstractNumId w:val="2"/>
+    <w:lvlOverride w:ilvl="0">
+      <w:startOverride w:val="1"/>
+    </w:lvlOverride>
+  </w:num>
+  <w:num w:numId="606">
+    <w:abstractNumId w:val="2"/>
+    <w:lvlOverride w:ilvl="0">
+      <w:startOverride w:val="1"/>
+    </w:lvlOverride>
+  </w:num>
+  <w:num w:numId="607">
+    <w:abstractNumId w:val="2"/>
+    <w:lvlOverride w:ilvl="0">
+      <w:startOverride w:val="1"/>
+    </w:lvlOverride>
+  </w:num>
+  <w:num w:numId="608">
+    <w:abstractNumId w:val="2"/>
+    <w:lvlOverride w:ilvl="0">
+      <w:startOverride w:val="1"/>
+    </w:lvlOverride>
+  </w:num>
+  <w:num w:numId="609">
+    <w:abstractNumId w:val="2"/>
+    <w:lvlOverride w:ilvl="0">
+      <w:startOverride w:val="1"/>
+    </w:lvlOverride>
+  </w:num>
+  <w:num w:numId="610">
+    <w:abstractNumId w:val="2"/>
+    <w:lvlOverride w:ilvl="0">
+      <w:startOverride w:val="1"/>
+    </w:lvlOverride>
+  </w:num>
+  <w:num w:numId="611">
     <w:abstractNumId w:val="2"/>
     <w:lvlOverride w:ilvl="0">
       <w:startOverride w:val="1"/>

--- a/docs/government-project/06_사용자매뉴얼.docx
+++ b/docs/government-project/06_사용자매뉴얼.docx
@@ -1275,7 +1275,7 @@
         <w:keepNext/>
         <w:numPr>
           <w:ilvl w:val="0"/>
-          <w:numId w:val="593"/>
+          <w:numId w:val="612"/>
         </w:numPr>
         <w:spacing w:after="40" w:before="40"/>
       </w:pPr>
@@ -1294,7 +1294,7 @@
         <w:keepNext/>
         <w:numPr>
           <w:ilvl w:val="0"/>
-          <w:numId w:val="593"/>
+          <w:numId w:val="612"/>
         </w:numPr>
         <w:spacing w:after="40" w:before="40"/>
       </w:pPr>
@@ -1313,7 +1313,7 @@
         <w:keepNext/>
         <w:numPr>
           <w:ilvl w:val="0"/>
-          <w:numId w:val="593"/>
+          <w:numId w:val="612"/>
         </w:numPr>
         <w:spacing w:after="40" w:before="40"/>
       </w:pPr>
@@ -1332,7 +1332,7 @@
         <w:keepNext/>
         <w:numPr>
           <w:ilvl w:val="0"/>
-          <w:numId w:val="593"/>
+          <w:numId w:val="612"/>
         </w:numPr>
         <w:spacing w:after="40" w:before="40"/>
       </w:pPr>
@@ -1351,7 +1351,7 @@
         <w:keepNext/>
         <w:numPr>
           <w:ilvl w:val="0"/>
-          <w:numId w:val="593"/>
+          <w:numId w:val="612"/>
         </w:numPr>
         <w:spacing w:after="40" w:before="40"/>
       </w:pPr>
@@ -1429,7 +1429,7 @@
         <w:keepNext/>
         <w:numPr>
           <w:ilvl w:val="0"/>
-          <w:numId w:val="594"/>
+          <w:numId w:val="613"/>
         </w:numPr>
         <w:spacing w:after="40" w:before="40"/>
       </w:pPr>
@@ -1448,7 +1448,7 @@
         <w:keepNext/>
         <w:numPr>
           <w:ilvl w:val="0"/>
-          <w:numId w:val="594"/>
+          <w:numId w:val="613"/>
         </w:numPr>
         <w:spacing w:after="40" w:before="40"/>
       </w:pPr>
@@ -1467,7 +1467,7 @@
         <w:keepNext/>
         <w:numPr>
           <w:ilvl w:val="0"/>
-          <w:numId w:val="594"/>
+          <w:numId w:val="613"/>
         </w:numPr>
         <w:spacing w:after="40" w:before="40"/>
       </w:pPr>
@@ -1580,7 +1580,7 @@
         <w:keepNext/>
         <w:numPr>
           <w:ilvl w:val="0"/>
-          <w:numId w:val="595"/>
+          <w:numId w:val="614"/>
         </w:numPr>
         <w:spacing w:after="40" w:before="40"/>
       </w:pPr>
@@ -1599,7 +1599,7 @@
         <w:keepNext/>
         <w:numPr>
           <w:ilvl w:val="0"/>
-          <w:numId w:val="595"/>
+          <w:numId w:val="614"/>
         </w:numPr>
         <w:spacing w:after="40" w:before="40"/>
       </w:pPr>
@@ -2418,7 +2418,7 @@
         <w:keepNext/>
         <w:numPr>
           <w:ilvl w:val="0"/>
-          <w:numId w:val="596"/>
+          <w:numId w:val="615"/>
         </w:numPr>
         <w:spacing w:after="40" w:before="40"/>
       </w:pPr>
@@ -2437,7 +2437,7 @@
         <w:keepNext/>
         <w:numPr>
           <w:ilvl w:val="0"/>
-          <w:numId w:val="596"/>
+          <w:numId w:val="615"/>
         </w:numPr>
         <w:spacing w:after="40" w:before="40"/>
       </w:pPr>
@@ -2456,7 +2456,7 @@
         <w:keepNext/>
         <w:numPr>
           <w:ilvl w:val="0"/>
-          <w:numId w:val="596"/>
+          <w:numId w:val="615"/>
         </w:numPr>
         <w:spacing w:after="40" w:before="40"/>
       </w:pPr>
@@ -2475,7 +2475,7 @@
         <w:keepNext/>
         <w:numPr>
           <w:ilvl w:val="0"/>
-          <w:numId w:val="596"/>
+          <w:numId w:val="615"/>
         </w:numPr>
         <w:spacing w:after="40" w:before="40"/>
       </w:pPr>
@@ -2494,7 +2494,7 @@
         <w:keepNext/>
         <w:numPr>
           <w:ilvl w:val="0"/>
-          <w:numId w:val="596"/>
+          <w:numId w:val="615"/>
         </w:numPr>
         <w:spacing w:after="40" w:before="40"/>
       </w:pPr>
@@ -3090,7 +3090,7 @@
         <w:keepNext/>
         <w:numPr>
           <w:ilvl w:val="0"/>
-          <w:numId w:val="597"/>
+          <w:numId w:val="616"/>
         </w:numPr>
         <w:spacing w:after="40" w:before="40"/>
       </w:pPr>
@@ -3109,7 +3109,7 @@
         <w:keepNext/>
         <w:numPr>
           <w:ilvl w:val="0"/>
-          <w:numId w:val="597"/>
+          <w:numId w:val="616"/>
         </w:numPr>
         <w:spacing w:after="40" w:before="40"/>
       </w:pPr>
@@ -3128,7 +3128,7 @@
         <w:keepNext/>
         <w:numPr>
           <w:ilvl w:val="0"/>
-          <w:numId w:val="597"/>
+          <w:numId w:val="616"/>
         </w:numPr>
         <w:spacing w:after="40" w:before="40"/>
       </w:pPr>
@@ -3147,7 +3147,7 @@
         <w:keepNext/>
         <w:numPr>
           <w:ilvl w:val="0"/>
-          <w:numId w:val="597"/>
+          <w:numId w:val="616"/>
         </w:numPr>
         <w:spacing w:after="40" w:before="40"/>
       </w:pPr>
@@ -3201,7 +3201,7 @@
         <w:keepNext/>
         <w:numPr>
           <w:ilvl w:val="0"/>
-          <w:numId w:val="598"/>
+          <w:numId w:val="617"/>
         </w:numPr>
         <w:spacing w:after="40" w:before="40"/>
       </w:pPr>
@@ -3220,7 +3220,7 @@
         <w:keepNext/>
         <w:numPr>
           <w:ilvl w:val="0"/>
-          <w:numId w:val="598"/>
+          <w:numId w:val="617"/>
         </w:numPr>
         <w:spacing w:after="40" w:before="40"/>
       </w:pPr>
@@ -3238,7 +3238,7 @@
         <w:pStyle w:val="ListParagraph"/>
         <w:numPr>
           <w:ilvl w:val="0"/>
-          <w:numId w:val="598"/>
+          <w:numId w:val="617"/>
         </w:numPr>
         <w:spacing w:after="40" w:before="40"/>
       </w:pPr>
@@ -3299,7 +3299,7 @@
         <w:keepNext/>
         <w:numPr>
           <w:ilvl w:val="0"/>
-          <w:numId w:val="599"/>
+          <w:numId w:val="618"/>
         </w:numPr>
         <w:spacing w:after="40" w:before="40"/>
       </w:pPr>
@@ -3318,7 +3318,7 @@
         <w:keepNext/>
         <w:numPr>
           <w:ilvl w:val="0"/>
-          <w:numId w:val="599"/>
+          <w:numId w:val="618"/>
         </w:numPr>
         <w:spacing w:after="40" w:before="40"/>
       </w:pPr>
@@ -3337,7 +3337,7 @@
         <w:keepNext/>
         <w:numPr>
           <w:ilvl w:val="0"/>
-          <w:numId w:val="599"/>
+          <w:numId w:val="618"/>
         </w:numPr>
         <w:spacing w:after="40" w:before="40"/>
       </w:pPr>
@@ -3445,7 +3445,7 @@
         <w:keepNext/>
         <w:numPr>
           <w:ilvl w:val="0"/>
-          <w:numId w:val="600"/>
+          <w:numId w:val="619"/>
         </w:numPr>
         <w:spacing w:after="40" w:before="40"/>
       </w:pPr>
@@ -3464,7 +3464,7 @@
         <w:keepNext/>
         <w:numPr>
           <w:ilvl w:val="0"/>
-          <w:numId w:val="600"/>
+          <w:numId w:val="619"/>
         </w:numPr>
         <w:spacing w:after="40" w:before="40"/>
       </w:pPr>
@@ -3483,7 +3483,7 @@
         <w:keepNext/>
         <w:numPr>
           <w:ilvl w:val="0"/>
-          <w:numId w:val="600"/>
+          <w:numId w:val="619"/>
         </w:numPr>
         <w:spacing w:after="40" w:before="40"/>
       </w:pPr>
@@ -3501,7 +3501,7 @@
         <w:pStyle w:val="ListParagraph"/>
         <w:numPr>
           <w:ilvl w:val="0"/>
-          <w:numId w:val="600"/>
+          <w:numId w:val="619"/>
         </w:numPr>
         <w:spacing w:after="40" w:before="40"/>
       </w:pPr>
@@ -3543,7 +3543,7 @@
         <w:keepNext/>
         <w:numPr>
           <w:ilvl w:val="0"/>
-          <w:numId w:val="601"/>
+          <w:numId w:val="620"/>
         </w:numPr>
         <w:spacing w:after="40" w:before="40"/>
       </w:pPr>
@@ -3562,7 +3562,7 @@
         <w:keepNext/>
         <w:numPr>
           <w:ilvl w:val="0"/>
-          <w:numId w:val="601"/>
+          <w:numId w:val="620"/>
         </w:numPr>
         <w:spacing w:after="40" w:before="40"/>
       </w:pPr>
@@ -3581,7 +3581,7 @@
         <w:keepNext/>
         <w:numPr>
           <w:ilvl w:val="0"/>
-          <w:numId w:val="601"/>
+          <w:numId w:val="620"/>
         </w:numPr>
         <w:spacing w:after="40" w:before="40"/>
       </w:pPr>
@@ -3658,7 +3658,7 @@
         <w:keepNext/>
         <w:numPr>
           <w:ilvl w:val="0"/>
-          <w:numId w:val="602"/>
+          <w:numId w:val="621"/>
         </w:numPr>
         <w:spacing w:after="40" w:before="40"/>
       </w:pPr>
@@ -3677,7 +3677,7 @@
         <w:keepNext/>
         <w:numPr>
           <w:ilvl w:val="0"/>
-          <w:numId w:val="602"/>
+          <w:numId w:val="621"/>
         </w:numPr>
         <w:spacing w:after="40" w:before="40"/>
       </w:pPr>
@@ -3727,7 +3727,7 @@
         <w:keepNext/>
         <w:numPr>
           <w:ilvl w:val="0"/>
-          <w:numId w:val="603"/>
+          <w:numId w:val="622"/>
         </w:numPr>
         <w:spacing w:after="40" w:before="40"/>
       </w:pPr>
@@ -3746,7 +3746,7 @@
         <w:keepNext/>
         <w:numPr>
           <w:ilvl w:val="0"/>
-          <w:numId w:val="603"/>
+          <w:numId w:val="622"/>
         </w:numPr>
         <w:spacing w:after="40" w:before="40"/>
       </w:pPr>
@@ -3765,7 +3765,7 @@
         <w:keepNext/>
         <w:numPr>
           <w:ilvl w:val="0"/>
-          <w:numId w:val="603"/>
+          <w:numId w:val="622"/>
         </w:numPr>
         <w:spacing w:after="40" w:before="40"/>
       </w:pPr>
@@ -3783,7 +3783,7 @@
         <w:pStyle w:val="ListParagraph"/>
         <w:numPr>
           <w:ilvl w:val="0"/>
-          <w:numId w:val="603"/>
+          <w:numId w:val="622"/>
         </w:numPr>
         <w:spacing w:after="40" w:before="40"/>
       </w:pPr>
@@ -3825,7 +3825,7 @@
         <w:keepNext/>
         <w:numPr>
           <w:ilvl w:val="0"/>
-          <w:numId w:val="604"/>
+          <w:numId w:val="623"/>
         </w:numPr>
         <w:spacing w:after="40" w:before="40"/>
       </w:pPr>
@@ -3844,7 +3844,7 @@
         <w:keepNext/>
         <w:numPr>
           <w:ilvl w:val="0"/>
-          <w:numId w:val="604"/>
+          <w:numId w:val="623"/>
         </w:numPr>
         <w:spacing w:after="40" w:before="40"/>
       </w:pPr>
@@ -3863,7 +3863,7 @@
         <w:keepNext/>
         <w:numPr>
           <w:ilvl w:val="0"/>
-          <w:numId w:val="604"/>
+          <w:numId w:val="623"/>
         </w:numPr>
         <w:spacing w:after="40" w:before="40"/>
       </w:pPr>
@@ -3882,7 +3882,7 @@
         <w:keepNext/>
         <w:numPr>
           <w:ilvl w:val="0"/>
-          <w:numId w:val="604"/>
+          <w:numId w:val="623"/>
         </w:numPr>
         <w:spacing w:after="40" w:before="40"/>
       </w:pPr>
@@ -3960,7 +3960,7 @@
         <w:keepNext/>
         <w:numPr>
           <w:ilvl w:val="0"/>
-          <w:numId w:val="605"/>
+          <w:numId w:val="624"/>
         </w:numPr>
         <w:spacing w:after="40" w:before="40"/>
       </w:pPr>
@@ -3979,7 +3979,7 @@
         <w:keepNext/>
         <w:numPr>
           <w:ilvl w:val="0"/>
-          <w:numId w:val="605"/>
+          <w:numId w:val="624"/>
         </w:numPr>
         <w:spacing w:after="40" w:before="40"/>
       </w:pPr>
@@ -3998,7 +3998,7 @@
         <w:keepNext/>
         <w:numPr>
           <w:ilvl w:val="0"/>
-          <w:numId w:val="605"/>
+          <w:numId w:val="624"/>
         </w:numPr>
         <w:spacing w:after="40" w:before="40"/>
       </w:pPr>
@@ -4017,7 +4017,7 @@
         <w:keepNext/>
         <w:numPr>
           <w:ilvl w:val="0"/>
-          <w:numId w:val="605"/>
+          <w:numId w:val="624"/>
         </w:numPr>
         <w:spacing w:after="40" w:before="40"/>
       </w:pPr>
@@ -4036,7 +4036,7 @@
         <w:keepNext/>
         <w:numPr>
           <w:ilvl w:val="0"/>
-          <w:numId w:val="605"/>
+          <w:numId w:val="624"/>
         </w:numPr>
         <w:spacing w:after="40" w:before="40"/>
       </w:pPr>
@@ -4095,7 +4095,7 @@
         <w:keepNext/>
         <w:numPr>
           <w:ilvl w:val="0"/>
-          <w:numId w:val="606"/>
+          <w:numId w:val="625"/>
         </w:numPr>
         <w:spacing w:after="40" w:before="40"/>
       </w:pPr>
@@ -4114,7 +4114,7 @@
         <w:keepNext/>
         <w:numPr>
           <w:ilvl w:val="0"/>
-          <w:numId w:val="606"/>
+          <w:numId w:val="625"/>
         </w:numPr>
         <w:spacing w:after="40" w:before="40"/>
       </w:pPr>
@@ -4133,7 +4133,7 @@
         <w:keepNext/>
         <w:numPr>
           <w:ilvl w:val="0"/>
-          <w:numId w:val="606"/>
+          <w:numId w:val="625"/>
         </w:numPr>
         <w:spacing w:after="40" w:before="40"/>
       </w:pPr>
@@ -4152,7 +4152,7 @@
         <w:keepNext/>
         <w:numPr>
           <w:ilvl w:val="0"/>
-          <w:numId w:val="606"/>
+          <w:numId w:val="625"/>
         </w:numPr>
         <w:spacing w:after="40" w:before="40"/>
       </w:pPr>
@@ -4171,7 +4171,7 @@
         <w:keepNext/>
         <w:numPr>
           <w:ilvl w:val="0"/>
-          <w:numId w:val="606"/>
+          <w:numId w:val="625"/>
         </w:numPr>
         <w:spacing w:after="40" w:before="40"/>
       </w:pPr>
@@ -4249,7 +4249,7 @@
         <w:keepNext/>
         <w:numPr>
           <w:ilvl w:val="0"/>
-          <w:numId w:val="607"/>
+          <w:numId w:val="626"/>
         </w:numPr>
         <w:spacing w:after="40" w:before="40"/>
       </w:pPr>
@@ -4268,7 +4268,7 @@
         <w:keepNext/>
         <w:numPr>
           <w:ilvl w:val="0"/>
-          <w:numId w:val="607"/>
+          <w:numId w:val="626"/>
         </w:numPr>
         <w:spacing w:after="40" w:before="40"/>
       </w:pPr>
@@ -4287,7 +4287,7 @@
         <w:keepNext/>
         <w:numPr>
           <w:ilvl w:val="0"/>
-          <w:numId w:val="607"/>
+          <w:numId w:val="626"/>
         </w:numPr>
         <w:spacing w:after="40" w:before="40"/>
       </w:pPr>
@@ -4383,7 +4383,7 @@
         <w:keepNext/>
         <w:numPr>
           <w:ilvl w:val="0"/>
-          <w:numId w:val="608"/>
+          <w:numId w:val="627"/>
         </w:numPr>
         <w:spacing w:after="40" w:before="40"/>
       </w:pPr>
@@ -4402,7 +4402,7 @@
         <w:keepNext/>
         <w:numPr>
           <w:ilvl w:val="0"/>
-          <w:numId w:val="608"/>
+          <w:numId w:val="627"/>
         </w:numPr>
         <w:spacing w:after="40" w:before="40"/>
       </w:pPr>
@@ -4480,7 +4480,7 @@
         <w:keepNext/>
         <w:numPr>
           <w:ilvl w:val="0"/>
-          <w:numId w:val="609"/>
+          <w:numId w:val="628"/>
         </w:numPr>
         <w:spacing w:after="40" w:before="40"/>
       </w:pPr>
@@ -4499,7 +4499,7 @@
         <w:keepNext/>
         <w:numPr>
           <w:ilvl w:val="0"/>
-          <w:numId w:val="609"/>
+          <w:numId w:val="628"/>
         </w:numPr>
         <w:spacing w:after="40" w:before="40"/>
       </w:pPr>
@@ -4518,7 +4518,7 @@
         <w:keepNext/>
         <w:numPr>
           <w:ilvl w:val="0"/>
-          <w:numId w:val="609"/>
+          <w:numId w:val="628"/>
         </w:numPr>
         <w:spacing w:after="40" w:before="40"/>
       </w:pPr>
@@ -4596,7 +4596,7 @@
         <w:keepNext/>
         <w:numPr>
           <w:ilvl w:val="0"/>
-          <w:numId w:val="610"/>
+          <w:numId w:val="629"/>
         </w:numPr>
         <w:spacing w:after="40" w:before="40"/>
       </w:pPr>
@@ -4615,7 +4615,7 @@
         <w:keepNext/>
         <w:numPr>
           <w:ilvl w:val="0"/>
-          <w:numId w:val="610"/>
+          <w:numId w:val="629"/>
         </w:numPr>
         <w:spacing w:after="40" w:before="40"/>
       </w:pPr>
@@ -4634,7 +4634,7 @@
         <w:keepNext/>
         <w:numPr>
           <w:ilvl w:val="0"/>
-          <w:numId w:val="610"/>
+          <w:numId w:val="629"/>
         </w:numPr>
         <w:spacing w:after="40" w:before="40"/>
       </w:pPr>
@@ -4653,7 +4653,7 @@
         <w:keepNext/>
         <w:numPr>
           <w:ilvl w:val="0"/>
-          <w:numId w:val="610"/>
+          <w:numId w:val="629"/>
         </w:numPr>
         <w:spacing w:after="40" w:before="40"/>
       </w:pPr>
@@ -4731,7 +4731,7 @@
         <w:keepNext/>
         <w:numPr>
           <w:ilvl w:val="0"/>
-          <w:numId w:val="611"/>
+          <w:numId w:val="630"/>
         </w:numPr>
         <w:spacing w:after="40" w:before="40"/>
       </w:pPr>
@@ -4750,7 +4750,7 @@
         <w:keepNext/>
         <w:numPr>
           <w:ilvl w:val="0"/>
-          <w:numId w:val="611"/>
+          <w:numId w:val="630"/>
         </w:numPr>
         <w:spacing w:after="40" w:before="40"/>
       </w:pPr>
@@ -4769,7 +4769,7 @@
         <w:keepNext/>
         <w:numPr>
           <w:ilvl w:val="0"/>
-          <w:numId w:val="611"/>
+          <w:numId w:val="630"/>
         </w:numPr>
         <w:spacing w:after="40" w:before="40"/>
       </w:pPr>
@@ -11345,6 +11345,120 @@
     </w:lvlOverride>
   </w:num>
   <w:num w:numId="611">
+    <w:abstractNumId w:val="2"/>
+    <w:lvlOverride w:ilvl="0">
+      <w:startOverride w:val="1"/>
+    </w:lvlOverride>
+  </w:num>
+  <w:num w:numId="612">
+    <w:abstractNumId w:val="2"/>
+    <w:lvlOverride w:ilvl="0">
+      <w:startOverride w:val="1"/>
+    </w:lvlOverride>
+  </w:num>
+  <w:num w:numId="613">
+    <w:abstractNumId w:val="2"/>
+    <w:lvlOverride w:ilvl="0">
+      <w:startOverride w:val="1"/>
+    </w:lvlOverride>
+  </w:num>
+  <w:num w:numId="614">
+    <w:abstractNumId w:val="2"/>
+    <w:lvlOverride w:ilvl="0">
+      <w:startOverride w:val="1"/>
+    </w:lvlOverride>
+  </w:num>
+  <w:num w:numId="615">
+    <w:abstractNumId w:val="2"/>
+    <w:lvlOverride w:ilvl="0">
+      <w:startOverride w:val="1"/>
+    </w:lvlOverride>
+  </w:num>
+  <w:num w:numId="616">
+    <w:abstractNumId w:val="2"/>
+    <w:lvlOverride w:ilvl="0">
+      <w:startOverride w:val="1"/>
+    </w:lvlOverride>
+  </w:num>
+  <w:num w:numId="617">
+    <w:abstractNumId w:val="2"/>
+    <w:lvlOverride w:ilvl="0">
+      <w:startOverride w:val="1"/>
+    </w:lvlOverride>
+  </w:num>
+  <w:num w:numId="618">
+    <w:abstractNumId w:val="2"/>
+    <w:lvlOverride w:ilvl="0">
+      <w:startOverride w:val="1"/>
+    </w:lvlOverride>
+  </w:num>
+  <w:num w:numId="619">
+    <w:abstractNumId w:val="3"/>
+    <w:lvlOverride w:ilvl="0">
+      <w:startOverride w:val="1"/>
+    </w:lvlOverride>
+  </w:num>
+  <w:num w:numId="620">
+    <w:abstractNumId w:val="2"/>
+    <w:lvlOverride w:ilvl="0">
+      <w:startOverride w:val="1"/>
+    </w:lvlOverride>
+  </w:num>
+  <w:num w:numId="621">
+    <w:abstractNumId w:val="2"/>
+    <w:lvlOverride w:ilvl="0">
+      <w:startOverride w:val="1"/>
+    </w:lvlOverride>
+  </w:num>
+  <w:num w:numId="622">
+    <w:abstractNumId w:val="3"/>
+    <w:lvlOverride w:ilvl="0">
+      <w:startOverride w:val="1"/>
+    </w:lvlOverride>
+  </w:num>
+  <w:num w:numId="623">
+    <w:abstractNumId w:val="2"/>
+    <w:lvlOverride w:ilvl="0">
+      <w:startOverride w:val="1"/>
+    </w:lvlOverride>
+  </w:num>
+  <w:num w:numId="624">
+    <w:abstractNumId w:val="2"/>
+    <w:lvlOverride w:ilvl="0">
+      <w:startOverride w:val="1"/>
+    </w:lvlOverride>
+  </w:num>
+  <w:num w:numId="625">
+    <w:abstractNumId w:val="2"/>
+    <w:lvlOverride w:ilvl="0">
+      <w:startOverride w:val="1"/>
+    </w:lvlOverride>
+  </w:num>
+  <w:num w:numId="626">
+    <w:abstractNumId w:val="2"/>
+    <w:lvlOverride w:ilvl="0">
+      <w:startOverride w:val="1"/>
+    </w:lvlOverride>
+  </w:num>
+  <w:num w:numId="627">
+    <w:abstractNumId w:val="2"/>
+    <w:lvlOverride w:ilvl="0">
+      <w:startOverride w:val="1"/>
+    </w:lvlOverride>
+  </w:num>
+  <w:num w:numId="628">
+    <w:abstractNumId w:val="2"/>
+    <w:lvlOverride w:ilvl="0">
+      <w:startOverride w:val="1"/>
+    </w:lvlOverride>
+  </w:num>
+  <w:num w:numId="629">
+    <w:abstractNumId w:val="2"/>
+    <w:lvlOverride w:ilvl="0">
+      <w:startOverride w:val="1"/>
+    </w:lvlOverride>
+  </w:num>
+  <w:num w:numId="630">
     <w:abstractNumId w:val="2"/>
     <w:lvlOverride w:ilvl="0">
       <w:startOverride w:val="1"/>

--- a/docs/government-project/06_사용자매뉴얼.docx
+++ b/docs/government-project/06_사용자매뉴얼.docx
@@ -1275,7 +1275,7 @@
         <w:keepNext/>
         <w:numPr>
           <w:ilvl w:val="0"/>
-          <w:numId w:val="612"/>
+          <w:numId w:val="650"/>
         </w:numPr>
         <w:spacing w:after="40" w:before="40"/>
       </w:pPr>
@@ -1294,7 +1294,7 @@
         <w:keepNext/>
         <w:numPr>
           <w:ilvl w:val="0"/>
-          <w:numId w:val="612"/>
+          <w:numId w:val="650"/>
         </w:numPr>
         <w:spacing w:after="40" w:before="40"/>
       </w:pPr>
@@ -1313,7 +1313,7 @@
         <w:keepNext/>
         <w:numPr>
           <w:ilvl w:val="0"/>
-          <w:numId w:val="612"/>
+          <w:numId w:val="650"/>
         </w:numPr>
         <w:spacing w:after="40" w:before="40"/>
       </w:pPr>
@@ -1332,7 +1332,7 @@
         <w:keepNext/>
         <w:numPr>
           <w:ilvl w:val="0"/>
-          <w:numId w:val="612"/>
+          <w:numId w:val="650"/>
         </w:numPr>
         <w:spacing w:after="40" w:before="40"/>
       </w:pPr>
@@ -1351,7 +1351,7 @@
         <w:keepNext/>
         <w:numPr>
           <w:ilvl w:val="0"/>
-          <w:numId w:val="612"/>
+          <w:numId w:val="650"/>
         </w:numPr>
         <w:spacing w:after="40" w:before="40"/>
       </w:pPr>
@@ -1429,7 +1429,7 @@
         <w:keepNext/>
         <w:numPr>
           <w:ilvl w:val="0"/>
-          <w:numId w:val="613"/>
+          <w:numId w:val="651"/>
         </w:numPr>
         <w:spacing w:after="40" w:before="40"/>
       </w:pPr>
@@ -1448,7 +1448,7 @@
         <w:keepNext/>
         <w:numPr>
           <w:ilvl w:val="0"/>
-          <w:numId w:val="613"/>
+          <w:numId w:val="651"/>
         </w:numPr>
         <w:spacing w:after="40" w:before="40"/>
       </w:pPr>
@@ -1467,7 +1467,7 @@
         <w:keepNext/>
         <w:numPr>
           <w:ilvl w:val="0"/>
-          <w:numId w:val="613"/>
+          <w:numId w:val="651"/>
         </w:numPr>
         <w:spacing w:after="40" w:before="40"/>
       </w:pPr>
@@ -1580,7 +1580,7 @@
         <w:keepNext/>
         <w:numPr>
           <w:ilvl w:val="0"/>
-          <w:numId w:val="614"/>
+          <w:numId w:val="652"/>
         </w:numPr>
         <w:spacing w:after="40" w:before="40"/>
       </w:pPr>
@@ -1599,7 +1599,7 @@
         <w:keepNext/>
         <w:numPr>
           <w:ilvl w:val="0"/>
-          <w:numId w:val="614"/>
+          <w:numId w:val="652"/>
         </w:numPr>
         <w:spacing w:after="40" w:before="40"/>
       </w:pPr>
@@ -2418,7 +2418,7 @@
         <w:keepNext/>
         <w:numPr>
           <w:ilvl w:val="0"/>
-          <w:numId w:val="615"/>
+          <w:numId w:val="653"/>
         </w:numPr>
         <w:spacing w:after="40" w:before="40"/>
       </w:pPr>
@@ -2437,7 +2437,7 @@
         <w:keepNext/>
         <w:numPr>
           <w:ilvl w:val="0"/>
-          <w:numId w:val="615"/>
+          <w:numId w:val="653"/>
         </w:numPr>
         <w:spacing w:after="40" w:before="40"/>
       </w:pPr>
@@ -2456,7 +2456,7 @@
         <w:keepNext/>
         <w:numPr>
           <w:ilvl w:val="0"/>
-          <w:numId w:val="615"/>
+          <w:numId w:val="653"/>
         </w:numPr>
         <w:spacing w:after="40" w:before="40"/>
       </w:pPr>
@@ -2475,7 +2475,7 @@
         <w:keepNext/>
         <w:numPr>
           <w:ilvl w:val="0"/>
-          <w:numId w:val="615"/>
+          <w:numId w:val="653"/>
         </w:numPr>
         <w:spacing w:after="40" w:before="40"/>
       </w:pPr>
@@ -2494,7 +2494,7 @@
         <w:keepNext/>
         <w:numPr>
           <w:ilvl w:val="0"/>
-          <w:numId w:val="615"/>
+          <w:numId w:val="653"/>
         </w:numPr>
         <w:spacing w:after="40" w:before="40"/>
       </w:pPr>
@@ -3090,7 +3090,7 @@
         <w:keepNext/>
         <w:numPr>
           <w:ilvl w:val="0"/>
-          <w:numId w:val="616"/>
+          <w:numId w:val="654"/>
         </w:numPr>
         <w:spacing w:after="40" w:before="40"/>
       </w:pPr>
@@ -3109,7 +3109,7 @@
         <w:keepNext/>
         <w:numPr>
           <w:ilvl w:val="0"/>
-          <w:numId w:val="616"/>
+          <w:numId w:val="654"/>
         </w:numPr>
         <w:spacing w:after="40" w:before="40"/>
       </w:pPr>
@@ -3128,7 +3128,7 @@
         <w:keepNext/>
         <w:numPr>
           <w:ilvl w:val="0"/>
-          <w:numId w:val="616"/>
+          <w:numId w:val="654"/>
         </w:numPr>
         <w:spacing w:after="40" w:before="40"/>
       </w:pPr>
@@ -3147,7 +3147,7 @@
         <w:keepNext/>
         <w:numPr>
           <w:ilvl w:val="0"/>
-          <w:numId w:val="616"/>
+          <w:numId w:val="654"/>
         </w:numPr>
         <w:spacing w:after="40" w:before="40"/>
       </w:pPr>
@@ -3201,7 +3201,7 @@
         <w:keepNext/>
         <w:numPr>
           <w:ilvl w:val="0"/>
-          <w:numId w:val="617"/>
+          <w:numId w:val="655"/>
         </w:numPr>
         <w:spacing w:after="40" w:before="40"/>
       </w:pPr>
@@ -3220,7 +3220,7 @@
         <w:keepNext/>
         <w:numPr>
           <w:ilvl w:val="0"/>
-          <w:numId w:val="617"/>
+          <w:numId w:val="655"/>
         </w:numPr>
         <w:spacing w:after="40" w:before="40"/>
       </w:pPr>
@@ -3238,7 +3238,7 @@
         <w:pStyle w:val="ListParagraph"/>
         <w:numPr>
           <w:ilvl w:val="0"/>
-          <w:numId w:val="617"/>
+          <w:numId w:val="655"/>
         </w:numPr>
         <w:spacing w:after="40" w:before="40"/>
       </w:pPr>
@@ -3299,7 +3299,7 @@
         <w:keepNext/>
         <w:numPr>
           <w:ilvl w:val="0"/>
-          <w:numId w:val="618"/>
+          <w:numId w:val="656"/>
         </w:numPr>
         <w:spacing w:after="40" w:before="40"/>
       </w:pPr>
@@ -3318,7 +3318,7 @@
         <w:keepNext/>
         <w:numPr>
           <w:ilvl w:val="0"/>
-          <w:numId w:val="618"/>
+          <w:numId w:val="656"/>
         </w:numPr>
         <w:spacing w:after="40" w:before="40"/>
       </w:pPr>
@@ -3337,7 +3337,7 @@
         <w:keepNext/>
         <w:numPr>
           <w:ilvl w:val="0"/>
-          <w:numId w:val="618"/>
+          <w:numId w:val="656"/>
         </w:numPr>
         <w:spacing w:after="40" w:before="40"/>
       </w:pPr>
@@ -3445,7 +3445,7 @@
         <w:keepNext/>
         <w:numPr>
           <w:ilvl w:val="0"/>
-          <w:numId w:val="619"/>
+          <w:numId w:val="657"/>
         </w:numPr>
         <w:spacing w:after="40" w:before="40"/>
       </w:pPr>
@@ -3464,7 +3464,7 @@
         <w:keepNext/>
         <w:numPr>
           <w:ilvl w:val="0"/>
-          <w:numId w:val="619"/>
+          <w:numId w:val="657"/>
         </w:numPr>
         <w:spacing w:after="40" w:before="40"/>
       </w:pPr>
@@ -3483,7 +3483,7 @@
         <w:keepNext/>
         <w:numPr>
           <w:ilvl w:val="0"/>
-          <w:numId w:val="619"/>
+          <w:numId w:val="657"/>
         </w:numPr>
         <w:spacing w:after="40" w:before="40"/>
       </w:pPr>
@@ -3501,7 +3501,7 @@
         <w:pStyle w:val="ListParagraph"/>
         <w:numPr>
           <w:ilvl w:val="0"/>
-          <w:numId w:val="619"/>
+          <w:numId w:val="657"/>
         </w:numPr>
         <w:spacing w:after="40" w:before="40"/>
       </w:pPr>
@@ -3543,7 +3543,7 @@
         <w:keepNext/>
         <w:numPr>
           <w:ilvl w:val="0"/>
-          <w:numId w:val="620"/>
+          <w:numId w:val="658"/>
         </w:numPr>
         <w:spacing w:after="40" w:before="40"/>
       </w:pPr>
@@ -3562,7 +3562,7 @@
         <w:keepNext/>
         <w:numPr>
           <w:ilvl w:val="0"/>
-          <w:numId w:val="620"/>
+          <w:numId w:val="658"/>
         </w:numPr>
         <w:spacing w:after="40" w:before="40"/>
       </w:pPr>
@@ -3581,7 +3581,7 @@
         <w:keepNext/>
         <w:numPr>
           <w:ilvl w:val="0"/>
-          <w:numId w:val="620"/>
+          <w:numId w:val="658"/>
         </w:numPr>
         <w:spacing w:after="40" w:before="40"/>
       </w:pPr>
@@ -3658,7 +3658,7 @@
         <w:keepNext/>
         <w:numPr>
           <w:ilvl w:val="0"/>
-          <w:numId w:val="621"/>
+          <w:numId w:val="659"/>
         </w:numPr>
         <w:spacing w:after="40" w:before="40"/>
       </w:pPr>
@@ -3677,7 +3677,7 @@
         <w:keepNext/>
         <w:numPr>
           <w:ilvl w:val="0"/>
-          <w:numId w:val="621"/>
+          <w:numId w:val="659"/>
         </w:numPr>
         <w:spacing w:after="40" w:before="40"/>
       </w:pPr>
@@ -3727,7 +3727,7 @@
         <w:keepNext/>
         <w:numPr>
           <w:ilvl w:val="0"/>
-          <w:numId w:val="622"/>
+          <w:numId w:val="660"/>
         </w:numPr>
         <w:spacing w:after="40" w:before="40"/>
       </w:pPr>
@@ -3746,7 +3746,7 @@
         <w:keepNext/>
         <w:numPr>
           <w:ilvl w:val="0"/>
-          <w:numId w:val="622"/>
+          <w:numId w:val="660"/>
         </w:numPr>
         <w:spacing w:after="40" w:before="40"/>
       </w:pPr>
@@ -3765,7 +3765,7 @@
         <w:keepNext/>
         <w:numPr>
           <w:ilvl w:val="0"/>
-          <w:numId w:val="622"/>
+          <w:numId w:val="660"/>
         </w:numPr>
         <w:spacing w:after="40" w:before="40"/>
       </w:pPr>
@@ -3783,7 +3783,7 @@
         <w:pStyle w:val="ListParagraph"/>
         <w:numPr>
           <w:ilvl w:val="0"/>
-          <w:numId w:val="622"/>
+          <w:numId w:val="660"/>
         </w:numPr>
         <w:spacing w:after="40" w:before="40"/>
       </w:pPr>
@@ -3825,7 +3825,7 @@
         <w:keepNext/>
         <w:numPr>
           <w:ilvl w:val="0"/>
-          <w:numId w:val="623"/>
+          <w:numId w:val="661"/>
         </w:numPr>
         <w:spacing w:after="40" w:before="40"/>
       </w:pPr>
@@ -3844,7 +3844,7 @@
         <w:keepNext/>
         <w:numPr>
           <w:ilvl w:val="0"/>
-          <w:numId w:val="623"/>
+          <w:numId w:val="661"/>
         </w:numPr>
         <w:spacing w:after="40" w:before="40"/>
       </w:pPr>
@@ -3863,7 +3863,7 @@
         <w:keepNext/>
         <w:numPr>
           <w:ilvl w:val="0"/>
-          <w:numId w:val="623"/>
+          <w:numId w:val="661"/>
         </w:numPr>
         <w:spacing w:after="40" w:before="40"/>
       </w:pPr>
@@ -3882,7 +3882,7 @@
         <w:keepNext/>
         <w:numPr>
           <w:ilvl w:val="0"/>
-          <w:numId w:val="623"/>
+          <w:numId w:val="661"/>
         </w:numPr>
         <w:spacing w:after="40" w:before="40"/>
       </w:pPr>
@@ -3960,7 +3960,7 @@
         <w:keepNext/>
         <w:numPr>
           <w:ilvl w:val="0"/>
-          <w:numId w:val="624"/>
+          <w:numId w:val="662"/>
         </w:numPr>
         <w:spacing w:after="40" w:before="40"/>
       </w:pPr>
@@ -3979,7 +3979,7 @@
         <w:keepNext/>
         <w:numPr>
           <w:ilvl w:val="0"/>
-          <w:numId w:val="624"/>
+          <w:numId w:val="662"/>
         </w:numPr>
         <w:spacing w:after="40" w:before="40"/>
       </w:pPr>
@@ -3998,7 +3998,7 @@
         <w:keepNext/>
         <w:numPr>
           <w:ilvl w:val="0"/>
-          <w:numId w:val="624"/>
+          <w:numId w:val="662"/>
         </w:numPr>
         <w:spacing w:after="40" w:before="40"/>
       </w:pPr>
@@ -4017,7 +4017,7 @@
         <w:keepNext/>
         <w:numPr>
           <w:ilvl w:val="0"/>
-          <w:numId w:val="624"/>
+          <w:numId w:val="662"/>
         </w:numPr>
         <w:spacing w:after="40" w:before="40"/>
       </w:pPr>
@@ -4036,7 +4036,7 @@
         <w:keepNext/>
         <w:numPr>
           <w:ilvl w:val="0"/>
-          <w:numId w:val="624"/>
+          <w:numId w:val="662"/>
         </w:numPr>
         <w:spacing w:after="40" w:before="40"/>
       </w:pPr>
@@ -4095,7 +4095,7 @@
         <w:keepNext/>
         <w:numPr>
           <w:ilvl w:val="0"/>
-          <w:numId w:val="625"/>
+          <w:numId w:val="663"/>
         </w:numPr>
         <w:spacing w:after="40" w:before="40"/>
       </w:pPr>
@@ -4114,7 +4114,7 @@
         <w:keepNext/>
         <w:numPr>
           <w:ilvl w:val="0"/>
-          <w:numId w:val="625"/>
+          <w:numId w:val="663"/>
         </w:numPr>
         <w:spacing w:after="40" w:before="40"/>
       </w:pPr>
@@ -4133,7 +4133,7 @@
         <w:keepNext/>
         <w:numPr>
           <w:ilvl w:val="0"/>
-          <w:numId w:val="625"/>
+          <w:numId w:val="663"/>
         </w:numPr>
         <w:spacing w:after="40" w:before="40"/>
       </w:pPr>
@@ -4152,7 +4152,7 @@
         <w:keepNext/>
         <w:numPr>
           <w:ilvl w:val="0"/>
-          <w:numId w:val="625"/>
+          <w:numId w:val="663"/>
         </w:numPr>
         <w:spacing w:after="40" w:before="40"/>
       </w:pPr>
@@ -4171,7 +4171,7 @@
         <w:keepNext/>
         <w:numPr>
           <w:ilvl w:val="0"/>
-          <w:numId w:val="625"/>
+          <w:numId w:val="663"/>
         </w:numPr>
         <w:spacing w:after="40" w:before="40"/>
       </w:pPr>
@@ -4249,7 +4249,7 @@
         <w:keepNext/>
         <w:numPr>
           <w:ilvl w:val="0"/>
-          <w:numId w:val="626"/>
+          <w:numId w:val="664"/>
         </w:numPr>
         <w:spacing w:after="40" w:before="40"/>
       </w:pPr>
@@ -4268,7 +4268,7 @@
         <w:keepNext/>
         <w:numPr>
           <w:ilvl w:val="0"/>
-          <w:numId w:val="626"/>
+          <w:numId w:val="664"/>
         </w:numPr>
         <w:spacing w:after="40" w:before="40"/>
       </w:pPr>
@@ -4287,7 +4287,7 @@
         <w:keepNext/>
         <w:numPr>
           <w:ilvl w:val="0"/>
-          <w:numId w:val="626"/>
+          <w:numId w:val="664"/>
         </w:numPr>
         <w:spacing w:after="40" w:before="40"/>
       </w:pPr>
@@ -4383,7 +4383,7 @@
         <w:keepNext/>
         <w:numPr>
           <w:ilvl w:val="0"/>
-          <w:numId w:val="627"/>
+          <w:numId w:val="665"/>
         </w:numPr>
         <w:spacing w:after="40" w:before="40"/>
       </w:pPr>
@@ -4402,7 +4402,7 @@
         <w:keepNext/>
         <w:numPr>
           <w:ilvl w:val="0"/>
-          <w:numId w:val="627"/>
+          <w:numId w:val="665"/>
         </w:numPr>
         <w:spacing w:after="40" w:before="40"/>
       </w:pPr>
@@ -4480,7 +4480,7 @@
         <w:keepNext/>
         <w:numPr>
           <w:ilvl w:val="0"/>
-          <w:numId w:val="628"/>
+          <w:numId w:val="666"/>
         </w:numPr>
         <w:spacing w:after="40" w:before="40"/>
       </w:pPr>
@@ -4499,7 +4499,7 @@
         <w:keepNext/>
         <w:numPr>
           <w:ilvl w:val="0"/>
-          <w:numId w:val="628"/>
+          <w:numId w:val="666"/>
         </w:numPr>
         <w:spacing w:after="40" w:before="40"/>
       </w:pPr>
@@ -4518,7 +4518,7 @@
         <w:keepNext/>
         <w:numPr>
           <w:ilvl w:val="0"/>
-          <w:numId w:val="628"/>
+          <w:numId w:val="666"/>
         </w:numPr>
         <w:spacing w:after="40" w:before="40"/>
       </w:pPr>
@@ -4596,7 +4596,7 @@
         <w:keepNext/>
         <w:numPr>
           <w:ilvl w:val="0"/>
-          <w:numId w:val="629"/>
+          <w:numId w:val="667"/>
         </w:numPr>
         <w:spacing w:after="40" w:before="40"/>
       </w:pPr>
@@ -4615,7 +4615,7 @@
         <w:keepNext/>
         <w:numPr>
           <w:ilvl w:val="0"/>
-          <w:numId w:val="629"/>
+          <w:numId w:val="667"/>
         </w:numPr>
         <w:spacing w:after="40" w:before="40"/>
       </w:pPr>
@@ -4634,7 +4634,7 @@
         <w:keepNext/>
         <w:numPr>
           <w:ilvl w:val="0"/>
-          <w:numId w:val="629"/>
+          <w:numId w:val="667"/>
         </w:numPr>
         <w:spacing w:after="40" w:before="40"/>
       </w:pPr>
@@ -4653,7 +4653,7 @@
         <w:keepNext/>
         <w:numPr>
           <w:ilvl w:val="0"/>
-          <w:numId w:val="629"/>
+          <w:numId w:val="667"/>
         </w:numPr>
         <w:spacing w:after="40" w:before="40"/>
       </w:pPr>
@@ -4731,7 +4731,7 @@
         <w:keepNext/>
         <w:numPr>
           <w:ilvl w:val="0"/>
-          <w:numId w:val="630"/>
+          <w:numId w:val="668"/>
         </w:numPr>
         <w:spacing w:after="40" w:before="40"/>
       </w:pPr>
@@ -4750,7 +4750,7 @@
         <w:keepNext/>
         <w:numPr>
           <w:ilvl w:val="0"/>
-          <w:numId w:val="630"/>
+          <w:numId w:val="668"/>
         </w:numPr>
         <w:spacing w:after="40" w:before="40"/>
       </w:pPr>
@@ -4769,7 +4769,7 @@
         <w:keepNext/>
         <w:numPr>
           <w:ilvl w:val="0"/>
-          <w:numId w:val="630"/>
+          <w:numId w:val="668"/>
         </w:numPr>
         <w:spacing w:after="40" w:before="40"/>
       </w:pPr>
@@ -11459,6 +11459,234 @@
     </w:lvlOverride>
   </w:num>
   <w:num w:numId="630">
+    <w:abstractNumId w:val="2"/>
+    <w:lvlOverride w:ilvl="0">
+      <w:startOverride w:val="1"/>
+    </w:lvlOverride>
+  </w:num>
+  <w:num w:numId="631">
+    <w:abstractNumId w:val="2"/>
+    <w:lvlOverride w:ilvl="0">
+      <w:startOverride w:val="1"/>
+    </w:lvlOverride>
+  </w:num>
+  <w:num w:numId="632">
+    <w:abstractNumId w:val="2"/>
+    <w:lvlOverride w:ilvl="0">
+      <w:startOverride w:val="1"/>
+    </w:lvlOverride>
+  </w:num>
+  <w:num w:numId="633">
+    <w:abstractNumId w:val="2"/>
+    <w:lvlOverride w:ilvl="0">
+      <w:startOverride w:val="1"/>
+    </w:lvlOverride>
+  </w:num>
+  <w:num w:numId="634">
+    <w:abstractNumId w:val="2"/>
+    <w:lvlOverride w:ilvl="0">
+      <w:startOverride w:val="1"/>
+    </w:lvlOverride>
+  </w:num>
+  <w:num w:numId="635">
+    <w:abstractNumId w:val="2"/>
+    <w:lvlOverride w:ilvl="0">
+      <w:startOverride w:val="1"/>
+    </w:lvlOverride>
+  </w:num>
+  <w:num w:numId="636">
+    <w:abstractNumId w:val="2"/>
+    <w:lvlOverride w:ilvl="0">
+      <w:startOverride w:val="1"/>
+    </w:lvlOverride>
+  </w:num>
+  <w:num w:numId="637">
+    <w:abstractNumId w:val="2"/>
+    <w:lvlOverride w:ilvl="0">
+      <w:startOverride w:val="1"/>
+    </w:lvlOverride>
+  </w:num>
+  <w:num w:numId="638">
+    <w:abstractNumId w:val="3"/>
+    <w:lvlOverride w:ilvl="0">
+      <w:startOverride w:val="1"/>
+    </w:lvlOverride>
+  </w:num>
+  <w:num w:numId="639">
+    <w:abstractNumId w:val="2"/>
+    <w:lvlOverride w:ilvl="0">
+      <w:startOverride w:val="1"/>
+    </w:lvlOverride>
+  </w:num>
+  <w:num w:numId="640">
+    <w:abstractNumId w:val="2"/>
+    <w:lvlOverride w:ilvl="0">
+      <w:startOverride w:val="1"/>
+    </w:lvlOverride>
+  </w:num>
+  <w:num w:numId="641">
+    <w:abstractNumId w:val="3"/>
+    <w:lvlOverride w:ilvl="0">
+      <w:startOverride w:val="1"/>
+    </w:lvlOverride>
+  </w:num>
+  <w:num w:numId="642">
+    <w:abstractNumId w:val="2"/>
+    <w:lvlOverride w:ilvl="0">
+      <w:startOverride w:val="1"/>
+    </w:lvlOverride>
+  </w:num>
+  <w:num w:numId="643">
+    <w:abstractNumId w:val="2"/>
+    <w:lvlOverride w:ilvl="0">
+      <w:startOverride w:val="1"/>
+    </w:lvlOverride>
+  </w:num>
+  <w:num w:numId="644">
+    <w:abstractNumId w:val="2"/>
+    <w:lvlOverride w:ilvl="0">
+      <w:startOverride w:val="1"/>
+    </w:lvlOverride>
+  </w:num>
+  <w:num w:numId="645">
+    <w:abstractNumId w:val="2"/>
+    <w:lvlOverride w:ilvl="0">
+      <w:startOverride w:val="1"/>
+    </w:lvlOverride>
+  </w:num>
+  <w:num w:numId="646">
+    <w:abstractNumId w:val="2"/>
+    <w:lvlOverride w:ilvl="0">
+      <w:startOverride w:val="1"/>
+    </w:lvlOverride>
+  </w:num>
+  <w:num w:numId="647">
+    <w:abstractNumId w:val="2"/>
+    <w:lvlOverride w:ilvl="0">
+      <w:startOverride w:val="1"/>
+    </w:lvlOverride>
+  </w:num>
+  <w:num w:numId="648">
+    <w:abstractNumId w:val="2"/>
+    <w:lvlOverride w:ilvl="0">
+      <w:startOverride w:val="1"/>
+    </w:lvlOverride>
+  </w:num>
+  <w:num w:numId="649">
+    <w:abstractNumId w:val="2"/>
+    <w:lvlOverride w:ilvl="0">
+      <w:startOverride w:val="1"/>
+    </w:lvlOverride>
+  </w:num>
+  <w:num w:numId="650">
+    <w:abstractNumId w:val="2"/>
+    <w:lvlOverride w:ilvl="0">
+      <w:startOverride w:val="1"/>
+    </w:lvlOverride>
+  </w:num>
+  <w:num w:numId="651">
+    <w:abstractNumId w:val="2"/>
+    <w:lvlOverride w:ilvl="0">
+      <w:startOverride w:val="1"/>
+    </w:lvlOverride>
+  </w:num>
+  <w:num w:numId="652">
+    <w:abstractNumId w:val="2"/>
+    <w:lvlOverride w:ilvl="0">
+      <w:startOverride w:val="1"/>
+    </w:lvlOverride>
+  </w:num>
+  <w:num w:numId="653">
+    <w:abstractNumId w:val="2"/>
+    <w:lvlOverride w:ilvl="0">
+      <w:startOverride w:val="1"/>
+    </w:lvlOverride>
+  </w:num>
+  <w:num w:numId="654">
+    <w:abstractNumId w:val="2"/>
+    <w:lvlOverride w:ilvl="0">
+      <w:startOverride w:val="1"/>
+    </w:lvlOverride>
+  </w:num>
+  <w:num w:numId="655">
+    <w:abstractNumId w:val="2"/>
+    <w:lvlOverride w:ilvl="0">
+      <w:startOverride w:val="1"/>
+    </w:lvlOverride>
+  </w:num>
+  <w:num w:numId="656">
+    <w:abstractNumId w:val="2"/>
+    <w:lvlOverride w:ilvl="0">
+      <w:startOverride w:val="1"/>
+    </w:lvlOverride>
+  </w:num>
+  <w:num w:numId="657">
+    <w:abstractNumId w:val="3"/>
+    <w:lvlOverride w:ilvl="0">
+      <w:startOverride w:val="1"/>
+    </w:lvlOverride>
+  </w:num>
+  <w:num w:numId="658">
+    <w:abstractNumId w:val="2"/>
+    <w:lvlOverride w:ilvl="0">
+      <w:startOverride w:val="1"/>
+    </w:lvlOverride>
+  </w:num>
+  <w:num w:numId="659">
+    <w:abstractNumId w:val="2"/>
+    <w:lvlOverride w:ilvl="0">
+      <w:startOverride w:val="1"/>
+    </w:lvlOverride>
+  </w:num>
+  <w:num w:numId="660">
+    <w:abstractNumId w:val="3"/>
+    <w:lvlOverride w:ilvl="0">
+      <w:startOverride w:val="1"/>
+    </w:lvlOverride>
+  </w:num>
+  <w:num w:numId="661">
+    <w:abstractNumId w:val="2"/>
+    <w:lvlOverride w:ilvl="0">
+      <w:startOverride w:val="1"/>
+    </w:lvlOverride>
+  </w:num>
+  <w:num w:numId="662">
+    <w:abstractNumId w:val="2"/>
+    <w:lvlOverride w:ilvl="0">
+      <w:startOverride w:val="1"/>
+    </w:lvlOverride>
+  </w:num>
+  <w:num w:numId="663">
+    <w:abstractNumId w:val="2"/>
+    <w:lvlOverride w:ilvl="0">
+      <w:startOverride w:val="1"/>
+    </w:lvlOverride>
+  </w:num>
+  <w:num w:numId="664">
+    <w:abstractNumId w:val="2"/>
+    <w:lvlOverride w:ilvl="0">
+      <w:startOverride w:val="1"/>
+    </w:lvlOverride>
+  </w:num>
+  <w:num w:numId="665">
+    <w:abstractNumId w:val="2"/>
+    <w:lvlOverride w:ilvl="0">
+      <w:startOverride w:val="1"/>
+    </w:lvlOverride>
+  </w:num>
+  <w:num w:numId="666">
+    <w:abstractNumId w:val="2"/>
+    <w:lvlOverride w:ilvl="0">
+      <w:startOverride w:val="1"/>
+    </w:lvlOverride>
+  </w:num>
+  <w:num w:numId="667">
+    <w:abstractNumId w:val="2"/>
+    <w:lvlOverride w:ilvl="0">
+      <w:startOverride w:val="1"/>
+    </w:lvlOverride>
+  </w:num>
+  <w:num w:numId="668">
     <w:abstractNumId w:val="2"/>
     <w:lvlOverride w:ilvl="0">
       <w:startOverride w:val="1"/>

--- a/docs/government-project/06_사용자매뉴얼.docx
+++ b/docs/government-project/06_사용자매뉴얼.docx
@@ -1275,7 +1275,7 @@
         <w:keepNext/>
         <w:numPr>
           <w:ilvl w:val="0"/>
-          <w:numId w:val="650"/>
+          <w:numId w:val="688"/>
         </w:numPr>
         <w:spacing w:after="40" w:before="40"/>
       </w:pPr>
@@ -1294,7 +1294,7 @@
         <w:keepNext/>
         <w:numPr>
           <w:ilvl w:val="0"/>
-          <w:numId w:val="650"/>
+          <w:numId w:val="688"/>
         </w:numPr>
         <w:spacing w:after="40" w:before="40"/>
       </w:pPr>
@@ -1313,7 +1313,7 @@
         <w:keepNext/>
         <w:numPr>
           <w:ilvl w:val="0"/>
-          <w:numId w:val="650"/>
+          <w:numId w:val="688"/>
         </w:numPr>
         <w:spacing w:after="40" w:before="40"/>
       </w:pPr>
@@ -1332,7 +1332,7 @@
         <w:keepNext/>
         <w:numPr>
           <w:ilvl w:val="0"/>
-          <w:numId w:val="650"/>
+          <w:numId w:val="688"/>
         </w:numPr>
         <w:spacing w:after="40" w:before="40"/>
       </w:pPr>
@@ -1351,7 +1351,7 @@
         <w:keepNext/>
         <w:numPr>
           <w:ilvl w:val="0"/>
-          <w:numId w:val="650"/>
+          <w:numId w:val="688"/>
         </w:numPr>
         <w:spacing w:after="40" w:before="40"/>
       </w:pPr>
@@ -1429,7 +1429,7 @@
         <w:keepNext/>
         <w:numPr>
           <w:ilvl w:val="0"/>
-          <w:numId w:val="651"/>
+          <w:numId w:val="689"/>
         </w:numPr>
         <w:spacing w:after="40" w:before="40"/>
       </w:pPr>
@@ -1448,7 +1448,7 @@
         <w:keepNext/>
         <w:numPr>
           <w:ilvl w:val="0"/>
-          <w:numId w:val="651"/>
+          <w:numId w:val="689"/>
         </w:numPr>
         <w:spacing w:after="40" w:before="40"/>
       </w:pPr>
@@ -1467,7 +1467,7 @@
         <w:keepNext/>
         <w:numPr>
           <w:ilvl w:val="0"/>
-          <w:numId w:val="651"/>
+          <w:numId w:val="689"/>
         </w:numPr>
         <w:spacing w:after="40" w:before="40"/>
       </w:pPr>
@@ -1580,7 +1580,7 @@
         <w:keepNext/>
         <w:numPr>
           <w:ilvl w:val="0"/>
-          <w:numId w:val="652"/>
+          <w:numId w:val="690"/>
         </w:numPr>
         <w:spacing w:after="40" w:before="40"/>
       </w:pPr>
@@ -1599,7 +1599,7 @@
         <w:keepNext/>
         <w:numPr>
           <w:ilvl w:val="0"/>
-          <w:numId w:val="652"/>
+          <w:numId w:val="690"/>
         </w:numPr>
         <w:spacing w:after="40" w:before="40"/>
       </w:pPr>
@@ -2418,7 +2418,7 @@
         <w:keepNext/>
         <w:numPr>
           <w:ilvl w:val="0"/>
-          <w:numId w:val="653"/>
+          <w:numId w:val="691"/>
         </w:numPr>
         <w:spacing w:after="40" w:before="40"/>
       </w:pPr>
@@ -2437,7 +2437,7 @@
         <w:keepNext/>
         <w:numPr>
           <w:ilvl w:val="0"/>
-          <w:numId w:val="653"/>
+          <w:numId w:val="691"/>
         </w:numPr>
         <w:spacing w:after="40" w:before="40"/>
       </w:pPr>
@@ -2456,7 +2456,7 @@
         <w:keepNext/>
         <w:numPr>
           <w:ilvl w:val="0"/>
-          <w:numId w:val="653"/>
+          <w:numId w:val="691"/>
         </w:numPr>
         <w:spacing w:after="40" w:before="40"/>
       </w:pPr>
@@ -2475,7 +2475,7 @@
         <w:keepNext/>
         <w:numPr>
           <w:ilvl w:val="0"/>
-          <w:numId w:val="653"/>
+          <w:numId w:val="691"/>
         </w:numPr>
         <w:spacing w:after="40" w:before="40"/>
       </w:pPr>
@@ -2494,7 +2494,7 @@
         <w:keepNext/>
         <w:numPr>
           <w:ilvl w:val="0"/>
-          <w:numId w:val="653"/>
+          <w:numId w:val="691"/>
         </w:numPr>
         <w:spacing w:after="40" w:before="40"/>
       </w:pPr>
@@ -3090,7 +3090,7 @@
         <w:keepNext/>
         <w:numPr>
           <w:ilvl w:val="0"/>
-          <w:numId w:val="654"/>
+          <w:numId w:val="692"/>
         </w:numPr>
         <w:spacing w:after="40" w:before="40"/>
       </w:pPr>
@@ -3109,7 +3109,7 @@
         <w:keepNext/>
         <w:numPr>
           <w:ilvl w:val="0"/>
-          <w:numId w:val="654"/>
+          <w:numId w:val="692"/>
         </w:numPr>
         <w:spacing w:after="40" w:before="40"/>
       </w:pPr>
@@ -3128,7 +3128,7 @@
         <w:keepNext/>
         <w:numPr>
           <w:ilvl w:val="0"/>
-          <w:numId w:val="654"/>
+          <w:numId w:val="692"/>
         </w:numPr>
         <w:spacing w:after="40" w:before="40"/>
       </w:pPr>
@@ -3147,7 +3147,7 @@
         <w:keepNext/>
         <w:numPr>
           <w:ilvl w:val="0"/>
-          <w:numId w:val="654"/>
+          <w:numId w:val="692"/>
         </w:numPr>
         <w:spacing w:after="40" w:before="40"/>
       </w:pPr>
@@ -3201,7 +3201,7 @@
         <w:keepNext/>
         <w:numPr>
           <w:ilvl w:val="0"/>
-          <w:numId w:val="655"/>
+          <w:numId w:val="693"/>
         </w:numPr>
         <w:spacing w:after="40" w:before="40"/>
       </w:pPr>
@@ -3220,7 +3220,7 @@
         <w:keepNext/>
         <w:numPr>
           <w:ilvl w:val="0"/>
-          <w:numId w:val="655"/>
+          <w:numId w:val="693"/>
         </w:numPr>
         <w:spacing w:after="40" w:before="40"/>
       </w:pPr>
@@ -3238,7 +3238,7 @@
         <w:pStyle w:val="ListParagraph"/>
         <w:numPr>
           <w:ilvl w:val="0"/>
-          <w:numId w:val="655"/>
+          <w:numId w:val="693"/>
         </w:numPr>
         <w:spacing w:after="40" w:before="40"/>
       </w:pPr>
@@ -3299,7 +3299,7 @@
         <w:keepNext/>
         <w:numPr>
           <w:ilvl w:val="0"/>
-          <w:numId w:val="656"/>
+          <w:numId w:val="694"/>
         </w:numPr>
         <w:spacing w:after="40" w:before="40"/>
       </w:pPr>
@@ -3318,7 +3318,7 @@
         <w:keepNext/>
         <w:numPr>
           <w:ilvl w:val="0"/>
-          <w:numId w:val="656"/>
+          <w:numId w:val="694"/>
         </w:numPr>
         <w:spacing w:after="40" w:before="40"/>
       </w:pPr>
@@ -3337,7 +3337,7 @@
         <w:keepNext/>
         <w:numPr>
           <w:ilvl w:val="0"/>
-          <w:numId w:val="656"/>
+          <w:numId w:val="694"/>
         </w:numPr>
         <w:spacing w:after="40" w:before="40"/>
       </w:pPr>
@@ -3445,7 +3445,7 @@
         <w:keepNext/>
         <w:numPr>
           <w:ilvl w:val="0"/>
-          <w:numId w:val="657"/>
+          <w:numId w:val="695"/>
         </w:numPr>
         <w:spacing w:after="40" w:before="40"/>
       </w:pPr>
@@ -3464,7 +3464,7 @@
         <w:keepNext/>
         <w:numPr>
           <w:ilvl w:val="0"/>
-          <w:numId w:val="657"/>
+          <w:numId w:val="695"/>
         </w:numPr>
         <w:spacing w:after="40" w:before="40"/>
       </w:pPr>
@@ -3483,7 +3483,7 @@
         <w:keepNext/>
         <w:numPr>
           <w:ilvl w:val="0"/>
-          <w:numId w:val="657"/>
+          <w:numId w:val="695"/>
         </w:numPr>
         <w:spacing w:after="40" w:before="40"/>
       </w:pPr>
@@ -3501,7 +3501,7 @@
         <w:pStyle w:val="ListParagraph"/>
         <w:numPr>
           <w:ilvl w:val="0"/>
-          <w:numId w:val="657"/>
+          <w:numId w:val="695"/>
         </w:numPr>
         <w:spacing w:after="40" w:before="40"/>
       </w:pPr>
@@ -3543,7 +3543,7 @@
         <w:keepNext/>
         <w:numPr>
           <w:ilvl w:val="0"/>
-          <w:numId w:val="658"/>
+          <w:numId w:val="696"/>
         </w:numPr>
         <w:spacing w:after="40" w:before="40"/>
       </w:pPr>
@@ -3562,7 +3562,7 @@
         <w:keepNext/>
         <w:numPr>
           <w:ilvl w:val="0"/>
-          <w:numId w:val="658"/>
+          <w:numId w:val="696"/>
         </w:numPr>
         <w:spacing w:after="40" w:before="40"/>
       </w:pPr>
@@ -3581,7 +3581,7 @@
         <w:keepNext/>
         <w:numPr>
           <w:ilvl w:val="0"/>
-          <w:numId w:val="658"/>
+          <w:numId w:val="696"/>
         </w:numPr>
         <w:spacing w:after="40" w:before="40"/>
       </w:pPr>
@@ -3658,7 +3658,7 @@
         <w:keepNext/>
         <w:numPr>
           <w:ilvl w:val="0"/>
-          <w:numId w:val="659"/>
+          <w:numId w:val="697"/>
         </w:numPr>
         <w:spacing w:after="40" w:before="40"/>
       </w:pPr>
@@ -3677,7 +3677,7 @@
         <w:keepNext/>
         <w:numPr>
           <w:ilvl w:val="0"/>
-          <w:numId w:val="659"/>
+          <w:numId w:val="697"/>
         </w:numPr>
         <w:spacing w:after="40" w:before="40"/>
       </w:pPr>
@@ -3727,7 +3727,7 @@
         <w:keepNext/>
         <w:numPr>
           <w:ilvl w:val="0"/>
-          <w:numId w:val="660"/>
+          <w:numId w:val="698"/>
         </w:numPr>
         <w:spacing w:after="40" w:before="40"/>
       </w:pPr>
@@ -3746,7 +3746,7 @@
         <w:keepNext/>
         <w:numPr>
           <w:ilvl w:val="0"/>
-          <w:numId w:val="660"/>
+          <w:numId w:val="698"/>
         </w:numPr>
         <w:spacing w:after="40" w:before="40"/>
       </w:pPr>
@@ -3765,7 +3765,7 @@
         <w:keepNext/>
         <w:numPr>
           <w:ilvl w:val="0"/>
-          <w:numId w:val="660"/>
+          <w:numId w:val="698"/>
         </w:numPr>
         <w:spacing w:after="40" w:before="40"/>
       </w:pPr>
@@ -3783,7 +3783,7 @@
         <w:pStyle w:val="ListParagraph"/>
         <w:numPr>
           <w:ilvl w:val="0"/>
-          <w:numId w:val="660"/>
+          <w:numId w:val="698"/>
         </w:numPr>
         <w:spacing w:after="40" w:before="40"/>
       </w:pPr>
@@ -3825,7 +3825,7 @@
         <w:keepNext/>
         <w:numPr>
           <w:ilvl w:val="0"/>
-          <w:numId w:val="661"/>
+          <w:numId w:val="699"/>
         </w:numPr>
         <w:spacing w:after="40" w:before="40"/>
       </w:pPr>
@@ -3844,7 +3844,7 @@
         <w:keepNext/>
         <w:numPr>
           <w:ilvl w:val="0"/>
-          <w:numId w:val="661"/>
+          <w:numId w:val="699"/>
         </w:numPr>
         <w:spacing w:after="40" w:before="40"/>
       </w:pPr>
@@ -3863,7 +3863,7 @@
         <w:keepNext/>
         <w:numPr>
           <w:ilvl w:val="0"/>
-          <w:numId w:val="661"/>
+          <w:numId w:val="699"/>
         </w:numPr>
         <w:spacing w:after="40" w:before="40"/>
       </w:pPr>
@@ -3882,7 +3882,7 @@
         <w:keepNext/>
         <w:numPr>
           <w:ilvl w:val="0"/>
-          <w:numId w:val="661"/>
+          <w:numId w:val="699"/>
         </w:numPr>
         <w:spacing w:after="40" w:before="40"/>
       </w:pPr>
@@ -3960,7 +3960,7 @@
         <w:keepNext/>
         <w:numPr>
           <w:ilvl w:val="0"/>
-          <w:numId w:val="662"/>
+          <w:numId w:val="700"/>
         </w:numPr>
         <w:spacing w:after="40" w:before="40"/>
       </w:pPr>
@@ -3979,7 +3979,7 @@
         <w:keepNext/>
         <w:numPr>
           <w:ilvl w:val="0"/>
-          <w:numId w:val="662"/>
+          <w:numId w:val="700"/>
         </w:numPr>
         <w:spacing w:after="40" w:before="40"/>
       </w:pPr>
@@ -3998,7 +3998,7 @@
         <w:keepNext/>
         <w:numPr>
           <w:ilvl w:val="0"/>
-          <w:numId w:val="662"/>
+          <w:numId w:val="700"/>
         </w:numPr>
         <w:spacing w:after="40" w:before="40"/>
       </w:pPr>
@@ -4017,7 +4017,7 @@
         <w:keepNext/>
         <w:numPr>
           <w:ilvl w:val="0"/>
-          <w:numId w:val="662"/>
+          <w:numId w:val="700"/>
         </w:numPr>
         <w:spacing w:after="40" w:before="40"/>
       </w:pPr>
@@ -4036,7 +4036,7 @@
         <w:keepNext/>
         <w:numPr>
           <w:ilvl w:val="0"/>
-          <w:numId w:val="662"/>
+          <w:numId w:val="700"/>
         </w:numPr>
         <w:spacing w:after="40" w:before="40"/>
       </w:pPr>
@@ -4095,7 +4095,7 @@
         <w:keepNext/>
         <w:numPr>
           <w:ilvl w:val="0"/>
-          <w:numId w:val="663"/>
+          <w:numId w:val="701"/>
         </w:numPr>
         <w:spacing w:after="40" w:before="40"/>
       </w:pPr>
@@ -4114,7 +4114,7 @@
         <w:keepNext/>
         <w:numPr>
           <w:ilvl w:val="0"/>
-          <w:numId w:val="663"/>
+          <w:numId w:val="701"/>
         </w:numPr>
         <w:spacing w:after="40" w:before="40"/>
       </w:pPr>
@@ -4133,7 +4133,7 @@
         <w:keepNext/>
         <w:numPr>
           <w:ilvl w:val="0"/>
-          <w:numId w:val="663"/>
+          <w:numId w:val="701"/>
         </w:numPr>
         <w:spacing w:after="40" w:before="40"/>
       </w:pPr>
@@ -4152,7 +4152,7 @@
         <w:keepNext/>
         <w:numPr>
           <w:ilvl w:val="0"/>
-          <w:numId w:val="663"/>
+          <w:numId w:val="701"/>
         </w:numPr>
         <w:spacing w:after="40" w:before="40"/>
       </w:pPr>
@@ -4171,7 +4171,7 @@
         <w:keepNext/>
         <w:numPr>
           <w:ilvl w:val="0"/>
-          <w:numId w:val="663"/>
+          <w:numId w:val="701"/>
         </w:numPr>
         <w:spacing w:after="40" w:before="40"/>
       </w:pPr>
@@ -4249,7 +4249,7 @@
         <w:keepNext/>
         <w:numPr>
           <w:ilvl w:val="0"/>
-          <w:numId w:val="664"/>
+          <w:numId w:val="702"/>
         </w:numPr>
         <w:spacing w:after="40" w:before="40"/>
       </w:pPr>
@@ -4268,7 +4268,7 @@
         <w:keepNext/>
         <w:numPr>
           <w:ilvl w:val="0"/>
-          <w:numId w:val="664"/>
+          <w:numId w:val="702"/>
         </w:numPr>
         <w:spacing w:after="40" w:before="40"/>
       </w:pPr>
@@ -4287,7 +4287,7 @@
         <w:keepNext/>
         <w:numPr>
           <w:ilvl w:val="0"/>
-          <w:numId w:val="664"/>
+          <w:numId w:val="702"/>
         </w:numPr>
         <w:spacing w:after="40" w:before="40"/>
       </w:pPr>
@@ -4383,7 +4383,7 @@
         <w:keepNext/>
         <w:numPr>
           <w:ilvl w:val="0"/>
-          <w:numId w:val="665"/>
+          <w:numId w:val="703"/>
         </w:numPr>
         <w:spacing w:after="40" w:before="40"/>
       </w:pPr>
@@ -4402,7 +4402,7 @@
         <w:keepNext/>
         <w:numPr>
           <w:ilvl w:val="0"/>
-          <w:numId w:val="665"/>
+          <w:numId w:val="703"/>
         </w:numPr>
         <w:spacing w:after="40" w:before="40"/>
       </w:pPr>
@@ -4480,7 +4480,7 @@
         <w:keepNext/>
         <w:numPr>
           <w:ilvl w:val="0"/>
-          <w:numId w:val="666"/>
+          <w:numId w:val="704"/>
         </w:numPr>
         <w:spacing w:after="40" w:before="40"/>
       </w:pPr>
@@ -4499,7 +4499,7 @@
         <w:keepNext/>
         <w:numPr>
           <w:ilvl w:val="0"/>
-          <w:numId w:val="666"/>
+          <w:numId w:val="704"/>
         </w:numPr>
         <w:spacing w:after="40" w:before="40"/>
       </w:pPr>
@@ -4518,7 +4518,7 @@
         <w:keepNext/>
         <w:numPr>
           <w:ilvl w:val="0"/>
-          <w:numId w:val="666"/>
+          <w:numId w:val="704"/>
         </w:numPr>
         <w:spacing w:after="40" w:before="40"/>
       </w:pPr>
@@ -4596,7 +4596,7 @@
         <w:keepNext/>
         <w:numPr>
           <w:ilvl w:val="0"/>
-          <w:numId w:val="667"/>
+          <w:numId w:val="705"/>
         </w:numPr>
         <w:spacing w:after="40" w:before="40"/>
       </w:pPr>
@@ -4615,7 +4615,7 @@
         <w:keepNext/>
         <w:numPr>
           <w:ilvl w:val="0"/>
-          <w:numId w:val="667"/>
+          <w:numId w:val="705"/>
         </w:numPr>
         <w:spacing w:after="40" w:before="40"/>
       </w:pPr>
@@ -4634,7 +4634,7 @@
         <w:keepNext/>
         <w:numPr>
           <w:ilvl w:val="0"/>
-          <w:numId w:val="667"/>
+          <w:numId w:val="705"/>
         </w:numPr>
         <w:spacing w:after="40" w:before="40"/>
       </w:pPr>
@@ -4653,7 +4653,7 @@
         <w:keepNext/>
         <w:numPr>
           <w:ilvl w:val="0"/>
-          <w:numId w:val="667"/>
+          <w:numId w:val="705"/>
         </w:numPr>
         <w:spacing w:after="40" w:before="40"/>
       </w:pPr>
@@ -4731,7 +4731,7 @@
         <w:keepNext/>
         <w:numPr>
           <w:ilvl w:val="0"/>
-          <w:numId w:val="668"/>
+          <w:numId w:val="706"/>
         </w:numPr>
         <w:spacing w:after="40" w:before="40"/>
       </w:pPr>
@@ -4750,7 +4750,7 @@
         <w:keepNext/>
         <w:numPr>
           <w:ilvl w:val="0"/>
-          <w:numId w:val="668"/>
+          <w:numId w:val="706"/>
         </w:numPr>
         <w:spacing w:after="40" w:before="40"/>
       </w:pPr>
@@ -4769,7 +4769,7 @@
         <w:keepNext/>
         <w:numPr>
           <w:ilvl w:val="0"/>
-          <w:numId w:val="668"/>
+          <w:numId w:val="706"/>
         </w:numPr>
         <w:spacing w:after="40" w:before="40"/>
       </w:pPr>
@@ -11687,6 +11687,234 @@
     </w:lvlOverride>
   </w:num>
   <w:num w:numId="668">
+    <w:abstractNumId w:val="2"/>
+    <w:lvlOverride w:ilvl="0">
+      <w:startOverride w:val="1"/>
+    </w:lvlOverride>
+  </w:num>
+  <w:num w:numId="669">
+    <w:abstractNumId w:val="2"/>
+    <w:lvlOverride w:ilvl="0">
+      <w:startOverride w:val="1"/>
+    </w:lvlOverride>
+  </w:num>
+  <w:num w:numId="670">
+    <w:abstractNumId w:val="2"/>
+    <w:lvlOverride w:ilvl="0">
+      <w:startOverride w:val="1"/>
+    </w:lvlOverride>
+  </w:num>
+  <w:num w:numId="671">
+    <w:abstractNumId w:val="2"/>
+    <w:lvlOverride w:ilvl="0">
+      <w:startOverride w:val="1"/>
+    </w:lvlOverride>
+  </w:num>
+  <w:num w:numId="672">
+    <w:abstractNumId w:val="2"/>
+    <w:lvlOverride w:ilvl="0">
+      <w:startOverride w:val="1"/>
+    </w:lvlOverride>
+  </w:num>
+  <w:num w:numId="673">
+    <w:abstractNumId w:val="2"/>
+    <w:lvlOverride w:ilvl="0">
+      <w:startOverride w:val="1"/>
+    </w:lvlOverride>
+  </w:num>
+  <w:num w:numId="674">
+    <w:abstractNumId w:val="2"/>
+    <w:lvlOverride w:ilvl="0">
+      <w:startOverride w:val="1"/>
+    </w:lvlOverride>
+  </w:num>
+  <w:num w:numId="675">
+    <w:abstractNumId w:val="2"/>
+    <w:lvlOverride w:ilvl="0">
+      <w:startOverride w:val="1"/>
+    </w:lvlOverride>
+  </w:num>
+  <w:num w:numId="676">
+    <w:abstractNumId w:val="3"/>
+    <w:lvlOverride w:ilvl="0">
+      <w:startOverride w:val="1"/>
+    </w:lvlOverride>
+  </w:num>
+  <w:num w:numId="677">
+    <w:abstractNumId w:val="2"/>
+    <w:lvlOverride w:ilvl="0">
+      <w:startOverride w:val="1"/>
+    </w:lvlOverride>
+  </w:num>
+  <w:num w:numId="678">
+    <w:abstractNumId w:val="2"/>
+    <w:lvlOverride w:ilvl="0">
+      <w:startOverride w:val="1"/>
+    </w:lvlOverride>
+  </w:num>
+  <w:num w:numId="679">
+    <w:abstractNumId w:val="3"/>
+    <w:lvlOverride w:ilvl="0">
+      <w:startOverride w:val="1"/>
+    </w:lvlOverride>
+  </w:num>
+  <w:num w:numId="680">
+    <w:abstractNumId w:val="2"/>
+    <w:lvlOverride w:ilvl="0">
+      <w:startOverride w:val="1"/>
+    </w:lvlOverride>
+  </w:num>
+  <w:num w:numId="681">
+    <w:abstractNumId w:val="2"/>
+    <w:lvlOverride w:ilvl="0">
+      <w:startOverride w:val="1"/>
+    </w:lvlOverride>
+  </w:num>
+  <w:num w:numId="682">
+    <w:abstractNumId w:val="2"/>
+    <w:lvlOverride w:ilvl="0">
+      <w:startOverride w:val="1"/>
+    </w:lvlOverride>
+  </w:num>
+  <w:num w:numId="683">
+    <w:abstractNumId w:val="2"/>
+    <w:lvlOverride w:ilvl="0">
+      <w:startOverride w:val="1"/>
+    </w:lvlOverride>
+  </w:num>
+  <w:num w:numId="684">
+    <w:abstractNumId w:val="2"/>
+    <w:lvlOverride w:ilvl="0">
+      <w:startOverride w:val="1"/>
+    </w:lvlOverride>
+  </w:num>
+  <w:num w:numId="685">
+    <w:abstractNumId w:val="2"/>
+    <w:lvlOverride w:ilvl="0">
+      <w:startOverride w:val="1"/>
+    </w:lvlOverride>
+  </w:num>
+  <w:num w:numId="686">
+    <w:abstractNumId w:val="2"/>
+    <w:lvlOverride w:ilvl="0">
+      <w:startOverride w:val="1"/>
+    </w:lvlOverride>
+  </w:num>
+  <w:num w:numId="687">
+    <w:abstractNumId w:val="2"/>
+    <w:lvlOverride w:ilvl="0">
+      <w:startOverride w:val="1"/>
+    </w:lvlOverride>
+  </w:num>
+  <w:num w:numId="688">
+    <w:abstractNumId w:val="2"/>
+    <w:lvlOverride w:ilvl="0">
+      <w:startOverride w:val="1"/>
+    </w:lvlOverride>
+  </w:num>
+  <w:num w:numId="689">
+    <w:abstractNumId w:val="2"/>
+    <w:lvlOverride w:ilvl="0">
+      <w:startOverride w:val="1"/>
+    </w:lvlOverride>
+  </w:num>
+  <w:num w:numId="690">
+    <w:abstractNumId w:val="2"/>
+    <w:lvlOverride w:ilvl="0">
+      <w:startOverride w:val="1"/>
+    </w:lvlOverride>
+  </w:num>
+  <w:num w:numId="691">
+    <w:abstractNumId w:val="2"/>
+    <w:lvlOverride w:ilvl="0">
+      <w:startOverride w:val="1"/>
+    </w:lvlOverride>
+  </w:num>
+  <w:num w:numId="692">
+    <w:abstractNumId w:val="2"/>
+    <w:lvlOverride w:ilvl="0">
+      <w:startOverride w:val="1"/>
+    </w:lvlOverride>
+  </w:num>
+  <w:num w:numId="693">
+    <w:abstractNumId w:val="2"/>
+    <w:lvlOverride w:ilvl="0">
+      <w:startOverride w:val="1"/>
+    </w:lvlOverride>
+  </w:num>
+  <w:num w:numId="694">
+    <w:abstractNumId w:val="2"/>
+    <w:lvlOverride w:ilvl="0">
+      <w:startOverride w:val="1"/>
+    </w:lvlOverride>
+  </w:num>
+  <w:num w:numId="695">
+    <w:abstractNumId w:val="3"/>
+    <w:lvlOverride w:ilvl="0">
+      <w:startOverride w:val="1"/>
+    </w:lvlOverride>
+  </w:num>
+  <w:num w:numId="696">
+    <w:abstractNumId w:val="2"/>
+    <w:lvlOverride w:ilvl="0">
+      <w:startOverride w:val="1"/>
+    </w:lvlOverride>
+  </w:num>
+  <w:num w:numId="697">
+    <w:abstractNumId w:val="2"/>
+    <w:lvlOverride w:ilvl="0">
+      <w:startOverride w:val="1"/>
+    </w:lvlOverride>
+  </w:num>
+  <w:num w:numId="698">
+    <w:abstractNumId w:val="3"/>
+    <w:lvlOverride w:ilvl="0">
+      <w:startOverride w:val="1"/>
+    </w:lvlOverride>
+  </w:num>
+  <w:num w:numId="699">
+    <w:abstractNumId w:val="2"/>
+    <w:lvlOverride w:ilvl="0">
+      <w:startOverride w:val="1"/>
+    </w:lvlOverride>
+  </w:num>
+  <w:num w:numId="700">
+    <w:abstractNumId w:val="2"/>
+    <w:lvlOverride w:ilvl="0">
+      <w:startOverride w:val="1"/>
+    </w:lvlOverride>
+  </w:num>
+  <w:num w:numId="701">
+    <w:abstractNumId w:val="2"/>
+    <w:lvlOverride w:ilvl="0">
+      <w:startOverride w:val="1"/>
+    </w:lvlOverride>
+  </w:num>
+  <w:num w:numId="702">
+    <w:abstractNumId w:val="2"/>
+    <w:lvlOverride w:ilvl="0">
+      <w:startOverride w:val="1"/>
+    </w:lvlOverride>
+  </w:num>
+  <w:num w:numId="703">
+    <w:abstractNumId w:val="2"/>
+    <w:lvlOverride w:ilvl="0">
+      <w:startOverride w:val="1"/>
+    </w:lvlOverride>
+  </w:num>
+  <w:num w:numId="704">
+    <w:abstractNumId w:val="2"/>
+    <w:lvlOverride w:ilvl="0">
+      <w:startOverride w:val="1"/>
+    </w:lvlOverride>
+  </w:num>
+  <w:num w:numId="705">
+    <w:abstractNumId w:val="2"/>
+    <w:lvlOverride w:ilvl="0">
+      <w:startOverride w:val="1"/>
+    </w:lvlOverride>
+  </w:num>
+  <w:num w:numId="706">
     <w:abstractNumId w:val="2"/>
     <w:lvlOverride w:ilvl="0">
       <w:startOverride w:val="1"/>

--- a/docs/government-project/06_사용자매뉴얼.docx
+++ b/docs/government-project/06_사용자매뉴얼.docx
@@ -1275,7 +1275,7 @@
         <w:keepNext/>
         <w:numPr>
           <w:ilvl w:val="0"/>
-          <w:numId w:val="688"/>
+          <w:numId w:val="726"/>
         </w:numPr>
         <w:spacing w:after="40" w:before="40"/>
       </w:pPr>
@@ -1294,7 +1294,7 @@
         <w:keepNext/>
         <w:numPr>
           <w:ilvl w:val="0"/>
-          <w:numId w:val="688"/>
+          <w:numId w:val="726"/>
         </w:numPr>
         <w:spacing w:after="40" w:before="40"/>
       </w:pPr>
@@ -1313,7 +1313,7 @@
         <w:keepNext/>
         <w:numPr>
           <w:ilvl w:val="0"/>
-          <w:numId w:val="688"/>
+          <w:numId w:val="726"/>
         </w:numPr>
         <w:spacing w:after="40" w:before="40"/>
       </w:pPr>
@@ -1332,7 +1332,7 @@
         <w:keepNext/>
         <w:numPr>
           <w:ilvl w:val="0"/>
-          <w:numId w:val="688"/>
+          <w:numId w:val="726"/>
         </w:numPr>
         <w:spacing w:after="40" w:before="40"/>
       </w:pPr>
@@ -1351,7 +1351,7 @@
         <w:keepNext/>
         <w:numPr>
           <w:ilvl w:val="0"/>
-          <w:numId w:val="688"/>
+          <w:numId w:val="726"/>
         </w:numPr>
         <w:spacing w:after="40" w:before="40"/>
       </w:pPr>
@@ -1429,7 +1429,7 @@
         <w:keepNext/>
         <w:numPr>
           <w:ilvl w:val="0"/>
-          <w:numId w:val="689"/>
+          <w:numId w:val="727"/>
         </w:numPr>
         <w:spacing w:after="40" w:before="40"/>
       </w:pPr>
@@ -1448,7 +1448,7 @@
         <w:keepNext/>
         <w:numPr>
           <w:ilvl w:val="0"/>
-          <w:numId w:val="689"/>
+          <w:numId w:val="727"/>
         </w:numPr>
         <w:spacing w:after="40" w:before="40"/>
       </w:pPr>
@@ -1467,7 +1467,7 @@
         <w:keepNext/>
         <w:numPr>
           <w:ilvl w:val="0"/>
-          <w:numId w:val="689"/>
+          <w:numId w:val="727"/>
         </w:numPr>
         <w:spacing w:after="40" w:before="40"/>
       </w:pPr>
@@ -1580,7 +1580,7 @@
         <w:keepNext/>
         <w:numPr>
           <w:ilvl w:val="0"/>
-          <w:numId w:val="690"/>
+          <w:numId w:val="728"/>
         </w:numPr>
         <w:spacing w:after="40" w:before="40"/>
       </w:pPr>
@@ -1599,7 +1599,7 @@
         <w:keepNext/>
         <w:numPr>
           <w:ilvl w:val="0"/>
-          <w:numId w:val="690"/>
+          <w:numId w:val="728"/>
         </w:numPr>
         <w:spacing w:after="40" w:before="40"/>
       </w:pPr>
@@ -2418,7 +2418,7 @@
         <w:keepNext/>
         <w:numPr>
           <w:ilvl w:val="0"/>
-          <w:numId w:val="691"/>
+          <w:numId w:val="729"/>
         </w:numPr>
         <w:spacing w:after="40" w:before="40"/>
       </w:pPr>
@@ -2437,7 +2437,7 @@
         <w:keepNext/>
         <w:numPr>
           <w:ilvl w:val="0"/>
-          <w:numId w:val="691"/>
+          <w:numId w:val="729"/>
         </w:numPr>
         <w:spacing w:after="40" w:before="40"/>
       </w:pPr>
@@ -2456,7 +2456,7 @@
         <w:keepNext/>
         <w:numPr>
           <w:ilvl w:val="0"/>
-          <w:numId w:val="691"/>
+          <w:numId w:val="729"/>
         </w:numPr>
         <w:spacing w:after="40" w:before="40"/>
       </w:pPr>
@@ -2475,7 +2475,7 @@
         <w:keepNext/>
         <w:numPr>
           <w:ilvl w:val="0"/>
-          <w:numId w:val="691"/>
+          <w:numId w:val="729"/>
         </w:numPr>
         <w:spacing w:after="40" w:before="40"/>
       </w:pPr>
@@ -2494,7 +2494,7 @@
         <w:keepNext/>
         <w:numPr>
           <w:ilvl w:val="0"/>
-          <w:numId w:val="691"/>
+          <w:numId w:val="729"/>
         </w:numPr>
         <w:spacing w:after="40" w:before="40"/>
       </w:pPr>
@@ -3090,7 +3090,7 @@
         <w:keepNext/>
         <w:numPr>
           <w:ilvl w:val="0"/>
-          <w:numId w:val="692"/>
+          <w:numId w:val="730"/>
         </w:numPr>
         <w:spacing w:after="40" w:before="40"/>
       </w:pPr>
@@ -3109,7 +3109,7 @@
         <w:keepNext/>
         <w:numPr>
           <w:ilvl w:val="0"/>
-          <w:numId w:val="692"/>
+          <w:numId w:val="730"/>
         </w:numPr>
         <w:spacing w:after="40" w:before="40"/>
       </w:pPr>
@@ -3128,7 +3128,7 @@
         <w:keepNext/>
         <w:numPr>
           <w:ilvl w:val="0"/>
-          <w:numId w:val="692"/>
+          <w:numId w:val="730"/>
         </w:numPr>
         <w:spacing w:after="40" w:before="40"/>
       </w:pPr>
@@ -3147,7 +3147,7 @@
         <w:keepNext/>
         <w:numPr>
           <w:ilvl w:val="0"/>
-          <w:numId w:val="692"/>
+          <w:numId w:val="730"/>
         </w:numPr>
         <w:spacing w:after="40" w:before="40"/>
       </w:pPr>
@@ -3201,7 +3201,7 @@
         <w:keepNext/>
         <w:numPr>
           <w:ilvl w:val="0"/>
-          <w:numId w:val="693"/>
+          <w:numId w:val="731"/>
         </w:numPr>
         <w:spacing w:after="40" w:before="40"/>
       </w:pPr>
@@ -3220,7 +3220,7 @@
         <w:keepNext/>
         <w:numPr>
           <w:ilvl w:val="0"/>
-          <w:numId w:val="693"/>
+          <w:numId w:val="731"/>
         </w:numPr>
         <w:spacing w:after="40" w:before="40"/>
       </w:pPr>
@@ -3238,7 +3238,7 @@
         <w:pStyle w:val="ListParagraph"/>
         <w:numPr>
           <w:ilvl w:val="0"/>
-          <w:numId w:val="693"/>
+          <w:numId w:val="731"/>
         </w:numPr>
         <w:spacing w:after="40" w:before="40"/>
       </w:pPr>
@@ -3299,7 +3299,7 @@
         <w:keepNext/>
         <w:numPr>
           <w:ilvl w:val="0"/>
-          <w:numId w:val="694"/>
+          <w:numId w:val="732"/>
         </w:numPr>
         <w:spacing w:after="40" w:before="40"/>
       </w:pPr>
@@ -3318,7 +3318,7 @@
         <w:keepNext/>
         <w:numPr>
           <w:ilvl w:val="0"/>
-          <w:numId w:val="694"/>
+          <w:numId w:val="732"/>
         </w:numPr>
         <w:spacing w:after="40" w:before="40"/>
       </w:pPr>
@@ -3337,7 +3337,7 @@
         <w:keepNext/>
         <w:numPr>
           <w:ilvl w:val="0"/>
-          <w:numId w:val="694"/>
+          <w:numId w:val="732"/>
         </w:numPr>
         <w:spacing w:after="40" w:before="40"/>
       </w:pPr>
@@ -3445,7 +3445,7 @@
         <w:keepNext/>
         <w:numPr>
           <w:ilvl w:val="0"/>
-          <w:numId w:val="695"/>
+          <w:numId w:val="733"/>
         </w:numPr>
         <w:spacing w:after="40" w:before="40"/>
       </w:pPr>
@@ -3464,7 +3464,7 @@
         <w:keepNext/>
         <w:numPr>
           <w:ilvl w:val="0"/>
-          <w:numId w:val="695"/>
+          <w:numId w:val="733"/>
         </w:numPr>
         <w:spacing w:after="40" w:before="40"/>
       </w:pPr>
@@ -3483,7 +3483,7 @@
         <w:keepNext/>
         <w:numPr>
           <w:ilvl w:val="0"/>
-          <w:numId w:val="695"/>
+          <w:numId w:val="733"/>
         </w:numPr>
         <w:spacing w:after="40" w:before="40"/>
       </w:pPr>
@@ -3501,7 +3501,7 @@
         <w:pStyle w:val="ListParagraph"/>
         <w:numPr>
           <w:ilvl w:val="0"/>
-          <w:numId w:val="695"/>
+          <w:numId w:val="733"/>
         </w:numPr>
         <w:spacing w:after="40" w:before="40"/>
       </w:pPr>
@@ -3543,7 +3543,7 @@
         <w:keepNext/>
         <w:numPr>
           <w:ilvl w:val="0"/>
-          <w:numId w:val="696"/>
+          <w:numId w:val="734"/>
         </w:numPr>
         <w:spacing w:after="40" w:before="40"/>
       </w:pPr>
@@ -3562,7 +3562,7 @@
         <w:keepNext/>
         <w:numPr>
           <w:ilvl w:val="0"/>
-          <w:numId w:val="696"/>
+          <w:numId w:val="734"/>
         </w:numPr>
         <w:spacing w:after="40" w:before="40"/>
       </w:pPr>
@@ -3581,7 +3581,7 @@
         <w:keepNext/>
         <w:numPr>
           <w:ilvl w:val="0"/>
-          <w:numId w:val="696"/>
+          <w:numId w:val="734"/>
         </w:numPr>
         <w:spacing w:after="40" w:before="40"/>
       </w:pPr>
@@ -3658,7 +3658,7 @@
         <w:keepNext/>
         <w:numPr>
           <w:ilvl w:val="0"/>
-          <w:numId w:val="697"/>
+          <w:numId w:val="735"/>
         </w:numPr>
         <w:spacing w:after="40" w:before="40"/>
       </w:pPr>
@@ -3677,7 +3677,7 @@
         <w:keepNext/>
         <w:numPr>
           <w:ilvl w:val="0"/>
-          <w:numId w:val="697"/>
+          <w:numId w:val="735"/>
         </w:numPr>
         <w:spacing w:after="40" w:before="40"/>
       </w:pPr>
@@ -3727,7 +3727,7 @@
         <w:keepNext/>
         <w:numPr>
           <w:ilvl w:val="0"/>
-          <w:numId w:val="698"/>
+          <w:numId w:val="736"/>
         </w:numPr>
         <w:spacing w:after="40" w:before="40"/>
       </w:pPr>
@@ -3746,7 +3746,7 @@
         <w:keepNext/>
         <w:numPr>
           <w:ilvl w:val="0"/>
-          <w:numId w:val="698"/>
+          <w:numId w:val="736"/>
         </w:numPr>
         <w:spacing w:after="40" w:before="40"/>
       </w:pPr>
@@ -3765,7 +3765,7 @@
         <w:keepNext/>
         <w:numPr>
           <w:ilvl w:val="0"/>
-          <w:numId w:val="698"/>
+          <w:numId w:val="736"/>
         </w:numPr>
         <w:spacing w:after="40" w:before="40"/>
       </w:pPr>
@@ -3783,7 +3783,7 @@
         <w:pStyle w:val="ListParagraph"/>
         <w:numPr>
           <w:ilvl w:val="0"/>
-          <w:numId w:val="698"/>
+          <w:numId w:val="736"/>
         </w:numPr>
         <w:spacing w:after="40" w:before="40"/>
       </w:pPr>
@@ -3825,7 +3825,7 @@
         <w:keepNext/>
         <w:numPr>
           <w:ilvl w:val="0"/>
-          <w:numId w:val="699"/>
+          <w:numId w:val="737"/>
         </w:numPr>
         <w:spacing w:after="40" w:before="40"/>
       </w:pPr>
@@ -3844,7 +3844,7 @@
         <w:keepNext/>
         <w:numPr>
           <w:ilvl w:val="0"/>
-          <w:numId w:val="699"/>
+          <w:numId w:val="737"/>
         </w:numPr>
         <w:spacing w:after="40" w:before="40"/>
       </w:pPr>
@@ -3863,7 +3863,7 @@
         <w:keepNext/>
         <w:numPr>
           <w:ilvl w:val="0"/>
-          <w:numId w:val="699"/>
+          <w:numId w:val="737"/>
         </w:numPr>
         <w:spacing w:after="40" w:before="40"/>
       </w:pPr>
@@ -3882,7 +3882,7 @@
         <w:keepNext/>
         <w:numPr>
           <w:ilvl w:val="0"/>
-          <w:numId w:val="699"/>
+          <w:numId w:val="737"/>
         </w:numPr>
         <w:spacing w:after="40" w:before="40"/>
       </w:pPr>
@@ -3960,7 +3960,7 @@
         <w:keepNext/>
         <w:numPr>
           <w:ilvl w:val="0"/>
-          <w:numId w:val="700"/>
+          <w:numId w:val="738"/>
         </w:numPr>
         <w:spacing w:after="40" w:before="40"/>
       </w:pPr>
@@ -3979,7 +3979,7 @@
         <w:keepNext/>
         <w:numPr>
           <w:ilvl w:val="0"/>
-          <w:numId w:val="700"/>
+          <w:numId w:val="738"/>
         </w:numPr>
         <w:spacing w:after="40" w:before="40"/>
       </w:pPr>
@@ -3998,7 +3998,7 @@
         <w:keepNext/>
         <w:numPr>
           <w:ilvl w:val="0"/>
-          <w:numId w:val="700"/>
+          <w:numId w:val="738"/>
         </w:numPr>
         <w:spacing w:after="40" w:before="40"/>
       </w:pPr>
@@ -4017,7 +4017,7 @@
         <w:keepNext/>
         <w:numPr>
           <w:ilvl w:val="0"/>
-          <w:numId w:val="700"/>
+          <w:numId w:val="738"/>
         </w:numPr>
         <w:spacing w:after="40" w:before="40"/>
       </w:pPr>
@@ -4036,7 +4036,7 @@
         <w:keepNext/>
         <w:numPr>
           <w:ilvl w:val="0"/>
-          <w:numId w:val="700"/>
+          <w:numId w:val="738"/>
         </w:numPr>
         <w:spacing w:after="40" w:before="40"/>
       </w:pPr>
@@ -4095,7 +4095,7 @@
         <w:keepNext/>
         <w:numPr>
           <w:ilvl w:val="0"/>
-          <w:numId w:val="701"/>
+          <w:numId w:val="739"/>
         </w:numPr>
         <w:spacing w:after="40" w:before="40"/>
       </w:pPr>
@@ -4114,7 +4114,7 @@
         <w:keepNext/>
         <w:numPr>
           <w:ilvl w:val="0"/>
-          <w:numId w:val="701"/>
+          <w:numId w:val="739"/>
         </w:numPr>
         <w:spacing w:after="40" w:before="40"/>
       </w:pPr>
@@ -4133,7 +4133,7 @@
         <w:keepNext/>
         <w:numPr>
           <w:ilvl w:val="0"/>
-          <w:numId w:val="701"/>
+          <w:numId w:val="739"/>
         </w:numPr>
         <w:spacing w:after="40" w:before="40"/>
       </w:pPr>
@@ -4152,7 +4152,7 @@
         <w:keepNext/>
         <w:numPr>
           <w:ilvl w:val="0"/>
-          <w:numId w:val="701"/>
+          <w:numId w:val="739"/>
         </w:numPr>
         <w:spacing w:after="40" w:before="40"/>
       </w:pPr>
@@ -4171,7 +4171,7 @@
         <w:keepNext/>
         <w:numPr>
           <w:ilvl w:val="0"/>
-          <w:numId w:val="701"/>
+          <w:numId w:val="739"/>
         </w:numPr>
         <w:spacing w:after="40" w:before="40"/>
       </w:pPr>
@@ -4249,7 +4249,7 @@
         <w:keepNext/>
         <w:numPr>
           <w:ilvl w:val="0"/>
-          <w:numId w:val="702"/>
+          <w:numId w:val="740"/>
         </w:numPr>
         <w:spacing w:after="40" w:before="40"/>
       </w:pPr>
@@ -4268,7 +4268,7 @@
         <w:keepNext/>
         <w:numPr>
           <w:ilvl w:val="0"/>
-          <w:numId w:val="702"/>
+          <w:numId w:val="740"/>
         </w:numPr>
         <w:spacing w:after="40" w:before="40"/>
       </w:pPr>
@@ -4287,7 +4287,7 @@
         <w:keepNext/>
         <w:numPr>
           <w:ilvl w:val="0"/>
-          <w:numId w:val="702"/>
+          <w:numId w:val="740"/>
         </w:numPr>
         <w:spacing w:after="40" w:before="40"/>
       </w:pPr>
@@ -4383,7 +4383,7 @@
         <w:keepNext/>
         <w:numPr>
           <w:ilvl w:val="0"/>
-          <w:numId w:val="703"/>
+          <w:numId w:val="741"/>
         </w:numPr>
         <w:spacing w:after="40" w:before="40"/>
       </w:pPr>
@@ -4402,7 +4402,7 @@
         <w:keepNext/>
         <w:numPr>
           <w:ilvl w:val="0"/>
-          <w:numId w:val="703"/>
+          <w:numId w:val="741"/>
         </w:numPr>
         <w:spacing w:after="40" w:before="40"/>
       </w:pPr>
@@ -4480,7 +4480,7 @@
         <w:keepNext/>
         <w:numPr>
           <w:ilvl w:val="0"/>
-          <w:numId w:val="704"/>
+          <w:numId w:val="742"/>
         </w:numPr>
         <w:spacing w:after="40" w:before="40"/>
       </w:pPr>
@@ -4499,7 +4499,7 @@
         <w:keepNext/>
         <w:numPr>
           <w:ilvl w:val="0"/>
-          <w:numId w:val="704"/>
+          <w:numId w:val="742"/>
         </w:numPr>
         <w:spacing w:after="40" w:before="40"/>
       </w:pPr>
@@ -4518,7 +4518,7 @@
         <w:keepNext/>
         <w:numPr>
           <w:ilvl w:val="0"/>
-          <w:numId w:val="704"/>
+          <w:numId w:val="742"/>
         </w:numPr>
         <w:spacing w:after="40" w:before="40"/>
       </w:pPr>
@@ -4596,7 +4596,7 @@
         <w:keepNext/>
         <w:numPr>
           <w:ilvl w:val="0"/>
-          <w:numId w:val="705"/>
+          <w:numId w:val="743"/>
         </w:numPr>
         <w:spacing w:after="40" w:before="40"/>
       </w:pPr>
@@ -4615,7 +4615,7 @@
         <w:keepNext/>
         <w:numPr>
           <w:ilvl w:val="0"/>
-          <w:numId w:val="705"/>
+          <w:numId w:val="743"/>
         </w:numPr>
         <w:spacing w:after="40" w:before="40"/>
       </w:pPr>
@@ -4634,7 +4634,7 @@
         <w:keepNext/>
         <w:numPr>
           <w:ilvl w:val="0"/>
-          <w:numId w:val="705"/>
+          <w:numId w:val="743"/>
         </w:numPr>
         <w:spacing w:after="40" w:before="40"/>
       </w:pPr>
@@ -4653,7 +4653,7 @@
         <w:keepNext/>
         <w:numPr>
           <w:ilvl w:val="0"/>
-          <w:numId w:val="705"/>
+          <w:numId w:val="743"/>
         </w:numPr>
         <w:spacing w:after="40" w:before="40"/>
       </w:pPr>
@@ -4731,7 +4731,7 @@
         <w:keepNext/>
         <w:numPr>
           <w:ilvl w:val="0"/>
-          <w:numId w:val="706"/>
+          <w:numId w:val="744"/>
         </w:numPr>
         <w:spacing w:after="40" w:before="40"/>
       </w:pPr>
@@ -4750,7 +4750,7 @@
         <w:keepNext/>
         <w:numPr>
           <w:ilvl w:val="0"/>
-          <w:numId w:val="706"/>
+          <w:numId w:val="744"/>
         </w:numPr>
         <w:spacing w:after="40" w:before="40"/>
       </w:pPr>
@@ -4769,7 +4769,7 @@
         <w:keepNext/>
         <w:numPr>
           <w:ilvl w:val="0"/>
-          <w:numId w:val="706"/>
+          <w:numId w:val="744"/>
         </w:numPr>
         <w:spacing w:after="40" w:before="40"/>
       </w:pPr>
@@ -11915,6 +11915,234 @@
     </w:lvlOverride>
   </w:num>
   <w:num w:numId="706">
+    <w:abstractNumId w:val="2"/>
+    <w:lvlOverride w:ilvl="0">
+      <w:startOverride w:val="1"/>
+    </w:lvlOverride>
+  </w:num>
+  <w:num w:numId="707">
+    <w:abstractNumId w:val="2"/>
+    <w:lvlOverride w:ilvl="0">
+      <w:startOverride w:val="1"/>
+    </w:lvlOverride>
+  </w:num>
+  <w:num w:numId="708">
+    <w:abstractNumId w:val="2"/>
+    <w:lvlOverride w:ilvl="0">
+      <w:startOverride w:val="1"/>
+    </w:lvlOverride>
+  </w:num>
+  <w:num w:numId="709">
+    <w:abstractNumId w:val="2"/>
+    <w:lvlOverride w:ilvl="0">
+      <w:startOverride w:val="1"/>
+    </w:lvlOverride>
+  </w:num>
+  <w:num w:numId="710">
+    <w:abstractNumId w:val="2"/>
+    <w:lvlOverride w:ilvl="0">
+      <w:startOverride w:val="1"/>
+    </w:lvlOverride>
+  </w:num>
+  <w:num w:numId="711">
+    <w:abstractNumId w:val="2"/>
+    <w:lvlOverride w:ilvl="0">
+      <w:startOverride w:val="1"/>
+    </w:lvlOverride>
+  </w:num>
+  <w:num w:numId="712">
+    <w:abstractNumId w:val="2"/>
+    <w:lvlOverride w:ilvl="0">
+      <w:startOverride w:val="1"/>
+    </w:lvlOverride>
+  </w:num>
+  <w:num w:numId="713">
+    <w:abstractNumId w:val="2"/>
+    <w:lvlOverride w:ilvl="0">
+      <w:startOverride w:val="1"/>
+    </w:lvlOverride>
+  </w:num>
+  <w:num w:numId="714">
+    <w:abstractNumId w:val="3"/>
+    <w:lvlOverride w:ilvl="0">
+      <w:startOverride w:val="1"/>
+    </w:lvlOverride>
+  </w:num>
+  <w:num w:numId="715">
+    <w:abstractNumId w:val="2"/>
+    <w:lvlOverride w:ilvl="0">
+      <w:startOverride w:val="1"/>
+    </w:lvlOverride>
+  </w:num>
+  <w:num w:numId="716">
+    <w:abstractNumId w:val="2"/>
+    <w:lvlOverride w:ilvl="0">
+      <w:startOverride w:val="1"/>
+    </w:lvlOverride>
+  </w:num>
+  <w:num w:numId="717">
+    <w:abstractNumId w:val="3"/>
+    <w:lvlOverride w:ilvl="0">
+      <w:startOverride w:val="1"/>
+    </w:lvlOverride>
+  </w:num>
+  <w:num w:numId="718">
+    <w:abstractNumId w:val="2"/>
+    <w:lvlOverride w:ilvl="0">
+      <w:startOverride w:val="1"/>
+    </w:lvlOverride>
+  </w:num>
+  <w:num w:numId="719">
+    <w:abstractNumId w:val="2"/>
+    <w:lvlOverride w:ilvl="0">
+      <w:startOverride w:val="1"/>
+    </w:lvlOverride>
+  </w:num>
+  <w:num w:numId="720">
+    <w:abstractNumId w:val="2"/>
+    <w:lvlOverride w:ilvl="0">
+      <w:startOverride w:val="1"/>
+    </w:lvlOverride>
+  </w:num>
+  <w:num w:numId="721">
+    <w:abstractNumId w:val="2"/>
+    <w:lvlOverride w:ilvl="0">
+      <w:startOverride w:val="1"/>
+    </w:lvlOverride>
+  </w:num>
+  <w:num w:numId="722">
+    <w:abstractNumId w:val="2"/>
+    <w:lvlOverride w:ilvl="0">
+      <w:startOverride w:val="1"/>
+    </w:lvlOverride>
+  </w:num>
+  <w:num w:numId="723">
+    <w:abstractNumId w:val="2"/>
+    <w:lvlOverride w:ilvl="0">
+      <w:startOverride w:val="1"/>
+    </w:lvlOverride>
+  </w:num>
+  <w:num w:numId="724">
+    <w:abstractNumId w:val="2"/>
+    <w:lvlOverride w:ilvl="0">
+      <w:startOverride w:val="1"/>
+    </w:lvlOverride>
+  </w:num>
+  <w:num w:numId="725">
+    <w:abstractNumId w:val="2"/>
+    <w:lvlOverride w:ilvl="0">
+      <w:startOverride w:val="1"/>
+    </w:lvlOverride>
+  </w:num>
+  <w:num w:numId="726">
+    <w:abstractNumId w:val="2"/>
+    <w:lvlOverride w:ilvl="0">
+      <w:startOverride w:val="1"/>
+    </w:lvlOverride>
+  </w:num>
+  <w:num w:numId="727">
+    <w:abstractNumId w:val="2"/>
+    <w:lvlOverride w:ilvl="0">
+      <w:startOverride w:val="1"/>
+    </w:lvlOverride>
+  </w:num>
+  <w:num w:numId="728">
+    <w:abstractNumId w:val="2"/>
+    <w:lvlOverride w:ilvl="0">
+      <w:startOverride w:val="1"/>
+    </w:lvlOverride>
+  </w:num>
+  <w:num w:numId="729">
+    <w:abstractNumId w:val="2"/>
+    <w:lvlOverride w:ilvl="0">
+      <w:startOverride w:val="1"/>
+    </w:lvlOverride>
+  </w:num>
+  <w:num w:numId="730">
+    <w:abstractNumId w:val="2"/>
+    <w:lvlOverride w:ilvl="0">
+      <w:startOverride w:val="1"/>
+    </w:lvlOverride>
+  </w:num>
+  <w:num w:numId="731">
+    <w:abstractNumId w:val="2"/>
+    <w:lvlOverride w:ilvl="0">
+      <w:startOverride w:val="1"/>
+    </w:lvlOverride>
+  </w:num>
+  <w:num w:numId="732">
+    <w:abstractNumId w:val="2"/>
+    <w:lvlOverride w:ilvl="0">
+      <w:startOverride w:val="1"/>
+    </w:lvlOverride>
+  </w:num>
+  <w:num w:numId="733">
+    <w:abstractNumId w:val="3"/>
+    <w:lvlOverride w:ilvl="0">
+      <w:startOverride w:val="1"/>
+    </w:lvlOverride>
+  </w:num>
+  <w:num w:numId="734">
+    <w:abstractNumId w:val="2"/>
+    <w:lvlOverride w:ilvl="0">
+      <w:startOverride w:val="1"/>
+    </w:lvlOverride>
+  </w:num>
+  <w:num w:numId="735">
+    <w:abstractNumId w:val="2"/>
+    <w:lvlOverride w:ilvl="0">
+      <w:startOverride w:val="1"/>
+    </w:lvlOverride>
+  </w:num>
+  <w:num w:numId="736">
+    <w:abstractNumId w:val="3"/>
+    <w:lvlOverride w:ilvl="0">
+      <w:startOverride w:val="1"/>
+    </w:lvlOverride>
+  </w:num>
+  <w:num w:numId="737">
+    <w:abstractNumId w:val="2"/>
+    <w:lvlOverride w:ilvl="0">
+      <w:startOverride w:val="1"/>
+    </w:lvlOverride>
+  </w:num>
+  <w:num w:numId="738">
+    <w:abstractNumId w:val="2"/>
+    <w:lvlOverride w:ilvl="0">
+      <w:startOverride w:val="1"/>
+    </w:lvlOverride>
+  </w:num>
+  <w:num w:numId="739">
+    <w:abstractNumId w:val="2"/>
+    <w:lvlOverride w:ilvl="0">
+      <w:startOverride w:val="1"/>
+    </w:lvlOverride>
+  </w:num>
+  <w:num w:numId="740">
+    <w:abstractNumId w:val="2"/>
+    <w:lvlOverride w:ilvl="0">
+      <w:startOverride w:val="1"/>
+    </w:lvlOverride>
+  </w:num>
+  <w:num w:numId="741">
+    <w:abstractNumId w:val="2"/>
+    <w:lvlOverride w:ilvl="0">
+      <w:startOverride w:val="1"/>
+    </w:lvlOverride>
+  </w:num>
+  <w:num w:numId="742">
+    <w:abstractNumId w:val="2"/>
+    <w:lvlOverride w:ilvl="0">
+      <w:startOverride w:val="1"/>
+    </w:lvlOverride>
+  </w:num>
+  <w:num w:numId="743">
+    <w:abstractNumId w:val="2"/>
+    <w:lvlOverride w:ilvl="0">
+      <w:startOverride w:val="1"/>
+    </w:lvlOverride>
+  </w:num>
+  <w:num w:numId="744">
     <w:abstractNumId w:val="2"/>
     <w:lvlOverride w:ilvl="0">
       <w:startOverride w:val="1"/>

--- a/docs/government-project/06_사용자매뉴얼.docx
+++ b/docs/government-project/06_사용자매뉴얼.docx
@@ -1275,7 +1275,7 @@
         <w:keepNext/>
         <w:numPr>
           <w:ilvl w:val="0"/>
-          <w:numId w:val="726"/>
+          <w:numId w:val="764"/>
         </w:numPr>
         <w:spacing w:after="40" w:before="40"/>
       </w:pPr>
@@ -1294,7 +1294,7 @@
         <w:keepNext/>
         <w:numPr>
           <w:ilvl w:val="0"/>
-          <w:numId w:val="726"/>
+          <w:numId w:val="764"/>
         </w:numPr>
         <w:spacing w:after="40" w:before="40"/>
       </w:pPr>
@@ -1313,7 +1313,7 @@
         <w:keepNext/>
         <w:numPr>
           <w:ilvl w:val="0"/>
-          <w:numId w:val="726"/>
+          <w:numId w:val="764"/>
         </w:numPr>
         <w:spacing w:after="40" w:before="40"/>
       </w:pPr>
@@ -1332,7 +1332,7 @@
         <w:keepNext/>
         <w:numPr>
           <w:ilvl w:val="0"/>
-          <w:numId w:val="726"/>
+          <w:numId w:val="764"/>
         </w:numPr>
         <w:spacing w:after="40" w:before="40"/>
       </w:pPr>
@@ -1351,7 +1351,7 @@
         <w:keepNext/>
         <w:numPr>
           <w:ilvl w:val="0"/>
-          <w:numId w:val="726"/>
+          <w:numId w:val="764"/>
         </w:numPr>
         <w:spacing w:after="40" w:before="40"/>
       </w:pPr>
@@ -1429,7 +1429,7 @@
         <w:keepNext/>
         <w:numPr>
           <w:ilvl w:val="0"/>
-          <w:numId w:val="727"/>
+          <w:numId w:val="765"/>
         </w:numPr>
         <w:spacing w:after="40" w:before="40"/>
       </w:pPr>
@@ -1448,7 +1448,7 @@
         <w:keepNext/>
         <w:numPr>
           <w:ilvl w:val="0"/>
-          <w:numId w:val="727"/>
+          <w:numId w:val="765"/>
         </w:numPr>
         <w:spacing w:after="40" w:before="40"/>
       </w:pPr>
@@ -1467,7 +1467,7 @@
         <w:keepNext/>
         <w:numPr>
           <w:ilvl w:val="0"/>
-          <w:numId w:val="727"/>
+          <w:numId w:val="765"/>
         </w:numPr>
         <w:spacing w:after="40" w:before="40"/>
       </w:pPr>
@@ -1580,7 +1580,7 @@
         <w:keepNext/>
         <w:numPr>
           <w:ilvl w:val="0"/>
-          <w:numId w:val="728"/>
+          <w:numId w:val="766"/>
         </w:numPr>
         <w:spacing w:after="40" w:before="40"/>
       </w:pPr>
@@ -1599,7 +1599,7 @@
         <w:keepNext/>
         <w:numPr>
           <w:ilvl w:val="0"/>
-          <w:numId w:val="728"/>
+          <w:numId w:val="766"/>
         </w:numPr>
         <w:spacing w:after="40" w:before="40"/>
       </w:pPr>
@@ -2418,7 +2418,7 @@
         <w:keepNext/>
         <w:numPr>
           <w:ilvl w:val="0"/>
-          <w:numId w:val="729"/>
+          <w:numId w:val="767"/>
         </w:numPr>
         <w:spacing w:after="40" w:before="40"/>
       </w:pPr>
@@ -2437,7 +2437,7 @@
         <w:keepNext/>
         <w:numPr>
           <w:ilvl w:val="0"/>
-          <w:numId w:val="729"/>
+          <w:numId w:val="767"/>
         </w:numPr>
         <w:spacing w:after="40" w:before="40"/>
       </w:pPr>
@@ -2456,7 +2456,7 @@
         <w:keepNext/>
         <w:numPr>
           <w:ilvl w:val="0"/>
-          <w:numId w:val="729"/>
+          <w:numId w:val="767"/>
         </w:numPr>
         <w:spacing w:after="40" w:before="40"/>
       </w:pPr>
@@ -2475,7 +2475,7 @@
         <w:keepNext/>
         <w:numPr>
           <w:ilvl w:val="0"/>
-          <w:numId w:val="729"/>
+          <w:numId w:val="767"/>
         </w:numPr>
         <w:spacing w:after="40" w:before="40"/>
       </w:pPr>
@@ -2494,7 +2494,7 @@
         <w:keepNext/>
         <w:numPr>
           <w:ilvl w:val="0"/>
-          <w:numId w:val="729"/>
+          <w:numId w:val="767"/>
         </w:numPr>
         <w:spacing w:after="40" w:before="40"/>
       </w:pPr>
@@ -3090,7 +3090,7 @@
         <w:keepNext/>
         <w:numPr>
           <w:ilvl w:val="0"/>
-          <w:numId w:val="730"/>
+          <w:numId w:val="768"/>
         </w:numPr>
         <w:spacing w:after="40" w:before="40"/>
       </w:pPr>
@@ -3109,7 +3109,7 @@
         <w:keepNext/>
         <w:numPr>
           <w:ilvl w:val="0"/>
-          <w:numId w:val="730"/>
+          <w:numId w:val="768"/>
         </w:numPr>
         <w:spacing w:after="40" w:before="40"/>
       </w:pPr>
@@ -3128,7 +3128,7 @@
         <w:keepNext/>
         <w:numPr>
           <w:ilvl w:val="0"/>
-          <w:numId w:val="730"/>
+          <w:numId w:val="768"/>
         </w:numPr>
         <w:spacing w:after="40" w:before="40"/>
       </w:pPr>
@@ -3147,7 +3147,7 @@
         <w:keepNext/>
         <w:numPr>
           <w:ilvl w:val="0"/>
-          <w:numId w:val="730"/>
+          <w:numId w:val="768"/>
         </w:numPr>
         <w:spacing w:after="40" w:before="40"/>
       </w:pPr>
@@ -3201,7 +3201,7 @@
         <w:keepNext/>
         <w:numPr>
           <w:ilvl w:val="0"/>
-          <w:numId w:val="731"/>
+          <w:numId w:val="769"/>
         </w:numPr>
         <w:spacing w:after="40" w:before="40"/>
       </w:pPr>
@@ -3220,7 +3220,7 @@
         <w:keepNext/>
         <w:numPr>
           <w:ilvl w:val="0"/>
-          <w:numId w:val="731"/>
+          <w:numId w:val="769"/>
         </w:numPr>
         <w:spacing w:after="40" w:before="40"/>
       </w:pPr>
@@ -3238,7 +3238,7 @@
         <w:pStyle w:val="ListParagraph"/>
         <w:numPr>
           <w:ilvl w:val="0"/>
-          <w:numId w:val="731"/>
+          <w:numId w:val="769"/>
         </w:numPr>
         <w:spacing w:after="40" w:before="40"/>
       </w:pPr>
@@ -3299,7 +3299,7 @@
         <w:keepNext/>
         <w:numPr>
           <w:ilvl w:val="0"/>
-          <w:numId w:val="732"/>
+          <w:numId w:val="770"/>
         </w:numPr>
         <w:spacing w:after="40" w:before="40"/>
       </w:pPr>
@@ -3318,7 +3318,7 @@
         <w:keepNext/>
         <w:numPr>
           <w:ilvl w:val="0"/>
-          <w:numId w:val="732"/>
+          <w:numId w:val="770"/>
         </w:numPr>
         <w:spacing w:after="40" w:before="40"/>
       </w:pPr>
@@ -3337,7 +3337,7 @@
         <w:keepNext/>
         <w:numPr>
           <w:ilvl w:val="0"/>
-          <w:numId w:val="732"/>
+          <w:numId w:val="770"/>
         </w:numPr>
         <w:spacing w:after="40" w:before="40"/>
       </w:pPr>
@@ -3445,7 +3445,7 @@
         <w:keepNext/>
         <w:numPr>
           <w:ilvl w:val="0"/>
-          <w:numId w:val="733"/>
+          <w:numId w:val="771"/>
         </w:numPr>
         <w:spacing w:after="40" w:before="40"/>
       </w:pPr>
@@ -3464,7 +3464,7 @@
         <w:keepNext/>
         <w:numPr>
           <w:ilvl w:val="0"/>
-          <w:numId w:val="733"/>
+          <w:numId w:val="771"/>
         </w:numPr>
         <w:spacing w:after="40" w:before="40"/>
       </w:pPr>
@@ -3483,7 +3483,7 @@
         <w:keepNext/>
         <w:numPr>
           <w:ilvl w:val="0"/>
-          <w:numId w:val="733"/>
+          <w:numId w:val="771"/>
         </w:numPr>
         <w:spacing w:after="40" w:before="40"/>
       </w:pPr>
@@ -3501,7 +3501,7 @@
         <w:pStyle w:val="ListParagraph"/>
         <w:numPr>
           <w:ilvl w:val="0"/>
-          <w:numId w:val="733"/>
+          <w:numId w:val="771"/>
         </w:numPr>
         <w:spacing w:after="40" w:before="40"/>
       </w:pPr>
@@ -3543,7 +3543,7 @@
         <w:keepNext/>
         <w:numPr>
           <w:ilvl w:val="0"/>
-          <w:numId w:val="734"/>
+          <w:numId w:val="772"/>
         </w:numPr>
         <w:spacing w:after="40" w:before="40"/>
       </w:pPr>
@@ -3562,7 +3562,7 @@
         <w:keepNext/>
         <w:numPr>
           <w:ilvl w:val="0"/>
-          <w:numId w:val="734"/>
+          <w:numId w:val="772"/>
         </w:numPr>
         <w:spacing w:after="40" w:before="40"/>
       </w:pPr>
@@ -3581,7 +3581,7 @@
         <w:keepNext/>
         <w:numPr>
           <w:ilvl w:val="0"/>
-          <w:numId w:val="734"/>
+          <w:numId w:val="772"/>
         </w:numPr>
         <w:spacing w:after="40" w:before="40"/>
       </w:pPr>
@@ -3658,7 +3658,7 @@
         <w:keepNext/>
         <w:numPr>
           <w:ilvl w:val="0"/>
-          <w:numId w:val="735"/>
+          <w:numId w:val="773"/>
         </w:numPr>
         <w:spacing w:after="40" w:before="40"/>
       </w:pPr>
@@ -3677,7 +3677,7 @@
         <w:keepNext/>
         <w:numPr>
           <w:ilvl w:val="0"/>
-          <w:numId w:val="735"/>
+          <w:numId w:val="773"/>
         </w:numPr>
         <w:spacing w:after="40" w:before="40"/>
       </w:pPr>
@@ -3727,7 +3727,7 @@
         <w:keepNext/>
         <w:numPr>
           <w:ilvl w:val="0"/>
-          <w:numId w:val="736"/>
+          <w:numId w:val="774"/>
         </w:numPr>
         <w:spacing w:after="40" w:before="40"/>
       </w:pPr>
@@ -3746,7 +3746,7 @@
         <w:keepNext/>
         <w:numPr>
           <w:ilvl w:val="0"/>
-          <w:numId w:val="736"/>
+          <w:numId w:val="774"/>
         </w:numPr>
         <w:spacing w:after="40" w:before="40"/>
       </w:pPr>
@@ -3765,7 +3765,7 @@
         <w:keepNext/>
         <w:numPr>
           <w:ilvl w:val="0"/>
-          <w:numId w:val="736"/>
+          <w:numId w:val="774"/>
         </w:numPr>
         <w:spacing w:after="40" w:before="40"/>
       </w:pPr>
@@ -3783,7 +3783,7 @@
         <w:pStyle w:val="ListParagraph"/>
         <w:numPr>
           <w:ilvl w:val="0"/>
-          <w:numId w:val="736"/>
+          <w:numId w:val="774"/>
         </w:numPr>
         <w:spacing w:after="40" w:before="40"/>
       </w:pPr>
@@ -3825,7 +3825,7 @@
         <w:keepNext/>
         <w:numPr>
           <w:ilvl w:val="0"/>
-          <w:numId w:val="737"/>
+          <w:numId w:val="775"/>
         </w:numPr>
         <w:spacing w:after="40" w:before="40"/>
       </w:pPr>
@@ -3844,7 +3844,7 @@
         <w:keepNext/>
         <w:numPr>
           <w:ilvl w:val="0"/>
-          <w:numId w:val="737"/>
+          <w:numId w:val="775"/>
         </w:numPr>
         <w:spacing w:after="40" w:before="40"/>
       </w:pPr>
@@ -3863,7 +3863,7 @@
         <w:keepNext/>
         <w:numPr>
           <w:ilvl w:val="0"/>
-          <w:numId w:val="737"/>
+          <w:numId w:val="775"/>
         </w:numPr>
         <w:spacing w:after="40" w:before="40"/>
       </w:pPr>
@@ -3882,7 +3882,7 @@
         <w:keepNext/>
         <w:numPr>
           <w:ilvl w:val="0"/>
-          <w:numId w:val="737"/>
+          <w:numId w:val="775"/>
         </w:numPr>
         <w:spacing w:after="40" w:before="40"/>
       </w:pPr>
@@ -3960,7 +3960,7 @@
         <w:keepNext/>
         <w:numPr>
           <w:ilvl w:val="0"/>
-          <w:numId w:val="738"/>
+          <w:numId w:val="776"/>
         </w:numPr>
         <w:spacing w:after="40" w:before="40"/>
       </w:pPr>
@@ -3979,7 +3979,7 @@
         <w:keepNext/>
         <w:numPr>
           <w:ilvl w:val="0"/>
-          <w:numId w:val="738"/>
+          <w:numId w:val="776"/>
         </w:numPr>
         <w:spacing w:after="40" w:before="40"/>
       </w:pPr>
@@ -3998,7 +3998,7 @@
         <w:keepNext/>
         <w:numPr>
           <w:ilvl w:val="0"/>
-          <w:numId w:val="738"/>
+          <w:numId w:val="776"/>
         </w:numPr>
         <w:spacing w:after="40" w:before="40"/>
       </w:pPr>
@@ -4017,7 +4017,7 @@
         <w:keepNext/>
         <w:numPr>
           <w:ilvl w:val="0"/>
-          <w:numId w:val="738"/>
+          <w:numId w:val="776"/>
         </w:numPr>
         <w:spacing w:after="40" w:before="40"/>
       </w:pPr>
@@ -4036,7 +4036,7 @@
         <w:keepNext/>
         <w:numPr>
           <w:ilvl w:val="0"/>
-          <w:numId w:val="738"/>
+          <w:numId w:val="776"/>
         </w:numPr>
         <w:spacing w:after="40" w:before="40"/>
       </w:pPr>
@@ -4095,7 +4095,7 @@
         <w:keepNext/>
         <w:numPr>
           <w:ilvl w:val="0"/>
-          <w:numId w:val="739"/>
+          <w:numId w:val="777"/>
         </w:numPr>
         <w:spacing w:after="40" w:before="40"/>
       </w:pPr>
@@ -4114,7 +4114,7 @@
         <w:keepNext/>
         <w:numPr>
           <w:ilvl w:val="0"/>
-          <w:numId w:val="739"/>
+          <w:numId w:val="777"/>
         </w:numPr>
         <w:spacing w:after="40" w:before="40"/>
       </w:pPr>
@@ -4133,7 +4133,7 @@
         <w:keepNext/>
         <w:numPr>
           <w:ilvl w:val="0"/>
-          <w:numId w:val="739"/>
+          <w:numId w:val="777"/>
         </w:numPr>
         <w:spacing w:after="40" w:before="40"/>
       </w:pPr>
@@ -4152,7 +4152,7 @@
         <w:keepNext/>
         <w:numPr>
           <w:ilvl w:val="0"/>
-          <w:numId w:val="739"/>
+          <w:numId w:val="777"/>
         </w:numPr>
         <w:spacing w:after="40" w:before="40"/>
       </w:pPr>
@@ -4171,7 +4171,7 @@
         <w:keepNext/>
         <w:numPr>
           <w:ilvl w:val="0"/>
-          <w:numId w:val="739"/>
+          <w:numId w:val="777"/>
         </w:numPr>
         <w:spacing w:after="40" w:before="40"/>
       </w:pPr>
@@ -4249,7 +4249,7 @@
         <w:keepNext/>
         <w:numPr>
           <w:ilvl w:val="0"/>
-          <w:numId w:val="740"/>
+          <w:numId w:val="778"/>
         </w:numPr>
         <w:spacing w:after="40" w:before="40"/>
       </w:pPr>
@@ -4268,7 +4268,7 @@
         <w:keepNext/>
         <w:numPr>
           <w:ilvl w:val="0"/>
-          <w:numId w:val="740"/>
+          <w:numId w:val="778"/>
         </w:numPr>
         <w:spacing w:after="40" w:before="40"/>
       </w:pPr>
@@ -4287,7 +4287,7 @@
         <w:keepNext/>
         <w:numPr>
           <w:ilvl w:val="0"/>
-          <w:numId w:val="740"/>
+          <w:numId w:val="778"/>
         </w:numPr>
         <w:spacing w:after="40" w:before="40"/>
       </w:pPr>
@@ -4383,7 +4383,7 @@
         <w:keepNext/>
         <w:numPr>
           <w:ilvl w:val="0"/>
-          <w:numId w:val="741"/>
+          <w:numId w:val="779"/>
         </w:numPr>
         <w:spacing w:after="40" w:before="40"/>
       </w:pPr>
@@ -4402,7 +4402,7 @@
         <w:keepNext/>
         <w:numPr>
           <w:ilvl w:val="0"/>
-          <w:numId w:val="741"/>
+          <w:numId w:val="779"/>
         </w:numPr>
         <w:spacing w:after="40" w:before="40"/>
       </w:pPr>
@@ -4480,7 +4480,7 @@
         <w:keepNext/>
         <w:numPr>
           <w:ilvl w:val="0"/>
-          <w:numId w:val="742"/>
+          <w:numId w:val="780"/>
         </w:numPr>
         <w:spacing w:after="40" w:before="40"/>
       </w:pPr>
@@ -4499,7 +4499,7 @@
         <w:keepNext/>
         <w:numPr>
           <w:ilvl w:val="0"/>
-          <w:numId w:val="742"/>
+          <w:numId w:val="780"/>
         </w:numPr>
         <w:spacing w:after="40" w:before="40"/>
       </w:pPr>
@@ -4518,7 +4518,7 @@
         <w:keepNext/>
         <w:numPr>
           <w:ilvl w:val="0"/>
-          <w:numId w:val="742"/>
+          <w:numId w:val="780"/>
         </w:numPr>
         <w:spacing w:after="40" w:before="40"/>
       </w:pPr>
@@ -4596,7 +4596,7 @@
         <w:keepNext/>
         <w:numPr>
           <w:ilvl w:val="0"/>
-          <w:numId w:val="743"/>
+          <w:numId w:val="781"/>
         </w:numPr>
         <w:spacing w:after="40" w:before="40"/>
       </w:pPr>
@@ -4615,7 +4615,7 @@
         <w:keepNext/>
         <w:numPr>
           <w:ilvl w:val="0"/>
-          <w:numId w:val="743"/>
+          <w:numId w:val="781"/>
         </w:numPr>
         <w:spacing w:after="40" w:before="40"/>
       </w:pPr>
@@ -4634,7 +4634,7 @@
         <w:keepNext/>
         <w:numPr>
           <w:ilvl w:val="0"/>
-          <w:numId w:val="743"/>
+          <w:numId w:val="781"/>
         </w:numPr>
         <w:spacing w:after="40" w:before="40"/>
       </w:pPr>
@@ -4653,7 +4653,7 @@
         <w:keepNext/>
         <w:numPr>
           <w:ilvl w:val="0"/>
-          <w:numId w:val="743"/>
+          <w:numId w:val="781"/>
         </w:numPr>
         <w:spacing w:after="40" w:before="40"/>
       </w:pPr>
@@ -4731,7 +4731,7 @@
         <w:keepNext/>
         <w:numPr>
           <w:ilvl w:val="0"/>
-          <w:numId w:val="744"/>
+          <w:numId w:val="782"/>
         </w:numPr>
         <w:spacing w:after="40" w:before="40"/>
       </w:pPr>
@@ -4750,7 +4750,7 @@
         <w:keepNext/>
         <w:numPr>
           <w:ilvl w:val="0"/>
-          <w:numId w:val="744"/>
+          <w:numId w:val="782"/>
         </w:numPr>
         <w:spacing w:after="40" w:before="40"/>
       </w:pPr>
@@ -4769,7 +4769,7 @@
         <w:keepNext/>
         <w:numPr>
           <w:ilvl w:val="0"/>
-          <w:numId w:val="744"/>
+          <w:numId w:val="782"/>
         </w:numPr>
         <w:spacing w:after="40" w:before="40"/>
       </w:pPr>
@@ -12143,6 +12143,234 @@
     </w:lvlOverride>
   </w:num>
   <w:num w:numId="744">
+    <w:abstractNumId w:val="2"/>
+    <w:lvlOverride w:ilvl="0">
+      <w:startOverride w:val="1"/>
+    </w:lvlOverride>
+  </w:num>
+  <w:num w:numId="745">
+    <w:abstractNumId w:val="2"/>
+    <w:lvlOverride w:ilvl="0">
+      <w:startOverride w:val="1"/>
+    </w:lvlOverride>
+  </w:num>
+  <w:num w:numId="746">
+    <w:abstractNumId w:val="2"/>
+    <w:lvlOverride w:ilvl="0">
+      <w:startOverride w:val="1"/>
+    </w:lvlOverride>
+  </w:num>
+  <w:num w:numId="747">
+    <w:abstractNumId w:val="2"/>
+    <w:lvlOverride w:ilvl="0">
+      <w:startOverride w:val="1"/>
+    </w:lvlOverride>
+  </w:num>
+  <w:num w:numId="748">
+    <w:abstractNumId w:val="2"/>
+    <w:lvlOverride w:ilvl="0">
+      <w:startOverride w:val="1"/>
+    </w:lvlOverride>
+  </w:num>
+  <w:num w:numId="749">
+    <w:abstractNumId w:val="2"/>
+    <w:lvlOverride w:ilvl="0">
+      <w:startOverride w:val="1"/>
+    </w:lvlOverride>
+  </w:num>
+  <w:num w:numId="750">
+    <w:abstractNumId w:val="2"/>
+    <w:lvlOverride w:ilvl="0">
+      <w:startOverride w:val="1"/>
+    </w:lvlOverride>
+  </w:num>
+  <w:num w:numId="751">
+    <w:abstractNumId w:val="2"/>
+    <w:lvlOverride w:ilvl="0">
+      <w:startOverride w:val="1"/>
+    </w:lvlOverride>
+  </w:num>
+  <w:num w:numId="752">
+    <w:abstractNumId w:val="3"/>
+    <w:lvlOverride w:ilvl="0">
+      <w:startOverride w:val="1"/>
+    </w:lvlOverride>
+  </w:num>
+  <w:num w:numId="753">
+    <w:abstractNumId w:val="2"/>
+    <w:lvlOverride w:ilvl="0">
+      <w:startOverride w:val="1"/>
+    </w:lvlOverride>
+  </w:num>
+  <w:num w:numId="754">
+    <w:abstractNumId w:val="2"/>
+    <w:lvlOverride w:ilvl="0">
+      <w:startOverride w:val="1"/>
+    </w:lvlOverride>
+  </w:num>
+  <w:num w:numId="755">
+    <w:abstractNumId w:val="3"/>
+    <w:lvlOverride w:ilvl="0">
+      <w:startOverride w:val="1"/>
+    </w:lvlOverride>
+  </w:num>
+  <w:num w:numId="756">
+    <w:abstractNumId w:val="2"/>
+    <w:lvlOverride w:ilvl="0">
+      <w:startOverride w:val="1"/>
+    </w:lvlOverride>
+  </w:num>
+  <w:num w:numId="757">
+    <w:abstractNumId w:val="2"/>
+    <w:lvlOverride w:ilvl="0">
+      <w:startOverride w:val="1"/>
+    </w:lvlOverride>
+  </w:num>
+  <w:num w:numId="758">
+    <w:abstractNumId w:val="2"/>
+    <w:lvlOverride w:ilvl="0">
+      <w:startOverride w:val="1"/>
+    </w:lvlOverride>
+  </w:num>
+  <w:num w:numId="759">
+    <w:abstractNumId w:val="2"/>
+    <w:lvlOverride w:ilvl="0">
+      <w:startOverride w:val="1"/>
+    </w:lvlOverride>
+  </w:num>
+  <w:num w:numId="760">
+    <w:abstractNumId w:val="2"/>
+    <w:lvlOverride w:ilvl="0">
+      <w:startOverride w:val="1"/>
+    </w:lvlOverride>
+  </w:num>
+  <w:num w:numId="761">
+    <w:abstractNumId w:val="2"/>
+    <w:lvlOverride w:ilvl="0">
+      <w:startOverride w:val="1"/>
+    </w:lvlOverride>
+  </w:num>
+  <w:num w:numId="762">
+    <w:abstractNumId w:val="2"/>
+    <w:lvlOverride w:ilvl="0">
+      <w:startOverride w:val="1"/>
+    </w:lvlOverride>
+  </w:num>
+  <w:num w:numId="763">
+    <w:abstractNumId w:val="2"/>
+    <w:lvlOverride w:ilvl="0">
+      <w:startOverride w:val="1"/>
+    </w:lvlOverride>
+  </w:num>
+  <w:num w:numId="764">
+    <w:abstractNumId w:val="2"/>
+    <w:lvlOverride w:ilvl="0">
+      <w:startOverride w:val="1"/>
+    </w:lvlOverride>
+  </w:num>
+  <w:num w:numId="765">
+    <w:abstractNumId w:val="2"/>
+    <w:lvlOverride w:ilvl="0">
+      <w:startOverride w:val="1"/>
+    </w:lvlOverride>
+  </w:num>
+  <w:num w:numId="766">
+    <w:abstractNumId w:val="2"/>
+    <w:lvlOverride w:ilvl="0">
+      <w:startOverride w:val="1"/>
+    </w:lvlOverride>
+  </w:num>
+  <w:num w:numId="767">
+    <w:abstractNumId w:val="2"/>
+    <w:lvlOverride w:ilvl="0">
+      <w:startOverride w:val="1"/>
+    </w:lvlOverride>
+  </w:num>
+  <w:num w:numId="768">
+    <w:abstractNumId w:val="2"/>
+    <w:lvlOverride w:ilvl="0">
+      <w:startOverride w:val="1"/>
+    </w:lvlOverride>
+  </w:num>
+  <w:num w:numId="769">
+    <w:abstractNumId w:val="2"/>
+    <w:lvlOverride w:ilvl="0">
+      <w:startOverride w:val="1"/>
+    </w:lvlOverride>
+  </w:num>
+  <w:num w:numId="770">
+    <w:abstractNumId w:val="2"/>
+    <w:lvlOverride w:ilvl="0">
+      <w:startOverride w:val="1"/>
+    </w:lvlOverride>
+  </w:num>
+  <w:num w:numId="771">
+    <w:abstractNumId w:val="3"/>
+    <w:lvlOverride w:ilvl="0">
+      <w:startOverride w:val="1"/>
+    </w:lvlOverride>
+  </w:num>
+  <w:num w:numId="772">
+    <w:abstractNumId w:val="2"/>
+    <w:lvlOverride w:ilvl="0">
+      <w:startOverride w:val="1"/>
+    </w:lvlOverride>
+  </w:num>
+  <w:num w:numId="773">
+    <w:abstractNumId w:val="2"/>
+    <w:lvlOverride w:ilvl="0">
+      <w:startOverride w:val="1"/>
+    </w:lvlOverride>
+  </w:num>
+  <w:num w:numId="774">
+    <w:abstractNumId w:val="3"/>
+    <w:lvlOverride w:ilvl="0">
+      <w:startOverride w:val="1"/>
+    </w:lvlOverride>
+  </w:num>
+  <w:num w:numId="775">
+    <w:abstractNumId w:val="2"/>
+    <w:lvlOverride w:ilvl="0">
+      <w:startOverride w:val="1"/>
+    </w:lvlOverride>
+  </w:num>
+  <w:num w:numId="776">
+    <w:abstractNumId w:val="2"/>
+    <w:lvlOverride w:ilvl="0">
+      <w:startOverride w:val="1"/>
+    </w:lvlOverride>
+  </w:num>
+  <w:num w:numId="777">
+    <w:abstractNumId w:val="2"/>
+    <w:lvlOverride w:ilvl="0">
+      <w:startOverride w:val="1"/>
+    </w:lvlOverride>
+  </w:num>
+  <w:num w:numId="778">
+    <w:abstractNumId w:val="2"/>
+    <w:lvlOverride w:ilvl="0">
+      <w:startOverride w:val="1"/>
+    </w:lvlOverride>
+  </w:num>
+  <w:num w:numId="779">
+    <w:abstractNumId w:val="2"/>
+    <w:lvlOverride w:ilvl="0">
+      <w:startOverride w:val="1"/>
+    </w:lvlOverride>
+  </w:num>
+  <w:num w:numId="780">
+    <w:abstractNumId w:val="2"/>
+    <w:lvlOverride w:ilvl="0">
+      <w:startOverride w:val="1"/>
+    </w:lvlOverride>
+  </w:num>
+  <w:num w:numId="781">
+    <w:abstractNumId w:val="2"/>
+    <w:lvlOverride w:ilvl="0">
+      <w:startOverride w:val="1"/>
+    </w:lvlOverride>
+  </w:num>
+  <w:num w:numId="782">
     <w:abstractNumId w:val="2"/>
     <w:lvlOverride w:ilvl="0">
       <w:startOverride w:val="1"/>

--- a/docs/government-project/06_사용자매뉴얼.docx
+++ b/docs/government-project/06_사용자매뉴얼.docx
@@ -1275,7 +1275,7 @@
         <w:keepNext/>
         <w:numPr>
           <w:ilvl w:val="0"/>
-          <w:numId w:val="764"/>
+          <w:numId w:val="783"/>
         </w:numPr>
         <w:spacing w:after="40" w:before="40"/>
       </w:pPr>
@@ -1294,7 +1294,7 @@
         <w:keepNext/>
         <w:numPr>
           <w:ilvl w:val="0"/>
-          <w:numId w:val="764"/>
+          <w:numId w:val="783"/>
         </w:numPr>
         <w:spacing w:after="40" w:before="40"/>
       </w:pPr>
@@ -1313,7 +1313,7 @@
         <w:keepNext/>
         <w:numPr>
           <w:ilvl w:val="0"/>
-          <w:numId w:val="764"/>
+          <w:numId w:val="783"/>
         </w:numPr>
         <w:spacing w:after="40" w:before="40"/>
       </w:pPr>
@@ -1332,7 +1332,7 @@
         <w:keepNext/>
         <w:numPr>
           <w:ilvl w:val="0"/>
-          <w:numId w:val="764"/>
+          <w:numId w:val="783"/>
         </w:numPr>
         <w:spacing w:after="40" w:before="40"/>
       </w:pPr>
@@ -1351,7 +1351,7 @@
         <w:keepNext/>
         <w:numPr>
           <w:ilvl w:val="0"/>
-          <w:numId w:val="764"/>
+          <w:numId w:val="783"/>
         </w:numPr>
         <w:spacing w:after="40" w:before="40"/>
       </w:pPr>
@@ -1429,7 +1429,7 @@
         <w:keepNext/>
         <w:numPr>
           <w:ilvl w:val="0"/>
-          <w:numId w:val="765"/>
+          <w:numId w:val="784"/>
         </w:numPr>
         <w:spacing w:after="40" w:before="40"/>
       </w:pPr>
@@ -1448,7 +1448,7 @@
         <w:keepNext/>
         <w:numPr>
           <w:ilvl w:val="0"/>
-          <w:numId w:val="765"/>
+          <w:numId w:val="784"/>
         </w:numPr>
         <w:spacing w:after="40" w:before="40"/>
       </w:pPr>
@@ -1467,7 +1467,7 @@
         <w:keepNext/>
         <w:numPr>
           <w:ilvl w:val="0"/>
-          <w:numId w:val="765"/>
+          <w:numId w:val="784"/>
         </w:numPr>
         <w:spacing w:after="40" w:before="40"/>
       </w:pPr>
@@ -1580,7 +1580,7 @@
         <w:keepNext/>
         <w:numPr>
           <w:ilvl w:val="0"/>
-          <w:numId w:val="766"/>
+          <w:numId w:val="785"/>
         </w:numPr>
         <w:spacing w:after="40" w:before="40"/>
       </w:pPr>
@@ -1599,7 +1599,7 @@
         <w:keepNext/>
         <w:numPr>
           <w:ilvl w:val="0"/>
-          <w:numId w:val="766"/>
+          <w:numId w:val="785"/>
         </w:numPr>
         <w:spacing w:after="40" w:before="40"/>
       </w:pPr>
@@ -2418,7 +2418,7 @@
         <w:keepNext/>
         <w:numPr>
           <w:ilvl w:val="0"/>
-          <w:numId w:val="767"/>
+          <w:numId w:val="786"/>
         </w:numPr>
         <w:spacing w:after="40" w:before="40"/>
       </w:pPr>
@@ -2437,7 +2437,7 @@
         <w:keepNext/>
         <w:numPr>
           <w:ilvl w:val="0"/>
-          <w:numId w:val="767"/>
+          <w:numId w:val="786"/>
         </w:numPr>
         <w:spacing w:after="40" w:before="40"/>
       </w:pPr>
@@ -2456,7 +2456,7 @@
         <w:keepNext/>
         <w:numPr>
           <w:ilvl w:val="0"/>
-          <w:numId w:val="767"/>
+          <w:numId w:val="786"/>
         </w:numPr>
         <w:spacing w:after="40" w:before="40"/>
       </w:pPr>
@@ -2475,7 +2475,7 @@
         <w:keepNext/>
         <w:numPr>
           <w:ilvl w:val="0"/>
-          <w:numId w:val="767"/>
+          <w:numId w:val="786"/>
         </w:numPr>
         <w:spacing w:after="40" w:before="40"/>
       </w:pPr>
@@ -2494,7 +2494,7 @@
         <w:keepNext/>
         <w:numPr>
           <w:ilvl w:val="0"/>
-          <w:numId w:val="767"/>
+          <w:numId w:val="786"/>
         </w:numPr>
         <w:spacing w:after="40" w:before="40"/>
       </w:pPr>
@@ -3090,7 +3090,7 @@
         <w:keepNext/>
         <w:numPr>
           <w:ilvl w:val="0"/>
-          <w:numId w:val="768"/>
+          <w:numId w:val="787"/>
         </w:numPr>
         <w:spacing w:after="40" w:before="40"/>
       </w:pPr>
@@ -3109,7 +3109,7 @@
         <w:keepNext/>
         <w:numPr>
           <w:ilvl w:val="0"/>
-          <w:numId w:val="768"/>
+          <w:numId w:val="787"/>
         </w:numPr>
         <w:spacing w:after="40" w:before="40"/>
       </w:pPr>
@@ -3128,7 +3128,7 @@
         <w:keepNext/>
         <w:numPr>
           <w:ilvl w:val="0"/>
-          <w:numId w:val="768"/>
+          <w:numId w:val="787"/>
         </w:numPr>
         <w:spacing w:after="40" w:before="40"/>
       </w:pPr>
@@ -3147,7 +3147,7 @@
         <w:keepNext/>
         <w:numPr>
           <w:ilvl w:val="0"/>
-          <w:numId w:val="768"/>
+          <w:numId w:val="787"/>
         </w:numPr>
         <w:spacing w:after="40" w:before="40"/>
       </w:pPr>
@@ -3201,7 +3201,7 @@
         <w:keepNext/>
         <w:numPr>
           <w:ilvl w:val="0"/>
-          <w:numId w:val="769"/>
+          <w:numId w:val="788"/>
         </w:numPr>
         <w:spacing w:after="40" w:before="40"/>
       </w:pPr>
@@ -3220,7 +3220,7 @@
         <w:keepNext/>
         <w:numPr>
           <w:ilvl w:val="0"/>
-          <w:numId w:val="769"/>
+          <w:numId w:val="788"/>
         </w:numPr>
         <w:spacing w:after="40" w:before="40"/>
       </w:pPr>
@@ -3238,7 +3238,7 @@
         <w:pStyle w:val="ListParagraph"/>
         <w:numPr>
           <w:ilvl w:val="0"/>
-          <w:numId w:val="769"/>
+          <w:numId w:val="788"/>
         </w:numPr>
         <w:spacing w:after="40" w:before="40"/>
       </w:pPr>
@@ -3299,7 +3299,7 @@
         <w:keepNext/>
         <w:numPr>
           <w:ilvl w:val="0"/>
-          <w:numId w:val="770"/>
+          <w:numId w:val="789"/>
         </w:numPr>
         <w:spacing w:after="40" w:before="40"/>
       </w:pPr>
@@ -3318,7 +3318,7 @@
         <w:keepNext/>
         <w:numPr>
           <w:ilvl w:val="0"/>
-          <w:numId w:val="770"/>
+          <w:numId w:val="789"/>
         </w:numPr>
         <w:spacing w:after="40" w:before="40"/>
       </w:pPr>
@@ -3337,7 +3337,7 @@
         <w:keepNext/>
         <w:numPr>
           <w:ilvl w:val="0"/>
-          <w:numId w:val="770"/>
+          <w:numId w:val="789"/>
         </w:numPr>
         <w:spacing w:after="40" w:before="40"/>
       </w:pPr>
@@ -3445,7 +3445,7 @@
         <w:keepNext/>
         <w:numPr>
           <w:ilvl w:val="0"/>
-          <w:numId w:val="771"/>
+          <w:numId w:val="790"/>
         </w:numPr>
         <w:spacing w:after="40" w:before="40"/>
       </w:pPr>
@@ -3464,7 +3464,7 @@
         <w:keepNext/>
         <w:numPr>
           <w:ilvl w:val="0"/>
-          <w:numId w:val="771"/>
+          <w:numId w:val="790"/>
         </w:numPr>
         <w:spacing w:after="40" w:before="40"/>
       </w:pPr>
@@ -3483,7 +3483,7 @@
         <w:keepNext/>
         <w:numPr>
           <w:ilvl w:val="0"/>
-          <w:numId w:val="771"/>
+          <w:numId w:val="790"/>
         </w:numPr>
         <w:spacing w:after="40" w:before="40"/>
       </w:pPr>
@@ -3501,7 +3501,7 @@
         <w:pStyle w:val="ListParagraph"/>
         <w:numPr>
           <w:ilvl w:val="0"/>
-          <w:numId w:val="771"/>
+          <w:numId w:val="790"/>
         </w:numPr>
         <w:spacing w:after="40" w:before="40"/>
       </w:pPr>
@@ -3543,7 +3543,7 @@
         <w:keepNext/>
         <w:numPr>
           <w:ilvl w:val="0"/>
-          <w:numId w:val="772"/>
+          <w:numId w:val="791"/>
         </w:numPr>
         <w:spacing w:after="40" w:before="40"/>
       </w:pPr>
@@ -3562,7 +3562,7 @@
         <w:keepNext/>
         <w:numPr>
           <w:ilvl w:val="0"/>
-          <w:numId w:val="772"/>
+          <w:numId w:val="791"/>
         </w:numPr>
         <w:spacing w:after="40" w:before="40"/>
       </w:pPr>
@@ -3581,7 +3581,7 @@
         <w:keepNext/>
         <w:numPr>
           <w:ilvl w:val="0"/>
-          <w:numId w:val="772"/>
+          <w:numId w:val="791"/>
         </w:numPr>
         <w:spacing w:after="40" w:before="40"/>
       </w:pPr>
@@ -3658,7 +3658,7 @@
         <w:keepNext/>
         <w:numPr>
           <w:ilvl w:val="0"/>
-          <w:numId w:val="773"/>
+          <w:numId w:val="792"/>
         </w:numPr>
         <w:spacing w:after="40" w:before="40"/>
       </w:pPr>
@@ -3677,7 +3677,7 @@
         <w:keepNext/>
         <w:numPr>
           <w:ilvl w:val="0"/>
-          <w:numId w:val="773"/>
+          <w:numId w:val="792"/>
         </w:numPr>
         <w:spacing w:after="40" w:before="40"/>
       </w:pPr>
@@ -3727,7 +3727,7 @@
         <w:keepNext/>
         <w:numPr>
           <w:ilvl w:val="0"/>
-          <w:numId w:val="774"/>
+          <w:numId w:val="793"/>
         </w:numPr>
         <w:spacing w:after="40" w:before="40"/>
       </w:pPr>
@@ -3746,7 +3746,7 @@
         <w:keepNext/>
         <w:numPr>
           <w:ilvl w:val="0"/>
-          <w:numId w:val="774"/>
+          <w:numId w:val="793"/>
         </w:numPr>
         <w:spacing w:after="40" w:before="40"/>
       </w:pPr>
@@ -3765,7 +3765,7 @@
         <w:keepNext/>
         <w:numPr>
           <w:ilvl w:val="0"/>
-          <w:numId w:val="774"/>
+          <w:numId w:val="793"/>
         </w:numPr>
         <w:spacing w:after="40" w:before="40"/>
       </w:pPr>
@@ -3783,7 +3783,7 @@
         <w:pStyle w:val="ListParagraph"/>
         <w:numPr>
           <w:ilvl w:val="0"/>
-          <w:numId w:val="774"/>
+          <w:numId w:val="793"/>
         </w:numPr>
         <w:spacing w:after="40" w:before="40"/>
       </w:pPr>
@@ -3825,7 +3825,7 @@
         <w:keepNext/>
         <w:numPr>
           <w:ilvl w:val="0"/>
-          <w:numId w:val="775"/>
+          <w:numId w:val="794"/>
         </w:numPr>
         <w:spacing w:after="40" w:before="40"/>
       </w:pPr>
@@ -3844,7 +3844,7 @@
         <w:keepNext/>
         <w:numPr>
           <w:ilvl w:val="0"/>
-          <w:numId w:val="775"/>
+          <w:numId w:val="794"/>
         </w:numPr>
         <w:spacing w:after="40" w:before="40"/>
       </w:pPr>
@@ -3863,7 +3863,7 @@
         <w:keepNext/>
         <w:numPr>
           <w:ilvl w:val="0"/>
-          <w:numId w:val="775"/>
+          <w:numId w:val="794"/>
         </w:numPr>
         <w:spacing w:after="40" w:before="40"/>
       </w:pPr>
@@ -3882,7 +3882,7 @@
         <w:keepNext/>
         <w:numPr>
           <w:ilvl w:val="0"/>
-          <w:numId w:val="775"/>
+          <w:numId w:val="794"/>
         </w:numPr>
         <w:spacing w:after="40" w:before="40"/>
       </w:pPr>
@@ -3960,7 +3960,7 @@
         <w:keepNext/>
         <w:numPr>
           <w:ilvl w:val="0"/>
-          <w:numId w:val="776"/>
+          <w:numId w:val="795"/>
         </w:numPr>
         <w:spacing w:after="40" w:before="40"/>
       </w:pPr>
@@ -3979,7 +3979,7 @@
         <w:keepNext/>
         <w:numPr>
           <w:ilvl w:val="0"/>
-          <w:numId w:val="776"/>
+          <w:numId w:val="795"/>
         </w:numPr>
         <w:spacing w:after="40" w:before="40"/>
       </w:pPr>
@@ -3998,7 +3998,7 @@
         <w:keepNext/>
         <w:numPr>
           <w:ilvl w:val="0"/>
-          <w:numId w:val="776"/>
+          <w:numId w:val="795"/>
         </w:numPr>
         <w:spacing w:after="40" w:before="40"/>
       </w:pPr>
@@ -4017,7 +4017,7 @@
         <w:keepNext/>
         <w:numPr>
           <w:ilvl w:val="0"/>
-          <w:numId w:val="776"/>
+          <w:numId w:val="795"/>
         </w:numPr>
         <w:spacing w:after="40" w:before="40"/>
       </w:pPr>
@@ -4036,7 +4036,7 @@
         <w:keepNext/>
         <w:numPr>
           <w:ilvl w:val="0"/>
-          <w:numId w:val="776"/>
+          <w:numId w:val="795"/>
         </w:numPr>
         <w:spacing w:after="40" w:before="40"/>
       </w:pPr>
@@ -4095,7 +4095,7 @@
         <w:keepNext/>
         <w:numPr>
           <w:ilvl w:val="0"/>
-          <w:numId w:val="777"/>
+          <w:numId w:val="796"/>
         </w:numPr>
         <w:spacing w:after="40" w:before="40"/>
       </w:pPr>
@@ -4114,7 +4114,7 @@
         <w:keepNext/>
         <w:numPr>
           <w:ilvl w:val="0"/>
-          <w:numId w:val="777"/>
+          <w:numId w:val="796"/>
         </w:numPr>
         <w:spacing w:after="40" w:before="40"/>
       </w:pPr>
@@ -4133,7 +4133,7 @@
         <w:keepNext/>
         <w:numPr>
           <w:ilvl w:val="0"/>
-          <w:numId w:val="777"/>
+          <w:numId w:val="796"/>
         </w:numPr>
         <w:spacing w:after="40" w:before="40"/>
       </w:pPr>
@@ -4152,7 +4152,7 @@
         <w:keepNext/>
         <w:numPr>
           <w:ilvl w:val="0"/>
-          <w:numId w:val="777"/>
+          <w:numId w:val="796"/>
         </w:numPr>
         <w:spacing w:after="40" w:before="40"/>
       </w:pPr>
@@ -4171,7 +4171,7 @@
         <w:keepNext/>
         <w:numPr>
           <w:ilvl w:val="0"/>
-          <w:numId w:val="777"/>
+          <w:numId w:val="796"/>
         </w:numPr>
         <w:spacing w:after="40" w:before="40"/>
       </w:pPr>
@@ -4249,7 +4249,7 @@
         <w:keepNext/>
         <w:numPr>
           <w:ilvl w:val="0"/>
-          <w:numId w:val="778"/>
+          <w:numId w:val="797"/>
         </w:numPr>
         <w:spacing w:after="40" w:before="40"/>
       </w:pPr>
@@ -4268,7 +4268,7 @@
         <w:keepNext/>
         <w:numPr>
           <w:ilvl w:val="0"/>
-          <w:numId w:val="778"/>
+          <w:numId w:val="797"/>
         </w:numPr>
         <w:spacing w:after="40" w:before="40"/>
       </w:pPr>
@@ -4287,7 +4287,7 @@
         <w:keepNext/>
         <w:numPr>
           <w:ilvl w:val="0"/>
-          <w:numId w:val="778"/>
+          <w:numId w:val="797"/>
         </w:numPr>
         <w:spacing w:after="40" w:before="40"/>
       </w:pPr>
@@ -4383,7 +4383,7 @@
         <w:keepNext/>
         <w:numPr>
           <w:ilvl w:val="0"/>
-          <w:numId w:val="779"/>
+          <w:numId w:val="798"/>
         </w:numPr>
         <w:spacing w:after="40" w:before="40"/>
       </w:pPr>
@@ -4402,7 +4402,7 @@
         <w:keepNext/>
         <w:numPr>
           <w:ilvl w:val="0"/>
-          <w:numId w:val="779"/>
+          <w:numId w:val="798"/>
         </w:numPr>
         <w:spacing w:after="40" w:before="40"/>
       </w:pPr>
@@ -4480,7 +4480,7 @@
         <w:keepNext/>
         <w:numPr>
           <w:ilvl w:val="0"/>
-          <w:numId w:val="780"/>
+          <w:numId w:val="799"/>
         </w:numPr>
         <w:spacing w:after="40" w:before="40"/>
       </w:pPr>
@@ -4499,7 +4499,7 @@
         <w:keepNext/>
         <w:numPr>
           <w:ilvl w:val="0"/>
-          <w:numId w:val="780"/>
+          <w:numId w:val="799"/>
         </w:numPr>
         <w:spacing w:after="40" w:before="40"/>
       </w:pPr>
@@ -4518,7 +4518,7 @@
         <w:keepNext/>
         <w:numPr>
           <w:ilvl w:val="0"/>
-          <w:numId w:val="780"/>
+          <w:numId w:val="799"/>
         </w:numPr>
         <w:spacing w:after="40" w:before="40"/>
       </w:pPr>
@@ -4596,7 +4596,7 @@
         <w:keepNext/>
         <w:numPr>
           <w:ilvl w:val="0"/>
-          <w:numId w:val="781"/>
+          <w:numId w:val="800"/>
         </w:numPr>
         <w:spacing w:after="40" w:before="40"/>
       </w:pPr>
@@ -4615,7 +4615,7 @@
         <w:keepNext/>
         <w:numPr>
           <w:ilvl w:val="0"/>
-          <w:numId w:val="781"/>
+          <w:numId w:val="800"/>
         </w:numPr>
         <w:spacing w:after="40" w:before="40"/>
       </w:pPr>
@@ -4634,7 +4634,7 @@
         <w:keepNext/>
         <w:numPr>
           <w:ilvl w:val="0"/>
-          <w:numId w:val="781"/>
+          <w:numId w:val="800"/>
         </w:numPr>
         <w:spacing w:after="40" w:before="40"/>
       </w:pPr>
@@ -4653,7 +4653,7 @@
         <w:keepNext/>
         <w:numPr>
           <w:ilvl w:val="0"/>
-          <w:numId w:val="781"/>
+          <w:numId w:val="800"/>
         </w:numPr>
         <w:spacing w:after="40" w:before="40"/>
       </w:pPr>
@@ -4731,7 +4731,7 @@
         <w:keepNext/>
         <w:numPr>
           <w:ilvl w:val="0"/>
-          <w:numId w:val="782"/>
+          <w:numId w:val="801"/>
         </w:numPr>
         <w:spacing w:after="40" w:before="40"/>
       </w:pPr>
@@ -4750,7 +4750,7 @@
         <w:keepNext/>
         <w:numPr>
           <w:ilvl w:val="0"/>
-          <w:numId w:val="782"/>
+          <w:numId w:val="801"/>
         </w:numPr>
         <w:spacing w:after="40" w:before="40"/>
       </w:pPr>
@@ -4769,7 +4769,7 @@
         <w:keepNext/>
         <w:numPr>
           <w:ilvl w:val="0"/>
-          <w:numId w:val="782"/>
+          <w:numId w:val="801"/>
         </w:numPr>
         <w:spacing w:after="40" w:before="40"/>
       </w:pPr>
@@ -12371,6 +12371,120 @@
     </w:lvlOverride>
   </w:num>
   <w:num w:numId="782">
+    <w:abstractNumId w:val="2"/>
+    <w:lvlOverride w:ilvl="0">
+      <w:startOverride w:val="1"/>
+    </w:lvlOverride>
+  </w:num>
+  <w:num w:numId="783">
+    <w:abstractNumId w:val="2"/>
+    <w:lvlOverride w:ilvl="0">
+      <w:startOverride w:val="1"/>
+    </w:lvlOverride>
+  </w:num>
+  <w:num w:numId="784">
+    <w:abstractNumId w:val="2"/>
+    <w:lvlOverride w:ilvl="0">
+      <w:startOverride w:val="1"/>
+    </w:lvlOverride>
+  </w:num>
+  <w:num w:numId="785">
+    <w:abstractNumId w:val="2"/>
+    <w:lvlOverride w:ilvl="0">
+      <w:startOverride w:val="1"/>
+    </w:lvlOverride>
+  </w:num>
+  <w:num w:numId="786">
+    <w:abstractNumId w:val="2"/>
+    <w:lvlOverride w:ilvl="0">
+      <w:startOverride w:val="1"/>
+    </w:lvlOverride>
+  </w:num>
+  <w:num w:numId="787">
+    <w:abstractNumId w:val="2"/>
+    <w:lvlOverride w:ilvl="0">
+      <w:startOverride w:val="1"/>
+    </w:lvlOverride>
+  </w:num>
+  <w:num w:numId="788">
+    <w:abstractNumId w:val="2"/>
+    <w:lvlOverride w:ilvl="0">
+      <w:startOverride w:val="1"/>
+    </w:lvlOverride>
+  </w:num>
+  <w:num w:numId="789">
+    <w:abstractNumId w:val="2"/>
+    <w:lvlOverride w:ilvl="0">
+      <w:startOverride w:val="1"/>
+    </w:lvlOverride>
+  </w:num>
+  <w:num w:numId="790">
+    <w:abstractNumId w:val="3"/>
+    <w:lvlOverride w:ilvl="0">
+      <w:startOverride w:val="1"/>
+    </w:lvlOverride>
+  </w:num>
+  <w:num w:numId="791">
+    <w:abstractNumId w:val="2"/>
+    <w:lvlOverride w:ilvl="0">
+      <w:startOverride w:val="1"/>
+    </w:lvlOverride>
+  </w:num>
+  <w:num w:numId="792">
+    <w:abstractNumId w:val="2"/>
+    <w:lvlOverride w:ilvl="0">
+      <w:startOverride w:val="1"/>
+    </w:lvlOverride>
+  </w:num>
+  <w:num w:numId="793">
+    <w:abstractNumId w:val="3"/>
+    <w:lvlOverride w:ilvl="0">
+      <w:startOverride w:val="1"/>
+    </w:lvlOverride>
+  </w:num>
+  <w:num w:numId="794">
+    <w:abstractNumId w:val="2"/>
+    <w:lvlOverride w:ilvl="0">
+      <w:startOverride w:val="1"/>
+    </w:lvlOverride>
+  </w:num>
+  <w:num w:numId="795">
+    <w:abstractNumId w:val="2"/>
+    <w:lvlOverride w:ilvl="0">
+      <w:startOverride w:val="1"/>
+    </w:lvlOverride>
+  </w:num>
+  <w:num w:numId="796">
+    <w:abstractNumId w:val="2"/>
+    <w:lvlOverride w:ilvl="0">
+      <w:startOverride w:val="1"/>
+    </w:lvlOverride>
+  </w:num>
+  <w:num w:numId="797">
+    <w:abstractNumId w:val="2"/>
+    <w:lvlOverride w:ilvl="0">
+      <w:startOverride w:val="1"/>
+    </w:lvlOverride>
+  </w:num>
+  <w:num w:numId="798">
+    <w:abstractNumId w:val="2"/>
+    <w:lvlOverride w:ilvl="0">
+      <w:startOverride w:val="1"/>
+    </w:lvlOverride>
+  </w:num>
+  <w:num w:numId="799">
+    <w:abstractNumId w:val="2"/>
+    <w:lvlOverride w:ilvl="0">
+      <w:startOverride w:val="1"/>
+    </w:lvlOverride>
+  </w:num>
+  <w:num w:numId="800">
+    <w:abstractNumId w:val="2"/>
+    <w:lvlOverride w:ilvl="0">
+      <w:startOverride w:val="1"/>
+    </w:lvlOverride>
+  </w:num>
+  <w:num w:numId="801">
     <w:abstractNumId w:val="2"/>
     <w:lvlOverride w:ilvl="0">
       <w:startOverride w:val="1"/>

--- a/docs/government-project/06_사용자매뉴얼.docx
+++ b/docs/government-project/06_사용자매뉴얼.docx
@@ -1275,7 +1275,7 @@
         <w:keepNext/>
         <w:numPr>
           <w:ilvl w:val="0"/>
-          <w:numId w:val="783"/>
+          <w:numId w:val="802"/>
         </w:numPr>
         <w:spacing w:after="40" w:before="40"/>
       </w:pPr>
@@ -1294,7 +1294,7 @@
         <w:keepNext/>
         <w:numPr>
           <w:ilvl w:val="0"/>
-          <w:numId w:val="783"/>
+          <w:numId w:val="802"/>
         </w:numPr>
         <w:spacing w:after="40" w:before="40"/>
       </w:pPr>
@@ -1313,7 +1313,7 @@
         <w:keepNext/>
         <w:numPr>
           <w:ilvl w:val="0"/>
-          <w:numId w:val="783"/>
+          <w:numId w:val="802"/>
         </w:numPr>
         <w:spacing w:after="40" w:before="40"/>
       </w:pPr>
@@ -1332,7 +1332,7 @@
         <w:keepNext/>
         <w:numPr>
           <w:ilvl w:val="0"/>
-          <w:numId w:val="783"/>
+          <w:numId w:val="802"/>
         </w:numPr>
         <w:spacing w:after="40" w:before="40"/>
       </w:pPr>
@@ -1351,7 +1351,7 @@
         <w:keepNext/>
         <w:numPr>
           <w:ilvl w:val="0"/>
-          <w:numId w:val="783"/>
+          <w:numId w:val="802"/>
         </w:numPr>
         <w:spacing w:after="40" w:before="40"/>
       </w:pPr>
@@ -1429,7 +1429,7 @@
         <w:keepNext/>
         <w:numPr>
           <w:ilvl w:val="0"/>
-          <w:numId w:val="784"/>
+          <w:numId w:val="803"/>
         </w:numPr>
         <w:spacing w:after="40" w:before="40"/>
       </w:pPr>
@@ -1448,7 +1448,7 @@
         <w:keepNext/>
         <w:numPr>
           <w:ilvl w:val="0"/>
-          <w:numId w:val="784"/>
+          <w:numId w:val="803"/>
         </w:numPr>
         <w:spacing w:after="40" w:before="40"/>
       </w:pPr>
@@ -1467,7 +1467,7 @@
         <w:keepNext/>
         <w:numPr>
           <w:ilvl w:val="0"/>
-          <w:numId w:val="784"/>
+          <w:numId w:val="803"/>
         </w:numPr>
         <w:spacing w:after="40" w:before="40"/>
       </w:pPr>
@@ -1580,7 +1580,7 @@
         <w:keepNext/>
         <w:numPr>
           <w:ilvl w:val="0"/>
-          <w:numId w:val="785"/>
+          <w:numId w:val="804"/>
         </w:numPr>
         <w:spacing w:after="40" w:before="40"/>
       </w:pPr>
@@ -1599,7 +1599,7 @@
         <w:keepNext/>
         <w:numPr>
           <w:ilvl w:val="0"/>
-          <w:numId w:val="785"/>
+          <w:numId w:val="804"/>
         </w:numPr>
         <w:spacing w:after="40" w:before="40"/>
       </w:pPr>
@@ -2418,7 +2418,7 @@
         <w:keepNext/>
         <w:numPr>
           <w:ilvl w:val="0"/>
-          <w:numId w:val="786"/>
+          <w:numId w:val="805"/>
         </w:numPr>
         <w:spacing w:after="40" w:before="40"/>
       </w:pPr>
@@ -2437,7 +2437,7 @@
         <w:keepNext/>
         <w:numPr>
           <w:ilvl w:val="0"/>
-          <w:numId w:val="786"/>
+          <w:numId w:val="805"/>
         </w:numPr>
         <w:spacing w:after="40" w:before="40"/>
       </w:pPr>
@@ -2456,7 +2456,7 @@
         <w:keepNext/>
         <w:numPr>
           <w:ilvl w:val="0"/>
-          <w:numId w:val="786"/>
+          <w:numId w:val="805"/>
         </w:numPr>
         <w:spacing w:after="40" w:before="40"/>
       </w:pPr>
@@ -2475,7 +2475,7 @@
         <w:keepNext/>
         <w:numPr>
           <w:ilvl w:val="0"/>
-          <w:numId w:val="786"/>
+          <w:numId w:val="805"/>
         </w:numPr>
         <w:spacing w:after="40" w:before="40"/>
       </w:pPr>
@@ -2494,7 +2494,7 @@
         <w:keepNext/>
         <w:numPr>
           <w:ilvl w:val="0"/>
-          <w:numId w:val="786"/>
+          <w:numId w:val="805"/>
         </w:numPr>
         <w:spacing w:after="40" w:before="40"/>
       </w:pPr>
@@ -3090,7 +3090,7 @@
         <w:keepNext/>
         <w:numPr>
           <w:ilvl w:val="0"/>
-          <w:numId w:val="787"/>
+          <w:numId w:val="806"/>
         </w:numPr>
         <w:spacing w:after="40" w:before="40"/>
       </w:pPr>
@@ -3109,7 +3109,7 @@
         <w:keepNext/>
         <w:numPr>
           <w:ilvl w:val="0"/>
-          <w:numId w:val="787"/>
+          <w:numId w:val="806"/>
         </w:numPr>
         <w:spacing w:after="40" w:before="40"/>
       </w:pPr>
@@ -3128,7 +3128,7 @@
         <w:keepNext/>
         <w:numPr>
           <w:ilvl w:val="0"/>
-          <w:numId w:val="787"/>
+          <w:numId w:val="806"/>
         </w:numPr>
         <w:spacing w:after="40" w:before="40"/>
       </w:pPr>
@@ -3147,7 +3147,7 @@
         <w:keepNext/>
         <w:numPr>
           <w:ilvl w:val="0"/>
-          <w:numId w:val="787"/>
+          <w:numId w:val="806"/>
         </w:numPr>
         <w:spacing w:after="40" w:before="40"/>
       </w:pPr>
@@ -3201,7 +3201,7 @@
         <w:keepNext/>
         <w:numPr>
           <w:ilvl w:val="0"/>
-          <w:numId w:val="788"/>
+          <w:numId w:val="807"/>
         </w:numPr>
         <w:spacing w:after="40" w:before="40"/>
       </w:pPr>
@@ -3220,7 +3220,7 @@
         <w:keepNext/>
         <w:numPr>
           <w:ilvl w:val="0"/>
-          <w:numId w:val="788"/>
+          <w:numId w:val="807"/>
         </w:numPr>
         <w:spacing w:after="40" w:before="40"/>
       </w:pPr>
@@ -3238,7 +3238,7 @@
         <w:pStyle w:val="ListParagraph"/>
         <w:numPr>
           <w:ilvl w:val="0"/>
-          <w:numId w:val="788"/>
+          <w:numId w:val="807"/>
         </w:numPr>
         <w:spacing w:after="40" w:before="40"/>
       </w:pPr>
@@ -3299,7 +3299,7 @@
         <w:keepNext/>
         <w:numPr>
           <w:ilvl w:val="0"/>
-          <w:numId w:val="789"/>
+          <w:numId w:val="808"/>
         </w:numPr>
         <w:spacing w:after="40" w:before="40"/>
       </w:pPr>
@@ -3318,7 +3318,7 @@
         <w:keepNext/>
         <w:numPr>
           <w:ilvl w:val="0"/>
-          <w:numId w:val="789"/>
+          <w:numId w:val="808"/>
         </w:numPr>
         <w:spacing w:after="40" w:before="40"/>
       </w:pPr>
@@ -3337,7 +3337,7 @@
         <w:keepNext/>
         <w:numPr>
           <w:ilvl w:val="0"/>
-          <w:numId w:val="789"/>
+          <w:numId w:val="808"/>
         </w:numPr>
         <w:spacing w:after="40" w:before="40"/>
       </w:pPr>
@@ -3445,7 +3445,7 @@
         <w:keepNext/>
         <w:numPr>
           <w:ilvl w:val="0"/>
-          <w:numId w:val="790"/>
+          <w:numId w:val="809"/>
         </w:numPr>
         <w:spacing w:after="40" w:before="40"/>
       </w:pPr>
@@ -3464,7 +3464,7 @@
         <w:keepNext/>
         <w:numPr>
           <w:ilvl w:val="0"/>
-          <w:numId w:val="790"/>
+          <w:numId w:val="809"/>
         </w:numPr>
         <w:spacing w:after="40" w:before="40"/>
       </w:pPr>
@@ -3483,7 +3483,7 @@
         <w:keepNext/>
         <w:numPr>
           <w:ilvl w:val="0"/>
-          <w:numId w:val="790"/>
+          <w:numId w:val="809"/>
         </w:numPr>
         <w:spacing w:after="40" w:before="40"/>
       </w:pPr>
@@ -3501,7 +3501,7 @@
         <w:pStyle w:val="ListParagraph"/>
         <w:numPr>
           <w:ilvl w:val="0"/>
-          <w:numId w:val="790"/>
+          <w:numId w:val="809"/>
         </w:numPr>
         <w:spacing w:after="40" w:before="40"/>
       </w:pPr>
@@ -3543,7 +3543,7 @@
         <w:keepNext/>
         <w:numPr>
           <w:ilvl w:val="0"/>
-          <w:numId w:val="791"/>
+          <w:numId w:val="810"/>
         </w:numPr>
         <w:spacing w:after="40" w:before="40"/>
       </w:pPr>
@@ -3562,7 +3562,7 @@
         <w:keepNext/>
         <w:numPr>
           <w:ilvl w:val="0"/>
-          <w:numId w:val="791"/>
+          <w:numId w:val="810"/>
         </w:numPr>
         <w:spacing w:after="40" w:before="40"/>
       </w:pPr>
@@ -3581,7 +3581,7 @@
         <w:keepNext/>
         <w:numPr>
           <w:ilvl w:val="0"/>
-          <w:numId w:val="791"/>
+          <w:numId w:val="810"/>
         </w:numPr>
         <w:spacing w:after="40" w:before="40"/>
       </w:pPr>
@@ -3658,7 +3658,7 @@
         <w:keepNext/>
         <w:numPr>
           <w:ilvl w:val="0"/>
-          <w:numId w:val="792"/>
+          <w:numId w:val="811"/>
         </w:numPr>
         <w:spacing w:after="40" w:before="40"/>
       </w:pPr>
@@ -3677,7 +3677,7 @@
         <w:keepNext/>
         <w:numPr>
           <w:ilvl w:val="0"/>
-          <w:numId w:val="792"/>
+          <w:numId w:val="811"/>
         </w:numPr>
         <w:spacing w:after="40" w:before="40"/>
       </w:pPr>
@@ -3727,7 +3727,7 @@
         <w:keepNext/>
         <w:numPr>
           <w:ilvl w:val="0"/>
-          <w:numId w:val="793"/>
+          <w:numId w:val="812"/>
         </w:numPr>
         <w:spacing w:after="40" w:before="40"/>
       </w:pPr>
@@ -3746,7 +3746,7 @@
         <w:keepNext/>
         <w:numPr>
           <w:ilvl w:val="0"/>
-          <w:numId w:val="793"/>
+          <w:numId w:val="812"/>
         </w:numPr>
         <w:spacing w:after="40" w:before="40"/>
       </w:pPr>
@@ -3765,7 +3765,7 @@
         <w:keepNext/>
         <w:numPr>
           <w:ilvl w:val="0"/>
-          <w:numId w:val="793"/>
+          <w:numId w:val="812"/>
         </w:numPr>
         <w:spacing w:after="40" w:before="40"/>
       </w:pPr>
@@ -3783,7 +3783,7 @@
         <w:pStyle w:val="ListParagraph"/>
         <w:numPr>
           <w:ilvl w:val="0"/>
-          <w:numId w:val="793"/>
+          <w:numId w:val="812"/>
         </w:numPr>
         <w:spacing w:after="40" w:before="40"/>
       </w:pPr>
@@ -3825,7 +3825,7 @@
         <w:keepNext/>
         <w:numPr>
           <w:ilvl w:val="0"/>
-          <w:numId w:val="794"/>
+          <w:numId w:val="813"/>
         </w:numPr>
         <w:spacing w:after="40" w:before="40"/>
       </w:pPr>
@@ -3844,7 +3844,7 @@
         <w:keepNext/>
         <w:numPr>
           <w:ilvl w:val="0"/>
-          <w:numId w:val="794"/>
+          <w:numId w:val="813"/>
         </w:numPr>
         <w:spacing w:after="40" w:before="40"/>
       </w:pPr>
@@ -3863,7 +3863,7 @@
         <w:keepNext/>
         <w:numPr>
           <w:ilvl w:val="0"/>
-          <w:numId w:val="794"/>
+          <w:numId w:val="813"/>
         </w:numPr>
         <w:spacing w:after="40" w:before="40"/>
       </w:pPr>
@@ -3882,7 +3882,7 @@
         <w:keepNext/>
         <w:numPr>
           <w:ilvl w:val="0"/>
-          <w:numId w:val="794"/>
+          <w:numId w:val="813"/>
         </w:numPr>
         <w:spacing w:after="40" w:before="40"/>
       </w:pPr>
@@ -3960,7 +3960,7 @@
         <w:keepNext/>
         <w:numPr>
           <w:ilvl w:val="0"/>
-          <w:numId w:val="795"/>
+          <w:numId w:val="814"/>
         </w:numPr>
         <w:spacing w:after="40" w:before="40"/>
       </w:pPr>
@@ -3979,7 +3979,7 @@
         <w:keepNext/>
         <w:numPr>
           <w:ilvl w:val="0"/>
-          <w:numId w:val="795"/>
+          <w:numId w:val="814"/>
         </w:numPr>
         <w:spacing w:after="40" w:before="40"/>
       </w:pPr>
@@ -3998,7 +3998,7 @@
         <w:keepNext/>
         <w:numPr>
           <w:ilvl w:val="0"/>
-          <w:numId w:val="795"/>
+          <w:numId w:val="814"/>
         </w:numPr>
         <w:spacing w:after="40" w:before="40"/>
       </w:pPr>
@@ -4017,7 +4017,7 @@
         <w:keepNext/>
         <w:numPr>
           <w:ilvl w:val="0"/>
-          <w:numId w:val="795"/>
+          <w:numId w:val="814"/>
         </w:numPr>
         <w:spacing w:after="40" w:before="40"/>
       </w:pPr>
@@ -4036,7 +4036,7 @@
         <w:keepNext/>
         <w:numPr>
           <w:ilvl w:val="0"/>
-          <w:numId w:val="795"/>
+          <w:numId w:val="814"/>
         </w:numPr>
         <w:spacing w:after="40" w:before="40"/>
       </w:pPr>
@@ -4095,7 +4095,7 @@
         <w:keepNext/>
         <w:numPr>
           <w:ilvl w:val="0"/>
-          <w:numId w:val="796"/>
+          <w:numId w:val="815"/>
         </w:numPr>
         <w:spacing w:after="40" w:before="40"/>
       </w:pPr>
@@ -4114,7 +4114,7 @@
         <w:keepNext/>
         <w:numPr>
           <w:ilvl w:val="0"/>
-          <w:numId w:val="796"/>
+          <w:numId w:val="815"/>
         </w:numPr>
         <w:spacing w:after="40" w:before="40"/>
       </w:pPr>
@@ -4133,7 +4133,7 @@
         <w:keepNext/>
         <w:numPr>
           <w:ilvl w:val="0"/>
-          <w:numId w:val="796"/>
+          <w:numId w:val="815"/>
         </w:numPr>
         <w:spacing w:after="40" w:before="40"/>
       </w:pPr>
@@ -4152,7 +4152,7 @@
         <w:keepNext/>
         <w:numPr>
           <w:ilvl w:val="0"/>
-          <w:numId w:val="796"/>
+          <w:numId w:val="815"/>
         </w:numPr>
         <w:spacing w:after="40" w:before="40"/>
       </w:pPr>
@@ -4171,7 +4171,7 @@
         <w:keepNext/>
         <w:numPr>
           <w:ilvl w:val="0"/>
-          <w:numId w:val="796"/>
+          <w:numId w:val="815"/>
         </w:numPr>
         <w:spacing w:after="40" w:before="40"/>
       </w:pPr>
@@ -4249,7 +4249,7 @@
         <w:keepNext/>
         <w:numPr>
           <w:ilvl w:val="0"/>
-          <w:numId w:val="797"/>
+          <w:numId w:val="816"/>
         </w:numPr>
         <w:spacing w:after="40" w:before="40"/>
       </w:pPr>
@@ -4268,7 +4268,7 @@
         <w:keepNext/>
         <w:numPr>
           <w:ilvl w:val="0"/>
-          <w:numId w:val="797"/>
+          <w:numId w:val="816"/>
         </w:numPr>
         <w:spacing w:after="40" w:before="40"/>
       </w:pPr>
@@ -4287,7 +4287,7 @@
         <w:keepNext/>
         <w:numPr>
           <w:ilvl w:val="0"/>
-          <w:numId w:val="797"/>
+          <w:numId w:val="816"/>
         </w:numPr>
         <w:spacing w:after="40" w:before="40"/>
       </w:pPr>
@@ -4383,7 +4383,7 @@
         <w:keepNext/>
         <w:numPr>
           <w:ilvl w:val="0"/>
-          <w:numId w:val="798"/>
+          <w:numId w:val="817"/>
         </w:numPr>
         <w:spacing w:after="40" w:before="40"/>
       </w:pPr>
@@ -4402,7 +4402,7 @@
         <w:keepNext/>
         <w:numPr>
           <w:ilvl w:val="0"/>
-          <w:numId w:val="798"/>
+          <w:numId w:val="817"/>
         </w:numPr>
         <w:spacing w:after="40" w:before="40"/>
       </w:pPr>
@@ -4480,7 +4480,7 @@
         <w:keepNext/>
         <w:numPr>
           <w:ilvl w:val="0"/>
-          <w:numId w:val="799"/>
+          <w:numId w:val="818"/>
         </w:numPr>
         <w:spacing w:after="40" w:before="40"/>
       </w:pPr>
@@ -4499,7 +4499,7 @@
         <w:keepNext/>
         <w:numPr>
           <w:ilvl w:val="0"/>
-          <w:numId w:val="799"/>
+          <w:numId w:val="818"/>
         </w:numPr>
         <w:spacing w:after="40" w:before="40"/>
       </w:pPr>
@@ -4518,7 +4518,7 @@
         <w:keepNext/>
         <w:numPr>
           <w:ilvl w:val="0"/>
-          <w:numId w:val="799"/>
+          <w:numId w:val="818"/>
         </w:numPr>
         <w:spacing w:after="40" w:before="40"/>
       </w:pPr>
@@ -4596,7 +4596,7 @@
         <w:keepNext/>
         <w:numPr>
           <w:ilvl w:val="0"/>
-          <w:numId w:val="800"/>
+          <w:numId w:val="819"/>
         </w:numPr>
         <w:spacing w:after="40" w:before="40"/>
       </w:pPr>
@@ -4615,7 +4615,7 @@
         <w:keepNext/>
         <w:numPr>
           <w:ilvl w:val="0"/>
-          <w:numId w:val="800"/>
+          <w:numId w:val="819"/>
         </w:numPr>
         <w:spacing w:after="40" w:before="40"/>
       </w:pPr>
@@ -4634,7 +4634,7 @@
         <w:keepNext/>
         <w:numPr>
           <w:ilvl w:val="0"/>
-          <w:numId w:val="800"/>
+          <w:numId w:val="819"/>
         </w:numPr>
         <w:spacing w:after="40" w:before="40"/>
       </w:pPr>
@@ -4653,7 +4653,7 @@
         <w:keepNext/>
         <w:numPr>
           <w:ilvl w:val="0"/>
-          <w:numId w:val="800"/>
+          <w:numId w:val="819"/>
         </w:numPr>
         <w:spacing w:after="40" w:before="40"/>
       </w:pPr>
@@ -4731,7 +4731,7 @@
         <w:keepNext/>
         <w:numPr>
           <w:ilvl w:val="0"/>
-          <w:numId w:val="801"/>
+          <w:numId w:val="820"/>
         </w:numPr>
         <w:spacing w:after="40" w:before="40"/>
       </w:pPr>
@@ -4750,7 +4750,7 @@
         <w:keepNext/>
         <w:numPr>
           <w:ilvl w:val="0"/>
-          <w:numId w:val="801"/>
+          <w:numId w:val="820"/>
         </w:numPr>
         <w:spacing w:after="40" w:before="40"/>
       </w:pPr>
@@ -4769,7 +4769,7 @@
         <w:keepNext/>
         <w:numPr>
           <w:ilvl w:val="0"/>
-          <w:numId w:val="801"/>
+          <w:numId w:val="820"/>
         </w:numPr>
         <w:spacing w:after="40" w:before="40"/>
       </w:pPr>
@@ -12485,6 +12485,120 @@
     </w:lvlOverride>
   </w:num>
   <w:num w:numId="801">
+    <w:abstractNumId w:val="2"/>
+    <w:lvlOverride w:ilvl="0">
+      <w:startOverride w:val="1"/>
+    </w:lvlOverride>
+  </w:num>
+  <w:num w:numId="802">
+    <w:abstractNumId w:val="2"/>
+    <w:lvlOverride w:ilvl="0">
+      <w:startOverride w:val="1"/>
+    </w:lvlOverride>
+  </w:num>
+  <w:num w:numId="803">
+    <w:abstractNumId w:val="2"/>
+    <w:lvlOverride w:ilvl="0">
+      <w:startOverride w:val="1"/>
+    </w:lvlOverride>
+  </w:num>
+  <w:num w:numId="804">
+    <w:abstractNumId w:val="2"/>
+    <w:lvlOverride w:ilvl="0">
+      <w:startOverride w:val="1"/>
+    </w:lvlOverride>
+  </w:num>
+  <w:num w:numId="805">
+    <w:abstractNumId w:val="2"/>
+    <w:lvlOverride w:ilvl="0">
+      <w:startOverride w:val="1"/>
+    </w:lvlOverride>
+  </w:num>
+  <w:num w:numId="806">
+    <w:abstractNumId w:val="2"/>
+    <w:lvlOverride w:ilvl="0">
+      <w:startOverride w:val="1"/>
+    </w:lvlOverride>
+  </w:num>
+  <w:num w:numId="807">
+    <w:abstractNumId w:val="2"/>
+    <w:lvlOverride w:ilvl="0">
+      <w:startOverride w:val="1"/>
+    </w:lvlOverride>
+  </w:num>
+  <w:num w:numId="808">
+    <w:abstractNumId w:val="2"/>
+    <w:lvlOverride w:ilvl="0">
+      <w:startOverride w:val="1"/>
+    </w:lvlOverride>
+  </w:num>
+  <w:num w:numId="809">
+    <w:abstractNumId w:val="3"/>
+    <w:lvlOverride w:ilvl="0">
+      <w:startOverride w:val="1"/>
+    </w:lvlOverride>
+  </w:num>
+  <w:num w:numId="810">
+    <w:abstractNumId w:val="2"/>
+    <w:lvlOverride w:ilvl="0">
+      <w:startOverride w:val="1"/>
+    </w:lvlOverride>
+  </w:num>
+  <w:num w:numId="811">
+    <w:abstractNumId w:val="2"/>
+    <w:lvlOverride w:ilvl="0">
+      <w:startOverride w:val="1"/>
+    </w:lvlOverride>
+  </w:num>
+  <w:num w:numId="812">
+    <w:abstractNumId w:val="3"/>
+    <w:lvlOverride w:ilvl="0">
+      <w:startOverride w:val="1"/>
+    </w:lvlOverride>
+  </w:num>
+  <w:num w:numId="813">
+    <w:abstractNumId w:val="2"/>
+    <w:lvlOverride w:ilvl="0">
+      <w:startOverride w:val="1"/>
+    </w:lvlOverride>
+  </w:num>
+  <w:num w:numId="814">
+    <w:abstractNumId w:val="2"/>
+    <w:lvlOverride w:ilvl="0">
+      <w:startOverride w:val="1"/>
+    </w:lvlOverride>
+  </w:num>
+  <w:num w:numId="815">
+    <w:abstractNumId w:val="2"/>
+    <w:lvlOverride w:ilvl="0">
+      <w:startOverride w:val="1"/>
+    </w:lvlOverride>
+  </w:num>
+  <w:num w:numId="816">
+    <w:abstractNumId w:val="2"/>
+    <w:lvlOverride w:ilvl="0">
+      <w:startOverride w:val="1"/>
+    </w:lvlOverride>
+  </w:num>
+  <w:num w:numId="817">
+    <w:abstractNumId w:val="2"/>
+    <w:lvlOverride w:ilvl="0">
+      <w:startOverride w:val="1"/>
+    </w:lvlOverride>
+  </w:num>
+  <w:num w:numId="818">
+    <w:abstractNumId w:val="2"/>
+    <w:lvlOverride w:ilvl="0">
+      <w:startOverride w:val="1"/>
+    </w:lvlOverride>
+  </w:num>
+  <w:num w:numId="819">
+    <w:abstractNumId w:val="2"/>
+    <w:lvlOverride w:ilvl="0">
+      <w:startOverride w:val="1"/>
+    </w:lvlOverride>
+  </w:num>
+  <w:num w:numId="820">
     <w:abstractNumId w:val="2"/>
     <w:lvlOverride w:ilvl="0">
       <w:startOverride w:val="1"/>

--- a/docs/government-project/06_사용자매뉴얼.docx
+++ b/docs/government-project/06_사용자매뉴얼.docx
@@ -1275,7 +1275,7 @@
         <w:keepNext/>
         <w:numPr>
           <w:ilvl w:val="0"/>
-          <w:numId w:val="802"/>
+          <w:numId w:val="821"/>
         </w:numPr>
         <w:spacing w:after="40" w:before="40"/>
       </w:pPr>
@@ -1294,7 +1294,7 @@
         <w:keepNext/>
         <w:numPr>
           <w:ilvl w:val="0"/>
-          <w:numId w:val="802"/>
+          <w:numId w:val="821"/>
         </w:numPr>
         <w:spacing w:after="40" w:before="40"/>
       </w:pPr>
@@ -1313,7 +1313,7 @@
         <w:keepNext/>
         <w:numPr>
           <w:ilvl w:val="0"/>
-          <w:numId w:val="802"/>
+          <w:numId w:val="821"/>
         </w:numPr>
         <w:spacing w:after="40" w:before="40"/>
       </w:pPr>
@@ -1332,7 +1332,7 @@
         <w:keepNext/>
         <w:numPr>
           <w:ilvl w:val="0"/>
-          <w:numId w:val="802"/>
+          <w:numId w:val="821"/>
         </w:numPr>
         <w:spacing w:after="40" w:before="40"/>
       </w:pPr>
@@ -1351,7 +1351,7 @@
         <w:keepNext/>
         <w:numPr>
           <w:ilvl w:val="0"/>
-          <w:numId w:val="802"/>
+          <w:numId w:val="821"/>
         </w:numPr>
         <w:spacing w:after="40" w:before="40"/>
       </w:pPr>
@@ -1429,7 +1429,7 @@
         <w:keepNext/>
         <w:numPr>
           <w:ilvl w:val="0"/>
-          <w:numId w:val="803"/>
+          <w:numId w:val="822"/>
         </w:numPr>
         <w:spacing w:after="40" w:before="40"/>
       </w:pPr>
@@ -1448,7 +1448,7 @@
         <w:keepNext/>
         <w:numPr>
           <w:ilvl w:val="0"/>
-          <w:numId w:val="803"/>
+          <w:numId w:val="822"/>
         </w:numPr>
         <w:spacing w:after="40" w:before="40"/>
       </w:pPr>
@@ -1467,7 +1467,7 @@
         <w:keepNext/>
         <w:numPr>
           <w:ilvl w:val="0"/>
-          <w:numId w:val="803"/>
+          <w:numId w:val="822"/>
         </w:numPr>
         <w:spacing w:after="40" w:before="40"/>
       </w:pPr>
@@ -1580,7 +1580,7 @@
         <w:keepNext/>
         <w:numPr>
           <w:ilvl w:val="0"/>
-          <w:numId w:val="804"/>
+          <w:numId w:val="823"/>
         </w:numPr>
         <w:spacing w:after="40" w:before="40"/>
       </w:pPr>
@@ -1599,7 +1599,7 @@
         <w:keepNext/>
         <w:numPr>
           <w:ilvl w:val="0"/>
-          <w:numId w:val="804"/>
+          <w:numId w:val="823"/>
         </w:numPr>
         <w:spacing w:after="40" w:before="40"/>
       </w:pPr>
@@ -2418,7 +2418,7 @@
         <w:keepNext/>
         <w:numPr>
           <w:ilvl w:val="0"/>
-          <w:numId w:val="805"/>
+          <w:numId w:val="824"/>
         </w:numPr>
         <w:spacing w:after="40" w:before="40"/>
       </w:pPr>
@@ -2437,7 +2437,7 @@
         <w:keepNext/>
         <w:numPr>
           <w:ilvl w:val="0"/>
-          <w:numId w:val="805"/>
+          <w:numId w:val="824"/>
         </w:numPr>
         <w:spacing w:after="40" w:before="40"/>
       </w:pPr>
@@ -2456,7 +2456,7 @@
         <w:keepNext/>
         <w:numPr>
           <w:ilvl w:val="0"/>
-          <w:numId w:val="805"/>
+          <w:numId w:val="824"/>
         </w:numPr>
         <w:spacing w:after="40" w:before="40"/>
       </w:pPr>
@@ -2475,7 +2475,7 @@
         <w:keepNext/>
         <w:numPr>
           <w:ilvl w:val="0"/>
-          <w:numId w:val="805"/>
+          <w:numId w:val="824"/>
         </w:numPr>
         <w:spacing w:after="40" w:before="40"/>
       </w:pPr>
@@ -2494,7 +2494,7 @@
         <w:keepNext/>
         <w:numPr>
           <w:ilvl w:val="0"/>
-          <w:numId w:val="805"/>
+          <w:numId w:val="824"/>
         </w:numPr>
         <w:spacing w:after="40" w:before="40"/>
       </w:pPr>
@@ -3090,7 +3090,7 @@
         <w:keepNext/>
         <w:numPr>
           <w:ilvl w:val="0"/>
-          <w:numId w:val="806"/>
+          <w:numId w:val="825"/>
         </w:numPr>
         <w:spacing w:after="40" w:before="40"/>
       </w:pPr>
@@ -3109,7 +3109,7 @@
         <w:keepNext/>
         <w:numPr>
           <w:ilvl w:val="0"/>
-          <w:numId w:val="806"/>
+          <w:numId w:val="825"/>
         </w:numPr>
         <w:spacing w:after="40" w:before="40"/>
       </w:pPr>
@@ -3128,7 +3128,7 @@
         <w:keepNext/>
         <w:numPr>
           <w:ilvl w:val="0"/>
-          <w:numId w:val="806"/>
+          <w:numId w:val="825"/>
         </w:numPr>
         <w:spacing w:after="40" w:before="40"/>
       </w:pPr>
@@ -3147,7 +3147,7 @@
         <w:keepNext/>
         <w:numPr>
           <w:ilvl w:val="0"/>
-          <w:numId w:val="806"/>
+          <w:numId w:val="825"/>
         </w:numPr>
         <w:spacing w:after="40" w:before="40"/>
       </w:pPr>
@@ -3201,7 +3201,7 @@
         <w:keepNext/>
         <w:numPr>
           <w:ilvl w:val="0"/>
-          <w:numId w:val="807"/>
+          <w:numId w:val="826"/>
         </w:numPr>
         <w:spacing w:after="40" w:before="40"/>
       </w:pPr>
@@ -3220,7 +3220,7 @@
         <w:keepNext/>
         <w:numPr>
           <w:ilvl w:val="0"/>
-          <w:numId w:val="807"/>
+          <w:numId w:val="826"/>
         </w:numPr>
         <w:spacing w:after="40" w:before="40"/>
       </w:pPr>
@@ -3238,7 +3238,7 @@
         <w:pStyle w:val="ListParagraph"/>
         <w:numPr>
           <w:ilvl w:val="0"/>
-          <w:numId w:val="807"/>
+          <w:numId w:val="826"/>
         </w:numPr>
         <w:spacing w:after="40" w:before="40"/>
       </w:pPr>
@@ -3299,7 +3299,7 @@
         <w:keepNext/>
         <w:numPr>
           <w:ilvl w:val="0"/>
-          <w:numId w:val="808"/>
+          <w:numId w:val="827"/>
         </w:numPr>
         <w:spacing w:after="40" w:before="40"/>
       </w:pPr>
@@ -3318,7 +3318,7 @@
         <w:keepNext/>
         <w:numPr>
           <w:ilvl w:val="0"/>
-          <w:numId w:val="808"/>
+          <w:numId w:val="827"/>
         </w:numPr>
         <w:spacing w:after="40" w:before="40"/>
       </w:pPr>
@@ -3337,7 +3337,7 @@
         <w:keepNext/>
         <w:numPr>
           <w:ilvl w:val="0"/>
-          <w:numId w:val="808"/>
+          <w:numId w:val="827"/>
         </w:numPr>
         <w:spacing w:after="40" w:before="40"/>
       </w:pPr>
@@ -3445,7 +3445,7 @@
         <w:keepNext/>
         <w:numPr>
           <w:ilvl w:val="0"/>
-          <w:numId w:val="809"/>
+          <w:numId w:val="828"/>
         </w:numPr>
         <w:spacing w:after="40" w:before="40"/>
       </w:pPr>
@@ -3464,7 +3464,7 @@
         <w:keepNext/>
         <w:numPr>
           <w:ilvl w:val="0"/>
-          <w:numId w:val="809"/>
+          <w:numId w:val="828"/>
         </w:numPr>
         <w:spacing w:after="40" w:before="40"/>
       </w:pPr>
@@ -3483,7 +3483,7 @@
         <w:keepNext/>
         <w:numPr>
           <w:ilvl w:val="0"/>
-          <w:numId w:val="809"/>
+          <w:numId w:val="828"/>
         </w:numPr>
         <w:spacing w:after="40" w:before="40"/>
       </w:pPr>
@@ -3501,7 +3501,7 @@
         <w:pStyle w:val="ListParagraph"/>
         <w:numPr>
           <w:ilvl w:val="0"/>
-          <w:numId w:val="809"/>
+          <w:numId w:val="828"/>
         </w:numPr>
         <w:spacing w:after="40" w:before="40"/>
       </w:pPr>
@@ -3543,7 +3543,7 @@
         <w:keepNext/>
         <w:numPr>
           <w:ilvl w:val="0"/>
-          <w:numId w:val="810"/>
+          <w:numId w:val="829"/>
         </w:numPr>
         <w:spacing w:after="40" w:before="40"/>
       </w:pPr>
@@ -3562,7 +3562,7 @@
         <w:keepNext/>
         <w:numPr>
           <w:ilvl w:val="0"/>
-          <w:numId w:val="810"/>
+          <w:numId w:val="829"/>
         </w:numPr>
         <w:spacing w:after="40" w:before="40"/>
       </w:pPr>
@@ -3581,7 +3581,7 @@
         <w:keepNext/>
         <w:numPr>
           <w:ilvl w:val="0"/>
-          <w:numId w:val="810"/>
+          <w:numId w:val="829"/>
         </w:numPr>
         <w:spacing w:after="40" w:before="40"/>
       </w:pPr>
@@ -3658,7 +3658,7 @@
         <w:keepNext/>
         <w:numPr>
           <w:ilvl w:val="0"/>
-          <w:numId w:val="811"/>
+          <w:numId w:val="830"/>
         </w:numPr>
         <w:spacing w:after="40" w:before="40"/>
       </w:pPr>
@@ -3677,7 +3677,7 @@
         <w:keepNext/>
         <w:numPr>
           <w:ilvl w:val="0"/>
-          <w:numId w:val="811"/>
+          <w:numId w:val="830"/>
         </w:numPr>
         <w:spacing w:after="40" w:before="40"/>
       </w:pPr>
@@ -3727,7 +3727,7 @@
         <w:keepNext/>
         <w:numPr>
           <w:ilvl w:val="0"/>
-          <w:numId w:val="812"/>
+          <w:numId w:val="831"/>
         </w:numPr>
         <w:spacing w:after="40" w:before="40"/>
       </w:pPr>
@@ -3746,7 +3746,7 @@
         <w:keepNext/>
         <w:numPr>
           <w:ilvl w:val="0"/>
-          <w:numId w:val="812"/>
+          <w:numId w:val="831"/>
         </w:numPr>
         <w:spacing w:after="40" w:before="40"/>
       </w:pPr>
@@ -3765,7 +3765,7 @@
         <w:keepNext/>
         <w:numPr>
           <w:ilvl w:val="0"/>
-          <w:numId w:val="812"/>
+          <w:numId w:val="831"/>
         </w:numPr>
         <w:spacing w:after="40" w:before="40"/>
       </w:pPr>
@@ -3783,7 +3783,7 @@
         <w:pStyle w:val="ListParagraph"/>
         <w:numPr>
           <w:ilvl w:val="0"/>
-          <w:numId w:val="812"/>
+          <w:numId w:val="831"/>
         </w:numPr>
         <w:spacing w:after="40" w:before="40"/>
       </w:pPr>
@@ -3825,7 +3825,7 @@
         <w:keepNext/>
         <w:numPr>
           <w:ilvl w:val="0"/>
-          <w:numId w:val="813"/>
+          <w:numId w:val="832"/>
         </w:numPr>
         <w:spacing w:after="40" w:before="40"/>
       </w:pPr>
@@ -3844,7 +3844,7 @@
         <w:keepNext/>
         <w:numPr>
           <w:ilvl w:val="0"/>
-          <w:numId w:val="813"/>
+          <w:numId w:val="832"/>
         </w:numPr>
         <w:spacing w:after="40" w:before="40"/>
       </w:pPr>
@@ -3863,7 +3863,7 @@
         <w:keepNext/>
         <w:numPr>
           <w:ilvl w:val="0"/>
-          <w:numId w:val="813"/>
+          <w:numId w:val="832"/>
         </w:numPr>
         <w:spacing w:after="40" w:before="40"/>
       </w:pPr>
@@ -3882,7 +3882,7 @@
         <w:keepNext/>
         <w:numPr>
           <w:ilvl w:val="0"/>
-          <w:numId w:val="813"/>
+          <w:numId w:val="832"/>
         </w:numPr>
         <w:spacing w:after="40" w:before="40"/>
       </w:pPr>
@@ -3960,7 +3960,7 @@
         <w:keepNext/>
         <w:numPr>
           <w:ilvl w:val="0"/>
-          <w:numId w:val="814"/>
+          <w:numId w:val="833"/>
         </w:numPr>
         <w:spacing w:after="40" w:before="40"/>
       </w:pPr>
@@ -3979,7 +3979,7 @@
         <w:keepNext/>
         <w:numPr>
           <w:ilvl w:val="0"/>
-          <w:numId w:val="814"/>
+          <w:numId w:val="833"/>
         </w:numPr>
         <w:spacing w:after="40" w:before="40"/>
       </w:pPr>
@@ -3998,7 +3998,7 @@
         <w:keepNext/>
         <w:numPr>
           <w:ilvl w:val="0"/>
-          <w:numId w:val="814"/>
+          <w:numId w:val="833"/>
         </w:numPr>
         <w:spacing w:after="40" w:before="40"/>
       </w:pPr>
@@ -4017,7 +4017,7 @@
         <w:keepNext/>
         <w:numPr>
           <w:ilvl w:val="0"/>
-          <w:numId w:val="814"/>
+          <w:numId w:val="833"/>
         </w:numPr>
         <w:spacing w:after="40" w:before="40"/>
       </w:pPr>
@@ -4036,7 +4036,7 @@
         <w:keepNext/>
         <w:numPr>
           <w:ilvl w:val="0"/>
-          <w:numId w:val="814"/>
+          <w:numId w:val="833"/>
         </w:numPr>
         <w:spacing w:after="40" w:before="40"/>
       </w:pPr>
@@ -4095,7 +4095,7 @@
         <w:keepNext/>
         <w:numPr>
           <w:ilvl w:val="0"/>
-          <w:numId w:val="815"/>
+          <w:numId w:val="834"/>
         </w:numPr>
         <w:spacing w:after="40" w:before="40"/>
       </w:pPr>
@@ -4114,7 +4114,7 @@
         <w:keepNext/>
         <w:numPr>
           <w:ilvl w:val="0"/>
-          <w:numId w:val="815"/>
+          <w:numId w:val="834"/>
         </w:numPr>
         <w:spacing w:after="40" w:before="40"/>
       </w:pPr>
@@ -4133,7 +4133,7 @@
         <w:keepNext/>
         <w:numPr>
           <w:ilvl w:val="0"/>
-          <w:numId w:val="815"/>
+          <w:numId w:val="834"/>
         </w:numPr>
         <w:spacing w:after="40" w:before="40"/>
       </w:pPr>
@@ -4152,7 +4152,7 @@
         <w:keepNext/>
         <w:numPr>
           <w:ilvl w:val="0"/>
-          <w:numId w:val="815"/>
+          <w:numId w:val="834"/>
         </w:numPr>
         <w:spacing w:after="40" w:before="40"/>
       </w:pPr>
@@ -4171,7 +4171,7 @@
         <w:keepNext/>
         <w:numPr>
           <w:ilvl w:val="0"/>
-          <w:numId w:val="815"/>
+          <w:numId w:val="834"/>
         </w:numPr>
         <w:spacing w:after="40" w:before="40"/>
       </w:pPr>
@@ -4249,7 +4249,7 @@
         <w:keepNext/>
         <w:numPr>
           <w:ilvl w:val="0"/>
-          <w:numId w:val="816"/>
+          <w:numId w:val="835"/>
         </w:numPr>
         <w:spacing w:after="40" w:before="40"/>
       </w:pPr>
@@ -4268,7 +4268,7 @@
         <w:keepNext/>
         <w:numPr>
           <w:ilvl w:val="0"/>
-          <w:numId w:val="816"/>
+          <w:numId w:val="835"/>
         </w:numPr>
         <w:spacing w:after="40" w:before="40"/>
       </w:pPr>
@@ -4287,7 +4287,7 @@
         <w:keepNext/>
         <w:numPr>
           <w:ilvl w:val="0"/>
-          <w:numId w:val="816"/>
+          <w:numId w:val="835"/>
         </w:numPr>
         <w:spacing w:after="40" w:before="40"/>
       </w:pPr>
@@ -4383,7 +4383,7 @@
         <w:keepNext/>
         <w:numPr>
           <w:ilvl w:val="0"/>
-          <w:numId w:val="817"/>
+          <w:numId w:val="836"/>
         </w:numPr>
         <w:spacing w:after="40" w:before="40"/>
       </w:pPr>
@@ -4402,7 +4402,7 @@
         <w:keepNext/>
         <w:numPr>
           <w:ilvl w:val="0"/>
-          <w:numId w:val="817"/>
+          <w:numId w:val="836"/>
         </w:numPr>
         <w:spacing w:after="40" w:before="40"/>
       </w:pPr>
@@ -4480,7 +4480,7 @@
         <w:keepNext/>
         <w:numPr>
           <w:ilvl w:val="0"/>
-          <w:numId w:val="818"/>
+          <w:numId w:val="837"/>
         </w:numPr>
         <w:spacing w:after="40" w:before="40"/>
       </w:pPr>
@@ -4499,7 +4499,7 @@
         <w:keepNext/>
         <w:numPr>
           <w:ilvl w:val="0"/>
-          <w:numId w:val="818"/>
+          <w:numId w:val="837"/>
         </w:numPr>
         <w:spacing w:after="40" w:before="40"/>
       </w:pPr>
@@ -4518,7 +4518,7 @@
         <w:keepNext/>
         <w:numPr>
           <w:ilvl w:val="0"/>
-          <w:numId w:val="818"/>
+          <w:numId w:val="837"/>
         </w:numPr>
         <w:spacing w:after="40" w:before="40"/>
       </w:pPr>
@@ -4596,7 +4596,7 @@
         <w:keepNext/>
         <w:numPr>
           <w:ilvl w:val="0"/>
-          <w:numId w:val="819"/>
+          <w:numId w:val="838"/>
         </w:numPr>
         <w:spacing w:after="40" w:before="40"/>
       </w:pPr>
@@ -4615,7 +4615,7 @@
         <w:keepNext/>
         <w:numPr>
           <w:ilvl w:val="0"/>
-          <w:numId w:val="819"/>
+          <w:numId w:val="838"/>
         </w:numPr>
         <w:spacing w:after="40" w:before="40"/>
       </w:pPr>
@@ -4634,7 +4634,7 @@
         <w:keepNext/>
         <w:numPr>
           <w:ilvl w:val="0"/>
-          <w:numId w:val="819"/>
+          <w:numId w:val="838"/>
         </w:numPr>
         <w:spacing w:after="40" w:before="40"/>
       </w:pPr>
@@ -4653,7 +4653,7 @@
         <w:keepNext/>
         <w:numPr>
           <w:ilvl w:val="0"/>
-          <w:numId w:val="819"/>
+          <w:numId w:val="838"/>
         </w:numPr>
         <w:spacing w:after="40" w:before="40"/>
       </w:pPr>
@@ -4731,7 +4731,7 @@
         <w:keepNext/>
         <w:numPr>
           <w:ilvl w:val="0"/>
-          <w:numId w:val="820"/>
+          <w:numId w:val="839"/>
         </w:numPr>
         <w:spacing w:after="40" w:before="40"/>
       </w:pPr>
@@ -4750,7 +4750,7 @@
         <w:keepNext/>
         <w:numPr>
           <w:ilvl w:val="0"/>
-          <w:numId w:val="820"/>
+          <w:numId w:val="839"/>
         </w:numPr>
         <w:spacing w:after="40" w:before="40"/>
       </w:pPr>
@@ -4769,7 +4769,7 @@
         <w:keepNext/>
         <w:numPr>
           <w:ilvl w:val="0"/>
-          <w:numId w:val="820"/>
+          <w:numId w:val="839"/>
         </w:numPr>
         <w:spacing w:after="40" w:before="40"/>
       </w:pPr>
@@ -12599,6 +12599,120 @@
     </w:lvlOverride>
   </w:num>
   <w:num w:numId="820">
+    <w:abstractNumId w:val="2"/>
+    <w:lvlOverride w:ilvl="0">
+      <w:startOverride w:val="1"/>
+    </w:lvlOverride>
+  </w:num>
+  <w:num w:numId="821">
+    <w:abstractNumId w:val="2"/>
+    <w:lvlOverride w:ilvl="0">
+      <w:startOverride w:val="1"/>
+    </w:lvlOverride>
+  </w:num>
+  <w:num w:numId="822">
+    <w:abstractNumId w:val="2"/>
+    <w:lvlOverride w:ilvl="0">
+      <w:startOverride w:val="1"/>
+    </w:lvlOverride>
+  </w:num>
+  <w:num w:numId="823">
+    <w:abstractNumId w:val="2"/>
+    <w:lvlOverride w:ilvl="0">
+      <w:startOverride w:val="1"/>
+    </w:lvlOverride>
+  </w:num>
+  <w:num w:numId="824">
+    <w:abstractNumId w:val="2"/>
+    <w:lvlOverride w:ilvl="0">
+      <w:startOverride w:val="1"/>
+    </w:lvlOverride>
+  </w:num>
+  <w:num w:numId="825">
+    <w:abstractNumId w:val="2"/>
+    <w:lvlOverride w:ilvl="0">
+      <w:startOverride w:val="1"/>
+    </w:lvlOverride>
+  </w:num>
+  <w:num w:numId="826">
+    <w:abstractNumId w:val="2"/>
+    <w:lvlOverride w:ilvl="0">
+      <w:startOverride w:val="1"/>
+    </w:lvlOverride>
+  </w:num>
+  <w:num w:numId="827">
+    <w:abstractNumId w:val="2"/>
+    <w:lvlOverride w:ilvl="0">
+      <w:startOverride w:val="1"/>
+    </w:lvlOverride>
+  </w:num>
+  <w:num w:numId="828">
+    <w:abstractNumId w:val="3"/>
+    <w:lvlOverride w:ilvl="0">
+      <w:startOverride w:val="1"/>
+    </w:lvlOverride>
+  </w:num>
+  <w:num w:numId="829">
+    <w:abstractNumId w:val="2"/>
+    <w:lvlOverride w:ilvl="0">
+      <w:startOverride w:val="1"/>
+    </w:lvlOverride>
+  </w:num>
+  <w:num w:numId="830">
+    <w:abstractNumId w:val="2"/>
+    <w:lvlOverride w:ilvl="0">
+      <w:startOverride w:val="1"/>
+    </w:lvlOverride>
+  </w:num>
+  <w:num w:numId="831">
+    <w:abstractNumId w:val="3"/>
+    <w:lvlOverride w:ilvl="0">
+      <w:startOverride w:val="1"/>
+    </w:lvlOverride>
+  </w:num>
+  <w:num w:numId="832">
+    <w:abstractNumId w:val="2"/>
+    <w:lvlOverride w:ilvl="0">
+      <w:startOverride w:val="1"/>
+    </w:lvlOverride>
+  </w:num>
+  <w:num w:numId="833">
+    <w:abstractNumId w:val="2"/>
+    <w:lvlOverride w:ilvl="0">
+      <w:startOverride w:val="1"/>
+    </w:lvlOverride>
+  </w:num>
+  <w:num w:numId="834">
+    <w:abstractNumId w:val="2"/>
+    <w:lvlOverride w:ilvl="0">
+      <w:startOverride w:val="1"/>
+    </w:lvlOverride>
+  </w:num>
+  <w:num w:numId="835">
+    <w:abstractNumId w:val="2"/>
+    <w:lvlOverride w:ilvl="0">
+      <w:startOverride w:val="1"/>
+    </w:lvlOverride>
+  </w:num>
+  <w:num w:numId="836">
+    <w:abstractNumId w:val="2"/>
+    <w:lvlOverride w:ilvl="0">
+      <w:startOverride w:val="1"/>
+    </w:lvlOverride>
+  </w:num>
+  <w:num w:numId="837">
+    <w:abstractNumId w:val="2"/>
+    <w:lvlOverride w:ilvl="0">
+      <w:startOverride w:val="1"/>
+    </w:lvlOverride>
+  </w:num>
+  <w:num w:numId="838">
+    <w:abstractNumId w:val="2"/>
+    <w:lvlOverride w:ilvl="0">
+      <w:startOverride w:val="1"/>
+    </w:lvlOverride>
+  </w:num>
+  <w:num w:numId="839">
     <w:abstractNumId w:val="2"/>
     <w:lvlOverride w:ilvl="0">
       <w:startOverride w:val="1"/>

--- a/docs/government-project/06_사용자매뉴얼.docx
+++ b/docs/government-project/06_사용자매뉴얼.docx
@@ -1275,7 +1275,7 @@
         <w:keepNext/>
         <w:numPr>
           <w:ilvl w:val="0"/>
-          <w:numId w:val="403"/>
+          <w:numId w:val="821"/>
         </w:numPr>
         <w:spacing w:after="40" w:before="40"/>
       </w:pPr>
@@ -1294,7 +1294,7 @@
         <w:keepNext/>
         <w:numPr>
           <w:ilvl w:val="0"/>
-          <w:numId w:val="403"/>
+          <w:numId w:val="821"/>
         </w:numPr>
         <w:spacing w:after="40" w:before="40"/>
       </w:pPr>
@@ -1313,7 +1313,7 @@
         <w:keepNext/>
         <w:numPr>
           <w:ilvl w:val="0"/>
-          <w:numId w:val="403"/>
+          <w:numId w:val="821"/>
         </w:numPr>
         <w:spacing w:after="40" w:before="40"/>
       </w:pPr>
@@ -1332,7 +1332,7 @@
         <w:keepNext/>
         <w:numPr>
           <w:ilvl w:val="0"/>
-          <w:numId w:val="403"/>
+          <w:numId w:val="821"/>
         </w:numPr>
         <w:spacing w:after="40" w:before="40"/>
       </w:pPr>
@@ -1351,7 +1351,7 @@
         <w:keepNext/>
         <w:numPr>
           <w:ilvl w:val="0"/>
-          <w:numId w:val="403"/>
+          <w:numId w:val="821"/>
         </w:numPr>
         <w:spacing w:after="40" w:before="40"/>
       </w:pPr>
@@ -1429,7 +1429,7 @@
         <w:keepNext/>
         <w:numPr>
           <w:ilvl w:val="0"/>
-          <w:numId w:val="404"/>
+          <w:numId w:val="822"/>
         </w:numPr>
         <w:spacing w:after="40" w:before="40"/>
       </w:pPr>
@@ -1448,7 +1448,7 @@
         <w:keepNext/>
         <w:numPr>
           <w:ilvl w:val="0"/>
-          <w:numId w:val="404"/>
+          <w:numId w:val="822"/>
         </w:numPr>
         <w:spacing w:after="40" w:before="40"/>
       </w:pPr>
@@ -1467,7 +1467,7 @@
         <w:keepNext/>
         <w:numPr>
           <w:ilvl w:val="0"/>
-          <w:numId w:val="404"/>
+          <w:numId w:val="822"/>
         </w:numPr>
         <w:spacing w:after="40" w:before="40"/>
       </w:pPr>
@@ -1580,7 +1580,7 @@
         <w:keepNext/>
         <w:numPr>
           <w:ilvl w:val="0"/>
-          <w:numId w:val="405"/>
+          <w:numId w:val="823"/>
         </w:numPr>
         <w:spacing w:after="40" w:before="40"/>
       </w:pPr>
@@ -1599,7 +1599,7 @@
         <w:keepNext/>
         <w:numPr>
           <w:ilvl w:val="0"/>
-          <w:numId w:val="405"/>
+          <w:numId w:val="823"/>
         </w:numPr>
         <w:spacing w:after="40" w:before="40"/>
       </w:pPr>
@@ -2418,7 +2418,7 @@
         <w:keepNext/>
         <w:numPr>
           <w:ilvl w:val="0"/>
-          <w:numId w:val="406"/>
+          <w:numId w:val="824"/>
         </w:numPr>
         <w:spacing w:after="40" w:before="40"/>
       </w:pPr>
@@ -2437,7 +2437,7 @@
         <w:keepNext/>
         <w:numPr>
           <w:ilvl w:val="0"/>
-          <w:numId w:val="406"/>
+          <w:numId w:val="824"/>
         </w:numPr>
         <w:spacing w:after="40" w:before="40"/>
       </w:pPr>
@@ -2456,7 +2456,7 @@
         <w:keepNext/>
         <w:numPr>
           <w:ilvl w:val="0"/>
-          <w:numId w:val="406"/>
+          <w:numId w:val="824"/>
         </w:numPr>
         <w:spacing w:after="40" w:before="40"/>
       </w:pPr>
@@ -2475,7 +2475,7 @@
         <w:keepNext/>
         <w:numPr>
           <w:ilvl w:val="0"/>
-          <w:numId w:val="406"/>
+          <w:numId w:val="824"/>
         </w:numPr>
         <w:spacing w:after="40" w:before="40"/>
       </w:pPr>
@@ -2494,7 +2494,7 @@
         <w:keepNext/>
         <w:numPr>
           <w:ilvl w:val="0"/>
-          <w:numId w:val="406"/>
+          <w:numId w:val="824"/>
         </w:numPr>
         <w:spacing w:after="40" w:before="40"/>
       </w:pPr>
@@ -3090,7 +3090,7 @@
         <w:keepNext/>
         <w:numPr>
           <w:ilvl w:val="0"/>
-          <w:numId w:val="407"/>
+          <w:numId w:val="825"/>
         </w:numPr>
         <w:spacing w:after="40" w:before="40"/>
       </w:pPr>
@@ -3109,7 +3109,7 @@
         <w:keepNext/>
         <w:numPr>
           <w:ilvl w:val="0"/>
-          <w:numId w:val="407"/>
+          <w:numId w:val="825"/>
         </w:numPr>
         <w:spacing w:after="40" w:before="40"/>
       </w:pPr>
@@ -3128,7 +3128,7 @@
         <w:keepNext/>
         <w:numPr>
           <w:ilvl w:val="0"/>
-          <w:numId w:val="407"/>
+          <w:numId w:val="825"/>
         </w:numPr>
         <w:spacing w:after="40" w:before="40"/>
       </w:pPr>
@@ -3147,7 +3147,7 @@
         <w:keepNext/>
         <w:numPr>
           <w:ilvl w:val="0"/>
-          <w:numId w:val="407"/>
+          <w:numId w:val="825"/>
         </w:numPr>
         <w:spacing w:after="40" w:before="40"/>
       </w:pPr>
@@ -3201,7 +3201,7 @@
         <w:keepNext/>
         <w:numPr>
           <w:ilvl w:val="0"/>
-          <w:numId w:val="408"/>
+          <w:numId w:val="826"/>
         </w:numPr>
         <w:spacing w:after="40" w:before="40"/>
       </w:pPr>
@@ -3220,7 +3220,7 @@
         <w:keepNext/>
         <w:numPr>
           <w:ilvl w:val="0"/>
-          <w:numId w:val="408"/>
+          <w:numId w:val="826"/>
         </w:numPr>
         <w:spacing w:after="40" w:before="40"/>
       </w:pPr>
@@ -3238,7 +3238,7 @@
         <w:pStyle w:val="ListParagraph"/>
         <w:numPr>
           <w:ilvl w:val="0"/>
-          <w:numId w:val="408"/>
+          <w:numId w:val="826"/>
         </w:numPr>
         <w:spacing w:after="40" w:before="40"/>
       </w:pPr>
@@ -3299,7 +3299,7 @@
         <w:keepNext/>
         <w:numPr>
           <w:ilvl w:val="0"/>
-          <w:numId w:val="409"/>
+          <w:numId w:val="827"/>
         </w:numPr>
         <w:spacing w:after="40" w:before="40"/>
       </w:pPr>
@@ -3318,7 +3318,7 @@
         <w:keepNext/>
         <w:numPr>
           <w:ilvl w:val="0"/>
-          <w:numId w:val="409"/>
+          <w:numId w:val="827"/>
         </w:numPr>
         <w:spacing w:after="40" w:before="40"/>
       </w:pPr>
@@ -3337,7 +3337,7 @@
         <w:keepNext/>
         <w:numPr>
           <w:ilvl w:val="0"/>
-          <w:numId w:val="409"/>
+          <w:numId w:val="827"/>
         </w:numPr>
         <w:spacing w:after="40" w:before="40"/>
       </w:pPr>
@@ -3445,7 +3445,7 @@
         <w:keepNext/>
         <w:numPr>
           <w:ilvl w:val="0"/>
-          <w:numId w:val="410"/>
+          <w:numId w:val="828"/>
         </w:numPr>
         <w:spacing w:after="40" w:before="40"/>
       </w:pPr>
@@ -3464,7 +3464,7 @@
         <w:keepNext/>
         <w:numPr>
           <w:ilvl w:val="0"/>
-          <w:numId w:val="410"/>
+          <w:numId w:val="828"/>
         </w:numPr>
         <w:spacing w:after="40" w:before="40"/>
       </w:pPr>
@@ -3483,7 +3483,7 @@
         <w:keepNext/>
         <w:numPr>
           <w:ilvl w:val="0"/>
-          <w:numId w:val="410"/>
+          <w:numId w:val="828"/>
         </w:numPr>
         <w:spacing w:after="40" w:before="40"/>
       </w:pPr>
@@ -3501,7 +3501,7 @@
         <w:pStyle w:val="ListParagraph"/>
         <w:numPr>
           <w:ilvl w:val="0"/>
-          <w:numId w:val="410"/>
+          <w:numId w:val="828"/>
         </w:numPr>
         <w:spacing w:after="40" w:before="40"/>
       </w:pPr>
@@ -3543,7 +3543,7 @@
         <w:keepNext/>
         <w:numPr>
           <w:ilvl w:val="0"/>
-          <w:numId w:val="411"/>
+          <w:numId w:val="829"/>
         </w:numPr>
         <w:spacing w:after="40" w:before="40"/>
       </w:pPr>
@@ -3562,7 +3562,7 @@
         <w:keepNext/>
         <w:numPr>
           <w:ilvl w:val="0"/>
-          <w:numId w:val="411"/>
+          <w:numId w:val="829"/>
         </w:numPr>
         <w:spacing w:after="40" w:before="40"/>
       </w:pPr>
@@ -3581,7 +3581,7 @@
         <w:keepNext/>
         <w:numPr>
           <w:ilvl w:val="0"/>
-          <w:numId w:val="411"/>
+          <w:numId w:val="829"/>
         </w:numPr>
         <w:spacing w:after="40" w:before="40"/>
       </w:pPr>
@@ -3658,7 +3658,7 @@
         <w:keepNext/>
         <w:numPr>
           <w:ilvl w:val="0"/>
-          <w:numId w:val="412"/>
+          <w:numId w:val="830"/>
         </w:numPr>
         <w:spacing w:after="40" w:before="40"/>
       </w:pPr>
@@ -3677,7 +3677,7 @@
         <w:keepNext/>
         <w:numPr>
           <w:ilvl w:val="0"/>
-          <w:numId w:val="412"/>
+          <w:numId w:val="830"/>
         </w:numPr>
         <w:spacing w:after="40" w:before="40"/>
       </w:pPr>
@@ -3727,7 +3727,7 @@
         <w:keepNext/>
         <w:numPr>
           <w:ilvl w:val="0"/>
-          <w:numId w:val="413"/>
+          <w:numId w:val="831"/>
         </w:numPr>
         <w:spacing w:after="40" w:before="40"/>
       </w:pPr>
@@ -3746,7 +3746,7 @@
         <w:keepNext/>
         <w:numPr>
           <w:ilvl w:val="0"/>
-          <w:numId w:val="413"/>
+          <w:numId w:val="831"/>
         </w:numPr>
         <w:spacing w:after="40" w:before="40"/>
       </w:pPr>
@@ -3765,7 +3765,7 @@
         <w:keepNext/>
         <w:numPr>
           <w:ilvl w:val="0"/>
-          <w:numId w:val="413"/>
+          <w:numId w:val="831"/>
         </w:numPr>
         <w:spacing w:after="40" w:before="40"/>
       </w:pPr>
@@ -3783,7 +3783,7 @@
         <w:pStyle w:val="ListParagraph"/>
         <w:numPr>
           <w:ilvl w:val="0"/>
-          <w:numId w:val="413"/>
+          <w:numId w:val="831"/>
         </w:numPr>
         <w:spacing w:after="40" w:before="40"/>
       </w:pPr>
@@ -3825,7 +3825,7 @@
         <w:keepNext/>
         <w:numPr>
           <w:ilvl w:val="0"/>
-          <w:numId w:val="414"/>
+          <w:numId w:val="832"/>
         </w:numPr>
         <w:spacing w:after="40" w:before="40"/>
       </w:pPr>
@@ -3844,7 +3844,7 @@
         <w:keepNext/>
         <w:numPr>
           <w:ilvl w:val="0"/>
-          <w:numId w:val="414"/>
+          <w:numId w:val="832"/>
         </w:numPr>
         <w:spacing w:after="40" w:before="40"/>
       </w:pPr>
@@ -3863,7 +3863,7 @@
         <w:keepNext/>
         <w:numPr>
           <w:ilvl w:val="0"/>
-          <w:numId w:val="414"/>
+          <w:numId w:val="832"/>
         </w:numPr>
         <w:spacing w:after="40" w:before="40"/>
       </w:pPr>
@@ -3882,7 +3882,7 @@
         <w:keepNext/>
         <w:numPr>
           <w:ilvl w:val="0"/>
-          <w:numId w:val="414"/>
+          <w:numId w:val="832"/>
         </w:numPr>
         <w:spacing w:after="40" w:before="40"/>
       </w:pPr>
@@ -3960,7 +3960,7 @@
         <w:keepNext/>
         <w:numPr>
           <w:ilvl w:val="0"/>
-          <w:numId w:val="415"/>
+          <w:numId w:val="833"/>
         </w:numPr>
         <w:spacing w:after="40" w:before="40"/>
       </w:pPr>
@@ -3979,7 +3979,7 @@
         <w:keepNext/>
         <w:numPr>
           <w:ilvl w:val="0"/>
-          <w:numId w:val="415"/>
+          <w:numId w:val="833"/>
         </w:numPr>
         <w:spacing w:after="40" w:before="40"/>
       </w:pPr>
@@ -3998,7 +3998,7 @@
         <w:keepNext/>
         <w:numPr>
           <w:ilvl w:val="0"/>
-          <w:numId w:val="415"/>
+          <w:numId w:val="833"/>
         </w:numPr>
         <w:spacing w:after="40" w:before="40"/>
       </w:pPr>
@@ -4017,7 +4017,7 @@
         <w:keepNext/>
         <w:numPr>
           <w:ilvl w:val="0"/>
-          <w:numId w:val="415"/>
+          <w:numId w:val="833"/>
         </w:numPr>
         <w:spacing w:after="40" w:before="40"/>
       </w:pPr>
@@ -4036,7 +4036,7 @@
         <w:keepNext/>
         <w:numPr>
           <w:ilvl w:val="0"/>
-          <w:numId w:val="415"/>
+          <w:numId w:val="833"/>
         </w:numPr>
         <w:spacing w:after="40" w:before="40"/>
       </w:pPr>
@@ -4095,7 +4095,7 @@
         <w:keepNext/>
         <w:numPr>
           <w:ilvl w:val="0"/>
-          <w:numId w:val="416"/>
+          <w:numId w:val="834"/>
         </w:numPr>
         <w:spacing w:after="40" w:before="40"/>
       </w:pPr>
@@ -4114,7 +4114,7 @@
         <w:keepNext/>
         <w:numPr>
           <w:ilvl w:val="0"/>
-          <w:numId w:val="416"/>
+          <w:numId w:val="834"/>
         </w:numPr>
         <w:spacing w:after="40" w:before="40"/>
       </w:pPr>
@@ -4133,7 +4133,7 @@
         <w:keepNext/>
         <w:numPr>
           <w:ilvl w:val="0"/>
-          <w:numId w:val="416"/>
+          <w:numId w:val="834"/>
         </w:numPr>
         <w:spacing w:after="40" w:before="40"/>
       </w:pPr>
@@ -4152,7 +4152,7 @@
         <w:keepNext/>
         <w:numPr>
           <w:ilvl w:val="0"/>
-          <w:numId w:val="416"/>
+          <w:numId w:val="834"/>
         </w:numPr>
         <w:spacing w:after="40" w:before="40"/>
       </w:pPr>
@@ -4171,7 +4171,7 @@
         <w:keepNext/>
         <w:numPr>
           <w:ilvl w:val="0"/>
-          <w:numId w:val="416"/>
+          <w:numId w:val="834"/>
         </w:numPr>
         <w:spacing w:after="40" w:before="40"/>
       </w:pPr>
@@ -4249,7 +4249,7 @@
         <w:keepNext/>
         <w:numPr>
           <w:ilvl w:val="0"/>
-          <w:numId w:val="417"/>
+          <w:numId w:val="835"/>
         </w:numPr>
         <w:spacing w:after="40" w:before="40"/>
       </w:pPr>
@@ -4268,7 +4268,7 @@
         <w:keepNext/>
         <w:numPr>
           <w:ilvl w:val="0"/>
-          <w:numId w:val="417"/>
+          <w:numId w:val="835"/>
         </w:numPr>
         <w:spacing w:after="40" w:before="40"/>
       </w:pPr>
@@ -4287,7 +4287,7 @@
         <w:keepNext/>
         <w:numPr>
           <w:ilvl w:val="0"/>
-          <w:numId w:val="417"/>
+          <w:numId w:val="835"/>
         </w:numPr>
         <w:spacing w:after="40" w:before="40"/>
       </w:pPr>
@@ -4383,7 +4383,7 @@
         <w:keepNext/>
         <w:numPr>
           <w:ilvl w:val="0"/>
-          <w:numId w:val="418"/>
+          <w:numId w:val="836"/>
         </w:numPr>
         <w:spacing w:after="40" w:before="40"/>
       </w:pPr>
@@ -4402,7 +4402,7 @@
         <w:keepNext/>
         <w:numPr>
           <w:ilvl w:val="0"/>
-          <w:numId w:val="418"/>
+          <w:numId w:val="836"/>
         </w:numPr>
         <w:spacing w:after="40" w:before="40"/>
       </w:pPr>
@@ -4480,7 +4480,7 @@
         <w:keepNext/>
         <w:numPr>
           <w:ilvl w:val="0"/>
-          <w:numId w:val="419"/>
+          <w:numId w:val="837"/>
         </w:numPr>
         <w:spacing w:after="40" w:before="40"/>
       </w:pPr>
@@ -4499,7 +4499,7 @@
         <w:keepNext/>
         <w:numPr>
           <w:ilvl w:val="0"/>
-          <w:numId w:val="419"/>
+          <w:numId w:val="837"/>
         </w:numPr>
         <w:spacing w:after="40" w:before="40"/>
       </w:pPr>
@@ -4518,7 +4518,7 @@
         <w:keepNext/>
         <w:numPr>
           <w:ilvl w:val="0"/>
-          <w:numId w:val="419"/>
+          <w:numId w:val="837"/>
         </w:numPr>
         <w:spacing w:after="40" w:before="40"/>
       </w:pPr>
@@ -4596,7 +4596,7 @@
         <w:keepNext/>
         <w:numPr>
           <w:ilvl w:val="0"/>
-          <w:numId w:val="420"/>
+          <w:numId w:val="838"/>
         </w:numPr>
         <w:spacing w:after="40" w:before="40"/>
       </w:pPr>
@@ -4615,7 +4615,7 @@
         <w:keepNext/>
         <w:numPr>
           <w:ilvl w:val="0"/>
-          <w:numId w:val="420"/>
+          <w:numId w:val="838"/>
         </w:numPr>
         <w:spacing w:after="40" w:before="40"/>
       </w:pPr>
@@ -4634,7 +4634,7 @@
         <w:keepNext/>
         <w:numPr>
           <w:ilvl w:val="0"/>
-          <w:numId w:val="420"/>
+          <w:numId w:val="838"/>
         </w:numPr>
         <w:spacing w:after="40" w:before="40"/>
       </w:pPr>
@@ -4653,7 +4653,7 @@
         <w:keepNext/>
         <w:numPr>
           <w:ilvl w:val="0"/>
-          <w:numId w:val="420"/>
+          <w:numId w:val="838"/>
         </w:numPr>
         <w:spacing w:after="40" w:before="40"/>
       </w:pPr>
@@ -4731,7 +4731,7 @@
         <w:keepNext/>
         <w:numPr>
           <w:ilvl w:val="0"/>
-          <w:numId w:val="421"/>
+          <w:numId w:val="839"/>
         </w:numPr>
         <w:spacing w:after="40" w:before="40"/>
       </w:pPr>
@@ -4750,7 +4750,7 @@
         <w:keepNext/>
         <w:numPr>
           <w:ilvl w:val="0"/>
-          <w:numId w:val="421"/>
+          <w:numId w:val="839"/>
         </w:numPr>
         <w:spacing w:after="40" w:before="40"/>
       </w:pPr>
@@ -4769,7 +4769,7 @@
         <w:keepNext/>
         <w:numPr>
           <w:ilvl w:val="0"/>
-          <w:numId w:val="421"/>
+          <w:numId w:val="839"/>
         </w:numPr>
         <w:spacing w:after="40" w:before="40"/>
       </w:pPr>
@@ -10205,6 +10205,2514 @@
     </w:lvlOverride>
   </w:num>
   <w:num w:numId="421">
+    <w:abstractNumId w:val="2"/>
+    <w:lvlOverride w:ilvl="0">
+      <w:startOverride w:val="1"/>
+    </w:lvlOverride>
+  </w:num>
+  <w:num w:numId="422">
+    <w:abstractNumId w:val="2"/>
+    <w:lvlOverride w:ilvl="0">
+      <w:startOverride w:val="1"/>
+    </w:lvlOverride>
+  </w:num>
+  <w:num w:numId="423">
+    <w:abstractNumId w:val="2"/>
+    <w:lvlOverride w:ilvl="0">
+      <w:startOverride w:val="1"/>
+    </w:lvlOverride>
+  </w:num>
+  <w:num w:numId="424">
+    <w:abstractNumId w:val="2"/>
+    <w:lvlOverride w:ilvl="0">
+      <w:startOverride w:val="1"/>
+    </w:lvlOverride>
+  </w:num>
+  <w:num w:numId="425">
+    <w:abstractNumId w:val="2"/>
+    <w:lvlOverride w:ilvl="0">
+      <w:startOverride w:val="1"/>
+    </w:lvlOverride>
+  </w:num>
+  <w:num w:numId="426">
+    <w:abstractNumId w:val="2"/>
+    <w:lvlOverride w:ilvl="0">
+      <w:startOverride w:val="1"/>
+    </w:lvlOverride>
+  </w:num>
+  <w:num w:numId="427">
+    <w:abstractNumId w:val="2"/>
+    <w:lvlOverride w:ilvl="0">
+      <w:startOverride w:val="1"/>
+    </w:lvlOverride>
+  </w:num>
+  <w:num w:numId="428">
+    <w:abstractNumId w:val="2"/>
+    <w:lvlOverride w:ilvl="0">
+      <w:startOverride w:val="1"/>
+    </w:lvlOverride>
+  </w:num>
+  <w:num w:numId="429">
+    <w:abstractNumId w:val="3"/>
+    <w:lvlOverride w:ilvl="0">
+      <w:startOverride w:val="1"/>
+    </w:lvlOverride>
+  </w:num>
+  <w:num w:numId="430">
+    <w:abstractNumId w:val="2"/>
+    <w:lvlOverride w:ilvl="0">
+      <w:startOverride w:val="1"/>
+    </w:lvlOverride>
+  </w:num>
+  <w:num w:numId="431">
+    <w:abstractNumId w:val="2"/>
+    <w:lvlOverride w:ilvl="0">
+      <w:startOverride w:val="1"/>
+    </w:lvlOverride>
+  </w:num>
+  <w:num w:numId="432">
+    <w:abstractNumId w:val="3"/>
+    <w:lvlOverride w:ilvl="0">
+      <w:startOverride w:val="1"/>
+    </w:lvlOverride>
+  </w:num>
+  <w:num w:numId="433">
+    <w:abstractNumId w:val="2"/>
+    <w:lvlOverride w:ilvl="0">
+      <w:startOverride w:val="1"/>
+    </w:lvlOverride>
+  </w:num>
+  <w:num w:numId="434">
+    <w:abstractNumId w:val="2"/>
+    <w:lvlOverride w:ilvl="0">
+      <w:startOverride w:val="1"/>
+    </w:lvlOverride>
+  </w:num>
+  <w:num w:numId="435">
+    <w:abstractNumId w:val="2"/>
+    <w:lvlOverride w:ilvl="0">
+      <w:startOverride w:val="1"/>
+    </w:lvlOverride>
+  </w:num>
+  <w:num w:numId="436">
+    <w:abstractNumId w:val="2"/>
+    <w:lvlOverride w:ilvl="0">
+      <w:startOverride w:val="1"/>
+    </w:lvlOverride>
+  </w:num>
+  <w:num w:numId="437">
+    <w:abstractNumId w:val="2"/>
+    <w:lvlOverride w:ilvl="0">
+      <w:startOverride w:val="1"/>
+    </w:lvlOverride>
+  </w:num>
+  <w:num w:numId="438">
+    <w:abstractNumId w:val="2"/>
+    <w:lvlOverride w:ilvl="0">
+      <w:startOverride w:val="1"/>
+    </w:lvlOverride>
+  </w:num>
+  <w:num w:numId="439">
+    <w:abstractNumId w:val="2"/>
+    <w:lvlOverride w:ilvl="0">
+      <w:startOverride w:val="1"/>
+    </w:lvlOverride>
+  </w:num>
+  <w:num w:numId="440">
+    <w:abstractNumId w:val="2"/>
+    <w:lvlOverride w:ilvl="0">
+      <w:startOverride w:val="1"/>
+    </w:lvlOverride>
+  </w:num>
+  <w:num w:numId="441">
+    <w:abstractNumId w:val="2"/>
+    <w:lvlOverride w:ilvl="0">
+      <w:startOverride w:val="1"/>
+    </w:lvlOverride>
+  </w:num>
+  <w:num w:numId="442">
+    <w:abstractNumId w:val="2"/>
+    <w:lvlOverride w:ilvl="0">
+      <w:startOverride w:val="1"/>
+    </w:lvlOverride>
+  </w:num>
+  <w:num w:numId="443">
+    <w:abstractNumId w:val="2"/>
+    <w:lvlOverride w:ilvl="0">
+      <w:startOverride w:val="1"/>
+    </w:lvlOverride>
+  </w:num>
+  <w:num w:numId="444">
+    <w:abstractNumId w:val="2"/>
+    <w:lvlOverride w:ilvl="0">
+      <w:startOverride w:val="1"/>
+    </w:lvlOverride>
+  </w:num>
+  <w:num w:numId="445">
+    <w:abstractNumId w:val="2"/>
+    <w:lvlOverride w:ilvl="0">
+      <w:startOverride w:val="1"/>
+    </w:lvlOverride>
+  </w:num>
+  <w:num w:numId="446">
+    <w:abstractNumId w:val="2"/>
+    <w:lvlOverride w:ilvl="0">
+      <w:startOverride w:val="1"/>
+    </w:lvlOverride>
+  </w:num>
+  <w:num w:numId="447">
+    <w:abstractNumId w:val="2"/>
+    <w:lvlOverride w:ilvl="0">
+      <w:startOverride w:val="1"/>
+    </w:lvlOverride>
+  </w:num>
+  <w:num w:numId="448">
+    <w:abstractNumId w:val="3"/>
+    <w:lvlOverride w:ilvl="0">
+      <w:startOverride w:val="1"/>
+    </w:lvlOverride>
+  </w:num>
+  <w:num w:numId="449">
+    <w:abstractNumId w:val="2"/>
+    <w:lvlOverride w:ilvl="0">
+      <w:startOverride w:val="1"/>
+    </w:lvlOverride>
+  </w:num>
+  <w:num w:numId="450">
+    <w:abstractNumId w:val="2"/>
+    <w:lvlOverride w:ilvl="0">
+      <w:startOverride w:val="1"/>
+    </w:lvlOverride>
+  </w:num>
+  <w:num w:numId="451">
+    <w:abstractNumId w:val="3"/>
+    <w:lvlOverride w:ilvl="0">
+      <w:startOverride w:val="1"/>
+    </w:lvlOverride>
+  </w:num>
+  <w:num w:numId="452">
+    <w:abstractNumId w:val="2"/>
+    <w:lvlOverride w:ilvl="0">
+      <w:startOverride w:val="1"/>
+    </w:lvlOverride>
+  </w:num>
+  <w:num w:numId="453">
+    <w:abstractNumId w:val="2"/>
+    <w:lvlOverride w:ilvl="0">
+      <w:startOverride w:val="1"/>
+    </w:lvlOverride>
+  </w:num>
+  <w:num w:numId="454">
+    <w:abstractNumId w:val="2"/>
+    <w:lvlOverride w:ilvl="0">
+      <w:startOverride w:val="1"/>
+    </w:lvlOverride>
+  </w:num>
+  <w:num w:numId="455">
+    <w:abstractNumId w:val="2"/>
+    <w:lvlOverride w:ilvl="0">
+      <w:startOverride w:val="1"/>
+    </w:lvlOverride>
+  </w:num>
+  <w:num w:numId="456">
+    <w:abstractNumId w:val="2"/>
+    <w:lvlOverride w:ilvl="0">
+      <w:startOverride w:val="1"/>
+    </w:lvlOverride>
+  </w:num>
+  <w:num w:numId="457">
+    <w:abstractNumId w:val="2"/>
+    <w:lvlOverride w:ilvl="0">
+      <w:startOverride w:val="1"/>
+    </w:lvlOverride>
+  </w:num>
+  <w:num w:numId="458">
+    <w:abstractNumId w:val="2"/>
+    <w:lvlOverride w:ilvl="0">
+      <w:startOverride w:val="1"/>
+    </w:lvlOverride>
+  </w:num>
+  <w:num w:numId="459">
+    <w:abstractNumId w:val="2"/>
+    <w:lvlOverride w:ilvl="0">
+      <w:startOverride w:val="1"/>
+    </w:lvlOverride>
+  </w:num>
+  <w:num w:numId="460">
+    <w:abstractNumId w:val="2"/>
+    <w:lvlOverride w:ilvl="0">
+      <w:startOverride w:val="1"/>
+    </w:lvlOverride>
+  </w:num>
+  <w:num w:numId="461">
+    <w:abstractNumId w:val="2"/>
+    <w:lvlOverride w:ilvl="0">
+      <w:startOverride w:val="1"/>
+    </w:lvlOverride>
+  </w:num>
+  <w:num w:numId="462">
+    <w:abstractNumId w:val="2"/>
+    <w:lvlOverride w:ilvl="0">
+      <w:startOverride w:val="1"/>
+    </w:lvlOverride>
+  </w:num>
+  <w:num w:numId="463">
+    <w:abstractNumId w:val="2"/>
+    <w:lvlOverride w:ilvl="0">
+      <w:startOverride w:val="1"/>
+    </w:lvlOverride>
+  </w:num>
+  <w:num w:numId="464">
+    <w:abstractNumId w:val="2"/>
+    <w:lvlOverride w:ilvl="0">
+      <w:startOverride w:val="1"/>
+    </w:lvlOverride>
+  </w:num>
+  <w:num w:numId="465">
+    <w:abstractNumId w:val="2"/>
+    <w:lvlOverride w:ilvl="0">
+      <w:startOverride w:val="1"/>
+    </w:lvlOverride>
+  </w:num>
+  <w:num w:numId="466">
+    <w:abstractNumId w:val="2"/>
+    <w:lvlOverride w:ilvl="0">
+      <w:startOverride w:val="1"/>
+    </w:lvlOverride>
+  </w:num>
+  <w:num w:numId="467">
+    <w:abstractNumId w:val="3"/>
+    <w:lvlOverride w:ilvl="0">
+      <w:startOverride w:val="1"/>
+    </w:lvlOverride>
+  </w:num>
+  <w:num w:numId="468">
+    <w:abstractNumId w:val="2"/>
+    <w:lvlOverride w:ilvl="0">
+      <w:startOverride w:val="1"/>
+    </w:lvlOverride>
+  </w:num>
+  <w:num w:numId="469">
+    <w:abstractNumId w:val="2"/>
+    <w:lvlOverride w:ilvl="0">
+      <w:startOverride w:val="1"/>
+    </w:lvlOverride>
+  </w:num>
+  <w:num w:numId="470">
+    <w:abstractNumId w:val="3"/>
+    <w:lvlOverride w:ilvl="0">
+      <w:startOverride w:val="1"/>
+    </w:lvlOverride>
+  </w:num>
+  <w:num w:numId="471">
+    <w:abstractNumId w:val="2"/>
+    <w:lvlOverride w:ilvl="0">
+      <w:startOverride w:val="1"/>
+    </w:lvlOverride>
+  </w:num>
+  <w:num w:numId="472">
+    <w:abstractNumId w:val="2"/>
+    <w:lvlOverride w:ilvl="0">
+      <w:startOverride w:val="1"/>
+    </w:lvlOverride>
+  </w:num>
+  <w:num w:numId="473">
+    <w:abstractNumId w:val="2"/>
+    <w:lvlOverride w:ilvl="0">
+      <w:startOverride w:val="1"/>
+    </w:lvlOverride>
+  </w:num>
+  <w:num w:numId="474">
+    <w:abstractNumId w:val="2"/>
+    <w:lvlOverride w:ilvl="0">
+      <w:startOverride w:val="1"/>
+    </w:lvlOverride>
+  </w:num>
+  <w:num w:numId="475">
+    <w:abstractNumId w:val="2"/>
+    <w:lvlOverride w:ilvl="0">
+      <w:startOverride w:val="1"/>
+    </w:lvlOverride>
+  </w:num>
+  <w:num w:numId="476">
+    <w:abstractNumId w:val="2"/>
+    <w:lvlOverride w:ilvl="0">
+      <w:startOverride w:val="1"/>
+    </w:lvlOverride>
+  </w:num>
+  <w:num w:numId="477">
+    <w:abstractNumId w:val="2"/>
+    <w:lvlOverride w:ilvl="0">
+      <w:startOverride w:val="1"/>
+    </w:lvlOverride>
+  </w:num>
+  <w:num w:numId="478">
+    <w:abstractNumId w:val="2"/>
+    <w:lvlOverride w:ilvl="0">
+      <w:startOverride w:val="1"/>
+    </w:lvlOverride>
+  </w:num>
+  <w:num w:numId="479">
+    <w:abstractNumId w:val="2"/>
+    <w:lvlOverride w:ilvl="0">
+      <w:startOverride w:val="1"/>
+    </w:lvlOverride>
+  </w:num>
+  <w:num w:numId="480">
+    <w:abstractNumId w:val="2"/>
+    <w:lvlOverride w:ilvl="0">
+      <w:startOverride w:val="1"/>
+    </w:lvlOverride>
+  </w:num>
+  <w:num w:numId="481">
+    <w:abstractNumId w:val="2"/>
+    <w:lvlOverride w:ilvl="0">
+      <w:startOverride w:val="1"/>
+    </w:lvlOverride>
+  </w:num>
+  <w:num w:numId="482">
+    <w:abstractNumId w:val="2"/>
+    <w:lvlOverride w:ilvl="0">
+      <w:startOverride w:val="1"/>
+    </w:lvlOverride>
+  </w:num>
+  <w:num w:numId="483">
+    <w:abstractNumId w:val="2"/>
+    <w:lvlOverride w:ilvl="0">
+      <w:startOverride w:val="1"/>
+    </w:lvlOverride>
+  </w:num>
+  <w:num w:numId="484">
+    <w:abstractNumId w:val="2"/>
+    <w:lvlOverride w:ilvl="0">
+      <w:startOverride w:val="1"/>
+    </w:lvlOverride>
+  </w:num>
+  <w:num w:numId="485">
+    <w:abstractNumId w:val="2"/>
+    <w:lvlOverride w:ilvl="0">
+      <w:startOverride w:val="1"/>
+    </w:lvlOverride>
+  </w:num>
+  <w:num w:numId="486">
+    <w:abstractNumId w:val="3"/>
+    <w:lvlOverride w:ilvl="0">
+      <w:startOverride w:val="1"/>
+    </w:lvlOverride>
+  </w:num>
+  <w:num w:numId="487">
+    <w:abstractNumId w:val="2"/>
+    <w:lvlOverride w:ilvl="0">
+      <w:startOverride w:val="1"/>
+    </w:lvlOverride>
+  </w:num>
+  <w:num w:numId="488">
+    <w:abstractNumId w:val="2"/>
+    <w:lvlOverride w:ilvl="0">
+      <w:startOverride w:val="1"/>
+    </w:lvlOverride>
+  </w:num>
+  <w:num w:numId="489">
+    <w:abstractNumId w:val="3"/>
+    <w:lvlOverride w:ilvl="0">
+      <w:startOverride w:val="1"/>
+    </w:lvlOverride>
+  </w:num>
+  <w:num w:numId="490">
+    <w:abstractNumId w:val="2"/>
+    <w:lvlOverride w:ilvl="0">
+      <w:startOverride w:val="1"/>
+    </w:lvlOverride>
+  </w:num>
+  <w:num w:numId="491">
+    <w:abstractNumId w:val="2"/>
+    <w:lvlOverride w:ilvl="0">
+      <w:startOverride w:val="1"/>
+    </w:lvlOverride>
+  </w:num>
+  <w:num w:numId="492">
+    <w:abstractNumId w:val="2"/>
+    <w:lvlOverride w:ilvl="0">
+      <w:startOverride w:val="1"/>
+    </w:lvlOverride>
+  </w:num>
+  <w:num w:numId="493">
+    <w:abstractNumId w:val="2"/>
+    <w:lvlOverride w:ilvl="0">
+      <w:startOverride w:val="1"/>
+    </w:lvlOverride>
+  </w:num>
+  <w:num w:numId="494">
+    <w:abstractNumId w:val="2"/>
+    <w:lvlOverride w:ilvl="0">
+      <w:startOverride w:val="1"/>
+    </w:lvlOverride>
+  </w:num>
+  <w:num w:numId="495">
+    <w:abstractNumId w:val="2"/>
+    <w:lvlOverride w:ilvl="0">
+      <w:startOverride w:val="1"/>
+    </w:lvlOverride>
+  </w:num>
+  <w:num w:numId="496">
+    <w:abstractNumId w:val="2"/>
+    <w:lvlOverride w:ilvl="0">
+      <w:startOverride w:val="1"/>
+    </w:lvlOverride>
+  </w:num>
+  <w:num w:numId="497">
+    <w:abstractNumId w:val="2"/>
+    <w:lvlOverride w:ilvl="0">
+      <w:startOverride w:val="1"/>
+    </w:lvlOverride>
+  </w:num>
+  <w:num w:numId="498">
+    <w:abstractNumId w:val="2"/>
+    <w:lvlOverride w:ilvl="0">
+      <w:startOverride w:val="1"/>
+    </w:lvlOverride>
+  </w:num>
+  <w:num w:numId="499">
+    <w:abstractNumId w:val="2"/>
+    <w:lvlOverride w:ilvl="0">
+      <w:startOverride w:val="1"/>
+    </w:lvlOverride>
+  </w:num>
+  <w:num w:numId="500">
+    <w:abstractNumId w:val="2"/>
+    <w:lvlOverride w:ilvl="0">
+      <w:startOverride w:val="1"/>
+    </w:lvlOverride>
+  </w:num>
+  <w:num w:numId="501">
+    <w:abstractNumId w:val="2"/>
+    <w:lvlOverride w:ilvl="0">
+      <w:startOverride w:val="1"/>
+    </w:lvlOverride>
+  </w:num>
+  <w:num w:numId="502">
+    <w:abstractNumId w:val="2"/>
+    <w:lvlOverride w:ilvl="0">
+      <w:startOverride w:val="1"/>
+    </w:lvlOverride>
+  </w:num>
+  <w:num w:numId="503">
+    <w:abstractNumId w:val="2"/>
+    <w:lvlOverride w:ilvl="0">
+      <w:startOverride w:val="1"/>
+    </w:lvlOverride>
+  </w:num>
+  <w:num w:numId="504">
+    <w:abstractNumId w:val="2"/>
+    <w:lvlOverride w:ilvl="0">
+      <w:startOverride w:val="1"/>
+    </w:lvlOverride>
+  </w:num>
+  <w:num w:numId="505">
+    <w:abstractNumId w:val="3"/>
+    <w:lvlOverride w:ilvl="0">
+      <w:startOverride w:val="1"/>
+    </w:lvlOverride>
+  </w:num>
+  <w:num w:numId="506">
+    <w:abstractNumId w:val="2"/>
+    <w:lvlOverride w:ilvl="0">
+      <w:startOverride w:val="1"/>
+    </w:lvlOverride>
+  </w:num>
+  <w:num w:numId="507">
+    <w:abstractNumId w:val="2"/>
+    <w:lvlOverride w:ilvl="0">
+      <w:startOverride w:val="1"/>
+    </w:lvlOverride>
+  </w:num>
+  <w:num w:numId="508">
+    <w:abstractNumId w:val="3"/>
+    <w:lvlOverride w:ilvl="0">
+      <w:startOverride w:val="1"/>
+    </w:lvlOverride>
+  </w:num>
+  <w:num w:numId="509">
+    <w:abstractNumId w:val="2"/>
+    <w:lvlOverride w:ilvl="0">
+      <w:startOverride w:val="1"/>
+    </w:lvlOverride>
+  </w:num>
+  <w:num w:numId="510">
+    <w:abstractNumId w:val="2"/>
+    <w:lvlOverride w:ilvl="0">
+      <w:startOverride w:val="1"/>
+    </w:lvlOverride>
+  </w:num>
+  <w:num w:numId="511">
+    <w:abstractNumId w:val="2"/>
+    <w:lvlOverride w:ilvl="0">
+      <w:startOverride w:val="1"/>
+    </w:lvlOverride>
+  </w:num>
+  <w:num w:numId="512">
+    <w:abstractNumId w:val="2"/>
+    <w:lvlOverride w:ilvl="0">
+      <w:startOverride w:val="1"/>
+    </w:lvlOverride>
+  </w:num>
+  <w:num w:numId="513">
+    <w:abstractNumId w:val="2"/>
+    <w:lvlOverride w:ilvl="0">
+      <w:startOverride w:val="1"/>
+    </w:lvlOverride>
+  </w:num>
+  <w:num w:numId="514">
+    <w:abstractNumId w:val="2"/>
+    <w:lvlOverride w:ilvl="0">
+      <w:startOverride w:val="1"/>
+    </w:lvlOverride>
+  </w:num>
+  <w:num w:numId="515">
+    <w:abstractNumId w:val="2"/>
+    <w:lvlOverride w:ilvl="0">
+      <w:startOverride w:val="1"/>
+    </w:lvlOverride>
+  </w:num>
+  <w:num w:numId="516">
+    <w:abstractNumId w:val="2"/>
+    <w:lvlOverride w:ilvl="0">
+      <w:startOverride w:val="1"/>
+    </w:lvlOverride>
+  </w:num>
+  <w:num w:numId="517">
+    <w:abstractNumId w:val="2"/>
+    <w:lvlOverride w:ilvl="0">
+      <w:startOverride w:val="1"/>
+    </w:lvlOverride>
+  </w:num>
+  <w:num w:numId="518">
+    <w:abstractNumId w:val="2"/>
+    <w:lvlOverride w:ilvl="0">
+      <w:startOverride w:val="1"/>
+    </w:lvlOverride>
+  </w:num>
+  <w:num w:numId="519">
+    <w:abstractNumId w:val="2"/>
+    <w:lvlOverride w:ilvl="0">
+      <w:startOverride w:val="1"/>
+    </w:lvlOverride>
+  </w:num>
+  <w:num w:numId="520">
+    <w:abstractNumId w:val="2"/>
+    <w:lvlOverride w:ilvl="0">
+      <w:startOverride w:val="1"/>
+    </w:lvlOverride>
+  </w:num>
+  <w:num w:numId="521">
+    <w:abstractNumId w:val="2"/>
+    <w:lvlOverride w:ilvl="0">
+      <w:startOverride w:val="1"/>
+    </w:lvlOverride>
+  </w:num>
+  <w:num w:numId="522">
+    <w:abstractNumId w:val="2"/>
+    <w:lvlOverride w:ilvl="0">
+      <w:startOverride w:val="1"/>
+    </w:lvlOverride>
+  </w:num>
+  <w:num w:numId="523">
+    <w:abstractNumId w:val="2"/>
+    <w:lvlOverride w:ilvl="0">
+      <w:startOverride w:val="1"/>
+    </w:lvlOverride>
+  </w:num>
+  <w:num w:numId="524">
+    <w:abstractNumId w:val="3"/>
+    <w:lvlOverride w:ilvl="0">
+      <w:startOverride w:val="1"/>
+    </w:lvlOverride>
+  </w:num>
+  <w:num w:numId="525">
+    <w:abstractNumId w:val="2"/>
+    <w:lvlOverride w:ilvl="0">
+      <w:startOverride w:val="1"/>
+    </w:lvlOverride>
+  </w:num>
+  <w:num w:numId="526">
+    <w:abstractNumId w:val="2"/>
+    <w:lvlOverride w:ilvl="0">
+      <w:startOverride w:val="1"/>
+    </w:lvlOverride>
+  </w:num>
+  <w:num w:numId="527">
+    <w:abstractNumId w:val="3"/>
+    <w:lvlOverride w:ilvl="0">
+      <w:startOverride w:val="1"/>
+    </w:lvlOverride>
+  </w:num>
+  <w:num w:numId="528">
+    <w:abstractNumId w:val="2"/>
+    <w:lvlOverride w:ilvl="0">
+      <w:startOverride w:val="1"/>
+    </w:lvlOverride>
+  </w:num>
+  <w:num w:numId="529">
+    <w:abstractNumId w:val="2"/>
+    <w:lvlOverride w:ilvl="0">
+      <w:startOverride w:val="1"/>
+    </w:lvlOverride>
+  </w:num>
+  <w:num w:numId="530">
+    <w:abstractNumId w:val="2"/>
+    <w:lvlOverride w:ilvl="0">
+      <w:startOverride w:val="1"/>
+    </w:lvlOverride>
+  </w:num>
+  <w:num w:numId="531">
+    <w:abstractNumId w:val="2"/>
+    <w:lvlOverride w:ilvl="0">
+      <w:startOverride w:val="1"/>
+    </w:lvlOverride>
+  </w:num>
+  <w:num w:numId="532">
+    <w:abstractNumId w:val="2"/>
+    <w:lvlOverride w:ilvl="0">
+      <w:startOverride w:val="1"/>
+    </w:lvlOverride>
+  </w:num>
+  <w:num w:numId="533">
+    <w:abstractNumId w:val="2"/>
+    <w:lvlOverride w:ilvl="0">
+      <w:startOverride w:val="1"/>
+    </w:lvlOverride>
+  </w:num>
+  <w:num w:numId="534">
+    <w:abstractNumId w:val="2"/>
+    <w:lvlOverride w:ilvl="0">
+      <w:startOverride w:val="1"/>
+    </w:lvlOverride>
+  </w:num>
+  <w:num w:numId="535">
+    <w:abstractNumId w:val="2"/>
+    <w:lvlOverride w:ilvl="0">
+      <w:startOverride w:val="1"/>
+    </w:lvlOverride>
+  </w:num>
+  <w:num w:numId="536">
+    <w:abstractNumId w:val="2"/>
+    <w:lvlOverride w:ilvl="0">
+      <w:startOverride w:val="1"/>
+    </w:lvlOverride>
+  </w:num>
+  <w:num w:numId="537">
+    <w:abstractNumId w:val="2"/>
+    <w:lvlOverride w:ilvl="0">
+      <w:startOverride w:val="1"/>
+    </w:lvlOverride>
+  </w:num>
+  <w:num w:numId="538">
+    <w:abstractNumId w:val="2"/>
+    <w:lvlOverride w:ilvl="0">
+      <w:startOverride w:val="1"/>
+    </w:lvlOverride>
+  </w:num>
+  <w:num w:numId="539">
+    <w:abstractNumId w:val="2"/>
+    <w:lvlOverride w:ilvl="0">
+      <w:startOverride w:val="1"/>
+    </w:lvlOverride>
+  </w:num>
+  <w:num w:numId="540">
+    <w:abstractNumId w:val="2"/>
+    <w:lvlOverride w:ilvl="0">
+      <w:startOverride w:val="1"/>
+    </w:lvlOverride>
+  </w:num>
+  <w:num w:numId="541">
+    <w:abstractNumId w:val="2"/>
+    <w:lvlOverride w:ilvl="0">
+      <w:startOverride w:val="1"/>
+    </w:lvlOverride>
+  </w:num>
+  <w:num w:numId="542">
+    <w:abstractNumId w:val="2"/>
+    <w:lvlOverride w:ilvl="0">
+      <w:startOverride w:val="1"/>
+    </w:lvlOverride>
+  </w:num>
+  <w:num w:numId="543">
+    <w:abstractNumId w:val="3"/>
+    <w:lvlOverride w:ilvl="0">
+      <w:startOverride w:val="1"/>
+    </w:lvlOverride>
+  </w:num>
+  <w:num w:numId="544">
+    <w:abstractNumId w:val="2"/>
+    <w:lvlOverride w:ilvl="0">
+      <w:startOverride w:val="1"/>
+    </w:lvlOverride>
+  </w:num>
+  <w:num w:numId="545">
+    <w:abstractNumId w:val="2"/>
+    <w:lvlOverride w:ilvl="0">
+      <w:startOverride w:val="1"/>
+    </w:lvlOverride>
+  </w:num>
+  <w:num w:numId="546">
+    <w:abstractNumId w:val="3"/>
+    <w:lvlOverride w:ilvl="0">
+      <w:startOverride w:val="1"/>
+    </w:lvlOverride>
+  </w:num>
+  <w:num w:numId="547">
+    <w:abstractNumId w:val="2"/>
+    <w:lvlOverride w:ilvl="0">
+      <w:startOverride w:val="1"/>
+    </w:lvlOverride>
+  </w:num>
+  <w:num w:numId="548">
+    <w:abstractNumId w:val="2"/>
+    <w:lvlOverride w:ilvl="0">
+      <w:startOverride w:val="1"/>
+    </w:lvlOverride>
+  </w:num>
+  <w:num w:numId="549">
+    <w:abstractNumId w:val="2"/>
+    <w:lvlOverride w:ilvl="0">
+      <w:startOverride w:val="1"/>
+    </w:lvlOverride>
+  </w:num>
+  <w:num w:numId="550">
+    <w:abstractNumId w:val="2"/>
+    <w:lvlOverride w:ilvl="0">
+      <w:startOverride w:val="1"/>
+    </w:lvlOverride>
+  </w:num>
+  <w:num w:numId="551">
+    <w:abstractNumId w:val="2"/>
+    <w:lvlOverride w:ilvl="0">
+      <w:startOverride w:val="1"/>
+    </w:lvlOverride>
+  </w:num>
+  <w:num w:numId="552">
+    <w:abstractNumId w:val="2"/>
+    <w:lvlOverride w:ilvl="0">
+      <w:startOverride w:val="1"/>
+    </w:lvlOverride>
+  </w:num>
+  <w:num w:numId="553">
+    <w:abstractNumId w:val="2"/>
+    <w:lvlOverride w:ilvl="0">
+      <w:startOverride w:val="1"/>
+    </w:lvlOverride>
+  </w:num>
+  <w:num w:numId="554">
+    <w:abstractNumId w:val="2"/>
+    <w:lvlOverride w:ilvl="0">
+      <w:startOverride w:val="1"/>
+    </w:lvlOverride>
+  </w:num>
+  <w:num w:numId="555">
+    <w:abstractNumId w:val="2"/>
+    <w:lvlOverride w:ilvl="0">
+      <w:startOverride w:val="1"/>
+    </w:lvlOverride>
+  </w:num>
+  <w:num w:numId="556">
+    <w:abstractNumId w:val="2"/>
+    <w:lvlOverride w:ilvl="0">
+      <w:startOverride w:val="1"/>
+    </w:lvlOverride>
+  </w:num>
+  <w:num w:numId="557">
+    <w:abstractNumId w:val="2"/>
+    <w:lvlOverride w:ilvl="0">
+      <w:startOverride w:val="1"/>
+    </w:lvlOverride>
+  </w:num>
+  <w:num w:numId="558">
+    <w:abstractNumId w:val="2"/>
+    <w:lvlOverride w:ilvl="0">
+      <w:startOverride w:val="1"/>
+    </w:lvlOverride>
+  </w:num>
+  <w:num w:numId="559">
+    <w:abstractNumId w:val="2"/>
+    <w:lvlOverride w:ilvl="0">
+      <w:startOverride w:val="1"/>
+    </w:lvlOverride>
+  </w:num>
+  <w:num w:numId="560">
+    <w:abstractNumId w:val="2"/>
+    <w:lvlOverride w:ilvl="0">
+      <w:startOverride w:val="1"/>
+    </w:lvlOverride>
+  </w:num>
+  <w:num w:numId="561">
+    <w:abstractNumId w:val="2"/>
+    <w:lvlOverride w:ilvl="0">
+      <w:startOverride w:val="1"/>
+    </w:lvlOverride>
+  </w:num>
+  <w:num w:numId="562">
+    <w:abstractNumId w:val="3"/>
+    <w:lvlOverride w:ilvl="0">
+      <w:startOverride w:val="1"/>
+    </w:lvlOverride>
+  </w:num>
+  <w:num w:numId="563">
+    <w:abstractNumId w:val="2"/>
+    <w:lvlOverride w:ilvl="0">
+      <w:startOverride w:val="1"/>
+    </w:lvlOverride>
+  </w:num>
+  <w:num w:numId="564">
+    <w:abstractNumId w:val="2"/>
+    <w:lvlOverride w:ilvl="0">
+      <w:startOverride w:val="1"/>
+    </w:lvlOverride>
+  </w:num>
+  <w:num w:numId="565">
+    <w:abstractNumId w:val="3"/>
+    <w:lvlOverride w:ilvl="0">
+      <w:startOverride w:val="1"/>
+    </w:lvlOverride>
+  </w:num>
+  <w:num w:numId="566">
+    <w:abstractNumId w:val="2"/>
+    <w:lvlOverride w:ilvl="0">
+      <w:startOverride w:val="1"/>
+    </w:lvlOverride>
+  </w:num>
+  <w:num w:numId="567">
+    <w:abstractNumId w:val="2"/>
+    <w:lvlOverride w:ilvl="0">
+      <w:startOverride w:val="1"/>
+    </w:lvlOverride>
+  </w:num>
+  <w:num w:numId="568">
+    <w:abstractNumId w:val="2"/>
+    <w:lvlOverride w:ilvl="0">
+      <w:startOverride w:val="1"/>
+    </w:lvlOverride>
+  </w:num>
+  <w:num w:numId="569">
+    <w:abstractNumId w:val="2"/>
+    <w:lvlOverride w:ilvl="0">
+      <w:startOverride w:val="1"/>
+    </w:lvlOverride>
+  </w:num>
+  <w:num w:numId="570">
+    <w:abstractNumId w:val="2"/>
+    <w:lvlOverride w:ilvl="0">
+      <w:startOverride w:val="1"/>
+    </w:lvlOverride>
+  </w:num>
+  <w:num w:numId="571">
+    <w:abstractNumId w:val="2"/>
+    <w:lvlOverride w:ilvl="0">
+      <w:startOverride w:val="1"/>
+    </w:lvlOverride>
+  </w:num>
+  <w:num w:numId="572">
+    <w:abstractNumId w:val="2"/>
+    <w:lvlOverride w:ilvl="0">
+      <w:startOverride w:val="1"/>
+    </w:lvlOverride>
+  </w:num>
+  <w:num w:numId="573">
+    <w:abstractNumId w:val="2"/>
+    <w:lvlOverride w:ilvl="0">
+      <w:startOverride w:val="1"/>
+    </w:lvlOverride>
+  </w:num>
+  <w:num w:numId="574">
+    <w:abstractNumId w:val="2"/>
+    <w:lvlOverride w:ilvl="0">
+      <w:startOverride w:val="1"/>
+    </w:lvlOverride>
+  </w:num>
+  <w:num w:numId="575">
+    <w:abstractNumId w:val="2"/>
+    <w:lvlOverride w:ilvl="0">
+      <w:startOverride w:val="1"/>
+    </w:lvlOverride>
+  </w:num>
+  <w:num w:numId="576">
+    <w:abstractNumId w:val="2"/>
+    <w:lvlOverride w:ilvl="0">
+      <w:startOverride w:val="1"/>
+    </w:lvlOverride>
+  </w:num>
+  <w:num w:numId="577">
+    <w:abstractNumId w:val="2"/>
+    <w:lvlOverride w:ilvl="0">
+      <w:startOverride w:val="1"/>
+    </w:lvlOverride>
+  </w:num>
+  <w:num w:numId="578">
+    <w:abstractNumId w:val="2"/>
+    <w:lvlOverride w:ilvl="0">
+      <w:startOverride w:val="1"/>
+    </w:lvlOverride>
+  </w:num>
+  <w:num w:numId="579">
+    <w:abstractNumId w:val="2"/>
+    <w:lvlOverride w:ilvl="0">
+      <w:startOverride w:val="1"/>
+    </w:lvlOverride>
+  </w:num>
+  <w:num w:numId="580">
+    <w:abstractNumId w:val="2"/>
+    <w:lvlOverride w:ilvl="0">
+      <w:startOverride w:val="1"/>
+    </w:lvlOverride>
+  </w:num>
+  <w:num w:numId="581">
+    <w:abstractNumId w:val="3"/>
+    <w:lvlOverride w:ilvl="0">
+      <w:startOverride w:val="1"/>
+    </w:lvlOverride>
+  </w:num>
+  <w:num w:numId="582">
+    <w:abstractNumId w:val="2"/>
+    <w:lvlOverride w:ilvl="0">
+      <w:startOverride w:val="1"/>
+    </w:lvlOverride>
+  </w:num>
+  <w:num w:numId="583">
+    <w:abstractNumId w:val="2"/>
+    <w:lvlOverride w:ilvl="0">
+      <w:startOverride w:val="1"/>
+    </w:lvlOverride>
+  </w:num>
+  <w:num w:numId="584">
+    <w:abstractNumId w:val="3"/>
+    <w:lvlOverride w:ilvl="0">
+      <w:startOverride w:val="1"/>
+    </w:lvlOverride>
+  </w:num>
+  <w:num w:numId="585">
+    <w:abstractNumId w:val="2"/>
+    <w:lvlOverride w:ilvl="0">
+      <w:startOverride w:val="1"/>
+    </w:lvlOverride>
+  </w:num>
+  <w:num w:numId="586">
+    <w:abstractNumId w:val="2"/>
+    <w:lvlOverride w:ilvl="0">
+      <w:startOverride w:val="1"/>
+    </w:lvlOverride>
+  </w:num>
+  <w:num w:numId="587">
+    <w:abstractNumId w:val="2"/>
+    <w:lvlOverride w:ilvl="0">
+      <w:startOverride w:val="1"/>
+    </w:lvlOverride>
+  </w:num>
+  <w:num w:numId="588">
+    <w:abstractNumId w:val="2"/>
+    <w:lvlOverride w:ilvl="0">
+      <w:startOverride w:val="1"/>
+    </w:lvlOverride>
+  </w:num>
+  <w:num w:numId="589">
+    <w:abstractNumId w:val="2"/>
+    <w:lvlOverride w:ilvl="0">
+      <w:startOverride w:val="1"/>
+    </w:lvlOverride>
+  </w:num>
+  <w:num w:numId="590">
+    <w:abstractNumId w:val="2"/>
+    <w:lvlOverride w:ilvl="0">
+      <w:startOverride w:val="1"/>
+    </w:lvlOverride>
+  </w:num>
+  <w:num w:numId="591">
+    <w:abstractNumId w:val="2"/>
+    <w:lvlOverride w:ilvl="0">
+      <w:startOverride w:val="1"/>
+    </w:lvlOverride>
+  </w:num>
+  <w:num w:numId="592">
+    <w:abstractNumId w:val="2"/>
+    <w:lvlOverride w:ilvl="0">
+      <w:startOverride w:val="1"/>
+    </w:lvlOverride>
+  </w:num>
+  <w:num w:numId="593">
+    <w:abstractNumId w:val="2"/>
+    <w:lvlOverride w:ilvl="0">
+      <w:startOverride w:val="1"/>
+    </w:lvlOverride>
+  </w:num>
+  <w:num w:numId="594">
+    <w:abstractNumId w:val="2"/>
+    <w:lvlOverride w:ilvl="0">
+      <w:startOverride w:val="1"/>
+    </w:lvlOverride>
+  </w:num>
+  <w:num w:numId="595">
+    <w:abstractNumId w:val="2"/>
+    <w:lvlOverride w:ilvl="0">
+      <w:startOverride w:val="1"/>
+    </w:lvlOverride>
+  </w:num>
+  <w:num w:numId="596">
+    <w:abstractNumId w:val="2"/>
+    <w:lvlOverride w:ilvl="0">
+      <w:startOverride w:val="1"/>
+    </w:lvlOverride>
+  </w:num>
+  <w:num w:numId="597">
+    <w:abstractNumId w:val="2"/>
+    <w:lvlOverride w:ilvl="0">
+      <w:startOverride w:val="1"/>
+    </w:lvlOverride>
+  </w:num>
+  <w:num w:numId="598">
+    <w:abstractNumId w:val="2"/>
+    <w:lvlOverride w:ilvl="0">
+      <w:startOverride w:val="1"/>
+    </w:lvlOverride>
+  </w:num>
+  <w:num w:numId="599">
+    <w:abstractNumId w:val="2"/>
+    <w:lvlOverride w:ilvl="0">
+      <w:startOverride w:val="1"/>
+    </w:lvlOverride>
+  </w:num>
+  <w:num w:numId="600">
+    <w:abstractNumId w:val="3"/>
+    <w:lvlOverride w:ilvl="0">
+      <w:startOverride w:val="1"/>
+    </w:lvlOverride>
+  </w:num>
+  <w:num w:numId="601">
+    <w:abstractNumId w:val="2"/>
+    <w:lvlOverride w:ilvl="0">
+      <w:startOverride w:val="1"/>
+    </w:lvlOverride>
+  </w:num>
+  <w:num w:numId="602">
+    <w:abstractNumId w:val="2"/>
+    <w:lvlOverride w:ilvl="0">
+      <w:startOverride w:val="1"/>
+    </w:lvlOverride>
+  </w:num>
+  <w:num w:numId="603">
+    <w:abstractNumId w:val="3"/>
+    <w:lvlOverride w:ilvl="0">
+      <w:startOverride w:val="1"/>
+    </w:lvlOverride>
+  </w:num>
+  <w:num w:numId="604">
+    <w:abstractNumId w:val="2"/>
+    <w:lvlOverride w:ilvl="0">
+      <w:startOverride w:val="1"/>
+    </w:lvlOverride>
+  </w:num>
+  <w:num w:numId="605">
+    <w:abstractNumId w:val="2"/>
+    <w:lvlOverride w:ilvl="0">
+      <w:startOverride w:val="1"/>
+    </w:lvlOverride>
+  </w:num>
+  <w:num w:numId="606">
+    <w:abstractNumId w:val="2"/>
+    <w:lvlOverride w:ilvl="0">
+      <w:startOverride w:val="1"/>
+    </w:lvlOverride>
+  </w:num>
+  <w:num w:numId="607">
+    <w:abstractNumId w:val="2"/>
+    <w:lvlOverride w:ilvl="0">
+      <w:startOverride w:val="1"/>
+    </w:lvlOverride>
+  </w:num>
+  <w:num w:numId="608">
+    <w:abstractNumId w:val="2"/>
+    <w:lvlOverride w:ilvl="0">
+      <w:startOverride w:val="1"/>
+    </w:lvlOverride>
+  </w:num>
+  <w:num w:numId="609">
+    <w:abstractNumId w:val="2"/>
+    <w:lvlOverride w:ilvl="0">
+      <w:startOverride w:val="1"/>
+    </w:lvlOverride>
+  </w:num>
+  <w:num w:numId="610">
+    <w:abstractNumId w:val="2"/>
+    <w:lvlOverride w:ilvl="0">
+      <w:startOverride w:val="1"/>
+    </w:lvlOverride>
+  </w:num>
+  <w:num w:numId="611">
+    <w:abstractNumId w:val="2"/>
+    <w:lvlOverride w:ilvl="0">
+      <w:startOverride w:val="1"/>
+    </w:lvlOverride>
+  </w:num>
+  <w:num w:numId="612">
+    <w:abstractNumId w:val="2"/>
+    <w:lvlOverride w:ilvl="0">
+      <w:startOverride w:val="1"/>
+    </w:lvlOverride>
+  </w:num>
+  <w:num w:numId="613">
+    <w:abstractNumId w:val="2"/>
+    <w:lvlOverride w:ilvl="0">
+      <w:startOverride w:val="1"/>
+    </w:lvlOverride>
+  </w:num>
+  <w:num w:numId="614">
+    <w:abstractNumId w:val="2"/>
+    <w:lvlOverride w:ilvl="0">
+      <w:startOverride w:val="1"/>
+    </w:lvlOverride>
+  </w:num>
+  <w:num w:numId="615">
+    <w:abstractNumId w:val="2"/>
+    <w:lvlOverride w:ilvl="0">
+      <w:startOverride w:val="1"/>
+    </w:lvlOverride>
+  </w:num>
+  <w:num w:numId="616">
+    <w:abstractNumId w:val="2"/>
+    <w:lvlOverride w:ilvl="0">
+      <w:startOverride w:val="1"/>
+    </w:lvlOverride>
+  </w:num>
+  <w:num w:numId="617">
+    <w:abstractNumId w:val="2"/>
+    <w:lvlOverride w:ilvl="0">
+      <w:startOverride w:val="1"/>
+    </w:lvlOverride>
+  </w:num>
+  <w:num w:numId="618">
+    <w:abstractNumId w:val="2"/>
+    <w:lvlOverride w:ilvl="0">
+      <w:startOverride w:val="1"/>
+    </w:lvlOverride>
+  </w:num>
+  <w:num w:numId="619">
+    <w:abstractNumId w:val="3"/>
+    <w:lvlOverride w:ilvl="0">
+      <w:startOverride w:val="1"/>
+    </w:lvlOverride>
+  </w:num>
+  <w:num w:numId="620">
+    <w:abstractNumId w:val="2"/>
+    <w:lvlOverride w:ilvl="0">
+      <w:startOverride w:val="1"/>
+    </w:lvlOverride>
+  </w:num>
+  <w:num w:numId="621">
+    <w:abstractNumId w:val="2"/>
+    <w:lvlOverride w:ilvl="0">
+      <w:startOverride w:val="1"/>
+    </w:lvlOverride>
+  </w:num>
+  <w:num w:numId="622">
+    <w:abstractNumId w:val="3"/>
+    <w:lvlOverride w:ilvl="0">
+      <w:startOverride w:val="1"/>
+    </w:lvlOverride>
+  </w:num>
+  <w:num w:numId="623">
+    <w:abstractNumId w:val="2"/>
+    <w:lvlOverride w:ilvl="0">
+      <w:startOverride w:val="1"/>
+    </w:lvlOverride>
+  </w:num>
+  <w:num w:numId="624">
+    <w:abstractNumId w:val="2"/>
+    <w:lvlOverride w:ilvl="0">
+      <w:startOverride w:val="1"/>
+    </w:lvlOverride>
+  </w:num>
+  <w:num w:numId="625">
+    <w:abstractNumId w:val="2"/>
+    <w:lvlOverride w:ilvl="0">
+      <w:startOverride w:val="1"/>
+    </w:lvlOverride>
+  </w:num>
+  <w:num w:numId="626">
+    <w:abstractNumId w:val="2"/>
+    <w:lvlOverride w:ilvl="0">
+      <w:startOverride w:val="1"/>
+    </w:lvlOverride>
+  </w:num>
+  <w:num w:numId="627">
+    <w:abstractNumId w:val="2"/>
+    <w:lvlOverride w:ilvl="0">
+      <w:startOverride w:val="1"/>
+    </w:lvlOverride>
+  </w:num>
+  <w:num w:numId="628">
+    <w:abstractNumId w:val="2"/>
+    <w:lvlOverride w:ilvl="0">
+      <w:startOverride w:val="1"/>
+    </w:lvlOverride>
+  </w:num>
+  <w:num w:numId="629">
+    <w:abstractNumId w:val="2"/>
+    <w:lvlOverride w:ilvl="0">
+      <w:startOverride w:val="1"/>
+    </w:lvlOverride>
+  </w:num>
+  <w:num w:numId="630">
+    <w:abstractNumId w:val="2"/>
+    <w:lvlOverride w:ilvl="0">
+      <w:startOverride w:val="1"/>
+    </w:lvlOverride>
+  </w:num>
+  <w:num w:numId="631">
+    <w:abstractNumId w:val="2"/>
+    <w:lvlOverride w:ilvl="0">
+      <w:startOverride w:val="1"/>
+    </w:lvlOverride>
+  </w:num>
+  <w:num w:numId="632">
+    <w:abstractNumId w:val="2"/>
+    <w:lvlOverride w:ilvl="0">
+      <w:startOverride w:val="1"/>
+    </w:lvlOverride>
+  </w:num>
+  <w:num w:numId="633">
+    <w:abstractNumId w:val="2"/>
+    <w:lvlOverride w:ilvl="0">
+      <w:startOverride w:val="1"/>
+    </w:lvlOverride>
+  </w:num>
+  <w:num w:numId="634">
+    <w:abstractNumId w:val="2"/>
+    <w:lvlOverride w:ilvl="0">
+      <w:startOverride w:val="1"/>
+    </w:lvlOverride>
+  </w:num>
+  <w:num w:numId="635">
+    <w:abstractNumId w:val="2"/>
+    <w:lvlOverride w:ilvl="0">
+      <w:startOverride w:val="1"/>
+    </w:lvlOverride>
+  </w:num>
+  <w:num w:numId="636">
+    <w:abstractNumId w:val="2"/>
+    <w:lvlOverride w:ilvl="0">
+      <w:startOverride w:val="1"/>
+    </w:lvlOverride>
+  </w:num>
+  <w:num w:numId="637">
+    <w:abstractNumId w:val="2"/>
+    <w:lvlOverride w:ilvl="0">
+      <w:startOverride w:val="1"/>
+    </w:lvlOverride>
+  </w:num>
+  <w:num w:numId="638">
+    <w:abstractNumId w:val="3"/>
+    <w:lvlOverride w:ilvl="0">
+      <w:startOverride w:val="1"/>
+    </w:lvlOverride>
+  </w:num>
+  <w:num w:numId="639">
+    <w:abstractNumId w:val="2"/>
+    <w:lvlOverride w:ilvl="0">
+      <w:startOverride w:val="1"/>
+    </w:lvlOverride>
+  </w:num>
+  <w:num w:numId="640">
+    <w:abstractNumId w:val="2"/>
+    <w:lvlOverride w:ilvl="0">
+      <w:startOverride w:val="1"/>
+    </w:lvlOverride>
+  </w:num>
+  <w:num w:numId="641">
+    <w:abstractNumId w:val="3"/>
+    <w:lvlOverride w:ilvl="0">
+      <w:startOverride w:val="1"/>
+    </w:lvlOverride>
+  </w:num>
+  <w:num w:numId="642">
+    <w:abstractNumId w:val="2"/>
+    <w:lvlOverride w:ilvl="0">
+      <w:startOverride w:val="1"/>
+    </w:lvlOverride>
+  </w:num>
+  <w:num w:numId="643">
+    <w:abstractNumId w:val="2"/>
+    <w:lvlOverride w:ilvl="0">
+      <w:startOverride w:val="1"/>
+    </w:lvlOverride>
+  </w:num>
+  <w:num w:numId="644">
+    <w:abstractNumId w:val="2"/>
+    <w:lvlOverride w:ilvl="0">
+      <w:startOverride w:val="1"/>
+    </w:lvlOverride>
+  </w:num>
+  <w:num w:numId="645">
+    <w:abstractNumId w:val="2"/>
+    <w:lvlOverride w:ilvl="0">
+      <w:startOverride w:val="1"/>
+    </w:lvlOverride>
+  </w:num>
+  <w:num w:numId="646">
+    <w:abstractNumId w:val="2"/>
+    <w:lvlOverride w:ilvl="0">
+      <w:startOverride w:val="1"/>
+    </w:lvlOverride>
+  </w:num>
+  <w:num w:numId="647">
+    <w:abstractNumId w:val="2"/>
+    <w:lvlOverride w:ilvl="0">
+      <w:startOverride w:val="1"/>
+    </w:lvlOverride>
+  </w:num>
+  <w:num w:numId="648">
+    <w:abstractNumId w:val="2"/>
+    <w:lvlOverride w:ilvl="0">
+      <w:startOverride w:val="1"/>
+    </w:lvlOverride>
+  </w:num>
+  <w:num w:numId="649">
+    <w:abstractNumId w:val="2"/>
+    <w:lvlOverride w:ilvl="0">
+      <w:startOverride w:val="1"/>
+    </w:lvlOverride>
+  </w:num>
+  <w:num w:numId="650">
+    <w:abstractNumId w:val="2"/>
+    <w:lvlOverride w:ilvl="0">
+      <w:startOverride w:val="1"/>
+    </w:lvlOverride>
+  </w:num>
+  <w:num w:numId="651">
+    <w:abstractNumId w:val="2"/>
+    <w:lvlOverride w:ilvl="0">
+      <w:startOverride w:val="1"/>
+    </w:lvlOverride>
+  </w:num>
+  <w:num w:numId="652">
+    <w:abstractNumId w:val="2"/>
+    <w:lvlOverride w:ilvl="0">
+      <w:startOverride w:val="1"/>
+    </w:lvlOverride>
+  </w:num>
+  <w:num w:numId="653">
+    <w:abstractNumId w:val="2"/>
+    <w:lvlOverride w:ilvl="0">
+      <w:startOverride w:val="1"/>
+    </w:lvlOverride>
+  </w:num>
+  <w:num w:numId="654">
+    <w:abstractNumId w:val="2"/>
+    <w:lvlOverride w:ilvl="0">
+      <w:startOverride w:val="1"/>
+    </w:lvlOverride>
+  </w:num>
+  <w:num w:numId="655">
+    <w:abstractNumId w:val="2"/>
+    <w:lvlOverride w:ilvl="0">
+      <w:startOverride w:val="1"/>
+    </w:lvlOverride>
+  </w:num>
+  <w:num w:numId="656">
+    <w:abstractNumId w:val="2"/>
+    <w:lvlOverride w:ilvl="0">
+      <w:startOverride w:val="1"/>
+    </w:lvlOverride>
+  </w:num>
+  <w:num w:numId="657">
+    <w:abstractNumId w:val="3"/>
+    <w:lvlOverride w:ilvl="0">
+      <w:startOverride w:val="1"/>
+    </w:lvlOverride>
+  </w:num>
+  <w:num w:numId="658">
+    <w:abstractNumId w:val="2"/>
+    <w:lvlOverride w:ilvl="0">
+      <w:startOverride w:val="1"/>
+    </w:lvlOverride>
+  </w:num>
+  <w:num w:numId="659">
+    <w:abstractNumId w:val="2"/>
+    <w:lvlOverride w:ilvl="0">
+      <w:startOverride w:val="1"/>
+    </w:lvlOverride>
+  </w:num>
+  <w:num w:numId="660">
+    <w:abstractNumId w:val="3"/>
+    <w:lvlOverride w:ilvl="0">
+      <w:startOverride w:val="1"/>
+    </w:lvlOverride>
+  </w:num>
+  <w:num w:numId="661">
+    <w:abstractNumId w:val="2"/>
+    <w:lvlOverride w:ilvl="0">
+      <w:startOverride w:val="1"/>
+    </w:lvlOverride>
+  </w:num>
+  <w:num w:numId="662">
+    <w:abstractNumId w:val="2"/>
+    <w:lvlOverride w:ilvl="0">
+      <w:startOverride w:val="1"/>
+    </w:lvlOverride>
+  </w:num>
+  <w:num w:numId="663">
+    <w:abstractNumId w:val="2"/>
+    <w:lvlOverride w:ilvl="0">
+      <w:startOverride w:val="1"/>
+    </w:lvlOverride>
+  </w:num>
+  <w:num w:numId="664">
+    <w:abstractNumId w:val="2"/>
+    <w:lvlOverride w:ilvl="0">
+      <w:startOverride w:val="1"/>
+    </w:lvlOverride>
+  </w:num>
+  <w:num w:numId="665">
+    <w:abstractNumId w:val="2"/>
+    <w:lvlOverride w:ilvl="0">
+      <w:startOverride w:val="1"/>
+    </w:lvlOverride>
+  </w:num>
+  <w:num w:numId="666">
+    <w:abstractNumId w:val="2"/>
+    <w:lvlOverride w:ilvl="0">
+      <w:startOverride w:val="1"/>
+    </w:lvlOverride>
+  </w:num>
+  <w:num w:numId="667">
+    <w:abstractNumId w:val="2"/>
+    <w:lvlOverride w:ilvl="0">
+      <w:startOverride w:val="1"/>
+    </w:lvlOverride>
+  </w:num>
+  <w:num w:numId="668">
+    <w:abstractNumId w:val="2"/>
+    <w:lvlOverride w:ilvl="0">
+      <w:startOverride w:val="1"/>
+    </w:lvlOverride>
+  </w:num>
+  <w:num w:numId="669">
+    <w:abstractNumId w:val="2"/>
+    <w:lvlOverride w:ilvl="0">
+      <w:startOverride w:val="1"/>
+    </w:lvlOverride>
+  </w:num>
+  <w:num w:numId="670">
+    <w:abstractNumId w:val="2"/>
+    <w:lvlOverride w:ilvl="0">
+      <w:startOverride w:val="1"/>
+    </w:lvlOverride>
+  </w:num>
+  <w:num w:numId="671">
+    <w:abstractNumId w:val="2"/>
+    <w:lvlOverride w:ilvl="0">
+      <w:startOverride w:val="1"/>
+    </w:lvlOverride>
+  </w:num>
+  <w:num w:numId="672">
+    <w:abstractNumId w:val="2"/>
+    <w:lvlOverride w:ilvl="0">
+      <w:startOverride w:val="1"/>
+    </w:lvlOverride>
+  </w:num>
+  <w:num w:numId="673">
+    <w:abstractNumId w:val="2"/>
+    <w:lvlOverride w:ilvl="0">
+      <w:startOverride w:val="1"/>
+    </w:lvlOverride>
+  </w:num>
+  <w:num w:numId="674">
+    <w:abstractNumId w:val="2"/>
+    <w:lvlOverride w:ilvl="0">
+      <w:startOverride w:val="1"/>
+    </w:lvlOverride>
+  </w:num>
+  <w:num w:numId="675">
+    <w:abstractNumId w:val="2"/>
+    <w:lvlOverride w:ilvl="0">
+      <w:startOverride w:val="1"/>
+    </w:lvlOverride>
+  </w:num>
+  <w:num w:numId="676">
+    <w:abstractNumId w:val="3"/>
+    <w:lvlOverride w:ilvl="0">
+      <w:startOverride w:val="1"/>
+    </w:lvlOverride>
+  </w:num>
+  <w:num w:numId="677">
+    <w:abstractNumId w:val="2"/>
+    <w:lvlOverride w:ilvl="0">
+      <w:startOverride w:val="1"/>
+    </w:lvlOverride>
+  </w:num>
+  <w:num w:numId="678">
+    <w:abstractNumId w:val="2"/>
+    <w:lvlOverride w:ilvl="0">
+      <w:startOverride w:val="1"/>
+    </w:lvlOverride>
+  </w:num>
+  <w:num w:numId="679">
+    <w:abstractNumId w:val="3"/>
+    <w:lvlOverride w:ilvl="0">
+      <w:startOverride w:val="1"/>
+    </w:lvlOverride>
+  </w:num>
+  <w:num w:numId="680">
+    <w:abstractNumId w:val="2"/>
+    <w:lvlOverride w:ilvl="0">
+      <w:startOverride w:val="1"/>
+    </w:lvlOverride>
+  </w:num>
+  <w:num w:numId="681">
+    <w:abstractNumId w:val="2"/>
+    <w:lvlOverride w:ilvl="0">
+      <w:startOverride w:val="1"/>
+    </w:lvlOverride>
+  </w:num>
+  <w:num w:numId="682">
+    <w:abstractNumId w:val="2"/>
+    <w:lvlOverride w:ilvl="0">
+      <w:startOverride w:val="1"/>
+    </w:lvlOverride>
+  </w:num>
+  <w:num w:numId="683">
+    <w:abstractNumId w:val="2"/>
+    <w:lvlOverride w:ilvl="0">
+      <w:startOverride w:val="1"/>
+    </w:lvlOverride>
+  </w:num>
+  <w:num w:numId="684">
+    <w:abstractNumId w:val="2"/>
+    <w:lvlOverride w:ilvl="0">
+      <w:startOverride w:val="1"/>
+    </w:lvlOverride>
+  </w:num>
+  <w:num w:numId="685">
+    <w:abstractNumId w:val="2"/>
+    <w:lvlOverride w:ilvl="0">
+      <w:startOverride w:val="1"/>
+    </w:lvlOverride>
+  </w:num>
+  <w:num w:numId="686">
+    <w:abstractNumId w:val="2"/>
+    <w:lvlOverride w:ilvl="0">
+      <w:startOverride w:val="1"/>
+    </w:lvlOverride>
+  </w:num>
+  <w:num w:numId="687">
+    <w:abstractNumId w:val="2"/>
+    <w:lvlOverride w:ilvl="0">
+      <w:startOverride w:val="1"/>
+    </w:lvlOverride>
+  </w:num>
+  <w:num w:numId="688">
+    <w:abstractNumId w:val="2"/>
+    <w:lvlOverride w:ilvl="0">
+      <w:startOverride w:val="1"/>
+    </w:lvlOverride>
+  </w:num>
+  <w:num w:numId="689">
+    <w:abstractNumId w:val="2"/>
+    <w:lvlOverride w:ilvl="0">
+      <w:startOverride w:val="1"/>
+    </w:lvlOverride>
+  </w:num>
+  <w:num w:numId="690">
+    <w:abstractNumId w:val="2"/>
+    <w:lvlOverride w:ilvl="0">
+      <w:startOverride w:val="1"/>
+    </w:lvlOverride>
+  </w:num>
+  <w:num w:numId="691">
+    <w:abstractNumId w:val="2"/>
+    <w:lvlOverride w:ilvl="0">
+      <w:startOverride w:val="1"/>
+    </w:lvlOverride>
+  </w:num>
+  <w:num w:numId="692">
+    <w:abstractNumId w:val="2"/>
+    <w:lvlOverride w:ilvl="0">
+      <w:startOverride w:val="1"/>
+    </w:lvlOverride>
+  </w:num>
+  <w:num w:numId="693">
+    <w:abstractNumId w:val="2"/>
+    <w:lvlOverride w:ilvl="0">
+      <w:startOverride w:val="1"/>
+    </w:lvlOverride>
+  </w:num>
+  <w:num w:numId="694">
+    <w:abstractNumId w:val="2"/>
+    <w:lvlOverride w:ilvl="0">
+      <w:startOverride w:val="1"/>
+    </w:lvlOverride>
+  </w:num>
+  <w:num w:numId="695">
+    <w:abstractNumId w:val="3"/>
+    <w:lvlOverride w:ilvl="0">
+      <w:startOverride w:val="1"/>
+    </w:lvlOverride>
+  </w:num>
+  <w:num w:numId="696">
+    <w:abstractNumId w:val="2"/>
+    <w:lvlOverride w:ilvl="0">
+      <w:startOverride w:val="1"/>
+    </w:lvlOverride>
+  </w:num>
+  <w:num w:numId="697">
+    <w:abstractNumId w:val="2"/>
+    <w:lvlOverride w:ilvl="0">
+      <w:startOverride w:val="1"/>
+    </w:lvlOverride>
+  </w:num>
+  <w:num w:numId="698">
+    <w:abstractNumId w:val="3"/>
+    <w:lvlOverride w:ilvl="0">
+      <w:startOverride w:val="1"/>
+    </w:lvlOverride>
+  </w:num>
+  <w:num w:numId="699">
+    <w:abstractNumId w:val="2"/>
+    <w:lvlOverride w:ilvl="0">
+      <w:startOverride w:val="1"/>
+    </w:lvlOverride>
+  </w:num>
+  <w:num w:numId="700">
+    <w:abstractNumId w:val="2"/>
+    <w:lvlOverride w:ilvl="0">
+      <w:startOverride w:val="1"/>
+    </w:lvlOverride>
+  </w:num>
+  <w:num w:numId="701">
+    <w:abstractNumId w:val="2"/>
+    <w:lvlOverride w:ilvl="0">
+      <w:startOverride w:val="1"/>
+    </w:lvlOverride>
+  </w:num>
+  <w:num w:numId="702">
+    <w:abstractNumId w:val="2"/>
+    <w:lvlOverride w:ilvl="0">
+      <w:startOverride w:val="1"/>
+    </w:lvlOverride>
+  </w:num>
+  <w:num w:numId="703">
+    <w:abstractNumId w:val="2"/>
+    <w:lvlOverride w:ilvl="0">
+      <w:startOverride w:val="1"/>
+    </w:lvlOverride>
+  </w:num>
+  <w:num w:numId="704">
+    <w:abstractNumId w:val="2"/>
+    <w:lvlOverride w:ilvl="0">
+      <w:startOverride w:val="1"/>
+    </w:lvlOverride>
+  </w:num>
+  <w:num w:numId="705">
+    <w:abstractNumId w:val="2"/>
+    <w:lvlOverride w:ilvl="0">
+      <w:startOverride w:val="1"/>
+    </w:lvlOverride>
+  </w:num>
+  <w:num w:numId="706">
+    <w:abstractNumId w:val="2"/>
+    <w:lvlOverride w:ilvl="0">
+      <w:startOverride w:val="1"/>
+    </w:lvlOverride>
+  </w:num>
+  <w:num w:numId="707">
+    <w:abstractNumId w:val="2"/>
+    <w:lvlOverride w:ilvl="0">
+      <w:startOverride w:val="1"/>
+    </w:lvlOverride>
+  </w:num>
+  <w:num w:numId="708">
+    <w:abstractNumId w:val="2"/>
+    <w:lvlOverride w:ilvl="0">
+      <w:startOverride w:val="1"/>
+    </w:lvlOverride>
+  </w:num>
+  <w:num w:numId="709">
+    <w:abstractNumId w:val="2"/>
+    <w:lvlOverride w:ilvl="0">
+      <w:startOverride w:val="1"/>
+    </w:lvlOverride>
+  </w:num>
+  <w:num w:numId="710">
+    <w:abstractNumId w:val="2"/>
+    <w:lvlOverride w:ilvl="0">
+      <w:startOverride w:val="1"/>
+    </w:lvlOverride>
+  </w:num>
+  <w:num w:numId="711">
+    <w:abstractNumId w:val="2"/>
+    <w:lvlOverride w:ilvl="0">
+      <w:startOverride w:val="1"/>
+    </w:lvlOverride>
+  </w:num>
+  <w:num w:numId="712">
+    <w:abstractNumId w:val="2"/>
+    <w:lvlOverride w:ilvl="0">
+      <w:startOverride w:val="1"/>
+    </w:lvlOverride>
+  </w:num>
+  <w:num w:numId="713">
+    <w:abstractNumId w:val="2"/>
+    <w:lvlOverride w:ilvl="0">
+      <w:startOverride w:val="1"/>
+    </w:lvlOverride>
+  </w:num>
+  <w:num w:numId="714">
+    <w:abstractNumId w:val="3"/>
+    <w:lvlOverride w:ilvl="0">
+      <w:startOverride w:val="1"/>
+    </w:lvlOverride>
+  </w:num>
+  <w:num w:numId="715">
+    <w:abstractNumId w:val="2"/>
+    <w:lvlOverride w:ilvl="0">
+      <w:startOverride w:val="1"/>
+    </w:lvlOverride>
+  </w:num>
+  <w:num w:numId="716">
+    <w:abstractNumId w:val="2"/>
+    <w:lvlOverride w:ilvl="0">
+      <w:startOverride w:val="1"/>
+    </w:lvlOverride>
+  </w:num>
+  <w:num w:numId="717">
+    <w:abstractNumId w:val="3"/>
+    <w:lvlOverride w:ilvl="0">
+      <w:startOverride w:val="1"/>
+    </w:lvlOverride>
+  </w:num>
+  <w:num w:numId="718">
+    <w:abstractNumId w:val="2"/>
+    <w:lvlOverride w:ilvl="0">
+      <w:startOverride w:val="1"/>
+    </w:lvlOverride>
+  </w:num>
+  <w:num w:numId="719">
+    <w:abstractNumId w:val="2"/>
+    <w:lvlOverride w:ilvl="0">
+      <w:startOverride w:val="1"/>
+    </w:lvlOverride>
+  </w:num>
+  <w:num w:numId="720">
+    <w:abstractNumId w:val="2"/>
+    <w:lvlOverride w:ilvl="0">
+      <w:startOverride w:val="1"/>
+    </w:lvlOverride>
+  </w:num>
+  <w:num w:numId="721">
+    <w:abstractNumId w:val="2"/>
+    <w:lvlOverride w:ilvl="0">
+      <w:startOverride w:val="1"/>
+    </w:lvlOverride>
+  </w:num>
+  <w:num w:numId="722">
+    <w:abstractNumId w:val="2"/>
+    <w:lvlOverride w:ilvl="0">
+      <w:startOverride w:val="1"/>
+    </w:lvlOverride>
+  </w:num>
+  <w:num w:numId="723">
+    <w:abstractNumId w:val="2"/>
+    <w:lvlOverride w:ilvl="0">
+      <w:startOverride w:val="1"/>
+    </w:lvlOverride>
+  </w:num>
+  <w:num w:numId="724">
+    <w:abstractNumId w:val="2"/>
+    <w:lvlOverride w:ilvl="0">
+      <w:startOverride w:val="1"/>
+    </w:lvlOverride>
+  </w:num>
+  <w:num w:numId="725">
+    <w:abstractNumId w:val="2"/>
+    <w:lvlOverride w:ilvl="0">
+      <w:startOverride w:val="1"/>
+    </w:lvlOverride>
+  </w:num>
+  <w:num w:numId="726">
+    <w:abstractNumId w:val="2"/>
+    <w:lvlOverride w:ilvl="0">
+      <w:startOverride w:val="1"/>
+    </w:lvlOverride>
+  </w:num>
+  <w:num w:numId="727">
+    <w:abstractNumId w:val="2"/>
+    <w:lvlOverride w:ilvl="0">
+      <w:startOverride w:val="1"/>
+    </w:lvlOverride>
+  </w:num>
+  <w:num w:numId="728">
+    <w:abstractNumId w:val="2"/>
+    <w:lvlOverride w:ilvl="0">
+      <w:startOverride w:val="1"/>
+    </w:lvlOverride>
+  </w:num>
+  <w:num w:numId="729">
+    <w:abstractNumId w:val="2"/>
+    <w:lvlOverride w:ilvl="0">
+      <w:startOverride w:val="1"/>
+    </w:lvlOverride>
+  </w:num>
+  <w:num w:numId="730">
+    <w:abstractNumId w:val="2"/>
+    <w:lvlOverride w:ilvl="0">
+      <w:startOverride w:val="1"/>
+    </w:lvlOverride>
+  </w:num>
+  <w:num w:numId="731">
+    <w:abstractNumId w:val="2"/>
+    <w:lvlOverride w:ilvl="0">
+      <w:startOverride w:val="1"/>
+    </w:lvlOverride>
+  </w:num>
+  <w:num w:numId="732">
+    <w:abstractNumId w:val="2"/>
+    <w:lvlOverride w:ilvl="0">
+      <w:startOverride w:val="1"/>
+    </w:lvlOverride>
+  </w:num>
+  <w:num w:numId="733">
+    <w:abstractNumId w:val="3"/>
+    <w:lvlOverride w:ilvl="0">
+      <w:startOverride w:val="1"/>
+    </w:lvlOverride>
+  </w:num>
+  <w:num w:numId="734">
+    <w:abstractNumId w:val="2"/>
+    <w:lvlOverride w:ilvl="0">
+      <w:startOverride w:val="1"/>
+    </w:lvlOverride>
+  </w:num>
+  <w:num w:numId="735">
+    <w:abstractNumId w:val="2"/>
+    <w:lvlOverride w:ilvl="0">
+      <w:startOverride w:val="1"/>
+    </w:lvlOverride>
+  </w:num>
+  <w:num w:numId="736">
+    <w:abstractNumId w:val="3"/>
+    <w:lvlOverride w:ilvl="0">
+      <w:startOverride w:val="1"/>
+    </w:lvlOverride>
+  </w:num>
+  <w:num w:numId="737">
+    <w:abstractNumId w:val="2"/>
+    <w:lvlOverride w:ilvl="0">
+      <w:startOverride w:val="1"/>
+    </w:lvlOverride>
+  </w:num>
+  <w:num w:numId="738">
+    <w:abstractNumId w:val="2"/>
+    <w:lvlOverride w:ilvl="0">
+      <w:startOverride w:val="1"/>
+    </w:lvlOverride>
+  </w:num>
+  <w:num w:numId="739">
+    <w:abstractNumId w:val="2"/>
+    <w:lvlOverride w:ilvl="0">
+      <w:startOverride w:val="1"/>
+    </w:lvlOverride>
+  </w:num>
+  <w:num w:numId="740">
+    <w:abstractNumId w:val="2"/>
+    <w:lvlOverride w:ilvl="0">
+      <w:startOverride w:val="1"/>
+    </w:lvlOverride>
+  </w:num>
+  <w:num w:numId="741">
+    <w:abstractNumId w:val="2"/>
+    <w:lvlOverride w:ilvl="0">
+      <w:startOverride w:val="1"/>
+    </w:lvlOverride>
+  </w:num>
+  <w:num w:numId="742">
+    <w:abstractNumId w:val="2"/>
+    <w:lvlOverride w:ilvl="0">
+      <w:startOverride w:val="1"/>
+    </w:lvlOverride>
+  </w:num>
+  <w:num w:numId="743">
+    <w:abstractNumId w:val="2"/>
+    <w:lvlOverride w:ilvl="0">
+      <w:startOverride w:val="1"/>
+    </w:lvlOverride>
+  </w:num>
+  <w:num w:numId="744">
+    <w:abstractNumId w:val="2"/>
+    <w:lvlOverride w:ilvl="0">
+      <w:startOverride w:val="1"/>
+    </w:lvlOverride>
+  </w:num>
+  <w:num w:numId="745">
+    <w:abstractNumId w:val="2"/>
+    <w:lvlOverride w:ilvl="0">
+      <w:startOverride w:val="1"/>
+    </w:lvlOverride>
+  </w:num>
+  <w:num w:numId="746">
+    <w:abstractNumId w:val="2"/>
+    <w:lvlOverride w:ilvl="0">
+      <w:startOverride w:val="1"/>
+    </w:lvlOverride>
+  </w:num>
+  <w:num w:numId="747">
+    <w:abstractNumId w:val="2"/>
+    <w:lvlOverride w:ilvl="0">
+      <w:startOverride w:val="1"/>
+    </w:lvlOverride>
+  </w:num>
+  <w:num w:numId="748">
+    <w:abstractNumId w:val="2"/>
+    <w:lvlOverride w:ilvl="0">
+      <w:startOverride w:val="1"/>
+    </w:lvlOverride>
+  </w:num>
+  <w:num w:numId="749">
+    <w:abstractNumId w:val="2"/>
+    <w:lvlOverride w:ilvl="0">
+      <w:startOverride w:val="1"/>
+    </w:lvlOverride>
+  </w:num>
+  <w:num w:numId="750">
+    <w:abstractNumId w:val="2"/>
+    <w:lvlOverride w:ilvl="0">
+      <w:startOverride w:val="1"/>
+    </w:lvlOverride>
+  </w:num>
+  <w:num w:numId="751">
+    <w:abstractNumId w:val="2"/>
+    <w:lvlOverride w:ilvl="0">
+      <w:startOverride w:val="1"/>
+    </w:lvlOverride>
+  </w:num>
+  <w:num w:numId="752">
+    <w:abstractNumId w:val="3"/>
+    <w:lvlOverride w:ilvl="0">
+      <w:startOverride w:val="1"/>
+    </w:lvlOverride>
+  </w:num>
+  <w:num w:numId="753">
+    <w:abstractNumId w:val="2"/>
+    <w:lvlOverride w:ilvl="0">
+      <w:startOverride w:val="1"/>
+    </w:lvlOverride>
+  </w:num>
+  <w:num w:numId="754">
+    <w:abstractNumId w:val="2"/>
+    <w:lvlOverride w:ilvl="0">
+      <w:startOverride w:val="1"/>
+    </w:lvlOverride>
+  </w:num>
+  <w:num w:numId="755">
+    <w:abstractNumId w:val="3"/>
+    <w:lvlOverride w:ilvl="0">
+      <w:startOverride w:val="1"/>
+    </w:lvlOverride>
+  </w:num>
+  <w:num w:numId="756">
+    <w:abstractNumId w:val="2"/>
+    <w:lvlOverride w:ilvl="0">
+      <w:startOverride w:val="1"/>
+    </w:lvlOverride>
+  </w:num>
+  <w:num w:numId="757">
+    <w:abstractNumId w:val="2"/>
+    <w:lvlOverride w:ilvl="0">
+      <w:startOverride w:val="1"/>
+    </w:lvlOverride>
+  </w:num>
+  <w:num w:numId="758">
+    <w:abstractNumId w:val="2"/>
+    <w:lvlOverride w:ilvl="0">
+      <w:startOverride w:val="1"/>
+    </w:lvlOverride>
+  </w:num>
+  <w:num w:numId="759">
+    <w:abstractNumId w:val="2"/>
+    <w:lvlOverride w:ilvl="0">
+      <w:startOverride w:val="1"/>
+    </w:lvlOverride>
+  </w:num>
+  <w:num w:numId="760">
+    <w:abstractNumId w:val="2"/>
+    <w:lvlOverride w:ilvl="0">
+      <w:startOverride w:val="1"/>
+    </w:lvlOverride>
+  </w:num>
+  <w:num w:numId="761">
+    <w:abstractNumId w:val="2"/>
+    <w:lvlOverride w:ilvl="0">
+      <w:startOverride w:val="1"/>
+    </w:lvlOverride>
+  </w:num>
+  <w:num w:numId="762">
+    <w:abstractNumId w:val="2"/>
+    <w:lvlOverride w:ilvl="0">
+      <w:startOverride w:val="1"/>
+    </w:lvlOverride>
+  </w:num>
+  <w:num w:numId="763">
+    <w:abstractNumId w:val="2"/>
+    <w:lvlOverride w:ilvl="0">
+      <w:startOverride w:val="1"/>
+    </w:lvlOverride>
+  </w:num>
+  <w:num w:numId="764">
+    <w:abstractNumId w:val="2"/>
+    <w:lvlOverride w:ilvl="0">
+      <w:startOverride w:val="1"/>
+    </w:lvlOverride>
+  </w:num>
+  <w:num w:numId="765">
+    <w:abstractNumId w:val="2"/>
+    <w:lvlOverride w:ilvl="0">
+      <w:startOverride w:val="1"/>
+    </w:lvlOverride>
+  </w:num>
+  <w:num w:numId="766">
+    <w:abstractNumId w:val="2"/>
+    <w:lvlOverride w:ilvl="0">
+      <w:startOverride w:val="1"/>
+    </w:lvlOverride>
+  </w:num>
+  <w:num w:numId="767">
+    <w:abstractNumId w:val="2"/>
+    <w:lvlOverride w:ilvl="0">
+      <w:startOverride w:val="1"/>
+    </w:lvlOverride>
+  </w:num>
+  <w:num w:numId="768">
+    <w:abstractNumId w:val="2"/>
+    <w:lvlOverride w:ilvl="0">
+      <w:startOverride w:val="1"/>
+    </w:lvlOverride>
+  </w:num>
+  <w:num w:numId="769">
+    <w:abstractNumId w:val="2"/>
+    <w:lvlOverride w:ilvl="0">
+      <w:startOverride w:val="1"/>
+    </w:lvlOverride>
+  </w:num>
+  <w:num w:numId="770">
+    <w:abstractNumId w:val="2"/>
+    <w:lvlOverride w:ilvl="0">
+      <w:startOverride w:val="1"/>
+    </w:lvlOverride>
+  </w:num>
+  <w:num w:numId="771">
+    <w:abstractNumId w:val="3"/>
+    <w:lvlOverride w:ilvl="0">
+      <w:startOverride w:val="1"/>
+    </w:lvlOverride>
+  </w:num>
+  <w:num w:numId="772">
+    <w:abstractNumId w:val="2"/>
+    <w:lvlOverride w:ilvl="0">
+      <w:startOverride w:val="1"/>
+    </w:lvlOverride>
+  </w:num>
+  <w:num w:numId="773">
+    <w:abstractNumId w:val="2"/>
+    <w:lvlOverride w:ilvl="0">
+      <w:startOverride w:val="1"/>
+    </w:lvlOverride>
+  </w:num>
+  <w:num w:numId="774">
+    <w:abstractNumId w:val="3"/>
+    <w:lvlOverride w:ilvl="0">
+      <w:startOverride w:val="1"/>
+    </w:lvlOverride>
+  </w:num>
+  <w:num w:numId="775">
+    <w:abstractNumId w:val="2"/>
+    <w:lvlOverride w:ilvl="0">
+      <w:startOverride w:val="1"/>
+    </w:lvlOverride>
+  </w:num>
+  <w:num w:numId="776">
+    <w:abstractNumId w:val="2"/>
+    <w:lvlOverride w:ilvl="0">
+      <w:startOverride w:val="1"/>
+    </w:lvlOverride>
+  </w:num>
+  <w:num w:numId="777">
+    <w:abstractNumId w:val="2"/>
+    <w:lvlOverride w:ilvl="0">
+      <w:startOverride w:val="1"/>
+    </w:lvlOverride>
+  </w:num>
+  <w:num w:numId="778">
+    <w:abstractNumId w:val="2"/>
+    <w:lvlOverride w:ilvl="0">
+      <w:startOverride w:val="1"/>
+    </w:lvlOverride>
+  </w:num>
+  <w:num w:numId="779">
+    <w:abstractNumId w:val="2"/>
+    <w:lvlOverride w:ilvl="0">
+      <w:startOverride w:val="1"/>
+    </w:lvlOverride>
+  </w:num>
+  <w:num w:numId="780">
+    <w:abstractNumId w:val="2"/>
+    <w:lvlOverride w:ilvl="0">
+      <w:startOverride w:val="1"/>
+    </w:lvlOverride>
+  </w:num>
+  <w:num w:numId="781">
+    <w:abstractNumId w:val="2"/>
+    <w:lvlOverride w:ilvl="0">
+      <w:startOverride w:val="1"/>
+    </w:lvlOverride>
+  </w:num>
+  <w:num w:numId="782">
+    <w:abstractNumId w:val="2"/>
+    <w:lvlOverride w:ilvl="0">
+      <w:startOverride w:val="1"/>
+    </w:lvlOverride>
+  </w:num>
+  <w:num w:numId="783">
+    <w:abstractNumId w:val="2"/>
+    <w:lvlOverride w:ilvl="0">
+      <w:startOverride w:val="1"/>
+    </w:lvlOverride>
+  </w:num>
+  <w:num w:numId="784">
+    <w:abstractNumId w:val="2"/>
+    <w:lvlOverride w:ilvl="0">
+      <w:startOverride w:val="1"/>
+    </w:lvlOverride>
+  </w:num>
+  <w:num w:numId="785">
+    <w:abstractNumId w:val="2"/>
+    <w:lvlOverride w:ilvl="0">
+      <w:startOverride w:val="1"/>
+    </w:lvlOverride>
+  </w:num>
+  <w:num w:numId="786">
+    <w:abstractNumId w:val="2"/>
+    <w:lvlOverride w:ilvl="0">
+      <w:startOverride w:val="1"/>
+    </w:lvlOverride>
+  </w:num>
+  <w:num w:numId="787">
+    <w:abstractNumId w:val="2"/>
+    <w:lvlOverride w:ilvl="0">
+      <w:startOverride w:val="1"/>
+    </w:lvlOverride>
+  </w:num>
+  <w:num w:numId="788">
+    <w:abstractNumId w:val="2"/>
+    <w:lvlOverride w:ilvl="0">
+      <w:startOverride w:val="1"/>
+    </w:lvlOverride>
+  </w:num>
+  <w:num w:numId="789">
+    <w:abstractNumId w:val="2"/>
+    <w:lvlOverride w:ilvl="0">
+      <w:startOverride w:val="1"/>
+    </w:lvlOverride>
+  </w:num>
+  <w:num w:numId="790">
+    <w:abstractNumId w:val="3"/>
+    <w:lvlOverride w:ilvl="0">
+      <w:startOverride w:val="1"/>
+    </w:lvlOverride>
+  </w:num>
+  <w:num w:numId="791">
+    <w:abstractNumId w:val="2"/>
+    <w:lvlOverride w:ilvl="0">
+      <w:startOverride w:val="1"/>
+    </w:lvlOverride>
+  </w:num>
+  <w:num w:numId="792">
+    <w:abstractNumId w:val="2"/>
+    <w:lvlOverride w:ilvl="0">
+      <w:startOverride w:val="1"/>
+    </w:lvlOverride>
+  </w:num>
+  <w:num w:numId="793">
+    <w:abstractNumId w:val="3"/>
+    <w:lvlOverride w:ilvl="0">
+      <w:startOverride w:val="1"/>
+    </w:lvlOverride>
+  </w:num>
+  <w:num w:numId="794">
+    <w:abstractNumId w:val="2"/>
+    <w:lvlOverride w:ilvl="0">
+      <w:startOverride w:val="1"/>
+    </w:lvlOverride>
+  </w:num>
+  <w:num w:numId="795">
+    <w:abstractNumId w:val="2"/>
+    <w:lvlOverride w:ilvl="0">
+      <w:startOverride w:val="1"/>
+    </w:lvlOverride>
+  </w:num>
+  <w:num w:numId="796">
+    <w:abstractNumId w:val="2"/>
+    <w:lvlOverride w:ilvl="0">
+      <w:startOverride w:val="1"/>
+    </w:lvlOverride>
+  </w:num>
+  <w:num w:numId="797">
+    <w:abstractNumId w:val="2"/>
+    <w:lvlOverride w:ilvl="0">
+      <w:startOverride w:val="1"/>
+    </w:lvlOverride>
+  </w:num>
+  <w:num w:numId="798">
+    <w:abstractNumId w:val="2"/>
+    <w:lvlOverride w:ilvl="0">
+      <w:startOverride w:val="1"/>
+    </w:lvlOverride>
+  </w:num>
+  <w:num w:numId="799">
+    <w:abstractNumId w:val="2"/>
+    <w:lvlOverride w:ilvl="0">
+      <w:startOverride w:val="1"/>
+    </w:lvlOverride>
+  </w:num>
+  <w:num w:numId="800">
+    <w:abstractNumId w:val="2"/>
+    <w:lvlOverride w:ilvl="0">
+      <w:startOverride w:val="1"/>
+    </w:lvlOverride>
+  </w:num>
+  <w:num w:numId="801">
+    <w:abstractNumId w:val="2"/>
+    <w:lvlOverride w:ilvl="0">
+      <w:startOverride w:val="1"/>
+    </w:lvlOverride>
+  </w:num>
+  <w:num w:numId="802">
+    <w:abstractNumId w:val="2"/>
+    <w:lvlOverride w:ilvl="0">
+      <w:startOverride w:val="1"/>
+    </w:lvlOverride>
+  </w:num>
+  <w:num w:numId="803">
+    <w:abstractNumId w:val="2"/>
+    <w:lvlOverride w:ilvl="0">
+      <w:startOverride w:val="1"/>
+    </w:lvlOverride>
+  </w:num>
+  <w:num w:numId="804">
+    <w:abstractNumId w:val="2"/>
+    <w:lvlOverride w:ilvl="0">
+      <w:startOverride w:val="1"/>
+    </w:lvlOverride>
+  </w:num>
+  <w:num w:numId="805">
+    <w:abstractNumId w:val="2"/>
+    <w:lvlOverride w:ilvl="0">
+      <w:startOverride w:val="1"/>
+    </w:lvlOverride>
+  </w:num>
+  <w:num w:numId="806">
+    <w:abstractNumId w:val="2"/>
+    <w:lvlOverride w:ilvl="0">
+      <w:startOverride w:val="1"/>
+    </w:lvlOverride>
+  </w:num>
+  <w:num w:numId="807">
+    <w:abstractNumId w:val="2"/>
+    <w:lvlOverride w:ilvl="0">
+      <w:startOverride w:val="1"/>
+    </w:lvlOverride>
+  </w:num>
+  <w:num w:numId="808">
+    <w:abstractNumId w:val="2"/>
+    <w:lvlOverride w:ilvl="0">
+      <w:startOverride w:val="1"/>
+    </w:lvlOverride>
+  </w:num>
+  <w:num w:numId="809">
+    <w:abstractNumId w:val="3"/>
+    <w:lvlOverride w:ilvl="0">
+      <w:startOverride w:val="1"/>
+    </w:lvlOverride>
+  </w:num>
+  <w:num w:numId="810">
+    <w:abstractNumId w:val="2"/>
+    <w:lvlOverride w:ilvl="0">
+      <w:startOverride w:val="1"/>
+    </w:lvlOverride>
+  </w:num>
+  <w:num w:numId="811">
+    <w:abstractNumId w:val="2"/>
+    <w:lvlOverride w:ilvl="0">
+      <w:startOverride w:val="1"/>
+    </w:lvlOverride>
+  </w:num>
+  <w:num w:numId="812">
+    <w:abstractNumId w:val="3"/>
+    <w:lvlOverride w:ilvl="0">
+      <w:startOverride w:val="1"/>
+    </w:lvlOverride>
+  </w:num>
+  <w:num w:numId="813">
+    <w:abstractNumId w:val="2"/>
+    <w:lvlOverride w:ilvl="0">
+      <w:startOverride w:val="1"/>
+    </w:lvlOverride>
+  </w:num>
+  <w:num w:numId="814">
+    <w:abstractNumId w:val="2"/>
+    <w:lvlOverride w:ilvl="0">
+      <w:startOverride w:val="1"/>
+    </w:lvlOverride>
+  </w:num>
+  <w:num w:numId="815">
+    <w:abstractNumId w:val="2"/>
+    <w:lvlOverride w:ilvl="0">
+      <w:startOverride w:val="1"/>
+    </w:lvlOverride>
+  </w:num>
+  <w:num w:numId="816">
+    <w:abstractNumId w:val="2"/>
+    <w:lvlOverride w:ilvl="0">
+      <w:startOverride w:val="1"/>
+    </w:lvlOverride>
+  </w:num>
+  <w:num w:numId="817">
+    <w:abstractNumId w:val="2"/>
+    <w:lvlOverride w:ilvl="0">
+      <w:startOverride w:val="1"/>
+    </w:lvlOverride>
+  </w:num>
+  <w:num w:numId="818">
+    <w:abstractNumId w:val="2"/>
+    <w:lvlOverride w:ilvl="0">
+      <w:startOverride w:val="1"/>
+    </w:lvlOverride>
+  </w:num>
+  <w:num w:numId="819">
+    <w:abstractNumId w:val="2"/>
+    <w:lvlOverride w:ilvl="0">
+      <w:startOverride w:val="1"/>
+    </w:lvlOverride>
+  </w:num>
+  <w:num w:numId="820">
+    <w:abstractNumId w:val="2"/>
+    <w:lvlOverride w:ilvl="0">
+      <w:startOverride w:val="1"/>
+    </w:lvlOverride>
+  </w:num>
+  <w:num w:numId="821">
+    <w:abstractNumId w:val="2"/>
+    <w:lvlOverride w:ilvl="0">
+      <w:startOverride w:val="1"/>
+    </w:lvlOverride>
+  </w:num>
+  <w:num w:numId="822">
+    <w:abstractNumId w:val="2"/>
+    <w:lvlOverride w:ilvl="0">
+      <w:startOverride w:val="1"/>
+    </w:lvlOverride>
+  </w:num>
+  <w:num w:numId="823">
+    <w:abstractNumId w:val="2"/>
+    <w:lvlOverride w:ilvl="0">
+      <w:startOverride w:val="1"/>
+    </w:lvlOverride>
+  </w:num>
+  <w:num w:numId="824">
+    <w:abstractNumId w:val="2"/>
+    <w:lvlOverride w:ilvl="0">
+      <w:startOverride w:val="1"/>
+    </w:lvlOverride>
+  </w:num>
+  <w:num w:numId="825">
+    <w:abstractNumId w:val="2"/>
+    <w:lvlOverride w:ilvl="0">
+      <w:startOverride w:val="1"/>
+    </w:lvlOverride>
+  </w:num>
+  <w:num w:numId="826">
+    <w:abstractNumId w:val="2"/>
+    <w:lvlOverride w:ilvl="0">
+      <w:startOverride w:val="1"/>
+    </w:lvlOverride>
+  </w:num>
+  <w:num w:numId="827">
+    <w:abstractNumId w:val="2"/>
+    <w:lvlOverride w:ilvl="0">
+      <w:startOverride w:val="1"/>
+    </w:lvlOverride>
+  </w:num>
+  <w:num w:numId="828">
+    <w:abstractNumId w:val="3"/>
+    <w:lvlOverride w:ilvl="0">
+      <w:startOverride w:val="1"/>
+    </w:lvlOverride>
+  </w:num>
+  <w:num w:numId="829">
+    <w:abstractNumId w:val="2"/>
+    <w:lvlOverride w:ilvl="0">
+      <w:startOverride w:val="1"/>
+    </w:lvlOverride>
+  </w:num>
+  <w:num w:numId="830">
+    <w:abstractNumId w:val="2"/>
+    <w:lvlOverride w:ilvl="0">
+      <w:startOverride w:val="1"/>
+    </w:lvlOverride>
+  </w:num>
+  <w:num w:numId="831">
+    <w:abstractNumId w:val="3"/>
+    <w:lvlOverride w:ilvl="0">
+      <w:startOverride w:val="1"/>
+    </w:lvlOverride>
+  </w:num>
+  <w:num w:numId="832">
+    <w:abstractNumId w:val="2"/>
+    <w:lvlOverride w:ilvl="0">
+      <w:startOverride w:val="1"/>
+    </w:lvlOverride>
+  </w:num>
+  <w:num w:numId="833">
+    <w:abstractNumId w:val="2"/>
+    <w:lvlOverride w:ilvl="0">
+      <w:startOverride w:val="1"/>
+    </w:lvlOverride>
+  </w:num>
+  <w:num w:numId="834">
+    <w:abstractNumId w:val="2"/>
+    <w:lvlOverride w:ilvl="0">
+      <w:startOverride w:val="1"/>
+    </w:lvlOverride>
+  </w:num>
+  <w:num w:numId="835">
+    <w:abstractNumId w:val="2"/>
+    <w:lvlOverride w:ilvl="0">
+      <w:startOverride w:val="1"/>
+    </w:lvlOverride>
+  </w:num>
+  <w:num w:numId="836">
+    <w:abstractNumId w:val="2"/>
+    <w:lvlOverride w:ilvl="0">
+      <w:startOverride w:val="1"/>
+    </w:lvlOverride>
+  </w:num>
+  <w:num w:numId="837">
+    <w:abstractNumId w:val="2"/>
+    <w:lvlOverride w:ilvl="0">
+      <w:startOverride w:val="1"/>
+    </w:lvlOverride>
+  </w:num>
+  <w:num w:numId="838">
+    <w:abstractNumId w:val="2"/>
+    <w:lvlOverride w:ilvl="0">
+      <w:startOverride w:val="1"/>
+    </w:lvlOverride>
+  </w:num>
+  <w:num w:numId="839">
     <w:abstractNumId w:val="2"/>
     <w:lvlOverride w:ilvl="0">
       <w:startOverride w:val="1"/>

--- a/docs/government-project/06_사용자매뉴얼.docx
+++ b/docs/government-project/06_사용자매뉴얼.docx
@@ -1275,7 +1275,7 @@
         <w:keepNext/>
         <w:numPr>
           <w:ilvl w:val="0"/>
-          <w:numId w:val="821"/>
+          <w:numId w:val="878"/>
         </w:numPr>
         <w:spacing w:after="40" w:before="40"/>
       </w:pPr>
@@ -1294,7 +1294,7 @@
         <w:keepNext/>
         <w:numPr>
           <w:ilvl w:val="0"/>
-          <w:numId w:val="821"/>
+          <w:numId w:val="878"/>
         </w:numPr>
         <w:spacing w:after="40" w:before="40"/>
       </w:pPr>
@@ -1313,7 +1313,7 @@
         <w:keepNext/>
         <w:numPr>
           <w:ilvl w:val="0"/>
-          <w:numId w:val="821"/>
+          <w:numId w:val="878"/>
         </w:numPr>
         <w:spacing w:after="40" w:before="40"/>
       </w:pPr>
@@ -1332,7 +1332,7 @@
         <w:keepNext/>
         <w:numPr>
           <w:ilvl w:val="0"/>
-          <w:numId w:val="821"/>
+          <w:numId w:val="878"/>
         </w:numPr>
         <w:spacing w:after="40" w:before="40"/>
       </w:pPr>
@@ -1351,7 +1351,7 @@
         <w:keepNext/>
         <w:numPr>
           <w:ilvl w:val="0"/>
-          <w:numId w:val="821"/>
+          <w:numId w:val="878"/>
         </w:numPr>
         <w:spacing w:after="40" w:before="40"/>
       </w:pPr>
@@ -1429,7 +1429,7 @@
         <w:keepNext/>
         <w:numPr>
           <w:ilvl w:val="0"/>
-          <w:numId w:val="822"/>
+          <w:numId w:val="879"/>
         </w:numPr>
         <w:spacing w:after="40" w:before="40"/>
       </w:pPr>
@@ -1448,7 +1448,7 @@
         <w:keepNext/>
         <w:numPr>
           <w:ilvl w:val="0"/>
-          <w:numId w:val="822"/>
+          <w:numId w:val="879"/>
         </w:numPr>
         <w:spacing w:after="40" w:before="40"/>
       </w:pPr>
@@ -1467,7 +1467,7 @@
         <w:keepNext/>
         <w:numPr>
           <w:ilvl w:val="0"/>
-          <w:numId w:val="822"/>
+          <w:numId w:val="879"/>
         </w:numPr>
         <w:spacing w:after="40" w:before="40"/>
       </w:pPr>
@@ -1580,7 +1580,7 @@
         <w:keepNext/>
         <w:numPr>
           <w:ilvl w:val="0"/>
-          <w:numId w:val="823"/>
+          <w:numId w:val="880"/>
         </w:numPr>
         <w:spacing w:after="40" w:before="40"/>
       </w:pPr>
@@ -1599,7 +1599,7 @@
         <w:keepNext/>
         <w:numPr>
           <w:ilvl w:val="0"/>
-          <w:numId w:val="823"/>
+          <w:numId w:val="880"/>
         </w:numPr>
         <w:spacing w:after="40" w:before="40"/>
       </w:pPr>
@@ -2418,7 +2418,7 @@
         <w:keepNext/>
         <w:numPr>
           <w:ilvl w:val="0"/>
-          <w:numId w:val="824"/>
+          <w:numId w:val="881"/>
         </w:numPr>
         <w:spacing w:after="40" w:before="40"/>
       </w:pPr>
@@ -2437,7 +2437,7 @@
         <w:keepNext/>
         <w:numPr>
           <w:ilvl w:val="0"/>
-          <w:numId w:val="824"/>
+          <w:numId w:val="881"/>
         </w:numPr>
         <w:spacing w:after="40" w:before="40"/>
       </w:pPr>
@@ -2456,7 +2456,7 @@
         <w:keepNext/>
         <w:numPr>
           <w:ilvl w:val="0"/>
-          <w:numId w:val="824"/>
+          <w:numId w:val="881"/>
         </w:numPr>
         <w:spacing w:after="40" w:before="40"/>
       </w:pPr>
@@ -2475,7 +2475,7 @@
         <w:keepNext/>
         <w:numPr>
           <w:ilvl w:val="0"/>
-          <w:numId w:val="824"/>
+          <w:numId w:val="881"/>
         </w:numPr>
         <w:spacing w:after="40" w:before="40"/>
       </w:pPr>
@@ -2494,7 +2494,7 @@
         <w:keepNext/>
         <w:numPr>
           <w:ilvl w:val="0"/>
-          <w:numId w:val="824"/>
+          <w:numId w:val="881"/>
         </w:numPr>
         <w:spacing w:after="40" w:before="40"/>
       </w:pPr>
@@ -3090,7 +3090,7 @@
         <w:keepNext/>
         <w:numPr>
           <w:ilvl w:val="0"/>
-          <w:numId w:val="825"/>
+          <w:numId w:val="882"/>
         </w:numPr>
         <w:spacing w:after="40" w:before="40"/>
       </w:pPr>
@@ -3109,7 +3109,7 @@
         <w:keepNext/>
         <w:numPr>
           <w:ilvl w:val="0"/>
-          <w:numId w:val="825"/>
+          <w:numId w:val="882"/>
         </w:numPr>
         <w:spacing w:after="40" w:before="40"/>
       </w:pPr>
@@ -3128,7 +3128,7 @@
         <w:keepNext/>
         <w:numPr>
           <w:ilvl w:val="0"/>
-          <w:numId w:val="825"/>
+          <w:numId w:val="882"/>
         </w:numPr>
         <w:spacing w:after="40" w:before="40"/>
       </w:pPr>
@@ -3147,7 +3147,7 @@
         <w:keepNext/>
         <w:numPr>
           <w:ilvl w:val="0"/>
-          <w:numId w:val="825"/>
+          <w:numId w:val="882"/>
         </w:numPr>
         <w:spacing w:after="40" w:before="40"/>
       </w:pPr>
@@ -3201,7 +3201,7 @@
         <w:keepNext/>
         <w:numPr>
           <w:ilvl w:val="0"/>
-          <w:numId w:val="826"/>
+          <w:numId w:val="883"/>
         </w:numPr>
         <w:spacing w:after="40" w:before="40"/>
       </w:pPr>
@@ -3220,7 +3220,7 @@
         <w:keepNext/>
         <w:numPr>
           <w:ilvl w:val="0"/>
-          <w:numId w:val="826"/>
+          <w:numId w:val="883"/>
         </w:numPr>
         <w:spacing w:after="40" w:before="40"/>
       </w:pPr>
@@ -3238,7 +3238,7 @@
         <w:pStyle w:val="ListParagraph"/>
         <w:numPr>
           <w:ilvl w:val="0"/>
-          <w:numId w:val="826"/>
+          <w:numId w:val="883"/>
         </w:numPr>
         <w:spacing w:after="40" w:before="40"/>
       </w:pPr>
@@ -3299,7 +3299,7 @@
         <w:keepNext/>
         <w:numPr>
           <w:ilvl w:val="0"/>
-          <w:numId w:val="827"/>
+          <w:numId w:val="884"/>
         </w:numPr>
         <w:spacing w:after="40" w:before="40"/>
       </w:pPr>
@@ -3318,7 +3318,7 @@
         <w:keepNext/>
         <w:numPr>
           <w:ilvl w:val="0"/>
-          <w:numId w:val="827"/>
+          <w:numId w:val="884"/>
         </w:numPr>
         <w:spacing w:after="40" w:before="40"/>
       </w:pPr>
@@ -3337,7 +3337,7 @@
         <w:keepNext/>
         <w:numPr>
           <w:ilvl w:val="0"/>
-          <w:numId w:val="827"/>
+          <w:numId w:val="884"/>
         </w:numPr>
         <w:spacing w:after="40" w:before="40"/>
       </w:pPr>
@@ -3445,7 +3445,7 @@
         <w:keepNext/>
         <w:numPr>
           <w:ilvl w:val="0"/>
-          <w:numId w:val="828"/>
+          <w:numId w:val="885"/>
         </w:numPr>
         <w:spacing w:after="40" w:before="40"/>
       </w:pPr>
@@ -3464,7 +3464,7 @@
         <w:keepNext/>
         <w:numPr>
           <w:ilvl w:val="0"/>
-          <w:numId w:val="828"/>
+          <w:numId w:val="885"/>
         </w:numPr>
         <w:spacing w:after="40" w:before="40"/>
       </w:pPr>
@@ -3483,7 +3483,7 @@
         <w:keepNext/>
         <w:numPr>
           <w:ilvl w:val="0"/>
-          <w:numId w:val="828"/>
+          <w:numId w:val="885"/>
         </w:numPr>
         <w:spacing w:after="40" w:before="40"/>
       </w:pPr>
@@ -3501,7 +3501,7 @@
         <w:pStyle w:val="ListParagraph"/>
         <w:numPr>
           <w:ilvl w:val="0"/>
-          <w:numId w:val="828"/>
+          <w:numId w:val="885"/>
         </w:numPr>
         <w:spacing w:after="40" w:before="40"/>
       </w:pPr>
@@ -3543,7 +3543,7 @@
         <w:keepNext/>
         <w:numPr>
           <w:ilvl w:val="0"/>
-          <w:numId w:val="829"/>
+          <w:numId w:val="886"/>
         </w:numPr>
         <w:spacing w:after="40" w:before="40"/>
       </w:pPr>
@@ -3562,7 +3562,7 @@
         <w:keepNext/>
         <w:numPr>
           <w:ilvl w:val="0"/>
-          <w:numId w:val="829"/>
+          <w:numId w:val="886"/>
         </w:numPr>
         <w:spacing w:after="40" w:before="40"/>
       </w:pPr>
@@ -3581,7 +3581,7 @@
         <w:keepNext/>
         <w:numPr>
           <w:ilvl w:val="0"/>
-          <w:numId w:val="829"/>
+          <w:numId w:val="886"/>
         </w:numPr>
         <w:spacing w:after="40" w:before="40"/>
       </w:pPr>
@@ -3658,7 +3658,7 @@
         <w:keepNext/>
         <w:numPr>
           <w:ilvl w:val="0"/>
-          <w:numId w:val="830"/>
+          <w:numId w:val="887"/>
         </w:numPr>
         <w:spacing w:after="40" w:before="40"/>
       </w:pPr>
@@ -3677,7 +3677,7 @@
         <w:keepNext/>
         <w:numPr>
           <w:ilvl w:val="0"/>
-          <w:numId w:val="830"/>
+          <w:numId w:val="887"/>
         </w:numPr>
         <w:spacing w:after="40" w:before="40"/>
       </w:pPr>
@@ -3727,7 +3727,7 @@
         <w:keepNext/>
         <w:numPr>
           <w:ilvl w:val="0"/>
-          <w:numId w:val="831"/>
+          <w:numId w:val="888"/>
         </w:numPr>
         <w:spacing w:after="40" w:before="40"/>
       </w:pPr>
@@ -3746,7 +3746,7 @@
         <w:keepNext/>
         <w:numPr>
           <w:ilvl w:val="0"/>
-          <w:numId w:val="831"/>
+          <w:numId w:val="888"/>
         </w:numPr>
         <w:spacing w:after="40" w:before="40"/>
       </w:pPr>
@@ -3765,7 +3765,7 @@
         <w:keepNext/>
         <w:numPr>
           <w:ilvl w:val="0"/>
-          <w:numId w:val="831"/>
+          <w:numId w:val="888"/>
         </w:numPr>
         <w:spacing w:after="40" w:before="40"/>
       </w:pPr>
@@ -3783,7 +3783,7 @@
         <w:pStyle w:val="ListParagraph"/>
         <w:numPr>
           <w:ilvl w:val="0"/>
-          <w:numId w:val="831"/>
+          <w:numId w:val="888"/>
         </w:numPr>
         <w:spacing w:after="40" w:before="40"/>
       </w:pPr>
@@ -3825,7 +3825,7 @@
         <w:keepNext/>
         <w:numPr>
           <w:ilvl w:val="0"/>
-          <w:numId w:val="832"/>
+          <w:numId w:val="889"/>
         </w:numPr>
         <w:spacing w:after="40" w:before="40"/>
       </w:pPr>
@@ -3844,7 +3844,7 @@
         <w:keepNext/>
         <w:numPr>
           <w:ilvl w:val="0"/>
-          <w:numId w:val="832"/>
+          <w:numId w:val="889"/>
         </w:numPr>
         <w:spacing w:after="40" w:before="40"/>
       </w:pPr>
@@ -3863,7 +3863,7 @@
         <w:keepNext/>
         <w:numPr>
           <w:ilvl w:val="0"/>
-          <w:numId w:val="832"/>
+          <w:numId w:val="889"/>
         </w:numPr>
         <w:spacing w:after="40" w:before="40"/>
       </w:pPr>
@@ -3882,7 +3882,7 @@
         <w:keepNext/>
         <w:numPr>
           <w:ilvl w:val="0"/>
-          <w:numId w:val="832"/>
+          <w:numId w:val="889"/>
         </w:numPr>
         <w:spacing w:after="40" w:before="40"/>
       </w:pPr>
@@ -3960,7 +3960,7 @@
         <w:keepNext/>
         <w:numPr>
           <w:ilvl w:val="0"/>
-          <w:numId w:val="833"/>
+          <w:numId w:val="890"/>
         </w:numPr>
         <w:spacing w:after="40" w:before="40"/>
       </w:pPr>
@@ -3979,7 +3979,7 @@
         <w:keepNext/>
         <w:numPr>
           <w:ilvl w:val="0"/>
-          <w:numId w:val="833"/>
+          <w:numId w:val="890"/>
         </w:numPr>
         <w:spacing w:after="40" w:before="40"/>
       </w:pPr>
@@ -3998,7 +3998,7 @@
         <w:keepNext/>
         <w:numPr>
           <w:ilvl w:val="0"/>
-          <w:numId w:val="833"/>
+          <w:numId w:val="890"/>
         </w:numPr>
         <w:spacing w:after="40" w:before="40"/>
       </w:pPr>
@@ -4017,7 +4017,7 @@
         <w:keepNext/>
         <w:numPr>
           <w:ilvl w:val="0"/>
-          <w:numId w:val="833"/>
+          <w:numId w:val="890"/>
         </w:numPr>
         <w:spacing w:after="40" w:before="40"/>
       </w:pPr>
@@ -4036,7 +4036,7 @@
         <w:keepNext/>
         <w:numPr>
           <w:ilvl w:val="0"/>
-          <w:numId w:val="833"/>
+          <w:numId w:val="890"/>
         </w:numPr>
         <w:spacing w:after="40" w:before="40"/>
       </w:pPr>
@@ -4095,7 +4095,7 @@
         <w:keepNext/>
         <w:numPr>
           <w:ilvl w:val="0"/>
-          <w:numId w:val="834"/>
+          <w:numId w:val="891"/>
         </w:numPr>
         <w:spacing w:after="40" w:before="40"/>
       </w:pPr>
@@ -4114,7 +4114,7 @@
         <w:keepNext/>
         <w:numPr>
           <w:ilvl w:val="0"/>
-          <w:numId w:val="834"/>
+          <w:numId w:val="891"/>
         </w:numPr>
         <w:spacing w:after="40" w:before="40"/>
       </w:pPr>
@@ -4133,7 +4133,7 @@
         <w:keepNext/>
         <w:numPr>
           <w:ilvl w:val="0"/>
-          <w:numId w:val="834"/>
+          <w:numId w:val="891"/>
         </w:numPr>
         <w:spacing w:after="40" w:before="40"/>
       </w:pPr>
@@ -4152,7 +4152,7 @@
         <w:keepNext/>
         <w:numPr>
           <w:ilvl w:val="0"/>
-          <w:numId w:val="834"/>
+          <w:numId w:val="891"/>
         </w:numPr>
         <w:spacing w:after="40" w:before="40"/>
       </w:pPr>
@@ -4171,7 +4171,7 @@
         <w:keepNext/>
         <w:numPr>
           <w:ilvl w:val="0"/>
-          <w:numId w:val="834"/>
+          <w:numId w:val="891"/>
         </w:numPr>
         <w:spacing w:after="40" w:before="40"/>
       </w:pPr>
@@ -4249,7 +4249,7 @@
         <w:keepNext/>
         <w:numPr>
           <w:ilvl w:val="0"/>
-          <w:numId w:val="835"/>
+          <w:numId w:val="892"/>
         </w:numPr>
         <w:spacing w:after="40" w:before="40"/>
       </w:pPr>
@@ -4268,7 +4268,7 @@
         <w:keepNext/>
         <w:numPr>
           <w:ilvl w:val="0"/>
-          <w:numId w:val="835"/>
+          <w:numId w:val="892"/>
         </w:numPr>
         <w:spacing w:after="40" w:before="40"/>
       </w:pPr>
@@ -4287,7 +4287,7 @@
         <w:keepNext/>
         <w:numPr>
           <w:ilvl w:val="0"/>
-          <w:numId w:val="835"/>
+          <w:numId w:val="892"/>
         </w:numPr>
         <w:spacing w:after="40" w:before="40"/>
       </w:pPr>
@@ -4383,7 +4383,7 @@
         <w:keepNext/>
         <w:numPr>
           <w:ilvl w:val="0"/>
-          <w:numId w:val="836"/>
+          <w:numId w:val="893"/>
         </w:numPr>
         <w:spacing w:after="40" w:before="40"/>
       </w:pPr>
@@ -4402,7 +4402,7 @@
         <w:keepNext/>
         <w:numPr>
           <w:ilvl w:val="0"/>
-          <w:numId w:val="836"/>
+          <w:numId w:val="893"/>
         </w:numPr>
         <w:spacing w:after="40" w:before="40"/>
       </w:pPr>
@@ -4480,7 +4480,7 @@
         <w:keepNext/>
         <w:numPr>
           <w:ilvl w:val="0"/>
-          <w:numId w:val="837"/>
+          <w:numId w:val="894"/>
         </w:numPr>
         <w:spacing w:after="40" w:before="40"/>
       </w:pPr>
@@ -4499,7 +4499,7 @@
         <w:keepNext/>
         <w:numPr>
           <w:ilvl w:val="0"/>
-          <w:numId w:val="837"/>
+          <w:numId w:val="894"/>
         </w:numPr>
         <w:spacing w:after="40" w:before="40"/>
       </w:pPr>
@@ -4518,7 +4518,7 @@
         <w:keepNext/>
         <w:numPr>
           <w:ilvl w:val="0"/>
-          <w:numId w:val="837"/>
+          <w:numId w:val="894"/>
         </w:numPr>
         <w:spacing w:after="40" w:before="40"/>
       </w:pPr>
@@ -4596,7 +4596,7 @@
         <w:keepNext/>
         <w:numPr>
           <w:ilvl w:val="0"/>
-          <w:numId w:val="838"/>
+          <w:numId w:val="895"/>
         </w:numPr>
         <w:spacing w:after="40" w:before="40"/>
       </w:pPr>
@@ -4615,7 +4615,7 @@
         <w:keepNext/>
         <w:numPr>
           <w:ilvl w:val="0"/>
-          <w:numId w:val="838"/>
+          <w:numId w:val="895"/>
         </w:numPr>
         <w:spacing w:after="40" w:before="40"/>
       </w:pPr>
@@ -4634,7 +4634,7 @@
         <w:keepNext/>
         <w:numPr>
           <w:ilvl w:val="0"/>
-          <w:numId w:val="838"/>
+          <w:numId w:val="895"/>
         </w:numPr>
         <w:spacing w:after="40" w:before="40"/>
       </w:pPr>
@@ -4653,7 +4653,7 @@
         <w:keepNext/>
         <w:numPr>
           <w:ilvl w:val="0"/>
-          <w:numId w:val="838"/>
+          <w:numId w:val="895"/>
         </w:numPr>
         <w:spacing w:after="40" w:before="40"/>
       </w:pPr>
@@ -4731,7 +4731,7 @@
         <w:keepNext/>
         <w:numPr>
           <w:ilvl w:val="0"/>
-          <w:numId w:val="839"/>
+          <w:numId w:val="896"/>
         </w:numPr>
         <w:spacing w:after="40" w:before="40"/>
       </w:pPr>
@@ -4750,7 +4750,7 @@
         <w:keepNext/>
         <w:numPr>
           <w:ilvl w:val="0"/>
-          <w:numId w:val="839"/>
+          <w:numId w:val="896"/>
         </w:numPr>
         <w:spacing w:after="40" w:before="40"/>
       </w:pPr>
@@ -4769,7 +4769,7 @@
         <w:keepNext/>
         <w:numPr>
           <w:ilvl w:val="0"/>
-          <w:numId w:val="839"/>
+          <w:numId w:val="896"/>
         </w:numPr>
         <w:spacing w:after="40" w:before="40"/>
       </w:pPr>
@@ -12713,6 +12713,348 @@
     </w:lvlOverride>
   </w:num>
   <w:num w:numId="839">
+    <w:abstractNumId w:val="2"/>
+    <w:lvlOverride w:ilvl="0">
+      <w:startOverride w:val="1"/>
+    </w:lvlOverride>
+  </w:num>
+  <w:num w:numId="840">
+    <w:abstractNumId w:val="2"/>
+    <w:lvlOverride w:ilvl="0">
+      <w:startOverride w:val="1"/>
+    </w:lvlOverride>
+  </w:num>
+  <w:num w:numId="841">
+    <w:abstractNumId w:val="2"/>
+    <w:lvlOverride w:ilvl="0">
+      <w:startOverride w:val="1"/>
+    </w:lvlOverride>
+  </w:num>
+  <w:num w:numId="842">
+    <w:abstractNumId w:val="2"/>
+    <w:lvlOverride w:ilvl="0">
+      <w:startOverride w:val="1"/>
+    </w:lvlOverride>
+  </w:num>
+  <w:num w:numId="843">
+    <w:abstractNumId w:val="2"/>
+    <w:lvlOverride w:ilvl="0">
+      <w:startOverride w:val="1"/>
+    </w:lvlOverride>
+  </w:num>
+  <w:num w:numId="844">
+    <w:abstractNumId w:val="2"/>
+    <w:lvlOverride w:ilvl="0">
+      <w:startOverride w:val="1"/>
+    </w:lvlOverride>
+  </w:num>
+  <w:num w:numId="845">
+    <w:abstractNumId w:val="2"/>
+    <w:lvlOverride w:ilvl="0">
+      <w:startOverride w:val="1"/>
+    </w:lvlOverride>
+  </w:num>
+  <w:num w:numId="846">
+    <w:abstractNumId w:val="2"/>
+    <w:lvlOverride w:ilvl="0">
+      <w:startOverride w:val="1"/>
+    </w:lvlOverride>
+  </w:num>
+  <w:num w:numId="847">
+    <w:abstractNumId w:val="3"/>
+    <w:lvlOverride w:ilvl="0">
+      <w:startOverride w:val="1"/>
+    </w:lvlOverride>
+  </w:num>
+  <w:num w:numId="848">
+    <w:abstractNumId w:val="2"/>
+    <w:lvlOverride w:ilvl="0">
+      <w:startOverride w:val="1"/>
+    </w:lvlOverride>
+  </w:num>
+  <w:num w:numId="849">
+    <w:abstractNumId w:val="2"/>
+    <w:lvlOverride w:ilvl="0">
+      <w:startOverride w:val="1"/>
+    </w:lvlOverride>
+  </w:num>
+  <w:num w:numId="850">
+    <w:abstractNumId w:val="3"/>
+    <w:lvlOverride w:ilvl="0">
+      <w:startOverride w:val="1"/>
+    </w:lvlOverride>
+  </w:num>
+  <w:num w:numId="851">
+    <w:abstractNumId w:val="2"/>
+    <w:lvlOverride w:ilvl="0">
+      <w:startOverride w:val="1"/>
+    </w:lvlOverride>
+  </w:num>
+  <w:num w:numId="852">
+    <w:abstractNumId w:val="2"/>
+    <w:lvlOverride w:ilvl="0">
+      <w:startOverride w:val="1"/>
+    </w:lvlOverride>
+  </w:num>
+  <w:num w:numId="853">
+    <w:abstractNumId w:val="2"/>
+    <w:lvlOverride w:ilvl="0">
+      <w:startOverride w:val="1"/>
+    </w:lvlOverride>
+  </w:num>
+  <w:num w:numId="854">
+    <w:abstractNumId w:val="2"/>
+    <w:lvlOverride w:ilvl="0">
+      <w:startOverride w:val="1"/>
+    </w:lvlOverride>
+  </w:num>
+  <w:num w:numId="855">
+    <w:abstractNumId w:val="2"/>
+    <w:lvlOverride w:ilvl="0">
+      <w:startOverride w:val="1"/>
+    </w:lvlOverride>
+  </w:num>
+  <w:num w:numId="856">
+    <w:abstractNumId w:val="2"/>
+    <w:lvlOverride w:ilvl="0">
+      <w:startOverride w:val="1"/>
+    </w:lvlOverride>
+  </w:num>
+  <w:num w:numId="857">
+    <w:abstractNumId w:val="2"/>
+    <w:lvlOverride w:ilvl="0">
+      <w:startOverride w:val="1"/>
+    </w:lvlOverride>
+  </w:num>
+  <w:num w:numId="858">
+    <w:abstractNumId w:val="2"/>
+    <w:lvlOverride w:ilvl="0">
+      <w:startOverride w:val="1"/>
+    </w:lvlOverride>
+  </w:num>
+  <w:num w:numId="859">
+    <w:abstractNumId w:val="2"/>
+    <w:lvlOverride w:ilvl="0">
+      <w:startOverride w:val="1"/>
+    </w:lvlOverride>
+  </w:num>
+  <w:num w:numId="860">
+    <w:abstractNumId w:val="2"/>
+    <w:lvlOverride w:ilvl="0">
+      <w:startOverride w:val="1"/>
+    </w:lvlOverride>
+  </w:num>
+  <w:num w:numId="861">
+    <w:abstractNumId w:val="2"/>
+    <w:lvlOverride w:ilvl="0">
+      <w:startOverride w:val="1"/>
+    </w:lvlOverride>
+  </w:num>
+  <w:num w:numId="862">
+    <w:abstractNumId w:val="2"/>
+    <w:lvlOverride w:ilvl="0">
+      <w:startOverride w:val="1"/>
+    </w:lvlOverride>
+  </w:num>
+  <w:num w:numId="863">
+    <w:abstractNumId w:val="2"/>
+    <w:lvlOverride w:ilvl="0">
+      <w:startOverride w:val="1"/>
+    </w:lvlOverride>
+  </w:num>
+  <w:num w:numId="864">
+    <w:abstractNumId w:val="2"/>
+    <w:lvlOverride w:ilvl="0">
+      <w:startOverride w:val="1"/>
+    </w:lvlOverride>
+  </w:num>
+  <w:num w:numId="865">
+    <w:abstractNumId w:val="2"/>
+    <w:lvlOverride w:ilvl="0">
+      <w:startOverride w:val="1"/>
+    </w:lvlOverride>
+  </w:num>
+  <w:num w:numId="866">
+    <w:abstractNumId w:val="3"/>
+    <w:lvlOverride w:ilvl="0">
+      <w:startOverride w:val="1"/>
+    </w:lvlOverride>
+  </w:num>
+  <w:num w:numId="867">
+    <w:abstractNumId w:val="2"/>
+    <w:lvlOverride w:ilvl="0">
+      <w:startOverride w:val="1"/>
+    </w:lvlOverride>
+  </w:num>
+  <w:num w:numId="868">
+    <w:abstractNumId w:val="2"/>
+    <w:lvlOverride w:ilvl="0">
+      <w:startOverride w:val="1"/>
+    </w:lvlOverride>
+  </w:num>
+  <w:num w:numId="869">
+    <w:abstractNumId w:val="3"/>
+    <w:lvlOverride w:ilvl="0">
+      <w:startOverride w:val="1"/>
+    </w:lvlOverride>
+  </w:num>
+  <w:num w:numId="870">
+    <w:abstractNumId w:val="2"/>
+    <w:lvlOverride w:ilvl="0">
+      <w:startOverride w:val="1"/>
+    </w:lvlOverride>
+  </w:num>
+  <w:num w:numId="871">
+    <w:abstractNumId w:val="2"/>
+    <w:lvlOverride w:ilvl="0">
+      <w:startOverride w:val="1"/>
+    </w:lvlOverride>
+  </w:num>
+  <w:num w:numId="872">
+    <w:abstractNumId w:val="2"/>
+    <w:lvlOverride w:ilvl="0">
+      <w:startOverride w:val="1"/>
+    </w:lvlOverride>
+  </w:num>
+  <w:num w:numId="873">
+    <w:abstractNumId w:val="2"/>
+    <w:lvlOverride w:ilvl="0">
+      <w:startOverride w:val="1"/>
+    </w:lvlOverride>
+  </w:num>
+  <w:num w:numId="874">
+    <w:abstractNumId w:val="2"/>
+    <w:lvlOverride w:ilvl="0">
+      <w:startOverride w:val="1"/>
+    </w:lvlOverride>
+  </w:num>
+  <w:num w:numId="875">
+    <w:abstractNumId w:val="2"/>
+    <w:lvlOverride w:ilvl="0">
+      <w:startOverride w:val="1"/>
+    </w:lvlOverride>
+  </w:num>
+  <w:num w:numId="876">
+    <w:abstractNumId w:val="2"/>
+    <w:lvlOverride w:ilvl="0">
+      <w:startOverride w:val="1"/>
+    </w:lvlOverride>
+  </w:num>
+  <w:num w:numId="877">
+    <w:abstractNumId w:val="2"/>
+    <w:lvlOverride w:ilvl="0">
+      <w:startOverride w:val="1"/>
+    </w:lvlOverride>
+  </w:num>
+  <w:num w:numId="878">
+    <w:abstractNumId w:val="2"/>
+    <w:lvlOverride w:ilvl="0">
+      <w:startOverride w:val="1"/>
+    </w:lvlOverride>
+  </w:num>
+  <w:num w:numId="879">
+    <w:abstractNumId w:val="2"/>
+    <w:lvlOverride w:ilvl="0">
+      <w:startOverride w:val="1"/>
+    </w:lvlOverride>
+  </w:num>
+  <w:num w:numId="880">
+    <w:abstractNumId w:val="2"/>
+    <w:lvlOverride w:ilvl="0">
+      <w:startOverride w:val="1"/>
+    </w:lvlOverride>
+  </w:num>
+  <w:num w:numId="881">
+    <w:abstractNumId w:val="2"/>
+    <w:lvlOverride w:ilvl="0">
+      <w:startOverride w:val="1"/>
+    </w:lvlOverride>
+  </w:num>
+  <w:num w:numId="882">
+    <w:abstractNumId w:val="2"/>
+    <w:lvlOverride w:ilvl="0">
+      <w:startOverride w:val="1"/>
+    </w:lvlOverride>
+  </w:num>
+  <w:num w:numId="883">
+    <w:abstractNumId w:val="2"/>
+    <w:lvlOverride w:ilvl="0">
+      <w:startOverride w:val="1"/>
+    </w:lvlOverride>
+  </w:num>
+  <w:num w:numId="884">
+    <w:abstractNumId w:val="2"/>
+    <w:lvlOverride w:ilvl="0">
+      <w:startOverride w:val="1"/>
+    </w:lvlOverride>
+  </w:num>
+  <w:num w:numId="885">
+    <w:abstractNumId w:val="3"/>
+    <w:lvlOverride w:ilvl="0">
+      <w:startOverride w:val="1"/>
+    </w:lvlOverride>
+  </w:num>
+  <w:num w:numId="886">
+    <w:abstractNumId w:val="2"/>
+    <w:lvlOverride w:ilvl="0">
+      <w:startOverride w:val="1"/>
+    </w:lvlOverride>
+  </w:num>
+  <w:num w:numId="887">
+    <w:abstractNumId w:val="2"/>
+    <w:lvlOverride w:ilvl="0">
+      <w:startOverride w:val="1"/>
+    </w:lvlOverride>
+  </w:num>
+  <w:num w:numId="888">
+    <w:abstractNumId w:val="3"/>
+    <w:lvlOverride w:ilvl="0">
+      <w:startOverride w:val="1"/>
+    </w:lvlOverride>
+  </w:num>
+  <w:num w:numId="889">
+    <w:abstractNumId w:val="2"/>
+    <w:lvlOverride w:ilvl="0">
+      <w:startOverride w:val="1"/>
+    </w:lvlOverride>
+  </w:num>
+  <w:num w:numId="890">
+    <w:abstractNumId w:val="2"/>
+    <w:lvlOverride w:ilvl="0">
+      <w:startOverride w:val="1"/>
+    </w:lvlOverride>
+  </w:num>
+  <w:num w:numId="891">
+    <w:abstractNumId w:val="2"/>
+    <w:lvlOverride w:ilvl="0">
+      <w:startOverride w:val="1"/>
+    </w:lvlOverride>
+  </w:num>
+  <w:num w:numId="892">
+    <w:abstractNumId w:val="2"/>
+    <w:lvlOverride w:ilvl="0">
+      <w:startOverride w:val="1"/>
+    </w:lvlOverride>
+  </w:num>
+  <w:num w:numId="893">
+    <w:abstractNumId w:val="2"/>
+    <w:lvlOverride w:ilvl="0">
+      <w:startOverride w:val="1"/>
+    </w:lvlOverride>
+  </w:num>
+  <w:num w:numId="894">
+    <w:abstractNumId w:val="2"/>
+    <w:lvlOverride w:ilvl="0">
+      <w:startOverride w:val="1"/>
+    </w:lvlOverride>
+  </w:num>
+  <w:num w:numId="895">
+    <w:abstractNumId w:val="2"/>
+    <w:lvlOverride w:ilvl="0">
+      <w:startOverride w:val="1"/>
+    </w:lvlOverride>
+  </w:num>
+  <w:num w:numId="896">
     <w:abstractNumId w:val="2"/>
     <w:lvlOverride w:ilvl="0">
       <w:startOverride w:val="1"/>

--- a/docs/government-project/06_사용자매뉴얼.docx
+++ b/docs/government-project/06_사용자매뉴얼.docx
@@ -1275,7 +1275,7 @@
         <w:keepNext/>
         <w:numPr>
           <w:ilvl w:val="0"/>
-          <w:numId w:val="878"/>
+          <w:numId w:val="897"/>
         </w:numPr>
         <w:spacing w:after="40" w:before="40"/>
       </w:pPr>
@@ -1294,7 +1294,7 @@
         <w:keepNext/>
         <w:numPr>
           <w:ilvl w:val="0"/>
-          <w:numId w:val="878"/>
+          <w:numId w:val="897"/>
         </w:numPr>
         <w:spacing w:after="40" w:before="40"/>
       </w:pPr>
@@ -1313,7 +1313,7 @@
         <w:keepNext/>
         <w:numPr>
           <w:ilvl w:val="0"/>
-          <w:numId w:val="878"/>
+          <w:numId w:val="897"/>
         </w:numPr>
         <w:spacing w:after="40" w:before="40"/>
       </w:pPr>
@@ -1332,7 +1332,7 @@
         <w:keepNext/>
         <w:numPr>
           <w:ilvl w:val="0"/>
-          <w:numId w:val="878"/>
+          <w:numId w:val="897"/>
         </w:numPr>
         <w:spacing w:after="40" w:before="40"/>
       </w:pPr>
@@ -1351,7 +1351,7 @@
         <w:keepNext/>
         <w:numPr>
           <w:ilvl w:val="0"/>
-          <w:numId w:val="878"/>
+          <w:numId w:val="897"/>
         </w:numPr>
         <w:spacing w:after="40" w:before="40"/>
       </w:pPr>
@@ -1429,7 +1429,7 @@
         <w:keepNext/>
         <w:numPr>
           <w:ilvl w:val="0"/>
-          <w:numId w:val="879"/>
+          <w:numId w:val="898"/>
         </w:numPr>
         <w:spacing w:after="40" w:before="40"/>
       </w:pPr>
@@ -1448,7 +1448,7 @@
         <w:keepNext/>
         <w:numPr>
           <w:ilvl w:val="0"/>
-          <w:numId w:val="879"/>
+          <w:numId w:val="898"/>
         </w:numPr>
         <w:spacing w:after="40" w:before="40"/>
       </w:pPr>
@@ -1467,7 +1467,7 @@
         <w:keepNext/>
         <w:numPr>
           <w:ilvl w:val="0"/>
-          <w:numId w:val="879"/>
+          <w:numId w:val="898"/>
         </w:numPr>
         <w:spacing w:after="40" w:before="40"/>
       </w:pPr>
@@ -1580,7 +1580,7 @@
         <w:keepNext/>
         <w:numPr>
           <w:ilvl w:val="0"/>
-          <w:numId w:val="880"/>
+          <w:numId w:val="899"/>
         </w:numPr>
         <w:spacing w:after="40" w:before="40"/>
       </w:pPr>
@@ -1599,7 +1599,7 @@
         <w:keepNext/>
         <w:numPr>
           <w:ilvl w:val="0"/>
-          <w:numId w:val="880"/>
+          <w:numId w:val="899"/>
         </w:numPr>
         <w:spacing w:after="40" w:before="40"/>
       </w:pPr>
@@ -2418,7 +2418,7 @@
         <w:keepNext/>
         <w:numPr>
           <w:ilvl w:val="0"/>
-          <w:numId w:val="881"/>
+          <w:numId w:val="900"/>
         </w:numPr>
         <w:spacing w:after="40" w:before="40"/>
       </w:pPr>
@@ -2437,7 +2437,7 @@
         <w:keepNext/>
         <w:numPr>
           <w:ilvl w:val="0"/>
-          <w:numId w:val="881"/>
+          <w:numId w:val="900"/>
         </w:numPr>
         <w:spacing w:after="40" w:before="40"/>
       </w:pPr>
@@ -2456,7 +2456,7 @@
         <w:keepNext/>
         <w:numPr>
           <w:ilvl w:val="0"/>
-          <w:numId w:val="881"/>
+          <w:numId w:val="900"/>
         </w:numPr>
         <w:spacing w:after="40" w:before="40"/>
       </w:pPr>
@@ -2475,7 +2475,7 @@
         <w:keepNext/>
         <w:numPr>
           <w:ilvl w:val="0"/>
-          <w:numId w:val="881"/>
+          <w:numId w:val="900"/>
         </w:numPr>
         <w:spacing w:after="40" w:before="40"/>
       </w:pPr>
@@ -2494,7 +2494,7 @@
         <w:keepNext/>
         <w:numPr>
           <w:ilvl w:val="0"/>
-          <w:numId w:val="881"/>
+          <w:numId w:val="900"/>
         </w:numPr>
         <w:spacing w:after="40" w:before="40"/>
       </w:pPr>
@@ -3090,7 +3090,7 @@
         <w:keepNext/>
         <w:numPr>
           <w:ilvl w:val="0"/>
-          <w:numId w:val="882"/>
+          <w:numId w:val="901"/>
         </w:numPr>
         <w:spacing w:after="40" w:before="40"/>
       </w:pPr>
@@ -3109,7 +3109,7 @@
         <w:keepNext/>
         <w:numPr>
           <w:ilvl w:val="0"/>
-          <w:numId w:val="882"/>
+          <w:numId w:val="901"/>
         </w:numPr>
         <w:spacing w:after="40" w:before="40"/>
       </w:pPr>
@@ -3128,7 +3128,7 @@
         <w:keepNext/>
         <w:numPr>
           <w:ilvl w:val="0"/>
-          <w:numId w:val="882"/>
+          <w:numId w:val="901"/>
         </w:numPr>
         <w:spacing w:after="40" w:before="40"/>
       </w:pPr>
@@ -3147,7 +3147,7 @@
         <w:keepNext/>
         <w:numPr>
           <w:ilvl w:val="0"/>
-          <w:numId w:val="882"/>
+          <w:numId w:val="901"/>
         </w:numPr>
         <w:spacing w:after="40" w:before="40"/>
       </w:pPr>
@@ -3201,7 +3201,7 @@
         <w:keepNext/>
         <w:numPr>
           <w:ilvl w:val="0"/>
-          <w:numId w:val="883"/>
+          <w:numId w:val="902"/>
         </w:numPr>
         <w:spacing w:after="40" w:before="40"/>
       </w:pPr>
@@ -3220,7 +3220,7 @@
         <w:keepNext/>
         <w:numPr>
           <w:ilvl w:val="0"/>
-          <w:numId w:val="883"/>
+          <w:numId w:val="902"/>
         </w:numPr>
         <w:spacing w:after="40" w:before="40"/>
       </w:pPr>
@@ -3238,7 +3238,7 @@
         <w:pStyle w:val="ListParagraph"/>
         <w:numPr>
           <w:ilvl w:val="0"/>
-          <w:numId w:val="883"/>
+          <w:numId w:val="902"/>
         </w:numPr>
         <w:spacing w:after="40" w:before="40"/>
       </w:pPr>
@@ -3299,7 +3299,7 @@
         <w:keepNext/>
         <w:numPr>
           <w:ilvl w:val="0"/>
-          <w:numId w:val="884"/>
+          <w:numId w:val="903"/>
         </w:numPr>
         <w:spacing w:after="40" w:before="40"/>
       </w:pPr>
@@ -3318,7 +3318,7 @@
         <w:keepNext/>
         <w:numPr>
           <w:ilvl w:val="0"/>
-          <w:numId w:val="884"/>
+          <w:numId w:val="903"/>
         </w:numPr>
         <w:spacing w:after="40" w:before="40"/>
       </w:pPr>
@@ -3337,7 +3337,7 @@
         <w:keepNext/>
         <w:numPr>
           <w:ilvl w:val="0"/>
-          <w:numId w:val="884"/>
+          <w:numId w:val="903"/>
         </w:numPr>
         <w:spacing w:after="40" w:before="40"/>
       </w:pPr>
@@ -3445,7 +3445,7 @@
         <w:keepNext/>
         <w:numPr>
           <w:ilvl w:val="0"/>
-          <w:numId w:val="885"/>
+          <w:numId w:val="904"/>
         </w:numPr>
         <w:spacing w:after="40" w:before="40"/>
       </w:pPr>
@@ -3464,7 +3464,7 @@
         <w:keepNext/>
         <w:numPr>
           <w:ilvl w:val="0"/>
-          <w:numId w:val="885"/>
+          <w:numId w:val="904"/>
         </w:numPr>
         <w:spacing w:after="40" w:before="40"/>
       </w:pPr>
@@ -3483,7 +3483,7 @@
         <w:keepNext/>
         <w:numPr>
           <w:ilvl w:val="0"/>
-          <w:numId w:val="885"/>
+          <w:numId w:val="904"/>
         </w:numPr>
         <w:spacing w:after="40" w:before="40"/>
       </w:pPr>
@@ -3501,7 +3501,7 @@
         <w:pStyle w:val="ListParagraph"/>
         <w:numPr>
           <w:ilvl w:val="0"/>
-          <w:numId w:val="885"/>
+          <w:numId w:val="904"/>
         </w:numPr>
         <w:spacing w:after="40" w:before="40"/>
       </w:pPr>
@@ -3543,7 +3543,7 @@
         <w:keepNext/>
         <w:numPr>
           <w:ilvl w:val="0"/>
-          <w:numId w:val="886"/>
+          <w:numId w:val="905"/>
         </w:numPr>
         <w:spacing w:after="40" w:before="40"/>
       </w:pPr>
@@ -3562,7 +3562,7 @@
         <w:keepNext/>
         <w:numPr>
           <w:ilvl w:val="0"/>
-          <w:numId w:val="886"/>
+          <w:numId w:val="905"/>
         </w:numPr>
         <w:spacing w:after="40" w:before="40"/>
       </w:pPr>
@@ -3581,7 +3581,7 @@
         <w:keepNext/>
         <w:numPr>
           <w:ilvl w:val="0"/>
-          <w:numId w:val="886"/>
+          <w:numId w:val="905"/>
         </w:numPr>
         <w:spacing w:after="40" w:before="40"/>
       </w:pPr>
@@ -3658,7 +3658,7 @@
         <w:keepNext/>
         <w:numPr>
           <w:ilvl w:val="0"/>
-          <w:numId w:val="887"/>
+          <w:numId w:val="906"/>
         </w:numPr>
         <w:spacing w:after="40" w:before="40"/>
       </w:pPr>
@@ -3677,7 +3677,7 @@
         <w:keepNext/>
         <w:numPr>
           <w:ilvl w:val="0"/>
-          <w:numId w:val="887"/>
+          <w:numId w:val="906"/>
         </w:numPr>
         <w:spacing w:after="40" w:before="40"/>
       </w:pPr>
@@ -3727,7 +3727,7 @@
         <w:keepNext/>
         <w:numPr>
           <w:ilvl w:val="0"/>
-          <w:numId w:val="888"/>
+          <w:numId w:val="907"/>
         </w:numPr>
         <w:spacing w:after="40" w:before="40"/>
       </w:pPr>
@@ -3746,7 +3746,7 @@
         <w:keepNext/>
         <w:numPr>
           <w:ilvl w:val="0"/>
-          <w:numId w:val="888"/>
+          <w:numId w:val="907"/>
         </w:numPr>
         <w:spacing w:after="40" w:before="40"/>
       </w:pPr>
@@ -3765,7 +3765,7 @@
         <w:keepNext/>
         <w:numPr>
           <w:ilvl w:val="0"/>
-          <w:numId w:val="888"/>
+          <w:numId w:val="907"/>
         </w:numPr>
         <w:spacing w:after="40" w:before="40"/>
       </w:pPr>
@@ -3783,7 +3783,7 @@
         <w:pStyle w:val="ListParagraph"/>
         <w:numPr>
           <w:ilvl w:val="0"/>
-          <w:numId w:val="888"/>
+          <w:numId w:val="907"/>
         </w:numPr>
         <w:spacing w:after="40" w:before="40"/>
       </w:pPr>
@@ -3825,7 +3825,7 @@
         <w:keepNext/>
         <w:numPr>
           <w:ilvl w:val="0"/>
-          <w:numId w:val="889"/>
+          <w:numId w:val="908"/>
         </w:numPr>
         <w:spacing w:after="40" w:before="40"/>
       </w:pPr>
@@ -3844,7 +3844,7 @@
         <w:keepNext/>
         <w:numPr>
           <w:ilvl w:val="0"/>
-          <w:numId w:val="889"/>
+          <w:numId w:val="908"/>
         </w:numPr>
         <w:spacing w:after="40" w:before="40"/>
       </w:pPr>
@@ -3863,7 +3863,7 @@
         <w:keepNext/>
         <w:numPr>
           <w:ilvl w:val="0"/>
-          <w:numId w:val="889"/>
+          <w:numId w:val="908"/>
         </w:numPr>
         <w:spacing w:after="40" w:before="40"/>
       </w:pPr>
@@ -3882,7 +3882,7 @@
         <w:keepNext/>
         <w:numPr>
           <w:ilvl w:val="0"/>
-          <w:numId w:val="889"/>
+          <w:numId w:val="908"/>
         </w:numPr>
         <w:spacing w:after="40" w:before="40"/>
       </w:pPr>
@@ -3960,7 +3960,7 @@
         <w:keepNext/>
         <w:numPr>
           <w:ilvl w:val="0"/>
-          <w:numId w:val="890"/>
+          <w:numId w:val="909"/>
         </w:numPr>
         <w:spacing w:after="40" w:before="40"/>
       </w:pPr>
@@ -3979,7 +3979,7 @@
         <w:keepNext/>
         <w:numPr>
           <w:ilvl w:val="0"/>
-          <w:numId w:val="890"/>
+          <w:numId w:val="909"/>
         </w:numPr>
         <w:spacing w:after="40" w:before="40"/>
       </w:pPr>
@@ -3998,7 +3998,7 @@
         <w:keepNext/>
         <w:numPr>
           <w:ilvl w:val="0"/>
-          <w:numId w:val="890"/>
+          <w:numId w:val="909"/>
         </w:numPr>
         <w:spacing w:after="40" w:before="40"/>
       </w:pPr>
@@ -4017,7 +4017,7 @@
         <w:keepNext/>
         <w:numPr>
           <w:ilvl w:val="0"/>
-          <w:numId w:val="890"/>
+          <w:numId w:val="909"/>
         </w:numPr>
         <w:spacing w:after="40" w:before="40"/>
       </w:pPr>
@@ -4036,7 +4036,7 @@
         <w:keepNext/>
         <w:numPr>
           <w:ilvl w:val="0"/>
-          <w:numId w:val="890"/>
+          <w:numId w:val="909"/>
         </w:numPr>
         <w:spacing w:after="40" w:before="40"/>
       </w:pPr>
@@ -4095,7 +4095,7 @@
         <w:keepNext/>
         <w:numPr>
           <w:ilvl w:val="0"/>
-          <w:numId w:val="891"/>
+          <w:numId w:val="910"/>
         </w:numPr>
         <w:spacing w:after="40" w:before="40"/>
       </w:pPr>
@@ -4114,7 +4114,7 @@
         <w:keepNext/>
         <w:numPr>
           <w:ilvl w:val="0"/>
-          <w:numId w:val="891"/>
+          <w:numId w:val="910"/>
         </w:numPr>
         <w:spacing w:after="40" w:before="40"/>
       </w:pPr>
@@ -4133,7 +4133,7 @@
         <w:keepNext/>
         <w:numPr>
           <w:ilvl w:val="0"/>
-          <w:numId w:val="891"/>
+          <w:numId w:val="910"/>
         </w:numPr>
         <w:spacing w:after="40" w:before="40"/>
       </w:pPr>
@@ -4152,7 +4152,7 @@
         <w:keepNext/>
         <w:numPr>
           <w:ilvl w:val="0"/>
-          <w:numId w:val="891"/>
+          <w:numId w:val="910"/>
         </w:numPr>
         <w:spacing w:after="40" w:before="40"/>
       </w:pPr>
@@ -4171,7 +4171,7 @@
         <w:keepNext/>
         <w:numPr>
           <w:ilvl w:val="0"/>
-          <w:numId w:val="891"/>
+          <w:numId w:val="910"/>
         </w:numPr>
         <w:spacing w:after="40" w:before="40"/>
       </w:pPr>
@@ -4249,7 +4249,7 @@
         <w:keepNext/>
         <w:numPr>
           <w:ilvl w:val="0"/>
-          <w:numId w:val="892"/>
+          <w:numId w:val="911"/>
         </w:numPr>
         <w:spacing w:after="40" w:before="40"/>
       </w:pPr>
@@ -4268,7 +4268,7 @@
         <w:keepNext/>
         <w:numPr>
           <w:ilvl w:val="0"/>
-          <w:numId w:val="892"/>
+          <w:numId w:val="911"/>
         </w:numPr>
         <w:spacing w:after="40" w:before="40"/>
       </w:pPr>
@@ -4287,7 +4287,7 @@
         <w:keepNext/>
         <w:numPr>
           <w:ilvl w:val="0"/>
-          <w:numId w:val="892"/>
+          <w:numId w:val="911"/>
         </w:numPr>
         <w:spacing w:after="40" w:before="40"/>
       </w:pPr>
@@ -4383,7 +4383,7 @@
         <w:keepNext/>
         <w:numPr>
           <w:ilvl w:val="0"/>
-          <w:numId w:val="893"/>
+          <w:numId w:val="912"/>
         </w:numPr>
         <w:spacing w:after="40" w:before="40"/>
       </w:pPr>
@@ -4402,7 +4402,7 @@
         <w:keepNext/>
         <w:numPr>
           <w:ilvl w:val="0"/>
-          <w:numId w:val="893"/>
+          <w:numId w:val="912"/>
         </w:numPr>
         <w:spacing w:after="40" w:before="40"/>
       </w:pPr>
@@ -4480,7 +4480,7 @@
         <w:keepNext/>
         <w:numPr>
           <w:ilvl w:val="0"/>
-          <w:numId w:val="894"/>
+          <w:numId w:val="913"/>
         </w:numPr>
         <w:spacing w:after="40" w:before="40"/>
       </w:pPr>
@@ -4499,7 +4499,7 @@
         <w:keepNext/>
         <w:numPr>
           <w:ilvl w:val="0"/>
-          <w:numId w:val="894"/>
+          <w:numId w:val="913"/>
         </w:numPr>
         <w:spacing w:after="40" w:before="40"/>
       </w:pPr>
@@ -4518,7 +4518,7 @@
         <w:keepNext/>
         <w:numPr>
           <w:ilvl w:val="0"/>
-          <w:numId w:val="894"/>
+          <w:numId w:val="913"/>
         </w:numPr>
         <w:spacing w:after="40" w:before="40"/>
       </w:pPr>
@@ -4596,7 +4596,7 @@
         <w:keepNext/>
         <w:numPr>
           <w:ilvl w:val="0"/>
-          <w:numId w:val="895"/>
+          <w:numId w:val="914"/>
         </w:numPr>
         <w:spacing w:after="40" w:before="40"/>
       </w:pPr>
@@ -4615,7 +4615,7 @@
         <w:keepNext/>
         <w:numPr>
           <w:ilvl w:val="0"/>
-          <w:numId w:val="895"/>
+          <w:numId w:val="914"/>
         </w:numPr>
         <w:spacing w:after="40" w:before="40"/>
       </w:pPr>
@@ -4634,7 +4634,7 @@
         <w:keepNext/>
         <w:numPr>
           <w:ilvl w:val="0"/>
-          <w:numId w:val="895"/>
+          <w:numId w:val="914"/>
         </w:numPr>
         <w:spacing w:after="40" w:before="40"/>
       </w:pPr>
@@ -4653,7 +4653,7 @@
         <w:keepNext/>
         <w:numPr>
           <w:ilvl w:val="0"/>
-          <w:numId w:val="895"/>
+          <w:numId w:val="914"/>
         </w:numPr>
         <w:spacing w:after="40" w:before="40"/>
       </w:pPr>
@@ -4731,7 +4731,7 @@
         <w:keepNext/>
         <w:numPr>
           <w:ilvl w:val="0"/>
-          <w:numId w:val="896"/>
+          <w:numId w:val="915"/>
         </w:numPr>
         <w:spacing w:after="40" w:before="40"/>
       </w:pPr>
@@ -4750,7 +4750,7 @@
         <w:keepNext/>
         <w:numPr>
           <w:ilvl w:val="0"/>
-          <w:numId w:val="896"/>
+          <w:numId w:val="915"/>
         </w:numPr>
         <w:spacing w:after="40" w:before="40"/>
       </w:pPr>
@@ -4769,7 +4769,7 @@
         <w:keepNext/>
         <w:numPr>
           <w:ilvl w:val="0"/>
-          <w:numId w:val="896"/>
+          <w:numId w:val="915"/>
         </w:numPr>
         <w:spacing w:after="40" w:before="40"/>
       </w:pPr>
@@ -13055,6 +13055,120 @@
     </w:lvlOverride>
   </w:num>
   <w:num w:numId="896">
+    <w:abstractNumId w:val="2"/>
+    <w:lvlOverride w:ilvl="0">
+      <w:startOverride w:val="1"/>
+    </w:lvlOverride>
+  </w:num>
+  <w:num w:numId="897">
+    <w:abstractNumId w:val="2"/>
+    <w:lvlOverride w:ilvl="0">
+      <w:startOverride w:val="1"/>
+    </w:lvlOverride>
+  </w:num>
+  <w:num w:numId="898">
+    <w:abstractNumId w:val="2"/>
+    <w:lvlOverride w:ilvl="0">
+      <w:startOverride w:val="1"/>
+    </w:lvlOverride>
+  </w:num>
+  <w:num w:numId="899">
+    <w:abstractNumId w:val="2"/>
+    <w:lvlOverride w:ilvl="0">
+      <w:startOverride w:val="1"/>
+    </w:lvlOverride>
+  </w:num>
+  <w:num w:numId="900">
+    <w:abstractNumId w:val="2"/>
+    <w:lvlOverride w:ilvl="0">
+      <w:startOverride w:val="1"/>
+    </w:lvlOverride>
+  </w:num>
+  <w:num w:numId="901">
+    <w:abstractNumId w:val="2"/>
+    <w:lvlOverride w:ilvl="0">
+      <w:startOverride w:val="1"/>
+    </w:lvlOverride>
+  </w:num>
+  <w:num w:numId="902">
+    <w:abstractNumId w:val="2"/>
+    <w:lvlOverride w:ilvl="0">
+      <w:startOverride w:val="1"/>
+    </w:lvlOverride>
+  </w:num>
+  <w:num w:numId="903">
+    <w:abstractNumId w:val="2"/>
+    <w:lvlOverride w:ilvl="0">
+      <w:startOverride w:val="1"/>
+    </w:lvlOverride>
+  </w:num>
+  <w:num w:numId="904">
+    <w:abstractNumId w:val="3"/>
+    <w:lvlOverride w:ilvl="0">
+      <w:startOverride w:val="1"/>
+    </w:lvlOverride>
+  </w:num>
+  <w:num w:numId="905">
+    <w:abstractNumId w:val="2"/>
+    <w:lvlOverride w:ilvl="0">
+      <w:startOverride w:val="1"/>
+    </w:lvlOverride>
+  </w:num>
+  <w:num w:numId="906">
+    <w:abstractNumId w:val="2"/>
+    <w:lvlOverride w:ilvl="0">
+      <w:startOverride w:val="1"/>
+    </w:lvlOverride>
+  </w:num>
+  <w:num w:numId="907">
+    <w:abstractNumId w:val="3"/>
+    <w:lvlOverride w:ilvl="0">
+      <w:startOverride w:val="1"/>
+    </w:lvlOverride>
+  </w:num>
+  <w:num w:numId="908">
+    <w:abstractNumId w:val="2"/>
+    <w:lvlOverride w:ilvl="0">
+      <w:startOverride w:val="1"/>
+    </w:lvlOverride>
+  </w:num>
+  <w:num w:numId="909">
+    <w:abstractNumId w:val="2"/>
+    <w:lvlOverride w:ilvl="0">
+      <w:startOverride w:val="1"/>
+    </w:lvlOverride>
+  </w:num>
+  <w:num w:numId="910">
+    <w:abstractNumId w:val="2"/>
+    <w:lvlOverride w:ilvl="0">
+      <w:startOverride w:val="1"/>
+    </w:lvlOverride>
+  </w:num>
+  <w:num w:numId="911">
+    <w:abstractNumId w:val="2"/>
+    <w:lvlOverride w:ilvl="0">
+      <w:startOverride w:val="1"/>
+    </w:lvlOverride>
+  </w:num>
+  <w:num w:numId="912">
+    <w:abstractNumId w:val="2"/>
+    <w:lvlOverride w:ilvl="0">
+      <w:startOverride w:val="1"/>
+    </w:lvlOverride>
+  </w:num>
+  <w:num w:numId="913">
+    <w:abstractNumId w:val="2"/>
+    <w:lvlOverride w:ilvl="0">
+      <w:startOverride w:val="1"/>
+    </w:lvlOverride>
+  </w:num>
+  <w:num w:numId="914">
+    <w:abstractNumId w:val="2"/>
+    <w:lvlOverride w:ilvl="0">
+      <w:startOverride w:val="1"/>
+    </w:lvlOverride>
+  </w:num>
+  <w:num w:numId="915">
     <w:abstractNumId w:val="2"/>
     <w:lvlOverride w:ilvl="0">
       <w:startOverride w:val="1"/>

--- a/docs/government-project/06_사용자매뉴얼.docx
+++ b/docs/government-project/06_사용자매뉴얼.docx
@@ -1275,7 +1275,7 @@
         <w:keepNext/>
         <w:numPr>
           <w:ilvl w:val="0"/>
-          <w:numId w:val="897"/>
+          <w:numId w:val="916"/>
         </w:numPr>
         <w:spacing w:after="40" w:before="40"/>
       </w:pPr>
@@ -1294,7 +1294,7 @@
         <w:keepNext/>
         <w:numPr>
           <w:ilvl w:val="0"/>
-          <w:numId w:val="897"/>
+          <w:numId w:val="916"/>
         </w:numPr>
         <w:spacing w:after="40" w:before="40"/>
       </w:pPr>
@@ -1313,7 +1313,7 @@
         <w:keepNext/>
         <w:numPr>
           <w:ilvl w:val="0"/>
-          <w:numId w:val="897"/>
+          <w:numId w:val="916"/>
         </w:numPr>
         <w:spacing w:after="40" w:before="40"/>
       </w:pPr>
@@ -1332,7 +1332,7 @@
         <w:keepNext/>
         <w:numPr>
           <w:ilvl w:val="0"/>
-          <w:numId w:val="897"/>
+          <w:numId w:val="916"/>
         </w:numPr>
         <w:spacing w:after="40" w:before="40"/>
       </w:pPr>
@@ -1351,7 +1351,7 @@
         <w:keepNext/>
         <w:numPr>
           <w:ilvl w:val="0"/>
-          <w:numId w:val="897"/>
+          <w:numId w:val="916"/>
         </w:numPr>
         <w:spacing w:after="40" w:before="40"/>
       </w:pPr>
@@ -1429,7 +1429,7 @@
         <w:keepNext/>
         <w:numPr>
           <w:ilvl w:val="0"/>
-          <w:numId w:val="898"/>
+          <w:numId w:val="917"/>
         </w:numPr>
         <w:spacing w:after="40" w:before="40"/>
       </w:pPr>
@@ -1448,7 +1448,7 @@
         <w:keepNext/>
         <w:numPr>
           <w:ilvl w:val="0"/>
-          <w:numId w:val="898"/>
+          <w:numId w:val="917"/>
         </w:numPr>
         <w:spacing w:after="40" w:before="40"/>
       </w:pPr>
@@ -1467,7 +1467,7 @@
         <w:keepNext/>
         <w:numPr>
           <w:ilvl w:val="0"/>
-          <w:numId w:val="898"/>
+          <w:numId w:val="917"/>
         </w:numPr>
         <w:spacing w:after="40" w:before="40"/>
       </w:pPr>
@@ -1580,7 +1580,7 @@
         <w:keepNext/>
         <w:numPr>
           <w:ilvl w:val="0"/>
-          <w:numId w:val="899"/>
+          <w:numId w:val="918"/>
         </w:numPr>
         <w:spacing w:after="40" w:before="40"/>
       </w:pPr>
@@ -1599,7 +1599,7 @@
         <w:keepNext/>
         <w:numPr>
           <w:ilvl w:val="0"/>
-          <w:numId w:val="899"/>
+          <w:numId w:val="918"/>
         </w:numPr>
         <w:spacing w:after="40" w:before="40"/>
       </w:pPr>
@@ -2418,7 +2418,7 @@
         <w:keepNext/>
         <w:numPr>
           <w:ilvl w:val="0"/>
-          <w:numId w:val="900"/>
+          <w:numId w:val="919"/>
         </w:numPr>
         <w:spacing w:after="40" w:before="40"/>
       </w:pPr>
@@ -2437,7 +2437,7 @@
         <w:keepNext/>
         <w:numPr>
           <w:ilvl w:val="0"/>
-          <w:numId w:val="900"/>
+          <w:numId w:val="919"/>
         </w:numPr>
         <w:spacing w:after="40" w:before="40"/>
       </w:pPr>
@@ -2456,7 +2456,7 @@
         <w:keepNext/>
         <w:numPr>
           <w:ilvl w:val="0"/>
-          <w:numId w:val="900"/>
+          <w:numId w:val="919"/>
         </w:numPr>
         <w:spacing w:after="40" w:before="40"/>
       </w:pPr>
@@ -2475,7 +2475,7 @@
         <w:keepNext/>
         <w:numPr>
           <w:ilvl w:val="0"/>
-          <w:numId w:val="900"/>
+          <w:numId w:val="919"/>
         </w:numPr>
         <w:spacing w:after="40" w:before="40"/>
       </w:pPr>
@@ -2494,7 +2494,7 @@
         <w:keepNext/>
         <w:numPr>
           <w:ilvl w:val="0"/>
-          <w:numId w:val="900"/>
+          <w:numId w:val="919"/>
         </w:numPr>
         <w:spacing w:after="40" w:before="40"/>
       </w:pPr>
@@ -3090,7 +3090,7 @@
         <w:keepNext/>
         <w:numPr>
           <w:ilvl w:val="0"/>
-          <w:numId w:val="901"/>
+          <w:numId w:val="920"/>
         </w:numPr>
         <w:spacing w:after="40" w:before="40"/>
       </w:pPr>
@@ -3109,7 +3109,7 @@
         <w:keepNext/>
         <w:numPr>
           <w:ilvl w:val="0"/>
-          <w:numId w:val="901"/>
+          <w:numId w:val="920"/>
         </w:numPr>
         <w:spacing w:after="40" w:before="40"/>
       </w:pPr>
@@ -3128,7 +3128,7 @@
         <w:keepNext/>
         <w:numPr>
           <w:ilvl w:val="0"/>
-          <w:numId w:val="901"/>
+          <w:numId w:val="920"/>
         </w:numPr>
         <w:spacing w:after="40" w:before="40"/>
       </w:pPr>
@@ -3147,7 +3147,7 @@
         <w:keepNext/>
         <w:numPr>
           <w:ilvl w:val="0"/>
-          <w:numId w:val="901"/>
+          <w:numId w:val="920"/>
         </w:numPr>
         <w:spacing w:after="40" w:before="40"/>
       </w:pPr>
@@ -3201,7 +3201,7 @@
         <w:keepNext/>
         <w:numPr>
           <w:ilvl w:val="0"/>
-          <w:numId w:val="902"/>
+          <w:numId w:val="921"/>
         </w:numPr>
         <w:spacing w:after="40" w:before="40"/>
       </w:pPr>
@@ -3220,7 +3220,7 @@
         <w:keepNext/>
         <w:numPr>
           <w:ilvl w:val="0"/>
-          <w:numId w:val="902"/>
+          <w:numId w:val="921"/>
         </w:numPr>
         <w:spacing w:after="40" w:before="40"/>
       </w:pPr>
@@ -3238,7 +3238,7 @@
         <w:pStyle w:val="ListParagraph"/>
         <w:numPr>
           <w:ilvl w:val="0"/>
-          <w:numId w:val="902"/>
+          <w:numId w:val="921"/>
         </w:numPr>
         <w:spacing w:after="40" w:before="40"/>
       </w:pPr>
@@ -3299,7 +3299,7 @@
         <w:keepNext/>
         <w:numPr>
           <w:ilvl w:val="0"/>
-          <w:numId w:val="903"/>
+          <w:numId w:val="922"/>
         </w:numPr>
         <w:spacing w:after="40" w:before="40"/>
       </w:pPr>
@@ -3318,7 +3318,7 @@
         <w:keepNext/>
         <w:numPr>
           <w:ilvl w:val="0"/>
-          <w:numId w:val="903"/>
+          <w:numId w:val="922"/>
         </w:numPr>
         <w:spacing w:after="40" w:before="40"/>
       </w:pPr>
@@ -3337,7 +3337,7 @@
         <w:keepNext/>
         <w:numPr>
           <w:ilvl w:val="0"/>
-          <w:numId w:val="903"/>
+          <w:numId w:val="922"/>
         </w:numPr>
         <w:spacing w:after="40" w:before="40"/>
       </w:pPr>
@@ -3445,7 +3445,7 @@
         <w:keepNext/>
         <w:numPr>
           <w:ilvl w:val="0"/>
-          <w:numId w:val="904"/>
+          <w:numId w:val="923"/>
         </w:numPr>
         <w:spacing w:after="40" w:before="40"/>
       </w:pPr>
@@ -3464,7 +3464,7 @@
         <w:keepNext/>
         <w:numPr>
           <w:ilvl w:val="0"/>
-          <w:numId w:val="904"/>
+          <w:numId w:val="923"/>
         </w:numPr>
         <w:spacing w:after="40" w:before="40"/>
       </w:pPr>
@@ -3483,7 +3483,7 @@
         <w:keepNext/>
         <w:numPr>
           <w:ilvl w:val="0"/>
-          <w:numId w:val="904"/>
+          <w:numId w:val="923"/>
         </w:numPr>
         <w:spacing w:after="40" w:before="40"/>
       </w:pPr>
@@ -3501,7 +3501,7 @@
         <w:pStyle w:val="ListParagraph"/>
         <w:numPr>
           <w:ilvl w:val="0"/>
-          <w:numId w:val="904"/>
+          <w:numId w:val="923"/>
         </w:numPr>
         <w:spacing w:after="40" w:before="40"/>
       </w:pPr>
@@ -3543,7 +3543,7 @@
         <w:keepNext/>
         <w:numPr>
           <w:ilvl w:val="0"/>
-          <w:numId w:val="905"/>
+          <w:numId w:val="924"/>
         </w:numPr>
         <w:spacing w:after="40" w:before="40"/>
       </w:pPr>
@@ -3562,7 +3562,7 @@
         <w:keepNext/>
         <w:numPr>
           <w:ilvl w:val="0"/>
-          <w:numId w:val="905"/>
+          <w:numId w:val="924"/>
         </w:numPr>
         <w:spacing w:after="40" w:before="40"/>
       </w:pPr>
@@ -3581,7 +3581,7 @@
         <w:keepNext/>
         <w:numPr>
           <w:ilvl w:val="0"/>
-          <w:numId w:val="905"/>
+          <w:numId w:val="924"/>
         </w:numPr>
         <w:spacing w:after="40" w:before="40"/>
       </w:pPr>
@@ -3658,7 +3658,7 @@
         <w:keepNext/>
         <w:numPr>
           <w:ilvl w:val="0"/>
-          <w:numId w:val="906"/>
+          <w:numId w:val="925"/>
         </w:numPr>
         <w:spacing w:after="40" w:before="40"/>
       </w:pPr>
@@ -3677,7 +3677,7 @@
         <w:keepNext/>
         <w:numPr>
           <w:ilvl w:val="0"/>
-          <w:numId w:val="906"/>
+          <w:numId w:val="925"/>
         </w:numPr>
         <w:spacing w:after="40" w:before="40"/>
       </w:pPr>
@@ -3727,7 +3727,7 @@
         <w:keepNext/>
         <w:numPr>
           <w:ilvl w:val="0"/>
-          <w:numId w:val="907"/>
+          <w:numId w:val="926"/>
         </w:numPr>
         <w:spacing w:after="40" w:before="40"/>
       </w:pPr>
@@ -3746,7 +3746,7 @@
         <w:keepNext/>
         <w:numPr>
           <w:ilvl w:val="0"/>
-          <w:numId w:val="907"/>
+          <w:numId w:val="926"/>
         </w:numPr>
         <w:spacing w:after="40" w:before="40"/>
       </w:pPr>
@@ -3765,7 +3765,7 @@
         <w:keepNext/>
         <w:numPr>
           <w:ilvl w:val="0"/>
-          <w:numId w:val="907"/>
+          <w:numId w:val="926"/>
         </w:numPr>
         <w:spacing w:after="40" w:before="40"/>
       </w:pPr>
@@ -3783,7 +3783,7 @@
         <w:pStyle w:val="ListParagraph"/>
         <w:numPr>
           <w:ilvl w:val="0"/>
-          <w:numId w:val="907"/>
+          <w:numId w:val="926"/>
         </w:numPr>
         <w:spacing w:after="40" w:before="40"/>
       </w:pPr>
@@ -3825,7 +3825,7 @@
         <w:keepNext/>
         <w:numPr>
           <w:ilvl w:val="0"/>
-          <w:numId w:val="908"/>
+          <w:numId w:val="927"/>
         </w:numPr>
         <w:spacing w:after="40" w:before="40"/>
       </w:pPr>
@@ -3844,7 +3844,7 @@
         <w:keepNext/>
         <w:numPr>
           <w:ilvl w:val="0"/>
-          <w:numId w:val="908"/>
+          <w:numId w:val="927"/>
         </w:numPr>
         <w:spacing w:after="40" w:before="40"/>
       </w:pPr>
@@ -3863,7 +3863,7 @@
         <w:keepNext/>
         <w:numPr>
           <w:ilvl w:val="0"/>
-          <w:numId w:val="908"/>
+          <w:numId w:val="927"/>
         </w:numPr>
         <w:spacing w:after="40" w:before="40"/>
       </w:pPr>
@@ -3882,7 +3882,7 @@
         <w:keepNext/>
         <w:numPr>
           <w:ilvl w:val="0"/>
-          <w:numId w:val="908"/>
+          <w:numId w:val="927"/>
         </w:numPr>
         <w:spacing w:after="40" w:before="40"/>
       </w:pPr>
@@ -3960,7 +3960,7 @@
         <w:keepNext/>
         <w:numPr>
           <w:ilvl w:val="0"/>
-          <w:numId w:val="909"/>
+          <w:numId w:val="928"/>
         </w:numPr>
         <w:spacing w:after="40" w:before="40"/>
       </w:pPr>
@@ -3979,7 +3979,7 @@
         <w:keepNext/>
         <w:numPr>
           <w:ilvl w:val="0"/>
-          <w:numId w:val="909"/>
+          <w:numId w:val="928"/>
         </w:numPr>
         <w:spacing w:after="40" w:before="40"/>
       </w:pPr>
@@ -3998,7 +3998,7 @@
         <w:keepNext/>
         <w:numPr>
           <w:ilvl w:val="0"/>
-          <w:numId w:val="909"/>
+          <w:numId w:val="928"/>
         </w:numPr>
         <w:spacing w:after="40" w:before="40"/>
       </w:pPr>
@@ -4017,7 +4017,7 @@
         <w:keepNext/>
         <w:numPr>
           <w:ilvl w:val="0"/>
-          <w:numId w:val="909"/>
+          <w:numId w:val="928"/>
         </w:numPr>
         <w:spacing w:after="40" w:before="40"/>
       </w:pPr>
@@ -4036,7 +4036,7 @@
         <w:keepNext/>
         <w:numPr>
           <w:ilvl w:val="0"/>
-          <w:numId w:val="909"/>
+          <w:numId w:val="928"/>
         </w:numPr>
         <w:spacing w:after="40" w:before="40"/>
       </w:pPr>
@@ -4095,7 +4095,7 @@
         <w:keepNext/>
         <w:numPr>
           <w:ilvl w:val="0"/>
-          <w:numId w:val="910"/>
+          <w:numId w:val="929"/>
         </w:numPr>
         <w:spacing w:after="40" w:before="40"/>
       </w:pPr>
@@ -4114,7 +4114,7 @@
         <w:keepNext/>
         <w:numPr>
           <w:ilvl w:val="0"/>
-          <w:numId w:val="910"/>
+          <w:numId w:val="929"/>
         </w:numPr>
         <w:spacing w:after="40" w:before="40"/>
       </w:pPr>
@@ -4133,7 +4133,7 @@
         <w:keepNext/>
         <w:numPr>
           <w:ilvl w:val="0"/>
-          <w:numId w:val="910"/>
+          <w:numId w:val="929"/>
         </w:numPr>
         <w:spacing w:after="40" w:before="40"/>
       </w:pPr>
@@ -4152,7 +4152,7 @@
         <w:keepNext/>
         <w:numPr>
           <w:ilvl w:val="0"/>
-          <w:numId w:val="910"/>
+          <w:numId w:val="929"/>
         </w:numPr>
         <w:spacing w:after="40" w:before="40"/>
       </w:pPr>
@@ -4171,7 +4171,7 @@
         <w:keepNext/>
         <w:numPr>
           <w:ilvl w:val="0"/>
-          <w:numId w:val="910"/>
+          <w:numId w:val="929"/>
         </w:numPr>
         <w:spacing w:after="40" w:before="40"/>
       </w:pPr>
@@ -4249,7 +4249,7 @@
         <w:keepNext/>
         <w:numPr>
           <w:ilvl w:val="0"/>
-          <w:numId w:val="911"/>
+          <w:numId w:val="930"/>
         </w:numPr>
         <w:spacing w:after="40" w:before="40"/>
       </w:pPr>
@@ -4268,7 +4268,7 @@
         <w:keepNext/>
         <w:numPr>
           <w:ilvl w:val="0"/>
-          <w:numId w:val="911"/>
+          <w:numId w:val="930"/>
         </w:numPr>
         <w:spacing w:after="40" w:before="40"/>
       </w:pPr>
@@ -4287,7 +4287,7 @@
         <w:keepNext/>
         <w:numPr>
           <w:ilvl w:val="0"/>
-          <w:numId w:val="911"/>
+          <w:numId w:val="930"/>
         </w:numPr>
         <w:spacing w:after="40" w:before="40"/>
       </w:pPr>
@@ -4383,7 +4383,7 @@
         <w:keepNext/>
         <w:numPr>
           <w:ilvl w:val="0"/>
-          <w:numId w:val="912"/>
+          <w:numId w:val="931"/>
         </w:numPr>
         <w:spacing w:after="40" w:before="40"/>
       </w:pPr>
@@ -4402,7 +4402,7 @@
         <w:keepNext/>
         <w:numPr>
           <w:ilvl w:val="0"/>
-          <w:numId w:val="912"/>
+          <w:numId w:val="931"/>
         </w:numPr>
         <w:spacing w:after="40" w:before="40"/>
       </w:pPr>
@@ -4480,7 +4480,7 @@
         <w:keepNext/>
         <w:numPr>
           <w:ilvl w:val="0"/>
-          <w:numId w:val="913"/>
+          <w:numId w:val="932"/>
         </w:numPr>
         <w:spacing w:after="40" w:before="40"/>
       </w:pPr>
@@ -4499,7 +4499,7 @@
         <w:keepNext/>
         <w:numPr>
           <w:ilvl w:val="0"/>
-          <w:numId w:val="913"/>
+          <w:numId w:val="932"/>
         </w:numPr>
         <w:spacing w:after="40" w:before="40"/>
       </w:pPr>
@@ -4518,7 +4518,7 @@
         <w:keepNext/>
         <w:numPr>
           <w:ilvl w:val="0"/>
-          <w:numId w:val="913"/>
+          <w:numId w:val="932"/>
         </w:numPr>
         <w:spacing w:after="40" w:before="40"/>
       </w:pPr>
@@ -4596,7 +4596,7 @@
         <w:keepNext/>
         <w:numPr>
           <w:ilvl w:val="0"/>
-          <w:numId w:val="914"/>
+          <w:numId w:val="933"/>
         </w:numPr>
         <w:spacing w:after="40" w:before="40"/>
       </w:pPr>
@@ -4615,7 +4615,7 @@
         <w:keepNext/>
         <w:numPr>
           <w:ilvl w:val="0"/>
-          <w:numId w:val="914"/>
+          <w:numId w:val="933"/>
         </w:numPr>
         <w:spacing w:after="40" w:before="40"/>
       </w:pPr>
@@ -4634,7 +4634,7 @@
         <w:keepNext/>
         <w:numPr>
           <w:ilvl w:val="0"/>
-          <w:numId w:val="914"/>
+          <w:numId w:val="933"/>
         </w:numPr>
         <w:spacing w:after="40" w:before="40"/>
       </w:pPr>
@@ -4653,7 +4653,7 @@
         <w:keepNext/>
         <w:numPr>
           <w:ilvl w:val="0"/>
-          <w:numId w:val="914"/>
+          <w:numId w:val="933"/>
         </w:numPr>
         <w:spacing w:after="40" w:before="40"/>
       </w:pPr>
@@ -4731,7 +4731,7 @@
         <w:keepNext/>
         <w:numPr>
           <w:ilvl w:val="0"/>
-          <w:numId w:val="915"/>
+          <w:numId w:val="934"/>
         </w:numPr>
         <w:spacing w:after="40" w:before="40"/>
       </w:pPr>
@@ -4750,7 +4750,7 @@
         <w:keepNext/>
         <w:numPr>
           <w:ilvl w:val="0"/>
-          <w:numId w:val="915"/>
+          <w:numId w:val="934"/>
         </w:numPr>
         <w:spacing w:after="40" w:before="40"/>
       </w:pPr>
@@ -4769,7 +4769,7 @@
         <w:keepNext/>
         <w:numPr>
           <w:ilvl w:val="0"/>
-          <w:numId w:val="915"/>
+          <w:numId w:val="934"/>
         </w:numPr>
         <w:spacing w:after="40" w:before="40"/>
       </w:pPr>
@@ -13169,6 +13169,120 @@
     </w:lvlOverride>
   </w:num>
   <w:num w:numId="915">
+    <w:abstractNumId w:val="2"/>
+    <w:lvlOverride w:ilvl="0">
+      <w:startOverride w:val="1"/>
+    </w:lvlOverride>
+  </w:num>
+  <w:num w:numId="916">
+    <w:abstractNumId w:val="2"/>
+    <w:lvlOverride w:ilvl="0">
+      <w:startOverride w:val="1"/>
+    </w:lvlOverride>
+  </w:num>
+  <w:num w:numId="917">
+    <w:abstractNumId w:val="2"/>
+    <w:lvlOverride w:ilvl="0">
+      <w:startOverride w:val="1"/>
+    </w:lvlOverride>
+  </w:num>
+  <w:num w:numId="918">
+    <w:abstractNumId w:val="2"/>
+    <w:lvlOverride w:ilvl="0">
+      <w:startOverride w:val="1"/>
+    </w:lvlOverride>
+  </w:num>
+  <w:num w:numId="919">
+    <w:abstractNumId w:val="2"/>
+    <w:lvlOverride w:ilvl="0">
+      <w:startOverride w:val="1"/>
+    </w:lvlOverride>
+  </w:num>
+  <w:num w:numId="920">
+    <w:abstractNumId w:val="2"/>
+    <w:lvlOverride w:ilvl="0">
+      <w:startOverride w:val="1"/>
+    </w:lvlOverride>
+  </w:num>
+  <w:num w:numId="921">
+    <w:abstractNumId w:val="2"/>
+    <w:lvlOverride w:ilvl="0">
+      <w:startOverride w:val="1"/>
+    </w:lvlOverride>
+  </w:num>
+  <w:num w:numId="922">
+    <w:abstractNumId w:val="2"/>
+    <w:lvlOverride w:ilvl="0">
+      <w:startOverride w:val="1"/>
+    </w:lvlOverride>
+  </w:num>
+  <w:num w:numId="923">
+    <w:abstractNumId w:val="3"/>
+    <w:lvlOverride w:ilvl="0">
+      <w:startOverride w:val="1"/>
+    </w:lvlOverride>
+  </w:num>
+  <w:num w:numId="924">
+    <w:abstractNumId w:val="2"/>
+    <w:lvlOverride w:ilvl="0">
+      <w:startOverride w:val="1"/>
+    </w:lvlOverride>
+  </w:num>
+  <w:num w:numId="925">
+    <w:abstractNumId w:val="2"/>
+    <w:lvlOverride w:ilvl="0">
+      <w:startOverride w:val="1"/>
+    </w:lvlOverride>
+  </w:num>
+  <w:num w:numId="926">
+    <w:abstractNumId w:val="3"/>
+    <w:lvlOverride w:ilvl="0">
+      <w:startOverride w:val="1"/>
+    </w:lvlOverride>
+  </w:num>
+  <w:num w:numId="927">
+    <w:abstractNumId w:val="2"/>
+    <w:lvlOverride w:ilvl="0">
+      <w:startOverride w:val="1"/>
+    </w:lvlOverride>
+  </w:num>
+  <w:num w:numId="928">
+    <w:abstractNumId w:val="2"/>
+    <w:lvlOverride w:ilvl="0">
+      <w:startOverride w:val="1"/>
+    </w:lvlOverride>
+  </w:num>
+  <w:num w:numId="929">
+    <w:abstractNumId w:val="2"/>
+    <w:lvlOverride w:ilvl="0">
+      <w:startOverride w:val="1"/>
+    </w:lvlOverride>
+  </w:num>
+  <w:num w:numId="930">
+    <w:abstractNumId w:val="2"/>
+    <w:lvlOverride w:ilvl="0">
+      <w:startOverride w:val="1"/>
+    </w:lvlOverride>
+  </w:num>
+  <w:num w:numId="931">
+    <w:abstractNumId w:val="2"/>
+    <w:lvlOverride w:ilvl="0">
+      <w:startOverride w:val="1"/>
+    </w:lvlOverride>
+  </w:num>
+  <w:num w:numId="932">
+    <w:abstractNumId w:val="2"/>
+    <w:lvlOverride w:ilvl="0">
+      <w:startOverride w:val="1"/>
+    </w:lvlOverride>
+  </w:num>
+  <w:num w:numId="933">
+    <w:abstractNumId w:val="2"/>
+    <w:lvlOverride w:ilvl="0">
+      <w:startOverride w:val="1"/>
+    </w:lvlOverride>
+  </w:num>
+  <w:num w:numId="934">
     <w:abstractNumId w:val="2"/>
     <w:lvlOverride w:ilvl="0">
       <w:startOverride w:val="1"/>

--- a/docs/government-project/06_사용자매뉴얼.docx
+++ b/docs/government-project/06_사용자매뉴얼.docx
@@ -1275,7 +1275,7 @@
         <w:keepNext/>
         <w:numPr>
           <w:ilvl w:val="0"/>
-          <w:numId w:val="916"/>
+          <w:numId w:val="935"/>
         </w:numPr>
         <w:spacing w:after="40" w:before="40"/>
       </w:pPr>
@@ -1294,7 +1294,7 @@
         <w:keepNext/>
         <w:numPr>
           <w:ilvl w:val="0"/>
-          <w:numId w:val="916"/>
+          <w:numId w:val="935"/>
         </w:numPr>
         <w:spacing w:after="40" w:before="40"/>
       </w:pPr>
@@ -1313,7 +1313,7 @@
         <w:keepNext/>
         <w:numPr>
           <w:ilvl w:val="0"/>
-          <w:numId w:val="916"/>
+          <w:numId w:val="935"/>
         </w:numPr>
         <w:spacing w:after="40" w:before="40"/>
       </w:pPr>
@@ -1332,7 +1332,7 @@
         <w:keepNext/>
         <w:numPr>
           <w:ilvl w:val="0"/>
-          <w:numId w:val="916"/>
+          <w:numId w:val="935"/>
         </w:numPr>
         <w:spacing w:after="40" w:before="40"/>
       </w:pPr>
@@ -1351,7 +1351,7 @@
         <w:keepNext/>
         <w:numPr>
           <w:ilvl w:val="0"/>
-          <w:numId w:val="916"/>
+          <w:numId w:val="935"/>
         </w:numPr>
         <w:spacing w:after="40" w:before="40"/>
       </w:pPr>
@@ -1429,7 +1429,7 @@
         <w:keepNext/>
         <w:numPr>
           <w:ilvl w:val="0"/>
-          <w:numId w:val="917"/>
+          <w:numId w:val="936"/>
         </w:numPr>
         <w:spacing w:after="40" w:before="40"/>
       </w:pPr>
@@ -1448,7 +1448,7 @@
         <w:keepNext/>
         <w:numPr>
           <w:ilvl w:val="0"/>
-          <w:numId w:val="917"/>
+          <w:numId w:val="936"/>
         </w:numPr>
         <w:spacing w:after="40" w:before="40"/>
       </w:pPr>
@@ -1467,7 +1467,7 @@
         <w:keepNext/>
         <w:numPr>
           <w:ilvl w:val="0"/>
-          <w:numId w:val="917"/>
+          <w:numId w:val="936"/>
         </w:numPr>
         <w:spacing w:after="40" w:before="40"/>
       </w:pPr>
@@ -1580,7 +1580,7 @@
         <w:keepNext/>
         <w:numPr>
           <w:ilvl w:val="0"/>
-          <w:numId w:val="918"/>
+          <w:numId w:val="937"/>
         </w:numPr>
         <w:spacing w:after="40" w:before="40"/>
       </w:pPr>
@@ -1599,7 +1599,7 @@
         <w:keepNext/>
         <w:numPr>
           <w:ilvl w:val="0"/>
-          <w:numId w:val="918"/>
+          <w:numId w:val="937"/>
         </w:numPr>
         <w:spacing w:after="40" w:before="40"/>
       </w:pPr>
@@ -2418,7 +2418,7 @@
         <w:keepNext/>
         <w:numPr>
           <w:ilvl w:val="0"/>
-          <w:numId w:val="919"/>
+          <w:numId w:val="938"/>
         </w:numPr>
         <w:spacing w:after="40" w:before="40"/>
       </w:pPr>
@@ -2437,7 +2437,7 @@
         <w:keepNext/>
         <w:numPr>
           <w:ilvl w:val="0"/>
-          <w:numId w:val="919"/>
+          <w:numId w:val="938"/>
         </w:numPr>
         <w:spacing w:after="40" w:before="40"/>
       </w:pPr>
@@ -2456,7 +2456,7 @@
         <w:keepNext/>
         <w:numPr>
           <w:ilvl w:val="0"/>
-          <w:numId w:val="919"/>
+          <w:numId w:val="938"/>
         </w:numPr>
         <w:spacing w:after="40" w:before="40"/>
       </w:pPr>
@@ -2475,7 +2475,7 @@
         <w:keepNext/>
         <w:numPr>
           <w:ilvl w:val="0"/>
-          <w:numId w:val="919"/>
+          <w:numId w:val="938"/>
         </w:numPr>
         <w:spacing w:after="40" w:before="40"/>
       </w:pPr>
@@ -2494,7 +2494,7 @@
         <w:keepNext/>
         <w:numPr>
           <w:ilvl w:val="0"/>
-          <w:numId w:val="919"/>
+          <w:numId w:val="938"/>
         </w:numPr>
         <w:spacing w:after="40" w:before="40"/>
       </w:pPr>
@@ -3090,7 +3090,7 @@
         <w:keepNext/>
         <w:numPr>
           <w:ilvl w:val="0"/>
-          <w:numId w:val="920"/>
+          <w:numId w:val="939"/>
         </w:numPr>
         <w:spacing w:after="40" w:before="40"/>
       </w:pPr>
@@ -3109,7 +3109,7 @@
         <w:keepNext/>
         <w:numPr>
           <w:ilvl w:val="0"/>
-          <w:numId w:val="920"/>
+          <w:numId w:val="939"/>
         </w:numPr>
         <w:spacing w:after="40" w:before="40"/>
       </w:pPr>
@@ -3128,7 +3128,7 @@
         <w:keepNext/>
         <w:numPr>
           <w:ilvl w:val="0"/>
-          <w:numId w:val="920"/>
+          <w:numId w:val="939"/>
         </w:numPr>
         <w:spacing w:after="40" w:before="40"/>
       </w:pPr>
@@ -3147,7 +3147,7 @@
         <w:keepNext/>
         <w:numPr>
           <w:ilvl w:val="0"/>
-          <w:numId w:val="920"/>
+          <w:numId w:val="939"/>
         </w:numPr>
         <w:spacing w:after="40" w:before="40"/>
       </w:pPr>
@@ -3201,7 +3201,7 @@
         <w:keepNext/>
         <w:numPr>
           <w:ilvl w:val="0"/>
-          <w:numId w:val="921"/>
+          <w:numId w:val="940"/>
         </w:numPr>
         <w:spacing w:after="40" w:before="40"/>
       </w:pPr>
@@ -3220,7 +3220,7 @@
         <w:keepNext/>
         <w:numPr>
           <w:ilvl w:val="0"/>
-          <w:numId w:val="921"/>
+          <w:numId w:val="940"/>
         </w:numPr>
         <w:spacing w:after="40" w:before="40"/>
       </w:pPr>
@@ -3238,7 +3238,7 @@
         <w:pStyle w:val="ListParagraph"/>
         <w:numPr>
           <w:ilvl w:val="0"/>
-          <w:numId w:val="921"/>
+          <w:numId w:val="940"/>
         </w:numPr>
         <w:spacing w:after="40" w:before="40"/>
       </w:pPr>
@@ -3299,7 +3299,7 @@
         <w:keepNext/>
         <w:numPr>
           <w:ilvl w:val="0"/>
-          <w:numId w:val="922"/>
+          <w:numId w:val="941"/>
         </w:numPr>
         <w:spacing w:after="40" w:before="40"/>
       </w:pPr>
@@ -3318,7 +3318,7 @@
         <w:keepNext/>
         <w:numPr>
           <w:ilvl w:val="0"/>
-          <w:numId w:val="922"/>
+          <w:numId w:val="941"/>
         </w:numPr>
         <w:spacing w:after="40" w:before="40"/>
       </w:pPr>
@@ -3337,7 +3337,7 @@
         <w:keepNext/>
         <w:numPr>
           <w:ilvl w:val="0"/>
-          <w:numId w:val="922"/>
+          <w:numId w:val="941"/>
         </w:numPr>
         <w:spacing w:after="40" w:before="40"/>
       </w:pPr>
@@ -3445,7 +3445,7 @@
         <w:keepNext/>
         <w:numPr>
           <w:ilvl w:val="0"/>
-          <w:numId w:val="923"/>
+          <w:numId w:val="942"/>
         </w:numPr>
         <w:spacing w:after="40" w:before="40"/>
       </w:pPr>
@@ -3464,7 +3464,7 @@
         <w:keepNext/>
         <w:numPr>
           <w:ilvl w:val="0"/>
-          <w:numId w:val="923"/>
+          <w:numId w:val="942"/>
         </w:numPr>
         <w:spacing w:after="40" w:before="40"/>
       </w:pPr>
@@ -3483,7 +3483,7 @@
         <w:keepNext/>
         <w:numPr>
           <w:ilvl w:val="0"/>
-          <w:numId w:val="923"/>
+          <w:numId w:val="942"/>
         </w:numPr>
         <w:spacing w:after="40" w:before="40"/>
       </w:pPr>
@@ -3501,7 +3501,7 @@
         <w:pStyle w:val="ListParagraph"/>
         <w:numPr>
           <w:ilvl w:val="0"/>
-          <w:numId w:val="923"/>
+          <w:numId w:val="942"/>
         </w:numPr>
         <w:spacing w:after="40" w:before="40"/>
       </w:pPr>
@@ -3543,7 +3543,7 @@
         <w:keepNext/>
         <w:numPr>
           <w:ilvl w:val="0"/>
-          <w:numId w:val="924"/>
+          <w:numId w:val="943"/>
         </w:numPr>
         <w:spacing w:after="40" w:before="40"/>
       </w:pPr>
@@ -3562,7 +3562,7 @@
         <w:keepNext/>
         <w:numPr>
           <w:ilvl w:val="0"/>
-          <w:numId w:val="924"/>
+          <w:numId w:val="943"/>
         </w:numPr>
         <w:spacing w:after="40" w:before="40"/>
       </w:pPr>
@@ -3581,7 +3581,7 @@
         <w:keepNext/>
         <w:numPr>
           <w:ilvl w:val="0"/>
-          <w:numId w:val="924"/>
+          <w:numId w:val="943"/>
         </w:numPr>
         <w:spacing w:after="40" w:before="40"/>
       </w:pPr>
@@ -3658,7 +3658,7 @@
         <w:keepNext/>
         <w:numPr>
           <w:ilvl w:val="0"/>
-          <w:numId w:val="925"/>
+          <w:numId w:val="944"/>
         </w:numPr>
         <w:spacing w:after="40" w:before="40"/>
       </w:pPr>
@@ -3677,7 +3677,7 @@
         <w:keepNext/>
         <w:numPr>
           <w:ilvl w:val="0"/>
-          <w:numId w:val="925"/>
+          <w:numId w:val="944"/>
         </w:numPr>
         <w:spacing w:after="40" w:before="40"/>
       </w:pPr>
@@ -3727,7 +3727,7 @@
         <w:keepNext/>
         <w:numPr>
           <w:ilvl w:val="0"/>
-          <w:numId w:val="926"/>
+          <w:numId w:val="945"/>
         </w:numPr>
         <w:spacing w:after="40" w:before="40"/>
       </w:pPr>
@@ -3746,7 +3746,7 @@
         <w:keepNext/>
         <w:numPr>
           <w:ilvl w:val="0"/>
-          <w:numId w:val="926"/>
+          <w:numId w:val="945"/>
         </w:numPr>
         <w:spacing w:after="40" w:before="40"/>
       </w:pPr>
@@ -3765,7 +3765,7 @@
         <w:keepNext/>
         <w:numPr>
           <w:ilvl w:val="0"/>
-          <w:numId w:val="926"/>
+          <w:numId w:val="945"/>
         </w:numPr>
         <w:spacing w:after="40" w:before="40"/>
       </w:pPr>
@@ -3783,7 +3783,7 @@
         <w:pStyle w:val="ListParagraph"/>
         <w:numPr>
           <w:ilvl w:val="0"/>
-          <w:numId w:val="926"/>
+          <w:numId w:val="945"/>
         </w:numPr>
         <w:spacing w:after="40" w:before="40"/>
       </w:pPr>
@@ -3825,7 +3825,7 @@
         <w:keepNext/>
         <w:numPr>
           <w:ilvl w:val="0"/>
-          <w:numId w:val="927"/>
+          <w:numId w:val="946"/>
         </w:numPr>
         <w:spacing w:after="40" w:before="40"/>
       </w:pPr>
@@ -3844,7 +3844,7 @@
         <w:keepNext/>
         <w:numPr>
           <w:ilvl w:val="0"/>
-          <w:numId w:val="927"/>
+          <w:numId w:val="946"/>
         </w:numPr>
         <w:spacing w:after="40" w:before="40"/>
       </w:pPr>
@@ -3863,7 +3863,7 @@
         <w:keepNext/>
         <w:numPr>
           <w:ilvl w:val="0"/>
-          <w:numId w:val="927"/>
+          <w:numId w:val="946"/>
         </w:numPr>
         <w:spacing w:after="40" w:before="40"/>
       </w:pPr>
@@ -3882,7 +3882,7 @@
         <w:keepNext/>
         <w:numPr>
           <w:ilvl w:val="0"/>
-          <w:numId w:val="927"/>
+          <w:numId w:val="946"/>
         </w:numPr>
         <w:spacing w:after="40" w:before="40"/>
       </w:pPr>
@@ -3960,7 +3960,7 @@
         <w:keepNext/>
         <w:numPr>
           <w:ilvl w:val="0"/>
-          <w:numId w:val="928"/>
+          <w:numId w:val="947"/>
         </w:numPr>
         <w:spacing w:after="40" w:before="40"/>
       </w:pPr>
@@ -3979,7 +3979,7 @@
         <w:keepNext/>
         <w:numPr>
           <w:ilvl w:val="0"/>
-          <w:numId w:val="928"/>
+          <w:numId w:val="947"/>
         </w:numPr>
         <w:spacing w:after="40" w:before="40"/>
       </w:pPr>
@@ -3998,7 +3998,7 @@
         <w:keepNext/>
         <w:numPr>
           <w:ilvl w:val="0"/>
-          <w:numId w:val="928"/>
+          <w:numId w:val="947"/>
         </w:numPr>
         <w:spacing w:after="40" w:before="40"/>
       </w:pPr>
@@ -4017,7 +4017,7 @@
         <w:keepNext/>
         <w:numPr>
           <w:ilvl w:val="0"/>
-          <w:numId w:val="928"/>
+          <w:numId w:val="947"/>
         </w:numPr>
         <w:spacing w:after="40" w:before="40"/>
       </w:pPr>
@@ -4036,7 +4036,7 @@
         <w:keepNext/>
         <w:numPr>
           <w:ilvl w:val="0"/>
-          <w:numId w:val="928"/>
+          <w:numId w:val="947"/>
         </w:numPr>
         <w:spacing w:after="40" w:before="40"/>
       </w:pPr>
@@ -4095,7 +4095,7 @@
         <w:keepNext/>
         <w:numPr>
           <w:ilvl w:val="0"/>
-          <w:numId w:val="929"/>
+          <w:numId w:val="948"/>
         </w:numPr>
         <w:spacing w:after="40" w:before="40"/>
       </w:pPr>
@@ -4114,7 +4114,7 @@
         <w:keepNext/>
         <w:numPr>
           <w:ilvl w:val="0"/>
-          <w:numId w:val="929"/>
+          <w:numId w:val="948"/>
         </w:numPr>
         <w:spacing w:after="40" w:before="40"/>
       </w:pPr>
@@ -4133,7 +4133,7 @@
         <w:keepNext/>
         <w:numPr>
           <w:ilvl w:val="0"/>
-          <w:numId w:val="929"/>
+          <w:numId w:val="948"/>
         </w:numPr>
         <w:spacing w:after="40" w:before="40"/>
       </w:pPr>
@@ -4152,7 +4152,7 @@
         <w:keepNext/>
         <w:numPr>
           <w:ilvl w:val="0"/>
-          <w:numId w:val="929"/>
+          <w:numId w:val="948"/>
         </w:numPr>
         <w:spacing w:after="40" w:before="40"/>
       </w:pPr>
@@ -4171,7 +4171,7 @@
         <w:keepNext/>
         <w:numPr>
           <w:ilvl w:val="0"/>
-          <w:numId w:val="929"/>
+          <w:numId w:val="948"/>
         </w:numPr>
         <w:spacing w:after="40" w:before="40"/>
       </w:pPr>
@@ -4249,7 +4249,7 @@
         <w:keepNext/>
         <w:numPr>
           <w:ilvl w:val="0"/>
-          <w:numId w:val="930"/>
+          <w:numId w:val="949"/>
         </w:numPr>
         <w:spacing w:after="40" w:before="40"/>
       </w:pPr>
@@ -4268,7 +4268,7 @@
         <w:keepNext/>
         <w:numPr>
           <w:ilvl w:val="0"/>
-          <w:numId w:val="930"/>
+          <w:numId w:val="949"/>
         </w:numPr>
         <w:spacing w:after="40" w:before="40"/>
       </w:pPr>
@@ -4287,7 +4287,7 @@
         <w:keepNext/>
         <w:numPr>
           <w:ilvl w:val="0"/>
-          <w:numId w:val="930"/>
+          <w:numId w:val="949"/>
         </w:numPr>
         <w:spacing w:after="40" w:before="40"/>
       </w:pPr>
@@ -4383,7 +4383,7 @@
         <w:keepNext/>
         <w:numPr>
           <w:ilvl w:val="0"/>
-          <w:numId w:val="931"/>
+          <w:numId w:val="950"/>
         </w:numPr>
         <w:spacing w:after="40" w:before="40"/>
       </w:pPr>
@@ -4402,7 +4402,7 @@
         <w:keepNext/>
         <w:numPr>
           <w:ilvl w:val="0"/>
-          <w:numId w:val="931"/>
+          <w:numId w:val="950"/>
         </w:numPr>
         <w:spacing w:after="40" w:before="40"/>
       </w:pPr>
@@ -4480,7 +4480,7 @@
         <w:keepNext/>
         <w:numPr>
           <w:ilvl w:val="0"/>
-          <w:numId w:val="932"/>
+          <w:numId w:val="951"/>
         </w:numPr>
         <w:spacing w:after="40" w:before="40"/>
       </w:pPr>
@@ -4499,7 +4499,7 @@
         <w:keepNext/>
         <w:numPr>
           <w:ilvl w:val="0"/>
-          <w:numId w:val="932"/>
+          <w:numId w:val="951"/>
         </w:numPr>
         <w:spacing w:after="40" w:before="40"/>
       </w:pPr>
@@ -4518,7 +4518,7 @@
         <w:keepNext/>
         <w:numPr>
           <w:ilvl w:val="0"/>
-          <w:numId w:val="932"/>
+          <w:numId w:val="951"/>
         </w:numPr>
         <w:spacing w:after="40" w:before="40"/>
       </w:pPr>
@@ -4596,7 +4596,7 @@
         <w:keepNext/>
         <w:numPr>
           <w:ilvl w:val="0"/>
-          <w:numId w:val="933"/>
+          <w:numId w:val="952"/>
         </w:numPr>
         <w:spacing w:after="40" w:before="40"/>
       </w:pPr>
@@ -4615,7 +4615,7 @@
         <w:keepNext/>
         <w:numPr>
           <w:ilvl w:val="0"/>
-          <w:numId w:val="933"/>
+          <w:numId w:val="952"/>
         </w:numPr>
         <w:spacing w:after="40" w:before="40"/>
       </w:pPr>
@@ -4634,7 +4634,7 @@
         <w:keepNext/>
         <w:numPr>
           <w:ilvl w:val="0"/>
-          <w:numId w:val="933"/>
+          <w:numId w:val="952"/>
         </w:numPr>
         <w:spacing w:after="40" w:before="40"/>
       </w:pPr>
@@ -4653,7 +4653,7 @@
         <w:keepNext/>
         <w:numPr>
           <w:ilvl w:val="0"/>
-          <w:numId w:val="933"/>
+          <w:numId w:val="952"/>
         </w:numPr>
         <w:spacing w:after="40" w:before="40"/>
       </w:pPr>
@@ -4731,7 +4731,7 @@
         <w:keepNext/>
         <w:numPr>
           <w:ilvl w:val="0"/>
-          <w:numId w:val="934"/>
+          <w:numId w:val="953"/>
         </w:numPr>
         <w:spacing w:after="40" w:before="40"/>
       </w:pPr>
@@ -4750,7 +4750,7 @@
         <w:keepNext/>
         <w:numPr>
           <w:ilvl w:val="0"/>
-          <w:numId w:val="934"/>
+          <w:numId w:val="953"/>
         </w:numPr>
         <w:spacing w:after="40" w:before="40"/>
       </w:pPr>
@@ -4769,7 +4769,7 @@
         <w:keepNext/>
         <w:numPr>
           <w:ilvl w:val="0"/>
-          <w:numId w:val="934"/>
+          <w:numId w:val="953"/>
         </w:numPr>
         <w:spacing w:after="40" w:before="40"/>
       </w:pPr>
@@ -13283,6 +13283,120 @@
     </w:lvlOverride>
   </w:num>
   <w:num w:numId="934">
+    <w:abstractNumId w:val="2"/>
+    <w:lvlOverride w:ilvl="0">
+      <w:startOverride w:val="1"/>
+    </w:lvlOverride>
+  </w:num>
+  <w:num w:numId="935">
+    <w:abstractNumId w:val="2"/>
+    <w:lvlOverride w:ilvl="0">
+      <w:startOverride w:val="1"/>
+    </w:lvlOverride>
+  </w:num>
+  <w:num w:numId="936">
+    <w:abstractNumId w:val="2"/>
+    <w:lvlOverride w:ilvl="0">
+      <w:startOverride w:val="1"/>
+    </w:lvlOverride>
+  </w:num>
+  <w:num w:numId="937">
+    <w:abstractNumId w:val="2"/>
+    <w:lvlOverride w:ilvl="0">
+      <w:startOverride w:val="1"/>
+    </w:lvlOverride>
+  </w:num>
+  <w:num w:numId="938">
+    <w:abstractNumId w:val="2"/>
+    <w:lvlOverride w:ilvl="0">
+      <w:startOverride w:val="1"/>
+    </w:lvlOverride>
+  </w:num>
+  <w:num w:numId="939">
+    <w:abstractNumId w:val="2"/>
+    <w:lvlOverride w:ilvl="0">
+      <w:startOverride w:val="1"/>
+    </w:lvlOverride>
+  </w:num>
+  <w:num w:numId="940">
+    <w:abstractNumId w:val="2"/>
+    <w:lvlOverride w:ilvl="0">
+      <w:startOverride w:val="1"/>
+    </w:lvlOverride>
+  </w:num>
+  <w:num w:numId="941">
+    <w:abstractNumId w:val="2"/>
+    <w:lvlOverride w:ilvl="0">
+      <w:startOverride w:val="1"/>
+    </w:lvlOverride>
+  </w:num>
+  <w:num w:numId="942">
+    <w:abstractNumId w:val="3"/>
+    <w:lvlOverride w:ilvl="0">
+      <w:startOverride w:val="1"/>
+    </w:lvlOverride>
+  </w:num>
+  <w:num w:numId="943">
+    <w:abstractNumId w:val="2"/>
+    <w:lvlOverride w:ilvl="0">
+      <w:startOverride w:val="1"/>
+    </w:lvlOverride>
+  </w:num>
+  <w:num w:numId="944">
+    <w:abstractNumId w:val="2"/>
+    <w:lvlOverride w:ilvl="0">
+      <w:startOverride w:val="1"/>
+    </w:lvlOverride>
+  </w:num>
+  <w:num w:numId="945">
+    <w:abstractNumId w:val="3"/>
+    <w:lvlOverride w:ilvl="0">
+      <w:startOverride w:val="1"/>
+    </w:lvlOverride>
+  </w:num>
+  <w:num w:numId="946">
+    <w:abstractNumId w:val="2"/>
+    <w:lvlOverride w:ilvl="0">
+      <w:startOverride w:val="1"/>
+    </w:lvlOverride>
+  </w:num>
+  <w:num w:numId="947">
+    <w:abstractNumId w:val="2"/>
+    <w:lvlOverride w:ilvl="0">
+      <w:startOverride w:val="1"/>
+    </w:lvlOverride>
+  </w:num>
+  <w:num w:numId="948">
+    <w:abstractNumId w:val="2"/>
+    <w:lvlOverride w:ilvl="0">
+      <w:startOverride w:val="1"/>
+    </w:lvlOverride>
+  </w:num>
+  <w:num w:numId="949">
+    <w:abstractNumId w:val="2"/>
+    <w:lvlOverride w:ilvl="0">
+      <w:startOverride w:val="1"/>
+    </w:lvlOverride>
+  </w:num>
+  <w:num w:numId="950">
+    <w:abstractNumId w:val="2"/>
+    <w:lvlOverride w:ilvl="0">
+      <w:startOverride w:val="1"/>
+    </w:lvlOverride>
+  </w:num>
+  <w:num w:numId="951">
+    <w:abstractNumId w:val="2"/>
+    <w:lvlOverride w:ilvl="0">
+      <w:startOverride w:val="1"/>
+    </w:lvlOverride>
+  </w:num>
+  <w:num w:numId="952">
+    <w:abstractNumId w:val="2"/>
+    <w:lvlOverride w:ilvl="0">
+      <w:startOverride w:val="1"/>
+    </w:lvlOverride>
+  </w:num>
+  <w:num w:numId="953">
     <w:abstractNumId w:val="2"/>
     <w:lvlOverride w:ilvl="0">
       <w:startOverride w:val="1"/>

--- a/docs/government-project/06_사용자매뉴얼.docx
+++ b/docs/government-project/06_사용자매뉴얼.docx
@@ -1275,7 +1275,7 @@
         <w:keepNext/>
         <w:numPr>
           <w:ilvl w:val="0"/>
-          <w:numId w:val="935"/>
+          <w:numId w:val="954"/>
         </w:numPr>
         <w:spacing w:after="40" w:before="40"/>
       </w:pPr>
@@ -1294,7 +1294,7 @@
         <w:keepNext/>
         <w:numPr>
           <w:ilvl w:val="0"/>
-          <w:numId w:val="935"/>
+          <w:numId w:val="954"/>
         </w:numPr>
         <w:spacing w:after="40" w:before="40"/>
       </w:pPr>
@@ -1313,7 +1313,7 @@
         <w:keepNext/>
         <w:numPr>
           <w:ilvl w:val="0"/>
-          <w:numId w:val="935"/>
+          <w:numId w:val="954"/>
         </w:numPr>
         <w:spacing w:after="40" w:before="40"/>
       </w:pPr>
@@ -1332,7 +1332,7 @@
         <w:keepNext/>
         <w:numPr>
           <w:ilvl w:val="0"/>
-          <w:numId w:val="935"/>
+          <w:numId w:val="954"/>
         </w:numPr>
         <w:spacing w:after="40" w:before="40"/>
       </w:pPr>
@@ -1351,7 +1351,7 @@
         <w:keepNext/>
         <w:numPr>
           <w:ilvl w:val="0"/>
-          <w:numId w:val="935"/>
+          <w:numId w:val="954"/>
         </w:numPr>
         <w:spacing w:after="40" w:before="40"/>
       </w:pPr>
@@ -1429,7 +1429,7 @@
         <w:keepNext/>
         <w:numPr>
           <w:ilvl w:val="0"/>
-          <w:numId w:val="936"/>
+          <w:numId w:val="955"/>
         </w:numPr>
         <w:spacing w:after="40" w:before="40"/>
       </w:pPr>
@@ -1448,7 +1448,7 @@
         <w:keepNext/>
         <w:numPr>
           <w:ilvl w:val="0"/>
-          <w:numId w:val="936"/>
+          <w:numId w:val="955"/>
         </w:numPr>
         <w:spacing w:after="40" w:before="40"/>
       </w:pPr>
@@ -1467,7 +1467,7 @@
         <w:keepNext/>
         <w:numPr>
           <w:ilvl w:val="0"/>
-          <w:numId w:val="936"/>
+          <w:numId w:val="955"/>
         </w:numPr>
         <w:spacing w:after="40" w:before="40"/>
       </w:pPr>
@@ -1580,7 +1580,7 @@
         <w:keepNext/>
         <w:numPr>
           <w:ilvl w:val="0"/>
-          <w:numId w:val="937"/>
+          <w:numId w:val="956"/>
         </w:numPr>
         <w:spacing w:after="40" w:before="40"/>
       </w:pPr>
@@ -1599,7 +1599,7 @@
         <w:keepNext/>
         <w:numPr>
           <w:ilvl w:val="0"/>
-          <w:numId w:val="937"/>
+          <w:numId w:val="956"/>
         </w:numPr>
         <w:spacing w:after="40" w:before="40"/>
       </w:pPr>
@@ -2418,7 +2418,7 @@
         <w:keepNext/>
         <w:numPr>
           <w:ilvl w:val="0"/>
-          <w:numId w:val="938"/>
+          <w:numId w:val="957"/>
         </w:numPr>
         <w:spacing w:after="40" w:before="40"/>
       </w:pPr>
@@ -2437,7 +2437,7 @@
         <w:keepNext/>
         <w:numPr>
           <w:ilvl w:val="0"/>
-          <w:numId w:val="938"/>
+          <w:numId w:val="957"/>
         </w:numPr>
         <w:spacing w:after="40" w:before="40"/>
       </w:pPr>
@@ -2456,7 +2456,7 @@
         <w:keepNext/>
         <w:numPr>
           <w:ilvl w:val="0"/>
-          <w:numId w:val="938"/>
+          <w:numId w:val="957"/>
         </w:numPr>
         <w:spacing w:after="40" w:before="40"/>
       </w:pPr>
@@ -2475,7 +2475,7 @@
         <w:keepNext/>
         <w:numPr>
           <w:ilvl w:val="0"/>
-          <w:numId w:val="938"/>
+          <w:numId w:val="957"/>
         </w:numPr>
         <w:spacing w:after="40" w:before="40"/>
       </w:pPr>
@@ -2494,7 +2494,7 @@
         <w:keepNext/>
         <w:numPr>
           <w:ilvl w:val="0"/>
-          <w:numId w:val="938"/>
+          <w:numId w:val="957"/>
         </w:numPr>
         <w:spacing w:after="40" w:before="40"/>
       </w:pPr>
@@ -3090,7 +3090,7 @@
         <w:keepNext/>
         <w:numPr>
           <w:ilvl w:val="0"/>
-          <w:numId w:val="939"/>
+          <w:numId w:val="958"/>
         </w:numPr>
         <w:spacing w:after="40" w:before="40"/>
       </w:pPr>
@@ -3109,7 +3109,7 @@
         <w:keepNext/>
         <w:numPr>
           <w:ilvl w:val="0"/>
-          <w:numId w:val="939"/>
+          <w:numId w:val="958"/>
         </w:numPr>
         <w:spacing w:after="40" w:before="40"/>
       </w:pPr>
@@ -3128,7 +3128,7 @@
         <w:keepNext/>
         <w:numPr>
           <w:ilvl w:val="0"/>
-          <w:numId w:val="939"/>
+          <w:numId w:val="958"/>
         </w:numPr>
         <w:spacing w:after="40" w:before="40"/>
       </w:pPr>
@@ -3147,7 +3147,7 @@
         <w:keepNext/>
         <w:numPr>
           <w:ilvl w:val="0"/>
-          <w:numId w:val="939"/>
+          <w:numId w:val="958"/>
         </w:numPr>
         <w:spacing w:after="40" w:before="40"/>
       </w:pPr>
@@ -3201,7 +3201,7 @@
         <w:keepNext/>
         <w:numPr>
           <w:ilvl w:val="0"/>
-          <w:numId w:val="940"/>
+          <w:numId w:val="959"/>
         </w:numPr>
         <w:spacing w:after="40" w:before="40"/>
       </w:pPr>
@@ -3220,7 +3220,7 @@
         <w:keepNext/>
         <w:numPr>
           <w:ilvl w:val="0"/>
-          <w:numId w:val="940"/>
+          <w:numId w:val="959"/>
         </w:numPr>
         <w:spacing w:after="40" w:before="40"/>
       </w:pPr>
@@ -3238,7 +3238,7 @@
         <w:pStyle w:val="ListParagraph"/>
         <w:numPr>
           <w:ilvl w:val="0"/>
-          <w:numId w:val="940"/>
+          <w:numId w:val="959"/>
         </w:numPr>
         <w:spacing w:after="40" w:before="40"/>
       </w:pPr>
@@ -3299,7 +3299,7 @@
         <w:keepNext/>
         <w:numPr>
           <w:ilvl w:val="0"/>
-          <w:numId w:val="941"/>
+          <w:numId w:val="960"/>
         </w:numPr>
         <w:spacing w:after="40" w:before="40"/>
       </w:pPr>
@@ -3318,7 +3318,7 @@
         <w:keepNext/>
         <w:numPr>
           <w:ilvl w:val="0"/>
-          <w:numId w:val="941"/>
+          <w:numId w:val="960"/>
         </w:numPr>
         <w:spacing w:after="40" w:before="40"/>
       </w:pPr>
@@ -3337,7 +3337,7 @@
         <w:keepNext/>
         <w:numPr>
           <w:ilvl w:val="0"/>
-          <w:numId w:val="941"/>
+          <w:numId w:val="960"/>
         </w:numPr>
         <w:spacing w:after="40" w:before="40"/>
       </w:pPr>
@@ -3445,7 +3445,7 @@
         <w:keepNext/>
         <w:numPr>
           <w:ilvl w:val="0"/>
-          <w:numId w:val="942"/>
+          <w:numId w:val="961"/>
         </w:numPr>
         <w:spacing w:after="40" w:before="40"/>
       </w:pPr>
@@ -3464,7 +3464,7 @@
         <w:keepNext/>
         <w:numPr>
           <w:ilvl w:val="0"/>
-          <w:numId w:val="942"/>
+          <w:numId w:val="961"/>
         </w:numPr>
         <w:spacing w:after="40" w:before="40"/>
       </w:pPr>
@@ -3483,7 +3483,7 @@
         <w:keepNext/>
         <w:numPr>
           <w:ilvl w:val="0"/>
-          <w:numId w:val="942"/>
+          <w:numId w:val="961"/>
         </w:numPr>
         <w:spacing w:after="40" w:before="40"/>
       </w:pPr>
@@ -3501,7 +3501,7 @@
         <w:pStyle w:val="ListParagraph"/>
         <w:numPr>
           <w:ilvl w:val="0"/>
-          <w:numId w:val="942"/>
+          <w:numId w:val="961"/>
         </w:numPr>
         <w:spacing w:after="40" w:before="40"/>
       </w:pPr>
@@ -3543,7 +3543,7 @@
         <w:keepNext/>
         <w:numPr>
           <w:ilvl w:val="0"/>
-          <w:numId w:val="943"/>
+          <w:numId w:val="962"/>
         </w:numPr>
         <w:spacing w:after="40" w:before="40"/>
       </w:pPr>
@@ -3562,7 +3562,7 @@
         <w:keepNext/>
         <w:numPr>
           <w:ilvl w:val="0"/>
-          <w:numId w:val="943"/>
+          <w:numId w:val="962"/>
         </w:numPr>
         <w:spacing w:after="40" w:before="40"/>
       </w:pPr>
@@ -3581,7 +3581,7 @@
         <w:keepNext/>
         <w:numPr>
           <w:ilvl w:val="0"/>
-          <w:numId w:val="943"/>
+          <w:numId w:val="962"/>
         </w:numPr>
         <w:spacing w:after="40" w:before="40"/>
       </w:pPr>
@@ -3658,7 +3658,7 @@
         <w:keepNext/>
         <w:numPr>
           <w:ilvl w:val="0"/>
-          <w:numId w:val="944"/>
+          <w:numId w:val="963"/>
         </w:numPr>
         <w:spacing w:after="40" w:before="40"/>
       </w:pPr>
@@ -3677,7 +3677,7 @@
         <w:keepNext/>
         <w:numPr>
           <w:ilvl w:val="0"/>
-          <w:numId w:val="944"/>
+          <w:numId w:val="963"/>
         </w:numPr>
         <w:spacing w:after="40" w:before="40"/>
       </w:pPr>
@@ -3727,7 +3727,7 @@
         <w:keepNext/>
         <w:numPr>
           <w:ilvl w:val="0"/>
-          <w:numId w:val="945"/>
+          <w:numId w:val="964"/>
         </w:numPr>
         <w:spacing w:after="40" w:before="40"/>
       </w:pPr>
@@ -3746,7 +3746,7 @@
         <w:keepNext/>
         <w:numPr>
           <w:ilvl w:val="0"/>
-          <w:numId w:val="945"/>
+          <w:numId w:val="964"/>
         </w:numPr>
         <w:spacing w:after="40" w:before="40"/>
       </w:pPr>
@@ -3765,7 +3765,7 @@
         <w:keepNext/>
         <w:numPr>
           <w:ilvl w:val="0"/>
-          <w:numId w:val="945"/>
+          <w:numId w:val="964"/>
         </w:numPr>
         <w:spacing w:after="40" w:before="40"/>
       </w:pPr>
@@ -3783,7 +3783,7 @@
         <w:pStyle w:val="ListParagraph"/>
         <w:numPr>
           <w:ilvl w:val="0"/>
-          <w:numId w:val="945"/>
+          <w:numId w:val="964"/>
         </w:numPr>
         <w:spacing w:after="40" w:before="40"/>
       </w:pPr>
@@ -3825,7 +3825,7 @@
         <w:keepNext/>
         <w:numPr>
           <w:ilvl w:val="0"/>
-          <w:numId w:val="946"/>
+          <w:numId w:val="965"/>
         </w:numPr>
         <w:spacing w:after="40" w:before="40"/>
       </w:pPr>
@@ -3844,7 +3844,7 @@
         <w:keepNext/>
         <w:numPr>
           <w:ilvl w:val="0"/>
-          <w:numId w:val="946"/>
+          <w:numId w:val="965"/>
         </w:numPr>
         <w:spacing w:after="40" w:before="40"/>
       </w:pPr>
@@ -3863,7 +3863,7 @@
         <w:keepNext/>
         <w:numPr>
           <w:ilvl w:val="0"/>
-          <w:numId w:val="946"/>
+          <w:numId w:val="965"/>
         </w:numPr>
         <w:spacing w:after="40" w:before="40"/>
       </w:pPr>
@@ -3882,7 +3882,7 @@
         <w:keepNext/>
         <w:numPr>
           <w:ilvl w:val="0"/>
-          <w:numId w:val="946"/>
+          <w:numId w:val="965"/>
         </w:numPr>
         <w:spacing w:after="40" w:before="40"/>
       </w:pPr>
@@ -3960,7 +3960,7 @@
         <w:keepNext/>
         <w:numPr>
           <w:ilvl w:val="0"/>
-          <w:numId w:val="947"/>
+          <w:numId w:val="966"/>
         </w:numPr>
         <w:spacing w:after="40" w:before="40"/>
       </w:pPr>
@@ -3979,7 +3979,7 @@
         <w:keepNext/>
         <w:numPr>
           <w:ilvl w:val="0"/>
-          <w:numId w:val="947"/>
+          <w:numId w:val="966"/>
         </w:numPr>
         <w:spacing w:after="40" w:before="40"/>
       </w:pPr>
@@ -3998,7 +3998,7 @@
         <w:keepNext/>
         <w:numPr>
           <w:ilvl w:val="0"/>
-          <w:numId w:val="947"/>
+          <w:numId w:val="966"/>
         </w:numPr>
         <w:spacing w:after="40" w:before="40"/>
       </w:pPr>
@@ -4017,7 +4017,7 @@
         <w:keepNext/>
         <w:numPr>
           <w:ilvl w:val="0"/>
-          <w:numId w:val="947"/>
+          <w:numId w:val="966"/>
         </w:numPr>
         <w:spacing w:after="40" w:before="40"/>
       </w:pPr>
@@ -4036,7 +4036,7 @@
         <w:keepNext/>
         <w:numPr>
           <w:ilvl w:val="0"/>
-          <w:numId w:val="947"/>
+          <w:numId w:val="966"/>
         </w:numPr>
         <w:spacing w:after="40" w:before="40"/>
       </w:pPr>
@@ -4095,7 +4095,7 @@
         <w:keepNext/>
         <w:numPr>
           <w:ilvl w:val="0"/>
-          <w:numId w:val="948"/>
+          <w:numId w:val="967"/>
         </w:numPr>
         <w:spacing w:after="40" w:before="40"/>
       </w:pPr>
@@ -4114,7 +4114,7 @@
         <w:keepNext/>
         <w:numPr>
           <w:ilvl w:val="0"/>
-          <w:numId w:val="948"/>
+          <w:numId w:val="967"/>
         </w:numPr>
         <w:spacing w:after="40" w:before="40"/>
       </w:pPr>
@@ -4133,7 +4133,7 @@
         <w:keepNext/>
         <w:numPr>
           <w:ilvl w:val="0"/>
-          <w:numId w:val="948"/>
+          <w:numId w:val="967"/>
         </w:numPr>
         <w:spacing w:after="40" w:before="40"/>
       </w:pPr>
@@ -4152,7 +4152,7 @@
         <w:keepNext/>
         <w:numPr>
           <w:ilvl w:val="0"/>
-          <w:numId w:val="948"/>
+          <w:numId w:val="967"/>
         </w:numPr>
         <w:spacing w:after="40" w:before="40"/>
       </w:pPr>
@@ -4171,7 +4171,7 @@
         <w:keepNext/>
         <w:numPr>
           <w:ilvl w:val="0"/>
-          <w:numId w:val="948"/>
+          <w:numId w:val="967"/>
         </w:numPr>
         <w:spacing w:after="40" w:before="40"/>
       </w:pPr>
@@ -4249,7 +4249,7 @@
         <w:keepNext/>
         <w:numPr>
           <w:ilvl w:val="0"/>
-          <w:numId w:val="949"/>
+          <w:numId w:val="968"/>
         </w:numPr>
         <w:spacing w:after="40" w:before="40"/>
       </w:pPr>
@@ -4268,7 +4268,7 @@
         <w:keepNext/>
         <w:numPr>
           <w:ilvl w:val="0"/>
-          <w:numId w:val="949"/>
+          <w:numId w:val="968"/>
         </w:numPr>
         <w:spacing w:after="40" w:before="40"/>
       </w:pPr>
@@ -4287,7 +4287,7 @@
         <w:keepNext/>
         <w:numPr>
           <w:ilvl w:val="0"/>
-          <w:numId w:val="949"/>
+          <w:numId w:val="968"/>
         </w:numPr>
         <w:spacing w:after="40" w:before="40"/>
       </w:pPr>
@@ -4383,7 +4383,7 @@
         <w:keepNext/>
         <w:numPr>
           <w:ilvl w:val="0"/>
-          <w:numId w:val="950"/>
+          <w:numId w:val="969"/>
         </w:numPr>
         <w:spacing w:after="40" w:before="40"/>
       </w:pPr>
@@ -4402,7 +4402,7 @@
         <w:keepNext/>
         <w:numPr>
           <w:ilvl w:val="0"/>
-          <w:numId w:val="950"/>
+          <w:numId w:val="969"/>
         </w:numPr>
         <w:spacing w:after="40" w:before="40"/>
       </w:pPr>
@@ -4480,7 +4480,7 @@
         <w:keepNext/>
         <w:numPr>
           <w:ilvl w:val="0"/>
-          <w:numId w:val="951"/>
+          <w:numId w:val="970"/>
         </w:numPr>
         <w:spacing w:after="40" w:before="40"/>
       </w:pPr>
@@ -4499,7 +4499,7 @@
         <w:keepNext/>
         <w:numPr>
           <w:ilvl w:val="0"/>
-          <w:numId w:val="951"/>
+          <w:numId w:val="970"/>
         </w:numPr>
         <w:spacing w:after="40" w:before="40"/>
       </w:pPr>
@@ -4518,7 +4518,7 @@
         <w:keepNext/>
         <w:numPr>
           <w:ilvl w:val="0"/>
-          <w:numId w:val="951"/>
+          <w:numId w:val="970"/>
         </w:numPr>
         <w:spacing w:after="40" w:before="40"/>
       </w:pPr>
@@ -4596,7 +4596,7 @@
         <w:keepNext/>
         <w:numPr>
           <w:ilvl w:val="0"/>
-          <w:numId w:val="952"/>
+          <w:numId w:val="971"/>
         </w:numPr>
         <w:spacing w:after="40" w:before="40"/>
       </w:pPr>
@@ -4615,7 +4615,7 @@
         <w:keepNext/>
         <w:numPr>
           <w:ilvl w:val="0"/>
-          <w:numId w:val="952"/>
+          <w:numId w:val="971"/>
         </w:numPr>
         <w:spacing w:after="40" w:before="40"/>
       </w:pPr>
@@ -4634,7 +4634,7 @@
         <w:keepNext/>
         <w:numPr>
           <w:ilvl w:val="0"/>
-          <w:numId w:val="952"/>
+          <w:numId w:val="971"/>
         </w:numPr>
         <w:spacing w:after="40" w:before="40"/>
       </w:pPr>
@@ -4653,7 +4653,7 @@
         <w:keepNext/>
         <w:numPr>
           <w:ilvl w:val="0"/>
-          <w:numId w:val="952"/>
+          <w:numId w:val="971"/>
         </w:numPr>
         <w:spacing w:after="40" w:before="40"/>
       </w:pPr>
@@ -4731,7 +4731,7 @@
         <w:keepNext/>
         <w:numPr>
           <w:ilvl w:val="0"/>
-          <w:numId w:val="953"/>
+          <w:numId w:val="972"/>
         </w:numPr>
         <w:spacing w:after="40" w:before="40"/>
       </w:pPr>
@@ -4750,7 +4750,7 @@
         <w:keepNext/>
         <w:numPr>
           <w:ilvl w:val="0"/>
-          <w:numId w:val="953"/>
+          <w:numId w:val="972"/>
         </w:numPr>
         <w:spacing w:after="40" w:before="40"/>
       </w:pPr>
@@ -4769,7 +4769,7 @@
         <w:keepNext/>
         <w:numPr>
           <w:ilvl w:val="0"/>
-          <w:numId w:val="953"/>
+          <w:numId w:val="972"/>
         </w:numPr>
         <w:spacing w:after="40" w:before="40"/>
       </w:pPr>
@@ -13397,6 +13397,120 @@
     </w:lvlOverride>
   </w:num>
   <w:num w:numId="953">
+    <w:abstractNumId w:val="2"/>
+    <w:lvlOverride w:ilvl="0">
+      <w:startOverride w:val="1"/>
+    </w:lvlOverride>
+  </w:num>
+  <w:num w:numId="954">
+    <w:abstractNumId w:val="2"/>
+    <w:lvlOverride w:ilvl="0">
+      <w:startOverride w:val="1"/>
+    </w:lvlOverride>
+  </w:num>
+  <w:num w:numId="955">
+    <w:abstractNumId w:val="2"/>
+    <w:lvlOverride w:ilvl="0">
+      <w:startOverride w:val="1"/>
+    </w:lvlOverride>
+  </w:num>
+  <w:num w:numId="956">
+    <w:abstractNumId w:val="2"/>
+    <w:lvlOverride w:ilvl="0">
+      <w:startOverride w:val="1"/>
+    </w:lvlOverride>
+  </w:num>
+  <w:num w:numId="957">
+    <w:abstractNumId w:val="2"/>
+    <w:lvlOverride w:ilvl="0">
+      <w:startOverride w:val="1"/>
+    </w:lvlOverride>
+  </w:num>
+  <w:num w:numId="958">
+    <w:abstractNumId w:val="2"/>
+    <w:lvlOverride w:ilvl="0">
+      <w:startOverride w:val="1"/>
+    </w:lvlOverride>
+  </w:num>
+  <w:num w:numId="959">
+    <w:abstractNumId w:val="2"/>
+    <w:lvlOverride w:ilvl="0">
+      <w:startOverride w:val="1"/>
+    </w:lvlOverride>
+  </w:num>
+  <w:num w:numId="960">
+    <w:abstractNumId w:val="2"/>
+    <w:lvlOverride w:ilvl="0">
+      <w:startOverride w:val="1"/>
+    </w:lvlOverride>
+  </w:num>
+  <w:num w:numId="961">
+    <w:abstractNumId w:val="3"/>
+    <w:lvlOverride w:ilvl="0">
+      <w:startOverride w:val="1"/>
+    </w:lvlOverride>
+  </w:num>
+  <w:num w:numId="962">
+    <w:abstractNumId w:val="2"/>
+    <w:lvlOverride w:ilvl="0">
+      <w:startOverride w:val="1"/>
+    </w:lvlOverride>
+  </w:num>
+  <w:num w:numId="963">
+    <w:abstractNumId w:val="2"/>
+    <w:lvlOverride w:ilvl="0">
+      <w:startOverride w:val="1"/>
+    </w:lvlOverride>
+  </w:num>
+  <w:num w:numId="964">
+    <w:abstractNumId w:val="3"/>
+    <w:lvlOverride w:ilvl="0">
+      <w:startOverride w:val="1"/>
+    </w:lvlOverride>
+  </w:num>
+  <w:num w:numId="965">
+    <w:abstractNumId w:val="2"/>
+    <w:lvlOverride w:ilvl="0">
+      <w:startOverride w:val="1"/>
+    </w:lvlOverride>
+  </w:num>
+  <w:num w:numId="966">
+    <w:abstractNumId w:val="2"/>
+    <w:lvlOverride w:ilvl="0">
+      <w:startOverride w:val="1"/>
+    </w:lvlOverride>
+  </w:num>
+  <w:num w:numId="967">
+    <w:abstractNumId w:val="2"/>
+    <w:lvlOverride w:ilvl="0">
+      <w:startOverride w:val="1"/>
+    </w:lvlOverride>
+  </w:num>
+  <w:num w:numId="968">
+    <w:abstractNumId w:val="2"/>
+    <w:lvlOverride w:ilvl="0">
+      <w:startOverride w:val="1"/>
+    </w:lvlOverride>
+  </w:num>
+  <w:num w:numId="969">
+    <w:abstractNumId w:val="2"/>
+    <w:lvlOverride w:ilvl="0">
+      <w:startOverride w:val="1"/>
+    </w:lvlOverride>
+  </w:num>
+  <w:num w:numId="970">
+    <w:abstractNumId w:val="2"/>
+    <w:lvlOverride w:ilvl="0">
+      <w:startOverride w:val="1"/>
+    </w:lvlOverride>
+  </w:num>
+  <w:num w:numId="971">
+    <w:abstractNumId w:val="2"/>
+    <w:lvlOverride w:ilvl="0">
+      <w:startOverride w:val="1"/>
+    </w:lvlOverride>
+  </w:num>
+  <w:num w:numId="972">
     <w:abstractNumId w:val="2"/>
     <w:lvlOverride w:ilvl="0">
       <w:startOverride w:val="1"/>

--- a/docs/government-project/06_사용자매뉴얼.docx
+++ b/docs/government-project/06_사용자매뉴얼.docx
@@ -1275,7 +1275,7 @@
         <w:keepNext/>
         <w:numPr>
           <w:ilvl w:val="0"/>
-          <w:numId w:val="821"/>
+          <w:numId w:val="954"/>
         </w:numPr>
         <w:spacing w:after="40" w:before="40"/>
       </w:pPr>
@@ -1294,7 +1294,7 @@
         <w:keepNext/>
         <w:numPr>
           <w:ilvl w:val="0"/>
-          <w:numId w:val="821"/>
+          <w:numId w:val="954"/>
         </w:numPr>
         <w:spacing w:after="40" w:before="40"/>
       </w:pPr>
@@ -1313,7 +1313,7 @@
         <w:keepNext/>
         <w:numPr>
           <w:ilvl w:val="0"/>
-          <w:numId w:val="821"/>
+          <w:numId w:val="954"/>
         </w:numPr>
         <w:spacing w:after="40" w:before="40"/>
       </w:pPr>
@@ -1332,7 +1332,7 @@
         <w:keepNext/>
         <w:numPr>
           <w:ilvl w:val="0"/>
-          <w:numId w:val="821"/>
+          <w:numId w:val="954"/>
         </w:numPr>
         <w:spacing w:after="40" w:before="40"/>
       </w:pPr>
@@ -1351,7 +1351,7 @@
         <w:keepNext/>
         <w:numPr>
           <w:ilvl w:val="0"/>
-          <w:numId w:val="821"/>
+          <w:numId w:val="954"/>
         </w:numPr>
         <w:spacing w:after="40" w:before="40"/>
       </w:pPr>
@@ -1429,7 +1429,7 @@
         <w:keepNext/>
         <w:numPr>
           <w:ilvl w:val="0"/>
-          <w:numId w:val="822"/>
+          <w:numId w:val="955"/>
         </w:numPr>
         <w:spacing w:after="40" w:before="40"/>
       </w:pPr>
@@ -1448,7 +1448,7 @@
         <w:keepNext/>
         <w:numPr>
           <w:ilvl w:val="0"/>
-          <w:numId w:val="822"/>
+          <w:numId w:val="955"/>
         </w:numPr>
         <w:spacing w:after="40" w:before="40"/>
       </w:pPr>
@@ -1467,7 +1467,7 @@
         <w:keepNext/>
         <w:numPr>
           <w:ilvl w:val="0"/>
-          <w:numId w:val="822"/>
+          <w:numId w:val="955"/>
         </w:numPr>
         <w:spacing w:after="40" w:before="40"/>
       </w:pPr>
@@ -1580,7 +1580,7 @@
         <w:keepNext/>
         <w:numPr>
           <w:ilvl w:val="0"/>
-          <w:numId w:val="823"/>
+          <w:numId w:val="956"/>
         </w:numPr>
         <w:spacing w:after="40" w:before="40"/>
       </w:pPr>
@@ -1599,7 +1599,7 @@
         <w:keepNext/>
         <w:numPr>
           <w:ilvl w:val="0"/>
-          <w:numId w:val="823"/>
+          <w:numId w:val="956"/>
         </w:numPr>
         <w:spacing w:after="40" w:before="40"/>
       </w:pPr>
@@ -2418,7 +2418,7 @@
         <w:keepNext/>
         <w:numPr>
           <w:ilvl w:val="0"/>
-          <w:numId w:val="824"/>
+          <w:numId w:val="957"/>
         </w:numPr>
         <w:spacing w:after="40" w:before="40"/>
       </w:pPr>
@@ -2437,7 +2437,7 @@
         <w:keepNext/>
         <w:numPr>
           <w:ilvl w:val="0"/>
-          <w:numId w:val="824"/>
+          <w:numId w:val="957"/>
         </w:numPr>
         <w:spacing w:after="40" w:before="40"/>
       </w:pPr>
@@ -2456,7 +2456,7 @@
         <w:keepNext/>
         <w:numPr>
           <w:ilvl w:val="0"/>
-          <w:numId w:val="824"/>
+          <w:numId w:val="957"/>
         </w:numPr>
         <w:spacing w:after="40" w:before="40"/>
       </w:pPr>
@@ -2475,7 +2475,7 @@
         <w:keepNext/>
         <w:numPr>
           <w:ilvl w:val="0"/>
-          <w:numId w:val="824"/>
+          <w:numId w:val="957"/>
         </w:numPr>
         <w:spacing w:after="40" w:before="40"/>
       </w:pPr>
@@ -2494,7 +2494,7 @@
         <w:keepNext/>
         <w:numPr>
           <w:ilvl w:val="0"/>
-          <w:numId w:val="824"/>
+          <w:numId w:val="957"/>
         </w:numPr>
         <w:spacing w:after="40" w:before="40"/>
       </w:pPr>
@@ -3090,7 +3090,7 @@
         <w:keepNext/>
         <w:numPr>
           <w:ilvl w:val="0"/>
-          <w:numId w:val="825"/>
+          <w:numId w:val="958"/>
         </w:numPr>
         <w:spacing w:after="40" w:before="40"/>
       </w:pPr>
@@ -3109,7 +3109,7 @@
         <w:keepNext/>
         <w:numPr>
           <w:ilvl w:val="0"/>
-          <w:numId w:val="825"/>
+          <w:numId w:val="958"/>
         </w:numPr>
         <w:spacing w:after="40" w:before="40"/>
       </w:pPr>
@@ -3128,7 +3128,7 @@
         <w:keepNext/>
         <w:numPr>
           <w:ilvl w:val="0"/>
-          <w:numId w:val="825"/>
+          <w:numId w:val="958"/>
         </w:numPr>
         <w:spacing w:after="40" w:before="40"/>
       </w:pPr>
@@ -3147,7 +3147,7 @@
         <w:keepNext/>
         <w:numPr>
           <w:ilvl w:val="0"/>
-          <w:numId w:val="825"/>
+          <w:numId w:val="958"/>
         </w:numPr>
         <w:spacing w:after="40" w:before="40"/>
       </w:pPr>
@@ -3201,7 +3201,7 @@
         <w:keepNext/>
         <w:numPr>
           <w:ilvl w:val="0"/>
-          <w:numId w:val="826"/>
+          <w:numId w:val="959"/>
         </w:numPr>
         <w:spacing w:after="40" w:before="40"/>
       </w:pPr>
@@ -3220,7 +3220,7 @@
         <w:keepNext/>
         <w:numPr>
           <w:ilvl w:val="0"/>
-          <w:numId w:val="826"/>
+          <w:numId w:val="959"/>
         </w:numPr>
         <w:spacing w:after="40" w:before="40"/>
       </w:pPr>
@@ -3238,7 +3238,7 @@
         <w:pStyle w:val="ListParagraph"/>
         <w:numPr>
           <w:ilvl w:val="0"/>
-          <w:numId w:val="826"/>
+          <w:numId w:val="959"/>
         </w:numPr>
         <w:spacing w:after="40" w:before="40"/>
       </w:pPr>
@@ -3299,7 +3299,7 @@
         <w:keepNext/>
         <w:numPr>
           <w:ilvl w:val="0"/>
-          <w:numId w:val="827"/>
+          <w:numId w:val="960"/>
         </w:numPr>
         <w:spacing w:after="40" w:before="40"/>
       </w:pPr>
@@ -3318,7 +3318,7 @@
         <w:keepNext/>
         <w:numPr>
           <w:ilvl w:val="0"/>
-          <w:numId w:val="827"/>
+          <w:numId w:val="960"/>
         </w:numPr>
         <w:spacing w:after="40" w:before="40"/>
       </w:pPr>
@@ -3337,7 +3337,7 @@
         <w:keepNext/>
         <w:numPr>
           <w:ilvl w:val="0"/>
-          <w:numId w:val="827"/>
+          <w:numId w:val="960"/>
         </w:numPr>
         <w:spacing w:after="40" w:before="40"/>
       </w:pPr>
@@ -3445,7 +3445,7 @@
         <w:keepNext/>
         <w:numPr>
           <w:ilvl w:val="0"/>
-          <w:numId w:val="828"/>
+          <w:numId w:val="961"/>
         </w:numPr>
         <w:spacing w:after="40" w:before="40"/>
       </w:pPr>
@@ -3464,7 +3464,7 @@
         <w:keepNext/>
         <w:numPr>
           <w:ilvl w:val="0"/>
-          <w:numId w:val="828"/>
+          <w:numId w:val="961"/>
         </w:numPr>
         <w:spacing w:after="40" w:before="40"/>
       </w:pPr>
@@ -3483,7 +3483,7 @@
         <w:keepNext/>
         <w:numPr>
           <w:ilvl w:val="0"/>
-          <w:numId w:val="828"/>
+          <w:numId w:val="961"/>
         </w:numPr>
         <w:spacing w:after="40" w:before="40"/>
       </w:pPr>
@@ -3501,7 +3501,7 @@
         <w:pStyle w:val="ListParagraph"/>
         <w:numPr>
           <w:ilvl w:val="0"/>
-          <w:numId w:val="828"/>
+          <w:numId w:val="961"/>
         </w:numPr>
         <w:spacing w:after="40" w:before="40"/>
       </w:pPr>
@@ -3543,7 +3543,7 @@
         <w:keepNext/>
         <w:numPr>
           <w:ilvl w:val="0"/>
-          <w:numId w:val="829"/>
+          <w:numId w:val="962"/>
         </w:numPr>
         <w:spacing w:after="40" w:before="40"/>
       </w:pPr>
@@ -3562,7 +3562,7 @@
         <w:keepNext/>
         <w:numPr>
           <w:ilvl w:val="0"/>
-          <w:numId w:val="829"/>
+          <w:numId w:val="962"/>
         </w:numPr>
         <w:spacing w:after="40" w:before="40"/>
       </w:pPr>
@@ -3581,7 +3581,7 @@
         <w:keepNext/>
         <w:numPr>
           <w:ilvl w:val="0"/>
-          <w:numId w:val="829"/>
+          <w:numId w:val="962"/>
         </w:numPr>
         <w:spacing w:after="40" w:before="40"/>
       </w:pPr>
@@ -3658,7 +3658,7 @@
         <w:keepNext/>
         <w:numPr>
           <w:ilvl w:val="0"/>
-          <w:numId w:val="830"/>
+          <w:numId w:val="963"/>
         </w:numPr>
         <w:spacing w:after="40" w:before="40"/>
       </w:pPr>
@@ -3677,7 +3677,7 @@
         <w:keepNext/>
         <w:numPr>
           <w:ilvl w:val="0"/>
-          <w:numId w:val="830"/>
+          <w:numId w:val="963"/>
         </w:numPr>
         <w:spacing w:after="40" w:before="40"/>
       </w:pPr>
@@ -3727,7 +3727,7 @@
         <w:keepNext/>
         <w:numPr>
           <w:ilvl w:val="0"/>
-          <w:numId w:val="831"/>
+          <w:numId w:val="964"/>
         </w:numPr>
         <w:spacing w:after="40" w:before="40"/>
       </w:pPr>
@@ -3746,7 +3746,7 @@
         <w:keepNext/>
         <w:numPr>
           <w:ilvl w:val="0"/>
-          <w:numId w:val="831"/>
+          <w:numId w:val="964"/>
         </w:numPr>
         <w:spacing w:after="40" w:before="40"/>
       </w:pPr>
@@ -3765,7 +3765,7 @@
         <w:keepNext/>
         <w:numPr>
           <w:ilvl w:val="0"/>
-          <w:numId w:val="831"/>
+          <w:numId w:val="964"/>
         </w:numPr>
         <w:spacing w:after="40" w:before="40"/>
       </w:pPr>
@@ -3783,7 +3783,7 @@
         <w:pStyle w:val="ListParagraph"/>
         <w:numPr>
           <w:ilvl w:val="0"/>
-          <w:numId w:val="831"/>
+          <w:numId w:val="964"/>
         </w:numPr>
         <w:spacing w:after="40" w:before="40"/>
       </w:pPr>
@@ -3825,7 +3825,7 @@
         <w:keepNext/>
         <w:numPr>
           <w:ilvl w:val="0"/>
-          <w:numId w:val="832"/>
+          <w:numId w:val="965"/>
         </w:numPr>
         <w:spacing w:after="40" w:before="40"/>
       </w:pPr>
@@ -3844,7 +3844,7 @@
         <w:keepNext/>
         <w:numPr>
           <w:ilvl w:val="0"/>
-          <w:numId w:val="832"/>
+          <w:numId w:val="965"/>
         </w:numPr>
         <w:spacing w:after="40" w:before="40"/>
       </w:pPr>
@@ -3863,7 +3863,7 @@
         <w:keepNext/>
         <w:numPr>
           <w:ilvl w:val="0"/>
-          <w:numId w:val="832"/>
+          <w:numId w:val="965"/>
         </w:numPr>
         <w:spacing w:after="40" w:before="40"/>
       </w:pPr>
@@ -3882,7 +3882,7 @@
         <w:keepNext/>
         <w:numPr>
           <w:ilvl w:val="0"/>
-          <w:numId w:val="832"/>
+          <w:numId w:val="965"/>
         </w:numPr>
         <w:spacing w:after="40" w:before="40"/>
       </w:pPr>
@@ -3960,7 +3960,7 @@
         <w:keepNext/>
         <w:numPr>
           <w:ilvl w:val="0"/>
-          <w:numId w:val="833"/>
+          <w:numId w:val="966"/>
         </w:numPr>
         <w:spacing w:after="40" w:before="40"/>
       </w:pPr>
@@ -3979,7 +3979,7 @@
         <w:keepNext/>
         <w:numPr>
           <w:ilvl w:val="0"/>
-          <w:numId w:val="833"/>
+          <w:numId w:val="966"/>
         </w:numPr>
         <w:spacing w:after="40" w:before="40"/>
       </w:pPr>
@@ -3998,7 +3998,7 @@
         <w:keepNext/>
         <w:numPr>
           <w:ilvl w:val="0"/>
-          <w:numId w:val="833"/>
+          <w:numId w:val="966"/>
         </w:numPr>
         <w:spacing w:after="40" w:before="40"/>
       </w:pPr>
@@ -4017,7 +4017,7 @@
         <w:keepNext/>
         <w:numPr>
           <w:ilvl w:val="0"/>
-          <w:numId w:val="833"/>
+          <w:numId w:val="966"/>
         </w:numPr>
         <w:spacing w:after="40" w:before="40"/>
       </w:pPr>
@@ -4036,7 +4036,7 @@
         <w:keepNext/>
         <w:numPr>
           <w:ilvl w:val="0"/>
-          <w:numId w:val="833"/>
+          <w:numId w:val="966"/>
         </w:numPr>
         <w:spacing w:after="40" w:before="40"/>
       </w:pPr>
@@ -4095,7 +4095,7 @@
         <w:keepNext/>
         <w:numPr>
           <w:ilvl w:val="0"/>
-          <w:numId w:val="834"/>
+          <w:numId w:val="967"/>
         </w:numPr>
         <w:spacing w:after="40" w:before="40"/>
       </w:pPr>
@@ -4114,7 +4114,7 @@
         <w:keepNext/>
         <w:numPr>
           <w:ilvl w:val="0"/>
-          <w:numId w:val="834"/>
+          <w:numId w:val="967"/>
         </w:numPr>
         <w:spacing w:after="40" w:before="40"/>
       </w:pPr>
@@ -4133,7 +4133,7 @@
         <w:keepNext/>
         <w:numPr>
           <w:ilvl w:val="0"/>
-          <w:numId w:val="834"/>
+          <w:numId w:val="967"/>
         </w:numPr>
         <w:spacing w:after="40" w:before="40"/>
       </w:pPr>
@@ -4152,7 +4152,7 @@
         <w:keepNext/>
         <w:numPr>
           <w:ilvl w:val="0"/>
-          <w:numId w:val="834"/>
+          <w:numId w:val="967"/>
         </w:numPr>
         <w:spacing w:after="40" w:before="40"/>
       </w:pPr>
@@ -4171,7 +4171,7 @@
         <w:keepNext/>
         <w:numPr>
           <w:ilvl w:val="0"/>
-          <w:numId w:val="834"/>
+          <w:numId w:val="967"/>
         </w:numPr>
         <w:spacing w:after="40" w:before="40"/>
       </w:pPr>
@@ -4249,7 +4249,7 @@
         <w:keepNext/>
         <w:numPr>
           <w:ilvl w:val="0"/>
-          <w:numId w:val="835"/>
+          <w:numId w:val="968"/>
         </w:numPr>
         <w:spacing w:after="40" w:before="40"/>
       </w:pPr>
@@ -4268,7 +4268,7 @@
         <w:keepNext/>
         <w:numPr>
           <w:ilvl w:val="0"/>
-          <w:numId w:val="835"/>
+          <w:numId w:val="968"/>
         </w:numPr>
         <w:spacing w:after="40" w:before="40"/>
       </w:pPr>
@@ -4287,7 +4287,7 @@
         <w:keepNext/>
         <w:numPr>
           <w:ilvl w:val="0"/>
-          <w:numId w:val="835"/>
+          <w:numId w:val="968"/>
         </w:numPr>
         <w:spacing w:after="40" w:before="40"/>
       </w:pPr>
@@ -4383,7 +4383,7 @@
         <w:keepNext/>
         <w:numPr>
           <w:ilvl w:val="0"/>
-          <w:numId w:val="836"/>
+          <w:numId w:val="969"/>
         </w:numPr>
         <w:spacing w:after="40" w:before="40"/>
       </w:pPr>
@@ -4402,7 +4402,7 @@
         <w:keepNext/>
         <w:numPr>
           <w:ilvl w:val="0"/>
-          <w:numId w:val="836"/>
+          <w:numId w:val="969"/>
         </w:numPr>
         <w:spacing w:after="40" w:before="40"/>
       </w:pPr>
@@ -4480,7 +4480,7 @@
         <w:keepNext/>
         <w:numPr>
           <w:ilvl w:val="0"/>
-          <w:numId w:val="837"/>
+          <w:numId w:val="970"/>
         </w:numPr>
         <w:spacing w:after="40" w:before="40"/>
       </w:pPr>
@@ -4499,7 +4499,7 @@
         <w:keepNext/>
         <w:numPr>
           <w:ilvl w:val="0"/>
-          <w:numId w:val="837"/>
+          <w:numId w:val="970"/>
         </w:numPr>
         <w:spacing w:after="40" w:before="40"/>
       </w:pPr>
@@ -4518,7 +4518,7 @@
         <w:keepNext/>
         <w:numPr>
           <w:ilvl w:val="0"/>
-          <w:numId w:val="837"/>
+          <w:numId w:val="970"/>
         </w:numPr>
         <w:spacing w:after="40" w:before="40"/>
       </w:pPr>
@@ -4596,7 +4596,7 @@
         <w:keepNext/>
         <w:numPr>
           <w:ilvl w:val="0"/>
-          <w:numId w:val="838"/>
+          <w:numId w:val="971"/>
         </w:numPr>
         <w:spacing w:after="40" w:before="40"/>
       </w:pPr>
@@ -4615,7 +4615,7 @@
         <w:keepNext/>
         <w:numPr>
           <w:ilvl w:val="0"/>
-          <w:numId w:val="838"/>
+          <w:numId w:val="971"/>
         </w:numPr>
         <w:spacing w:after="40" w:before="40"/>
       </w:pPr>
@@ -4634,7 +4634,7 @@
         <w:keepNext/>
         <w:numPr>
           <w:ilvl w:val="0"/>
-          <w:numId w:val="838"/>
+          <w:numId w:val="971"/>
         </w:numPr>
         <w:spacing w:after="40" w:before="40"/>
       </w:pPr>
@@ -4653,7 +4653,7 @@
         <w:keepNext/>
         <w:numPr>
           <w:ilvl w:val="0"/>
-          <w:numId w:val="838"/>
+          <w:numId w:val="971"/>
         </w:numPr>
         <w:spacing w:after="40" w:before="40"/>
       </w:pPr>
@@ -4731,7 +4731,7 @@
         <w:keepNext/>
         <w:numPr>
           <w:ilvl w:val="0"/>
-          <w:numId w:val="839"/>
+          <w:numId w:val="972"/>
         </w:numPr>
         <w:spacing w:after="40" w:before="40"/>
       </w:pPr>
@@ -4750,7 +4750,7 @@
         <w:keepNext/>
         <w:numPr>
           <w:ilvl w:val="0"/>
-          <w:numId w:val="839"/>
+          <w:numId w:val="972"/>
         </w:numPr>
         <w:spacing w:after="40" w:before="40"/>
       </w:pPr>
@@ -4769,7 +4769,7 @@
         <w:keepNext/>
         <w:numPr>
           <w:ilvl w:val="0"/>
-          <w:numId w:val="839"/>
+          <w:numId w:val="972"/>
         </w:numPr>
         <w:spacing w:after="40" w:before="40"/>
       </w:pPr>
@@ -12713,6 +12713,804 @@
     </w:lvlOverride>
   </w:num>
   <w:num w:numId="839">
+    <w:abstractNumId w:val="2"/>
+    <w:lvlOverride w:ilvl="0">
+      <w:startOverride w:val="1"/>
+    </w:lvlOverride>
+  </w:num>
+  <w:num w:numId="840">
+    <w:abstractNumId w:val="2"/>
+    <w:lvlOverride w:ilvl="0">
+      <w:startOverride w:val="1"/>
+    </w:lvlOverride>
+  </w:num>
+  <w:num w:numId="841">
+    <w:abstractNumId w:val="2"/>
+    <w:lvlOverride w:ilvl="0">
+      <w:startOverride w:val="1"/>
+    </w:lvlOverride>
+  </w:num>
+  <w:num w:numId="842">
+    <w:abstractNumId w:val="2"/>
+    <w:lvlOverride w:ilvl="0">
+      <w:startOverride w:val="1"/>
+    </w:lvlOverride>
+  </w:num>
+  <w:num w:numId="843">
+    <w:abstractNumId w:val="2"/>
+    <w:lvlOverride w:ilvl="0">
+      <w:startOverride w:val="1"/>
+    </w:lvlOverride>
+  </w:num>
+  <w:num w:numId="844">
+    <w:abstractNumId w:val="2"/>
+    <w:lvlOverride w:ilvl="0">
+      <w:startOverride w:val="1"/>
+    </w:lvlOverride>
+  </w:num>
+  <w:num w:numId="845">
+    <w:abstractNumId w:val="2"/>
+    <w:lvlOverride w:ilvl="0">
+      <w:startOverride w:val="1"/>
+    </w:lvlOverride>
+  </w:num>
+  <w:num w:numId="846">
+    <w:abstractNumId w:val="2"/>
+    <w:lvlOverride w:ilvl="0">
+      <w:startOverride w:val="1"/>
+    </w:lvlOverride>
+  </w:num>
+  <w:num w:numId="847">
+    <w:abstractNumId w:val="3"/>
+    <w:lvlOverride w:ilvl="0">
+      <w:startOverride w:val="1"/>
+    </w:lvlOverride>
+  </w:num>
+  <w:num w:numId="848">
+    <w:abstractNumId w:val="2"/>
+    <w:lvlOverride w:ilvl="0">
+      <w:startOverride w:val="1"/>
+    </w:lvlOverride>
+  </w:num>
+  <w:num w:numId="849">
+    <w:abstractNumId w:val="2"/>
+    <w:lvlOverride w:ilvl="0">
+      <w:startOverride w:val="1"/>
+    </w:lvlOverride>
+  </w:num>
+  <w:num w:numId="850">
+    <w:abstractNumId w:val="3"/>
+    <w:lvlOverride w:ilvl="0">
+      <w:startOverride w:val="1"/>
+    </w:lvlOverride>
+  </w:num>
+  <w:num w:numId="851">
+    <w:abstractNumId w:val="2"/>
+    <w:lvlOverride w:ilvl="0">
+      <w:startOverride w:val="1"/>
+    </w:lvlOverride>
+  </w:num>
+  <w:num w:numId="852">
+    <w:abstractNumId w:val="2"/>
+    <w:lvlOverride w:ilvl="0">
+      <w:startOverride w:val="1"/>
+    </w:lvlOverride>
+  </w:num>
+  <w:num w:numId="853">
+    <w:abstractNumId w:val="2"/>
+    <w:lvlOverride w:ilvl="0">
+      <w:startOverride w:val="1"/>
+    </w:lvlOverride>
+  </w:num>
+  <w:num w:numId="854">
+    <w:abstractNumId w:val="2"/>
+    <w:lvlOverride w:ilvl="0">
+      <w:startOverride w:val="1"/>
+    </w:lvlOverride>
+  </w:num>
+  <w:num w:numId="855">
+    <w:abstractNumId w:val="2"/>
+    <w:lvlOverride w:ilvl="0">
+      <w:startOverride w:val="1"/>
+    </w:lvlOverride>
+  </w:num>
+  <w:num w:numId="856">
+    <w:abstractNumId w:val="2"/>
+    <w:lvlOverride w:ilvl="0">
+      <w:startOverride w:val="1"/>
+    </w:lvlOverride>
+  </w:num>
+  <w:num w:numId="857">
+    <w:abstractNumId w:val="2"/>
+    <w:lvlOverride w:ilvl="0">
+      <w:startOverride w:val="1"/>
+    </w:lvlOverride>
+  </w:num>
+  <w:num w:numId="858">
+    <w:abstractNumId w:val="2"/>
+    <w:lvlOverride w:ilvl="0">
+      <w:startOverride w:val="1"/>
+    </w:lvlOverride>
+  </w:num>
+  <w:num w:numId="859">
+    <w:abstractNumId w:val="2"/>
+    <w:lvlOverride w:ilvl="0">
+      <w:startOverride w:val="1"/>
+    </w:lvlOverride>
+  </w:num>
+  <w:num w:numId="860">
+    <w:abstractNumId w:val="2"/>
+    <w:lvlOverride w:ilvl="0">
+      <w:startOverride w:val="1"/>
+    </w:lvlOverride>
+  </w:num>
+  <w:num w:numId="861">
+    <w:abstractNumId w:val="2"/>
+    <w:lvlOverride w:ilvl="0">
+      <w:startOverride w:val="1"/>
+    </w:lvlOverride>
+  </w:num>
+  <w:num w:numId="862">
+    <w:abstractNumId w:val="2"/>
+    <w:lvlOverride w:ilvl="0">
+      <w:startOverride w:val="1"/>
+    </w:lvlOverride>
+  </w:num>
+  <w:num w:numId="863">
+    <w:abstractNumId w:val="2"/>
+    <w:lvlOverride w:ilvl="0">
+      <w:startOverride w:val="1"/>
+    </w:lvlOverride>
+  </w:num>
+  <w:num w:numId="864">
+    <w:abstractNumId w:val="2"/>
+    <w:lvlOverride w:ilvl="0">
+      <w:startOverride w:val="1"/>
+    </w:lvlOverride>
+  </w:num>
+  <w:num w:numId="865">
+    <w:abstractNumId w:val="2"/>
+    <w:lvlOverride w:ilvl="0">
+      <w:startOverride w:val="1"/>
+    </w:lvlOverride>
+  </w:num>
+  <w:num w:numId="866">
+    <w:abstractNumId w:val="3"/>
+    <w:lvlOverride w:ilvl="0">
+      <w:startOverride w:val="1"/>
+    </w:lvlOverride>
+  </w:num>
+  <w:num w:numId="867">
+    <w:abstractNumId w:val="2"/>
+    <w:lvlOverride w:ilvl="0">
+      <w:startOverride w:val="1"/>
+    </w:lvlOverride>
+  </w:num>
+  <w:num w:numId="868">
+    <w:abstractNumId w:val="2"/>
+    <w:lvlOverride w:ilvl="0">
+      <w:startOverride w:val="1"/>
+    </w:lvlOverride>
+  </w:num>
+  <w:num w:numId="869">
+    <w:abstractNumId w:val="3"/>
+    <w:lvlOverride w:ilvl="0">
+      <w:startOverride w:val="1"/>
+    </w:lvlOverride>
+  </w:num>
+  <w:num w:numId="870">
+    <w:abstractNumId w:val="2"/>
+    <w:lvlOverride w:ilvl="0">
+      <w:startOverride w:val="1"/>
+    </w:lvlOverride>
+  </w:num>
+  <w:num w:numId="871">
+    <w:abstractNumId w:val="2"/>
+    <w:lvlOverride w:ilvl="0">
+      <w:startOverride w:val="1"/>
+    </w:lvlOverride>
+  </w:num>
+  <w:num w:numId="872">
+    <w:abstractNumId w:val="2"/>
+    <w:lvlOverride w:ilvl="0">
+      <w:startOverride w:val="1"/>
+    </w:lvlOverride>
+  </w:num>
+  <w:num w:numId="873">
+    <w:abstractNumId w:val="2"/>
+    <w:lvlOverride w:ilvl="0">
+      <w:startOverride w:val="1"/>
+    </w:lvlOverride>
+  </w:num>
+  <w:num w:numId="874">
+    <w:abstractNumId w:val="2"/>
+    <w:lvlOverride w:ilvl="0">
+      <w:startOverride w:val="1"/>
+    </w:lvlOverride>
+  </w:num>
+  <w:num w:numId="875">
+    <w:abstractNumId w:val="2"/>
+    <w:lvlOverride w:ilvl="0">
+      <w:startOverride w:val="1"/>
+    </w:lvlOverride>
+  </w:num>
+  <w:num w:numId="876">
+    <w:abstractNumId w:val="2"/>
+    <w:lvlOverride w:ilvl="0">
+      <w:startOverride w:val="1"/>
+    </w:lvlOverride>
+  </w:num>
+  <w:num w:numId="877">
+    <w:abstractNumId w:val="2"/>
+    <w:lvlOverride w:ilvl="0">
+      <w:startOverride w:val="1"/>
+    </w:lvlOverride>
+  </w:num>
+  <w:num w:numId="878">
+    <w:abstractNumId w:val="2"/>
+    <w:lvlOverride w:ilvl="0">
+      <w:startOverride w:val="1"/>
+    </w:lvlOverride>
+  </w:num>
+  <w:num w:numId="879">
+    <w:abstractNumId w:val="2"/>
+    <w:lvlOverride w:ilvl="0">
+      <w:startOverride w:val="1"/>
+    </w:lvlOverride>
+  </w:num>
+  <w:num w:numId="880">
+    <w:abstractNumId w:val="2"/>
+    <w:lvlOverride w:ilvl="0">
+      <w:startOverride w:val="1"/>
+    </w:lvlOverride>
+  </w:num>
+  <w:num w:numId="881">
+    <w:abstractNumId w:val="2"/>
+    <w:lvlOverride w:ilvl="0">
+      <w:startOverride w:val="1"/>
+    </w:lvlOverride>
+  </w:num>
+  <w:num w:numId="882">
+    <w:abstractNumId w:val="2"/>
+    <w:lvlOverride w:ilvl="0">
+      <w:startOverride w:val="1"/>
+    </w:lvlOverride>
+  </w:num>
+  <w:num w:numId="883">
+    <w:abstractNumId w:val="2"/>
+    <w:lvlOverride w:ilvl="0">
+      <w:startOverride w:val="1"/>
+    </w:lvlOverride>
+  </w:num>
+  <w:num w:numId="884">
+    <w:abstractNumId w:val="2"/>
+    <w:lvlOverride w:ilvl="0">
+      <w:startOverride w:val="1"/>
+    </w:lvlOverride>
+  </w:num>
+  <w:num w:numId="885">
+    <w:abstractNumId w:val="3"/>
+    <w:lvlOverride w:ilvl="0">
+      <w:startOverride w:val="1"/>
+    </w:lvlOverride>
+  </w:num>
+  <w:num w:numId="886">
+    <w:abstractNumId w:val="2"/>
+    <w:lvlOverride w:ilvl="0">
+      <w:startOverride w:val="1"/>
+    </w:lvlOverride>
+  </w:num>
+  <w:num w:numId="887">
+    <w:abstractNumId w:val="2"/>
+    <w:lvlOverride w:ilvl="0">
+      <w:startOverride w:val="1"/>
+    </w:lvlOverride>
+  </w:num>
+  <w:num w:numId="888">
+    <w:abstractNumId w:val="3"/>
+    <w:lvlOverride w:ilvl="0">
+      <w:startOverride w:val="1"/>
+    </w:lvlOverride>
+  </w:num>
+  <w:num w:numId="889">
+    <w:abstractNumId w:val="2"/>
+    <w:lvlOverride w:ilvl="0">
+      <w:startOverride w:val="1"/>
+    </w:lvlOverride>
+  </w:num>
+  <w:num w:numId="890">
+    <w:abstractNumId w:val="2"/>
+    <w:lvlOverride w:ilvl="0">
+      <w:startOverride w:val="1"/>
+    </w:lvlOverride>
+  </w:num>
+  <w:num w:numId="891">
+    <w:abstractNumId w:val="2"/>
+    <w:lvlOverride w:ilvl="0">
+      <w:startOverride w:val="1"/>
+    </w:lvlOverride>
+  </w:num>
+  <w:num w:numId="892">
+    <w:abstractNumId w:val="2"/>
+    <w:lvlOverride w:ilvl="0">
+      <w:startOverride w:val="1"/>
+    </w:lvlOverride>
+  </w:num>
+  <w:num w:numId="893">
+    <w:abstractNumId w:val="2"/>
+    <w:lvlOverride w:ilvl="0">
+      <w:startOverride w:val="1"/>
+    </w:lvlOverride>
+  </w:num>
+  <w:num w:numId="894">
+    <w:abstractNumId w:val="2"/>
+    <w:lvlOverride w:ilvl="0">
+      <w:startOverride w:val="1"/>
+    </w:lvlOverride>
+  </w:num>
+  <w:num w:numId="895">
+    <w:abstractNumId w:val="2"/>
+    <w:lvlOverride w:ilvl="0">
+      <w:startOverride w:val="1"/>
+    </w:lvlOverride>
+  </w:num>
+  <w:num w:numId="896">
+    <w:abstractNumId w:val="2"/>
+    <w:lvlOverride w:ilvl="0">
+      <w:startOverride w:val="1"/>
+    </w:lvlOverride>
+  </w:num>
+  <w:num w:numId="897">
+    <w:abstractNumId w:val="2"/>
+    <w:lvlOverride w:ilvl="0">
+      <w:startOverride w:val="1"/>
+    </w:lvlOverride>
+  </w:num>
+  <w:num w:numId="898">
+    <w:abstractNumId w:val="2"/>
+    <w:lvlOverride w:ilvl="0">
+      <w:startOverride w:val="1"/>
+    </w:lvlOverride>
+  </w:num>
+  <w:num w:numId="899">
+    <w:abstractNumId w:val="2"/>
+    <w:lvlOverride w:ilvl="0">
+      <w:startOverride w:val="1"/>
+    </w:lvlOverride>
+  </w:num>
+  <w:num w:numId="900">
+    <w:abstractNumId w:val="2"/>
+    <w:lvlOverride w:ilvl="0">
+      <w:startOverride w:val="1"/>
+    </w:lvlOverride>
+  </w:num>
+  <w:num w:numId="901">
+    <w:abstractNumId w:val="2"/>
+    <w:lvlOverride w:ilvl="0">
+      <w:startOverride w:val="1"/>
+    </w:lvlOverride>
+  </w:num>
+  <w:num w:numId="902">
+    <w:abstractNumId w:val="2"/>
+    <w:lvlOverride w:ilvl="0">
+      <w:startOverride w:val="1"/>
+    </w:lvlOverride>
+  </w:num>
+  <w:num w:numId="903">
+    <w:abstractNumId w:val="2"/>
+    <w:lvlOverride w:ilvl="0">
+      <w:startOverride w:val="1"/>
+    </w:lvlOverride>
+  </w:num>
+  <w:num w:numId="904">
+    <w:abstractNumId w:val="3"/>
+    <w:lvlOverride w:ilvl="0">
+      <w:startOverride w:val="1"/>
+    </w:lvlOverride>
+  </w:num>
+  <w:num w:numId="905">
+    <w:abstractNumId w:val="2"/>
+    <w:lvlOverride w:ilvl="0">
+      <w:startOverride w:val="1"/>
+    </w:lvlOverride>
+  </w:num>
+  <w:num w:numId="906">
+    <w:abstractNumId w:val="2"/>
+    <w:lvlOverride w:ilvl="0">
+      <w:startOverride w:val="1"/>
+    </w:lvlOverride>
+  </w:num>
+  <w:num w:numId="907">
+    <w:abstractNumId w:val="3"/>
+    <w:lvlOverride w:ilvl="0">
+      <w:startOverride w:val="1"/>
+    </w:lvlOverride>
+  </w:num>
+  <w:num w:numId="908">
+    <w:abstractNumId w:val="2"/>
+    <w:lvlOverride w:ilvl="0">
+      <w:startOverride w:val="1"/>
+    </w:lvlOverride>
+  </w:num>
+  <w:num w:numId="909">
+    <w:abstractNumId w:val="2"/>
+    <w:lvlOverride w:ilvl="0">
+      <w:startOverride w:val="1"/>
+    </w:lvlOverride>
+  </w:num>
+  <w:num w:numId="910">
+    <w:abstractNumId w:val="2"/>
+    <w:lvlOverride w:ilvl="0">
+      <w:startOverride w:val="1"/>
+    </w:lvlOverride>
+  </w:num>
+  <w:num w:numId="911">
+    <w:abstractNumId w:val="2"/>
+    <w:lvlOverride w:ilvl="0">
+      <w:startOverride w:val="1"/>
+    </w:lvlOverride>
+  </w:num>
+  <w:num w:numId="912">
+    <w:abstractNumId w:val="2"/>
+    <w:lvlOverride w:ilvl="0">
+      <w:startOverride w:val="1"/>
+    </w:lvlOverride>
+  </w:num>
+  <w:num w:numId="913">
+    <w:abstractNumId w:val="2"/>
+    <w:lvlOverride w:ilvl="0">
+      <w:startOverride w:val="1"/>
+    </w:lvlOverride>
+  </w:num>
+  <w:num w:numId="914">
+    <w:abstractNumId w:val="2"/>
+    <w:lvlOverride w:ilvl="0">
+      <w:startOverride w:val="1"/>
+    </w:lvlOverride>
+  </w:num>
+  <w:num w:numId="915">
+    <w:abstractNumId w:val="2"/>
+    <w:lvlOverride w:ilvl="0">
+      <w:startOverride w:val="1"/>
+    </w:lvlOverride>
+  </w:num>
+  <w:num w:numId="916">
+    <w:abstractNumId w:val="2"/>
+    <w:lvlOverride w:ilvl="0">
+      <w:startOverride w:val="1"/>
+    </w:lvlOverride>
+  </w:num>
+  <w:num w:numId="917">
+    <w:abstractNumId w:val="2"/>
+    <w:lvlOverride w:ilvl="0">
+      <w:startOverride w:val="1"/>
+    </w:lvlOverride>
+  </w:num>
+  <w:num w:numId="918">
+    <w:abstractNumId w:val="2"/>
+    <w:lvlOverride w:ilvl="0">
+      <w:startOverride w:val="1"/>
+    </w:lvlOverride>
+  </w:num>
+  <w:num w:numId="919">
+    <w:abstractNumId w:val="2"/>
+    <w:lvlOverride w:ilvl="0">
+      <w:startOverride w:val="1"/>
+    </w:lvlOverride>
+  </w:num>
+  <w:num w:numId="920">
+    <w:abstractNumId w:val="2"/>
+    <w:lvlOverride w:ilvl="0">
+      <w:startOverride w:val="1"/>
+    </w:lvlOverride>
+  </w:num>
+  <w:num w:numId="921">
+    <w:abstractNumId w:val="2"/>
+    <w:lvlOverride w:ilvl="0">
+      <w:startOverride w:val="1"/>
+    </w:lvlOverride>
+  </w:num>
+  <w:num w:numId="922">
+    <w:abstractNumId w:val="2"/>
+    <w:lvlOverride w:ilvl="0">
+      <w:startOverride w:val="1"/>
+    </w:lvlOverride>
+  </w:num>
+  <w:num w:numId="923">
+    <w:abstractNumId w:val="3"/>
+    <w:lvlOverride w:ilvl="0">
+      <w:startOverride w:val="1"/>
+    </w:lvlOverride>
+  </w:num>
+  <w:num w:numId="924">
+    <w:abstractNumId w:val="2"/>
+    <w:lvlOverride w:ilvl="0">
+      <w:startOverride w:val="1"/>
+    </w:lvlOverride>
+  </w:num>
+  <w:num w:numId="925">
+    <w:abstractNumId w:val="2"/>
+    <w:lvlOverride w:ilvl="0">
+      <w:startOverride w:val="1"/>
+    </w:lvlOverride>
+  </w:num>
+  <w:num w:numId="926">
+    <w:abstractNumId w:val="3"/>
+    <w:lvlOverride w:ilvl="0">
+      <w:startOverride w:val="1"/>
+    </w:lvlOverride>
+  </w:num>
+  <w:num w:numId="927">
+    <w:abstractNumId w:val="2"/>
+    <w:lvlOverride w:ilvl="0">
+      <w:startOverride w:val="1"/>
+    </w:lvlOverride>
+  </w:num>
+  <w:num w:numId="928">
+    <w:abstractNumId w:val="2"/>
+    <w:lvlOverride w:ilvl="0">
+      <w:startOverride w:val="1"/>
+    </w:lvlOverride>
+  </w:num>
+  <w:num w:numId="929">
+    <w:abstractNumId w:val="2"/>
+    <w:lvlOverride w:ilvl="0">
+      <w:startOverride w:val="1"/>
+    </w:lvlOverride>
+  </w:num>
+  <w:num w:numId="930">
+    <w:abstractNumId w:val="2"/>
+    <w:lvlOverride w:ilvl="0">
+      <w:startOverride w:val="1"/>
+    </w:lvlOverride>
+  </w:num>
+  <w:num w:numId="931">
+    <w:abstractNumId w:val="2"/>
+    <w:lvlOverride w:ilvl="0">
+      <w:startOverride w:val="1"/>
+    </w:lvlOverride>
+  </w:num>
+  <w:num w:numId="932">
+    <w:abstractNumId w:val="2"/>
+    <w:lvlOverride w:ilvl="0">
+      <w:startOverride w:val="1"/>
+    </w:lvlOverride>
+  </w:num>
+  <w:num w:numId="933">
+    <w:abstractNumId w:val="2"/>
+    <w:lvlOverride w:ilvl="0">
+      <w:startOverride w:val="1"/>
+    </w:lvlOverride>
+  </w:num>
+  <w:num w:numId="934">
+    <w:abstractNumId w:val="2"/>
+    <w:lvlOverride w:ilvl="0">
+      <w:startOverride w:val="1"/>
+    </w:lvlOverride>
+  </w:num>
+  <w:num w:numId="935">
+    <w:abstractNumId w:val="2"/>
+    <w:lvlOverride w:ilvl="0">
+      <w:startOverride w:val="1"/>
+    </w:lvlOverride>
+  </w:num>
+  <w:num w:numId="936">
+    <w:abstractNumId w:val="2"/>
+    <w:lvlOverride w:ilvl="0">
+      <w:startOverride w:val="1"/>
+    </w:lvlOverride>
+  </w:num>
+  <w:num w:numId="937">
+    <w:abstractNumId w:val="2"/>
+    <w:lvlOverride w:ilvl="0">
+      <w:startOverride w:val="1"/>
+    </w:lvlOverride>
+  </w:num>
+  <w:num w:numId="938">
+    <w:abstractNumId w:val="2"/>
+    <w:lvlOverride w:ilvl="0">
+      <w:startOverride w:val="1"/>
+    </w:lvlOverride>
+  </w:num>
+  <w:num w:numId="939">
+    <w:abstractNumId w:val="2"/>
+    <w:lvlOverride w:ilvl="0">
+      <w:startOverride w:val="1"/>
+    </w:lvlOverride>
+  </w:num>
+  <w:num w:numId="940">
+    <w:abstractNumId w:val="2"/>
+    <w:lvlOverride w:ilvl="0">
+      <w:startOverride w:val="1"/>
+    </w:lvlOverride>
+  </w:num>
+  <w:num w:numId="941">
+    <w:abstractNumId w:val="2"/>
+    <w:lvlOverride w:ilvl="0">
+      <w:startOverride w:val="1"/>
+    </w:lvlOverride>
+  </w:num>
+  <w:num w:numId="942">
+    <w:abstractNumId w:val="3"/>
+    <w:lvlOverride w:ilvl="0">
+      <w:startOverride w:val="1"/>
+    </w:lvlOverride>
+  </w:num>
+  <w:num w:numId="943">
+    <w:abstractNumId w:val="2"/>
+    <w:lvlOverride w:ilvl="0">
+      <w:startOverride w:val="1"/>
+    </w:lvlOverride>
+  </w:num>
+  <w:num w:numId="944">
+    <w:abstractNumId w:val="2"/>
+    <w:lvlOverride w:ilvl="0">
+      <w:startOverride w:val="1"/>
+    </w:lvlOverride>
+  </w:num>
+  <w:num w:numId="945">
+    <w:abstractNumId w:val="3"/>
+    <w:lvlOverride w:ilvl="0">
+      <w:startOverride w:val="1"/>
+    </w:lvlOverride>
+  </w:num>
+  <w:num w:numId="946">
+    <w:abstractNumId w:val="2"/>
+    <w:lvlOverride w:ilvl="0">
+      <w:startOverride w:val="1"/>
+    </w:lvlOverride>
+  </w:num>
+  <w:num w:numId="947">
+    <w:abstractNumId w:val="2"/>
+    <w:lvlOverride w:ilvl="0">
+      <w:startOverride w:val="1"/>
+    </w:lvlOverride>
+  </w:num>
+  <w:num w:numId="948">
+    <w:abstractNumId w:val="2"/>
+    <w:lvlOverride w:ilvl="0">
+      <w:startOverride w:val="1"/>
+    </w:lvlOverride>
+  </w:num>
+  <w:num w:numId="949">
+    <w:abstractNumId w:val="2"/>
+    <w:lvlOverride w:ilvl="0">
+      <w:startOverride w:val="1"/>
+    </w:lvlOverride>
+  </w:num>
+  <w:num w:numId="950">
+    <w:abstractNumId w:val="2"/>
+    <w:lvlOverride w:ilvl="0">
+      <w:startOverride w:val="1"/>
+    </w:lvlOverride>
+  </w:num>
+  <w:num w:numId="951">
+    <w:abstractNumId w:val="2"/>
+    <w:lvlOverride w:ilvl="0">
+      <w:startOverride w:val="1"/>
+    </w:lvlOverride>
+  </w:num>
+  <w:num w:numId="952">
+    <w:abstractNumId w:val="2"/>
+    <w:lvlOverride w:ilvl="0">
+      <w:startOverride w:val="1"/>
+    </w:lvlOverride>
+  </w:num>
+  <w:num w:numId="953">
+    <w:abstractNumId w:val="2"/>
+    <w:lvlOverride w:ilvl="0">
+      <w:startOverride w:val="1"/>
+    </w:lvlOverride>
+  </w:num>
+  <w:num w:numId="954">
+    <w:abstractNumId w:val="2"/>
+    <w:lvlOverride w:ilvl="0">
+      <w:startOverride w:val="1"/>
+    </w:lvlOverride>
+  </w:num>
+  <w:num w:numId="955">
+    <w:abstractNumId w:val="2"/>
+    <w:lvlOverride w:ilvl="0">
+      <w:startOverride w:val="1"/>
+    </w:lvlOverride>
+  </w:num>
+  <w:num w:numId="956">
+    <w:abstractNumId w:val="2"/>
+    <w:lvlOverride w:ilvl="0">
+      <w:startOverride w:val="1"/>
+    </w:lvlOverride>
+  </w:num>
+  <w:num w:numId="957">
+    <w:abstractNumId w:val="2"/>
+    <w:lvlOverride w:ilvl="0">
+      <w:startOverride w:val="1"/>
+    </w:lvlOverride>
+  </w:num>
+  <w:num w:numId="958">
+    <w:abstractNumId w:val="2"/>
+    <w:lvlOverride w:ilvl="0">
+      <w:startOverride w:val="1"/>
+    </w:lvlOverride>
+  </w:num>
+  <w:num w:numId="959">
+    <w:abstractNumId w:val="2"/>
+    <w:lvlOverride w:ilvl="0">
+      <w:startOverride w:val="1"/>
+    </w:lvlOverride>
+  </w:num>
+  <w:num w:numId="960">
+    <w:abstractNumId w:val="2"/>
+    <w:lvlOverride w:ilvl="0">
+      <w:startOverride w:val="1"/>
+    </w:lvlOverride>
+  </w:num>
+  <w:num w:numId="961">
+    <w:abstractNumId w:val="3"/>
+    <w:lvlOverride w:ilvl="0">
+      <w:startOverride w:val="1"/>
+    </w:lvlOverride>
+  </w:num>
+  <w:num w:numId="962">
+    <w:abstractNumId w:val="2"/>
+    <w:lvlOverride w:ilvl="0">
+      <w:startOverride w:val="1"/>
+    </w:lvlOverride>
+  </w:num>
+  <w:num w:numId="963">
+    <w:abstractNumId w:val="2"/>
+    <w:lvlOverride w:ilvl="0">
+      <w:startOverride w:val="1"/>
+    </w:lvlOverride>
+  </w:num>
+  <w:num w:numId="964">
+    <w:abstractNumId w:val="3"/>
+    <w:lvlOverride w:ilvl="0">
+      <w:startOverride w:val="1"/>
+    </w:lvlOverride>
+  </w:num>
+  <w:num w:numId="965">
+    <w:abstractNumId w:val="2"/>
+    <w:lvlOverride w:ilvl="0">
+      <w:startOverride w:val="1"/>
+    </w:lvlOverride>
+  </w:num>
+  <w:num w:numId="966">
+    <w:abstractNumId w:val="2"/>
+    <w:lvlOverride w:ilvl="0">
+      <w:startOverride w:val="1"/>
+    </w:lvlOverride>
+  </w:num>
+  <w:num w:numId="967">
+    <w:abstractNumId w:val="2"/>
+    <w:lvlOverride w:ilvl="0">
+      <w:startOverride w:val="1"/>
+    </w:lvlOverride>
+  </w:num>
+  <w:num w:numId="968">
+    <w:abstractNumId w:val="2"/>
+    <w:lvlOverride w:ilvl="0">
+      <w:startOverride w:val="1"/>
+    </w:lvlOverride>
+  </w:num>
+  <w:num w:numId="969">
+    <w:abstractNumId w:val="2"/>
+    <w:lvlOverride w:ilvl="0">
+      <w:startOverride w:val="1"/>
+    </w:lvlOverride>
+  </w:num>
+  <w:num w:numId="970">
+    <w:abstractNumId w:val="2"/>
+    <w:lvlOverride w:ilvl="0">
+      <w:startOverride w:val="1"/>
+    </w:lvlOverride>
+  </w:num>
+  <w:num w:numId="971">
+    <w:abstractNumId w:val="2"/>
+    <w:lvlOverride w:ilvl="0">
+      <w:startOverride w:val="1"/>
+    </w:lvlOverride>
+  </w:num>
+  <w:num w:numId="972">
     <w:abstractNumId w:val="2"/>
     <w:lvlOverride w:ilvl="0">
       <w:startOverride w:val="1"/>

--- a/docs/government-project/06_사용자매뉴얼.docx
+++ b/docs/government-project/06_사용자매뉴얼.docx
@@ -1275,7 +1275,7 @@
         <w:keepNext/>
         <w:numPr>
           <w:ilvl w:val="0"/>
-          <w:numId w:val="954"/>
+          <w:numId w:val="973"/>
         </w:numPr>
         <w:spacing w:after="40" w:before="40"/>
       </w:pPr>
@@ -1294,7 +1294,7 @@
         <w:keepNext/>
         <w:numPr>
           <w:ilvl w:val="0"/>
-          <w:numId w:val="954"/>
+          <w:numId w:val="973"/>
         </w:numPr>
         <w:spacing w:after="40" w:before="40"/>
       </w:pPr>
@@ -1313,7 +1313,7 @@
         <w:keepNext/>
         <w:numPr>
           <w:ilvl w:val="0"/>
-          <w:numId w:val="954"/>
+          <w:numId w:val="973"/>
         </w:numPr>
         <w:spacing w:after="40" w:before="40"/>
       </w:pPr>
@@ -1332,7 +1332,7 @@
         <w:keepNext/>
         <w:numPr>
           <w:ilvl w:val="0"/>
-          <w:numId w:val="954"/>
+          <w:numId w:val="973"/>
         </w:numPr>
         <w:spacing w:after="40" w:before="40"/>
       </w:pPr>
@@ -1351,7 +1351,7 @@
         <w:keepNext/>
         <w:numPr>
           <w:ilvl w:val="0"/>
-          <w:numId w:val="954"/>
+          <w:numId w:val="973"/>
         </w:numPr>
         <w:spacing w:after="40" w:before="40"/>
       </w:pPr>
@@ -1429,7 +1429,7 @@
         <w:keepNext/>
         <w:numPr>
           <w:ilvl w:val="0"/>
-          <w:numId w:val="955"/>
+          <w:numId w:val="974"/>
         </w:numPr>
         <w:spacing w:after="40" w:before="40"/>
       </w:pPr>
@@ -1448,7 +1448,7 @@
         <w:keepNext/>
         <w:numPr>
           <w:ilvl w:val="0"/>
-          <w:numId w:val="955"/>
+          <w:numId w:val="974"/>
         </w:numPr>
         <w:spacing w:after="40" w:before="40"/>
       </w:pPr>
@@ -1467,7 +1467,7 @@
         <w:keepNext/>
         <w:numPr>
           <w:ilvl w:val="0"/>
-          <w:numId w:val="955"/>
+          <w:numId w:val="974"/>
         </w:numPr>
         <w:spacing w:after="40" w:before="40"/>
       </w:pPr>
@@ -1580,7 +1580,7 @@
         <w:keepNext/>
         <w:numPr>
           <w:ilvl w:val="0"/>
-          <w:numId w:val="956"/>
+          <w:numId w:val="975"/>
         </w:numPr>
         <w:spacing w:after="40" w:before="40"/>
       </w:pPr>
@@ -1599,7 +1599,7 @@
         <w:keepNext/>
         <w:numPr>
           <w:ilvl w:val="0"/>
-          <w:numId w:val="956"/>
+          <w:numId w:val="975"/>
         </w:numPr>
         <w:spacing w:after="40" w:before="40"/>
       </w:pPr>
@@ -2418,7 +2418,7 @@
         <w:keepNext/>
         <w:numPr>
           <w:ilvl w:val="0"/>
-          <w:numId w:val="957"/>
+          <w:numId w:val="976"/>
         </w:numPr>
         <w:spacing w:after="40" w:before="40"/>
       </w:pPr>
@@ -2437,7 +2437,7 @@
         <w:keepNext/>
         <w:numPr>
           <w:ilvl w:val="0"/>
-          <w:numId w:val="957"/>
+          <w:numId w:val="976"/>
         </w:numPr>
         <w:spacing w:after="40" w:before="40"/>
       </w:pPr>
@@ -2456,7 +2456,7 @@
         <w:keepNext/>
         <w:numPr>
           <w:ilvl w:val="0"/>
-          <w:numId w:val="957"/>
+          <w:numId w:val="976"/>
         </w:numPr>
         <w:spacing w:after="40" w:before="40"/>
       </w:pPr>
@@ -2475,7 +2475,7 @@
         <w:keepNext/>
         <w:numPr>
           <w:ilvl w:val="0"/>
-          <w:numId w:val="957"/>
+          <w:numId w:val="976"/>
         </w:numPr>
         <w:spacing w:after="40" w:before="40"/>
       </w:pPr>
@@ -2494,7 +2494,7 @@
         <w:keepNext/>
         <w:numPr>
           <w:ilvl w:val="0"/>
-          <w:numId w:val="957"/>
+          <w:numId w:val="976"/>
         </w:numPr>
         <w:spacing w:after="40" w:before="40"/>
       </w:pPr>
@@ -3090,7 +3090,7 @@
         <w:keepNext/>
         <w:numPr>
           <w:ilvl w:val="0"/>
-          <w:numId w:val="958"/>
+          <w:numId w:val="977"/>
         </w:numPr>
         <w:spacing w:after="40" w:before="40"/>
       </w:pPr>
@@ -3109,7 +3109,7 @@
         <w:keepNext/>
         <w:numPr>
           <w:ilvl w:val="0"/>
-          <w:numId w:val="958"/>
+          <w:numId w:val="977"/>
         </w:numPr>
         <w:spacing w:after="40" w:before="40"/>
       </w:pPr>
@@ -3128,7 +3128,7 @@
         <w:keepNext/>
         <w:numPr>
           <w:ilvl w:val="0"/>
-          <w:numId w:val="958"/>
+          <w:numId w:val="977"/>
         </w:numPr>
         <w:spacing w:after="40" w:before="40"/>
       </w:pPr>
@@ -3147,7 +3147,7 @@
         <w:keepNext/>
         <w:numPr>
           <w:ilvl w:val="0"/>
-          <w:numId w:val="958"/>
+          <w:numId w:val="977"/>
         </w:numPr>
         <w:spacing w:after="40" w:before="40"/>
       </w:pPr>
@@ -3201,7 +3201,7 @@
         <w:keepNext/>
         <w:numPr>
           <w:ilvl w:val="0"/>
-          <w:numId w:val="959"/>
+          <w:numId w:val="978"/>
         </w:numPr>
         <w:spacing w:after="40" w:before="40"/>
       </w:pPr>
@@ -3220,7 +3220,7 @@
         <w:keepNext/>
         <w:numPr>
           <w:ilvl w:val="0"/>
-          <w:numId w:val="959"/>
+          <w:numId w:val="978"/>
         </w:numPr>
         <w:spacing w:after="40" w:before="40"/>
       </w:pPr>
@@ -3238,7 +3238,7 @@
         <w:pStyle w:val="ListParagraph"/>
         <w:numPr>
           <w:ilvl w:val="0"/>
-          <w:numId w:val="959"/>
+          <w:numId w:val="978"/>
         </w:numPr>
         <w:spacing w:after="40" w:before="40"/>
       </w:pPr>
@@ -3299,7 +3299,7 @@
         <w:keepNext/>
         <w:numPr>
           <w:ilvl w:val="0"/>
-          <w:numId w:val="960"/>
+          <w:numId w:val="979"/>
         </w:numPr>
         <w:spacing w:after="40" w:before="40"/>
       </w:pPr>
@@ -3318,7 +3318,7 @@
         <w:keepNext/>
         <w:numPr>
           <w:ilvl w:val="0"/>
-          <w:numId w:val="960"/>
+          <w:numId w:val="979"/>
         </w:numPr>
         <w:spacing w:after="40" w:before="40"/>
       </w:pPr>
@@ -3337,7 +3337,7 @@
         <w:keepNext/>
         <w:numPr>
           <w:ilvl w:val="0"/>
-          <w:numId w:val="960"/>
+          <w:numId w:val="979"/>
         </w:numPr>
         <w:spacing w:after="40" w:before="40"/>
       </w:pPr>
@@ -3445,7 +3445,7 @@
         <w:keepNext/>
         <w:numPr>
           <w:ilvl w:val="0"/>
-          <w:numId w:val="961"/>
+          <w:numId w:val="980"/>
         </w:numPr>
         <w:spacing w:after="40" w:before="40"/>
       </w:pPr>
@@ -3464,7 +3464,7 @@
         <w:keepNext/>
         <w:numPr>
           <w:ilvl w:val="0"/>
-          <w:numId w:val="961"/>
+          <w:numId w:val="980"/>
         </w:numPr>
         <w:spacing w:after="40" w:before="40"/>
       </w:pPr>
@@ -3483,7 +3483,7 @@
         <w:keepNext/>
         <w:numPr>
           <w:ilvl w:val="0"/>
-          <w:numId w:val="961"/>
+          <w:numId w:val="980"/>
         </w:numPr>
         <w:spacing w:after="40" w:before="40"/>
       </w:pPr>
@@ -3501,7 +3501,7 @@
         <w:pStyle w:val="ListParagraph"/>
         <w:numPr>
           <w:ilvl w:val="0"/>
-          <w:numId w:val="961"/>
+          <w:numId w:val="980"/>
         </w:numPr>
         <w:spacing w:after="40" w:before="40"/>
       </w:pPr>
@@ -3543,7 +3543,7 @@
         <w:keepNext/>
         <w:numPr>
           <w:ilvl w:val="0"/>
-          <w:numId w:val="962"/>
+          <w:numId w:val="981"/>
         </w:numPr>
         <w:spacing w:after="40" w:before="40"/>
       </w:pPr>
@@ -3562,7 +3562,7 @@
         <w:keepNext/>
         <w:numPr>
           <w:ilvl w:val="0"/>
-          <w:numId w:val="962"/>
+          <w:numId w:val="981"/>
         </w:numPr>
         <w:spacing w:after="40" w:before="40"/>
       </w:pPr>
@@ -3581,7 +3581,7 @@
         <w:keepNext/>
         <w:numPr>
           <w:ilvl w:val="0"/>
-          <w:numId w:val="962"/>
+          <w:numId w:val="981"/>
         </w:numPr>
         <w:spacing w:after="40" w:before="40"/>
       </w:pPr>
@@ -3658,7 +3658,7 @@
         <w:keepNext/>
         <w:numPr>
           <w:ilvl w:val="0"/>
-          <w:numId w:val="963"/>
+          <w:numId w:val="982"/>
         </w:numPr>
         <w:spacing w:after="40" w:before="40"/>
       </w:pPr>
@@ -3677,7 +3677,7 @@
         <w:keepNext/>
         <w:numPr>
           <w:ilvl w:val="0"/>
-          <w:numId w:val="963"/>
+          <w:numId w:val="982"/>
         </w:numPr>
         <w:spacing w:after="40" w:before="40"/>
       </w:pPr>
@@ -3727,7 +3727,7 @@
         <w:keepNext/>
         <w:numPr>
           <w:ilvl w:val="0"/>
-          <w:numId w:val="964"/>
+          <w:numId w:val="983"/>
         </w:numPr>
         <w:spacing w:after="40" w:before="40"/>
       </w:pPr>
@@ -3746,7 +3746,7 @@
         <w:keepNext/>
         <w:numPr>
           <w:ilvl w:val="0"/>
-          <w:numId w:val="964"/>
+          <w:numId w:val="983"/>
         </w:numPr>
         <w:spacing w:after="40" w:before="40"/>
       </w:pPr>
@@ -3765,7 +3765,7 @@
         <w:keepNext/>
         <w:numPr>
           <w:ilvl w:val="0"/>
-          <w:numId w:val="964"/>
+          <w:numId w:val="983"/>
         </w:numPr>
         <w:spacing w:after="40" w:before="40"/>
       </w:pPr>
@@ -3783,7 +3783,7 @@
         <w:pStyle w:val="ListParagraph"/>
         <w:numPr>
           <w:ilvl w:val="0"/>
-          <w:numId w:val="964"/>
+          <w:numId w:val="983"/>
         </w:numPr>
         <w:spacing w:after="40" w:before="40"/>
       </w:pPr>
@@ -3825,7 +3825,7 @@
         <w:keepNext/>
         <w:numPr>
           <w:ilvl w:val="0"/>
-          <w:numId w:val="965"/>
+          <w:numId w:val="984"/>
         </w:numPr>
         <w:spacing w:after="40" w:before="40"/>
       </w:pPr>
@@ -3844,7 +3844,7 @@
         <w:keepNext/>
         <w:numPr>
           <w:ilvl w:val="0"/>
-          <w:numId w:val="965"/>
+          <w:numId w:val="984"/>
         </w:numPr>
         <w:spacing w:after="40" w:before="40"/>
       </w:pPr>
@@ -3863,7 +3863,7 @@
         <w:keepNext/>
         <w:numPr>
           <w:ilvl w:val="0"/>
-          <w:numId w:val="965"/>
+          <w:numId w:val="984"/>
         </w:numPr>
         <w:spacing w:after="40" w:before="40"/>
       </w:pPr>
@@ -3882,7 +3882,7 @@
         <w:keepNext/>
         <w:numPr>
           <w:ilvl w:val="0"/>
-          <w:numId w:val="965"/>
+          <w:numId w:val="984"/>
         </w:numPr>
         <w:spacing w:after="40" w:before="40"/>
       </w:pPr>
@@ -3960,7 +3960,7 @@
         <w:keepNext/>
         <w:numPr>
           <w:ilvl w:val="0"/>
-          <w:numId w:val="966"/>
+          <w:numId w:val="985"/>
         </w:numPr>
         <w:spacing w:after="40" w:before="40"/>
       </w:pPr>
@@ -3979,7 +3979,7 @@
         <w:keepNext/>
         <w:numPr>
           <w:ilvl w:val="0"/>
-          <w:numId w:val="966"/>
+          <w:numId w:val="985"/>
         </w:numPr>
         <w:spacing w:after="40" w:before="40"/>
       </w:pPr>
@@ -3998,7 +3998,7 @@
         <w:keepNext/>
         <w:numPr>
           <w:ilvl w:val="0"/>
-          <w:numId w:val="966"/>
+          <w:numId w:val="985"/>
         </w:numPr>
         <w:spacing w:after="40" w:before="40"/>
       </w:pPr>
@@ -4017,7 +4017,7 @@
         <w:keepNext/>
         <w:numPr>
           <w:ilvl w:val="0"/>
-          <w:numId w:val="966"/>
+          <w:numId w:val="985"/>
         </w:numPr>
         <w:spacing w:after="40" w:before="40"/>
       </w:pPr>
@@ -4036,7 +4036,7 @@
         <w:keepNext/>
         <w:numPr>
           <w:ilvl w:val="0"/>
-          <w:numId w:val="966"/>
+          <w:numId w:val="985"/>
         </w:numPr>
         <w:spacing w:after="40" w:before="40"/>
       </w:pPr>
@@ -4095,7 +4095,7 @@
         <w:keepNext/>
         <w:numPr>
           <w:ilvl w:val="0"/>
-          <w:numId w:val="967"/>
+          <w:numId w:val="986"/>
         </w:numPr>
         <w:spacing w:after="40" w:before="40"/>
       </w:pPr>
@@ -4114,7 +4114,7 @@
         <w:keepNext/>
         <w:numPr>
           <w:ilvl w:val="0"/>
-          <w:numId w:val="967"/>
+          <w:numId w:val="986"/>
         </w:numPr>
         <w:spacing w:after="40" w:before="40"/>
       </w:pPr>
@@ -4133,7 +4133,7 @@
         <w:keepNext/>
         <w:numPr>
           <w:ilvl w:val="0"/>
-          <w:numId w:val="967"/>
+          <w:numId w:val="986"/>
         </w:numPr>
         <w:spacing w:after="40" w:before="40"/>
       </w:pPr>
@@ -4152,7 +4152,7 @@
         <w:keepNext/>
         <w:numPr>
           <w:ilvl w:val="0"/>
-          <w:numId w:val="967"/>
+          <w:numId w:val="986"/>
         </w:numPr>
         <w:spacing w:after="40" w:before="40"/>
       </w:pPr>
@@ -4171,7 +4171,7 @@
         <w:keepNext/>
         <w:numPr>
           <w:ilvl w:val="0"/>
-          <w:numId w:val="967"/>
+          <w:numId w:val="986"/>
         </w:numPr>
         <w:spacing w:after="40" w:before="40"/>
       </w:pPr>
@@ -4249,7 +4249,7 @@
         <w:keepNext/>
         <w:numPr>
           <w:ilvl w:val="0"/>
-          <w:numId w:val="968"/>
+          <w:numId w:val="987"/>
         </w:numPr>
         <w:spacing w:after="40" w:before="40"/>
       </w:pPr>
@@ -4268,7 +4268,7 @@
         <w:keepNext/>
         <w:numPr>
           <w:ilvl w:val="0"/>
-          <w:numId w:val="968"/>
+          <w:numId w:val="987"/>
         </w:numPr>
         <w:spacing w:after="40" w:before="40"/>
       </w:pPr>
@@ -4287,7 +4287,7 @@
         <w:keepNext/>
         <w:numPr>
           <w:ilvl w:val="0"/>
-          <w:numId w:val="968"/>
+          <w:numId w:val="987"/>
         </w:numPr>
         <w:spacing w:after="40" w:before="40"/>
       </w:pPr>
@@ -4383,7 +4383,7 @@
         <w:keepNext/>
         <w:numPr>
           <w:ilvl w:val="0"/>
-          <w:numId w:val="969"/>
+          <w:numId w:val="988"/>
         </w:numPr>
         <w:spacing w:after="40" w:before="40"/>
       </w:pPr>
@@ -4402,7 +4402,7 @@
         <w:keepNext/>
         <w:numPr>
           <w:ilvl w:val="0"/>
-          <w:numId w:val="969"/>
+          <w:numId w:val="988"/>
         </w:numPr>
         <w:spacing w:after="40" w:before="40"/>
       </w:pPr>
@@ -4480,7 +4480,7 @@
         <w:keepNext/>
         <w:numPr>
           <w:ilvl w:val="0"/>
-          <w:numId w:val="970"/>
+          <w:numId w:val="989"/>
         </w:numPr>
         <w:spacing w:after="40" w:before="40"/>
       </w:pPr>
@@ -4499,7 +4499,7 @@
         <w:keepNext/>
         <w:numPr>
           <w:ilvl w:val="0"/>
-          <w:numId w:val="970"/>
+          <w:numId w:val="989"/>
         </w:numPr>
         <w:spacing w:after="40" w:before="40"/>
       </w:pPr>
@@ -4518,7 +4518,7 @@
         <w:keepNext/>
         <w:numPr>
           <w:ilvl w:val="0"/>
-          <w:numId w:val="970"/>
+          <w:numId w:val="989"/>
         </w:numPr>
         <w:spacing w:after="40" w:before="40"/>
       </w:pPr>
@@ -4596,7 +4596,7 @@
         <w:keepNext/>
         <w:numPr>
           <w:ilvl w:val="0"/>
-          <w:numId w:val="971"/>
+          <w:numId w:val="990"/>
         </w:numPr>
         <w:spacing w:after="40" w:before="40"/>
       </w:pPr>
@@ -4615,7 +4615,7 @@
         <w:keepNext/>
         <w:numPr>
           <w:ilvl w:val="0"/>
-          <w:numId w:val="971"/>
+          <w:numId w:val="990"/>
         </w:numPr>
         <w:spacing w:after="40" w:before="40"/>
       </w:pPr>
@@ -4634,7 +4634,7 @@
         <w:keepNext/>
         <w:numPr>
           <w:ilvl w:val="0"/>
-          <w:numId w:val="971"/>
+          <w:numId w:val="990"/>
         </w:numPr>
         <w:spacing w:after="40" w:before="40"/>
       </w:pPr>
@@ -4653,7 +4653,7 @@
         <w:keepNext/>
         <w:numPr>
           <w:ilvl w:val="0"/>
-          <w:numId w:val="971"/>
+          <w:numId w:val="990"/>
         </w:numPr>
         <w:spacing w:after="40" w:before="40"/>
       </w:pPr>
@@ -4731,7 +4731,7 @@
         <w:keepNext/>
         <w:numPr>
           <w:ilvl w:val="0"/>
-          <w:numId w:val="972"/>
+          <w:numId w:val="991"/>
         </w:numPr>
         <w:spacing w:after="40" w:before="40"/>
       </w:pPr>
@@ -4750,7 +4750,7 @@
         <w:keepNext/>
         <w:numPr>
           <w:ilvl w:val="0"/>
-          <w:numId w:val="972"/>
+          <w:numId w:val="991"/>
         </w:numPr>
         <w:spacing w:after="40" w:before="40"/>
       </w:pPr>
@@ -4769,7 +4769,7 @@
         <w:keepNext/>
         <w:numPr>
           <w:ilvl w:val="0"/>
-          <w:numId w:val="972"/>
+          <w:numId w:val="991"/>
         </w:numPr>
         <w:spacing w:after="40" w:before="40"/>
       </w:pPr>
@@ -13511,6 +13511,120 @@
     </w:lvlOverride>
   </w:num>
   <w:num w:numId="972">
+    <w:abstractNumId w:val="2"/>
+    <w:lvlOverride w:ilvl="0">
+      <w:startOverride w:val="1"/>
+    </w:lvlOverride>
+  </w:num>
+  <w:num w:numId="973">
+    <w:abstractNumId w:val="2"/>
+    <w:lvlOverride w:ilvl="0">
+      <w:startOverride w:val="1"/>
+    </w:lvlOverride>
+  </w:num>
+  <w:num w:numId="974">
+    <w:abstractNumId w:val="2"/>
+    <w:lvlOverride w:ilvl="0">
+      <w:startOverride w:val="1"/>
+    </w:lvlOverride>
+  </w:num>
+  <w:num w:numId="975">
+    <w:abstractNumId w:val="2"/>
+    <w:lvlOverride w:ilvl="0">
+      <w:startOverride w:val="1"/>
+    </w:lvlOverride>
+  </w:num>
+  <w:num w:numId="976">
+    <w:abstractNumId w:val="2"/>
+    <w:lvlOverride w:ilvl="0">
+      <w:startOverride w:val="1"/>
+    </w:lvlOverride>
+  </w:num>
+  <w:num w:numId="977">
+    <w:abstractNumId w:val="2"/>
+    <w:lvlOverride w:ilvl="0">
+      <w:startOverride w:val="1"/>
+    </w:lvlOverride>
+  </w:num>
+  <w:num w:numId="978">
+    <w:abstractNumId w:val="2"/>
+    <w:lvlOverride w:ilvl="0">
+      <w:startOverride w:val="1"/>
+    </w:lvlOverride>
+  </w:num>
+  <w:num w:numId="979">
+    <w:abstractNumId w:val="2"/>
+    <w:lvlOverride w:ilvl="0">
+      <w:startOverride w:val="1"/>
+    </w:lvlOverride>
+  </w:num>
+  <w:num w:numId="980">
+    <w:abstractNumId w:val="3"/>
+    <w:lvlOverride w:ilvl="0">
+      <w:startOverride w:val="1"/>
+    </w:lvlOverride>
+  </w:num>
+  <w:num w:numId="981">
+    <w:abstractNumId w:val="2"/>
+    <w:lvlOverride w:ilvl="0">
+      <w:startOverride w:val="1"/>
+    </w:lvlOverride>
+  </w:num>
+  <w:num w:numId="982">
+    <w:abstractNumId w:val="2"/>
+    <w:lvlOverride w:ilvl="0">
+      <w:startOverride w:val="1"/>
+    </w:lvlOverride>
+  </w:num>
+  <w:num w:numId="983">
+    <w:abstractNumId w:val="3"/>
+    <w:lvlOverride w:ilvl="0">
+      <w:startOverride w:val="1"/>
+    </w:lvlOverride>
+  </w:num>
+  <w:num w:numId="984">
+    <w:abstractNumId w:val="2"/>
+    <w:lvlOverride w:ilvl="0">
+      <w:startOverride w:val="1"/>
+    </w:lvlOverride>
+  </w:num>
+  <w:num w:numId="985">
+    <w:abstractNumId w:val="2"/>
+    <w:lvlOverride w:ilvl="0">
+      <w:startOverride w:val="1"/>
+    </w:lvlOverride>
+  </w:num>
+  <w:num w:numId="986">
+    <w:abstractNumId w:val="2"/>
+    <w:lvlOverride w:ilvl="0">
+      <w:startOverride w:val="1"/>
+    </w:lvlOverride>
+  </w:num>
+  <w:num w:numId="987">
+    <w:abstractNumId w:val="2"/>
+    <w:lvlOverride w:ilvl="0">
+      <w:startOverride w:val="1"/>
+    </w:lvlOverride>
+  </w:num>
+  <w:num w:numId="988">
+    <w:abstractNumId w:val="2"/>
+    <w:lvlOverride w:ilvl="0">
+      <w:startOverride w:val="1"/>
+    </w:lvlOverride>
+  </w:num>
+  <w:num w:numId="989">
+    <w:abstractNumId w:val="2"/>
+    <w:lvlOverride w:ilvl="0">
+      <w:startOverride w:val="1"/>
+    </w:lvlOverride>
+  </w:num>
+  <w:num w:numId="990">
+    <w:abstractNumId w:val="2"/>
+    <w:lvlOverride w:ilvl="0">
+      <w:startOverride w:val="1"/>
+    </w:lvlOverride>
+  </w:num>
+  <w:num w:numId="991">
     <w:abstractNumId w:val="2"/>
     <w:lvlOverride w:ilvl="0">
       <w:startOverride w:val="1"/>

--- a/docs/government-project/06_사용자매뉴얼.docx
+++ b/docs/government-project/06_사용자매뉴얼.docx
@@ -1275,7 +1275,7 @@
         <w:keepNext/>
         <w:numPr>
           <w:ilvl w:val="0"/>
-          <w:numId w:val="973"/>
+          <w:numId w:val="1030"/>
         </w:numPr>
         <w:spacing w:after="40" w:before="40"/>
       </w:pPr>
@@ -1294,7 +1294,7 @@
         <w:keepNext/>
         <w:numPr>
           <w:ilvl w:val="0"/>
-          <w:numId w:val="973"/>
+          <w:numId w:val="1030"/>
         </w:numPr>
         <w:spacing w:after="40" w:before="40"/>
       </w:pPr>
@@ -1313,7 +1313,7 @@
         <w:keepNext/>
         <w:numPr>
           <w:ilvl w:val="0"/>
-          <w:numId w:val="973"/>
+          <w:numId w:val="1030"/>
         </w:numPr>
         <w:spacing w:after="40" w:before="40"/>
       </w:pPr>
@@ -1332,7 +1332,7 @@
         <w:keepNext/>
         <w:numPr>
           <w:ilvl w:val="0"/>
-          <w:numId w:val="973"/>
+          <w:numId w:val="1030"/>
         </w:numPr>
         <w:spacing w:after="40" w:before="40"/>
       </w:pPr>
@@ -1351,7 +1351,7 @@
         <w:keepNext/>
         <w:numPr>
           <w:ilvl w:val="0"/>
-          <w:numId w:val="973"/>
+          <w:numId w:val="1030"/>
         </w:numPr>
         <w:spacing w:after="40" w:before="40"/>
       </w:pPr>
@@ -1429,7 +1429,7 @@
         <w:keepNext/>
         <w:numPr>
           <w:ilvl w:val="0"/>
-          <w:numId w:val="974"/>
+          <w:numId w:val="1031"/>
         </w:numPr>
         <w:spacing w:after="40" w:before="40"/>
       </w:pPr>
@@ -1448,7 +1448,7 @@
         <w:keepNext/>
         <w:numPr>
           <w:ilvl w:val="0"/>
-          <w:numId w:val="974"/>
+          <w:numId w:val="1031"/>
         </w:numPr>
         <w:spacing w:after="40" w:before="40"/>
       </w:pPr>
@@ -1467,7 +1467,7 @@
         <w:keepNext/>
         <w:numPr>
           <w:ilvl w:val="0"/>
-          <w:numId w:val="974"/>
+          <w:numId w:val="1031"/>
         </w:numPr>
         <w:spacing w:after="40" w:before="40"/>
       </w:pPr>
@@ -1580,7 +1580,7 @@
         <w:keepNext/>
         <w:numPr>
           <w:ilvl w:val="0"/>
-          <w:numId w:val="975"/>
+          <w:numId w:val="1032"/>
         </w:numPr>
         <w:spacing w:after="40" w:before="40"/>
       </w:pPr>
@@ -1599,7 +1599,7 @@
         <w:keepNext/>
         <w:numPr>
           <w:ilvl w:val="0"/>
-          <w:numId w:val="975"/>
+          <w:numId w:val="1032"/>
         </w:numPr>
         <w:spacing w:after="40" w:before="40"/>
       </w:pPr>
@@ -2418,7 +2418,7 @@
         <w:keepNext/>
         <w:numPr>
           <w:ilvl w:val="0"/>
-          <w:numId w:val="976"/>
+          <w:numId w:val="1033"/>
         </w:numPr>
         <w:spacing w:after="40" w:before="40"/>
       </w:pPr>
@@ -2437,7 +2437,7 @@
         <w:keepNext/>
         <w:numPr>
           <w:ilvl w:val="0"/>
-          <w:numId w:val="976"/>
+          <w:numId w:val="1033"/>
         </w:numPr>
         <w:spacing w:after="40" w:before="40"/>
       </w:pPr>
@@ -2456,7 +2456,7 @@
         <w:keepNext/>
         <w:numPr>
           <w:ilvl w:val="0"/>
-          <w:numId w:val="976"/>
+          <w:numId w:val="1033"/>
         </w:numPr>
         <w:spacing w:after="40" w:before="40"/>
       </w:pPr>
@@ -2475,7 +2475,7 @@
         <w:keepNext/>
         <w:numPr>
           <w:ilvl w:val="0"/>
-          <w:numId w:val="976"/>
+          <w:numId w:val="1033"/>
         </w:numPr>
         <w:spacing w:after="40" w:before="40"/>
       </w:pPr>
@@ -2494,7 +2494,7 @@
         <w:keepNext/>
         <w:numPr>
           <w:ilvl w:val="0"/>
-          <w:numId w:val="976"/>
+          <w:numId w:val="1033"/>
         </w:numPr>
         <w:spacing w:after="40" w:before="40"/>
       </w:pPr>
@@ -3090,7 +3090,7 @@
         <w:keepNext/>
         <w:numPr>
           <w:ilvl w:val="0"/>
-          <w:numId w:val="977"/>
+          <w:numId w:val="1034"/>
         </w:numPr>
         <w:spacing w:after="40" w:before="40"/>
       </w:pPr>
@@ -3109,7 +3109,7 @@
         <w:keepNext/>
         <w:numPr>
           <w:ilvl w:val="0"/>
-          <w:numId w:val="977"/>
+          <w:numId w:val="1034"/>
         </w:numPr>
         <w:spacing w:after="40" w:before="40"/>
       </w:pPr>
@@ -3128,7 +3128,7 @@
         <w:keepNext/>
         <w:numPr>
           <w:ilvl w:val="0"/>
-          <w:numId w:val="977"/>
+          <w:numId w:val="1034"/>
         </w:numPr>
         <w:spacing w:after="40" w:before="40"/>
       </w:pPr>
@@ -3147,7 +3147,7 @@
         <w:keepNext/>
         <w:numPr>
           <w:ilvl w:val="0"/>
-          <w:numId w:val="977"/>
+          <w:numId w:val="1034"/>
         </w:numPr>
         <w:spacing w:after="40" w:before="40"/>
       </w:pPr>
@@ -3201,7 +3201,7 @@
         <w:keepNext/>
         <w:numPr>
           <w:ilvl w:val="0"/>
-          <w:numId w:val="978"/>
+          <w:numId w:val="1035"/>
         </w:numPr>
         <w:spacing w:after="40" w:before="40"/>
       </w:pPr>
@@ -3220,7 +3220,7 @@
         <w:keepNext/>
         <w:numPr>
           <w:ilvl w:val="0"/>
-          <w:numId w:val="978"/>
+          <w:numId w:val="1035"/>
         </w:numPr>
         <w:spacing w:after="40" w:before="40"/>
       </w:pPr>
@@ -3238,7 +3238,7 @@
         <w:pStyle w:val="ListParagraph"/>
         <w:numPr>
           <w:ilvl w:val="0"/>
-          <w:numId w:val="978"/>
+          <w:numId w:val="1035"/>
         </w:numPr>
         <w:spacing w:after="40" w:before="40"/>
       </w:pPr>
@@ -3299,7 +3299,7 @@
         <w:keepNext/>
         <w:numPr>
           <w:ilvl w:val="0"/>
-          <w:numId w:val="979"/>
+          <w:numId w:val="1036"/>
         </w:numPr>
         <w:spacing w:after="40" w:before="40"/>
       </w:pPr>
@@ -3318,7 +3318,7 @@
         <w:keepNext/>
         <w:numPr>
           <w:ilvl w:val="0"/>
-          <w:numId w:val="979"/>
+          <w:numId w:val="1036"/>
         </w:numPr>
         <w:spacing w:after="40" w:before="40"/>
       </w:pPr>
@@ -3337,7 +3337,7 @@
         <w:keepNext/>
         <w:numPr>
           <w:ilvl w:val="0"/>
-          <w:numId w:val="979"/>
+          <w:numId w:val="1036"/>
         </w:numPr>
         <w:spacing w:after="40" w:before="40"/>
       </w:pPr>
@@ -3445,7 +3445,7 @@
         <w:keepNext/>
         <w:numPr>
           <w:ilvl w:val="0"/>
-          <w:numId w:val="980"/>
+          <w:numId w:val="1037"/>
         </w:numPr>
         <w:spacing w:after="40" w:before="40"/>
       </w:pPr>
@@ -3464,7 +3464,7 @@
         <w:keepNext/>
         <w:numPr>
           <w:ilvl w:val="0"/>
-          <w:numId w:val="980"/>
+          <w:numId w:val="1037"/>
         </w:numPr>
         <w:spacing w:after="40" w:before="40"/>
       </w:pPr>
@@ -3483,7 +3483,7 @@
         <w:keepNext/>
         <w:numPr>
           <w:ilvl w:val="0"/>
-          <w:numId w:val="980"/>
+          <w:numId w:val="1037"/>
         </w:numPr>
         <w:spacing w:after="40" w:before="40"/>
       </w:pPr>
@@ -3501,7 +3501,7 @@
         <w:pStyle w:val="ListParagraph"/>
         <w:numPr>
           <w:ilvl w:val="0"/>
-          <w:numId w:val="980"/>
+          <w:numId w:val="1037"/>
         </w:numPr>
         <w:spacing w:after="40" w:before="40"/>
       </w:pPr>
@@ -3543,7 +3543,7 @@
         <w:keepNext/>
         <w:numPr>
           <w:ilvl w:val="0"/>
-          <w:numId w:val="981"/>
+          <w:numId w:val="1038"/>
         </w:numPr>
         <w:spacing w:after="40" w:before="40"/>
       </w:pPr>
@@ -3562,7 +3562,7 @@
         <w:keepNext/>
         <w:numPr>
           <w:ilvl w:val="0"/>
-          <w:numId w:val="981"/>
+          <w:numId w:val="1038"/>
         </w:numPr>
         <w:spacing w:after="40" w:before="40"/>
       </w:pPr>
@@ -3581,7 +3581,7 @@
         <w:keepNext/>
         <w:numPr>
           <w:ilvl w:val="0"/>
-          <w:numId w:val="981"/>
+          <w:numId w:val="1038"/>
         </w:numPr>
         <w:spacing w:after="40" w:before="40"/>
       </w:pPr>
@@ -3658,7 +3658,7 @@
         <w:keepNext/>
         <w:numPr>
           <w:ilvl w:val="0"/>
-          <w:numId w:val="982"/>
+          <w:numId w:val="1039"/>
         </w:numPr>
         <w:spacing w:after="40" w:before="40"/>
       </w:pPr>
@@ -3677,7 +3677,7 @@
         <w:keepNext/>
         <w:numPr>
           <w:ilvl w:val="0"/>
-          <w:numId w:val="982"/>
+          <w:numId w:val="1039"/>
         </w:numPr>
         <w:spacing w:after="40" w:before="40"/>
       </w:pPr>
@@ -3727,7 +3727,7 @@
         <w:keepNext/>
         <w:numPr>
           <w:ilvl w:val="0"/>
-          <w:numId w:val="983"/>
+          <w:numId w:val="1040"/>
         </w:numPr>
         <w:spacing w:after="40" w:before="40"/>
       </w:pPr>
@@ -3746,7 +3746,7 @@
         <w:keepNext/>
         <w:numPr>
           <w:ilvl w:val="0"/>
-          <w:numId w:val="983"/>
+          <w:numId w:val="1040"/>
         </w:numPr>
         <w:spacing w:after="40" w:before="40"/>
       </w:pPr>
@@ -3765,7 +3765,7 @@
         <w:keepNext/>
         <w:numPr>
           <w:ilvl w:val="0"/>
-          <w:numId w:val="983"/>
+          <w:numId w:val="1040"/>
         </w:numPr>
         <w:spacing w:after="40" w:before="40"/>
       </w:pPr>
@@ -3783,7 +3783,7 @@
         <w:pStyle w:val="ListParagraph"/>
         <w:numPr>
           <w:ilvl w:val="0"/>
-          <w:numId w:val="983"/>
+          <w:numId w:val="1040"/>
         </w:numPr>
         <w:spacing w:after="40" w:before="40"/>
       </w:pPr>
@@ -3825,7 +3825,7 @@
         <w:keepNext/>
         <w:numPr>
           <w:ilvl w:val="0"/>
-          <w:numId w:val="984"/>
+          <w:numId w:val="1041"/>
         </w:numPr>
         <w:spacing w:after="40" w:before="40"/>
       </w:pPr>
@@ -3844,7 +3844,7 @@
         <w:keepNext/>
         <w:numPr>
           <w:ilvl w:val="0"/>
-          <w:numId w:val="984"/>
+          <w:numId w:val="1041"/>
         </w:numPr>
         <w:spacing w:after="40" w:before="40"/>
       </w:pPr>
@@ -3863,7 +3863,7 @@
         <w:keepNext/>
         <w:numPr>
           <w:ilvl w:val="0"/>
-          <w:numId w:val="984"/>
+          <w:numId w:val="1041"/>
         </w:numPr>
         <w:spacing w:after="40" w:before="40"/>
       </w:pPr>
@@ -3882,7 +3882,7 @@
         <w:keepNext/>
         <w:numPr>
           <w:ilvl w:val="0"/>
-          <w:numId w:val="984"/>
+          <w:numId w:val="1041"/>
         </w:numPr>
         <w:spacing w:after="40" w:before="40"/>
       </w:pPr>
@@ -3960,7 +3960,7 @@
         <w:keepNext/>
         <w:numPr>
           <w:ilvl w:val="0"/>
-          <w:numId w:val="985"/>
+          <w:numId w:val="1042"/>
         </w:numPr>
         <w:spacing w:after="40" w:before="40"/>
       </w:pPr>
@@ -3979,7 +3979,7 @@
         <w:keepNext/>
         <w:numPr>
           <w:ilvl w:val="0"/>
-          <w:numId w:val="985"/>
+          <w:numId w:val="1042"/>
         </w:numPr>
         <w:spacing w:after="40" w:before="40"/>
       </w:pPr>
@@ -3998,7 +3998,7 @@
         <w:keepNext/>
         <w:numPr>
           <w:ilvl w:val="0"/>
-          <w:numId w:val="985"/>
+          <w:numId w:val="1042"/>
         </w:numPr>
         <w:spacing w:after="40" w:before="40"/>
       </w:pPr>
@@ -4017,7 +4017,7 @@
         <w:keepNext/>
         <w:numPr>
           <w:ilvl w:val="0"/>
-          <w:numId w:val="985"/>
+          <w:numId w:val="1042"/>
         </w:numPr>
         <w:spacing w:after="40" w:before="40"/>
       </w:pPr>
@@ -4036,7 +4036,7 @@
         <w:keepNext/>
         <w:numPr>
           <w:ilvl w:val="0"/>
-          <w:numId w:val="985"/>
+          <w:numId w:val="1042"/>
         </w:numPr>
         <w:spacing w:after="40" w:before="40"/>
       </w:pPr>
@@ -4095,7 +4095,7 @@
         <w:keepNext/>
         <w:numPr>
           <w:ilvl w:val="0"/>
-          <w:numId w:val="986"/>
+          <w:numId w:val="1043"/>
         </w:numPr>
         <w:spacing w:after="40" w:before="40"/>
       </w:pPr>
@@ -4114,7 +4114,7 @@
         <w:keepNext/>
         <w:numPr>
           <w:ilvl w:val="0"/>
-          <w:numId w:val="986"/>
+          <w:numId w:val="1043"/>
         </w:numPr>
         <w:spacing w:after="40" w:before="40"/>
       </w:pPr>
@@ -4133,7 +4133,7 @@
         <w:keepNext/>
         <w:numPr>
           <w:ilvl w:val="0"/>
-          <w:numId w:val="986"/>
+          <w:numId w:val="1043"/>
         </w:numPr>
         <w:spacing w:after="40" w:before="40"/>
       </w:pPr>
@@ -4152,7 +4152,7 @@
         <w:keepNext/>
         <w:numPr>
           <w:ilvl w:val="0"/>
-          <w:numId w:val="986"/>
+          <w:numId w:val="1043"/>
         </w:numPr>
         <w:spacing w:after="40" w:before="40"/>
       </w:pPr>
@@ -4171,7 +4171,7 @@
         <w:keepNext/>
         <w:numPr>
           <w:ilvl w:val="0"/>
-          <w:numId w:val="986"/>
+          <w:numId w:val="1043"/>
         </w:numPr>
         <w:spacing w:after="40" w:before="40"/>
       </w:pPr>
@@ -4249,7 +4249,7 @@
         <w:keepNext/>
         <w:numPr>
           <w:ilvl w:val="0"/>
-          <w:numId w:val="987"/>
+          <w:numId w:val="1044"/>
         </w:numPr>
         <w:spacing w:after="40" w:before="40"/>
       </w:pPr>
@@ -4268,7 +4268,7 @@
         <w:keepNext/>
         <w:numPr>
           <w:ilvl w:val="0"/>
-          <w:numId w:val="987"/>
+          <w:numId w:val="1044"/>
         </w:numPr>
         <w:spacing w:after="40" w:before="40"/>
       </w:pPr>
@@ -4287,7 +4287,7 @@
         <w:keepNext/>
         <w:numPr>
           <w:ilvl w:val="0"/>
-          <w:numId w:val="987"/>
+          <w:numId w:val="1044"/>
         </w:numPr>
         <w:spacing w:after="40" w:before="40"/>
       </w:pPr>
@@ -4383,7 +4383,7 @@
         <w:keepNext/>
         <w:numPr>
           <w:ilvl w:val="0"/>
-          <w:numId w:val="988"/>
+          <w:numId w:val="1045"/>
         </w:numPr>
         <w:spacing w:after="40" w:before="40"/>
       </w:pPr>
@@ -4402,7 +4402,7 @@
         <w:keepNext/>
         <w:numPr>
           <w:ilvl w:val="0"/>
-          <w:numId w:val="988"/>
+          <w:numId w:val="1045"/>
         </w:numPr>
         <w:spacing w:after="40" w:before="40"/>
       </w:pPr>
@@ -4480,7 +4480,7 @@
         <w:keepNext/>
         <w:numPr>
           <w:ilvl w:val="0"/>
-          <w:numId w:val="989"/>
+          <w:numId w:val="1046"/>
         </w:numPr>
         <w:spacing w:after="40" w:before="40"/>
       </w:pPr>
@@ -4499,7 +4499,7 @@
         <w:keepNext/>
         <w:numPr>
           <w:ilvl w:val="0"/>
-          <w:numId w:val="989"/>
+          <w:numId w:val="1046"/>
         </w:numPr>
         <w:spacing w:after="40" w:before="40"/>
       </w:pPr>
@@ -4518,7 +4518,7 @@
         <w:keepNext/>
         <w:numPr>
           <w:ilvl w:val="0"/>
-          <w:numId w:val="989"/>
+          <w:numId w:val="1046"/>
         </w:numPr>
         <w:spacing w:after="40" w:before="40"/>
       </w:pPr>
@@ -4596,7 +4596,7 @@
         <w:keepNext/>
         <w:numPr>
           <w:ilvl w:val="0"/>
-          <w:numId w:val="990"/>
+          <w:numId w:val="1047"/>
         </w:numPr>
         <w:spacing w:after="40" w:before="40"/>
       </w:pPr>
@@ -4615,7 +4615,7 @@
         <w:keepNext/>
         <w:numPr>
           <w:ilvl w:val="0"/>
-          <w:numId w:val="990"/>
+          <w:numId w:val="1047"/>
         </w:numPr>
         <w:spacing w:after="40" w:before="40"/>
       </w:pPr>
@@ -4634,7 +4634,7 @@
         <w:keepNext/>
         <w:numPr>
           <w:ilvl w:val="0"/>
-          <w:numId w:val="990"/>
+          <w:numId w:val="1047"/>
         </w:numPr>
         <w:spacing w:after="40" w:before="40"/>
       </w:pPr>
@@ -4653,7 +4653,7 @@
         <w:keepNext/>
         <w:numPr>
           <w:ilvl w:val="0"/>
-          <w:numId w:val="990"/>
+          <w:numId w:val="1047"/>
         </w:numPr>
         <w:spacing w:after="40" w:before="40"/>
       </w:pPr>
@@ -4731,7 +4731,7 @@
         <w:keepNext/>
         <w:numPr>
           <w:ilvl w:val="0"/>
-          <w:numId w:val="991"/>
+          <w:numId w:val="1048"/>
         </w:numPr>
         <w:spacing w:after="40" w:before="40"/>
       </w:pPr>
@@ -4750,7 +4750,7 @@
         <w:keepNext/>
         <w:numPr>
           <w:ilvl w:val="0"/>
-          <w:numId w:val="991"/>
+          <w:numId w:val="1048"/>
         </w:numPr>
         <w:spacing w:after="40" w:before="40"/>
       </w:pPr>
@@ -4769,7 +4769,7 @@
         <w:keepNext/>
         <w:numPr>
           <w:ilvl w:val="0"/>
-          <w:numId w:val="991"/>
+          <w:numId w:val="1048"/>
         </w:numPr>
         <w:spacing w:after="40" w:before="40"/>
       </w:pPr>
@@ -6561,7 +6561,18 @@
           <w:sz w:val="24"/>
           <w:rFonts w:eastAsia="맑은 고딕"/>
         </w:rPr>
-        <w:t>4. 화면 경로 정정 내역</w:t>
+        <w:t>4. 화면 동선 통합·정비 내역</w:t>
+      </w:r>
+    </w:p>
+    <w:p>
+      <w:r>
+        <w:rPr>
+          <w:rFonts w:ascii="맑은 고딕" w:hAnsi="맑은 고딕"/>
+          <w:b w:val="0"/>
+          <w:sz w:val="18"/>
+          <w:rFonts w:eastAsia="맑은 고딕"/>
+        </w:rPr>
+        <w:t>이용자가 같은 목적으로 여러 화면을 오가지 않도록 진입 경로를 하나로 모으고, 옛 경로는 영구 이동 처리하여 기존 링크·검색 유입이 끊기지 않도록 하였다.</w:t>
       </w:r>
     </w:p>
     <w:tbl>
@@ -6617,7 +6628,7 @@
                 <w:sz w:val="18"/>
                 <w:rFonts w:eastAsia="맑은 고딕"/>
               </w:rPr>
-              <w:t>대체한 옛 화면</w:t>
+              <w:t>통합한 옛 화면</w:t>
             </w:r>
           </w:p>
         </w:tc>
@@ -6636,7 +6647,7 @@
                 <w:sz w:val="18"/>
                 <w:rFonts w:eastAsia="맑은 고딕"/>
               </w:rPr>
-              <w:t>사유</w:t>
+              <w:t>정비 내용</w:t>
             </w:r>
           </w:p>
         </w:tc>
@@ -13625,6 +13636,348 @@
     </w:lvlOverride>
   </w:num>
   <w:num w:numId="991">
+    <w:abstractNumId w:val="2"/>
+    <w:lvlOverride w:ilvl="0">
+      <w:startOverride w:val="1"/>
+    </w:lvlOverride>
+  </w:num>
+  <w:num w:numId="992">
+    <w:abstractNumId w:val="2"/>
+    <w:lvlOverride w:ilvl="0">
+      <w:startOverride w:val="1"/>
+    </w:lvlOverride>
+  </w:num>
+  <w:num w:numId="993">
+    <w:abstractNumId w:val="2"/>
+    <w:lvlOverride w:ilvl="0">
+      <w:startOverride w:val="1"/>
+    </w:lvlOverride>
+  </w:num>
+  <w:num w:numId="994">
+    <w:abstractNumId w:val="2"/>
+    <w:lvlOverride w:ilvl="0">
+      <w:startOverride w:val="1"/>
+    </w:lvlOverride>
+  </w:num>
+  <w:num w:numId="995">
+    <w:abstractNumId w:val="2"/>
+    <w:lvlOverride w:ilvl="0">
+      <w:startOverride w:val="1"/>
+    </w:lvlOverride>
+  </w:num>
+  <w:num w:numId="996">
+    <w:abstractNumId w:val="2"/>
+    <w:lvlOverride w:ilvl="0">
+      <w:startOverride w:val="1"/>
+    </w:lvlOverride>
+  </w:num>
+  <w:num w:numId="997">
+    <w:abstractNumId w:val="2"/>
+    <w:lvlOverride w:ilvl="0">
+      <w:startOverride w:val="1"/>
+    </w:lvlOverride>
+  </w:num>
+  <w:num w:numId="998">
+    <w:abstractNumId w:val="2"/>
+    <w:lvlOverride w:ilvl="0">
+      <w:startOverride w:val="1"/>
+    </w:lvlOverride>
+  </w:num>
+  <w:num w:numId="999">
+    <w:abstractNumId w:val="3"/>
+    <w:lvlOverride w:ilvl="0">
+      <w:startOverride w:val="1"/>
+    </w:lvlOverride>
+  </w:num>
+  <w:num w:numId="1000">
+    <w:abstractNumId w:val="2"/>
+    <w:lvlOverride w:ilvl="0">
+      <w:startOverride w:val="1"/>
+    </w:lvlOverride>
+  </w:num>
+  <w:num w:numId="1001">
+    <w:abstractNumId w:val="2"/>
+    <w:lvlOverride w:ilvl="0">
+      <w:startOverride w:val="1"/>
+    </w:lvlOverride>
+  </w:num>
+  <w:num w:numId="1002">
+    <w:abstractNumId w:val="3"/>
+    <w:lvlOverride w:ilvl="0">
+      <w:startOverride w:val="1"/>
+    </w:lvlOverride>
+  </w:num>
+  <w:num w:numId="1003">
+    <w:abstractNumId w:val="2"/>
+    <w:lvlOverride w:ilvl="0">
+      <w:startOverride w:val="1"/>
+    </w:lvlOverride>
+  </w:num>
+  <w:num w:numId="1004">
+    <w:abstractNumId w:val="2"/>
+    <w:lvlOverride w:ilvl="0">
+      <w:startOverride w:val="1"/>
+    </w:lvlOverride>
+  </w:num>
+  <w:num w:numId="1005">
+    <w:abstractNumId w:val="2"/>
+    <w:lvlOverride w:ilvl="0">
+      <w:startOverride w:val="1"/>
+    </w:lvlOverride>
+  </w:num>
+  <w:num w:numId="1006">
+    <w:abstractNumId w:val="2"/>
+    <w:lvlOverride w:ilvl="0">
+      <w:startOverride w:val="1"/>
+    </w:lvlOverride>
+  </w:num>
+  <w:num w:numId="1007">
+    <w:abstractNumId w:val="2"/>
+    <w:lvlOverride w:ilvl="0">
+      <w:startOverride w:val="1"/>
+    </w:lvlOverride>
+  </w:num>
+  <w:num w:numId="1008">
+    <w:abstractNumId w:val="2"/>
+    <w:lvlOverride w:ilvl="0">
+      <w:startOverride w:val="1"/>
+    </w:lvlOverride>
+  </w:num>
+  <w:num w:numId="1009">
+    <w:abstractNumId w:val="2"/>
+    <w:lvlOverride w:ilvl="0">
+      <w:startOverride w:val="1"/>
+    </w:lvlOverride>
+  </w:num>
+  <w:num w:numId="1010">
+    <w:abstractNumId w:val="2"/>
+    <w:lvlOverride w:ilvl="0">
+      <w:startOverride w:val="1"/>
+    </w:lvlOverride>
+  </w:num>
+  <w:num w:numId="1011">
+    <w:abstractNumId w:val="2"/>
+    <w:lvlOverride w:ilvl="0">
+      <w:startOverride w:val="1"/>
+    </w:lvlOverride>
+  </w:num>
+  <w:num w:numId="1012">
+    <w:abstractNumId w:val="2"/>
+    <w:lvlOverride w:ilvl="0">
+      <w:startOverride w:val="1"/>
+    </w:lvlOverride>
+  </w:num>
+  <w:num w:numId="1013">
+    <w:abstractNumId w:val="2"/>
+    <w:lvlOverride w:ilvl="0">
+      <w:startOverride w:val="1"/>
+    </w:lvlOverride>
+  </w:num>
+  <w:num w:numId="1014">
+    <w:abstractNumId w:val="2"/>
+    <w:lvlOverride w:ilvl="0">
+      <w:startOverride w:val="1"/>
+    </w:lvlOverride>
+  </w:num>
+  <w:num w:numId="1015">
+    <w:abstractNumId w:val="2"/>
+    <w:lvlOverride w:ilvl="0">
+      <w:startOverride w:val="1"/>
+    </w:lvlOverride>
+  </w:num>
+  <w:num w:numId="1016">
+    <w:abstractNumId w:val="2"/>
+    <w:lvlOverride w:ilvl="0">
+      <w:startOverride w:val="1"/>
+    </w:lvlOverride>
+  </w:num>
+  <w:num w:numId="1017">
+    <w:abstractNumId w:val="2"/>
+    <w:lvlOverride w:ilvl="0">
+      <w:startOverride w:val="1"/>
+    </w:lvlOverride>
+  </w:num>
+  <w:num w:numId="1018">
+    <w:abstractNumId w:val="3"/>
+    <w:lvlOverride w:ilvl="0">
+      <w:startOverride w:val="1"/>
+    </w:lvlOverride>
+  </w:num>
+  <w:num w:numId="1019">
+    <w:abstractNumId w:val="2"/>
+    <w:lvlOverride w:ilvl="0">
+      <w:startOverride w:val="1"/>
+    </w:lvlOverride>
+  </w:num>
+  <w:num w:numId="1020">
+    <w:abstractNumId w:val="2"/>
+    <w:lvlOverride w:ilvl="0">
+      <w:startOverride w:val="1"/>
+    </w:lvlOverride>
+  </w:num>
+  <w:num w:numId="1021">
+    <w:abstractNumId w:val="3"/>
+    <w:lvlOverride w:ilvl="0">
+      <w:startOverride w:val="1"/>
+    </w:lvlOverride>
+  </w:num>
+  <w:num w:numId="1022">
+    <w:abstractNumId w:val="2"/>
+    <w:lvlOverride w:ilvl="0">
+      <w:startOverride w:val="1"/>
+    </w:lvlOverride>
+  </w:num>
+  <w:num w:numId="1023">
+    <w:abstractNumId w:val="2"/>
+    <w:lvlOverride w:ilvl="0">
+      <w:startOverride w:val="1"/>
+    </w:lvlOverride>
+  </w:num>
+  <w:num w:numId="1024">
+    <w:abstractNumId w:val="2"/>
+    <w:lvlOverride w:ilvl="0">
+      <w:startOverride w:val="1"/>
+    </w:lvlOverride>
+  </w:num>
+  <w:num w:numId="1025">
+    <w:abstractNumId w:val="2"/>
+    <w:lvlOverride w:ilvl="0">
+      <w:startOverride w:val="1"/>
+    </w:lvlOverride>
+  </w:num>
+  <w:num w:numId="1026">
+    <w:abstractNumId w:val="2"/>
+    <w:lvlOverride w:ilvl="0">
+      <w:startOverride w:val="1"/>
+    </w:lvlOverride>
+  </w:num>
+  <w:num w:numId="1027">
+    <w:abstractNumId w:val="2"/>
+    <w:lvlOverride w:ilvl="0">
+      <w:startOverride w:val="1"/>
+    </w:lvlOverride>
+  </w:num>
+  <w:num w:numId="1028">
+    <w:abstractNumId w:val="2"/>
+    <w:lvlOverride w:ilvl="0">
+      <w:startOverride w:val="1"/>
+    </w:lvlOverride>
+  </w:num>
+  <w:num w:numId="1029">
+    <w:abstractNumId w:val="2"/>
+    <w:lvlOverride w:ilvl="0">
+      <w:startOverride w:val="1"/>
+    </w:lvlOverride>
+  </w:num>
+  <w:num w:numId="1030">
+    <w:abstractNumId w:val="2"/>
+    <w:lvlOverride w:ilvl="0">
+      <w:startOverride w:val="1"/>
+    </w:lvlOverride>
+  </w:num>
+  <w:num w:numId="1031">
+    <w:abstractNumId w:val="2"/>
+    <w:lvlOverride w:ilvl="0">
+      <w:startOverride w:val="1"/>
+    </w:lvlOverride>
+  </w:num>
+  <w:num w:numId="1032">
+    <w:abstractNumId w:val="2"/>
+    <w:lvlOverride w:ilvl="0">
+      <w:startOverride w:val="1"/>
+    </w:lvlOverride>
+  </w:num>
+  <w:num w:numId="1033">
+    <w:abstractNumId w:val="2"/>
+    <w:lvlOverride w:ilvl="0">
+      <w:startOverride w:val="1"/>
+    </w:lvlOverride>
+  </w:num>
+  <w:num w:numId="1034">
+    <w:abstractNumId w:val="2"/>
+    <w:lvlOverride w:ilvl="0">
+      <w:startOverride w:val="1"/>
+    </w:lvlOverride>
+  </w:num>
+  <w:num w:numId="1035">
+    <w:abstractNumId w:val="2"/>
+    <w:lvlOverride w:ilvl="0">
+      <w:startOverride w:val="1"/>
+    </w:lvlOverride>
+  </w:num>
+  <w:num w:numId="1036">
+    <w:abstractNumId w:val="2"/>
+    <w:lvlOverride w:ilvl="0">
+      <w:startOverride w:val="1"/>
+    </w:lvlOverride>
+  </w:num>
+  <w:num w:numId="1037">
+    <w:abstractNumId w:val="3"/>
+    <w:lvlOverride w:ilvl="0">
+      <w:startOverride w:val="1"/>
+    </w:lvlOverride>
+  </w:num>
+  <w:num w:numId="1038">
+    <w:abstractNumId w:val="2"/>
+    <w:lvlOverride w:ilvl="0">
+      <w:startOverride w:val="1"/>
+    </w:lvlOverride>
+  </w:num>
+  <w:num w:numId="1039">
+    <w:abstractNumId w:val="2"/>
+    <w:lvlOverride w:ilvl="0">
+      <w:startOverride w:val="1"/>
+    </w:lvlOverride>
+  </w:num>
+  <w:num w:numId="1040">
+    <w:abstractNumId w:val="3"/>
+    <w:lvlOverride w:ilvl="0">
+      <w:startOverride w:val="1"/>
+    </w:lvlOverride>
+  </w:num>
+  <w:num w:numId="1041">
+    <w:abstractNumId w:val="2"/>
+    <w:lvlOverride w:ilvl="0">
+      <w:startOverride w:val="1"/>
+    </w:lvlOverride>
+  </w:num>
+  <w:num w:numId="1042">
+    <w:abstractNumId w:val="2"/>
+    <w:lvlOverride w:ilvl="0">
+      <w:startOverride w:val="1"/>
+    </w:lvlOverride>
+  </w:num>
+  <w:num w:numId="1043">
+    <w:abstractNumId w:val="2"/>
+    <w:lvlOverride w:ilvl="0">
+      <w:startOverride w:val="1"/>
+    </w:lvlOverride>
+  </w:num>
+  <w:num w:numId="1044">
+    <w:abstractNumId w:val="2"/>
+    <w:lvlOverride w:ilvl="0">
+      <w:startOverride w:val="1"/>
+    </w:lvlOverride>
+  </w:num>
+  <w:num w:numId="1045">
+    <w:abstractNumId w:val="2"/>
+    <w:lvlOverride w:ilvl="0">
+      <w:startOverride w:val="1"/>
+    </w:lvlOverride>
+  </w:num>
+  <w:num w:numId="1046">
+    <w:abstractNumId w:val="2"/>
+    <w:lvlOverride w:ilvl="0">
+      <w:startOverride w:val="1"/>
+    </w:lvlOverride>
+  </w:num>
+  <w:num w:numId="1047">
+    <w:abstractNumId w:val="2"/>
+    <w:lvlOverride w:ilvl="0">
+      <w:startOverride w:val="1"/>
+    </w:lvlOverride>
+  </w:num>
+  <w:num w:numId="1048">
     <w:abstractNumId w:val="2"/>
     <w:lvlOverride w:ilvl="0">
       <w:startOverride w:val="1"/>

--- a/docs/government-project/06_사용자매뉴얼.docx
+++ b/docs/government-project/06_사용자매뉴얼.docx
@@ -1275,7 +1275,7 @@
         <w:keepNext/>
         <w:numPr>
           <w:ilvl w:val="0"/>
-          <w:numId w:val="1030"/>
+          <w:numId w:val="1125"/>
         </w:numPr>
         <w:spacing w:after="40" w:before="40"/>
       </w:pPr>
@@ -1294,7 +1294,7 @@
         <w:keepNext/>
         <w:numPr>
           <w:ilvl w:val="0"/>
-          <w:numId w:val="1030"/>
+          <w:numId w:val="1125"/>
         </w:numPr>
         <w:spacing w:after="40" w:before="40"/>
       </w:pPr>
@@ -1313,7 +1313,7 @@
         <w:keepNext/>
         <w:numPr>
           <w:ilvl w:val="0"/>
-          <w:numId w:val="1030"/>
+          <w:numId w:val="1125"/>
         </w:numPr>
         <w:spacing w:after="40" w:before="40"/>
       </w:pPr>
@@ -1332,7 +1332,7 @@
         <w:keepNext/>
         <w:numPr>
           <w:ilvl w:val="0"/>
-          <w:numId w:val="1030"/>
+          <w:numId w:val="1125"/>
         </w:numPr>
         <w:spacing w:after="40" w:before="40"/>
       </w:pPr>
@@ -1351,7 +1351,7 @@
         <w:keepNext/>
         <w:numPr>
           <w:ilvl w:val="0"/>
-          <w:numId w:val="1030"/>
+          <w:numId w:val="1125"/>
         </w:numPr>
         <w:spacing w:after="40" w:before="40"/>
       </w:pPr>
@@ -1429,7 +1429,7 @@
         <w:keepNext/>
         <w:numPr>
           <w:ilvl w:val="0"/>
-          <w:numId w:val="1031"/>
+          <w:numId w:val="1126"/>
         </w:numPr>
         <w:spacing w:after="40" w:before="40"/>
       </w:pPr>
@@ -1448,7 +1448,7 @@
         <w:keepNext/>
         <w:numPr>
           <w:ilvl w:val="0"/>
-          <w:numId w:val="1031"/>
+          <w:numId w:val="1126"/>
         </w:numPr>
         <w:spacing w:after="40" w:before="40"/>
       </w:pPr>
@@ -1467,7 +1467,7 @@
         <w:keepNext/>
         <w:numPr>
           <w:ilvl w:val="0"/>
-          <w:numId w:val="1031"/>
+          <w:numId w:val="1126"/>
         </w:numPr>
         <w:spacing w:after="40" w:before="40"/>
       </w:pPr>
@@ -1580,7 +1580,7 @@
         <w:keepNext/>
         <w:numPr>
           <w:ilvl w:val="0"/>
-          <w:numId w:val="1032"/>
+          <w:numId w:val="1127"/>
         </w:numPr>
         <w:spacing w:after="40" w:before="40"/>
       </w:pPr>
@@ -1599,7 +1599,7 @@
         <w:keepNext/>
         <w:numPr>
           <w:ilvl w:val="0"/>
-          <w:numId w:val="1032"/>
+          <w:numId w:val="1127"/>
         </w:numPr>
         <w:spacing w:after="40" w:before="40"/>
       </w:pPr>
@@ -2418,7 +2418,7 @@
         <w:keepNext/>
         <w:numPr>
           <w:ilvl w:val="0"/>
-          <w:numId w:val="1033"/>
+          <w:numId w:val="1128"/>
         </w:numPr>
         <w:spacing w:after="40" w:before="40"/>
       </w:pPr>
@@ -2437,7 +2437,7 @@
         <w:keepNext/>
         <w:numPr>
           <w:ilvl w:val="0"/>
-          <w:numId w:val="1033"/>
+          <w:numId w:val="1128"/>
         </w:numPr>
         <w:spacing w:after="40" w:before="40"/>
       </w:pPr>
@@ -2456,7 +2456,7 @@
         <w:keepNext/>
         <w:numPr>
           <w:ilvl w:val="0"/>
-          <w:numId w:val="1033"/>
+          <w:numId w:val="1128"/>
         </w:numPr>
         <w:spacing w:after="40" w:before="40"/>
       </w:pPr>
@@ -2475,7 +2475,7 @@
         <w:keepNext/>
         <w:numPr>
           <w:ilvl w:val="0"/>
-          <w:numId w:val="1033"/>
+          <w:numId w:val="1128"/>
         </w:numPr>
         <w:spacing w:after="40" w:before="40"/>
       </w:pPr>
@@ -2494,7 +2494,7 @@
         <w:keepNext/>
         <w:numPr>
           <w:ilvl w:val="0"/>
-          <w:numId w:val="1033"/>
+          <w:numId w:val="1128"/>
         </w:numPr>
         <w:spacing w:after="40" w:before="40"/>
       </w:pPr>
@@ -3090,7 +3090,7 @@
         <w:keepNext/>
         <w:numPr>
           <w:ilvl w:val="0"/>
-          <w:numId w:val="1034"/>
+          <w:numId w:val="1129"/>
         </w:numPr>
         <w:spacing w:after="40" w:before="40"/>
       </w:pPr>
@@ -3109,7 +3109,7 @@
         <w:keepNext/>
         <w:numPr>
           <w:ilvl w:val="0"/>
-          <w:numId w:val="1034"/>
+          <w:numId w:val="1129"/>
         </w:numPr>
         <w:spacing w:after="40" w:before="40"/>
       </w:pPr>
@@ -3128,7 +3128,7 @@
         <w:keepNext/>
         <w:numPr>
           <w:ilvl w:val="0"/>
-          <w:numId w:val="1034"/>
+          <w:numId w:val="1129"/>
         </w:numPr>
         <w:spacing w:after="40" w:before="40"/>
       </w:pPr>
@@ -3147,7 +3147,7 @@
         <w:keepNext/>
         <w:numPr>
           <w:ilvl w:val="0"/>
-          <w:numId w:val="1034"/>
+          <w:numId w:val="1129"/>
         </w:numPr>
         <w:spacing w:after="40" w:before="40"/>
       </w:pPr>
@@ -3201,7 +3201,7 @@
         <w:keepNext/>
         <w:numPr>
           <w:ilvl w:val="0"/>
-          <w:numId w:val="1035"/>
+          <w:numId w:val="1130"/>
         </w:numPr>
         <w:spacing w:after="40" w:before="40"/>
       </w:pPr>
@@ -3220,7 +3220,7 @@
         <w:keepNext/>
         <w:numPr>
           <w:ilvl w:val="0"/>
-          <w:numId w:val="1035"/>
+          <w:numId w:val="1130"/>
         </w:numPr>
         <w:spacing w:after="40" w:before="40"/>
       </w:pPr>
@@ -3238,7 +3238,7 @@
         <w:pStyle w:val="ListParagraph"/>
         <w:numPr>
           <w:ilvl w:val="0"/>
-          <w:numId w:val="1035"/>
+          <w:numId w:val="1130"/>
         </w:numPr>
         <w:spacing w:after="40" w:before="40"/>
       </w:pPr>
@@ -3299,7 +3299,7 @@
         <w:keepNext/>
         <w:numPr>
           <w:ilvl w:val="0"/>
-          <w:numId w:val="1036"/>
+          <w:numId w:val="1131"/>
         </w:numPr>
         <w:spacing w:after="40" w:before="40"/>
       </w:pPr>
@@ -3318,7 +3318,7 @@
         <w:keepNext/>
         <w:numPr>
           <w:ilvl w:val="0"/>
-          <w:numId w:val="1036"/>
+          <w:numId w:val="1131"/>
         </w:numPr>
         <w:spacing w:after="40" w:before="40"/>
       </w:pPr>
@@ -3337,7 +3337,7 @@
         <w:keepNext/>
         <w:numPr>
           <w:ilvl w:val="0"/>
-          <w:numId w:val="1036"/>
+          <w:numId w:val="1131"/>
         </w:numPr>
         <w:spacing w:after="40" w:before="40"/>
       </w:pPr>
@@ -3445,7 +3445,7 @@
         <w:keepNext/>
         <w:numPr>
           <w:ilvl w:val="0"/>
-          <w:numId w:val="1037"/>
+          <w:numId w:val="1132"/>
         </w:numPr>
         <w:spacing w:after="40" w:before="40"/>
       </w:pPr>
@@ -3464,7 +3464,7 @@
         <w:keepNext/>
         <w:numPr>
           <w:ilvl w:val="0"/>
-          <w:numId w:val="1037"/>
+          <w:numId w:val="1132"/>
         </w:numPr>
         <w:spacing w:after="40" w:before="40"/>
       </w:pPr>
@@ -3483,7 +3483,7 @@
         <w:keepNext/>
         <w:numPr>
           <w:ilvl w:val="0"/>
-          <w:numId w:val="1037"/>
+          <w:numId w:val="1132"/>
         </w:numPr>
         <w:spacing w:after="40" w:before="40"/>
       </w:pPr>
@@ -3501,7 +3501,7 @@
         <w:pStyle w:val="ListParagraph"/>
         <w:numPr>
           <w:ilvl w:val="0"/>
-          <w:numId w:val="1037"/>
+          <w:numId w:val="1132"/>
         </w:numPr>
         <w:spacing w:after="40" w:before="40"/>
       </w:pPr>
@@ -3543,7 +3543,7 @@
         <w:keepNext/>
         <w:numPr>
           <w:ilvl w:val="0"/>
-          <w:numId w:val="1038"/>
+          <w:numId w:val="1133"/>
         </w:numPr>
         <w:spacing w:after="40" w:before="40"/>
       </w:pPr>
@@ -3562,7 +3562,7 @@
         <w:keepNext/>
         <w:numPr>
           <w:ilvl w:val="0"/>
-          <w:numId w:val="1038"/>
+          <w:numId w:val="1133"/>
         </w:numPr>
         <w:spacing w:after="40" w:before="40"/>
       </w:pPr>
@@ -3581,7 +3581,7 @@
         <w:keepNext/>
         <w:numPr>
           <w:ilvl w:val="0"/>
-          <w:numId w:val="1038"/>
+          <w:numId w:val="1133"/>
         </w:numPr>
         <w:spacing w:after="40" w:before="40"/>
       </w:pPr>
@@ -3658,7 +3658,7 @@
         <w:keepNext/>
         <w:numPr>
           <w:ilvl w:val="0"/>
-          <w:numId w:val="1039"/>
+          <w:numId w:val="1134"/>
         </w:numPr>
         <w:spacing w:after="40" w:before="40"/>
       </w:pPr>
@@ -3677,7 +3677,7 @@
         <w:keepNext/>
         <w:numPr>
           <w:ilvl w:val="0"/>
-          <w:numId w:val="1039"/>
+          <w:numId w:val="1134"/>
         </w:numPr>
         <w:spacing w:after="40" w:before="40"/>
       </w:pPr>
@@ -3727,7 +3727,7 @@
         <w:keepNext/>
         <w:numPr>
           <w:ilvl w:val="0"/>
-          <w:numId w:val="1040"/>
+          <w:numId w:val="1135"/>
         </w:numPr>
         <w:spacing w:after="40" w:before="40"/>
       </w:pPr>
@@ -3746,7 +3746,7 @@
         <w:keepNext/>
         <w:numPr>
           <w:ilvl w:val="0"/>
-          <w:numId w:val="1040"/>
+          <w:numId w:val="1135"/>
         </w:numPr>
         <w:spacing w:after="40" w:before="40"/>
       </w:pPr>
@@ -3765,7 +3765,7 @@
         <w:keepNext/>
         <w:numPr>
           <w:ilvl w:val="0"/>
-          <w:numId w:val="1040"/>
+          <w:numId w:val="1135"/>
         </w:numPr>
         <w:spacing w:after="40" w:before="40"/>
       </w:pPr>
@@ -3783,7 +3783,7 @@
         <w:pStyle w:val="ListParagraph"/>
         <w:numPr>
           <w:ilvl w:val="0"/>
-          <w:numId w:val="1040"/>
+          <w:numId w:val="1135"/>
         </w:numPr>
         <w:spacing w:after="40" w:before="40"/>
       </w:pPr>
@@ -3825,7 +3825,7 @@
         <w:keepNext/>
         <w:numPr>
           <w:ilvl w:val="0"/>
-          <w:numId w:val="1041"/>
+          <w:numId w:val="1136"/>
         </w:numPr>
         <w:spacing w:after="40" w:before="40"/>
       </w:pPr>
@@ -3844,7 +3844,7 @@
         <w:keepNext/>
         <w:numPr>
           <w:ilvl w:val="0"/>
-          <w:numId w:val="1041"/>
+          <w:numId w:val="1136"/>
         </w:numPr>
         <w:spacing w:after="40" w:before="40"/>
       </w:pPr>
@@ -3863,7 +3863,7 @@
         <w:keepNext/>
         <w:numPr>
           <w:ilvl w:val="0"/>
-          <w:numId w:val="1041"/>
+          <w:numId w:val="1136"/>
         </w:numPr>
         <w:spacing w:after="40" w:before="40"/>
       </w:pPr>
@@ -3882,7 +3882,7 @@
         <w:keepNext/>
         <w:numPr>
           <w:ilvl w:val="0"/>
-          <w:numId w:val="1041"/>
+          <w:numId w:val="1136"/>
         </w:numPr>
         <w:spacing w:after="40" w:before="40"/>
       </w:pPr>
@@ -3960,7 +3960,7 @@
         <w:keepNext/>
         <w:numPr>
           <w:ilvl w:val="0"/>
-          <w:numId w:val="1042"/>
+          <w:numId w:val="1137"/>
         </w:numPr>
         <w:spacing w:after="40" w:before="40"/>
       </w:pPr>
@@ -3979,7 +3979,7 @@
         <w:keepNext/>
         <w:numPr>
           <w:ilvl w:val="0"/>
-          <w:numId w:val="1042"/>
+          <w:numId w:val="1137"/>
         </w:numPr>
         <w:spacing w:after="40" w:before="40"/>
       </w:pPr>
@@ -3998,7 +3998,7 @@
         <w:keepNext/>
         <w:numPr>
           <w:ilvl w:val="0"/>
-          <w:numId w:val="1042"/>
+          <w:numId w:val="1137"/>
         </w:numPr>
         <w:spacing w:after="40" w:before="40"/>
       </w:pPr>
@@ -4017,7 +4017,7 @@
         <w:keepNext/>
         <w:numPr>
           <w:ilvl w:val="0"/>
-          <w:numId w:val="1042"/>
+          <w:numId w:val="1137"/>
         </w:numPr>
         <w:spacing w:after="40" w:before="40"/>
       </w:pPr>
@@ -4036,7 +4036,7 @@
         <w:keepNext/>
         <w:numPr>
           <w:ilvl w:val="0"/>
-          <w:numId w:val="1042"/>
+          <w:numId w:val="1137"/>
         </w:numPr>
         <w:spacing w:after="40" w:before="40"/>
       </w:pPr>
@@ -4095,7 +4095,7 @@
         <w:keepNext/>
         <w:numPr>
           <w:ilvl w:val="0"/>
-          <w:numId w:val="1043"/>
+          <w:numId w:val="1138"/>
         </w:numPr>
         <w:spacing w:after="40" w:before="40"/>
       </w:pPr>
@@ -4114,7 +4114,7 @@
         <w:keepNext/>
         <w:numPr>
           <w:ilvl w:val="0"/>
-          <w:numId w:val="1043"/>
+          <w:numId w:val="1138"/>
         </w:numPr>
         <w:spacing w:after="40" w:before="40"/>
       </w:pPr>
@@ -4133,7 +4133,7 @@
         <w:keepNext/>
         <w:numPr>
           <w:ilvl w:val="0"/>
-          <w:numId w:val="1043"/>
+          <w:numId w:val="1138"/>
         </w:numPr>
         <w:spacing w:after="40" w:before="40"/>
       </w:pPr>
@@ -4152,7 +4152,7 @@
         <w:keepNext/>
         <w:numPr>
           <w:ilvl w:val="0"/>
-          <w:numId w:val="1043"/>
+          <w:numId w:val="1138"/>
         </w:numPr>
         <w:spacing w:after="40" w:before="40"/>
       </w:pPr>
@@ -4171,7 +4171,7 @@
         <w:keepNext/>
         <w:numPr>
           <w:ilvl w:val="0"/>
-          <w:numId w:val="1043"/>
+          <w:numId w:val="1138"/>
         </w:numPr>
         <w:spacing w:after="40" w:before="40"/>
       </w:pPr>
@@ -4249,7 +4249,7 @@
         <w:keepNext/>
         <w:numPr>
           <w:ilvl w:val="0"/>
-          <w:numId w:val="1044"/>
+          <w:numId w:val="1139"/>
         </w:numPr>
         <w:spacing w:after="40" w:before="40"/>
       </w:pPr>
@@ -4268,7 +4268,7 @@
         <w:keepNext/>
         <w:numPr>
           <w:ilvl w:val="0"/>
-          <w:numId w:val="1044"/>
+          <w:numId w:val="1139"/>
         </w:numPr>
         <w:spacing w:after="40" w:before="40"/>
       </w:pPr>
@@ -4287,7 +4287,7 @@
         <w:keepNext/>
         <w:numPr>
           <w:ilvl w:val="0"/>
-          <w:numId w:val="1044"/>
+          <w:numId w:val="1139"/>
         </w:numPr>
         <w:spacing w:after="40" w:before="40"/>
       </w:pPr>
@@ -4383,7 +4383,7 @@
         <w:keepNext/>
         <w:numPr>
           <w:ilvl w:val="0"/>
-          <w:numId w:val="1045"/>
+          <w:numId w:val="1140"/>
         </w:numPr>
         <w:spacing w:after="40" w:before="40"/>
       </w:pPr>
@@ -4402,7 +4402,7 @@
         <w:keepNext/>
         <w:numPr>
           <w:ilvl w:val="0"/>
-          <w:numId w:val="1045"/>
+          <w:numId w:val="1140"/>
         </w:numPr>
         <w:spacing w:after="40" w:before="40"/>
       </w:pPr>
@@ -4480,7 +4480,7 @@
         <w:keepNext/>
         <w:numPr>
           <w:ilvl w:val="0"/>
-          <w:numId w:val="1046"/>
+          <w:numId w:val="1141"/>
         </w:numPr>
         <w:spacing w:after="40" w:before="40"/>
       </w:pPr>
@@ -4499,7 +4499,7 @@
         <w:keepNext/>
         <w:numPr>
           <w:ilvl w:val="0"/>
-          <w:numId w:val="1046"/>
+          <w:numId w:val="1141"/>
         </w:numPr>
         <w:spacing w:after="40" w:before="40"/>
       </w:pPr>
@@ -4518,7 +4518,7 @@
         <w:keepNext/>
         <w:numPr>
           <w:ilvl w:val="0"/>
-          <w:numId w:val="1046"/>
+          <w:numId w:val="1141"/>
         </w:numPr>
         <w:spacing w:after="40" w:before="40"/>
       </w:pPr>
@@ -4596,7 +4596,7 @@
         <w:keepNext/>
         <w:numPr>
           <w:ilvl w:val="0"/>
-          <w:numId w:val="1047"/>
+          <w:numId w:val="1142"/>
         </w:numPr>
         <w:spacing w:after="40" w:before="40"/>
       </w:pPr>
@@ -4615,7 +4615,7 @@
         <w:keepNext/>
         <w:numPr>
           <w:ilvl w:val="0"/>
-          <w:numId w:val="1047"/>
+          <w:numId w:val="1142"/>
         </w:numPr>
         <w:spacing w:after="40" w:before="40"/>
       </w:pPr>
@@ -4634,7 +4634,7 @@
         <w:keepNext/>
         <w:numPr>
           <w:ilvl w:val="0"/>
-          <w:numId w:val="1047"/>
+          <w:numId w:val="1142"/>
         </w:numPr>
         <w:spacing w:after="40" w:before="40"/>
       </w:pPr>
@@ -4653,7 +4653,7 @@
         <w:keepNext/>
         <w:numPr>
           <w:ilvl w:val="0"/>
-          <w:numId w:val="1047"/>
+          <w:numId w:val="1142"/>
         </w:numPr>
         <w:spacing w:after="40" w:before="40"/>
       </w:pPr>
@@ -4731,7 +4731,7 @@
         <w:keepNext/>
         <w:numPr>
           <w:ilvl w:val="0"/>
-          <w:numId w:val="1048"/>
+          <w:numId w:val="1143"/>
         </w:numPr>
         <w:spacing w:after="40" w:before="40"/>
       </w:pPr>
@@ -4750,7 +4750,7 @@
         <w:keepNext/>
         <w:numPr>
           <w:ilvl w:val="0"/>
-          <w:numId w:val="1048"/>
+          <w:numId w:val="1143"/>
         </w:numPr>
         <w:spacing w:after="40" w:before="40"/>
       </w:pPr>
@@ -4769,7 +4769,7 @@
         <w:keepNext/>
         <w:numPr>
           <w:ilvl w:val="0"/>
-          <w:numId w:val="1048"/>
+          <w:numId w:val="1143"/>
         </w:numPr>
         <w:spacing w:after="40" w:before="40"/>
       </w:pPr>
@@ -13978,6 +13978,576 @@
     </w:lvlOverride>
   </w:num>
   <w:num w:numId="1048">
+    <w:abstractNumId w:val="2"/>
+    <w:lvlOverride w:ilvl="0">
+      <w:startOverride w:val="1"/>
+    </w:lvlOverride>
+  </w:num>
+  <w:num w:numId="1049">
+    <w:abstractNumId w:val="2"/>
+    <w:lvlOverride w:ilvl="0">
+      <w:startOverride w:val="1"/>
+    </w:lvlOverride>
+  </w:num>
+  <w:num w:numId="1050">
+    <w:abstractNumId w:val="2"/>
+    <w:lvlOverride w:ilvl="0">
+      <w:startOverride w:val="1"/>
+    </w:lvlOverride>
+  </w:num>
+  <w:num w:numId="1051">
+    <w:abstractNumId w:val="2"/>
+    <w:lvlOverride w:ilvl="0">
+      <w:startOverride w:val="1"/>
+    </w:lvlOverride>
+  </w:num>
+  <w:num w:numId="1052">
+    <w:abstractNumId w:val="2"/>
+    <w:lvlOverride w:ilvl="0">
+      <w:startOverride w:val="1"/>
+    </w:lvlOverride>
+  </w:num>
+  <w:num w:numId="1053">
+    <w:abstractNumId w:val="2"/>
+    <w:lvlOverride w:ilvl="0">
+      <w:startOverride w:val="1"/>
+    </w:lvlOverride>
+  </w:num>
+  <w:num w:numId="1054">
+    <w:abstractNumId w:val="2"/>
+    <w:lvlOverride w:ilvl="0">
+      <w:startOverride w:val="1"/>
+    </w:lvlOverride>
+  </w:num>
+  <w:num w:numId="1055">
+    <w:abstractNumId w:val="2"/>
+    <w:lvlOverride w:ilvl="0">
+      <w:startOverride w:val="1"/>
+    </w:lvlOverride>
+  </w:num>
+  <w:num w:numId="1056">
+    <w:abstractNumId w:val="3"/>
+    <w:lvlOverride w:ilvl="0">
+      <w:startOverride w:val="1"/>
+    </w:lvlOverride>
+  </w:num>
+  <w:num w:numId="1057">
+    <w:abstractNumId w:val="2"/>
+    <w:lvlOverride w:ilvl="0">
+      <w:startOverride w:val="1"/>
+    </w:lvlOverride>
+  </w:num>
+  <w:num w:numId="1058">
+    <w:abstractNumId w:val="2"/>
+    <w:lvlOverride w:ilvl="0">
+      <w:startOverride w:val="1"/>
+    </w:lvlOverride>
+  </w:num>
+  <w:num w:numId="1059">
+    <w:abstractNumId w:val="3"/>
+    <w:lvlOverride w:ilvl="0">
+      <w:startOverride w:val="1"/>
+    </w:lvlOverride>
+  </w:num>
+  <w:num w:numId="1060">
+    <w:abstractNumId w:val="2"/>
+    <w:lvlOverride w:ilvl="0">
+      <w:startOverride w:val="1"/>
+    </w:lvlOverride>
+  </w:num>
+  <w:num w:numId="1061">
+    <w:abstractNumId w:val="2"/>
+    <w:lvlOverride w:ilvl="0">
+      <w:startOverride w:val="1"/>
+    </w:lvlOverride>
+  </w:num>
+  <w:num w:numId="1062">
+    <w:abstractNumId w:val="2"/>
+    <w:lvlOverride w:ilvl="0">
+      <w:startOverride w:val="1"/>
+    </w:lvlOverride>
+  </w:num>
+  <w:num w:numId="1063">
+    <w:abstractNumId w:val="2"/>
+    <w:lvlOverride w:ilvl="0">
+      <w:startOverride w:val="1"/>
+    </w:lvlOverride>
+  </w:num>
+  <w:num w:numId="1064">
+    <w:abstractNumId w:val="2"/>
+    <w:lvlOverride w:ilvl="0">
+      <w:startOverride w:val="1"/>
+    </w:lvlOverride>
+  </w:num>
+  <w:num w:numId="1065">
+    <w:abstractNumId w:val="2"/>
+    <w:lvlOverride w:ilvl="0">
+      <w:startOverride w:val="1"/>
+    </w:lvlOverride>
+  </w:num>
+  <w:num w:numId="1066">
+    <w:abstractNumId w:val="2"/>
+    <w:lvlOverride w:ilvl="0">
+      <w:startOverride w:val="1"/>
+    </w:lvlOverride>
+  </w:num>
+  <w:num w:numId="1067">
+    <w:abstractNumId w:val="2"/>
+    <w:lvlOverride w:ilvl="0">
+      <w:startOverride w:val="1"/>
+    </w:lvlOverride>
+  </w:num>
+  <w:num w:numId="1068">
+    <w:abstractNumId w:val="2"/>
+    <w:lvlOverride w:ilvl="0">
+      <w:startOverride w:val="1"/>
+    </w:lvlOverride>
+  </w:num>
+  <w:num w:numId="1069">
+    <w:abstractNumId w:val="2"/>
+    <w:lvlOverride w:ilvl="0">
+      <w:startOverride w:val="1"/>
+    </w:lvlOverride>
+  </w:num>
+  <w:num w:numId="1070">
+    <w:abstractNumId w:val="2"/>
+    <w:lvlOverride w:ilvl="0">
+      <w:startOverride w:val="1"/>
+    </w:lvlOverride>
+  </w:num>
+  <w:num w:numId="1071">
+    <w:abstractNumId w:val="2"/>
+    <w:lvlOverride w:ilvl="0">
+      <w:startOverride w:val="1"/>
+    </w:lvlOverride>
+  </w:num>
+  <w:num w:numId="1072">
+    <w:abstractNumId w:val="2"/>
+    <w:lvlOverride w:ilvl="0">
+      <w:startOverride w:val="1"/>
+    </w:lvlOverride>
+  </w:num>
+  <w:num w:numId="1073">
+    <w:abstractNumId w:val="2"/>
+    <w:lvlOverride w:ilvl="0">
+      <w:startOverride w:val="1"/>
+    </w:lvlOverride>
+  </w:num>
+  <w:num w:numId="1074">
+    <w:abstractNumId w:val="2"/>
+    <w:lvlOverride w:ilvl="0">
+      <w:startOverride w:val="1"/>
+    </w:lvlOverride>
+  </w:num>
+  <w:num w:numId="1075">
+    <w:abstractNumId w:val="3"/>
+    <w:lvlOverride w:ilvl="0">
+      <w:startOverride w:val="1"/>
+    </w:lvlOverride>
+  </w:num>
+  <w:num w:numId="1076">
+    <w:abstractNumId w:val="2"/>
+    <w:lvlOverride w:ilvl="0">
+      <w:startOverride w:val="1"/>
+    </w:lvlOverride>
+  </w:num>
+  <w:num w:numId="1077">
+    <w:abstractNumId w:val="2"/>
+    <w:lvlOverride w:ilvl="0">
+      <w:startOverride w:val="1"/>
+    </w:lvlOverride>
+  </w:num>
+  <w:num w:numId="1078">
+    <w:abstractNumId w:val="3"/>
+    <w:lvlOverride w:ilvl="0">
+      <w:startOverride w:val="1"/>
+    </w:lvlOverride>
+  </w:num>
+  <w:num w:numId="1079">
+    <w:abstractNumId w:val="2"/>
+    <w:lvlOverride w:ilvl="0">
+      <w:startOverride w:val="1"/>
+    </w:lvlOverride>
+  </w:num>
+  <w:num w:numId="1080">
+    <w:abstractNumId w:val="2"/>
+    <w:lvlOverride w:ilvl="0">
+      <w:startOverride w:val="1"/>
+    </w:lvlOverride>
+  </w:num>
+  <w:num w:numId="1081">
+    <w:abstractNumId w:val="2"/>
+    <w:lvlOverride w:ilvl="0">
+      <w:startOverride w:val="1"/>
+    </w:lvlOverride>
+  </w:num>
+  <w:num w:numId="1082">
+    <w:abstractNumId w:val="2"/>
+    <w:lvlOverride w:ilvl="0">
+      <w:startOverride w:val="1"/>
+    </w:lvlOverride>
+  </w:num>
+  <w:num w:numId="1083">
+    <w:abstractNumId w:val="2"/>
+    <w:lvlOverride w:ilvl="0">
+      <w:startOverride w:val="1"/>
+    </w:lvlOverride>
+  </w:num>
+  <w:num w:numId="1084">
+    <w:abstractNumId w:val="2"/>
+    <w:lvlOverride w:ilvl="0">
+      <w:startOverride w:val="1"/>
+    </w:lvlOverride>
+  </w:num>
+  <w:num w:numId="1085">
+    <w:abstractNumId w:val="2"/>
+    <w:lvlOverride w:ilvl="0">
+      <w:startOverride w:val="1"/>
+    </w:lvlOverride>
+  </w:num>
+  <w:num w:numId="1086">
+    <w:abstractNumId w:val="2"/>
+    <w:lvlOverride w:ilvl="0">
+      <w:startOverride w:val="1"/>
+    </w:lvlOverride>
+  </w:num>
+  <w:num w:numId="1087">
+    <w:abstractNumId w:val="2"/>
+    <w:lvlOverride w:ilvl="0">
+      <w:startOverride w:val="1"/>
+    </w:lvlOverride>
+  </w:num>
+  <w:num w:numId="1088">
+    <w:abstractNumId w:val="2"/>
+    <w:lvlOverride w:ilvl="0">
+      <w:startOverride w:val="1"/>
+    </w:lvlOverride>
+  </w:num>
+  <w:num w:numId="1089">
+    <w:abstractNumId w:val="2"/>
+    <w:lvlOverride w:ilvl="0">
+      <w:startOverride w:val="1"/>
+    </w:lvlOverride>
+  </w:num>
+  <w:num w:numId="1090">
+    <w:abstractNumId w:val="2"/>
+    <w:lvlOverride w:ilvl="0">
+      <w:startOverride w:val="1"/>
+    </w:lvlOverride>
+  </w:num>
+  <w:num w:numId="1091">
+    <w:abstractNumId w:val="2"/>
+    <w:lvlOverride w:ilvl="0">
+      <w:startOverride w:val="1"/>
+    </w:lvlOverride>
+  </w:num>
+  <w:num w:numId="1092">
+    <w:abstractNumId w:val="2"/>
+    <w:lvlOverride w:ilvl="0">
+      <w:startOverride w:val="1"/>
+    </w:lvlOverride>
+  </w:num>
+  <w:num w:numId="1093">
+    <w:abstractNumId w:val="2"/>
+    <w:lvlOverride w:ilvl="0">
+      <w:startOverride w:val="1"/>
+    </w:lvlOverride>
+  </w:num>
+  <w:num w:numId="1094">
+    <w:abstractNumId w:val="3"/>
+    <w:lvlOverride w:ilvl="0">
+      <w:startOverride w:val="1"/>
+    </w:lvlOverride>
+  </w:num>
+  <w:num w:numId="1095">
+    <w:abstractNumId w:val="2"/>
+    <w:lvlOverride w:ilvl="0">
+      <w:startOverride w:val="1"/>
+    </w:lvlOverride>
+  </w:num>
+  <w:num w:numId="1096">
+    <w:abstractNumId w:val="2"/>
+    <w:lvlOverride w:ilvl="0">
+      <w:startOverride w:val="1"/>
+    </w:lvlOverride>
+  </w:num>
+  <w:num w:numId="1097">
+    <w:abstractNumId w:val="3"/>
+    <w:lvlOverride w:ilvl="0">
+      <w:startOverride w:val="1"/>
+    </w:lvlOverride>
+  </w:num>
+  <w:num w:numId="1098">
+    <w:abstractNumId w:val="2"/>
+    <w:lvlOverride w:ilvl="0">
+      <w:startOverride w:val="1"/>
+    </w:lvlOverride>
+  </w:num>
+  <w:num w:numId="1099">
+    <w:abstractNumId w:val="2"/>
+    <w:lvlOverride w:ilvl="0">
+      <w:startOverride w:val="1"/>
+    </w:lvlOverride>
+  </w:num>
+  <w:num w:numId="1100">
+    <w:abstractNumId w:val="2"/>
+    <w:lvlOverride w:ilvl="0">
+      <w:startOverride w:val="1"/>
+    </w:lvlOverride>
+  </w:num>
+  <w:num w:numId="1101">
+    <w:abstractNumId w:val="2"/>
+    <w:lvlOverride w:ilvl="0">
+      <w:startOverride w:val="1"/>
+    </w:lvlOverride>
+  </w:num>
+  <w:num w:numId="1102">
+    <w:abstractNumId w:val="2"/>
+    <w:lvlOverride w:ilvl="0">
+      <w:startOverride w:val="1"/>
+    </w:lvlOverride>
+  </w:num>
+  <w:num w:numId="1103">
+    <w:abstractNumId w:val="2"/>
+    <w:lvlOverride w:ilvl="0">
+      <w:startOverride w:val="1"/>
+    </w:lvlOverride>
+  </w:num>
+  <w:num w:numId="1104">
+    <w:abstractNumId w:val="2"/>
+    <w:lvlOverride w:ilvl="0">
+      <w:startOverride w:val="1"/>
+    </w:lvlOverride>
+  </w:num>
+  <w:num w:numId="1105">
+    <w:abstractNumId w:val="2"/>
+    <w:lvlOverride w:ilvl="0">
+      <w:startOverride w:val="1"/>
+    </w:lvlOverride>
+  </w:num>
+  <w:num w:numId="1106">
+    <w:abstractNumId w:val="2"/>
+    <w:lvlOverride w:ilvl="0">
+      <w:startOverride w:val="1"/>
+    </w:lvlOverride>
+  </w:num>
+  <w:num w:numId="1107">
+    <w:abstractNumId w:val="2"/>
+    <w:lvlOverride w:ilvl="0">
+      <w:startOverride w:val="1"/>
+    </w:lvlOverride>
+  </w:num>
+  <w:num w:numId="1108">
+    <w:abstractNumId w:val="2"/>
+    <w:lvlOverride w:ilvl="0">
+      <w:startOverride w:val="1"/>
+    </w:lvlOverride>
+  </w:num>
+  <w:num w:numId="1109">
+    <w:abstractNumId w:val="2"/>
+    <w:lvlOverride w:ilvl="0">
+      <w:startOverride w:val="1"/>
+    </w:lvlOverride>
+  </w:num>
+  <w:num w:numId="1110">
+    <w:abstractNumId w:val="2"/>
+    <w:lvlOverride w:ilvl="0">
+      <w:startOverride w:val="1"/>
+    </w:lvlOverride>
+  </w:num>
+  <w:num w:numId="1111">
+    <w:abstractNumId w:val="2"/>
+    <w:lvlOverride w:ilvl="0">
+      <w:startOverride w:val="1"/>
+    </w:lvlOverride>
+  </w:num>
+  <w:num w:numId="1112">
+    <w:abstractNumId w:val="2"/>
+    <w:lvlOverride w:ilvl="0">
+      <w:startOverride w:val="1"/>
+    </w:lvlOverride>
+  </w:num>
+  <w:num w:numId="1113">
+    <w:abstractNumId w:val="3"/>
+    <w:lvlOverride w:ilvl="0">
+      <w:startOverride w:val="1"/>
+    </w:lvlOverride>
+  </w:num>
+  <w:num w:numId="1114">
+    <w:abstractNumId w:val="2"/>
+    <w:lvlOverride w:ilvl="0">
+      <w:startOverride w:val="1"/>
+    </w:lvlOverride>
+  </w:num>
+  <w:num w:numId="1115">
+    <w:abstractNumId w:val="2"/>
+    <w:lvlOverride w:ilvl="0">
+      <w:startOverride w:val="1"/>
+    </w:lvlOverride>
+  </w:num>
+  <w:num w:numId="1116">
+    <w:abstractNumId w:val="3"/>
+    <w:lvlOverride w:ilvl="0">
+      <w:startOverride w:val="1"/>
+    </w:lvlOverride>
+  </w:num>
+  <w:num w:numId="1117">
+    <w:abstractNumId w:val="2"/>
+    <w:lvlOverride w:ilvl="0">
+      <w:startOverride w:val="1"/>
+    </w:lvlOverride>
+  </w:num>
+  <w:num w:numId="1118">
+    <w:abstractNumId w:val="2"/>
+    <w:lvlOverride w:ilvl="0">
+      <w:startOverride w:val="1"/>
+    </w:lvlOverride>
+  </w:num>
+  <w:num w:numId="1119">
+    <w:abstractNumId w:val="2"/>
+    <w:lvlOverride w:ilvl="0">
+      <w:startOverride w:val="1"/>
+    </w:lvlOverride>
+  </w:num>
+  <w:num w:numId="1120">
+    <w:abstractNumId w:val="2"/>
+    <w:lvlOverride w:ilvl="0">
+      <w:startOverride w:val="1"/>
+    </w:lvlOverride>
+  </w:num>
+  <w:num w:numId="1121">
+    <w:abstractNumId w:val="2"/>
+    <w:lvlOverride w:ilvl="0">
+      <w:startOverride w:val="1"/>
+    </w:lvlOverride>
+  </w:num>
+  <w:num w:numId="1122">
+    <w:abstractNumId w:val="2"/>
+    <w:lvlOverride w:ilvl="0">
+      <w:startOverride w:val="1"/>
+    </w:lvlOverride>
+  </w:num>
+  <w:num w:numId="1123">
+    <w:abstractNumId w:val="2"/>
+    <w:lvlOverride w:ilvl="0">
+      <w:startOverride w:val="1"/>
+    </w:lvlOverride>
+  </w:num>
+  <w:num w:numId="1124">
+    <w:abstractNumId w:val="2"/>
+    <w:lvlOverride w:ilvl="0">
+      <w:startOverride w:val="1"/>
+    </w:lvlOverride>
+  </w:num>
+  <w:num w:numId="1125">
+    <w:abstractNumId w:val="2"/>
+    <w:lvlOverride w:ilvl="0">
+      <w:startOverride w:val="1"/>
+    </w:lvlOverride>
+  </w:num>
+  <w:num w:numId="1126">
+    <w:abstractNumId w:val="2"/>
+    <w:lvlOverride w:ilvl="0">
+      <w:startOverride w:val="1"/>
+    </w:lvlOverride>
+  </w:num>
+  <w:num w:numId="1127">
+    <w:abstractNumId w:val="2"/>
+    <w:lvlOverride w:ilvl="0">
+      <w:startOverride w:val="1"/>
+    </w:lvlOverride>
+  </w:num>
+  <w:num w:numId="1128">
+    <w:abstractNumId w:val="2"/>
+    <w:lvlOverride w:ilvl="0">
+      <w:startOverride w:val="1"/>
+    </w:lvlOverride>
+  </w:num>
+  <w:num w:numId="1129">
+    <w:abstractNumId w:val="2"/>
+    <w:lvlOverride w:ilvl="0">
+      <w:startOverride w:val="1"/>
+    </w:lvlOverride>
+  </w:num>
+  <w:num w:numId="1130">
+    <w:abstractNumId w:val="2"/>
+    <w:lvlOverride w:ilvl="0">
+      <w:startOverride w:val="1"/>
+    </w:lvlOverride>
+  </w:num>
+  <w:num w:numId="1131">
+    <w:abstractNumId w:val="2"/>
+    <w:lvlOverride w:ilvl="0">
+      <w:startOverride w:val="1"/>
+    </w:lvlOverride>
+  </w:num>
+  <w:num w:numId="1132">
+    <w:abstractNumId w:val="3"/>
+    <w:lvlOverride w:ilvl="0">
+      <w:startOverride w:val="1"/>
+    </w:lvlOverride>
+  </w:num>
+  <w:num w:numId="1133">
+    <w:abstractNumId w:val="2"/>
+    <w:lvlOverride w:ilvl="0">
+      <w:startOverride w:val="1"/>
+    </w:lvlOverride>
+  </w:num>
+  <w:num w:numId="1134">
+    <w:abstractNumId w:val="2"/>
+    <w:lvlOverride w:ilvl="0">
+      <w:startOverride w:val="1"/>
+    </w:lvlOverride>
+  </w:num>
+  <w:num w:numId="1135">
+    <w:abstractNumId w:val="3"/>
+    <w:lvlOverride w:ilvl="0">
+      <w:startOverride w:val="1"/>
+    </w:lvlOverride>
+  </w:num>
+  <w:num w:numId="1136">
+    <w:abstractNumId w:val="2"/>
+    <w:lvlOverride w:ilvl="0">
+      <w:startOverride w:val="1"/>
+    </w:lvlOverride>
+  </w:num>
+  <w:num w:numId="1137">
+    <w:abstractNumId w:val="2"/>
+    <w:lvlOverride w:ilvl="0">
+      <w:startOverride w:val="1"/>
+    </w:lvlOverride>
+  </w:num>
+  <w:num w:numId="1138">
+    <w:abstractNumId w:val="2"/>
+    <w:lvlOverride w:ilvl="0">
+      <w:startOverride w:val="1"/>
+    </w:lvlOverride>
+  </w:num>
+  <w:num w:numId="1139">
+    <w:abstractNumId w:val="2"/>
+    <w:lvlOverride w:ilvl="0">
+      <w:startOverride w:val="1"/>
+    </w:lvlOverride>
+  </w:num>
+  <w:num w:numId="1140">
+    <w:abstractNumId w:val="2"/>
+    <w:lvlOverride w:ilvl="0">
+      <w:startOverride w:val="1"/>
+    </w:lvlOverride>
+  </w:num>
+  <w:num w:numId="1141">
+    <w:abstractNumId w:val="2"/>
+    <w:lvlOverride w:ilvl="0">
+      <w:startOverride w:val="1"/>
+    </w:lvlOverride>
+  </w:num>
+  <w:num w:numId="1142">
+    <w:abstractNumId w:val="2"/>
+    <w:lvlOverride w:ilvl="0">
+      <w:startOverride w:val="1"/>
+    </w:lvlOverride>
+  </w:num>
+  <w:num w:numId="1143">
     <w:abstractNumId w:val="2"/>
     <w:lvlOverride w:ilvl="0">
       <w:startOverride w:val="1"/>

--- a/docs/government-project/06_사용자매뉴얼.docx
+++ b/docs/government-project/06_사용자매뉴얼.docx
@@ -1275,7 +1275,7 @@
         <w:keepNext/>
         <w:numPr>
           <w:ilvl w:val="0"/>
-          <w:numId w:val="954"/>
+          <w:numId w:val="1125"/>
         </w:numPr>
         <w:spacing w:after="40" w:before="40"/>
       </w:pPr>
@@ -1294,7 +1294,7 @@
         <w:keepNext/>
         <w:numPr>
           <w:ilvl w:val="0"/>
-          <w:numId w:val="954"/>
+          <w:numId w:val="1125"/>
         </w:numPr>
         <w:spacing w:after="40" w:before="40"/>
       </w:pPr>
@@ -1313,7 +1313,7 @@
         <w:keepNext/>
         <w:numPr>
           <w:ilvl w:val="0"/>
-          <w:numId w:val="954"/>
+          <w:numId w:val="1125"/>
         </w:numPr>
         <w:spacing w:after="40" w:before="40"/>
       </w:pPr>
@@ -1332,7 +1332,7 @@
         <w:keepNext/>
         <w:numPr>
           <w:ilvl w:val="0"/>
-          <w:numId w:val="954"/>
+          <w:numId w:val="1125"/>
         </w:numPr>
         <w:spacing w:after="40" w:before="40"/>
       </w:pPr>
@@ -1351,7 +1351,7 @@
         <w:keepNext/>
         <w:numPr>
           <w:ilvl w:val="0"/>
-          <w:numId w:val="954"/>
+          <w:numId w:val="1125"/>
         </w:numPr>
         <w:spacing w:after="40" w:before="40"/>
       </w:pPr>
@@ -1429,7 +1429,7 @@
         <w:keepNext/>
         <w:numPr>
           <w:ilvl w:val="0"/>
-          <w:numId w:val="955"/>
+          <w:numId w:val="1126"/>
         </w:numPr>
         <w:spacing w:after="40" w:before="40"/>
       </w:pPr>
@@ -1448,7 +1448,7 @@
         <w:keepNext/>
         <w:numPr>
           <w:ilvl w:val="0"/>
-          <w:numId w:val="955"/>
+          <w:numId w:val="1126"/>
         </w:numPr>
         <w:spacing w:after="40" w:before="40"/>
       </w:pPr>
@@ -1467,7 +1467,7 @@
         <w:keepNext/>
         <w:numPr>
           <w:ilvl w:val="0"/>
-          <w:numId w:val="955"/>
+          <w:numId w:val="1126"/>
         </w:numPr>
         <w:spacing w:after="40" w:before="40"/>
       </w:pPr>
@@ -1580,7 +1580,7 @@
         <w:keepNext/>
         <w:numPr>
           <w:ilvl w:val="0"/>
-          <w:numId w:val="956"/>
+          <w:numId w:val="1127"/>
         </w:numPr>
         <w:spacing w:after="40" w:before="40"/>
       </w:pPr>
@@ -1599,7 +1599,7 @@
         <w:keepNext/>
         <w:numPr>
           <w:ilvl w:val="0"/>
-          <w:numId w:val="956"/>
+          <w:numId w:val="1127"/>
         </w:numPr>
         <w:spacing w:after="40" w:before="40"/>
       </w:pPr>
@@ -2418,7 +2418,7 @@
         <w:keepNext/>
         <w:numPr>
           <w:ilvl w:val="0"/>
-          <w:numId w:val="957"/>
+          <w:numId w:val="1128"/>
         </w:numPr>
         <w:spacing w:after="40" w:before="40"/>
       </w:pPr>
@@ -2437,7 +2437,7 @@
         <w:keepNext/>
         <w:numPr>
           <w:ilvl w:val="0"/>
-          <w:numId w:val="957"/>
+          <w:numId w:val="1128"/>
         </w:numPr>
         <w:spacing w:after="40" w:before="40"/>
       </w:pPr>
@@ -2456,7 +2456,7 @@
         <w:keepNext/>
         <w:numPr>
           <w:ilvl w:val="0"/>
-          <w:numId w:val="957"/>
+          <w:numId w:val="1128"/>
         </w:numPr>
         <w:spacing w:after="40" w:before="40"/>
       </w:pPr>
@@ -2475,7 +2475,7 @@
         <w:keepNext/>
         <w:numPr>
           <w:ilvl w:val="0"/>
-          <w:numId w:val="957"/>
+          <w:numId w:val="1128"/>
         </w:numPr>
         <w:spacing w:after="40" w:before="40"/>
       </w:pPr>
@@ -2494,7 +2494,7 @@
         <w:keepNext/>
         <w:numPr>
           <w:ilvl w:val="0"/>
-          <w:numId w:val="957"/>
+          <w:numId w:val="1128"/>
         </w:numPr>
         <w:spacing w:after="40" w:before="40"/>
       </w:pPr>
@@ -3090,7 +3090,7 @@
         <w:keepNext/>
         <w:numPr>
           <w:ilvl w:val="0"/>
-          <w:numId w:val="958"/>
+          <w:numId w:val="1129"/>
         </w:numPr>
         <w:spacing w:after="40" w:before="40"/>
       </w:pPr>
@@ -3109,7 +3109,7 @@
         <w:keepNext/>
         <w:numPr>
           <w:ilvl w:val="0"/>
-          <w:numId w:val="958"/>
+          <w:numId w:val="1129"/>
         </w:numPr>
         <w:spacing w:after="40" w:before="40"/>
       </w:pPr>
@@ -3128,7 +3128,7 @@
         <w:keepNext/>
         <w:numPr>
           <w:ilvl w:val="0"/>
-          <w:numId w:val="958"/>
+          <w:numId w:val="1129"/>
         </w:numPr>
         <w:spacing w:after="40" w:before="40"/>
       </w:pPr>
@@ -3147,7 +3147,7 @@
         <w:keepNext/>
         <w:numPr>
           <w:ilvl w:val="0"/>
-          <w:numId w:val="958"/>
+          <w:numId w:val="1129"/>
         </w:numPr>
         <w:spacing w:after="40" w:before="40"/>
       </w:pPr>
@@ -3201,7 +3201,7 @@
         <w:keepNext/>
         <w:numPr>
           <w:ilvl w:val="0"/>
-          <w:numId w:val="959"/>
+          <w:numId w:val="1130"/>
         </w:numPr>
         <w:spacing w:after="40" w:before="40"/>
       </w:pPr>
@@ -3220,7 +3220,7 @@
         <w:keepNext/>
         <w:numPr>
           <w:ilvl w:val="0"/>
-          <w:numId w:val="959"/>
+          <w:numId w:val="1130"/>
         </w:numPr>
         <w:spacing w:after="40" w:before="40"/>
       </w:pPr>
@@ -3238,7 +3238,7 @@
         <w:pStyle w:val="ListParagraph"/>
         <w:numPr>
           <w:ilvl w:val="0"/>
-          <w:numId w:val="959"/>
+          <w:numId w:val="1130"/>
         </w:numPr>
         <w:spacing w:after="40" w:before="40"/>
       </w:pPr>
@@ -3299,7 +3299,7 @@
         <w:keepNext/>
         <w:numPr>
           <w:ilvl w:val="0"/>
-          <w:numId w:val="960"/>
+          <w:numId w:val="1131"/>
         </w:numPr>
         <w:spacing w:after="40" w:before="40"/>
       </w:pPr>
@@ -3318,7 +3318,7 @@
         <w:keepNext/>
         <w:numPr>
           <w:ilvl w:val="0"/>
-          <w:numId w:val="960"/>
+          <w:numId w:val="1131"/>
         </w:numPr>
         <w:spacing w:after="40" w:before="40"/>
       </w:pPr>
@@ -3337,7 +3337,7 @@
         <w:keepNext/>
         <w:numPr>
           <w:ilvl w:val="0"/>
-          <w:numId w:val="960"/>
+          <w:numId w:val="1131"/>
         </w:numPr>
         <w:spacing w:after="40" w:before="40"/>
       </w:pPr>
@@ -3445,7 +3445,7 @@
         <w:keepNext/>
         <w:numPr>
           <w:ilvl w:val="0"/>
-          <w:numId w:val="961"/>
+          <w:numId w:val="1132"/>
         </w:numPr>
         <w:spacing w:after="40" w:before="40"/>
       </w:pPr>
@@ -3464,7 +3464,7 @@
         <w:keepNext/>
         <w:numPr>
           <w:ilvl w:val="0"/>
-          <w:numId w:val="961"/>
+          <w:numId w:val="1132"/>
         </w:numPr>
         <w:spacing w:after="40" w:before="40"/>
       </w:pPr>
@@ -3483,7 +3483,7 @@
         <w:keepNext/>
         <w:numPr>
           <w:ilvl w:val="0"/>
-          <w:numId w:val="961"/>
+          <w:numId w:val="1132"/>
         </w:numPr>
         <w:spacing w:after="40" w:before="40"/>
       </w:pPr>
@@ -3501,7 +3501,7 @@
         <w:pStyle w:val="ListParagraph"/>
         <w:numPr>
           <w:ilvl w:val="0"/>
-          <w:numId w:val="961"/>
+          <w:numId w:val="1132"/>
         </w:numPr>
         <w:spacing w:after="40" w:before="40"/>
       </w:pPr>
@@ -3543,7 +3543,7 @@
         <w:keepNext/>
         <w:numPr>
           <w:ilvl w:val="0"/>
-          <w:numId w:val="962"/>
+          <w:numId w:val="1133"/>
         </w:numPr>
         <w:spacing w:after="40" w:before="40"/>
       </w:pPr>
@@ -3562,7 +3562,7 @@
         <w:keepNext/>
         <w:numPr>
           <w:ilvl w:val="0"/>
-          <w:numId w:val="962"/>
+          <w:numId w:val="1133"/>
         </w:numPr>
         <w:spacing w:after="40" w:before="40"/>
       </w:pPr>
@@ -3581,7 +3581,7 @@
         <w:keepNext/>
         <w:numPr>
           <w:ilvl w:val="0"/>
-          <w:numId w:val="962"/>
+          <w:numId w:val="1133"/>
         </w:numPr>
         <w:spacing w:after="40" w:before="40"/>
       </w:pPr>
@@ -3658,7 +3658,7 @@
         <w:keepNext/>
         <w:numPr>
           <w:ilvl w:val="0"/>
-          <w:numId w:val="963"/>
+          <w:numId w:val="1134"/>
         </w:numPr>
         <w:spacing w:after="40" w:before="40"/>
       </w:pPr>
@@ -3677,7 +3677,7 @@
         <w:keepNext/>
         <w:numPr>
           <w:ilvl w:val="0"/>
-          <w:numId w:val="963"/>
+          <w:numId w:val="1134"/>
         </w:numPr>
         <w:spacing w:after="40" w:before="40"/>
       </w:pPr>
@@ -3727,7 +3727,7 @@
         <w:keepNext/>
         <w:numPr>
           <w:ilvl w:val="0"/>
-          <w:numId w:val="964"/>
+          <w:numId w:val="1135"/>
         </w:numPr>
         <w:spacing w:after="40" w:before="40"/>
       </w:pPr>
@@ -3746,7 +3746,7 @@
         <w:keepNext/>
         <w:numPr>
           <w:ilvl w:val="0"/>
-          <w:numId w:val="964"/>
+          <w:numId w:val="1135"/>
         </w:numPr>
         <w:spacing w:after="40" w:before="40"/>
       </w:pPr>
@@ -3765,7 +3765,7 @@
         <w:keepNext/>
         <w:numPr>
           <w:ilvl w:val="0"/>
-          <w:numId w:val="964"/>
+          <w:numId w:val="1135"/>
         </w:numPr>
         <w:spacing w:after="40" w:before="40"/>
       </w:pPr>
@@ -3783,7 +3783,7 @@
         <w:pStyle w:val="ListParagraph"/>
         <w:numPr>
           <w:ilvl w:val="0"/>
-          <w:numId w:val="964"/>
+          <w:numId w:val="1135"/>
         </w:numPr>
         <w:spacing w:after="40" w:before="40"/>
       </w:pPr>
@@ -3825,7 +3825,7 @@
         <w:keepNext/>
         <w:numPr>
           <w:ilvl w:val="0"/>
-          <w:numId w:val="965"/>
+          <w:numId w:val="1136"/>
         </w:numPr>
         <w:spacing w:after="40" w:before="40"/>
       </w:pPr>
@@ -3844,7 +3844,7 @@
         <w:keepNext/>
         <w:numPr>
           <w:ilvl w:val="0"/>
-          <w:numId w:val="965"/>
+          <w:numId w:val="1136"/>
         </w:numPr>
         <w:spacing w:after="40" w:before="40"/>
       </w:pPr>
@@ -3863,7 +3863,7 @@
         <w:keepNext/>
         <w:numPr>
           <w:ilvl w:val="0"/>
-          <w:numId w:val="965"/>
+          <w:numId w:val="1136"/>
         </w:numPr>
         <w:spacing w:after="40" w:before="40"/>
       </w:pPr>
@@ -3882,7 +3882,7 @@
         <w:keepNext/>
         <w:numPr>
           <w:ilvl w:val="0"/>
-          <w:numId w:val="965"/>
+          <w:numId w:val="1136"/>
         </w:numPr>
         <w:spacing w:after="40" w:before="40"/>
       </w:pPr>
@@ -3960,7 +3960,7 @@
         <w:keepNext/>
         <w:numPr>
           <w:ilvl w:val="0"/>
-          <w:numId w:val="966"/>
+          <w:numId w:val="1137"/>
         </w:numPr>
         <w:spacing w:after="40" w:before="40"/>
       </w:pPr>
@@ -3979,7 +3979,7 @@
         <w:keepNext/>
         <w:numPr>
           <w:ilvl w:val="0"/>
-          <w:numId w:val="966"/>
+          <w:numId w:val="1137"/>
         </w:numPr>
         <w:spacing w:after="40" w:before="40"/>
       </w:pPr>
@@ -3998,7 +3998,7 @@
         <w:keepNext/>
         <w:numPr>
           <w:ilvl w:val="0"/>
-          <w:numId w:val="966"/>
+          <w:numId w:val="1137"/>
         </w:numPr>
         <w:spacing w:after="40" w:before="40"/>
       </w:pPr>
@@ -4017,7 +4017,7 @@
         <w:keepNext/>
         <w:numPr>
           <w:ilvl w:val="0"/>
-          <w:numId w:val="966"/>
+          <w:numId w:val="1137"/>
         </w:numPr>
         <w:spacing w:after="40" w:before="40"/>
       </w:pPr>
@@ -4036,7 +4036,7 @@
         <w:keepNext/>
         <w:numPr>
           <w:ilvl w:val="0"/>
-          <w:numId w:val="966"/>
+          <w:numId w:val="1137"/>
         </w:numPr>
         <w:spacing w:after="40" w:before="40"/>
       </w:pPr>
@@ -4095,7 +4095,7 @@
         <w:keepNext/>
         <w:numPr>
           <w:ilvl w:val="0"/>
-          <w:numId w:val="967"/>
+          <w:numId w:val="1138"/>
         </w:numPr>
         <w:spacing w:after="40" w:before="40"/>
       </w:pPr>
@@ -4114,7 +4114,7 @@
         <w:keepNext/>
         <w:numPr>
           <w:ilvl w:val="0"/>
-          <w:numId w:val="967"/>
+          <w:numId w:val="1138"/>
         </w:numPr>
         <w:spacing w:after="40" w:before="40"/>
       </w:pPr>
@@ -4133,7 +4133,7 @@
         <w:keepNext/>
         <w:numPr>
           <w:ilvl w:val="0"/>
-          <w:numId w:val="967"/>
+          <w:numId w:val="1138"/>
         </w:numPr>
         <w:spacing w:after="40" w:before="40"/>
       </w:pPr>
@@ -4152,7 +4152,7 @@
         <w:keepNext/>
         <w:numPr>
           <w:ilvl w:val="0"/>
-          <w:numId w:val="967"/>
+          <w:numId w:val="1138"/>
         </w:numPr>
         <w:spacing w:after="40" w:before="40"/>
       </w:pPr>
@@ -4171,7 +4171,7 @@
         <w:keepNext/>
         <w:numPr>
           <w:ilvl w:val="0"/>
-          <w:numId w:val="967"/>
+          <w:numId w:val="1138"/>
         </w:numPr>
         <w:spacing w:after="40" w:before="40"/>
       </w:pPr>
@@ -4249,7 +4249,7 @@
         <w:keepNext/>
         <w:numPr>
           <w:ilvl w:val="0"/>
-          <w:numId w:val="968"/>
+          <w:numId w:val="1139"/>
         </w:numPr>
         <w:spacing w:after="40" w:before="40"/>
       </w:pPr>
@@ -4268,7 +4268,7 @@
         <w:keepNext/>
         <w:numPr>
           <w:ilvl w:val="0"/>
-          <w:numId w:val="968"/>
+          <w:numId w:val="1139"/>
         </w:numPr>
         <w:spacing w:after="40" w:before="40"/>
       </w:pPr>
@@ -4287,7 +4287,7 @@
         <w:keepNext/>
         <w:numPr>
           <w:ilvl w:val="0"/>
-          <w:numId w:val="968"/>
+          <w:numId w:val="1139"/>
         </w:numPr>
         <w:spacing w:after="40" w:before="40"/>
       </w:pPr>
@@ -4383,7 +4383,7 @@
         <w:keepNext/>
         <w:numPr>
           <w:ilvl w:val="0"/>
-          <w:numId w:val="969"/>
+          <w:numId w:val="1140"/>
         </w:numPr>
         <w:spacing w:after="40" w:before="40"/>
       </w:pPr>
@@ -4402,7 +4402,7 @@
         <w:keepNext/>
         <w:numPr>
           <w:ilvl w:val="0"/>
-          <w:numId w:val="969"/>
+          <w:numId w:val="1140"/>
         </w:numPr>
         <w:spacing w:after="40" w:before="40"/>
       </w:pPr>
@@ -4480,7 +4480,7 @@
         <w:keepNext/>
         <w:numPr>
           <w:ilvl w:val="0"/>
-          <w:numId w:val="970"/>
+          <w:numId w:val="1141"/>
         </w:numPr>
         <w:spacing w:after="40" w:before="40"/>
       </w:pPr>
@@ -4499,7 +4499,7 @@
         <w:keepNext/>
         <w:numPr>
           <w:ilvl w:val="0"/>
-          <w:numId w:val="970"/>
+          <w:numId w:val="1141"/>
         </w:numPr>
         <w:spacing w:after="40" w:before="40"/>
       </w:pPr>
@@ -4518,7 +4518,7 @@
         <w:keepNext/>
         <w:numPr>
           <w:ilvl w:val="0"/>
-          <w:numId w:val="970"/>
+          <w:numId w:val="1141"/>
         </w:numPr>
         <w:spacing w:after="40" w:before="40"/>
       </w:pPr>
@@ -4596,7 +4596,7 @@
         <w:keepNext/>
         <w:numPr>
           <w:ilvl w:val="0"/>
-          <w:numId w:val="971"/>
+          <w:numId w:val="1142"/>
         </w:numPr>
         <w:spacing w:after="40" w:before="40"/>
       </w:pPr>
@@ -4615,7 +4615,7 @@
         <w:keepNext/>
         <w:numPr>
           <w:ilvl w:val="0"/>
-          <w:numId w:val="971"/>
+          <w:numId w:val="1142"/>
         </w:numPr>
         <w:spacing w:after="40" w:before="40"/>
       </w:pPr>
@@ -4634,7 +4634,7 @@
         <w:keepNext/>
         <w:numPr>
           <w:ilvl w:val="0"/>
-          <w:numId w:val="971"/>
+          <w:numId w:val="1142"/>
         </w:numPr>
         <w:spacing w:after="40" w:before="40"/>
       </w:pPr>
@@ -4653,7 +4653,7 @@
         <w:keepNext/>
         <w:numPr>
           <w:ilvl w:val="0"/>
-          <w:numId w:val="971"/>
+          <w:numId w:val="1142"/>
         </w:numPr>
         <w:spacing w:after="40" w:before="40"/>
       </w:pPr>
@@ -4731,7 +4731,7 @@
         <w:keepNext/>
         <w:numPr>
           <w:ilvl w:val="0"/>
-          <w:numId w:val="972"/>
+          <w:numId w:val="1143"/>
         </w:numPr>
         <w:spacing w:after="40" w:before="40"/>
       </w:pPr>
@@ -4750,7 +4750,7 @@
         <w:keepNext/>
         <w:numPr>
           <w:ilvl w:val="0"/>
-          <w:numId w:val="972"/>
+          <w:numId w:val="1143"/>
         </w:numPr>
         <w:spacing w:after="40" w:before="40"/>
       </w:pPr>
@@ -4769,7 +4769,7 @@
         <w:keepNext/>
         <w:numPr>
           <w:ilvl w:val="0"/>
-          <w:numId w:val="972"/>
+          <w:numId w:val="1143"/>
         </w:numPr>
         <w:spacing w:after="40" w:before="40"/>
       </w:pPr>
@@ -6561,7 +6561,18 @@
           <w:sz w:val="24"/>
           <w:rFonts w:eastAsia="맑은 고딕"/>
         </w:rPr>
-        <w:t>4. 화면 경로 정정 내역</w:t>
+        <w:t>4. 화면 동선 통합·정비 내역</w:t>
+      </w:r>
+    </w:p>
+    <w:p>
+      <w:r>
+        <w:rPr>
+          <w:rFonts w:ascii="맑은 고딕" w:hAnsi="맑은 고딕"/>
+          <w:b w:val="0"/>
+          <w:sz w:val="18"/>
+          <w:rFonts w:eastAsia="맑은 고딕"/>
+        </w:rPr>
+        <w:t>이용자가 같은 목적으로 여러 화면을 오가지 않도록 진입 경로를 하나로 모으고, 옛 경로는 영구 이동 처리하여 기존 링크·검색 유입이 끊기지 않도록 하였다.</w:t>
       </w:r>
     </w:p>
     <w:tbl>
@@ -6617,7 +6628,7 @@
                 <w:sz w:val="18"/>
                 <w:rFonts w:eastAsia="맑은 고딕"/>
               </w:rPr>
-              <w:t>대체한 옛 화면</w:t>
+              <w:t>통합한 옛 화면</w:t>
             </w:r>
           </w:p>
         </w:tc>
@@ -6636,7 +6647,7 @@
                 <w:sz w:val="18"/>
                 <w:rFonts w:eastAsia="맑은 고딕"/>
               </w:rPr>
-              <w:t>사유</w:t>
+              <w:t>정비 내용</w:t>
             </w:r>
           </w:p>
         </w:tc>
@@ -13511,6 +13522,1032 @@
     </w:lvlOverride>
   </w:num>
   <w:num w:numId="972">
+    <w:abstractNumId w:val="2"/>
+    <w:lvlOverride w:ilvl="0">
+      <w:startOverride w:val="1"/>
+    </w:lvlOverride>
+  </w:num>
+  <w:num w:numId="973">
+    <w:abstractNumId w:val="2"/>
+    <w:lvlOverride w:ilvl="0">
+      <w:startOverride w:val="1"/>
+    </w:lvlOverride>
+  </w:num>
+  <w:num w:numId="974">
+    <w:abstractNumId w:val="2"/>
+    <w:lvlOverride w:ilvl="0">
+      <w:startOverride w:val="1"/>
+    </w:lvlOverride>
+  </w:num>
+  <w:num w:numId="975">
+    <w:abstractNumId w:val="2"/>
+    <w:lvlOverride w:ilvl="0">
+      <w:startOverride w:val="1"/>
+    </w:lvlOverride>
+  </w:num>
+  <w:num w:numId="976">
+    <w:abstractNumId w:val="2"/>
+    <w:lvlOverride w:ilvl="0">
+      <w:startOverride w:val="1"/>
+    </w:lvlOverride>
+  </w:num>
+  <w:num w:numId="977">
+    <w:abstractNumId w:val="2"/>
+    <w:lvlOverride w:ilvl="0">
+      <w:startOverride w:val="1"/>
+    </w:lvlOverride>
+  </w:num>
+  <w:num w:numId="978">
+    <w:abstractNumId w:val="2"/>
+    <w:lvlOverride w:ilvl="0">
+      <w:startOverride w:val="1"/>
+    </w:lvlOverride>
+  </w:num>
+  <w:num w:numId="979">
+    <w:abstractNumId w:val="2"/>
+    <w:lvlOverride w:ilvl="0">
+      <w:startOverride w:val="1"/>
+    </w:lvlOverride>
+  </w:num>
+  <w:num w:numId="980">
+    <w:abstractNumId w:val="3"/>
+    <w:lvlOverride w:ilvl="0">
+      <w:startOverride w:val="1"/>
+    </w:lvlOverride>
+  </w:num>
+  <w:num w:numId="981">
+    <w:abstractNumId w:val="2"/>
+    <w:lvlOverride w:ilvl="0">
+      <w:startOverride w:val="1"/>
+    </w:lvlOverride>
+  </w:num>
+  <w:num w:numId="982">
+    <w:abstractNumId w:val="2"/>
+    <w:lvlOverride w:ilvl="0">
+      <w:startOverride w:val="1"/>
+    </w:lvlOverride>
+  </w:num>
+  <w:num w:numId="983">
+    <w:abstractNumId w:val="3"/>
+    <w:lvlOverride w:ilvl="0">
+      <w:startOverride w:val="1"/>
+    </w:lvlOverride>
+  </w:num>
+  <w:num w:numId="984">
+    <w:abstractNumId w:val="2"/>
+    <w:lvlOverride w:ilvl="0">
+      <w:startOverride w:val="1"/>
+    </w:lvlOverride>
+  </w:num>
+  <w:num w:numId="985">
+    <w:abstractNumId w:val="2"/>
+    <w:lvlOverride w:ilvl="0">
+      <w:startOverride w:val="1"/>
+    </w:lvlOverride>
+  </w:num>
+  <w:num w:numId="986">
+    <w:abstractNumId w:val="2"/>
+    <w:lvlOverride w:ilvl="0">
+      <w:startOverride w:val="1"/>
+    </w:lvlOverride>
+  </w:num>
+  <w:num w:numId="987">
+    <w:abstractNumId w:val="2"/>
+    <w:lvlOverride w:ilvl="0">
+      <w:startOverride w:val="1"/>
+    </w:lvlOverride>
+  </w:num>
+  <w:num w:numId="988">
+    <w:abstractNumId w:val="2"/>
+    <w:lvlOverride w:ilvl="0">
+      <w:startOverride w:val="1"/>
+    </w:lvlOverride>
+  </w:num>
+  <w:num w:numId="989">
+    <w:abstractNumId w:val="2"/>
+    <w:lvlOverride w:ilvl="0">
+      <w:startOverride w:val="1"/>
+    </w:lvlOverride>
+  </w:num>
+  <w:num w:numId="990">
+    <w:abstractNumId w:val="2"/>
+    <w:lvlOverride w:ilvl="0">
+      <w:startOverride w:val="1"/>
+    </w:lvlOverride>
+  </w:num>
+  <w:num w:numId="991">
+    <w:abstractNumId w:val="2"/>
+    <w:lvlOverride w:ilvl="0">
+      <w:startOverride w:val="1"/>
+    </w:lvlOverride>
+  </w:num>
+  <w:num w:numId="992">
+    <w:abstractNumId w:val="2"/>
+    <w:lvlOverride w:ilvl="0">
+      <w:startOverride w:val="1"/>
+    </w:lvlOverride>
+  </w:num>
+  <w:num w:numId="993">
+    <w:abstractNumId w:val="2"/>
+    <w:lvlOverride w:ilvl="0">
+      <w:startOverride w:val="1"/>
+    </w:lvlOverride>
+  </w:num>
+  <w:num w:numId="994">
+    <w:abstractNumId w:val="2"/>
+    <w:lvlOverride w:ilvl="0">
+      <w:startOverride w:val="1"/>
+    </w:lvlOverride>
+  </w:num>
+  <w:num w:numId="995">
+    <w:abstractNumId w:val="2"/>
+    <w:lvlOverride w:ilvl="0">
+      <w:startOverride w:val="1"/>
+    </w:lvlOverride>
+  </w:num>
+  <w:num w:numId="996">
+    <w:abstractNumId w:val="2"/>
+    <w:lvlOverride w:ilvl="0">
+      <w:startOverride w:val="1"/>
+    </w:lvlOverride>
+  </w:num>
+  <w:num w:numId="997">
+    <w:abstractNumId w:val="2"/>
+    <w:lvlOverride w:ilvl="0">
+      <w:startOverride w:val="1"/>
+    </w:lvlOverride>
+  </w:num>
+  <w:num w:numId="998">
+    <w:abstractNumId w:val="2"/>
+    <w:lvlOverride w:ilvl="0">
+      <w:startOverride w:val="1"/>
+    </w:lvlOverride>
+  </w:num>
+  <w:num w:numId="999">
+    <w:abstractNumId w:val="3"/>
+    <w:lvlOverride w:ilvl="0">
+      <w:startOverride w:val="1"/>
+    </w:lvlOverride>
+  </w:num>
+  <w:num w:numId="1000">
+    <w:abstractNumId w:val="2"/>
+    <w:lvlOverride w:ilvl="0">
+      <w:startOverride w:val="1"/>
+    </w:lvlOverride>
+  </w:num>
+  <w:num w:numId="1001">
+    <w:abstractNumId w:val="2"/>
+    <w:lvlOverride w:ilvl="0">
+      <w:startOverride w:val="1"/>
+    </w:lvlOverride>
+  </w:num>
+  <w:num w:numId="1002">
+    <w:abstractNumId w:val="3"/>
+    <w:lvlOverride w:ilvl="0">
+      <w:startOverride w:val="1"/>
+    </w:lvlOverride>
+  </w:num>
+  <w:num w:numId="1003">
+    <w:abstractNumId w:val="2"/>
+    <w:lvlOverride w:ilvl="0">
+      <w:startOverride w:val="1"/>
+    </w:lvlOverride>
+  </w:num>
+  <w:num w:numId="1004">
+    <w:abstractNumId w:val="2"/>
+    <w:lvlOverride w:ilvl="0">
+      <w:startOverride w:val="1"/>
+    </w:lvlOverride>
+  </w:num>
+  <w:num w:numId="1005">
+    <w:abstractNumId w:val="2"/>
+    <w:lvlOverride w:ilvl="0">
+      <w:startOverride w:val="1"/>
+    </w:lvlOverride>
+  </w:num>
+  <w:num w:numId="1006">
+    <w:abstractNumId w:val="2"/>
+    <w:lvlOverride w:ilvl="0">
+      <w:startOverride w:val="1"/>
+    </w:lvlOverride>
+  </w:num>
+  <w:num w:numId="1007">
+    <w:abstractNumId w:val="2"/>
+    <w:lvlOverride w:ilvl="0">
+      <w:startOverride w:val="1"/>
+    </w:lvlOverride>
+  </w:num>
+  <w:num w:numId="1008">
+    <w:abstractNumId w:val="2"/>
+    <w:lvlOverride w:ilvl="0">
+      <w:startOverride w:val="1"/>
+    </w:lvlOverride>
+  </w:num>
+  <w:num w:numId="1009">
+    <w:abstractNumId w:val="2"/>
+    <w:lvlOverride w:ilvl="0">
+      <w:startOverride w:val="1"/>
+    </w:lvlOverride>
+  </w:num>
+  <w:num w:numId="1010">
+    <w:abstractNumId w:val="2"/>
+    <w:lvlOverride w:ilvl="0">
+      <w:startOverride w:val="1"/>
+    </w:lvlOverride>
+  </w:num>
+  <w:num w:numId="1011">
+    <w:abstractNumId w:val="2"/>
+    <w:lvlOverride w:ilvl="0">
+      <w:startOverride w:val="1"/>
+    </w:lvlOverride>
+  </w:num>
+  <w:num w:numId="1012">
+    <w:abstractNumId w:val="2"/>
+    <w:lvlOverride w:ilvl="0">
+      <w:startOverride w:val="1"/>
+    </w:lvlOverride>
+  </w:num>
+  <w:num w:numId="1013">
+    <w:abstractNumId w:val="2"/>
+    <w:lvlOverride w:ilvl="0">
+      <w:startOverride w:val="1"/>
+    </w:lvlOverride>
+  </w:num>
+  <w:num w:numId="1014">
+    <w:abstractNumId w:val="2"/>
+    <w:lvlOverride w:ilvl="0">
+      <w:startOverride w:val="1"/>
+    </w:lvlOverride>
+  </w:num>
+  <w:num w:numId="1015">
+    <w:abstractNumId w:val="2"/>
+    <w:lvlOverride w:ilvl="0">
+      <w:startOverride w:val="1"/>
+    </w:lvlOverride>
+  </w:num>
+  <w:num w:numId="1016">
+    <w:abstractNumId w:val="2"/>
+    <w:lvlOverride w:ilvl="0">
+      <w:startOverride w:val="1"/>
+    </w:lvlOverride>
+  </w:num>
+  <w:num w:numId="1017">
+    <w:abstractNumId w:val="2"/>
+    <w:lvlOverride w:ilvl="0">
+      <w:startOverride w:val="1"/>
+    </w:lvlOverride>
+  </w:num>
+  <w:num w:numId="1018">
+    <w:abstractNumId w:val="3"/>
+    <w:lvlOverride w:ilvl="0">
+      <w:startOverride w:val="1"/>
+    </w:lvlOverride>
+  </w:num>
+  <w:num w:numId="1019">
+    <w:abstractNumId w:val="2"/>
+    <w:lvlOverride w:ilvl="0">
+      <w:startOverride w:val="1"/>
+    </w:lvlOverride>
+  </w:num>
+  <w:num w:numId="1020">
+    <w:abstractNumId w:val="2"/>
+    <w:lvlOverride w:ilvl="0">
+      <w:startOverride w:val="1"/>
+    </w:lvlOverride>
+  </w:num>
+  <w:num w:numId="1021">
+    <w:abstractNumId w:val="3"/>
+    <w:lvlOverride w:ilvl="0">
+      <w:startOverride w:val="1"/>
+    </w:lvlOverride>
+  </w:num>
+  <w:num w:numId="1022">
+    <w:abstractNumId w:val="2"/>
+    <w:lvlOverride w:ilvl="0">
+      <w:startOverride w:val="1"/>
+    </w:lvlOverride>
+  </w:num>
+  <w:num w:numId="1023">
+    <w:abstractNumId w:val="2"/>
+    <w:lvlOverride w:ilvl="0">
+      <w:startOverride w:val="1"/>
+    </w:lvlOverride>
+  </w:num>
+  <w:num w:numId="1024">
+    <w:abstractNumId w:val="2"/>
+    <w:lvlOverride w:ilvl="0">
+      <w:startOverride w:val="1"/>
+    </w:lvlOverride>
+  </w:num>
+  <w:num w:numId="1025">
+    <w:abstractNumId w:val="2"/>
+    <w:lvlOverride w:ilvl="0">
+      <w:startOverride w:val="1"/>
+    </w:lvlOverride>
+  </w:num>
+  <w:num w:numId="1026">
+    <w:abstractNumId w:val="2"/>
+    <w:lvlOverride w:ilvl="0">
+      <w:startOverride w:val="1"/>
+    </w:lvlOverride>
+  </w:num>
+  <w:num w:numId="1027">
+    <w:abstractNumId w:val="2"/>
+    <w:lvlOverride w:ilvl="0">
+      <w:startOverride w:val="1"/>
+    </w:lvlOverride>
+  </w:num>
+  <w:num w:numId="1028">
+    <w:abstractNumId w:val="2"/>
+    <w:lvlOverride w:ilvl="0">
+      <w:startOverride w:val="1"/>
+    </w:lvlOverride>
+  </w:num>
+  <w:num w:numId="1029">
+    <w:abstractNumId w:val="2"/>
+    <w:lvlOverride w:ilvl="0">
+      <w:startOverride w:val="1"/>
+    </w:lvlOverride>
+  </w:num>
+  <w:num w:numId="1030">
+    <w:abstractNumId w:val="2"/>
+    <w:lvlOverride w:ilvl="0">
+      <w:startOverride w:val="1"/>
+    </w:lvlOverride>
+  </w:num>
+  <w:num w:numId="1031">
+    <w:abstractNumId w:val="2"/>
+    <w:lvlOverride w:ilvl="0">
+      <w:startOverride w:val="1"/>
+    </w:lvlOverride>
+  </w:num>
+  <w:num w:numId="1032">
+    <w:abstractNumId w:val="2"/>
+    <w:lvlOverride w:ilvl="0">
+      <w:startOverride w:val="1"/>
+    </w:lvlOverride>
+  </w:num>
+  <w:num w:numId="1033">
+    <w:abstractNumId w:val="2"/>
+    <w:lvlOverride w:ilvl="0">
+      <w:startOverride w:val="1"/>
+    </w:lvlOverride>
+  </w:num>
+  <w:num w:numId="1034">
+    <w:abstractNumId w:val="2"/>
+    <w:lvlOverride w:ilvl="0">
+      <w:startOverride w:val="1"/>
+    </w:lvlOverride>
+  </w:num>
+  <w:num w:numId="1035">
+    <w:abstractNumId w:val="2"/>
+    <w:lvlOverride w:ilvl="0">
+      <w:startOverride w:val="1"/>
+    </w:lvlOverride>
+  </w:num>
+  <w:num w:numId="1036">
+    <w:abstractNumId w:val="2"/>
+    <w:lvlOverride w:ilvl="0">
+      <w:startOverride w:val="1"/>
+    </w:lvlOverride>
+  </w:num>
+  <w:num w:numId="1037">
+    <w:abstractNumId w:val="3"/>
+    <w:lvlOverride w:ilvl="0">
+      <w:startOverride w:val="1"/>
+    </w:lvlOverride>
+  </w:num>
+  <w:num w:numId="1038">
+    <w:abstractNumId w:val="2"/>
+    <w:lvlOverride w:ilvl="0">
+      <w:startOverride w:val="1"/>
+    </w:lvlOverride>
+  </w:num>
+  <w:num w:numId="1039">
+    <w:abstractNumId w:val="2"/>
+    <w:lvlOverride w:ilvl="0">
+      <w:startOverride w:val="1"/>
+    </w:lvlOverride>
+  </w:num>
+  <w:num w:numId="1040">
+    <w:abstractNumId w:val="3"/>
+    <w:lvlOverride w:ilvl="0">
+      <w:startOverride w:val="1"/>
+    </w:lvlOverride>
+  </w:num>
+  <w:num w:numId="1041">
+    <w:abstractNumId w:val="2"/>
+    <w:lvlOverride w:ilvl="0">
+      <w:startOverride w:val="1"/>
+    </w:lvlOverride>
+  </w:num>
+  <w:num w:numId="1042">
+    <w:abstractNumId w:val="2"/>
+    <w:lvlOverride w:ilvl="0">
+      <w:startOverride w:val="1"/>
+    </w:lvlOverride>
+  </w:num>
+  <w:num w:numId="1043">
+    <w:abstractNumId w:val="2"/>
+    <w:lvlOverride w:ilvl="0">
+      <w:startOverride w:val="1"/>
+    </w:lvlOverride>
+  </w:num>
+  <w:num w:numId="1044">
+    <w:abstractNumId w:val="2"/>
+    <w:lvlOverride w:ilvl="0">
+      <w:startOverride w:val="1"/>
+    </w:lvlOverride>
+  </w:num>
+  <w:num w:numId="1045">
+    <w:abstractNumId w:val="2"/>
+    <w:lvlOverride w:ilvl="0">
+      <w:startOverride w:val="1"/>
+    </w:lvlOverride>
+  </w:num>
+  <w:num w:numId="1046">
+    <w:abstractNumId w:val="2"/>
+    <w:lvlOverride w:ilvl="0">
+      <w:startOverride w:val="1"/>
+    </w:lvlOverride>
+  </w:num>
+  <w:num w:numId="1047">
+    <w:abstractNumId w:val="2"/>
+    <w:lvlOverride w:ilvl="0">
+      <w:startOverride w:val="1"/>
+    </w:lvlOverride>
+  </w:num>
+  <w:num w:numId="1048">
+    <w:abstractNumId w:val="2"/>
+    <w:lvlOverride w:ilvl="0">
+      <w:startOverride w:val="1"/>
+    </w:lvlOverride>
+  </w:num>
+  <w:num w:numId="1049">
+    <w:abstractNumId w:val="2"/>
+    <w:lvlOverride w:ilvl="0">
+      <w:startOverride w:val="1"/>
+    </w:lvlOverride>
+  </w:num>
+  <w:num w:numId="1050">
+    <w:abstractNumId w:val="2"/>
+    <w:lvlOverride w:ilvl="0">
+      <w:startOverride w:val="1"/>
+    </w:lvlOverride>
+  </w:num>
+  <w:num w:numId="1051">
+    <w:abstractNumId w:val="2"/>
+    <w:lvlOverride w:ilvl="0">
+      <w:startOverride w:val="1"/>
+    </w:lvlOverride>
+  </w:num>
+  <w:num w:numId="1052">
+    <w:abstractNumId w:val="2"/>
+    <w:lvlOverride w:ilvl="0">
+      <w:startOverride w:val="1"/>
+    </w:lvlOverride>
+  </w:num>
+  <w:num w:numId="1053">
+    <w:abstractNumId w:val="2"/>
+    <w:lvlOverride w:ilvl="0">
+      <w:startOverride w:val="1"/>
+    </w:lvlOverride>
+  </w:num>
+  <w:num w:numId="1054">
+    <w:abstractNumId w:val="2"/>
+    <w:lvlOverride w:ilvl="0">
+      <w:startOverride w:val="1"/>
+    </w:lvlOverride>
+  </w:num>
+  <w:num w:numId="1055">
+    <w:abstractNumId w:val="2"/>
+    <w:lvlOverride w:ilvl="0">
+      <w:startOverride w:val="1"/>
+    </w:lvlOverride>
+  </w:num>
+  <w:num w:numId="1056">
+    <w:abstractNumId w:val="3"/>
+    <w:lvlOverride w:ilvl="0">
+      <w:startOverride w:val="1"/>
+    </w:lvlOverride>
+  </w:num>
+  <w:num w:numId="1057">
+    <w:abstractNumId w:val="2"/>
+    <w:lvlOverride w:ilvl="0">
+      <w:startOverride w:val="1"/>
+    </w:lvlOverride>
+  </w:num>
+  <w:num w:numId="1058">
+    <w:abstractNumId w:val="2"/>
+    <w:lvlOverride w:ilvl="0">
+      <w:startOverride w:val="1"/>
+    </w:lvlOverride>
+  </w:num>
+  <w:num w:numId="1059">
+    <w:abstractNumId w:val="3"/>
+    <w:lvlOverride w:ilvl="0">
+      <w:startOverride w:val="1"/>
+    </w:lvlOverride>
+  </w:num>
+  <w:num w:numId="1060">
+    <w:abstractNumId w:val="2"/>
+    <w:lvlOverride w:ilvl="0">
+      <w:startOverride w:val="1"/>
+    </w:lvlOverride>
+  </w:num>
+  <w:num w:numId="1061">
+    <w:abstractNumId w:val="2"/>
+    <w:lvlOverride w:ilvl="0">
+      <w:startOverride w:val="1"/>
+    </w:lvlOverride>
+  </w:num>
+  <w:num w:numId="1062">
+    <w:abstractNumId w:val="2"/>
+    <w:lvlOverride w:ilvl="0">
+      <w:startOverride w:val="1"/>
+    </w:lvlOverride>
+  </w:num>
+  <w:num w:numId="1063">
+    <w:abstractNumId w:val="2"/>
+    <w:lvlOverride w:ilvl="0">
+      <w:startOverride w:val="1"/>
+    </w:lvlOverride>
+  </w:num>
+  <w:num w:numId="1064">
+    <w:abstractNumId w:val="2"/>
+    <w:lvlOverride w:ilvl="0">
+      <w:startOverride w:val="1"/>
+    </w:lvlOverride>
+  </w:num>
+  <w:num w:numId="1065">
+    <w:abstractNumId w:val="2"/>
+    <w:lvlOverride w:ilvl="0">
+      <w:startOverride w:val="1"/>
+    </w:lvlOverride>
+  </w:num>
+  <w:num w:numId="1066">
+    <w:abstractNumId w:val="2"/>
+    <w:lvlOverride w:ilvl="0">
+      <w:startOverride w:val="1"/>
+    </w:lvlOverride>
+  </w:num>
+  <w:num w:numId="1067">
+    <w:abstractNumId w:val="2"/>
+    <w:lvlOverride w:ilvl="0">
+      <w:startOverride w:val="1"/>
+    </w:lvlOverride>
+  </w:num>
+  <w:num w:numId="1068">
+    <w:abstractNumId w:val="2"/>
+    <w:lvlOverride w:ilvl="0">
+      <w:startOverride w:val="1"/>
+    </w:lvlOverride>
+  </w:num>
+  <w:num w:numId="1069">
+    <w:abstractNumId w:val="2"/>
+    <w:lvlOverride w:ilvl="0">
+      <w:startOverride w:val="1"/>
+    </w:lvlOverride>
+  </w:num>
+  <w:num w:numId="1070">
+    <w:abstractNumId w:val="2"/>
+    <w:lvlOverride w:ilvl="0">
+      <w:startOverride w:val="1"/>
+    </w:lvlOverride>
+  </w:num>
+  <w:num w:numId="1071">
+    <w:abstractNumId w:val="2"/>
+    <w:lvlOverride w:ilvl="0">
+      <w:startOverride w:val="1"/>
+    </w:lvlOverride>
+  </w:num>
+  <w:num w:numId="1072">
+    <w:abstractNumId w:val="2"/>
+    <w:lvlOverride w:ilvl="0">
+      <w:startOverride w:val="1"/>
+    </w:lvlOverride>
+  </w:num>
+  <w:num w:numId="1073">
+    <w:abstractNumId w:val="2"/>
+    <w:lvlOverride w:ilvl="0">
+      <w:startOverride w:val="1"/>
+    </w:lvlOverride>
+  </w:num>
+  <w:num w:numId="1074">
+    <w:abstractNumId w:val="2"/>
+    <w:lvlOverride w:ilvl="0">
+      <w:startOverride w:val="1"/>
+    </w:lvlOverride>
+  </w:num>
+  <w:num w:numId="1075">
+    <w:abstractNumId w:val="3"/>
+    <w:lvlOverride w:ilvl="0">
+      <w:startOverride w:val="1"/>
+    </w:lvlOverride>
+  </w:num>
+  <w:num w:numId="1076">
+    <w:abstractNumId w:val="2"/>
+    <w:lvlOverride w:ilvl="0">
+      <w:startOverride w:val="1"/>
+    </w:lvlOverride>
+  </w:num>
+  <w:num w:numId="1077">
+    <w:abstractNumId w:val="2"/>
+    <w:lvlOverride w:ilvl="0">
+      <w:startOverride w:val="1"/>
+    </w:lvlOverride>
+  </w:num>
+  <w:num w:numId="1078">
+    <w:abstractNumId w:val="3"/>
+    <w:lvlOverride w:ilvl="0">
+      <w:startOverride w:val="1"/>
+    </w:lvlOverride>
+  </w:num>
+  <w:num w:numId="1079">
+    <w:abstractNumId w:val="2"/>
+    <w:lvlOverride w:ilvl="0">
+      <w:startOverride w:val="1"/>
+    </w:lvlOverride>
+  </w:num>
+  <w:num w:numId="1080">
+    <w:abstractNumId w:val="2"/>
+    <w:lvlOverride w:ilvl="0">
+      <w:startOverride w:val="1"/>
+    </w:lvlOverride>
+  </w:num>
+  <w:num w:numId="1081">
+    <w:abstractNumId w:val="2"/>
+    <w:lvlOverride w:ilvl="0">
+      <w:startOverride w:val="1"/>
+    </w:lvlOverride>
+  </w:num>
+  <w:num w:numId="1082">
+    <w:abstractNumId w:val="2"/>
+    <w:lvlOverride w:ilvl="0">
+      <w:startOverride w:val="1"/>
+    </w:lvlOverride>
+  </w:num>
+  <w:num w:numId="1083">
+    <w:abstractNumId w:val="2"/>
+    <w:lvlOverride w:ilvl="0">
+      <w:startOverride w:val="1"/>
+    </w:lvlOverride>
+  </w:num>
+  <w:num w:numId="1084">
+    <w:abstractNumId w:val="2"/>
+    <w:lvlOverride w:ilvl="0">
+      <w:startOverride w:val="1"/>
+    </w:lvlOverride>
+  </w:num>
+  <w:num w:numId="1085">
+    <w:abstractNumId w:val="2"/>
+    <w:lvlOverride w:ilvl="0">
+      <w:startOverride w:val="1"/>
+    </w:lvlOverride>
+  </w:num>
+  <w:num w:numId="1086">
+    <w:abstractNumId w:val="2"/>
+    <w:lvlOverride w:ilvl="0">
+      <w:startOverride w:val="1"/>
+    </w:lvlOverride>
+  </w:num>
+  <w:num w:numId="1087">
+    <w:abstractNumId w:val="2"/>
+    <w:lvlOverride w:ilvl="0">
+      <w:startOverride w:val="1"/>
+    </w:lvlOverride>
+  </w:num>
+  <w:num w:numId="1088">
+    <w:abstractNumId w:val="2"/>
+    <w:lvlOverride w:ilvl="0">
+      <w:startOverride w:val="1"/>
+    </w:lvlOverride>
+  </w:num>
+  <w:num w:numId="1089">
+    <w:abstractNumId w:val="2"/>
+    <w:lvlOverride w:ilvl="0">
+      <w:startOverride w:val="1"/>
+    </w:lvlOverride>
+  </w:num>
+  <w:num w:numId="1090">
+    <w:abstractNumId w:val="2"/>
+    <w:lvlOverride w:ilvl="0">
+      <w:startOverride w:val="1"/>
+    </w:lvlOverride>
+  </w:num>
+  <w:num w:numId="1091">
+    <w:abstractNumId w:val="2"/>
+    <w:lvlOverride w:ilvl="0">
+      <w:startOverride w:val="1"/>
+    </w:lvlOverride>
+  </w:num>
+  <w:num w:numId="1092">
+    <w:abstractNumId w:val="2"/>
+    <w:lvlOverride w:ilvl="0">
+      <w:startOverride w:val="1"/>
+    </w:lvlOverride>
+  </w:num>
+  <w:num w:numId="1093">
+    <w:abstractNumId w:val="2"/>
+    <w:lvlOverride w:ilvl="0">
+      <w:startOverride w:val="1"/>
+    </w:lvlOverride>
+  </w:num>
+  <w:num w:numId="1094">
+    <w:abstractNumId w:val="3"/>
+    <w:lvlOverride w:ilvl="0">
+      <w:startOverride w:val="1"/>
+    </w:lvlOverride>
+  </w:num>
+  <w:num w:numId="1095">
+    <w:abstractNumId w:val="2"/>
+    <w:lvlOverride w:ilvl="0">
+      <w:startOverride w:val="1"/>
+    </w:lvlOverride>
+  </w:num>
+  <w:num w:numId="1096">
+    <w:abstractNumId w:val="2"/>
+    <w:lvlOverride w:ilvl="0">
+      <w:startOverride w:val="1"/>
+    </w:lvlOverride>
+  </w:num>
+  <w:num w:numId="1097">
+    <w:abstractNumId w:val="3"/>
+    <w:lvlOverride w:ilvl="0">
+      <w:startOverride w:val="1"/>
+    </w:lvlOverride>
+  </w:num>
+  <w:num w:numId="1098">
+    <w:abstractNumId w:val="2"/>
+    <w:lvlOverride w:ilvl="0">
+      <w:startOverride w:val="1"/>
+    </w:lvlOverride>
+  </w:num>
+  <w:num w:numId="1099">
+    <w:abstractNumId w:val="2"/>
+    <w:lvlOverride w:ilvl="0">
+      <w:startOverride w:val="1"/>
+    </w:lvlOverride>
+  </w:num>
+  <w:num w:numId="1100">
+    <w:abstractNumId w:val="2"/>
+    <w:lvlOverride w:ilvl="0">
+      <w:startOverride w:val="1"/>
+    </w:lvlOverride>
+  </w:num>
+  <w:num w:numId="1101">
+    <w:abstractNumId w:val="2"/>
+    <w:lvlOverride w:ilvl="0">
+      <w:startOverride w:val="1"/>
+    </w:lvlOverride>
+  </w:num>
+  <w:num w:numId="1102">
+    <w:abstractNumId w:val="2"/>
+    <w:lvlOverride w:ilvl="0">
+      <w:startOverride w:val="1"/>
+    </w:lvlOverride>
+  </w:num>
+  <w:num w:numId="1103">
+    <w:abstractNumId w:val="2"/>
+    <w:lvlOverride w:ilvl="0">
+      <w:startOverride w:val="1"/>
+    </w:lvlOverride>
+  </w:num>
+  <w:num w:numId="1104">
+    <w:abstractNumId w:val="2"/>
+    <w:lvlOverride w:ilvl="0">
+      <w:startOverride w:val="1"/>
+    </w:lvlOverride>
+  </w:num>
+  <w:num w:numId="1105">
+    <w:abstractNumId w:val="2"/>
+    <w:lvlOverride w:ilvl="0">
+      <w:startOverride w:val="1"/>
+    </w:lvlOverride>
+  </w:num>
+  <w:num w:numId="1106">
+    <w:abstractNumId w:val="2"/>
+    <w:lvlOverride w:ilvl="0">
+      <w:startOverride w:val="1"/>
+    </w:lvlOverride>
+  </w:num>
+  <w:num w:numId="1107">
+    <w:abstractNumId w:val="2"/>
+    <w:lvlOverride w:ilvl="0">
+      <w:startOverride w:val="1"/>
+    </w:lvlOverride>
+  </w:num>
+  <w:num w:numId="1108">
+    <w:abstractNumId w:val="2"/>
+    <w:lvlOverride w:ilvl="0">
+      <w:startOverride w:val="1"/>
+    </w:lvlOverride>
+  </w:num>
+  <w:num w:numId="1109">
+    <w:abstractNumId w:val="2"/>
+    <w:lvlOverride w:ilvl="0">
+      <w:startOverride w:val="1"/>
+    </w:lvlOverride>
+  </w:num>
+  <w:num w:numId="1110">
+    <w:abstractNumId w:val="2"/>
+    <w:lvlOverride w:ilvl="0">
+      <w:startOverride w:val="1"/>
+    </w:lvlOverride>
+  </w:num>
+  <w:num w:numId="1111">
+    <w:abstractNumId w:val="2"/>
+    <w:lvlOverride w:ilvl="0">
+      <w:startOverride w:val="1"/>
+    </w:lvlOverride>
+  </w:num>
+  <w:num w:numId="1112">
+    <w:abstractNumId w:val="2"/>
+    <w:lvlOverride w:ilvl="0">
+      <w:startOverride w:val="1"/>
+    </w:lvlOverride>
+  </w:num>
+  <w:num w:numId="1113">
+    <w:abstractNumId w:val="3"/>
+    <w:lvlOverride w:ilvl="0">
+      <w:startOverride w:val="1"/>
+    </w:lvlOverride>
+  </w:num>
+  <w:num w:numId="1114">
+    <w:abstractNumId w:val="2"/>
+    <w:lvlOverride w:ilvl="0">
+      <w:startOverride w:val="1"/>
+    </w:lvlOverride>
+  </w:num>
+  <w:num w:numId="1115">
+    <w:abstractNumId w:val="2"/>
+    <w:lvlOverride w:ilvl="0">
+      <w:startOverride w:val="1"/>
+    </w:lvlOverride>
+  </w:num>
+  <w:num w:numId="1116">
+    <w:abstractNumId w:val="3"/>
+    <w:lvlOverride w:ilvl="0">
+      <w:startOverride w:val="1"/>
+    </w:lvlOverride>
+  </w:num>
+  <w:num w:numId="1117">
+    <w:abstractNumId w:val="2"/>
+    <w:lvlOverride w:ilvl="0">
+      <w:startOverride w:val="1"/>
+    </w:lvlOverride>
+  </w:num>
+  <w:num w:numId="1118">
+    <w:abstractNumId w:val="2"/>
+    <w:lvlOverride w:ilvl="0">
+      <w:startOverride w:val="1"/>
+    </w:lvlOverride>
+  </w:num>
+  <w:num w:numId="1119">
+    <w:abstractNumId w:val="2"/>
+    <w:lvlOverride w:ilvl="0">
+      <w:startOverride w:val="1"/>
+    </w:lvlOverride>
+  </w:num>
+  <w:num w:numId="1120">
+    <w:abstractNumId w:val="2"/>
+    <w:lvlOverride w:ilvl="0">
+      <w:startOverride w:val="1"/>
+    </w:lvlOverride>
+  </w:num>
+  <w:num w:numId="1121">
+    <w:abstractNumId w:val="2"/>
+    <w:lvlOverride w:ilvl="0">
+      <w:startOverride w:val="1"/>
+    </w:lvlOverride>
+  </w:num>
+  <w:num w:numId="1122">
+    <w:abstractNumId w:val="2"/>
+    <w:lvlOverride w:ilvl="0">
+      <w:startOverride w:val="1"/>
+    </w:lvlOverride>
+  </w:num>
+  <w:num w:numId="1123">
+    <w:abstractNumId w:val="2"/>
+    <w:lvlOverride w:ilvl="0">
+      <w:startOverride w:val="1"/>
+    </w:lvlOverride>
+  </w:num>
+  <w:num w:numId="1124">
+    <w:abstractNumId w:val="2"/>
+    <w:lvlOverride w:ilvl="0">
+      <w:startOverride w:val="1"/>
+    </w:lvlOverride>
+  </w:num>
+  <w:num w:numId="1125">
+    <w:abstractNumId w:val="2"/>
+    <w:lvlOverride w:ilvl="0">
+      <w:startOverride w:val="1"/>
+    </w:lvlOverride>
+  </w:num>
+  <w:num w:numId="1126">
+    <w:abstractNumId w:val="2"/>
+    <w:lvlOverride w:ilvl="0">
+      <w:startOverride w:val="1"/>
+    </w:lvlOverride>
+  </w:num>
+  <w:num w:numId="1127">
+    <w:abstractNumId w:val="2"/>
+    <w:lvlOverride w:ilvl="0">
+      <w:startOverride w:val="1"/>
+    </w:lvlOverride>
+  </w:num>
+  <w:num w:numId="1128">
+    <w:abstractNumId w:val="2"/>
+    <w:lvlOverride w:ilvl="0">
+      <w:startOverride w:val="1"/>
+    </w:lvlOverride>
+  </w:num>
+  <w:num w:numId="1129">
+    <w:abstractNumId w:val="2"/>
+    <w:lvlOverride w:ilvl="0">
+      <w:startOverride w:val="1"/>
+    </w:lvlOverride>
+  </w:num>
+  <w:num w:numId="1130">
+    <w:abstractNumId w:val="2"/>
+    <w:lvlOverride w:ilvl="0">
+      <w:startOverride w:val="1"/>
+    </w:lvlOverride>
+  </w:num>
+  <w:num w:numId="1131">
+    <w:abstractNumId w:val="2"/>
+    <w:lvlOverride w:ilvl="0">
+      <w:startOverride w:val="1"/>
+    </w:lvlOverride>
+  </w:num>
+  <w:num w:numId="1132">
+    <w:abstractNumId w:val="3"/>
+    <w:lvlOverride w:ilvl="0">
+      <w:startOverride w:val="1"/>
+    </w:lvlOverride>
+  </w:num>
+  <w:num w:numId="1133">
+    <w:abstractNumId w:val="2"/>
+    <w:lvlOverride w:ilvl="0">
+      <w:startOverride w:val="1"/>
+    </w:lvlOverride>
+  </w:num>
+  <w:num w:numId="1134">
+    <w:abstractNumId w:val="2"/>
+    <w:lvlOverride w:ilvl="0">
+      <w:startOverride w:val="1"/>
+    </w:lvlOverride>
+  </w:num>
+  <w:num w:numId="1135">
+    <w:abstractNumId w:val="3"/>
+    <w:lvlOverride w:ilvl="0">
+      <w:startOverride w:val="1"/>
+    </w:lvlOverride>
+  </w:num>
+  <w:num w:numId="1136">
+    <w:abstractNumId w:val="2"/>
+    <w:lvlOverride w:ilvl="0">
+      <w:startOverride w:val="1"/>
+    </w:lvlOverride>
+  </w:num>
+  <w:num w:numId="1137">
+    <w:abstractNumId w:val="2"/>
+    <w:lvlOverride w:ilvl="0">
+      <w:startOverride w:val="1"/>
+    </w:lvlOverride>
+  </w:num>
+  <w:num w:numId="1138">
+    <w:abstractNumId w:val="2"/>
+    <w:lvlOverride w:ilvl="0">
+      <w:startOverride w:val="1"/>
+    </w:lvlOverride>
+  </w:num>
+  <w:num w:numId="1139">
+    <w:abstractNumId w:val="2"/>
+    <w:lvlOverride w:ilvl="0">
+      <w:startOverride w:val="1"/>
+    </w:lvlOverride>
+  </w:num>
+  <w:num w:numId="1140">
+    <w:abstractNumId w:val="2"/>
+    <w:lvlOverride w:ilvl="0">
+      <w:startOverride w:val="1"/>
+    </w:lvlOverride>
+  </w:num>
+  <w:num w:numId="1141">
+    <w:abstractNumId w:val="2"/>
+    <w:lvlOverride w:ilvl="0">
+      <w:startOverride w:val="1"/>
+    </w:lvlOverride>
+  </w:num>
+  <w:num w:numId="1142">
+    <w:abstractNumId w:val="2"/>
+    <w:lvlOverride w:ilvl="0">
+      <w:startOverride w:val="1"/>
+    </w:lvlOverride>
+  </w:num>
+  <w:num w:numId="1143">
     <w:abstractNumId w:val="2"/>
     <w:lvlOverride w:ilvl="0">
       <w:startOverride w:val="1"/>

--- a/docs/government-project/06_사용자매뉴얼.docx
+++ b/docs/government-project/06_사용자매뉴얼.docx
@@ -34,7 +34,7 @@
           <w:sz w:val="20"/>
           <w:szCs w:val="20"/>
         </w:rPr>
-        <w:t>HEALO 플랫폼: 사용자 안내서</w:t>
+        <w:t>healwith 플랫폼: 사용자 안내서</w:t>
       </w:r>
     </w:p>
     <w:p>
@@ -159,7 +159,7 @@
                 <w:sz w:val="20"/>
                 <w:szCs w:val="20"/>
               </w:rPr>
-              <w:t>HEALO (2026년 8월 20일 기준)</w:t>
+              <w:t>healwith (2026년 9월 6일 기준)</w:t>
             </w:r>
           </w:p>
         </w:tc>
@@ -431,7 +431,7 @@
                 <w:sz w:val="20"/>
                 <w:szCs w:val="20"/>
               </w:rPr>
-              <w:t xml:space="preserve">  1.2 인테이크 폼 작성</w:t>
+              <w:t xml:space="preserve">  1.2 문의 접수(1단계·2단계)</w:t>
             </w:r>
           </w:p>
         </w:tc>
@@ -831,7 +831,7 @@
                 <w:sz w:val="20"/>
                 <w:szCs w:val="20"/>
               </w:rPr>
-              <w:t xml:space="preserve">  2.3 인테이크 검토 및 병원 배정</w:t>
+              <w:t xml:space="preserve">  2.3 문의 검토 및 병원 배정</w:t>
             </w:r>
           </w:p>
         </w:tc>
@@ -1031,7 +1031,7 @@
                 <w:sz w:val="20"/>
                 <w:szCs w:val="20"/>
               </w:rPr>
-              <w:t xml:space="preserve">  3.1 파트너 병원 포털 접속</w:t>
+              <w:t xml:space="preserve">  3.1 의료기관 포털 접속</w:t>
             </w:r>
           </w:p>
         </w:tc>
@@ -1275,7 +1275,7 @@
         <w:keepNext/>
         <w:numPr>
           <w:ilvl w:val="0"/>
-          <w:numId w:val="1125"/>
+          <w:numId w:val="1182"/>
         </w:numPr>
         <w:spacing w:after="40" w:before="40"/>
       </w:pPr>
@@ -1285,7 +1285,7 @@
           <w:sz w:val="20"/>
           <w:szCs w:val="20"/>
         </w:rPr>
-        <w:t>HEALO 플랫폼(healwith.co.kr)에 접속한다.</w:t>
+        <w:t>healwith 플랫폼(healwith.co.kr)에 접속한다.</w:t>
       </w:r>
     </w:p>
     <w:p>
@@ -1294,7 +1294,7 @@
         <w:keepNext/>
         <w:numPr>
           <w:ilvl w:val="0"/>
-          <w:numId w:val="1125"/>
+          <w:numId w:val="1182"/>
         </w:numPr>
         <w:spacing w:after="40" w:before="40"/>
       </w:pPr>
@@ -1313,7 +1313,7 @@
         <w:keepNext/>
         <w:numPr>
           <w:ilvl w:val="0"/>
-          <w:numId w:val="1125"/>
+          <w:numId w:val="1182"/>
         </w:numPr>
         <w:spacing w:after="40" w:before="40"/>
       </w:pPr>
@@ -1332,7 +1332,7 @@
         <w:keepNext/>
         <w:numPr>
           <w:ilvl w:val="0"/>
-          <w:numId w:val="1125"/>
+          <w:numId w:val="1182"/>
         </w:numPr>
         <w:spacing w:after="40" w:before="40"/>
       </w:pPr>
@@ -1351,7 +1351,7 @@
         <w:keepNext/>
         <w:numPr>
           <w:ilvl w:val="0"/>
-          <w:numId w:val="1125"/>
+          <w:numId w:val="1182"/>
         </w:numPr>
         <w:spacing w:after="40" w:before="40"/>
       </w:pPr>
@@ -1429,7 +1429,7 @@
         <w:keepNext/>
         <w:numPr>
           <w:ilvl w:val="0"/>
-          <w:numId w:val="1126"/>
+          <w:numId w:val="1183"/>
         </w:numPr>
         <w:spacing w:after="40" w:before="40"/>
       </w:pPr>
@@ -1448,7 +1448,7 @@
         <w:keepNext/>
         <w:numPr>
           <w:ilvl w:val="0"/>
-          <w:numId w:val="1126"/>
+          <w:numId w:val="1183"/>
         </w:numPr>
         <w:spacing w:after="40" w:before="40"/>
       </w:pPr>
@@ -1467,7 +1467,7 @@
         <w:keepNext/>
         <w:numPr>
           <w:ilvl w:val="0"/>
-          <w:numId w:val="1126"/>
+          <w:numId w:val="1183"/>
         </w:numPr>
         <w:spacing w:after="40" w:before="40"/>
       </w:pPr>
@@ -1513,7 +1513,7 @@
           <w:sz w:val="18"/>
           <w:szCs w:val="18"/>
         </w:rPr>
-        <w:t xml:space="preserve">  회원가입 없이도 [게스트 상담] 기능으로 인테이크 폼 작성 가능: 링크를 받은 경우 바로 접속</w:t>
+        <w:t xml:space="preserve">  회원가입 없이도 문의를 접수할 수 있다. 접수하면 진행상황 링크(/claim/…)를 그 채널로 돌려주며, 링크만으로 진행·소견·서류를 본다</w:t>
       </w:r>
     </w:p>
     <w:p>
@@ -1535,7 +1535,7 @@
           <w:sz w:val="24"/>
           <w:szCs w:val="24"/>
         </w:rPr>
-        <w:t xml:space="preserve">1.2 인테이크 폼 작성</w:t>
+        <w:t>1.2 문의 접수(1단계·2단계)</w:t>
       </w:r>
     </w:p>
     <w:p>
@@ -1580,7 +1580,7 @@
         <w:keepNext/>
         <w:numPr>
           <w:ilvl w:val="0"/>
-          <w:numId w:val="1127"/>
+          <w:numId w:val="1184"/>
         </w:numPr>
         <w:spacing w:after="40" w:before="40"/>
       </w:pPr>
@@ -1599,7 +1599,7 @@
         <w:keepNext/>
         <w:numPr>
           <w:ilvl w:val="0"/>
-          <w:numId w:val="1127"/>
+          <w:numId w:val="1184"/>
         </w:numPr>
         <w:spacing w:after="40" w:before="40"/>
       </w:pPr>
@@ -1653,7 +1653,7 @@
           <w:sz w:val="22"/>
           <w:szCs w:val="22"/>
         </w:rPr>
-        <w:t xml:space="preserve">Step별 입력 내용</w:t>
+        <w:t>1단계·2단계 입력 내용</w:t>
       </w:r>
     </w:p>
     <w:tbl>
@@ -1807,17 +1807,16 @@
           <w:p>
             <w:pPr>
               <w:keepNext/>
-              <w:jc w:val="left"/>
             </w:pPr>
-            <w:r>
-              <w:rPr>
-                <w:rFonts w:ascii="맑은 고딕" w:cs="맑은 고딕" w:eastAsia="맑은 고딕" w:hAnsi="맑은 고딕"/>
-                <w:b w:val="false"/>
-                <w:bCs w:val="false"/>
-                <w:sz w:val="18"/>
-                <w:szCs w:val="18"/>
-              </w:rPr>
-              <w:t xml:space="preserve">Step 1</w:t>
+            <w:r/>
+            <w:r>
+              <w:rPr>
+                <w:rFonts w:ascii="맑은 고딕" w:hAnsi="맑은 고딕"/>
+                <w:b w:val="0"/>
+                <w:sz w:val="18"/>
+                <w:rFonts w:eastAsia="맑은 고딕"/>
+              </w:rPr>
+              <w:t>1단계</w:t>
             </w:r>
           </w:p>
         </w:tc>
@@ -1841,17 +1840,16 @@
           <w:p>
             <w:pPr>
               <w:keepNext/>
-              <w:jc w:val="left"/>
             </w:pPr>
-            <w:r>
-              <w:rPr>
-                <w:rFonts w:ascii="맑은 고딕" w:cs="맑은 고딕" w:eastAsia="맑은 고딕" w:hAnsi="맑은 고딕"/>
-                <w:b/>
-                <w:bCs/>
-                <w:sz w:val="18"/>
-                <w:szCs w:val="18"/>
-              </w:rPr>
-              <w:t xml:space="preserve">기본 정보</w:t>
+            <w:r/>
+            <w:r>
+              <w:rPr>
+                <w:rFonts w:ascii="맑은 고딕" w:hAnsi="맑은 고딕"/>
+                <w:b w:val="0"/>
+                <w:sz w:val="18"/>
+                <w:rFonts w:eastAsia="맑은 고딕"/>
+              </w:rPr>
+              <w:t>접수</w:t>
             </w:r>
           </w:p>
         </w:tc>
@@ -1875,17 +1873,16 @@
           <w:p>
             <w:pPr>
               <w:keepNext/>
-              <w:jc w:val="left"/>
             </w:pPr>
-            <w:r>
-              <w:rPr>
-                <w:rFonts w:ascii="맑은 고딕" w:cs="맑은 고딕" w:eastAsia="맑은 고딕" w:hAnsi="맑은 고딕"/>
-                <w:b w:val="false"/>
-                <w:bCs w:val="false"/>
-                <w:sz w:val="18"/>
-                <w:szCs w:val="18"/>
-              </w:rPr>
-              <w:t xml:space="preserve">성명, 연락처(WhatsApp), 국가, 생년월일</w:t>
+            <w:r/>
+            <w:r>
+              <w:rPr>
+                <w:rFonts w:ascii="맑은 고딕" w:hAnsi="맑은 고딕"/>
+                <w:b w:val="0"/>
+                <w:sz w:val="18"/>
+                <w:rFonts w:eastAsia="맑은 고딕"/>
+              </w:rPr>
+              <w:t>이름 · 연락 수단(왓츠앱·텔레그램·메일) · 국적 · 선호 언어 · 암종·병기 · 하고 싶은 말 · 동의(필수 4 + 선택 1)</w:t>
             </w:r>
           </w:p>
         </w:tc>
@@ -1914,17 +1911,16 @@
           <w:p>
             <w:pPr>
               <w:keepNext/>
-              <w:jc w:val="left"/>
             </w:pPr>
-            <w:r>
-              <w:rPr>
-                <w:rFonts w:ascii="맑은 고딕" w:cs="맑은 고딕" w:eastAsia="맑은 고딕" w:hAnsi="맑은 고딕"/>
-                <w:b w:val="false"/>
-                <w:bCs w:val="false"/>
-                <w:sz w:val="18"/>
-                <w:szCs w:val="18"/>
-              </w:rPr>
-              <w:t xml:space="preserve">Step 2</w:t>
+            <w:r/>
+            <w:r>
+              <w:rPr>
+                <w:rFonts w:ascii="맑은 고딕" w:hAnsi="맑은 고딕"/>
+                <w:b w:val="0"/>
+                <w:sz w:val="18"/>
+                <w:rFonts w:eastAsia="맑은 고딕"/>
+              </w:rPr>
+              <w:t>2단계</w:t>
             </w:r>
           </w:p>
         </w:tc>
@@ -1948,17 +1944,16 @@
           <w:p>
             <w:pPr>
               <w:keepNext/>
-              <w:jc w:val="left"/>
             </w:pPr>
-            <w:r>
-              <w:rPr>
-                <w:rFonts w:ascii="맑은 고딕" w:cs="맑은 고딕" w:eastAsia="맑은 고딕" w:hAnsi="맑은 고딕"/>
-                <w:b/>
-                <w:bCs/>
-                <w:sz w:val="18"/>
-                <w:szCs w:val="18"/>
-              </w:rPr>
-              <w:t xml:space="preserve">암 정보</w:t>
+            <w:r/>
+            <w:r>
+              <w:rPr>
+                <w:rFonts w:ascii="맑은 고딕" w:hAnsi="맑은 고딕"/>
+                <w:b w:val="0"/>
+                <w:sz w:val="18"/>
+                <w:rFonts w:eastAsia="맑은 고딕"/>
+              </w:rPr>
+              <w:t>임상 정보</w:t>
             </w:r>
           </w:p>
         </w:tc>
@@ -1982,17 +1977,17 @@
           <w:p>
             <w:pPr>
               <w:keepNext/>
-              <w:jc w:val="left"/>
             </w:pPr>
             <w:r>
-              <w:rPr>
-                <w:rFonts w:ascii="맑은 고딕" w:cs="맑은 고딕" w:eastAsia="맑은 고딕" w:hAnsi="맑은 고딕"/>
-                <w:b w:val="false"/>
-                <w:bCs w:val="false"/>
-                <w:sz w:val="18"/>
-                <w:szCs w:val="18"/>
-              </w:rPr>
-              <w:t xml:space="preserve">암종, 병기, 현재 치료 상태, 기왕력</w:t>
+              <w:t>진단일 · 현재 치료 상태 · 기왕력 · 병원에 전할 요청 (/inquiry/intake: 문의번호+접근 토큰)</w:t>
+            </w:r>
+            <w:r>
+              <w:rPr>
+                <w:rFonts w:ascii="맑은 고딕" w:hAnsi="맑은 고딕"/>
+                <w:b w:val="0"/>
+                <w:sz w:val="18"/>
+                <w:rFonts w:eastAsia="맑은 고딕"/>
+              </w:rPr>
             </w:r>
           </w:p>
         </w:tc>
@@ -2021,17 +2016,16 @@
           <w:p>
             <w:pPr>
               <w:keepNext/>
-              <w:jc w:val="left"/>
             </w:pPr>
-            <w:r>
-              <w:rPr>
-                <w:rFonts w:ascii="맑은 고딕" w:cs="맑은 고딕" w:eastAsia="맑은 고딕" w:hAnsi="맑은 고딕"/>
-                <w:b w:val="false"/>
-                <w:bCs w:val="false"/>
-                <w:sz w:val="18"/>
-                <w:szCs w:val="18"/>
-              </w:rPr>
-              <w:t xml:space="preserve">Step 3</w:t>
+            <w:r/>
+            <w:r>
+              <w:rPr>
+                <w:rFonts w:ascii="맑은 고딕" w:hAnsi="맑은 고딕"/>
+                <w:b w:val="0"/>
+                <w:sz w:val="18"/>
+                <w:rFonts w:eastAsia="맑은 고딕"/>
+              </w:rPr>
+              <w:t>2단계</w:t>
             </w:r>
           </w:p>
         </w:tc>
@@ -2055,17 +2049,16 @@
           <w:p>
             <w:pPr>
               <w:keepNext/>
-              <w:jc w:val="left"/>
             </w:pPr>
-            <w:r>
-              <w:rPr>
-                <w:rFonts w:ascii="맑은 고딕" w:cs="맑은 고딕" w:eastAsia="맑은 고딕" w:hAnsi="맑은 고딕"/>
-                <w:b/>
-                <w:bCs/>
-                <w:sz w:val="18"/>
-                <w:szCs w:val="18"/>
-              </w:rPr>
-              <w:t xml:space="preserve">의료기록 업로드</w:t>
+            <w:r/>
+            <w:r>
+              <w:rPr>
+                <w:rFonts w:ascii="맑은 고딕" w:hAnsi="맑은 고딕"/>
+                <w:b w:val="0"/>
+                <w:sz w:val="18"/>
+                <w:rFonts w:eastAsia="맑은 고딕"/>
+              </w:rPr>
+              <w:t>의료기록</w:t>
             </w:r>
           </w:p>
         </w:tc>
@@ -2089,17 +2082,16 @@
           <w:p>
             <w:pPr>
               <w:keepNext/>
-              <w:jc w:val="left"/>
             </w:pPr>
-            <w:r>
-              <w:rPr>
-                <w:rFonts w:ascii="맑은 고딕" w:cs="맑은 고딕" w:eastAsia="맑은 고딕" w:hAnsi="맑은 고딕"/>
-                <w:b w:val="false"/>
-                <w:bCs w:val="false"/>
-                <w:sz w:val="18"/>
-                <w:szCs w:val="18"/>
-              </w:rPr>
-              <w:t>CT/MRI/혈액검사 등 파일 첨부 (PDF·JPEG·PNG, 최대 10개·건당 200MB)</w:t>
+            <w:r/>
+            <w:r>
+              <w:rPr>
+                <w:rFonts w:ascii="맑은 고딕" w:hAnsi="맑은 고딕"/>
+                <w:b w:val="0"/>
+                <w:sz w:val="18"/>
+                <w:rFonts w:eastAsia="맑은 고딕"/>
+              </w:rPr>
+              <w:t>CT/MRI/혈액검사 등 첨부 (PDF·JPG·PNG·Word·DICOM·ZIP/RAR·음성 메모, 건당 200MB)</w:t>
             </w:r>
           </w:p>
         </w:tc>
@@ -2128,17 +2120,16 @@
           <w:p>
             <w:pPr>
               <w:keepNext/>
-              <w:jc w:val="left"/>
             </w:pPr>
-            <w:r>
-              <w:rPr>
-                <w:rFonts w:ascii="맑은 고딕" w:cs="맑은 고딕" w:eastAsia="맑은 고딕" w:hAnsi="맑은 고딕"/>
-                <w:b w:val="false"/>
-                <w:bCs w:val="false"/>
-                <w:sz w:val="18"/>
-                <w:szCs w:val="18"/>
-              </w:rPr>
-              <w:t xml:space="preserve">Step 4</w:t>
+            <w:r/>
+            <w:r>
+              <w:rPr>
+                <w:rFonts w:ascii="맑은 고딕" w:hAnsi="맑은 고딕"/>
+                <w:b w:val="0"/>
+                <w:sz w:val="18"/>
+                <w:rFonts w:eastAsia="맑은 고딕"/>
+              </w:rPr>
+              <w:t>2단계</w:t>
             </w:r>
           </w:p>
         </w:tc>
@@ -2162,17 +2153,16 @@
           <w:p>
             <w:pPr>
               <w:keepNext/>
-              <w:jc w:val="left"/>
             </w:pPr>
-            <w:r>
-              <w:rPr>
-                <w:rFonts w:ascii="맑은 고딕" w:cs="맑은 고딕" w:eastAsia="맑은 고딕" w:hAnsi="맑은 고딕"/>
-                <w:b/>
-                <w:bCs/>
-                <w:sz w:val="18"/>
-                <w:szCs w:val="18"/>
-              </w:rPr>
-              <w:t xml:space="preserve">희망 치료</w:t>
+            <w:r/>
+            <w:r>
+              <w:rPr>
+                <w:rFonts w:ascii="맑은 고딕" w:hAnsi="맑은 고딕"/>
+                <w:b w:val="0"/>
+                <w:sz w:val="18"/>
+                <w:rFonts w:eastAsia="맑은 고딕"/>
+              </w:rPr>
+              <w:t>희망 사항</w:t>
             </w:r>
           </w:p>
         </w:tc>
@@ -2196,17 +2186,16 @@
           <w:p>
             <w:pPr>
               <w:keepNext/>
-              <w:jc w:val="left"/>
             </w:pPr>
-            <w:r>
-              <w:rPr>
-                <w:rFonts w:ascii="맑은 고딕" w:cs="맑은 고딕" w:eastAsia="맑은 고딕" w:hAnsi="맑은 고딕"/>
-                <w:b w:val="false"/>
-                <w:bCs w:val="false"/>
-                <w:sz w:val="18"/>
-                <w:szCs w:val="18"/>
-              </w:rPr>
-              <w:t xml:space="preserve">치료 방법, 예산, 입국 가능 시기, 동행자</w:t>
+            <w:r/>
+            <w:r>
+              <w:rPr>
+                <w:rFonts w:ascii="맑은 고딕" w:hAnsi="맑은 고딕"/>
+                <w:b w:val="0"/>
+                <w:sz w:val="18"/>
+                <w:rFonts w:eastAsia="맑은 고딕"/>
+              </w:rPr>
+              <w:t>치료 방법 · 예산 · 입국 가능 시기 · 동행자</w:t>
             </w:r>
           </w:p>
         </w:tc>
@@ -2233,18 +2222,15 @@
             </w:tcMar>
           </w:tcPr>
           <w:p>
-            <w:pPr>
-              <w:jc w:val="left"/>
-            </w:pPr>
-            <w:r>
-              <w:rPr>
-                <w:rFonts w:ascii="맑은 고딕" w:cs="맑은 고딕" w:eastAsia="맑은 고딕" w:hAnsi="맑은 고딕"/>
-                <w:b w:val="false"/>
-                <w:bCs w:val="false"/>
-                <w:sz w:val="18"/>
-                <w:szCs w:val="18"/>
-              </w:rPr>
-              <w:t xml:space="preserve">Step 5</w:t>
+            <w:r/>
+            <w:r>
+              <w:rPr>
+                <w:rFonts w:ascii="맑은 고딕" w:hAnsi="맑은 고딕"/>
+                <w:b w:val="0"/>
+                <w:sz w:val="18"/>
+                <w:rFonts w:eastAsia="맑은 고딕"/>
+              </w:rPr>
+              <w:t>—</w:t>
             </w:r>
           </w:p>
         </w:tc>
@@ -2266,18 +2252,15 @@
             </w:tcMar>
           </w:tcPr>
           <w:p>
-            <w:pPr>
-              <w:jc w:val="left"/>
-            </w:pPr>
-            <w:r>
-              <w:rPr>
-                <w:rFonts w:ascii="맑은 고딕" w:cs="맑은 고딕" w:eastAsia="맑은 고딕" w:hAnsi="맑은 고딕"/>
-                <w:b/>
-                <w:bCs/>
-                <w:sz w:val="18"/>
-                <w:szCs w:val="18"/>
-              </w:rPr>
-              <w:t xml:space="preserve">개인정보 동의·제출</w:t>
+            <w:r/>
+            <w:r>
+              <w:rPr>
+                <w:rFonts w:ascii="맑은 고딕" w:hAnsi="맑은 고딕"/>
+                <w:b w:val="0"/>
+                <w:sz w:val="18"/>
+                <w:rFonts w:eastAsia="맑은 고딕"/>
+              </w:rPr>
+              <w:t>자동 저장</w:t>
             </w:r>
           </w:p>
         </w:tc>
@@ -2299,18 +2282,15 @@
             </w:tcMar>
           </w:tcPr>
           <w:p>
-            <w:pPr>
-              <w:jc w:val="left"/>
-            </w:pPr>
-            <w:r>
-              <w:rPr>
-                <w:rFonts w:ascii="맑은 고딕" w:cs="맑은 고딕" w:eastAsia="맑은 고딕" w:hAnsi="맑은 고딕"/>
-                <w:b w:val="false"/>
-                <w:bCs w:val="false"/>
-                <w:sz w:val="18"/>
-                <w:szCs w:val="18"/>
-              </w:rPr>
-              <w:t xml:space="preserve">개인정보 처리 동의, 의료 정보 동의 후 제출</w:t>
+            <w:r/>
+            <w:r>
+              <w:rPr>
+                <w:rFonts w:ascii="맑은 고딕" w:hAnsi="맑은 고딕"/>
+                <w:b w:val="0"/>
+                <w:sz w:val="18"/>
+                <w:rFonts w:eastAsia="맑은 고딕"/>
+              </w:rPr>
+              <w:t>2단계는 0.4초마다 자동 저장되며 나중에 이어서 쓸 수 있다</w:t>
             </w:r>
           </w:p>
         </w:tc>
@@ -2418,7 +2398,7 @@
         <w:keepNext/>
         <w:numPr>
           <w:ilvl w:val="0"/>
-          <w:numId w:val="1128"/>
+          <w:numId w:val="1185"/>
         </w:numPr>
         <w:spacing w:after="40" w:before="40"/>
       </w:pPr>
@@ -2437,7 +2417,7 @@
         <w:keepNext/>
         <w:numPr>
           <w:ilvl w:val="0"/>
-          <w:numId w:val="1128"/>
+          <w:numId w:val="1185"/>
         </w:numPr>
         <w:spacing w:after="40" w:before="40"/>
       </w:pPr>
@@ -2456,7 +2436,7 @@
         <w:keepNext/>
         <w:numPr>
           <w:ilvl w:val="0"/>
-          <w:numId w:val="1128"/>
+          <w:numId w:val="1185"/>
         </w:numPr>
         <w:spacing w:after="40" w:before="40"/>
       </w:pPr>
@@ -2475,7 +2455,7 @@
         <w:keepNext/>
         <w:numPr>
           <w:ilvl w:val="0"/>
-          <w:numId w:val="1128"/>
+          <w:numId w:val="1185"/>
         </w:numPr>
         <w:spacing w:after="40" w:before="40"/>
       </w:pPr>
@@ -2494,7 +2474,7 @@
         <w:keepNext/>
         <w:numPr>
           <w:ilvl w:val="0"/>
-          <w:numId w:val="1128"/>
+          <w:numId w:val="1185"/>
         </w:numPr>
         <w:spacing w:after="40" w:before="40"/>
       </w:pPr>
@@ -3090,7 +3070,7 @@
         <w:keepNext/>
         <w:numPr>
           <w:ilvl w:val="0"/>
-          <w:numId w:val="1129"/>
+          <w:numId w:val="1186"/>
         </w:numPr>
         <w:spacing w:after="40" w:before="40"/>
       </w:pPr>
@@ -3109,7 +3089,7 @@
         <w:keepNext/>
         <w:numPr>
           <w:ilvl w:val="0"/>
-          <w:numId w:val="1129"/>
+          <w:numId w:val="1186"/>
         </w:numPr>
         <w:spacing w:after="40" w:before="40"/>
       </w:pPr>
@@ -3128,7 +3108,7 @@
         <w:keepNext/>
         <w:numPr>
           <w:ilvl w:val="0"/>
-          <w:numId w:val="1129"/>
+          <w:numId w:val="1186"/>
         </w:numPr>
         <w:spacing w:after="40" w:before="40"/>
       </w:pPr>
@@ -3147,7 +3127,7 @@
         <w:keepNext/>
         <w:numPr>
           <w:ilvl w:val="0"/>
-          <w:numId w:val="1129"/>
+          <w:numId w:val="1186"/>
         </w:numPr>
         <w:spacing w:after="40" w:before="40"/>
       </w:pPr>
@@ -3201,7 +3181,7 @@
         <w:keepNext/>
         <w:numPr>
           <w:ilvl w:val="0"/>
-          <w:numId w:val="1130"/>
+          <w:numId w:val="1187"/>
         </w:numPr>
         <w:spacing w:after="40" w:before="40"/>
       </w:pPr>
@@ -3220,7 +3200,7 @@
         <w:keepNext/>
         <w:numPr>
           <w:ilvl w:val="0"/>
-          <w:numId w:val="1130"/>
+          <w:numId w:val="1187"/>
         </w:numPr>
         <w:spacing w:after="40" w:before="40"/>
       </w:pPr>
@@ -3238,7 +3218,7 @@
         <w:pStyle w:val="ListParagraph"/>
         <w:numPr>
           <w:ilvl w:val="0"/>
-          <w:numId w:val="1130"/>
+          <w:numId w:val="1187"/>
         </w:numPr>
         <w:spacing w:after="40" w:before="40"/>
       </w:pPr>
@@ -3299,7 +3279,7 @@
         <w:keepNext/>
         <w:numPr>
           <w:ilvl w:val="0"/>
-          <w:numId w:val="1131"/>
+          <w:numId w:val="1188"/>
         </w:numPr>
         <w:spacing w:after="40" w:before="40"/>
       </w:pPr>
@@ -3318,7 +3298,7 @@
         <w:keepNext/>
         <w:numPr>
           <w:ilvl w:val="0"/>
-          <w:numId w:val="1131"/>
+          <w:numId w:val="1188"/>
         </w:numPr>
         <w:spacing w:after="40" w:before="40"/>
       </w:pPr>
@@ -3337,7 +3317,7 @@
         <w:keepNext/>
         <w:numPr>
           <w:ilvl w:val="0"/>
-          <w:numId w:val="1131"/>
+          <w:numId w:val="1188"/>
         </w:numPr>
         <w:spacing w:after="40" w:before="40"/>
       </w:pPr>
@@ -3445,7 +3425,7 @@
         <w:keepNext/>
         <w:numPr>
           <w:ilvl w:val="0"/>
-          <w:numId w:val="1132"/>
+          <w:numId w:val="1189"/>
         </w:numPr>
         <w:spacing w:after="40" w:before="40"/>
       </w:pPr>
@@ -3455,7 +3435,7 @@
           <w:sz w:val="20"/>
           <w:szCs w:val="20"/>
         </w:rPr>
-        <w:t>인테이크 폼 제출 완료: 접수 확인 이메일</w:t>
+        <w:t>문의 접수 완료: 접수 확인 이메일(시험 문의엔 보내지 않는다)</w:t>
       </w:r>
     </w:p>
     <w:p>
@@ -3464,7 +3444,7 @@
         <w:keepNext/>
         <w:numPr>
           <w:ilvl w:val="0"/>
-          <w:numId w:val="1132"/>
+          <w:numId w:val="1189"/>
         </w:numPr>
         <w:spacing w:after="40" w:before="40"/>
       </w:pPr>
@@ -3483,7 +3463,7 @@
         <w:keepNext/>
         <w:numPr>
           <w:ilvl w:val="0"/>
-          <w:numId w:val="1132"/>
+          <w:numId w:val="1189"/>
         </w:numPr>
         <w:spacing w:after="40" w:before="40"/>
       </w:pPr>
@@ -3501,7 +3481,7 @@
         <w:pStyle w:val="ListParagraph"/>
         <w:numPr>
           <w:ilvl w:val="0"/>
-          <w:numId w:val="1132"/>
+          <w:numId w:val="1189"/>
         </w:numPr>
         <w:spacing w:after="40" w:before="40"/>
       </w:pPr>
@@ -3543,7 +3523,7 @@
         <w:keepNext/>
         <w:numPr>
           <w:ilvl w:val="0"/>
-          <w:numId w:val="1133"/>
+          <w:numId w:val="1190"/>
         </w:numPr>
         <w:spacing w:after="40" w:before="40"/>
       </w:pPr>
@@ -3562,7 +3542,7 @@
         <w:keepNext/>
         <w:numPr>
           <w:ilvl w:val="0"/>
-          <w:numId w:val="1133"/>
+          <w:numId w:val="1190"/>
         </w:numPr>
         <w:spacing w:after="40" w:before="40"/>
       </w:pPr>
@@ -3581,7 +3561,7 @@
         <w:keepNext/>
         <w:numPr>
           <w:ilvl w:val="0"/>
-          <w:numId w:val="1133"/>
+          <w:numId w:val="1190"/>
         </w:numPr>
         <w:spacing w:after="40" w:before="40"/>
       </w:pPr>
@@ -3658,7 +3638,7 @@
         <w:keepNext/>
         <w:numPr>
           <w:ilvl w:val="0"/>
-          <w:numId w:val="1134"/>
+          <w:numId w:val="1191"/>
         </w:numPr>
         <w:spacing w:after="40" w:before="40"/>
       </w:pPr>
@@ -3677,7 +3657,7 @@
         <w:keepNext/>
         <w:numPr>
           <w:ilvl w:val="0"/>
-          <w:numId w:val="1134"/>
+          <w:numId w:val="1191"/>
         </w:numPr>
         <w:spacing w:after="40" w:before="40"/>
       </w:pPr>
@@ -3727,7 +3707,7 @@
         <w:keepNext/>
         <w:numPr>
           <w:ilvl w:val="0"/>
-          <w:numId w:val="1135"/>
+          <w:numId w:val="1192"/>
         </w:numPr>
         <w:spacing w:after="40" w:before="40"/>
       </w:pPr>
@@ -3746,7 +3726,7 @@
         <w:keepNext/>
         <w:numPr>
           <w:ilvl w:val="0"/>
-          <w:numId w:val="1135"/>
+          <w:numId w:val="1192"/>
         </w:numPr>
         <w:spacing w:after="40" w:before="40"/>
       </w:pPr>
@@ -3765,7 +3745,7 @@
         <w:keepNext/>
         <w:numPr>
           <w:ilvl w:val="0"/>
-          <w:numId w:val="1135"/>
+          <w:numId w:val="1192"/>
         </w:numPr>
         <w:spacing w:after="40" w:before="40"/>
       </w:pPr>
@@ -3783,7 +3763,7 @@
         <w:pStyle w:val="ListParagraph"/>
         <w:numPr>
           <w:ilvl w:val="0"/>
-          <w:numId w:val="1135"/>
+          <w:numId w:val="1192"/>
         </w:numPr>
         <w:spacing w:after="40" w:before="40"/>
       </w:pPr>
@@ -3825,7 +3805,7 @@
         <w:keepNext/>
         <w:numPr>
           <w:ilvl w:val="0"/>
-          <w:numId w:val="1136"/>
+          <w:numId w:val="1193"/>
         </w:numPr>
         <w:spacing w:after="40" w:before="40"/>
       </w:pPr>
@@ -3844,7 +3824,7 @@
         <w:keepNext/>
         <w:numPr>
           <w:ilvl w:val="0"/>
-          <w:numId w:val="1136"/>
+          <w:numId w:val="1193"/>
         </w:numPr>
         <w:spacing w:after="40" w:before="40"/>
       </w:pPr>
@@ -3863,7 +3843,7 @@
         <w:keepNext/>
         <w:numPr>
           <w:ilvl w:val="0"/>
-          <w:numId w:val="1136"/>
+          <w:numId w:val="1193"/>
         </w:numPr>
         <w:spacing w:after="40" w:before="40"/>
       </w:pPr>
@@ -3882,7 +3862,7 @@
         <w:keepNext/>
         <w:numPr>
           <w:ilvl w:val="0"/>
-          <w:numId w:val="1136"/>
+          <w:numId w:val="1193"/>
         </w:numPr>
         <w:spacing w:after="40" w:before="40"/>
       </w:pPr>
@@ -3892,7 +3872,7 @@
           <w:sz w:val="20"/>
           <w:szCs w:val="20"/>
         </w:rPr>
-        <w:t xml:space="preserve">상세 페이지에서: 인테이크 정보, 의료 기록, 채팅 이력, 예약 현황 확인</w:t>
+        <w:t>상세 페이지에서: 접수 정보, 의료 기록, 채팅 이력, 예약 현황, 소견, 병원 의뢰서 확인</w:t>
       </w:r>
     </w:p>
     <w:p>
@@ -3951,7 +3931,7 @@
           <w:sz w:val="24"/>
           <w:szCs w:val="24"/>
         </w:rPr>
-        <w:t xml:space="preserve">2.3 인테이크 검토 및 병원 배정</w:t>
+        <w:t>2.3 문의 검토 및 병원 배정</w:t>
       </w:r>
     </w:p>
     <w:p>
@@ -3960,7 +3940,7 @@
         <w:keepNext/>
         <w:numPr>
           <w:ilvl w:val="0"/>
-          <w:numId w:val="1137"/>
+          <w:numId w:val="1194"/>
         </w:numPr>
         <w:spacing w:after="40" w:before="40"/>
       </w:pPr>
@@ -3979,7 +3959,7 @@
         <w:keepNext/>
         <w:numPr>
           <w:ilvl w:val="0"/>
-          <w:numId w:val="1137"/>
+          <w:numId w:val="1194"/>
         </w:numPr>
         <w:spacing w:after="40" w:before="40"/>
       </w:pPr>
@@ -3989,7 +3969,7 @@
           <w:sz w:val="20"/>
           <w:szCs w:val="20"/>
         </w:rPr>
-        <w:t xml:space="preserve">인테이크 항목 검토: 암종, 병기, 업로드 의료 기록 확인</w:t>
+        <w:t>접수 내용 검토: 암종·병기·첨부 의료 기록·AI 케이스 브리프 확인</w:t>
       </w:r>
     </w:p>
     <w:p>
@@ -3998,7 +3978,7 @@
         <w:keepNext/>
         <w:numPr>
           <w:ilvl w:val="0"/>
-          <w:numId w:val="1137"/>
+          <w:numId w:val="1194"/>
         </w:numPr>
         <w:spacing w:after="40" w:before="40"/>
       </w:pPr>
@@ -4017,7 +3997,7 @@
         <w:keepNext/>
         <w:numPr>
           <w:ilvl w:val="0"/>
-          <w:numId w:val="1137"/>
+          <w:numId w:val="1194"/>
         </w:numPr>
         <w:spacing w:after="40" w:before="40"/>
       </w:pPr>
@@ -4036,7 +4016,7 @@
         <w:keepNext/>
         <w:numPr>
           <w:ilvl w:val="0"/>
-          <w:numId w:val="1137"/>
+          <w:numId w:val="1194"/>
         </w:numPr>
         <w:spacing w:after="40" w:before="40"/>
       </w:pPr>
@@ -4095,7 +4075,7 @@
         <w:keepNext/>
         <w:numPr>
           <w:ilvl w:val="0"/>
-          <w:numId w:val="1138"/>
+          <w:numId w:val="1195"/>
         </w:numPr>
         <w:spacing w:after="40" w:before="40"/>
       </w:pPr>
@@ -4114,7 +4094,7 @@
         <w:keepNext/>
         <w:numPr>
           <w:ilvl w:val="0"/>
-          <w:numId w:val="1138"/>
+          <w:numId w:val="1195"/>
         </w:numPr>
         <w:spacing w:after="40" w:before="40"/>
       </w:pPr>
@@ -4133,7 +4113,7 @@
         <w:keepNext/>
         <w:numPr>
           <w:ilvl w:val="0"/>
-          <w:numId w:val="1138"/>
+          <w:numId w:val="1195"/>
         </w:numPr>
         <w:spacing w:after="40" w:before="40"/>
       </w:pPr>
@@ -4152,7 +4132,7 @@
         <w:keepNext/>
         <w:numPr>
           <w:ilvl w:val="0"/>
-          <w:numId w:val="1138"/>
+          <w:numId w:val="1195"/>
         </w:numPr>
         <w:spacing w:after="40" w:before="40"/>
       </w:pPr>
@@ -4171,7 +4151,7 @@
         <w:keepNext/>
         <w:numPr>
           <w:ilvl w:val="0"/>
-          <w:numId w:val="1138"/>
+          <w:numId w:val="1195"/>
         </w:numPr>
         <w:spacing w:after="40" w:before="40"/>
       </w:pPr>
@@ -4249,7 +4229,7 @@
         <w:keepNext/>
         <w:numPr>
           <w:ilvl w:val="0"/>
-          <w:numId w:val="1139"/>
+          <w:numId w:val="1196"/>
         </w:numPr>
         <w:spacing w:after="40" w:before="40"/>
       </w:pPr>
@@ -4268,7 +4248,7 @@
         <w:keepNext/>
         <w:numPr>
           <w:ilvl w:val="0"/>
-          <w:numId w:val="1139"/>
+          <w:numId w:val="1196"/>
         </w:numPr>
         <w:spacing w:after="40" w:before="40"/>
       </w:pPr>
@@ -4287,7 +4267,7 @@
         <w:keepNext/>
         <w:numPr>
           <w:ilvl w:val="0"/>
-          <w:numId w:val="1139"/>
+          <w:numId w:val="1196"/>
         </w:numPr>
         <w:spacing w:after="40" w:before="40"/>
       </w:pPr>
@@ -4351,7 +4331,7 @@
           <w:sz w:val="28"/>
           <w:szCs w:val="28"/>
         </w:rPr>
-        <w:t xml:space="preserve">  제 3장. 의료진 사용 안내 (Doctor Guide)</w:t>
+        <w:t xml:space="preserve">  제 3장. 국내 의료기관 담당자 사용 안내 (Hospital Guide)</w:t>
       </w:r>
     </w:p>
     <w:p>
@@ -4374,7 +4354,7 @@
           <w:sz w:val="24"/>
           <w:szCs w:val="24"/>
         </w:rPr>
-        <w:t xml:space="preserve">3.1 파트너 병원 포털 접속</w:t>
+        <w:t>3.1 의료기관 포털 접속</w:t>
       </w:r>
     </w:p>
     <w:p>
@@ -4383,7 +4363,7 @@
         <w:keepNext/>
         <w:numPr>
           <w:ilvl w:val="0"/>
-          <w:numId w:val="1140"/>
+          <w:numId w:val="1197"/>
         </w:numPr>
         <w:spacing w:after="40" w:before="40"/>
       </w:pPr>
@@ -4402,7 +4382,7 @@
         <w:keepNext/>
         <w:numPr>
           <w:ilvl w:val="0"/>
-          <w:numId w:val="1140"/>
+          <w:numId w:val="1197"/>
         </w:numPr>
         <w:spacing w:after="40" w:before="40"/>
       </w:pPr>
@@ -4480,7 +4460,7 @@
         <w:keepNext/>
         <w:numPr>
           <w:ilvl w:val="0"/>
-          <w:numId w:val="1141"/>
+          <w:numId w:val="1198"/>
         </w:numPr>
         <w:spacing w:after="40" w:before="40"/>
       </w:pPr>
@@ -4499,7 +4479,7 @@
         <w:keepNext/>
         <w:numPr>
           <w:ilvl w:val="0"/>
-          <w:numId w:val="1141"/>
+          <w:numId w:val="1198"/>
         </w:numPr>
         <w:spacing w:after="40" w:before="40"/>
       </w:pPr>
@@ -4518,7 +4498,7 @@
         <w:keepNext/>
         <w:numPr>
           <w:ilvl w:val="0"/>
-          <w:numId w:val="1141"/>
+          <w:numId w:val="1198"/>
         </w:numPr>
         <w:spacing w:after="40" w:before="40"/>
       </w:pPr>
@@ -4596,7 +4576,7 @@
         <w:keepNext/>
         <w:numPr>
           <w:ilvl w:val="0"/>
-          <w:numId w:val="1142"/>
+          <w:numId w:val="1199"/>
         </w:numPr>
         <w:spacing w:after="40" w:before="40"/>
       </w:pPr>
@@ -4615,7 +4595,7 @@
         <w:keepNext/>
         <w:numPr>
           <w:ilvl w:val="0"/>
-          <w:numId w:val="1142"/>
+          <w:numId w:val="1199"/>
         </w:numPr>
         <w:spacing w:after="40" w:before="40"/>
       </w:pPr>
@@ -4634,7 +4614,7 @@
         <w:keepNext/>
         <w:numPr>
           <w:ilvl w:val="0"/>
-          <w:numId w:val="1142"/>
+          <w:numId w:val="1199"/>
         </w:numPr>
         <w:spacing w:after="40" w:before="40"/>
       </w:pPr>
@@ -4653,7 +4633,7 @@
         <w:keepNext/>
         <w:numPr>
           <w:ilvl w:val="0"/>
-          <w:numId w:val="1142"/>
+          <w:numId w:val="1199"/>
         </w:numPr>
         <w:spacing w:after="40" w:before="40"/>
       </w:pPr>
@@ -4731,7 +4711,7 @@
         <w:keepNext/>
         <w:numPr>
           <w:ilvl w:val="0"/>
-          <w:numId w:val="1143"/>
+          <w:numId w:val="1200"/>
         </w:numPr>
         <w:spacing w:after="40" w:before="40"/>
       </w:pPr>
@@ -4750,7 +4730,7 @@
         <w:keepNext/>
         <w:numPr>
           <w:ilvl w:val="0"/>
-          <w:numId w:val="1143"/>
+          <w:numId w:val="1200"/>
         </w:numPr>
         <w:spacing w:after="40" w:before="40"/>
       </w:pPr>
@@ -4769,7 +4749,7 @@
         <w:keepNext/>
         <w:numPr>
           <w:ilvl w:val="0"/>
-          <w:numId w:val="1143"/>
+          <w:numId w:val="1200"/>
         </w:numPr>
         <w:spacing w:after="40" w:before="40"/>
       </w:pPr>
@@ -4816,7 +4796,7 @@
           <w:sz w:val="18"/>
           <w:szCs w:val="18"/>
         </w:rPr>
-        <w:t xml:space="preserve">  진료 의견서는 법적 의료 문서가 아니며 참고 의견으로만 사용된다. 정식 진료는 입국 후 대면 진료에서 진행.</w:t>
+        <w:t xml:space="preserve">  소견은 법적 의료 문서가 아니며 참고 의견으로만 사용된다. 정식 진료는 입국 후 대면 진료에서 진행. 환자는 /claim/… 진행상황 화면에서 코디가 공개한 공식 문서로만 본다.</w:t>
       </w:r>
     </w:p>
     <w:p>
@@ -4941,7 +4921,7 @@
                 <w:sz w:val="18"/>
                 <w:szCs w:val="18"/>
               </w:rPr>
-              <w:t xml:space="preserve">HEALO-2026-DOC-06</w:t>
+              <w:t>healwith-2026-DOC-06</w:t>
             </w:r>
           </w:p>
         </w:tc>
@@ -5318,7 +5298,7 @@
           <w:sz w:val="18"/>
           <w:rFonts w:eastAsia="맑은 고딕"/>
         </w:rPr>
-        <w:t>기준일 : 2026. 8. 20.</w:t>
+        <w:t>기준일 : 2026. 9. 6.</w:t>
       </w:r>
     </w:p>
     <w:p/>
@@ -5943,258 +5923,7 @@
           <w:sz w:val="24"/>
           <w:rFonts w:eastAsia="맑은 고딕"/>
         </w:rPr>
-        <w:t>2. 화상 상담(원격협진) 기능</w:t>
-      </w:r>
-    </w:p>
-    <w:tbl>
-      <w:tblPr>
-        <w:tblW w:type="auto" w:w="0"/>
-        <w:tblLook w:firstColumn="1" w:firstRow="1" w:lastColumn="0" w:lastRow="0" w:noHBand="0" w:noVBand="1" w:val="04A0"/>
-        <w:tblBorders>
-          <w:top w:val="single" w:sz="4" w:color="999999"/>
-          <w:left w:val="single" w:sz="4" w:color="999999"/>
-          <w:bottom w:val="single" w:sz="4" w:color="999999"/>
-          <w:right w:val="single" w:sz="4" w:color="999999"/>
-          <w:insideH w:val="single" w:sz="4" w:color="999999"/>
-          <w:insideV w:val="single" w:sz="4" w:color="999999"/>
-        </w:tblBorders>
-      </w:tblPr>
-      <w:tblGrid>
-        <w:gridCol w:w="4333"/>
-        <w:gridCol w:w="4333"/>
-      </w:tblGrid>
-      <w:tr>
-        <w:tc>
-          <w:tcPr>
-            <w:tcW w:type="dxa" w:w="4333"/>
-            <w:shd w:val="clear" w:color="auto" w:fill="00467F"/>
-          </w:tcPr>
-          <w:p>
-            <w:r/>
-            <w:r>
-              <w:rPr>
-                <w:rFonts w:ascii="맑은 고딕" w:hAnsi="맑은 고딕"/>
-                <w:b/>
-                <w:color w:val="FFFFFF"/>
-                <w:sz w:val="18"/>
-                <w:rFonts w:eastAsia="맑은 고딕"/>
-              </w:rPr>
-              <w:t>구분</w:t>
-            </w:r>
-          </w:p>
-        </w:tc>
-        <w:tc>
-          <w:tcPr>
-            <w:tcW w:type="dxa" w:w="4333"/>
-            <w:shd w:val="clear" w:color="auto" w:fill="00467F"/>
-          </w:tcPr>
-          <w:p>
-            <w:r/>
-            <w:r>
-              <w:rPr>
-                <w:rFonts w:ascii="맑은 고딕" w:hAnsi="맑은 고딕"/>
-                <w:b/>
-                <w:color w:val="FFFFFF"/>
-                <w:sz w:val="18"/>
-                <w:rFonts w:eastAsia="맑은 고딕"/>
-              </w:rPr>
-              <w:t>내용</w:t>
-            </w:r>
-          </w:p>
-        </w:tc>
-      </w:tr>
-      <w:tr>
-        <w:tc>
-          <w:tcPr>
-            <w:tcW w:type="dxa" w:w="4333"/>
-          </w:tcPr>
-          <w:p>
-            <w:r/>
-            <w:r>
-              <w:rPr>
-                <w:rFonts w:ascii="맑은 고딕" w:hAnsi="맑은 고딕"/>
-                <w:b/>
-                <w:sz w:val="18"/>
-                <w:rFonts w:eastAsia="맑은 고딕"/>
-              </w:rPr>
-              <w:t>영상·음성</w:t>
-            </w:r>
-          </w:p>
-        </w:tc>
-        <w:tc>
-          <w:tcPr>
-            <w:tcW w:type="dxa" w:w="4333"/>
-          </w:tcPr>
-          <w:p>
-            <w:r/>
-            <w:r>
-              <w:rPr>
-                <w:rFonts w:ascii="맑은 고딕" w:hAnsi="맑은 고딕"/>
-                <w:b w:val="0"/>
-                <w:sz w:val="18"/>
-                <w:rFonts w:eastAsia="맑은 고딕"/>
-              </w:rPr>
-              <w:t>LiveKit 기반 WebRTC 다자 통화. 계정 없이 초대링크로 입장.</w:t>
-            </w:r>
-          </w:p>
-        </w:tc>
-      </w:tr>
-      <w:tr>
-        <w:tc>
-          <w:tcPr>
-            <w:tcW w:type="dxa" w:w="4333"/>
-          </w:tcPr>
-          <w:p>
-            <w:r/>
-            <w:r>
-              <w:rPr>
-                <w:rFonts w:ascii="맑은 고딕" w:hAnsi="맑은 고딕"/>
-                <w:b/>
-                <w:sz w:val="18"/>
-                <w:rFonts w:eastAsia="맑은 고딕"/>
-              </w:rPr>
-              <w:t>실시간 자막</w:t>
-            </w:r>
-          </w:p>
-        </w:tc>
-        <w:tc>
-          <w:tcPr>
-            <w:tcW w:type="dxa" w:w="4333"/>
-          </w:tcPr>
-          <w:p>
-            <w:r/>
-            <w:r>
-              <w:rPr>
-                <w:rFonts w:ascii="맑은 고딕" w:hAnsi="맑은 고딕"/>
-                <w:b w:val="0"/>
-                <w:sz w:val="18"/>
-                <w:rFonts w:eastAsia="맑은 고딕"/>
-              </w:rPr>
-              <w:t>발화를 인식해 자막 표시. 화자를 역할이 아니라 사람 기준으로 구분(색·이름·좌우).</w:t>
-            </w:r>
-          </w:p>
-        </w:tc>
-      </w:tr>
-      <w:tr>
-        <w:tc>
-          <w:tcPr>
-            <w:tcW w:type="dxa" w:w="4333"/>
-          </w:tcPr>
-          <w:p>
-            <w:r/>
-            <w:r>
-              <w:rPr>
-                <w:rFonts w:ascii="맑은 고딕" w:hAnsi="맑은 고딕"/>
-                <w:b/>
-                <w:sz w:val="18"/>
-                <w:rFonts w:eastAsia="맑은 고딕"/>
-              </w:rPr>
-              <w:t>실시간 통역</w:t>
-            </w:r>
-          </w:p>
-        </w:tc>
-        <w:tc>
-          <w:tcPr>
-            <w:tcW w:type="dxa" w:w="4333"/>
-          </w:tcPr>
-          <w:p>
-            <w:r/>
-            <w:r>
-              <w:rPr>
-                <w:rFonts w:ascii="맑은 고딕" w:hAnsi="맑은 고딕"/>
-                <w:b w:val="0"/>
-                <w:sz w:val="18"/>
-                <w:rFonts w:eastAsia="맑은 고딕"/>
-              </w:rPr>
-              <w:t>한국어 ↔ 러시아어 등 상호 번역 자막. 통역 음성 봇 참여 시 음성 통역.</w:t>
-            </w:r>
-          </w:p>
-        </w:tc>
-      </w:tr>
-      <w:tr>
-        <w:tc>
-          <w:tcPr>
-            <w:tcW w:type="dxa" w:w="4333"/>
-          </w:tcPr>
-          <w:p>
-            <w:r/>
-            <w:r>
-              <w:rPr>
-                <w:rFonts w:ascii="맑은 고딕" w:hAnsi="맑은 고딕"/>
-                <w:b/>
-                <w:sz w:val="18"/>
-                <w:rFonts w:eastAsia="맑은 고딕"/>
-              </w:rPr>
-              <w:t>기록</w:t>
-            </w:r>
-          </w:p>
-        </w:tc>
-        <w:tc>
-          <w:tcPr>
-            <w:tcW w:type="dxa" w:w="4333"/>
-          </w:tcPr>
-          <w:p>
-            <w:r/>
-            <w:r>
-              <w:rPr>
-                <w:rFonts w:ascii="맑은 고딕" w:hAnsi="맑은 고딕"/>
-                <w:b w:val="0"/>
-                <w:sz w:val="18"/>
-                <w:rFonts w:eastAsia="맑은 고딕"/>
-              </w:rPr>
-              <w:t>상담 대화·번역 기록을 암호화 저장하여 사후 확인 및 품질 점검에 활용.</w:t>
-            </w:r>
-          </w:p>
-        </w:tc>
-      </w:tr>
-      <w:tr>
-        <w:tc>
-          <w:tcPr>
-            <w:tcW w:type="dxa" w:w="4333"/>
-          </w:tcPr>
-          <w:p>
-            <w:r/>
-            <w:r>
-              <w:rPr>
-                <w:rFonts w:ascii="맑은 고딕" w:hAnsi="맑은 고딕"/>
-                <w:b/>
-                <w:sz w:val="18"/>
-                <w:rFonts w:eastAsia="맑은 고딕"/>
-              </w:rPr>
-              <w:t>안정성</w:t>
-            </w:r>
-          </w:p>
-        </w:tc>
-        <w:tc>
-          <w:tcPr>
-            <w:tcW w:type="dxa" w:w="4333"/>
-          </w:tcPr>
-          <w:p>
-            <w:r/>
-            <w:r>
-              <w:rPr>
-                <w:rFonts w:ascii="맑은 고딕" w:hAnsi="맑은 고딕"/>
-                <w:b w:val="0"/>
-                <w:sz w:val="18"/>
-                <w:rFonts w:eastAsia="맑은 고딕"/>
-              </w:rPr>
-              <w:t>하울링 2단 감지, 무응답 자동 종료, 자막 중단 시 복구 안내.</w:t>
-            </w:r>
-          </w:p>
-        </w:tc>
-      </w:tr>
-    </w:tbl>
-    <w:p/>
-    <w:p>
-      <w:r>
-        <w:rPr>
-          <w:rFonts w:ascii="맑은 고딕" w:hAnsi="맑은 고딕"/>
-          <w:b/>
-          <w:color w:val="00467F"/>
-          <w:sz w:val="24"/>
-          <w:rFonts w:eastAsia="맑은 고딕"/>
-        </w:rPr>
-        <w:t>3. 상담 채널</w:t>
+        <w:t>2. 코디네이터 메뉴 16개 (본문에서 다루지 않은 것 포함)</w:t>
       </w:r>
     </w:p>
     <w:p>
@@ -6205,7 +5934,7 @@
           <w:sz w:val="18"/>
           <w:rFonts w:eastAsia="맑은 고딕"/>
         </w:rPr>
-        <w:t>※ 위챗·라인은 메신저 바로가기 안내이며 봇 연동은 미적용이다.</w:t>
+        <w:t>정본은 app/coordinator/layout.jsx. 본문 제2장은 문의함·케이스·상담 일정·메시지 네 메뉴만 다룬다.</w:t>
       </w:r>
     </w:p>
     <w:tbl>
@@ -6242,7 +5971,7 @@
                 <w:sz w:val="18"/>
                 <w:rFonts w:eastAsia="맑은 고딕"/>
               </w:rPr>
-              <w:t>채널</w:t>
+              <w:t>메뉴</w:t>
             </w:r>
           </w:p>
         </w:tc>
@@ -6261,7 +5990,7 @@
                 <w:sz w:val="18"/>
                 <w:rFonts w:eastAsia="맑은 고딕"/>
               </w:rPr>
-              <w:t>연동 수준</w:t>
+              <w:t>경로</w:t>
             </w:r>
           </w:p>
         </w:tc>
@@ -6280,7 +6009,7 @@
                 <w:sz w:val="18"/>
                 <w:rFonts w:eastAsia="맑은 고딕"/>
               </w:rPr>
-              <w:t>내용</w:t>
+              <w:t>무엇을 하나</w:t>
             </w:r>
           </w:p>
         </w:tc>
@@ -6299,7 +6028,7 @@
                 <w:sz w:val="18"/>
                 <w:rFonts w:eastAsia="맑은 고딕"/>
               </w:rPr>
-              <w:t>웹 (통합 문의 퍼널)</w:t>
+              <w:t>대시보드</w:t>
             </w:r>
           </w:p>
         </w:tc>
@@ -6316,7 +6045,7 @@
                 <w:sz w:val="18"/>
                 <w:rFonts w:eastAsia="맑은 고딕"/>
               </w:rPr>
-              <w:t>연동</w:t>
+              <w:t>/coordinator</w:t>
             </w:r>
           </w:p>
         </w:tc>
@@ -6333,7 +6062,7 @@
                 <w:sz w:val="18"/>
                 <w:rFonts w:eastAsia="맑은 고딕"/>
               </w:rPr>
-              <w:t>AI 상담·문의서·상담원 연결. 대화 전체가 기록으로 축적.</w:t>
+              <w:t>대기 문의·오늘/예정 상담·긴급 알림 카드</w:t>
             </w:r>
           </w:p>
         </w:tc>
@@ -6352,7 +6081,7 @@
                 <w:sz w:val="18"/>
                 <w:rFonts w:eastAsia="맑은 고딕"/>
               </w:rPr>
-              <w:t>텔레그램</w:t>
+              <w:t>음성 정리</w:t>
             </w:r>
           </w:p>
         </w:tc>
@@ -6369,7 +6098,7 @@
                 <w:sz w:val="18"/>
                 <w:rFonts w:eastAsia="맑은 고딕"/>
               </w:rPr>
-              <w:t>연동</w:t>
+              <w:t>/coordinator/voice</w:t>
             </w:r>
           </w:p>
         </w:tc>
@@ -6386,7 +6115,7 @@
                 <w:sz w:val="18"/>
                 <w:rFonts w:eastAsia="맑은 고딕"/>
               </w:rPr>
-              <w:t>봇 웹훅. AI 자동응답 + 스태프 그룹 릴레이 + 상담기록 축적.</w:t>
+              <w:t>왓츠앱·텔레그램 음성 메모를 AI 가 받아쓴 것을 읽는다(문의 생성 전에도)</w:t>
             </w:r>
           </w:p>
         </w:tc>
@@ -6405,7 +6134,7 @@
                 <w:sz w:val="18"/>
                 <w:rFonts w:eastAsia="맑은 고딕"/>
               </w:rPr>
-              <w:t>왓츠앱</w:t>
+              <w:t>문의함</w:t>
             </w:r>
           </w:p>
         </w:tc>
@@ -6422,7 +6151,7 @@
                 <w:sz w:val="18"/>
                 <w:rFonts w:eastAsia="맑은 고딕"/>
               </w:rPr>
-              <w:t>연동</w:t>
+              <w:t>/coordinator/inbox</w:t>
             </w:r>
           </w:p>
         </w:tc>
@@ -6439,7 +6168,7 @@
                 <w:sz w:val="18"/>
                 <w:rFonts w:eastAsia="맑은 고딕"/>
               </w:rPr>
-              <w:t>봇 웹훅. AI 자동응답 + 상담기록 축적.</w:t>
+              <w:t>전체 / 추가 정보 필요 / 매칭 준비 완료 / 종료 탭 · 「N일째 정체」·「환자 새 글」 배지</w:t>
             </w:r>
           </w:p>
         </w:tc>
@@ -6458,7 +6187,7 @@
                 <w:sz w:val="18"/>
                 <w:rFonts w:eastAsia="맑은 고딕"/>
               </w:rPr>
-              <w:t>위챗</w:t>
+              <w:t>AI 상담 리드</w:t>
             </w:r>
           </w:p>
         </w:tc>
@@ -6475,7 +6204,7 @@
                 <w:sz w:val="18"/>
                 <w:rFonts w:eastAsia="맑은 고딕"/>
               </w:rPr>
-              <w:t>안내 링크</w:t>
+              <w:t>/coordinator/chat</w:t>
             </w:r>
           </w:p>
         </w:tc>
@@ -6492,7 +6221,7 @@
                 <w:sz w:val="18"/>
                 <w:rFonts w:eastAsia="맑은 고딕"/>
               </w:rPr>
-              <w:t>메신저 바로가기 제공. 봇 연동은 미적용.</w:t>
+              <w:t>AI 대화 중 문의로 승격된 것·연락처 확보 현황</w:t>
             </w:r>
           </w:p>
         </w:tc>
@@ -6511,7 +6240,7 @@
                 <w:sz w:val="18"/>
                 <w:rFonts w:eastAsia="맑은 고딕"/>
               </w:rPr>
-              <w:t>라인</w:t>
+              <w:t>의뢰·케이스/병원배정</w:t>
             </w:r>
           </w:p>
         </w:tc>
@@ -6528,7 +6257,7 @@
                 <w:sz w:val="18"/>
                 <w:rFonts w:eastAsia="맑은 고딕"/>
               </w:rPr>
-              <w:t>안내 링크</w:t>
+              <w:t>/coordinator/cases</w:t>
             </w:r>
           </w:p>
         </w:tc>
@@ -6545,7 +6274,590 @@
                 <w:sz w:val="18"/>
                 <w:rFonts w:eastAsia="맑은 고딕"/>
               </w:rPr>
-              <w:t>메신저 바로가기 제공. 봇 연동은 미적용.</w:t>
+              <w:t>문의를 케이스로 전환, 병원 배정, 케이스 브리프</w:t>
+            </w:r>
+          </w:p>
+        </w:tc>
+      </w:tr>
+      <w:tr>
+        <w:tc>
+          <w:tcPr>
+            <w:tcW w:type="dxa" w:w="2889"/>
+          </w:tcPr>
+          <w:p>
+            <w:r/>
+            <w:r>
+              <w:rPr>
+                <w:rFonts w:ascii="맑은 고딕" w:hAnsi="맑은 고딕"/>
+                <w:b/>
+                <w:sz w:val="18"/>
+                <w:rFonts w:eastAsia="맑은 고딕"/>
+              </w:rPr>
+              <w:t>상담 일정</w:t>
+            </w:r>
+          </w:p>
+        </w:tc>
+        <w:tc>
+          <w:tcPr>
+            <w:tcW w:type="dxa" w:w="2889"/>
+          </w:tcPr>
+          <w:p>
+            <w:r/>
+            <w:r>
+              <w:rPr>
+                <w:rFonts w:ascii="맑은 고딕" w:hAnsi="맑은 고딕"/>
+                <w:b w:val="0"/>
+                <w:sz w:val="18"/>
+                <w:rFonts w:eastAsia="맑은 고딕"/>
+              </w:rPr>
+              <w:t>/coordinator/consultations</w:t>
+            </w:r>
+          </w:p>
+        </w:tc>
+        <w:tc>
+          <w:tcPr>
+            <w:tcW w:type="dxa" w:w="2889"/>
+          </w:tcPr>
+          <w:p>
+            <w:r/>
+            <w:r>
+              <w:rPr>
+                <w:rFonts w:ascii="맑은 고딕" w:hAnsi="맑은 고딕"/>
+                <w:b w:val="0"/>
+                <w:sz w:val="18"/>
+                <w:rFonts w:eastAsia="맑은 고딕"/>
+              </w:rPr>
+              <w:t>상담 생성(환자·시각) → 초대 링크 → [상담 완료](실적 판정)</w:t>
+            </w:r>
+          </w:p>
+        </w:tc>
+      </w:tr>
+      <w:tr>
+        <w:tc>
+          <w:tcPr>
+            <w:tcW w:type="dxa" w:w="2889"/>
+          </w:tcPr>
+          <w:p>
+            <w:r/>
+            <w:r>
+              <w:rPr>
+                <w:rFonts w:ascii="맑은 고딕" w:hAnsi="맑은 고딕"/>
+                <w:b/>
+                <w:sz w:val="18"/>
+                <w:rFonts w:eastAsia="맑은 고딕"/>
+              </w:rPr>
+              <w:t>유치 전환</w:t>
+            </w:r>
+          </w:p>
+        </w:tc>
+        <w:tc>
+          <w:tcPr>
+            <w:tcW w:type="dxa" w:w="2889"/>
+          </w:tcPr>
+          <w:p>
+            <w:r/>
+            <w:r>
+              <w:rPr>
+                <w:rFonts w:ascii="맑은 고딕" w:hAnsi="맑은 고딕"/>
+                <w:b w:val="0"/>
+                <w:sz w:val="18"/>
+                <w:rFonts w:eastAsia="맑은 고딕"/>
+              </w:rPr>
+              <w:t>/coordinator/conversion</w:t>
+            </w:r>
+          </w:p>
+        </w:tc>
+        <w:tc>
+          <w:tcPr>
+            <w:tcW w:type="dxa" w:w="2889"/>
+          </w:tcPr>
+          <w:p>
+            <w:r/>
+            <w:r>
+              <w:rPr>
+                <w:rFonts w:ascii="맑은 고딕" w:hAnsi="맑은 고딕"/>
+                <w:b w:val="0"/>
+                <w:sz w:val="18"/>
+                <w:rFonts w:eastAsia="맑은 고딕"/>
+              </w:rPr>
+              <w:t>깔때기 · 유치 확정 / 종료(환자가 안 온다고 함) 결과 입력</w:t>
+            </w:r>
+          </w:p>
+        </w:tc>
+      </w:tr>
+      <w:tr>
+        <w:tc>
+          <w:tcPr>
+            <w:tcW w:type="dxa" w:w="2889"/>
+          </w:tcPr>
+          <w:p>
+            <w:r/>
+            <w:r>
+              <w:rPr>
+                <w:rFonts w:ascii="맑은 고딕" w:hAnsi="맑은 고딕"/>
+                <w:b/>
+                <w:sz w:val="18"/>
+                <w:rFonts w:eastAsia="맑은 고딕"/>
+              </w:rPr>
+              <w:t>사후관리·만족도</w:t>
+            </w:r>
+          </w:p>
+        </w:tc>
+        <w:tc>
+          <w:tcPr>
+            <w:tcW w:type="dxa" w:w="2889"/>
+          </w:tcPr>
+          <w:p>
+            <w:r/>
+            <w:r>
+              <w:rPr>
+                <w:rFonts w:ascii="맑은 고딕" w:hAnsi="맑은 고딕"/>
+                <w:b w:val="0"/>
+                <w:sz w:val="18"/>
+                <w:rFonts w:eastAsia="맑은 고딕"/>
+              </w:rPr>
+              <w:t>/coordinator/satisfaction</w:t>
+            </w:r>
+          </w:p>
+        </w:tc>
+        <w:tc>
+          <w:tcPr>
+            <w:tcW w:type="dxa" w:w="2889"/>
+          </w:tcPr>
+          <w:p>
+            <w:r/>
+            <w:r>
+              <w:rPr>
+                <w:rFonts w:ascii="맑은 고딕" w:hAnsi="맑은 고딕"/>
+                <w:b w:val="0"/>
+                <w:sz w:val="18"/>
+                <w:rFonts w:eastAsia="맑은 고딕"/>
+              </w:rPr>
+              <w:t>설문 응답·평균, 사후관리 차수</w:t>
+            </w:r>
+          </w:p>
+        </w:tc>
+      </w:tr>
+      <w:tr>
+        <w:tc>
+          <w:tcPr>
+            <w:tcW w:type="dxa" w:w="2889"/>
+          </w:tcPr>
+          <w:p>
+            <w:r/>
+            <w:r>
+              <w:rPr>
+                <w:rFonts w:ascii="맑은 고딕" w:hAnsi="맑은 고딕"/>
+                <w:b/>
+                <w:sz w:val="18"/>
+                <w:rFonts w:eastAsia="맑은 고딕"/>
+              </w:rPr>
+              <w:t>파트너 발굴</w:t>
+            </w:r>
+          </w:p>
+        </w:tc>
+        <w:tc>
+          <w:tcPr>
+            <w:tcW w:type="dxa" w:w="2889"/>
+          </w:tcPr>
+          <w:p>
+            <w:r/>
+            <w:r>
+              <w:rPr>
+                <w:rFonts w:ascii="맑은 고딕" w:hAnsi="맑은 고딕"/>
+                <w:b w:val="0"/>
+                <w:sz w:val="18"/>
+                <w:rFonts w:eastAsia="맑은 고딕"/>
+              </w:rPr>
+              <w:t>/coordinator/partners</w:t>
+            </w:r>
+          </w:p>
+        </w:tc>
+        <w:tc>
+          <w:tcPr>
+            <w:tcW w:type="dxa" w:w="2889"/>
+          </w:tcPr>
+          <w:p>
+            <w:r/>
+            <w:r>
+              <w:rPr>
+                <w:rFonts w:ascii="맑은 고딕" w:hAnsi="맑은 고딕"/>
+                <w:b w:val="0"/>
+                <w:sz w:val="18"/>
+                <w:rFonts w:eastAsia="맑은 고딕"/>
+              </w:rPr>
+              <w:t>에이전시·병원 발굴 기록</w:t>
+            </w:r>
+          </w:p>
+        </w:tc>
+      </w:tr>
+      <w:tr>
+        <w:tc>
+          <w:tcPr>
+            <w:tcW w:type="dxa" w:w="2889"/>
+          </w:tcPr>
+          <w:p>
+            <w:r/>
+            <w:r>
+              <w:rPr>
+                <w:rFonts w:ascii="맑은 고딕" w:hAnsi="맑은 고딕"/>
+                <w:b/>
+                <w:sz w:val="18"/>
+                <w:rFonts w:eastAsia="맑은 고딕"/>
+              </w:rPr>
+              <w:t>메시지</w:t>
+            </w:r>
+          </w:p>
+        </w:tc>
+        <w:tc>
+          <w:tcPr>
+            <w:tcW w:type="dxa" w:w="2889"/>
+          </w:tcPr>
+          <w:p>
+            <w:r/>
+            <w:r>
+              <w:rPr>
+                <w:rFonts w:ascii="맑은 고딕" w:hAnsi="맑은 고딕"/>
+                <w:b w:val="0"/>
+                <w:sz w:val="18"/>
+                <w:rFonts w:eastAsia="맑은 고딕"/>
+              </w:rPr>
+              <w:t>/coordinator/messages</w:t>
+            </w:r>
+          </w:p>
+        </w:tc>
+        <w:tc>
+          <w:tcPr>
+            <w:tcW w:type="dxa" w:w="2889"/>
+          </w:tcPr>
+          <w:p>
+            <w:r/>
+            <w:r>
+              <w:rPr>
+                <w:rFonts w:ascii="맑은 고딕" w:hAnsi="맑은 고딕"/>
+                <w:b w:val="0"/>
+                <w:sz w:val="18"/>
+                <w:rFonts w:eastAsia="맑은 고딕"/>
+              </w:rPr>
+              <w:t>웹·텔레그램·왓츠앱·에이전시 대화, 추천 답장</w:t>
+            </w:r>
+          </w:p>
+        </w:tc>
+      </w:tr>
+      <w:tr>
+        <w:tc>
+          <w:tcPr>
+            <w:tcW w:type="dxa" w:w="2889"/>
+          </w:tcPr>
+          <w:p>
+            <w:r/>
+            <w:r>
+              <w:rPr>
+                <w:rFonts w:ascii="맑은 고딕" w:hAnsi="맑은 고딕"/>
+                <w:b/>
+                <w:sz w:val="18"/>
+                <w:rFonts w:eastAsia="맑은 고딕"/>
+              </w:rPr>
+              <w:t>비자 트래킹</w:t>
+            </w:r>
+          </w:p>
+        </w:tc>
+        <w:tc>
+          <w:tcPr>
+            <w:tcW w:type="dxa" w:w="2889"/>
+          </w:tcPr>
+          <w:p>
+            <w:r/>
+            <w:r>
+              <w:rPr>
+                <w:rFonts w:ascii="맑은 고딕" w:hAnsi="맑은 고딕"/>
+                <w:b w:val="0"/>
+                <w:sz w:val="18"/>
+                <w:rFonts w:eastAsia="맑은 고딕"/>
+              </w:rPr>
+              <w:t>/coordinator/visa</w:t>
+            </w:r>
+          </w:p>
+        </w:tc>
+        <w:tc>
+          <w:tcPr>
+            <w:tcW w:type="dxa" w:w="2889"/>
+          </w:tcPr>
+          <w:p>
+            <w:r/>
+            <w:r>
+              <w:rPr>
+                <w:rFonts w:ascii="맑은 고딕" w:hAnsi="맑은 고딕"/>
+                <w:b w:val="0"/>
+                <w:sz w:val="18"/>
+                <w:rFonts w:eastAsia="맑은 고딕"/>
+              </w:rPr>
+              <w:t>비자 신청 진행·서류</w:t>
+            </w:r>
+          </w:p>
+        </w:tc>
+      </w:tr>
+      <w:tr>
+        <w:tc>
+          <w:tcPr>
+            <w:tcW w:type="dxa" w:w="2889"/>
+          </w:tcPr>
+          <w:p>
+            <w:r/>
+            <w:r>
+              <w:rPr>
+                <w:rFonts w:ascii="맑은 고딕" w:hAnsi="맑은 고딕"/>
+                <w:b/>
+                <w:sz w:val="18"/>
+                <w:rFonts w:eastAsia="맑은 고딕"/>
+              </w:rPr>
+              <w:t>견적</w:t>
+            </w:r>
+          </w:p>
+        </w:tc>
+        <w:tc>
+          <w:tcPr>
+            <w:tcW w:type="dxa" w:w="2889"/>
+          </w:tcPr>
+          <w:p>
+            <w:r/>
+            <w:r>
+              <w:rPr>
+                <w:rFonts w:ascii="맑은 고딕" w:hAnsi="맑은 고딕"/>
+                <w:b w:val="0"/>
+                <w:sz w:val="18"/>
+                <w:rFonts w:eastAsia="맑은 고딕"/>
+              </w:rPr>
+              <w:t>/coordinator/cost-estimates</w:t>
+            </w:r>
+          </w:p>
+        </w:tc>
+        <w:tc>
+          <w:tcPr>
+            <w:tcW w:type="dxa" w:w="2889"/>
+          </w:tcPr>
+          <w:p>
+            <w:r/>
+            <w:r>
+              <w:rPr>
+                <w:rFonts w:ascii="맑은 고딕" w:hAnsi="맑은 고딕"/>
+                <w:b w:val="0"/>
+                <w:sz w:val="18"/>
+                <w:rFonts w:eastAsia="맑은 고딕"/>
+              </w:rPr>
+              <w:t>견적 작성·이력, 환자 정식 견적 요청 확인</w:t>
+            </w:r>
+          </w:p>
+        </w:tc>
+      </w:tr>
+      <w:tr>
+        <w:tc>
+          <w:tcPr>
+            <w:tcW w:type="dxa" w:w="2889"/>
+          </w:tcPr>
+          <w:p>
+            <w:r/>
+            <w:r>
+              <w:rPr>
+                <w:rFonts w:ascii="맑은 고딕" w:hAnsi="맑은 고딕"/>
+                <w:b/>
+                <w:sz w:val="18"/>
+                <w:rFonts w:eastAsia="맑은 고딕"/>
+              </w:rPr>
+              <w:t>증상 알림</w:t>
+            </w:r>
+          </w:p>
+        </w:tc>
+        <w:tc>
+          <w:tcPr>
+            <w:tcW w:type="dxa" w:w="2889"/>
+          </w:tcPr>
+          <w:p>
+            <w:r/>
+            <w:r>
+              <w:rPr>
+                <w:rFonts w:ascii="맑은 고딕" w:hAnsi="맑은 고딕"/>
+                <w:b w:val="0"/>
+                <w:sz w:val="18"/>
+                <w:rFonts w:eastAsia="맑은 고딕"/>
+              </w:rPr>
+              <w:t>/coordinator/alerts</w:t>
+            </w:r>
+          </w:p>
+        </w:tc>
+        <w:tc>
+          <w:tcPr>
+            <w:tcW w:type="dxa" w:w="2889"/>
+          </w:tcPr>
+          <w:p>
+            <w:r/>
+            <w:r>
+              <w:rPr>
+                <w:rFonts w:ascii="맑은 고딕" w:hAnsi="맑은 고딕"/>
+                <w:b w:val="0"/>
+                <w:sz w:val="18"/>
+                <w:rFonts w:eastAsia="맑은 고딕"/>
+              </w:rPr>
+              <w:t>사후관리 환자 위험도·침묵 경보</w:t>
+            </w:r>
+          </w:p>
+        </w:tc>
+      </w:tr>
+      <w:tr>
+        <w:tc>
+          <w:tcPr>
+            <w:tcW w:type="dxa" w:w="2889"/>
+          </w:tcPr>
+          <w:p>
+            <w:r/>
+            <w:r>
+              <w:rPr>
+                <w:rFonts w:ascii="맑은 고딕" w:hAnsi="맑은 고딕"/>
+                <w:b/>
+                <w:sz w:val="18"/>
+                <w:rFonts w:eastAsia="맑은 고딕"/>
+              </w:rPr>
+              <w:t>콘텐츠 편집</w:t>
+            </w:r>
+          </w:p>
+        </w:tc>
+        <w:tc>
+          <w:tcPr>
+            <w:tcW w:type="dxa" w:w="2889"/>
+          </w:tcPr>
+          <w:p>
+            <w:r/>
+            <w:r>
+              <w:rPr>
+                <w:rFonts w:ascii="맑은 고딕" w:hAnsi="맑은 고딕"/>
+                <w:b w:val="0"/>
+                <w:sz w:val="18"/>
+                <w:rFonts w:eastAsia="맑은 고딕"/>
+              </w:rPr>
+              <w:t>/coordinator/content</w:t>
+            </w:r>
+          </w:p>
+        </w:tc>
+        <w:tc>
+          <w:tcPr>
+            <w:tcW w:type="dxa" w:w="2889"/>
+          </w:tcPr>
+          <w:p>
+            <w:r/>
+            <w:r>
+              <w:rPr>
+                <w:rFonts w:ascii="맑은 고딕" w:hAnsi="맑은 고딕"/>
+                <w:b w:val="0"/>
+                <w:sz w:val="18"/>
+                <w:rFonts w:eastAsia="맑은 고딕"/>
+              </w:rPr>
+              <w:t>화면 문구·치료법·암종·FAQ·병원 소개 6개 언어 직접 수정</w:t>
+            </w:r>
+          </w:p>
+        </w:tc>
+      </w:tr>
+      <w:tr>
+        <w:tc>
+          <w:tcPr>
+            <w:tcW w:type="dxa" w:w="2889"/>
+          </w:tcPr>
+          <w:p>
+            <w:r/>
+            <w:r>
+              <w:rPr>
+                <w:rFonts w:ascii="맑은 고딕" w:hAnsi="맑은 고딕"/>
+                <w:b/>
+                <w:sz w:val="18"/>
+                <w:rFonts w:eastAsia="맑은 고딕"/>
+              </w:rPr>
+              <w:t>개선 요청함</w:t>
+            </w:r>
+          </w:p>
+        </w:tc>
+        <w:tc>
+          <w:tcPr>
+            <w:tcW w:type="dxa" w:w="2889"/>
+          </w:tcPr>
+          <w:p>
+            <w:r/>
+            <w:r>
+              <w:rPr>
+                <w:rFonts w:ascii="맑은 고딕" w:hAnsi="맑은 고딕"/>
+                <w:b w:val="0"/>
+                <w:sz w:val="18"/>
+                <w:rFonts w:eastAsia="맑은 고딕"/>
+              </w:rPr>
+              <w:t>/coordinator/requests</w:t>
+            </w:r>
+          </w:p>
+        </w:tc>
+        <w:tc>
+          <w:tcPr>
+            <w:tcW w:type="dxa" w:w="2889"/>
+          </w:tcPr>
+          <w:p>
+            <w:r/>
+            <w:r>
+              <w:rPr>
+                <w:rFonts w:ascii="맑은 고딕" w:hAnsi="맑은 고딕"/>
+                <w:b w:val="0"/>
+                <w:sz w:val="18"/>
+                <w:rFonts w:eastAsia="맑은 고딕"/>
+              </w:rPr>
+              <w:t>쓰다가 불편한 것을 그 자리에서 적는다</w:t>
+            </w:r>
+          </w:p>
+        </w:tc>
+      </w:tr>
+      <w:tr>
+        <w:tc>
+          <w:tcPr>
+            <w:tcW w:type="dxa" w:w="2889"/>
+          </w:tcPr>
+          <w:p>
+            <w:r/>
+            <w:r>
+              <w:rPr>
+                <w:rFonts w:ascii="맑은 고딕" w:hAnsi="맑은 고딕"/>
+                <w:b/>
+                <w:sz w:val="18"/>
+                <w:rFonts w:eastAsia="맑은 고딕"/>
+              </w:rPr>
+              <w:t>설정</w:t>
+            </w:r>
+          </w:p>
+        </w:tc>
+        <w:tc>
+          <w:tcPr>
+            <w:tcW w:type="dxa" w:w="2889"/>
+          </w:tcPr>
+          <w:p>
+            <w:r/>
+            <w:r>
+              <w:rPr>
+                <w:rFonts w:ascii="맑은 고딕" w:hAnsi="맑은 고딕"/>
+                <w:b w:val="0"/>
+                <w:sz w:val="18"/>
+                <w:rFonts w:eastAsia="맑은 고딕"/>
+              </w:rPr>
+              <w:t>/coordinator/settings</w:t>
+            </w:r>
+          </w:p>
+        </w:tc>
+        <w:tc>
+          <w:tcPr>
+            <w:tcW w:type="dxa" w:w="2889"/>
+          </w:tcPr>
+          <w:p>
+            <w:r/>
+            <w:r>
+              <w:rPr>
+                <w:rFonts w:ascii="맑은 고딕" w:hAnsi="맑은 고딕"/>
+                <w:b w:val="0"/>
+                <w:sz w:val="18"/>
+                <w:rFonts w:eastAsia="맑은 고딕"/>
+              </w:rPr>
+              <w:t>언어·알림</w:t>
             </w:r>
           </w:p>
         </w:tc>
@@ -6561,18 +6873,7 @@
           <w:sz w:val="24"/>
           <w:rFonts w:eastAsia="맑은 고딕"/>
         </w:rPr>
-        <w:t>4. 화면 동선 통합·정비 내역</w:t>
-      </w:r>
-    </w:p>
-    <w:p>
-      <w:r>
-        <w:rPr>
-          <w:rFonts w:ascii="맑은 고딕" w:hAnsi="맑은 고딕"/>
-          <w:b w:val="0"/>
-          <w:sz w:val="18"/>
-          <w:rFonts w:eastAsia="맑은 고딕"/>
-        </w:rPr>
-        <w:t>이용자가 같은 목적으로 여러 화면을 오가지 않도록 진입 경로를 하나로 모으고, 옛 경로는 영구 이동 처리하여 기존 링크·검색 유입이 끊기지 않도록 하였다.</w:t>
+        <w:t>3. 환자 화면 빠른 메뉴 6종 + 진행상황 링크</w:t>
       </w:r>
     </w:p>
     <w:tbl>
@@ -6609,7 +6910,7 @@
                 <w:sz w:val="18"/>
                 <w:rFonts w:eastAsia="맑은 고딕"/>
               </w:rPr>
-              <w:t>현행 화면</w:t>
+              <w:t>메뉴</w:t>
             </w:r>
           </w:p>
         </w:tc>
@@ -6628,7 +6929,7 @@
                 <w:sz w:val="18"/>
                 <w:rFonts w:eastAsia="맑은 고딕"/>
               </w:rPr>
-              <w:t>통합한 옛 화면</w:t>
+              <w:t>경로</w:t>
             </w:r>
           </w:p>
         </w:tc>
@@ -6647,7 +6948,7 @@
                 <w:sz w:val="18"/>
                 <w:rFonts w:eastAsia="맑은 고딕"/>
               </w:rPr>
-              <w:t>정비 내용</w:t>
+              <w:t>무엇을 하나</w:t>
             </w:r>
           </w:p>
         </w:tc>
@@ -6666,7 +6967,7 @@
                 <w:sz w:val="18"/>
                 <w:rFonts w:eastAsia="맑은 고딕"/>
               </w:rPr>
-              <w:t>/inquiry</w:t>
+              <w:t>내 상담</w:t>
             </w:r>
           </w:p>
         </w:tc>
@@ -6683,7 +6984,7 @@
                 <w:sz w:val="18"/>
                 <w:rFonts w:eastAsia="맑은 고딕"/>
               </w:rPr>
-              <w:t>인테이크 화면(별도 경로)</w:t>
+              <w:t>/patient/consultations</w:t>
             </w:r>
           </w:p>
         </w:tc>
@@ -6700,7 +7001,7 @@
                 <w:sz w:val="18"/>
                 <w:rFonts w:eastAsia="맑은 고딕"/>
               </w:rPr>
-              <w:t>통합 문의 퍼널로 통폐합(영구 리디렉트). 옛 화면은 보관 처리.</w:t>
+              <w:t>잡힌 상담·대기실 입장</w:t>
             </w:r>
           </w:p>
         </w:tc>
@@ -6719,7 +7020,7 @@
                 <w:sz w:val="18"/>
                 <w:rFonts w:eastAsia="맑은 고딕"/>
               </w:rPr>
-              <w:t>/inquiry</w:t>
+              <w:t>의료 문서</w:t>
             </w:r>
           </w:p>
         </w:tc>
@@ -6736,7 +7037,7 @@
                 <w:sz w:val="18"/>
                 <w:rFonts w:eastAsia="맑은 고딕"/>
               </w:rPr>
-              <w:t>상담 시작 화면(별도 경로)</w:t>
+              <w:t>/patient/documents</w:t>
             </w:r>
           </w:p>
         </w:tc>
@@ -6753,7 +7054,7 @@
                 <w:sz w:val="18"/>
                 <w:rFonts w:eastAsia="맑은 고딕"/>
               </w:rPr>
-              <w:t>통합 문의 퍼널로 통폐합(영구 리디렉트).</w:t>
+              <w:t>문서 올리기·보기(200MB)</w:t>
             </w:r>
           </w:p>
         </w:tc>
@@ -6772,7 +7073,7 @@
                 <w:sz w:val="18"/>
                 <w:rFonts w:eastAsia="맑은 고딕"/>
               </w:rPr>
-              <w:t>/hospital</w:t>
+              <w:t>암 치료 가이드</w:t>
             </w:r>
           </w:p>
         </w:tc>
@@ -6789,7 +7090,7 @@
                 <w:sz w:val="18"/>
                 <w:rFonts w:eastAsia="맑은 고딕"/>
               </w:rPr>
-              <w:t>파트너 포털 경로</w:t>
+              <w:t>/education</w:t>
             </w:r>
           </w:p>
         </w:tc>
@@ -6806,7 +7107,7 @@
                 <w:sz w:val="18"/>
                 <w:rFonts w:eastAsia="맑은 고딕"/>
               </w:rPr>
-              <w:t>국내 의료기관 포털로 개명. 옛 경로는 존재하지 않음.</w:t>
+              <w:t>암 5종 가이드 6개 언어(공개 화면과 같다)</w:t>
             </w:r>
           </w:p>
         </w:tc>
@@ -6825,7 +7126,7 @@
                 <w:sz w:val="18"/>
                 <w:rFonts w:eastAsia="맑은 고딕"/>
               </w:rPr>
-              <w:t>(폐지)</w:t>
+              <w:t>증상 기록</w:t>
             </w:r>
           </w:p>
         </w:tc>
@@ -6842,7 +7143,7 @@
                 <w:sz w:val="18"/>
                 <w:rFonts w:eastAsia="맑은 고딕"/>
               </w:rPr>
-              <w:t>의사 전용 화면</w:t>
+              <w:t>/patient/symptoms</w:t>
             </w:r>
           </w:p>
         </w:tc>
@@ -6859,7 +7160,7 @@
                 <w:sz w:val="18"/>
                 <w:rFonts w:eastAsia="맑은 고딕"/>
               </w:rPr>
-              <w:t>의사 계정 계층 폐지. 화상상담 초대링크 또는 병원 계정으로 참여.</w:t>
+              <w:t>귀국 뒤 증상 입력 → 위험도 판정·담당자 알림</w:t>
             </w:r>
           </w:p>
         </w:tc>
@@ -6878,7 +7179,7 @@
                 <w:sz w:val="18"/>
                 <w:rFonts w:eastAsia="맑은 고딕"/>
               </w:rPr>
-              <w:t>/</w:t>
+              <w:t>재진 예약</w:t>
             </w:r>
           </w:p>
         </w:tc>
@@ -6895,7 +7196,7 @@
                 <w:sz w:val="18"/>
                 <w:rFonts w:eastAsia="맑은 고딕"/>
               </w:rPr>
-              <w:t>후기 화면</w:t>
+              <w:t>/patient/rebooking</w:t>
             </w:r>
           </w:p>
         </w:tc>
@@ -6912,7 +7213,7 @@
                 <w:sz w:val="18"/>
                 <w:rFonts w:eastAsia="맑은 고딕"/>
               </w:rPr>
-              <w:t>후기 화면 비활성(홈 리디렉트).</w:t>
+              <w:t>재방문 필요 판정 뒤 예약·견적·비자 재이용</w:t>
             </w:r>
           </w:p>
         </w:tc>
@@ -6931,7 +7232,7 @@
                 <w:sz w:val="18"/>
                 <w:rFonts w:eastAsia="맑은 고딕"/>
               </w:rPr>
-              <w:t>/hospitals</w:t>
+              <w:t>비자 가이드</w:t>
             </w:r>
           </w:p>
         </w:tc>
@@ -6948,7 +7249,7 @@
                 <w:sz w:val="18"/>
                 <w:rFonts w:eastAsia="맑은 고딕"/>
               </w:rPr>
-              <w:t>검색 화면</w:t>
+              <w:t>/visa</w:t>
             </w:r>
           </w:p>
         </w:tc>
@@ -6965,7 +7266,113 @@
                 <w:sz w:val="18"/>
                 <w:rFonts w:eastAsia="맑은 고딕"/>
               </w:rPr>
-              <w:t>검색 화면 비활성(병원 목록으로 리디렉트).</w:t>
+              <w:t>C-3-3 / G-1-10 안내·서류</w:t>
+            </w:r>
+          </w:p>
+        </w:tc>
+      </w:tr>
+      <w:tr>
+        <w:tc>
+          <w:tcPr>
+            <w:tcW w:type="dxa" w:w="2889"/>
+          </w:tcPr>
+          <w:p>
+            <w:r/>
+            <w:r>
+              <w:rPr>
+                <w:rFonts w:ascii="맑은 고딕" w:hAnsi="맑은 고딕"/>
+                <w:b/>
+                <w:sz w:val="18"/>
+                <w:rFonts w:eastAsia="맑은 고딕"/>
+              </w:rPr>
+              <w:t>진행상황(가입 불필요)</w:t>
+            </w:r>
+          </w:p>
+        </w:tc>
+        <w:tc>
+          <w:tcPr>
+            <w:tcW w:type="dxa" w:w="2889"/>
+          </w:tcPr>
+          <w:p>
+            <w:r/>
+            <w:r>
+              <w:rPr>
+                <w:rFonts w:ascii="맑은 고딕" w:hAnsi="맑은 고딕"/>
+                <w:b w:val="0"/>
+                <w:sz w:val="18"/>
+                <w:rFonts w:eastAsia="맑은 고딕"/>
+              </w:rPr>
+              <w:t>/claim/&lt;토큰&gt;</w:t>
+            </w:r>
+          </w:p>
+        </w:tc>
+        <w:tc>
+          <w:tcPr>
+            <w:tcW w:type="dxa" w:w="2889"/>
+          </w:tcPr>
+          <w:p>
+            <w:r/>
+            <w:r>
+              <w:rPr>
+                <w:rFonts w:ascii="맑은 고딕" w:hAnsi="맑은 고딕"/>
+                <w:b w:val="0"/>
+                <w:sz w:val="18"/>
+                <w:rFonts w:eastAsia="맑은 고딕"/>
+              </w:rPr>
+              <w:t>접수 시 받은 링크로 6단계 진행·소견·서류·추가 자료. 환자 글은 코디에게 배지로</w:t>
+            </w:r>
+          </w:p>
+        </w:tc>
+      </w:tr>
+      <w:tr>
+        <w:tc>
+          <w:tcPr>
+            <w:tcW w:type="dxa" w:w="2889"/>
+          </w:tcPr>
+          <w:p>
+            <w:r/>
+            <w:r>
+              <w:rPr>
+                <w:rFonts w:ascii="맑은 고딕" w:hAnsi="맑은 고딕"/>
+                <w:b/>
+                <w:sz w:val="18"/>
+                <w:rFonts w:eastAsia="맑은 고딕"/>
+              </w:rPr>
+              <w:t>AI 건강 상담 · 달력 · 견적 · 계정</w:t>
+            </w:r>
+          </w:p>
+        </w:tc>
+        <w:tc>
+          <w:tcPr>
+            <w:tcW w:type="dxa" w:w="2889"/>
+          </w:tcPr>
+          <w:p>
+            <w:r/>
+            <w:r>
+              <w:rPr>
+                <w:rFonts w:ascii="맑은 고딕" w:hAnsi="맑은 고딕"/>
+                <w:b w:val="0"/>
+                <w:sz w:val="18"/>
+                <w:rFonts w:eastAsia="맑은 고딕"/>
+              </w:rPr>
+              <w:t>/patient/chat · /patient/calendar · /patient/cost-estimates · /patient/account</w:t>
+            </w:r>
+          </w:p>
+        </w:tc>
+        <w:tc>
+          <w:tcPr>
+            <w:tcW w:type="dxa" w:w="2889"/>
+          </w:tcPr>
+          <w:p>
+            <w:r/>
+            <w:r>
+              <w:rPr>
+                <w:rFonts w:ascii="맑은 고딕" w:hAnsi="맑은 고딕"/>
+                <w:b w:val="0"/>
+                <w:sz w:val="18"/>
+                <w:rFonts w:eastAsia="맑은 고딕"/>
+              </w:rPr>
+              <w:t>로그인 뒤 부가 화면</w:t>
             </w:r>
           </w:p>
         </w:tc>
@@ -6981,7 +7388,7 @@
           <w:sz w:val="24"/>
           <w:rFonts w:eastAsia="맑은 고딕"/>
         </w:rPr>
-        <w:t>5. 근거자료</w:t>
+        <w:t>4. 해외 에이전시·해외 의료기관 포털 (본문 미수록)</w:t>
       </w:r>
     </w:p>
     <w:tbl>
@@ -7018,7 +7425,7 @@
                 <w:sz w:val="18"/>
                 <w:rFonts w:eastAsia="맑은 고딕"/>
               </w:rPr>
-              <w:t>구분</w:t>
+              <w:t>계층</w:t>
             </w:r>
           </w:p>
         </w:tc>
@@ -7037,7 +7444,7 @@
                 <w:sz w:val="18"/>
                 <w:rFonts w:eastAsia="맑은 고딕"/>
               </w:rPr>
-              <w:t>출처</w:t>
+              <w:t>경로</w:t>
             </w:r>
           </w:p>
         </w:tc>
@@ -7056,7 +7463,7 @@
                 <w:sz w:val="18"/>
                 <w:rFonts w:eastAsia="맑은 고딕"/>
               </w:rPr>
-              <w:t>확인 내용</w:t>
+              <w:t>할 수 있는 것</w:t>
             </w:r>
           </w:p>
         </w:tc>
@@ -7075,7 +7482,7 @@
                 <w:sz w:val="18"/>
                 <w:rFonts w:eastAsia="맑은 고딕"/>
               </w:rPr>
-              <w:t>코드</w:t>
+              <w:t>해외 에이전시</w:t>
             </w:r>
           </w:p>
         </w:tc>
@@ -7092,7 +7499,7 @@
                 <w:sz w:val="18"/>
                 <w:rFonts w:eastAsia="맑은 고딕"/>
               </w:rPr>
-              <w:t>src/lib/auth/accountTiers.ts</w:t>
+              <w:t>/agency</w:t>
             </w:r>
           </w:p>
         </w:tc>
@@ -7109,7 +7516,7 @@
                 <w:sz w:val="18"/>
                 <w:rFonts w:eastAsia="맑은 고딕"/>
               </w:rPr>
-              <w:t>계정 계층 7종의 단일 표준</w:t>
+              <w:t>환자 대신 의뢰 · 케이스 6단계 진행 확인 · 코디와 케이스 메신저 · 공개된 소견 번역본 열람</w:t>
             </w:r>
           </w:p>
         </w:tc>
@@ -7128,7 +7535,7 @@
                 <w:sz w:val="18"/>
                 <w:rFonts w:eastAsia="맑은 고딕"/>
               </w:rPr>
-              <w:t>코드</w:t>
+              <w:t>해외 의료기관</w:t>
             </w:r>
           </w:p>
         </w:tc>
@@ -7145,7 +7552,7 @@
                 <w:sz w:val="18"/>
                 <w:rFonts w:eastAsia="맑은 고딕"/>
               </w:rPr>
-              <w:t>src/lib/khidi/targets.ts</w:t>
+              <w:t>/clinic</w:t>
             </w:r>
           </w:p>
         </w:tc>
@@ -7162,7 +7569,89 @@
                 <w:sz w:val="18"/>
                 <w:rFonts w:eastAsia="맑은 고딕"/>
               </w:rPr>
-              <w:t>성과지표 공식 목표(12/120/90)</w:t>
+              <w:t>위 전부 + 검사결과·영상·소견 업로드(경과 기록) — 사후관리 ICT ④</w:t>
+            </w:r>
+          </w:p>
+        </w:tc>
+      </w:tr>
+    </w:tbl>
+    <w:p/>
+    <w:p>
+      <w:r>
+        <w:rPr>
+          <w:rFonts w:ascii="맑은 고딕" w:hAnsi="맑은 고딕"/>
+          <w:b w:val="0"/>
+          <w:sz w:val="18"/>
+          <w:rFonts w:eastAsia="맑은 고딕"/>
+        </w:rPr>
+        <w:t>계정은 관리자가 [에이전시·클리닉] 메뉴에서 상대 업무메일을 ID 로 발급한다. 자율 가입은 없다.</w:t>
+      </w:r>
+    </w:p>
+    <w:p>
+      <w:r>
+        <w:rPr>
+          <w:rFonts w:ascii="맑은 고딕" w:hAnsi="맑은 고딕"/>
+          <w:b/>
+          <w:color w:val="00467F"/>
+          <w:sz w:val="24"/>
+          <w:rFonts w:eastAsia="맑은 고딕"/>
+        </w:rPr>
+        <w:t>5. 화상 상담(원격협진) 기능</w:t>
+      </w:r>
+    </w:p>
+    <w:tbl>
+      <w:tblPr>
+        <w:tblW w:type="auto" w:w="0"/>
+        <w:tblLook w:firstColumn="1" w:firstRow="1" w:lastColumn="0" w:lastRow="0" w:noHBand="0" w:noVBand="1" w:val="04A0"/>
+        <w:tblBorders>
+          <w:top w:val="single" w:sz="4" w:color="999999"/>
+          <w:left w:val="single" w:sz="4" w:color="999999"/>
+          <w:bottom w:val="single" w:sz="4" w:color="999999"/>
+          <w:right w:val="single" w:sz="4" w:color="999999"/>
+          <w:insideH w:val="single" w:sz="4" w:color="999999"/>
+          <w:insideV w:val="single" w:sz="4" w:color="999999"/>
+        </w:tblBorders>
+      </w:tblPr>
+      <w:tblGrid>
+        <w:gridCol w:w="4333"/>
+        <w:gridCol w:w="4333"/>
+      </w:tblGrid>
+      <w:tr>
+        <w:tc>
+          <w:tcPr>
+            <w:tcW w:type="dxa" w:w="4333"/>
+            <w:shd w:val="clear" w:color="auto" w:fill="00467F"/>
+          </w:tcPr>
+          <w:p>
+            <w:r/>
+            <w:r>
+              <w:rPr>
+                <w:rFonts w:ascii="맑은 고딕" w:hAnsi="맑은 고딕"/>
+                <w:b/>
+                <w:color w:val="FFFFFF"/>
+                <w:sz w:val="18"/>
+                <w:rFonts w:eastAsia="맑은 고딕"/>
+              </w:rPr>
+              <w:t>구분</w:t>
+            </w:r>
+          </w:p>
+        </w:tc>
+        <w:tc>
+          <w:tcPr>
+            <w:tcW w:type="dxa" w:w="4333"/>
+            <w:shd w:val="clear" w:color="auto" w:fill="00467F"/>
+          </w:tcPr>
+          <w:p>
+            <w:r/>
+            <w:r>
+              <w:rPr>
+                <w:rFonts w:ascii="맑은 고딕" w:hAnsi="맑은 고딕"/>
+                <w:b/>
+                <w:color w:val="FFFFFF"/>
+                <w:sz w:val="18"/>
+                <w:rFonts w:eastAsia="맑은 고딕"/>
+              </w:rPr>
+              <w:t>내용</w:t>
             </w:r>
           </w:p>
         </w:tc>
@@ -7170,7 +7659,7 @@
       <w:tr>
         <w:tc>
           <w:tcPr>
-            <w:tcW w:type="dxa" w:w="2889"/>
+            <w:tcW w:type="dxa" w:w="4333"/>
           </w:tcPr>
           <w:p>
             <w:r/>
@@ -7181,13 +7670,13 @@
                 <w:sz w:val="18"/>
                 <w:rFonts w:eastAsia="맑은 고딕"/>
               </w:rPr>
-              <w:t>코드</w:t>
-            </w:r>
-          </w:p>
-        </w:tc>
-        <w:tc>
-          <w:tcPr>
-            <w:tcW w:type="dxa" w:w="2889"/>
+              <w:t>영상·음성</w:t>
+            </w:r>
+          </w:p>
+        </w:tc>
+        <w:tc>
+          <w:tcPr>
+            <w:tcW w:type="dxa" w:w="4333"/>
           </w:tcPr>
           <w:p>
             <w:r/>
@@ -7198,24 +7687,7 @@
                 <w:sz w:val="18"/>
                 <w:rFonts w:eastAsia="맑은 고딕"/>
               </w:rPr>
-              <w:t>src/lib/khidi/kpi.ts</w:t>
-            </w:r>
-          </w:p>
-        </w:tc>
-        <w:tc>
-          <w:tcPr>
-            <w:tcW w:type="dxa" w:w="2889"/>
-          </w:tcPr>
-          <w:p>
-            <w:r/>
-            <w:r>
-              <w:rPr>
-                <w:rFonts w:ascii="맑은 고딕" w:hAnsi="맑은 고딕"/>
-                <w:b w:val="0"/>
-                <w:sz w:val="18"/>
-                <w:rFonts w:eastAsia="맑은 고딕"/>
-              </w:rPr>
-              <w:t>성과지표 집계 정의(테스트 데이터 제외 규칙 포함)</w:t>
+              <w:t>LiveKit 기반 WebRTC 다자 통화. 계정 없이 초대링크로 입장.</w:t>
             </w:r>
           </w:p>
         </w:tc>
@@ -7223,7 +7695,7 @@
       <w:tr>
         <w:tc>
           <w:tcPr>
-            <w:tcW w:type="dxa" w:w="2889"/>
+            <w:tcW w:type="dxa" w:w="4333"/>
           </w:tcPr>
           <w:p>
             <w:r/>
@@ -7234,13 +7706,13 @@
                 <w:sz w:val="18"/>
                 <w:rFonts w:eastAsia="맑은 고딕"/>
               </w:rPr>
-              <w:t>빌드</w:t>
-            </w:r>
-          </w:p>
-        </w:tc>
-        <w:tc>
-          <w:tcPr>
-            <w:tcW w:type="dxa" w:w="2889"/>
+              <w:t>실시간 자막</w:t>
+            </w:r>
+          </w:p>
+        </w:tc>
+        <w:tc>
+          <w:tcPr>
+            <w:tcW w:type="dxa" w:w="4333"/>
           </w:tcPr>
           <w:p>
             <w:r/>
@@ -7251,24 +7723,7 @@
                 <w:sz w:val="18"/>
                 <w:rFonts w:eastAsia="맑은 고딕"/>
               </w:rPr>
-              <w:t>Next.js 라우트 목록(CI 빌드 산출)</w:t>
-            </w:r>
-          </w:p>
-        </w:tc>
-        <w:tc>
-          <w:tcPr>
-            <w:tcW w:type="dxa" w:w="2889"/>
-          </w:tcPr>
-          <w:p>
-            <w:r/>
-            <w:r>
-              <w:rPr>
-                <w:rFonts w:ascii="맑은 고딕" w:hAnsi="맑은 고딕"/>
-                <w:b w:val="0"/>
-                <w:sz w:val="18"/>
-                <w:rFonts w:eastAsia="맑은 고딕"/>
-              </w:rPr>
-              <w:t>실제 존재하는 화면 경로</w:t>
+              <w:t>발화를 인식해 자막 표시. 화자를 역할이 아니라 사람 기준으로 구분(색·이름·좌우).</w:t>
             </w:r>
           </w:p>
         </w:tc>
@@ -7276,7 +7731,159 @@
       <w:tr>
         <w:tc>
           <w:tcPr>
+            <w:tcW w:type="dxa" w:w="4333"/>
+          </w:tcPr>
+          <w:p>
+            <w:r/>
+            <w:r>
+              <w:rPr>
+                <w:rFonts w:ascii="맑은 고딕" w:hAnsi="맑은 고딕"/>
+                <w:b/>
+                <w:sz w:val="18"/>
+                <w:rFonts w:eastAsia="맑은 고딕"/>
+              </w:rPr>
+              <w:t>실시간 통역</w:t>
+            </w:r>
+          </w:p>
+        </w:tc>
+        <w:tc>
+          <w:tcPr>
+            <w:tcW w:type="dxa" w:w="4333"/>
+          </w:tcPr>
+          <w:p>
+            <w:r/>
+            <w:r>
+              <w:rPr>
+                <w:rFonts w:ascii="맑은 고딕" w:hAnsi="맑은 고딕"/>
+                <w:b w:val="0"/>
+                <w:sz w:val="18"/>
+                <w:rFonts w:eastAsia="맑은 고딕"/>
+              </w:rPr>
+              <w:t>한국어 ↔ 러시아어 등 상호 번역 자막. 통역 음성 봇 참여 시 음성 통역.</w:t>
+            </w:r>
+          </w:p>
+        </w:tc>
+      </w:tr>
+      <w:tr>
+        <w:tc>
+          <w:tcPr>
+            <w:tcW w:type="dxa" w:w="4333"/>
+          </w:tcPr>
+          <w:p>
+            <w:r/>
+            <w:r>
+              <w:rPr>
+                <w:rFonts w:ascii="맑은 고딕" w:hAnsi="맑은 고딕"/>
+                <w:b/>
+                <w:sz w:val="18"/>
+                <w:rFonts w:eastAsia="맑은 고딕"/>
+              </w:rPr>
+              <w:t>기록</w:t>
+            </w:r>
+          </w:p>
+        </w:tc>
+        <w:tc>
+          <w:tcPr>
+            <w:tcW w:type="dxa" w:w="4333"/>
+          </w:tcPr>
+          <w:p>
+            <w:r/>
+            <w:r>
+              <w:rPr>
+                <w:rFonts w:ascii="맑은 고딕" w:hAnsi="맑은 고딕"/>
+                <w:b w:val="0"/>
+                <w:sz w:val="18"/>
+                <w:rFonts w:eastAsia="맑은 고딕"/>
+              </w:rPr>
+              <w:t>상담 대화·번역 기록을 암호화 저장하여 사후 확인 및 품질 점검에 활용.</w:t>
+            </w:r>
+          </w:p>
+        </w:tc>
+      </w:tr>
+      <w:tr>
+        <w:tc>
+          <w:tcPr>
+            <w:tcW w:type="dxa" w:w="4333"/>
+          </w:tcPr>
+          <w:p>
+            <w:r/>
+            <w:r>
+              <w:rPr>
+                <w:rFonts w:ascii="맑은 고딕" w:hAnsi="맑은 고딕"/>
+                <w:b/>
+                <w:sz w:val="18"/>
+                <w:rFonts w:eastAsia="맑은 고딕"/>
+              </w:rPr>
+              <w:t>안정성</w:t>
+            </w:r>
+          </w:p>
+        </w:tc>
+        <w:tc>
+          <w:tcPr>
+            <w:tcW w:type="dxa" w:w="4333"/>
+          </w:tcPr>
+          <w:p>
+            <w:r/>
+            <w:r>
+              <w:rPr>
+                <w:rFonts w:ascii="맑은 고딕" w:hAnsi="맑은 고딕"/>
+                <w:b w:val="0"/>
+                <w:sz w:val="18"/>
+                <w:rFonts w:eastAsia="맑은 고딕"/>
+              </w:rPr>
+              <w:t>하울링 2단 감지, 무응답 자동 종료, 자막 중단 시 복구 안내.</w:t>
+            </w:r>
+          </w:p>
+        </w:tc>
+      </w:tr>
+    </w:tbl>
+    <w:p/>
+    <w:p>
+      <w:r>
+        <w:rPr>
+          <w:rFonts w:ascii="맑은 고딕" w:hAnsi="맑은 고딕"/>
+          <w:b/>
+          <w:color w:val="00467F"/>
+          <w:sz w:val="24"/>
+          <w:rFonts w:eastAsia="맑은 고딕"/>
+        </w:rPr>
+        <w:t>6. 상담 채널</w:t>
+      </w:r>
+    </w:p>
+    <w:p>
+      <w:r>
+        <w:rPr>
+          <w:rFonts w:ascii="맑은 고딕" w:hAnsi="맑은 고딕"/>
+          <w:b w:val="0"/>
+          <w:sz w:val="18"/>
+          <w:rFonts w:eastAsia="맑은 고딕"/>
+        </w:rPr>
+        <w:t>※ 위챗·라인은 메신저 바로가기 안내이며 봇 연동은 미적용이다.</w:t>
+      </w:r>
+    </w:p>
+    <w:tbl>
+      <w:tblPr>
+        <w:tblW w:type="auto" w:w="0"/>
+        <w:tblLook w:firstColumn="1" w:firstRow="1" w:lastColumn="0" w:lastRow="0" w:noHBand="0" w:noVBand="1" w:val="04A0"/>
+        <w:tblBorders>
+          <w:top w:val="single" w:sz="4" w:color="999999"/>
+          <w:left w:val="single" w:sz="4" w:color="999999"/>
+          <w:bottom w:val="single" w:sz="4" w:color="999999"/>
+          <w:right w:val="single" w:sz="4" w:color="999999"/>
+          <w:insideH w:val="single" w:sz="4" w:color="999999"/>
+          <w:insideV w:val="single" w:sz="4" w:color="999999"/>
+        </w:tblBorders>
+      </w:tblPr>
+      <w:tblGrid>
+        <w:gridCol w:w="2889"/>
+        <w:gridCol w:w="2889"/>
+        <w:gridCol w:w="2889"/>
+      </w:tblGrid>
+      <w:tr>
+        <w:tc>
+          <w:tcPr>
             <w:tcW w:type="dxa" w:w="2889"/>
+            <w:shd w:val="clear" w:color="auto" w:fill="00467F"/>
           </w:tcPr>
           <w:p>
             <w:r/>
@@ -7284,6 +7891,1699 @@
               <w:rPr>
                 <w:rFonts w:ascii="맑은 고딕" w:hAnsi="맑은 고딕"/>
                 <w:b/>
+                <w:color w:val="FFFFFF"/>
+                <w:sz w:val="18"/>
+                <w:rFonts w:eastAsia="맑은 고딕"/>
+              </w:rPr>
+              <w:t>채널</w:t>
+            </w:r>
+          </w:p>
+        </w:tc>
+        <w:tc>
+          <w:tcPr>
+            <w:tcW w:type="dxa" w:w="2889"/>
+            <w:shd w:val="clear" w:color="auto" w:fill="00467F"/>
+          </w:tcPr>
+          <w:p>
+            <w:r/>
+            <w:r>
+              <w:rPr>
+                <w:rFonts w:ascii="맑은 고딕" w:hAnsi="맑은 고딕"/>
+                <w:b/>
+                <w:color w:val="FFFFFF"/>
+                <w:sz w:val="18"/>
+                <w:rFonts w:eastAsia="맑은 고딕"/>
+              </w:rPr>
+              <w:t>연동 수준</w:t>
+            </w:r>
+          </w:p>
+        </w:tc>
+        <w:tc>
+          <w:tcPr>
+            <w:tcW w:type="dxa" w:w="2889"/>
+            <w:shd w:val="clear" w:color="auto" w:fill="00467F"/>
+          </w:tcPr>
+          <w:p>
+            <w:r/>
+            <w:r>
+              <w:rPr>
+                <w:rFonts w:ascii="맑은 고딕" w:hAnsi="맑은 고딕"/>
+                <w:b/>
+                <w:color w:val="FFFFFF"/>
+                <w:sz w:val="18"/>
+                <w:rFonts w:eastAsia="맑은 고딕"/>
+              </w:rPr>
+              <w:t>내용</w:t>
+            </w:r>
+          </w:p>
+        </w:tc>
+      </w:tr>
+      <w:tr>
+        <w:tc>
+          <w:tcPr>
+            <w:tcW w:type="dxa" w:w="2889"/>
+          </w:tcPr>
+          <w:p>
+            <w:r/>
+            <w:r>
+              <w:rPr>
+                <w:rFonts w:ascii="맑은 고딕" w:hAnsi="맑은 고딕"/>
+                <w:b/>
+                <w:sz w:val="18"/>
+                <w:rFonts w:eastAsia="맑은 고딕"/>
+              </w:rPr>
+              <w:t>웹 (통합 문의 퍼널)</w:t>
+            </w:r>
+          </w:p>
+        </w:tc>
+        <w:tc>
+          <w:tcPr>
+            <w:tcW w:type="dxa" w:w="2889"/>
+          </w:tcPr>
+          <w:p>
+            <w:r/>
+            <w:r>
+              <w:rPr>
+                <w:rFonts w:ascii="맑은 고딕" w:hAnsi="맑은 고딕"/>
+                <w:b w:val="0"/>
+                <w:sz w:val="18"/>
+                <w:rFonts w:eastAsia="맑은 고딕"/>
+              </w:rPr>
+              <w:t>연동</w:t>
+            </w:r>
+          </w:p>
+        </w:tc>
+        <w:tc>
+          <w:tcPr>
+            <w:tcW w:type="dxa" w:w="2889"/>
+          </w:tcPr>
+          <w:p>
+            <w:r/>
+            <w:r>
+              <w:rPr>
+                <w:rFonts w:ascii="맑은 고딕" w:hAnsi="맑은 고딕"/>
+                <w:b w:val="0"/>
+                <w:sz w:val="18"/>
+                <w:rFonts w:eastAsia="맑은 고딕"/>
+              </w:rPr>
+              <w:t>AI 상담·문의서·상담원 연결. 대화 전체가 기록으로 축적.</w:t>
+            </w:r>
+          </w:p>
+        </w:tc>
+      </w:tr>
+      <w:tr>
+        <w:tc>
+          <w:tcPr>
+            <w:tcW w:type="dxa" w:w="2889"/>
+          </w:tcPr>
+          <w:p>
+            <w:r/>
+            <w:r>
+              <w:rPr>
+                <w:rFonts w:ascii="맑은 고딕" w:hAnsi="맑은 고딕"/>
+                <w:b/>
+                <w:sz w:val="18"/>
+                <w:rFonts w:eastAsia="맑은 고딕"/>
+              </w:rPr>
+              <w:t>텔레그램</w:t>
+            </w:r>
+          </w:p>
+        </w:tc>
+        <w:tc>
+          <w:tcPr>
+            <w:tcW w:type="dxa" w:w="2889"/>
+          </w:tcPr>
+          <w:p>
+            <w:r/>
+            <w:r>
+              <w:rPr>
+                <w:rFonts w:ascii="맑은 고딕" w:hAnsi="맑은 고딕"/>
+                <w:b w:val="0"/>
+                <w:sz w:val="18"/>
+                <w:rFonts w:eastAsia="맑은 고딕"/>
+              </w:rPr>
+              <w:t>연동</w:t>
+            </w:r>
+          </w:p>
+        </w:tc>
+        <w:tc>
+          <w:tcPr>
+            <w:tcW w:type="dxa" w:w="2889"/>
+          </w:tcPr>
+          <w:p>
+            <w:r/>
+            <w:r>
+              <w:rPr>
+                <w:rFonts w:ascii="맑은 고딕" w:hAnsi="맑은 고딕"/>
+                <w:b w:val="0"/>
+                <w:sz w:val="18"/>
+                <w:rFonts w:eastAsia="맑은 고딕"/>
+              </w:rPr>
+              <w:t>봇 웹훅. AI 자동응답 + 스태프 그룹 릴레이 + 상담기록 축적.</w:t>
+            </w:r>
+          </w:p>
+        </w:tc>
+      </w:tr>
+      <w:tr>
+        <w:tc>
+          <w:tcPr>
+            <w:tcW w:type="dxa" w:w="2889"/>
+          </w:tcPr>
+          <w:p>
+            <w:r/>
+            <w:r>
+              <w:rPr>
+                <w:rFonts w:ascii="맑은 고딕" w:hAnsi="맑은 고딕"/>
+                <w:b/>
+                <w:sz w:val="18"/>
+                <w:rFonts w:eastAsia="맑은 고딕"/>
+              </w:rPr>
+              <w:t>왓츠앱</w:t>
+            </w:r>
+          </w:p>
+        </w:tc>
+        <w:tc>
+          <w:tcPr>
+            <w:tcW w:type="dxa" w:w="2889"/>
+          </w:tcPr>
+          <w:p>
+            <w:r/>
+            <w:r>
+              <w:rPr>
+                <w:rFonts w:ascii="맑은 고딕" w:hAnsi="맑은 고딕"/>
+                <w:b w:val="0"/>
+                <w:sz w:val="18"/>
+                <w:rFonts w:eastAsia="맑은 고딕"/>
+              </w:rPr>
+              <w:t>연동</w:t>
+            </w:r>
+          </w:p>
+        </w:tc>
+        <w:tc>
+          <w:tcPr>
+            <w:tcW w:type="dxa" w:w="2889"/>
+          </w:tcPr>
+          <w:p>
+            <w:r/>
+            <w:r>
+              <w:rPr>
+                <w:rFonts w:ascii="맑은 고딕" w:hAnsi="맑은 고딕"/>
+                <w:b w:val="0"/>
+                <w:sz w:val="18"/>
+                <w:rFonts w:eastAsia="맑은 고딕"/>
+              </w:rPr>
+              <w:t>봇 웹훅. AI 자동응답 + 상담기록 축적.</w:t>
+            </w:r>
+          </w:p>
+        </w:tc>
+      </w:tr>
+      <w:tr>
+        <w:tc>
+          <w:tcPr>
+            <w:tcW w:type="dxa" w:w="2889"/>
+          </w:tcPr>
+          <w:p>
+            <w:r/>
+            <w:r>
+              <w:rPr>
+                <w:rFonts w:ascii="맑은 고딕" w:hAnsi="맑은 고딕"/>
+                <w:b/>
+                <w:sz w:val="18"/>
+                <w:rFonts w:eastAsia="맑은 고딕"/>
+              </w:rPr>
+              <w:t>위챗</w:t>
+            </w:r>
+          </w:p>
+        </w:tc>
+        <w:tc>
+          <w:tcPr>
+            <w:tcW w:type="dxa" w:w="2889"/>
+          </w:tcPr>
+          <w:p>
+            <w:r/>
+            <w:r>
+              <w:rPr>
+                <w:rFonts w:ascii="맑은 고딕" w:hAnsi="맑은 고딕"/>
+                <w:b w:val="0"/>
+                <w:sz w:val="18"/>
+                <w:rFonts w:eastAsia="맑은 고딕"/>
+              </w:rPr>
+              <w:t>안내 링크</w:t>
+            </w:r>
+          </w:p>
+        </w:tc>
+        <w:tc>
+          <w:tcPr>
+            <w:tcW w:type="dxa" w:w="2889"/>
+          </w:tcPr>
+          <w:p>
+            <w:r/>
+            <w:r>
+              <w:rPr>
+                <w:rFonts w:ascii="맑은 고딕" w:hAnsi="맑은 고딕"/>
+                <w:b w:val="0"/>
+                <w:sz w:val="18"/>
+                <w:rFonts w:eastAsia="맑은 고딕"/>
+              </w:rPr>
+              <w:t>메신저 바로가기 제공. 봇 연동은 미적용.</w:t>
+            </w:r>
+          </w:p>
+        </w:tc>
+      </w:tr>
+      <w:tr>
+        <w:tc>
+          <w:tcPr>
+            <w:tcW w:type="dxa" w:w="2889"/>
+          </w:tcPr>
+          <w:p>
+            <w:r/>
+            <w:r>
+              <w:rPr>
+                <w:rFonts w:ascii="맑은 고딕" w:hAnsi="맑은 고딕"/>
+                <w:b/>
+                <w:sz w:val="18"/>
+                <w:rFonts w:eastAsia="맑은 고딕"/>
+              </w:rPr>
+              <w:t>라인</w:t>
+            </w:r>
+          </w:p>
+        </w:tc>
+        <w:tc>
+          <w:tcPr>
+            <w:tcW w:type="dxa" w:w="2889"/>
+          </w:tcPr>
+          <w:p>
+            <w:r/>
+            <w:r>
+              <w:rPr>
+                <w:rFonts w:ascii="맑은 고딕" w:hAnsi="맑은 고딕"/>
+                <w:b w:val="0"/>
+                <w:sz w:val="18"/>
+                <w:rFonts w:eastAsia="맑은 고딕"/>
+              </w:rPr>
+              <w:t>안내 링크</w:t>
+            </w:r>
+          </w:p>
+        </w:tc>
+        <w:tc>
+          <w:tcPr>
+            <w:tcW w:type="dxa" w:w="2889"/>
+          </w:tcPr>
+          <w:p>
+            <w:r/>
+            <w:r>
+              <w:rPr>
+                <w:rFonts w:ascii="맑은 고딕" w:hAnsi="맑은 고딕"/>
+                <w:b w:val="0"/>
+                <w:sz w:val="18"/>
+                <w:rFonts w:eastAsia="맑은 고딕"/>
+              </w:rPr>
+              <w:t>메신저 바로가기 제공. 봇 연동은 미적용.</w:t>
+            </w:r>
+          </w:p>
+        </w:tc>
+      </w:tr>
+    </w:tbl>
+    <w:p/>
+    <w:p>
+      <w:r>
+        <w:rPr>
+          <w:rFonts w:ascii="맑은 고딕" w:hAnsi="맑은 고딕"/>
+          <w:b/>
+          <w:color w:val="00467F"/>
+          <w:sz w:val="24"/>
+          <w:rFonts w:eastAsia="맑은 고딕"/>
+        </w:rPr>
+        <w:t>7. 화면 동선 통합·정비 내역</w:t>
+      </w:r>
+    </w:p>
+    <w:p>
+      <w:r>
+        <w:rPr>
+          <w:rFonts w:ascii="맑은 고딕" w:hAnsi="맑은 고딕"/>
+          <w:b w:val="0"/>
+          <w:sz w:val="18"/>
+          <w:rFonts w:eastAsia="맑은 고딕"/>
+        </w:rPr>
+        <w:t>이용자가 같은 목적으로 여러 화면을 오가지 않도록 진입 경로를 하나로 모으고, 옛 경로는 영구 이동 처리하여 기존 링크·검색 유입이 끊기지 않도록 하였다.</w:t>
+      </w:r>
+    </w:p>
+    <w:tbl>
+      <w:tblPr>
+        <w:tblW w:type="auto" w:w="0"/>
+        <w:tblLook w:firstColumn="1" w:firstRow="1" w:lastColumn="0" w:lastRow="0" w:noHBand="0" w:noVBand="1" w:val="04A0"/>
+        <w:tblBorders>
+          <w:top w:val="single" w:sz="4" w:color="999999"/>
+          <w:left w:val="single" w:sz="4" w:color="999999"/>
+          <w:bottom w:val="single" w:sz="4" w:color="999999"/>
+          <w:right w:val="single" w:sz="4" w:color="999999"/>
+          <w:insideH w:val="single" w:sz="4" w:color="999999"/>
+          <w:insideV w:val="single" w:sz="4" w:color="999999"/>
+        </w:tblBorders>
+      </w:tblPr>
+      <w:tblGrid>
+        <w:gridCol w:w="2889"/>
+        <w:gridCol w:w="2889"/>
+        <w:gridCol w:w="2889"/>
+      </w:tblGrid>
+      <w:tr>
+        <w:tc>
+          <w:tcPr>
+            <w:tcW w:type="dxa" w:w="2889"/>
+            <w:shd w:val="clear" w:color="auto" w:fill="00467F"/>
+          </w:tcPr>
+          <w:p>
+            <w:r/>
+            <w:r>
+              <w:rPr>
+                <w:rFonts w:ascii="맑은 고딕" w:hAnsi="맑은 고딕"/>
+                <w:b/>
+                <w:color w:val="FFFFFF"/>
+                <w:sz w:val="18"/>
+                <w:rFonts w:eastAsia="맑은 고딕"/>
+              </w:rPr>
+              <w:t>현행 화면</w:t>
+            </w:r>
+          </w:p>
+        </w:tc>
+        <w:tc>
+          <w:tcPr>
+            <w:tcW w:type="dxa" w:w="2889"/>
+            <w:shd w:val="clear" w:color="auto" w:fill="00467F"/>
+          </w:tcPr>
+          <w:p>
+            <w:r/>
+            <w:r>
+              <w:rPr>
+                <w:rFonts w:ascii="맑은 고딕" w:hAnsi="맑은 고딕"/>
+                <w:b/>
+                <w:color w:val="FFFFFF"/>
+                <w:sz w:val="18"/>
+                <w:rFonts w:eastAsia="맑은 고딕"/>
+              </w:rPr>
+              <w:t>통합한 옛 화면</w:t>
+            </w:r>
+          </w:p>
+        </w:tc>
+        <w:tc>
+          <w:tcPr>
+            <w:tcW w:type="dxa" w:w="2889"/>
+            <w:shd w:val="clear" w:color="auto" w:fill="00467F"/>
+          </w:tcPr>
+          <w:p>
+            <w:r/>
+            <w:r>
+              <w:rPr>
+                <w:rFonts w:ascii="맑은 고딕" w:hAnsi="맑은 고딕"/>
+                <w:b/>
+                <w:color w:val="FFFFFF"/>
+                <w:sz w:val="18"/>
+                <w:rFonts w:eastAsia="맑은 고딕"/>
+              </w:rPr>
+              <w:t>정비 내용</w:t>
+            </w:r>
+          </w:p>
+        </w:tc>
+      </w:tr>
+      <w:tr>
+        <w:tc>
+          <w:tcPr>
+            <w:tcW w:type="dxa" w:w="2889"/>
+          </w:tcPr>
+          <w:p>
+            <w:r/>
+            <w:r>
+              <w:rPr>
+                <w:rFonts w:ascii="맑은 고딕" w:hAnsi="맑은 고딕"/>
+                <w:b/>
+                <w:sz w:val="18"/>
+                <w:rFonts w:eastAsia="맑은 고딕"/>
+              </w:rPr>
+              <w:t>/inquiry</w:t>
+            </w:r>
+          </w:p>
+        </w:tc>
+        <w:tc>
+          <w:tcPr>
+            <w:tcW w:type="dxa" w:w="2889"/>
+          </w:tcPr>
+          <w:p>
+            <w:r/>
+            <w:r>
+              <w:rPr>
+                <w:rFonts w:ascii="맑은 고딕" w:hAnsi="맑은 고딕"/>
+                <w:b w:val="0"/>
+                <w:sz w:val="18"/>
+                <w:rFonts w:eastAsia="맑은 고딕"/>
+              </w:rPr>
+              <w:t>인테이크 화면(별도 경로)</w:t>
+            </w:r>
+          </w:p>
+        </w:tc>
+        <w:tc>
+          <w:tcPr>
+            <w:tcW w:type="dxa" w:w="2889"/>
+          </w:tcPr>
+          <w:p>
+            <w:r/>
+            <w:r>
+              <w:rPr>
+                <w:rFonts w:ascii="맑은 고딕" w:hAnsi="맑은 고딕"/>
+                <w:b w:val="0"/>
+                <w:sz w:val="18"/>
+                <w:rFonts w:eastAsia="맑은 고딕"/>
+              </w:rPr>
+              <w:t>통합 문의 퍼널로 통폐합(영구 리디렉트). 옛 화면은 보관 처리.</w:t>
+            </w:r>
+          </w:p>
+        </w:tc>
+      </w:tr>
+      <w:tr>
+        <w:tc>
+          <w:tcPr>
+            <w:tcW w:type="dxa" w:w="2889"/>
+          </w:tcPr>
+          <w:p>
+            <w:r/>
+            <w:r>
+              <w:rPr>
+                <w:rFonts w:ascii="맑은 고딕" w:hAnsi="맑은 고딕"/>
+                <w:b/>
+                <w:sz w:val="18"/>
+                <w:rFonts w:eastAsia="맑은 고딕"/>
+              </w:rPr>
+              <w:t>/inquiry</w:t>
+            </w:r>
+          </w:p>
+        </w:tc>
+        <w:tc>
+          <w:tcPr>
+            <w:tcW w:type="dxa" w:w="2889"/>
+          </w:tcPr>
+          <w:p>
+            <w:r/>
+            <w:r>
+              <w:rPr>
+                <w:rFonts w:ascii="맑은 고딕" w:hAnsi="맑은 고딕"/>
+                <w:b w:val="0"/>
+                <w:sz w:val="18"/>
+                <w:rFonts w:eastAsia="맑은 고딕"/>
+              </w:rPr>
+              <w:t>상담 시작 화면(별도 경로)</w:t>
+            </w:r>
+          </w:p>
+        </w:tc>
+        <w:tc>
+          <w:tcPr>
+            <w:tcW w:type="dxa" w:w="2889"/>
+          </w:tcPr>
+          <w:p>
+            <w:r/>
+            <w:r>
+              <w:rPr>
+                <w:rFonts w:ascii="맑은 고딕" w:hAnsi="맑은 고딕"/>
+                <w:b w:val="0"/>
+                <w:sz w:val="18"/>
+                <w:rFonts w:eastAsia="맑은 고딕"/>
+              </w:rPr>
+              <w:t>통합 문의 퍼널로 통폐합(영구 리디렉트).</w:t>
+            </w:r>
+          </w:p>
+        </w:tc>
+      </w:tr>
+      <w:tr>
+        <w:tc>
+          <w:tcPr>
+            <w:tcW w:type="dxa" w:w="2889"/>
+          </w:tcPr>
+          <w:p>
+            <w:r/>
+            <w:r>
+              <w:rPr>
+                <w:rFonts w:ascii="맑은 고딕" w:hAnsi="맑은 고딕"/>
+                <w:b/>
+                <w:sz w:val="18"/>
+                <w:rFonts w:eastAsia="맑은 고딕"/>
+              </w:rPr>
+              <w:t>/hospital</w:t>
+            </w:r>
+          </w:p>
+        </w:tc>
+        <w:tc>
+          <w:tcPr>
+            <w:tcW w:type="dxa" w:w="2889"/>
+          </w:tcPr>
+          <w:p>
+            <w:r/>
+            <w:r>
+              <w:rPr>
+                <w:rFonts w:ascii="맑은 고딕" w:hAnsi="맑은 고딕"/>
+                <w:b w:val="0"/>
+                <w:sz w:val="18"/>
+                <w:rFonts w:eastAsia="맑은 고딕"/>
+              </w:rPr>
+              <w:t>파트너 포털 경로</w:t>
+            </w:r>
+          </w:p>
+        </w:tc>
+        <w:tc>
+          <w:tcPr>
+            <w:tcW w:type="dxa" w:w="2889"/>
+          </w:tcPr>
+          <w:p>
+            <w:r/>
+            <w:r>
+              <w:rPr>
+                <w:rFonts w:ascii="맑은 고딕" w:hAnsi="맑은 고딕"/>
+                <w:b w:val="0"/>
+                <w:sz w:val="18"/>
+                <w:rFonts w:eastAsia="맑은 고딕"/>
+              </w:rPr>
+              <w:t>국내 의료기관 포털로 개명. 옛 경로는 존재하지 않음.</w:t>
+            </w:r>
+          </w:p>
+        </w:tc>
+      </w:tr>
+      <w:tr>
+        <w:tc>
+          <w:tcPr>
+            <w:tcW w:type="dxa" w:w="2889"/>
+          </w:tcPr>
+          <w:p>
+            <w:r/>
+            <w:r>
+              <w:rPr>
+                <w:rFonts w:ascii="맑은 고딕" w:hAnsi="맑은 고딕"/>
+                <w:b/>
+                <w:sz w:val="18"/>
+                <w:rFonts w:eastAsia="맑은 고딕"/>
+              </w:rPr>
+              <w:t>(폐지)</w:t>
+            </w:r>
+          </w:p>
+        </w:tc>
+        <w:tc>
+          <w:tcPr>
+            <w:tcW w:type="dxa" w:w="2889"/>
+          </w:tcPr>
+          <w:p>
+            <w:r/>
+            <w:r>
+              <w:rPr>
+                <w:rFonts w:ascii="맑은 고딕" w:hAnsi="맑은 고딕"/>
+                <w:b w:val="0"/>
+                <w:sz w:val="18"/>
+                <w:rFonts w:eastAsia="맑은 고딕"/>
+              </w:rPr>
+              <w:t>의사 전용 화면</w:t>
+            </w:r>
+          </w:p>
+        </w:tc>
+        <w:tc>
+          <w:tcPr>
+            <w:tcW w:type="dxa" w:w="2889"/>
+          </w:tcPr>
+          <w:p>
+            <w:r/>
+            <w:r>
+              <w:rPr>
+                <w:rFonts w:ascii="맑은 고딕" w:hAnsi="맑은 고딕"/>
+                <w:b w:val="0"/>
+                <w:sz w:val="18"/>
+                <w:rFonts w:eastAsia="맑은 고딕"/>
+              </w:rPr>
+              <w:t>의사 계정 계층 폐지. 화상상담 초대링크 또는 병원 계정으로 참여.</w:t>
+            </w:r>
+          </w:p>
+        </w:tc>
+      </w:tr>
+      <w:tr>
+        <w:tc>
+          <w:tcPr>
+            <w:tcW w:type="dxa" w:w="2889"/>
+          </w:tcPr>
+          <w:p>
+            <w:r/>
+            <w:r>
+              <w:rPr>
+                <w:rFonts w:ascii="맑은 고딕" w:hAnsi="맑은 고딕"/>
+                <w:b/>
+                <w:sz w:val="18"/>
+                <w:rFonts w:eastAsia="맑은 고딕"/>
+              </w:rPr>
+              <w:t>/</w:t>
+            </w:r>
+          </w:p>
+        </w:tc>
+        <w:tc>
+          <w:tcPr>
+            <w:tcW w:type="dxa" w:w="2889"/>
+          </w:tcPr>
+          <w:p>
+            <w:r/>
+            <w:r>
+              <w:rPr>
+                <w:rFonts w:ascii="맑은 고딕" w:hAnsi="맑은 고딕"/>
+                <w:b w:val="0"/>
+                <w:sz w:val="18"/>
+                <w:rFonts w:eastAsia="맑은 고딕"/>
+              </w:rPr>
+              <w:t>후기 화면</w:t>
+            </w:r>
+          </w:p>
+        </w:tc>
+        <w:tc>
+          <w:tcPr>
+            <w:tcW w:type="dxa" w:w="2889"/>
+          </w:tcPr>
+          <w:p>
+            <w:r/>
+            <w:r>
+              <w:rPr>
+                <w:rFonts w:ascii="맑은 고딕" w:hAnsi="맑은 고딕"/>
+                <w:b w:val="0"/>
+                <w:sz w:val="18"/>
+                <w:rFonts w:eastAsia="맑은 고딕"/>
+              </w:rPr>
+              <w:t>후기 화면 비활성(홈 리디렉트).</w:t>
+            </w:r>
+          </w:p>
+        </w:tc>
+      </w:tr>
+      <w:tr>
+        <w:tc>
+          <w:tcPr>
+            <w:tcW w:type="dxa" w:w="2889"/>
+          </w:tcPr>
+          <w:p>
+            <w:r/>
+            <w:r>
+              <w:rPr>
+                <w:rFonts w:ascii="맑은 고딕" w:hAnsi="맑은 고딕"/>
+                <w:b/>
+                <w:sz w:val="18"/>
+                <w:rFonts w:eastAsia="맑은 고딕"/>
+              </w:rPr>
+              <w:t>/hospitals</w:t>
+            </w:r>
+          </w:p>
+        </w:tc>
+        <w:tc>
+          <w:tcPr>
+            <w:tcW w:type="dxa" w:w="2889"/>
+          </w:tcPr>
+          <w:p>
+            <w:r/>
+            <w:r>
+              <w:rPr>
+                <w:rFonts w:ascii="맑은 고딕" w:hAnsi="맑은 고딕"/>
+                <w:b w:val="0"/>
+                <w:sz w:val="18"/>
+                <w:rFonts w:eastAsia="맑은 고딕"/>
+              </w:rPr>
+              <w:t>검색 화면</w:t>
+            </w:r>
+          </w:p>
+        </w:tc>
+        <w:tc>
+          <w:tcPr>
+            <w:tcW w:type="dxa" w:w="2889"/>
+          </w:tcPr>
+          <w:p>
+            <w:r/>
+            <w:r>
+              <w:rPr>
+                <w:rFonts w:ascii="맑은 고딕" w:hAnsi="맑은 고딕"/>
+                <w:b w:val="0"/>
+                <w:sz w:val="18"/>
+                <w:rFonts w:eastAsia="맑은 고딕"/>
+              </w:rPr>
+              <w:t>검색 화면 비활성(병원 목록으로 리디렉트).</w:t>
+            </w:r>
+          </w:p>
+        </w:tc>
+      </w:tr>
+    </w:tbl>
+    <w:p/>
+    <w:p>
+      <w:r>
+        <w:rPr>
+          <w:rFonts w:ascii="맑은 고딕" w:hAnsi="맑은 고딕"/>
+          <w:b/>
+          <w:color w:val="00467F"/>
+          <w:sz w:val="24"/>
+          <w:rFonts w:eastAsia="맑은 고딕"/>
+        </w:rPr>
+        <w:t>8. 운영 데이터 규모</w:t>
+      </w:r>
+    </w:p>
+    <w:tbl>
+      <w:tblPr>
+        <w:tblW w:type="auto" w:w="0"/>
+        <w:tblLook w:firstColumn="1" w:firstRow="1" w:lastColumn="0" w:lastRow="0" w:noHBand="0" w:noVBand="1" w:val="04A0"/>
+        <w:tblBorders>
+          <w:top w:val="single" w:sz="4" w:color="999999"/>
+          <w:left w:val="single" w:sz="4" w:color="999999"/>
+          <w:bottom w:val="single" w:sz="4" w:color="999999"/>
+          <w:right w:val="single" w:sz="4" w:color="999999"/>
+          <w:insideH w:val="single" w:sz="4" w:color="999999"/>
+          <w:insideV w:val="single" w:sz="4" w:color="999999"/>
+        </w:tblBorders>
+      </w:tblPr>
+      <w:tblGrid>
+        <w:gridCol w:w="4333"/>
+        <w:gridCol w:w="4333"/>
+      </w:tblGrid>
+      <w:tr>
+        <w:tc>
+          <w:tcPr>
+            <w:tcW w:type="dxa" w:w="4333"/>
+            <w:shd w:val="clear" w:color="auto" w:fill="00467F"/>
+          </w:tcPr>
+          <w:p>
+            <w:r/>
+            <w:r>
+              <w:rPr>
+                <w:rFonts w:ascii="맑은 고딕" w:hAnsi="맑은 고딕"/>
+                <w:b/>
+                <w:color w:val="FFFFFF"/>
+                <w:sz w:val="18"/>
+                <w:rFonts w:eastAsia="맑은 고딕"/>
+              </w:rPr>
+              <w:t>항목</w:t>
+            </w:r>
+          </w:p>
+        </w:tc>
+        <w:tc>
+          <w:tcPr>
+            <w:tcW w:type="dxa" w:w="4333"/>
+            <w:shd w:val="clear" w:color="auto" w:fill="00467F"/>
+          </w:tcPr>
+          <w:p>
+            <w:r/>
+            <w:r>
+              <w:rPr>
+                <w:rFonts w:ascii="맑은 고딕" w:hAnsi="맑은 고딕"/>
+                <w:b/>
+                <w:color w:val="FFFFFF"/>
+                <w:sz w:val="18"/>
+                <w:rFonts w:eastAsia="맑은 고딕"/>
+              </w:rPr>
+              <w:t>규모</w:t>
+            </w:r>
+          </w:p>
+        </w:tc>
+      </w:tr>
+      <w:tr>
+        <w:tc>
+          <w:tcPr>
+            <w:tcW w:type="dxa" w:w="4333"/>
+          </w:tcPr>
+          <w:p>
+            <w:r/>
+            <w:r>
+              <w:rPr>
+                <w:rFonts w:ascii="맑은 고딕" w:hAnsi="맑은 고딕"/>
+                <w:b/>
+                <w:sz w:val="18"/>
+                <w:rFonts w:eastAsia="맑은 고딕"/>
+              </w:rPr>
+              <w:t>문의(inquiries)</w:t>
+            </w:r>
+          </w:p>
+        </w:tc>
+        <w:tc>
+          <w:tcPr>
+            <w:tcW w:type="dxa" w:w="4333"/>
+          </w:tcPr>
+          <w:p>
+            <w:r/>
+            <w:r>
+              <w:rPr>
+                <w:rFonts w:ascii="맑은 고딕" w:hAnsi="맑은 고딕"/>
+                <w:b w:val="0"/>
+                <w:sz w:val="18"/>
+                <w:rFonts w:eastAsia="맑은 고딕"/>
+              </w:rPr>
+              <w:t>54건 (실환자 8 · 나머지는 사람이 넣은 점검 자료. 기계 생성 시험 152건은 2026-08-25 정리)</w:t>
+            </w:r>
+          </w:p>
+        </w:tc>
+      </w:tr>
+      <w:tr>
+        <w:tc>
+          <w:tcPr>
+            <w:tcW w:type="dxa" w:w="4333"/>
+          </w:tcPr>
+          <w:p>
+            <w:r/>
+            <w:r>
+              <w:rPr>
+                <w:rFonts w:ascii="맑은 고딕" w:hAnsi="맑은 고딕"/>
+                <w:b/>
+                <w:sz w:val="18"/>
+                <w:rFonts w:eastAsia="맑은 고딕"/>
+              </w:rPr>
+              <w:t>AI 상담 대화(chat_threads / chat_messages)</w:t>
+            </w:r>
+          </w:p>
+        </w:tc>
+        <w:tc>
+          <w:tcPr>
+            <w:tcW w:type="dxa" w:w="4333"/>
+          </w:tcPr>
+          <w:p>
+            <w:r/>
+            <w:r>
+              <w:rPr>
+                <w:rFonts w:ascii="맑은 고딕" w:hAnsi="맑은 고딕"/>
+                <w:b w:val="0"/>
+                <w:sz w:val="18"/>
+                <w:rFonts w:eastAsia="맑은 고딕"/>
+              </w:rPr>
+              <w:t>396 스레드 / 1,077 메시지 (시험 문의 제외 · 채널: 웹 394 · 텔레그램 4 · 에이전시 1)</w:t>
+            </w:r>
+          </w:p>
+        </w:tc>
+      </w:tr>
+      <w:tr>
+        <w:tc>
+          <w:tcPr>
+            <w:tcW w:type="dxa" w:w="4333"/>
+          </w:tcPr>
+          <w:p>
+            <w:r/>
+            <w:r>
+              <w:rPr>
+                <w:rFonts w:ascii="맑은 고딕" w:hAnsi="맑은 고딕"/>
+                <w:b/>
+                <w:sz w:val="18"/>
+                <w:rFonts w:eastAsia="맑은 고딕"/>
+              </w:rPr>
+              <w:t>화상 상담 세션(consultation_sessions)</w:t>
+            </w:r>
+          </w:p>
+        </w:tc>
+        <w:tc>
+          <w:tcPr>
+            <w:tcW w:type="dxa" w:w="4333"/>
+          </w:tcPr>
+          <w:p>
+            <w:r/>
+            <w:r>
+              <w:rPr>
+                <w:rFonts w:ascii="맑은 고딕" w:hAnsi="맑은 고딕"/>
+                <w:b w:val="0"/>
+                <w:sz w:val="18"/>
+                <w:rFonts w:eastAsia="맑은 고딕"/>
+              </w:rPr>
+              <w:t>159건 (실환자 문의 연결 1 · 나머지는 에이전시 미팅·시험 방)</w:t>
+            </w:r>
+          </w:p>
+        </w:tc>
+      </w:tr>
+      <w:tr>
+        <w:tc>
+          <w:tcPr>
+            <w:tcW w:type="dxa" w:w="4333"/>
+          </w:tcPr>
+          <w:p>
+            <w:r/>
+            <w:r>
+              <w:rPr>
+                <w:rFonts w:ascii="맑은 고딕" w:hAnsi="맑은 고딕"/>
+                <w:b/>
+                <w:sz w:val="18"/>
+                <w:rFonts w:eastAsia="맑은 고딕"/>
+              </w:rPr>
+              <w:t>통역 자막(consultation_translations)</w:t>
+            </w:r>
+          </w:p>
+        </w:tc>
+        <w:tc>
+          <w:tcPr>
+            <w:tcW w:type="dxa" w:w="4333"/>
+          </w:tcPr>
+          <w:p>
+            <w:r/>
+            <w:r>
+              <w:rPr>
+                <w:rFonts w:ascii="맑은 고딕" w:hAnsi="맑은 고딕"/>
+                <w:b w:val="0"/>
+                <w:sz w:val="18"/>
+                <w:rFonts w:eastAsia="맑은 고딕"/>
+              </w:rPr>
+              <w:t>3,735건 (시험 방 제외 3,396)</w:t>
+            </w:r>
+          </w:p>
+        </w:tc>
+      </w:tr>
+      <w:tr>
+        <w:tc>
+          <w:tcPr>
+            <w:tcW w:type="dxa" w:w="4333"/>
+          </w:tcPr>
+          <w:p>
+            <w:r/>
+            <w:r>
+              <w:rPr>
+                <w:rFonts w:ascii="맑은 고딕" w:hAnsi="맑은 고딕"/>
+                <w:b/>
+                <w:sz w:val="18"/>
+                <w:rFonts w:eastAsia="맑은 고딕"/>
+              </w:rPr>
+              <w:t>전문의 소견(case_opinions)</w:t>
+            </w:r>
+          </w:p>
+        </w:tc>
+        <w:tc>
+          <w:tcPr>
+            <w:tcW w:type="dxa" w:w="4333"/>
+          </w:tcPr>
+          <w:p>
+            <w:r/>
+            <w:r>
+              <w:rPr>
+                <w:rFonts w:ascii="맑은 고딕" w:hAnsi="맑은 고딕"/>
+                <w:b w:val="0"/>
+                <w:sz w:val="18"/>
+                <w:rFonts w:eastAsia="맑은 고딕"/>
+              </w:rPr>
+              <w:t>6건 전부 환자 전달 완료 · 소견 요청 3건</w:t>
+            </w:r>
+          </w:p>
+        </w:tc>
+      </w:tr>
+      <w:tr>
+        <w:tc>
+          <w:tcPr>
+            <w:tcW w:type="dxa" w:w="4333"/>
+          </w:tcPr>
+          <w:p>
+            <w:r/>
+            <w:r>
+              <w:rPr>
+                <w:rFonts w:ascii="맑은 고딕" w:hAnsi="맑은 고딕"/>
+                <w:b/>
+                <w:sz w:val="18"/>
+                <w:rFonts w:eastAsia="맑은 고딕"/>
+              </w:rPr>
+              <w:t>서류 번역(attachment_translations)</w:t>
+            </w:r>
+          </w:p>
+        </w:tc>
+        <w:tc>
+          <w:tcPr>
+            <w:tcW w:type="dxa" w:w="4333"/>
+          </w:tcPr>
+          <w:p>
+            <w:r/>
+            <w:r>
+              <w:rPr>
+                <w:rFonts w:ascii="맑은 고딕" w:hAnsi="맑은 고딕"/>
+                <w:b w:val="0"/>
+                <w:sz w:val="18"/>
+                <w:rFonts w:eastAsia="맑은 고딕"/>
+              </w:rPr>
+              <w:t>23건</w:t>
+            </w:r>
+          </w:p>
+        </w:tc>
+      </w:tr>
+      <w:tr>
+        <w:tc>
+          <w:tcPr>
+            <w:tcW w:type="dxa" w:w="4333"/>
+          </w:tcPr>
+          <w:p>
+            <w:r/>
+            <w:r>
+              <w:rPr>
+                <w:rFonts w:ascii="맑은 고딕" w:hAnsi="맑은 고딕"/>
+                <w:b/>
+                <w:sz w:val="18"/>
+                <w:rFonts w:eastAsia="맑은 고딕"/>
+              </w:rPr>
+              <w:t>근거 문서(rag_documents / rag_chunks)</w:t>
+            </w:r>
+          </w:p>
+        </w:tc>
+        <w:tc>
+          <w:tcPr>
+            <w:tcW w:type="dxa" w:w="4333"/>
+          </w:tcPr>
+          <w:p>
+            <w:r/>
+            <w:r>
+              <w:rPr>
+                <w:rFonts w:ascii="맑은 고딕" w:hAnsi="맑은 고딕"/>
+                <w:b w:val="0"/>
+                <w:sz w:val="18"/>
+                <w:rFonts w:eastAsia="맑은 고딕"/>
+              </w:rPr>
+              <w:t>63건 / 105조각</w:t>
+            </w:r>
+          </w:p>
+        </w:tc>
+      </w:tr>
+      <w:tr>
+        <w:tc>
+          <w:tcPr>
+            <w:tcW w:type="dxa" w:w="4333"/>
+          </w:tcPr>
+          <w:p>
+            <w:r/>
+            <w:r>
+              <w:rPr>
+                <w:rFonts w:ascii="맑은 고딕" w:hAnsi="맑은 고딕"/>
+                <w:b/>
+                <w:sz w:val="18"/>
+                <w:rFonts w:eastAsia="맑은 고딕"/>
+              </w:rPr>
+              <w:t>AI 응답 품질 판정(ai_response_evaluations)</w:t>
+            </w:r>
+          </w:p>
+        </w:tc>
+        <w:tc>
+          <w:tcPr>
+            <w:tcW w:type="dxa" w:w="4333"/>
+          </w:tcPr>
+          <w:p>
+            <w:r/>
+            <w:r>
+              <w:rPr>
+                <w:rFonts w:ascii="맑은 고딕" w:hAnsi="맑은 고딕"/>
+                <w:b w:val="0"/>
+                <w:sz w:val="18"/>
+                <w:rFonts w:eastAsia="맑은 고딕"/>
+              </w:rPr>
+              <w:t>493건 (8/24 판사 수정 이후 61건: 평균 0.974 · 0.7 이상 98.4%)</w:t>
+            </w:r>
+          </w:p>
+        </w:tc>
+      </w:tr>
+      <w:tr>
+        <w:tc>
+          <w:tcPr>
+            <w:tcW w:type="dxa" w:w="4333"/>
+          </w:tcPr>
+          <w:p>
+            <w:r/>
+            <w:r>
+              <w:rPr>
+                <w:rFonts w:ascii="맑은 고딕" w:hAnsi="맑은 고딕"/>
+                <w:b/>
+                <w:sz w:val="18"/>
+                <w:rFonts w:eastAsia="맑은 고딕"/>
+              </w:rPr>
+              <w:t>AI 자가시험(ai_regression_runs)</w:t>
+            </w:r>
+          </w:p>
+        </w:tc>
+        <w:tc>
+          <w:tcPr>
+            <w:tcW w:type="dxa" w:w="4333"/>
+          </w:tcPr>
+          <w:p>
+            <w:r/>
+            <w:r>
+              <w:rPr>
+                <w:rFonts w:ascii="맑은 고딕" w:hAnsi="맑은 고딕"/>
+                <w:b w:val="0"/>
+                <w:sz w:val="18"/>
+                <w:rFonts w:eastAsia="맑은 고딕"/>
+              </w:rPr>
+              <w:t>2,512건 (50문항 × 회차. 최근 9/03 통과율 94%)</w:t>
+            </w:r>
+          </w:p>
+        </w:tc>
+      </w:tr>
+      <w:tr>
+        <w:tc>
+          <w:tcPr>
+            <w:tcW w:type="dxa" w:w="4333"/>
+          </w:tcPr>
+          <w:p>
+            <w:r/>
+            <w:r>
+              <w:rPr>
+                <w:rFonts w:ascii="맑은 고딕" w:hAnsi="맑은 고딕"/>
+                <w:b/>
+                <w:sz w:val="18"/>
+                <w:rFonts w:eastAsia="맑은 고딕"/>
+              </w:rPr>
+              <w:t>AI 사용 기록(ai_usage_events)</w:t>
+            </w:r>
+          </w:p>
+        </w:tc>
+        <w:tc>
+          <w:tcPr>
+            <w:tcW w:type="dxa" w:w="4333"/>
+          </w:tcPr>
+          <w:p>
+            <w:r/>
+            <w:r>
+              <w:rPr>
+                <w:rFonts w:ascii="맑은 고딕" w:hAnsi="맑은 고딕"/>
+                <w:b w:val="0"/>
+                <w:sz w:val="18"/>
+                <w:rFonts w:eastAsia="맑은 고딕"/>
+              </w:rPr>
+              <w:t>3,269건 (최근 30일 추정 비용 US$23 — 그중 자가시험이 약 1/3)</w:t>
+            </w:r>
+          </w:p>
+        </w:tc>
+      </w:tr>
+      <w:tr>
+        <w:tc>
+          <w:tcPr>
+            <w:tcW w:type="dxa" w:w="4333"/>
+          </w:tcPr>
+          <w:p>
+            <w:r/>
+            <w:r>
+              <w:rPr>
+                <w:rFonts w:ascii="맑은 고딕" w:hAnsi="맑은 고딕"/>
+                <w:b/>
+                <w:sz w:val="18"/>
+                <w:rFonts w:eastAsia="맑은 고딕"/>
+              </w:rPr>
+              <w:t>알림(notifications)</w:t>
+            </w:r>
+          </w:p>
+        </w:tc>
+        <w:tc>
+          <w:tcPr>
+            <w:tcW w:type="dxa" w:w="4333"/>
+          </w:tcPr>
+          <w:p>
+            <w:r/>
+            <w:r>
+              <w:rPr>
+                <w:rFonts w:ascii="맑은 고딕" w:hAnsi="맑은 고딕"/>
+                <w:b w:val="0"/>
+                <w:sz w:val="18"/>
+                <w:rFonts w:eastAsia="맑은 고딕"/>
+              </w:rPr>
+              <w:t>1,175건 (최근 30일 300)</w:t>
+            </w:r>
+          </w:p>
+        </w:tc>
+      </w:tr>
+      <w:tr>
+        <w:tc>
+          <w:tcPr>
+            <w:tcW w:type="dxa" w:w="4333"/>
+          </w:tcPr>
+          <w:p>
+            <w:r/>
+            <w:r>
+              <w:rPr>
+                <w:rFonts w:ascii="맑은 고딕" w:hAnsi="맑은 고딕"/>
+                <w:b/>
+                <w:sz w:val="18"/>
+                <w:rFonts w:eastAsia="맑은 고딕"/>
+              </w:rPr>
+              <w:t>푸시 기기 등록(device_tokens)</w:t>
+            </w:r>
+          </w:p>
+        </w:tc>
+        <w:tc>
+          <w:tcPr>
+            <w:tcW w:type="dxa" w:w="4333"/>
+          </w:tcPr>
+          <w:p>
+            <w:r/>
+            <w:r>
+              <w:rPr>
+                <w:rFonts w:ascii="맑은 고딕" w:hAnsi="맑은 고딕"/>
+                <w:b w:val="0"/>
+                <w:sz w:val="18"/>
+                <w:rFonts w:eastAsia="맑은 고딕"/>
+              </w:rPr>
+              <w:t>23건</w:t>
+            </w:r>
+          </w:p>
+        </w:tc>
+      </w:tr>
+      <w:tr>
+        <w:tc>
+          <w:tcPr>
+            <w:tcW w:type="dxa" w:w="4333"/>
+          </w:tcPr>
+          <w:p>
+            <w:r/>
+            <w:r>
+              <w:rPr>
+                <w:rFonts w:ascii="맑은 고딕" w:hAnsi="맑은 고딕"/>
+                <w:b/>
+                <w:sz w:val="18"/>
+                <w:rFonts w:eastAsia="맑은 고딕"/>
+              </w:rPr>
+              <w:t>증상 보고(symptom_reports) / 경보(symptom_alerts)</w:t>
+            </w:r>
+          </w:p>
+        </w:tc>
+        <w:tc>
+          <w:tcPr>
+            <w:tcW w:type="dxa" w:w="4333"/>
+          </w:tcPr>
+          <w:p>
+            <w:r/>
+            <w:r>
+              <w:rPr>
+                <w:rFonts w:ascii="맑은 고딕" w:hAnsi="맑은 고딕"/>
+                <w:b w:val="0"/>
+                <w:sz w:val="18"/>
+                <w:rFonts w:eastAsia="맑은 고딕"/>
+              </w:rPr>
+              <w:t>22건 / 6건 (시연·점검 포함)</w:t>
+            </w:r>
+          </w:p>
+        </w:tc>
+      </w:tr>
+      <w:tr>
+        <w:tc>
+          <w:tcPr>
+            <w:tcW w:type="dxa" w:w="4333"/>
+          </w:tcPr>
+          <w:p>
+            <w:r/>
+            <w:r>
+              <w:rPr>
+                <w:rFonts w:ascii="맑은 고딕" w:hAnsi="맑은 고딕"/>
+                <w:b/>
+                <w:sz w:val="18"/>
+                <w:rFonts w:eastAsia="맑은 고딕"/>
+              </w:rPr>
+              <w:t>교육 콘텐츠(education_contents)</w:t>
+            </w:r>
+          </w:p>
+        </w:tc>
+        <w:tc>
+          <w:tcPr>
+            <w:tcW w:type="dxa" w:w="4333"/>
+          </w:tcPr>
+          <w:p>
+            <w:r/>
+            <w:r>
+              <w:rPr>
+                <w:rFonts w:ascii="맑은 고딕" w:hAnsi="맑은 고딕"/>
+                <w:b w:val="0"/>
+                <w:sz w:val="18"/>
+                <w:rFonts w:eastAsia="맑은 고딕"/>
+              </w:rPr>
+              <w:t>18건 (암 5종 · 6개 언어)</w:t>
+            </w:r>
+          </w:p>
+        </w:tc>
+      </w:tr>
+      <w:tr>
+        <w:tc>
+          <w:tcPr>
+            <w:tcW w:type="dxa" w:w="4333"/>
+          </w:tcPr>
+          <w:p>
+            <w:r/>
+            <w:r>
+              <w:rPr>
+                <w:rFonts w:ascii="맑은 고딕" w:hAnsi="맑은 고딕"/>
+                <w:b/>
+                <w:sz w:val="18"/>
+                <w:rFonts w:eastAsia="맑은 고딕"/>
+              </w:rPr>
+              <w:t>제휴 의료기관(hospitals)</w:t>
+            </w:r>
+          </w:p>
+        </w:tc>
+        <w:tc>
+          <w:tcPr>
+            <w:tcW w:type="dxa" w:w="4333"/>
+          </w:tcPr>
+          <w:p>
+            <w:r/>
+            <w:r>
+              <w:rPr>
+                <w:rFonts w:ascii="맑은 고딕" w:hAnsi="맑은 고딕"/>
+                <w:b w:val="0"/>
+                <w:sz w:val="18"/>
+                <w:rFonts w:eastAsia="맑은 고딕"/>
+              </w:rPr>
+              <w:t>발행 8곳 (협진 대학병원 4 + 면력한방병원 4지점) · 시험 등록 1</w:t>
+            </w:r>
+          </w:p>
+        </w:tc>
+      </w:tr>
+      <w:tr>
+        <w:tc>
+          <w:tcPr>
+            <w:tcW w:type="dxa" w:w="4333"/>
+          </w:tcPr>
+          <w:p>
+            <w:r/>
+            <w:r>
+              <w:rPr>
+                <w:rFonts w:ascii="맑은 고딕" w:hAnsi="맑은 고딕"/>
+                <w:b/>
+                <w:sz w:val="18"/>
+                <w:rFonts w:eastAsia="맑은 고딕"/>
+              </w:rPr>
+              <w:t>성과지표 스냅샷(kpi_snapshots)</w:t>
+            </w:r>
+          </w:p>
+        </w:tc>
+        <w:tc>
+          <w:tcPr>
+            <w:tcW w:type="dxa" w:w="4333"/>
+          </w:tcPr>
+          <w:p>
+            <w:r/>
+            <w:r>
+              <w:rPr>
+                <w:rFonts w:ascii="맑은 고딕" w:hAnsi="맑은 고딕"/>
+                <w:b w:val="0"/>
+                <w:sz w:val="18"/>
+                <w:rFonts w:eastAsia="맑은 고딕"/>
+              </w:rPr>
+              <w:t>111일치</w:t>
+            </w:r>
+          </w:p>
+        </w:tc>
+      </w:tr>
+    </w:tbl>
+    <w:p/>
+    <w:p>
+      <w:r>
+        <w:rPr>
+          <w:rFonts w:ascii="맑은 고딕" w:hAnsi="맑은 고딕"/>
+          <w:b/>
+          <w:color w:val="00467F"/>
+          <w:sz w:val="24"/>
+          <w:rFonts w:eastAsia="맑은 고딕"/>
+        </w:rPr>
+        <w:t>9. 근거자료</w:t>
+      </w:r>
+    </w:p>
+    <w:tbl>
+      <w:tblPr>
+        <w:tblW w:type="auto" w:w="0"/>
+        <w:tblLook w:firstColumn="1" w:firstRow="1" w:lastColumn="0" w:lastRow="0" w:noHBand="0" w:noVBand="1" w:val="04A0"/>
+        <w:tblBorders>
+          <w:top w:val="single" w:sz="4" w:color="999999"/>
+          <w:left w:val="single" w:sz="4" w:color="999999"/>
+          <w:bottom w:val="single" w:sz="4" w:color="999999"/>
+          <w:right w:val="single" w:sz="4" w:color="999999"/>
+          <w:insideH w:val="single" w:sz="4" w:color="999999"/>
+          <w:insideV w:val="single" w:sz="4" w:color="999999"/>
+        </w:tblBorders>
+      </w:tblPr>
+      <w:tblGrid>
+        <w:gridCol w:w="2889"/>
+        <w:gridCol w:w="2889"/>
+        <w:gridCol w:w="2889"/>
+      </w:tblGrid>
+      <w:tr>
+        <w:tc>
+          <w:tcPr>
+            <w:tcW w:type="dxa" w:w="2889"/>
+            <w:shd w:val="clear" w:color="auto" w:fill="00467F"/>
+          </w:tcPr>
+          <w:p>
+            <w:r/>
+            <w:r>
+              <w:rPr>
+                <w:rFonts w:ascii="맑은 고딕" w:hAnsi="맑은 고딕"/>
+                <w:b/>
+                <w:color w:val="FFFFFF"/>
+                <w:sz w:val="18"/>
+                <w:rFonts w:eastAsia="맑은 고딕"/>
+              </w:rPr>
+              <w:t>구분</w:t>
+            </w:r>
+          </w:p>
+        </w:tc>
+        <w:tc>
+          <w:tcPr>
+            <w:tcW w:type="dxa" w:w="2889"/>
+            <w:shd w:val="clear" w:color="auto" w:fill="00467F"/>
+          </w:tcPr>
+          <w:p>
+            <w:r/>
+            <w:r>
+              <w:rPr>
+                <w:rFonts w:ascii="맑은 고딕" w:hAnsi="맑은 고딕"/>
+                <w:b/>
+                <w:color w:val="FFFFFF"/>
+                <w:sz w:val="18"/>
+                <w:rFonts w:eastAsia="맑은 고딕"/>
+              </w:rPr>
+              <w:t>출처</w:t>
+            </w:r>
+          </w:p>
+        </w:tc>
+        <w:tc>
+          <w:tcPr>
+            <w:tcW w:type="dxa" w:w="2889"/>
+            <w:shd w:val="clear" w:color="auto" w:fill="00467F"/>
+          </w:tcPr>
+          <w:p>
+            <w:r/>
+            <w:r>
+              <w:rPr>
+                <w:rFonts w:ascii="맑은 고딕" w:hAnsi="맑은 고딕"/>
+                <w:b/>
+                <w:color w:val="FFFFFF"/>
+                <w:sz w:val="18"/>
+                <w:rFonts w:eastAsia="맑은 고딕"/>
+              </w:rPr>
+              <w:t>확인 내용</w:t>
+            </w:r>
+          </w:p>
+        </w:tc>
+      </w:tr>
+      <w:tr>
+        <w:tc>
+          <w:tcPr>
+            <w:tcW w:type="dxa" w:w="2889"/>
+          </w:tcPr>
+          <w:p>
+            <w:r/>
+            <w:r>
+              <w:rPr>
+                <w:rFonts w:ascii="맑은 고딕" w:hAnsi="맑은 고딕"/>
+                <w:b/>
+                <w:sz w:val="18"/>
+                <w:rFonts w:eastAsia="맑은 고딕"/>
+              </w:rPr>
+              <w:t>코드</w:t>
+            </w:r>
+          </w:p>
+        </w:tc>
+        <w:tc>
+          <w:tcPr>
+            <w:tcW w:type="dxa" w:w="2889"/>
+          </w:tcPr>
+          <w:p>
+            <w:r/>
+            <w:r>
+              <w:rPr>
+                <w:rFonts w:ascii="맑은 고딕" w:hAnsi="맑은 고딕"/>
+                <w:b w:val="0"/>
+                <w:sz w:val="18"/>
+                <w:rFonts w:eastAsia="맑은 고딕"/>
+              </w:rPr>
+              <w:t>src/lib/auth/accountTiers.ts</w:t>
+            </w:r>
+          </w:p>
+        </w:tc>
+        <w:tc>
+          <w:tcPr>
+            <w:tcW w:type="dxa" w:w="2889"/>
+          </w:tcPr>
+          <w:p>
+            <w:r/>
+            <w:r>
+              <w:rPr>
+                <w:rFonts w:ascii="맑은 고딕" w:hAnsi="맑은 고딕"/>
+                <w:b w:val="0"/>
+                <w:sz w:val="18"/>
+                <w:rFonts w:eastAsia="맑은 고딕"/>
+              </w:rPr>
+              <w:t>계정 계층 7종의 단일 표준</w:t>
+            </w:r>
+          </w:p>
+        </w:tc>
+      </w:tr>
+      <w:tr>
+        <w:tc>
+          <w:tcPr>
+            <w:tcW w:type="dxa" w:w="2889"/>
+          </w:tcPr>
+          <w:p>
+            <w:r/>
+            <w:r>
+              <w:rPr>
+                <w:rFonts w:ascii="맑은 고딕" w:hAnsi="맑은 고딕"/>
+                <w:b/>
+                <w:sz w:val="18"/>
+                <w:rFonts w:eastAsia="맑은 고딕"/>
+              </w:rPr>
+              <w:t>코드</w:t>
+            </w:r>
+          </w:p>
+        </w:tc>
+        <w:tc>
+          <w:tcPr>
+            <w:tcW w:type="dxa" w:w="2889"/>
+          </w:tcPr>
+          <w:p>
+            <w:r/>
+            <w:r>
+              <w:rPr>
+                <w:rFonts w:ascii="맑은 고딕" w:hAnsi="맑은 고딕"/>
+                <w:b w:val="0"/>
+                <w:sz w:val="18"/>
+                <w:rFonts w:eastAsia="맑은 고딕"/>
+              </w:rPr>
+              <w:t>src/lib/khidi/targets.ts</w:t>
+            </w:r>
+          </w:p>
+        </w:tc>
+        <w:tc>
+          <w:tcPr>
+            <w:tcW w:type="dxa" w:w="2889"/>
+          </w:tcPr>
+          <w:p>
+            <w:r/>
+            <w:r>
+              <w:rPr>
+                <w:rFonts w:ascii="맑은 고딕" w:hAnsi="맑은 고딕"/>
+                <w:b w:val="0"/>
+                <w:sz w:val="18"/>
+                <w:rFonts w:eastAsia="맑은 고딕"/>
+              </w:rPr>
+              <w:t>성과지표 공식 목표(12/120/90)</w:t>
+            </w:r>
+          </w:p>
+        </w:tc>
+      </w:tr>
+      <w:tr>
+        <w:tc>
+          <w:tcPr>
+            <w:tcW w:type="dxa" w:w="2889"/>
+          </w:tcPr>
+          <w:p>
+            <w:r/>
+            <w:r>
+              <w:rPr>
+                <w:rFonts w:ascii="맑은 고딕" w:hAnsi="맑은 고딕"/>
+                <w:b/>
+                <w:sz w:val="18"/>
+                <w:rFonts w:eastAsia="맑은 고딕"/>
+              </w:rPr>
+              <w:t>코드</w:t>
+            </w:r>
+          </w:p>
+        </w:tc>
+        <w:tc>
+          <w:tcPr>
+            <w:tcW w:type="dxa" w:w="2889"/>
+          </w:tcPr>
+          <w:p>
+            <w:r/>
+            <w:r>
+              <w:rPr>
+                <w:rFonts w:ascii="맑은 고딕" w:hAnsi="맑은 고딕"/>
+                <w:b w:val="0"/>
+                <w:sz w:val="18"/>
+                <w:rFonts w:eastAsia="맑은 고딕"/>
+              </w:rPr>
+              <w:t>src/lib/khidi/kpi.ts</w:t>
+            </w:r>
+          </w:p>
+        </w:tc>
+        <w:tc>
+          <w:tcPr>
+            <w:tcW w:type="dxa" w:w="2889"/>
+          </w:tcPr>
+          <w:p>
+            <w:r/>
+            <w:r>
+              <w:rPr>
+                <w:rFonts w:ascii="맑은 고딕" w:hAnsi="맑은 고딕"/>
+                <w:b w:val="0"/>
+                <w:sz w:val="18"/>
+                <w:rFonts w:eastAsia="맑은 고딕"/>
+              </w:rPr>
+              <w:t>성과지표 집계 정의(테스트 데이터 제외 규칙 포함)</w:t>
+            </w:r>
+          </w:p>
+        </w:tc>
+      </w:tr>
+      <w:tr>
+        <w:tc>
+          <w:tcPr>
+            <w:tcW w:type="dxa" w:w="2889"/>
+          </w:tcPr>
+          <w:p>
+            <w:r/>
+            <w:r>
+              <w:rPr>
+                <w:rFonts w:ascii="맑은 고딕" w:hAnsi="맑은 고딕"/>
+                <w:b/>
+                <w:sz w:val="18"/>
+                <w:rFonts w:eastAsia="맑은 고딕"/>
+              </w:rPr>
+              <w:t>빌드</w:t>
+            </w:r>
+          </w:p>
+        </w:tc>
+        <w:tc>
+          <w:tcPr>
+            <w:tcW w:type="dxa" w:w="2889"/>
+          </w:tcPr>
+          <w:p>
+            <w:r/>
+            <w:r>
+              <w:rPr>
+                <w:rFonts w:ascii="맑은 고딕" w:hAnsi="맑은 고딕"/>
+                <w:b w:val="0"/>
+                <w:sz w:val="18"/>
+                <w:rFonts w:eastAsia="맑은 고딕"/>
+              </w:rPr>
+              <w:t>Next.js 라우트 목록(CI 빌드 산출)</w:t>
+            </w:r>
+          </w:p>
+        </w:tc>
+        <w:tc>
+          <w:tcPr>
+            <w:tcW w:type="dxa" w:w="2889"/>
+          </w:tcPr>
+          <w:p>
+            <w:r/>
+            <w:r>
+              <w:rPr>
+                <w:rFonts w:ascii="맑은 고딕" w:hAnsi="맑은 고딕"/>
+                <w:b w:val="0"/>
+                <w:sz w:val="18"/>
+                <w:rFonts w:eastAsia="맑은 고딕"/>
+              </w:rPr>
+              <w:t>실제 존재하는 화면 경로</w:t>
+            </w:r>
+          </w:p>
+        </w:tc>
+      </w:tr>
+      <w:tr>
+        <w:tc>
+          <w:tcPr>
+            <w:tcW w:type="dxa" w:w="2889"/>
+          </w:tcPr>
+          <w:p>
+            <w:r/>
+            <w:r>
+              <w:rPr>
+                <w:rFonts w:ascii="맑은 고딕" w:hAnsi="맑은 고딕"/>
+                <w:b/>
                 <w:sz w:val="18"/>
                 <w:rFonts w:eastAsia="맑은 고딕"/>
               </w:rPr>
@@ -7304,7 +9604,7 @@
                 <w:sz w:val="18"/>
                 <w:rFonts w:eastAsia="맑은 고딕"/>
               </w:rPr>
-              <w:t>운영데이터베이스 정확 집계(2026. 8. 20.)</w:t>
+              <w:t>운영데이터베이스 정확 집계(2026. 9. 6.)</w:t>
             </w:r>
           </w:p>
         </w:tc>
@@ -7322,6 +9622,112 @@
                 <w:rFonts w:eastAsia="맑은 고딕"/>
               </w:rPr>
               <w:t>실적 수치의 원천</w:t>
+            </w:r>
+          </w:p>
+        </w:tc>
+      </w:tr>
+      <w:tr>
+        <w:tc>
+          <w:tcPr>
+            <w:tcW w:type="dxa" w:w="2889"/>
+          </w:tcPr>
+          <w:p>
+            <w:r/>
+            <w:r>
+              <w:rPr>
+                <w:rFonts w:ascii="맑은 고딕" w:hAnsi="맑은 고딕"/>
+                <w:b/>
+                <w:sz w:val="18"/>
+                <w:rFonts w:eastAsia="맑은 고딕"/>
+              </w:rPr>
+              <w:t>설정</w:t>
+            </w:r>
+          </w:p>
+        </w:tc>
+        <w:tc>
+          <w:tcPr>
+            <w:tcW w:type="dxa" w:w="2889"/>
+          </w:tcPr>
+          <w:p>
+            <w:r/>
+            <w:r>
+              <w:rPr>
+                <w:rFonts w:ascii="맑은 고딕" w:hAnsi="맑은 고딕"/>
+                <w:b w:val="0"/>
+                <w:sz w:val="18"/>
+                <w:rFonts w:eastAsia="맑은 고딕"/>
+              </w:rPr>
+              <w:t>vercel.json crons · .github/workflows/*.yml</w:t>
+            </w:r>
+          </w:p>
+        </w:tc>
+        <w:tc>
+          <w:tcPr>
+            <w:tcW w:type="dxa" w:w="2889"/>
+          </w:tcPr>
+          <w:p>
+            <w:r/>
+            <w:r>
+              <w:rPr>
+                <w:rFonts w:ascii="맑은 고딕" w:hAnsi="맑은 고딕"/>
+                <w:b w:val="0"/>
+                <w:sz w:val="18"/>
+                <w:rFonts w:eastAsia="맑은 고딕"/>
+              </w:rPr>
+              <w:t>정기 실행·검사 워크플로</w:t>
+            </w:r>
+          </w:p>
+        </w:tc>
+      </w:tr>
+      <w:tr>
+        <w:tc>
+          <w:tcPr>
+            <w:tcW w:type="dxa" w:w="2889"/>
+          </w:tcPr>
+          <w:p>
+            <w:r/>
+            <w:r>
+              <w:rPr>
+                <w:rFonts w:ascii="맑은 고딕" w:hAnsi="맑은 고딕"/>
+                <w:b/>
+                <w:sz w:val="18"/>
+                <w:rFonts w:eastAsia="맑은 고딕"/>
+              </w:rPr>
+              <w:t>실행</w:t>
+            </w:r>
+          </w:p>
+        </w:tc>
+        <w:tc>
+          <w:tcPr>
+            <w:tcW w:type="dxa" w:w="2889"/>
+          </w:tcPr>
+          <w:p>
+            <w:r/>
+            <w:r>
+              <w:rPr>
+                <w:rFonts w:ascii="맑은 고딕" w:hAnsi="맑은 고딕"/>
+                <w:b w:val="0"/>
+                <w:sz w:val="18"/>
+                <w:rFonts w:eastAsia="맑은 고딕"/>
+              </w:rPr>
+              <w:t>npx vitest run · npx playwright test --list · npm audit (2026. 9. 6.)</w:t>
+            </w:r>
+          </w:p>
+        </w:tc>
+        <w:tc>
+          <w:tcPr>
+            <w:tcW w:type="dxa" w:w="2889"/>
+          </w:tcPr>
+          <w:p>
+            <w:r/>
+            <w:r>
+              <w:rPr>
+                <w:rFonts w:ascii="맑은 고딕" w:hAnsi="맑은 고딕"/>
+                <w:b w:val="0"/>
+                <w:sz w:val="18"/>
+                <w:rFonts w:eastAsia="맑은 고딕"/>
+              </w:rPr>
+              <w:t>시험 규모·취약점</w:t>
             </w:r>
           </w:p>
         </w:tc>
@@ -7559,7 +9965,7 @@
         <w:sz w:val="16"/>
         <w:szCs w:val="16"/>
       </w:rPr>
-      <w:t xml:space="preserve">HEALO 플랫폼 | 사용자 매뉴얼</w:t>
+      <w:t>healwith 플랫폼 | 사용자 매뉴얼</w:t>
     </w:r>
   </w:p>
 </w:hdr>
@@ -14548,6 +16954,348 @@
     </w:lvlOverride>
   </w:num>
   <w:num w:numId="1143">
+    <w:abstractNumId w:val="2"/>
+    <w:lvlOverride w:ilvl="0">
+      <w:startOverride w:val="1"/>
+    </w:lvlOverride>
+  </w:num>
+  <w:num w:numId="1144">
+    <w:abstractNumId w:val="2"/>
+    <w:lvlOverride w:ilvl="0">
+      <w:startOverride w:val="1"/>
+    </w:lvlOverride>
+  </w:num>
+  <w:num w:numId="1145">
+    <w:abstractNumId w:val="2"/>
+    <w:lvlOverride w:ilvl="0">
+      <w:startOverride w:val="1"/>
+    </w:lvlOverride>
+  </w:num>
+  <w:num w:numId="1146">
+    <w:abstractNumId w:val="2"/>
+    <w:lvlOverride w:ilvl="0">
+      <w:startOverride w:val="1"/>
+    </w:lvlOverride>
+  </w:num>
+  <w:num w:numId="1147">
+    <w:abstractNumId w:val="2"/>
+    <w:lvlOverride w:ilvl="0">
+      <w:startOverride w:val="1"/>
+    </w:lvlOverride>
+  </w:num>
+  <w:num w:numId="1148">
+    <w:abstractNumId w:val="2"/>
+    <w:lvlOverride w:ilvl="0">
+      <w:startOverride w:val="1"/>
+    </w:lvlOverride>
+  </w:num>
+  <w:num w:numId="1149">
+    <w:abstractNumId w:val="2"/>
+    <w:lvlOverride w:ilvl="0">
+      <w:startOverride w:val="1"/>
+    </w:lvlOverride>
+  </w:num>
+  <w:num w:numId="1150">
+    <w:abstractNumId w:val="2"/>
+    <w:lvlOverride w:ilvl="0">
+      <w:startOverride w:val="1"/>
+    </w:lvlOverride>
+  </w:num>
+  <w:num w:numId="1151">
+    <w:abstractNumId w:val="3"/>
+    <w:lvlOverride w:ilvl="0">
+      <w:startOverride w:val="1"/>
+    </w:lvlOverride>
+  </w:num>
+  <w:num w:numId="1152">
+    <w:abstractNumId w:val="2"/>
+    <w:lvlOverride w:ilvl="0">
+      <w:startOverride w:val="1"/>
+    </w:lvlOverride>
+  </w:num>
+  <w:num w:numId="1153">
+    <w:abstractNumId w:val="2"/>
+    <w:lvlOverride w:ilvl="0">
+      <w:startOverride w:val="1"/>
+    </w:lvlOverride>
+  </w:num>
+  <w:num w:numId="1154">
+    <w:abstractNumId w:val="3"/>
+    <w:lvlOverride w:ilvl="0">
+      <w:startOverride w:val="1"/>
+    </w:lvlOverride>
+  </w:num>
+  <w:num w:numId="1155">
+    <w:abstractNumId w:val="2"/>
+    <w:lvlOverride w:ilvl="0">
+      <w:startOverride w:val="1"/>
+    </w:lvlOverride>
+  </w:num>
+  <w:num w:numId="1156">
+    <w:abstractNumId w:val="2"/>
+    <w:lvlOverride w:ilvl="0">
+      <w:startOverride w:val="1"/>
+    </w:lvlOverride>
+  </w:num>
+  <w:num w:numId="1157">
+    <w:abstractNumId w:val="2"/>
+    <w:lvlOverride w:ilvl="0">
+      <w:startOverride w:val="1"/>
+    </w:lvlOverride>
+  </w:num>
+  <w:num w:numId="1158">
+    <w:abstractNumId w:val="2"/>
+    <w:lvlOverride w:ilvl="0">
+      <w:startOverride w:val="1"/>
+    </w:lvlOverride>
+  </w:num>
+  <w:num w:numId="1159">
+    <w:abstractNumId w:val="2"/>
+    <w:lvlOverride w:ilvl="0">
+      <w:startOverride w:val="1"/>
+    </w:lvlOverride>
+  </w:num>
+  <w:num w:numId="1160">
+    <w:abstractNumId w:val="2"/>
+    <w:lvlOverride w:ilvl="0">
+      <w:startOverride w:val="1"/>
+    </w:lvlOverride>
+  </w:num>
+  <w:num w:numId="1161">
+    <w:abstractNumId w:val="2"/>
+    <w:lvlOverride w:ilvl="0">
+      <w:startOverride w:val="1"/>
+    </w:lvlOverride>
+  </w:num>
+  <w:num w:numId="1162">
+    <w:abstractNumId w:val="2"/>
+    <w:lvlOverride w:ilvl="0">
+      <w:startOverride w:val="1"/>
+    </w:lvlOverride>
+  </w:num>
+  <w:num w:numId="1163">
+    <w:abstractNumId w:val="2"/>
+    <w:lvlOverride w:ilvl="0">
+      <w:startOverride w:val="1"/>
+    </w:lvlOverride>
+  </w:num>
+  <w:num w:numId="1164">
+    <w:abstractNumId w:val="2"/>
+    <w:lvlOverride w:ilvl="0">
+      <w:startOverride w:val="1"/>
+    </w:lvlOverride>
+  </w:num>
+  <w:num w:numId="1165">
+    <w:abstractNumId w:val="2"/>
+    <w:lvlOverride w:ilvl="0">
+      <w:startOverride w:val="1"/>
+    </w:lvlOverride>
+  </w:num>
+  <w:num w:numId="1166">
+    <w:abstractNumId w:val="2"/>
+    <w:lvlOverride w:ilvl="0">
+      <w:startOverride w:val="1"/>
+    </w:lvlOverride>
+  </w:num>
+  <w:num w:numId="1167">
+    <w:abstractNumId w:val="2"/>
+    <w:lvlOverride w:ilvl="0">
+      <w:startOverride w:val="1"/>
+    </w:lvlOverride>
+  </w:num>
+  <w:num w:numId="1168">
+    <w:abstractNumId w:val="2"/>
+    <w:lvlOverride w:ilvl="0">
+      <w:startOverride w:val="1"/>
+    </w:lvlOverride>
+  </w:num>
+  <w:num w:numId="1169">
+    <w:abstractNumId w:val="2"/>
+    <w:lvlOverride w:ilvl="0">
+      <w:startOverride w:val="1"/>
+    </w:lvlOverride>
+  </w:num>
+  <w:num w:numId="1170">
+    <w:abstractNumId w:val="3"/>
+    <w:lvlOverride w:ilvl="0">
+      <w:startOverride w:val="1"/>
+    </w:lvlOverride>
+  </w:num>
+  <w:num w:numId="1171">
+    <w:abstractNumId w:val="2"/>
+    <w:lvlOverride w:ilvl="0">
+      <w:startOverride w:val="1"/>
+    </w:lvlOverride>
+  </w:num>
+  <w:num w:numId="1172">
+    <w:abstractNumId w:val="2"/>
+    <w:lvlOverride w:ilvl="0">
+      <w:startOverride w:val="1"/>
+    </w:lvlOverride>
+  </w:num>
+  <w:num w:numId="1173">
+    <w:abstractNumId w:val="3"/>
+    <w:lvlOverride w:ilvl="0">
+      <w:startOverride w:val="1"/>
+    </w:lvlOverride>
+  </w:num>
+  <w:num w:numId="1174">
+    <w:abstractNumId w:val="2"/>
+    <w:lvlOverride w:ilvl="0">
+      <w:startOverride w:val="1"/>
+    </w:lvlOverride>
+  </w:num>
+  <w:num w:numId="1175">
+    <w:abstractNumId w:val="2"/>
+    <w:lvlOverride w:ilvl="0">
+      <w:startOverride w:val="1"/>
+    </w:lvlOverride>
+  </w:num>
+  <w:num w:numId="1176">
+    <w:abstractNumId w:val="2"/>
+    <w:lvlOverride w:ilvl="0">
+      <w:startOverride w:val="1"/>
+    </w:lvlOverride>
+  </w:num>
+  <w:num w:numId="1177">
+    <w:abstractNumId w:val="2"/>
+    <w:lvlOverride w:ilvl="0">
+      <w:startOverride w:val="1"/>
+    </w:lvlOverride>
+  </w:num>
+  <w:num w:numId="1178">
+    <w:abstractNumId w:val="2"/>
+    <w:lvlOverride w:ilvl="0">
+      <w:startOverride w:val="1"/>
+    </w:lvlOverride>
+  </w:num>
+  <w:num w:numId="1179">
+    <w:abstractNumId w:val="2"/>
+    <w:lvlOverride w:ilvl="0">
+      <w:startOverride w:val="1"/>
+    </w:lvlOverride>
+  </w:num>
+  <w:num w:numId="1180">
+    <w:abstractNumId w:val="2"/>
+    <w:lvlOverride w:ilvl="0">
+      <w:startOverride w:val="1"/>
+    </w:lvlOverride>
+  </w:num>
+  <w:num w:numId="1181">
+    <w:abstractNumId w:val="2"/>
+    <w:lvlOverride w:ilvl="0">
+      <w:startOverride w:val="1"/>
+    </w:lvlOverride>
+  </w:num>
+  <w:num w:numId="1182">
+    <w:abstractNumId w:val="2"/>
+    <w:lvlOverride w:ilvl="0">
+      <w:startOverride w:val="1"/>
+    </w:lvlOverride>
+  </w:num>
+  <w:num w:numId="1183">
+    <w:abstractNumId w:val="2"/>
+    <w:lvlOverride w:ilvl="0">
+      <w:startOverride w:val="1"/>
+    </w:lvlOverride>
+  </w:num>
+  <w:num w:numId="1184">
+    <w:abstractNumId w:val="2"/>
+    <w:lvlOverride w:ilvl="0">
+      <w:startOverride w:val="1"/>
+    </w:lvlOverride>
+  </w:num>
+  <w:num w:numId="1185">
+    <w:abstractNumId w:val="2"/>
+    <w:lvlOverride w:ilvl="0">
+      <w:startOverride w:val="1"/>
+    </w:lvlOverride>
+  </w:num>
+  <w:num w:numId="1186">
+    <w:abstractNumId w:val="2"/>
+    <w:lvlOverride w:ilvl="0">
+      <w:startOverride w:val="1"/>
+    </w:lvlOverride>
+  </w:num>
+  <w:num w:numId="1187">
+    <w:abstractNumId w:val="2"/>
+    <w:lvlOverride w:ilvl="0">
+      <w:startOverride w:val="1"/>
+    </w:lvlOverride>
+  </w:num>
+  <w:num w:numId="1188">
+    <w:abstractNumId w:val="2"/>
+    <w:lvlOverride w:ilvl="0">
+      <w:startOverride w:val="1"/>
+    </w:lvlOverride>
+  </w:num>
+  <w:num w:numId="1189">
+    <w:abstractNumId w:val="3"/>
+    <w:lvlOverride w:ilvl="0">
+      <w:startOverride w:val="1"/>
+    </w:lvlOverride>
+  </w:num>
+  <w:num w:numId="1190">
+    <w:abstractNumId w:val="2"/>
+    <w:lvlOverride w:ilvl="0">
+      <w:startOverride w:val="1"/>
+    </w:lvlOverride>
+  </w:num>
+  <w:num w:numId="1191">
+    <w:abstractNumId w:val="2"/>
+    <w:lvlOverride w:ilvl="0">
+      <w:startOverride w:val="1"/>
+    </w:lvlOverride>
+  </w:num>
+  <w:num w:numId="1192">
+    <w:abstractNumId w:val="3"/>
+    <w:lvlOverride w:ilvl="0">
+      <w:startOverride w:val="1"/>
+    </w:lvlOverride>
+  </w:num>
+  <w:num w:numId="1193">
+    <w:abstractNumId w:val="2"/>
+    <w:lvlOverride w:ilvl="0">
+      <w:startOverride w:val="1"/>
+    </w:lvlOverride>
+  </w:num>
+  <w:num w:numId="1194">
+    <w:abstractNumId w:val="2"/>
+    <w:lvlOverride w:ilvl="0">
+      <w:startOverride w:val="1"/>
+    </w:lvlOverride>
+  </w:num>
+  <w:num w:numId="1195">
+    <w:abstractNumId w:val="2"/>
+    <w:lvlOverride w:ilvl="0">
+      <w:startOverride w:val="1"/>
+    </w:lvlOverride>
+  </w:num>
+  <w:num w:numId="1196">
+    <w:abstractNumId w:val="2"/>
+    <w:lvlOverride w:ilvl="0">
+      <w:startOverride w:val="1"/>
+    </w:lvlOverride>
+  </w:num>
+  <w:num w:numId="1197">
+    <w:abstractNumId w:val="2"/>
+    <w:lvlOverride w:ilvl="0">
+      <w:startOverride w:val="1"/>
+    </w:lvlOverride>
+  </w:num>
+  <w:num w:numId="1198">
+    <w:abstractNumId w:val="2"/>
+    <w:lvlOverride w:ilvl="0">
+      <w:startOverride w:val="1"/>
+    </w:lvlOverride>
+  </w:num>
+  <w:num w:numId="1199">
+    <w:abstractNumId w:val="2"/>
+    <w:lvlOverride w:ilvl="0">
+      <w:startOverride w:val="1"/>
+    </w:lvlOverride>
+  </w:num>
+  <w:num w:numId="1200">
     <w:abstractNumId w:val="2"/>
     <w:lvlOverride w:ilvl="0">
       <w:startOverride w:val="1"/>

--- a/docs/government-project/06_사용자매뉴얼.docx
+++ b/docs/government-project/06_사용자매뉴얼.docx
@@ -1275,7 +1275,7 @@
         <w:keepNext/>
         <w:numPr>
           <w:ilvl w:val="0"/>
-          <w:numId w:val="1182"/>
+          <w:numId w:val="1201"/>
         </w:numPr>
         <w:spacing w:after="40" w:before="40"/>
       </w:pPr>
@@ -1294,7 +1294,7 @@
         <w:keepNext/>
         <w:numPr>
           <w:ilvl w:val="0"/>
-          <w:numId w:val="1182"/>
+          <w:numId w:val="1201"/>
         </w:numPr>
         <w:spacing w:after="40" w:before="40"/>
       </w:pPr>
@@ -1313,7 +1313,7 @@
         <w:keepNext/>
         <w:numPr>
           <w:ilvl w:val="0"/>
-          <w:numId w:val="1182"/>
+          <w:numId w:val="1201"/>
         </w:numPr>
         <w:spacing w:after="40" w:before="40"/>
       </w:pPr>
@@ -1332,7 +1332,7 @@
         <w:keepNext/>
         <w:numPr>
           <w:ilvl w:val="0"/>
-          <w:numId w:val="1182"/>
+          <w:numId w:val="1201"/>
         </w:numPr>
         <w:spacing w:after="40" w:before="40"/>
       </w:pPr>
@@ -1351,7 +1351,7 @@
         <w:keepNext/>
         <w:numPr>
           <w:ilvl w:val="0"/>
-          <w:numId w:val="1182"/>
+          <w:numId w:val="1201"/>
         </w:numPr>
         <w:spacing w:after="40" w:before="40"/>
       </w:pPr>
@@ -1429,7 +1429,7 @@
         <w:keepNext/>
         <w:numPr>
           <w:ilvl w:val="0"/>
-          <w:numId w:val="1183"/>
+          <w:numId w:val="1202"/>
         </w:numPr>
         <w:spacing w:after="40" w:before="40"/>
       </w:pPr>
@@ -1448,7 +1448,7 @@
         <w:keepNext/>
         <w:numPr>
           <w:ilvl w:val="0"/>
-          <w:numId w:val="1183"/>
+          <w:numId w:val="1202"/>
         </w:numPr>
         <w:spacing w:after="40" w:before="40"/>
       </w:pPr>
@@ -1467,7 +1467,7 @@
         <w:keepNext/>
         <w:numPr>
           <w:ilvl w:val="0"/>
-          <w:numId w:val="1183"/>
+          <w:numId w:val="1202"/>
         </w:numPr>
         <w:spacing w:after="40" w:before="40"/>
       </w:pPr>
@@ -1580,7 +1580,7 @@
         <w:keepNext/>
         <w:numPr>
           <w:ilvl w:val="0"/>
-          <w:numId w:val="1184"/>
+          <w:numId w:val="1203"/>
         </w:numPr>
         <w:spacing w:after="40" w:before="40"/>
       </w:pPr>
@@ -1599,7 +1599,7 @@
         <w:keepNext/>
         <w:numPr>
           <w:ilvl w:val="0"/>
-          <w:numId w:val="1184"/>
+          <w:numId w:val="1203"/>
         </w:numPr>
         <w:spacing w:after="40" w:before="40"/>
       </w:pPr>
@@ -2398,7 +2398,7 @@
         <w:keepNext/>
         <w:numPr>
           <w:ilvl w:val="0"/>
-          <w:numId w:val="1185"/>
+          <w:numId w:val="1204"/>
         </w:numPr>
         <w:spacing w:after="40" w:before="40"/>
       </w:pPr>
@@ -2417,7 +2417,7 @@
         <w:keepNext/>
         <w:numPr>
           <w:ilvl w:val="0"/>
-          <w:numId w:val="1185"/>
+          <w:numId w:val="1204"/>
         </w:numPr>
         <w:spacing w:after="40" w:before="40"/>
       </w:pPr>
@@ -2436,7 +2436,7 @@
         <w:keepNext/>
         <w:numPr>
           <w:ilvl w:val="0"/>
-          <w:numId w:val="1185"/>
+          <w:numId w:val="1204"/>
         </w:numPr>
         <w:spacing w:after="40" w:before="40"/>
       </w:pPr>
@@ -2455,7 +2455,7 @@
         <w:keepNext/>
         <w:numPr>
           <w:ilvl w:val="0"/>
-          <w:numId w:val="1185"/>
+          <w:numId w:val="1204"/>
         </w:numPr>
         <w:spacing w:after="40" w:before="40"/>
       </w:pPr>
@@ -2474,7 +2474,7 @@
         <w:keepNext/>
         <w:numPr>
           <w:ilvl w:val="0"/>
-          <w:numId w:val="1185"/>
+          <w:numId w:val="1204"/>
         </w:numPr>
         <w:spacing w:after="40" w:before="40"/>
       </w:pPr>
@@ -3070,7 +3070,7 @@
         <w:keepNext/>
         <w:numPr>
           <w:ilvl w:val="0"/>
-          <w:numId w:val="1186"/>
+          <w:numId w:val="1205"/>
         </w:numPr>
         <w:spacing w:after="40" w:before="40"/>
       </w:pPr>
@@ -3089,7 +3089,7 @@
         <w:keepNext/>
         <w:numPr>
           <w:ilvl w:val="0"/>
-          <w:numId w:val="1186"/>
+          <w:numId w:val="1205"/>
         </w:numPr>
         <w:spacing w:after="40" w:before="40"/>
       </w:pPr>
@@ -3108,7 +3108,7 @@
         <w:keepNext/>
         <w:numPr>
           <w:ilvl w:val="0"/>
-          <w:numId w:val="1186"/>
+          <w:numId w:val="1205"/>
         </w:numPr>
         <w:spacing w:after="40" w:before="40"/>
       </w:pPr>
@@ -3127,7 +3127,7 @@
         <w:keepNext/>
         <w:numPr>
           <w:ilvl w:val="0"/>
-          <w:numId w:val="1186"/>
+          <w:numId w:val="1205"/>
         </w:numPr>
         <w:spacing w:after="40" w:before="40"/>
       </w:pPr>
@@ -3181,7 +3181,7 @@
         <w:keepNext/>
         <w:numPr>
           <w:ilvl w:val="0"/>
-          <w:numId w:val="1187"/>
+          <w:numId w:val="1206"/>
         </w:numPr>
         <w:spacing w:after="40" w:before="40"/>
       </w:pPr>
@@ -3200,7 +3200,7 @@
         <w:keepNext/>
         <w:numPr>
           <w:ilvl w:val="0"/>
-          <w:numId w:val="1187"/>
+          <w:numId w:val="1206"/>
         </w:numPr>
         <w:spacing w:after="40" w:before="40"/>
       </w:pPr>
@@ -3218,7 +3218,7 @@
         <w:pStyle w:val="ListParagraph"/>
         <w:numPr>
           <w:ilvl w:val="0"/>
-          <w:numId w:val="1187"/>
+          <w:numId w:val="1206"/>
         </w:numPr>
         <w:spacing w:after="40" w:before="40"/>
       </w:pPr>
@@ -3279,7 +3279,7 @@
         <w:keepNext/>
         <w:numPr>
           <w:ilvl w:val="0"/>
-          <w:numId w:val="1188"/>
+          <w:numId w:val="1207"/>
         </w:numPr>
         <w:spacing w:after="40" w:before="40"/>
       </w:pPr>
@@ -3298,7 +3298,7 @@
         <w:keepNext/>
         <w:numPr>
           <w:ilvl w:val="0"/>
-          <w:numId w:val="1188"/>
+          <w:numId w:val="1207"/>
         </w:numPr>
         <w:spacing w:after="40" w:before="40"/>
       </w:pPr>
@@ -3317,7 +3317,7 @@
         <w:keepNext/>
         <w:numPr>
           <w:ilvl w:val="0"/>
-          <w:numId w:val="1188"/>
+          <w:numId w:val="1207"/>
         </w:numPr>
         <w:spacing w:after="40" w:before="40"/>
       </w:pPr>
@@ -3425,7 +3425,7 @@
         <w:keepNext/>
         <w:numPr>
           <w:ilvl w:val="0"/>
-          <w:numId w:val="1189"/>
+          <w:numId w:val="1208"/>
         </w:numPr>
         <w:spacing w:after="40" w:before="40"/>
       </w:pPr>
@@ -3444,7 +3444,7 @@
         <w:keepNext/>
         <w:numPr>
           <w:ilvl w:val="0"/>
-          <w:numId w:val="1189"/>
+          <w:numId w:val="1208"/>
         </w:numPr>
         <w:spacing w:after="40" w:before="40"/>
       </w:pPr>
@@ -3463,7 +3463,7 @@
         <w:keepNext/>
         <w:numPr>
           <w:ilvl w:val="0"/>
-          <w:numId w:val="1189"/>
+          <w:numId w:val="1208"/>
         </w:numPr>
         <w:spacing w:after="40" w:before="40"/>
       </w:pPr>
@@ -3481,7 +3481,7 @@
         <w:pStyle w:val="ListParagraph"/>
         <w:numPr>
           <w:ilvl w:val="0"/>
-          <w:numId w:val="1189"/>
+          <w:numId w:val="1208"/>
         </w:numPr>
         <w:spacing w:after="40" w:before="40"/>
       </w:pPr>
@@ -3523,7 +3523,7 @@
         <w:keepNext/>
         <w:numPr>
           <w:ilvl w:val="0"/>
-          <w:numId w:val="1190"/>
+          <w:numId w:val="1209"/>
         </w:numPr>
         <w:spacing w:after="40" w:before="40"/>
       </w:pPr>
@@ -3542,7 +3542,7 @@
         <w:keepNext/>
         <w:numPr>
           <w:ilvl w:val="0"/>
-          <w:numId w:val="1190"/>
+          <w:numId w:val="1209"/>
         </w:numPr>
         <w:spacing w:after="40" w:before="40"/>
       </w:pPr>
@@ -3561,7 +3561,7 @@
         <w:keepNext/>
         <w:numPr>
           <w:ilvl w:val="0"/>
-          <w:numId w:val="1190"/>
+          <w:numId w:val="1209"/>
         </w:numPr>
         <w:spacing w:after="40" w:before="40"/>
       </w:pPr>
@@ -3638,7 +3638,7 @@
         <w:keepNext/>
         <w:numPr>
           <w:ilvl w:val="0"/>
-          <w:numId w:val="1191"/>
+          <w:numId w:val="1210"/>
         </w:numPr>
         <w:spacing w:after="40" w:before="40"/>
       </w:pPr>
@@ -3657,7 +3657,7 @@
         <w:keepNext/>
         <w:numPr>
           <w:ilvl w:val="0"/>
-          <w:numId w:val="1191"/>
+          <w:numId w:val="1210"/>
         </w:numPr>
         <w:spacing w:after="40" w:before="40"/>
       </w:pPr>
@@ -3707,7 +3707,7 @@
         <w:keepNext/>
         <w:numPr>
           <w:ilvl w:val="0"/>
-          <w:numId w:val="1192"/>
+          <w:numId w:val="1211"/>
         </w:numPr>
         <w:spacing w:after="40" w:before="40"/>
       </w:pPr>
@@ -3726,7 +3726,7 @@
         <w:keepNext/>
         <w:numPr>
           <w:ilvl w:val="0"/>
-          <w:numId w:val="1192"/>
+          <w:numId w:val="1211"/>
         </w:numPr>
         <w:spacing w:after="40" w:before="40"/>
       </w:pPr>
@@ -3745,7 +3745,7 @@
         <w:keepNext/>
         <w:numPr>
           <w:ilvl w:val="0"/>
-          <w:numId w:val="1192"/>
+          <w:numId w:val="1211"/>
         </w:numPr>
         <w:spacing w:after="40" w:before="40"/>
       </w:pPr>
@@ -3763,7 +3763,7 @@
         <w:pStyle w:val="ListParagraph"/>
         <w:numPr>
           <w:ilvl w:val="0"/>
-          <w:numId w:val="1192"/>
+          <w:numId w:val="1211"/>
         </w:numPr>
         <w:spacing w:after="40" w:before="40"/>
       </w:pPr>
@@ -3805,7 +3805,7 @@
         <w:keepNext/>
         <w:numPr>
           <w:ilvl w:val="0"/>
-          <w:numId w:val="1193"/>
+          <w:numId w:val="1212"/>
         </w:numPr>
         <w:spacing w:after="40" w:before="40"/>
       </w:pPr>
@@ -3824,7 +3824,7 @@
         <w:keepNext/>
         <w:numPr>
           <w:ilvl w:val="0"/>
-          <w:numId w:val="1193"/>
+          <w:numId w:val="1212"/>
         </w:numPr>
         <w:spacing w:after="40" w:before="40"/>
       </w:pPr>
@@ -3843,7 +3843,7 @@
         <w:keepNext/>
         <w:numPr>
           <w:ilvl w:val="0"/>
-          <w:numId w:val="1193"/>
+          <w:numId w:val="1212"/>
         </w:numPr>
         <w:spacing w:after="40" w:before="40"/>
       </w:pPr>
@@ -3862,7 +3862,7 @@
         <w:keepNext/>
         <w:numPr>
           <w:ilvl w:val="0"/>
-          <w:numId w:val="1193"/>
+          <w:numId w:val="1212"/>
         </w:numPr>
         <w:spacing w:after="40" w:before="40"/>
       </w:pPr>
@@ -3940,7 +3940,7 @@
         <w:keepNext/>
         <w:numPr>
           <w:ilvl w:val="0"/>
-          <w:numId w:val="1194"/>
+          <w:numId w:val="1213"/>
         </w:numPr>
         <w:spacing w:after="40" w:before="40"/>
       </w:pPr>
@@ -3959,7 +3959,7 @@
         <w:keepNext/>
         <w:numPr>
           <w:ilvl w:val="0"/>
-          <w:numId w:val="1194"/>
+          <w:numId w:val="1213"/>
         </w:numPr>
         <w:spacing w:after="40" w:before="40"/>
       </w:pPr>
@@ -3978,7 +3978,7 @@
         <w:keepNext/>
         <w:numPr>
           <w:ilvl w:val="0"/>
-          <w:numId w:val="1194"/>
+          <w:numId w:val="1213"/>
         </w:numPr>
         <w:spacing w:after="40" w:before="40"/>
       </w:pPr>
@@ -3997,7 +3997,7 @@
         <w:keepNext/>
         <w:numPr>
           <w:ilvl w:val="0"/>
-          <w:numId w:val="1194"/>
+          <w:numId w:val="1213"/>
         </w:numPr>
         <w:spacing w:after="40" w:before="40"/>
       </w:pPr>
@@ -4016,7 +4016,7 @@
         <w:keepNext/>
         <w:numPr>
           <w:ilvl w:val="0"/>
-          <w:numId w:val="1194"/>
+          <w:numId w:val="1213"/>
         </w:numPr>
         <w:spacing w:after="40" w:before="40"/>
       </w:pPr>
@@ -4075,7 +4075,7 @@
         <w:keepNext/>
         <w:numPr>
           <w:ilvl w:val="0"/>
-          <w:numId w:val="1195"/>
+          <w:numId w:val="1214"/>
         </w:numPr>
         <w:spacing w:after="40" w:before="40"/>
       </w:pPr>
@@ -4094,7 +4094,7 @@
         <w:keepNext/>
         <w:numPr>
           <w:ilvl w:val="0"/>
-          <w:numId w:val="1195"/>
+          <w:numId w:val="1214"/>
         </w:numPr>
         <w:spacing w:after="40" w:before="40"/>
       </w:pPr>
@@ -4113,7 +4113,7 @@
         <w:keepNext/>
         <w:numPr>
           <w:ilvl w:val="0"/>
-          <w:numId w:val="1195"/>
+          <w:numId w:val="1214"/>
         </w:numPr>
         <w:spacing w:after="40" w:before="40"/>
       </w:pPr>
@@ -4132,7 +4132,7 @@
         <w:keepNext/>
         <w:numPr>
           <w:ilvl w:val="0"/>
-          <w:numId w:val="1195"/>
+          <w:numId w:val="1214"/>
         </w:numPr>
         <w:spacing w:after="40" w:before="40"/>
       </w:pPr>
@@ -4151,7 +4151,7 @@
         <w:keepNext/>
         <w:numPr>
           <w:ilvl w:val="0"/>
-          <w:numId w:val="1195"/>
+          <w:numId w:val="1214"/>
         </w:numPr>
         <w:spacing w:after="40" w:before="40"/>
       </w:pPr>
@@ -4229,7 +4229,7 @@
         <w:keepNext/>
         <w:numPr>
           <w:ilvl w:val="0"/>
-          <w:numId w:val="1196"/>
+          <w:numId w:val="1215"/>
         </w:numPr>
         <w:spacing w:after="40" w:before="40"/>
       </w:pPr>
@@ -4248,7 +4248,7 @@
         <w:keepNext/>
         <w:numPr>
           <w:ilvl w:val="0"/>
-          <w:numId w:val="1196"/>
+          <w:numId w:val="1215"/>
         </w:numPr>
         <w:spacing w:after="40" w:before="40"/>
       </w:pPr>
@@ -4267,7 +4267,7 @@
         <w:keepNext/>
         <w:numPr>
           <w:ilvl w:val="0"/>
-          <w:numId w:val="1196"/>
+          <w:numId w:val="1215"/>
         </w:numPr>
         <w:spacing w:after="40" w:before="40"/>
       </w:pPr>
@@ -4363,7 +4363,7 @@
         <w:keepNext/>
         <w:numPr>
           <w:ilvl w:val="0"/>
-          <w:numId w:val="1197"/>
+          <w:numId w:val="1216"/>
         </w:numPr>
         <w:spacing w:after="40" w:before="40"/>
       </w:pPr>
@@ -4382,7 +4382,7 @@
         <w:keepNext/>
         <w:numPr>
           <w:ilvl w:val="0"/>
-          <w:numId w:val="1197"/>
+          <w:numId w:val="1216"/>
         </w:numPr>
         <w:spacing w:after="40" w:before="40"/>
       </w:pPr>
@@ -4460,7 +4460,7 @@
         <w:keepNext/>
         <w:numPr>
           <w:ilvl w:val="0"/>
-          <w:numId w:val="1198"/>
+          <w:numId w:val="1217"/>
         </w:numPr>
         <w:spacing w:after="40" w:before="40"/>
       </w:pPr>
@@ -4479,7 +4479,7 @@
         <w:keepNext/>
         <w:numPr>
           <w:ilvl w:val="0"/>
-          <w:numId w:val="1198"/>
+          <w:numId w:val="1217"/>
         </w:numPr>
         <w:spacing w:after="40" w:before="40"/>
       </w:pPr>
@@ -4498,7 +4498,7 @@
         <w:keepNext/>
         <w:numPr>
           <w:ilvl w:val="0"/>
-          <w:numId w:val="1198"/>
+          <w:numId w:val="1217"/>
         </w:numPr>
         <w:spacing w:after="40" w:before="40"/>
       </w:pPr>
@@ -4576,7 +4576,7 @@
         <w:keepNext/>
         <w:numPr>
           <w:ilvl w:val="0"/>
-          <w:numId w:val="1199"/>
+          <w:numId w:val="1218"/>
         </w:numPr>
         <w:spacing w:after="40" w:before="40"/>
       </w:pPr>
@@ -4595,7 +4595,7 @@
         <w:keepNext/>
         <w:numPr>
           <w:ilvl w:val="0"/>
-          <w:numId w:val="1199"/>
+          <w:numId w:val="1218"/>
         </w:numPr>
         <w:spacing w:after="40" w:before="40"/>
       </w:pPr>
@@ -4614,7 +4614,7 @@
         <w:keepNext/>
         <w:numPr>
           <w:ilvl w:val="0"/>
-          <w:numId w:val="1199"/>
+          <w:numId w:val="1218"/>
         </w:numPr>
         <w:spacing w:after="40" w:before="40"/>
       </w:pPr>
@@ -4633,7 +4633,7 @@
         <w:keepNext/>
         <w:numPr>
           <w:ilvl w:val="0"/>
-          <w:numId w:val="1199"/>
+          <w:numId w:val="1218"/>
         </w:numPr>
         <w:spacing w:after="40" w:before="40"/>
       </w:pPr>
@@ -4711,7 +4711,7 @@
         <w:keepNext/>
         <w:numPr>
           <w:ilvl w:val="0"/>
-          <w:numId w:val="1200"/>
+          <w:numId w:val="1219"/>
         </w:numPr>
         <w:spacing w:after="40" w:before="40"/>
       </w:pPr>
@@ -4730,7 +4730,7 @@
         <w:keepNext/>
         <w:numPr>
           <w:ilvl w:val="0"/>
-          <w:numId w:val="1200"/>
+          <w:numId w:val="1219"/>
         </w:numPr>
         <w:spacing w:after="40" w:before="40"/>
       </w:pPr>
@@ -4749,7 +4749,7 @@
         <w:keepNext/>
         <w:numPr>
           <w:ilvl w:val="0"/>
-          <w:numId w:val="1200"/>
+          <w:numId w:val="1219"/>
         </w:numPr>
         <w:spacing w:after="40" w:before="40"/>
       </w:pPr>
@@ -17296,6 +17296,120 @@
     </w:lvlOverride>
   </w:num>
   <w:num w:numId="1200">
+    <w:abstractNumId w:val="2"/>
+    <w:lvlOverride w:ilvl="0">
+      <w:startOverride w:val="1"/>
+    </w:lvlOverride>
+  </w:num>
+  <w:num w:numId="1201">
+    <w:abstractNumId w:val="2"/>
+    <w:lvlOverride w:ilvl="0">
+      <w:startOverride w:val="1"/>
+    </w:lvlOverride>
+  </w:num>
+  <w:num w:numId="1202">
+    <w:abstractNumId w:val="2"/>
+    <w:lvlOverride w:ilvl="0">
+      <w:startOverride w:val="1"/>
+    </w:lvlOverride>
+  </w:num>
+  <w:num w:numId="1203">
+    <w:abstractNumId w:val="2"/>
+    <w:lvlOverride w:ilvl="0">
+      <w:startOverride w:val="1"/>
+    </w:lvlOverride>
+  </w:num>
+  <w:num w:numId="1204">
+    <w:abstractNumId w:val="2"/>
+    <w:lvlOverride w:ilvl="0">
+      <w:startOverride w:val="1"/>
+    </w:lvlOverride>
+  </w:num>
+  <w:num w:numId="1205">
+    <w:abstractNumId w:val="2"/>
+    <w:lvlOverride w:ilvl="0">
+      <w:startOverride w:val="1"/>
+    </w:lvlOverride>
+  </w:num>
+  <w:num w:numId="1206">
+    <w:abstractNumId w:val="2"/>
+    <w:lvlOverride w:ilvl="0">
+      <w:startOverride w:val="1"/>
+    </w:lvlOverride>
+  </w:num>
+  <w:num w:numId="1207">
+    <w:abstractNumId w:val="2"/>
+    <w:lvlOverride w:ilvl="0">
+      <w:startOverride w:val="1"/>
+    </w:lvlOverride>
+  </w:num>
+  <w:num w:numId="1208">
+    <w:abstractNumId w:val="3"/>
+    <w:lvlOverride w:ilvl="0">
+      <w:startOverride w:val="1"/>
+    </w:lvlOverride>
+  </w:num>
+  <w:num w:numId="1209">
+    <w:abstractNumId w:val="2"/>
+    <w:lvlOverride w:ilvl="0">
+      <w:startOverride w:val="1"/>
+    </w:lvlOverride>
+  </w:num>
+  <w:num w:numId="1210">
+    <w:abstractNumId w:val="2"/>
+    <w:lvlOverride w:ilvl="0">
+      <w:startOverride w:val="1"/>
+    </w:lvlOverride>
+  </w:num>
+  <w:num w:numId="1211">
+    <w:abstractNumId w:val="3"/>
+    <w:lvlOverride w:ilvl="0">
+      <w:startOverride w:val="1"/>
+    </w:lvlOverride>
+  </w:num>
+  <w:num w:numId="1212">
+    <w:abstractNumId w:val="2"/>
+    <w:lvlOverride w:ilvl="0">
+      <w:startOverride w:val="1"/>
+    </w:lvlOverride>
+  </w:num>
+  <w:num w:numId="1213">
+    <w:abstractNumId w:val="2"/>
+    <w:lvlOverride w:ilvl="0">
+      <w:startOverride w:val="1"/>
+    </w:lvlOverride>
+  </w:num>
+  <w:num w:numId="1214">
+    <w:abstractNumId w:val="2"/>
+    <w:lvlOverride w:ilvl="0">
+      <w:startOverride w:val="1"/>
+    </w:lvlOverride>
+  </w:num>
+  <w:num w:numId="1215">
+    <w:abstractNumId w:val="2"/>
+    <w:lvlOverride w:ilvl="0">
+      <w:startOverride w:val="1"/>
+    </w:lvlOverride>
+  </w:num>
+  <w:num w:numId="1216">
+    <w:abstractNumId w:val="2"/>
+    <w:lvlOverride w:ilvl="0">
+      <w:startOverride w:val="1"/>
+    </w:lvlOverride>
+  </w:num>
+  <w:num w:numId="1217">
+    <w:abstractNumId w:val="2"/>
+    <w:lvlOverride w:ilvl="0">
+      <w:startOverride w:val="1"/>
+    </w:lvlOverride>
+  </w:num>
+  <w:num w:numId="1218">
+    <w:abstractNumId w:val="2"/>
+    <w:lvlOverride w:ilvl="0">
+      <w:startOverride w:val="1"/>
+    </w:lvlOverride>
+  </w:num>
+  <w:num w:numId="1219">
     <w:abstractNumId w:val="2"/>
     <w:lvlOverride w:ilvl="0">
       <w:startOverride w:val="1"/>

--- a/docs/government-project/06_사용자매뉴얼.docx
+++ b/docs/government-project/06_사용자매뉴얼.docx
@@ -1275,7 +1275,7 @@
         <w:keepNext/>
         <w:numPr>
           <w:ilvl w:val="0"/>
-          <w:numId w:val="1201"/>
+          <w:numId w:val="1220"/>
         </w:numPr>
         <w:spacing w:after="40" w:before="40"/>
       </w:pPr>
@@ -1294,7 +1294,7 @@
         <w:keepNext/>
         <w:numPr>
           <w:ilvl w:val="0"/>
-          <w:numId w:val="1201"/>
+          <w:numId w:val="1220"/>
         </w:numPr>
         <w:spacing w:after="40" w:before="40"/>
       </w:pPr>
@@ -1313,7 +1313,7 @@
         <w:keepNext/>
         <w:numPr>
           <w:ilvl w:val="0"/>
-          <w:numId w:val="1201"/>
+          <w:numId w:val="1220"/>
         </w:numPr>
         <w:spacing w:after="40" w:before="40"/>
       </w:pPr>
@@ -1332,7 +1332,7 @@
         <w:keepNext/>
         <w:numPr>
           <w:ilvl w:val="0"/>
-          <w:numId w:val="1201"/>
+          <w:numId w:val="1220"/>
         </w:numPr>
         <w:spacing w:after="40" w:before="40"/>
       </w:pPr>
@@ -1351,7 +1351,7 @@
         <w:keepNext/>
         <w:numPr>
           <w:ilvl w:val="0"/>
-          <w:numId w:val="1201"/>
+          <w:numId w:val="1220"/>
         </w:numPr>
         <w:spacing w:after="40" w:before="40"/>
       </w:pPr>
@@ -1429,7 +1429,7 @@
         <w:keepNext/>
         <w:numPr>
           <w:ilvl w:val="0"/>
-          <w:numId w:val="1202"/>
+          <w:numId w:val="1221"/>
         </w:numPr>
         <w:spacing w:after="40" w:before="40"/>
       </w:pPr>
@@ -1448,7 +1448,7 @@
         <w:keepNext/>
         <w:numPr>
           <w:ilvl w:val="0"/>
-          <w:numId w:val="1202"/>
+          <w:numId w:val="1221"/>
         </w:numPr>
         <w:spacing w:after="40" w:before="40"/>
       </w:pPr>
@@ -1467,7 +1467,7 @@
         <w:keepNext/>
         <w:numPr>
           <w:ilvl w:val="0"/>
-          <w:numId w:val="1202"/>
+          <w:numId w:val="1221"/>
         </w:numPr>
         <w:spacing w:after="40" w:before="40"/>
       </w:pPr>
@@ -1580,7 +1580,7 @@
         <w:keepNext/>
         <w:numPr>
           <w:ilvl w:val="0"/>
-          <w:numId w:val="1203"/>
+          <w:numId w:val="1222"/>
         </w:numPr>
         <w:spacing w:after="40" w:before="40"/>
       </w:pPr>
@@ -1599,7 +1599,7 @@
         <w:keepNext/>
         <w:numPr>
           <w:ilvl w:val="0"/>
-          <w:numId w:val="1203"/>
+          <w:numId w:val="1222"/>
         </w:numPr>
         <w:spacing w:after="40" w:before="40"/>
       </w:pPr>
@@ -2398,7 +2398,7 @@
         <w:keepNext/>
         <w:numPr>
           <w:ilvl w:val="0"/>
-          <w:numId w:val="1204"/>
+          <w:numId w:val="1223"/>
         </w:numPr>
         <w:spacing w:after="40" w:before="40"/>
       </w:pPr>
@@ -2417,7 +2417,7 @@
         <w:keepNext/>
         <w:numPr>
           <w:ilvl w:val="0"/>
-          <w:numId w:val="1204"/>
+          <w:numId w:val="1223"/>
         </w:numPr>
         <w:spacing w:after="40" w:before="40"/>
       </w:pPr>
@@ -2436,7 +2436,7 @@
         <w:keepNext/>
         <w:numPr>
           <w:ilvl w:val="0"/>
-          <w:numId w:val="1204"/>
+          <w:numId w:val="1223"/>
         </w:numPr>
         <w:spacing w:after="40" w:before="40"/>
       </w:pPr>
@@ -2455,7 +2455,7 @@
         <w:keepNext/>
         <w:numPr>
           <w:ilvl w:val="0"/>
-          <w:numId w:val="1204"/>
+          <w:numId w:val="1223"/>
         </w:numPr>
         <w:spacing w:after="40" w:before="40"/>
       </w:pPr>
@@ -2474,7 +2474,7 @@
         <w:keepNext/>
         <w:numPr>
           <w:ilvl w:val="0"/>
-          <w:numId w:val="1204"/>
+          <w:numId w:val="1223"/>
         </w:numPr>
         <w:spacing w:after="40" w:before="40"/>
       </w:pPr>
@@ -3070,7 +3070,7 @@
         <w:keepNext/>
         <w:numPr>
           <w:ilvl w:val="0"/>
-          <w:numId w:val="1205"/>
+          <w:numId w:val="1224"/>
         </w:numPr>
         <w:spacing w:after="40" w:before="40"/>
       </w:pPr>
@@ -3089,7 +3089,7 @@
         <w:keepNext/>
         <w:numPr>
           <w:ilvl w:val="0"/>
-          <w:numId w:val="1205"/>
+          <w:numId w:val="1224"/>
         </w:numPr>
         <w:spacing w:after="40" w:before="40"/>
       </w:pPr>
@@ -3108,7 +3108,7 @@
         <w:keepNext/>
         <w:numPr>
           <w:ilvl w:val="0"/>
-          <w:numId w:val="1205"/>
+          <w:numId w:val="1224"/>
         </w:numPr>
         <w:spacing w:after="40" w:before="40"/>
       </w:pPr>
@@ -3127,7 +3127,7 @@
         <w:keepNext/>
         <w:numPr>
           <w:ilvl w:val="0"/>
-          <w:numId w:val="1205"/>
+          <w:numId w:val="1224"/>
         </w:numPr>
         <w:spacing w:after="40" w:before="40"/>
       </w:pPr>
@@ -3181,7 +3181,7 @@
         <w:keepNext/>
         <w:numPr>
           <w:ilvl w:val="0"/>
-          <w:numId w:val="1206"/>
+          <w:numId w:val="1225"/>
         </w:numPr>
         <w:spacing w:after="40" w:before="40"/>
       </w:pPr>
@@ -3200,7 +3200,7 @@
         <w:keepNext/>
         <w:numPr>
           <w:ilvl w:val="0"/>
-          <w:numId w:val="1206"/>
+          <w:numId w:val="1225"/>
         </w:numPr>
         <w:spacing w:after="40" w:before="40"/>
       </w:pPr>
@@ -3218,7 +3218,7 @@
         <w:pStyle w:val="ListParagraph"/>
         <w:numPr>
           <w:ilvl w:val="0"/>
-          <w:numId w:val="1206"/>
+          <w:numId w:val="1225"/>
         </w:numPr>
         <w:spacing w:after="40" w:before="40"/>
       </w:pPr>
@@ -3279,7 +3279,7 @@
         <w:keepNext/>
         <w:numPr>
           <w:ilvl w:val="0"/>
-          <w:numId w:val="1207"/>
+          <w:numId w:val="1226"/>
         </w:numPr>
         <w:spacing w:after="40" w:before="40"/>
       </w:pPr>
@@ -3298,7 +3298,7 @@
         <w:keepNext/>
         <w:numPr>
           <w:ilvl w:val="0"/>
-          <w:numId w:val="1207"/>
+          <w:numId w:val="1226"/>
         </w:numPr>
         <w:spacing w:after="40" w:before="40"/>
       </w:pPr>
@@ -3317,7 +3317,7 @@
         <w:keepNext/>
         <w:numPr>
           <w:ilvl w:val="0"/>
-          <w:numId w:val="1207"/>
+          <w:numId w:val="1226"/>
         </w:numPr>
         <w:spacing w:after="40" w:before="40"/>
       </w:pPr>
@@ -3425,7 +3425,7 @@
         <w:keepNext/>
         <w:numPr>
           <w:ilvl w:val="0"/>
-          <w:numId w:val="1208"/>
+          <w:numId w:val="1227"/>
         </w:numPr>
         <w:spacing w:after="40" w:before="40"/>
       </w:pPr>
@@ -3444,7 +3444,7 @@
         <w:keepNext/>
         <w:numPr>
           <w:ilvl w:val="0"/>
-          <w:numId w:val="1208"/>
+          <w:numId w:val="1227"/>
         </w:numPr>
         <w:spacing w:after="40" w:before="40"/>
       </w:pPr>
@@ -3463,7 +3463,7 @@
         <w:keepNext/>
         <w:numPr>
           <w:ilvl w:val="0"/>
-          <w:numId w:val="1208"/>
+          <w:numId w:val="1227"/>
         </w:numPr>
         <w:spacing w:after="40" w:before="40"/>
       </w:pPr>
@@ -3481,7 +3481,7 @@
         <w:pStyle w:val="ListParagraph"/>
         <w:numPr>
           <w:ilvl w:val="0"/>
-          <w:numId w:val="1208"/>
+          <w:numId w:val="1227"/>
         </w:numPr>
         <w:spacing w:after="40" w:before="40"/>
       </w:pPr>
@@ -3523,7 +3523,7 @@
         <w:keepNext/>
         <w:numPr>
           <w:ilvl w:val="0"/>
-          <w:numId w:val="1209"/>
+          <w:numId w:val="1228"/>
         </w:numPr>
         <w:spacing w:after="40" w:before="40"/>
       </w:pPr>
@@ -3542,7 +3542,7 @@
         <w:keepNext/>
         <w:numPr>
           <w:ilvl w:val="0"/>
-          <w:numId w:val="1209"/>
+          <w:numId w:val="1228"/>
         </w:numPr>
         <w:spacing w:after="40" w:before="40"/>
       </w:pPr>
@@ -3561,7 +3561,7 @@
         <w:keepNext/>
         <w:numPr>
           <w:ilvl w:val="0"/>
-          <w:numId w:val="1209"/>
+          <w:numId w:val="1228"/>
         </w:numPr>
         <w:spacing w:after="40" w:before="40"/>
       </w:pPr>
@@ -3638,7 +3638,7 @@
         <w:keepNext/>
         <w:numPr>
           <w:ilvl w:val="0"/>
-          <w:numId w:val="1210"/>
+          <w:numId w:val="1229"/>
         </w:numPr>
         <w:spacing w:after="40" w:before="40"/>
       </w:pPr>
@@ -3657,7 +3657,7 @@
         <w:keepNext/>
         <w:numPr>
           <w:ilvl w:val="0"/>
-          <w:numId w:val="1210"/>
+          <w:numId w:val="1229"/>
         </w:numPr>
         <w:spacing w:after="40" w:before="40"/>
       </w:pPr>
@@ -3707,7 +3707,7 @@
         <w:keepNext/>
         <w:numPr>
           <w:ilvl w:val="0"/>
-          <w:numId w:val="1211"/>
+          <w:numId w:val="1230"/>
         </w:numPr>
         <w:spacing w:after="40" w:before="40"/>
       </w:pPr>
@@ -3726,7 +3726,7 @@
         <w:keepNext/>
         <w:numPr>
           <w:ilvl w:val="0"/>
-          <w:numId w:val="1211"/>
+          <w:numId w:val="1230"/>
         </w:numPr>
         <w:spacing w:after="40" w:before="40"/>
       </w:pPr>
@@ -3745,7 +3745,7 @@
         <w:keepNext/>
         <w:numPr>
           <w:ilvl w:val="0"/>
-          <w:numId w:val="1211"/>
+          <w:numId w:val="1230"/>
         </w:numPr>
         <w:spacing w:after="40" w:before="40"/>
       </w:pPr>
@@ -3763,7 +3763,7 @@
         <w:pStyle w:val="ListParagraph"/>
         <w:numPr>
           <w:ilvl w:val="0"/>
-          <w:numId w:val="1211"/>
+          <w:numId w:val="1230"/>
         </w:numPr>
         <w:spacing w:after="40" w:before="40"/>
       </w:pPr>
@@ -3805,7 +3805,7 @@
         <w:keepNext/>
         <w:numPr>
           <w:ilvl w:val="0"/>
-          <w:numId w:val="1212"/>
+          <w:numId w:val="1231"/>
         </w:numPr>
         <w:spacing w:after="40" w:before="40"/>
       </w:pPr>
@@ -3824,7 +3824,7 @@
         <w:keepNext/>
         <w:numPr>
           <w:ilvl w:val="0"/>
-          <w:numId w:val="1212"/>
+          <w:numId w:val="1231"/>
         </w:numPr>
         <w:spacing w:after="40" w:before="40"/>
       </w:pPr>
@@ -3843,7 +3843,7 @@
         <w:keepNext/>
         <w:numPr>
           <w:ilvl w:val="0"/>
-          <w:numId w:val="1212"/>
+          <w:numId w:val="1231"/>
         </w:numPr>
         <w:spacing w:after="40" w:before="40"/>
       </w:pPr>
@@ -3862,7 +3862,7 @@
         <w:keepNext/>
         <w:numPr>
           <w:ilvl w:val="0"/>
-          <w:numId w:val="1212"/>
+          <w:numId w:val="1231"/>
         </w:numPr>
         <w:spacing w:after="40" w:before="40"/>
       </w:pPr>
@@ -3940,7 +3940,7 @@
         <w:keepNext/>
         <w:numPr>
           <w:ilvl w:val="0"/>
-          <w:numId w:val="1213"/>
+          <w:numId w:val="1232"/>
         </w:numPr>
         <w:spacing w:after="40" w:before="40"/>
       </w:pPr>
@@ -3959,7 +3959,7 @@
         <w:keepNext/>
         <w:numPr>
           <w:ilvl w:val="0"/>
-          <w:numId w:val="1213"/>
+          <w:numId w:val="1232"/>
         </w:numPr>
         <w:spacing w:after="40" w:before="40"/>
       </w:pPr>
@@ -3978,7 +3978,7 @@
         <w:keepNext/>
         <w:numPr>
           <w:ilvl w:val="0"/>
-          <w:numId w:val="1213"/>
+          <w:numId w:val="1232"/>
         </w:numPr>
         <w:spacing w:after="40" w:before="40"/>
       </w:pPr>
@@ -3997,7 +3997,7 @@
         <w:keepNext/>
         <w:numPr>
           <w:ilvl w:val="0"/>
-          <w:numId w:val="1213"/>
+          <w:numId w:val="1232"/>
         </w:numPr>
         <w:spacing w:after="40" w:before="40"/>
       </w:pPr>
@@ -4016,7 +4016,7 @@
         <w:keepNext/>
         <w:numPr>
           <w:ilvl w:val="0"/>
-          <w:numId w:val="1213"/>
+          <w:numId w:val="1232"/>
         </w:numPr>
         <w:spacing w:after="40" w:before="40"/>
       </w:pPr>
@@ -4075,7 +4075,7 @@
         <w:keepNext/>
         <w:numPr>
           <w:ilvl w:val="0"/>
-          <w:numId w:val="1214"/>
+          <w:numId w:val="1233"/>
         </w:numPr>
         <w:spacing w:after="40" w:before="40"/>
       </w:pPr>
@@ -4094,7 +4094,7 @@
         <w:keepNext/>
         <w:numPr>
           <w:ilvl w:val="0"/>
-          <w:numId w:val="1214"/>
+          <w:numId w:val="1233"/>
         </w:numPr>
         <w:spacing w:after="40" w:before="40"/>
       </w:pPr>
@@ -4113,7 +4113,7 @@
         <w:keepNext/>
         <w:numPr>
           <w:ilvl w:val="0"/>
-          <w:numId w:val="1214"/>
+          <w:numId w:val="1233"/>
         </w:numPr>
         <w:spacing w:after="40" w:before="40"/>
       </w:pPr>
@@ -4132,7 +4132,7 @@
         <w:keepNext/>
         <w:numPr>
           <w:ilvl w:val="0"/>
-          <w:numId w:val="1214"/>
+          <w:numId w:val="1233"/>
         </w:numPr>
         <w:spacing w:after="40" w:before="40"/>
       </w:pPr>
@@ -4151,7 +4151,7 @@
         <w:keepNext/>
         <w:numPr>
           <w:ilvl w:val="0"/>
-          <w:numId w:val="1214"/>
+          <w:numId w:val="1233"/>
         </w:numPr>
         <w:spacing w:after="40" w:before="40"/>
       </w:pPr>
@@ -4229,7 +4229,7 @@
         <w:keepNext/>
         <w:numPr>
           <w:ilvl w:val="0"/>
-          <w:numId w:val="1215"/>
+          <w:numId w:val="1234"/>
         </w:numPr>
         <w:spacing w:after="40" w:before="40"/>
       </w:pPr>
@@ -4248,7 +4248,7 @@
         <w:keepNext/>
         <w:numPr>
           <w:ilvl w:val="0"/>
-          <w:numId w:val="1215"/>
+          <w:numId w:val="1234"/>
         </w:numPr>
         <w:spacing w:after="40" w:before="40"/>
       </w:pPr>
@@ -4267,7 +4267,7 @@
         <w:keepNext/>
         <w:numPr>
           <w:ilvl w:val="0"/>
-          <w:numId w:val="1215"/>
+          <w:numId w:val="1234"/>
         </w:numPr>
         <w:spacing w:after="40" w:before="40"/>
       </w:pPr>
@@ -4363,7 +4363,7 @@
         <w:keepNext/>
         <w:numPr>
           <w:ilvl w:val="0"/>
-          <w:numId w:val="1216"/>
+          <w:numId w:val="1235"/>
         </w:numPr>
         <w:spacing w:after="40" w:before="40"/>
       </w:pPr>
@@ -4382,7 +4382,7 @@
         <w:keepNext/>
         <w:numPr>
           <w:ilvl w:val="0"/>
-          <w:numId w:val="1216"/>
+          <w:numId w:val="1235"/>
         </w:numPr>
         <w:spacing w:after="40" w:before="40"/>
       </w:pPr>
@@ -4460,7 +4460,7 @@
         <w:keepNext/>
         <w:numPr>
           <w:ilvl w:val="0"/>
-          <w:numId w:val="1217"/>
+          <w:numId w:val="1236"/>
         </w:numPr>
         <w:spacing w:after="40" w:before="40"/>
       </w:pPr>
@@ -4479,7 +4479,7 @@
         <w:keepNext/>
         <w:numPr>
           <w:ilvl w:val="0"/>
-          <w:numId w:val="1217"/>
+          <w:numId w:val="1236"/>
         </w:numPr>
         <w:spacing w:after="40" w:before="40"/>
       </w:pPr>
@@ -4498,7 +4498,7 @@
         <w:keepNext/>
         <w:numPr>
           <w:ilvl w:val="0"/>
-          <w:numId w:val="1217"/>
+          <w:numId w:val="1236"/>
         </w:numPr>
         <w:spacing w:after="40" w:before="40"/>
       </w:pPr>
@@ -4576,7 +4576,7 @@
         <w:keepNext/>
         <w:numPr>
           <w:ilvl w:val="0"/>
-          <w:numId w:val="1218"/>
+          <w:numId w:val="1237"/>
         </w:numPr>
         <w:spacing w:after="40" w:before="40"/>
       </w:pPr>
@@ -4595,7 +4595,7 @@
         <w:keepNext/>
         <w:numPr>
           <w:ilvl w:val="0"/>
-          <w:numId w:val="1218"/>
+          <w:numId w:val="1237"/>
         </w:numPr>
         <w:spacing w:after="40" w:before="40"/>
       </w:pPr>
@@ -4614,7 +4614,7 @@
         <w:keepNext/>
         <w:numPr>
           <w:ilvl w:val="0"/>
-          <w:numId w:val="1218"/>
+          <w:numId w:val="1237"/>
         </w:numPr>
         <w:spacing w:after="40" w:before="40"/>
       </w:pPr>
@@ -4633,7 +4633,7 @@
         <w:keepNext/>
         <w:numPr>
           <w:ilvl w:val="0"/>
-          <w:numId w:val="1218"/>
+          <w:numId w:val="1237"/>
         </w:numPr>
         <w:spacing w:after="40" w:before="40"/>
       </w:pPr>
@@ -4711,7 +4711,7 @@
         <w:keepNext/>
         <w:numPr>
           <w:ilvl w:val="0"/>
-          <w:numId w:val="1219"/>
+          <w:numId w:val="1238"/>
         </w:numPr>
         <w:spacing w:after="40" w:before="40"/>
       </w:pPr>
@@ -4730,7 +4730,7 @@
         <w:keepNext/>
         <w:numPr>
           <w:ilvl w:val="0"/>
-          <w:numId w:val="1219"/>
+          <w:numId w:val="1238"/>
         </w:numPr>
         <w:spacing w:after="40" w:before="40"/>
       </w:pPr>
@@ -4749,7 +4749,7 @@
         <w:keepNext/>
         <w:numPr>
           <w:ilvl w:val="0"/>
-          <w:numId w:val="1219"/>
+          <w:numId w:val="1238"/>
         </w:numPr>
         <w:spacing w:after="40" w:before="40"/>
       </w:pPr>
@@ -17410,6 +17410,120 @@
     </w:lvlOverride>
   </w:num>
   <w:num w:numId="1219">
+    <w:abstractNumId w:val="2"/>
+    <w:lvlOverride w:ilvl="0">
+      <w:startOverride w:val="1"/>
+    </w:lvlOverride>
+  </w:num>
+  <w:num w:numId="1220">
+    <w:abstractNumId w:val="2"/>
+    <w:lvlOverride w:ilvl="0">
+      <w:startOverride w:val="1"/>
+    </w:lvlOverride>
+  </w:num>
+  <w:num w:numId="1221">
+    <w:abstractNumId w:val="2"/>
+    <w:lvlOverride w:ilvl="0">
+      <w:startOverride w:val="1"/>
+    </w:lvlOverride>
+  </w:num>
+  <w:num w:numId="1222">
+    <w:abstractNumId w:val="2"/>
+    <w:lvlOverride w:ilvl="0">
+      <w:startOverride w:val="1"/>
+    </w:lvlOverride>
+  </w:num>
+  <w:num w:numId="1223">
+    <w:abstractNumId w:val="2"/>
+    <w:lvlOverride w:ilvl="0">
+      <w:startOverride w:val="1"/>
+    </w:lvlOverride>
+  </w:num>
+  <w:num w:numId="1224">
+    <w:abstractNumId w:val="2"/>
+    <w:lvlOverride w:ilvl="0">
+      <w:startOverride w:val="1"/>
+    </w:lvlOverride>
+  </w:num>
+  <w:num w:numId="1225">
+    <w:abstractNumId w:val="2"/>
+    <w:lvlOverride w:ilvl="0">
+      <w:startOverride w:val="1"/>
+    </w:lvlOverride>
+  </w:num>
+  <w:num w:numId="1226">
+    <w:abstractNumId w:val="2"/>
+    <w:lvlOverride w:ilvl="0">
+      <w:startOverride w:val="1"/>
+    </w:lvlOverride>
+  </w:num>
+  <w:num w:numId="1227">
+    <w:abstractNumId w:val="3"/>
+    <w:lvlOverride w:ilvl="0">
+      <w:startOverride w:val="1"/>
+    </w:lvlOverride>
+  </w:num>
+  <w:num w:numId="1228">
+    <w:abstractNumId w:val="2"/>
+    <w:lvlOverride w:ilvl="0">
+      <w:startOverride w:val="1"/>
+    </w:lvlOverride>
+  </w:num>
+  <w:num w:numId="1229">
+    <w:abstractNumId w:val="2"/>
+    <w:lvlOverride w:ilvl="0">
+      <w:startOverride w:val="1"/>
+    </w:lvlOverride>
+  </w:num>
+  <w:num w:numId="1230">
+    <w:abstractNumId w:val="3"/>
+    <w:lvlOverride w:ilvl="0">
+      <w:startOverride w:val="1"/>
+    </w:lvlOverride>
+  </w:num>
+  <w:num w:numId="1231">
+    <w:abstractNumId w:val="2"/>
+    <w:lvlOverride w:ilvl="0">
+      <w:startOverride w:val="1"/>
+    </w:lvlOverride>
+  </w:num>
+  <w:num w:numId="1232">
+    <w:abstractNumId w:val="2"/>
+    <w:lvlOverride w:ilvl="0">
+      <w:startOverride w:val="1"/>
+    </w:lvlOverride>
+  </w:num>
+  <w:num w:numId="1233">
+    <w:abstractNumId w:val="2"/>
+    <w:lvlOverride w:ilvl="0">
+      <w:startOverride w:val="1"/>
+    </w:lvlOverride>
+  </w:num>
+  <w:num w:numId="1234">
+    <w:abstractNumId w:val="2"/>
+    <w:lvlOverride w:ilvl="0">
+      <w:startOverride w:val="1"/>
+    </w:lvlOverride>
+  </w:num>
+  <w:num w:numId="1235">
+    <w:abstractNumId w:val="2"/>
+    <w:lvlOverride w:ilvl="0">
+      <w:startOverride w:val="1"/>
+    </w:lvlOverride>
+  </w:num>
+  <w:num w:numId="1236">
+    <w:abstractNumId w:val="2"/>
+    <w:lvlOverride w:ilvl="0">
+      <w:startOverride w:val="1"/>
+    </w:lvlOverride>
+  </w:num>
+  <w:num w:numId="1237">
+    <w:abstractNumId w:val="2"/>
+    <w:lvlOverride w:ilvl="0">
+      <w:startOverride w:val="1"/>
+    </w:lvlOverride>
+  </w:num>
+  <w:num w:numId="1238">
     <w:abstractNumId w:val="2"/>
     <w:lvlOverride w:ilvl="0">
       <w:startOverride w:val="1"/>
